--- a/納品レポート/PRIMECHANGE戦略レポート/PRIMECHANGE_品質売上総合レポート.docx
+++ b/納品レポート/PRIMECHANGE戦略レポート/PRIMECHANGE_品質売上総合レポート.docx
@@ -621,7 +621,7 @@
                 <w:sz w:val="16"/>
                 <w:szCs w:val="16"/>
               </w:rPr>
-              <w:t xml:space="preserve">5ホテル</w:t>
+              <w:t xml:space="preserve">4ホテル</w:t>
             </w:r>
           </w:p>
         </w:tc>
@@ -693,7 +693,7 @@
                 <w:sz w:val="16"/>
                 <w:szCs w:val="16"/>
               </w:rPr>
-              <w:t xml:space="preserve">3ホテル</w:t>
+              <w:t xml:space="preserve">4ホテル</w:t>
             </w:r>
           </w:p>
         </w:tc>
@@ -1363,7 +1363,7 @@
                 <w:sz w:val="14"/>
                 <w:szCs w:val="14"/>
               </w:rPr>
-              <w:t xml:space="preserve">9.19</w:t>
+              <w:t xml:space="preserve">9.18</w:t>
             </w:r>
           </w:p>
         </w:tc>
@@ -1398,7 +1398,7 @@
                 <w:sz w:val="14"/>
                 <w:szCs w:val="14"/>
               </w:rPr>
-              <w:t xml:space="preserve">134</w:t>
+              <w:t xml:space="preserve">135</w:t>
             </w:r>
           </w:p>
         </w:tc>
@@ -1715,7 +1715,7 @@
                 <w:sz w:val="14"/>
                 <w:szCs w:val="14"/>
               </w:rPr>
-              <w:t xml:space="preserve">8.62</w:t>
+              <w:t xml:space="preserve">8.63</w:t>
             </w:r>
           </w:p>
         </w:tc>
@@ -1750,7 +1750,7 @@
                 <w:sz w:val="14"/>
                 <w:szCs w:val="14"/>
               </w:rPr>
-              <w:t xml:space="preserve">137</w:t>
+              <w:t xml:space="preserve">139</w:t>
             </w:r>
           </w:p>
         </w:tc>
@@ -2067,7 +2067,7 @@
                 <w:sz w:val="14"/>
                 <w:szCs w:val="14"/>
               </w:rPr>
-              <w:t xml:space="preserve">8.62</w:t>
+              <w:t xml:space="preserve">8.65</w:t>
             </w:r>
           </w:p>
         </w:tc>
@@ -2102,7 +2102,7 @@
                 <w:sz w:val="14"/>
                 <w:szCs w:val="14"/>
               </w:rPr>
-              <w:t xml:space="preserve">120</w:t>
+              <w:t xml:space="preserve">123</w:t>
             </w:r>
           </w:p>
         </w:tc>
@@ -2419,7 +2419,7 @@
                 <w:sz w:val="14"/>
                 <w:szCs w:val="14"/>
               </w:rPr>
-              <w:t xml:space="preserve">7.87</w:t>
+              <w:t xml:space="preserve">7.89</w:t>
             </w:r>
           </w:p>
         </w:tc>
@@ -2454,7 +2454,7 @@
                 <w:sz w:val="14"/>
                 <w:szCs w:val="14"/>
               </w:rPr>
-              <w:t xml:space="preserve">136</w:t>
+              <w:t xml:space="preserve">139</w:t>
             </w:r>
           </w:p>
         </w:tc>
@@ -2771,7 +2771,7 @@
                 <w:sz w:val="14"/>
                 <w:szCs w:val="14"/>
               </w:rPr>
-              <w:t xml:space="preserve">7.02</w:t>
+              <w:t xml:space="preserve">7.03</w:t>
             </w:r>
           </w:p>
         </w:tc>
@@ -2806,7 +2806,7 @@
                 <w:sz w:val="14"/>
                 <w:szCs w:val="14"/>
               </w:rPr>
-              <w:t xml:space="preserve">65</w:t>
+              <w:t xml:space="preserve">66</w:t>
             </w:r>
           </w:p>
         </w:tc>
@@ -3123,7 +3123,7 @@
                 <w:sz w:val="14"/>
                 <w:szCs w:val="14"/>
               </w:rPr>
-              <w:t xml:space="preserve">8.25</w:t>
+              <w:t xml:space="preserve">8.27</w:t>
             </w:r>
           </w:p>
         </w:tc>
@@ -3158,7 +3158,7 @@
                 <w:sz w:val="14"/>
                 <w:szCs w:val="14"/>
               </w:rPr>
-              <w:t xml:space="preserve">270</w:t>
+              <w:t xml:space="preserve">280</w:t>
             </w:r>
           </w:p>
         </w:tc>
@@ -3475,7 +3475,7 @@
                 <w:sz w:val="14"/>
                 <w:szCs w:val="14"/>
               </w:rPr>
-              <w:t xml:space="preserve">8.88</w:t>
+              <w:t xml:space="preserve">8.90</w:t>
             </w:r>
           </w:p>
         </w:tc>
@@ -3510,7 +3510,7 @@
                 <w:sz w:val="14"/>
                 <w:szCs w:val="14"/>
               </w:rPr>
-              <w:t xml:space="preserve">50</w:t>
+              <w:t xml:space="preserve">51</w:t>
             </w:r>
           </w:p>
         </w:tc>
@@ -3827,7 +3827,7 @@
                 <w:sz w:val="14"/>
                 <w:szCs w:val="14"/>
               </w:rPr>
-              <w:t xml:space="preserve">9.00</w:t>
+              <w:t xml:space="preserve">9.03</w:t>
             </w:r>
           </w:p>
         </w:tc>
@@ -3862,7 +3862,7 @@
                 <w:sz w:val="14"/>
                 <w:szCs w:val="14"/>
               </w:rPr>
-              <w:t xml:space="preserve">110</w:t>
+              <w:t xml:space="preserve">116</w:t>
             </w:r>
           </w:p>
         </w:tc>
@@ -4179,7 +4179,7 @@
                 <w:sz w:val="14"/>
                 <w:szCs w:val="14"/>
               </w:rPr>
-              <w:t xml:space="preserve">7.44</w:t>
+              <w:t xml:space="preserve">7.34</w:t>
             </w:r>
           </w:p>
         </w:tc>
@@ -4214,7 +4214,7 @@
                 <w:sz w:val="14"/>
                 <w:szCs w:val="14"/>
               </w:rPr>
-              <w:t xml:space="preserve">45</w:t>
+              <w:t xml:space="preserve">47</w:t>
             </w:r>
           </w:p>
         </w:tc>
@@ -4566,7 +4566,7 @@
                 <w:sz w:val="14"/>
                 <w:szCs w:val="14"/>
               </w:rPr>
-              <w:t xml:space="preserve">103</w:t>
+              <w:t xml:space="preserve">105</w:t>
             </w:r>
           </w:p>
         </w:tc>
@@ -4883,7 +4883,7 @@
                 <w:sz w:val="14"/>
                 <w:szCs w:val="14"/>
               </w:rPr>
-              <w:t xml:space="preserve">8.81</w:t>
+              <w:t xml:space="preserve">8.77</w:t>
             </w:r>
           </w:p>
         </w:tc>
@@ -4918,7 +4918,7 @@
                 <w:sz w:val="14"/>
                 <w:szCs w:val="14"/>
               </w:rPr>
-              <w:t xml:space="preserve">83</w:t>
+              <w:t xml:space="preserve">84</w:t>
             </w:r>
           </w:p>
         </w:tc>
@@ -5235,7 +5235,7 @@
                 <w:sz w:val="14"/>
                 <w:szCs w:val="14"/>
               </w:rPr>
-              <w:t xml:space="preserve">9.03</w:t>
+              <w:t xml:space="preserve">9.06</w:t>
             </w:r>
           </w:p>
         </w:tc>
@@ -5270,7 +5270,7 @@
                 <w:sz w:val="14"/>
                 <w:szCs w:val="14"/>
               </w:rPr>
-              <w:t xml:space="preserve">97</w:t>
+              <w:t xml:space="preserve">101</w:t>
             </w:r>
           </w:p>
         </w:tc>
@@ -5587,7 +5587,7 @@
                 <w:sz w:val="14"/>
                 <w:szCs w:val="14"/>
               </w:rPr>
-              <w:t xml:space="preserve">7.70</w:t>
+              <w:t xml:space="preserve">7.65</w:t>
             </w:r>
           </w:p>
         </w:tc>
@@ -5798,6 +5798,710 @@
                 <w:szCs w:val="14"/>
               </w:rPr>
               <w:t xml:space="preserve">¥1,066</w:t>
+            </w:r>
+          </w:p>
+        </w:tc>
+        <w:tc>
+          <w:tcPr>
+            <w:tcW w:type="dxa" w:w="900"/>
+            <w:tcBorders>
+              <w:top w:val="single" w:color="CCCCCC" w:sz="1"/>
+              <w:left w:val="single" w:color="CCCCCC" w:sz="1"/>
+              <w:bottom w:val="single" w:color="CCCCCC" w:sz="1"/>
+              <w:right w:val="single" w:color="CCCCCC" w:sz="1"/>
+            </w:tcBorders>
+            <w:shd w:fill="FFF3E0" w:color="FFF3E0" w:val="solid"/>
+            <w:tcMar>
+              <w:top w:type="dxa" w:w="60"/>
+              <w:left w:type="dxa" w:w="80"/>
+              <w:bottom w:type="dxa" w:w="60"/>
+              <w:right w:type="dxa" w:w="80"/>
+            </w:tcMar>
+            <w:vAlign w:val="center"/>
+          </w:tcPr>
+          <w:p>
+            <w:pPr>
+              <w:jc w:val="center"/>
+            </w:pPr>
+            <w:r>
+              <w:rPr>
+                <w:rFonts w:ascii="Arial" w:cs="Arial" w:eastAsia="Arial" w:hAnsi="Arial"/>
+                <w:b/>
+                <w:bCs/>
+                <w:color w:val="E65100"/>
+                <w:sz w:val="13"/>
+                <w:szCs w:val="13"/>
+              </w:rPr>
+              <w:t xml:space="preserve">🟠 高</w:t>
+            </w:r>
+          </w:p>
+        </w:tc>
+      </w:tr>
+      <w:tr>
+        <w:tc>
+          <w:tcPr>
+            <w:tcW w:type="dxa" w:w="400"/>
+            <w:tcBorders>
+              <w:top w:val="single" w:color="CCCCCC" w:sz="1"/>
+              <w:left w:val="single" w:color="CCCCCC" w:sz="1"/>
+              <w:bottom w:val="single" w:color="CCCCCC" w:sz="1"/>
+              <w:right w:val="single" w:color="CCCCCC" w:sz="1"/>
+            </w:tcBorders>
+            <w:shd w:fill="F5F7FA" w:color="F5F7FA" w:val="solid"/>
+            <w:tcMar>
+              <w:top w:type="dxa" w:w="60"/>
+              <w:left w:type="dxa" w:w="80"/>
+              <w:bottom w:type="dxa" w:w="60"/>
+              <w:right w:type="dxa" w:w="80"/>
+            </w:tcMar>
+            <w:vAlign w:val="center"/>
+          </w:tcPr>
+          <w:p>
+            <w:pPr>
+              <w:jc w:val="center"/>
+            </w:pPr>
+            <w:r>
+              <w:rPr>
+                <w:rFonts w:ascii="Arial" w:cs="Arial" w:eastAsia="Arial" w:hAnsi="Arial"/>
+                <w:b w:val="false"/>
+                <w:bCs w:val="false"/>
+                <w:color w:val="333333"/>
+                <w:sz w:val="14"/>
+                <w:szCs w:val="14"/>
+              </w:rPr>
+              <w:t xml:space="preserve">14</w:t>
+            </w:r>
+          </w:p>
+        </w:tc>
+        <w:tc>
+          <w:tcPr>
+            <w:tcW w:type="dxa" w:w="2800"/>
+            <w:tcBorders>
+              <w:top w:val="single" w:color="CCCCCC" w:sz="1"/>
+              <w:left w:val="single" w:color="CCCCCC" w:sz="1"/>
+              <w:bottom w:val="single" w:color="CCCCCC" w:sz="1"/>
+              <w:right w:val="single" w:color="CCCCCC" w:sz="1"/>
+            </w:tcBorders>
+            <w:shd w:fill="F5F7FA" w:color="F5F7FA" w:val="solid"/>
+            <w:tcMar>
+              <w:top w:type="dxa" w:w="60"/>
+              <w:left w:type="dxa" w:w="80"/>
+              <w:bottom w:type="dxa" w:w="60"/>
+              <w:right w:type="dxa" w:w="80"/>
+            </w:tcMar>
+            <w:vAlign w:val="center"/>
+          </w:tcPr>
+          <w:p>
+            <w:pPr>
+              <w:jc w:val="left"/>
+            </w:pPr>
+            <w:r>
+              <w:rPr>
+                <w:rFonts w:ascii="Arial" w:cs="Arial" w:eastAsia="Arial" w:hAnsi="Arial"/>
+                <w:b w:val="false"/>
+                <w:bCs w:val="false"/>
+                <w:color w:val="333333"/>
+                <w:sz w:val="13"/>
+                <w:szCs w:val="13"/>
+              </w:rPr>
+              <w:t xml:space="preserve">コンフォートホテルERA東京東神田</w:t>
+            </w:r>
+          </w:p>
+        </w:tc>
+        <w:tc>
+          <w:tcPr>
+            <w:tcW w:type="dxa" w:w="700"/>
+            <w:tcBorders>
+              <w:top w:val="single" w:color="CCCCCC" w:sz="1"/>
+              <w:left w:val="single" w:color="CCCCCC" w:sz="1"/>
+              <w:bottom w:val="single" w:color="CCCCCC" w:sz="1"/>
+              <w:right w:val="single" w:color="CCCCCC" w:sz="1"/>
+            </w:tcBorders>
+            <w:shd w:fill="F5F7FA" w:color="F5F7FA" w:val="solid"/>
+            <w:tcMar>
+              <w:top w:type="dxa" w:w="60"/>
+              <w:left w:type="dxa" w:w="80"/>
+              <w:bottom w:type="dxa" w:w="60"/>
+              <w:right w:type="dxa" w:w="80"/>
+            </w:tcMar>
+            <w:vAlign w:val="center"/>
+          </w:tcPr>
+          <w:p>
+            <w:pPr>
+              <w:jc w:val="center"/>
+            </w:pPr>
+            <w:r>
+              <w:rPr>
+                <w:rFonts w:ascii="Arial" w:cs="Arial" w:eastAsia="Arial" w:hAnsi="Arial"/>
+                <w:b w:val="false"/>
+                <w:bCs w:val="false"/>
+                <w:color w:val="27AE60"/>
+                <w:sz w:val="14"/>
+                <w:szCs w:val="14"/>
+              </w:rPr>
+              <w:t xml:space="preserve">8.91</w:t>
+            </w:r>
+          </w:p>
+        </w:tc>
+        <w:tc>
+          <w:tcPr>
+            <w:tcW w:type="dxa" w:w="700"/>
+            <w:tcBorders>
+              <w:top w:val="single" w:color="CCCCCC" w:sz="1"/>
+              <w:left w:val="single" w:color="CCCCCC" w:sz="1"/>
+              <w:bottom w:val="single" w:color="CCCCCC" w:sz="1"/>
+              <w:right w:val="single" w:color="CCCCCC" w:sz="1"/>
+            </w:tcBorders>
+            <w:shd w:fill="F5F7FA" w:color="F5F7FA" w:val="solid"/>
+            <w:tcMar>
+              <w:top w:type="dxa" w:w="60"/>
+              <w:left w:type="dxa" w:w="80"/>
+              <w:bottom w:type="dxa" w:w="60"/>
+              <w:right w:type="dxa" w:w="80"/>
+            </w:tcMar>
+            <w:vAlign w:val="center"/>
+          </w:tcPr>
+          <w:p>
+            <w:pPr>
+              <w:jc w:val="center"/>
+            </w:pPr>
+            <w:r>
+              <w:rPr>
+                <w:rFonts w:ascii="Arial" w:cs="Arial" w:eastAsia="Arial" w:hAnsi="Arial"/>
+                <w:b w:val="false"/>
+                <w:bCs w:val="false"/>
+                <w:color w:val="333333"/>
+                <w:sz w:val="14"/>
+                <w:szCs w:val="14"/>
+              </w:rPr>
+              <w:t xml:space="preserve">115</w:t>
+            </w:r>
+          </w:p>
+        </w:tc>
+        <w:tc>
+          <w:tcPr>
+            <w:tcW w:type="dxa" w:w="700"/>
+            <w:tcBorders>
+              <w:top w:val="single" w:color="CCCCCC" w:sz="1"/>
+              <w:left w:val="single" w:color="CCCCCC" w:sz="1"/>
+              <w:bottom w:val="single" w:color="CCCCCC" w:sz="1"/>
+              <w:right w:val="single" w:color="CCCCCC" w:sz="1"/>
+            </w:tcBorders>
+            <w:shd w:fill="F5F7FA" w:color="F5F7FA" w:val="solid"/>
+            <w:tcMar>
+              <w:top w:type="dxa" w:w="60"/>
+              <w:left w:type="dxa" w:w="80"/>
+              <w:bottom w:type="dxa" w:w="60"/>
+              <w:right w:type="dxa" w:w="80"/>
+            </w:tcMar>
+            <w:vAlign w:val="center"/>
+          </w:tcPr>
+          <w:p>
+            <w:pPr>
+              <w:jc w:val="center"/>
+            </w:pPr>
+            <w:r>
+              <w:rPr>
+                <w:rFonts w:ascii="Arial" w:cs="Arial" w:eastAsia="Arial" w:hAnsi="Arial"/>
+                <w:b w:val="false"/>
+                <w:bCs w:val="false"/>
+                <w:color w:val="333333"/>
+                <w:sz w:val="14"/>
+                <w:szCs w:val="14"/>
+              </w:rPr>
+              <w:t xml:space="preserve">65.8%</w:t>
+            </w:r>
+          </w:p>
+        </w:tc>
+        <w:tc>
+          <w:tcPr>
+            <w:tcW w:type="dxa" w:w="1300"/>
+            <w:tcBorders>
+              <w:top w:val="single" w:color="CCCCCC" w:sz="1"/>
+              <w:left w:val="single" w:color="CCCCCC" w:sz="1"/>
+              <w:bottom w:val="single" w:color="CCCCCC" w:sz="1"/>
+              <w:right w:val="single" w:color="CCCCCC" w:sz="1"/>
+            </w:tcBorders>
+            <w:shd w:fill="F5F7FA" w:color="F5F7FA" w:val="solid"/>
+            <w:tcMar>
+              <w:top w:type="dxa" w:w="60"/>
+              <w:left w:type="dxa" w:w="80"/>
+              <w:bottom w:type="dxa" w:w="60"/>
+              <w:right w:type="dxa" w:w="80"/>
+            </w:tcMar>
+            <w:vAlign w:val="center"/>
+          </w:tcPr>
+          <w:p>
+            <w:pPr>
+              <w:jc w:val="center"/>
+            </w:pPr>
+            <w:r>
+              <w:rPr>
+                <w:rFonts w:ascii="Arial" w:cs="Arial" w:eastAsia="Arial" w:hAnsi="Arial"/>
+                <w:b w:val="false"/>
+                <w:bCs w:val="false"/>
+                <w:color w:val="333333"/>
+                <w:sz w:val="14"/>
+                <w:szCs w:val="14"/>
+              </w:rPr>
+              <w:t xml:space="preserve">¥4,047,280</w:t>
+            </w:r>
+          </w:p>
+        </w:tc>
+        <w:tc>
+          <w:tcPr>
+            <w:tcW w:type="dxa" w:w="1200"/>
+            <w:tcBorders>
+              <w:top w:val="single" w:color="CCCCCC" w:sz="1"/>
+              <w:left w:val="single" w:color="CCCCCC" w:sz="1"/>
+              <w:bottom w:val="single" w:color="CCCCCC" w:sz="1"/>
+              <w:right w:val="single" w:color="CCCCCC" w:sz="1"/>
+            </w:tcBorders>
+            <w:shd w:fill="F5F7FA" w:color="F5F7FA" w:val="solid"/>
+            <w:tcMar>
+              <w:top w:type="dxa" w:w="60"/>
+              <w:left w:type="dxa" w:w="80"/>
+              <w:bottom w:type="dxa" w:w="60"/>
+              <w:right w:type="dxa" w:w="80"/>
+            </w:tcMar>
+            <w:vAlign w:val="center"/>
+          </w:tcPr>
+          <w:p>
+            <w:pPr>
+              <w:jc w:val="center"/>
+            </w:pPr>
+            <w:r>
+              <w:rPr>
+                <w:rFonts w:ascii="Arial" w:cs="Arial" w:eastAsia="Arial" w:hAnsi="Arial"/>
+                <w:b w:val="false"/>
+                <w:bCs w:val="false"/>
+                <w:color w:val="333333"/>
+                <w:sz w:val="14"/>
+                <w:szCs w:val="14"/>
+              </w:rPr>
+              <w:t xml:space="preserve">¥1,266,459</w:t>
+            </w:r>
+          </w:p>
+        </w:tc>
+        <w:tc>
+          <w:tcPr>
+            <w:tcW w:type="dxa" w:w="700"/>
+            <w:tcBorders>
+              <w:top w:val="single" w:color="CCCCCC" w:sz="1"/>
+              <w:left w:val="single" w:color="CCCCCC" w:sz="1"/>
+              <w:bottom w:val="single" w:color="CCCCCC" w:sz="1"/>
+              <w:right w:val="single" w:color="CCCCCC" w:sz="1"/>
+            </w:tcBorders>
+            <w:shd w:fill="F5F7FA" w:color="F5F7FA" w:val="solid"/>
+            <w:tcMar>
+              <w:top w:type="dxa" w:w="60"/>
+              <w:left w:type="dxa" w:w="80"/>
+              <w:bottom w:type="dxa" w:w="60"/>
+              <w:right w:type="dxa" w:w="80"/>
+            </w:tcMar>
+            <w:vAlign w:val="center"/>
+          </w:tcPr>
+          <w:p>
+            <w:pPr>
+              <w:jc w:val="center"/>
+            </w:pPr>
+            <w:r>
+              <w:rPr>
+                <w:rFonts w:ascii="Arial" w:cs="Arial" w:eastAsia="Arial" w:hAnsi="Arial"/>
+                <w:b w:val="false"/>
+                <w:bCs w:val="false"/>
+                <w:color w:val="333333"/>
+                <w:sz w:val="14"/>
+                <w:szCs w:val="14"/>
+              </w:rPr>
+              <w:t xml:space="preserve">31.3%</w:t>
+            </w:r>
+          </w:p>
+        </w:tc>
+        <w:tc>
+          <w:tcPr>
+            <w:tcW w:type="dxa" w:w="900"/>
+            <w:tcBorders>
+              <w:top w:val="single" w:color="CCCCCC" w:sz="1"/>
+              <w:left w:val="single" w:color="CCCCCC" w:sz="1"/>
+              <w:bottom w:val="single" w:color="CCCCCC" w:sz="1"/>
+              <w:right w:val="single" w:color="CCCCCC" w:sz="1"/>
+            </w:tcBorders>
+            <w:shd w:fill="F5F7FA" w:color="F5F7FA" w:val="solid"/>
+            <w:tcMar>
+              <w:top w:type="dxa" w:w="60"/>
+              <w:left w:type="dxa" w:w="80"/>
+              <w:bottom w:type="dxa" w:w="60"/>
+              <w:right w:type="dxa" w:w="80"/>
+            </w:tcMar>
+            <w:vAlign w:val="center"/>
+          </w:tcPr>
+          <w:p>
+            <w:pPr>
+              <w:jc w:val="center"/>
+            </w:pPr>
+            <w:r>
+              <w:rPr>
+                <w:rFonts w:ascii="Arial" w:cs="Arial" w:eastAsia="Arial" w:hAnsi="Arial"/>
+                <w:b w:val="false"/>
+                <w:bCs w:val="false"/>
+                <w:color w:val="333333"/>
+                <w:sz w:val="14"/>
+                <w:szCs w:val="14"/>
+              </w:rPr>
+              <w:t xml:space="preserve">¥1,168</w:t>
+            </w:r>
+          </w:p>
+        </w:tc>
+        <w:tc>
+          <w:tcPr>
+            <w:tcW w:type="dxa" w:w="900"/>
+            <w:tcBorders>
+              <w:top w:val="single" w:color="CCCCCC" w:sz="1"/>
+              <w:left w:val="single" w:color="CCCCCC" w:sz="1"/>
+              <w:bottom w:val="single" w:color="CCCCCC" w:sz="1"/>
+              <w:right w:val="single" w:color="CCCCCC" w:sz="1"/>
+            </w:tcBorders>
+            <w:shd w:fill="E3F2FD" w:color="E3F2FD" w:val="solid"/>
+            <w:tcMar>
+              <w:top w:type="dxa" w:w="60"/>
+              <w:left w:type="dxa" w:w="80"/>
+              <w:bottom w:type="dxa" w:w="60"/>
+              <w:right w:type="dxa" w:w="80"/>
+            </w:tcMar>
+            <w:vAlign w:val="center"/>
+          </w:tcPr>
+          <w:p>
+            <w:pPr>
+              <w:jc w:val="center"/>
+            </w:pPr>
+            <w:r>
+              <w:rPr>
+                <w:rFonts w:ascii="Arial" w:cs="Arial" w:eastAsia="Arial" w:hAnsi="Arial"/>
+                <w:b/>
+                <w:bCs/>
+                <w:color w:val="1565C0"/>
+                <w:sz w:val="13"/>
+                <w:szCs w:val="13"/>
+              </w:rPr>
+              <w:t xml:space="preserve">🔵 標準</w:t>
+            </w:r>
+          </w:p>
+        </w:tc>
+      </w:tr>
+      <w:tr>
+        <w:tc>
+          <w:tcPr>
+            <w:tcW w:type="dxa" w:w="400"/>
+            <w:tcBorders>
+              <w:top w:val="single" w:color="CCCCCC" w:sz="1"/>
+              <w:left w:val="single" w:color="CCCCCC" w:sz="1"/>
+              <w:bottom w:val="single" w:color="CCCCCC" w:sz="1"/>
+              <w:right w:val="single" w:color="CCCCCC" w:sz="1"/>
+            </w:tcBorders>
+            <w:shd w:fill="FFFFFF" w:color="FFFFFF" w:val="solid"/>
+            <w:tcMar>
+              <w:top w:type="dxa" w:w="60"/>
+              <w:left w:type="dxa" w:w="80"/>
+              <w:bottom w:type="dxa" w:w="60"/>
+              <w:right w:type="dxa" w:w="80"/>
+            </w:tcMar>
+            <w:vAlign w:val="center"/>
+          </w:tcPr>
+          <w:p>
+            <w:pPr>
+              <w:jc w:val="center"/>
+            </w:pPr>
+            <w:r>
+              <w:rPr>
+                <w:rFonts w:ascii="Arial" w:cs="Arial" w:eastAsia="Arial" w:hAnsi="Arial"/>
+                <w:b w:val="false"/>
+                <w:bCs w:val="false"/>
+                <w:color w:val="333333"/>
+                <w:sz w:val="14"/>
+                <w:szCs w:val="14"/>
+              </w:rPr>
+              <w:t xml:space="preserve">15</w:t>
+            </w:r>
+          </w:p>
+        </w:tc>
+        <w:tc>
+          <w:tcPr>
+            <w:tcW w:type="dxa" w:w="2800"/>
+            <w:tcBorders>
+              <w:top w:val="single" w:color="CCCCCC" w:sz="1"/>
+              <w:left w:val="single" w:color="CCCCCC" w:sz="1"/>
+              <w:bottom w:val="single" w:color="CCCCCC" w:sz="1"/>
+              <w:right w:val="single" w:color="CCCCCC" w:sz="1"/>
+            </w:tcBorders>
+            <w:shd w:fill="FFFFFF" w:color="FFFFFF" w:val="solid"/>
+            <w:tcMar>
+              <w:top w:type="dxa" w:w="60"/>
+              <w:left w:type="dxa" w:w="80"/>
+              <w:bottom w:type="dxa" w:w="60"/>
+              <w:right w:type="dxa" w:w="80"/>
+            </w:tcMar>
+            <w:vAlign w:val="center"/>
+          </w:tcPr>
+          <w:p>
+            <w:pPr>
+              <w:jc w:val="left"/>
+            </w:pPr>
+            <w:r>
+              <w:rPr>
+                <w:rFonts w:ascii="Arial" w:cs="Arial" w:eastAsia="Arial" w:hAnsi="Arial"/>
+                <w:b w:val="false"/>
+                <w:bCs w:val="false"/>
+                <w:color w:val="333333"/>
+                <w:sz w:val="13"/>
+                <w:szCs w:val="13"/>
+              </w:rPr>
+              <w:t xml:space="preserve">コートホテル新横浜</w:t>
+            </w:r>
+          </w:p>
+        </w:tc>
+        <w:tc>
+          <w:tcPr>
+            <w:tcW w:type="dxa" w:w="700"/>
+            <w:tcBorders>
+              <w:top w:val="single" w:color="CCCCCC" w:sz="1"/>
+              <w:left w:val="single" w:color="CCCCCC" w:sz="1"/>
+              <w:bottom w:val="single" w:color="CCCCCC" w:sz="1"/>
+              <w:right w:val="single" w:color="CCCCCC" w:sz="1"/>
+            </w:tcBorders>
+            <w:shd w:fill="FFFFFF" w:color="FFFFFF" w:val="solid"/>
+            <w:tcMar>
+              <w:top w:type="dxa" w:w="60"/>
+              <w:left w:type="dxa" w:w="80"/>
+              <w:bottom w:type="dxa" w:w="60"/>
+              <w:right w:type="dxa" w:w="80"/>
+            </w:tcMar>
+            <w:vAlign w:val="center"/>
+          </w:tcPr>
+          <w:p>
+            <w:pPr>
+              <w:jc w:val="center"/>
+            </w:pPr>
+            <w:r>
+              <w:rPr>
+                <w:rFonts w:ascii="Arial" w:cs="Arial" w:eastAsia="Arial" w:hAnsi="Arial"/>
+                <w:b w:val="false"/>
+                <w:bCs w:val="false"/>
+                <w:color w:val="E74C3C"/>
+                <w:sz w:val="14"/>
+                <w:szCs w:val="14"/>
+              </w:rPr>
+              <w:t xml:space="preserve">7.03</w:t>
+            </w:r>
+          </w:p>
+        </w:tc>
+        <w:tc>
+          <w:tcPr>
+            <w:tcW w:type="dxa" w:w="700"/>
+            <w:tcBorders>
+              <w:top w:val="single" w:color="CCCCCC" w:sz="1"/>
+              <w:left w:val="single" w:color="CCCCCC" w:sz="1"/>
+              <w:bottom w:val="single" w:color="CCCCCC" w:sz="1"/>
+              <w:right w:val="single" w:color="CCCCCC" w:sz="1"/>
+            </w:tcBorders>
+            <w:shd w:fill="FFFFFF" w:color="FFFFFF" w:val="solid"/>
+            <w:tcMar>
+              <w:top w:type="dxa" w:w="60"/>
+              <w:left w:type="dxa" w:w="80"/>
+              <w:bottom w:type="dxa" w:w="60"/>
+              <w:right w:type="dxa" w:w="80"/>
+            </w:tcMar>
+            <w:vAlign w:val="center"/>
+          </w:tcPr>
+          <w:p>
+            <w:pPr>
+              <w:jc w:val="center"/>
+            </w:pPr>
+            <w:r>
+              <w:rPr>
+                <w:rFonts w:ascii="Arial" w:cs="Arial" w:eastAsia="Arial" w:hAnsi="Arial"/>
+                <w:b w:val="false"/>
+                <w:bCs w:val="false"/>
+                <w:color w:val="333333"/>
+                <w:sz w:val="14"/>
+                <w:szCs w:val="14"/>
+              </w:rPr>
+              <w:t xml:space="preserve">120</w:t>
+            </w:r>
+          </w:p>
+        </w:tc>
+        <w:tc>
+          <w:tcPr>
+            <w:tcW w:type="dxa" w:w="700"/>
+            <w:tcBorders>
+              <w:top w:val="single" w:color="CCCCCC" w:sz="1"/>
+              <w:left w:val="single" w:color="CCCCCC" w:sz="1"/>
+              <w:bottom w:val="single" w:color="CCCCCC" w:sz="1"/>
+              <w:right w:val="single" w:color="CCCCCC" w:sz="1"/>
+            </w:tcBorders>
+            <w:shd w:fill="FFFFFF" w:color="FFFFFF" w:val="solid"/>
+            <w:tcMar>
+              <w:top w:type="dxa" w:w="60"/>
+              <w:left w:type="dxa" w:w="80"/>
+              <w:bottom w:type="dxa" w:w="60"/>
+              <w:right w:type="dxa" w:w="80"/>
+            </w:tcMar>
+            <w:vAlign w:val="center"/>
+          </w:tcPr>
+          <w:p>
+            <w:pPr>
+              <w:jc w:val="center"/>
+            </w:pPr>
+            <w:r>
+              <w:rPr>
+                <w:rFonts w:ascii="Arial" w:cs="Arial" w:eastAsia="Arial" w:hAnsi="Arial"/>
+                <w:b w:val="false"/>
+                <w:bCs w:val="false"/>
+                <w:color w:val="333333"/>
+                <w:sz w:val="14"/>
+                <w:szCs w:val="14"/>
+              </w:rPr>
+              <w:t xml:space="preserve">70.9%</w:t>
+            </w:r>
+          </w:p>
+        </w:tc>
+        <w:tc>
+          <w:tcPr>
+            <w:tcW w:type="dxa" w:w="1300"/>
+            <w:tcBorders>
+              <w:top w:val="single" w:color="CCCCCC" w:sz="1"/>
+              <w:left w:val="single" w:color="CCCCCC" w:sz="1"/>
+              <w:bottom w:val="single" w:color="CCCCCC" w:sz="1"/>
+              <w:right w:val="single" w:color="CCCCCC" w:sz="1"/>
+            </w:tcBorders>
+            <w:shd w:fill="FFFFFF" w:color="FFFFFF" w:val="solid"/>
+            <w:tcMar>
+              <w:top w:type="dxa" w:w="60"/>
+              <w:left w:type="dxa" w:w="80"/>
+              <w:bottom w:type="dxa" w:w="60"/>
+              <w:right w:type="dxa" w:w="80"/>
+            </w:tcMar>
+            <w:vAlign w:val="center"/>
+          </w:tcPr>
+          <w:p>
+            <w:pPr>
+              <w:jc w:val="center"/>
+            </w:pPr>
+            <w:r>
+              <w:rPr>
+                <w:rFonts w:ascii="Arial" w:cs="Arial" w:eastAsia="Arial" w:hAnsi="Arial"/>
+                <w:b w:val="false"/>
+                <w:bCs w:val="false"/>
+                <w:color w:val="333333"/>
+                <w:sz w:val="14"/>
+                <w:szCs w:val="14"/>
+              </w:rPr>
+              <w:t xml:space="preserve">¥3,705,215</w:t>
+            </w:r>
+          </w:p>
+        </w:tc>
+        <w:tc>
+          <w:tcPr>
+            <w:tcW w:type="dxa" w:w="1200"/>
+            <w:tcBorders>
+              <w:top w:val="single" w:color="CCCCCC" w:sz="1"/>
+              <w:left w:val="single" w:color="CCCCCC" w:sz="1"/>
+              <w:bottom w:val="single" w:color="CCCCCC" w:sz="1"/>
+              <w:right w:val="single" w:color="CCCCCC" w:sz="1"/>
+            </w:tcBorders>
+            <w:shd w:fill="FFFFFF" w:color="FFFFFF" w:val="solid"/>
+            <w:tcMar>
+              <w:top w:type="dxa" w:w="60"/>
+              <w:left w:type="dxa" w:w="80"/>
+              <w:bottom w:type="dxa" w:w="60"/>
+              <w:right w:type="dxa" w:w="80"/>
+            </w:tcMar>
+            <w:vAlign w:val="center"/>
+          </w:tcPr>
+          <w:p>
+            <w:pPr>
+              <w:jc w:val="center"/>
+            </w:pPr>
+            <w:r>
+              <w:rPr>
+                <w:rFonts w:ascii="Arial" w:cs="Arial" w:eastAsia="Arial" w:hAnsi="Arial"/>
+                <w:b w:val="false"/>
+                <w:bCs w:val="false"/>
+                <w:color w:val="333333"/>
+                <w:sz w:val="14"/>
+                <w:szCs w:val="14"/>
+              </w:rPr>
+              <w:t xml:space="preserve">¥1,020,472</w:t>
+            </w:r>
+          </w:p>
+        </w:tc>
+        <w:tc>
+          <w:tcPr>
+            <w:tcW w:type="dxa" w:w="700"/>
+            <w:tcBorders>
+              <w:top w:val="single" w:color="CCCCCC" w:sz="1"/>
+              <w:left w:val="single" w:color="CCCCCC" w:sz="1"/>
+              <w:bottom w:val="single" w:color="CCCCCC" w:sz="1"/>
+              <w:right w:val="single" w:color="CCCCCC" w:sz="1"/>
+            </w:tcBorders>
+            <w:shd w:fill="FFFFFF" w:color="FFFFFF" w:val="solid"/>
+            <w:tcMar>
+              <w:top w:type="dxa" w:w="60"/>
+              <w:left w:type="dxa" w:w="80"/>
+              <w:bottom w:type="dxa" w:w="60"/>
+              <w:right w:type="dxa" w:w="80"/>
+            </w:tcMar>
+            <w:vAlign w:val="center"/>
+          </w:tcPr>
+          <w:p>
+            <w:pPr>
+              <w:jc w:val="center"/>
+            </w:pPr>
+            <w:r>
+              <w:rPr>
+                <w:rFonts w:ascii="Arial" w:cs="Arial" w:eastAsia="Arial" w:hAnsi="Arial"/>
+                <w:b w:val="false"/>
+                <w:bCs w:val="false"/>
+                <w:color w:val="333333"/>
+                <w:sz w:val="14"/>
+                <w:szCs w:val="14"/>
+              </w:rPr>
+              <w:t xml:space="preserve">27.5%</w:t>
+            </w:r>
+          </w:p>
+        </w:tc>
+        <w:tc>
+          <w:tcPr>
+            <w:tcW w:type="dxa" w:w="900"/>
+            <w:tcBorders>
+              <w:top w:val="single" w:color="CCCCCC" w:sz="1"/>
+              <w:left w:val="single" w:color="CCCCCC" w:sz="1"/>
+              <w:bottom w:val="single" w:color="CCCCCC" w:sz="1"/>
+              <w:right w:val="single" w:color="CCCCCC" w:sz="1"/>
+            </w:tcBorders>
+            <w:shd w:fill="FFFFFF" w:color="FFFFFF" w:val="solid"/>
+            <w:tcMar>
+              <w:top w:type="dxa" w:w="60"/>
+              <w:left w:type="dxa" w:w="80"/>
+              <w:bottom w:type="dxa" w:w="60"/>
+              <w:right w:type="dxa" w:w="80"/>
+            </w:tcMar>
+            <w:vAlign w:val="center"/>
+          </w:tcPr>
+          <w:p>
+            <w:pPr>
+              <w:jc w:val="center"/>
+            </w:pPr>
+            <w:r>
+              <w:rPr>
+                <w:rFonts w:ascii="Arial" w:cs="Arial" w:eastAsia="Arial" w:hAnsi="Arial"/>
+                <w:b w:val="false"/>
+                <w:bCs w:val="false"/>
+                <w:color w:val="333333"/>
+                <w:sz w:val="14"/>
+                <w:szCs w:val="14"/>
+              </w:rPr>
+              <w:t xml:space="preserve">¥977</w:t>
             </w:r>
           </w:p>
         </w:tc>
@@ -5869,7 +6573,7 @@
                 <w:sz w:val="14"/>
                 <w:szCs w:val="14"/>
               </w:rPr>
-              <w:t xml:space="preserve">14</w:t>
+              <w:t xml:space="preserve">16</w:t>
             </w:r>
           </w:p>
         </w:tc>
@@ -5904,7 +6608,7 @@
                 <w:sz w:val="13"/>
                 <w:szCs w:val="13"/>
               </w:rPr>
-              <w:t xml:space="preserve">コンフォートホテルERA東京東神田</w:t>
+              <w:t xml:space="preserve">リッチモンドホテル東京目白</w:t>
             </w:r>
           </w:p>
         </w:tc>
@@ -5939,7 +6643,7 @@
                 <w:sz w:val="14"/>
                 <w:szCs w:val="14"/>
               </w:rPr>
-              <w:t xml:space="preserve">8.93</w:t>
+              <w:t xml:space="preserve">8.66</w:t>
             </w:r>
           </w:p>
         </w:tc>
@@ -5974,7 +6678,7 @@
                 <w:sz w:val="14"/>
                 <w:szCs w:val="14"/>
               </w:rPr>
-              <w:t xml:space="preserve">112</w:t>
+              <w:t xml:space="preserve">119</w:t>
             </w:r>
           </w:p>
         </w:tc>
@@ -6009,7 +6713,7 @@
                 <w:sz w:val="14"/>
                 <w:szCs w:val="14"/>
               </w:rPr>
-              <w:t xml:space="preserve">65.8%</w:t>
+              <w:t xml:space="preserve">81.8%</w:t>
             </w:r>
           </w:p>
         </w:tc>
@@ -6044,7 +6748,7 @@
                 <w:sz w:val="14"/>
                 <w:szCs w:val="14"/>
               </w:rPr>
-              <w:t xml:space="preserve">¥4,047,280</w:t>
+              <w:t xml:space="preserve">¥3,663,440</w:t>
             </w:r>
           </w:p>
         </w:tc>
@@ -6079,7 +6783,7 @@
                 <w:sz w:val="14"/>
                 <w:szCs w:val="14"/>
               </w:rPr>
-              <w:t xml:space="preserve">¥1,266,459</w:t>
+              <w:t xml:space="preserve">¥869,624</w:t>
             </w:r>
           </w:p>
         </w:tc>
@@ -6114,7 +6818,7 @@
                 <w:sz w:val="14"/>
                 <w:szCs w:val="14"/>
               </w:rPr>
-              <w:t xml:space="preserve">31.3%</w:t>
+              <w:t xml:space="preserve">23.7%</w:t>
             </w:r>
           </w:p>
         </w:tc>
@@ -6149,7 +6853,7 @@
                 <w:sz w:val="14"/>
                 <w:szCs w:val="14"/>
               </w:rPr>
-              <w:t xml:space="preserve">¥1,168</w:t>
+              <w:t xml:space="preserve">¥1,104</w:t>
             </w:r>
           </w:p>
         </w:tc>
@@ -6221,7 +6925,7 @@
                 <w:sz w:val="14"/>
                 <w:szCs w:val="14"/>
               </w:rPr>
-              <w:t xml:space="preserve">15</w:t>
+              <w:t xml:space="preserve">17</w:t>
             </w:r>
           </w:p>
         </w:tc>
@@ -6256,7 +6960,7 @@
                 <w:sz w:val="13"/>
                 <w:szCs w:val="13"/>
               </w:rPr>
-              <w:t xml:space="preserve">コートホテル新横浜</w:t>
+              <w:t xml:space="preserve">コンフォートイン六本木</w:t>
             </w:r>
           </w:p>
         </w:tc>
@@ -6287,11 +6991,11 @@
                 <w:rFonts w:ascii="Arial" w:cs="Arial" w:eastAsia="Arial" w:hAnsi="Arial"/>
                 <w:b w:val="false"/>
                 <w:bCs w:val="false"/>
-                <w:color w:val="E74C3C"/>
+                <w:color w:val="333333"/>
                 <w:sz w:val="14"/>
                 <w:szCs w:val="14"/>
               </w:rPr>
-              <w:t xml:space="preserve">7.03</w:t>
+              <w:t xml:space="preserve">8.11</w:t>
             </w:r>
           </w:p>
         </w:tc>
@@ -6326,7 +7030,7 @@
                 <w:sz w:val="14"/>
                 <w:szCs w:val="14"/>
               </w:rPr>
-              <w:t xml:space="preserve">120</w:t>
+              <w:t xml:space="preserve">102</w:t>
             </w:r>
           </w:p>
         </w:tc>
@@ -6361,7 +7065,7 @@
                 <w:sz w:val="14"/>
                 <w:szCs w:val="14"/>
               </w:rPr>
-              <w:t xml:space="preserve">70.9%</w:t>
+              <w:t xml:space="preserve">72.3%</w:t>
             </w:r>
           </w:p>
         </w:tc>
@@ -6396,7 +7100,7 @@
                 <w:sz w:val="14"/>
                 <w:szCs w:val="14"/>
               </w:rPr>
-              <w:t xml:space="preserve">¥3,705,215</w:t>
+              <w:t xml:space="preserve">¥2,842,630</w:t>
             </w:r>
           </w:p>
         </w:tc>
@@ -6431,7 +7135,7 @@
                 <w:sz w:val="14"/>
                 <w:szCs w:val="14"/>
               </w:rPr>
-              <w:t xml:space="preserve">¥1,020,472</w:t>
+              <w:t xml:space="preserve">¥964,811</w:t>
             </w:r>
           </w:p>
         </w:tc>
@@ -6466,7 +7170,7 @@
                 <w:sz w:val="14"/>
                 <w:szCs w:val="14"/>
               </w:rPr>
-              <w:t xml:space="preserve">27.5%</w:t>
+              <w:t xml:space="preserve">33.9%</w:t>
             </w:r>
           </w:p>
         </w:tc>
@@ -6501,7 +7205,7 @@
                 <w:sz w:val="14"/>
                 <w:szCs w:val="14"/>
               </w:rPr>
-              <w:t xml:space="preserve">¥977</w:t>
+              <w:t xml:space="preserve">¥1,232</w:t>
             </w:r>
           </w:p>
         </w:tc>
@@ -6514,7 +7218,7 @@
               <w:bottom w:val="single" w:color="CCCCCC" w:sz="1"/>
               <w:right w:val="single" w:color="CCCCCC" w:sz="1"/>
             </w:tcBorders>
-            <w:shd w:fill="FFEBEE" w:color="FFEBEE" w:val="solid"/>
+            <w:shd w:fill="FFF3E0" w:color="FFF3E0" w:val="solid"/>
             <w:tcMar>
               <w:top w:type="dxa" w:w="60"/>
               <w:left w:type="dxa" w:w="80"/>
@@ -6532,11 +7236,11 @@
                 <w:rFonts w:ascii="Arial" w:cs="Arial" w:eastAsia="Arial" w:hAnsi="Arial"/>
                 <w:b/>
                 <w:bCs/>
-                <w:color w:val="C62828"/>
+                <w:color w:val="E65100"/>
                 <w:sz w:val="13"/>
                 <w:szCs w:val="13"/>
               </w:rPr>
-              <w:t xml:space="preserve">🔴 緊急</w:t>
+              <w:t xml:space="preserve">🟠 高</w:t>
             </w:r>
           </w:p>
         </w:tc>
@@ -6573,7 +7277,7 @@
                 <w:sz w:val="14"/>
                 <w:szCs w:val="14"/>
               </w:rPr>
-              <w:t xml:space="preserve">16</w:t>
+              <w:t xml:space="preserve">18</w:t>
             </w:r>
           </w:p>
         </w:tc>
@@ -6608,7 +7312,7 @@
                 <w:sz w:val="13"/>
                 <w:szCs w:val="13"/>
               </w:rPr>
-              <w:t xml:space="preserve">リッチモンドホテル東京目白</w:t>
+              <w:t xml:space="preserve">アパホテル相模原橋本駅東</w:t>
             </w:r>
           </w:p>
         </w:tc>
@@ -6639,11 +7343,11 @@
                 <w:rFonts w:ascii="Arial" w:cs="Arial" w:eastAsia="Arial" w:hAnsi="Arial"/>
                 <w:b w:val="false"/>
                 <w:bCs w:val="false"/>
-                <w:color w:val="27AE60"/>
+                <w:color w:val="333333"/>
                 <w:sz w:val="14"/>
                 <w:szCs w:val="14"/>
               </w:rPr>
-              <w:t xml:space="preserve">8.65</w:t>
+              <w:t xml:space="preserve">8.12</w:t>
             </w:r>
           </w:p>
         </w:tc>
@@ -6678,7 +7382,7 @@
                 <w:sz w:val="14"/>
                 <w:szCs w:val="14"/>
               </w:rPr>
-              <w:t xml:space="preserve">116</w:t>
+              <w:t xml:space="preserve">56</w:t>
             </w:r>
           </w:p>
         </w:tc>
@@ -6713,7 +7417,7 @@
                 <w:sz w:val="14"/>
                 <w:szCs w:val="14"/>
               </w:rPr>
-              <w:t xml:space="preserve">81.8%</w:t>
+              <w:t xml:space="preserve">66.9%</w:t>
             </w:r>
           </w:p>
         </w:tc>
@@ -6748,7 +7452,7 @@
                 <w:sz w:val="14"/>
                 <w:szCs w:val="14"/>
               </w:rPr>
-              <w:t xml:space="preserve">¥3,663,440</w:t>
+              <w:t xml:space="preserve">¥2,698,420</w:t>
             </w:r>
           </w:p>
         </w:tc>
@@ -6783,7 +7487,7 @@
                 <w:sz w:val="14"/>
                 <w:szCs w:val="14"/>
               </w:rPr>
-              <w:t xml:space="preserve">¥869,624</w:t>
+              <w:t xml:space="preserve">¥414,782</w:t>
             </w:r>
           </w:p>
         </w:tc>
@@ -6818,7 +7522,7 @@
                 <w:sz w:val="14"/>
                 <w:szCs w:val="14"/>
               </w:rPr>
-              <w:t xml:space="preserve">23.7%</w:t>
+              <w:t xml:space="preserve">15.4%</w:t>
             </w:r>
           </w:p>
         </w:tc>
@@ -6853,7 +7557,7 @@
                 <w:sz w:val="14"/>
                 <w:szCs w:val="14"/>
               </w:rPr>
-              <w:t xml:space="preserve">¥1,104</w:t>
+              <w:t xml:space="preserve">¥1,230</w:t>
             </w:r>
           </w:p>
         </w:tc>
@@ -6925,710 +7629,6 @@
                 <w:sz w:val="14"/>
                 <w:szCs w:val="14"/>
               </w:rPr>
-              <w:t xml:space="preserve">17</w:t>
-            </w:r>
-          </w:p>
-        </w:tc>
-        <w:tc>
-          <w:tcPr>
-            <w:tcW w:type="dxa" w:w="2800"/>
-            <w:tcBorders>
-              <w:top w:val="single" w:color="CCCCCC" w:sz="1"/>
-              <w:left w:val="single" w:color="CCCCCC" w:sz="1"/>
-              <w:bottom w:val="single" w:color="CCCCCC" w:sz="1"/>
-              <w:right w:val="single" w:color="CCCCCC" w:sz="1"/>
-            </w:tcBorders>
-            <w:shd w:fill="FFFFFF" w:color="FFFFFF" w:val="solid"/>
-            <w:tcMar>
-              <w:top w:type="dxa" w:w="60"/>
-              <w:left w:type="dxa" w:w="80"/>
-              <w:bottom w:type="dxa" w:w="60"/>
-              <w:right w:type="dxa" w:w="80"/>
-            </w:tcMar>
-            <w:vAlign w:val="center"/>
-          </w:tcPr>
-          <w:p>
-            <w:pPr>
-              <w:jc w:val="left"/>
-            </w:pPr>
-            <w:r>
-              <w:rPr>
-                <w:rFonts w:ascii="Arial" w:cs="Arial" w:eastAsia="Arial" w:hAnsi="Arial"/>
-                <w:b w:val="false"/>
-                <w:bCs w:val="false"/>
-                <w:color w:val="333333"/>
-                <w:sz w:val="13"/>
-                <w:szCs w:val="13"/>
-              </w:rPr>
-              <w:t xml:space="preserve">コンフォートイン六本木</w:t>
-            </w:r>
-          </w:p>
-        </w:tc>
-        <w:tc>
-          <w:tcPr>
-            <w:tcW w:type="dxa" w:w="700"/>
-            <w:tcBorders>
-              <w:top w:val="single" w:color="CCCCCC" w:sz="1"/>
-              <w:left w:val="single" w:color="CCCCCC" w:sz="1"/>
-              <w:bottom w:val="single" w:color="CCCCCC" w:sz="1"/>
-              <w:right w:val="single" w:color="CCCCCC" w:sz="1"/>
-            </w:tcBorders>
-            <w:shd w:fill="FFFFFF" w:color="FFFFFF" w:val="solid"/>
-            <w:tcMar>
-              <w:top w:type="dxa" w:w="60"/>
-              <w:left w:type="dxa" w:w="80"/>
-              <w:bottom w:type="dxa" w:w="60"/>
-              <w:right w:type="dxa" w:w="80"/>
-            </w:tcMar>
-            <w:vAlign w:val="center"/>
-          </w:tcPr>
-          <w:p>
-            <w:pPr>
-              <w:jc w:val="center"/>
-            </w:pPr>
-            <w:r>
-              <w:rPr>
-                <w:rFonts w:ascii="Arial" w:cs="Arial" w:eastAsia="Arial" w:hAnsi="Arial"/>
-                <w:b w:val="false"/>
-                <w:bCs w:val="false"/>
-                <w:color w:val="333333"/>
-                <w:sz w:val="14"/>
-                <w:szCs w:val="14"/>
-              </w:rPr>
-              <w:t xml:space="preserve">8.10</w:t>
-            </w:r>
-          </w:p>
-        </w:tc>
-        <w:tc>
-          <w:tcPr>
-            <w:tcW w:type="dxa" w:w="700"/>
-            <w:tcBorders>
-              <w:top w:val="single" w:color="CCCCCC" w:sz="1"/>
-              <w:left w:val="single" w:color="CCCCCC" w:sz="1"/>
-              <w:bottom w:val="single" w:color="CCCCCC" w:sz="1"/>
-              <w:right w:val="single" w:color="CCCCCC" w:sz="1"/>
-            </w:tcBorders>
-            <w:shd w:fill="FFFFFF" w:color="FFFFFF" w:val="solid"/>
-            <w:tcMar>
-              <w:top w:type="dxa" w:w="60"/>
-              <w:left w:type="dxa" w:w="80"/>
-              <w:bottom w:type="dxa" w:w="60"/>
-              <w:right w:type="dxa" w:w="80"/>
-            </w:tcMar>
-            <w:vAlign w:val="center"/>
-          </w:tcPr>
-          <w:p>
-            <w:pPr>
-              <w:jc w:val="center"/>
-            </w:pPr>
-            <w:r>
-              <w:rPr>
-                <w:rFonts w:ascii="Arial" w:cs="Arial" w:eastAsia="Arial" w:hAnsi="Arial"/>
-                <w:b w:val="false"/>
-                <w:bCs w:val="false"/>
-                <w:color w:val="333333"/>
-                <w:sz w:val="14"/>
-                <w:szCs w:val="14"/>
-              </w:rPr>
-              <w:t xml:space="preserve">97</w:t>
-            </w:r>
-          </w:p>
-        </w:tc>
-        <w:tc>
-          <w:tcPr>
-            <w:tcW w:type="dxa" w:w="700"/>
-            <w:tcBorders>
-              <w:top w:val="single" w:color="CCCCCC" w:sz="1"/>
-              <w:left w:val="single" w:color="CCCCCC" w:sz="1"/>
-              <w:bottom w:val="single" w:color="CCCCCC" w:sz="1"/>
-              <w:right w:val="single" w:color="CCCCCC" w:sz="1"/>
-            </w:tcBorders>
-            <w:shd w:fill="FFFFFF" w:color="FFFFFF" w:val="solid"/>
-            <w:tcMar>
-              <w:top w:type="dxa" w:w="60"/>
-              <w:left w:type="dxa" w:w="80"/>
-              <w:bottom w:type="dxa" w:w="60"/>
-              <w:right w:type="dxa" w:w="80"/>
-            </w:tcMar>
-            <w:vAlign w:val="center"/>
-          </w:tcPr>
-          <w:p>
-            <w:pPr>
-              <w:jc w:val="center"/>
-            </w:pPr>
-            <w:r>
-              <w:rPr>
-                <w:rFonts w:ascii="Arial" w:cs="Arial" w:eastAsia="Arial" w:hAnsi="Arial"/>
-                <w:b w:val="false"/>
-                <w:bCs w:val="false"/>
-                <w:color w:val="333333"/>
-                <w:sz w:val="14"/>
-                <w:szCs w:val="14"/>
-              </w:rPr>
-              <w:t xml:space="preserve">72.3%</w:t>
-            </w:r>
-          </w:p>
-        </w:tc>
-        <w:tc>
-          <w:tcPr>
-            <w:tcW w:type="dxa" w:w="1300"/>
-            <w:tcBorders>
-              <w:top w:val="single" w:color="CCCCCC" w:sz="1"/>
-              <w:left w:val="single" w:color="CCCCCC" w:sz="1"/>
-              <w:bottom w:val="single" w:color="CCCCCC" w:sz="1"/>
-              <w:right w:val="single" w:color="CCCCCC" w:sz="1"/>
-            </w:tcBorders>
-            <w:shd w:fill="FFFFFF" w:color="FFFFFF" w:val="solid"/>
-            <w:tcMar>
-              <w:top w:type="dxa" w:w="60"/>
-              <w:left w:type="dxa" w:w="80"/>
-              <w:bottom w:type="dxa" w:w="60"/>
-              <w:right w:type="dxa" w:w="80"/>
-            </w:tcMar>
-            <w:vAlign w:val="center"/>
-          </w:tcPr>
-          <w:p>
-            <w:pPr>
-              <w:jc w:val="center"/>
-            </w:pPr>
-            <w:r>
-              <w:rPr>
-                <w:rFonts w:ascii="Arial" w:cs="Arial" w:eastAsia="Arial" w:hAnsi="Arial"/>
-                <w:b w:val="false"/>
-                <w:bCs w:val="false"/>
-                <w:color w:val="333333"/>
-                <w:sz w:val="14"/>
-                <w:szCs w:val="14"/>
-              </w:rPr>
-              <w:t xml:space="preserve">¥2,842,630</w:t>
-            </w:r>
-          </w:p>
-        </w:tc>
-        <w:tc>
-          <w:tcPr>
-            <w:tcW w:type="dxa" w:w="1200"/>
-            <w:tcBorders>
-              <w:top w:val="single" w:color="CCCCCC" w:sz="1"/>
-              <w:left w:val="single" w:color="CCCCCC" w:sz="1"/>
-              <w:bottom w:val="single" w:color="CCCCCC" w:sz="1"/>
-              <w:right w:val="single" w:color="CCCCCC" w:sz="1"/>
-            </w:tcBorders>
-            <w:shd w:fill="FFFFFF" w:color="FFFFFF" w:val="solid"/>
-            <w:tcMar>
-              <w:top w:type="dxa" w:w="60"/>
-              <w:left w:type="dxa" w:w="80"/>
-              <w:bottom w:type="dxa" w:w="60"/>
-              <w:right w:type="dxa" w:w="80"/>
-            </w:tcMar>
-            <w:vAlign w:val="center"/>
-          </w:tcPr>
-          <w:p>
-            <w:pPr>
-              <w:jc w:val="center"/>
-            </w:pPr>
-            <w:r>
-              <w:rPr>
-                <w:rFonts w:ascii="Arial" w:cs="Arial" w:eastAsia="Arial" w:hAnsi="Arial"/>
-                <w:b w:val="false"/>
-                <w:bCs w:val="false"/>
-                <w:color w:val="333333"/>
-                <w:sz w:val="14"/>
-                <w:szCs w:val="14"/>
-              </w:rPr>
-              <w:t xml:space="preserve">¥964,811</w:t>
-            </w:r>
-          </w:p>
-        </w:tc>
-        <w:tc>
-          <w:tcPr>
-            <w:tcW w:type="dxa" w:w="700"/>
-            <w:tcBorders>
-              <w:top w:val="single" w:color="CCCCCC" w:sz="1"/>
-              <w:left w:val="single" w:color="CCCCCC" w:sz="1"/>
-              <w:bottom w:val="single" w:color="CCCCCC" w:sz="1"/>
-              <w:right w:val="single" w:color="CCCCCC" w:sz="1"/>
-            </w:tcBorders>
-            <w:shd w:fill="FFFFFF" w:color="FFFFFF" w:val="solid"/>
-            <w:tcMar>
-              <w:top w:type="dxa" w:w="60"/>
-              <w:left w:type="dxa" w:w="80"/>
-              <w:bottom w:type="dxa" w:w="60"/>
-              <w:right w:type="dxa" w:w="80"/>
-            </w:tcMar>
-            <w:vAlign w:val="center"/>
-          </w:tcPr>
-          <w:p>
-            <w:pPr>
-              <w:jc w:val="center"/>
-            </w:pPr>
-            <w:r>
-              <w:rPr>
-                <w:rFonts w:ascii="Arial" w:cs="Arial" w:eastAsia="Arial" w:hAnsi="Arial"/>
-                <w:b w:val="false"/>
-                <w:bCs w:val="false"/>
-                <w:color w:val="333333"/>
-                <w:sz w:val="14"/>
-                <w:szCs w:val="14"/>
-              </w:rPr>
-              <w:t xml:space="preserve">33.9%</w:t>
-            </w:r>
-          </w:p>
-        </w:tc>
-        <w:tc>
-          <w:tcPr>
-            <w:tcW w:type="dxa" w:w="900"/>
-            <w:tcBorders>
-              <w:top w:val="single" w:color="CCCCCC" w:sz="1"/>
-              <w:left w:val="single" w:color="CCCCCC" w:sz="1"/>
-              <w:bottom w:val="single" w:color="CCCCCC" w:sz="1"/>
-              <w:right w:val="single" w:color="CCCCCC" w:sz="1"/>
-            </w:tcBorders>
-            <w:shd w:fill="FFFFFF" w:color="FFFFFF" w:val="solid"/>
-            <w:tcMar>
-              <w:top w:type="dxa" w:w="60"/>
-              <w:left w:type="dxa" w:w="80"/>
-              <w:bottom w:type="dxa" w:w="60"/>
-              <w:right w:type="dxa" w:w="80"/>
-            </w:tcMar>
-            <w:vAlign w:val="center"/>
-          </w:tcPr>
-          <w:p>
-            <w:pPr>
-              <w:jc w:val="center"/>
-            </w:pPr>
-            <w:r>
-              <w:rPr>
-                <w:rFonts w:ascii="Arial" w:cs="Arial" w:eastAsia="Arial" w:hAnsi="Arial"/>
-                <w:b w:val="false"/>
-                <w:bCs w:val="false"/>
-                <w:color w:val="333333"/>
-                <w:sz w:val="14"/>
-                <w:szCs w:val="14"/>
-              </w:rPr>
-              <w:t xml:space="preserve">¥1,232</w:t>
-            </w:r>
-          </w:p>
-        </w:tc>
-        <w:tc>
-          <w:tcPr>
-            <w:tcW w:type="dxa" w:w="900"/>
-            <w:tcBorders>
-              <w:top w:val="single" w:color="CCCCCC" w:sz="1"/>
-              <w:left w:val="single" w:color="CCCCCC" w:sz="1"/>
-              <w:bottom w:val="single" w:color="CCCCCC" w:sz="1"/>
-              <w:right w:val="single" w:color="CCCCCC" w:sz="1"/>
-            </w:tcBorders>
-            <w:shd w:fill="FFF3E0" w:color="FFF3E0" w:val="solid"/>
-            <w:tcMar>
-              <w:top w:type="dxa" w:w="60"/>
-              <w:left w:type="dxa" w:w="80"/>
-              <w:bottom w:type="dxa" w:w="60"/>
-              <w:right w:type="dxa" w:w="80"/>
-            </w:tcMar>
-            <w:vAlign w:val="center"/>
-          </w:tcPr>
-          <w:p>
-            <w:pPr>
-              <w:jc w:val="center"/>
-            </w:pPr>
-            <w:r>
-              <w:rPr>
-                <w:rFonts w:ascii="Arial" w:cs="Arial" w:eastAsia="Arial" w:hAnsi="Arial"/>
-                <w:b/>
-                <w:bCs/>
-                <w:color w:val="E65100"/>
-                <w:sz w:val="13"/>
-                <w:szCs w:val="13"/>
-              </w:rPr>
-              <w:t xml:space="preserve">🟠 高</w:t>
-            </w:r>
-          </w:p>
-        </w:tc>
-      </w:tr>
-      <w:tr>
-        <w:tc>
-          <w:tcPr>
-            <w:tcW w:type="dxa" w:w="400"/>
-            <w:tcBorders>
-              <w:top w:val="single" w:color="CCCCCC" w:sz="1"/>
-              <w:left w:val="single" w:color="CCCCCC" w:sz="1"/>
-              <w:bottom w:val="single" w:color="CCCCCC" w:sz="1"/>
-              <w:right w:val="single" w:color="CCCCCC" w:sz="1"/>
-            </w:tcBorders>
-            <w:shd w:fill="F5F7FA" w:color="F5F7FA" w:val="solid"/>
-            <w:tcMar>
-              <w:top w:type="dxa" w:w="60"/>
-              <w:left w:type="dxa" w:w="80"/>
-              <w:bottom w:type="dxa" w:w="60"/>
-              <w:right w:type="dxa" w:w="80"/>
-            </w:tcMar>
-            <w:vAlign w:val="center"/>
-          </w:tcPr>
-          <w:p>
-            <w:pPr>
-              <w:jc w:val="center"/>
-            </w:pPr>
-            <w:r>
-              <w:rPr>
-                <w:rFonts w:ascii="Arial" w:cs="Arial" w:eastAsia="Arial" w:hAnsi="Arial"/>
-                <w:b w:val="false"/>
-                <w:bCs w:val="false"/>
-                <w:color w:val="333333"/>
-                <w:sz w:val="14"/>
-                <w:szCs w:val="14"/>
-              </w:rPr>
-              <w:t xml:space="preserve">18</w:t>
-            </w:r>
-          </w:p>
-        </w:tc>
-        <w:tc>
-          <w:tcPr>
-            <w:tcW w:type="dxa" w:w="2800"/>
-            <w:tcBorders>
-              <w:top w:val="single" w:color="CCCCCC" w:sz="1"/>
-              <w:left w:val="single" w:color="CCCCCC" w:sz="1"/>
-              <w:bottom w:val="single" w:color="CCCCCC" w:sz="1"/>
-              <w:right w:val="single" w:color="CCCCCC" w:sz="1"/>
-            </w:tcBorders>
-            <w:shd w:fill="F5F7FA" w:color="F5F7FA" w:val="solid"/>
-            <w:tcMar>
-              <w:top w:type="dxa" w:w="60"/>
-              <w:left w:type="dxa" w:w="80"/>
-              <w:bottom w:type="dxa" w:w="60"/>
-              <w:right w:type="dxa" w:w="80"/>
-            </w:tcMar>
-            <w:vAlign w:val="center"/>
-          </w:tcPr>
-          <w:p>
-            <w:pPr>
-              <w:jc w:val="left"/>
-            </w:pPr>
-            <w:r>
-              <w:rPr>
-                <w:rFonts w:ascii="Arial" w:cs="Arial" w:eastAsia="Arial" w:hAnsi="Arial"/>
-                <w:b w:val="false"/>
-                <w:bCs w:val="false"/>
-                <w:color w:val="333333"/>
-                <w:sz w:val="13"/>
-                <w:szCs w:val="13"/>
-              </w:rPr>
-              <w:t xml:space="preserve">アパホテル相模原橋本駅東</w:t>
-            </w:r>
-          </w:p>
-        </w:tc>
-        <w:tc>
-          <w:tcPr>
-            <w:tcW w:type="dxa" w:w="700"/>
-            <w:tcBorders>
-              <w:top w:val="single" w:color="CCCCCC" w:sz="1"/>
-              <w:left w:val="single" w:color="CCCCCC" w:sz="1"/>
-              <w:bottom w:val="single" w:color="CCCCCC" w:sz="1"/>
-              <w:right w:val="single" w:color="CCCCCC" w:sz="1"/>
-            </w:tcBorders>
-            <w:shd w:fill="F5F7FA" w:color="F5F7FA" w:val="solid"/>
-            <w:tcMar>
-              <w:top w:type="dxa" w:w="60"/>
-              <w:left w:type="dxa" w:w="80"/>
-              <w:bottom w:type="dxa" w:w="60"/>
-              <w:right w:type="dxa" w:w="80"/>
-            </w:tcMar>
-            <w:vAlign w:val="center"/>
-          </w:tcPr>
-          <w:p>
-            <w:pPr>
-              <w:jc w:val="center"/>
-            </w:pPr>
-            <w:r>
-              <w:rPr>
-                <w:rFonts w:ascii="Arial" w:cs="Arial" w:eastAsia="Arial" w:hAnsi="Arial"/>
-                <w:b w:val="false"/>
-                <w:bCs w:val="false"/>
-                <w:color w:val="333333"/>
-                <w:sz w:val="14"/>
-                <w:szCs w:val="14"/>
-              </w:rPr>
-              <w:t xml:space="preserve">8.12</w:t>
-            </w:r>
-          </w:p>
-        </w:tc>
-        <w:tc>
-          <w:tcPr>
-            <w:tcW w:type="dxa" w:w="700"/>
-            <w:tcBorders>
-              <w:top w:val="single" w:color="CCCCCC" w:sz="1"/>
-              <w:left w:val="single" w:color="CCCCCC" w:sz="1"/>
-              <w:bottom w:val="single" w:color="CCCCCC" w:sz="1"/>
-              <w:right w:val="single" w:color="CCCCCC" w:sz="1"/>
-            </w:tcBorders>
-            <w:shd w:fill="F5F7FA" w:color="F5F7FA" w:val="solid"/>
-            <w:tcMar>
-              <w:top w:type="dxa" w:w="60"/>
-              <w:left w:type="dxa" w:w="80"/>
-              <w:bottom w:type="dxa" w:w="60"/>
-              <w:right w:type="dxa" w:w="80"/>
-            </w:tcMar>
-            <w:vAlign w:val="center"/>
-          </w:tcPr>
-          <w:p>
-            <w:pPr>
-              <w:jc w:val="center"/>
-            </w:pPr>
-            <w:r>
-              <w:rPr>
-                <w:rFonts w:ascii="Arial" w:cs="Arial" w:eastAsia="Arial" w:hAnsi="Arial"/>
-                <w:b w:val="false"/>
-                <w:bCs w:val="false"/>
-                <w:color w:val="333333"/>
-                <w:sz w:val="14"/>
-                <w:szCs w:val="14"/>
-              </w:rPr>
-              <w:t xml:space="preserve">56</w:t>
-            </w:r>
-          </w:p>
-        </w:tc>
-        <w:tc>
-          <w:tcPr>
-            <w:tcW w:type="dxa" w:w="700"/>
-            <w:tcBorders>
-              <w:top w:val="single" w:color="CCCCCC" w:sz="1"/>
-              <w:left w:val="single" w:color="CCCCCC" w:sz="1"/>
-              <w:bottom w:val="single" w:color="CCCCCC" w:sz="1"/>
-              <w:right w:val="single" w:color="CCCCCC" w:sz="1"/>
-            </w:tcBorders>
-            <w:shd w:fill="F5F7FA" w:color="F5F7FA" w:val="solid"/>
-            <w:tcMar>
-              <w:top w:type="dxa" w:w="60"/>
-              <w:left w:type="dxa" w:w="80"/>
-              <w:bottom w:type="dxa" w:w="60"/>
-              <w:right w:type="dxa" w:w="80"/>
-            </w:tcMar>
-            <w:vAlign w:val="center"/>
-          </w:tcPr>
-          <w:p>
-            <w:pPr>
-              <w:jc w:val="center"/>
-            </w:pPr>
-            <w:r>
-              <w:rPr>
-                <w:rFonts w:ascii="Arial" w:cs="Arial" w:eastAsia="Arial" w:hAnsi="Arial"/>
-                <w:b w:val="false"/>
-                <w:bCs w:val="false"/>
-                <w:color w:val="333333"/>
-                <w:sz w:val="14"/>
-                <w:szCs w:val="14"/>
-              </w:rPr>
-              <w:t xml:space="preserve">66.9%</w:t>
-            </w:r>
-          </w:p>
-        </w:tc>
-        <w:tc>
-          <w:tcPr>
-            <w:tcW w:type="dxa" w:w="1300"/>
-            <w:tcBorders>
-              <w:top w:val="single" w:color="CCCCCC" w:sz="1"/>
-              <w:left w:val="single" w:color="CCCCCC" w:sz="1"/>
-              <w:bottom w:val="single" w:color="CCCCCC" w:sz="1"/>
-              <w:right w:val="single" w:color="CCCCCC" w:sz="1"/>
-            </w:tcBorders>
-            <w:shd w:fill="F5F7FA" w:color="F5F7FA" w:val="solid"/>
-            <w:tcMar>
-              <w:top w:type="dxa" w:w="60"/>
-              <w:left w:type="dxa" w:w="80"/>
-              <w:bottom w:type="dxa" w:w="60"/>
-              <w:right w:type="dxa" w:w="80"/>
-            </w:tcMar>
-            <w:vAlign w:val="center"/>
-          </w:tcPr>
-          <w:p>
-            <w:pPr>
-              <w:jc w:val="center"/>
-            </w:pPr>
-            <w:r>
-              <w:rPr>
-                <w:rFonts w:ascii="Arial" w:cs="Arial" w:eastAsia="Arial" w:hAnsi="Arial"/>
-                <w:b w:val="false"/>
-                <w:bCs w:val="false"/>
-                <w:color w:val="333333"/>
-                <w:sz w:val="14"/>
-                <w:szCs w:val="14"/>
-              </w:rPr>
-              <w:t xml:space="preserve">¥2,698,420</w:t>
-            </w:r>
-          </w:p>
-        </w:tc>
-        <w:tc>
-          <w:tcPr>
-            <w:tcW w:type="dxa" w:w="1200"/>
-            <w:tcBorders>
-              <w:top w:val="single" w:color="CCCCCC" w:sz="1"/>
-              <w:left w:val="single" w:color="CCCCCC" w:sz="1"/>
-              <w:bottom w:val="single" w:color="CCCCCC" w:sz="1"/>
-              <w:right w:val="single" w:color="CCCCCC" w:sz="1"/>
-            </w:tcBorders>
-            <w:shd w:fill="F5F7FA" w:color="F5F7FA" w:val="solid"/>
-            <w:tcMar>
-              <w:top w:type="dxa" w:w="60"/>
-              <w:left w:type="dxa" w:w="80"/>
-              <w:bottom w:type="dxa" w:w="60"/>
-              <w:right w:type="dxa" w:w="80"/>
-            </w:tcMar>
-            <w:vAlign w:val="center"/>
-          </w:tcPr>
-          <w:p>
-            <w:pPr>
-              <w:jc w:val="center"/>
-            </w:pPr>
-            <w:r>
-              <w:rPr>
-                <w:rFonts w:ascii="Arial" w:cs="Arial" w:eastAsia="Arial" w:hAnsi="Arial"/>
-                <w:b w:val="false"/>
-                <w:bCs w:val="false"/>
-                <w:color w:val="333333"/>
-                <w:sz w:val="14"/>
-                <w:szCs w:val="14"/>
-              </w:rPr>
-              <w:t xml:space="preserve">¥414,782</w:t>
-            </w:r>
-          </w:p>
-        </w:tc>
-        <w:tc>
-          <w:tcPr>
-            <w:tcW w:type="dxa" w:w="700"/>
-            <w:tcBorders>
-              <w:top w:val="single" w:color="CCCCCC" w:sz="1"/>
-              <w:left w:val="single" w:color="CCCCCC" w:sz="1"/>
-              <w:bottom w:val="single" w:color="CCCCCC" w:sz="1"/>
-              <w:right w:val="single" w:color="CCCCCC" w:sz="1"/>
-            </w:tcBorders>
-            <w:shd w:fill="F5F7FA" w:color="F5F7FA" w:val="solid"/>
-            <w:tcMar>
-              <w:top w:type="dxa" w:w="60"/>
-              <w:left w:type="dxa" w:w="80"/>
-              <w:bottom w:type="dxa" w:w="60"/>
-              <w:right w:type="dxa" w:w="80"/>
-            </w:tcMar>
-            <w:vAlign w:val="center"/>
-          </w:tcPr>
-          <w:p>
-            <w:pPr>
-              <w:jc w:val="center"/>
-            </w:pPr>
-            <w:r>
-              <w:rPr>
-                <w:rFonts w:ascii="Arial" w:cs="Arial" w:eastAsia="Arial" w:hAnsi="Arial"/>
-                <w:b w:val="false"/>
-                <w:bCs w:val="false"/>
-                <w:color w:val="333333"/>
-                <w:sz w:val="14"/>
-                <w:szCs w:val="14"/>
-              </w:rPr>
-              <w:t xml:space="preserve">15.4%</w:t>
-            </w:r>
-          </w:p>
-        </w:tc>
-        <w:tc>
-          <w:tcPr>
-            <w:tcW w:type="dxa" w:w="900"/>
-            <w:tcBorders>
-              <w:top w:val="single" w:color="CCCCCC" w:sz="1"/>
-              <w:left w:val="single" w:color="CCCCCC" w:sz="1"/>
-              <w:bottom w:val="single" w:color="CCCCCC" w:sz="1"/>
-              <w:right w:val="single" w:color="CCCCCC" w:sz="1"/>
-            </w:tcBorders>
-            <w:shd w:fill="F5F7FA" w:color="F5F7FA" w:val="solid"/>
-            <w:tcMar>
-              <w:top w:type="dxa" w:w="60"/>
-              <w:left w:type="dxa" w:w="80"/>
-              <w:bottom w:type="dxa" w:w="60"/>
-              <w:right w:type="dxa" w:w="80"/>
-            </w:tcMar>
-            <w:vAlign w:val="center"/>
-          </w:tcPr>
-          <w:p>
-            <w:pPr>
-              <w:jc w:val="center"/>
-            </w:pPr>
-            <w:r>
-              <w:rPr>
-                <w:rFonts w:ascii="Arial" w:cs="Arial" w:eastAsia="Arial" w:hAnsi="Arial"/>
-                <w:b w:val="false"/>
-                <w:bCs w:val="false"/>
-                <w:color w:val="333333"/>
-                <w:sz w:val="14"/>
-                <w:szCs w:val="14"/>
-              </w:rPr>
-              <w:t xml:space="preserve">¥1,230</w:t>
-            </w:r>
-          </w:p>
-        </w:tc>
-        <w:tc>
-          <w:tcPr>
-            <w:tcW w:type="dxa" w:w="900"/>
-            <w:tcBorders>
-              <w:top w:val="single" w:color="CCCCCC" w:sz="1"/>
-              <w:left w:val="single" w:color="CCCCCC" w:sz="1"/>
-              <w:bottom w:val="single" w:color="CCCCCC" w:sz="1"/>
-              <w:right w:val="single" w:color="CCCCCC" w:sz="1"/>
-            </w:tcBorders>
-            <w:shd w:fill="E3F2FD" w:color="E3F2FD" w:val="solid"/>
-            <w:tcMar>
-              <w:top w:type="dxa" w:w="60"/>
-              <w:left w:type="dxa" w:w="80"/>
-              <w:bottom w:type="dxa" w:w="60"/>
-              <w:right w:type="dxa" w:w="80"/>
-            </w:tcMar>
-            <w:vAlign w:val="center"/>
-          </w:tcPr>
-          <w:p>
-            <w:pPr>
-              <w:jc w:val="center"/>
-            </w:pPr>
-            <w:r>
-              <w:rPr>
-                <w:rFonts w:ascii="Arial" w:cs="Arial" w:eastAsia="Arial" w:hAnsi="Arial"/>
-                <w:b/>
-                <w:bCs/>
-                <w:color w:val="1565C0"/>
-                <w:sz w:val="13"/>
-                <w:szCs w:val="13"/>
-              </w:rPr>
-              <w:t xml:space="preserve">🔵 標準</w:t>
-            </w:r>
-          </w:p>
-        </w:tc>
-      </w:tr>
-      <w:tr>
-        <w:tc>
-          <w:tcPr>
-            <w:tcW w:type="dxa" w:w="400"/>
-            <w:tcBorders>
-              <w:top w:val="single" w:color="CCCCCC" w:sz="1"/>
-              <w:left w:val="single" w:color="CCCCCC" w:sz="1"/>
-              <w:bottom w:val="single" w:color="CCCCCC" w:sz="1"/>
-              <w:right w:val="single" w:color="CCCCCC" w:sz="1"/>
-            </w:tcBorders>
-            <w:shd w:fill="FFFFFF" w:color="FFFFFF" w:val="solid"/>
-            <w:tcMar>
-              <w:top w:type="dxa" w:w="60"/>
-              <w:left w:type="dxa" w:w="80"/>
-              <w:bottom w:type="dxa" w:w="60"/>
-              <w:right w:type="dxa" w:w="80"/>
-            </w:tcMar>
-            <w:vAlign w:val="center"/>
-          </w:tcPr>
-          <w:p>
-            <w:pPr>
-              <w:jc w:val="center"/>
-            </w:pPr>
-            <w:r>
-              <w:rPr>
-                <w:rFonts w:ascii="Arial" w:cs="Arial" w:eastAsia="Arial" w:hAnsi="Arial"/>
-                <w:b w:val="false"/>
-                <w:bCs w:val="false"/>
-                <w:color w:val="333333"/>
-                <w:sz w:val="14"/>
-                <w:szCs w:val="14"/>
-              </w:rPr>
               <w:t xml:space="preserve">19</w:t>
             </w:r>
           </w:p>
@@ -7699,7 +7699,7 @@
                 <w:sz w:val="14"/>
                 <w:szCs w:val="14"/>
               </w:rPr>
-              <w:t xml:space="preserve">8.60</w:t>
+              <w:t xml:space="preserve">8.59</w:t>
             </w:r>
           </w:p>
         </w:tc>
@@ -7734,7 +7734,7 @@
                 <w:sz w:val="14"/>
                 <w:szCs w:val="14"/>
               </w:rPr>
-              <w:t xml:space="preserve">119</w:t>
+              <w:t xml:space="preserve">121</w:t>
             </w:r>
           </w:p>
         </w:tc>
@@ -8364,7 +8364,7 @@
                 <w:sz w:val="15"/>
                 <w:szCs w:val="15"/>
               </w:rPr>
-              <w:t xml:space="preserve">9.19</w:t>
+              <w:t xml:space="preserve">9.18</w:t>
             </w:r>
           </w:p>
         </w:tc>
@@ -8537,7 +8537,7 @@
                 <w:sz w:val="15"/>
                 <w:szCs w:val="15"/>
               </w:rPr>
-              <w:t xml:space="preserve">8.62</w:t>
+              <w:t xml:space="preserve">8.63</w:t>
             </w:r>
           </w:p>
         </w:tc>
@@ -8710,7 +8710,7 @@
                 <w:sz w:val="15"/>
                 <w:szCs w:val="15"/>
               </w:rPr>
-              <w:t xml:space="preserve">8.62</w:t>
+              <w:t xml:space="preserve">8.65</w:t>
             </w:r>
           </w:p>
         </w:tc>
@@ -8883,7 +8883,7 @@
                 <w:sz w:val="15"/>
                 <w:szCs w:val="15"/>
               </w:rPr>
-              <w:t xml:space="preserve">8.25</w:t>
+              <w:t xml:space="preserve">8.27</w:t>
             </w:r>
           </w:p>
         </w:tc>
@@ -9056,7 +9056,7 @@
                 <w:sz w:val="15"/>
                 <w:szCs w:val="15"/>
               </w:rPr>
-              <w:t xml:space="preserve">8.88</w:t>
+              <w:t xml:space="preserve">8.90</w:t>
             </w:r>
           </w:p>
         </w:tc>
@@ -9229,7 +9229,7 @@
                 <w:sz w:val="15"/>
                 <w:szCs w:val="15"/>
               </w:rPr>
-              <w:t xml:space="preserve">9.00</w:t>
+              <w:t xml:space="preserve">9.03</w:t>
             </w:r>
           </w:p>
         </w:tc>
@@ -9827,7 +9827,7 @@
                 <w:sz w:val="15"/>
                 <w:szCs w:val="15"/>
               </w:rPr>
-              <w:t xml:space="preserve">8.81</w:t>
+              <w:t xml:space="preserve">8.77</w:t>
             </w:r>
           </w:p>
         </w:tc>
@@ -10000,7 +10000,7 @@
                 <w:sz w:val="15"/>
                 <w:szCs w:val="15"/>
               </w:rPr>
-              <w:t xml:space="preserve">9.03</w:t>
+              <w:t xml:space="preserve">9.06</w:t>
             </w:r>
           </w:p>
         </w:tc>
@@ -10173,7 +10173,7 @@
                 <w:sz w:val="15"/>
                 <w:szCs w:val="15"/>
               </w:rPr>
-              <w:t xml:space="preserve">8.93</w:t>
+              <w:t xml:space="preserve">8.91</w:t>
             </w:r>
           </w:p>
         </w:tc>
@@ -10346,7 +10346,7 @@
                 <w:sz w:val="15"/>
                 <w:szCs w:val="15"/>
               </w:rPr>
-              <w:t xml:space="preserve">8.65</w:t>
+              <w:t xml:space="preserve">8.66</w:t>
             </w:r>
           </w:p>
         </w:tc>
@@ -10519,7 +10519,7 @@
                 <w:sz w:val="15"/>
                 <w:szCs w:val="15"/>
               </w:rPr>
-              <w:t xml:space="preserve">8.10</w:t>
+              <w:t xml:space="preserve">8.11</w:t>
             </w:r>
           </w:p>
         </w:tc>
@@ -10865,7 +10865,7 @@
                 <w:sz w:val="15"/>
                 <w:szCs w:val="15"/>
               </w:rPr>
-              <w:t xml:space="preserve">8.60</w:t>
+              <w:t xml:space="preserve">8.59</w:t>
             </w:r>
           </w:p>
         </w:tc>
@@ -11290,7 +11290,7 @@
                 <w:sz w:val="15"/>
                 <w:szCs w:val="15"/>
               </w:rPr>
-              <w:t xml:space="preserve">7.87</w:t>
+              <w:t xml:space="preserve">7.89</w:t>
             </w:r>
           </w:p>
         </w:tc>
@@ -11463,7 +11463,7 @@
                 <w:sz w:val="15"/>
                 <w:szCs w:val="15"/>
               </w:rPr>
-              <w:t xml:space="preserve">7.02</w:t>
+              <w:t xml:space="preserve">7.03</w:t>
             </w:r>
           </w:p>
         </w:tc>
@@ -11636,7 +11636,7 @@
                 <w:sz w:val="15"/>
                 <w:szCs w:val="15"/>
               </w:rPr>
-              <w:t xml:space="preserve">7.44</w:t>
+              <w:t xml:space="preserve">7.34</w:t>
             </w:r>
           </w:p>
         </w:tc>
@@ -12061,7 +12061,7 @@
                 <w:sz w:val="15"/>
                 <w:szCs w:val="15"/>
               </w:rPr>
-              <w:t xml:space="preserve">7.70</w:t>
+              <w:t xml:space="preserve">7.65</w:t>
             </w:r>
           </w:p>
         </w:tc>
@@ -12142,7 +12142,7 @@
               <w:bottom w:val="single" w:color="CCCCCC" w:sz="1"/>
               <w:right w:val="single" w:color="CCCCCC" w:sz="1"/>
             </w:tcBorders>
-            <w:shd w:fill="FFEBEE" w:color="FFEBEE" w:val="solid"/>
+            <w:shd w:fill="FFF3E0" w:color="FFF3E0" w:val="solid"/>
             <w:tcMar>
               <w:top w:type="dxa" w:w="60"/>
               <w:left w:type="dxa" w:w="80"/>
@@ -12160,11 +12160,11 @@
                 <w:rFonts w:ascii="Arial" w:cs="Arial" w:eastAsia="Arial" w:hAnsi="Arial"/>
                 <w:b/>
                 <w:bCs/>
-                <w:color w:val="C62828"/>
+                <w:color w:val="E65100"/>
                 <w:sz w:val="14"/>
                 <w:szCs w:val="14"/>
               </w:rPr>
-              <w:t xml:space="preserve">🔴 緊急</w:t>
+              <w:t xml:space="preserve">🟠 高</w:t>
             </w:r>
           </w:p>
         </w:tc>
@@ -12472,7 +12472,7 @@
           <w:sz w:val="22"/>
           <w:szCs w:val="22"/>
         </w:rPr>
-        <w:t xml:space="preserve">コンフォートホテル博多（月間売上: ¥5,764,630, スコア: 7.87）</w:t>
+        <w:t xml:space="preserve">コンフォートホテル博多（月間売上: ¥5,764,630, スコア: 7.89）</w:t>
       </w:r>
     </w:p>
     <w:p>
@@ -12493,7 +12493,7 @@
           <w:sz w:val="20"/>
           <w:szCs w:val="20"/>
         </w:rPr>
-        <w:t xml:space="preserve">現状: 品質スコア7.87（URGENT判定）、稼働率78.1%</w:t>
+        <w:t xml:space="preserve">現状: 品質スコア7.89（URGENT判定）、稼働率78.1%</w:t>
       </w:r>
     </w:p>
     <w:p>
@@ -12598,7 +12598,7 @@
           <w:sz w:val="20"/>
           <w:szCs w:val="20"/>
         </w:rPr>
-        <w:t xml:space="preserve">成功指標: 1ヶ月後に清掃クレーム率1250%→5%以下</w:t>
+        <w:t xml:space="preserve">成功指標: 1ヶ月後に清掃クレーム率1220%→5%以下</w:t>
       </w:r>
     </w:p>
     <w:p>
@@ -12634,7 +12634,7 @@
           <w:sz w:val="22"/>
           <w:szCs w:val="22"/>
         </w:rPr>
-        <w:t xml:space="preserve">チサンホテル浜松町（月間売上: ¥5,578,650, スコア: 7.02）</w:t>
+        <w:t xml:space="preserve">チサンホテル浜松町（月間売上: ¥5,578,650, スコア: 7.03）</w:t>
       </w:r>
     </w:p>
     <w:p>
@@ -12655,7 +12655,7 @@
           <w:sz w:val="20"/>
           <w:szCs w:val="20"/>
         </w:rPr>
-        <w:t xml:space="preserve">現状: 品質スコア7.02（URGENT判定）、稼働率67.8%</w:t>
+        <w:t xml:space="preserve">現状: 品質スコア7.03（URGENT判定）、稼働率67.8%</w:t>
       </w:r>
     </w:p>
     <w:p>
@@ -12760,7 +12760,7 @@
           <w:sz w:val="20"/>
           <w:szCs w:val="20"/>
         </w:rPr>
-        <w:t xml:space="preserve">成功指標: 1ヶ月後に清掃クレーム率1080%→5%以下</w:t>
+        <w:t xml:space="preserve">成功指標: 1ヶ月後に清掃クレーム率1060%→5%以下</w:t>
       </w:r>
     </w:p>
     <w:p>
@@ -12796,7 +12796,7 @@
           <w:sz w:val="22"/>
           <w:szCs w:val="22"/>
         </w:rPr>
-        <w:t xml:space="preserve">アパホテル蒲田駅東（月間売上: ¥4,679,520, スコア: 7.44）</w:t>
+        <w:t xml:space="preserve">アパホテル蒲田駅東（月間売上: ¥4,679,520, スコア: 7.34）</w:t>
       </w:r>
     </w:p>
     <w:p>
@@ -12817,7 +12817,7 @@
           <w:sz w:val="20"/>
           <w:szCs w:val="20"/>
         </w:rPr>
-        <w:t xml:space="preserve">現状: 品質スコア7.44（URGENT判定）、稼働率74.5%</w:t>
+        <w:t xml:space="preserve">現状: 品質スコア7.34（URGENT判定）、稼働率74.5%</w:t>
       </w:r>
     </w:p>
     <w:p>
@@ -12922,7 +12922,7 @@
           <w:sz w:val="20"/>
           <w:szCs w:val="20"/>
         </w:rPr>
-        <w:t xml:space="preserve">成功指標: 1ヶ月後に清掃クレーム率890%→5%以下</w:t>
+        <w:t xml:space="preserve">成功指標: 1ヶ月後に清掃クレーム率1060%→5%以下</w:t>
       </w:r>
     </w:p>
     <w:p>
@@ -12996,7 +12996,7 @@
           <w:sz w:val="20"/>
           <w:szCs w:val="20"/>
         </w:rPr>
-        <w:t xml:space="preserve">対象: 5ホテル（合計月間売上: ¥23,779,905）</w:t>
+        <w:t xml:space="preserve">対象: 4ホテル（合計月間売上: ¥19,728,015）</w:t>
       </w:r>
     </w:p>
     <w:tbl>
@@ -13260,7 +13260,7 @@
                 <w:sz w:val="15"/>
                 <w:szCs w:val="15"/>
               </w:rPr>
-              <w:t xml:space="preserve">7.87</w:t>
+              <w:t xml:space="preserve">7.89</w:t>
             </w:r>
           </w:p>
         </w:tc>
@@ -13432,7 +13432,7 @@
                 <w:sz w:val="15"/>
                 <w:szCs w:val="15"/>
               </w:rPr>
-              <w:t xml:space="preserve">7.02</w:t>
+              <w:t xml:space="preserve">7.03</w:t>
             </w:r>
           </w:p>
         </w:tc>
@@ -13604,7 +13604,7 @@
                 <w:sz w:val="15"/>
                 <w:szCs w:val="15"/>
               </w:rPr>
-              <w:t xml:space="preserve">7.44</w:t>
+              <w:t xml:space="preserve">7.34</w:t>
             </w:r>
           </w:p>
         </w:tc>
@@ -13706,179 +13706,7 @@
                 <w:sz w:val="15"/>
                 <w:szCs w:val="15"/>
               </w:rPr>
-              <w:t xml:space="preserve">7.9以上</w:t>
-            </w:r>
-          </w:p>
-        </w:tc>
-      </w:tr>
-      <w:tr>
-        <w:tc>
-          <w:tcPr>
-            <w:tcW w:type="dxa" w:w="2500"/>
-            <w:tcBorders>
-              <w:top w:val="single" w:color="CCCCCC" w:sz="1"/>
-              <w:left w:val="single" w:color="CCCCCC" w:sz="1"/>
-              <w:bottom w:val="single" w:color="CCCCCC" w:sz="1"/>
-              <w:right w:val="single" w:color="CCCCCC" w:sz="1"/>
-            </w:tcBorders>
-            <w:tcMar>
-              <w:top w:type="dxa" w:w="60"/>
-              <w:left w:type="dxa" w:w="80"/>
-              <w:bottom w:type="dxa" w:w="60"/>
-              <w:right w:type="dxa" w:w="80"/>
-            </w:tcMar>
-            <w:vAlign w:val="center"/>
-          </w:tcPr>
-          <w:p>
-            <w:pPr>
-              <w:jc w:val="left"/>
-            </w:pPr>
-            <w:r>
-              <w:rPr>
-                <w:rFonts w:ascii="Arial" w:cs="Arial" w:eastAsia="Arial" w:hAnsi="Arial"/>
-                <w:b w:val="false"/>
-                <w:bCs w:val="false"/>
-                <w:color w:val="333333"/>
-                <w:sz w:val="15"/>
-                <w:szCs w:val="15"/>
-              </w:rPr>
-              <w:t xml:space="preserve">コンフォートホテル横浜関内</w:t>
-            </w:r>
-          </w:p>
-        </w:tc>
-        <w:tc>
-          <w:tcPr>
-            <w:tcW w:type="dxa" w:w="1000"/>
-            <w:tcBorders>
-              <w:top w:val="single" w:color="CCCCCC" w:sz="1"/>
-              <w:left w:val="single" w:color="CCCCCC" w:sz="1"/>
-              <w:bottom w:val="single" w:color="CCCCCC" w:sz="1"/>
-              <w:right w:val="single" w:color="CCCCCC" w:sz="1"/>
-            </w:tcBorders>
-            <w:tcMar>
-              <w:top w:type="dxa" w:w="60"/>
-              <w:left w:type="dxa" w:w="80"/>
-              <w:bottom w:type="dxa" w:w="60"/>
-              <w:right w:type="dxa" w:w="80"/>
-            </w:tcMar>
-            <w:vAlign w:val="center"/>
-          </w:tcPr>
-          <w:p>
-            <w:pPr>
-              <w:jc w:val="center"/>
-            </w:pPr>
-            <w:r>
-              <w:rPr>
-                <w:rFonts w:ascii="Arial" w:cs="Arial" w:eastAsia="Arial" w:hAnsi="Arial"/>
-                <w:b w:val="false"/>
-                <w:bCs w:val="false"/>
-                <w:color w:val="E74C3C"/>
-                <w:sz w:val="15"/>
-                <w:szCs w:val="15"/>
-              </w:rPr>
-              <w:t xml:space="preserve">7.70</w:t>
-            </w:r>
-          </w:p>
-        </w:tc>
-        <w:tc>
-          <w:tcPr>
-            <w:tcW w:type="dxa" w:w="1500"/>
-            <w:tcBorders>
-              <w:top w:val="single" w:color="CCCCCC" w:sz="1"/>
-              <w:left w:val="single" w:color="CCCCCC" w:sz="1"/>
-              <w:bottom w:val="single" w:color="CCCCCC" w:sz="1"/>
-              <w:right w:val="single" w:color="CCCCCC" w:sz="1"/>
-            </w:tcBorders>
-            <w:tcMar>
-              <w:top w:type="dxa" w:w="60"/>
-              <w:left w:type="dxa" w:w="80"/>
-              <w:bottom w:type="dxa" w:w="60"/>
-              <w:right w:type="dxa" w:w="80"/>
-            </w:tcMar>
-            <w:vAlign w:val="center"/>
-          </w:tcPr>
-          <w:p>
-            <w:pPr>
-              <w:jc w:val="center"/>
-            </w:pPr>
-            <w:r>
-              <w:rPr>
-                <w:rFonts w:ascii="Arial" w:cs="Arial" w:eastAsia="Arial" w:hAnsi="Arial"/>
-                <w:b w:val="false"/>
-                <w:bCs w:val="false"/>
-                <w:color w:val="333333"/>
-                <w:sz w:val="15"/>
-                <w:szCs w:val="15"/>
-              </w:rPr>
-              <w:t xml:space="preserve">¥4,051,890</w:t>
-            </w:r>
-          </w:p>
-        </w:tc>
-        <w:tc>
-          <w:tcPr>
-            <w:tcW w:type="dxa" w:w="2500"/>
-            <w:tcBorders>
-              <w:top w:val="single" w:color="CCCCCC" w:sz="1"/>
-              <w:left w:val="single" w:color="CCCCCC" w:sz="1"/>
-              <w:bottom w:val="single" w:color="CCCCCC" w:sz="1"/>
-              <w:right w:val="single" w:color="CCCCCC" w:sz="1"/>
-            </w:tcBorders>
-            <w:tcMar>
-              <w:top w:type="dxa" w:w="60"/>
-              <w:left w:type="dxa" w:w="80"/>
-              <w:bottom w:type="dxa" w:w="60"/>
-              <w:right w:type="dxa" w:w="80"/>
-            </w:tcMar>
-            <w:vAlign w:val="center"/>
-          </w:tcPr>
-          <w:p>
-            <w:pPr>
-              <w:jc w:val="left"/>
-            </w:pPr>
-            <w:r>
-              <w:rPr>
-                <w:rFonts w:ascii="Arial" w:cs="Arial" w:eastAsia="Arial" w:hAnsi="Arial"/>
-                <w:b w:val="false"/>
-                <w:bCs w:val="false"/>
-                <w:color w:val="333333"/>
-                <w:sz w:val="15"/>
-                <w:szCs w:val="15"/>
-              </w:rPr>
-              <w:t xml:space="preserve">清掃品質の総合改善</w:t>
-            </w:r>
-          </w:p>
-        </w:tc>
-        <w:tc>
-          <w:tcPr>
-            <w:tcW w:type="dxa" w:w="1000"/>
-            <w:tcBorders>
-              <w:top w:val="single" w:color="CCCCCC" w:sz="1"/>
-              <w:left w:val="single" w:color="CCCCCC" w:sz="1"/>
-              <w:bottom w:val="single" w:color="CCCCCC" w:sz="1"/>
-              <w:right w:val="single" w:color="CCCCCC" w:sz="1"/>
-            </w:tcBorders>
-            <w:tcMar>
-              <w:top w:type="dxa" w:w="60"/>
-              <w:left w:type="dxa" w:w="80"/>
-              <w:bottom w:type="dxa" w:w="60"/>
-              <w:right w:type="dxa" w:w="80"/>
-            </w:tcMar>
-            <w:vAlign w:val="center"/>
-          </w:tcPr>
-          <w:p>
-            <w:pPr>
-              <w:jc w:val="center"/>
-            </w:pPr>
-            <w:r>
-              <w:rPr>
-                <w:rFonts w:ascii="Arial" w:cs="Arial" w:eastAsia="Arial" w:hAnsi="Arial"/>
-                <w:b w:val="false"/>
-                <w:bCs w:val="false"/>
-                <w:color w:val="27AE60"/>
-                <w:sz w:val="15"/>
-                <w:szCs w:val="15"/>
-              </w:rPr>
-              <w:t xml:space="preserve">8.2以上</w:t>
+              <w:t xml:space="preserve">7.8以上</w:t>
             </w:r>
           </w:p>
         </w:tc>
@@ -14228,7 +14056,7 @@
           <w:sz w:val="22"/>
           <w:szCs w:val="22"/>
         </w:rPr>
-        <w:t xml:space="preserve">川崎日航ホテル（月間売上: ¥7,168,120, スコア: 8.62）</w:t>
+        <w:t xml:space="preserve">川崎日航ホテル（月間売上: ¥7,168,120, スコア: 8.65）</w:t>
       </w:r>
     </w:p>
     <w:p>
@@ -14426,7 +14254,64 @@
           <w:sz w:val="22"/>
           <w:szCs w:val="22"/>
         </w:rPr>
-        <w:t xml:space="preserve">コンフォートイン六本木（月間売上: ¥2,842,630, スコア: 8.1）</w:t>
+        <w:t xml:space="preserve">コンフォートホテル横浜関内（月間売上: ¥4,051,890, スコア: 7.65）</w:t>
+      </w:r>
+    </w:p>
+    <w:p>
+      <w:pPr>
+        <w:pStyle w:val="ListParagraph"/>
+        <w:numPr>
+          <w:ilvl w:val="0"/>
+          <w:numId w:val="1"/>
+        </w:numPr>
+        <w:spacing w:after="40" w:before="40"/>
+      </w:pPr>
+      <w:r>
+        <w:rPr>
+          <w:rFonts w:ascii="Arial" w:cs="Arial" w:eastAsia="Arial" w:hAnsi="Arial"/>
+          <w:b w:val="false"/>
+          <w:bCs w:val="false"/>
+          <w:color w:val="333333"/>
+          <w:sz w:val="20"/>
+          <w:szCs w:val="20"/>
+        </w:rPr>
+        <w:t xml:space="preserve">現状分析: HIGH判定、稼働率55.9%、利益率28.2%</w:t>
+      </w:r>
+    </w:p>
+    <w:p>
+      <w:pPr>
+        <w:spacing w:after="80" w:before="80"/>
+        <w:jc w:val="left"/>
+      </w:pPr>
+      <w:r>
+        <w:rPr>
+          <w:rFonts w:ascii="Arial" w:cs="Arial" w:eastAsia="Arial" w:hAnsi="Arial"/>
+          <w:b w:val="false"/>
+          <w:bCs w:val="false"/>
+          <w:i w:val="false"/>
+          <w:iCs w:val="false"/>
+          <w:color w:val="333333"/>
+          <w:sz w:val="20"/>
+          <w:szCs w:val="20"/>
+        </w:rPr>
+        <w:t xml:space="preserve"/>
+      </w:r>
+    </w:p>
+    <w:p>
+      <w:pPr>
+        <w:pStyle w:val="Heading3"/>
+        <w:spacing w:after="120" w:before="200"/>
+      </w:pPr>
+      <w:r>
+        <w:rPr>
+          <w:rFonts w:ascii="Arial" w:cs="Arial" w:eastAsia="Arial" w:hAnsi="Arial"/>
+          <w:b/>
+          <w:bCs/>
+          <w:color w:val="1B3A5C"/>
+          <w:sz w:val="22"/>
+          <w:szCs w:val="22"/>
+        </w:rPr>
+        <w:t xml:space="preserve">コンフォートイン六本木（月間売上: ¥2,842,630, スコア: 8.11）</w:t>
       </w:r>
     </w:p>
     <w:p>
@@ -14546,7 +14431,7 @@
           <w:sz w:val="20"/>
           <w:szCs w:val="20"/>
         </w:rPr>
-        <w:t xml:space="preserve">コンフォートイン六本木: スコア8.1（品質良好）だが売上¥2,842,630 → OTA掲載最適化、価格戦略の見直し、プロモーション強化</w:t>
+        <w:t xml:space="preserve">コンフォートイン六本木: スコア8.11（品質良好）だが売上¥2,842,630 → OTA掲載最適化、価格戦略の見直し、プロモーション強化</w:t>
       </w:r>
     </w:p>
     <w:p>
@@ -14588,7 +14473,7 @@
           <w:sz w:val="20"/>
           <w:szCs w:val="20"/>
         </w:rPr>
-        <w:t xml:space="preserve">コンフォートホテル成田: スコア8.6（品質良好）だが売上¥2,655,760 → OTA掲載最適化、価格戦略の見直し、プロモーション強化</w:t>
+        <w:t xml:space="preserve">コンフォートホテル成田: スコア8.59（品質良好）だが売上¥2,655,760 → OTA掲載最適化、価格戦略の見直し、プロモーション強化</w:t>
       </w:r>
     </w:p>
     <w:p>
@@ -14609,7 +14494,7 @@
           <w:sz w:val="20"/>
           <w:szCs w:val="20"/>
         </w:rPr>
-        <w:t xml:space="preserve">リッチモンドホテル東京目白: スコア8.65（品質良好）だが売上¥3,663,440 → OTA掲載最適化、価格戦略の見直し、プロモーション強化</w:t>
+        <w:t xml:space="preserve">リッチモンドホテル東京目白: スコア8.66（品質良好）だが売上¥3,663,440 → OTA掲載最適化、価格戦略の見直し、プロモーション強化</w:t>
       </w:r>
     </w:p>
     <w:p>
@@ -14630,7 +14515,7 @@
           <w:sz w:val="20"/>
           <w:szCs w:val="20"/>
         </w:rPr>
-        <w:t xml:space="preserve">ホテルケヤキゲート東京府中: スコア8.81（品質良好）だが売上¥4,425,395 → OTA掲載最適化、価格戦略の見直し、プロモーション強化</w:t>
+        <w:t xml:space="preserve">ホテルケヤキゲート東京府中: スコア8.77（品質良好）だが売上¥4,425,395 → OTA掲載最適化、価格戦略の見直し、プロモーション強化</w:t>
       </w:r>
     </w:p>
     <w:p>
@@ -14651,7 +14536,7 @@
           <w:sz w:val="20"/>
           <w:szCs w:val="20"/>
         </w:rPr>
-        <w:t xml:space="preserve">コンフォートホテルERA東京東神田: スコア8.93（品質良好）だが売上¥4,047,280 → OTA掲載最適化、価格戦略の見直し、プロモーション強化</w:t>
+        <w:t xml:space="preserve">コンフォートホテルERA東京東神田: スコア8.91（品質良好）だが売上¥4,047,280 → OTA掲載最適化、価格戦略の見直し、プロモーション強化</w:t>
       </w:r>
     </w:p>
     <w:p>
@@ -14672,7 +14557,7 @@
           <w:sz w:val="20"/>
           <w:szCs w:val="20"/>
         </w:rPr>
-        <w:t xml:space="preserve">第一イン池袋: スコア9.03（品質良好）だが売上¥4,310,610 → OTA掲載最適化、価格戦略の見直し、プロモーション強化</w:t>
+        <w:t xml:space="preserve">第一イン池袋: スコア9.06（品質良好）だが売上¥4,310,610 → OTA掲載最適化、価格戦略の見直し、プロモーション強化</w:t>
       </w:r>
     </w:p>
     <w:p>
@@ -15219,7 +15104,7 @@
                 <w:sz w:val="15"/>
                 <w:szCs w:val="15"/>
               </w:rPr>
-              <w:t xml:space="preserve">7.87 / 10.0</w:t>
+              <w:t xml:space="preserve">7.89 / 10.0</w:t>
             </w:r>
           </w:p>
         </w:tc>
@@ -15357,7 +15242,7 @@
                 <w:sz w:val="15"/>
                 <w:szCs w:val="15"/>
               </w:rPr>
-              <w:t xml:space="preserve">136件</w:t>
+              <w:t xml:space="preserve">139件</w:t>
             </w:r>
           </w:p>
         </w:tc>
@@ -15495,7 +15380,7 @@
                 <w:sz w:val="15"/>
                 <w:szCs w:val="15"/>
               </w:rPr>
-              <w:t xml:space="preserve">1250.0%</w:t>
+              <w:t xml:space="preserve">1220.0%</w:t>
             </w:r>
           </w:p>
         </w:tc>
@@ -16126,7 +16011,7 @@
                 <w:sz w:val="15"/>
                 <w:szCs w:val="15"/>
               </w:rPr>
-              <w:t xml:space="preserve">7.02 / 10.0</w:t>
+              <w:t xml:space="preserve">7.03 / 10.0</w:t>
             </w:r>
           </w:p>
         </w:tc>
@@ -16264,7 +16149,7 @@
                 <w:sz w:val="15"/>
                 <w:szCs w:val="15"/>
               </w:rPr>
-              <w:t xml:space="preserve">65件</w:t>
+              <w:t xml:space="preserve">66件</w:t>
             </w:r>
           </w:p>
         </w:tc>
@@ -16402,7 +16287,7 @@
                 <w:sz w:val="15"/>
                 <w:szCs w:val="15"/>
               </w:rPr>
-              <w:t xml:space="preserve">1080.0%</w:t>
+              <w:t xml:space="preserve">1060.0%</w:t>
             </w:r>
           </w:p>
         </w:tc>
@@ -17033,7 +16918,7 @@
                 <w:sz w:val="15"/>
                 <w:szCs w:val="15"/>
               </w:rPr>
-              <w:t xml:space="preserve">7.44 / 10.0</w:t>
+              <w:t xml:space="preserve">7.34 / 10.0</w:t>
             </w:r>
           </w:p>
         </w:tc>
@@ -17171,7 +17056,7 @@
                 <w:sz w:val="15"/>
                 <w:szCs w:val="15"/>
               </w:rPr>
-              <w:t xml:space="preserve">45件</w:t>
+              <w:t xml:space="preserve">47件</w:t>
             </w:r>
           </w:p>
         </w:tc>
@@ -17309,7 +17194,7 @@
                 <w:sz w:val="15"/>
                 <w:szCs w:val="15"/>
               </w:rPr>
-              <w:t xml:space="preserve">890.0%</w:t>
+              <w:t xml:space="preserve">1060.0%</w:t>
             </w:r>
           </w:p>
         </w:tc>
@@ -17655,6 +17540,2727 @@
                 <w:szCs w:val="15"/>
               </w:rPr>
               <w:t xml:space="preserve">220室 / 37名</w:t>
+            </w:r>
+          </w:p>
+        </w:tc>
+      </w:tr>
+    </w:tbl>
+    <w:p>
+      <w:pPr>
+        <w:spacing w:after="80" w:before="80"/>
+        <w:jc w:val="left"/>
+      </w:pPr>
+      <w:r>
+        <w:rPr>
+          <w:rFonts w:ascii="Arial" w:cs="Arial" w:eastAsia="Arial" w:hAnsi="Arial"/>
+          <w:b w:val="false"/>
+          <w:bCs w:val="false"/>
+          <w:i w:val="false"/>
+          <w:iCs w:val="false"/>
+          <w:color w:val="333333"/>
+          <w:sz w:val="20"/>
+          <w:szCs w:val="20"/>
+        </w:rPr>
+        <w:t xml:space="preserve"/>
+      </w:r>
+    </w:p>
+    <w:p>
+      <w:pPr>
+        <w:spacing w:after="80" w:before="80"/>
+        <w:jc w:val="left"/>
+      </w:pPr>
+      <w:r>
+        <w:rPr>
+          <w:rFonts w:ascii="Arial" w:cs="Arial" w:eastAsia="Arial" w:hAnsi="Arial"/>
+          <w:b w:val="false"/>
+          <w:bCs w:val="false"/>
+          <w:i w:val="false"/>
+          <w:iCs w:val="false"/>
+          <w:color w:val="333333"/>
+          <w:sz w:val="20"/>
+          <w:szCs w:val="20"/>
+        </w:rPr>
+        <w:t xml:space="preserve"/>
+      </w:r>
+    </w:p>
+    <w:p>
+      <w:pPr>
+        <w:pStyle w:val="Heading2"/>
+        <w:spacing w:after="160" w:before="280"/>
+      </w:pPr>
+      <w:r>
+        <w:rPr>
+          <w:rFonts w:ascii="Arial" w:cs="Arial" w:eastAsia="Arial" w:hAnsi="Arial"/>
+          <w:b/>
+          <w:bCs/>
+          <w:color w:val="2E75B6"/>
+          <w:sz w:val="26"/>
+          <w:szCs w:val="26"/>
+        </w:rPr>
+        <w:t xml:space="preserve">コートホテル新横浜</w:t>
+      </w:r>
+    </w:p>
+    <w:tbl>
+      <w:tblPr>
+        <w:tblW w:type="dxa" w:w="10000"/>
+        <w:tblBorders>
+          <w:top w:val="single" w:color="auto" w:sz="4"/>
+          <w:left w:val="single" w:color="auto" w:sz="4"/>
+          <w:bottom w:val="single" w:color="auto" w:sz="4"/>
+          <w:right w:val="single" w:color="auto" w:sz="4"/>
+          <w:insideH w:val="single" w:color="auto" w:sz="4"/>
+          <w:insideV w:val="single" w:color="auto" w:sz="4"/>
+        </w:tblBorders>
+      </w:tblPr>
+      <w:tblGrid>
+        <w:gridCol w:w="100"/>
+        <w:gridCol w:w="100"/>
+        <w:gridCol w:w="100"/>
+        <w:gridCol w:w="100"/>
+      </w:tblGrid>
+      <w:tr>
+        <w:tc>
+          <w:tcPr>
+            <w:tcW w:type="dxa" w:w="2500"/>
+            <w:tcBorders>
+              <w:top w:val="single" w:color="CCCCCC" w:sz="1"/>
+              <w:left w:val="single" w:color="CCCCCC" w:sz="1"/>
+              <w:bottom w:val="single" w:color="CCCCCC" w:sz="1"/>
+              <w:right w:val="single" w:color="CCCCCC" w:sz="1"/>
+            </w:tcBorders>
+            <w:shd w:fill="FFEBEE" w:color="FFEBEE" w:val="solid"/>
+            <w:tcMar>
+              <w:top w:type="dxa" w:w="60"/>
+              <w:left w:type="dxa" w:w="80"/>
+              <w:bottom w:type="dxa" w:w="60"/>
+              <w:right w:type="dxa" w:w="80"/>
+            </w:tcMar>
+            <w:vAlign w:val="center"/>
+          </w:tcPr>
+          <w:p>
+            <w:pPr>
+              <w:jc w:val="left"/>
+            </w:pPr>
+            <w:r>
+              <w:rPr>
+                <w:rFonts w:ascii="Arial" w:cs="Arial" w:eastAsia="Arial" w:hAnsi="Arial"/>
+                <w:b/>
+                <w:bCs/>
+                <w:color w:val="C62828"/>
+                <w:sz w:val="15"/>
+                <w:szCs w:val="15"/>
+              </w:rPr>
+              <w:t xml:space="preserve">指標</w:t>
+            </w:r>
+          </w:p>
+        </w:tc>
+        <w:tc>
+          <w:tcPr>
+            <w:tcW w:type="dxa" w:w="2500"/>
+            <w:tcBorders>
+              <w:top w:val="single" w:color="CCCCCC" w:sz="1"/>
+              <w:left w:val="single" w:color="CCCCCC" w:sz="1"/>
+              <w:bottom w:val="single" w:color="CCCCCC" w:sz="1"/>
+              <w:right w:val="single" w:color="CCCCCC" w:sz="1"/>
+            </w:tcBorders>
+            <w:shd w:fill="FFEBEE" w:color="FFEBEE" w:val="solid"/>
+            <w:tcMar>
+              <w:top w:type="dxa" w:w="60"/>
+              <w:left w:type="dxa" w:w="80"/>
+              <w:bottom w:type="dxa" w:w="60"/>
+              <w:right w:type="dxa" w:w="80"/>
+            </w:tcMar>
+            <w:vAlign w:val="center"/>
+          </w:tcPr>
+          <w:p>
+            <w:pPr>
+              <w:jc w:val="center"/>
+            </w:pPr>
+            <w:r>
+              <w:rPr>
+                <w:rFonts w:ascii="Arial" w:cs="Arial" w:eastAsia="Arial" w:hAnsi="Arial"/>
+                <w:b/>
+                <w:bCs/>
+                <w:color w:val="C62828"/>
+                <w:sz w:val="15"/>
+                <w:szCs w:val="15"/>
+              </w:rPr>
+              <w:t xml:space="preserve">数値</w:t>
+            </w:r>
+          </w:p>
+        </w:tc>
+        <w:tc>
+          <w:tcPr>
+            <w:tcW w:type="dxa" w:w="2500"/>
+            <w:tcBorders>
+              <w:top w:val="single" w:color="CCCCCC" w:sz="1"/>
+              <w:left w:val="single" w:color="CCCCCC" w:sz="1"/>
+              <w:bottom w:val="single" w:color="CCCCCC" w:sz="1"/>
+              <w:right w:val="single" w:color="CCCCCC" w:sz="1"/>
+            </w:tcBorders>
+            <w:shd w:fill="FFEBEE" w:color="FFEBEE" w:val="solid"/>
+            <w:tcMar>
+              <w:top w:type="dxa" w:w="60"/>
+              <w:left w:type="dxa" w:w="80"/>
+              <w:bottom w:type="dxa" w:w="60"/>
+              <w:right w:type="dxa" w:w="80"/>
+            </w:tcMar>
+            <w:vAlign w:val="center"/>
+          </w:tcPr>
+          <w:p>
+            <w:pPr>
+              <w:jc w:val="left"/>
+            </w:pPr>
+            <w:r>
+              <w:rPr>
+                <w:rFonts w:ascii="Arial" w:cs="Arial" w:eastAsia="Arial" w:hAnsi="Arial"/>
+                <w:b/>
+                <w:bCs/>
+                <w:color w:val="C62828"/>
+                <w:sz w:val="15"/>
+                <w:szCs w:val="15"/>
+              </w:rPr>
+              <w:t xml:space="preserve">指標</w:t>
+            </w:r>
+          </w:p>
+        </w:tc>
+        <w:tc>
+          <w:tcPr>
+            <w:tcW w:type="dxa" w:w="2500"/>
+            <w:tcBorders>
+              <w:top w:val="single" w:color="CCCCCC" w:sz="1"/>
+              <w:left w:val="single" w:color="CCCCCC" w:sz="1"/>
+              <w:bottom w:val="single" w:color="CCCCCC" w:sz="1"/>
+              <w:right w:val="single" w:color="CCCCCC" w:sz="1"/>
+            </w:tcBorders>
+            <w:shd w:fill="FFEBEE" w:color="FFEBEE" w:val="solid"/>
+            <w:tcMar>
+              <w:top w:type="dxa" w:w="60"/>
+              <w:left w:type="dxa" w:w="80"/>
+              <w:bottom w:type="dxa" w:w="60"/>
+              <w:right w:type="dxa" w:w="80"/>
+            </w:tcMar>
+            <w:vAlign w:val="center"/>
+          </w:tcPr>
+          <w:p>
+            <w:pPr>
+              <w:jc w:val="center"/>
+            </w:pPr>
+            <w:r>
+              <w:rPr>
+                <w:rFonts w:ascii="Arial" w:cs="Arial" w:eastAsia="Arial" w:hAnsi="Arial"/>
+                <w:b/>
+                <w:bCs/>
+                <w:color w:val="C62828"/>
+                <w:sz w:val="15"/>
+                <w:szCs w:val="15"/>
+              </w:rPr>
+              <w:t xml:space="preserve">数値</w:t>
+            </w:r>
+          </w:p>
+        </w:tc>
+      </w:tr>
+      <w:tr>
+        <w:tc>
+          <w:tcPr>
+            <w:tcW w:type="dxa" w:w="2500"/>
+            <w:tcBorders>
+              <w:top w:val="single" w:color="CCCCCC" w:sz="1"/>
+              <w:left w:val="single" w:color="CCCCCC" w:sz="1"/>
+              <w:bottom w:val="single" w:color="CCCCCC" w:sz="1"/>
+              <w:right w:val="single" w:color="CCCCCC" w:sz="1"/>
+            </w:tcBorders>
+            <w:tcMar>
+              <w:top w:type="dxa" w:w="60"/>
+              <w:left w:type="dxa" w:w="80"/>
+              <w:bottom w:type="dxa" w:w="60"/>
+              <w:right w:type="dxa" w:w="80"/>
+            </w:tcMar>
+            <w:vAlign w:val="center"/>
+          </w:tcPr>
+          <w:p>
+            <w:pPr>
+              <w:jc w:val="left"/>
+            </w:pPr>
+            <w:r>
+              <w:rPr>
+                <w:rFonts w:ascii="Arial" w:cs="Arial" w:eastAsia="Arial" w:hAnsi="Arial"/>
+                <w:b w:val="false"/>
+                <w:bCs w:val="false"/>
+                <w:color w:val="333333"/>
+                <w:sz w:val="15"/>
+                <w:szCs w:val="15"/>
+              </w:rPr>
+              <w:t xml:space="preserve">品質スコア</w:t>
+            </w:r>
+          </w:p>
+        </w:tc>
+        <w:tc>
+          <w:tcPr>
+            <w:tcW w:type="dxa" w:w="2500"/>
+            <w:tcBorders>
+              <w:top w:val="single" w:color="CCCCCC" w:sz="1"/>
+              <w:left w:val="single" w:color="CCCCCC" w:sz="1"/>
+              <w:bottom w:val="single" w:color="CCCCCC" w:sz="1"/>
+              <w:right w:val="single" w:color="CCCCCC" w:sz="1"/>
+            </w:tcBorders>
+            <w:tcMar>
+              <w:top w:type="dxa" w:w="60"/>
+              <w:left w:type="dxa" w:w="80"/>
+              <w:bottom w:type="dxa" w:w="60"/>
+              <w:right w:type="dxa" w:w="80"/>
+            </w:tcMar>
+            <w:vAlign w:val="center"/>
+          </w:tcPr>
+          <w:p>
+            <w:pPr>
+              <w:jc w:val="center"/>
+            </w:pPr>
+            <w:r>
+              <w:rPr>
+                <w:rFonts w:ascii="Arial" w:cs="Arial" w:eastAsia="Arial" w:hAnsi="Arial"/>
+                <w:b/>
+                <w:bCs/>
+                <w:color w:val="E74C3C"/>
+                <w:sz w:val="15"/>
+                <w:szCs w:val="15"/>
+              </w:rPr>
+              <w:t xml:space="preserve">7.03 / 10.0</w:t>
+            </w:r>
+          </w:p>
+        </w:tc>
+        <w:tc>
+          <w:tcPr>
+            <w:tcW w:type="dxa" w:w="2500"/>
+            <w:tcBorders>
+              <w:top w:val="single" w:color="CCCCCC" w:sz="1"/>
+              <w:left w:val="single" w:color="CCCCCC" w:sz="1"/>
+              <w:bottom w:val="single" w:color="CCCCCC" w:sz="1"/>
+              <w:right w:val="single" w:color="CCCCCC" w:sz="1"/>
+            </w:tcBorders>
+            <w:tcMar>
+              <w:top w:type="dxa" w:w="60"/>
+              <w:left w:type="dxa" w:w="80"/>
+              <w:bottom w:type="dxa" w:w="60"/>
+              <w:right w:type="dxa" w:w="80"/>
+            </w:tcMar>
+            <w:vAlign w:val="center"/>
+          </w:tcPr>
+          <w:p>
+            <w:pPr>
+              <w:jc w:val="left"/>
+            </w:pPr>
+            <w:r>
+              <w:rPr>
+                <w:rFonts w:ascii="Arial" w:cs="Arial" w:eastAsia="Arial" w:hAnsi="Arial"/>
+                <w:b w:val="false"/>
+                <w:bCs w:val="false"/>
+                <w:color w:val="333333"/>
+                <w:sz w:val="15"/>
+                <w:szCs w:val="15"/>
+              </w:rPr>
+              <w:t xml:space="preserve">月間売上（2月）</w:t>
+            </w:r>
+          </w:p>
+        </w:tc>
+        <w:tc>
+          <w:tcPr>
+            <w:tcW w:type="dxa" w:w="2500"/>
+            <w:tcBorders>
+              <w:top w:val="single" w:color="CCCCCC" w:sz="1"/>
+              <w:left w:val="single" w:color="CCCCCC" w:sz="1"/>
+              <w:bottom w:val="single" w:color="CCCCCC" w:sz="1"/>
+              <w:right w:val="single" w:color="CCCCCC" w:sz="1"/>
+            </w:tcBorders>
+            <w:tcMar>
+              <w:top w:type="dxa" w:w="60"/>
+              <w:left w:type="dxa" w:w="80"/>
+              <w:bottom w:type="dxa" w:w="60"/>
+              <w:right w:type="dxa" w:w="80"/>
+            </w:tcMar>
+            <w:vAlign w:val="center"/>
+          </w:tcPr>
+          <w:p>
+            <w:pPr>
+              <w:jc w:val="center"/>
+            </w:pPr>
+            <w:r>
+              <w:rPr>
+                <w:rFonts w:ascii="Arial" w:cs="Arial" w:eastAsia="Arial" w:hAnsi="Arial"/>
+                <w:b/>
+                <w:bCs/>
+                <w:color w:val="333333"/>
+                <w:sz w:val="15"/>
+                <w:szCs w:val="15"/>
+              </w:rPr>
+              <w:t xml:space="preserve">¥3,705,215</w:t>
+            </w:r>
+          </w:p>
+        </w:tc>
+      </w:tr>
+      <w:tr>
+        <w:tc>
+          <w:tcPr>
+            <w:tcW w:type="dxa" w:w="2500"/>
+            <w:tcBorders>
+              <w:top w:val="single" w:color="CCCCCC" w:sz="1"/>
+              <w:left w:val="single" w:color="CCCCCC" w:sz="1"/>
+              <w:bottom w:val="single" w:color="CCCCCC" w:sz="1"/>
+              <w:right w:val="single" w:color="CCCCCC" w:sz="1"/>
+            </w:tcBorders>
+            <w:tcMar>
+              <w:top w:type="dxa" w:w="60"/>
+              <w:left w:type="dxa" w:w="80"/>
+              <w:bottom w:type="dxa" w:w="60"/>
+              <w:right w:type="dxa" w:w="80"/>
+            </w:tcMar>
+            <w:vAlign w:val="center"/>
+          </w:tcPr>
+          <w:p>
+            <w:pPr>
+              <w:jc w:val="left"/>
+            </w:pPr>
+            <w:r>
+              <w:rPr>
+                <w:rFonts w:ascii="Arial" w:cs="Arial" w:eastAsia="Arial" w:hAnsi="Arial"/>
+                <w:b w:val="false"/>
+                <w:bCs w:val="false"/>
+                <w:color w:val="333333"/>
+                <w:sz w:val="15"/>
+                <w:szCs w:val="15"/>
+              </w:rPr>
+              <w:t xml:space="preserve">レビュー件数</w:t>
+            </w:r>
+          </w:p>
+        </w:tc>
+        <w:tc>
+          <w:tcPr>
+            <w:tcW w:type="dxa" w:w="2500"/>
+            <w:tcBorders>
+              <w:top w:val="single" w:color="CCCCCC" w:sz="1"/>
+              <w:left w:val="single" w:color="CCCCCC" w:sz="1"/>
+              <w:bottom w:val="single" w:color="CCCCCC" w:sz="1"/>
+              <w:right w:val="single" w:color="CCCCCC" w:sz="1"/>
+            </w:tcBorders>
+            <w:tcMar>
+              <w:top w:type="dxa" w:w="60"/>
+              <w:left w:type="dxa" w:w="80"/>
+              <w:bottom w:type="dxa" w:w="60"/>
+              <w:right w:type="dxa" w:w="80"/>
+            </w:tcMar>
+            <w:vAlign w:val="center"/>
+          </w:tcPr>
+          <w:p>
+            <w:pPr>
+              <w:jc w:val="center"/>
+            </w:pPr>
+            <w:r>
+              <w:rPr>
+                <w:rFonts w:ascii="Arial" w:cs="Arial" w:eastAsia="Arial" w:hAnsi="Arial"/>
+                <w:b w:val="false"/>
+                <w:bCs w:val="false"/>
+                <w:color w:val="333333"/>
+                <w:sz w:val="15"/>
+                <w:szCs w:val="15"/>
+              </w:rPr>
+              <w:t xml:space="preserve">120件</w:t>
+            </w:r>
+          </w:p>
+        </w:tc>
+        <w:tc>
+          <w:tcPr>
+            <w:tcW w:type="dxa" w:w="2500"/>
+            <w:tcBorders>
+              <w:top w:val="single" w:color="CCCCCC" w:sz="1"/>
+              <w:left w:val="single" w:color="CCCCCC" w:sz="1"/>
+              <w:bottom w:val="single" w:color="CCCCCC" w:sz="1"/>
+              <w:right w:val="single" w:color="CCCCCC" w:sz="1"/>
+            </w:tcBorders>
+            <w:tcMar>
+              <w:top w:type="dxa" w:w="60"/>
+              <w:left w:type="dxa" w:w="80"/>
+              <w:bottom w:type="dxa" w:w="60"/>
+              <w:right w:type="dxa" w:w="80"/>
+            </w:tcMar>
+            <w:vAlign w:val="center"/>
+          </w:tcPr>
+          <w:p>
+            <w:pPr>
+              <w:jc w:val="left"/>
+            </w:pPr>
+            <w:r>
+              <w:rPr>
+                <w:rFonts w:ascii="Arial" w:cs="Arial" w:eastAsia="Arial" w:hAnsi="Arial"/>
+                <w:b w:val="false"/>
+                <w:bCs w:val="false"/>
+                <w:color w:val="333333"/>
+                <w:sz w:val="15"/>
+                <w:szCs w:val="15"/>
+              </w:rPr>
+              <w:t xml:space="preserve">純利益</w:t>
+            </w:r>
+          </w:p>
+        </w:tc>
+        <w:tc>
+          <w:tcPr>
+            <w:tcW w:type="dxa" w:w="2500"/>
+            <w:tcBorders>
+              <w:top w:val="single" w:color="CCCCCC" w:sz="1"/>
+              <w:left w:val="single" w:color="CCCCCC" w:sz="1"/>
+              <w:bottom w:val="single" w:color="CCCCCC" w:sz="1"/>
+              <w:right w:val="single" w:color="CCCCCC" w:sz="1"/>
+            </w:tcBorders>
+            <w:tcMar>
+              <w:top w:type="dxa" w:w="60"/>
+              <w:left w:type="dxa" w:w="80"/>
+              <w:bottom w:type="dxa" w:w="60"/>
+              <w:right w:type="dxa" w:w="80"/>
+            </w:tcMar>
+            <w:vAlign w:val="center"/>
+          </w:tcPr>
+          <w:p>
+            <w:pPr>
+              <w:jc w:val="center"/>
+            </w:pPr>
+            <w:r>
+              <w:rPr>
+                <w:rFonts w:ascii="Arial" w:cs="Arial" w:eastAsia="Arial" w:hAnsi="Arial"/>
+                <w:b w:val="false"/>
+                <w:bCs w:val="false"/>
+                <w:color w:val="333333"/>
+                <w:sz w:val="15"/>
+                <w:szCs w:val="15"/>
+              </w:rPr>
+              <w:t xml:space="preserve">¥1,020,472</w:t>
+            </w:r>
+          </w:p>
+        </w:tc>
+      </w:tr>
+      <w:tr>
+        <w:tc>
+          <w:tcPr>
+            <w:tcW w:type="dxa" w:w="2500"/>
+            <w:tcBorders>
+              <w:top w:val="single" w:color="CCCCCC" w:sz="1"/>
+              <w:left w:val="single" w:color="CCCCCC" w:sz="1"/>
+              <w:bottom w:val="single" w:color="CCCCCC" w:sz="1"/>
+              <w:right w:val="single" w:color="CCCCCC" w:sz="1"/>
+            </w:tcBorders>
+            <w:tcMar>
+              <w:top w:type="dxa" w:w="60"/>
+              <w:left w:type="dxa" w:w="80"/>
+              <w:bottom w:type="dxa" w:w="60"/>
+              <w:right w:type="dxa" w:w="80"/>
+            </w:tcMar>
+            <w:vAlign w:val="center"/>
+          </w:tcPr>
+          <w:p>
+            <w:pPr>
+              <w:jc w:val="left"/>
+            </w:pPr>
+            <w:r>
+              <w:rPr>
+                <w:rFonts w:ascii="Arial" w:cs="Arial" w:eastAsia="Arial" w:hAnsi="Arial"/>
+                <w:b w:val="false"/>
+                <w:bCs w:val="false"/>
+                <w:color w:val="333333"/>
+                <w:sz w:val="15"/>
+                <w:szCs w:val="15"/>
+              </w:rPr>
+              <w:t xml:space="preserve">清掃クレーム率</w:t>
+            </w:r>
+          </w:p>
+        </w:tc>
+        <w:tc>
+          <w:tcPr>
+            <w:tcW w:type="dxa" w:w="2500"/>
+            <w:tcBorders>
+              <w:top w:val="single" w:color="CCCCCC" w:sz="1"/>
+              <w:left w:val="single" w:color="CCCCCC" w:sz="1"/>
+              <w:bottom w:val="single" w:color="CCCCCC" w:sz="1"/>
+              <w:right w:val="single" w:color="CCCCCC" w:sz="1"/>
+            </w:tcBorders>
+            <w:tcMar>
+              <w:top w:type="dxa" w:w="60"/>
+              <w:left w:type="dxa" w:w="80"/>
+              <w:bottom w:type="dxa" w:w="60"/>
+              <w:right w:type="dxa" w:w="80"/>
+            </w:tcMar>
+            <w:vAlign w:val="center"/>
+          </w:tcPr>
+          <w:p>
+            <w:pPr>
+              <w:jc w:val="center"/>
+            </w:pPr>
+            <w:r>
+              <w:rPr>
+                <w:rFonts w:ascii="Arial" w:cs="Arial" w:eastAsia="Arial" w:hAnsi="Arial"/>
+                <w:b w:val="false"/>
+                <w:bCs w:val="false"/>
+                <w:color w:val="E74C3C"/>
+                <w:sz w:val="15"/>
+                <w:szCs w:val="15"/>
+              </w:rPr>
+              <w:t xml:space="preserve">920.0%</w:t>
+            </w:r>
+          </w:p>
+        </w:tc>
+        <w:tc>
+          <w:tcPr>
+            <w:tcW w:type="dxa" w:w="2500"/>
+            <w:tcBorders>
+              <w:top w:val="single" w:color="CCCCCC" w:sz="1"/>
+              <w:left w:val="single" w:color="CCCCCC" w:sz="1"/>
+              <w:bottom w:val="single" w:color="CCCCCC" w:sz="1"/>
+              <w:right w:val="single" w:color="CCCCCC" w:sz="1"/>
+            </w:tcBorders>
+            <w:tcMar>
+              <w:top w:type="dxa" w:w="60"/>
+              <w:left w:type="dxa" w:w="80"/>
+              <w:bottom w:type="dxa" w:w="60"/>
+              <w:right w:type="dxa" w:w="80"/>
+            </w:tcMar>
+            <w:vAlign w:val="center"/>
+          </w:tcPr>
+          <w:p>
+            <w:pPr>
+              <w:jc w:val="left"/>
+            </w:pPr>
+            <w:r>
+              <w:rPr>
+                <w:rFonts w:ascii="Arial" w:cs="Arial" w:eastAsia="Arial" w:hAnsi="Arial"/>
+                <w:b w:val="false"/>
+                <w:bCs w:val="false"/>
+                <w:color w:val="333333"/>
+                <w:sz w:val="15"/>
+                <w:szCs w:val="15"/>
+              </w:rPr>
+              <w:t xml:space="preserve">稼働率</w:t>
+            </w:r>
+          </w:p>
+        </w:tc>
+        <w:tc>
+          <w:tcPr>
+            <w:tcW w:type="dxa" w:w="2500"/>
+            <w:tcBorders>
+              <w:top w:val="single" w:color="CCCCCC" w:sz="1"/>
+              <w:left w:val="single" w:color="CCCCCC" w:sz="1"/>
+              <w:bottom w:val="single" w:color="CCCCCC" w:sz="1"/>
+              <w:right w:val="single" w:color="CCCCCC" w:sz="1"/>
+            </w:tcBorders>
+            <w:tcMar>
+              <w:top w:type="dxa" w:w="60"/>
+              <w:left w:type="dxa" w:w="80"/>
+              <w:bottom w:type="dxa" w:w="60"/>
+              <w:right w:type="dxa" w:w="80"/>
+            </w:tcMar>
+            <w:vAlign w:val="center"/>
+          </w:tcPr>
+          <w:p>
+            <w:pPr>
+              <w:jc w:val="center"/>
+            </w:pPr>
+            <w:r>
+              <w:rPr>
+                <w:rFonts w:ascii="Arial" w:cs="Arial" w:eastAsia="Arial" w:hAnsi="Arial"/>
+                <w:b w:val="false"/>
+                <w:bCs w:val="false"/>
+                <w:color w:val="333333"/>
+                <w:sz w:val="15"/>
+                <w:szCs w:val="15"/>
+              </w:rPr>
+              <w:t xml:space="preserve">70.9%</w:t>
+            </w:r>
+          </w:p>
+        </w:tc>
+      </w:tr>
+      <w:tr>
+        <w:tc>
+          <w:tcPr>
+            <w:tcW w:type="dxa" w:w="2500"/>
+            <w:tcBorders>
+              <w:top w:val="single" w:color="CCCCCC" w:sz="1"/>
+              <w:left w:val="single" w:color="CCCCCC" w:sz="1"/>
+              <w:bottom w:val="single" w:color="CCCCCC" w:sz="1"/>
+              <w:right w:val="single" w:color="CCCCCC" w:sz="1"/>
+            </w:tcBorders>
+            <w:tcMar>
+              <w:top w:type="dxa" w:w="60"/>
+              <w:left w:type="dxa" w:w="80"/>
+              <w:bottom w:type="dxa" w:w="60"/>
+              <w:right w:type="dxa" w:w="80"/>
+            </w:tcMar>
+            <w:vAlign w:val="center"/>
+          </w:tcPr>
+          <w:p>
+            <w:pPr>
+              <w:jc w:val="left"/>
+            </w:pPr>
+            <w:r>
+              <w:rPr>
+                <w:rFonts w:ascii="Arial" w:cs="Arial" w:eastAsia="Arial" w:hAnsi="Arial"/>
+                <w:b w:val="false"/>
+                <w:bCs w:val="false"/>
+                <w:color w:val="333333"/>
+                <w:sz w:val="15"/>
+                <w:szCs w:val="15"/>
+              </w:rPr>
+              <w:t xml:space="preserve">優先度</w:t>
+            </w:r>
+          </w:p>
+        </w:tc>
+        <w:tc>
+          <w:tcPr>
+            <w:tcW w:type="dxa" w:w="2500"/>
+            <w:tcBorders>
+              <w:top w:val="single" w:color="CCCCCC" w:sz="1"/>
+              <w:left w:val="single" w:color="CCCCCC" w:sz="1"/>
+              <w:bottom w:val="single" w:color="CCCCCC" w:sz="1"/>
+              <w:right w:val="single" w:color="CCCCCC" w:sz="1"/>
+            </w:tcBorders>
+            <w:shd w:fill="FFEBEE" w:color="FFEBEE" w:val="solid"/>
+            <w:tcMar>
+              <w:top w:type="dxa" w:w="60"/>
+              <w:left w:type="dxa" w:w="80"/>
+              <w:bottom w:type="dxa" w:w="60"/>
+              <w:right w:type="dxa" w:w="80"/>
+            </w:tcMar>
+            <w:vAlign w:val="center"/>
+          </w:tcPr>
+          <w:p>
+            <w:pPr>
+              <w:jc w:val="center"/>
+            </w:pPr>
+            <w:r>
+              <w:rPr>
+                <w:rFonts w:ascii="Arial" w:cs="Arial" w:eastAsia="Arial" w:hAnsi="Arial"/>
+                <w:b/>
+                <w:bCs/>
+                <w:color w:val="C62828"/>
+                <w:sz w:val="15"/>
+                <w:szCs w:val="15"/>
+              </w:rPr>
+              <w:t xml:space="preserve">🔴 緊急</w:t>
+            </w:r>
+          </w:p>
+        </w:tc>
+        <w:tc>
+          <w:tcPr>
+            <w:tcW w:type="dxa" w:w="2500"/>
+            <w:tcBorders>
+              <w:top w:val="single" w:color="CCCCCC" w:sz="1"/>
+              <w:left w:val="single" w:color="CCCCCC" w:sz="1"/>
+              <w:bottom w:val="single" w:color="CCCCCC" w:sz="1"/>
+              <w:right w:val="single" w:color="CCCCCC" w:sz="1"/>
+            </w:tcBorders>
+            <w:tcMar>
+              <w:top w:type="dxa" w:w="60"/>
+              <w:left w:type="dxa" w:w="80"/>
+              <w:bottom w:type="dxa" w:w="60"/>
+              <w:right w:type="dxa" w:w="80"/>
+            </w:tcMar>
+            <w:vAlign w:val="center"/>
+          </w:tcPr>
+          <w:p>
+            <w:pPr>
+              <w:jc w:val="left"/>
+            </w:pPr>
+            <w:r>
+              <w:rPr>
+                <w:rFonts w:ascii="Arial" w:cs="Arial" w:eastAsia="Arial" w:hAnsi="Arial"/>
+                <w:b w:val="false"/>
+                <w:bCs w:val="false"/>
+                <w:color w:val="333333"/>
+                <w:sz w:val="15"/>
+                <w:szCs w:val="15"/>
+              </w:rPr>
+              <w:t xml:space="preserve">利益率</w:t>
+            </w:r>
+          </w:p>
+        </w:tc>
+        <w:tc>
+          <w:tcPr>
+            <w:tcW w:type="dxa" w:w="2500"/>
+            <w:tcBorders>
+              <w:top w:val="single" w:color="CCCCCC" w:sz="1"/>
+              <w:left w:val="single" w:color="CCCCCC" w:sz="1"/>
+              <w:bottom w:val="single" w:color="CCCCCC" w:sz="1"/>
+              <w:right w:val="single" w:color="CCCCCC" w:sz="1"/>
+            </w:tcBorders>
+            <w:tcMar>
+              <w:top w:type="dxa" w:w="60"/>
+              <w:left w:type="dxa" w:w="80"/>
+              <w:bottom w:type="dxa" w:w="60"/>
+              <w:right w:type="dxa" w:w="80"/>
+            </w:tcMar>
+            <w:vAlign w:val="center"/>
+          </w:tcPr>
+          <w:p>
+            <w:pPr>
+              <w:jc w:val="center"/>
+            </w:pPr>
+            <w:r>
+              <w:rPr>
+                <w:rFonts w:ascii="Arial" w:cs="Arial" w:eastAsia="Arial" w:hAnsi="Arial"/>
+                <w:b w:val="false"/>
+                <w:bCs w:val="false"/>
+                <w:color w:val="333333"/>
+                <w:sz w:val="15"/>
+                <w:szCs w:val="15"/>
+              </w:rPr>
+              <w:t xml:space="preserve">27.5%</w:t>
+            </w:r>
+          </w:p>
+        </w:tc>
+      </w:tr>
+      <w:tr>
+        <w:tc>
+          <w:tcPr>
+            <w:tcW w:type="dxa" w:w="2500"/>
+            <w:tcBorders>
+              <w:top w:val="single" w:color="CCCCCC" w:sz="1"/>
+              <w:left w:val="single" w:color="CCCCCC" w:sz="1"/>
+              <w:bottom w:val="single" w:color="CCCCCC" w:sz="1"/>
+              <w:right w:val="single" w:color="CCCCCC" w:sz="1"/>
+            </w:tcBorders>
+            <w:tcMar>
+              <w:top w:type="dxa" w:w="60"/>
+              <w:left w:type="dxa" w:w="80"/>
+              <w:bottom w:type="dxa" w:w="60"/>
+              <w:right w:type="dxa" w:w="80"/>
+            </w:tcMar>
+            <w:vAlign w:val="center"/>
+          </w:tcPr>
+          <w:p>
+            <w:pPr>
+              <w:jc w:val="left"/>
+            </w:pPr>
+            <w:r>
+              <w:rPr>
+                <w:rFonts w:ascii="Arial" w:cs="Arial" w:eastAsia="Arial" w:hAnsi="Arial"/>
+                <w:b w:val="false"/>
+                <w:bCs w:val="false"/>
+                <w:color w:val="333333"/>
+                <w:sz w:val="15"/>
+                <w:szCs w:val="15"/>
+              </w:rPr>
+              <w:t xml:space="preserve">マトリクス分類</w:t>
+            </w:r>
+          </w:p>
+        </w:tc>
+        <w:tc>
+          <w:tcPr>
+            <w:tcW w:type="dxa" w:w="2500"/>
+            <w:tcBorders>
+              <w:top w:val="single" w:color="CCCCCC" w:sz="1"/>
+              <w:left w:val="single" w:color="CCCCCC" w:sz="1"/>
+              <w:bottom w:val="single" w:color="CCCCCC" w:sz="1"/>
+              <w:right w:val="single" w:color="CCCCCC" w:sz="1"/>
+            </w:tcBorders>
+            <w:tcMar>
+              <w:top w:type="dxa" w:w="60"/>
+              <w:left w:type="dxa" w:w="80"/>
+              <w:bottom w:type="dxa" w:w="60"/>
+              <w:right w:type="dxa" w:w="80"/>
+            </w:tcMar>
+            <w:vAlign w:val="center"/>
+          </w:tcPr>
+          <w:p>
+            <w:pPr>
+              <w:jc w:val="center"/>
+            </w:pPr>
+            <w:r>
+              <w:rPr>
+                <w:rFonts w:ascii="Arial" w:cs="Arial" w:eastAsia="Arial" w:hAnsi="Arial"/>
+                <w:b/>
+                <w:bCs/>
+                <w:color w:val="333333"/>
+                <w:sz w:val="15"/>
+                <w:szCs w:val="15"/>
+              </w:rPr>
+              <w:t xml:space="preserve">低品質×低売上</w:t>
+            </w:r>
+          </w:p>
+        </w:tc>
+        <w:tc>
+          <w:tcPr>
+            <w:tcW w:type="dxa" w:w="2500"/>
+            <w:tcBorders>
+              <w:top w:val="single" w:color="CCCCCC" w:sz="1"/>
+              <w:left w:val="single" w:color="CCCCCC" w:sz="1"/>
+              <w:bottom w:val="single" w:color="CCCCCC" w:sz="1"/>
+              <w:right w:val="single" w:color="CCCCCC" w:sz="1"/>
+            </w:tcBorders>
+            <w:tcMar>
+              <w:top w:type="dxa" w:w="60"/>
+              <w:left w:type="dxa" w:w="80"/>
+              <w:bottom w:type="dxa" w:w="60"/>
+              <w:right w:type="dxa" w:w="80"/>
+            </w:tcMar>
+            <w:vAlign w:val="center"/>
+          </w:tcPr>
+          <w:p>
+            <w:pPr>
+              <w:jc w:val="left"/>
+            </w:pPr>
+            <w:r>
+              <w:rPr>
+                <w:rFonts w:ascii="Arial" w:cs="Arial" w:eastAsia="Arial" w:hAnsi="Arial"/>
+                <w:b w:val="false"/>
+                <w:bCs w:val="false"/>
+                <w:color w:val="333333"/>
+                <w:sz w:val="15"/>
+                <w:szCs w:val="15"/>
+              </w:rPr>
+              <w:t xml:space="preserve">客室数 / スタッフ数</w:t>
+            </w:r>
+          </w:p>
+        </w:tc>
+        <w:tc>
+          <w:tcPr>
+            <w:tcW w:type="dxa" w:w="2500"/>
+            <w:tcBorders>
+              <w:top w:val="single" w:color="CCCCCC" w:sz="1"/>
+              <w:left w:val="single" w:color="CCCCCC" w:sz="1"/>
+              <w:bottom w:val="single" w:color="CCCCCC" w:sz="1"/>
+              <w:right w:val="single" w:color="CCCCCC" w:sz="1"/>
+            </w:tcBorders>
+            <w:tcMar>
+              <w:top w:type="dxa" w:w="60"/>
+              <w:left w:type="dxa" w:w="80"/>
+              <w:bottom w:type="dxa" w:w="60"/>
+              <w:right w:type="dxa" w:w="80"/>
+            </w:tcMar>
+            <w:vAlign w:val="center"/>
+          </w:tcPr>
+          <w:p>
+            <w:pPr>
+              <w:jc w:val="center"/>
+            </w:pPr>
+            <w:r>
+              <w:rPr>
+                <w:rFonts w:ascii="Arial" w:cs="Arial" w:eastAsia="Arial" w:hAnsi="Arial"/>
+                <w:b w:val="false"/>
+                <w:bCs w:val="false"/>
+                <w:color w:val="333333"/>
+                <w:sz w:val="15"/>
+                <w:szCs w:val="15"/>
+              </w:rPr>
+              <w:t xml:space="preserve">191室 / 23名</w:t>
+            </w:r>
+          </w:p>
+        </w:tc>
+      </w:tr>
+    </w:tbl>
+    <w:p>
+      <w:pPr>
+        <w:spacing w:after="80" w:before="80"/>
+        <w:jc w:val="left"/>
+      </w:pPr>
+      <w:r>
+        <w:rPr>
+          <w:rFonts w:ascii="Arial" w:cs="Arial" w:eastAsia="Arial" w:hAnsi="Arial"/>
+          <w:b w:val="false"/>
+          <w:bCs w:val="false"/>
+          <w:i w:val="false"/>
+          <w:iCs w:val="false"/>
+          <w:color w:val="333333"/>
+          <w:sz w:val="20"/>
+          <w:szCs w:val="20"/>
+        </w:rPr>
+        <w:t xml:space="preserve"/>
+      </w:r>
+    </w:p>
+    <w:p>
+      <w:pPr>
+        <w:spacing w:after="80" w:before="80"/>
+        <w:jc w:val="left"/>
+      </w:pPr>
+      <w:r>
+        <w:rPr>
+          <w:rFonts w:ascii="Arial" w:cs="Arial" w:eastAsia="Arial" w:hAnsi="Arial"/>
+          <w:b w:val="false"/>
+          <w:bCs w:val="false"/>
+          <w:i w:val="false"/>
+          <w:iCs w:val="false"/>
+          <w:color w:val="333333"/>
+          <w:sz w:val="20"/>
+          <w:szCs w:val="20"/>
+        </w:rPr>
+        <w:t xml:space="preserve"/>
+      </w:r>
+    </w:p>
+    <w:p>
+      <w:pPr>
+        <w:pStyle w:val="Heading2"/>
+        <w:spacing w:after="160" w:before="280"/>
+      </w:pPr>
+      <w:r>
+        <w:rPr>
+          <w:rFonts w:ascii="Arial" w:cs="Arial" w:eastAsia="Arial" w:hAnsi="Arial"/>
+          <w:b/>
+          <w:bCs/>
+          <w:color w:val="2E75B6"/>
+          <w:sz w:val="26"/>
+          <w:szCs w:val="26"/>
+        </w:rPr>
+        <w:t xml:space="preserve">川崎日航ホテル</w:t>
+      </w:r>
+    </w:p>
+    <w:tbl>
+      <w:tblPr>
+        <w:tblW w:type="dxa" w:w="10000"/>
+        <w:tblBorders>
+          <w:top w:val="single" w:color="auto" w:sz="4"/>
+          <w:left w:val="single" w:color="auto" w:sz="4"/>
+          <w:bottom w:val="single" w:color="auto" w:sz="4"/>
+          <w:right w:val="single" w:color="auto" w:sz="4"/>
+          <w:insideH w:val="single" w:color="auto" w:sz="4"/>
+          <w:insideV w:val="single" w:color="auto" w:sz="4"/>
+        </w:tblBorders>
+      </w:tblPr>
+      <w:tblGrid>
+        <w:gridCol w:w="100"/>
+        <w:gridCol w:w="100"/>
+        <w:gridCol w:w="100"/>
+        <w:gridCol w:w="100"/>
+      </w:tblGrid>
+      <w:tr>
+        <w:tc>
+          <w:tcPr>
+            <w:tcW w:type="dxa" w:w="2500"/>
+            <w:tcBorders>
+              <w:top w:val="single" w:color="CCCCCC" w:sz="1"/>
+              <w:left w:val="single" w:color="CCCCCC" w:sz="1"/>
+              <w:bottom w:val="single" w:color="CCCCCC" w:sz="1"/>
+              <w:right w:val="single" w:color="CCCCCC" w:sz="1"/>
+            </w:tcBorders>
+            <w:shd w:fill="FFF3E0" w:color="FFF3E0" w:val="solid"/>
+            <w:tcMar>
+              <w:top w:type="dxa" w:w="60"/>
+              <w:left w:type="dxa" w:w="80"/>
+              <w:bottom w:type="dxa" w:w="60"/>
+              <w:right w:type="dxa" w:w="80"/>
+            </w:tcMar>
+            <w:vAlign w:val="center"/>
+          </w:tcPr>
+          <w:p>
+            <w:pPr>
+              <w:jc w:val="left"/>
+            </w:pPr>
+            <w:r>
+              <w:rPr>
+                <w:rFonts w:ascii="Arial" w:cs="Arial" w:eastAsia="Arial" w:hAnsi="Arial"/>
+                <w:b/>
+                <w:bCs/>
+                <w:color w:val="E65100"/>
+                <w:sz w:val="15"/>
+                <w:szCs w:val="15"/>
+              </w:rPr>
+              <w:t xml:space="preserve">指標</w:t>
+            </w:r>
+          </w:p>
+        </w:tc>
+        <w:tc>
+          <w:tcPr>
+            <w:tcW w:type="dxa" w:w="2500"/>
+            <w:tcBorders>
+              <w:top w:val="single" w:color="CCCCCC" w:sz="1"/>
+              <w:left w:val="single" w:color="CCCCCC" w:sz="1"/>
+              <w:bottom w:val="single" w:color="CCCCCC" w:sz="1"/>
+              <w:right w:val="single" w:color="CCCCCC" w:sz="1"/>
+            </w:tcBorders>
+            <w:shd w:fill="FFF3E0" w:color="FFF3E0" w:val="solid"/>
+            <w:tcMar>
+              <w:top w:type="dxa" w:w="60"/>
+              <w:left w:type="dxa" w:w="80"/>
+              <w:bottom w:type="dxa" w:w="60"/>
+              <w:right w:type="dxa" w:w="80"/>
+            </w:tcMar>
+            <w:vAlign w:val="center"/>
+          </w:tcPr>
+          <w:p>
+            <w:pPr>
+              <w:jc w:val="center"/>
+            </w:pPr>
+            <w:r>
+              <w:rPr>
+                <w:rFonts w:ascii="Arial" w:cs="Arial" w:eastAsia="Arial" w:hAnsi="Arial"/>
+                <w:b/>
+                <w:bCs/>
+                <w:color w:val="E65100"/>
+                <w:sz w:val="15"/>
+                <w:szCs w:val="15"/>
+              </w:rPr>
+              <w:t xml:space="preserve">数値</w:t>
+            </w:r>
+          </w:p>
+        </w:tc>
+        <w:tc>
+          <w:tcPr>
+            <w:tcW w:type="dxa" w:w="2500"/>
+            <w:tcBorders>
+              <w:top w:val="single" w:color="CCCCCC" w:sz="1"/>
+              <w:left w:val="single" w:color="CCCCCC" w:sz="1"/>
+              <w:bottom w:val="single" w:color="CCCCCC" w:sz="1"/>
+              <w:right w:val="single" w:color="CCCCCC" w:sz="1"/>
+            </w:tcBorders>
+            <w:shd w:fill="FFF3E0" w:color="FFF3E0" w:val="solid"/>
+            <w:tcMar>
+              <w:top w:type="dxa" w:w="60"/>
+              <w:left w:type="dxa" w:w="80"/>
+              <w:bottom w:type="dxa" w:w="60"/>
+              <w:right w:type="dxa" w:w="80"/>
+            </w:tcMar>
+            <w:vAlign w:val="center"/>
+          </w:tcPr>
+          <w:p>
+            <w:pPr>
+              <w:jc w:val="left"/>
+            </w:pPr>
+            <w:r>
+              <w:rPr>
+                <w:rFonts w:ascii="Arial" w:cs="Arial" w:eastAsia="Arial" w:hAnsi="Arial"/>
+                <w:b/>
+                <w:bCs/>
+                <w:color w:val="E65100"/>
+                <w:sz w:val="15"/>
+                <w:szCs w:val="15"/>
+              </w:rPr>
+              <w:t xml:space="preserve">指標</w:t>
+            </w:r>
+          </w:p>
+        </w:tc>
+        <w:tc>
+          <w:tcPr>
+            <w:tcW w:type="dxa" w:w="2500"/>
+            <w:tcBorders>
+              <w:top w:val="single" w:color="CCCCCC" w:sz="1"/>
+              <w:left w:val="single" w:color="CCCCCC" w:sz="1"/>
+              <w:bottom w:val="single" w:color="CCCCCC" w:sz="1"/>
+              <w:right w:val="single" w:color="CCCCCC" w:sz="1"/>
+            </w:tcBorders>
+            <w:shd w:fill="FFF3E0" w:color="FFF3E0" w:val="solid"/>
+            <w:tcMar>
+              <w:top w:type="dxa" w:w="60"/>
+              <w:left w:type="dxa" w:w="80"/>
+              <w:bottom w:type="dxa" w:w="60"/>
+              <w:right w:type="dxa" w:w="80"/>
+            </w:tcMar>
+            <w:vAlign w:val="center"/>
+          </w:tcPr>
+          <w:p>
+            <w:pPr>
+              <w:jc w:val="center"/>
+            </w:pPr>
+            <w:r>
+              <w:rPr>
+                <w:rFonts w:ascii="Arial" w:cs="Arial" w:eastAsia="Arial" w:hAnsi="Arial"/>
+                <w:b/>
+                <w:bCs/>
+                <w:color w:val="E65100"/>
+                <w:sz w:val="15"/>
+                <w:szCs w:val="15"/>
+              </w:rPr>
+              <w:t xml:space="preserve">数値</w:t>
+            </w:r>
+          </w:p>
+        </w:tc>
+      </w:tr>
+      <w:tr>
+        <w:tc>
+          <w:tcPr>
+            <w:tcW w:type="dxa" w:w="2500"/>
+            <w:tcBorders>
+              <w:top w:val="single" w:color="CCCCCC" w:sz="1"/>
+              <w:left w:val="single" w:color="CCCCCC" w:sz="1"/>
+              <w:bottom w:val="single" w:color="CCCCCC" w:sz="1"/>
+              <w:right w:val="single" w:color="CCCCCC" w:sz="1"/>
+            </w:tcBorders>
+            <w:tcMar>
+              <w:top w:type="dxa" w:w="60"/>
+              <w:left w:type="dxa" w:w="80"/>
+              <w:bottom w:type="dxa" w:w="60"/>
+              <w:right w:type="dxa" w:w="80"/>
+            </w:tcMar>
+            <w:vAlign w:val="center"/>
+          </w:tcPr>
+          <w:p>
+            <w:pPr>
+              <w:jc w:val="left"/>
+            </w:pPr>
+            <w:r>
+              <w:rPr>
+                <w:rFonts w:ascii="Arial" w:cs="Arial" w:eastAsia="Arial" w:hAnsi="Arial"/>
+                <w:b w:val="false"/>
+                <w:bCs w:val="false"/>
+                <w:color w:val="333333"/>
+                <w:sz w:val="15"/>
+                <w:szCs w:val="15"/>
+              </w:rPr>
+              <w:t xml:space="preserve">品質スコア</w:t>
+            </w:r>
+          </w:p>
+        </w:tc>
+        <w:tc>
+          <w:tcPr>
+            <w:tcW w:type="dxa" w:w="2500"/>
+            <w:tcBorders>
+              <w:top w:val="single" w:color="CCCCCC" w:sz="1"/>
+              <w:left w:val="single" w:color="CCCCCC" w:sz="1"/>
+              <w:bottom w:val="single" w:color="CCCCCC" w:sz="1"/>
+              <w:right w:val="single" w:color="CCCCCC" w:sz="1"/>
+            </w:tcBorders>
+            <w:tcMar>
+              <w:top w:type="dxa" w:w="60"/>
+              <w:left w:type="dxa" w:w="80"/>
+              <w:bottom w:type="dxa" w:w="60"/>
+              <w:right w:type="dxa" w:w="80"/>
+            </w:tcMar>
+            <w:vAlign w:val="center"/>
+          </w:tcPr>
+          <w:p>
+            <w:pPr>
+              <w:jc w:val="center"/>
+            </w:pPr>
+            <w:r>
+              <w:rPr>
+                <w:rFonts w:ascii="Arial" w:cs="Arial" w:eastAsia="Arial" w:hAnsi="Arial"/>
+                <w:b/>
+                <w:bCs/>
+                <w:color w:val="333333"/>
+                <w:sz w:val="15"/>
+                <w:szCs w:val="15"/>
+              </w:rPr>
+              <w:t xml:space="preserve">8.65 / 10.0</w:t>
+            </w:r>
+          </w:p>
+        </w:tc>
+        <w:tc>
+          <w:tcPr>
+            <w:tcW w:type="dxa" w:w="2500"/>
+            <w:tcBorders>
+              <w:top w:val="single" w:color="CCCCCC" w:sz="1"/>
+              <w:left w:val="single" w:color="CCCCCC" w:sz="1"/>
+              <w:bottom w:val="single" w:color="CCCCCC" w:sz="1"/>
+              <w:right w:val="single" w:color="CCCCCC" w:sz="1"/>
+            </w:tcBorders>
+            <w:tcMar>
+              <w:top w:type="dxa" w:w="60"/>
+              <w:left w:type="dxa" w:w="80"/>
+              <w:bottom w:type="dxa" w:w="60"/>
+              <w:right w:type="dxa" w:w="80"/>
+            </w:tcMar>
+            <w:vAlign w:val="center"/>
+          </w:tcPr>
+          <w:p>
+            <w:pPr>
+              <w:jc w:val="left"/>
+            </w:pPr>
+            <w:r>
+              <w:rPr>
+                <w:rFonts w:ascii="Arial" w:cs="Arial" w:eastAsia="Arial" w:hAnsi="Arial"/>
+                <w:b w:val="false"/>
+                <w:bCs w:val="false"/>
+                <w:color w:val="333333"/>
+                <w:sz w:val="15"/>
+                <w:szCs w:val="15"/>
+              </w:rPr>
+              <w:t xml:space="preserve">月間売上（2月）</w:t>
+            </w:r>
+          </w:p>
+        </w:tc>
+        <w:tc>
+          <w:tcPr>
+            <w:tcW w:type="dxa" w:w="2500"/>
+            <w:tcBorders>
+              <w:top w:val="single" w:color="CCCCCC" w:sz="1"/>
+              <w:left w:val="single" w:color="CCCCCC" w:sz="1"/>
+              <w:bottom w:val="single" w:color="CCCCCC" w:sz="1"/>
+              <w:right w:val="single" w:color="CCCCCC" w:sz="1"/>
+            </w:tcBorders>
+            <w:tcMar>
+              <w:top w:type="dxa" w:w="60"/>
+              <w:left w:type="dxa" w:w="80"/>
+              <w:bottom w:type="dxa" w:w="60"/>
+              <w:right w:type="dxa" w:w="80"/>
+            </w:tcMar>
+            <w:vAlign w:val="center"/>
+          </w:tcPr>
+          <w:p>
+            <w:pPr>
+              <w:jc w:val="center"/>
+            </w:pPr>
+            <w:r>
+              <w:rPr>
+                <w:rFonts w:ascii="Arial" w:cs="Arial" w:eastAsia="Arial" w:hAnsi="Arial"/>
+                <w:b/>
+                <w:bCs/>
+                <w:color w:val="333333"/>
+                <w:sz w:val="15"/>
+                <w:szCs w:val="15"/>
+              </w:rPr>
+              <w:t xml:space="preserve">¥7,168,120</w:t>
+            </w:r>
+          </w:p>
+        </w:tc>
+      </w:tr>
+      <w:tr>
+        <w:tc>
+          <w:tcPr>
+            <w:tcW w:type="dxa" w:w="2500"/>
+            <w:tcBorders>
+              <w:top w:val="single" w:color="CCCCCC" w:sz="1"/>
+              <w:left w:val="single" w:color="CCCCCC" w:sz="1"/>
+              <w:bottom w:val="single" w:color="CCCCCC" w:sz="1"/>
+              <w:right w:val="single" w:color="CCCCCC" w:sz="1"/>
+            </w:tcBorders>
+            <w:tcMar>
+              <w:top w:type="dxa" w:w="60"/>
+              <w:left w:type="dxa" w:w="80"/>
+              <w:bottom w:type="dxa" w:w="60"/>
+              <w:right w:type="dxa" w:w="80"/>
+            </w:tcMar>
+            <w:vAlign w:val="center"/>
+          </w:tcPr>
+          <w:p>
+            <w:pPr>
+              <w:jc w:val="left"/>
+            </w:pPr>
+            <w:r>
+              <w:rPr>
+                <w:rFonts w:ascii="Arial" w:cs="Arial" w:eastAsia="Arial" w:hAnsi="Arial"/>
+                <w:b w:val="false"/>
+                <w:bCs w:val="false"/>
+                <w:color w:val="333333"/>
+                <w:sz w:val="15"/>
+                <w:szCs w:val="15"/>
+              </w:rPr>
+              <w:t xml:space="preserve">レビュー件数</w:t>
+            </w:r>
+          </w:p>
+        </w:tc>
+        <w:tc>
+          <w:tcPr>
+            <w:tcW w:type="dxa" w:w="2500"/>
+            <w:tcBorders>
+              <w:top w:val="single" w:color="CCCCCC" w:sz="1"/>
+              <w:left w:val="single" w:color="CCCCCC" w:sz="1"/>
+              <w:bottom w:val="single" w:color="CCCCCC" w:sz="1"/>
+              <w:right w:val="single" w:color="CCCCCC" w:sz="1"/>
+            </w:tcBorders>
+            <w:tcMar>
+              <w:top w:type="dxa" w:w="60"/>
+              <w:left w:type="dxa" w:w="80"/>
+              <w:bottom w:type="dxa" w:w="60"/>
+              <w:right w:type="dxa" w:w="80"/>
+            </w:tcMar>
+            <w:vAlign w:val="center"/>
+          </w:tcPr>
+          <w:p>
+            <w:pPr>
+              <w:jc w:val="center"/>
+            </w:pPr>
+            <w:r>
+              <w:rPr>
+                <w:rFonts w:ascii="Arial" w:cs="Arial" w:eastAsia="Arial" w:hAnsi="Arial"/>
+                <w:b w:val="false"/>
+                <w:bCs w:val="false"/>
+                <w:color w:val="333333"/>
+                <w:sz w:val="15"/>
+                <w:szCs w:val="15"/>
+              </w:rPr>
+              <w:t xml:space="preserve">123件</w:t>
+            </w:r>
+          </w:p>
+        </w:tc>
+        <w:tc>
+          <w:tcPr>
+            <w:tcW w:type="dxa" w:w="2500"/>
+            <w:tcBorders>
+              <w:top w:val="single" w:color="CCCCCC" w:sz="1"/>
+              <w:left w:val="single" w:color="CCCCCC" w:sz="1"/>
+              <w:bottom w:val="single" w:color="CCCCCC" w:sz="1"/>
+              <w:right w:val="single" w:color="CCCCCC" w:sz="1"/>
+            </w:tcBorders>
+            <w:tcMar>
+              <w:top w:type="dxa" w:w="60"/>
+              <w:left w:type="dxa" w:w="80"/>
+              <w:bottom w:type="dxa" w:w="60"/>
+              <w:right w:type="dxa" w:w="80"/>
+            </w:tcMar>
+            <w:vAlign w:val="center"/>
+          </w:tcPr>
+          <w:p>
+            <w:pPr>
+              <w:jc w:val="left"/>
+            </w:pPr>
+            <w:r>
+              <w:rPr>
+                <w:rFonts w:ascii="Arial" w:cs="Arial" w:eastAsia="Arial" w:hAnsi="Arial"/>
+                <w:b w:val="false"/>
+                <w:bCs w:val="false"/>
+                <w:color w:val="333333"/>
+                <w:sz w:val="15"/>
+                <w:szCs w:val="15"/>
+              </w:rPr>
+              <w:t xml:space="preserve">純利益</w:t>
+            </w:r>
+          </w:p>
+        </w:tc>
+        <w:tc>
+          <w:tcPr>
+            <w:tcW w:type="dxa" w:w="2500"/>
+            <w:tcBorders>
+              <w:top w:val="single" w:color="CCCCCC" w:sz="1"/>
+              <w:left w:val="single" w:color="CCCCCC" w:sz="1"/>
+              <w:bottom w:val="single" w:color="CCCCCC" w:sz="1"/>
+              <w:right w:val="single" w:color="CCCCCC" w:sz="1"/>
+            </w:tcBorders>
+            <w:tcMar>
+              <w:top w:type="dxa" w:w="60"/>
+              <w:left w:type="dxa" w:w="80"/>
+              <w:bottom w:type="dxa" w:w="60"/>
+              <w:right w:type="dxa" w:w="80"/>
+            </w:tcMar>
+            <w:vAlign w:val="center"/>
+          </w:tcPr>
+          <w:p>
+            <w:pPr>
+              <w:jc w:val="center"/>
+            </w:pPr>
+            <w:r>
+              <w:rPr>
+                <w:rFonts w:ascii="Arial" w:cs="Arial" w:eastAsia="Arial" w:hAnsi="Arial"/>
+                <w:b w:val="false"/>
+                <w:bCs w:val="false"/>
+                <w:color w:val="333333"/>
+                <w:sz w:val="15"/>
+                <w:szCs w:val="15"/>
+              </w:rPr>
+              <w:t xml:space="preserve">¥1,568,741</w:t>
+            </w:r>
+          </w:p>
+        </w:tc>
+      </w:tr>
+      <w:tr>
+        <w:tc>
+          <w:tcPr>
+            <w:tcW w:type="dxa" w:w="2500"/>
+            <w:tcBorders>
+              <w:top w:val="single" w:color="CCCCCC" w:sz="1"/>
+              <w:left w:val="single" w:color="CCCCCC" w:sz="1"/>
+              <w:bottom w:val="single" w:color="CCCCCC" w:sz="1"/>
+              <w:right w:val="single" w:color="CCCCCC" w:sz="1"/>
+            </w:tcBorders>
+            <w:tcMar>
+              <w:top w:type="dxa" w:w="60"/>
+              <w:left w:type="dxa" w:w="80"/>
+              <w:bottom w:type="dxa" w:w="60"/>
+              <w:right w:type="dxa" w:w="80"/>
+            </w:tcMar>
+            <w:vAlign w:val="center"/>
+          </w:tcPr>
+          <w:p>
+            <w:pPr>
+              <w:jc w:val="left"/>
+            </w:pPr>
+            <w:r>
+              <w:rPr>
+                <w:rFonts w:ascii="Arial" w:cs="Arial" w:eastAsia="Arial" w:hAnsi="Arial"/>
+                <w:b w:val="false"/>
+                <w:bCs w:val="false"/>
+                <w:color w:val="333333"/>
+                <w:sz w:val="15"/>
+                <w:szCs w:val="15"/>
+              </w:rPr>
+              <w:t xml:space="preserve">清掃クレーム率</w:t>
+            </w:r>
+          </w:p>
+        </w:tc>
+        <w:tc>
+          <w:tcPr>
+            <w:tcW w:type="dxa" w:w="2500"/>
+            <w:tcBorders>
+              <w:top w:val="single" w:color="CCCCCC" w:sz="1"/>
+              <w:left w:val="single" w:color="CCCCCC" w:sz="1"/>
+              <w:bottom w:val="single" w:color="CCCCCC" w:sz="1"/>
+              <w:right w:val="single" w:color="CCCCCC" w:sz="1"/>
+            </w:tcBorders>
+            <w:tcMar>
+              <w:top w:type="dxa" w:w="60"/>
+              <w:left w:type="dxa" w:w="80"/>
+              <w:bottom w:type="dxa" w:w="60"/>
+              <w:right w:type="dxa" w:w="80"/>
+            </w:tcMar>
+            <w:vAlign w:val="center"/>
+          </w:tcPr>
+          <w:p>
+            <w:pPr>
+              <w:jc w:val="center"/>
+            </w:pPr>
+            <w:r>
+              <w:rPr>
+                <w:rFonts w:ascii="Arial" w:cs="Arial" w:eastAsia="Arial" w:hAnsi="Arial"/>
+                <w:b w:val="false"/>
+                <w:bCs w:val="false"/>
+                <w:color w:val="E74C3C"/>
+                <w:sz w:val="15"/>
+                <w:szCs w:val="15"/>
+              </w:rPr>
+              <w:t xml:space="preserve">570.0%</w:t>
+            </w:r>
+          </w:p>
+        </w:tc>
+        <w:tc>
+          <w:tcPr>
+            <w:tcW w:type="dxa" w:w="2500"/>
+            <w:tcBorders>
+              <w:top w:val="single" w:color="CCCCCC" w:sz="1"/>
+              <w:left w:val="single" w:color="CCCCCC" w:sz="1"/>
+              <w:bottom w:val="single" w:color="CCCCCC" w:sz="1"/>
+              <w:right w:val="single" w:color="CCCCCC" w:sz="1"/>
+            </w:tcBorders>
+            <w:tcMar>
+              <w:top w:type="dxa" w:w="60"/>
+              <w:left w:type="dxa" w:w="80"/>
+              <w:bottom w:type="dxa" w:w="60"/>
+              <w:right w:type="dxa" w:w="80"/>
+            </w:tcMar>
+            <w:vAlign w:val="center"/>
+          </w:tcPr>
+          <w:p>
+            <w:pPr>
+              <w:jc w:val="left"/>
+            </w:pPr>
+            <w:r>
+              <w:rPr>
+                <w:rFonts w:ascii="Arial" w:cs="Arial" w:eastAsia="Arial" w:hAnsi="Arial"/>
+                <w:b w:val="false"/>
+                <w:bCs w:val="false"/>
+                <w:color w:val="333333"/>
+                <w:sz w:val="15"/>
+                <w:szCs w:val="15"/>
+              </w:rPr>
+              <w:t xml:space="preserve">稼働率</w:t>
+            </w:r>
+          </w:p>
+        </w:tc>
+        <w:tc>
+          <w:tcPr>
+            <w:tcW w:type="dxa" w:w="2500"/>
+            <w:tcBorders>
+              <w:top w:val="single" w:color="CCCCCC" w:sz="1"/>
+              <w:left w:val="single" w:color="CCCCCC" w:sz="1"/>
+              <w:bottom w:val="single" w:color="CCCCCC" w:sz="1"/>
+              <w:right w:val="single" w:color="CCCCCC" w:sz="1"/>
+            </w:tcBorders>
+            <w:tcMar>
+              <w:top w:type="dxa" w:w="60"/>
+              <w:left w:type="dxa" w:w="80"/>
+              <w:bottom w:type="dxa" w:w="60"/>
+              <w:right w:type="dxa" w:w="80"/>
+            </w:tcMar>
+            <w:vAlign w:val="center"/>
+          </w:tcPr>
+          <w:p>
+            <w:pPr>
+              <w:jc w:val="center"/>
+            </w:pPr>
+            <w:r>
+              <w:rPr>
+                <w:rFonts w:ascii="Arial" w:cs="Arial" w:eastAsia="Arial" w:hAnsi="Arial"/>
+                <w:b w:val="false"/>
+                <w:bCs w:val="false"/>
+                <w:color w:val="333333"/>
+                <w:sz w:val="15"/>
+                <w:szCs w:val="15"/>
+              </w:rPr>
+              <w:t xml:space="preserve">79.4%</w:t>
+            </w:r>
+          </w:p>
+        </w:tc>
+      </w:tr>
+      <w:tr>
+        <w:tc>
+          <w:tcPr>
+            <w:tcW w:type="dxa" w:w="2500"/>
+            <w:tcBorders>
+              <w:top w:val="single" w:color="CCCCCC" w:sz="1"/>
+              <w:left w:val="single" w:color="CCCCCC" w:sz="1"/>
+              <w:bottom w:val="single" w:color="CCCCCC" w:sz="1"/>
+              <w:right w:val="single" w:color="CCCCCC" w:sz="1"/>
+            </w:tcBorders>
+            <w:tcMar>
+              <w:top w:type="dxa" w:w="60"/>
+              <w:left w:type="dxa" w:w="80"/>
+              <w:bottom w:type="dxa" w:w="60"/>
+              <w:right w:type="dxa" w:w="80"/>
+            </w:tcMar>
+            <w:vAlign w:val="center"/>
+          </w:tcPr>
+          <w:p>
+            <w:pPr>
+              <w:jc w:val="left"/>
+            </w:pPr>
+            <w:r>
+              <w:rPr>
+                <w:rFonts w:ascii="Arial" w:cs="Arial" w:eastAsia="Arial" w:hAnsi="Arial"/>
+                <w:b w:val="false"/>
+                <w:bCs w:val="false"/>
+                <w:color w:val="333333"/>
+                <w:sz w:val="15"/>
+                <w:szCs w:val="15"/>
+              </w:rPr>
+              <w:t xml:space="preserve">優先度</w:t>
+            </w:r>
+          </w:p>
+        </w:tc>
+        <w:tc>
+          <w:tcPr>
+            <w:tcW w:type="dxa" w:w="2500"/>
+            <w:tcBorders>
+              <w:top w:val="single" w:color="CCCCCC" w:sz="1"/>
+              <w:left w:val="single" w:color="CCCCCC" w:sz="1"/>
+              <w:bottom w:val="single" w:color="CCCCCC" w:sz="1"/>
+              <w:right w:val="single" w:color="CCCCCC" w:sz="1"/>
+            </w:tcBorders>
+            <w:shd w:fill="FFF3E0" w:color="FFF3E0" w:val="solid"/>
+            <w:tcMar>
+              <w:top w:type="dxa" w:w="60"/>
+              <w:left w:type="dxa" w:w="80"/>
+              <w:bottom w:type="dxa" w:w="60"/>
+              <w:right w:type="dxa" w:w="80"/>
+            </w:tcMar>
+            <w:vAlign w:val="center"/>
+          </w:tcPr>
+          <w:p>
+            <w:pPr>
+              <w:jc w:val="center"/>
+            </w:pPr>
+            <w:r>
+              <w:rPr>
+                <w:rFonts w:ascii="Arial" w:cs="Arial" w:eastAsia="Arial" w:hAnsi="Arial"/>
+                <w:b/>
+                <w:bCs/>
+                <w:color w:val="E65100"/>
+                <w:sz w:val="15"/>
+                <w:szCs w:val="15"/>
+              </w:rPr>
+              <w:t xml:space="preserve">🟠 高</w:t>
+            </w:r>
+          </w:p>
+        </w:tc>
+        <w:tc>
+          <w:tcPr>
+            <w:tcW w:type="dxa" w:w="2500"/>
+            <w:tcBorders>
+              <w:top w:val="single" w:color="CCCCCC" w:sz="1"/>
+              <w:left w:val="single" w:color="CCCCCC" w:sz="1"/>
+              <w:bottom w:val="single" w:color="CCCCCC" w:sz="1"/>
+              <w:right w:val="single" w:color="CCCCCC" w:sz="1"/>
+            </w:tcBorders>
+            <w:tcMar>
+              <w:top w:type="dxa" w:w="60"/>
+              <w:left w:type="dxa" w:w="80"/>
+              <w:bottom w:type="dxa" w:w="60"/>
+              <w:right w:type="dxa" w:w="80"/>
+            </w:tcMar>
+            <w:vAlign w:val="center"/>
+          </w:tcPr>
+          <w:p>
+            <w:pPr>
+              <w:jc w:val="left"/>
+            </w:pPr>
+            <w:r>
+              <w:rPr>
+                <w:rFonts w:ascii="Arial" w:cs="Arial" w:eastAsia="Arial" w:hAnsi="Arial"/>
+                <w:b w:val="false"/>
+                <w:bCs w:val="false"/>
+                <w:color w:val="333333"/>
+                <w:sz w:val="15"/>
+                <w:szCs w:val="15"/>
+              </w:rPr>
+              <w:t xml:space="preserve">利益率</w:t>
+            </w:r>
+          </w:p>
+        </w:tc>
+        <w:tc>
+          <w:tcPr>
+            <w:tcW w:type="dxa" w:w="2500"/>
+            <w:tcBorders>
+              <w:top w:val="single" w:color="CCCCCC" w:sz="1"/>
+              <w:left w:val="single" w:color="CCCCCC" w:sz="1"/>
+              <w:bottom w:val="single" w:color="CCCCCC" w:sz="1"/>
+              <w:right w:val="single" w:color="CCCCCC" w:sz="1"/>
+            </w:tcBorders>
+            <w:tcMar>
+              <w:top w:type="dxa" w:w="60"/>
+              <w:left w:type="dxa" w:w="80"/>
+              <w:bottom w:type="dxa" w:w="60"/>
+              <w:right w:type="dxa" w:w="80"/>
+            </w:tcMar>
+            <w:vAlign w:val="center"/>
+          </w:tcPr>
+          <w:p>
+            <w:pPr>
+              <w:jc w:val="center"/>
+            </w:pPr>
+            <w:r>
+              <w:rPr>
+                <w:rFonts w:ascii="Arial" w:cs="Arial" w:eastAsia="Arial" w:hAnsi="Arial"/>
+                <w:b w:val="false"/>
+                <w:bCs w:val="false"/>
+                <w:color w:val="333333"/>
+                <w:sz w:val="15"/>
+                <w:szCs w:val="15"/>
+              </w:rPr>
+              <w:t xml:space="preserve">21.9%</w:t>
+            </w:r>
+          </w:p>
+        </w:tc>
+      </w:tr>
+      <w:tr>
+        <w:tc>
+          <w:tcPr>
+            <w:tcW w:type="dxa" w:w="2500"/>
+            <w:tcBorders>
+              <w:top w:val="single" w:color="CCCCCC" w:sz="1"/>
+              <w:left w:val="single" w:color="CCCCCC" w:sz="1"/>
+              <w:bottom w:val="single" w:color="CCCCCC" w:sz="1"/>
+              <w:right w:val="single" w:color="CCCCCC" w:sz="1"/>
+            </w:tcBorders>
+            <w:tcMar>
+              <w:top w:type="dxa" w:w="60"/>
+              <w:left w:type="dxa" w:w="80"/>
+              <w:bottom w:type="dxa" w:w="60"/>
+              <w:right w:type="dxa" w:w="80"/>
+            </w:tcMar>
+            <w:vAlign w:val="center"/>
+          </w:tcPr>
+          <w:p>
+            <w:pPr>
+              <w:jc w:val="left"/>
+            </w:pPr>
+            <w:r>
+              <w:rPr>
+                <w:rFonts w:ascii="Arial" w:cs="Arial" w:eastAsia="Arial" w:hAnsi="Arial"/>
+                <w:b w:val="false"/>
+                <w:bCs w:val="false"/>
+                <w:color w:val="333333"/>
+                <w:sz w:val="15"/>
+                <w:szCs w:val="15"/>
+              </w:rPr>
+              <w:t xml:space="preserve">マトリクス分類</w:t>
+            </w:r>
+          </w:p>
+        </w:tc>
+        <w:tc>
+          <w:tcPr>
+            <w:tcW w:type="dxa" w:w="2500"/>
+            <w:tcBorders>
+              <w:top w:val="single" w:color="CCCCCC" w:sz="1"/>
+              <w:left w:val="single" w:color="CCCCCC" w:sz="1"/>
+              <w:bottom w:val="single" w:color="CCCCCC" w:sz="1"/>
+              <w:right w:val="single" w:color="CCCCCC" w:sz="1"/>
+            </w:tcBorders>
+            <w:tcMar>
+              <w:top w:type="dxa" w:w="60"/>
+              <w:left w:type="dxa" w:w="80"/>
+              <w:bottom w:type="dxa" w:w="60"/>
+              <w:right w:type="dxa" w:w="80"/>
+            </w:tcMar>
+            <w:vAlign w:val="center"/>
+          </w:tcPr>
+          <w:p>
+            <w:pPr>
+              <w:jc w:val="center"/>
+            </w:pPr>
+            <w:r>
+              <w:rPr>
+                <w:rFonts w:ascii="Arial" w:cs="Arial" w:eastAsia="Arial" w:hAnsi="Arial"/>
+                <w:b/>
+                <w:bCs/>
+                <w:color w:val="333333"/>
+                <w:sz w:val="15"/>
+                <w:szCs w:val="15"/>
+              </w:rPr>
+              <w:t xml:space="preserve">高品質×高売上</w:t>
+            </w:r>
+          </w:p>
+        </w:tc>
+        <w:tc>
+          <w:tcPr>
+            <w:tcW w:type="dxa" w:w="2500"/>
+            <w:tcBorders>
+              <w:top w:val="single" w:color="CCCCCC" w:sz="1"/>
+              <w:left w:val="single" w:color="CCCCCC" w:sz="1"/>
+              <w:bottom w:val="single" w:color="CCCCCC" w:sz="1"/>
+              <w:right w:val="single" w:color="CCCCCC" w:sz="1"/>
+            </w:tcBorders>
+            <w:tcMar>
+              <w:top w:type="dxa" w:w="60"/>
+              <w:left w:type="dxa" w:w="80"/>
+              <w:bottom w:type="dxa" w:w="60"/>
+              <w:right w:type="dxa" w:w="80"/>
+            </w:tcMar>
+            <w:vAlign w:val="center"/>
+          </w:tcPr>
+          <w:p>
+            <w:pPr>
+              <w:jc w:val="left"/>
+            </w:pPr>
+            <w:r>
+              <w:rPr>
+                <w:rFonts w:ascii="Arial" w:cs="Arial" w:eastAsia="Arial" w:hAnsi="Arial"/>
+                <w:b w:val="false"/>
+                <w:bCs w:val="false"/>
+                <w:color w:val="333333"/>
+                <w:sz w:val="15"/>
+                <w:szCs w:val="15"/>
+              </w:rPr>
+              <w:t xml:space="preserve">客室数 / スタッフ数</w:t>
+            </w:r>
+          </w:p>
+        </w:tc>
+        <w:tc>
+          <w:tcPr>
+            <w:tcW w:type="dxa" w:w="2500"/>
+            <w:tcBorders>
+              <w:top w:val="single" w:color="CCCCCC" w:sz="1"/>
+              <w:left w:val="single" w:color="CCCCCC" w:sz="1"/>
+              <w:bottom w:val="single" w:color="CCCCCC" w:sz="1"/>
+              <w:right w:val="single" w:color="CCCCCC" w:sz="1"/>
+            </w:tcBorders>
+            <w:tcMar>
+              <w:top w:type="dxa" w:w="60"/>
+              <w:left w:type="dxa" w:w="80"/>
+              <w:bottom w:type="dxa" w:w="60"/>
+              <w:right w:type="dxa" w:w="80"/>
+            </w:tcMar>
+            <w:vAlign w:val="center"/>
+          </w:tcPr>
+          <w:p>
+            <w:pPr>
+              <w:jc w:val="center"/>
+            </w:pPr>
+            <w:r>
+              <w:rPr>
+                <w:rFonts w:ascii="Arial" w:cs="Arial" w:eastAsia="Arial" w:hAnsi="Arial"/>
+                <w:b w:val="false"/>
+                <w:bCs w:val="false"/>
+                <w:color w:val="333333"/>
+                <w:sz w:val="15"/>
+                <w:szCs w:val="15"/>
+              </w:rPr>
+              <w:t xml:space="preserve">184室 / 26名</w:t>
+            </w:r>
+          </w:p>
+        </w:tc>
+      </w:tr>
+    </w:tbl>
+    <w:p>
+      <w:pPr>
+        <w:spacing w:after="80" w:before="80"/>
+        <w:jc w:val="left"/>
+      </w:pPr>
+      <w:r>
+        <w:rPr>
+          <w:rFonts w:ascii="Arial" w:cs="Arial" w:eastAsia="Arial" w:hAnsi="Arial"/>
+          <w:b w:val="false"/>
+          <w:bCs w:val="false"/>
+          <w:i w:val="false"/>
+          <w:iCs w:val="false"/>
+          <w:color w:val="333333"/>
+          <w:sz w:val="20"/>
+          <w:szCs w:val="20"/>
+        </w:rPr>
+        <w:t xml:space="preserve"/>
+      </w:r>
+    </w:p>
+    <w:p>
+      <w:pPr>
+        <w:spacing w:after="80" w:before="80"/>
+        <w:jc w:val="left"/>
+      </w:pPr>
+      <w:r>
+        <w:rPr>
+          <w:rFonts w:ascii="Arial" w:cs="Arial" w:eastAsia="Arial" w:hAnsi="Arial"/>
+          <w:b w:val="false"/>
+          <w:bCs w:val="false"/>
+          <w:i w:val="false"/>
+          <w:iCs w:val="false"/>
+          <w:color w:val="333333"/>
+          <w:sz w:val="20"/>
+          <w:szCs w:val="20"/>
+        </w:rPr>
+        <w:t xml:space="preserve"/>
+      </w:r>
+    </w:p>
+    <w:p>
+      <w:pPr>
+        <w:pStyle w:val="Heading2"/>
+        <w:spacing w:after="160" w:before="280"/>
+      </w:pPr>
+      <w:r>
+        <w:rPr>
+          <w:rFonts w:ascii="Arial" w:cs="Arial" w:eastAsia="Arial" w:hAnsi="Arial"/>
+          <w:b/>
+          <w:bCs/>
+          <w:color w:val="2E75B6"/>
+          <w:sz w:val="26"/>
+          <w:szCs w:val="26"/>
+        </w:rPr>
+        <w:t xml:space="preserve">ホテルコメント横浜関内</w:t>
+      </w:r>
+    </w:p>
+    <w:tbl>
+      <w:tblPr>
+        <w:tblW w:type="dxa" w:w="10000"/>
+        <w:tblBorders>
+          <w:top w:val="single" w:color="auto" w:sz="4"/>
+          <w:left w:val="single" w:color="auto" w:sz="4"/>
+          <w:bottom w:val="single" w:color="auto" w:sz="4"/>
+          <w:right w:val="single" w:color="auto" w:sz="4"/>
+          <w:insideH w:val="single" w:color="auto" w:sz="4"/>
+          <w:insideV w:val="single" w:color="auto" w:sz="4"/>
+        </w:tblBorders>
+      </w:tblPr>
+      <w:tblGrid>
+        <w:gridCol w:w="100"/>
+        <w:gridCol w:w="100"/>
+        <w:gridCol w:w="100"/>
+        <w:gridCol w:w="100"/>
+      </w:tblGrid>
+      <w:tr>
+        <w:tc>
+          <w:tcPr>
+            <w:tcW w:type="dxa" w:w="2500"/>
+            <w:tcBorders>
+              <w:top w:val="single" w:color="CCCCCC" w:sz="1"/>
+              <w:left w:val="single" w:color="CCCCCC" w:sz="1"/>
+              <w:bottom w:val="single" w:color="CCCCCC" w:sz="1"/>
+              <w:right w:val="single" w:color="CCCCCC" w:sz="1"/>
+            </w:tcBorders>
+            <w:shd w:fill="FFF3E0" w:color="FFF3E0" w:val="solid"/>
+            <w:tcMar>
+              <w:top w:type="dxa" w:w="60"/>
+              <w:left w:type="dxa" w:w="80"/>
+              <w:bottom w:type="dxa" w:w="60"/>
+              <w:right w:type="dxa" w:w="80"/>
+            </w:tcMar>
+            <w:vAlign w:val="center"/>
+          </w:tcPr>
+          <w:p>
+            <w:pPr>
+              <w:jc w:val="left"/>
+            </w:pPr>
+            <w:r>
+              <w:rPr>
+                <w:rFonts w:ascii="Arial" w:cs="Arial" w:eastAsia="Arial" w:hAnsi="Arial"/>
+                <w:b/>
+                <w:bCs/>
+                <w:color w:val="E65100"/>
+                <w:sz w:val="15"/>
+                <w:szCs w:val="15"/>
+              </w:rPr>
+              <w:t xml:space="preserve">指標</w:t>
+            </w:r>
+          </w:p>
+        </w:tc>
+        <w:tc>
+          <w:tcPr>
+            <w:tcW w:type="dxa" w:w="2500"/>
+            <w:tcBorders>
+              <w:top w:val="single" w:color="CCCCCC" w:sz="1"/>
+              <w:left w:val="single" w:color="CCCCCC" w:sz="1"/>
+              <w:bottom w:val="single" w:color="CCCCCC" w:sz="1"/>
+              <w:right w:val="single" w:color="CCCCCC" w:sz="1"/>
+            </w:tcBorders>
+            <w:shd w:fill="FFF3E0" w:color="FFF3E0" w:val="solid"/>
+            <w:tcMar>
+              <w:top w:type="dxa" w:w="60"/>
+              <w:left w:type="dxa" w:w="80"/>
+              <w:bottom w:type="dxa" w:w="60"/>
+              <w:right w:type="dxa" w:w="80"/>
+            </w:tcMar>
+            <w:vAlign w:val="center"/>
+          </w:tcPr>
+          <w:p>
+            <w:pPr>
+              <w:jc w:val="center"/>
+            </w:pPr>
+            <w:r>
+              <w:rPr>
+                <w:rFonts w:ascii="Arial" w:cs="Arial" w:eastAsia="Arial" w:hAnsi="Arial"/>
+                <w:b/>
+                <w:bCs/>
+                <w:color w:val="E65100"/>
+                <w:sz w:val="15"/>
+                <w:szCs w:val="15"/>
+              </w:rPr>
+              <w:t xml:space="preserve">数値</w:t>
+            </w:r>
+          </w:p>
+        </w:tc>
+        <w:tc>
+          <w:tcPr>
+            <w:tcW w:type="dxa" w:w="2500"/>
+            <w:tcBorders>
+              <w:top w:val="single" w:color="CCCCCC" w:sz="1"/>
+              <w:left w:val="single" w:color="CCCCCC" w:sz="1"/>
+              <w:bottom w:val="single" w:color="CCCCCC" w:sz="1"/>
+              <w:right w:val="single" w:color="CCCCCC" w:sz="1"/>
+            </w:tcBorders>
+            <w:shd w:fill="FFF3E0" w:color="FFF3E0" w:val="solid"/>
+            <w:tcMar>
+              <w:top w:type="dxa" w:w="60"/>
+              <w:left w:type="dxa" w:w="80"/>
+              <w:bottom w:type="dxa" w:w="60"/>
+              <w:right w:type="dxa" w:w="80"/>
+            </w:tcMar>
+            <w:vAlign w:val="center"/>
+          </w:tcPr>
+          <w:p>
+            <w:pPr>
+              <w:jc w:val="left"/>
+            </w:pPr>
+            <w:r>
+              <w:rPr>
+                <w:rFonts w:ascii="Arial" w:cs="Arial" w:eastAsia="Arial" w:hAnsi="Arial"/>
+                <w:b/>
+                <w:bCs/>
+                <w:color w:val="E65100"/>
+                <w:sz w:val="15"/>
+                <w:szCs w:val="15"/>
+              </w:rPr>
+              <w:t xml:space="preserve">指標</w:t>
+            </w:r>
+          </w:p>
+        </w:tc>
+        <w:tc>
+          <w:tcPr>
+            <w:tcW w:type="dxa" w:w="2500"/>
+            <w:tcBorders>
+              <w:top w:val="single" w:color="CCCCCC" w:sz="1"/>
+              <w:left w:val="single" w:color="CCCCCC" w:sz="1"/>
+              <w:bottom w:val="single" w:color="CCCCCC" w:sz="1"/>
+              <w:right w:val="single" w:color="CCCCCC" w:sz="1"/>
+            </w:tcBorders>
+            <w:shd w:fill="FFF3E0" w:color="FFF3E0" w:val="solid"/>
+            <w:tcMar>
+              <w:top w:type="dxa" w:w="60"/>
+              <w:left w:type="dxa" w:w="80"/>
+              <w:bottom w:type="dxa" w:w="60"/>
+              <w:right w:type="dxa" w:w="80"/>
+            </w:tcMar>
+            <w:vAlign w:val="center"/>
+          </w:tcPr>
+          <w:p>
+            <w:pPr>
+              <w:jc w:val="center"/>
+            </w:pPr>
+            <w:r>
+              <w:rPr>
+                <w:rFonts w:ascii="Arial" w:cs="Arial" w:eastAsia="Arial" w:hAnsi="Arial"/>
+                <w:b/>
+                <w:bCs/>
+                <w:color w:val="E65100"/>
+                <w:sz w:val="15"/>
+                <w:szCs w:val="15"/>
+              </w:rPr>
+              <w:t xml:space="preserve">数値</w:t>
+            </w:r>
+          </w:p>
+        </w:tc>
+      </w:tr>
+      <w:tr>
+        <w:tc>
+          <w:tcPr>
+            <w:tcW w:type="dxa" w:w="2500"/>
+            <w:tcBorders>
+              <w:top w:val="single" w:color="CCCCCC" w:sz="1"/>
+              <w:left w:val="single" w:color="CCCCCC" w:sz="1"/>
+              <w:bottom w:val="single" w:color="CCCCCC" w:sz="1"/>
+              <w:right w:val="single" w:color="CCCCCC" w:sz="1"/>
+            </w:tcBorders>
+            <w:tcMar>
+              <w:top w:type="dxa" w:w="60"/>
+              <w:left w:type="dxa" w:w="80"/>
+              <w:bottom w:type="dxa" w:w="60"/>
+              <w:right w:type="dxa" w:w="80"/>
+            </w:tcMar>
+            <w:vAlign w:val="center"/>
+          </w:tcPr>
+          <w:p>
+            <w:pPr>
+              <w:jc w:val="left"/>
+            </w:pPr>
+            <w:r>
+              <w:rPr>
+                <w:rFonts w:ascii="Arial" w:cs="Arial" w:eastAsia="Arial" w:hAnsi="Arial"/>
+                <w:b w:val="false"/>
+                <w:bCs w:val="false"/>
+                <w:color w:val="333333"/>
+                <w:sz w:val="15"/>
+                <w:szCs w:val="15"/>
+              </w:rPr>
+              <w:t xml:space="preserve">品質スコア</w:t>
+            </w:r>
+          </w:p>
+        </w:tc>
+        <w:tc>
+          <w:tcPr>
+            <w:tcW w:type="dxa" w:w="2500"/>
+            <w:tcBorders>
+              <w:top w:val="single" w:color="CCCCCC" w:sz="1"/>
+              <w:left w:val="single" w:color="CCCCCC" w:sz="1"/>
+              <w:bottom w:val="single" w:color="CCCCCC" w:sz="1"/>
+              <w:right w:val="single" w:color="CCCCCC" w:sz="1"/>
+            </w:tcBorders>
+            <w:tcMar>
+              <w:top w:type="dxa" w:w="60"/>
+              <w:left w:type="dxa" w:w="80"/>
+              <w:bottom w:type="dxa" w:w="60"/>
+              <w:right w:type="dxa" w:w="80"/>
+            </w:tcMar>
+            <w:vAlign w:val="center"/>
+          </w:tcPr>
+          <w:p>
+            <w:pPr>
+              <w:jc w:val="center"/>
+            </w:pPr>
+            <w:r>
+              <w:rPr>
+                <w:rFonts w:ascii="Arial" w:cs="Arial" w:eastAsia="Arial" w:hAnsi="Arial"/>
+                <w:b/>
+                <w:bCs/>
+                <w:color w:val="333333"/>
+                <w:sz w:val="15"/>
+                <w:szCs w:val="15"/>
+              </w:rPr>
+              <w:t xml:space="preserve">8.81 / 10.0</w:t>
+            </w:r>
+          </w:p>
+        </w:tc>
+        <w:tc>
+          <w:tcPr>
+            <w:tcW w:type="dxa" w:w="2500"/>
+            <w:tcBorders>
+              <w:top w:val="single" w:color="CCCCCC" w:sz="1"/>
+              <w:left w:val="single" w:color="CCCCCC" w:sz="1"/>
+              <w:bottom w:val="single" w:color="CCCCCC" w:sz="1"/>
+              <w:right w:val="single" w:color="CCCCCC" w:sz="1"/>
+            </w:tcBorders>
+            <w:tcMar>
+              <w:top w:type="dxa" w:w="60"/>
+              <w:left w:type="dxa" w:w="80"/>
+              <w:bottom w:type="dxa" w:w="60"/>
+              <w:right w:type="dxa" w:w="80"/>
+            </w:tcMar>
+            <w:vAlign w:val="center"/>
+          </w:tcPr>
+          <w:p>
+            <w:pPr>
+              <w:jc w:val="left"/>
+            </w:pPr>
+            <w:r>
+              <w:rPr>
+                <w:rFonts w:ascii="Arial" w:cs="Arial" w:eastAsia="Arial" w:hAnsi="Arial"/>
+                <w:b w:val="false"/>
+                <w:bCs w:val="false"/>
+                <w:color w:val="333333"/>
+                <w:sz w:val="15"/>
+                <w:szCs w:val="15"/>
+              </w:rPr>
+              <w:t xml:space="preserve">月間売上（2月）</w:t>
+            </w:r>
+          </w:p>
+        </w:tc>
+        <w:tc>
+          <w:tcPr>
+            <w:tcW w:type="dxa" w:w="2500"/>
+            <w:tcBorders>
+              <w:top w:val="single" w:color="CCCCCC" w:sz="1"/>
+              <w:left w:val="single" w:color="CCCCCC" w:sz="1"/>
+              <w:bottom w:val="single" w:color="CCCCCC" w:sz="1"/>
+              <w:right w:val="single" w:color="CCCCCC" w:sz="1"/>
+            </w:tcBorders>
+            <w:tcMar>
+              <w:top w:type="dxa" w:w="60"/>
+              <w:left w:type="dxa" w:w="80"/>
+              <w:bottom w:type="dxa" w:w="60"/>
+              <w:right w:type="dxa" w:w="80"/>
+            </w:tcMar>
+            <w:vAlign w:val="center"/>
+          </w:tcPr>
+          <w:p>
+            <w:pPr>
+              <w:jc w:val="center"/>
+            </w:pPr>
+            <w:r>
+              <w:rPr>
+                <w:rFonts w:ascii="Arial" w:cs="Arial" w:eastAsia="Arial" w:hAnsi="Arial"/>
+                <w:b/>
+                <w:bCs/>
+                <w:color w:val="333333"/>
+                <w:sz w:val="15"/>
+                <w:szCs w:val="15"/>
+              </w:rPr>
+              <w:t xml:space="preserve">¥4,463,320</w:t>
+            </w:r>
+          </w:p>
+        </w:tc>
+      </w:tr>
+      <w:tr>
+        <w:tc>
+          <w:tcPr>
+            <w:tcW w:type="dxa" w:w="2500"/>
+            <w:tcBorders>
+              <w:top w:val="single" w:color="CCCCCC" w:sz="1"/>
+              <w:left w:val="single" w:color="CCCCCC" w:sz="1"/>
+              <w:bottom w:val="single" w:color="CCCCCC" w:sz="1"/>
+              <w:right w:val="single" w:color="CCCCCC" w:sz="1"/>
+            </w:tcBorders>
+            <w:tcMar>
+              <w:top w:type="dxa" w:w="60"/>
+              <w:left w:type="dxa" w:w="80"/>
+              <w:bottom w:type="dxa" w:w="60"/>
+              <w:right w:type="dxa" w:w="80"/>
+            </w:tcMar>
+            <w:vAlign w:val="center"/>
+          </w:tcPr>
+          <w:p>
+            <w:pPr>
+              <w:jc w:val="left"/>
+            </w:pPr>
+            <w:r>
+              <w:rPr>
+                <w:rFonts w:ascii="Arial" w:cs="Arial" w:eastAsia="Arial" w:hAnsi="Arial"/>
+                <w:b w:val="false"/>
+                <w:bCs w:val="false"/>
+                <w:color w:val="333333"/>
+                <w:sz w:val="15"/>
+                <w:szCs w:val="15"/>
+              </w:rPr>
+              <w:t xml:space="preserve">レビュー件数</w:t>
+            </w:r>
+          </w:p>
+        </w:tc>
+        <w:tc>
+          <w:tcPr>
+            <w:tcW w:type="dxa" w:w="2500"/>
+            <w:tcBorders>
+              <w:top w:val="single" w:color="CCCCCC" w:sz="1"/>
+              <w:left w:val="single" w:color="CCCCCC" w:sz="1"/>
+              <w:bottom w:val="single" w:color="CCCCCC" w:sz="1"/>
+              <w:right w:val="single" w:color="CCCCCC" w:sz="1"/>
+            </w:tcBorders>
+            <w:tcMar>
+              <w:top w:type="dxa" w:w="60"/>
+              <w:left w:type="dxa" w:w="80"/>
+              <w:bottom w:type="dxa" w:w="60"/>
+              <w:right w:type="dxa" w:w="80"/>
+            </w:tcMar>
+            <w:vAlign w:val="center"/>
+          </w:tcPr>
+          <w:p>
+            <w:pPr>
+              <w:jc w:val="center"/>
+            </w:pPr>
+            <w:r>
+              <w:rPr>
+                <w:rFonts w:ascii="Arial" w:cs="Arial" w:eastAsia="Arial" w:hAnsi="Arial"/>
+                <w:b w:val="false"/>
+                <w:bCs w:val="false"/>
+                <w:color w:val="333333"/>
+                <w:sz w:val="15"/>
+                <w:szCs w:val="15"/>
+              </w:rPr>
+              <w:t xml:space="preserve">105件</w:t>
+            </w:r>
+          </w:p>
+        </w:tc>
+        <w:tc>
+          <w:tcPr>
+            <w:tcW w:type="dxa" w:w="2500"/>
+            <w:tcBorders>
+              <w:top w:val="single" w:color="CCCCCC" w:sz="1"/>
+              <w:left w:val="single" w:color="CCCCCC" w:sz="1"/>
+              <w:bottom w:val="single" w:color="CCCCCC" w:sz="1"/>
+              <w:right w:val="single" w:color="CCCCCC" w:sz="1"/>
+            </w:tcBorders>
+            <w:tcMar>
+              <w:top w:type="dxa" w:w="60"/>
+              <w:left w:type="dxa" w:w="80"/>
+              <w:bottom w:type="dxa" w:w="60"/>
+              <w:right w:type="dxa" w:w="80"/>
+            </w:tcMar>
+            <w:vAlign w:val="center"/>
+          </w:tcPr>
+          <w:p>
+            <w:pPr>
+              <w:jc w:val="left"/>
+            </w:pPr>
+            <w:r>
+              <w:rPr>
+                <w:rFonts w:ascii="Arial" w:cs="Arial" w:eastAsia="Arial" w:hAnsi="Arial"/>
+                <w:b w:val="false"/>
+                <w:bCs w:val="false"/>
+                <w:color w:val="333333"/>
+                <w:sz w:val="15"/>
+                <w:szCs w:val="15"/>
+              </w:rPr>
+              <w:t xml:space="preserve">純利益</w:t>
+            </w:r>
+          </w:p>
+        </w:tc>
+        <w:tc>
+          <w:tcPr>
+            <w:tcW w:type="dxa" w:w="2500"/>
+            <w:tcBorders>
+              <w:top w:val="single" w:color="CCCCCC" w:sz="1"/>
+              <w:left w:val="single" w:color="CCCCCC" w:sz="1"/>
+              <w:bottom w:val="single" w:color="CCCCCC" w:sz="1"/>
+              <w:right w:val="single" w:color="CCCCCC" w:sz="1"/>
+            </w:tcBorders>
+            <w:tcMar>
+              <w:top w:type="dxa" w:w="60"/>
+              <w:left w:type="dxa" w:w="80"/>
+              <w:bottom w:type="dxa" w:w="60"/>
+              <w:right w:type="dxa" w:w="80"/>
+            </w:tcMar>
+            <w:vAlign w:val="center"/>
+          </w:tcPr>
+          <w:p>
+            <w:pPr>
+              <w:jc w:val="center"/>
+            </w:pPr>
+            <w:r>
+              <w:rPr>
+                <w:rFonts w:ascii="Arial" w:cs="Arial" w:eastAsia="Arial" w:hAnsi="Arial"/>
+                <w:b w:val="false"/>
+                <w:bCs w:val="false"/>
+                <w:color w:val="333333"/>
+                <w:sz w:val="15"/>
+                <w:szCs w:val="15"/>
+              </w:rPr>
+              <w:t xml:space="preserve">¥1,388,308</w:t>
+            </w:r>
+          </w:p>
+        </w:tc>
+      </w:tr>
+      <w:tr>
+        <w:tc>
+          <w:tcPr>
+            <w:tcW w:type="dxa" w:w="2500"/>
+            <w:tcBorders>
+              <w:top w:val="single" w:color="CCCCCC" w:sz="1"/>
+              <w:left w:val="single" w:color="CCCCCC" w:sz="1"/>
+              <w:bottom w:val="single" w:color="CCCCCC" w:sz="1"/>
+              <w:right w:val="single" w:color="CCCCCC" w:sz="1"/>
+            </w:tcBorders>
+            <w:tcMar>
+              <w:top w:type="dxa" w:w="60"/>
+              <w:left w:type="dxa" w:w="80"/>
+              <w:bottom w:type="dxa" w:w="60"/>
+              <w:right w:type="dxa" w:w="80"/>
+            </w:tcMar>
+            <w:vAlign w:val="center"/>
+          </w:tcPr>
+          <w:p>
+            <w:pPr>
+              <w:jc w:val="left"/>
+            </w:pPr>
+            <w:r>
+              <w:rPr>
+                <w:rFonts w:ascii="Arial" w:cs="Arial" w:eastAsia="Arial" w:hAnsi="Arial"/>
+                <w:b w:val="false"/>
+                <w:bCs w:val="false"/>
+                <w:color w:val="333333"/>
+                <w:sz w:val="15"/>
+                <w:szCs w:val="15"/>
+              </w:rPr>
+              <w:t xml:space="preserve">清掃クレーム率</w:t>
+            </w:r>
+          </w:p>
+        </w:tc>
+        <w:tc>
+          <w:tcPr>
+            <w:tcW w:type="dxa" w:w="2500"/>
+            <w:tcBorders>
+              <w:top w:val="single" w:color="CCCCCC" w:sz="1"/>
+              <w:left w:val="single" w:color="CCCCCC" w:sz="1"/>
+              <w:bottom w:val="single" w:color="CCCCCC" w:sz="1"/>
+              <w:right w:val="single" w:color="CCCCCC" w:sz="1"/>
+            </w:tcBorders>
+            <w:tcMar>
+              <w:top w:type="dxa" w:w="60"/>
+              <w:left w:type="dxa" w:w="80"/>
+              <w:bottom w:type="dxa" w:w="60"/>
+              <w:right w:type="dxa" w:w="80"/>
+            </w:tcMar>
+            <w:vAlign w:val="center"/>
+          </w:tcPr>
+          <w:p>
+            <w:pPr>
+              <w:jc w:val="center"/>
+            </w:pPr>
+            <w:r>
+              <w:rPr>
+                <w:rFonts w:ascii="Arial" w:cs="Arial" w:eastAsia="Arial" w:hAnsi="Arial"/>
+                <w:b w:val="false"/>
+                <w:bCs w:val="false"/>
+                <w:color w:val="E74C3C"/>
+                <w:sz w:val="15"/>
+                <w:szCs w:val="15"/>
+              </w:rPr>
+              <w:t xml:space="preserve">570.0%</w:t>
+            </w:r>
+          </w:p>
+        </w:tc>
+        <w:tc>
+          <w:tcPr>
+            <w:tcW w:type="dxa" w:w="2500"/>
+            <w:tcBorders>
+              <w:top w:val="single" w:color="CCCCCC" w:sz="1"/>
+              <w:left w:val="single" w:color="CCCCCC" w:sz="1"/>
+              <w:bottom w:val="single" w:color="CCCCCC" w:sz="1"/>
+              <w:right w:val="single" w:color="CCCCCC" w:sz="1"/>
+            </w:tcBorders>
+            <w:tcMar>
+              <w:top w:type="dxa" w:w="60"/>
+              <w:left w:type="dxa" w:w="80"/>
+              <w:bottom w:type="dxa" w:w="60"/>
+              <w:right w:type="dxa" w:w="80"/>
+            </w:tcMar>
+            <w:vAlign w:val="center"/>
+          </w:tcPr>
+          <w:p>
+            <w:pPr>
+              <w:jc w:val="left"/>
+            </w:pPr>
+            <w:r>
+              <w:rPr>
+                <w:rFonts w:ascii="Arial" w:cs="Arial" w:eastAsia="Arial" w:hAnsi="Arial"/>
+                <w:b w:val="false"/>
+                <w:bCs w:val="false"/>
+                <w:color w:val="333333"/>
+                <w:sz w:val="15"/>
+                <w:szCs w:val="15"/>
+              </w:rPr>
+              <w:t xml:space="preserve">稼働率</w:t>
+            </w:r>
+          </w:p>
+        </w:tc>
+        <w:tc>
+          <w:tcPr>
+            <w:tcW w:type="dxa" w:w="2500"/>
+            <w:tcBorders>
+              <w:top w:val="single" w:color="CCCCCC" w:sz="1"/>
+              <w:left w:val="single" w:color="CCCCCC" w:sz="1"/>
+              <w:bottom w:val="single" w:color="CCCCCC" w:sz="1"/>
+              <w:right w:val="single" w:color="CCCCCC" w:sz="1"/>
+            </w:tcBorders>
+            <w:tcMar>
+              <w:top w:type="dxa" w:w="60"/>
+              <w:left w:type="dxa" w:w="80"/>
+              <w:bottom w:type="dxa" w:w="60"/>
+              <w:right w:type="dxa" w:w="80"/>
+            </w:tcMar>
+            <w:vAlign w:val="center"/>
+          </w:tcPr>
+          <w:p>
+            <w:pPr>
+              <w:jc w:val="center"/>
+            </w:pPr>
+            <w:r>
+              <w:rPr>
+                <w:rFonts w:ascii="Arial" w:cs="Arial" w:eastAsia="Arial" w:hAnsi="Arial"/>
+                <w:b w:val="false"/>
+                <w:bCs w:val="false"/>
+                <w:color w:val="333333"/>
+                <w:sz w:val="15"/>
+                <w:szCs w:val="15"/>
+              </w:rPr>
+              <w:t xml:space="preserve">79.2%</w:t>
+            </w:r>
+          </w:p>
+        </w:tc>
+      </w:tr>
+      <w:tr>
+        <w:tc>
+          <w:tcPr>
+            <w:tcW w:type="dxa" w:w="2500"/>
+            <w:tcBorders>
+              <w:top w:val="single" w:color="CCCCCC" w:sz="1"/>
+              <w:left w:val="single" w:color="CCCCCC" w:sz="1"/>
+              <w:bottom w:val="single" w:color="CCCCCC" w:sz="1"/>
+              <w:right w:val="single" w:color="CCCCCC" w:sz="1"/>
+            </w:tcBorders>
+            <w:tcMar>
+              <w:top w:type="dxa" w:w="60"/>
+              <w:left w:type="dxa" w:w="80"/>
+              <w:bottom w:type="dxa" w:w="60"/>
+              <w:right w:type="dxa" w:w="80"/>
+            </w:tcMar>
+            <w:vAlign w:val="center"/>
+          </w:tcPr>
+          <w:p>
+            <w:pPr>
+              <w:jc w:val="left"/>
+            </w:pPr>
+            <w:r>
+              <w:rPr>
+                <w:rFonts w:ascii="Arial" w:cs="Arial" w:eastAsia="Arial" w:hAnsi="Arial"/>
+                <w:b w:val="false"/>
+                <w:bCs w:val="false"/>
+                <w:color w:val="333333"/>
+                <w:sz w:val="15"/>
+                <w:szCs w:val="15"/>
+              </w:rPr>
+              <w:t xml:space="preserve">優先度</w:t>
+            </w:r>
+          </w:p>
+        </w:tc>
+        <w:tc>
+          <w:tcPr>
+            <w:tcW w:type="dxa" w:w="2500"/>
+            <w:tcBorders>
+              <w:top w:val="single" w:color="CCCCCC" w:sz="1"/>
+              <w:left w:val="single" w:color="CCCCCC" w:sz="1"/>
+              <w:bottom w:val="single" w:color="CCCCCC" w:sz="1"/>
+              <w:right w:val="single" w:color="CCCCCC" w:sz="1"/>
+            </w:tcBorders>
+            <w:shd w:fill="FFF3E0" w:color="FFF3E0" w:val="solid"/>
+            <w:tcMar>
+              <w:top w:type="dxa" w:w="60"/>
+              <w:left w:type="dxa" w:w="80"/>
+              <w:bottom w:type="dxa" w:w="60"/>
+              <w:right w:type="dxa" w:w="80"/>
+            </w:tcMar>
+            <w:vAlign w:val="center"/>
+          </w:tcPr>
+          <w:p>
+            <w:pPr>
+              <w:jc w:val="center"/>
+            </w:pPr>
+            <w:r>
+              <w:rPr>
+                <w:rFonts w:ascii="Arial" w:cs="Arial" w:eastAsia="Arial" w:hAnsi="Arial"/>
+                <w:b/>
+                <w:bCs/>
+                <w:color w:val="E65100"/>
+                <w:sz w:val="15"/>
+                <w:szCs w:val="15"/>
+              </w:rPr>
+              <w:t xml:space="preserve">🟠 高</w:t>
+            </w:r>
+          </w:p>
+        </w:tc>
+        <w:tc>
+          <w:tcPr>
+            <w:tcW w:type="dxa" w:w="2500"/>
+            <w:tcBorders>
+              <w:top w:val="single" w:color="CCCCCC" w:sz="1"/>
+              <w:left w:val="single" w:color="CCCCCC" w:sz="1"/>
+              <w:bottom w:val="single" w:color="CCCCCC" w:sz="1"/>
+              <w:right w:val="single" w:color="CCCCCC" w:sz="1"/>
+            </w:tcBorders>
+            <w:tcMar>
+              <w:top w:type="dxa" w:w="60"/>
+              <w:left w:type="dxa" w:w="80"/>
+              <w:bottom w:type="dxa" w:w="60"/>
+              <w:right w:type="dxa" w:w="80"/>
+            </w:tcMar>
+            <w:vAlign w:val="center"/>
+          </w:tcPr>
+          <w:p>
+            <w:pPr>
+              <w:jc w:val="left"/>
+            </w:pPr>
+            <w:r>
+              <w:rPr>
+                <w:rFonts w:ascii="Arial" w:cs="Arial" w:eastAsia="Arial" w:hAnsi="Arial"/>
+                <w:b w:val="false"/>
+                <w:bCs w:val="false"/>
+                <w:color w:val="333333"/>
+                <w:sz w:val="15"/>
+                <w:szCs w:val="15"/>
+              </w:rPr>
+              <w:t xml:space="preserve">利益率</w:t>
+            </w:r>
+          </w:p>
+        </w:tc>
+        <w:tc>
+          <w:tcPr>
+            <w:tcW w:type="dxa" w:w="2500"/>
+            <w:tcBorders>
+              <w:top w:val="single" w:color="CCCCCC" w:sz="1"/>
+              <w:left w:val="single" w:color="CCCCCC" w:sz="1"/>
+              <w:bottom w:val="single" w:color="CCCCCC" w:sz="1"/>
+              <w:right w:val="single" w:color="CCCCCC" w:sz="1"/>
+            </w:tcBorders>
+            <w:tcMar>
+              <w:top w:type="dxa" w:w="60"/>
+              <w:left w:type="dxa" w:w="80"/>
+              <w:bottom w:type="dxa" w:w="60"/>
+              <w:right w:type="dxa" w:w="80"/>
+            </w:tcMar>
+            <w:vAlign w:val="center"/>
+          </w:tcPr>
+          <w:p>
+            <w:pPr>
+              <w:jc w:val="center"/>
+            </w:pPr>
+            <w:r>
+              <w:rPr>
+                <w:rFonts w:ascii="Arial" w:cs="Arial" w:eastAsia="Arial" w:hAnsi="Arial"/>
+                <w:b w:val="false"/>
+                <w:bCs w:val="false"/>
+                <w:color w:val="333333"/>
+                <w:sz w:val="15"/>
+                <w:szCs w:val="15"/>
+              </w:rPr>
+              <w:t xml:space="preserve">31.1%</w:t>
+            </w:r>
+          </w:p>
+        </w:tc>
+      </w:tr>
+      <w:tr>
+        <w:tc>
+          <w:tcPr>
+            <w:tcW w:type="dxa" w:w="2500"/>
+            <w:tcBorders>
+              <w:top w:val="single" w:color="CCCCCC" w:sz="1"/>
+              <w:left w:val="single" w:color="CCCCCC" w:sz="1"/>
+              <w:bottom w:val="single" w:color="CCCCCC" w:sz="1"/>
+              <w:right w:val="single" w:color="CCCCCC" w:sz="1"/>
+            </w:tcBorders>
+            <w:tcMar>
+              <w:top w:type="dxa" w:w="60"/>
+              <w:left w:type="dxa" w:w="80"/>
+              <w:bottom w:type="dxa" w:w="60"/>
+              <w:right w:type="dxa" w:w="80"/>
+            </w:tcMar>
+            <w:vAlign w:val="center"/>
+          </w:tcPr>
+          <w:p>
+            <w:pPr>
+              <w:jc w:val="left"/>
+            </w:pPr>
+            <w:r>
+              <w:rPr>
+                <w:rFonts w:ascii="Arial" w:cs="Arial" w:eastAsia="Arial" w:hAnsi="Arial"/>
+                <w:b w:val="false"/>
+                <w:bCs w:val="false"/>
+                <w:color w:val="333333"/>
+                <w:sz w:val="15"/>
+                <w:szCs w:val="15"/>
+              </w:rPr>
+              <w:t xml:space="preserve">マトリクス分類</w:t>
+            </w:r>
+          </w:p>
+        </w:tc>
+        <w:tc>
+          <w:tcPr>
+            <w:tcW w:type="dxa" w:w="2500"/>
+            <w:tcBorders>
+              <w:top w:val="single" w:color="CCCCCC" w:sz="1"/>
+              <w:left w:val="single" w:color="CCCCCC" w:sz="1"/>
+              <w:bottom w:val="single" w:color="CCCCCC" w:sz="1"/>
+              <w:right w:val="single" w:color="CCCCCC" w:sz="1"/>
+            </w:tcBorders>
+            <w:tcMar>
+              <w:top w:type="dxa" w:w="60"/>
+              <w:left w:type="dxa" w:w="80"/>
+              <w:bottom w:type="dxa" w:w="60"/>
+              <w:right w:type="dxa" w:w="80"/>
+            </w:tcMar>
+            <w:vAlign w:val="center"/>
+          </w:tcPr>
+          <w:p>
+            <w:pPr>
+              <w:jc w:val="center"/>
+            </w:pPr>
+            <w:r>
+              <w:rPr>
+                <w:rFonts w:ascii="Arial" w:cs="Arial" w:eastAsia="Arial" w:hAnsi="Arial"/>
+                <w:b/>
+                <w:bCs/>
+                <w:color w:val="333333"/>
+                <w:sz w:val="15"/>
+                <w:szCs w:val="15"/>
+              </w:rPr>
+              <w:t xml:space="preserve">高品質×高売上</w:t>
+            </w:r>
+          </w:p>
+        </w:tc>
+        <w:tc>
+          <w:tcPr>
+            <w:tcW w:type="dxa" w:w="2500"/>
+            <w:tcBorders>
+              <w:top w:val="single" w:color="CCCCCC" w:sz="1"/>
+              <w:left w:val="single" w:color="CCCCCC" w:sz="1"/>
+              <w:bottom w:val="single" w:color="CCCCCC" w:sz="1"/>
+              <w:right w:val="single" w:color="CCCCCC" w:sz="1"/>
+            </w:tcBorders>
+            <w:tcMar>
+              <w:top w:type="dxa" w:w="60"/>
+              <w:left w:type="dxa" w:w="80"/>
+              <w:bottom w:type="dxa" w:w="60"/>
+              <w:right w:type="dxa" w:w="80"/>
+            </w:tcMar>
+            <w:vAlign w:val="center"/>
+          </w:tcPr>
+          <w:p>
+            <w:pPr>
+              <w:jc w:val="left"/>
+            </w:pPr>
+            <w:r>
+              <w:rPr>
+                <w:rFonts w:ascii="Arial" w:cs="Arial" w:eastAsia="Arial" w:hAnsi="Arial"/>
+                <w:b w:val="false"/>
+                <w:bCs w:val="false"/>
+                <w:color w:val="333333"/>
+                <w:sz w:val="15"/>
+                <w:szCs w:val="15"/>
+              </w:rPr>
+              <w:t xml:space="preserve">客室数 / スタッフ数</w:t>
+            </w:r>
+          </w:p>
+        </w:tc>
+        <w:tc>
+          <w:tcPr>
+            <w:tcW w:type="dxa" w:w="2500"/>
+            <w:tcBorders>
+              <w:top w:val="single" w:color="CCCCCC" w:sz="1"/>
+              <w:left w:val="single" w:color="CCCCCC" w:sz="1"/>
+              <w:bottom w:val="single" w:color="CCCCCC" w:sz="1"/>
+              <w:right w:val="single" w:color="CCCCCC" w:sz="1"/>
+            </w:tcBorders>
+            <w:tcMar>
+              <w:top w:type="dxa" w:w="60"/>
+              <w:left w:type="dxa" w:w="80"/>
+              <w:bottom w:type="dxa" w:w="60"/>
+              <w:right w:type="dxa" w:w="80"/>
+            </w:tcMar>
+            <w:vAlign w:val="center"/>
+          </w:tcPr>
+          <w:p>
+            <w:pPr>
+              <w:jc w:val="center"/>
+            </w:pPr>
+            <w:r>
+              <w:rPr>
+                <w:rFonts w:ascii="Arial" w:cs="Arial" w:eastAsia="Arial" w:hAnsi="Arial"/>
+                <w:b w:val="false"/>
+                <w:bCs w:val="false"/>
+                <w:color w:val="333333"/>
+                <w:sz w:val="15"/>
+                <w:szCs w:val="15"/>
+              </w:rPr>
+              <w:t xml:space="preserve">116室 / 29名</w:t>
             </w:r>
           </w:p>
         </w:tc>
@@ -17743,1820 +20349,6 @@
               <w:bottom w:val="single" w:color="CCCCCC" w:sz="1"/>
               <w:right w:val="single" w:color="CCCCCC" w:sz="1"/>
             </w:tcBorders>
-            <w:shd w:fill="FFEBEE" w:color="FFEBEE" w:val="solid"/>
-            <w:tcMar>
-              <w:top w:type="dxa" w:w="60"/>
-              <w:left w:type="dxa" w:w="80"/>
-              <w:bottom w:type="dxa" w:w="60"/>
-              <w:right w:type="dxa" w:w="80"/>
-            </w:tcMar>
-            <w:vAlign w:val="center"/>
-          </w:tcPr>
-          <w:p>
-            <w:pPr>
-              <w:jc w:val="left"/>
-            </w:pPr>
-            <w:r>
-              <w:rPr>
-                <w:rFonts w:ascii="Arial" w:cs="Arial" w:eastAsia="Arial" w:hAnsi="Arial"/>
-                <w:b/>
-                <w:bCs/>
-                <w:color w:val="C62828"/>
-                <w:sz w:val="15"/>
-                <w:szCs w:val="15"/>
-              </w:rPr>
-              <w:t xml:space="preserve">指標</w:t>
-            </w:r>
-          </w:p>
-        </w:tc>
-        <w:tc>
-          <w:tcPr>
-            <w:tcW w:type="dxa" w:w="2500"/>
-            <w:tcBorders>
-              <w:top w:val="single" w:color="CCCCCC" w:sz="1"/>
-              <w:left w:val="single" w:color="CCCCCC" w:sz="1"/>
-              <w:bottom w:val="single" w:color="CCCCCC" w:sz="1"/>
-              <w:right w:val="single" w:color="CCCCCC" w:sz="1"/>
-            </w:tcBorders>
-            <w:shd w:fill="FFEBEE" w:color="FFEBEE" w:val="solid"/>
-            <w:tcMar>
-              <w:top w:type="dxa" w:w="60"/>
-              <w:left w:type="dxa" w:w="80"/>
-              <w:bottom w:type="dxa" w:w="60"/>
-              <w:right w:type="dxa" w:w="80"/>
-            </w:tcMar>
-            <w:vAlign w:val="center"/>
-          </w:tcPr>
-          <w:p>
-            <w:pPr>
-              <w:jc w:val="center"/>
-            </w:pPr>
-            <w:r>
-              <w:rPr>
-                <w:rFonts w:ascii="Arial" w:cs="Arial" w:eastAsia="Arial" w:hAnsi="Arial"/>
-                <w:b/>
-                <w:bCs/>
-                <w:color w:val="C62828"/>
-                <w:sz w:val="15"/>
-                <w:szCs w:val="15"/>
-              </w:rPr>
-              <w:t xml:space="preserve">数値</w:t>
-            </w:r>
-          </w:p>
-        </w:tc>
-        <w:tc>
-          <w:tcPr>
-            <w:tcW w:type="dxa" w:w="2500"/>
-            <w:tcBorders>
-              <w:top w:val="single" w:color="CCCCCC" w:sz="1"/>
-              <w:left w:val="single" w:color="CCCCCC" w:sz="1"/>
-              <w:bottom w:val="single" w:color="CCCCCC" w:sz="1"/>
-              <w:right w:val="single" w:color="CCCCCC" w:sz="1"/>
-            </w:tcBorders>
-            <w:shd w:fill="FFEBEE" w:color="FFEBEE" w:val="solid"/>
-            <w:tcMar>
-              <w:top w:type="dxa" w:w="60"/>
-              <w:left w:type="dxa" w:w="80"/>
-              <w:bottom w:type="dxa" w:w="60"/>
-              <w:right w:type="dxa" w:w="80"/>
-            </w:tcMar>
-            <w:vAlign w:val="center"/>
-          </w:tcPr>
-          <w:p>
-            <w:pPr>
-              <w:jc w:val="left"/>
-            </w:pPr>
-            <w:r>
-              <w:rPr>
-                <w:rFonts w:ascii="Arial" w:cs="Arial" w:eastAsia="Arial" w:hAnsi="Arial"/>
-                <w:b/>
-                <w:bCs/>
-                <w:color w:val="C62828"/>
-                <w:sz w:val="15"/>
-                <w:szCs w:val="15"/>
-              </w:rPr>
-              <w:t xml:space="preserve">指標</w:t>
-            </w:r>
-          </w:p>
-        </w:tc>
-        <w:tc>
-          <w:tcPr>
-            <w:tcW w:type="dxa" w:w="2500"/>
-            <w:tcBorders>
-              <w:top w:val="single" w:color="CCCCCC" w:sz="1"/>
-              <w:left w:val="single" w:color="CCCCCC" w:sz="1"/>
-              <w:bottom w:val="single" w:color="CCCCCC" w:sz="1"/>
-              <w:right w:val="single" w:color="CCCCCC" w:sz="1"/>
-            </w:tcBorders>
-            <w:shd w:fill="FFEBEE" w:color="FFEBEE" w:val="solid"/>
-            <w:tcMar>
-              <w:top w:type="dxa" w:w="60"/>
-              <w:left w:type="dxa" w:w="80"/>
-              <w:bottom w:type="dxa" w:w="60"/>
-              <w:right w:type="dxa" w:w="80"/>
-            </w:tcMar>
-            <w:vAlign w:val="center"/>
-          </w:tcPr>
-          <w:p>
-            <w:pPr>
-              <w:jc w:val="center"/>
-            </w:pPr>
-            <w:r>
-              <w:rPr>
-                <w:rFonts w:ascii="Arial" w:cs="Arial" w:eastAsia="Arial" w:hAnsi="Arial"/>
-                <w:b/>
-                <w:bCs/>
-                <w:color w:val="C62828"/>
-                <w:sz w:val="15"/>
-                <w:szCs w:val="15"/>
-              </w:rPr>
-              <w:t xml:space="preserve">数値</w:t>
-            </w:r>
-          </w:p>
-        </w:tc>
-      </w:tr>
-      <w:tr>
-        <w:tc>
-          <w:tcPr>
-            <w:tcW w:type="dxa" w:w="2500"/>
-            <w:tcBorders>
-              <w:top w:val="single" w:color="CCCCCC" w:sz="1"/>
-              <w:left w:val="single" w:color="CCCCCC" w:sz="1"/>
-              <w:bottom w:val="single" w:color="CCCCCC" w:sz="1"/>
-              <w:right w:val="single" w:color="CCCCCC" w:sz="1"/>
-            </w:tcBorders>
-            <w:tcMar>
-              <w:top w:type="dxa" w:w="60"/>
-              <w:left w:type="dxa" w:w="80"/>
-              <w:bottom w:type="dxa" w:w="60"/>
-              <w:right w:type="dxa" w:w="80"/>
-            </w:tcMar>
-            <w:vAlign w:val="center"/>
-          </w:tcPr>
-          <w:p>
-            <w:pPr>
-              <w:jc w:val="left"/>
-            </w:pPr>
-            <w:r>
-              <w:rPr>
-                <w:rFonts w:ascii="Arial" w:cs="Arial" w:eastAsia="Arial" w:hAnsi="Arial"/>
-                <w:b w:val="false"/>
-                <w:bCs w:val="false"/>
-                <w:color w:val="333333"/>
-                <w:sz w:val="15"/>
-                <w:szCs w:val="15"/>
-              </w:rPr>
-              <w:t xml:space="preserve">品質スコア</w:t>
-            </w:r>
-          </w:p>
-        </w:tc>
-        <w:tc>
-          <w:tcPr>
-            <w:tcW w:type="dxa" w:w="2500"/>
-            <w:tcBorders>
-              <w:top w:val="single" w:color="CCCCCC" w:sz="1"/>
-              <w:left w:val="single" w:color="CCCCCC" w:sz="1"/>
-              <w:bottom w:val="single" w:color="CCCCCC" w:sz="1"/>
-              <w:right w:val="single" w:color="CCCCCC" w:sz="1"/>
-            </w:tcBorders>
-            <w:tcMar>
-              <w:top w:type="dxa" w:w="60"/>
-              <w:left w:type="dxa" w:w="80"/>
-              <w:bottom w:type="dxa" w:w="60"/>
-              <w:right w:type="dxa" w:w="80"/>
-            </w:tcMar>
-            <w:vAlign w:val="center"/>
-          </w:tcPr>
-          <w:p>
-            <w:pPr>
-              <w:jc w:val="center"/>
-            </w:pPr>
-            <w:r>
-              <w:rPr>
-                <w:rFonts w:ascii="Arial" w:cs="Arial" w:eastAsia="Arial" w:hAnsi="Arial"/>
-                <w:b/>
-                <w:bCs/>
-                <w:color w:val="333333"/>
-                <w:sz w:val="15"/>
-                <w:szCs w:val="15"/>
-              </w:rPr>
-              <w:t xml:space="preserve">7.7 / 10.0</w:t>
-            </w:r>
-          </w:p>
-        </w:tc>
-        <w:tc>
-          <w:tcPr>
-            <w:tcW w:type="dxa" w:w="2500"/>
-            <w:tcBorders>
-              <w:top w:val="single" w:color="CCCCCC" w:sz="1"/>
-              <w:left w:val="single" w:color="CCCCCC" w:sz="1"/>
-              <w:bottom w:val="single" w:color="CCCCCC" w:sz="1"/>
-              <w:right w:val="single" w:color="CCCCCC" w:sz="1"/>
-            </w:tcBorders>
-            <w:tcMar>
-              <w:top w:type="dxa" w:w="60"/>
-              <w:left w:type="dxa" w:w="80"/>
-              <w:bottom w:type="dxa" w:w="60"/>
-              <w:right w:type="dxa" w:w="80"/>
-            </w:tcMar>
-            <w:vAlign w:val="center"/>
-          </w:tcPr>
-          <w:p>
-            <w:pPr>
-              <w:jc w:val="left"/>
-            </w:pPr>
-            <w:r>
-              <w:rPr>
-                <w:rFonts w:ascii="Arial" w:cs="Arial" w:eastAsia="Arial" w:hAnsi="Arial"/>
-                <w:b w:val="false"/>
-                <w:bCs w:val="false"/>
-                <w:color w:val="333333"/>
-                <w:sz w:val="15"/>
-                <w:szCs w:val="15"/>
-              </w:rPr>
-              <w:t xml:space="preserve">月間売上（2月）</w:t>
-            </w:r>
-          </w:p>
-        </w:tc>
-        <w:tc>
-          <w:tcPr>
-            <w:tcW w:type="dxa" w:w="2500"/>
-            <w:tcBorders>
-              <w:top w:val="single" w:color="CCCCCC" w:sz="1"/>
-              <w:left w:val="single" w:color="CCCCCC" w:sz="1"/>
-              <w:bottom w:val="single" w:color="CCCCCC" w:sz="1"/>
-              <w:right w:val="single" w:color="CCCCCC" w:sz="1"/>
-            </w:tcBorders>
-            <w:tcMar>
-              <w:top w:type="dxa" w:w="60"/>
-              <w:left w:type="dxa" w:w="80"/>
-              <w:bottom w:type="dxa" w:w="60"/>
-              <w:right w:type="dxa" w:w="80"/>
-            </w:tcMar>
-            <w:vAlign w:val="center"/>
-          </w:tcPr>
-          <w:p>
-            <w:pPr>
-              <w:jc w:val="center"/>
-            </w:pPr>
-            <w:r>
-              <w:rPr>
-                <w:rFonts w:ascii="Arial" w:cs="Arial" w:eastAsia="Arial" w:hAnsi="Arial"/>
-                <w:b/>
-                <w:bCs/>
-                <w:color w:val="333333"/>
-                <w:sz w:val="15"/>
-                <w:szCs w:val="15"/>
-              </w:rPr>
-              <w:t xml:space="preserve">¥4,051,890</w:t>
-            </w:r>
-          </w:p>
-        </w:tc>
-      </w:tr>
-      <w:tr>
-        <w:tc>
-          <w:tcPr>
-            <w:tcW w:type="dxa" w:w="2500"/>
-            <w:tcBorders>
-              <w:top w:val="single" w:color="CCCCCC" w:sz="1"/>
-              <w:left w:val="single" w:color="CCCCCC" w:sz="1"/>
-              <w:bottom w:val="single" w:color="CCCCCC" w:sz="1"/>
-              <w:right w:val="single" w:color="CCCCCC" w:sz="1"/>
-            </w:tcBorders>
-            <w:tcMar>
-              <w:top w:type="dxa" w:w="60"/>
-              <w:left w:type="dxa" w:w="80"/>
-              <w:bottom w:type="dxa" w:w="60"/>
-              <w:right w:type="dxa" w:w="80"/>
-            </w:tcMar>
-            <w:vAlign w:val="center"/>
-          </w:tcPr>
-          <w:p>
-            <w:pPr>
-              <w:jc w:val="left"/>
-            </w:pPr>
-            <w:r>
-              <w:rPr>
-                <w:rFonts w:ascii="Arial" w:cs="Arial" w:eastAsia="Arial" w:hAnsi="Arial"/>
-                <w:b w:val="false"/>
-                <w:bCs w:val="false"/>
-                <w:color w:val="333333"/>
-                <w:sz w:val="15"/>
-                <w:szCs w:val="15"/>
-              </w:rPr>
-              <w:t xml:space="preserve">レビュー件数</w:t>
-            </w:r>
-          </w:p>
-        </w:tc>
-        <w:tc>
-          <w:tcPr>
-            <w:tcW w:type="dxa" w:w="2500"/>
-            <w:tcBorders>
-              <w:top w:val="single" w:color="CCCCCC" w:sz="1"/>
-              <w:left w:val="single" w:color="CCCCCC" w:sz="1"/>
-              <w:bottom w:val="single" w:color="CCCCCC" w:sz="1"/>
-              <w:right w:val="single" w:color="CCCCCC" w:sz="1"/>
-            </w:tcBorders>
-            <w:tcMar>
-              <w:top w:type="dxa" w:w="60"/>
-              <w:left w:type="dxa" w:w="80"/>
-              <w:bottom w:type="dxa" w:w="60"/>
-              <w:right w:type="dxa" w:w="80"/>
-            </w:tcMar>
-            <w:vAlign w:val="center"/>
-          </w:tcPr>
-          <w:p>
-            <w:pPr>
-              <w:jc w:val="center"/>
-            </w:pPr>
-            <w:r>
-              <w:rPr>
-                <w:rFonts w:ascii="Arial" w:cs="Arial" w:eastAsia="Arial" w:hAnsi="Arial"/>
-                <w:b w:val="false"/>
-                <w:bCs w:val="false"/>
-                <w:color w:val="333333"/>
-                <w:sz w:val="15"/>
-                <w:szCs w:val="15"/>
-              </w:rPr>
-              <w:t xml:space="preserve">138件</w:t>
-            </w:r>
-          </w:p>
-        </w:tc>
-        <w:tc>
-          <w:tcPr>
-            <w:tcW w:type="dxa" w:w="2500"/>
-            <w:tcBorders>
-              <w:top w:val="single" w:color="CCCCCC" w:sz="1"/>
-              <w:left w:val="single" w:color="CCCCCC" w:sz="1"/>
-              <w:bottom w:val="single" w:color="CCCCCC" w:sz="1"/>
-              <w:right w:val="single" w:color="CCCCCC" w:sz="1"/>
-            </w:tcBorders>
-            <w:tcMar>
-              <w:top w:type="dxa" w:w="60"/>
-              <w:left w:type="dxa" w:w="80"/>
-              <w:bottom w:type="dxa" w:w="60"/>
-              <w:right w:type="dxa" w:w="80"/>
-            </w:tcMar>
-            <w:vAlign w:val="center"/>
-          </w:tcPr>
-          <w:p>
-            <w:pPr>
-              <w:jc w:val="left"/>
-            </w:pPr>
-            <w:r>
-              <w:rPr>
-                <w:rFonts w:ascii="Arial" w:cs="Arial" w:eastAsia="Arial" w:hAnsi="Arial"/>
-                <w:b w:val="false"/>
-                <w:bCs w:val="false"/>
-                <w:color w:val="333333"/>
-                <w:sz w:val="15"/>
-                <w:szCs w:val="15"/>
-              </w:rPr>
-              <w:t xml:space="preserve">純利益</w:t>
-            </w:r>
-          </w:p>
-        </w:tc>
-        <w:tc>
-          <w:tcPr>
-            <w:tcW w:type="dxa" w:w="2500"/>
-            <w:tcBorders>
-              <w:top w:val="single" w:color="CCCCCC" w:sz="1"/>
-              <w:left w:val="single" w:color="CCCCCC" w:sz="1"/>
-              <w:bottom w:val="single" w:color="CCCCCC" w:sz="1"/>
-              <w:right w:val="single" w:color="CCCCCC" w:sz="1"/>
-            </w:tcBorders>
-            <w:tcMar>
-              <w:top w:type="dxa" w:w="60"/>
-              <w:left w:type="dxa" w:w="80"/>
-              <w:bottom w:type="dxa" w:w="60"/>
-              <w:right w:type="dxa" w:w="80"/>
-            </w:tcMar>
-            <w:vAlign w:val="center"/>
-          </w:tcPr>
-          <w:p>
-            <w:pPr>
-              <w:jc w:val="center"/>
-            </w:pPr>
-            <w:r>
-              <w:rPr>
-                <w:rFonts w:ascii="Arial" w:cs="Arial" w:eastAsia="Arial" w:hAnsi="Arial"/>
-                <w:b w:val="false"/>
-                <w:bCs w:val="false"/>
-                <w:color w:val="333333"/>
-                <w:sz w:val="15"/>
-                <w:szCs w:val="15"/>
-              </w:rPr>
-              <w:t xml:space="preserve">¥1,142,186</w:t>
-            </w:r>
-          </w:p>
-        </w:tc>
-      </w:tr>
-      <w:tr>
-        <w:tc>
-          <w:tcPr>
-            <w:tcW w:type="dxa" w:w="2500"/>
-            <w:tcBorders>
-              <w:top w:val="single" w:color="CCCCCC" w:sz="1"/>
-              <w:left w:val="single" w:color="CCCCCC" w:sz="1"/>
-              <w:bottom w:val="single" w:color="CCCCCC" w:sz="1"/>
-              <w:right w:val="single" w:color="CCCCCC" w:sz="1"/>
-            </w:tcBorders>
-            <w:tcMar>
-              <w:top w:type="dxa" w:w="60"/>
-              <w:left w:type="dxa" w:w="80"/>
-              <w:bottom w:type="dxa" w:w="60"/>
-              <w:right w:type="dxa" w:w="80"/>
-            </w:tcMar>
-            <w:vAlign w:val="center"/>
-          </w:tcPr>
-          <w:p>
-            <w:pPr>
-              <w:jc w:val="left"/>
-            </w:pPr>
-            <w:r>
-              <w:rPr>
-                <w:rFonts w:ascii="Arial" w:cs="Arial" w:eastAsia="Arial" w:hAnsi="Arial"/>
-                <w:b w:val="false"/>
-                <w:bCs w:val="false"/>
-                <w:color w:val="333333"/>
-                <w:sz w:val="15"/>
-                <w:szCs w:val="15"/>
-              </w:rPr>
-              <w:t xml:space="preserve">清掃クレーム率</w:t>
-            </w:r>
-          </w:p>
-        </w:tc>
-        <w:tc>
-          <w:tcPr>
-            <w:tcW w:type="dxa" w:w="2500"/>
-            <w:tcBorders>
-              <w:top w:val="single" w:color="CCCCCC" w:sz="1"/>
-              <w:left w:val="single" w:color="CCCCCC" w:sz="1"/>
-              <w:bottom w:val="single" w:color="CCCCCC" w:sz="1"/>
-              <w:right w:val="single" w:color="CCCCCC" w:sz="1"/>
-            </w:tcBorders>
-            <w:tcMar>
-              <w:top w:type="dxa" w:w="60"/>
-              <w:left w:type="dxa" w:w="80"/>
-              <w:bottom w:type="dxa" w:w="60"/>
-              <w:right w:type="dxa" w:w="80"/>
-            </w:tcMar>
-            <w:vAlign w:val="center"/>
-          </w:tcPr>
-          <w:p>
-            <w:pPr>
-              <w:jc w:val="center"/>
-            </w:pPr>
-            <w:r>
-              <w:rPr>
-                <w:rFonts w:ascii="Arial" w:cs="Arial" w:eastAsia="Arial" w:hAnsi="Arial"/>
-                <w:b w:val="false"/>
-                <w:bCs w:val="false"/>
-                <w:color w:val="E74C3C"/>
-                <w:sz w:val="15"/>
-                <w:szCs w:val="15"/>
-              </w:rPr>
-              <w:t xml:space="preserve">1010.0%</w:t>
-            </w:r>
-          </w:p>
-        </w:tc>
-        <w:tc>
-          <w:tcPr>
-            <w:tcW w:type="dxa" w:w="2500"/>
-            <w:tcBorders>
-              <w:top w:val="single" w:color="CCCCCC" w:sz="1"/>
-              <w:left w:val="single" w:color="CCCCCC" w:sz="1"/>
-              <w:bottom w:val="single" w:color="CCCCCC" w:sz="1"/>
-              <w:right w:val="single" w:color="CCCCCC" w:sz="1"/>
-            </w:tcBorders>
-            <w:tcMar>
-              <w:top w:type="dxa" w:w="60"/>
-              <w:left w:type="dxa" w:w="80"/>
-              <w:bottom w:type="dxa" w:w="60"/>
-              <w:right w:type="dxa" w:w="80"/>
-            </w:tcMar>
-            <w:vAlign w:val="center"/>
-          </w:tcPr>
-          <w:p>
-            <w:pPr>
-              <w:jc w:val="left"/>
-            </w:pPr>
-            <w:r>
-              <w:rPr>
-                <w:rFonts w:ascii="Arial" w:cs="Arial" w:eastAsia="Arial" w:hAnsi="Arial"/>
-                <w:b w:val="false"/>
-                <w:bCs w:val="false"/>
-                <w:color w:val="333333"/>
-                <w:sz w:val="15"/>
-                <w:szCs w:val="15"/>
-              </w:rPr>
-              <w:t xml:space="preserve">稼働率</w:t>
-            </w:r>
-          </w:p>
-        </w:tc>
-        <w:tc>
-          <w:tcPr>
-            <w:tcW w:type="dxa" w:w="2500"/>
-            <w:tcBorders>
-              <w:top w:val="single" w:color="CCCCCC" w:sz="1"/>
-              <w:left w:val="single" w:color="CCCCCC" w:sz="1"/>
-              <w:bottom w:val="single" w:color="CCCCCC" w:sz="1"/>
-              <w:right w:val="single" w:color="CCCCCC" w:sz="1"/>
-            </w:tcBorders>
-            <w:tcMar>
-              <w:top w:type="dxa" w:w="60"/>
-              <w:left w:type="dxa" w:w="80"/>
-              <w:bottom w:type="dxa" w:w="60"/>
-              <w:right w:type="dxa" w:w="80"/>
-            </w:tcMar>
-            <w:vAlign w:val="center"/>
-          </w:tcPr>
-          <w:p>
-            <w:pPr>
-              <w:jc w:val="center"/>
-            </w:pPr>
-            <w:r>
-              <w:rPr>
-                <w:rFonts w:ascii="Arial" w:cs="Arial" w:eastAsia="Arial" w:hAnsi="Arial"/>
-                <w:b w:val="false"/>
-                <w:bCs w:val="false"/>
-                <w:color w:val="333333"/>
-                <w:sz w:val="15"/>
-                <w:szCs w:val="15"/>
-              </w:rPr>
-              <w:t xml:space="preserve">55.9%</w:t>
-            </w:r>
-          </w:p>
-        </w:tc>
-      </w:tr>
-      <w:tr>
-        <w:tc>
-          <w:tcPr>
-            <w:tcW w:type="dxa" w:w="2500"/>
-            <w:tcBorders>
-              <w:top w:val="single" w:color="CCCCCC" w:sz="1"/>
-              <w:left w:val="single" w:color="CCCCCC" w:sz="1"/>
-              <w:bottom w:val="single" w:color="CCCCCC" w:sz="1"/>
-              <w:right w:val="single" w:color="CCCCCC" w:sz="1"/>
-            </w:tcBorders>
-            <w:tcMar>
-              <w:top w:type="dxa" w:w="60"/>
-              <w:left w:type="dxa" w:w="80"/>
-              <w:bottom w:type="dxa" w:w="60"/>
-              <w:right w:type="dxa" w:w="80"/>
-            </w:tcMar>
-            <w:vAlign w:val="center"/>
-          </w:tcPr>
-          <w:p>
-            <w:pPr>
-              <w:jc w:val="left"/>
-            </w:pPr>
-            <w:r>
-              <w:rPr>
-                <w:rFonts w:ascii="Arial" w:cs="Arial" w:eastAsia="Arial" w:hAnsi="Arial"/>
-                <w:b w:val="false"/>
-                <w:bCs w:val="false"/>
-                <w:color w:val="333333"/>
-                <w:sz w:val="15"/>
-                <w:szCs w:val="15"/>
-              </w:rPr>
-              <w:t xml:space="preserve">優先度</w:t>
-            </w:r>
-          </w:p>
-        </w:tc>
-        <w:tc>
-          <w:tcPr>
-            <w:tcW w:type="dxa" w:w="2500"/>
-            <w:tcBorders>
-              <w:top w:val="single" w:color="CCCCCC" w:sz="1"/>
-              <w:left w:val="single" w:color="CCCCCC" w:sz="1"/>
-              <w:bottom w:val="single" w:color="CCCCCC" w:sz="1"/>
-              <w:right w:val="single" w:color="CCCCCC" w:sz="1"/>
-            </w:tcBorders>
-            <w:shd w:fill="FFEBEE" w:color="FFEBEE" w:val="solid"/>
-            <w:tcMar>
-              <w:top w:type="dxa" w:w="60"/>
-              <w:left w:type="dxa" w:w="80"/>
-              <w:bottom w:type="dxa" w:w="60"/>
-              <w:right w:type="dxa" w:w="80"/>
-            </w:tcMar>
-            <w:vAlign w:val="center"/>
-          </w:tcPr>
-          <w:p>
-            <w:pPr>
-              <w:jc w:val="center"/>
-            </w:pPr>
-            <w:r>
-              <w:rPr>
-                <w:rFonts w:ascii="Arial" w:cs="Arial" w:eastAsia="Arial" w:hAnsi="Arial"/>
-                <w:b/>
-                <w:bCs/>
-                <w:color w:val="C62828"/>
-                <w:sz w:val="15"/>
-                <w:szCs w:val="15"/>
-              </w:rPr>
-              <w:t xml:space="preserve">🔴 緊急</w:t>
-            </w:r>
-          </w:p>
-        </w:tc>
-        <w:tc>
-          <w:tcPr>
-            <w:tcW w:type="dxa" w:w="2500"/>
-            <w:tcBorders>
-              <w:top w:val="single" w:color="CCCCCC" w:sz="1"/>
-              <w:left w:val="single" w:color="CCCCCC" w:sz="1"/>
-              <w:bottom w:val="single" w:color="CCCCCC" w:sz="1"/>
-              <w:right w:val="single" w:color="CCCCCC" w:sz="1"/>
-            </w:tcBorders>
-            <w:tcMar>
-              <w:top w:type="dxa" w:w="60"/>
-              <w:left w:type="dxa" w:w="80"/>
-              <w:bottom w:type="dxa" w:w="60"/>
-              <w:right w:type="dxa" w:w="80"/>
-            </w:tcMar>
-            <w:vAlign w:val="center"/>
-          </w:tcPr>
-          <w:p>
-            <w:pPr>
-              <w:jc w:val="left"/>
-            </w:pPr>
-            <w:r>
-              <w:rPr>
-                <w:rFonts w:ascii="Arial" w:cs="Arial" w:eastAsia="Arial" w:hAnsi="Arial"/>
-                <w:b w:val="false"/>
-                <w:bCs w:val="false"/>
-                <w:color w:val="333333"/>
-                <w:sz w:val="15"/>
-                <w:szCs w:val="15"/>
-              </w:rPr>
-              <w:t xml:space="preserve">利益率</w:t>
-            </w:r>
-          </w:p>
-        </w:tc>
-        <w:tc>
-          <w:tcPr>
-            <w:tcW w:type="dxa" w:w="2500"/>
-            <w:tcBorders>
-              <w:top w:val="single" w:color="CCCCCC" w:sz="1"/>
-              <w:left w:val="single" w:color="CCCCCC" w:sz="1"/>
-              <w:bottom w:val="single" w:color="CCCCCC" w:sz="1"/>
-              <w:right w:val="single" w:color="CCCCCC" w:sz="1"/>
-            </w:tcBorders>
-            <w:tcMar>
-              <w:top w:type="dxa" w:w="60"/>
-              <w:left w:type="dxa" w:w="80"/>
-              <w:bottom w:type="dxa" w:w="60"/>
-              <w:right w:type="dxa" w:w="80"/>
-            </w:tcMar>
-            <w:vAlign w:val="center"/>
-          </w:tcPr>
-          <w:p>
-            <w:pPr>
-              <w:jc w:val="center"/>
-            </w:pPr>
-            <w:r>
-              <w:rPr>
-                <w:rFonts w:ascii="Arial" w:cs="Arial" w:eastAsia="Arial" w:hAnsi="Arial"/>
-                <w:b w:val="false"/>
-                <w:bCs w:val="false"/>
-                <w:color w:val="333333"/>
-                <w:sz w:val="15"/>
-                <w:szCs w:val="15"/>
-              </w:rPr>
-              <w:t xml:space="preserve">28.2%</w:t>
-            </w:r>
-          </w:p>
-        </w:tc>
-      </w:tr>
-      <w:tr>
-        <w:tc>
-          <w:tcPr>
-            <w:tcW w:type="dxa" w:w="2500"/>
-            <w:tcBorders>
-              <w:top w:val="single" w:color="CCCCCC" w:sz="1"/>
-              <w:left w:val="single" w:color="CCCCCC" w:sz="1"/>
-              <w:bottom w:val="single" w:color="CCCCCC" w:sz="1"/>
-              <w:right w:val="single" w:color="CCCCCC" w:sz="1"/>
-            </w:tcBorders>
-            <w:tcMar>
-              <w:top w:type="dxa" w:w="60"/>
-              <w:left w:type="dxa" w:w="80"/>
-              <w:bottom w:type="dxa" w:w="60"/>
-              <w:right w:type="dxa" w:w="80"/>
-            </w:tcMar>
-            <w:vAlign w:val="center"/>
-          </w:tcPr>
-          <w:p>
-            <w:pPr>
-              <w:jc w:val="left"/>
-            </w:pPr>
-            <w:r>
-              <w:rPr>
-                <w:rFonts w:ascii="Arial" w:cs="Arial" w:eastAsia="Arial" w:hAnsi="Arial"/>
-                <w:b w:val="false"/>
-                <w:bCs w:val="false"/>
-                <w:color w:val="333333"/>
-                <w:sz w:val="15"/>
-                <w:szCs w:val="15"/>
-              </w:rPr>
-              <w:t xml:space="preserve">マトリクス分類</w:t>
-            </w:r>
-          </w:p>
-        </w:tc>
-        <w:tc>
-          <w:tcPr>
-            <w:tcW w:type="dxa" w:w="2500"/>
-            <w:tcBorders>
-              <w:top w:val="single" w:color="CCCCCC" w:sz="1"/>
-              <w:left w:val="single" w:color="CCCCCC" w:sz="1"/>
-              <w:bottom w:val="single" w:color="CCCCCC" w:sz="1"/>
-              <w:right w:val="single" w:color="CCCCCC" w:sz="1"/>
-            </w:tcBorders>
-            <w:tcMar>
-              <w:top w:type="dxa" w:w="60"/>
-              <w:left w:type="dxa" w:w="80"/>
-              <w:bottom w:type="dxa" w:w="60"/>
-              <w:right w:type="dxa" w:w="80"/>
-            </w:tcMar>
-            <w:vAlign w:val="center"/>
-          </w:tcPr>
-          <w:p>
-            <w:pPr>
-              <w:jc w:val="center"/>
-            </w:pPr>
-            <w:r>
-              <w:rPr>
-                <w:rFonts w:ascii="Arial" w:cs="Arial" w:eastAsia="Arial" w:hAnsi="Arial"/>
-                <w:b/>
-                <w:bCs/>
-                <w:color w:val="333333"/>
-                <w:sz w:val="15"/>
-                <w:szCs w:val="15"/>
-              </w:rPr>
-              <w:t xml:space="preserve">低品質×低売上</w:t>
-            </w:r>
-          </w:p>
-        </w:tc>
-        <w:tc>
-          <w:tcPr>
-            <w:tcW w:type="dxa" w:w="2500"/>
-            <w:tcBorders>
-              <w:top w:val="single" w:color="CCCCCC" w:sz="1"/>
-              <w:left w:val="single" w:color="CCCCCC" w:sz="1"/>
-              <w:bottom w:val="single" w:color="CCCCCC" w:sz="1"/>
-              <w:right w:val="single" w:color="CCCCCC" w:sz="1"/>
-            </w:tcBorders>
-            <w:tcMar>
-              <w:top w:type="dxa" w:w="60"/>
-              <w:left w:type="dxa" w:w="80"/>
-              <w:bottom w:type="dxa" w:w="60"/>
-              <w:right w:type="dxa" w:w="80"/>
-            </w:tcMar>
-            <w:vAlign w:val="center"/>
-          </w:tcPr>
-          <w:p>
-            <w:pPr>
-              <w:jc w:val="left"/>
-            </w:pPr>
-            <w:r>
-              <w:rPr>
-                <w:rFonts w:ascii="Arial" w:cs="Arial" w:eastAsia="Arial" w:hAnsi="Arial"/>
-                <w:b w:val="false"/>
-                <w:bCs w:val="false"/>
-                <w:color w:val="333333"/>
-                <w:sz w:val="15"/>
-                <w:szCs w:val="15"/>
-              </w:rPr>
-              <w:t xml:space="preserve">客室数 / スタッフ数</w:t>
-            </w:r>
-          </w:p>
-        </w:tc>
-        <w:tc>
-          <w:tcPr>
-            <w:tcW w:type="dxa" w:w="2500"/>
-            <w:tcBorders>
-              <w:top w:val="single" w:color="CCCCCC" w:sz="1"/>
-              <w:left w:val="single" w:color="CCCCCC" w:sz="1"/>
-              <w:bottom w:val="single" w:color="CCCCCC" w:sz="1"/>
-              <w:right w:val="single" w:color="CCCCCC" w:sz="1"/>
-            </w:tcBorders>
-            <w:tcMar>
-              <w:top w:type="dxa" w:w="60"/>
-              <w:left w:type="dxa" w:w="80"/>
-              <w:bottom w:type="dxa" w:w="60"/>
-              <w:right w:type="dxa" w:w="80"/>
-            </w:tcMar>
-            <w:vAlign w:val="center"/>
-          </w:tcPr>
-          <w:p>
-            <w:pPr>
-              <w:jc w:val="center"/>
-            </w:pPr>
-            <w:r>
-              <w:rPr>
-                <w:rFonts w:ascii="Arial" w:cs="Arial" w:eastAsia="Arial" w:hAnsi="Arial"/>
-                <w:b w:val="false"/>
-                <w:bCs w:val="false"/>
-                <w:color w:val="333333"/>
-                <w:sz w:val="15"/>
-                <w:szCs w:val="15"/>
-              </w:rPr>
-              <w:t xml:space="preserve">243室 / 22名</w:t>
-            </w:r>
-          </w:p>
-        </w:tc>
-      </w:tr>
-    </w:tbl>
-    <w:p>
-      <w:pPr>
-        <w:spacing w:after="80" w:before="80"/>
-        <w:jc w:val="left"/>
-      </w:pPr>
-      <w:r>
-        <w:rPr>
-          <w:rFonts w:ascii="Arial" w:cs="Arial" w:eastAsia="Arial" w:hAnsi="Arial"/>
-          <w:b w:val="false"/>
-          <w:bCs w:val="false"/>
-          <w:i w:val="false"/>
-          <w:iCs w:val="false"/>
-          <w:color w:val="333333"/>
-          <w:sz w:val="20"/>
-          <w:szCs w:val="20"/>
-        </w:rPr>
-        <w:t xml:space="preserve"/>
-      </w:r>
-    </w:p>
-    <w:p>
-      <w:pPr>
-        <w:spacing w:after="80" w:before="80"/>
-        <w:jc w:val="left"/>
-      </w:pPr>
-      <w:r>
-        <w:rPr>
-          <w:rFonts w:ascii="Arial" w:cs="Arial" w:eastAsia="Arial" w:hAnsi="Arial"/>
-          <w:b w:val="false"/>
-          <w:bCs w:val="false"/>
-          <w:i w:val="false"/>
-          <w:iCs w:val="false"/>
-          <w:color w:val="333333"/>
-          <w:sz w:val="20"/>
-          <w:szCs w:val="20"/>
-        </w:rPr>
-        <w:t xml:space="preserve"/>
-      </w:r>
-    </w:p>
-    <w:p>
-      <w:pPr>
-        <w:pStyle w:val="Heading2"/>
-        <w:spacing w:after="160" w:before="280"/>
-      </w:pPr>
-      <w:r>
-        <w:rPr>
-          <w:rFonts w:ascii="Arial" w:cs="Arial" w:eastAsia="Arial" w:hAnsi="Arial"/>
-          <w:b/>
-          <w:bCs/>
-          <w:color w:val="2E75B6"/>
-          <w:sz w:val="26"/>
-          <w:szCs w:val="26"/>
-        </w:rPr>
-        <w:t xml:space="preserve">コートホテル新横浜</w:t>
-      </w:r>
-    </w:p>
-    <w:tbl>
-      <w:tblPr>
-        <w:tblW w:type="dxa" w:w="10000"/>
-        <w:tblBorders>
-          <w:top w:val="single" w:color="auto" w:sz="4"/>
-          <w:left w:val="single" w:color="auto" w:sz="4"/>
-          <w:bottom w:val="single" w:color="auto" w:sz="4"/>
-          <w:right w:val="single" w:color="auto" w:sz="4"/>
-          <w:insideH w:val="single" w:color="auto" w:sz="4"/>
-          <w:insideV w:val="single" w:color="auto" w:sz="4"/>
-        </w:tblBorders>
-      </w:tblPr>
-      <w:tblGrid>
-        <w:gridCol w:w="100"/>
-        <w:gridCol w:w="100"/>
-        <w:gridCol w:w="100"/>
-        <w:gridCol w:w="100"/>
-      </w:tblGrid>
-      <w:tr>
-        <w:tc>
-          <w:tcPr>
-            <w:tcW w:type="dxa" w:w="2500"/>
-            <w:tcBorders>
-              <w:top w:val="single" w:color="CCCCCC" w:sz="1"/>
-              <w:left w:val="single" w:color="CCCCCC" w:sz="1"/>
-              <w:bottom w:val="single" w:color="CCCCCC" w:sz="1"/>
-              <w:right w:val="single" w:color="CCCCCC" w:sz="1"/>
-            </w:tcBorders>
-            <w:shd w:fill="FFEBEE" w:color="FFEBEE" w:val="solid"/>
-            <w:tcMar>
-              <w:top w:type="dxa" w:w="60"/>
-              <w:left w:type="dxa" w:w="80"/>
-              <w:bottom w:type="dxa" w:w="60"/>
-              <w:right w:type="dxa" w:w="80"/>
-            </w:tcMar>
-            <w:vAlign w:val="center"/>
-          </w:tcPr>
-          <w:p>
-            <w:pPr>
-              <w:jc w:val="left"/>
-            </w:pPr>
-            <w:r>
-              <w:rPr>
-                <w:rFonts w:ascii="Arial" w:cs="Arial" w:eastAsia="Arial" w:hAnsi="Arial"/>
-                <w:b/>
-                <w:bCs/>
-                <w:color w:val="C62828"/>
-                <w:sz w:val="15"/>
-                <w:szCs w:val="15"/>
-              </w:rPr>
-              <w:t xml:space="preserve">指標</w:t>
-            </w:r>
-          </w:p>
-        </w:tc>
-        <w:tc>
-          <w:tcPr>
-            <w:tcW w:type="dxa" w:w="2500"/>
-            <w:tcBorders>
-              <w:top w:val="single" w:color="CCCCCC" w:sz="1"/>
-              <w:left w:val="single" w:color="CCCCCC" w:sz="1"/>
-              <w:bottom w:val="single" w:color="CCCCCC" w:sz="1"/>
-              <w:right w:val="single" w:color="CCCCCC" w:sz="1"/>
-            </w:tcBorders>
-            <w:shd w:fill="FFEBEE" w:color="FFEBEE" w:val="solid"/>
-            <w:tcMar>
-              <w:top w:type="dxa" w:w="60"/>
-              <w:left w:type="dxa" w:w="80"/>
-              <w:bottom w:type="dxa" w:w="60"/>
-              <w:right w:type="dxa" w:w="80"/>
-            </w:tcMar>
-            <w:vAlign w:val="center"/>
-          </w:tcPr>
-          <w:p>
-            <w:pPr>
-              <w:jc w:val="center"/>
-            </w:pPr>
-            <w:r>
-              <w:rPr>
-                <w:rFonts w:ascii="Arial" w:cs="Arial" w:eastAsia="Arial" w:hAnsi="Arial"/>
-                <w:b/>
-                <w:bCs/>
-                <w:color w:val="C62828"/>
-                <w:sz w:val="15"/>
-                <w:szCs w:val="15"/>
-              </w:rPr>
-              <w:t xml:space="preserve">数値</w:t>
-            </w:r>
-          </w:p>
-        </w:tc>
-        <w:tc>
-          <w:tcPr>
-            <w:tcW w:type="dxa" w:w="2500"/>
-            <w:tcBorders>
-              <w:top w:val="single" w:color="CCCCCC" w:sz="1"/>
-              <w:left w:val="single" w:color="CCCCCC" w:sz="1"/>
-              <w:bottom w:val="single" w:color="CCCCCC" w:sz="1"/>
-              <w:right w:val="single" w:color="CCCCCC" w:sz="1"/>
-            </w:tcBorders>
-            <w:shd w:fill="FFEBEE" w:color="FFEBEE" w:val="solid"/>
-            <w:tcMar>
-              <w:top w:type="dxa" w:w="60"/>
-              <w:left w:type="dxa" w:w="80"/>
-              <w:bottom w:type="dxa" w:w="60"/>
-              <w:right w:type="dxa" w:w="80"/>
-            </w:tcMar>
-            <w:vAlign w:val="center"/>
-          </w:tcPr>
-          <w:p>
-            <w:pPr>
-              <w:jc w:val="left"/>
-            </w:pPr>
-            <w:r>
-              <w:rPr>
-                <w:rFonts w:ascii="Arial" w:cs="Arial" w:eastAsia="Arial" w:hAnsi="Arial"/>
-                <w:b/>
-                <w:bCs/>
-                <w:color w:val="C62828"/>
-                <w:sz w:val="15"/>
-                <w:szCs w:val="15"/>
-              </w:rPr>
-              <w:t xml:space="preserve">指標</w:t>
-            </w:r>
-          </w:p>
-        </w:tc>
-        <w:tc>
-          <w:tcPr>
-            <w:tcW w:type="dxa" w:w="2500"/>
-            <w:tcBorders>
-              <w:top w:val="single" w:color="CCCCCC" w:sz="1"/>
-              <w:left w:val="single" w:color="CCCCCC" w:sz="1"/>
-              <w:bottom w:val="single" w:color="CCCCCC" w:sz="1"/>
-              <w:right w:val="single" w:color="CCCCCC" w:sz="1"/>
-            </w:tcBorders>
-            <w:shd w:fill="FFEBEE" w:color="FFEBEE" w:val="solid"/>
-            <w:tcMar>
-              <w:top w:type="dxa" w:w="60"/>
-              <w:left w:type="dxa" w:w="80"/>
-              <w:bottom w:type="dxa" w:w="60"/>
-              <w:right w:type="dxa" w:w="80"/>
-            </w:tcMar>
-            <w:vAlign w:val="center"/>
-          </w:tcPr>
-          <w:p>
-            <w:pPr>
-              <w:jc w:val="center"/>
-            </w:pPr>
-            <w:r>
-              <w:rPr>
-                <w:rFonts w:ascii="Arial" w:cs="Arial" w:eastAsia="Arial" w:hAnsi="Arial"/>
-                <w:b/>
-                <w:bCs/>
-                <w:color w:val="C62828"/>
-                <w:sz w:val="15"/>
-                <w:szCs w:val="15"/>
-              </w:rPr>
-              <w:t xml:space="preserve">数値</w:t>
-            </w:r>
-          </w:p>
-        </w:tc>
-      </w:tr>
-      <w:tr>
-        <w:tc>
-          <w:tcPr>
-            <w:tcW w:type="dxa" w:w="2500"/>
-            <w:tcBorders>
-              <w:top w:val="single" w:color="CCCCCC" w:sz="1"/>
-              <w:left w:val="single" w:color="CCCCCC" w:sz="1"/>
-              <w:bottom w:val="single" w:color="CCCCCC" w:sz="1"/>
-              <w:right w:val="single" w:color="CCCCCC" w:sz="1"/>
-            </w:tcBorders>
-            <w:tcMar>
-              <w:top w:type="dxa" w:w="60"/>
-              <w:left w:type="dxa" w:w="80"/>
-              <w:bottom w:type="dxa" w:w="60"/>
-              <w:right w:type="dxa" w:w="80"/>
-            </w:tcMar>
-            <w:vAlign w:val="center"/>
-          </w:tcPr>
-          <w:p>
-            <w:pPr>
-              <w:jc w:val="left"/>
-            </w:pPr>
-            <w:r>
-              <w:rPr>
-                <w:rFonts w:ascii="Arial" w:cs="Arial" w:eastAsia="Arial" w:hAnsi="Arial"/>
-                <w:b w:val="false"/>
-                <w:bCs w:val="false"/>
-                <w:color w:val="333333"/>
-                <w:sz w:val="15"/>
-                <w:szCs w:val="15"/>
-              </w:rPr>
-              <w:t xml:space="preserve">品質スコア</w:t>
-            </w:r>
-          </w:p>
-        </w:tc>
-        <w:tc>
-          <w:tcPr>
-            <w:tcW w:type="dxa" w:w="2500"/>
-            <w:tcBorders>
-              <w:top w:val="single" w:color="CCCCCC" w:sz="1"/>
-              <w:left w:val="single" w:color="CCCCCC" w:sz="1"/>
-              <w:bottom w:val="single" w:color="CCCCCC" w:sz="1"/>
-              <w:right w:val="single" w:color="CCCCCC" w:sz="1"/>
-            </w:tcBorders>
-            <w:tcMar>
-              <w:top w:type="dxa" w:w="60"/>
-              <w:left w:type="dxa" w:w="80"/>
-              <w:bottom w:type="dxa" w:w="60"/>
-              <w:right w:type="dxa" w:w="80"/>
-            </w:tcMar>
-            <w:vAlign w:val="center"/>
-          </w:tcPr>
-          <w:p>
-            <w:pPr>
-              <w:jc w:val="center"/>
-            </w:pPr>
-            <w:r>
-              <w:rPr>
-                <w:rFonts w:ascii="Arial" w:cs="Arial" w:eastAsia="Arial" w:hAnsi="Arial"/>
-                <w:b/>
-                <w:bCs/>
-                <w:color w:val="E74C3C"/>
-                <w:sz w:val="15"/>
-                <w:szCs w:val="15"/>
-              </w:rPr>
-              <w:t xml:space="preserve">7.03 / 10.0</w:t>
-            </w:r>
-          </w:p>
-        </w:tc>
-        <w:tc>
-          <w:tcPr>
-            <w:tcW w:type="dxa" w:w="2500"/>
-            <w:tcBorders>
-              <w:top w:val="single" w:color="CCCCCC" w:sz="1"/>
-              <w:left w:val="single" w:color="CCCCCC" w:sz="1"/>
-              <w:bottom w:val="single" w:color="CCCCCC" w:sz="1"/>
-              <w:right w:val="single" w:color="CCCCCC" w:sz="1"/>
-            </w:tcBorders>
-            <w:tcMar>
-              <w:top w:type="dxa" w:w="60"/>
-              <w:left w:type="dxa" w:w="80"/>
-              <w:bottom w:type="dxa" w:w="60"/>
-              <w:right w:type="dxa" w:w="80"/>
-            </w:tcMar>
-            <w:vAlign w:val="center"/>
-          </w:tcPr>
-          <w:p>
-            <w:pPr>
-              <w:jc w:val="left"/>
-            </w:pPr>
-            <w:r>
-              <w:rPr>
-                <w:rFonts w:ascii="Arial" w:cs="Arial" w:eastAsia="Arial" w:hAnsi="Arial"/>
-                <w:b w:val="false"/>
-                <w:bCs w:val="false"/>
-                <w:color w:val="333333"/>
-                <w:sz w:val="15"/>
-                <w:szCs w:val="15"/>
-              </w:rPr>
-              <w:t xml:space="preserve">月間売上（2月）</w:t>
-            </w:r>
-          </w:p>
-        </w:tc>
-        <w:tc>
-          <w:tcPr>
-            <w:tcW w:type="dxa" w:w="2500"/>
-            <w:tcBorders>
-              <w:top w:val="single" w:color="CCCCCC" w:sz="1"/>
-              <w:left w:val="single" w:color="CCCCCC" w:sz="1"/>
-              <w:bottom w:val="single" w:color="CCCCCC" w:sz="1"/>
-              <w:right w:val="single" w:color="CCCCCC" w:sz="1"/>
-            </w:tcBorders>
-            <w:tcMar>
-              <w:top w:type="dxa" w:w="60"/>
-              <w:left w:type="dxa" w:w="80"/>
-              <w:bottom w:type="dxa" w:w="60"/>
-              <w:right w:type="dxa" w:w="80"/>
-            </w:tcMar>
-            <w:vAlign w:val="center"/>
-          </w:tcPr>
-          <w:p>
-            <w:pPr>
-              <w:jc w:val="center"/>
-            </w:pPr>
-            <w:r>
-              <w:rPr>
-                <w:rFonts w:ascii="Arial" w:cs="Arial" w:eastAsia="Arial" w:hAnsi="Arial"/>
-                <w:b/>
-                <w:bCs/>
-                <w:color w:val="333333"/>
-                <w:sz w:val="15"/>
-                <w:szCs w:val="15"/>
-              </w:rPr>
-              <w:t xml:space="preserve">¥3,705,215</w:t>
-            </w:r>
-          </w:p>
-        </w:tc>
-      </w:tr>
-      <w:tr>
-        <w:tc>
-          <w:tcPr>
-            <w:tcW w:type="dxa" w:w="2500"/>
-            <w:tcBorders>
-              <w:top w:val="single" w:color="CCCCCC" w:sz="1"/>
-              <w:left w:val="single" w:color="CCCCCC" w:sz="1"/>
-              <w:bottom w:val="single" w:color="CCCCCC" w:sz="1"/>
-              <w:right w:val="single" w:color="CCCCCC" w:sz="1"/>
-            </w:tcBorders>
-            <w:tcMar>
-              <w:top w:type="dxa" w:w="60"/>
-              <w:left w:type="dxa" w:w="80"/>
-              <w:bottom w:type="dxa" w:w="60"/>
-              <w:right w:type="dxa" w:w="80"/>
-            </w:tcMar>
-            <w:vAlign w:val="center"/>
-          </w:tcPr>
-          <w:p>
-            <w:pPr>
-              <w:jc w:val="left"/>
-            </w:pPr>
-            <w:r>
-              <w:rPr>
-                <w:rFonts w:ascii="Arial" w:cs="Arial" w:eastAsia="Arial" w:hAnsi="Arial"/>
-                <w:b w:val="false"/>
-                <w:bCs w:val="false"/>
-                <w:color w:val="333333"/>
-                <w:sz w:val="15"/>
-                <w:szCs w:val="15"/>
-              </w:rPr>
-              <w:t xml:space="preserve">レビュー件数</w:t>
-            </w:r>
-          </w:p>
-        </w:tc>
-        <w:tc>
-          <w:tcPr>
-            <w:tcW w:type="dxa" w:w="2500"/>
-            <w:tcBorders>
-              <w:top w:val="single" w:color="CCCCCC" w:sz="1"/>
-              <w:left w:val="single" w:color="CCCCCC" w:sz="1"/>
-              <w:bottom w:val="single" w:color="CCCCCC" w:sz="1"/>
-              <w:right w:val="single" w:color="CCCCCC" w:sz="1"/>
-            </w:tcBorders>
-            <w:tcMar>
-              <w:top w:type="dxa" w:w="60"/>
-              <w:left w:type="dxa" w:w="80"/>
-              <w:bottom w:type="dxa" w:w="60"/>
-              <w:right w:type="dxa" w:w="80"/>
-            </w:tcMar>
-            <w:vAlign w:val="center"/>
-          </w:tcPr>
-          <w:p>
-            <w:pPr>
-              <w:jc w:val="center"/>
-            </w:pPr>
-            <w:r>
-              <w:rPr>
-                <w:rFonts w:ascii="Arial" w:cs="Arial" w:eastAsia="Arial" w:hAnsi="Arial"/>
-                <w:b w:val="false"/>
-                <w:bCs w:val="false"/>
-                <w:color w:val="333333"/>
-                <w:sz w:val="15"/>
-                <w:szCs w:val="15"/>
-              </w:rPr>
-              <w:t xml:space="preserve">120件</w:t>
-            </w:r>
-          </w:p>
-        </w:tc>
-        <w:tc>
-          <w:tcPr>
-            <w:tcW w:type="dxa" w:w="2500"/>
-            <w:tcBorders>
-              <w:top w:val="single" w:color="CCCCCC" w:sz="1"/>
-              <w:left w:val="single" w:color="CCCCCC" w:sz="1"/>
-              <w:bottom w:val="single" w:color="CCCCCC" w:sz="1"/>
-              <w:right w:val="single" w:color="CCCCCC" w:sz="1"/>
-            </w:tcBorders>
-            <w:tcMar>
-              <w:top w:type="dxa" w:w="60"/>
-              <w:left w:type="dxa" w:w="80"/>
-              <w:bottom w:type="dxa" w:w="60"/>
-              <w:right w:type="dxa" w:w="80"/>
-            </w:tcMar>
-            <w:vAlign w:val="center"/>
-          </w:tcPr>
-          <w:p>
-            <w:pPr>
-              <w:jc w:val="left"/>
-            </w:pPr>
-            <w:r>
-              <w:rPr>
-                <w:rFonts w:ascii="Arial" w:cs="Arial" w:eastAsia="Arial" w:hAnsi="Arial"/>
-                <w:b w:val="false"/>
-                <w:bCs w:val="false"/>
-                <w:color w:val="333333"/>
-                <w:sz w:val="15"/>
-                <w:szCs w:val="15"/>
-              </w:rPr>
-              <w:t xml:space="preserve">純利益</w:t>
-            </w:r>
-          </w:p>
-        </w:tc>
-        <w:tc>
-          <w:tcPr>
-            <w:tcW w:type="dxa" w:w="2500"/>
-            <w:tcBorders>
-              <w:top w:val="single" w:color="CCCCCC" w:sz="1"/>
-              <w:left w:val="single" w:color="CCCCCC" w:sz="1"/>
-              <w:bottom w:val="single" w:color="CCCCCC" w:sz="1"/>
-              <w:right w:val="single" w:color="CCCCCC" w:sz="1"/>
-            </w:tcBorders>
-            <w:tcMar>
-              <w:top w:type="dxa" w:w="60"/>
-              <w:left w:type="dxa" w:w="80"/>
-              <w:bottom w:type="dxa" w:w="60"/>
-              <w:right w:type="dxa" w:w="80"/>
-            </w:tcMar>
-            <w:vAlign w:val="center"/>
-          </w:tcPr>
-          <w:p>
-            <w:pPr>
-              <w:jc w:val="center"/>
-            </w:pPr>
-            <w:r>
-              <w:rPr>
-                <w:rFonts w:ascii="Arial" w:cs="Arial" w:eastAsia="Arial" w:hAnsi="Arial"/>
-                <w:b w:val="false"/>
-                <w:bCs w:val="false"/>
-                <w:color w:val="333333"/>
-                <w:sz w:val="15"/>
-                <w:szCs w:val="15"/>
-              </w:rPr>
-              <w:t xml:space="preserve">¥1,020,472</w:t>
-            </w:r>
-          </w:p>
-        </w:tc>
-      </w:tr>
-      <w:tr>
-        <w:tc>
-          <w:tcPr>
-            <w:tcW w:type="dxa" w:w="2500"/>
-            <w:tcBorders>
-              <w:top w:val="single" w:color="CCCCCC" w:sz="1"/>
-              <w:left w:val="single" w:color="CCCCCC" w:sz="1"/>
-              <w:bottom w:val="single" w:color="CCCCCC" w:sz="1"/>
-              <w:right w:val="single" w:color="CCCCCC" w:sz="1"/>
-            </w:tcBorders>
-            <w:tcMar>
-              <w:top w:type="dxa" w:w="60"/>
-              <w:left w:type="dxa" w:w="80"/>
-              <w:bottom w:type="dxa" w:w="60"/>
-              <w:right w:type="dxa" w:w="80"/>
-            </w:tcMar>
-            <w:vAlign w:val="center"/>
-          </w:tcPr>
-          <w:p>
-            <w:pPr>
-              <w:jc w:val="left"/>
-            </w:pPr>
-            <w:r>
-              <w:rPr>
-                <w:rFonts w:ascii="Arial" w:cs="Arial" w:eastAsia="Arial" w:hAnsi="Arial"/>
-                <w:b w:val="false"/>
-                <w:bCs w:val="false"/>
-                <w:color w:val="333333"/>
-                <w:sz w:val="15"/>
-                <w:szCs w:val="15"/>
-              </w:rPr>
-              <w:t xml:space="preserve">清掃クレーム率</w:t>
-            </w:r>
-          </w:p>
-        </w:tc>
-        <w:tc>
-          <w:tcPr>
-            <w:tcW w:type="dxa" w:w="2500"/>
-            <w:tcBorders>
-              <w:top w:val="single" w:color="CCCCCC" w:sz="1"/>
-              <w:left w:val="single" w:color="CCCCCC" w:sz="1"/>
-              <w:bottom w:val="single" w:color="CCCCCC" w:sz="1"/>
-              <w:right w:val="single" w:color="CCCCCC" w:sz="1"/>
-            </w:tcBorders>
-            <w:tcMar>
-              <w:top w:type="dxa" w:w="60"/>
-              <w:left w:type="dxa" w:w="80"/>
-              <w:bottom w:type="dxa" w:w="60"/>
-              <w:right w:type="dxa" w:w="80"/>
-            </w:tcMar>
-            <w:vAlign w:val="center"/>
-          </w:tcPr>
-          <w:p>
-            <w:pPr>
-              <w:jc w:val="center"/>
-            </w:pPr>
-            <w:r>
-              <w:rPr>
-                <w:rFonts w:ascii="Arial" w:cs="Arial" w:eastAsia="Arial" w:hAnsi="Arial"/>
-                <w:b w:val="false"/>
-                <w:bCs w:val="false"/>
-                <w:color w:val="E74C3C"/>
-                <w:sz w:val="15"/>
-                <w:szCs w:val="15"/>
-              </w:rPr>
-              <w:t xml:space="preserve">920.0%</w:t>
-            </w:r>
-          </w:p>
-        </w:tc>
-        <w:tc>
-          <w:tcPr>
-            <w:tcW w:type="dxa" w:w="2500"/>
-            <w:tcBorders>
-              <w:top w:val="single" w:color="CCCCCC" w:sz="1"/>
-              <w:left w:val="single" w:color="CCCCCC" w:sz="1"/>
-              <w:bottom w:val="single" w:color="CCCCCC" w:sz="1"/>
-              <w:right w:val="single" w:color="CCCCCC" w:sz="1"/>
-            </w:tcBorders>
-            <w:tcMar>
-              <w:top w:type="dxa" w:w="60"/>
-              <w:left w:type="dxa" w:w="80"/>
-              <w:bottom w:type="dxa" w:w="60"/>
-              <w:right w:type="dxa" w:w="80"/>
-            </w:tcMar>
-            <w:vAlign w:val="center"/>
-          </w:tcPr>
-          <w:p>
-            <w:pPr>
-              <w:jc w:val="left"/>
-            </w:pPr>
-            <w:r>
-              <w:rPr>
-                <w:rFonts w:ascii="Arial" w:cs="Arial" w:eastAsia="Arial" w:hAnsi="Arial"/>
-                <w:b w:val="false"/>
-                <w:bCs w:val="false"/>
-                <w:color w:val="333333"/>
-                <w:sz w:val="15"/>
-                <w:szCs w:val="15"/>
-              </w:rPr>
-              <w:t xml:space="preserve">稼働率</w:t>
-            </w:r>
-          </w:p>
-        </w:tc>
-        <w:tc>
-          <w:tcPr>
-            <w:tcW w:type="dxa" w:w="2500"/>
-            <w:tcBorders>
-              <w:top w:val="single" w:color="CCCCCC" w:sz="1"/>
-              <w:left w:val="single" w:color="CCCCCC" w:sz="1"/>
-              <w:bottom w:val="single" w:color="CCCCCC" w:sz="1"/>
-              <w:right w:val="single" w:color="CCCCCC" w:sz="1"/>
-            </w:tcBorders>
-            <w:tcMar>
-              <w:top w:type="dxa" w:w="60"/>
-              <w:left w:type="dxa" w:w="80"/>
-              <w:bottom w:type="dxa" w:w="60"/>
-              <w:right w:type="dxa" w:w="80"/>
-            </w:tcMar>
-            <w:vAlign w:val="center"/>
-          </w:tcPr>
-          <w:p>
-            <w:pPr>
-              <w:jc w:val="center"/>
-            </w:pPr>
-            <w:r>
-              <w:rPr>
-                <w:rFonts w:ascii="Arial" w:cs="Arial" w:eastAsia="Arial" w:hAnsi="Arial"/>
-                <w:b w:val="false"/>
-                <w:bCs w:val="false"/>
-                <w:color w:val="333333"/>
-                <w:sz w:val="15"/>
-                <w:szCs w:val="15"/>
-              </w:rPr>
-              <w:t xml:space="preserve">70.9%</w:t>
-            </w:r>
-          </w:p>
-        </w:tc>
-      </w:tr>
-      <w:tr>
-        <w:tc>
-          <w:tcPr>
-            <w:tcW w:type="dxa" w:w="2500"/>
-            <w:tcBorders>
-              <w:top w:val="single" w:color="CCCCCC" w:sz="1"/>
-              <w:left w:val="single" w:color="CCCCCC" w:sz="1"/>
-              <w:bottom w:val="single" w:color="CCCCCC" w:sz="1"/>
-              <w:right w:val="single" w:color="CCCCCC" w:sz="1"/>
-            </w:tcBorders>
-            <w:tcMar>
-              <w:top w:type="dxa" w:w="60"/>
-              <w:left w:type="dxa" w:w="80"/>
-              <w:bottom w:type="dxa" w:w="60"/>
-              <w:right w:type="dxa" w:w="80"/>
-            </w:tcMar>
-            <w:vAlign w:val="center"/>
-          </w:tcPr>
-          <w:p>
-            <w:pPr>
-              <w:jc w:val="left"/>
-            </w:pPr>
-            <w:r>
-              <w:rPr>
-                <w:rFonts w:ascii="Arial" w:cs="Arial" w:eastAsia="Arial" w:hAnsi="Arial"/>
-                <w:b w:val="false"/>
-                <w:bCs w:val="false"/>
-                <w:color w:val="333333"/>
-                <w:sz w:val="15"/>
-                <w:szCs w:val="15"/>
-              </w:rPr>
-              <w:t xml:space="preserve">優先度</w:t>
-            </w:r>
-          </w:p>
-        </w:tc>
-        <w:tc>
-          <w:tcPr>
-            <w:tcW w:type="dxa" w:w="2500"/>
-            <w:tcBorders>
-              <w:top w:val="single" w:color="CCCCCC" w:sz="1"/>
-              <w:left w:val="single" w:color="CCCCCC" w:sz="1"/>
-              <w:bottom w:val="single" w:color="CCCCCC" w:sz="1"/>
-              <w:right w:val="single" w:color="CCCCCC" w:sz="1"/>
-            </w:tcBorders>
-            <w:shd w:fill="FFEBEE" w:color="FFEBEE" w:val="solid"/>
-            <w:tcMar>
-              <w:top w:type="dxa" w:w="60"/>
-              <w:left w:type="dxa" w:w="80"/>
-              <w:bottom w:type="dxa" w:w="60"/>
-              <w:right w:type="dxa" w:w="80"/>
-            </w:tcMar>
-            <w:vAlign w:val="center"/>
-          </w:tcPr>
-          <w:p>
-            <w:pPr>
-              <w:jc w:val="center"/>
-            </w:pPr>
-            <w:r>
-              <w:rPr>
-                <w:rFonts w:ascii="Arial" w:cs="Arial" w:eastAsia="Arial" w:hAnsi="Arial"/>
-                <w:b/>
-                <w:bCs/>
-                <w:color w:val="C62828"/>
-                <w:sz w:val="15"/>
-                <w:szCs w:val="15"/>
-              </w:rPr>
-              <w:t xml:space="preserve">🔴 緊急</w:t>
-            </w:r>
-          </w:p>
-        </w:tc>
-        <w:tc>
-          <w:tcPr>
-            <w:tcW w:type="dxa" w:w="2500"/>
-            <w:tcBorders>
-              <w:top w:val="single" w:color="CCCCCC" w:sz="1"/>
-              <w:left w:val="single" w:color="CCCCCC" w:sz="1"/>
-              <w:bottom w:val="single" w:color="CCCCCC" w:sz="1"/>
-              <w:right w:val="single" w:color="CCCCCC" w:sz="1"/>
-            </w:tcBorders>
-            <w:tcMar>
-              <w:top w:type="dxa" w:w="60"/>
-              <w:left w:type="dxa" w:w="80"/>
-              <w:bottom w:type="dxa" w:w="60"/>
-              <w:right w:type="dxa" w:w="80"/>
-            </w:tcMar>
-            <w:vAlign w:val="center"/>
-          </w:tcPr>
-          <w:p>
-            <w:pPr>
-              <w:jc w:val="left"/>
-            </w:pPr>
-            <w:r>
-              <w:rPr>
-                <w:rFonts w:ascii="Arial" w:cs="Arial" w:eastAsia="Arial" w:hAnsi="Arial"/>
-                <w:b w:val="false"/>
-                <w:bCs w:val="false"/>
-                <w:color w:val="333333"/>
-                <w:sz w:val="15"/>
-                <w:szCs w:val="15"/>
-              </w:rPr>
-              <w:t xml:space="preserve">利益率</w:t>
-            </w:r>
-          </w:p>
-        </w:tc>
-        <w:tc>
-          <w:tcPr>
-            <w:tcW w:type="dxa" w:w="2500"/>
-            <w:tcBorders>
-              <w:top w:val="single" w:color="CCCCCC" w:sz="1"/>
-              <w:left w:val="single" w:color="CCCCCC" w:sz="1"/>
-              <w:bottom w:val="single" w:color="CCCCCC" w:sz="1"/>
-              <w:right w:val="single" w:color="CCCCCC" w:sz="1"/>
-            </w:tcBorders>
-            <w:tcMar>
-              <w:top w:type="dxa" w:w="60"/>
-              <w:left w:type="dxa" w:w="80"/>
-              <w:bottom w:type="dxa" w:w="60"/>
-              <w:right w:type="dxa" w:w="80"/>
-            </w:tcMar>
-            <w:vAlign w:val="center"/>
-          </w:tcPr>
-          <w:p>
-            <w:pPr>
-              <w:jc w:val="center"/>
-            </w:pPr>
-            <w:r>
-              <w:rPr>
-                <w:rFonts w:ascii="Arial" w:cs="Arial" w:eastAsia="Arial" w:hAnsi="Arial"/>
-                <w:b w:val="false"/>
-                <w:bCs w:val="false"/>
-                <w:color w:val="333333"/>
-                <w:sz w:val="15"/>
-                <w:szCs w:val="15"/>
-              </w:rPr>
-              <w:t xml:space="preserve">27.5%</w:t>
-            </w:r>
-          </w:p>
-        </w:tc>
-      </w:tr>
-      <w:tr>
-        <w:tc>
-          <w:tcPr>
-            <w:tcW w:type="dxa" w:w="2500"/>
-            <w:tcBorders>
-              <w:top w:val="single" w:color="CCCCCC" w:sz="1"/>
-              <w:left w:val="single" w:color="CCCCCC" w:sz="1"/>
-              <w:bottom w:val="single" w:color="CCCCCC" w:sz="1"/>
-              <w:right w:val="single" w:color="CCCCCC" w:sz="1"/>
-            </w:tcBorders>
-            <w:tcMar>
-              <w:top w:type="dxa" w:w="60"/>
-              <w:left w:type="dxa" w:w="80"/>
-              <w:bottom w:type="dxa" w:w="60"/>
-              <w:right w:type="dxa" w:w="80"/>
-            </w:tcMar>
-            <w:vAlign w:val="center"/>
-          </w:tcPr>
-          <w:p>
-            <w:pPr>
-              <w:jc w:val="left"/>
-            </w:pPr>
-            <w:r>
-              <w:rPr>
-                <w:rFonts w:ascii="Arial" w:cs="Arial" w:eastAsia="Arial" w:hAnsi="Arial"/>
-                <w:b w:val="false"/>
-                <w:bCs w:val="false"/>
-                <w:color w:val="333333"/>
-                <w:sz w:val="15"/>
-                <w:szCs w:val="15"/>
-              </w:rPr>
-              <w:t xml:space="preserve">マトリクス分類</w:t>
-            </w:r>
-          </w:p>
-        </w:tc>
-        <w:tc>
-          <w:tcPr>
-            <w:tcW w:type="dxa" w:w="2500"/>
-            <w:tcBorders>
-              <w:top w:val="single" w:color="CCCCCC" w:sz="1"/>
-              <w:left w:val="single" w:color="CCCCCC" w:sz="1"/>
-              <w:bottom w:val="single" w:color="CCCCCC" w:sz="1"/>
-              <w:right w:val="single" w:color="CCCCCC" w:sz="1"/>
-            </w:tcBorders>
-            <w:tcMar>
-              <w:top w:type="dxa" w:w="60"/>
-              <w:left w:type="dxa" w:w="80"/>
-              <w:bottom w:type="dxa" w:w="60"/>
-              <w:right w:type="dxa" w:w="80"/>
-            </w:tcMar>
-            <w:vAlign w:val="center"/>
-          </w:tcPr>
-          <w:p>
-            <w:pPr>
-              <w:jc w:val="center"/>
-            </w:pPr>
-            <w:r>
-              <w:rPr>
-                <w:rFonts w:ascii="Arial" w:cs="Arial" w:eastAsia="Arial" w:hAnsi="Arial"/>
-                <w:b/>
-                <w:bCs/>
-                <w:color w:val="333333"/>
-                <w:sz w:val="15"/>
-                <w:szCs w:val="15"/>
-              </w:rPr>
-              <w:t xml:space="preserve">低品質×低売上</w:t>
-            </w:r>
-          </w:p>
-        </w:tc>
-        <w:tc>
-          <w:tcPr>
-            <w:tcW w:type="dxa" w:w="2500"/>
-            <w:tcBorders>
-              <w:top w:val="single" w:color="CCCCCC" w:sz="1"/>
-              <w:left w:val="single" w:color="CCCCCC" w:sz="1"/>
-              <w:bottom w:val="single" w:color="CCCCCC" w:sz="1"/>
-              <w:right w:val="single" w:color="CCCCCC" w:sz="1"/>
-            </w:tcBorders>
-            <w:tcMar>
-              <w:top w:type="dxa" w:w="60"/>
-              <w:left w:type="dxa" w:w="80"/>
-              <w:bottom w:type="dxa" w:w="60"/>
-              <w:right w:type="dxa" w:w="80"/>
-            </w:tcMar>
-            <w:vAlign w:val="center"/>
-          </w:tcPr>
-          <w:p>
-            <w:pPr>
-              <w:jc w:val="left"/>
-            </w:pPr>
-            <w:r>
-              <w:rPr>
-                <w:rFonts w:ascii="Arial" w:cs="Arial" w:eastAsia="Arial" w:hAnsi="Arial"/>
-                <w:b w:val="false"/>
-                <w:bCs w:val="false"/>
-                <w:color w:val="333333"/>
-                <w:sz w:val="15"/>
-                <w:szCs w:val="15"/>
-              </w:rPr>
-              <w:t xml:space="preserve">客室数 / スタッフ数</w:t>
-            </w:r>
-          </w:p>
-        </w:tc>
-        <w:tc>
-          <w:tcPr>
-            <w:tcW w:type="dxa" w:w="2500"/>
-            <w:tcBorders>
-              <w:top w:val="single" w:color="CCCCCC" w:sz="1"/>
-              <w:left w:val="single" w:color="CCCCCC" w:sz="1"/>
-              <w:bottom w:val="single" w:color="CCCCCC" w:sz="1"/>
-              <w:right w:val="single" w:color="CCCCCC" w:sz="1"/>
-            </w:tcBorders>
-            <w:tcMar>
-              <w:top w:type="dxa" w:w="60"/>
-              <w:left w:type="dxa" w:w="80"/>
-              <w:bottom w:type="dxa" w:w="60"/>
-              <w:right w:type="dxa" w:w="80"/>
-            </w:tcMar>
-            <w:vAlign w:val="center"/>
-          </w:tcPr>
-          <w:p>
-            <w:pPr>
-              <w:jc w:val="center"/>
-            </w:pPr>
-            <w:r>
-              <w:rPr>
-                <w:rFonts w:ascii="Arial" w:cs="Arial" w:eastAsia="Arial" w:hAnsi="Arial"/>
-                <w:b w:val="false"/>
-                <w:bCs w:val="false"/>
-                <w:color w:val="333333"/>
-                <w:sz w:val="15"/>
-                <w:szCs w:val="15"/>
-              </w:rPr>
-              <w:t xml:space="preserve">191室 / 23名</w:t>
-            </w:r>
-          </w:p>
-        </w:tc>
-      </w:tr>
-    </w:tbl>
-    <w:p>
-      <w:pPr>
-        <w:spacing w:after="80" w:before="80"/>
-        <w:jc w:val="left"/>
-      </w:pPr>
-      <w:r>
-        <w:rPr>
-          <w:rFonts w:ascii="Arial" w:cs="Arial" w:eastAsia="Arial" w:hAnsi="Arial"/>
-          <w:b w:val="false"/>
-          <w:bCs w:val="false"/>
-          <w:i w:val="false"/>
-          <w:iCs w:val="false"/>
-          <w:color w:val="333333"/>
-          <w:sz w:val="20"/>
-          <w:szCs w:val="20"/>
-        </w:rPr>
-        <w:t xml:space="preserve"/>
-      </w:r>
-    </w:p>
-    <w:p>
-      <w:pPr>
-        <w:spacing w:after="80" w:before="80"/>
-        <w:jc w:val="left"/>
-      </w:pPr>
-      <w:r>
-        <w:rPr>
-          <w:rFonts w:ascii="Arial" w:cs="Arial" w:eastAsia="Arial" w:hAnsi="Arial"/>
-          <w:b w:val="false"/>
-          <w:bCs w:val="false"/>
-          <w:i w:val="false"/>
-          <w:iCs w:val="false"/>
-          <w:color w:val="333333"/>
-          <w:sz w:val="20"/>
-          <w:szCs w:val="20"/>
-        </w:rPr>
-        <w:t xml:space="preserve"/>
-      </w:r>
-    </w:p>
-    <w:p>
-      <w:pPr>
-        <w:pStyle w:val="Heading2"/>
-        <w:spacing w:after="160" w:before="280"/>
-      </w:pPr>
-      <w:r>
-        <w:rPr>
-          <w:rFonts w:ascii="Arial" w:cs="Arial" w:eastAsia="Arial" w:hAnsi="Arial"/>
-          <w:b/>
-          <w:bCs/>
-          <w:color w:val="2E75B6"/>
-          <w:sz w:val="26"/>
-          <w:szCs w:val="26"/>
-        </w:rPr>
-        <w:t xml:space="preserve">川崎日航ホテル</w:t>
-      </w:r>
-    </w:p>
-    <w:tbl>
-      <w:tblPr>
-        <w:tblW w:type="dxa" w:w="10000"/>
-        <w:tblBorders>
-          <w:top w:val="single" w:color="auto" w:sz="4"/>
-          <w:left w:val="single" w:color="auto" w:sz="4"/>
-          <w:bottom w:val="single" w:color="auto" w:sz="4"/>
-          <w:right w:val="single" w:color="auto" w:sz="4"/>
-          <w:insideH w:val="single" w:color="auto" w:sz="4"/>
-          <w:insideV w:val="single" w:color="auto" w:sz="4"/>
-        </w:tblBorders>
-      </w:tblPr>
-      <w:tblGrid>
-        <w:gridCol w:w="100"/>
-        <w:gridCol w:w="100"/>
-        <w:gridCol w:w="100"/>
-        <w:gridCol w:w="100"/>
-      </w:tblGrid>
-      <w:tr>
-        <w:tc>
-          <w:tcPr>
-            <w:tcW w:type="dxa" w:w="2500"/>
-            <w:tcBorders>
-              <w:top w:val="single" w:color="CCCCCC" w:sz="1"/>
-              <w:left w:val="single" w:color="CCCCCC" w:sz="1"/>
-              <w:bottom w:val="single" w:color="CCCCCC" w:sz="1"/>
-              <w:right w:val="single" w:color="CCCCCC" w:sz="1"/>
-            </w:tcBorders>
             <w:shd w:fill="FFF3E0" w:color="FFF3E0" w:val="solid"/>
             <w:tcMar>
               <w:top w:type="dxa" w:w="60"/>
@@ -19754,7 +20546,7 @@
                 <w:sz w:val="15"/>
                 <w:szCs w:val="15"/>
               </w:rPr>
-              <w:t xml:space="preserve">8.62 / 10.0</w:t>
+              <w:t xml:space="preserve">7.65 / 10.0</w:t>
             </w:r>
           </w:p>
         </w:tc>
@@ -19822,7 +20614,7 @@
                 <w:sz w:val="15"/>
                 <w:szCs w:val="15"/>
               </w:rPr>
-              <w:t xml:space="preserve">¥7,168,120</w:t>
+              <w:t xml:space="preserve">¥4,051,890</w:t>
             </w:r>
           </w:p>
         </w:tc>
@@ -19892,7 +20684,7 @@
                 <w:sz w:val="15"/>
                 <w:szCs w:val="15"/>
               </w:rPr>
-              <w:t xml:space="preserve">120件</w:t>
+              <w:t xml:space="preserve">138件</w:t>
             </w:r>
           </w:p>
         </w:tc>
@@ -19960,7 +20752,7 @@
                 <w:sz w:val="15"/>
                 <w:szCs w:val="15"/>
               </w:rPr>
-              <w:t xml:space="preserve">¥1,568,741</w:t>
+              <w:t xml:space="preserve">¥1,142,186</w:t>
             </w:r>
           </w:p>
         </w:tc>
@@ -20030,7 +20822,7 @@
                 <w:sz w:val="15"/>
                 <w:szCs w:val="15"/>
               </w:rPr>
-              <w:t xml:space="preserve">580.0%</w:t>
+              <w:t xml:space="preserve">940.0%</w:t>
             </w:r>
           </w:p>
         </w:tc>
@@ -20098,7 +20890,7 @@
                 <w:sz w:val="15"/>
                 <w:szCs w:val="15"/>
               </w:rPr>
-              <w:t xml:space="preserve">79.4%</w:t>
+              <w:t xml:space="preserve">55.9%</w:t>
             </w:r>
           </w:p>
         </w:tc>
@@ -20237,7 +21029,7 @@
                 <w:sz w:val="15"/>
                 <w:szCs w:val="15"/>
               </w:rPr>
-              <w:t xml:space="preserve">21.9%</w:t>
+              <w:t xml:space="preserve">28.2%</w:t>
             </w:r>
           </w:p>
         </w:tc>
@@ -20307,7 +21099,7 @@
                 <w:sz w:val="15"/>
                 <w:szCs w:val="15"/>
               </w:rPr>
-              <w:t xml:space="preserve">高品質×高売上</w:t>
+              <w:t xml:space="preserve">低品質×低売上</w:t>
             </w:r>
           </w:p>
         </w:tc>
@@ -20375,914 +21167,7 @@
                 <w:sz w:val="15"/>
                 <w:szCs w:val="15"/>
               </w:rPr>
-              <w:t xml:space="preserve">184室 / 26名</w:t>
-            </w:r>
-          </w:p>
-        </w:tc>
-      </w:tr>
-    </w:tbl>
-    <w:p>
-      <w:pPr>
-        <w:spacing w:after="80" w:before="80"/>
-        <w:jc w:val="left"/>
-      </w:pPr>
-      <w:r>
-        <w:rPr>
-          <w:rFonts w:ascii="Arial" w:cs="Arial" w:eastAsia="Arial" w:hAnsi="Arial"/>
-          <w:b w:val="false"/>
-          <w:bCs w:val="false"/>
-          <w:i w:val="false"/>
-          <w:iCs w:val="false"/>
-          <w:color w:val="333333"/>
-          <w:sz w:val="20"/>
-          <w:szCs w:val="20"/>
-        </w:rPr>
-        <w:t xml:space="preserve"/>
-      </w:r>
-    </w:p>
-    <w:p>
-      <w:pPr>
-        <w:spacing w:after="80" w:before="80"/>
-        <w:jc w:val="left"/>
-      </w:pPr>
-      <w:r>
-        <w:rPr>
-          <w:rFonts w:ascii="Arial" w:cs="Arial" w:eastAsia="Arial" w:hAnsi="Arial"/>
-          <w:b w:val="false"/>
-          <w:bCs w:val="false"/>
-          <w:i w:val="false"/>
-          <w:iCs w:val="false"/>
-          <w:color w:val="333333"/>
-          <w:sz w:val="20"/>
-          <w:szCs w:val="20"/>
-        </w:rPr>
-        <w:t xml:space="preserve"/>
-      </w:r>
-    </w:p>
-    <w:p>
-      <w:pPr>
-        <w:pStyle w:val="Heading2"/>
-        <w:spacing w:after="160" w:before="280"/>
-      </w:pPr>
-      <w:r>
-        <w:rPr>
-          <w:rFonts w:ascii="Arial" w:cs="Arial" w:eastAsia="Arial" w:hAnsi="Arial"/>
-          <w:b/>
-          <w:bCs/>
-          <w:color w:val="2E75B6"/>
-          <w:sz w:val="26"/>
-          <w:szCs w:val="26"/>
-        </w:rPr>
-        <w:t xml:space="preserve">ホテルコメント横浜関内</w:t>
-      </w:r>
-    </w:p>
-    <w:tbl>
-      <w:tblPr>
-        <w:tblW w:type="dxa" w:w="10000"/>
-        <w:tblBorders>
-          <w:top w:val="single" w:color="auto" w:sz="4"/>
-          <w:left w:val="single" w:color="auto" w:sz="4"/>
-          <w:bottom w:val="single" w:color="auto" w:sz="4"/>
-          <w:right w:val="single" w:color="auto" w:sz="4"/>
-          <w:insideH w:val="single" w:color="auto" w:sz="4"/>
-          <w:insideV w:val="single" w:color="auto" w:sz="4"/>
-        </w:tblBorders>
-      </w:tblPr>
-      <w:tblGrid>
-        <w:gridCol w:w="100"/>
-        <w:gridCol w:w="100"/>
-        <w:gridCol w:w="100"/>
-        <w:gridCol w:w="100"/>
-      </w:tblGrid>
-      <w:tr>
-        <w:tc>
-          <w:tcPr>
-            <w:tcW w:type="dxa" w:w="2500"/>
-            <w:tcBorders>
-              <w:top w:val="single" w:color="CCCCCC" w:sz="1"/>
-              <w:left w:val="single" w:color="CCCCCC" w:sz="1"/>
-              <w:bottom w:val="single" w:color="CCCCCC" w:sz="1"/>
-              <w:right w:val="single" w:color="CCCCCC" w:sz="1"/>
-            </w:tcBorders>
-            <w:shd w:fill="FFF3E0" w:color="FFF3E0" w:val="solid"/>
-            <w:tcMar>
-              <w:top w:type="dxa" w:w="60"/>
-              <w:left w:type="dxa" w:w="80"/>
-              <w:bottom w:type="dxa" w:w="60"/>
-              <w:right w:type="dxa" w:w="80"/>
-            </w:tcMar>
-            <w:vAlign w:val="center"/>
-          </w:tcPr>
-          <w:p>
-            <w:pPr>
-              <w:jc w:val="left"/>
-            </w:pPr>
-            <w:r>
-              <w:rPr>
-                <w:rFonts w:ascii="Arial" w:cs="Arial" w:eastAsia="Arial" w:hAnsi="Arial"/>
-                <w:b/>
-                <w:bCs/>
-                <w:color w:val="E65100"/>
-                <w:sz w:val="15"/>
-                <w:szCs w:val="15"/>
-              </w:rPr>
-              <w:t xml:space="preserve">指標</w:t>
-            </w:r>
-          </w:p>
-        </w:tc>
-        <w:tc>
-          <w:tcPr>
-            <w:tcW w:type="dxa" w:w="2500"/>
-            <w:tcBorders>
-              <w:top w:val="single" w:color="CCCCCC" w:sz="1"/>
-              <w:left w:val="single" w:color="CCCCCC" w:sz="1"/>
-              <w:bottom w:val="single" w:color="CCCCCC" w:sz="1"/>
-              <w:right w:val="single" w:color="CCCCCC" w:sz="1"/>
-            </w:tcBorders>
-            <w:shd w:fill="FFF3E0" w:color="FFF3E0" w:val="solid"/>
-            <w:tcMar>
-              <w:top w:type="dxa" w:w="60"/>
-              <w:left w:type="dxa" w:w="80"/>
-              <w:bottom w:type="dxa" w:w="60"/>
-              <w:right w:type="dxa" w:w="80"/>
-            </w:tcMar>
-            <w:vAlign w:val="center"/>
-          </w:tcPr>
-          <w:p>
-            <w:pPr>
-              <w:jc w:val="center"/>
-            </w:pPr>
-            <w:r>
-              <w:rPr>
-                <w:rFonts w:ascii="Arial" w:cs="Arial" w:eastAsia="Arial" w:hAnsi="Arial"/>
-                <w:b/>
-                <w:bCs/>
-                <w:color w:val="E65100"/>
-                <w:sz w:val="15"/>
-                <w:szCs w:val="15"/>
-              </w:rPr>
-              <w:t xml:space="preserve">数値</w:t>
-            </w:r>
-          </w:p>
-        </w:tc>
-        <w:tc>
-          <w:tcPr>
-            <w:tcW w:type="dxa" w:w="2500"/>
-            <w:tcBorders>
-              <w:top w:val="single" w:color="CCCCCC" w:sz="1"/>
-              <w:left w:val="single" w:color="CCCCCC" w:sz="1"/>
-              <w:bottom w:val="single" w:color="CCCCCC" w:sz="1"/>
-              <w:right w:val="single" w:color="CCCCCC" w:sz="1"/>
-            </w:tcBorders>
-            <w:shd w:fill="FFF3E0" w:color="FFF3E0" w:val="solid"/>
-            <w:tcMar>
-              <w:top w:type="dxa" w:w="60"/>
-              <w:left w:type="dxa" w:w="80"/>
-              <w:bottom w:type="dxa" w:w="60"/>
-              <w:right w:type="dxa" w:w="80"/>
-            </w:tcMar>
-            <w:vAlign w:val="center"/>
-          </w:tcPr>
-          <w:p>
-            <w:pPr>
-              <w:jc w:val="left"/>
-            </w:pPr>
-            <w:r>
-              <w:rPr>
-                <w:rFonts w:ascii="Arial" w:cs="Arial" w:eastAsia="Arial" w:hAnsi="Arial"/>
-                <w:b/>
-                <w:bCs/>
-                <w:color w:val="E65100"/>
-                <w:sz w:val="15"/>
-                <w:szCs w:val="15"/>
-              </w:rPr>
-              <w:t xml:space="preserve">指標</w:t>
-            </w:r>
-          </w:p>
-        </w:tc>
-        <w:tc>
-          <w:tcPr>
-            <w:tcW w:type="dxa" w:w="2500"/>
-            <w:tcBorders>
-              <w:top w:val="single" w:color="CCCCCC" w:sz="1"/>
-              <w:left w:val="single" w:color="CCCCCC" w:sz="1"/>
-              <w:bottom w:val="single" w:color="CCCCCC" w:sz="1"/>
-              <w:right w:val="single" w:color="CCCCCC" w:sz="1"/>
-            </w:tcBorders>
-            <w:shd w:fill="FFF3E0" w:color="FFF3E0" w:val="solid"/>
-            <w:tcMar>
-              <w:top w:type="dxa" w:w="60"/>
-              <w:left w:type="dxa" w:w="80"/>
-              <w:bottom w:type="dxa" w:w="60"/>
-              <w:right w:type="dxa" w:w="80"/>
-            </w:tcMar>
-            <w:vAlign w:val="center"/>
-          </w:tcPr>
-          <w:p>
-            <w:pPr>
-              <w:jc w:val="center"/>
-            </w:pPr>
-            <w:r>
-              <w:rPr>
-                <w:rFonts w:ascii="Arial" w:cs="Arial" w:eastAsia="Arial" w:hAnsi="Arial"/>
-                <w:b/>
-                <w:bCs/>
-                <w:color w:val="E65100"/>
-                <w:sz w:val="15"/>
-                <w:szCs w:val="15"/>
-              </w:rPr>
-              <w:t xml:space="preserve">数値</w:t>
-            </w:r>
-          </w:p>
-        </w:tc>
-      </w:tr>
-      <w:tr>
-        <w:tc>
-          <w:tcPr>
-            <w:tcW w:type="dxa" w:w="2500"/>
-            <w:tcBorders>
-              <w:top w:val="single" w:color="CCCCCC" w:sz="1"/>
-              <w:left w:val="single" w:color="CCCCCC" w:sz="1"/>
-              <w:bottom w:val="single" w:color="CCCCCC" w:sz="1"/>
-              <w:right w:val="single" w:color="CCCCCC" w:sz="1"/>
-            </w:tcBorders>
-            <w:tcMar>
-              <w:top w:type="dxa" w:w="60"/>
-              <w:left w:type="dxa" w:w="80"/>
-              <w:bottom w:type="dxa" w:w="60"/>
-              <w:right w:type="dxa" w:w="80"/>
-            </w:tcMar>
-            <w:vAlign w:val="center"/>
-          </w:tcPr>
-          <w:p>
-            <w:pPr>
-              <w:jc w:val="left"/>
-            </w:pPr>
-            <w:r>
-              <w:rPr>
-                <w:rFonts w:ascii="Arial" w:cs="Arial" w:eastAsia="Arial" w:hAnsi="Arial"/>
-                <w:b w:val="false"/>
-                <w:bCs w:val="false"/>
-                <w:color w:val="333333"/>
-                <w:sz w:val="15"/>
-                <w:szCs w:val="15"/>
-              </w:rPr>
-              <w:t xml:space="preserve">品質スコア</w:t>
-            </w:r>
-          </w:p>
-        </w:tc>
-        <w:tc>
-          <w:tcPr>
-            <w:tcW w:type="dxa" w:w="2500"/>
-            <w:tcBorders>
-              <w:top w:val="single" w:color="CCCCCC" w:sz="1"/>
-              <w:left w:val="single" w:color="CCCCCC" w:sz="1"/>
-              <w:bottom w:val="single" w:color="CCCCCC" w:sz="1"/>
-              <w:right w:val="single" w:color="CCCCCC" w:sz="1"/>
-            </w:tcBorders>
-            <w:tcMar>
-              <w:top w:type="dxa" w:w="60"/>
-              <w:left w:type="dxa" w:w="80"/>
-              <w:bottom w:type="dxa" w:w="60"/>
-              <w:right w:type="dxa" w:w="80"/>
-            </w:tcMar>
-            <w:vAlign w:val="center"/>
-          </w:tcPr>
-          <w:p>
-            <w:pPr>
-              <w:jc w:val="center"/>
-            </w:pPr>
-            <w:r>
-              <w:rPr>
-                <w:rFonts w:ascii="Arial" w:cs="Arial" w:eastAsia="Arial" w:hAnsi="Arial"/>
-                <w:b/>
-                <w:bCs/>
-                <w:color w:val="333333"/>
-                <w:sz w:val="15"/>
-                <w:szCs w:val="15"/>
-              </w:rPr>
-              <w:t xml:space="preserve">8.81 / 10.0</w:t>
-            </w:r>
-          </w:p>
-        </w:tc>
-        <w:tc>
-          <w:tcPr>
-            <w:tcW w:type="dxa" w:w="2500"/>
-            <w:tcBorders>
-              <w:top w:val="single" w:color="CCCCCC" w:sz="1"/>
-              <w:left w:val="single" w:color="CCCCCC" w:sz="1"/>
-              <w:bottom w:val="single" w:color="CCCCCC" w:sz="1"/>
-              <w:right w:val="single" w:color="CCCCCC" w:sz="1"/>
-            </w:tcBorders>
-            <w:tcMar>
-              <w:top w:type="dxa" w:w="60"/>
-              <w:left w:type="dxa" w:w="80"/>
-              <w:bottom w:type="dxa" w:w="60"/>
-              <w:right w:type="dxa" w:w="80"/>
-            </w:tcMar>
-            <w:vAlign w:val="center"/>
-          </w:tcPr>
-          <w:p>
-            <w:pPr>
-              <w:jc w:val="left"/>
-            </w:pPr>
-            <w:r>
-              <w:rPr>
-                <w:rFonts w:ascii="Arial" w:cs="Arial" w:eastAsia="Arial" w:hAnsi="Arial"/>
-                <w:b w:val="false"/>
-                <w:bCs w:val="false"/>
-                <w:color w:val="333333"/>
-                <w:sz w:val="15"/>
-                <w:szCs w:val="15"/>
-              </w:rPr>
-              <w:t xml:space="preserve">月間売上（2月）</w:t>
-            </w:r>
-          </w:p>
-        </w:tc>
-        <w:tc>
-          <w:tcPr>
-            <w:tcW w:type="dxa" w:w="2500"/>
-            <w:tcBorders>
-              <w:top w:val="single" w:color="CCCCCC" w:sz="1"/>
-              <w:left w:val="single" w:color="CCCCCC" w:sz="1"/>
-              <w:bottom w:val="single" w:color="CCCCCC" w:sz="1"/>
-              <w:right w:val="single" w:color="CCCCCC" w:sz="1"/>
-            </w:tcBorders>
-            <w:tcMar>
-              <w:top w:type="dxa" w:w="60"/>
-              <w:left w:type="dxa" w:w="80"/>
-              <w:bottom w:type="dxa" w:w="60"/>
-              <w:right w:type="dxa" w:w="80"/>
-            </w:tcMar>
-            <w:vAlign w:val="center"/>
-          </w:tcPr>
-          <w:p>
-            <w:pPr>
-              <w:jc w:val="center"/>
-            </w:pPr>
-            <w:r>
-              <w:rPr>
-                <w:rFonts w:ascii="Arial" w:cs="Arial" w:eastAsia="Arial" w:hAnsi="Arial"/>
-                <w:b/>
-                <w:bCs/>
-                <w:color w:val="333333"/>
-                <w:sz w:val="15"/>
-                <w:szCs w:val="15"/>
-              </w:rPr>
-              <w:t xml:space="preserve">¥4,463,320</w:t>
-            </w:r>
-          </w:p>
-        </w:tc>
-      </w:tr>
-      <w:tr>
-        <w:tc>
-          <w:tcPr>
-            <w:tcW w:type="dxa" w:w="2500"/>
-            <w:tcBorders>
-              <w:top w:val="single" w:color="CCCCCC" w:sz="1"/>
-              <w:left w:val="single" w:color="CCCCCC" w:sz="1"/>
-              <w:bottom w:val="single" w:color="CCCCCC" w:sz="1"/>
-              <w:right w:val="single" w:color="CCCCCC" w:sz="1"/>
-            </w:tcBorders>
-            <w:tcMar>
-              <w:top w:type="dxa" w:w="60"/>
-              <w:left w:type="dxa" w:w="80"/>
-              <w:bottom w:type="dxa" w:w="60"/>
-              <w:right w:type="dxa" w:w="80"/>
-            </w:tcMar>
-            <w:vAlign w:val="center"/>
-          </w:tcPr>
-          <w:p>
-            <w:pPr>
-              <w:jc w:val="left"/>
-            </w:pPr>
-            <w:r>
-              <w:rPr>
-                <w:rFonts w:ascii="Arial" w:cs="Arial" w:eastAsia="Arial" w:hAnsi="Arial"/>
-                <w:b w:val="false"/>
-                <w:bCs w:val="false"/>
-                <w:color w:val="333333"/>
-                <w:sz w:val="15"/>
-                <w:szCs w:val="15"/>
-              </w:rPr>
-              <w:t xml:space="preserve">レビュー件数</w:t>
-            </w:r>
-          </w:p>
-        </w:tc>
-        <w:tc>
-          <w:tcPr>
-            <w:tcW w:type="dxa" w:w="2500"/>
-            <w:tcBorders>
-              <w:top w:val="single" w:color="CCCCCC" w:sz="1"/>
-              <w:left w:val="single" w:color="CCCCCC" w:sz="1"/>
-              <w:bottom w:val="single" w:color="CCCCCC" w:sz="1"/>
-              <w:right w:val="single" w:color="CCCCCC" w:sz="1"/>
-            </w:tcBorders>
-            <w:tcMar>
-              <w:top w:type="dxa" w:w="60"/>
-              <w:left w:type="dxa" w:w="80"/>
-              <w:bottom w:type="dxa" w:w="60"/>
-              <w:right w:type="dxa" w:w="80"/>
-            </w:tcMar>
-            <w:vAlign w:val="center"/>
-          </w:tcPr>
-          <w:p>
-            <w:pPr>
-              <w:jc w:val="center"/>
-            </w:pPr>
-            <w:r>
-              <w:rPr>
-                <w:rFonts w:ascii="Arial" w:cs="Arial" w:eastAsia="Arial" w:hAnsi="Arial"/>
-                <w:b w:val="false"/>
-                <w:bCs w:val="false"/>
-                <w:color w:val="333333"/>
-                <w:sz w:val="15"/>
-                <w:szCs w:val="15"/>
-              </w:rPr>
-              <w:t xml:space="preserve">103件</w:t>
-            </w:r>
-          </w:p>
-        </w:tc>
-        <w:tc>
-          <w:tcPr>
-            <w:tcW w:type="dxa" w:w="2500"/>
-            <w:tcBorders>
-              <w:top w:val="single" w:color="CCCCCC" w:sz="1"/>
-              <w:left w:val="single" w:color="CCCCCC" w:sz="1"/>
-              <w:bottom w:val="single" w:color="CCCCCC" w:sz="1"/>
-              <w:right w:val="single" w:color="CCCCCC" w:sz="1"/>
-            </w:tcBorders>
-            <w:tcMar>
-              <w:top w:type="dxa" w:w="60"/>
-              <w:left w:type="dxa" w:w="80"/>
-              <w:bottom w:type="dxa" w:w="60"/>
-              <w:right w:type="dxa" w:w="80"/>
-            </w:tcMar>
-            <w:vAlign w:val="center"/>
-          </w:tcPr>
-          <w:p>
-            <w:pPr>
-              <w:jc w:val="left"/>
-            </w:pPr>
-            <w:r>
-              <w:rPr>
-                <w:rFonts w:ascii="Arial" w:cs="Arial" w:eastAsia="Arial" w:hAnsi="Arial"/>
-                <w:b w:val="false"/>
-                <w:bCs w:val="false"/>
-                <w:color w:val="333333"/>
-                <w:sz w:val="15"/>
-                <w:szCs w:val="15"/>
-              </w:rPr>
-              <w:t xml:space="preserve">純利益</w:t>
-            </w:r>
-          </w:p>
-        </w:tc>
-        <w:tc>
-          <w:tcPr>
-            <w:tcW w:type="dxa" w:w="2500"/>
-            <w:tcBorders>
-              <w:top w:val="single" w:color="CCCCCC" w:sz="1"/>
-              <w:left w:val="single" w:color="CCCCCC" w:sz="1"/>
-              <w:bottom w:val="single" w:color="CCCCCC" w:sz="1"/>
-              <w:right w:val="single" w:color="CCCCCC" w:sz="1"/>
-            </w:tcBorders>
-            <w:tcMar>
-              <w:top w:type="dxa" w:w="60"/>
-              <w:left w:type="dxa" w:w="80"/>
-              <w:bottom w:type="dxa" w:w="60"/>
-              <w:right w:type="dxa" w:w="80"/>
-            </w:tcMar>
-            <w:vAlign w:val="center"/>
-          </w:tcPr>
-          <w:p>
-            <w:pPr>
-              <w:jc w:val="center"/>
-            </w:pPr>
-            <w:r>
-              <w:rPr>
-                <w:rFonts w:ascii="Arial" w:cs="Arial" w:eastAsia="Arial" w:hAnsi="Arial"/>
-                <w:b w:val="false"/>
-                <w:bCs w:val="false"/>
-                <w:color w:val="333333"/>
-                <w:sz w:val="15"/>
-                <w:szCs w:val="15"/>
-              </w:rPr>
-              <w:t xml:space="preserve">¥1,388,308</w:t>
-            </w:r>
-          </w:p>
-        </w:tc>
-      </w:tr>
-      <w:tr>
-        <w:tc>
-          <w:tcPr>
-            <w:tcW w:type="dxa" w:w="2500"/>
-            <w:tcBorders>
-              <w:top w:val="single" w:color="CCCCCC" w:sz="1"/>
-              <w:left w:val="single" w:color="CCCCCC" w:sz="1"/>
-              <w:bottom w:val="single" w:color="CCCCCC" w:sz="1"/>
-              <w:right w:val="single" w:color="CCCCCC" w:sz="1"/>
-            </w:tcBorders>
-            <w:tcMar>
-              <w:top w:type="dxa" w:w="60"/>
-              <w:left w:type="dxa" w:w="80"/>
-              <w:bottom w:type="dxa" w:w="60"/>
-              <w:right w:type="dxa" w:w="80"/>
-            </w:tcMar>
-            <w:vAlign w:val="center"/>
-          </w:tcPr>
-          <w:p>
-            <w:pPr>
-              <w:jc w:val="left"/>
-            </w:pPr>
-            <w:r>
-              <w:rPr>
-                <w:rFonts w:ascii="Arial" w:cs="Arial" w:eastAsia="Arial" w:hAnsi="Arial"/>
-                <w:b w:val="false"/>
-                <w:bCs w:val="false"/>
-                <w:color w:val="333333"/>
-                <w:sz w:val="15"/>
-                <w:szCs w:val="15"/>
-              </w:rPr>
-              <w:t xml:space="preserve">清掃クレーム率</w:t>
-            </w:r>
-          </w:p>
-        </w:tc>
-        <w:tc>
-          <w:tcPr>
-            <w:tcW w:type="dxa" w:w="2500"/>
-            <w:tcBorders>
-              <w:top w:val="single" w:color="CCCCCC" w:sz="1"/>
-              <w:left w:val="single" w:color="CCCCCC" w:sz="1"/>
-              <w:bottom w:val="single" w:color="CCCCCC" w:sz="1"/>
-              <w:right w:val="single" w:color="CCCCCC" w:sz="1"/>
-            </w:tcBorders>
-            <w:tcMar>
-              <w:top w:type="dxa" w:w="60"/>
-              <w:left w:type="dxa" w:w="80"/>
-              <w:bottom w:type="dxa" w:w="60"/>
-              <w:right w:type="dxa" w:w="80"/>
-            </w:tcMar>
-            <w:vAlign w:val="center"/>
-          </w:tcPr>
-          <w:p>
-            <w:pPr>
-              <w:jc w:val="center"/>
-            </w:pPr>
-            <w:r>
-              <w:rPr>
-                <w:rFonts w:ascii="Arial" w:cs="Arial" w:eastAsia="Arial" w:hAnsi="Arial"/>
-                <w:b w:val="false"/>
-                <w:bCs w:val="false"/>
-                <w:color w:val="E74C3C"/>
-                <w:sz w:val="15"/>
-                <w:szCs w:val="15"/>
-              </w:rPr>
-              <w:t xml:space="preserve">580.0%</w:t>
-            </w:r>
-          </w:p>
-        </w:tc>
-        <w:tc>
-          <w:tcPr>
-            <w:tcW w:type="dxa" w:w="2500"/>
-            <w:tcBorders>
-              <w:top w:val="single" w:color="CCCCCC" w:sz="1"/>
-              <w:left w:val="single" w:color="CCCCCC" w:sz="1"/>
-              <w:bottom w:val="single" w:color="CCCCCC" w:sz="1"/>
-              <w:right w:val="single" w:color="CCCCCC" w:sz="1"/>
-            </w:tcBorders>
-            <w:tcMar>
-              <w:top w:type="dxa" w:w="60"/>
-              <w:left w:type="dxa" w:w="80"/>
-              <w:bottom w:type="dxa" w:w="60"/>
-              <w:right w:type="dxa" w:w="80"/>
-            </w:tcMar>
-            <w:vAlign w:val="center"/>
-          </w:tcPr>
-          <w:p>
-            <w:pPr>
-              <w:jc w:val="left"/>
-            </w:pPr>
-            <w:r>
-              <w:rPr>
-                <w:rFonts w:ascii="Arial" w:cs="Arial" w:eastAsia="Arial" w:hAnsi="Arial"/>
-                <w:b w:val="false"/>
-                <w:bCs w:val="false"/>
-                <w:color w:val="333333"/>
-                <w:sz w:val="15"/>
-                <w:szCs w:val="15"/>
-              </w:rPr>
-              <w:t xml:space="preserve">稼働率</w:t>
-            </w:r>
-          </w:p>
-        </w:tc>
-        <w:tc>
-          <w:tcPr>
-            <w:tcW w:type="dxa" w:w="2500"/>
-            <w:tcBorders>
-              <w:top w:val="single" w:color="CCCCCC" w:sz="1"/>
-              <w:left w:val="single" w:color="CCCCCC" w:sz="1"/>
-              <w:bottom w:val="single" w:color="CCCCCC" w:sz="1"/>
-              <w:right w:val="single" w:color="CCCCCC" w:sz="1"/>
-            </w:tcBorders>
-            <w:tcMar>
-              <w:top w:type="dxa" w:w="60"/>
-              <w:left w:type="dxa" w:w="80"/>
-              <w:bottom w:type="dxa" w:w="60"/>
-              <w:right w:type="dxa" w:w="80"/>
-            </w:tcMar>
-            <w:vAlign w:val="center"/>
-          </w:tcPr>
-          <w:p>
-            <w:pPr>
-              <w:jc w:val="center"/>
-            </w:pPr>
-            <w:r>
-              <w:rPr>
-                <w:rFonts w:ascii="Arial" w:cs="Arial" w:eastAsia="Arial" w:hAnsi="Arial"/>
-                <w:b w:val="false"/>
-                <w:bCs w:val="false"/>
-                <w:color w:val="333333"/>
-                <w:sz w:val="15"/>
-                <w:szCs w:val="15"/>
-              </w:rPr>
-              <w:t xml:space="preserve">79.2%</w:t>
-            </w:r>
-          </w:p>
-        </w:tc>
-      </w:tr>
-      <w:tr>
-        <w:tc>
-          <w:tcPr>
-            <w:tcW w:type="dxa" w:w="2500"/>
-            <w:tcBorders>
-              <w:top w:val="single" w:color="CCCCCC" w:sz="1"/>
-              <w:left w:val="single" w:color="CCCCCC" w:sz="1"/>
-              <w:bottom w:val="single" w:color="CCCCCC" w:sz="1"/>
-              <w:right w:val="single" w:color="CCCCCC" w:sz="1"/>
-            </w:tcBorders>
-            <w:tcMar>
-              <w:top w:type="dxa" w:w="60"/>
-              <w:left w:type="dxa" w:w="80"/>
-              <w:bottom w:type="dxa" w:w="60"/>
-              <w:right w:type="dxa" w:w="80"/>
-            </w:tcMar>
-            <w:vAlign w:val="center"/>
-          </w:tcPr>
-          <w:p>
-            <w:pPr>
-              <w:jc w:val="left"/>
-            </w:pPr>
-            <w:r>
-              <w:rPr>
-                <w:rFonts w:ascii="Arial" w:cs="Arial" w:eastAsia="Arial" w:hAnsi="Arial"/>
-                <w:b w:val="false"/>
-                <w:bCs w:val="false"/>
-                <w:color w:val="333333"/>
-                <w:sz w:val="15"/>
-                <w:szCs w:val="15"/>
-              </w:rPr>
-              <w:t xml:space="preserve">優先度</w:t>
-            </w:r>
-          </w:p>
-        </w:tc>
-        <w:tc>
-          <w:tcPr>
-            <w:tcW w:type="dxa" w:w="2500"/>
-            <w:tcBorders>
-              <w:top w:val="single" w:color="CCCCCC" w:sz="1"/>
-              <w:left w:val="single" w:color="CCCCCC" w:sz="1"/>
-              <w:bottom w:val="single" w:color="CCCCCC" w:sz="1"/>
-              <w:right w:val="single" w:color="CCCCCC" w:sz="1"/>
-            </w:tcBorders>
-            <w:shd w:fill="FFF3E0" w:color="FFF3E0" w:val="solid"/>
-            <w:tcMar>
-              <w:top w:type="dxa" w:w="60"/>
-              <w:left w:type="dxa" w:w="80"/>
-              <w:bottom w:type="dxa" w:w="60"/>
-              <w:right w:type="dxa" w:w="80"/>
-            </w:tcMar>
-            <w:vAlign w:val="center"/>
-          </w:tcPr>
-          <w:p>
-            <w:pPr>
-              <w:jc w:val="center"/>
-            </w:pPr>
-            <w:r>
-              <w:rPr>
-                <w:rFonts w:ascii="Arial" w:cs="Arial" w:eastAsia="Arial" w:hAnsi="Arial"/>
-                <w:b/>
-                <w:bCs/>
-                <w:color w:val="E65100"/>
-                <w:sz w:val="15"/>
-                <w:szCs w:val="15"/>
-              </w:rPr>
-              <w:t xml:space="preserve">🟠 高</w:t>
-            </w:r>
-          </w:p>
-        </w:tc>
-        <w:tc>
-          <w:tcPr>
-            <w:tcW w:type="dxa" w:w="2500"/>
-            <w:tcBorders>
-              <w:top w:val="single" w:color="CCCCCC" w:sz="1"/>
-              <w:left w:val="single" w:color="CCCCCC" w:sz="1"/>
-              <w:bottom w:val="single" w:color="CCCCCC" w:sz="1"/>
-              <w:right w:val="single" w:color="CCCCCC" w:sz="1"/>
-            </w:tcBorders>
-            <w:tcMar>
-              <w:top w:type="dxa" w:w="60"/>
-              <w:left w:type="dxa" w:w="80"/>
-              <w:bottom w:type="dxa" w:w="60"/>
-              <w:right w:type="dxa" w:w="80"/>
-            </w:tcMar>
-            <w:vAlign w:val="center"/>
-          </w:tcPr>
-          <w:p>
-            <w:pPr>
-              <w:jc w:val="left"/>
-            </w:pPr>
-            <w:r>
-              <w:rPr>
-                <w:rFonts w:ascii="Arial" w:cs="Arial" w:eastAsia="Arial" w:hAnsi="Arial"/>
-                <w:b w:val="false"/>
-                <w:bCs w:val="false"/>
-                <w:color w:val="333333"/>
-                <w:sz w:val="15"/>
-                <w:szCs w:val="15"/>
-              </w:rPr>
-              <w:t xml:space="preserve">利益率</w:t>
-            </w:r>
-          </w:p>
-        </w:tc>
-        <w:tc>
-          <w:tcPr>
-            <w:tcW w:type="dxa" w:w="2500"/>
-            <w:tcBorders>
-              <w:top w:val="single" w:color="CCCCCC" w:sz="1"/>
-              <w:left w:val="single" w:color="CCCCCC" w:sz="1"/>
-              <w:bottom w:val="single" w:color="CCCCCC" w:sz="1"/>
-              <w:right w:val="single" w:color="CCCCCC" w:sz="1"/>
-            </w:tcBorders>
-            <w:tcMar>
-              <w:top w:type="dxa" w:w="60"/>
-              <w:left w:type="dxa" w:w="80"/>
-              <w:bottom w:type="dxa" w:w="60"/>
-              <w:right w:type="dxa" w:w="80"/>
-            </w:tcMar>
-            <w:vAlign w:val="center"/>
-          </w:tcPr>
-          <w:p>
-            <w:pPr>
-              <w:jc w:val="center"/>
-            </w:pPr>
-            <w:r>
-              <w:rPr>
-                <w:rFonts w:ascii="Arial" w:cs="Arial" w:eastAsia="Arial" w:hAnsi="Arial"/>
-                <w:b w:val="false"/>
-                <w:bCs w:val="false"/>
-                <w:color w:val="333333"/>
-                <w:sz w:val="15"/>
-                <w:szCs w:val="15"/>
-              </w:rPr>
-              <w:t xml:space="preserve">31.1%</w:t>
-            </w:r>
-          </w:p>
-        </w:tc>
-      </w:tr>
-      <w:tr>
-        <w:tc>
-          <w:tcPr>
-            <w:tcW w:type="dxa" w:w="2500"/>
-            <w:tcBorders>
-              <w:top w:val="single" w:color="CCCCCC" w:sz="1"/>
-              <w:left w:val="single" w:color="CCCCCC" w:sz="1"/>
-              <w:bottom w:val="single" w:color="CCCCCC" w:sz="1"/>
-              <w:right w:val="single" w:color="CCCCCC" w:sz="1"/>
-            </w:tcBorders>
-            <w:tcMar>
-              <w:top w:type="dxa" w:w="60"/>
-              <w:left w:type="dxa" w:w="80"/>
-              <w:bottom w:type="dxa" w:w="60"/>
-              <w:right w:type="dxa" w:w="80"/>
-            </w:tcMar>
-            <w:vAlign w:val="center"/>
-          </w:tcPr>
-          <w:p>
-            <w:pPr>
-              <w:jc w:val="left"/>
-            </w:pPr>
-            <w:r>
-              <w:rPr>
-                <w:rFonts w:ascii="Arial" w:cs="Arial" w:eastAsia="Arial" w:hAnsi="Arial"/>
-                <w:b w:val="false"/>
-                <w:bCs w:val="false"/>
-                <w:color w:val="333333"/>
-                <w:sz w:val="15"/>
-                <w:szCs w:val="15"/>
-              </w:rPr>
-              <w:t xml:space="preserve">マトリクス分類</w:t>
-            </w:r>
-          </w:p>
-        </w:tc>
-        <w:tc>
-          <w:tcPr>
-            <w:tcW w:type="dxa" w:w="2500"/>
-            <w:tcBorders>
-              <w:top w:val="single" w:color="CCCCCC" w:sz="1"/>
-              <w:left w:val="single" w:color="CCCCCC" w:sz="1"/>
-              <w:bottom w:val="single" w:color="CCCCCC" w:sz="1"/>
-              <w:right w:val="single" w:color="CCCCCC" w:sz="1"/>
-            </w:tcBorders>
-            <w:tcMar>
-              <w:top w:type="dxa" w:w="60"/>
-              <w:left w:type="dxa" w:w="80"/>
-              <w:bottom w:type="dxa" w:w="60"/>
-              <w:right w:type="dxa" w:w="80"/>
-            </w:tcMar>
-            <w:vAlign w:val="center"/>
-          </w:tcPr>
-          <w:p>
-            <w:pPr>
-              <w:jc w:val="center"/>
-            </w:pPr>
-            <w:r>
-              <w:rPr>
-                <w:rFonts w:ascii="Arial" w:cs="Arial" w:eastAsia="Arial" w:hAnsi="Arial"/>
-                <w:b/>
-                <w:bCs/>
-                <w:color w:val="333333"/>
-                <w:sz w:val="15"/>
-                <w:szCs w:val="15"/>
-              </w:rPr>
-              <w:t xml:space="preserve">高品質×高売上</w:t>
-            </w:r>
-          </w:p>
-        </w:tc>
-        <w:tc>
-          <w:tcPr>
-            <w:tcW w:type="dxa" w:w="2500"/>
-            <w:tcBorders>
-              <w:top w:val="single" w:color="CCCCCC" w:sz="1"/>
-              <w:left w:val="single" w:color="CCCCCC" w:sz="1"/>
-              <w:bottom w:val="single" w:color="CCCCCC" w:sz="1"/>
-              <w:right w:val="single" w:color="CCCCCC" w:sz="1"/>
-            </w:tcBorders>
-            <w:tcMar>
-              <w:top w:type="dxa" w:w="60"/>
-              <w:left w:type="dxa" w:w="80"/>
-              <w:bottom w:type="dxa" w:w="60"/>
-              <w:right w:type="dxa" w:w="80"/>
-            </w:tcMar>
-            <w:vAlign w:val="center"/>
-          </w:tcPr>
-          <w:p>
-            <w:pPr>
-              <w:jc w:val="left"/>
-            </w:pPr>
-            <w:r>
-              <w:rPr>
-                <w:rFonts w:ascii="Arial" w:cs="Arial" w:eastAsia="Arial" w:hAnsi="Arial"/>
-                <w:b w:val="false"/>
-                <w:bCs w:val="false"/>
-                <w:color w:val="333333"/>
-                <w:sz w:val="15"/>
-                <w:szCs w:val="15"/>
-              </w:rPr>
-              <w:t xml:space="preserve">客室数 / スタッフ数</w:t>
-            </w:r>
-          </w:p>
-        </w:tc>
-        <w:tc>
-          <w:tcPr>
-            <w:tcW w:type="dxa" w:w="2500"/>
-            <w:tcBorders>
-              <w:top w:val="single" w:color="CCCCCC" w:sz="1"/>
-              <w:left w:val="single" w:color="CCCCCC" w:sz="1"/>
-              <w:bottom w:val="single" w:color="CCCCCC" w:sz="1"/>
-              <w:right w:val="single" w:color="CCCCCC" w:sz="1"/>
-            </w:tcBorders>
-            <w:tcMar>
-              <w:top w:type="dxa" w:w="60"/>
-              <w:left w:type="dxa" w:w="80"/>
-              <w:bottom w:type="dxa" w:w="60"/>
-              <w:right w:type="dxa" w:w="80"/>
-            </w:tcMar>
-            <w:vAlign w:val="center"/>
-          </w:tcPr>
-          <w:p>
-            <w:pPr>
-              <w:jc w:val="center"/>
-            </w:pPr>
-            <w:r>
-              <w:rPr>
-                <w:rFonts w:ascii="Arial" w:cs="Arial" w:eastAsia="Arial" w:hAnsi="Arial"/>
-                <w:b w:val="false"/>
-                <w:bCs w:val="false"/>
-                <w:color w:val="333333"/>
-                <w:sz w:val="15"/>
-                <w:szCs w:val="15"/>
-              </w:rPr>
-              <w:t xml:space="preserve">116室 / 29名</w:t>
+              <w:t xml:space="preserve">243室 / 22名</w:t>
             </w:r>
           </w:p>
         </w:tc>
@@ -21568,7 +21453,7 @@
                 <w:sz w:val="15"/>
                 <w:szCs w:val="15"/>
               </w:rPr>
-              <w:t xml:space="preserve">8.1 / 10.0</w:t>
+              <w:t xml:space="preserve">8.11 / 10.0</w:t>
             </w:r>
           </w:p>
         </w:tc>
@@ -21706,7 +21591,7 @@
                 <w:sz w:val="15"/>
                 <w:szCs w:val="15"/>
               </w:rPr>
-              <w:t xml:space="preserve">97件</w:t>
+              <w:t xml:space="preserve">102件</w:t>
             </w:r>
           </w:p>
         </w:tc>
@@ -21844,7 +21729,7 @@
                 <w:sz w:val="15"/>
                 <w:szCs w:val="15"/>
               </w:rPr>
-              <w:t xml:space="preserve">720.0%</w:t>
+              <w:t xml:space="preserve">780.0%</w:t>
             </w:r>
           </w:p>
         </w:tc>
@@ -22566,7 +22451,7 @@
                 <w:sz w:val="14"/>
                 <w:szCs w:val="14"/>
               </w:rPr>
-              <w:t xml:space="preserve">9.19</w:t>
+              <w:t xml:space="preserve">9.18</w:t>
             </w:r>
           </w:p>
         </w:tc>
@@ -22773,7 +22658,7 @@
                 <w:sz w:val="14"/>
                 <w:szCs w:val="14"/>
               </w:rPr>
-              <w:t xml:space="preserve">8.62</w:t>
+              <w:t xml:space="preserve">8.63</w:t>
             </w:r>
           </w:p>
         </w:tc>
@@ -22980,7 +22865,7 @@
                 <w:sz w:val="14"/>
                 <w:szCs w:val="14"/>
               </w:rPr>
-              <w:t xml:space="preserve">8.25</w:t>
+              <w:t xml:space="preserve">8.27</w:t>
             </w:r>
           </w:p>
         </w:tc>
@@ -23187,7 +23072,7 @@
                 <w:sz w:val="14"/>
                 <w:szCs w:val="14"/>
               </w:rPr>
-              <w:t xml:space="preserve">8.88</w:t>
+              <w:t xml:space="preserve">8.90</w:t>
             </w:r>
           </w:p>
         </w:tc>
@@ -23394,7 +23279,7 @@
                 <w:sz w:val="14"/>
                 <w:szCs w:val="14"/>
               </w:rPr>
-              <w:t xml:space="preserve">9.00</w:t>
+              <w:t xml:space="preserve">9.03</w:t>
             </w:r>
           </w:p>
         </w:tc>
@@ -23601,7 +23486,7 @@
                 <w:sz w:val="14"/>
                 <w:szCs w:val="14"/>
               </w:rPr>
-              <w:t xml:space="preserve">8.81</w:t>
+              <w:t xml:space="preserve">8.77</w:t>
             </w:r>
           </w:p>
         </w:tc>
@@ -23808,7 +23693,7 @@
                 <w:sz w:val="14"/>
                 <w:szCs w:val="14"/>
               </w:rPr>
-              <w:t xml:space="preserve">9.03</w:t>
+              <w:t xml:space="preserve">9.06</w:t>
             </w:r>
           </w:p>
         </w:tc>
@@ -24015,7 +23900,7 @@
                 <w:sz w:val="14"/>
                 <w:szCs w:val="14"/>
               </w:rPr>
-              <w:t xml:space="preserve">8.93</w:t>
+              <w:t xml:space="preserve">8.91</w:t>
             </w:r>
           </w:p>
         </w:tc>
@@ -24222,7 +24107,7 @@
                 <w:sz w:val="14"/>
                 <w:szCs w:val="14"/>
               </w:rPr>
-              <w:t xml:space="preserve">8.65</w:t>
+              <w:t xml:space="preserve">8.66</w:t>
             </w:r>
           </w:p>
         </w:tc>
@@ -24636,7 +24521,7 @@
                 <w:sz w:val="14"/>
                 <w:szCs w:val="14"/>
               </w:rPr>
-              <w:t xml:space="preserve">8.60</w:t>
+              <w:t xml:space="preserve">8.59</w:t>
             </w:r>
           </w:p>
         </w:tc>

--- a/納品レポート/PRIMECHANGE戦略レポート/PRIMECHANGE_品質売上総合レポート.docx
+++ b/納品レポート/PRIMECHANGE戦略レポート/PRIMECHANGE_品質売上総合レポート.docx
@@ -1715,7 +1715,7 @@
                 <w:sz w:val="14"/>
                 <w:szCs w:val="14"/>
               </w:rPr>
-              <w:t xml:space="preserve">8.66</w:t>
+              <w:t xml:space="preserve">8.68</w:t>
             </w:r>
           </w:p>
         </w:tc>
@@ -2419,7 +2419,7 @@
                 <w:sz w:val="14"/>
                 <w:szCs w:val="14"/>
               </w:rPr>
-              <w:t xml:space="preserve">7.86</w:t>
+              <w:t xml:space="preserve">7.80</w:t>
             </w:r>
           </w:p>
         </w:tc>
@@ -3123,7 +3123,7 @@
                 <w:sz w:val="14"/>
                 <w:szCs w:val="14"/>
               </w:rPr>
-              <w:t xml:space="preserve">8.27</w:t>
+              <w:t xml:space="preserve">8.28</w:t>
             </w:r>
           </w:p>
         </w:tc>
@@ -3158,7 +3158,7 @@
                 <w:sz w:val="14"/>
                 <w:szCs w:val="14"/>
               </w:rPr>
-              <w:t xml:space="preserve">285</w:t>
+              <w:t xml:space="preserve">292</w:t>
             </w:r>
           </w:p>
         </w:tc>
@@ -3862,7 +3862,7 @@
                 <w:sz w:val="14"/>
                 <w:szCs w:val="14"/>
               </w:rPr>
-              <w:t xml:space="preserve">117</w:t>
+              <w:t xml:space="preserve">118</w:t>
             </w:r>
           </w:p>
         </w:tc>
@@ -4179,7 +4179,7 @@
                 <w:sz w:val="14"/>
                 <w:szCs w:val="14"/>
               </w:rPr>
-              <w:t xml:space="preserve">7.35</w:t>
+              <w:t xml:space="preserve">7.39</w:t>
             </w:r>
           </w:p>
         </w:tc>
@@ -4214,7 +4214,7 @@
                 <w:sz w:val="14"/>
                 <w:szCs w:val="14"/>
               </w:rPr>
-              <w:t xml:space="preserve">48</w:t>
+              <w:t xml:space="preserve">49</w:t>
             </w:r>
           </w:p>
         </w:tc>
@@ -4531,7 +4531,7 @@
                 <w:sz w:val="14"/>
                 <w:szCs w:val="14"/>
               </w:rPr>
-              <w:t xml:space="preserve">8.83</w:t>
+              <w:t xml:space="preserve">8.86</w:t>
             </w:r>
           </w:p>
         </w:tc>
@@ -4566,7 +4566,7 @@
                 <w:sz w:val="14"/>
                 <w:szCs w:val="14"/>
               </w:rPr>
-              <w:t xml:space="preserve">108</w:t>
+              <w:t xml:space="preserve">112</w:t>
             </w:r>
           </w:p>
         </w:tc>
@@ -4883,7 +4883,7 @@
                 <w:sz w:val="14"/>
                 <w:szCs w:val="14"/>
               </w:rPr>
-              <w:t xml:space="preserve">8.77</w:t>
+              <w:t xml:space="preserve">8.79</w:t>
             </w:r>
           </w:p>
         </w:tc>
@@ -4918,7 +4918,7 @@
                 <w:sz w:val="14"/>
                 <w:szCs w:val="14"/>
               </w:rPr>
-              <w:t xml:space="preserve">84</w:t>
+              <w:t xml:space="preserve">87</w:t>
             </w:r>
           </w:p>
         </w:tc>
@@ -5235,7 +5235,7 @@
                 <w:sz w:val="14"/>
                 <w:szCs w:val="14"/>
               </w:rPr>
-              <w:t xml:space="preserve">9.08</w:t>
+              <w:t xml:space="preserve">9.06</w:t>
             </w:r>
           </w:p>
         </w:tc>
@@ -5270,7 +5270,7 @@
                 <w:sz w:val="14"/>
                 <w:szCs w:val="14"/>
               </w:rPr>
-              <w:t xml:space="preserve">107</w:t>
+              <w:t xml:space="preserve">112</w:t>
             </w:r>
           </w:p>
         </w:tc>
@@ -5587,7 +5587,7 @@
                 <w:sz w:val="14"/>
                 <w:szCs w:val="14"/>
               </w:rPr>
-              <w:t xml:space="preserve">7.57</w:t>
+              <w:t xml:space="preserve">7.53</w:t>
             </w:r>
           </w:p>
         </w:tc>
@@ -5939,7 +5939,7 @@
                 <w:sz w:val="14"/>
                 <w:szCs w:val="14"/>
               </w:rPr>
-              <w:t xml:space="preserve">8.94</w:t>
+              <w:t xml:space="preserve">8.96</w:t>
             </w:r>
           </w:p>
         </w:tc>
@@ -6678,7 +6678,7 @@
                 <w:sz w:val="14"/>
                 <w:szCs w:val="14"/>
               </w:rPr>
-              <w:t xml:space="preserve">122</w:t>
+              <w:t xml:space="preserve">125</w:t>
             </w:r>
           </w:p>
         </w:tc>
@@ -7382,7 +7382,7 @@
                 <w:sz w:val="14"/>
                 <w:szCs w:val="14"/>
               </w:rPr>
-              <w:t xml:space="preserve">58</w:t>
+              <w:t xml:space="preserve">59</w:t>
             </w:r>
           </w:p>
         </w:tc>
@@ -7699,7 +7699,7 @@
                 <w:sz w:val="14"/>
                 <w:szCs w:val="14"/>
               </w:rPr>
-              <w:t xml:space="preserve">8.54</w:t>
+              <w:t xml:space="preserve">8.53</w:t>
             </w:r>
           </w:p>
         </w:tc>
@@ -7734,7 +7734,7 @@
                 <w:sz w:val="14"/>
                 <w:szCs w:val="14"/>
               </w:rPr>
-              <w:t xml:space="preserve">123</w:t>
+              <w:t xml:space="preserve">125</w:t>
             </w:r>
           </w:p>
         </w:tc>
@@ -8537,7 +8537,7 @@
                 <w:sz w:val="15"/>
                 <w:szCs w:val="15"/>
               </w:rPr>
-              <w:t xml:space="preserve">8.66</w:t>
+              <w:t xml:space="preserve">8.68</w:t>
             </w:r>
           </w:p>
         </w:tc>
@@ -8883,7 +8883,7 @@
                 <w:sz w:val="15"/>
                 <w:szCs w:val="15"/>
               </w:rPr>
-              <w:t xml:space="preserve">8.27</w:t>
+              <w:t xml:space="preserve">8.28</w:t>
             </w:r>
           </w:p>
         </w:tc>
@@ -9402,7 +9402,7 @@
                 <w:sz w:val="15"/>
                 <w:szCs w:val="15"/>
               </w:rPr>
-              <w:t xml:space="preserve">8.83</w:t>
+              <w:t xml:space="preserve">8.86</w:t>
             </w:r>
           </w:p>
         </w:tc>
@@ -9827,7 +9827,7 @@
                 <w:sz w:val="15"/>
                 <w:szCs w:val="15"/>
               </w:rPr>
-              <w:t xml:space="preserve">8.77</w:t>
+              <w:t xml:space="preserve">8.79</w:t>
             </w:r>
           </w:p>
         </w:tc>
@@ -10000,7 +10000,7 @@
                 <w:sz w:val="15"/>
                 <w:szCs w:val="15"/>
               </w:rPr>
-              <w:t xml:space="preserve">9.08</w:t>
+              <w:t xml:space="preserve">9.06</w:t>
             </w:r>
           </w:p>
         </w:tc>
@@ -10173,7 +10173,7 @@
                 <w:sz w:val="15"/>
                 <w:szCs w:val="15"/>
               </w:rPr>
-              <w:t xml:space="preserve">8.94</w:t>
+              <w:t xml:space="preserve">8.96</w:t>
             </w:r>
           </w:p>
         </w:tc>
@@ -10865,7 +10865,7 @@
                 <w:sz w:val="15"/>
                 <w:szCs w:val="15"/>
               </w:rPr>
-              <w:t xml:space="preserve">8.54</w:t>
+              <w:t xml:space="preserve">8.53</w:t>
             </w:r>
           </w:p>
         </w:tc>
@@ -11290,7 +11290,7 @@
                 <w:sz w:val="15"/>
                 <w:szCs w:val="15"/>
               </w:rPr>
-              <w:t xml:space="preserve">7.86</w:t>
+              <w:t xml:space="preserve">7.80</w:t>
             </w:r>
           </w:p>
         </w:tc>
@@ -11636,7 +11636,7 @@
                 <w:sz w:val="15"/>
                 <w:szCs w:val="15"/>
               </w:rPr>
-              <w:t xml:space="preserve">7.35</w:t>
+              <w:t xml:space="preserve">7.39</w:t>
             </w:r>
           </w:p>
         </w:tc>
@@ -12061,7 +12061,7 @@
                 <w:sz w:val="15"/>
                 <w:szCs w:val="15"/>
               </w:rPr>
-              <w:t xml:space="preserve">7.57</w:t>
+              <w:t xml:space="preserve">7.53</w:t>
             </w:r>
           </w:p>
         </w:tc>
@@ -12472,7 +12472,7 @@
           <w:sz w:val="22"/>
           <w:szCs w:val="22"/>
         </w:rPr>
-        <w:t xml:space="preserve">コンフォートホテル博多（月間売上: ¥5,764,630, スコア: 7.86）</w:t>
+        <w:t xml:space="preserve">コンフォートホテル博多（月間売上: ¥5,764,630, スコア: 7.8）</w:t>
       </w:r>
     </w:p>
     <w:p>
@@ -12493,7 +12493,7 @@
           <w:sz w:val="20"/>
           <w:szCs w:val="20"/>
         </w:rPr>
-        <w:t xml:space="preserve">現状: 品質スコア7.86（URGENT判定）、稼働率78.1%</w:t>
+        <w:t xml:space="preserve">現状: 品質スコア7.8（URGENT判定）、稼働率78.1%</w:t>
       </w:r>
     </w:p>
     <w:p>
@@ -12598,7 +12598,7 @@
           <w:sz w:val="20"/>
           <w:szCs w:val="20"/>
         </w:rPr>
-        <w:t xml:space="preserve">成功指標: 1ヶ月後に清掃クレーム率1290%→5%以下</w:t>
+        <w:t xml:space="preserve">成功指標: 1ヶ月後に清掃クレーム率1210%→5%以下</w:t>
       </w:r>
     </w:p>
     <w:p>
@@ -12796,7 +12796,7 @@
           <w:sz w:val="22"/>
           <w:szCs w:val="22"/>
         </w:rPr>
-        <w:t xml:space="preserve">アパホテル蒲田駅東（月間売上: ¥4,679,520, スコア: 7.35）</w:t>
+        <w:t xml:space="preserve">アパホテル蒲田駅東（月間売上: ¥4,679,520, スコア: 7.39）</w:t>
       </w:r>
     </w:p>
     <w:p>
@@ -12817,7 +12817,7 @@
           <w:sz w:val="20"/>
           <w:szCs w:val="20"/>
         </w:rPr>
-        <w:t xml:space="preserve">現状: 品質スコア7.35（URGENT判定）、稼働率74.5%</w:t>
+        <w:t xml:space="preserve">現状: 品質スコア7.39（URGENT判定）、稼働率74.5%</w:t>
       </w:r>
     </w:p>
     <w:p>
@@ -12922,7 +12922,7 @@
           <w:sz w:val="20"/>
           <w:szCs w:val="20"/>
         </w:rPr>
-        <w:t xml:space="preserve">成功指標: 1ヶ月後に清掃クレーム率1040%→5%以下</w:t>
+        <w:t xml:space="preserve">成功指標: 1ヶ月後に清掃クレーム率1020%→5%以下</w:t>
       </w:r>
     </w:p>
     <w:p>
@@ -13260,7 +13260,7 @@
                 <w:sz w:val="15"/>
                 <w:szCs w:val="15"/>
               </w:rPr>
-              <w:t xml:space="preserve">7.86</w:t>
+              <w:t xml:space="preserve">7.80</w:t>
             </w:r>
           </w:p>
         </w:tc>
@@ -13362,7 +13362,7 @@
                 <w:sz w:val="15"/>
                 <w:szCs w:val="15"/>
               </w:rPr>
-              <w:t xml:space="preserve">8.4以上</w:t>
+              <w:t xml:space="preserve">8.3以上</w:t>
             </w:r>
           </w:p>
         </w:tc>
@@ -13604,7 +13604,7 @@
                 <w:sz w:val="15"/>
                 <w:szCs w:val="15"/>
               </w:rPr>
-              <w:t xml:space="preserve">7.35</w:t>
+              <w:t xml:space="preserve">7.39</w:t>
             </w:r>
           </w:p>
         </w:tc>
@@ -13706,7 +13706,7 @@
                 <w:sz w:val="15"/>
                 <w:szCs w:val="15"/>
               </w:rPr>
-              <w:t xml:space="preserve">7.8以上</w:t>
+              <w:t xml:space="preserve">7.9以上</w:t>
             </w:r>
           </w:p>
         </w:tc>
@@ -14056,7 +14056,7 @@
           <w:sz w:val="22"/>
           <w:szCs w:val="22"/>
         </w:rPr>
-        <w:t xml:space="preserve">ホテルコメント横浜関内（月間売上: ¥4,463,320, スコア: 8.83）</w:t>
+        <w:t xml:space="preserve">ホテルコメント横浜関内（月間売上: ¥4,463,320, スコア: 8.86）</w:t>
       </w:r>
     </w:p>
     <w:p>
@@ -14155,7 +14155,7 @@
           <w:sz w:val="22"/>
           <w:szCs w:val="22"/>
         </w:rPr>
-        <w:t xml:space="preserve">コンフォートホテル横浜関内（月間売上: ¥4,051,890, スコア: 7.57）</w:t>
+        <w:t xml:space="preserve">コンフォートホテル横浜関内（月間売上: ¥4,051,890, スコア: 7.53）</w:t>
       </w:r>
     </w:p>
     <w:p>
@@ -14374,7 +14374,7 @@
           <w:sz w:val="20"/>
           <w:szCs w:val="20"/>
         </w:rPr>
-        <w:t xml:space="preserve">コンフォートホテル成田: スコア8.54（品質良好）だが売上¥2,655,760 → OTA掲載最適化、価格戦略の見直し、プロモーション強化</w:t>
+        <w:t xml:space="preserve">コンフォートホテル成田: スコア8.53（品質良好）だが売上¥2,655,760 → OTA掲載最適化、価格戦略の見直し、プロモーション強化</w:t>
       </w:r>
     </w:p>
     <w:p>
@@ -14416,7 +14416,7 @@
           <w:sz w:val="20"/>
           <w:szCs w:val="20"/>
         </w:rPr>
-        <w:t xml:space="preserve">ホテルケヤキゲート東京府中: スコア8.77（品質良好）だが売上¥4,425,395 → OTA掲載最適化、価格戦略の見直し、プロモーション強化</w:t>
+        <w:t xml:space="preserve">ホテルケヤキゲート東京府中: スコア8.79（品質良好）だが売上¥4,425,395 → OTA掲載最適化、価格戦略の見直し、プロモーション強化</w:t>
       </w:r>
     </w:p>
     <w:p>
@@ -14437,7 +14437,7 @@
           <w:sz w:val="20"/>
           <w:szCs w:val="20"/>
         </w:rPr>
-        <w:t xml:space="preserve">コンフォートホテルERA東京東神田: スコア8.94（品質良好）だが売上¥4,047,280 → OTA掲載最適化、価格戦略の見直し、プロモーション強化</w:t>
+        <w:t xml:space="preserve">コンフォートホテルERA東京東神田: スコア8.96（品質良好）だが売上¥4,047,280 → OTA掲載最適化、価格戦略の見直し、プロモーション強化</w:t>
       </w:r>
     </w:p>
     <w:p>
@@ -14458,7 +14458,7 @@
           <w:sz w:val="20"/>
           <w:szCs w:val="20"/>
         </w:rPr>
-        <w:t xml:space="preserve">第一イン池袋: スコア9.08（品質良好）だが売上¥4,310,610 → OTA掲載最適化、価格戦略の見直し、プロモーション強化</w:t>
+        <w:t xml:space="preserve">第一イン池袋: スコア9.06（品質良好）だが売上¥4,310,610 → OTA掲載最適化、価格戦略の見直し、プロモーション強化</w:t>
       </w:r>
     </w:p>
     <w:p>
@@ -15005,7 +15005,7 @@
                 <w:sz w:val="15"/>
                 <w:szCs w:val="15"/>
               </w:rPr>
-              <w:t xml:space="preserve">7.86 / 10.0</w:t>
+              <w:t xml:space="preserve">7.8 / 10.0</w:t>
             </w:r>
           </w:p>
         </w:tc>
@@ -15281,7 +15281,7 @@
                 <w:sz w:val="15"/>
                 <w:szCs w:val="15"/>
               </w:rPr>
-              <w:t xml:space="preserve">1290.0%</w:t>
+              <w:t xml:space="preserve">1210.0%</w:t>
             </w:r>
           </w:p>
         </w:tc>
@@ -16819,7 +16819,7 @@
                 <w:sz w:val="15"/>
                 <w:szCs w:val="15"/>
               </w:rPr>
-              <w:t xml:space="preserve">7.35 / 10.0</w:t>
+              <w:t xml:space="preserve">7.39 / 10.0</w:t>
             </w:r>
           </w:p>
         </w:tc>
@@ -16957,7 +16957,7 @@
                 <w:sz w:val="15"/>
                 <w:szCs w:val="15"/>
               </w:rPr>
-              <w:t xml:space="preserve">48件</w:t>
+              <w:t xml:space="preserve">49件</w:t>
             </w:r>
           </w:p>
         </w:tc>
@@ -17095,7 +17095,7 @@
                 <w:sz w:val="15"/>
                 <w:szCs w:val="15"/>
               </w:rPr>
-              <w:t xml:space="preserve">1040.0%</w:t>
+              <w:t xml:space="preserve">1020.0%</w:t>
             </w:r>
           </w:p>
         </w:tc>
@@ -18633,7 +18633,7 @@
                 <w:sz w:val="15"/>
                 <w:szCs w:val="15"/>
               </w:rPr>
-              <w:t xml:space="preserve">8.83 / 10.0</w:t>
+              <w:t xml:space="preserve">8.86 / 10.0</w:t>
             </w:r>
           </w:p>
         </w:tc>
@@ -18771,7 +18771,7 @@
                 <w:sz w:val="15"/>
                 <w:szCs w:val="15"/>
               </w:rPr>
-              <w:t xml:space="preserve">108件</w:t>
+              <w:t xml:space="preserve">112件</w:t>
             </w:r>
           </w:p>
         </w:tc>
@@ -18909,7 +18909,7 @@
                 <w:sz w:val="15"/>
                 <w:szCs w:val="15"/>
               </w:rPr>
-              <w:t xml:space="preserve">560.0%</w:t>
+              <w:t xml:space="preserve">540.0%</w:t>
             </w:r>
           </w:p>
         </w:tc>
@@ -19540,7 +19540,7 @@
                 <w:sz w:val="15"/>
                 <w:szCs w:val="15"/>
               </w:rPr>
-              <w:t xml:space="preserve">7.57 / 10.0</w:t>
+              <w:t xml:space="preserve">7.53 / 10.0</w:t>
             </w:r>
           </w:p>
         </w:tc>
@@ -21652,7 +21652,7 @@
                 <w:sz w:val="14"/>
                 <w:szCs w:val="14"/>
               </w:rPr>
-              <w:t xml:space="preserve">8.66</w:t>
+              <w:t xml:space="preserve">8.68</w:t>
             </w:r>
           </w:p>
         </w:tc>
@@ -22066,7 +22066,7 @@
                 <w:sz w:val="14"/>
                 <w:szCs w:val="14"/>
               </w:rPr>
-              <w:t xml:space="preserve">8.27</w:t>
+              <w:t xml:space="preserve">8.28</w:t>
             </w:r>
           </w:p>
         </w:tc>
@@ -22687,7 +22687,7 @@
                 <w:sz w:val="14"/>
                 <w:szCs w:val="14"/>
               </w:rPr>
-              <w:t xml:space="preserve">8.77</w:t>
+              <w:t xml:space="preserve">8.79</w:t>
             </w:r>
           </w:p>
         </w:tc>
@@ -22894,7 +22894,7 @@
                 <w:sz w:val="14"/>
                 <w:szCs w:val="14"/>
               </w:rPr>
-              <w:t xml:space="preserve">9.08</w:t>
+              <w:t xml:space="preserve">9.06</w:t>
             </w:r>
           </w:p>
         </w:tc>
@@ -23101,7 +23101,7 @@
                 <w:sz w:val="14"/>
                 <w:szCs w:val="14"/>
               </w:rPr>
-              <w:t xml:space="preserve">8.94</w:t>
+              <w:t xml:space="preserve">8.96</w:t>
             </w:r>
           </w:p>
         </w:tc>
@@ -23722,7 +23722,7 @@
                 <w:sz w:val="14"/>
                 <w:szCs w:val="14"/>
               </w:rPr>
-              <w:t xml:space="preserve">8.54</w:t>
+              <w:t xml:space="preserve">8.53</w:t>
             </w:r>
           </w:p>
         </w:tc>

--- a/納品レポート/PRIMECHANGE戦略レポート/PRIMECHANGE_品質売上総合レポート.docx
+++ b/納品レポート/PRIMECHANGE戦略レポート/PRIMECHANGE_品質売上総合レポート.docx
@@ -549,7 +549,7 @@
                 <w:sz w:val="16"/>
                 <w:szCs w:val="16"/>
               </w:rPr>
-              <w:t xml:space="preserve">8.35 / 10.0</w:t>
+              <w:t xml:space="preserve">8.36 / 10.0</w:t>
             </w:r>
           </w:p>
         </w:tc>
@@ -621,7 +621,7 @@
                 <w:sz w:val="16"/>
                 <w:szCs w:val="16"/>
               </w:rPr>
-              <w:t xml:space="preserve">4ホテル</w:t>
+              <w:t xml:space="preserve">5ホテル</w:t>
             </w:r>
           </w:p>
         </w:tc>
@@ -693,7 +693,7 @@
                 <w:sz w:val="16"/>
                 <w:szCs w:val="16"/>
               </w:rPr>
-              <w:t xml:space="preserve">3ホテル</w:t>
+              <w:t xml:space="preserve">2ホテル</w:t>
             </w:r>
           </w:p>
         </w:tc>
@@ -1363,7 +1363,7 @@
                 <w:sz w:val="14"/>
                 <w:szCs w:val="14"/>
               </w:rPr>
-              <w:t xml:space="preserve">9.17</w:t>
+              <w:t xml:space="preserve">9.21</w:t>
             </w:r>
           </w:p>
         </w:tc>
@@ -1398,7 +1398,7 @@
                 <w:sz w:val="14"/>
                 <w:szCs w:val="14"/>
               </w:rPr>
-              <w:t xml:space="preserve">139</w:t>
+              <w:t xml:space="preserve">140</w:t>
             </w:r>
           </w:p>
         </w:tc>
@@ -1715,7 +1715,7 @@
                 <w:sz w:val="14"/>
                 <w:szCs w:val="14"/>
               </w:rPr>
-              <w:t xml:space="preserve">8.68</w:t>
+              <w:t xml:space="preserve">8.65</w:t>
             </w:r>
           </w:p>
         </w:tc>
@@ -2067,7 +2067,7 @@
                 <w:sz w:val="14"/>
                 <w:szCs w:val="14"/>
               </w:rPr>
-              <w:t xml:space="preserve">8.67</w:t>
+              <w:t xml:space="preserve">8.73</w:t>
             </w:r>
           </w:p>
         </w:tc>
@@ -2102,7 +2102,7 @@
                 <w:sz w:val="14"/>
                 <w:szCs w:val="14"/>
               </w:rPr>
-              <w:t xml:space="preserve">123</w:t>
+              <w:t xml:space="preserve">128</w:t>
             </w:r>
           </w:p>
         </w:tc>
@@ -2419,7 +2419,7 @@
                 <w:sz w:val="14"/>
                 <w:szCs w:val="14"/>
               </w:rPr>
-              <w:t xml:space="preserve">7.80</w:t>
+              <w:t xml:space="preserve">7.79</w:t>
             </w:r>
           </w:p>
         </w:tc>
@@ -2771,7 +2771,7 @@
                 <w:sz w:val="14"/>
                 <w:szCs w:val="14"/>
               </w:rPr>
-              <w:t xml:space="preserve">7.07</w:t>
+              <w:t xml:space="preserve">7.11</w:t>
             </w:r>
           </w:p>
         </w:tc>
@@ -2806,7 +2806,7 @@
                 <w:sz w:val="14"/>
                 <w:szCs w:val="14"/>
               </w:rPr>
-              <w:t xml:space="preserve">67</w:t>
+              <w:t xml:space="preserve">70</w:t>
             </w:r>
           </w:p>
         </w:tc>
@@ -3123,7 +3123,7 @@
                 <w:sz w:val="14"/>
                 <w:szCs w:val="14"/>
               </w:rPr>
-              <w:t xml:space="preserve">8.28</w:t>
+              <w:t xml:space="preserve">8.27</w:t>
             </w:r>
           </w:p>
         </w:tc>
@@ -3158,7 +3158,7 @@
                 <w:sz w:val="14"/>
                 <w:szCs w:val="14"/>
               </w:rPr>
-              <w:t xml:space="preserve">292</w:t>
+              <w:t xml:space="preserve">298</w:t>
             </w:r>
           </w:p>
         </w:tc>
@@ -3475,7 +3475,7 @@
                 <w:sz w:val="14"/>
                 <w:szCs w:val="14"/>
               </w:rPr>
-              <w:t xml:space="preserve">8.91</w:t>
+              <w:t xml:space="preserve">8.87</w:t>
             </w:r>
           </w:p>
         </w:tc>
@@ -3510,7 +3510,7 @@
                 <w:sz w:val="14"/>
                 <w:szCs w:val="14"/>
               </w:rPr>
-              <w:t xml:space="preserve">53</w:t>
+              <w:t xml:space="preserve">54</w:t>
             </w:r>
           </w:p>
         </w:tc>
@@ -3827,7 +3827,7 @@
                 <w:sz w:val="14"/>
                 <w:szCs w:val="14"/>
               </w:rPr>
-              <w:t xml:space="preserve">9.03</w:t>
+              <w:t xml:space="preserve">9.05</w:t>
             </w:r>
           </w:p>
         </w:tc>
@@ -3862,7 +3862,7 @@
                 <w:sz w:val="14"/>
                 <w:szCs w:val="14"/>
               </w:rPr>
-              <w:t xml:space="preserve">118</w:t>
+              <w:t xml:space="preserve">122</w:t>
             </w:r>
           </w:p>
         </w:tc>
@@ -4179,7 +4179,7 @@
                 <w:sz w:val="14"/>
                 <w:szCs w:val="14"/>
               </w:rPr>
-              <w:t xml:space="preserve">7.39</w:t>
+              <w:t xml:space="preserve">7.45</w:t>
             </w:r>
           </w:p>
         </w:tc>
@@ -4214,7 +4214,7 @@
                 <w:sz w:val="14"/>
                 <w:szCs w:val="14"/>
               </w:rPr>
-              <w:t xml:space="preserve">49</w:t>
+              <w:t xml:space="preserve">51</w:t>
             </w:r>
           </w:p>
         </w:tc>
@@ -4531,7 +4531,7 @@
                 <w:sz w:val="14"/>
                 <w:szCs w:val="14"/>
               </w:rPr>
-              <w:t xml:space="preserve">8.86</w:t>
+              <w:t xml:space="preserve">8.87</w:t>
             </w:r>
           </w:p>
         </w:tc>
@@ -4566,7 +4566,7 @@
                 <w:sz w:val="14"/>
                 <w:szCs w:val="14"/>
               </w:rPr>
-              <w:t xml:space="preserve">112</w:t>
+              <w:t xml:space="preserve">114</w:t>
             </w:r>
           </w:p>
         </w:tc>
@@ -4883,7 +4883,7 @@
                 <w:sz w:val="14"/>
                 <w:szCs w:val="14"/>
               </w:rPr>
-              <w:t xml:space="preserve">8.79</w:t>
+              <w:t xml:space="preserve">8.78</w:t>
             </w:r>
           </w:p>
         </w:tc>
@@ -4918,7 +4918,7 @@
                 <w:sz w:val="14"/>
                 <w:szCs w:val="14"/>
               </w:rPr>
-              <w:t xml:space="preserve">87</w:t>
+              <w:t xml:space="preserve">88</w:t>
             </w:r>
           </w:p>
         </w:tc>
@@ -5235,7 +5235,7 @@
                 <w:sz w:val="14"/>
                 <w:szCs w:val="14"/>
               </w:rPr>
-              <w:t xml:space="preserve">9.06</w:t>
+              <w:t xml:space="preserve">9.08</w:t>
             </w:r>
           </w:p>
         </w:tc>
@@ -5270,7 +5270,7 @@
                 <w:sz w:val="14"/>
                 <w:szCs w:val="14"/>
               </w:rPr>
-              <w:t xml:space="preserve">112</w:t>
+              <w:t xml:space="preserve">114</w:t>
             </w:r>
           </w:p>
         </w:tc>
@@ -5583,11 +5583,11 @@
                 <w:rFonts w:ascii="Arial" w:cs="Arial" w:eastAsia="Arial" w:hAnsi="Arial"/>
                 <w:b w:val="false"/>
                 <w:bCs w:val="false"/>
-                <w:color w:val="333333"/>
+                <w:color w:val="E74C3C"/>
                 <w:sz w:val="14"/>
                 <w:szCs w:val="14"/>
               </w:rPr>
-              <w:t xml:space="preserve">7.53</w:t>
+              <w:t xml:space="preserve">7.46</w:t>
             </w:r>
           </w:p>
         </w:tc>
@@ -5622,7 +5622,7 @@
                 <w:sz w:val="14"/>
                 <w:szCs w:val="14"/>
               </w:rPr>
-              <w:t xml:space="preserve">138</w:t>
+              <w:t xml:space="preserve">141</w:t>
             </w:r>
           </w:p>
         </w:tc>
@@ -5798,6 +5798,1414 @@
                 <w:szCs w:val="14"/>
               </w:rPr>
               <w:t xml:space="preserve">¥1,066</w:t>
+            </w:r>
+          </w:p>
+        </w:tc>
+        <w:tc>
+          <w:tcPr>
+            <w:tcW w:type="dxa" w:w="900"/>
+            <w:tcBorders>
+              <w:top w:val="single" w:color="CCCCCC" w:sz="1"/>
+              <w:left w:val="single" w:color="CCCCCC" w:sz="1"/>
+              <w:bottom w:val="single" w:color="CCCCCC" w:sz="1"/>
+              <w:right w:val="single" w:color="CCCCCC" w:sz="1"/>
+            </w:tcBorders>
+            <w:shd w:fill="FFEBEE" w:color="FFEBEE" w:val="solid"/>
+            <w:tcMar>
+              <w:top w:type="dxa" w:w="60"/>
+              <w:left w:type="dxa" w:w="80"/>
+              <w:bottom w:type="dxa" w:w="60"/>
+              <w:right w:type="dxa" w:w="80"/>
+            </w:tcMar>
+            <w:vAlign w:val="center"/>
+          </w:tcPr>
+          <w:p>
+            <w:pPr>
+              <w:jc w:val="center"/>
+            </w:pPr>
+            <w:r>
+              <w:rPr>
+                <w:rFonts w:ascii="Arial" w:cs="Arial" w:eastAsia="Arial" w:hAnsi="Arial"/>
+                <w:b/>
+                <w:bCs/>
+                <w:color w:val="C62828"/>
+                <w:sz w:val="13"/>
+                <w:szCs w:val="13"/>
+              </w:rPr>
+              <w:t xml:space="preserve">🔴 緊急</w:t>
+            </w:r>
+          </w:p>
+        </w:tc>
+      </w:tr>
+      <w:tr>
+        <w:tc>
+          <w:tcPr>
+            <w:tcW w:type="dxa" w:w="400"/>
+            <w:tcBorders>
+              <w:top w:val="single" w:color="CCCCCC" w:sz="1"/>
+              <w:left w:val="single" w:color="CCCCCC" w:sz="1"/>
+              <w:bottom w:val="single" w:color="CCCCCC" w:sz="1"/>
+              <w:right w:val="single" w:color="CCCCCC" w:sz="1"/>
+            </w:tcBorders>
+            <w:shd w:fill="F5F7FA" w:color="F5F7FA" w:val="solid"/>
+            <w:tcMar>
+              <w:top w:type="dxa" w:w="60"/>
+              <w:left w:type="dxa" w:w="80"/>
+              <w:bottom w:type="dxa" w:w="60"/>
+              <w:right w:type="dxa" w:w="80"/>
+            </w:tcMar>
+            <w:vAlign w:val="center"/>
+          </w:tcPr>
+          <w:p>
+            <w:pPr>
+              <w:jc w:val="center"/>
+            </w:pPr>
+            <w:r>
+              <w:rPr>
+                <w:rFonts w:ascii="Arial" w:cs="Arial" w:eastAsia="Arial" w:hAnsi="Arial"/>
+                <w:b w:val="false"/>
+                <w:bCs w:val="false"/>
+                <w:color w:val="333333"/>
+                <w:sz w:val="14"/>
+                <w:szCs w:val="14"/>
+              </w:rPr>
+              <w:t xml:space="preserve">14</w:t>
+            </w:r>
+          </w:p>
+        </w:tc>
+        <w:tc>
+          <w:tcPr>
+            <w:tcW w:type="dxa" w:w="2800"/>
+            <w:tcBorders>
+              <w:top w:val="single" w:color="CCCCCC" w:sz="1"/>
+              <w:left w:val="single" w:color="CCCCCC" w:sz="1"/>
+              <w:bottom w:val="single" w:color="CCCCCC" w:sz="1"/>
+              <w:right w:val="single" w:color="CCCCCC" w:sz="1"/>
+            </w:tcBorders>
+            <w:shd w:fill="F5F7FA" w:color="F5F7FA" w:val="solid"/>
+            <w:tcMar>
+              <w:top w:type="dxa" w:w="60"/>
+              <w:left w:type="dxa" w:w="80"/>
+              <w:bottom w:type="dxa" w:w="60"/>
+              <w:right w:type="dxa" w:w="80"/>
+            </w:tcMar>
+            <w:vAlign w:val="center"/>
+          </w:tcPr>
+          <w:p>
+            <w:pPr>
+              <w:jc w:val="left"/>
+            </w:pPr>
+            <w:r>
+              <w:rPr>
+                <w:rFonts w:ascii="Arial" w:cs="Arial" w:eastAsia="Arial" w:hAnsi="Arial"/>
+                <w:b w:val="false"/>
+                <w:bCs w:val="false"/>
+                <w:color w:val="333333"/>
+                <w:sz w:val="13"/>
+                <w:szCs w:val="13"/>
+              </w:rPr>
+              <w:t xml:space="preserve">コンフォートホテルERA東京東神田</w:t>
+            </w:r>
+          </w:p>
+        </w:tc>
+        <w:tc>
+          <w:tcPr>
+            <w:tcW w:type="dxa" w:w="700"/>
+            <w:tcBorders>
+              <w:top w:val="single" w:color="CCCCCC" w:sz="1"/>
+              <w:left w:val="single" w:color="CCCCCC" w:sz="1"/>
+              <w:bottom w:val="single" w:color="CCCCCC" w:sz="1"/>
+              <w:right w:val="single" w:color="CCCCCC" w:sz="1"/>
+            </w:tcBorders>
+            <w:shd w:fill="F5F7FA" w:color="F5F7FA" w:val="solid"/>
+            <w:tcMar>
+              <w:top w:type="dxa" w:w="60"/>
+              <w:left w:type="dxa" w:w="80"/>
+              <w:bottom w:type="dxa" w:w="60"/>
+              <w:right w:type="dxa" w:w="80"/>
+            </w:tcMar>
+            <w:vAlign w:val="center"/>
+          </w:tcPr>
+          <w:p>
+            <w:pPr>
+              <w:jc w:val="center"/>
+            </w:pPr>
+            <w:r>
+              <w:rPr>
+                <w:rFonts w:ascii="Arial" w:cs="Arial" w:eastAsia="Arial" w:hAnsi="Arial"/>
+                <w:b w:val="false"/>
+                <w:bCs w:val="false"/>
+                <w:color w:val="27AE60"/>
+                <w:sz w:val="14"/>
+                <w:szCs w:val="14"/>
+              </w:rPr>
+              <w:t xml:space="preserve">8.94</w:t>
+            </w:r>
+          </w:p>
+        </w:tc>
+        <w:tc>
+          <w:tcPr>
+            <w:tcW w:type="dxa" w:w="700"/>
+            <w:tcBorders>
+              <w:top w:val="single" w:color="CCCCCC" w:sz="1"/>
+              <w:left w:val="single" w:color="CCCCCC" w:sz="1"/>
+              <w:bottom w:val="single" w:color="CCCCCC" w:sz="1"/>
+              <w:right w:val="single" w:color="CCCCCC" w:sz="1"/>
+            </w:tcBorders>
+            <w:shd w:fill="F5F7FA" w:color="F5F7FA" w:val="solid"/>
+            <w:tcMar>
+              <w:top w:type="dxa" w:w="60"/>
+              <w:left w:type="dxa" w:w="80"/>
+              <w:bottom w:type="dxa" w:w="60"/>
+              <w:right w:type="dxa" w:w="80"/>
+            </w:tcMar>
+            <w:vAlign w:val="center"/>
+          </w:tcPr>
+          <w:p>
+            <w:pPr>
+              <w:jc w:val="center"/>
+            </w:pPr>
+            <w:r>
+              <w:rPr>
+                <w:rFonts w:ascii="Arial" w:cs="Arial" w:eastAsia="Arial" w:hAnsi="Arial"/>
+                <w:b w:val="false"/>
+                <w:bCs w:val="false"/>
+                <w:color w:val="333333"/>
+                <w:sz w:val="14"/>
+                <w:szCs w:val="14"/>
+              </w:rPr>
+              <w:t xml:space="preserve">119</w:t>
+            </w:r>
+          </w:p>
+        </w:tc>
+        <w:tc>
+          <w:tcPr>
+            <w:tcW w:type="dxa" w:w="700"/>
+            <w:tcBorders>
+              <w:top w:val="single" w:color="CCCCCC" w:sz="1"/>
+              <w:left w:val="single" w:color="CCCCCC" w:sz="1"/>
+              <w:bottom w:val="single" w:color="CCCCCC" w:sz="1"/>
+              <w:right w:val="single" w:color="CCCCCC" w:sz="1"/>
+            </w:tcBorders>
+            <w:shd w:fill="F5F7FA" w:color="F5F7FA" w:val="solid"/>
+            <w:tcMar>
+              <w:top w:type="dxa" w:w="60"/>
+              <w:left w:type="dxa" w:w="80"/>
+              <w:bottom w:type="dxa" w:w="60"/>
+              <w:right w:type="dxa" w:w="80"/>
+            </w:tcMar>
+            <w:vAlign w:val="center"/>
+          </w:tcPr>
+          <w:p>
+            <w:pPr>
+              <w:jc w:val="center"/>
+            </w:pPr>
+            <w:r>
+              <w:rPr>
+                <w:rFonts w:ascii="Arial" w:cs="Arial" w:eastAsia="Arial" w:hAnsi="Arial"/>
+                <w:b w:val="false"/>
+                <w:bCs w:val="false"/>
+                <w:color w:val="333333"/>
+                <w:sz w:val="14"/>
+                <w:szCs w:val="14"/>
+              </w:rPr>
+              <w:t xml:space="preserve">65.8%</w:t>
+            </w:r>
+          </w:p>
+        </w:tc>
+        <w:tc>
+          <w:tcPr>
+            <w:tcW w:type="dxa" w:w="1300"/>
+            <w:tcBorders>
+              <w:top w:val="single" w:color="CCCCCC" w:sz="1"/>
+              <w:left w:val="single" w:color="CCCCCC" w:sz="1"/>
+              <w:bottom w:val="single" w:color="CCCCCC" w:sz="1"/>
+              <w:right w:val="single" w:color="CCCCCC" w:sz="1"/>
+            </w:tcBorders>
+            <w:shd w:fill="F5F7FA" w:color="F5F7FA" w:val="solid"/>
+            <w:tcMar>
+              <w:top w:type="dxa" w:w="60"/>
+              <w:left w:type="dxa" w:w="80"/>
+              <w:bottom w:type="dxa" w:w="60"/>
+              <w:right w:type="dxa" w:w="80"/>
+            </w:tcMar>
+            <w:vAlign w:val="center"/>
+          </w:tcPr>
+          <w:p>
+            <w:pPr>
+              <w:jc w:val="center"/>
+            </w:pPr>
+            <w:r>
+              <w:rPr>
+                <w:rFonts w:ascii="Arial" w:cs="Arial" w:eastAsia="Arial" w:hAnsi="Arial"/>
+                <w:b w:val="false"/>
+                <w:bCs w:val="false"/>
+                <w:color w:val="333333"/>
+                <w:sz w:val="14"/>
+                <w:szCs w:val="14"/>
+              </w:rPr>
+              <w:t xml:space="preserve">¥4,047,280</w:t>
+            </w:r>
+          </w:p>
+        </w:tc>
+        <w:tc>
+          <w:tcPr>
+            <w:tcW w:type="dxa" w:w="1200"/>
+            <w:tcBorders>
+              <w:top w:val="single" w:color="CCCCCC" w:sz="1"/>
+              <w:left w:val="single" w:color="CCCCCC" w:sz="1"/>
+              <w:bottom w:val="single" w:color="CCCCCC" w:sz="1"/>
+              <w:right w:val="single" w:color="CCCCCC" w:sz="1"/>
+            </w:tcBorders>
+            <w:shd w:fill="F5F7FA" w:color="F5F7FA" w:val="solid"/>
+            <w:tcMar>
+              <w:top w:type="dxa" w:w="60"/>
+              <w:left w:type="dxa" w:w="80"/>
+              <w:bottom w:type="dxa" w:w="60"/>
+              <w:right w:type="dxa" w:w="80"/>
+            </w:tcMar>
+            <w:vAlign w:val="center"/>
+          </w:tcPr>
+          <w:p>
+            <w:pPr>
+              <w:jc w:val="center"/>
+            </w:pPr>
+            <w:r>
+              <w:rPr>
+                <w:rFonts w:ascii="Arial" w:cs="Arial" w:eastAsia="Arial" w:hAnsi="Arial"/>
+                <w:b w:val="false"/>
+                <w:bCs w:val="false"/>
+                <w:color w:val="333333"/>
+                <w:sz w:val="14"/>
+                <w:szCs w:val="14"/>
+              </w:rPr>
+              <w:t xml:space="preserve">¥1,266,459</w:t>
+            </w:r>
+          </w:p>
+        </w:tc>
+        <w:tc>
+          <w:tcPr>
+            <w:tcW w:type="dxa" w:w="700"/>
+            <w:tcBorders>
+              <w:top w:val="single" w:color="CCCCCC" w:sz="1"/>
+              <w:left w:val="single" w:color="CCCCCC" w:sz="1"/>
+              <w:bottom w:val="single" w:color="CCCCCC" w:sz="1"/>
+              <w:right w:val="single" w:color="CCCCCC" w:sz="1"/>
+            </w:tcBorders>
+            <w:shd w:fill="F5F7FA" w:color="F5F7FA" w:val="solid"/>
+            <w:tcMar>
+              <w:top w:type="dxa" w:w="60"/>
+              <w:left w:type="dxa" w:w="80"/>
+              <w:bottom w:type="dxa" w:w="60"/>
+              <w:right w:type="dxa" w:w="80"/>
+            </w:tcMar>
+            <w:vAlign w:val="center"/>
+          </w:tcPr>
+          <w:p>
+            <w:pPr>
+              <w:jc w:val="center"/>
+            </w:pPr>
+            <w:r>
+              <w:rPr>
+                <w:rFonts w:ascii="Arial" w:cs="Arial" w:eastAsia="Arial" w:hAnsi="Arial"/>
+                <w:b w:val="false"/>
+                <w:bCs w:val="false"/>
+                <w:color w:val="333333"/>
+                <w:sz w:val="14"/>
+                <w:szCs w:val="14"/>
+              </w:rPr>
+              <w:t xml:space="preserve">31.3%</w:t>
+            </w:r>
+          </w:p>
+        </w:tc>
+        <w:tc>
+          <w:tcPr>
+            <w:tcW w:type="dxa" w:w="900"/>
+            <w:tcBorders>
+              <w:top w:val="single" w:color="CCCCCC" w:sz="1"/>
+              <w:left w:val="single" w:color="CCCCCC" w:sz="1"/>
+              <w:bottom w:val="single" w:color="CCCCCC" w:sz="1"/>
+              <w:right w:val="single" w:color="CCCCCC" w:sz="1"/>
+            </w:tcBorders>
+            <w:shd w:fill="F5F7FA" w:color="F5F7FA" w:val="solid"/>
+            <w:tcMar>
+              <w:top w:type="dxa" w:w="60"/>
+              <w:left w:type="dxa" w:w="80"/>
+              <w:bottom w:type="dxa" w:w="60"/>
+              <w:right w:type="dxa" w:w="80"/>
+            </w:tcMar>
+            <w:vAlign w:val="center"/>
+          </w:tcPr>
+          <w:p>
+            <w:pPr>
+              <w:jc w:val="center"/>
+            </w:pPr>
+            <w:r>
+              <w:rPr>
+                <w:rFonts w:ascii="Arial" w:cs="Arial" w:eastAsia="Arial" w:hAnsi="Arial"/>
+                <w:b w:val="false"/>
+                <w:bCs w:val="false"/>
+                <w:color w:val="333333"/>
+                <w:sz w:val="14"/>
+                <w:szCs w:val="14"/>
+              </w:rPr>
+              <w:t xml:space="preserve">¥1,168</w:t>
+            </w:r>
+          </w:p>
+        </w:tc>
+        <w:tc>
+          <w:tcPr>
+            <w:tcW w:type="dxa" w:w="900"/>
+            <w:tcBorders>
+              <w:top w:val="single" w:color="CCCCCC" w:sz="1"/>
+              <w:left w:val="single" w:color="CCCCCC" w:sz="1"/>
+              <w:bottom w:val="single" w:color="CCCCCC" w:sz="1"/>
+              <w:right w:val="single" w:color="CCCCCC" w:sz="1"/>
+            </w:tcBorders>
+            <w:shd w:fill="E3F2FD" w:color="E3F2FD" w:val="solid"/>
+            <w:tcMar>
+              <w:top w:type="dxa" w:w="60"/>
+              <w:left w:type="dxa" w:w="80"/>
+              <w:bottom w:type="dxa" w:w="60"/>
+              <w:right w:type="dxa" w:w="80"/>
+            </w:tcMar>
+            <w:vAlign w:val="center"/>
+          </w:tcPr>
+          <w:p>
+            <w:pPr>
+              <w:jc w:val="center"/>
+            </w:pPr>
+            <w:r>
+              <w:rPr>
+                <w:rFonts w:ascii="Arial" w:cs="Arial" w:eastAsia="Arial" w:hAnsi="Arial"/>
+                <w:b/>
+                <w:bCs/>
+                <w:color w:val="1565C0"/>
+                <w:sz w:val="13"/>
+                <w:szCs w:val="13"/>
+              </w:rPr>
+              <w:t xml:space="preserve">🔵 標準</w:t>
+            </w:r>
+          </w:p>
+        </w:tc>
+      </w:tr>
+      <w:tr>
+        <w:tc>
+          <w:tcPr>
+            <w:tcW w:type="dxa" w:w="400"/>
+            <w:tcBorders>
+              <w:top w:val="single" w:color="CCCCCC" w:sz="1"/>
+              <w:left w:val="single" w:color="CCCCCC" w:sz="1"/>
+              <w:bottom w:val="single" w:color="CCCCCC" w:sz="1"/>
+              <w:right w:val="single" w:color="CCCCCC" w:sz="1"/>
+            </w:tcBorders>
+            <w:shd w:fill="FFFFFF" w:color="FFFFFF" w:val="solid"/>
+            <w:tcMar>
+              <w:top w:type="dxa" w:w="60"/>
+              <w:left w:type="dxa" w:w="80"/>
+              <w:bottom w:type="dxa" w:w="60"/>
+              <w:right w:type="dxa" w:w="80"/>
+            </w:tcMar>
+            <w:vAlign w:val="center"/>
+          </w:tcPr>
+          <w:p>
+            <w:pPr>
+              <w:jc w:val="center"/>
+            </w:pPr>
+            <w:r>
+              <w:rPr>
+                <w:rFonts w:ascii="Arial" w:cs="Arial" w:eastAsia="Arial" w:hAnsi="Arial"/>
+                <w:b w:val="false"/>
+                <w:bCs w:val="false"/>
+                <w:color w:val="333333"/>
+                <w:sz w:val="14"/>
+                <w:szCs w:val="14"/>
+              </w:rPr>
+              <w:t xml:space="preserve">15</w:t>
+            </w:r>
+          </w:p>
+        </w:tc>
+        <w:tc>
+          <w:tcPr>
+            <w:tcW w:type="dxa" w:w="2800"/>
+            <w:tcBorders>
+              <w:top w:val="single" w:color="CCCCCC" w:sz="1"/>
+              <w:left w:val="single" w:color="CCCCCC" w:sz="1"/>
+              <w:bottom w:val="single" w:color="CCCCCC" w:sz="1"/>
+              <w:right w:val="single" w:color="CCCCCC" w:sz="1"/>
+            </w:tcBorders>
+            <w:shd w:fill="FFFFFF" w:color="FFFFFF" w:val="solid"/>
+            <w:tcMar>
+              <w:top w:type="dxa" w:w="60"/>
+              <w:left w:type="dxa" w:w="80"/>
+              <w:bottom w:type="dxa" w:w="60"/>
+              <w:right w:type="dxa" w:w="80"/>
+            </w:tcMar>
+            <w:vAlign w:val="center"/>
+          </w:tcPr>
+          <w:p>
+            <w:pPr>
+              <w:jc w:val="left"/>
+            </w:pPr>
+            <w:r>
+              <w:rPr>
+                <w:rFonts w:ascii="Arial" w:cs="Arial" w:eastAsia="Arial" w:hAnsi="Arial"/>
+                <w:b w:val="false"/>
+                <w:bCs w:val="false"/>
+                <w:color w:val="333333"/>
+                <w:sz w:val="13"/>
+                <w:szCs w:val="13"/>
+              </w:rPr>
+              <w:t xml:space="preserve">コートホテル新横浜</w:t>
+            </w:r>
+          </w:p>
+        </w:tc>
+        <w:tc>
+          <w:tcPr>
+            <w:tcW w:type="dxa" w:w="700"/>
+            <w:tcBorders>
+              <w:top w:val="single" w:color="CCCCCC" w:sz="1"/>
+              <w:left w:val="single" w:color="CCCCCC" w:sz="1"/>
+              <w:bottom w:val="single" w:color="CCCCCC" w:sz="1"/>
+              <w:right w:val="single" w:color="CCCCCC" w:sz="1"/>
+            </w:tcBorders>
+            <w:shd w:fill="FFFFFF" w:color="FFFFFF" w:val="solid"/>
+            <w:tcMar>
+              <w:top w:type="dxa" w:w="60"/>
+              <w:left w:type="dxa" w:w="80"/>
+              <w:bottom w:type="dxa" w:w="60"/>
+              <w:right w:type="dxa" w:w="80"/>
+            </w:tcMar>
+            <w:vAlign w:val="center"/>
+          </w:tcPr>
+          <w:p>
+            <w:pPr>
+              <w:jc w:val="center"/>
+            </w:pPr>
+            <w:r>
+              <w:rPr>
+                <w:rFonts w:ascii="Arial" w:cs="Arial" w:eastAsia="Arial" w:hAnsi="Arial"/>
+                <w:b w:val="false"/>
+                <w:bCs w:val="false"/>
+                <w:color w:val="E74C3C"/>
+                <w:sz w:val="14"/>
+                <w:szCs w:val="14"/>
+              </w:rPr>
+              <w:t xml:space="preserve">7.03</w:t>
+            </w:r>
+          </w:p>
+        </w:tc>
+        <w:tc>
+          <w:tcPr>
+            <w:tcW w:type="dxa" w:w="700"/>
+            <w:tcBorders>
+              <w:top w:val="single" w:color="CCCCCC" w:sz="1"/>
+              <w:left w:val="single" w:color="CCCCCC" w:sz="1"/>
+              <w:bottom w:val="single" w:color="CCCCCC" w:sz="1"/>
+              <w:right w:val="single" w:color="CCCCCC" w:sz="1"/>
+            </w:tcBorders>
+            <w:shd w:fill="FFFFFF" w:color="FFFFFF" w:val="solid"/>
+            <w:tcMar>
+              <w:top w:type="dxa" w:w="60"/>
+              <w:left w:type="dxa" w:w="80"/>
+              <w:bottom w:type="dxa" w:w="60"/>
+              <w:right w:type="dxa" w:w="80"/>
+            </w:tcMar>
+            <w:vAlign w:val="center"/>
+          </w:tcPr>
+          <w:p>
+            <w:pPr>
+              <w:jc w:val="center"/>
+            </w:pPr>
+            <w:r>
+              <w:rPr>
+                <w:rFonts w:ascii="Arial" w:cs="Arial" w:eastAsia="Arial" w:hAnsi="Arial"/>
+                <w:b w:val="false"/>
+                <w:bCs w:val="false"/>
+                <w:color w:val="333333"/>
+                <w:sz w:val="14"/>
+                <w:szCs w:val="14"/>
+              </w:rPr>
+              <w:t xml:space="preserve">120</w:t>
+            </w:r>
+          </w:p>
+        </w:tc>
+        <w:tc>
+          <w:tcPr>
+            <w:tcW w:type="dxa" w:w="700"/>
+            <w:tcBorders>
+              <w:top w:val="single" w:color="CCCCCC" w:sz="1"/>
+              <w:left w:val="single" w:color="CCCCCC" w:sz="1"/>
+              <w:bottom w:val="single" w:color="CCCCCC" w:sz="1"/>
+              <w:right w:val="single" w:color="CCCCCC" w:sz="1"/>
+            </w:tcBorders>
+            <w:shd w:fill="FFFFFF" w:color="FFFFFF" w:val="solid"/>
+            <w:tcMar>
+              <w:top w:type="dxa" w:w="60"/>
+              <w:left w:type="dxa" w:w="80"/>
+              <w:bottom w:type="dxa" w:w="60"/>
+              <w:right w:type="dxa" w:w="80"/>
+            </w:tcMar>
+            <w:vAlign w:val="center"/>
+          </w:tcPr>
+          <w:p>
+            <w:pPr>
+              <w:jc w:val="center"/>
+            </w:pPr>
+            <w:r>
+              <w:rPr>
+                <w:rFonts w:ascii="Arial" w:cs="Arial" w:eastAsia="Arial" w:hAnsi="Arial"/>
+                <w:b w:val="false"/>
+                <w:bCs w:val="false"/>
+                <w:color w:val="333333"/>
+                <w:sz w:val="14"/>
+                <w:szCs w:val="14"/>
+              </w:rPr>
+              <w:t xml:space="preserve">70.9%</w:t>
+            </w:r>
+          </w:p>
+        </w:tc>
+        <w:tc>
+          <w:tcPr>
+            <w:tcW w:type="dxa" w:w="1300"/>
+            <w:tcBorders>
+              <w:top w:val="single" w:color="CCCCCC" w:sz="1"/>
+              <w:left w:val="single" w:color="CCCCCC" w:sz="1"/>
+              <w:bottom w:val="single" w:color="CCCCCC" w:sz="1"/>
+              <w:right w:val="single" w:color="CCCCCC" w:sz="1"/>
+            </w:tcBorders>
+            <w:shd w:fill="FFFFFF" w:color="FFFFFF" w:val="solid"/>
+            <w:tcMar>
+              <w:top w:type="dxa" w:w="60"/>
+              <w:left w:type="dxa" w:w="80"/>
+              <w:bottom w:type="dxa" w:w="60"/>
+              <w:right w:type="dxa" w:w="80"/>
+            </w:tcMar>
+            <w:vAlign w:val="center"/>
+          </w:tcPr>
+          <w:p>
+            <w:pPr>
+              <w:jc w:val="center"/>
+            </w:pPr>
+            <w:r>
+              <w:rPr>
+                <w:rFonts w:ascii="Arial" w:cs="Arial" w:eastAsia="Arial" w:hAnsi="Arial"/>
+                <w:b w:val="false"/>
+                <w:bCs w:val="false"/>
+                <w:color w:val="333333"/>
+                <w:sz w:val="14"/>
+                <w:szCs w:val="14"/>
+              </w:rPr>
+              <w:t xml:space="preserve">¥3,705,215</w:t>
+            </w:r>
+          </w:p>
+        </w:tc>
+        <w:tc>
+          <w:tcPr>
+            <w:tcW w:type="dxa" w:w="1200"/>
+            <w:tcBorders>
+              <w:top w:val="single" w:color="CCCCCC" w:sz="1"/>
+              <w:left w:val="single" w:color="CCCCCC" w:sz="1"/>
+              <w:bottom w:val="single" w:color="CCCCCC" w:sz="1"/>
+              <w:right w:val="single" w:color="CCCCCC" w:sz="1"/>
+            </w:tcBorders>
+            <w:shd w:fill="FFFFFF" w:color="FFFFFF" w:val="solid"/>
+            <w:tcMar>
+              <w:top w:type="dxa" w:w="60"/>
+              <w:left w:type="dxa" w:w="80"/>
+              <w:bottom w:type="dxa" w:w="60"/>
+              <w:right w:type="dxa" w:w="80"/>
+            </w:tcMar>
+            <w:vAlign w:val="center"/>
+          </w:tcPr>
+          <w:p>
+            <w:pPr>
+              <w:jc w:val="center"/>
+            </w:pPr>
+            <w:r>
+              <w:rPr>
+                <w:rFonts w:ascii="Arial" w:cs="Arial" w:eastAsia="Arial" w:hAnsi="Arial"/>
+                <w:b w:val="false"/>
+                <w:bCs w:val="false"/>
+                <w:color w:val="333333"/>
+                <w:sz w:val="14"/>
+                <w:szCs w:val="14"/>
+              </w:rPr>
+              <w:t xml:space="preserve">¥1,020,472</w:t>
+            </w:r>
+          </w:p>
+        </w:tc>
+        <w:tc>
+          <w:tcPr>
+            <w:tcW w:type="dxa" w:w="700"/>
+            <w:tcBorders>
+              <w:top w:val="single" w:color="CCCCCC" w:sz="1"/>
+              <w:left w:val="single" w:color="CCCCCC" w:sz="1"/>
+              <w:bottom w:val="single" w:color="CCCCCC" w:sz="1"/>
+              <w:right w:val="single" w:color="CCCCCC" w:sz="1"/>
+            </w:tcBorders>
+            <w:shd w:fill="FFFFFF" w:color="FFFFFF" w:val="solid"/>
+            <w:tcMar>
+              <w:top w:type="dxa" w:w="60"/>
+              <w:left w:type="dxa" w:w="80"/>
+              <w:bottom w:type="dxa" w:w="60"/>
+              <w:right w:type="dxa" w:w="80"/>
+            </w:tcMar>
+            <w:vAlign w:val="center"/>
+          </w:tcPr>
+          <w:p>
+            <w:pPr>
+              <w:jc w:val="center"/>
+            </w:pPr>
+            <w:r>
+              <w:rPr>
+                <w:rFonts w:ascii="Arial" w:cs="Arial" w:eastAsia="Arial" w:hAnsi="Arial"/>
+                <w:b w:val="false"/>
+                <w:bCs w:val="false"/>
+                <w:color w:val="333333"/>
+                <w:sz w:val="14"/>
+                <w:szCs w:val="14"/>
+              </w:rPr>
+              <w:t xml:space="preserve">27.5%</w:t>
+            </w:r>
+          </w:p>
+        </w:tc>
+        <w:tc>
+          <w:tcPr>
+            <w:tcW w:type="dxa" w:w="900"/>
+            <w:tcBorders>
+              <w:top w:val="single" w:color="CCCCCC" w:sz="1"/>
+              <w:left w:val="single" w:color="CCCCCC" w:sz="1"/>
+              <w:bottom w:val="single" w:color="CCCCCC" w:sz="1"/>
+              <w:right w:val="single" w:color="CCCCCC" w:sz="1"/>
+            </w:tcBorders>
+            <w:shd w:fill="FFFFFF" w:color="FFFFFF" w:val="solid"/>
+            <w:tcMar>
+              <w:top w:type="dxa" w:w="60"/>
+              <w:left w:type="dxa" w:w="80"/>
+              <w:bottom w:type="dxa" w:w="60"/>
+              <w:right w:type="dxa" w:w="80"/>
+            </w:tcMar>
+            <w:vAlign w:val="center"/>
+          </w:tcPr>
+          <w:p>
+            <w:pPr>
+              <w:jc w:val="center"/>
+            </w:pPr>
+            <w:r>
+              <w:rPr>
+                <w:rFonts w:ascii="Arial" w:cs="Arial" w:eastAsia="Arial" w:hAnsi="Arial"/>
+                <w:b w:val="false"/>
+                <w:bCs w:val="false"/>
+                <w:color w:val="333333"/>
+                <w:sz w:val="14"/>
+                <w:szCs w:val="14"/>
+              </w:rPr>
+              <w:t xml:space="preserve">¥977</w:t>
+            </w:r>
+          </w:p>
+        </w:tc>
+        <w:tc>
+          <w:tcPr>
+            <w:tcW w:type="dxa" w:w="900"/>
+            <w:tcBorders>
+              <w:top w:val="single" w:color="CCCCCC" w:sz="1"/>
+              <w:left w:val="single" w:color="CCCCCC" w:sz="1"/>
+              <w:bottom w:val="single" w:color="CCCCCC" w:sz="1"/>
+              <w:right w:val="single" w:color="CCCCCC" w:sz="1"/>
+            </w:tcBorders>
+            <w:shd w:fill="FFEBEE" w:color="FFEBEE" w:val="solid"/>
+            <w:tcMar>
+              <w:top w:type="dxa" w:w="60"/>
+              <w:left w:type="dxa" w:w="80"/>
+              <w:bottom w:type="dxa" w:w="60"/>
+              <w:right w:type="dxa" w:w="80"/>
+            </w:tcMar>
+            <w:vAlign w:val="center"/>
+          </w:tcPr>
+          <w:p>
+            <w:pPr>
+              <w:jc w:val="center"/>
+            </w:pPr>
+            <w:r>
+              <w:rPr>
+                <w:rFonts w:ascii="Arial" w:cs="Arial" w:eastAsia="Arial" w:hAnsi="Arial"/>
+                <w:b/>
+                <w:bCs/>
+                <w:color w:val="C62828"/>
+                <w:sz w:val="13"/>
+                <w:szCs w:val="13"/>
+              </w:rPr>
+              <w:t xml:space="preserve">🔴 緊急</w:t>
+            </w:r>
+          </w:p>
+        </w:tc>
+      </w:tr>
+      <w:tr>
+        <w:tc>
+          <w:tcPr>
+            <w:tcW w:type="dxa" w:w="400"/>
+            <w:tcBorders>
+              <w:top w:val="single" w:color="CCCCCC" w:sz="1"/>
+              <w:left w:val="single" w:color="CCCCCC" w:sz="1"/>
+              <w:bottom w:val="single" w:color="CCCCCC" w:sz="1"/>
+              <w:right w:val="single" w:color="CCCCCC" w:sz="1"/>
+            </w:tcBorders>
+            <w:shd w:fill="F5F7FA" w:color="F5F7FA" w:val="solid"/>
+            <w:tcMar>
+              <w:top w:type="dxa" w:w="60"/>
+              <w:left w:type="dxa" w:w="80"/>
+              <w:bottom w:type="dxa" w:w="60"/>
+              <w:right w:type="dxa" w:w="80"/>
+            </w:tcMar>
+            <w:vAlign w:val="center"/>
+          </w:tcPr>
+          <w:p>
+            <w:pPr>
+              <w:jc w:val="center"/>
+            </w:pPr>
+            <w:r>
+              <w:rPr>
+                <w:rFonts w:ascii="Arial" w:cs="Arial" w:eastAsia="Arial" w:hAnsi="Arial"/>
+                <w:b w:val="false"/>
+                <w:bCs w:val="false"/>
+                <w:color w:val="333333"/>
+                <w:sz w:val="14"/>
+                <w:szCs w:val="14"/>
+              </w:rPr>
+              <w:t xml:space="preserve">16</w:t>
+            </w:r>
+          </w:p>
+        </w:tc>
+        <w:tc>
+          <w:tcPr>
+            <w:tcW w:type="dxa" w:w="2800"/>
+            <w:tcBorders>
+              <w:top w:val="single" w:color="CCCCCC" w:sz="1"/>
+              <w:left w:val="single" w:color="CCCCCC" w:sz="1"/>
+              <w:bottom w:val="single" w:color="CCCCCC" w:sz="1"/>
+              <w:right w:val="single" w:color="CCCCCC" w:sz="1"/>
+            </w:tcBorders>
+            <w:shd w:fill="F5F7FA" w:color="F5F7FA" w:val="solid"/>
+            <w:tcMar>
+              <w:top w:type="dxa" w:w="60"/>
+              <w:left w:type="dxa" w:w="80"/>
+              <w:bottom w:type="dxa" w:w="60"/>
+              <w:right w:type="dxa" w:w="80"/>
+            </w:tcMar>
+            <w:vAlign w:val="center"/>
+          </w:tcPr>
+          <w:p>
+            <w:pPr>
+              <w:jc w:val="left"/>
+            </w:pPr>
+            <w:r>
+              <w:rPr>
+                <w:rFonts w:ascii="Arial" w:cs="Arial" w:eastAsia="Arial" w:hAnsi="Arial"/>
+                <w:b w:val="false"/>
+                <w:bCs w:val="false"/>
+                <w:color w:val="333333"/>
+                <w:sz w:val="13"/>
+                <w:szCs w:val="13"/>
+              </w:rPr>
+              <w:t xml:space="preserve">リッチモンドホテル東京目白</w:t>
+            </w:r>
+          </w:p>
+        </w:tc>
+        <w:tc>
+          <w:tcPr>
+            <w:tcW w:type="dxa" w:w="700"/>
+            <w:tcBorders>
+              <w:top w:val="single" w:color="CCCCCC" w:sz="1"/>
+              <w:left w:val="single" w:color="CCCCCC" w:sz="1"/>
+              <w:bottom w:val="single" w:color="CCCCCC" w:sz="1"/>
+              <w:right w:val="single" w:color="CCCCCC" w:sz="1"/>
+            </w:tcBorders>
+            <w:shd w:fill="F5F7FA" w:color="F5F7FA" w:val="solid"/>
+            <w:tcMar>
+              <w:top w:type="dxa" w:w="60"/>
+              <w:left w:type="dxa" w:w="80"/>
+              <w:bottom w:type="dxa" w:w="60"/>
+              <w:right w:type="dxa" w:w="80"/>
+            </w:tcMar>
+            <w:vAlign w:val="center"/>
+          </w:tcPr>
+          <w:p>
+            <w:pPr>
+              <w:jc w:val="center"/>
+            </w:pPr>
+            <w:r>
+              <w:rPr>
+                <w:rFonts w:ascii="Arial" w:cs="Arial" w:eastAsia="Arial" w:hAnsi="Arial"/>
+                <w:b w:val="false"/>
+                <w:bCs w:val="false"/>
+                <w:color w:val="27AE60"/>
+                <w:sz w:val="14"/>
+                <w:szCs w:val="14"/>
+              </w:rPr>
+              <w:t xml:space="preserve">8.69</w:t>
+            </w:r>
+          </w:p>
+        </w:tc>
+        <w:tc>
+          <w:tcPr>
+            <w:tcW w:type="dxa" w:w="700"/>
+            <w:tcBorders>
+              <w:top w:val="single" w:color="CCCCCC" w:sz="1"/>
+              <w:left w:val="single" w:color="CCCCCC" w:sz="1"/>
+              <w:bottom w:val="single" w:color="CCCCCC" w:sz="1"/>
+              <w:right w:val="single" w:color="CCCCCC" w:sz="1"/>
+            </w:tcBorders>
+            <w:shd w:fill="F5F7FA" w:color="F5F7FA" w:val="solid"/>
+            <w:tcMar>
+              <w:top w:type="dxa" w:w="60"/>
+              <w:left w:type="dxa" w:w="80"/>
+              <w:bottom w:type="dxa" w:w="60"/>
+              <w:right w:type="dxa" w:w="80"/>
+            </w:tcMar>
+            <w:vAlign w:val="center"/>
+          </w:tcPr>
+          <w:p>
+            <w:pPr>
+              <w:jc w:val="center"/>
+            </w:pPr>
+            <w:r>
+              <w:rPr>
+                <w:rFonts w:ascii="Arial" w:cs="Arial" w:eastAsia="Arial" w:hAnsi="Arial"/>
+                <w:b w:val="false"/>
+                <w:bCs w:val="false"/>
+                <w:color w:val="333333"/>
+                <w:sz w:val="14"/>
+                <w:szCs w:val="14"/>
+              </w:rPr>
+              <w:t xml:space="preserve">127</w:t>
+            </w:r>
+          </w:p>
+        </w:tc>
+        <w:tc>
+          <w:tcPr>
+            <w:tcW w:type="dxa" w:w="700"/>
+            <w:tcBorders>
+              <w:top w:val="single" w:color="CCCCCC" w:sz="1"/>
+              <w:left w:val="single" w:color="CCCCCC" w:sz="1"/>
+              <w:bottom w:val="single" w:color="CCCCCC" w:sz="1"/>
+              <w:right w:val="single" w:color="CCCCCC" w:sz="1"/>
+            </w:tcBorders>
+            <w:shd w:fill="F5F7FA" w:color="F5F7FA" w:val="solid"/>
+            <w:tcMar>
+              <w:top w:type="dxa" w:w="60"/>
+              <w:left w:type="dxa" w:w="80"/>
+              <w:bottom w:type="dxa" w:w="60"/>
+              <w:right w:type="dxa" w:w="80"/>
+            </w:tcMar>
+            <w:vAlign w:val="center"/>
+          </w:tcPr>
+          <w:p>
+            <w:pPr>
+              <w:jc w:val="center"/>
+            </w:pPr>
+            <w:r>
+              <w:rPr>
+                <w:rFonts w:ascii="Arial" w:cs="Arial" w:eastAsia="Arial" w:hAnsi="Arial"/>
+                <w:b w:val="false"/>
+                <w:bCs w:val="false"/>
+                <w:color w:val="333333"/>
+                <w:sz w:val="14"/>
+                <w:szCs w:val="14"/>
+              </w:rPr>
+              <w:t xml:space="preserve">81.8%</w:t>
+            </w:r>
+          </w:p>
+        </w:tc>
+        <w:tc>
+          <w:tcPr>
+            <w:tcW w:type="dxa" w:w="1300"/>
+            <w:tcBorders>
+              <w:top w:val="single" w:color="CCCCCC" w:sz="1"/>
+              <w:left w:val="single" w:color="CCCCCC" w:sz="1"/>
+              <w:bottom w:val="single" w:color="CCCCCC" w:sz="1"/>
+              <w:right w:val="single" w:color="CCCCCC" w:sz="1"/>
+            </w:tcBorders>
+            <w:shd w:fill="F5F7FA" w:color="F5F7FA" w:val="solid"/>
+            <w:tcMar>
+              <w:top w:type="dxa" w:w="60"/>
+              <w:left w:type="dxa" w:w="80"/>
+              <w:bottom w:type="dxa" w:w="60"/>
+              <w:right w:type="dxa" w:w="80"/>
+            </w:tcMar>
+            <w:vAlign w:val="center"/>
+          </w:tcPr>
+          <w:p>
+            <w:pPr>
+              <w:jc w:val="center"/>
+            </w:pPr>
+            <w:r>
+              <w:rPr>
+                <w:rFonts w:ascii="Arial" w:cs="Arial" w:eastAsia="Arial" w:hAnsi="Arial"/>
+                <w:b w:val="false"/>
+                <w:bCs w:val="false"/>
+                <w:color w:val="333333"/>
+                <w:sz w:val="14"/>
+                <w:szCs w:val="14"/>
+              </w:rPr>
+              <w:t xml:space="preserve">¥3,663,440</w:t>
+            </w:r>
+          </w:p>
+        </w:tc>
+        <w:tc>
+          <w:tcPr>
+            <w:tcW w:type="dxa" w:w="1200"/>
+            <w:tcBorders>
+              <w:top w:val="single" w:color="CCCCCC" w:sz="1"/>
+              <w:left w:val="single" w:color="CCCCCC" w:sz="1"/>
+              <w:bottom w:val="single" w:color="CCCCCC" w:sz="1"/>
+              <w:right w:val="single" w:color="CCCCCC" w:sz="1"/>
+            </w:tcBorders>
+            <w:shd w:fill="F5F7FA" w:color="F5F7FA" w:val="solid"/>
+            <w:tcMar>
+              <w:top w:type="dxa" w:w="60"/>
+              <w:left w:type="dxa" w:w="80"/>
+              <w:bottom w:type="dxa" w:w="60"/>
+              <w:right w:type="dxa" w:w="80"/>
+            </w:tcMar>
+            <w:vAlign w:val="center"/>
+          </w:tcPr>
+          <w:p>
+            <w:pPr>
+              <w:jc w:val="center"/>
+            </w:pPr>
+            <w:r>
+              <w:rPr>
+                <w:rFonts w:ascii="Arial" w:cs="Arial" w:eastAsia="Arial" w:hAnsi="Arial"/>
+                <w:b w:val="false"/>
+                <w:bCs w:val="false"/>
+                <w:color w:val="333333"/>
+                <w:sz w:val="14"/>
+                <w:szCs w:val="14"/>
+              </w:rPr>
+              <w:t xml:space="preserve">¥869,624</w:t>
+            </w:r>
+          </w:p>
+        </w:tc>
+        <w:tc>
+          <w:tcPr>
+            <w:tcW w:type="dxa" w:w="700"/>
+            <w:tcBorders>
+              <w:top w:val="single" w:color="CCCCCC" w:sz="1"/>
+              <w:left w:val="single" w:color="CCCCCC" w:sz="1"/>
+              <w:bottom w:val="single" w:color="CCCCCC" w:sz="1"/>
+              <w:right w:val="single" w:color="CCCCCC" w:sz="1"/>
+            </w:tcBorders>
+            <w:shd w:fill="F5F7FA" w:color="F5F7FA" w:val="solid"/>
+            <w:tcMar>
+              <w:top w:type="dxa" w:w="60"/>
+              <w:left w:type="dxa" w:w="80"/>
+              <w:bottom w:type="dxa" w:w="60"/>
+              <w:right w:type="dxa" w:w="80"/>
+            </w:tcMar>
+            <w:vAlign w:val="center"/>
+          </w:tcPr>
+          <w:p>
+            <w:pPr>
+              <w:jc w:val="center"/>
+            </w:pPr>
+            <w:r>
+              <w:rPr>
+                <w:rFonts w:ascii="Arial" w:cs="Arial" w:eastAsia="Arial" w:hAnsi="Arial"/>
+                <w:b w:val="false"/>
+                <w:bCs w:val="false"/>
+                <w:color w:val="333333"/>
+                <w:sz w:val="14"/>
+                <w:szCs w:val="14"/>
+              </w:rPr>
+              <w:t xml:space="preserve">23.7%</w:t>
+            </w:r>
+          </w:p>
+        </w:tc>
+        <w:tc>
+          <w:tcPr>
+            <w:tcW w:type="dxa" w:w="900"/>
+            <w:tcBorders>
+              <w:top w:val="single" w:color="CCCCCC" w:sz="1"/>
+              <w:left w:val="single" w:color="CCCCCC" w:sz="1"/>
+              <w:bottom w:val="single" w:color="CCCCCC" w:sz="1"/>
+              <w:right w:val="single" w:color="CCCCCC" w:sz="1"/>
+            </w:tcBorders>
+            <w:shd w:fill="F5F7FA" w:color="F5F7FA" w:val="solid"/>
+            <w:tcMar>
+              <w:top w:type="dxa" w:w="60"/>
+              <w:left w:type="dxa" w:w="80"/>
+              <w:bottom w:type="dxa" w:w="60"/>
+              <w:right w:type="dxa" w:w="80"/>
+            </w:tcMar>
+            <w:vAlign w:val="center"/>
+          </w:tcPr>
+          <w:p>
+            <w:pPr>
+              <w:jc w:val="center"/>
+            </w:pPr>
+            <w:r>
+              <w:rPr>
+                <w:rFonts w:ascii="Arial" w:cs="Arial" w:eastAsia="Arial" w:hAnsi="Arial"/>
+                <w:b w:val="false"/>
+                <w:bCs w:val="false"/>
+                <w:color w:val="333333"/>
+                <w:sz w:val="14"/>
+                <w:szCs w:val="14"/>
+              </w:rPr>
+              <w:t xml:space="preserve">¥1,104</w:t>
+            </w:r>
+          </w:p>
+        </w:tc>
+        <w:tc>
+          <w:tcPr>
+            <w:tcW w:type="dxa" w:w="900"/>
+            <w:tcBorders>
+              <w:top w:val="single" w:color="CCCCCC" w:sz="1"/>
+              <w:left w:val="single" w:color="CCCCCC" w:sz="1"/>
+              <w:bottom w:val="single" w:color="CCCCCC" w:sz="1"/>
+              <w:right w:val="single" w:color="CCCCCC" w:sz="1"/>
+            </w:tcBorders>
+            <w:shd w:fill="E3F2FD" w:color="E3F2FD" w:val="solid"/>
+            <w:tcMar>
+              <w:top w:type="dxa" w:w="60"/>
+              <w:left w:type="dxa" w:w="80"/>
+              <w:bottom w:type="dxa" w:w="60"/>
+              <w:right w:type="dxa" w:w="80"/>
+            </w:tcMar>
+            <w:vAlign w:val="center"/>
+          </w:tcPr>
+          <w:p>
+            <w:pPr>
+              <w:jc w:val="center"/>
+            </w:pPr>
+            <w:r>
+              <w:rPr>
+                <w:rFonts w:ascii="Arial" w:cs="Arial" w:eastAsia="Arial" w:hAnsi="Arial"/>
+                <w:b/>
+                <w:bCs/>
+                <w:color w:val="1565C0"/>
+                <w:sz w:val="13"/>
+                <w:szCs w:val="13"/>
+              </w:rPr>
+              <w:t xml:space="preserve">🔵 標準</w:t>
+            </w:r>
+          </w:p>
+        </w:tc>
+      </w:tr>
+      <w:tr>
+        <w:tc>
+          <w:tcPr>
+            <w:tcW w:type="dxa" w:w="400"/>
+            <w:tcBorders>
+              <w:top w:val="single" w:color="CCCCCC" w:sz="1"/>
+              <w:left w:val="single" w:color="CCCCCC" w:sz="1"/>
+              <w:bottom w:val="single" w:color="CCCCCC" w:sz="1"/>
+              <w:right w:val="single" w:color="CCCCCC" w:sz="1"/>
+            </w:tcBorders>
+            <w:shd w:fill="FFFFFF" w:color="FFFFFF" w:val="solid"/>
+            <w:tcMar>
+              <w:top w:type="dxa" w:w="60"/>
+              <w:left w:type="dxa" w:w="80"/>
+              <w:bottom w:type="dxa" w:w="60"/>
+              <w:right w:type="dxa" w:w="80"/>
+            </w:tcMar>
+            <w:vAlign w:val="center"/>
+          </w:tcPr>
+          <w:p>
+            <w:pPr>
+              <w:jc w:val="center"/>
+            </w:pPr>
+            <w:r>
+              <w:rPr>
+                <w:rFonts w:ascii="Arial" w:cs="Arial" w:eastAsia="Arial" w:hAnsi="Arial"/>
+                <w:b w:val="false"/>
+                <w:bCs w:val="false"/>
+                <w:color w:val="333333"/>
+                <w:sz w:val="14"/>
+                <w:szCs w:val="14"/>
+              </w:rPr>
+              <w:t xml:space="preserve">17</w:t>
+            </w:r>
+          </w:p>
+        </w:tc>
+        <w:tc>
+          <w:tcPr>
+            <w:tcW w:type="dxa" w:w="2800"/>
+            <w:tcBorders>
+              <w:top w:val="single" w:color="CCCCCC" w:sz="1"/>
+              <w:left w:val="single" w:color="CCCCCC" w:sz="1"/>
+              <w:bottom w:val="single" w:color="CCCCCC" w:sz="1"/>
+              <w:right w:val="single" w:color="CCCCCC" w:sz="1"/>
+            </w:tcBorders>
+            <w:shd w:fill="FFFFFF" w:color="FFFFFF" w:val="solid"/>
+            <w:tcMar>
+              <w:top w:type="dxa" w:w="60"/>
+              <w:left w:type="dxa" w:w="80"/>
+              <w:bottom w:type="dxa" w:w="60"/>
+              <w:right w:type="dxa" w:w="80"/>
+            </w:tcMar>
+            <w:vAlign w:val="center"/>
+          </w:tcPr>
+          <w:p>
+            <w:pPr>
+              <w:jc w:val="left"/>
+            </w:pPr>
+            <w:r>
+              <w:rPr>
+                <w:rFonts w:ascii="Arial" w:cs="Arial" w:eastAsia="Arial" w:hAnsi="Arial"/>
+                <w:b w:val="false"/>
+                <w:bCs w:val="false"/>
+                <w:color w:val="333333"/>
+                <w:sz w:val="13"/>
+                <w:szCs w:val="13"/>
+              </w:rPr>
+              <w:t xml:space="preserve">コンフォートイン六本木</w:t>
+            </w:r>
+          </w:p>
+        </w:tc>
+        <w:tc>
+          <w:tcPr>
+            <w:tcW w:type="dxa" w:w="700"/>
+            <w:tcBorders>
+              <w:top w:val="single" w:color="CCCCCC" w:sz="1"/>
+              <w:left w:val="single" w:color="CCCCCC" w:sz="1"/>
+              <w:bottom w:val="single" w:color="CCCCCC" w:sz="1"/>
+              <w:right w:val="single" w:color="CCCCCC" w:sz="1"/>
+            </w:tcBorders>
+            <w:shd w:fill="FFFFFF" w:color="FFFFFF" w:val="solid"/>
+            <w:tcMar>
+              <w:top w:type="dxa" w:w="60"/>
+              <w:left w:type="dxa" w:w="80"/>
+              <w:bottom w:type="dxa" w:w="60"/>
+              <w:right w:type="dxa" w:w="80"/>
+            </w:tcMar>
+            <w:vAlign w:val="center"/>
+          </w:tcPr>
+          <w:p>
+            <w:pPr>
+              <w:jc w:val="center"/>
+            </w:pPr>
+            <w:r>
+              <w:rPr>
+                <w:rFonts w:ascii="Arial" w:cs="Arial" w:eastAsia="Arial" w:hAnsi="Arial"/>
+                <w:b w:val="false"/>
+                <w:bCs w:val="false"/>
+                <w:color w:val="333333"/>
+                <w:sz w:val="14"/>
+                <w:szCs w:val="14"/>
+              </w:rPr>
+              <w:t xml:space="preserve">8.15</w:t>
+            </w:r>
+          </w:p>
+        </w:tc>
+        <w:tc>
+          <w:tcPr>
+            <w:tcW w:type="dxa" w:w="700"/>
+            <w:tcBorders>
+              <w:top w:val="single" w:color="CCCCCC" w:sz="1"/>
+              <w:left w:val="single" w:color="CCCCCC" w:sz="1"/>
+              <w:bottom w:val="single" w:color="CCCCCC" w:sz="1"/>
+              <w:right w:val="single" w:color="CCCCCC" w:sz="1"/>
+            </w:tcBorders>
+            <w:shd w:fill="FFFFFF" w:color="FFFFFF" w:val="solid"/>
+            <w:tcMar>
+              <w:top w:type="dxa" w:w="60"/>
+              <w:left w:type="dxa" w:w="80"/>
+              <w:bottom w:type="dxa" w:w="60"/>
+              <w:right w:type="dxa" w:w="80"/>
+            </w:tcMar>
+            <w:vAlign w:val="center"/>
+          </w:tcPr>
+          <w:p>
+            <w:pPr>
+              <w:jc w:val="center"/>
+            </w:pPr>
+            <w:r>
+              <w:rPr>
+                <w:rFonts w:ascii="Arial" w:cs="Arial" w:eastAsia="Arial" w:hAnsi="Arial"/>
+                <w:b w:val="false"/>
+                <w:bCs w:val="false"/>
+                <w:color w:val="333333"/>
+                <w:sz w:val="14"/>
+                <w:szCs w:val="14"/>
+              </w:rPr>
+              <w:t xml:space="preserve">108</w:t>
+            </w:r>
+          </w:p>
+        </w:tc>
+        <w:tc>
+          <w:tcPr>
+            <w:tcW w:type="dxa" w:w="700"/>
+            <w:tcBorders>
+              <w:top w:val="single" w:color="CCCCCC" w:sz="1"/>
+              <w:left w:val="single" w:color="CCCCCC" w:sz="1"/>
+              <w:bottom w:val="single" w:color="CCCCCC" w:sz="1"/>
+              <w:right w:val="single" w:color="CCCCCC" w:sz="1"/>
+            </w:tcBorders>
+            <w:shd w:fill="FFFFFF" w:color="FFFFFF" w:val="solid"/>
+            <w:tcMar>
+              <w:top w:type="dxa" w:w="60"/>
+              <w:left w:type="dxa" w:w="80"/>
+              <w:bottom w:type="dxa" w:w="60"/>
+              <w:right w:type="dxa" w:w="80"/>
+            </w:tcMar>
+            <w:vAlign w:val="center"/>
+          </w:tcPr>
+          <w:p>
+            <w:pPr>
+              <w:jc w:val="center"/>
+            </w:pPr>
+            <w:r>
+              <w:rPr>
+                <w:rFonts w:ascii="Arial" w:cs="Arial" w:eastAsia="Arial" w:hAnsi="Arial"/>
+                <w:b w:val="false"/>
+                <w:bCs w:val="false"/>
+                <w:color w:val="333333"/>
+                <w:sz w:val="14"/>
+                <w:szCs w:val="14"/>
+              </w:rPr>
+              <w:t xml:space="preserve">72.3%</w:t>
+            </w:r>
+          </w:p>
+        </w:tc>
+        <w:tc>
+          <w:tcPr>
+            <w:tcW w:type="dxa" w:w="1300"/>
+            <w:tcBorders>
+              <w:top w:val="single" w:color="CCCCCC" w:sz="1"/>
+              <w:left w:val="single" w:color="CCCCCC" w:sz="1"/>
+              <w:bottom w:val="single" w:color="CCCCCC" w:sz="1"/>
+              <w:right w:val="single" w:color="CCCCCC" w:sz="1"/>
+            </w:tcBorders>
+            <w:shd w:fill="FFFFFF" w:color="FFFFFF" w:val="solid"/>
+            <w:tcMar>
+              <w:top w:type="dxa" w:w="60"/>
+              <w:left w:type="dxa" w:w="80"/>
+              <w:bottom w:type="dxa" w:w="60"/>
+              <w:right w:type="dxa" w:w="80"/>
+            </w:tcMar>
+            <w:vAlign w:val="center"/>
+          </w:tcPr>
+          <w:p>
+            <w:pPr>
+              <w:jc w:val="center"/>
+            </w:pPr>
+            <w:r>
+              <w:rPr>
+                <w:rFonts w:ascii="Arial" w:cs="Arial" w:eastAsia="Arial" w:hAnsi="Arial"/>
+                <w:b w:val="false"/>
+                <w:bCs w:val="false"/>
+                <w:color w:val="333333"/>
+                <w:sz w:val="14"/>
+                <w:szCs w:val="14"/>
+              </w:rPr>
+              <w:t xml:space="preserve">¥2,842,630</w:t>
+            </w:r>
+          </w:p>
+        </w:tc>
+        <w:tc>
+          <w:tcPr>
+            <w:tcW w:type="dxa" w:w="1200"/>
+            <w:tcBorders>
+              <w:top w:val="single" w:color="CCCCCC" w:sz="1"/>
+              <w:left w:val="single" w:color="CCCCCC" w:sz="1"/>
+              <w:bottom w:val="single" w:color="CCCCCC" w:sz="1"/>
+              <w:right w:val="single" w:color="CCCCCC" w:sz="1"/>
+            </w:tcBorders>
+            <w:shd w:fill="FFFFFF" w:color="FFFFFF" w:val="solid"/>
+            <w:tcMar>
+              <w:top w:type="dxa" w:w="60"/>
+              <w:left w:type="dxa" w:w="80"/>
+              <w:bottom w:type="dxa" w:w="60"/>
+              <w:right w:type="dxa" w:w="80"/>
+            </w:tcMar>
+            <w:vAlign w:val="center"/>
+          </w:tcPr>
+          <w:p>
+            <w:pPr>
+              <w:jc w:val="center"/>
+            </w:pPr>
+            <w:r>
+              <w:rPr>
+                <w:rFonts w:ascii="Arial" w:cs="Arial" w:eastAsia="Arial" w:hAnsi="Arial"/>
+                <w:b w:val="false"/>
+                <w:bCs w:val="false"/>
+                <w:color w:val="333333"/>
+                <w:sz w:val="14"/>
+                <w:szCs w:val="14"/>
+              </w:rPr>
+              <w:t xml:space="preserve">¥964,811</w:t>
+            </w:r>
+          </w:p>
+        </w:tc>
+        <w:tc>
+          <w:tcPr>
+            <w:tcW w:type="dxa" w:w="700"/>
+            <w:tcBorders>
+              <w:top w:val="single" w:color="CCCCCC" w:sz="1"/>
+              <w:left w:val="single" w:color="CCCCCC" w:sz="1"/>
+              <w:bottom w:val="single" w:color="CCCCCC" w:sz="1"/>
+              <w:right w:val="single" w:color="CCCCCC" w:sz="1"/>
+            </w:tcBorders>
+            <w:shd w:fill="FFFFFF" w:color="FFFFFF" w:val="solid"/>
+            <w:tcMar>
+              <w:top w:type="dxa" w:w="60"/>
+              <w:left w:type="dxa" w:w="80"/>
+              <w:bottom w:type="dxa" w:w="60"/>
+              <w:right w:type="dxa" w:w="80"/>
+            </w:tcMar>
+            <w:vAlign w:val="center"/>
+          </w:tcPr>
+          <w:p>
+            <w:pPr>
+              <w:jc w:val="center"/>
+            </w:pPr>
+            <w:r>
+              <w:rPr>
+                <w:rFonts w:ascii="Arial" w:cs="Arial" w:eastAsia="Arial" w:hAnsi="Arial"/>
+                <w:b w:val="false"/>
+                <w:bCs w:val="false"/>
+                <w:color w:val="333333"/>
+                <w:sz w:val="14"/>
+                <w:szCs w:val="14"/>
+              </w:rPr>
+              <w:t xml:space="preserve">33.9%</w:t>
+            </w:r>
+          </w:p>
+        </w:tc>
+        <w:tc>
+          <w:tcPr>
+            <w:tcW w:type="dxa" w:w="900"/>
+            <w:tcBorders>
+              <w:top w:val="single" w:color="CCCCCC" w:sz="1"/>
+              <w:left w:val="single" w:color="CCCCCC" w:sz="1"/>
+              <w:bottom w:val="single" w:color="CCCCCC" w:sz="1"/>
+              <w:right w:val="single" w:color="CCCCCC" w:sz="1"/>
+            </w:tcBorders>
+            <w:shd w:fill="FFFFFF" w:color="FFFFFF" w:val="solid"/>
+            <w:tcMar>
+              <w:top w:type="dxa" w:w="60"/>
+              <w:left w:type="dxa" w:w="80"/>
+              <w:bottom w:type="dxa" w:w="60"/>
+              <w:right w:type="dxa" w:w="80"/>
+            </w:tcMar>
+            <w:vAlign w:val="center"/>
+          </w:tcPr>
+          <w:p>
+            <w:pPr>
+              <w:jc w:val="center"/>
+            </w:pPr>
+            <w:r>
+              <w:rPr>
+                <w:rFonts w:ascii="Arial" w:cs="Arial" w:eastAsia="Arial" w:hAnsi="Arial"/>
+                <w:b w:val="false"/>
+                <w:bCs w:val="false"/>
+                <w:color w:val="333333"/>
+                <w:sz w:val="14"/>
+                <w:szCs w:val="14"/>
+              </w:rPr>
+              <w:t xml:space="preserve">¥1,232</w:t>
             </w:r>
           </w:p>
         </w:tc>
@@ -5869,7 +7277,7 @@
                 <w:sz w:val="14"/>
                 <w:szCs w:val="14"/>
               </w:rPr>
-              <w:t xml:space="preserve">14</w:t>
+              <w:t xml:space="preserve">18</w:t>
             </w:r>
           </w:p>
         </w:tc>
@@ -5904,7 +7312,7 @@
                 <w:sz w:val="13"/>
                 <w:szCs w:val="13"/>
               </w:rPr>
-              <w:t xml:space="preserve">コンフォートホテルERA東京東神田</w:t>
+              <w:t xml:space="preserve">アパホテル相模原橋本駅東</w:t>
             </w:r>
           </w:p>
         </w:tc>
@@ -5935,11 +7343,11 @@
                 <w:rFonts w:ascii="Arial" w:cs="Arial" w:eastAsia="Arial" w:hAnsi="Arial"/>
                 <w:b w:val="false"/>
                 <w:bCs w:val="false"/>
-                <w:color w:val="27AE60"/>
+                <w:color w:val="333333"/>
                 <w:sz w:val="14"/>
                 <w:szCs w:val="14"/>
               </w:rPr>
-              <w:t xml:space="preserve">8.96</w:t>
+              <w:t xml:space="preserve">8.10</w:t>
             </w:r>
           </w:p>
         </w:tc>
@@ -5974,7 +7382,7 @@
                 <w:sz w:val="14"/>
                 <w:szCs w:val="14"/>
               </w:rPr>
-              <w:t xml:space="preserve">117</w:t>
+              <w:t xml:space="preserve">60</w:t>
             </w:r>
           </w:p>
         </w:tc>
@@ -6009,7 +7417,7 @@
                 <w:sz w:val="14"/>
                 <w:szCs w:val="14"/>
               </w:rPr>
-              <w:t xml:space="preserve">65.8%</w:t>
+              <w:t xml:space="preserve">66.9%</w:t>
             </w:r>
           </w:p>
         </w:tc>
@@ -6044,7 +7452,7 @@
                 <w:sz w:val="14"/>
                 <w:szCs w:val="14"/>
               </w:rPr>
-              <w:t xml:space="preserve">¥4,047,280</w:t>
+              <w:t xml:space="preserve">¥2,698,420</w:t>
             </w:r>
           </w:p>
         </w:tc>
@@ -6079,7 +7487,7 @@
                 <w:sz w:val="14"/>
                 <w:szCs w:val="14"/>
               </w:rPr>
-              <w:t xml:space="preserve">¥1,266,459</w:t>
+              <w:t xml:space="preserve">¥414,782</w:t>
             </w:r>
           </w:p>
         </w:tc>
@@ -6114,7 +7522,7 @@
                 <w:sz w:val="14"/>
                 <w:szCs w:val="14"/>
               </w:rPr>
-              <w:t xml:space="preserve">31.3%</w:t>
+              <w:t xml:space="preserve">15.4%</w:t>
             </w:r>
           </w:p>
         </w:tc>
@@ -6149,7 +7557,7 @@
                 <w:sz w:val="14"/>
                 <w:szCs w:val="14"/>
               </w:rPr>
-              <w:t xml:space="preserve">¥1,168</w:t>
+              <w:t xml:space="preserve">¥1,230</w:t>
             </w:r>
           </w:p>
         </w:tc>
@@ -6221,7 +7629,7 @@
                 <w:sz w:val="14"/>
                 <w:szCs w:val="14"/>
               </w:rPr>
-              <w:t xml:space="preserve">15</w:t>
+              <w:t xml:space="preserve">19</w:t>
             </w:r>
           </w:p>
         </w:tc>
@@ -6256,7 +7664,7 @@
                 <w:sz w:val="13"/>
                 <w:szCs w:val="13"/>
               </w:rPr>
-              <w:t xml:space="preserve">コートホテル新横浜</w:t>
+              <w:t xml:space="preserve">コンフォートホテル成田</w:t>
             </w:r>
           </w:p>
         </w:tc>
@@ -6270,358 +7678,6 @@
               <w:right w:val="single" w:color="CCCCCC" w:sz="1"/>
             </w:tcBorders>
             <w:shd w:fill="FFFFFF" w:color="FFFFFF" w:val="solid"/>
-            <w:tcMar>
-              <w:top w:type="dxa" w:w="60"/>
-              <w:left w:type="dxa" w:w="80"/>
-              <w:bottom w:type="dxa" w:w="60"/>
-              <w:right w:type="dxa" w:w="80"/>
-            </w:tcMar>
-            <w:vAlign w:val="center"/>
-          </w:tcPr>
-          <w:p>
-            <w:pPr>
-              <w:jc w:val="center"/>
-            </w:pPr>
-            <w:r>
-              <w:rPr>
-                <w:rFonts w:ascii="Arial" w:cs="Arial" w:eastAsia="Arial" w:hAnsi="Arial"/>
-                <w:b w:val="false"/>
-                <w:bCs w:val="false"/>
-                <w:color w:val="E74C3C"/>
-                <w:sz w:val="14"/>
-                <w:szCs w:val="14"/>
-              </w:rPr>
-              <w:t xml:space="preserve">7.03</w:t>
-            </w:r>
-          </w:p>
-        </w:tc>
-        <w:tc>
-          <w:tcPr>
-            <w:tcW w:type="dxa" w:w="700"/>
-            <w:tcBorders>
-              <w:top w:val="single" w:color="CCCCCC" w:sz="1"/>
-              <w:left w:val="single" w:color="CCCCCC" w:sz="1"/>
-              <w:bottom w:val="single" w:color="CCCCCC" w:sz="1"/>
-              <w:right w:val="single" w:color="CCCCCC" w:sz="1"/>
-            </w:tcBorders>
-            <w:shd w:fill="FFFFFF" w:color="FFFFFF" w:val="solid"/>
-            <w:tcMar>
-              <w:top w:type="dxa" w:w="60"/>
-              <w:left w:type="dxa" w:w="80"/>
-              <w:bottom w:type="dxa" w:w="60"/>
-              <w:right w:type="dxa" w:w="80"/>
-            </w:tcMar>
-            <w:vAlign w:val="center"/>
-          </w:tcPr>
-          <w:p>
-            <w:pPr>
-              <w:jc w:val="center"/>
-            </w:pPr>
-            <w:r>
-              <w:rPr>
-                <w:rFonts w:ascii="Arial" w:cs="Arial" w:eastAsia="Arial" w:hAnsi="Arial"/>
-                <w:b w:val="false"/>
-                <w:bCs w:val="false"/>
-                <w:color w:val="333333"/>
-                <w:sz w:val="14"/>
-                <w:szCs w:val="14"/>
-              </w:rPr>
-              <w:t xml:space="preserve">120</w:t>
-            </w:r>
-          </w:p>
-        </w:tc>
-        <w:tc>
-          <w:tcPr>
-            <w:tcW w:type="dxa" w:w="700"/>
-            <w:tcBorders>
-              <w:top w:val="single" w:color="CCCCCC" w:sz="1"/>
-              <w:left w:val="single" w:color="CCCCCC" w:sz="1"/>
-              <w:bottom w:val="single" w:color="CCCCCC" w:sz="1"/>
-              <w:right w:val="single" w:color="CCCCCC" w:sz="1"/>
-            </w:tcBorders>
-            <w:shd w:fill="FFFFFF" w:color="FFFFFF" w:val="solid"/>
-            <w:tcMar>
-              <w:top w:type="dxa" w:w="60"/>
-              <w:left w:type="dxa" w:w="80"/>
-              <w:bottom w:type="dxa" w:w="60"/>
-              <w:right w:type="dxa" w:w="80"/>
-            </w:tcMar>
-            <w:vAlign w:val="center"/>
-          </w:tcPr>
-          <w:p>
-            <w:pPr>
-              <w:jc w:val="center"/>
-            </w:pPr>
-            <w:r>
-              <w:rPr>
-                <w:rFonts w:ascii="Arial" w:cs="Arial" w:eastAsia="Arial" w:hAnsi="Arial"/>
-                <w:b w:val="false"/>
-                <w:bCs w:val="false"/>
-                <w:color w:val="333333"/>
-                <w:sz w:val="14"/>
-                <w:szCs w:val="14"/>
-              </w:rPr>
-              <w:t xml:space="preserve">70.9%</w:t>
-            </w:r>
-          </w:p>
-        </w:tc>
-        <w:tc>
-          <w:tcPr>
-            <w:tcW w:type="dxa" w:w="1300"/>
-            <w:tcBorders>
-              <w:top w:val="single" w:color="CCCCCC" w:sz="1"/>
-              <w:left w:val="single" w:color="CCCCCC" w:sz="1"/>
-              <w:bottom w:val="single" w:color="CCCCCC" w:sz="1"/>
-              <w:right w:val="single" w:color="CCCCCC" w:sz="1"/>
-            </w:tcBorders>
-            <w:shd w:fill="FFFFFF" w:color="FFFFFF" w:val="solid"/>
-            <w:tcMar>
-              <w:top w:type="dxa" w:w="60"/>
-              <w:left w:type="dxa" w:w="80"/>
-              <w:bottom w:type="dxa" w:w="60"/>
-              <w:right w:type="dxa" w:w="80"/>
-            </w:tcMar>
-            <w:vAlign w:val="center"/>
-          </w:tcPr>
-          <w:p>
-            <w:pPr>
-              <w:jc w:val="center"/>
-            </w:pPr>
-            <w:r>
-              <w:rPr>
-                <w:rFonts w:ascii="Arial" w:cs="Arial" w:eastAsia="Arial" w:hAnsi="Arial"/>
-                <w:b w:val="false"/>
-                <w:bCs w:val="false"/>
-                <w:color w:val="333333"/>
-                <w:sz w:val="14"/>
-                <w:szCs w:val="14"/>
-              </w:rPr>
-              <w:t xml:space="preserve">¥3,705,215</w:t>
-            </w:r>
-          </w:p>
-        </w:tc>
-        <w:tc>
-          <w:tcPr>
-            <w:tcW w:type="dxa" w:w="1200"/>
-            <w:tcBorders>
-              <w:top w:val="single" w:color="CCCCCC" w:sz="1"/>
-              <w:left w:val="single" w:color="CCCCCC" w:sz="1"/>
-              <w:bottom w:val="single" w:color="CCCCCC" w:sz="1"/>
-              <w:right w:val="single" w:color="CCCCCC" w:sz="1"/>
-            </w:tcBorders>
-            <w:shd w:fill="FFFFFF" w:color="FFFFFF" w:val="solid"/>
-            <w:tcMar>
-              <w:top w:type="dxa" w:w="60"/>
-              <w:left w:type="dxa" w:w="80"/>
-              <w:bottom w:type="dxa" w:w="60"/>
-              <w:right w:type="dxa" w:w="80"/>
-            </w:tcMar>
-            <w:vAlign w:val="center"/>
-          </w:tcPr>
-          <w:p>
-            <w:pPr>
-              <w:jc w:val="center"/>
-            </w:pPr>
-            <w:r>
-              <w:rPr>
-                <w:rFonts w:ascii="Arial" w:cs="Arial" w:eastAsia="Arial" w:hAnsi="Arial"/>
-                <w:b w:val="false"/>
-                <w:bCs w:val="false"/>
-                <w:color w:val="333333"/>
-                <w:sz w:val="14"/>
-                <w:szCs w:val="14"/>
-              </w:rPr>
-              <w:t xml:space="preserve">¥1,020,472</w:t>
-            </w:r>
-          </w:p>
-        </w:tc>
-        <w:tc>
-          <w:tcPr>
-            <w:tcW w:type="dxa" w:w="700"/>
-            <w:tcBorders>
-              <w:top w:val="single" w:color="CCCCCC" w:sz="1"/>
-              <w:left w:val="single" w:color="CCCCCC" w:sz="1"/>
-              <w:bottom w:val="single" w:color="CCCCCC" w:sz="1"/>
-              <w:right w:val="single" w:color="CCCCCC" w:sz="1"/>
-            </w:tcBorders>
-            <w:shd w:fill="FFFFFF" w:color="FFFFFF" w:val="solid"/>
-            <w:tcMar>
-              <w:top w:type="dxa" w:w="60"/>
-              <w:left w:type="dxa" w:w="80"/>
-              <w:bottom w:type="dxa" w:w="60"/>
-              <w:right w:type="dxa" w:w="80"/>
-            </w:tcMar>
-            <w:vAlign w:val="center"/>
-          </w:tcPr>
-          <w:p>
-            <w:pPr>
-              <w:jc w:val="center"/>
-            </w:pPr>
-            <w:r>
-              <w:rPr>
-                <w:rFonts w:ascii="Arial" w:cs="Arial" w:eastAsia="Arial" w:hAnsi="Arial"/>
-                <w:b w:val="false"/>
-                <w:bCs w:val="false"/>
-                <w:color w:val="333333"/>
-                <w:sz w:val="14"/>
-                <w:szCs w:val="14"/>
-              </w:rPr>
-              <w:t xml:space="preserve">27.5%</w:t>
-            </w:r>
-          </w:p>
-        </w:tc>
-        <w:tc>
-          <w:tcPr>
-            <w:tcW w:type="dxa" w:w="900"/>
-            <w:tcBorders>
-              <w:top w:val="single" w:color="CCCCCC" w:sz="1"/>
-              <w:left w:val="single" w:color="CCCCCC" w:sz="1"/>
-              <w:bottom w:val="single" w:color="CCCCCC" w:sz="1"/>
-              <w:right w:val="single" w:color="CCCCCC" w:sz="1"/>
-            </w:tcBorders>
-            <w:shd w:fill="FFFFFF" w:color="FFFFFF" w:val="solid"/>
-            <w:tcMar>
-              <w:top w:type="dxa" w:w="60"/>
-              <w:left w:type="dxa" w:w="80"/>
-              <w:bottom w:type="dxa" w:w="60"/>
-              <w:right w:type="dxa" w:w="80"/>
-            </w:tcMar>
-            <w:vAlign w:val="center"/>
-          </w:tcPr>
-          <w:p>
-            <w:pPr>
-              <w:jc w:val="center"/>
-            </w:pPr>
-            <w:r>
-              <w:rPr>
-                <w:rFonts w:ascii="Arial" w:cs="Arial" w:eastAsia="Arial" w:hAnsi="Arial"/>
-                <w:b w:val="false"/>
-                <w:bCs w:val="false"/>
-                <w:color w:val="333333"/>
-                <w:sz w:val="14"/>
-                <w:szCs w:val="14"/>
-              </w:rPr>
-              <w:t xml:space="preserve">¥977</w:t>
-            </w:r>
-          </w:p>
-        </w:tc>
-        <w:tc>
-          <w:tcPr>
-            <w:tcW w:type="dxa" w:w="900"/>
-            <w:tcBorders>
-              <w:top w:val="single" w:color="CCCCCC" w:sz="1"/>
-              <w:left w:val="single" w:color="CCCCCC" w:sz="1"/>
-              <w:bottom w:val="single" w:color="CCCCCC" w:sz="1"/>
-              <w:right w:val="single" w:color="CCCCCC" w:sz="1"/>
-            </w:tcBorders>
-            <w:shd w:fill="FFEBEE" w:color="FFEBEE" w:val="solid"/>
-            <w:tcMar>
-              <w:top w:type="dxa" w:w="60"/>
-              <w:left w:type="dxa" w:w="80"/>
-              <w:bottom w:type="dxa" w:w="60"/>
-              <w:right w:type="dxa" w:w="80"/>
-            </w:tcMar>
-            <w:vAlign w:val="center"/>
-          </w:tcPr>
-          <w:p>
-            <w:pPr>
-              <w:jc w:val="center"/>
-            </w:pPr>
-            <w:r>
-              <w:rPr>
-                <w:rFonts w:ascii="Arial" w:cs="Arial" w:eastAsia="Arial" w:hAnsi="Arial"/>
-                <w:b/>
-                <w:bCs/>
-                <w:color w:val="C62828"/>
-                <w:sz w:val="13"/>
-                <w:szCs w:val="13"/>
-              </w:rPr>
-              <w:t xml:space="preserve">🔴 緊急</w:t>
-            </w:r>
-          </w:p>
-        </w:tc>
-      </w:tr>
-      <w:tr>
-        <w:tc>
-          <w:tcPr>
-            <w:tcW w:type="dxa" w:w="400"/>
-            <w:tcBorders>
-              <w:top w:val="single" w:color="CCCCCC" w:sz="1"/>
-              <w:left w:val="single" w:color="CCCCCC" w:sz="1"/>
-              <w:bottom w:val="single" w:color="CCCCCC" w:sz="1"/>
-              <w:right w:val="single" w:color="CCCCCC" w:sz="1"/>
-            </w:tcBorders>
-            <w:shd w:fill="F5F7FA" w:color="F5F7FA" w:val="solid"/>
-            <w:tcMar>
-              <w:top w:type="dxa" w:w="60"/>
-              <w:left w:type="dxa" w:w="80"/>
-              <w:bottom w:type="dxa" w:w="60"/>
-              <w:right w:type="dxa" w:w="80"/>
-            </w:tcMar>
-            <w:vAlign w:val="center"/>
-          </w:tcPr>
-          <w:p>
-            <w:pPr>
-              <w:jc w:val="center"/>
-            </w:pPr>
-            <w:r>
-              <w:rPr>
-                <w:rFonts w:ascii="Arial" w:cs="Arial" w:eastAsia="Arial" w:hAnsi="Arial"/>
-                <w:b w:val="false"/>
-                <w:bCs w:val="false"/>
-                <w:color w:val="333333"/>
-                <w:sz w:val="14"/>
-                <w:szCs w:val="14"/>
-              </w:rPr>
-              <w:t xml:space="preserve">16</w:t>
-            </w:r>
-          </w:p>
-        </w:tc>
-        <w:tc>
-          <w:tcPr>
-            <w:tcW w:type="dxa" w:w="2800"/>
-            <w:tcBorders>
-              <w:top w:val="single" w:color="CCCCCC" w:sz="1"/>
-              <w:left w:val="single" w:color="CCCCCC" w:sz="1"/>
-              <w:bottom w:val="single" w:color="CCCCCC" w:sz="1"/>
-              <w:right w:val="single" w:color="CCCCCC" w:sz="1"/>
-            </w:tcBorders>
-            <w:shd w:fill="F5F7FA" w:color="F5F7FA" w:val="solid"/>
-            <w:tcMar>
-              <w:top w:type="dxa" w:w="60"/>
-              <w:left w:type="dxa" w:w="80"/>
-              <w:bottom w:type="dxa" w:w="60"/>
-              <w:right w:type="dxa" w:w="80"/>
-            </w:tcMar>
-            <w:vAlign w:val="center"/>
-          </w:tcPr>
-          <w:p>
-            <w:pPr>
-              <w:jc w:val="left"/>
-            </w:pPr>
-            <w:r>
-              <w:rPr>
-                <w:rFonts w:ascii="Arial" w:cs="Arial" w:eastAsia="Arial" w:hAnsi="Arial"/>
-                <w:b w:val="false"/>
-                <w:bCs w:val="false"/>
-                <w:color w:val="333333"/>
-                <w:sz w:val="13"/>
-                <w:szCs w:val="13"/>
-              </w:rPr>
-              <w:t xml:space="preserve">リッチモンドホテル東京目白</w:t>
-            </w:r>
-          </w:p>
-        </w:tc>
-        <w:tc>
-          <w:tcPr>
-            <w:tcW w:type="dxa" w:w="700"/>
-            <w:tcBorders>
-              <w:top w:val="single" w:color="CCCCCC" w:sz="1"/>
-              <w:left w:val="single" w:color="CCCCCC" w:sz="1"/>
-              <w:bottom w:val="single" w:color="CCCCCC" w:sz="1"/>
-              <w:right w:val="single" w:color="CCCCCC" w:sz="1"/>
-            </w:tcBorders>
-            <w:shd w:fill="F5F7FA" w:color="F5F7FA" w:val="solid"/>
             <w:tcMar>
               <w:top w:type="dxa" w:w="60"/>
               <w:left w:type="dxa" w:w="80"/>
@@ -6643,7 +7699,7 @@
                 <w:sz w:val="14"/>
                 <w:szCs w:val="14"/>
               </w:rPr>
-              <w:t xml:space="preserve">8.66</w:t>
+              <w:t xml:space="preserve">8.55</w:t>
             </w:r>
           </w:p>
         </w:tc>
@@ -6656,7 +7712,7 @@
               <w:bottom w:val="single" w:color="CCCCCC" w:sz="1"/>
               <w:right w:val="single" w:color="CCCCCC" w:sz="1"/>
             </w:tcBorders>
-            <w:shd w:fill="F5F7FA" w:color="F5F7FA" w:val="solid"/>
+            <w:shd w:fill="FFFFFF" w:color="FFFFFF" w:val="solid"/>
             <w:tcMar>
               <w:top w:type="dxa" w:w="60"/>
               <w:left w:type="dxa" w:w="80"/>
@@ -6678,1063 +7734,7 @@
                 <w:sz w:val="14"/>
                 <w:szCs w:val="14"/>
               </w:rPr>
-              <w:t xml:space="preserve">125</w:t>
-            </w:r>
-          </w:p>
-        </w:tc>
-        <w:tc>
-          <w:tcPr>
-            <w:tcW w:type="dxa" w:w="700"/>
-            <w:tcBorders>
-              <w:top w:val="single" w:color="CCCCCC" w:sz="1"/>
-              <w:left w:val="single" w:color="CCCCCC" w:sz="1"/>
-              <w:bottom w:val="single" w:color="CCCCCC" w:sz="1"/>
-              <w:right w:val="single" w:color="CCCCCC" w:sz="1"/>
-            </w:tcBorders>
-            <w:shd w:fill="F5F7FA" w:color="F5F7FA" w:val="solid"/>
-            <w:tcMar>
-              <w:top w:type="dxa" w:w="60"/>
-              <w:left w:type="dxa" w:w="80"/>
-              <w:bottom w:type="dxa" w:w="60"/>
-              <w:right w:type="dxa" w:w="80"/>
-            </w:tcMar>
-            <w:vAlign w:val="center"/>
-          </w:tcPr>
-          <w:p>
-            <w:pPr>
-              <w:jc w:val="center"/>
-            </w:pPr>
-            <w:r>
-              <w:rPr>
-                <w:rFonts w:ascii="Arial" w:cs="Arial" w:eastAsia="Arial" w:hAnsi="Arial"/>
-                <w:b w:val="false"/>
-                <w:bCs w:val="false"/>
-                <w:color w:val="333333"/>
-                <w:sz w:val="14"/>
-                <w:szCs w:val="14"/>
-              </w:rPr>
-              <w:t xml:space="preserve">81.8%</w:t>
-            </w:r>
-          </w:p>
-        </w:tc>
-        <w:tc>
-          <w:tcPr>
-            <w:tcW w:type="dxa" w:w="1300"/>
-            <w:tcBorders>
-              <w:top w:val="single" w:color="CCCCCC" w:sz="1"/>
-              <w:left w:val="single" w:color="CCCCCC" w:sz="1"/>
-              <w:bottom w:val="single" w:color="CCCCCC" w:sz="1"/>
-              <w:right w:val="single" w:color="CCCCCC" w:sz="1"/>
-            </w:tcBorders>
-            <w:shd w:fill="F5F7FA" w:color="F5F7FA" w:val="solid"/>
-            <w:tcMar>
-              <w:top w:type="dxa" w:w="60"/>
-              <w:left w:type="dxa" w:w="80"/>
-              <w:bottom w:type="dxa" w:w="60"/>
-              <w:right w:type="dxa" w:w="80"/>
-            </w:tcMar>
-            <w:vAlign w:val="center"/>
-          </w:tcPr>
-          <w:p>
-            <w:pPr>
-              <w:jc w:val="center"/>
-            </w:pPr>
-            <w:r>
-              <w:rPr>
-                <w:rFonts w:ascii="Arial" w:cs="Arial" w:eastAsia="Arial" w:hAnsi="Arial"/>
-                <w:b w:val="false"/>
-                <w:bCs w:val="false"/>
-                <w:color w:val="333333"/>
-                <w:sz w:val="14"/>
-                <w:szCs w:val="14"/>
-              </w:rPr>
-              <w:t xml:space="preserve">¥3,663,440</w:t>
-            </w:r>
-          </w:p>
-        </w:tc>
-        <w:tc>
-          <w:tcPr>
-            <w:tcW w:type="dxa" w:w="1200"/>
-            <w:tcBorders>
-              <w:top w:val="single" w:color="CCCCCC" w:sz="1"/>
-              <w:left w:val="single" w:color="CCCCCC" w:sz="1"/>
-              <w:bottom w:val="single" w:color="CCCCCC" w:sz="1"/>
-              <w:right w:val="single" w:color="CCCCCC" w:sz="1"/>
-            </w:tcBorders>
-            <w:shd w:fill="F5F7FA" w:color="F5F7FA" w:val="solid"/>
-            <w:tcMar>
-              <w:top w:type="dxa" w:w="60"/>
-              <w:left w:type="dxa" w:w="80"/>
-              <w:bottom w:type="dxa" w:w="60"/>
-              <w:right w:type="dxa" w:w="80"/>
-            </w:tcMar>
-            <w:vAlign w:val="center"/>
-          </w:tcPr>
-          <w:p>
-            <w:pPr>
-              <w:jc w:val="center"/>
-            </w:pPr>
-            <w:r>
-              <w:rPr>
-                <w:rFonts w:ascii="Arial" w:cs="Arial" w:eastAsia="Arial" w:hAnsi="Arial"/>
-                <w:b w:val="false"/>
-                <w:bCs w:val="false"/>
-                <w:color w:val="333333"/>
-                <w:sz w:val="14"/>
-                <w:szCs w:val="14"/>
-              </w:rPr>
-              <w:t xml:space="preserve">¥869,624</w:t>
-            </w:r>
-          </w:p>
-        </w:tc>
-        <w:tc>
-          <w:tcPr>
-            <w:tcW w:type="dxa" w:w="700"/>
-            <w:tcBorders>
-              <w:top w:val="single" w:color="CCCCCC" w:sz="1"/>
-              <w:left w:val="single" w:color="CCCCCC" w:sz="1"/>
-              <w:bottom w:val="single" w:color="CCCCCC" w:sz="1"/>
-              <w:right w:val="single" w:color="CCCCCC" w:sz="1"/>
-            </w:tcBorders>
-            <w:shd w:fill="F5F7FA" w:color="F5F7FA" w:val="solid"/>
-            <w:tcMar>
-              <w:top w:type="dxa" w:w="60"/>
-              <w:left w:type="dxa" w:w="80"/>
-              <w:bottom w:type="dxa" w:w="60"/>
-              <w:right w:type="dxa" w:w="80"/>
-            </w:tcMar>
-            <w:vAlign w:val="center"/>
-          </w:tcPr>
-          <w:p>
-            <w:pPr>
-              <w:jc w:val="center"/>
-            </w:pPr>
-            <w:r>
-              <w:rPr>
-                <w:rFonts w:ascii="Arial" w:cs="Arial" w:eastAsia="Arial" w:hAnsi="Arial"/>
-                <w:b w:val="false"/>
-                <w:bCs w:val="false"/>
-                <w:color w:val="333333"/>
-                <w:sz w:val="14"/>
-                <w:szCs w:val="14"/>
-              </w:rPr>
-              <w:t xml:space="preserve">23.7%</w:t>
-            </w:r>
-          </w:p>
-        </w:tc>
-        <w:tc>
-          <w:tcPr>
-            <w:tcW w:type="dxa" w:w="900"/>
-            <w:tcBorders>
-              <w:top w:val="single" w:color="CCCCCC" w:sz="1"/>
-              <w:left w:val="single" w:color="CCCCCC" w:sz="1"/>
-              <w:bottom w:val="single" w:color="CCCCCC" w:sz="1"/>
-              <w:right w:val="single" w:color="CCCCCC" w:sz="1"/>
-            </w:tcBorders>
-            <w:shd w:fill="F5F7FA" w:color="F5F7FA" w:val="solid"/>
-            <w:tcMar>
-              <w:top w:type="dxa" w:w="60"/>
-              <w:left w:type="dxa" w:w="80"/>
-              <w:bottom w:type="dxa" w:w="60"/>
-              <w:right w:type="dxa" w:w="80"/>
-            </w:tcMar>
-            <w:vAlign w:val="center"/>
-          </w:tcPr>
-          <w:p>
-            <w:pPr>
-              <w:jc w:val="center"/>
-            </w:pPr>
-            <w:r>
-              <w:rPr>
-                <w:rFonts w:ascii="Arial" w:cs="Arial" w:eastAsia="Arial" w:hAnsi="Arial"/>
-                <w:b w:val="false"/>
-                <w:bCs w:val="false"/>
-                <w:color w:val="333333"/>
-                <w:sz w:val="14"/>
-                <w:szCs w:val="14"/>
-              </w:rPr>
-              <w:t xml:space="preserve">¥1,104</w:t>
-            </w:r>
-          </w:p>
-        </w:tc>
-        <w:tc>
-          <w:tcPr>
-            <w:tcW w:type="dxa" w:w="900"/>
-            <w:tcBorders>
-              <w:top w:val="single" w:color="CCCCCC" w:sz="1"/>
-              <w:left w:val="single" w:color="CCCCCC" w:sz="1"/>
-              <w:bottom w:val="single" w:color="CCCCCC" w:sz="1"/>
-              <w:right w:val="single" w:color="CCCCCC" w:sz="1"/>
-            </w:tcBorders>
-            <w:shd w:fill="E3F2FD" w:color="E3F2FD" w:val="solid"/>
-            <w:tcMar>
-              <w:top w:type="dxa" w:w="60"/>
-              <w:left w:type="dxa" w:w="80"/>
-              <w:bottom w:type="dxa" w:w="60"/>
-              <w:right w:type="dxa" w:w="80"/>
-            </w:tcMar>
-            <w:vAlign w:val="center"/>
-          </w:tcPr>
-          <w:p>
-            <w:pPr>
-              <w:jc w:val="center"/>
-            </w:pPr>
-            <w:r>
-              <w:rPr>
-                <w:rFonts w:ascii="Arial" w:cs="Arial" w:eastAsia="Arial" w:hAnsi="Arial"/>
-                <w:b/>
-                <w:bCs/>
-                <w:color w:val="1565C0"/>
-                <w:sz w:val="13"/>
-                <w:szCs w:val="13"/>
-              </w:rPr>
-              <w:t xml:space="preserve">🔵 標準</w:t>
-            </w:r>
-          </w:p>
-        </w:tc>
-      </w:tr>
-      <w:tr>
-        <w:tc>
-          <w:tcPr>
-            <w:tcW w:type="dxa" w:w="400"/>
-            <w:tcBorders>
-              <w:top w:val="single" w:color="CCCCCC" w:sz="1"/>
-              <w:left w:val="single" w:color="CCCCCC" w:sz="1"/>
-              <w:bottom w:val="single" w:color="CCCCCC" w:sz="1"/>
-              <w:right w:val="single" w:color="CCCCCC" w:sz="1"/>
-            </w:tcBorders>
-            <w:shd w:fill="FFFFFF" w:color="FFFFFF" w:val="solid"/>
-            <w:tcMar>
-              <w:top w:type="dxa" w:w="60"/>
-              <w:left w:type="dxa" w:w="80"/>
-              <w:bottom w:type="dxa" w:w="60"/>
-              <w:right w:type="dxa" w:w="80"/>
-            </w:tcMar>
-            <w:vAlign w:val="center"/>
-          </w:tcPr>
-          <w:p>
-            <w:pPr>
-              <w:jc w:val="center"/>
-            </w:pPr>
-            <w:r>
-              <w:rPr>
-                <w:rFonts w:ascii="Arial" w:cs="Arial" w:eastAsia="Arial" w:hAnsi="Arial"/>
-                <w:b w:val="false"/>
-                <w:bCs w:val="false"/>
-                <w:color w:val="333333"/>
-                <w:sz w:val="14"/>
-                <w:szCs w:val="14"/>
-              </w:rPr>
-              <w:t xml:space="preserve">17</w:t>
-            </w:r>
-          </w:p>
-        </w:tc>
-        <w:tc>
-          <w:tcPr>
-            <w:tcW w:type="dxa" w:w="2800"/>
-            <w:tcBorders>
-              <w:top w:val="single" w:color="CCCCCC" w:sz="1"/>
-              <w:left w:val="single" w:color="CCCCCC" w:sz="1"/>
-              <w:bottom w:val="single" w:color="CCCCCC" w:sz="1"/>
-              <w:right w:val="single" w:color="CCCCCC" w:sz="1"/>
-            </w:tcBorders>
-            <w:shd w:fill="FFFFFF" w:color="FFFFFF" w:val="solid"/>
-            <w:tcMar>
-              <w:top w:type="dxa" w:w="60"/>
-              <w:left w:type="dxa" w:w="80"/>
-              <w:bottom w:type="dxa" w:w="60"/>
-              <w:right w:type="dxa" w:w="80"/>
-            </w:tcMar>
-            <w:vAlign w:val="center"/>
-          </w:tcPr>
-          <w:p>
-            <w:pPr>
-              <w:jc w:val="left"/>
-            </w:pPr>
-            <w:r>
-              <w:rPr>
-                <w:rFonts w:ascii="Arial" w:cs="Arial" w:eastAsia="Arial" w:hAnsi="Arial"/>
-                <w:b w:val="false"/>
-                <w:bCs w:val="false"/>
-                <w:color w:val="333333"/>
-                <w:sz w:val="13"/>
-                <w:szCs w:val="13"/>
-              </w:rPr>
-              <w:t xml:space="preserve">コンフォートイン六本木</w:t>
-            </w:r>
-          </w:p>
-        </w:tc>
-        <w:tc>
-          <w:tcPr>
-            <w:tcW w:type="dxa" w:w="700"/>
-            <w:tcBorders>
-              <w:top w:val="single" w:color="CCCCCC" w:sz="1"/>
-              <w:left w:val="single" w:color="CCCCCC" w:sz="1"/>
-              <w:bottom w:val="single" w:color="CCCCCC" w:sz="1"/>
-              <w:right w:val="single" w:color="CCCCCC" w:sz="1"/>
-            </w:tcBorders>
-            <w:shd w:fill="FFFFFF" w:color="FFFFFF" w:val="solid"/>
-            <w:tcMar>
-              <w:top w:type="dxa" w:w="60"/>
-              <w:left w:type="dxa" w:w="80"/>
-              <w:bottom w:type="dxa" w:w="60"/>
-              <w:right w:type="dxa" w:w="80"/>
-            </w:tcMar>
-            <w:vAlign w:val="center"/>
-          </w:tcPr>
-          <w:p>
-            <w:pPr>
-              <w:jc w:val="center"/>
-            </w:pPr>
-            <w:r>
-              <w:rPr>
-                <w:rFonts w:ascii="Arial" w:cs="Arial" w:eastAsia="Arial" w:hAnsi="Arial"/>
-                <w:b w:val="false"/>
-                <w:bCs w:val="false"/>
-                <w:color w:val="333333"/>
-                <w:sz w:val="14"/>
-                <w:szCs w:val="14"/>
-              </w:rPr>
-              <w:t xml:space="preserve">8.16</w:t>
-            </w:r>
-          </w:p>
-        </w:tc>
-        <w:tc>
-          <w:tcPr>
-            <w:tcW w:type="dxa" w:w="700"/>
-            <w:tcBorders>
-              <w:top w:val="single" w:color="CCCCCC" w:sz="1"/>
-              <w:left w:val="single" w:color="CCCCCC" w:sz="1"/>
-              <w:bottom w:val="single" w:color="CCCCCC" w:sz="1"/>
-              <w:right w:val="single" w:color="CCCCCC" w:sz="1"/>
-            </w:tcBorders>
-            <w:shd w:fill="FFFFFF" w:color="FFFFFF" w:val="solid"/>
-            <w:tcMar>
-              <w:top w:type="dxa" w:w="60"/>
-              <w:left w:type="dxa" w:w="80"/>
-              <w:bottom w:type="dxa" w:w="60"/>
-              <w:right w:type="dxa" w:w="80"/>
-            </w:tcMar>
-            <w:vAlign w:val="center"/>
-          </w:tcPr>
-          <w:p>
-            <w:pPr>
-              <w:jc w:val="center"/>
-            </w:pPr>
-            <w:r>
-              <w:rPr>
-                <w:rFonts w:ascii="Arial" w:cs="Arial" w:eastAsia="Arial" w:hAnsi="Arial"/>
-                <w:b w:val="false"/>
-                <w:bCs w:val="false"/>
-                <w:color w:val="333333"/>
-                <w:sz w:val="14"/>
-                <w:szCs w:val="14"/>
-              </w:rPr>
-              <w:t xml:space="preserve">106</w:t>
-            </w:r>
-          </w:p>
-        </w:tc>
-        <w:tc>
-          <w:tcPr>
-            <w:tcW w:type="dxa" w:w="700"/>
-            <w:tcBorders>
-              <w:top w:val="single" w:color="CCCCCC" w:sz="1"/>
-              <w:left w:val="single" w:color="CCCCCC" w:sz="1"/>
-              <w:bottom w:val="single" w:color="CCCCCC" w:sz="1"/>
-              <w:right w:val="single" w:color="CCCCCC" w:sz="1"/>
-            </w:tcBorders>
-            <w:shd w:fill="FFFFFF" w:color="FFFFFF" w:val="solid"/>
-            <w:tcMar>
-              <w:top w:type="dxa" w:w="60"/>
-              <w:left w:type="dxa" w:w="80"/>
-              <w:bottom w:type="dxa" w:w="60"/>
-              <w:right w:type="dxa" w:w="80"/>
-            </w:tcMar>
-            <w:vAlign w:val="center"/>
-          </w:tcPr>
-          <w:p>
-            <w:pPr>
-              <w:jc w:val="center"/>
-            </w:pPr>
-            <w:r>
-              <w:rPr>
-                <w:rFonts w:ascii="Arial" w:cs="Arial" w:eastAsia="Arial" w:hAnsi="Arial"/>
-                <w:b w:val="false"/>
-                <w:bCs w:val="false"/>
-                <w:color w:val="333333"/>
-                <w:sz w:val="14"/>
-                <w:szCs w:val="14"/>
-              </w:rPr>
-              <w:t xml:space="preserve">72.3%</w:t>
-            </w:r>
-          </w:p>
-        </w:tc>
-        <w:tc>
-          <w:tcPr>
-            <w:tcW w:type="dxa" w:w="1300"/>
-            <w:tcBorders>
-              <w:top w:val="single" w:color="CCCCCC" w:sz="1"/>
-              <w:left w:val="single" w:color="CCCCCC" w:sz="1"/>
-              <w:bottom w:val="single" w:color="CCCCCC" w:sz="1"/>
-              <w:right w:val="single" w:color="CCCCCC" w:sz="1"/>
-            </w:tcBorders>
-            <w:shd w:fill="FFFFFF" w:color="FFFFFF" w:val="solid"/>
-            <w:tcMar>
-              <w:top w:type="dxa" w:w="60"/>
-              <w:left w:type="dxa" w:w="80"/>
-              <w:bottom w:type="dxa" w:w="60"/>
-              <w:right w:type="dxa" w:w="80"/>
-            </w:tcMar>
-            <w:vAlign w:val="center"/>
-          </w:tcPr>
-          <w:p>
-            <w:pPr>
-              <w:jc w:val="center"/>
-            </w:pPr>
-            <w:r>
-              <w:rPr>
-                <w:rFonts w:ascii="Arial" w:cs="Arial" w:eastAsia="Arial" w:hAnsi="Arial"/>
-                <w:b w:val="false"/>
-                <w:bCs w:val="false"/>
-                <w:color w:val="333333"/>
-                <w:sz w:val="14"/>
-                <w:szCs w:val="14"/>
-              </w:rPr>
-              <w:t xml:space="preserve">¥2,842,630</w:t>
-            </w:r>
-          </w:p>
-        </w:tc>
-        <w:tc>
-          <w:tcPr>
-            <w:tcW w:type="dxa" w:w="1200"/>
-            <w:tcBorders>
-              <w:top w:val="single" w:color="CCCCCC" w:sz="1"/>
-              <w:left w:val="single" w:color="CCCCCC" w:sz="1"/>
-              <w:bottom w:val="single" w:color="CCCCCC" w:sz="1"/>
-              <w:right w:val="single" w:color="CCCCCC" w:sz="1"/>
-            </w:tcBorders>
-            <w:shd w:fill="FFFFFF" w:color="FFFFFF" w:val="solid"/>
-            <w:tcMar>
-              <w:top w:type="dxa" w:w="60"/>
-              <w:left w:type="dxa" w:w="80"/>
-              <w:bottom w:type="dxa" w:w="60"/>
-              <w:right w:type="dxa" w:w="80"/>
-            </w:tcMar>
-            <w:vAlign w:val="center"/>
-          </w:tcPr>
-          <w:p>
-            <w:pPr>
-              <w:jc w:val="center"/>
-            </w:pPr>
-            <w:r>
-              <w:rPr>
-                <w:rFonts w:ascii="Arial" w:cs="Arial" w:eastAsia="Arial" w:hAnsi="Arial"/>
-                <w:b w:val="false"/>
-                <w:bCs w:val="false"/>
-                <w:color w:val="333333"/>
-                <w:sz w:val="14"/>
-                <w:szCs w:val="14"/>
-              </w:rPr>
-              <w:t xml:space="preserve">¥964,811</w:t>
-            </w:r>
-          </w:p>
-        </w:tc>
-        <w:tc>
-          <w:tcPr>
-            <w:tcW w:type="dxa" w:w="700"/>
-            <w:tcBorders>
-              <w:top w:val="single" w:color="CCCCCC" w:sz="1"/>
-              <w:left w:val="single" w:color="CCCCCC" w:sz="1"/>
-              <w:bottom w:val="single" w:color="CCCCCC" w:sz="1"/>
-              <w:right w:val="single" w:color="CCCCCC" w:sz="1"/>
-            </w:tcBorders>
-            <w:shd w:fill="FFFFFF" w:color="FFFFFF" w:val="solid"/>
-            <w:tcMar>
-              <w:top w:type="dxa" w:w="60"/>
-              <w:left w:type="dxa" w:w="80"/>
-              <w:bottom w:type="dxa" w:w="60"/>
-              <w:right w:type="dxa" w:w="80"/>
-            </w:tcMar>
-            <w:vAlign w:val="center"/>
-          </w:tcPr>
-          <w:p>
-            <w:pPr>
-              <w:jc w:val="center"/>
-            </w:pPr>
-            <w:r>
-              <w:rPr>
-                <w:rFonts w:ascii="Arial" w:cs="Arial" w:eastAsia="Arial" w:hAnsi="Arial"/>
-                <w:b w:val="false"/>
-                <w:bCs w:val="false"/>
-                <w:color w:val="333333"/>
-                <w:sz w:val="14"/>
-                <w:szCs w:val="14"/>
-              </w:rPr>
-              <w:t xml:space="preserve">33.9%</w:t>
-            </w:r>
-          </w:p>
-        </w:tc>
-        <w:tc>
-          <w:tcPr>
-            <w:tcW w:type="dxa" w:w="900"/>
-            <w:tcBorders>
-              <w:top w:val="single" w:color="CCCCCC" w:sz="1"/>
-              <w:left w:val="single" w:color="CCCCCC" w:sz="1"/>
-              <w:bottom w:val="single" w:color="CCCCCC" w:sz="1"/>
-              <w:right w:val="single" w:color="CCCCCC" w:sz="1"/>
-            </w:tcBorders>
-            <w:shd w:fill="FFFFFF" w:color="FFFFFF" w:val="solid"/>
-            <w:tcMar>
-              <w:top w:type="dxa" w:w="60"/>
-              <w:left w:type="dxa" w:w="80"/>
-              <w:bottom w:type="dxa" w:w="60"/>
-              <w:right w:type="dxa" w:w="80"/>
-            </w:tcMar>
-            <w:vAlign w:val="center"/>
-          </w:tcPr>
-          <w:p>
-            <w:pPr>
-              <w:jc w:val="center"/>
-            </w:pPr>
-            <w:r>
-              <w:rPr>
-                <w:rFonts w:ascii="Arial" w:cs="Arial" w:eastAsia="Arial" w:hAnsi="Arial"/>
-                <w:b w:val="false"/>
-                <w:bCs w:val="false"/>
-                <w:color w:val="333333"/>
-                <w:sz w:val="14"/>
-                <w:szCs w:val="14"/>
-              </w:rPr>
-              <w:t xml:space="preserve">¥1,232</w:t>
-            </w:r>
-          </w:p>
-        </w:tc>
-        <w:tc>
-          <w:tcPr>
-            <w:tcW w:type="dxa" w:w="900"/>
-            <w:tcBorders>
-              <w:top w:val="single" w:color="CCCCCC" w:sz="1"/>
-              <w:left w:val="single" w:color="CCCCCC" w:sz="1"/>
-              <w:bottom w:val="single" w:color="CCCCCC" w:sz="1"/>
-              <w:right w:val="single" w:color="CCCCCC" w:sz="1"/>
-            </w:tcBorders>
-            <w:shd w:fill="FFF3E0" w:color="FFF3E0" w:val="solid"/>
-            <w:tcMar>
-              <w:top w:type="dxa" w:w="60"/>
-              <w:left w:type="dxa" w:w="80"/>
-              <w:bottom w:type="dxa" w:w="60"/>
-              <w:right w:type="dxa" w:w="80"/>
-            </w:tcMar>
-            <w:vAlign w:val="center"/>
-          </w:tcPr>
-          <w:p>
-            <w:pPr>
-              <w:jc w:val="center"/>
-            </w:pPr>
-            <w:r>
-              <w:rPr>
-                <w:rFonts w:ascii="Arial" w:cs="Arial" w:eastAsia="Arial" w:hAnsi="Arial"/>
-                <w:b/>
-                <w:bCs/>
-                <w:color w:val="E65100"/>
-                <w:sz w:val="13"/>
-                <w:szCs w:val="13"/>
-              </w:rPr>
-              <w:t xml:space="preserve">🟠 高</w:t>
-            </w:r>
-          </w:p>
-        </w:tc>
-      </w:tr>
-      <w:tr>
-        <w:tc>
-          <w:tcPr>
-            <w:tcW w:type="dxa" w:w="400"/>
-            <w:tcBorders>
-              <w:top w:val="single" w:color="CCCCCC" w:sz="1"/>
-              <w:left w:val="single" w:color="CCCCCC" w:sz="1"/>
-              <w:bottom w:val="single" w:color="CCCCCC" w:sz="1"/>
-              <w:right w:val="single" w:color="CCCCCC" w:sz="1"/>
-            </w:tcBorders>
-            <w:shd w:fill="F5F7FA" w:color="F5F7FA" w:val="solid"/>
-            <w:tcMar>
-              <w:top w:type="dxa" w:w="60"/>
-              <w:left w:type="dxa" w:w="80"/>
-              <w:bottom w:type="dxa" w:w="60"/>
-              <w:right w:type="dxa" w:w="80"/>
-            </w:tcMar>
-            <w:vAlign w:val="center"/>
-          </w:tcPr>
-          <w:p>
-            <w:pPr>
-              <w:jc w:val="center"/>
-            </w:pPr>
-            <w:r>
-              <w:rPr>
-                <w:rFonts w:ascii="Arial" w:cs="Arial" w:eastAsia="Arial" w:hAnsi="Arial"/>
-                <w:b w:val="false"/>
-                <w:bCs w:val="false"/>
-                <w:color w:val="333333"/>
-                <w:sz w:val="14"/>
-                <w:szCs w:val="14"/>
-              </w:rPr>
-              <w:t xml:space="preserve">18</w:t>
-            </w:r>
-          </w:p>
-        </w:tc>
-        <w:tc>
-          <w:tcPr>
-            <w:tcW w:type="dxa" w:w="2800"/>
-            <w:tcBorders>
-              <w:top w:val="single" w:color="CCCCCC" w:sz="1"/>
-              <w:left w:val="single" w:color="CCCCCC" w:sz="1"/>
-              <w:bottom w:val="single" w:color="CCCCCC" w:sz="1"/>
-              <w:right w:val="single" w:color="CCCCCC" w:sz="1"/>
-            </w:tcBorders>
-            <w:shd w:fill="F5F7FA" w:color="F5F7FA" w:val="solid"/>
-            <w:tcMar>
-              <w:top w:type="dxa" w:w="60"/>
-              <w:left w:type="dxa" w:w="80"/>
-              <w:bottom w:type="dxa" w:w="60"/>
-              <w:right w:type="dxa" w:w="80"/>
-            </w:tcMar>
-            <w:vAlign w:val="center"/>
-          </w:tcPr>
-          <w:p>
-            <w:pPr>
-              <w:jc w:val="left"/>
-            </w:pPr>
-            <w:r>
-              <w:rPr>
-                <w:rFonts w:ascii="Arial" w:cs="Arial" w:eastAsia="Arial" w:hAnsi="Arial"/>
-                <w:b w:val="false"/>
-                <w:bCs w:val="false"/>
-                <w:color w:val="333333"/>
-                <w:sz w:val="13"/>
-                <w:szCs w:val="13"/>
-              </w:rPr>
-              <w:t xml:space="preserve">アパホテル相模原橋本駅東</w:t>
-            </w:r>
-          </w:p>
-        </w:tc>
-        <w:tc>
-          <w:tcPr>
-            <w:tcW w:type="dxa" w:w="700"/>
-            <w:tcBorders>
-              <w:top w:val="single" w:color="CCCCCC" w:sz="1"/>
-              <w:left w:val="single" w:color="CCCCCC" w:sz="1"/>
-              <w:bottom w:val="single" w:color="CCCCCC" w:sz="1"/>
-              <w:right w:val="single" w:color="CCCCCC" w:sz="1"/>
-            </w:tcBorders>
-            <w:shd w:fill="F5F7FA" w:color="F5F7FA" w:val="solid"/>
-            <w:tcMar>
-              <w:top w:type="dxa" w:w="60"/>
-              <w:left w:type="dxa" w:w="80"/>
-              <w:bottom w:type="dxa" w:w="60"/>
-              <w:right w:type="dxa" w:w="80"/>
-            </w:tcMar>
-            <w:vAlign w:val="center"/>
-          </w:tcPr>
-          <w:p>
-            <w:pPr>
-              <w:jc w:val="center"/>
-            </w:pPr>
-            <w:r>
-              <w:rPr>
-                <w:rFonts w:ascii="Arial" w:cs="Arial" w:eastAsia="Arial" w:hAnsi="Arial"/>
-                <w:b w:val="false"/>
-                <w:bCs w:val="false"/>
-                <w:color w:val="333333"/>
-                <w:sz w:val="14"/>
-                <w:szCs w:val="14"/>
-              </w:rPr>
-              <w:t xml:space="preserve">8.12</w:t>
-            </w:r>
-          </w:p>
-        </w:tc>
-        <w:tc>
-          <w:tcPr>
-            <w:tcW w:type="dxa" w:w="700"/>
-            <w:tcBorders>
-              <w:top w:val="single" w:color="CCCCCC" w:sz="1"/>
-              <w:left w:val="single" w:color="CCCCCC" w:sz="1"/>
-              <w:bottom w:val="single" w:color="CCCCCC" w:sz="1"/>
-              <w:right w:val="single" w:color="CCCCCC" w:sz="1"/>
-            </w:tcBorders>
-            <w:shd w:fill="F5F7FA" w:color="F5F7FA" w:val="solid"/>
-            <w:tcMar>
-              <w:top w:type="dxa" w:w="60"/>
-              <w:left w:type="dxa" w:w="80"/>
-              <w:bottom w:type="dxa" w:w="60"/>
-              <w:right w:type="dxa" w:w="80"/>
-            </w:tcMar>
-            <w:vAlign w:val="center"/>
-          </w:tcPr>
-          <w:p>
-            <w:pPr>
-              <w:jc w:val="center"/>
-            </w:pPr>
-            <w:r>
-              <w:rPr>
-                <w:rFonts w:ascii="Arial" w:cs="Arial" w:eastAsia="Arial" w:hAnsi="Arial"/>
-                <w:b w:val="false"/>
-                <w:bCs w:val="false"/>
-                <w:color w:val="333333"/>
-                <w:sz w:val="14"/>
-                <w:szCs w:val="14"/>
-              </w:rPr>
-              <w:t xml:space="preserve">59</w:t>
-            </w:r>
-          </w:p>
-        </w:tc>
-        <w:tc>
-          <w:tcPr>
-            <w:tcW w:type="dxa" w:w="700"/>
-            <w:tcBorders>
-              <w:top w:val="single" w:color="CCCCCC" w:sz="1"/>
-              <w:left w:val="single" w:color="CCCCCC" w:sz="1"/>
-              <w:bottom w:val="single" w:color="CCCCCC" w:sz="1"/>
-              <w:right w:val="single" w:color="CCCCCC" w:sz="1"/>
-            </w:tcBorders>
-            <w:shd w:fill="F5F7FA" w:color="F5F7FA" w:val="solid"/>
-            <w:tcMar>
-              <w:top w:type="dxa" w:w="60"/>
-              <w:left w:type="dxa" w:w="80"/>
-              <w:bottom w:type="dxa" w:w="60"/>
-              <w:right w:type="dxa" w:w="80"/>
-            </w:tcMar>
-            <w:vAlign w:val="center"/>
-          </w:tcPr>
-          <w:p>
-            <w:pPr>
-              <w:jc w:val="center"/>
-            </w:pPr>
-            <w:r>
-              <w:rPr>
-                <w:rFonts w:ascii="Arial" w:cs="Arial" w:eastAsia="Arial" w:hAnsi="Arial"/>
-                <w:b w:val="false"/>
-                <w:bCs w:val="false"/>
-                <w:color w:val="333333"/>
-                <w:sz w:val="14"/>
-                <w:szCs w:val="14"/>
-              </w:rPr>
-              <w:t xml:space="preserve">66.9%</w:t>
-            </w:r>
-          </w:p>
-        </w:tc>
-        <w:tc>
-          <w:tcPr>
-            <w:tcW w:type="dxa" w:w="1300"/>
-            <w:tcBorders>
-              <w:top w:val="single" w:color="CCCCCC" w:sz="1"/>
-              <w:left w:val="single" w:color="CCCCCC" w:sz="1"/>
-              <w:bottom w:val="single" w:color="CCCCCC" w:sz="1"/>
-              <w:right w:val="single" w:color="CCCCCC" w:sz="1"/>
-            </w:tcBorders>
-            <w:shd w:fill="F5F7FA" w:color="F5F7FA" w:val="solid"/>
-            <w:tcMar>
-              <w:top w:type="dxa" w:w="60"/>
-              <w:left w:type="dxa" w:w="80"/>
-              <w:bottom w:type="dxa" w:w="60"/>
-              <w:right w:type="dxa" w:w="80"/>
-            </w:tcMar>
-            <w:vAlign w:val="center"/>
-          </w:tcPr>
-          <w:p>
-            <w:pPr>
-              <w:jc w:val="center"/>
-            </w:pPr>
-            <w:r>
-              <w:rPr>
-                <w:rFonts w:ascii="Arial" w:cs="Arial" w:eastAsia="Arial" w:hAnsi="Arial"/>
-                <w:b w:val="false"/>
-                <w:bCs w:val="false"/>
-                <w:color w:val="333333"/>
-                <w:sz w:val="14"/>
-                <w:szCs w:val="14"/>
-              </w:rPr>
-              <w:t xml:space="preserve">¥2,698,420</w:t>
-            </w:r>
-          </w:p>
-        </w:tc>
-        <w:tc>
-          <w:tcPr>
-            <w:tcW w:type="dxa" w:w="1200"/>
-            <w:tcBorders>
-              <w:top w:val="single" w:color="CCCCCC" w:sz="1"/>
-              <w:left w:val="single" w:color="CCCCCC" w:sz="1"/>
-              <w:bottom w:val="single" w:color="CCCCCC" w:sz="1"/>
-              <w:right w:val="single" w:color="CCCCCC" w:sz="1"/>
-            </w:tcBorders>
-            <w:shd w:fill="F5F7FA" w:color="F5F7FA" w:val="solid"/>
-            <w:tcMar>
-              <w:top w:type="dxa" w:w="60"/>
-              <w:left w:type="dxa" w:w="80"/>
-              <w:bottom w:type="dxa" w:w="60"/>
-              <w:right w:type="dxa" w:w="80"/>
-            </w:tcMar>
-            <w:vAlign w:val="center"/>
-          </w:tcPr>
-          <w:p>
-            <w:pPr>
-              <w:jc w:val="center"/>
-            </w:pPr>
-            <w:r>
-              <w:rPr>
-                <w:rFonts w:ascii="Arial" w:cs="Arial" w:eastAsia="Arial" w:hAnsi="Arial"/>
-                <w:b w:val="false"/>
-                <w:bCs w:val="false"/>
-                <w:color w:val="333333"/>
-                <w:sz w:val="14"/>
-                <w:szCs w:val="14"/>
-              </w:rPr>
-              <w:t xml:space="preserve">¥414,782</w:t>
-            </w:r>
-          </w:p>
-        </w:tc>
-        <w:tc>
-          <w:tcPr>
-            <w:tcW w:type="dxa" w:w="700"/>
-            <w:tcBorders>
-              <w:top w:val="single" w:color="CCCCCC" w:sz="1"/>
-              <w:left w:val="single" w:color="CCCCCC" w:sz="1"/>
-              <w:bottom w:val="single" w:color="CCCCCC" w:sz="1"/>
-              <w:right w:val="single" w:color="CCCCCC" w:sz="1"/>
-            </w:tcBorders>
-            <w:shd w:fill="F5F7FA" w:color="F5F7FA" w:val="solid"/>
-            <w:tcMar>
-              <w:top w:type="dxa" w:w="60"/>
-              <w:left w:type="dxa" w:w="80"/>
-              <w:bottom w:type="dxa" w:w="60"/>
-              <w:right w:type="dxa" w:w="80"/>
-            </w:tcMar>
-            <w:vAlign w:val="center"/>
-          </w:tcPr>
-          <w:p>
-            <w:pPr>
-              <w:jc w:val="center"/>
-            </w:pPr>
-            <w:r>
-              <w:rPr>
-                <w:rFonts w:ascii="Arial" w:cs="Arial" w:eastAsia="Arial" w:hAnsi="Arial"/>
-                <w:b w:val="false"/>
-                <w:bCs w:val="false"/>
-                <w:color w:val="333333"/>
-                <w:sz w:val="14"/>
-                <w:szCs w:val="14"/>
-              </w:rPr>
-              <w:t xml:space="preserve">15.4%</w:t>
-            </w:r>
-          </w:p>
-        </w:tc>
-        <w:tc>
-          <w:tcPr>
-            <w:tcW w:type="dxa" w:w="900"/>
-            <w:tcBorders>
-              <w:top w:val="single" w:color="CCCCCC" w:sz="1"/>
-              <w:left w:val="single" w:color="CCCCCC" w:sz="1"/>
-              <w:bottom w:val="single" w:color="CCCCCC" w:sz="1"/>
-              <w:right w:val="single" w:color="CCCCCC" w:sz="1"/>
-            </w:tcBorders>
-            <w:shd w:fill="F5F7FA" w:color="F5F7FA" w:val="solid"/>
-            <w:tcMar>
-              <w:top w:type="dxa" w:w="60"/>
-              <w:left w:type="dxa" w:w="80"/>
-              <w:bottom w:type="dxa" w:w="60"/>
-              <w:right w:type="dxa" w:w="80"/>
-            </w:tcMar>
-            <w:vAlign w:val="center"/>
-          </w:tcPr>
-          <w:p>
-            <w:pPr>
-              <w:jc w:val="center"/>
-            </w:pPr>
-            <w:r>
-              <w:rPr>
-                <w:rFonts w:ascii="Arial" w:cs="Arial" w:eastAsia="Arial" w:hAnsi="Arial"/>
-                <w:b w:val="false"/>
-                <w:bCs w:val="false"/>
-                <w:color w:val="333333"/>
-                <w:sz w:val="14"/>
-                <w:szCs w:val="14"/>
-              </w:rPr>
-              <w:t xml:space="preserve">¥1,230</w:t>
-            </w:r>
-          </w:p>
-        </w:tc>
-        <w:tc>
-          <w:tcPr>
-            <w:tcW w:type="dxa" w:w="900"/>
-            <w:tcBorders>
-              <w:top w:val="single" w:color="CCCCCC" w:sz="1"/>
-              <w:left w:val="single" w:color="CCCCCC" w:sz="1"/>
-              <w:bottom w:val="single" w:color="CCCCCC" w:sz="1"/>
-              <w:right w:val="single" w:color="CCCCCC" w:sz="1"/>
-            </w:tcBorders>
-            <w:shd w:fill="E3F2FD" w:color="E3F2FD" w:val="solid"/>
-            <w:tcMar>
-              <w:top w:type="dxa" w:w="60"/>
-              <w:left w:type="dxa" w:w="80"/>
-              <w:bottom w:type="dxa" w:w="60"/>
-              <w:right w:type="dxa" w:w="80"/>
-            </w:tcMar>
-            <w:vAlign w:val="center"/>
-          </w:tcPr>
-          <w:p>
-            <w:pPr>
-              <w:jc w:val="center"/>
-            </w:pPr>
-            <w:r>
-              <w:rPr>
-                <w:rFonts w:ascii="Arial" w:cs="Arial" w:eastAsia="Arial" w:hAnsi="Arial"/>
-                <w:b/>
-                <w:bCs/>
-                <w:color w:val="1565C0"/>
-                <w:sz w:val="13"/>
-                <w:szCs w:val="13"/>
-              </w:rPr>
-              <w:t xml:space="preserve">🔵 標準</w:t>
-            </w:r>
-          </w:p>
-        </w:tc>
-      </w:tr>
-      <w:tr>
-        <w:tc>
-          <w:tcPr>
-            <w:tcW w:type="dxa" w:w="400"/>
-            <w:tcBorders>
-              <w:top w:val="single" w:color="CCCCCC" w:sz="1"/>
-              <w:left w:val="single" w:color="CCCCCC" w:sz="1"/>
-              <w:bottom w:val="single" w:color="CCCCCC" w:sz="1"/>
-              <w:right w:val="single" w:color="CCCCCC" w:sz="1"/>
-            </w:tcBorders>
-            <w:shd w:fill="FFFFFF" w:color="FFFFFF" w:val="solid"/>
-            <w:tcMar>
-              <w:top w:type="dxa" w:w="60"/>
-              <w:left w:type="dxa" w:w="80"/>
-              <w:bottom w:type="dxa" w:w="60"/>
-              <w:right w:type="dxa" w:w="80"/>
-            </w:tcMar>
-            <w:vAlign w:val="center"/>
-          </w:tcPr>
-          <w:p>
-            <w:pPr>
-              <w:jc w:val="center"/>
-            </w:pPr>
-            <w:r>
-              <w:rPr>
-                <w:rFonts w:ascii="Arial" w:cs="Arial" w:eastAsia="Arial" w:hAnsi="Arial"/>
-                <w:b w:val="false"/>
-                <w:bCs w:val="false"/>
-                <w:color w:val="333333"/>
-                <w:sz w:val="14"/>
-                <w:szCs w:val="14"/>
-              </w:rPr>
-              <w:t xml:space="preserve">19</w:t>
-            </w:r>
-          </w:p>
-        </w:tc>
-        <w:tc>
-          <w:tcPr>
-            <w:tcW w:type="dxa" w:w="2800"/>
-            <w:tcBorders>
-              <w:top w:val="single" w:color="CCCCCC" w:sz="1"/>
-              <w:left w:val="single" w:color="CCCCCC" w:sz="1"/>
-              <w:bottom w:val="single" w:color="CCCCCC" w:sz="1"/>
-              <w:right w:val="single" w:color="CCCCCC" w:sz="1"/>
-            </w:tcBorders>
-            <w:shd w:fill="FFFFFF" w:color="FFFFFF" w:val="solid"/>
-            <w:tcMar>
-              <w:top w:type="dxa" w:w="60"/>
-              <w:left w:type="dxa" w:w="80"/>
-              <w:bottom w:type="dxa" w:w="60"/>
-              <w:right w:type="dxa" w:w="80"/>
-            </w:tcMar>
-            <w:vAlign w:val="center"/>
-          </w:tcPr>
-          <w:p>
-            <w:pPr>
-              <w:jc w:val="left"/>
-            </w:pPr>
-            <w:r>
-              <w:rPr>
-                <w:rFonts w:ascii="Arial" w:cs="Arial" w:eastAsia="Arial" w:hAnsi="Arial"/>
-                <w:b w:val="false"/>
-                <w:bCs w:val="false"/>
-                <w:color w:val="333333"/>
-                <w:sz w:val="13"/>
-                <w:szCs w:val="13"/>
-              </w:rPr>
-              <w:t xml:space="preserve">コンフォートホテル成田</w:t>
-            </w:r>
-          </w:p>
-        </w:tc>
-        <w:tc>
-          <w:tcPr>
-            <w:tcW w:type="dxa" w:w="700"/>
-            <w:tcBorders>
-              <w:top w:val="single" w:color="CCCCCC" w:sz="1"/>
-              <w:left w:val="single" w:color="CCCCCC" w:sz="1"/>
-              <w:bottom w:val="single" w:color="CCCCCC" w:sz="1"/>
-              <w:right w:val="single" w:color="CCCCCC" w:sz="1"/>
-            </w:tcBorders>
-            <w:shd w:fill="FFFFFF" w:color="FFFFFF" w:val="solid"/>
-            <w:tcMar>
-              <w:top w:type="dxa" w:w="60"/>
-              <w:left w:type="dxa" w:w="80"/>
-              <w:bottom w:type="dxa" w:w="60"/>
-              <w:right w:type="dxa" w:w="80"/>
-            </w:tcMar>
-            <w:vAlign w:val="center"/>
-          </w:tcPr>
-          <w:p>
-            <w:pPr>
-              <w:jc w:val="center"/>
-            </w:pPr>
-            <w:r>
-              <w:rPr>
-                <w:rFonts w:ascii="Arial" w:cs="Arial" w:eastAsia="Arial" w:hAnsi="Arial"/>
-                <w:b w:val="false"/>
-                <w:bCs w:val="false"/>
-                <w:color w:val="27AE60"/>
-                <w:sz w:val="14"/>
-                <w:szCs w:val="14"/>
-              </w:rPr>
-              <w:t xml:space="preserve">8.53</w:t>
-            </w:r>
-          </w:p>
-        </w:tc>
-        <w:tc>
-          <w:tcPr>
-            <w:tcW w:type="dxa" w:w="700"/>
-            <w:tcBorders>
-              <w:top w:val="single" w:color="CCCCCC" w:sz="1"/>
-              <w:left w:val="single" w:color="CCCCCC" w:sz="1"/>
-              <w:bottom w:val="single" w:color="CCCCCC" w:sz="1"/>
-              <w:right w:val="single" w:color="CCCCCC" w:sz="1"/>
-            </w:tcBorders>
-            <w:shd w:fill="FFFFFF" w:color="FFFFFF" w:val="solid"/>
-            <w:tcMar>
-              <w:top w:type="dxa" w:w="60"/>
-              <w:left w:type="dxa" w:w="80"/>
-              <w:bottom w:type="dxa" w:w="60"/>
-              <w:right w:type="dxa" w:w="80"/>
-            </w:tcMar>
-            <w:vAlign w:val="center"/>
-          </w:tcPr>
-          <w:p>
-            <w:pPr>
-              <w:jc w:val="center"/>
-            </w:pPr>
-            <w:r>
-              <w:rPr>
-                <w:rFonts w:ascii="Arial" w:cs="Arial" w:eastAsia="Arial" w:hAnsi="Arial"/>
-                <w:b w:val="false"/>
-                <w:bCs w:val="false"/>
-                <w:color w:val="333333"/>
-                <w:sz w:val="14"/>
-                <w:szCs w:val="14"/>
-              </w:rPr>
-              <w:t xml:space="preserve">125</w:t>
+              <w:t xml:space="preserve">127</w:t>
             </w:r>
           </w:p>
         </w:tc>
@@ -8364,7 +8364,7 @@
                 <w:sz w:val="15"/>
                 <w:szCs w:val="15"/>
               </w:rPr>
-              <w:t xml:space="preserve">9.17</w:t>
+              <w:t xml:space="preserve">9.21</w:t>
             </w:r>
           </w:p>
         </w:tc>
@@ -8537,7 +8537,7 @@
                 <w:sz w:val="15"/>
                 <w:szCs w:val="15"/>
               </w:rPr>
-              <w:t xml:space="preserve">8.68</w:t>
+              <w:t xml:space="preserve">8.65</w:t>
             </w:r>
           </w:p>
         </w:tc>
@@ -8710,7 +8710,7 @@
                 <w:sz w:val="15"/>
                 <w:szCs w:val="15"/>
               </w:rPr>
-              <w:t xml:space="preserve">8.67</w:t>
+              <w:t xml:space="preserve">8.73</w:t>
             </w:r>
           </w:p>
         </w:tc>
@@ -8883,7 +8883,7 @@
                 <w:sz w:val="15"/>
                 <w:szCs w:val="15"/>
               </w:rPr>
-              <w:t xml:space="preserve">8.28</w:t>
+              <w:t xml:space="preserve">8.27</w:t>
             </w:r>
           </w:p>
         </w:tc>
@@ -9056,7 +9056,7 @@
                 <w:sz w:val="15"/>
                 <w:szCs w:val="15"/>
               </w:rPr>
-              <w:t xml:space="preserve">8.91</w:t>
+              <w:t xml:space="preserve">8.87</w:t>
             </w:r>
           </w:p>
         </w:tc>
@@ -9229,7 +9229,7 @@
                 <w:sz w:val="15"/>
                 <w:szCs w:val="15"/>
               </w:rPr>
-              <w:t xml:space="preserve">9.03</w:t>
+              <w:t xml:space="preserve">9.05</w:t>
             </w:r>
           </w:p>
         </w:tc>
@@ -9402,7 +9402,7 @@
                 <w:sz w:val="15"/>
                 <w:szCs w:val="15"/>
               </w:rPr>
-              <w:t xml:space="preserve">8.86</w:t>
+              <w:t xml:space="preserve">8.87</w:t>
             </w:r>
           </w:p>
         </w:tc>
@@ -9827,7 +9827,7 @@
                 <w:sz w:val="15"/>
                 <w:szCs w:val="15"/>
               </w:rPr>
-              <w:t xml:space="preserve">8.79</w:t>
+              <w:t xml:space="preserve">8.78</w:t>
             </w:r>
           </w:p>
         </w:tc>
@@ -10000,7 +10000,7 @@
                 <w:sz w:val="15"/>
                 <w:szCs w:val="15"/>
               </w:rPr>
-              <w:t xml:space="preserve">9.06</w:t>
+              <w:t xml:space="preserve">9.08</w:t>
             </w:r>
           </w:p>
         </w:tc>
@@ -10173,7 +10173,7 @@
                 <w:sz w:val="15"/>
                 <w:szCs w:val="15"/>
               </w:rPr>
-              <w:t xml:space="preserve">8.96</w:t>
+              <w:t xml:space="preserve">8.94</w:t>
             </w:r>
           </w:p>
         </w:tc>
@@ -10346,7 +10346,7 @@
                 <w:sz w:val="15"/>
                 <w:szCs w:val="15"/>
               </w:rPr>
-              <w:t xml:space="preserve">8.66</w:t>
+              <w:t xml:space="preserve">8.69</w:t>
             </w:r>
           </w:p>
         </w:tc>
@@ -10519,7 +10519,7 @@
                 <w:sz w:val="15"/>
                 <w:szCs w:val="15"/>
               </w:rPr>
-              <w:t xml:space="preserve">8.16</w:t>
+              <w:t xml:space="preserve">8.15</w:t>
             </w:r>
           </w:p>
         </w:tc>
@@ -10692,7 +10692,7 @@
                 <w:sz w:val="15"/>
                 <w:szCs w:val="15"/>
               </w:rPr>
-              <w:t xml:space="preserve">8.12</w:t>
+              <w:t xml:space="preserve">8.10</w:t>
             </w:r>
           </w:p>
         </w:tc>
@@ -10865,7 +10865,7 @@
                 <w:sz w:val="15"/>
                 <w:szCs w:val="15"/>
               </w:rPr>
-              <w:t xml:space="preserve">8.53</w:t>
+              <w:t xml:space="preserve">8.55</w:t>
             </w:r>
           </w:p>
         </w:tc>
@@ -11290,7 +11290,7 @@
                 <w:sz w:val="15"/>
                 <w:szCs w:val="15"/>
               </w:rPr>
-              <w:t xml:space="preserve">7.80</w:t>
+              <w:t xml:space="preserve">7.79</w:t>
             </w:r>
           </w:p>
         </w:tc>
@@ -11463,7 +11463,7 @@
                 <w:sz w:val="15"/>
                 <w:szCs w:val="15"/>
               </w:rPr>
-              <w:t xml:space="preserve">7.07</w:t>
+              <w:t xml:space="preserve">7.11</w:t>
             </w:r>
           </w:p>
         </w:tc>
@@ -11636,7 +11636,7 @@
                 <w:sz w:val="15"/>
                 <w:szCs w:val="15"/>
               </w:rPr>
-              <w:t xml:space="preserve">7.39</w:t>
+              <w:t xml:space="preserve">7.45</w:t>
             </w:r>
           </w:p>
         </w:tc>
@@ -12061,7 +12061,7 @@
                 <w:sz w:val="15"/>
                 <w:szCs w:val="15"/>
               </w:rPr>
-              <w:t xml:space="preserve">7.53</w:t>
+              <w:t xml:space="preserve">7.46</w:t>
             </w:r>
           </w:p>
         </w:tc>
@@ -12142,7 +12142,7 @@
               <w:bottom w:val="single" w:color="CCCCCC" w:sz="1"/>
               <w:right w:val="single" w:color="CCCCCC" w:sz="1"/>
             </w:tcBorders>
-            <w:shd w:fill="FFF3E0" w:color="FFF3E0" w:val="solid"/>
+            <w:shd w:fill="FFEBEE" w:color="FFEBEE" w:val="solid"/>
             <w:tcMar>
               <w:top w:type="dxa" w:w="60"/>
               <w:left w:type="dxa" w:w="80"/>
@@ -12160,11 +12160,11 @@
                 <w:rFonts w:ascii="Arial" w:cs="Arial" w:eastAsia="Arial" w:hAnsi="Arial"/>
                 <w:b/>
                 <w:bCs/>
-                <w:color w:val="E65100"/>
+                <w:color w:val="C62828"/>
                 <w:sz w:val="14"/>
                 <w:szCs w:val="14"/>
               </w:rPr>
-              <w:t xml:space="preserve">🟠 高</w:t>
+              <w:t xml:space="preserve">🔴 緊急</w:t>
             </w:r>
           </w:p>
         </w:tc>
@@ -12472,7 +12472,7 @@
           <w:sz w:val="22"/>
           <w:szCs w:val="22"/>
         </w:rPr>
-        <w:t xml:space="preserve">コンフォートホテル博多（月間売上: ¥5,764,630, スコア: 7.8）</w:t>
+        <w:t xml:space="preserve">コンフォートホテル博多（月間売上: ¥5,764,630, スコア: 7.79）</w:t>
       </w:r>
     </w:p>
     <w:p>
@@ -12493,7 +12493,7 @@
           <w:sz w:val="20"/>
           <w:szCs w:val="20"/>
         </w:rPr>
-        <w:t xml:space="preserve">現状: 品質スコア7.8（URGENT判定）、稼働率78.1%</w:t>
+        <w:t xml:space="preserve">現状: 品質スコア7.79（URGENT判定）、稼働率78.1%</w:t>
       </w:r>
     </w:p>
     <w:p>
@@ -12598,7 +12598,7 @@
           <w:sz w:val="20"/>
           <w:szCs w:val="20"/>
         </w:rPr>
-        <w:t xml:space="preserve">成功指標: 1ヶ月後に清掃クレーム率1210%→5%以下</w:t>
+        <w:t xml:space="preserve">成功指標: 1ヶ月後に清掃クレーム率1290%→5%以下</w:t>
       </w:r>
     </w:p>
     <w:p>
@@ -12634,7 +12634,7 @@
           <w:sz w:val="22"/>
           <w:szCs w:val="22"/>
         </w:rPr>
-        <w:t xml:space="preserve">チサンホテル浜松町（月間売上: ¥5,578,650, スコア: 7.07）</w:t>
+        <w:t xml:space="preserve">チサンホテル浜松町（月間売上: ¥5,578,650, スコア: 7.11）</w:t>
       </w:r>
     </w:p>
     <w:p>
@@ -12655,7 +12655,7 @@
           <w:sz w:val="20"/>
           <w:szCs w:val="20"/>
         </w:rPr>
-        <w:t xml:space="preserve">現状: 品質スコア7.07（URGENT判定）、稼働率67.8%</w:t>
+        <w:t xml:space="preserve">現状: 品質スコア7.11（URGENT判定）、稼働率67.8%</w:t>
       </w:r>
     </w:p>
     <w:p>
@@ -12760,7 +12760,7 @@
           <w:sz w:val="20"/>
           <w:szCs w:val="20"/>
         </w:rPr>
-        <w:t xml:space="preserve">成功指標: 1ヶ月後に清掃クレーム率1040%→5%以下</w:t>
+        <w:t xml:space="preserve">成功指標: 1ヶ月後に清掃クレーム率1000%→5%以下</w:t>
       </w:r>
     </w:p>
     <w:p>
@@ -12796,7 +12796,7 @@
           <w:sz w:val="22"/>
           <w:szCs w:val="22"/>
         </w:rPr>
-        <w:t xml:space="preserve">アパホテル蒲田駅東（月間売上: ¥4,679,520, スコア: 7.39）</w:t>
+        <w:t xml:space="preserve">アパホテル蒲田駅東（月間売上: ¥4,679,520, スコア: 7.45）</w:t>
       </w:r>
     </w:p>
     <w:p>
@@ -12817,7 +12817,7 @@
           <w:sz w:val="20"/>
           <w:szCs w:val="20"/>
         </w:rPr>
-        <w:t xml:space="preserve">現状: 品質スコア7.39（URGENT判定）、稼働率74.5%</w:t>
+        <w:t xml:space="preserve">現状: 品質スコア7.45（URGENT判定）、稼働率74.5%</w:t>
       </w:r>
     </w:p>
     <w:p>
@@ -12922,7 +12922,7 @@
           <w:sz w:val="20"/>
           <w:szCs w:val="20"/>
         </w:rPr>
-        <w:t xml:space="preserve">成功指標: 1ヶ月後に清掃クレーム率1020%→5%以下</w:t>
+        <w:t xml:space="preserve">成功指標: 1ヶ月後に清掃クレーム率980%→5%以下</w:t>
       </w:r>
     </w:p>
     <w:p>
@@ -12996,7 +12996,7 @@
           <w:sz w:val="20"/>
           <w:szCs w:val="20"/>
         </w:rPr>
-        <w:t xml:space="preserve">対象: 4ホテル（合計月間売上: ¥19,728,015）</w:t>
+        <w:t xml:space="preserve">対象: 5ホテル（合計月間売上: ¥23,779,905）</w:t>
       </w:r>
     </w:p>
     <w:tbl>
@@ -13260,7 +13260,7 @@
                 <w:sz w:val="15"/>
                 <w:szCs w:val="15"/>
               </w:rPr>
-              <w:t xml:space="preserve">7.80</w:t>
+              <w:t xml:space="preserve">7.79</w:t>
             </w:r>
           </w:p>
         </w:tc>
@@ -13432,7 +13432,7 @@
                 <w:sz w:val="15"/>
                 <w:szCs w:val="15"/>
               </w:rPr>
-              <w:t xml:space="preserve">7.07</w:t>
+              <w:t xml:space="preserve">7.11</w:t>
             </w:r>
           </w:p>
         </w:tc>
@@ -13604,7 +13604,7 @@
                 <w:sz w:val="15"/>
                 <w:szCs w:val="15"/>
               </w:rPr>
-              <w:t xml:space="preserve">7.39</w:t>
+              <w:t xml:space="preserve">7.45</w:t>
             </w:r>
           </w:p>
         </w:tc>
@@ -13706,7 +13706,179 @@
                 <w:sz w:val="15"/>
                 <w:szCs w:val="15"/>
               </w:rPr>
-              <w:t xml:space="preserve">7.9以上</w:t>
+              <w:t xml:space="preserve">8.0以上</w:t>
+            </w:r>
+          </w:p>
+        </w:tc>
+      </w:tr>
+      <w:tr>
+        <w:tc>
+          <w:tcPr>
+            <w:tcW w:type="dxa" w:w="2500"/>
+            <w:tcBorders>
+              <w:top w:val="single" w:color="CCCCCC" w:sz="1"/>
+              <w:left w:val="single" w:color="CCCCCC" w:sz="1"/>
+              <w:bottom w:val="single" w:color="CCCCCC" w:sz="1"/>
+              <w:right w:val="single" w:color="CCCCCC" w:sz="1"/>
+            </w:tcBorders>
+            <w:tcMar>
+              <w:top w:type="dxa" w:w="60"/>
+              <w:left w:type="dxa" w:w="80"/>
+              <w:bottom w:type="dxa" w:w="60"/>
+              <w:right w:type="dxa" w:w="80"/>
+            </w:tcMar>
+            <w:vAlign w:val="center"/>
+          </w:tcPr>
+          <w:p>
+            <w:pPr>
+              <w:jc w:val="left"/>
+            </w:pPr>
+            <w:r>
+              <w:rPr>
+                <w:rFonts w:ascii="Arial" w:cs="Arial" w:eastAsia="Arial" w:hAnsi="Arial"/>
+                <w:b w:val="false"/>
+                <w:bCs w:val="false"/>
+                <w:color w:val="333333"/>
+                <w:sz w:val="15"/>
+                <w:szCs w:val="15"/>
+              </w:rPr>
+              <w:t xml:space="preserve">コンフォートホテル横浜関内</w:t>
+            </w:r>
+          </w:p>
+        </w:tc>
+        <w:tc>
+          <w:tcPr>
+            <w:tcW w:type="dxa" w:w="1000"/>
+            <w:tcBorders>
+              <w:top w:val="single" w:color="CCCCCC" w:sz="1"/>
+              <w:left w:val="single" w:color="CCCCCC" w:sz="1"/>
+              <w:bottom w:val="single" w:color="CCCCCC" w:sz="1"/>
+              <w:right w:val="single" w:color="CCCCCC" w:sz="1"/>
+            </w:tcBorders>
+            <w:tcMar>
+              <w:top w:type="dxa" w:w="60"/>
+              <w:left w:type="dxa" w:w="80"/>
+              <w:bottom w:type="dxa" w:w="60"/>
+              <w:right w:type="dxa" w:w="80"/>
+            </w:tcMar>
+            <w:vAlign w:val="center"/>
+          </w:tcPr>
+          <w:p>
+            <w:pPr>
+              <w:jc w:val="center"/>
+            </w:pPr>
+            <w:r>
+              <w:rPr>
+                <w:rFonts w:ascii="Arial" w:cs="Arial" w:eastAsia="Arial" w:hAnsi="Arial"/>
+                <w:b w:val="false"/>
+                <w:bCs w:val="false"/>
+                <w:color w:val="E74C3C"/>
+                <w:sz w:val="15"/>
+                <w:szCs w:val="15"/>
+              </w:rPr>
+              <w:t xml:space="preserve">7.46</w:t>
+            </w:r>
+          </w:p>
+        </w:tc>
+        <w:tc>
+          <w:tcPr>
+            <w:tcW w:type="dxa" w:w="1500"/>
+            <w:tcBorders>
+              <w:top w:val="single" w:color="CCCCCC" w:sz="1"/>
+              <w:left w:val="single" w:color="CCCCCC" w:sz="1"/>
+              <w:bottom w:val="single" w:color="CCCCCC" w:sz="1"/>
+              <w:right w:val="single" w:color="CCCCCC" w:sz="1"/>
+            </w:tcBorders>
+            <w:tcMar>
+              <w:top w:type="dxa" w:w="60"/>
+              <w:left w:type="dxa" w:w="80"/>
+              <w:bottom w:type="dxa" w:w="60"/>
+              <w:right w:type="dxa" w:w="80"/>
+            </w:tcMar>
+            <w:vAlign w:val="center"/>
+          </w:tcPr>
+          <w:p>
+            <w:pPr>
+              <w:jc w:val="center"/>
+            </w:pPr>
+            <w:r>
+              <w:rPr>
+                <w:rFonts w:ascii="Arial" w:cs="Arial" w:eastAsia="Arial" w:hAnsi="Arial"/>
+                <w:b w:val="false"/>
+                <w:bCs w:val="false"/>
+                <w:color w:val="333333"/>
+                <w:sz w:val="15"/>
+                <w:szCs w:val="15"/>
+              </w:rPr>
+              <w:t xml:space="preserve">¥4,051,890</w:t>
+            </w:r>
+          </w:p>
+        </w:tc>
+        <w:tc>
+          <w:tcPr>
+            <w:tcW w:type="dxa" w:w="2500"/>
+            <w:tcBorders>
+              <w:top w:val="single" w:color="CCCCCC" w:sz="1"/>
+              <w:left w:val="single" w:color="CCCCCC" w:sz="1"/>
+              <w:bottom w:val="single" w:color="CCCCCC" w:sz="1"/>
+              <w:right w:val="single" w:color="CCCCCC" w:sz="1"/>
+            </w:tcBorders>
+            <w:tcMar>
+              <w:top w:type="dxa" w:w="60"/>
+              <w:left w:type="dxa" w:w="80"/>
+              <w:bottom w:type="dxa" w:w="60"/>
+              <w:right w:type="dxa" w:w="80"/>
+            </w:tcMar>
+            <w:vAlign w:val="center"/>
+          </w:tcPr>
+          <w:p>
+            <w:pPr>
+              <w:jc w:val="left"/>
+            </w:pPr>
+            <w:r>
+              <w:rPr>
+                <w:rFonts w:ascii="Arial" w:cs="Arial" w:eastAsia="Arial" w:hAnsi="Arial"/>
+                <w:b w:val="false"/>
+                <w:bCs w:val="false"/>
+                <w:color w:val="333333"/>
+                <w:sz w:val="15"/>
+                <w:szCs w:val="15"/>
+              </w:rPr>
+              <w:t xml:space="preserve">清掃品質の総合改善</w:t>
+            </w:r>
+          </w:p>
+        </w:tc>
+        <w:tc>
+          <w:tcPr>
+            <w:tcW w:type="dxa" w:w="1000"/>
+            <w:tcBorders>
+              <w:top w:val="single" w:color="CCCCCC" w:sz="1"/>
+              <w:left w:val="single" w:color="CCCCCC" w:sz="1"/>
+              <w:bottom w:val="single" w:color="CCCCCC" w:sz="1"/>
+              <w:right w:val="single" w:color="CCCCCC" w:sz="1"/>
+            </w:tcBorders>
+            <w:tcMar>
+              <w:top w:type="dxa" w:w="60"/>
+              <w:left w:type="dxa" w:w="80"/>
+              <w:bottom w:type="dxa" w:w="60"/>
+              <w:right w:type="dxa" w:w="80"/>
+            </w:tcMar>
+            <w:vAlign w:val="center"/>
+          </w:tcPr>
+          <w:p>
+            <w:pPr>
+              <w:jc w:val="center"/>
+            </w:pPr>
+            <w:r>
+              <w:rPr>
+                <w:rFonts w:ascii="Arial" w:cs="Arial" w:eastAsia="Arial" w:hAnsi="Arial"/>
+                <w:b w:val="false"/>
+                <w:bCs w:val="false"/>
+                <w:color w:val="27AE60"/>
+                <w:sz w:val="15"/>
+                <w:szCs w:val="15"/>
+              </w:rPr>
+              <w:t xml:space="preserve">8.0以上</w:t>
             </w:r>
           </w:p>
         </w:tc>
@@ -14056,7 +14228,7 @@
           <w:sz w:val="22"/>
           <w:szCs w:val="22"/>
         </w:rPr>
-        <w:t xml:space="preserve">ホテルコメント横浜関内（月間売上: ¥4,463,320, スコア: 8.86）</w:t>
+        <w:t xml:space="preserve">ホテルコメント横浜関内（月間売上: ¥4,463,320, スコア: 8.87）</w:t>
       </w:r>
     </w:p>
     <w:p>
@@ -14155,64 +14327,7 @@
           <w:sz w:val="22"/>
           <w:szCs w:val="22"/>
         </w:rPr>
-        <w:t xml:space="preserve">コンフォートホテル横浜関内（月間売上: ¥4,051,890, スコア: 7.53）</w:t>
-      </w:r>
-    </w:p>
-    <w:p>
-      <w:pPr>
-        <w:pStyle w:val="ListParagraph"/>
-        <w:numPr>
-          <w:ilvl w:val="0"/>
-          <w:numId w:val="1"/>
-        </w:numPr>
-        <w:spacing w:after="40" w:before="40"/>
-      </w:pPr>
-      <w:r>
-        <w:rPr>
-          <w:rFonts w:ascii="Arial" w:cs="Arial" w:eastAsia="Arial" w:hAnsi="Arial"/>
-          <w:b w:val="false"/>
-          <w:bCs w:val="false"/>
-          <w:color w:val="333333"/>
-          <w:sz w:val="20"/>
-          <w:szCs w:val="20"/>
-        </w:rPr>
-        <w:t xml:space="preserve">現状分析: HIGH判定、稼働率55.9%、利益率28.2%</w:t>
-      </w:r>
-    </w:p>
-    <w:p>
-      <w:pPr>
-        <w:spacing w:after="80" w:before="80"/>
-        <w:jc w:val="left"/>
-      </w:pPr>
-      <w:r>
-        <w:rPr>
-          <w:rFonts w:ascii="Arial" w:cs="Arial" w:eastAsia="Arial" w:hAnsi="Arial"/>
-          <w:b w:val="false"/>
-          <w:bCs w:val="false"/>
-          <w:i w:val="false"/>
-          <w:iCs w:val="false"/>
-          <w:color w:val="333333"/>
-          <w:sz w:val="20"/>
-          <w:szCs w:val="20"/>
-        </w:rPr>
-        <w:t xml:space="preserve"/>
-      </w:r>
-    </w:p>
-    <w:p>
-      <w:pPr>
-        <w:pStyle w:val="Heading3"/>
-        <w:spacing w:after="120" w:before="200"/>
-      </w:pPr>
-      <w:r>
-        <w:rPr>
-          <w:rFonts w:ascii="Arial" w:cs="Arial" w:eastAsia="Arial" w:hAnsi="Arial"/>
-          <w:b/>
-          <w:bCs/>
-          <w:color w:val="1B3A5C"/>
-          <w:sz w:val="22"/>
-          <w:szCs w:val="22"/>
-        </w:rPr>
-        <w:t xml:space="preserve">コンフォートイン六本木（月間売上: ¥2,842,630, スコア: 8.16）</w:t>
+        <w:t xml:space="preserve">コンフォートイン六本木（月間売上: ¥2,842,630, スコア: 8.15）</w:t>
       </w:r>
     </w:p>
     <w:p>
@@ -14332,7 +14447,7 @@
           <w:sz w:val="20"/>
           <w:szCs w:val="20"/>
         </w:rPr>
-        <w:t xml:space="preserve">アパホテル相模原橋本駅東: スコア8.12（品質良好）だが売上¥2,698,420 → OTA掲載最適化、価格戦略の見直し、プロモーション強化</w:t>
+        <w:t xml:space="preserve">アパホテル相模原橋本駅東: スコア8.1（品質良好）だが売上¥2,698,420 → OTA掲載最適化、価格戦略の見直し、プロモーション強化</w:t>
       </w:r>
     </w:p>
     <w:p>
@@ -14353,7 +14468,7 @@
           <w:sz w:val="20"/>
           <w:szCs w:val="20"/>
         </w:rPr>
-        <w:t xml:space="preserve">コンフォートイン六本木: スコア8.16（品質良好）だが売上¥2,842,630 → OTA掲載最適化、価格戦略の見直し、プロモーション強化</w:t>
+        <w:t xml:space="preserve">コンフォートイン六本木: スコア8.15（品質良好）だが売上¥2,842,630 → OTA掲載最適化、価格戦略の見直し、プロモーション強化</w:t>
       </w:r>
     </w:p>
     <w:p>
@@ -14374,7 +14489,7 @@
           <w:sz w:val="20"/>
           <w:szCs w:val="20"/>
         </w:rPr>
-        <w:t xml:space="preserve">コンフォートホテル成田: スコア8.53（品質良好）だが売上¥2,655,760 → OTA掲載最適化、価格戦略の見直し、プロモーション強化</w:t>
+        <w:t xml:space="preserve">コンフォートホテル成田: スコア8.55（品質良好）だが売上¥2,655,760 → OTA掲載最適化、価格戦略の見直し、プロモーション強化</w:t>
       </w:r>
     </w:p>
     <w:p>
@@ -14395,7 +14510,7 @@
           <w:sz w:val="20"/>
           <w:szCs w:val="20"/>
         </w:rPr>
-        <w:t xml:space="preserve">リッチモンドホテル東京目白: スコア8.66（品質良好）だが売上¥3,663,440 → OTA掲載最適化、価格戦略の見直し、プロモーション強化</w:t>
+        <w:t xml:space="preserve">リッチモンドホテル東京目白: スコア8.69（品質良好）だが売上¥3,663,440 → OTA掲載最適化、価格戦略の見直し、プロモーション強化</w:t>
       </w:r>
     </w:p>
     <w:p>
@@ -14416,7 +14531,7 @@
           <w:sz w:val="20"/>
           <w:szCs w:val="20"/>
         </w:rPr>
-        <w:t xml:space="preserve">ホテルケヤキゲート東京府中: スコア8.79（品質良好）だが売上¥4,425,395 → OTA掲載最適化、価格戦略の見直し、プロモーション強化</w:t>
+        <w:t xml:space="preserve">ホテルケヤキゲート東京府中: スコア8.78（品質良好）だが売上¥4,425,395 → OTA掲載最適化、価格戦略の見直し、プロモーション強化</w:t>
       </w:r>
     </w:p>
     <w:p>
@@ -14437,7 +14552,7 @@
           <w:sz w:val="20"/>
           <w:szCs w:val="20"/>
         </w:rPr>
-        <w:t xml:space="preserve">コンフォートホテルERA東京東神田: スコア8.96（品質良好）だが売上¥4,047,280 → OTA掲載最適化、価格戦略の見直し、プロモーション強化</w:t>
+        <w:t xml:space="preserve">コンフォートホテルERA東京東神田: スコア8.94（品質良好）だが売上¥4,047,280 → OTA掲載最適化、価格戦略の見直し、プロモーション強化</w:t>
       </w:r>
     </w:p>
     <w:p>
@@ -14458,7 +14573,7 @@
           <w:sz w:val="20"/>
           <w:szCs w:val="20"/>
         </w:rPr>
-        <w:t xml:space="preserve">第一イン池袋: スコア9.06（品質良好）だが売上¥4,310,610 → OTA掲載最適化、価格戦略の見直し、プロモーション強化</w:t>
+        <w:t xml:space="preserve">第一イン池袋: スコア9.08（品質良好）だが売上¥4,310,610 → OTA掲載最適化、価格戦略の見直し、プロモーション強化</w:t>
       </w:r>
     </w:p>
     <w:p>
@@ -15005,7 +15120,7 @@
                 <w:sz w:val="15"/>
                 <w:szCs w:val="15"/>
               </w:rPr>
-              <w:t xml:space="preserve">7.8 / 10.0</w:t>
+              <w:t xml:space="preserve">7.79 / 10.0</w:t>
             </w:r>
           </w:p>
         </w:tc>
@@ -15281,7 +15396,7 @@
                 <w:sz w:val="15"/>
                 <w:szCs w:val="15"/>
               </w:rPr>
-              <w:t xml:space="preserve">1210.0%</w:t>
+              <w:t xml:space="preserve">1290.0%</w:t>
             </w:r>
           </w:p>
         </w:tc>
@@ -15912,7 +16027,7 @@
                 <w:sz w:val="15"/>
                 <w:szCs w:val="15"/>
               </w:rPr>
-              <w:t xml:space="preserve">7.07 / 10.0</w:t>
+              <w:t xml:space="preserve">7.11 / 10.0</w:t>
             </w:r>
           </w:p>
         </w:tc>
@@ -16050,7 +16165,7 @@
                 <w:sz w:val="15"/>
                 <w:szCs w:val="15"/>
               </w:rPr>
-              <w:t xml:space="preserve">67件</w:t>
+              <w:t xml:space="preserve">70件</w:t>
             </w:r>
           </w:p>
         </w:tc>
@@ -16188,7 +16303,7 @@
                 <w:sz w:val="15"/>
                 <w:szCs w:val="15"/>
               </w:rPr>
-              <w:t xml:space="preserve">1040.0%</w:t>
+              <w:t xml:space="preserve">1000.0%</w:t>
             </w:r>
           </w:p>
         </w:tc>
@@ -16819,7 +16934,7 @@
                 <w:sz w:val="15"/>
                 <w:szCs w:val="15"/>
               </w:rPr>
-              <w:t xml:space="preserve">7.39 / 10.0</w:t>
+              <w:t xml:space="preserve">7.45 / 10.0</w:t>
             </w:r>
           </w:p>
         </w:tc>
@@ -16957,7 +17072,7 @@
                 <w:sz w:val="15"/>
                 <w:szCs w:val="15"/>
               </w:rPr>
-              <w:t xml:space="preserve">49件</w:t>
+              <w:t xml:space="preserve">51件</w:t>
             </w:r>
           </w:p>
         </w:tc>
@@ -17095,7 +17210,7 @@
                 <w:sz w:val="15"/>
                 <w:szCs w:val="15"/>
               </w:rPr>
-              <w:t xml:space="preserve">1020.0%</w:t>
+              <w:t xml:space="preserve">980.0%</w:t>
             </w:r>
           </w:p>
         </w:tc>
@@ -17441,6 +17556,913 @@
                 <w:szCs w:val="15"/>
               </w:rPr>
               <w:t xml:space="preserve">220室 / 37名</w:t>
+            </w:r>
+          </w:p>
+        </w:tc>
+      </w:tr>
+    </w:tbl>
+    <w:p>
+      <w:pPr>
+        <w:spacing w:after="80" w:before="80"/>
+        <w:jc w:val="left"/>
+      </w:pPr>
+      <w:r>
+        <w:rPr>
+          <w:rFonts w:ascii="Arial" w:cs="Arial" w:eastAsia="Arial" w:hAnsi="Arial"/>
+          <w:b w:val="false"/>
+          <w:bCs w:val="false"/>
+          <w:i w:val="false"/>
+          <w:iCs w:val="false"/>
+          <w:color w:val="333333"/>
+          <w:sz w:val="20"/>
+          <w:szCs w:val="20"/>
+        </w:rPr>
+        <w:t xml:space="preserve"/>
+      </w:r>
+    </w:p>
+    <w:p>
+      <w:pPr>
+        <w:spacing w:after="80" w:before="80"/>
+        <w:jc w:val="left"/>
+      </w:pPr>
+      <w:r>
+        <w:rPr>
+          <w:rFonts w:ascii="Arial" w:cs="Arial" w:eastAsia="Arial" w:hAnsi="Arial"/>
+          <w:b w:val="false"/>
+          <w:bCs w:val="false"/>
+          <w:i w:val="false"/>
+          <w:iCs w:val="false"/>
+          <w:color w:val="333333"/>
+          <w:sz w:val="20"/>
+          <w:szCs w:val="20"/>
+        </w:rPr>
+        <w:t xml:space="preserve"/>
+      </w:r>
+    </w:p>
+    <w:p>
+      <w:pPr>
+        <w:pStyle w:val="Heading2"/>
+        <w:spacing w:after="160" w:before="280"/>
+      </w:pPr>
+      <w:r>
+        <w:rPr>
+          <w:rFonts w:ascii="Arial" w:cs="Arial" w:eastAsia="Arial" w:hAnsi="Arial"/>
+          <w:b/>
+          <w:bCs/>
+          <w:color w:val="2E75B6"/>
+          <w:sz w:val="26"/>
+          <w:szCs w:val="26"/>
+        </w:rPr>
+        <w:t xml:space="preserve">コンフォートホテル横浜関内</w:t>
+      </w:r>
+    </w:p>
+    <w:tbl>
+      <w:tblPr>
+        <w:tblW w:type="dxa" w:w="10000"/>
+        <w:tblBorders>
+          <w:top w:val="single" w:color="auto" w:sz="4"/>
+          <w:left w:val="single" w:color="auto" w:sz="4"/>
+          <w:bottom w:val="single" w:color="auto" w:sz="4"/>
+          <w:right w:val="single" w:color="auto" w:sz="4"/>
+          <w:insideH w:val="single" w:color="auto" w:sz="4"/>
+          <w:insideV w:val="single" w:color="auto" w:sz="4"/>
+        </w:tblBorders>
+      </w:tblPr>
+      <w:tblGrid>
+        <w:gridCol w:w="100"/>
+        <w:gridCol w:w="100"/>
+        <w:gridCol w:w="100"/>
+        <w:gridCol w:w="100"/>
+      </w:tblGrid>
+      <w:tr>
+        <w:tc>
+          <w:tcPr>
+            <w:tcW w:type="dxa" w:w="2500"/>
+            <w:tcBorders>
+              <w:top w:val="single" w:color="CCCCCC" w:sz="1"/>
+              <w:left w:val="single" w:color="CCCCCC" w:sz="1"/>
+              <w:bottom w:val="single" w:color="CCCCCC" w:sz="1"/>
+              <w:right w:val="single" w:color="CCCCCC" w:sz="1"/>
+            </w:tcBorders>
+            <w:shd w:fill="FFEBEE" w:color="FFEBEE" w:val="solid"/>
+            <w:tcMar>
+              <w:top w:type="dxa" w:w="60"/>
+              <w:left w:type="dxa" w:w="80"/>
+              <w:bottom w:type="dxa" w:w="60"/>
+              <w:right w:type="dxa" w:w="80"/>
+            </w:tcMar>
+            <w:vAlign w:val="center"/>
+          </w:tcPr>
+          <w:p>
+            <w:pPr>
+              <w:jc w:val="left"/>
+            </w:pPr>
+            <w:r>
+              <w:rPr>
+                <w:rFonts w:ascii="Arial" w:cs="Arial" w:eastAsia="Arial" w:hAnsi="Arial"/>
+                <w:b/>
+                <w:bCs/>
+                <w:color w:val="C62828"/>
+                <w:sz w:val="15"/>
+                <w:szCs w:val="15"/>
+              </w:rPr>
+              <w:t xml:space="preserve">指標</w:t>
+            </w:r>
+          </w:p>
+        </w:tc>
+        <w:tc>
+          <w:tcPr>
+            <w:tcW w:type="dxa" w:w="2500"/>
+            <w:tcBorders>
+              <w:top w:val="single" w:color="CCCCCC" w:sz="1"/>
+              <w:left w:val="single" w:color="CCCCCC" w:sz="1"/>
+              <w:bottom w:val="single" w:color="CCCCCC" w:sz="1"/>
+              <w:right w:val="single" w:color="CCCCCC" w:sz="1"/>
+            </w:tcBorders>
+            <w:shd w:fill="FFEBEE" w:color="FFEBEE" w:val="solid"/>
+            <w:tcMar>
+              <w:top w:type="dxa" w:w="60"/>
+              <w:left w:type="dxa" w:w="80"/>
+              <w:bottom w:type="dxa" w:w="60"/>
+              <w:right w:type="dxa" w:w="80"/>
+            </w:tcMar>
+            <w:vAlign w:val="center"/>
+          </w:tcPr>
+          <w:p>
+            <w:pPr>
+              <w:jc w:val="center"/>
+            </w:pPr>
+            <w:r>
+              <w:rPr>
+                <w:rFonts w:ascii="Arial" w:cs="Arial" w:eastAsia="Arial" w:hAnsi="Arial"/>
+                <w:b/>
+                <w:bCs/>
+                <w:color w:val="C62828"/>
+                <w:sz w:val="15"/>
+                <w:szCs w:val="15"/>
+              </w:rPr>
+              <w:t xml:space="preserve">数値</w:t>
+            </w:r>
+          </w:p>
+        </w:tc>
+        <w:tc>
+          <w:tcPr>
+            <w:tcW w:type="dxa" w:w="2500"/>
+            <w:tcBorders>
+              <w:top w:val="single" w:color="CCCCCC" w:sz="1"/>
+              <w:left w:val="single" w:color="CCCCCC" w:sz="1"/>
+              <w:bottom w:val="single" w:color="CCCCCC" w:sz="1"/>
+              <w:right w:val="single" w:color="CCCCCC" w:sz="1"/>
+            </w:tcBorders>
+            <w:shd w:fill="FFEBEE" w:color="FFEBEE" w:val="solid"/>
+            <w:tcMar>
+              <w:top w:type="dxa" w:w="60"/>
+              <w:left w:type="dxa" w:w="80"/>
+              <w:bottom w:type="dxa" w:w="60"/>
+              <w:right w:type="dxa" w:w="80"/>
+            </w:tcMar>
+            <w:vAlign w:val="center"/>
+          </w:tcPr>
+          <w:p>
+            <w:pPr>
+              <w:jc w:val="left"/>
+            </w:pPr>
+            <w:r>
+              <w:rPr>
+                <w:rFonts w:ascii="Arial" w:cs="Arial" w:eastAsia="Arial" w:hAnsi="Arial"/>
+                <w:b/>
+                <w:bCs/>
+                <w:color w:val="C62828"/>
+                <w:sz w:val="15"/>
+                <w:szCs w:val="15"/>
+              </w:rPr>
+              <w:t xml:space="preserve">指標</w:t>
+            </w:r>
+          </w:p>
+        </w:tc>
+        <w:tc>
+          <w:tcPr>
+            <w:tcW w:type="dxa" w:w="2500"/>
+            <w:tcBorders>
+              <w:top w:val="single" w:color="CCCCCC" w:sz="1"/>
+              <w:left w:val="single" w:color="CCCCCC" w:sz="1"/>
+              <w:bottom w:val="single" w:color="CCCCCC" w:sz="1"/>
+              <w:right w:val="single" w:color="CCCCCC" w:sz="1"/>
+            </w:tcBorders>
+            <w:shd w:fill="FFEBEE" w:color="FFEBEE" w:val="solid"/>
+            <w:tcMar>
+              <w:top w:type="dxa" w:w="60"/>
+              <w:left w:type="dxa" w:w="80"/>
+              <w:bottom w:type="dxa" w:w="60"/>
+              <w:right w:type="dxa" w:w="80"/>
+            </w:tcMar>
+            <w:vAlign w:val="center"/>
+          </w:tcPr>
+          <w:p>
+            <w:pPr>
+              <w:jc w:val="center"/>
+            </w:pPr>
+            <w:r>
+              <w:rPr>
+                <w:rFonts w:ascii="Arial" w:cs="Arial" w:eastAsia="Arial" w:hAnsi="Arial"/>
+                <w:b/>
+                <w:bCs/>
+                <w:color w:val="C62828"/>
+                <w:sz w:val="15"/>
+                <w:szCs w:val="15"/>
+              </w:rPr>
+              <w:t xml:space="preserve">数値</w:t>
+            </w:r>
+          </w:p>
+        </w:tc>
+      </w:tr>
+      <w:tr>
+        <w:tc>
+          <w:tcPr>
+            <w:tcW w:type="dxa" w:w="2500"/>
+            <w:tcBorders>
+              <w:top w:val="single" w:color="CCCCCC" w:sz="1"/>
+              <w:left w:val="single" w:color="CCCCCC" w:sz="1"/>
+              <w:bottom w:val="single" w:color="CCCCCC" w:sz="1"/>
+              <w:right w:val="single" w:color="CCCCCC" w:sz="1"/>
+            </w:tcBorders>
+            <w:tcMar>
+              <w:top w:type="dxa" w:w="60"/>
+              <w:left w:type="dxa" w:w="80"/>
+              <w:bottom w:type="dxa" w:w="60"/>
+              <w:right w:type="dxa" w:w="80"/>
+            </w:tcMar>
+            <w:vAlign w:val="center"/>
+          </w:tcPr>
+          <w:p>
+            <w:pPr>
+              <w:jc w:val="left"/>
+            </w:pPr>
+            <w:r>
+              <w:rPr>
+                <w:rFonts w:ascii="Arial" w:cs="Arial" w:eastAsia="Arial" w:hAnsi="Arial"/>
+                <w:b w:val="false"/>
+                <w:bCs w:val="false"/>
+                <w:color w:val="333333"/>
+                <w:sz w:val="15"/>
+                <w:szCs w:val="15"/>
+              </w:rPr>
+              <w:t xml:space="preserve">品質スコア</w:t>
+            </w:r>
+          </w:p>
+        </w:tc>
+        <w:tc>
+          <w:tcPr>
+            <w:tcW w:type="dxa" w:w="2500"/>
+            <w:tcBorders>
+              <w:top w:val="single" w:color="CCCCCC" w:sz="1"/>
+              <w:left w:val="single" w:color="CCCCCC" w:sz="1"/>
+              <w:bottom w:val="single" w:color="CCCCCC" w:sz="1"/>
+              <w:right w:val="single" w:color="CCCCCC" w:sz="1"/>
+            </w:tcBorders>
+            <w:tcMar>
+              <w:top w:type="dxa" w:w="60"/>
+              <w:left w:type="dxa" w:w="80"/>
+              <w:bottom w:type="dxa" w:w="60"/>
+              <w:right w:type="dxa" w:w="80"/>
+            </w:tcMar>
+            <w:vAlign w:val="center"/>
+          </w:tcPr>
+          <w:p>
+            <w:pPr>
+              <w:jc w:val="center"/>
+            </w:pPr>
+            <w:r>
+              <w:rPr>
+                <w:rFonts w:ascii="Arial" w:cs="Arial" w:eastAsia="Arial" w:hAnsi="Arial"/>
+                <w:b/>
+                <w:bCs/>
+                <w:color w:val="E74C3C"/>
+                <w:sz w:val="15"/>
+                <w:szCs w:val="15"/>
+              </w:rPr>
+              <w:t xml:space="preserve">7.46 / 10.0</w:t>
+            </w:r>
+          </w:p>
+        </w:tc>
+        <w:tc>
+          <w:tcPr>
+            <w:tcW w:type="dxa" w:w="2500"/>
+            <w:tcBorders>
+              <w:top w:val="single" w:color="CCCCCC" w:sz="1"/>
+              <w:left w:val="single" w:color="CCCCCC" w:sz="1"/>
+              <w:bottom w:val="single" w:color="CCCCCC" w:sz="1"/>
+              <w:right w:val="single" w:color="CCCCCC" w:sz="1"/>
+            </w:tcBorders>
+            <w:tcMar>
+              <w:top w:type="dxa" w:w="60"/>
+              <w:left w:type="dxa" w:w="80"/>
+              <w:bottom w:type="dxa" w:w="60"/>
+              <w:right w:type="dxa" w:w="80"/>
+            </w:tcMar>
+            <w:vAlign w:val="center"/>
+          </w:tcPr>
+          <w:p>
+            <w:pPr>
+              <w:jc w:val="left"/>
+            </w:pPr>
+            <w:r>
+              <w:rPr>
+                <w:rFonts w:ascii="Arial" w:cs="Arial" w:eastAsia="Arial" w:hAnsi="Arial"/>
+                <w:b w:val="false"/>
+                <w:bCs w:val="false"/>
+                <w:color w:val="333333"/>
+                <w:sz w:val="15"/>
+                <w:szCs w:val="15"/>
+              </w:rPr>
+              <w:t xml:space="preserve">月間売上（2月）</w:t>
+            </w:r>
+          </w:p>
+        </w:tc>
+        <w:tc>
+          <w:tcPr>
+            <w:tcW w:type="dxa" w:w="2500"/>
+            <w:tcBorders>
+              <w:top w:val="single" w:color="CCCCCC" w:sz="1"/>
+              <w:left w:val="single" w:color="CCCCCC" w:sz="1"/>
+              <w:bottom w:val="single" w:color="CCCCCC" w:sz="1"/>
+              <w:right w:val="single" w:color="CCCCCC" w:sz="1"/>
+            </w:tcBorders>
+            <w:tcMar>
+              <w:top w:type="dxa" w:w="60"/>
+              <w:left w:type="dxa" w:w="80"/>
+              <w:bottom w:type="dxa" w:w="60"/>
+              <w:right w:type="dxa" w:w="80"/>
+            </w:tcMar>
+            <w:vAlign w:val="center"/>
+          </w:tcPr>
+          <w:p>
+            <w:pPr>
+              <w:jc w:val="center"/>
+            </w:pPr>
+            <w:r>
+              <w:rPr>
+                <w:rFonts w:ascii="Arial" w:cs="Arial" w:eastAsia="Arial" w:hAnsi="Arial"/>
+                <w:b/>
+                <w:bCs/>
+                <w:color w:val="333333"/>
+                <w:sz w:val="15"/>
+                <w:szCs w:val="15"/>
+              </w:rPr>
+              <w:t xml:space="preserve">¥4,051,890</w:t>
+            </w:r>
+          </w:p>
+        </w:tc>
+      </w:tr>
+      <w:tr>
+        <w:tc>
+          <w:tcPr>
+            <w:tcW w:type="dxa" w:w="2500"/>
+            <w:tcBorders>
+              <w:top w:val="single" w:color="CCCCCC" w:sz="1"/>
+              <w:left w:val="single" w:color="CCCCCC" w:sz="1"/>
+              <w:bottom w:val="single" w:color="CCCCCC" w:sz="1"/>
+              <w:right w:val="single" w:color="CCCCCC" w:sz="1"/>
+            </w:tcBorders>
+            <w:tcMar>
+              <w:top w:type="dxa" w:w="60"/>
+              <w:left w:type="dxa" w:w="80"/>
+              <w:bottom w:type="dxa" w:w="60"/>
+              <w:right w:type="dxa" w:w="80"/>
+            </w:tcMar>
+            <w:vAlign w:val="center"/>
+          </w:tcPr>
+          <w:p>
+            <w:pPr>
+              <w:jc w:val="left"/>
+            </w:pPr>
+            <w:r>
+              <w:rPr>
+                <w:rFonts w:ascii="Arial" w:cs="Arial" w:eastAsia="Arial" w:hAnsi="Arial"/>
+                <w:b w:val="false"/>
+                <w:bCs w:val="false"/>
+                <w:color w:val="333333"/>
+                <w:sz w:val="15"/>
+                <w:szCs w:val="15"/>
+              </w:rPr>
+              <w:t xml:space="preserve">レビュー件数</w:t>
+            </w:r>
+          </w:p>
+        </w:tc>
+        <w:tc>
+          <w:tcPr>
+            <w:tcW w:type="dxa" w:w="2500"/>
+            <w:tcBorders>
+              <w:top w:val="single" w:color="CCCCCC" w:sz="1"/>
+              <w:left w:val="single" w:color="CCCCCC" w:sz="1"/>
+              <w:bottom w:val="single" w:color="CCCCCC" w:sz="1"/>
+              <w:right w:val="single" w:color="CCCCCC" w:sz="1"/>
+            </w:tcBorders>
+            <w:tcMar>
+              <w:top w:type="dxa" w:w="60"/>
+              <w:left w:type="dxa" w:w="80"/>
+              <w:bottom w:type="dxa" w:w="60"/>
+              <w:right w:type="dxa" w:w="80"/>
+            </w:tcMar>
+            <w:vAlign w:val="center"/>
+          </w:tcPr>
+          <w:p>
+            <w:pPr>
+              <w:jc w:val="center"/>
+            </w:pPr>
+            <w:r>
+              <w:rPr>
+                <w:rFonts w:ascii="Arial" w:cs="Arial" w:eastAsia="Arial" w:hAnsi="Arial"/>
+                <w:b w:val="false"/>
+                <w:bCs w:val="false"/>
+                <w:color w:val="333333"/>
+                <w:sz w:val="15"/>
+                <w:szCs w:val="15"/>
+              </w:rPr>
+              <w:t xml:space="preserve">141件</w:t>
+            </w:r>
+          </w:p>
+        </w:tc>
+        <w:tc>
+          <w:tcPr>
+            <w:tcW w:type="dxa" w:w="2500"/>
+            <w:tcBorders>
+              <w:top w:val="single" w:color="CCCCCC" w:sz="1"/>
+              <w:left w:val="single" w:color="CCCCCC" w:sz="1"/>
+              <w:bottom w:val="single" w:color="CCCCCC" w:sz="1"/>
+              <w:right w:val="single" w:color="CCCCCC" w:sz="1"/>
+            </w:tcBorders>
+            <w:tcMar>
+              <w:top w:type="dxa" w:w="60"/>
+              <w:left w:type="dxa" w:w="80"/>
+              <w:bottom w:type="dxa" w:w="60"/>
+              <w:right w:type="dxa" w:w="80"/>
+            </w:tcMar>
+            <w:vAlign w:val="center"/>
+          </w:tcPr>
+          <w:p>
+            <w:pPr>
+              <w:jc w:val="left"/>
+            </w:pPr>
+            <w:r>
+              <w:rPr>
+                <w:rFonts w:ascii="Arial" w:cs="Arial" w:eastAsia="Arial" w:hAnsi="Arial"/>
+                <w:b w:val="false"/>
+                <w:bCs w:val="false"/>
+                <w:color w:val="333333"/>
+                <w:sz w:val="15"/>
+                <w:szCs w:val="15"/>
+              </w:rPr>
+              <w:t xml:space="preserve">純利益</w:t>
+            </w:r>
+          </w:p>
+        </w:tc>
+        <w:tc>
+          <w:tcPr>
+            <w:tcW w:type="dxa" w:w="2500"/>
+            <w:tcBorders>
+              <w:top w:val="single" w:color="CCCCCC" w:sz="1"/>
+              <w:left w:val="single" w:color="CCCCCC" w:sz="1"/>
+              <w:bottom w:val="single" w:color="CCCCCC" w:sz="1"/>
+              <w:right w:val="single" w:color="CCCCCC" w:sz="1"/>
+            </w:tcBorders>
+            <w:tcMar>
+              <w:top w:type="dxa" w:w="60"/>
+              <w:left w:type="dxa" w:w="80"/>
+              <w:bottom w:type="dxa" w:w="60"/>
+              <w:right w:type="dxa" w:w="80"/>
+            </w:tcMar>
+            <w:vAlign w:val="center"/>
+          </w:tcPr>
+          <w:p>
+            <w:pPr>
+              <w:jc w:val="center"/>
+            </w:pPr>
+            <w:r>
+              <w:rPr>
+                <w:rFonts w:ascii="Arial" w:cs="Arial" w:eastAsia="Arial" w:hAnsi="Arial"/>
+                <w:b w:val="false"/>
+                <w:bCs w:val="false"/>
+                <w:color w:val="333333"/>
+                <w:sz w:val="15"/>
+                <w:szCs w:val="15"/>
+              </w:rPr>
+              <w:t xml:space="preserve">¥1,142,186</w:t>
+            </w:r>
+          </w:p>
+        </w:tc>
+      </w:tr>
+      <w:tr>
+        <w:tc>
+          <w:tcPr>
+            <w:tcW w:type="dxa" w:w="2500"/>
+            <w:tcBorders>
+              <w:top w:val="single" w:color="CCCCCC" w:sz="1"/>
+              <w:left w:val="single" w:color="CCCCCC" w:sz="1"/>
+              <w:bottom w:val="single" w:color="CCCCCC" w:sz="1"/>
+              <w:right w:val="single" w:color="CCCCCC" w:sz="1"/>
+            </w:tcBorders>
+            <w:tcMar>
+              <w:top w:type="dxa" w:w="60"/>
+              <w:left w:type="dxa" w:w="80"/>
+              <w:bottom w:type="dxa" w:w="60"/>
+              <w:right w:type="dxa" w:w="80"/>
+            </w:tcMar>
+            <w:vAlign w:val="center"/>
+          </w:tcPr>
+          <w:p>
+            <w:pPr>
+              <w:jc w:val="left"/>
+            </w:pPr>
+            <w:r>
+              <w:rPr>
+                <w:rFonts w:ascii="Arial" w:cs="Arial" w:eastAsia="Arial" w:hAnsi="Arial"/>
+                <w:b w:val="false"/>
+                <w:bCs w:val="false"/>
+                <w:color w:val="333333"/>
+                <w:sz w:val="15"/>
+                <w:szCs w:val="15"/>
+              </w:rPr>
+              <w:t xml:space="preserve">清掃クレーム率</w:t>
+            </w:r>
+          </w:p>
+        </w:tc>
+        <w:tc>
+          <w:tcPr>
+            <w:tcW w:type="dxa" w:w="2500"/>
+            <w:tcBorders>
+              <w:top w:val="single" w:color="CCCCCC" w:sz="1"/>
+              <w:left w:val="single" w:color="CCCCCC" w:sz="1"/>
+              <w:bottom w:val="single" w:color="CCCCCC" w:sz="1"/>
+              <w:right w:val="single" w:color="CCCCCC" w:sz="1"/>
+            </w:tcBorders>
+            <w:tcMar>
+              <w:top w:type="dxa" w:w="60"/>
+              <w:left w:type="dxa" w:w="80"/>
+              <w:bottom w:type="dxa" w:w="60"/>
+              <w:right w:type="dxa" w:w="80"/>
+            </w:tcMar>
+            <w:vAlign w:val="center"/>
+          </w:tcPr>
+          <w:p>
+            <w:pPr>
+              <w:jc w:val="center"/>
+            </w:pPr>
+            <w:r>
+              <w:rPr>
+                <w:rFonts w:ascii="Arial" w:cs="Arial" w:eastAsia="Arial" w:hAnsi="Arial"/>
+                <w:b w:val="false"/>
+                <w:bCs w:val="false"/>
+                <w:color w:val="E74C3C"/>
+                <w:sz w:val="15"/>
+                <w:szCs w:val="15"/>
+              </w:rPr>
+              <w:t xml:space="preserve">850.0%</w:t>
+            </w:r>
+          </w:p>
+        </w:tc>
+        <w:tc>
+          <w:tcPr>
+            <w:tcW w:type="dxa" w:w="2500"/>
+            <w:tcBorders>
+              <w:top w:val="single" w:color="CCCCCC" w:sz="1"/>
+              <w:left w:val="single" w:color="CCCCCC" w:sz="1"/>
+              <w:bottom w:val="single" w:color="CCCCCC" w:sz="1"/>
+              <w:right w:val="single" w:color="CCCCCC" w:sz="1"/>
+            </w:tcBorders>
+            <w:tcMar>
+              <w:top w:type="dxa" w:w="60"/>
+              <w:left w:type="dxa" w:w="80"/>
+              <w:bottom w:type="dxa" w:w="60"/>
+              <w:right w:type="dxa" w:w="80"/>
+            </w:tcMar>
+            <w:vAlign w:val="center"/>
+          </w:tcPr>
+          <w:p>
+            <w:pPr>
+              <w:jc w:val="left"/>
+            </w:pPr>
+            <w:r>
+              <w:rPr>
+                <w:rFonts w:ascii="Arial" w:cs="Arial" w:eastAsia="Arial" w:hAnsi="Arial"/>
+                <w:b w:val="false"/>
+                <w:bCs w:val="false"/>
+                <w:color w:val="333333"/>
+                <w:sz w:val="15"/>
+                <w:szCs w:val="15"/>
+              </w:rPr>
+              <w:t xml:space="preserve">稼働率</w:t>
+            </w:r>
+          </w:p>
+        </w:tc>
+        <w:tc>
+          <w:tcPr>
+            <w:tcW w:type="dxa" w:w="2500"/>
+            <w:tcBorders>
+              <w:top w:val="single" w:color="CCCCCC" w:sz="1"/>
+              <w:left w:val="single" w:color="CCCCCC" w:sz="1"/>
+              <w:bottom w:val="single" w:color="CCCCCC" w:sz="1"/>
+              <w:right w:val="single" w:color="CCCCCC" w:sz="1"/>
+            </w:tcBorders>
+            <w:tcMar>
+              <w:top w:type="dxa" w:w="60"/>
+              <w:left w:type="dxa" w:w="80"/>
+              <w:bottom w:type="dxa" w:w="60"/>
+              <w:right w:type="dxa" w:w="80"/>
+            </w:tcMar>
+            <w:vAlign w:val="center"/>
+          </w:tcPr>
+          <w:p>
+            <w:pPr>
+              <w:jc w:val="center"/>
+            </w:pPr>
+            <w:r>
+              <w:rPr>
+                <w:rFonts w:ascii="Arial" w:cs="Arial" w:eastAsia="Arial" w:hAnsi="Arial"/>
+                <w:b w:val="false"/>
+                <w:bCs w:val="false"/>
+                <w:color w:val="333333"/>
+                <w:sz w:val="15"/>
+                <w:szCs w:val="15"/>
+              </w:rPr>
+              <w:t xml:space="preserve">55.9%</w:t>
+            </w:r>
+          </w:p>
+        </w:tc>
+      </w:tr>
+      <w:tr>
+        <w:tc>
+          <w:tcPr>
+            <w:tcW w:type="dxa" w:w="2500"/>
+            <w:tcBorders>
+              <w:top w:val="single" w:color="CCCCCC" w:sz="1"/>
+              <w:left w:val="single" w:color="CCCCCC" w:sz="1"/>
+              <w:bottom w:val="single" w:color="CCCCCC" w:sz="1"/>
+              <w:right w:val="single" w:color="CCCCCC" w:sz="1"/>
+            </w:tcBorders>
+            <w:tcMar>
+              <w:top w:type="dxa" w:w="60"/>
+              <w:left w:type="dxa" w:w="80"/>
+              <w:bottom w:type="dxa" w:w="60"/>
+              <w:right w:type="dxa" w:w="80"/>
+            </w:tcMar>
+            <w:vAlign w:val="center"/>
+          </w:tcPr>
+          <w:p>
+            <w:pPr>
+              <w:jc w:val="left"/>
+            </w:pPr>
+            <w:r>
+              <w:rPr>
+                <w:rFonts w:ascii="Arial" w:cs="Arial" w:eastAsia="Arial" w:hAnsi="Arial"/>
+                <w:b w:val="false"/>
+                <w:bCs w:val="false"/>
+                <w:color w:val="333333"/>
+                <w:sz w:val="15"/>
+                <w:szCs w:val="15"/>
+              </w:rPr>
+              <w:t xml:space="preserve">優先度</w:t>
+            </w:r>
+          </w:p>
+        </w:tc>
+        <w:tc>
+          <w:tcPr>
+            <w:tcW w:type="dxa" w:w="2500"/>
+            <w:tcBorders>
+              <w:top w:val="single" w:color="CCCCCC" w:sz="1"/>
+              <w:left w:val="single" w:color="CCCCCC" w:sz="1"/>
+              <w:bottom w:val="single" w:color="CCCCCC" w:sz="1"/>
+              <w:right w:val="single" w:color="CCCCCC" w:sz="1"/>
+            </w:tcBorders>
+            <w:shd w:fill="FFEBEE" w:color="FFEBEE" w:val="solid"/>
+            <w:tcMar>
+              <w:top w:type="dxa" w:w="60"/>
+              <w:left w:type="dxa" w:w="80"/>
+              <w:bottom w:type="dxa" w:w="60"/>
+              <w:right w:type="dxa" w:w="80"/>
+            </w:tcMar>
+            <w:vAlign w:val="center"/>
+          </w:tcPr>
+          <w:p>
+            <w:pPr>
+              <w:jc w:val="center"/>
+            </w:pPr>
+            <w:r>
+              <w:rPr>
+                <w:rFonts w:ascii="Arial" w:cs="Arial" w:eastAsia="Arial" w:hAnsi="Arial"/>
+                <w:b/>
+                <w:bCs/>
+                <w:color w:val="C62828"/>
+                <w:sz w:val="15"/>
+                <w:szCs w:val="15"/>
+              </w:rPr>
+              <w:t xml:space="preserve">🔴 緊急</w:t>
+            </w:r>
+          </w:p>
+        </w:tc>
+        <w:tc>
+          <w:tcPr>
+            <w:tcW w:type="dxa" w:w="2500"/>
+            <w:tcBorders>
+              <w:top w:val="single" w:color="CCCCCC" w:sz="1"/>
+              <w:left w:val="single" w:color="CCCCCC" w:sz="1"/>
+              <w:bottom w:val="single" w:color="CCCCCC" w:sz="1"/>
+              <w:right w:val="single" w:color="CCCCCC" w:sz="1"/>
+            </w:tcBorders>
+            <w:tcMar>
+              <w:top w:type="dxa" w:w="60"/>
+              <w:left w:type="dxa" w:w="80"/>
+              <w:bottom w:type="dxa" w:w="60"/>
+              <w:right w:type="dxa" w:w="80"/>
+            </w:tcMar>
+            <w:vAlign w:val="center"/>
+          </w:tcPr>
+          <w:p>
+            <w:pPr>
+              <w:jc w:val="left"/>
+            </w:pPr>
+            <w:r>
+              <w:rPr>
+                <w:rFonts w:ascii="Arial" w:cs="Arial" w:eastAsia="Arial" w:hAnsi="Arial"/>
+                <w:b w:val="false"/>
+                <w:bCs w:val="false"/>
+                <w:color w:val="333333"/>
+                <w:sz w:val="15"/>
+                <w:szCs w:val="15"/>
+              </w:rPr>
+              <w:t xml:space="preserve">利益率</w:t>
+            </w:r>
+          </w:p>
+        </w:tc>
+        <w:tc>
+          <w:tcPr>
+            <w:tcW w:type="dxa" w:w="2500"/>
+            <w:tcBorders>
+              <w:top w:val="single" w:color="CCCCCC" w:sz="1"/>
+              <w:left w:val="single" w:color="CCCCCC" w:sz="1"/>
+              <w:bottom w:val="single" w:color="CCCCCC" w:sz="1"/>
+              <w:right w:val="single" w:color="CCCCCC" w:sz="1"/>
+            </w:tcBorders>
+            <w:tcMar>
+              <w:top w:type="dxa" w:w="60"/>
+              <w:left w:type="dxa" w:w="80"/>
+              <w:bottom w:type="dxa" w:w="60"/>
+              <w:right w:type="dxa" w:w="80"/>
+            </w:tcMar>
+            <w:vAlign w:val="center"/>
+          </w:tcPr>
+          <w:p>
+            <w:pPr>
+              <w:jc w:val="center"/>
+            </w:pPr>
+            <w:r>
+              <w:rPr>
+                <w:rFonts w:ascii="Arial" w:cs="Arial" w:eastAsia="Arial" w:hAnsi="Arial"/>
+                <w:b w:val="false"/>
+                <w:bCs w:val="false"/>
+                <w:color w:val="333333"/>
+                <w:sz w:val="15"/>
+                <w:szCs w:val="15"/>
+              </w:rPr>
+              <w:t xml:space="preserve">28.2%</w:t>
+            </w:r>
+          </w:p>
+        </w:tc>
+      </w:tr>
+      <w:tr>
+        <w:tc>
+          <w:tcPr>
+            <w:tcW w:type="dxa" w:w="2500"/>
+            <w:tcBorders>
+              <w:top w:val="single" w:color="CCCCCC" w:sz="1"/>
+              <w:left w:val="single" w:color="CCCCCC" w:sz="1"/>
+              <w:bottom w:val="single" w:color="CCCCCC" w:sz="1"/>
+              <w:right w:val="single" w:color="CCCCCC" w:sz="1"/>
+            </w:tcBorders>
+            <w:tcMar>
+              <w:top w:type="dxa" w:w="60"/>
+              <w:left w:type="dxa" w:w="80"/>
+              <w:bottom w:type="dxa" w:w="60"/>
+              <w:right w:type="dxa" w:w="80"/>
+            </w:tcMar>
+            <w:vAlign w:val="center"/>
+          </w:tcPr>
+          <w:p>
+            <w:pPr>
+              <w:jc w:val="left"/>
+            </w:pPr>
+            <w:r>
+              <w:rPr>
+                <w:rFonts w:ascii="Arial" w:cs="Arial" w:eastAsia="Arial" w:hAnsi="Arial"/>
+                <w:b w:val="false"/>
+                <w:bCs w:val="false"/>
+                <w:color w:val="333333"/>
+                <w:sz w:val="15"/>
+                <w:szCs w:val="15"/>
+              </w:rPr>
+              <w:t xml:space="preserve">マトリクス分類</w:t>
+            </w:r>
+          </w:p>
+        </w:tc>
+        <w:tc>
+          <w:tcPr>
+            <w:tcW w:type="dxa" w:w="2500"/>
+            <w:tcBorders>
+              <w:top w:val="single" w:color="CCCCCC" w:sz="1"/>
+              <w:left w:val="single" w:color="CCCCCC" w:sz="1"/>
+              <w:bottom w:val="single" w:color="CCCCCC" w:sz="1"/>
+              <w:right w:val="single" w:color="CCCCCC" w:sz="1"/>
+            </w:tcBorders>
+            <w:tcMar>
+              <w:top w:type="dxa" w:w="60"/>
+              <w:left w:type="dxa" w:w="80"/>
+              <w:bottom w:type="dxa" w:w="60"/>
+              <w:right w:type="dxa" w:w="80"/>
+            </w:tcMar>
+            <w:vAlign w:val="center"/>
+          </w:tcPr>
+          <w:p>
+            <w:pPr>
+              <w:jc w:val="center"/>
+            </w:pPr>
+            <w:r>
+              <w:rPr>
+                <w:rFonts w:ascii="Arial" w:cs="Arial" w:eastAsia="Arial" w:hAnsi="Arial"/>
+                <w:b/>
+                <w:bCs/>
+                <w:color w:val="333333"/>
+                <w:sz w:val="15"/>
+                <w:szCs w:val="15"/>
+              </w:rPr>
+              <w:t xml:space="preserve">低品質×低売上</w:t>
+            </w:r>
+          </w:p>
+        </w:tc>
+        <w:tc>
+          <w:tcPr>
+            <w:tcW w:type="dxa" w:w="2500"/>
+            <w:tcBorders>
+              <w:top w:val="single" w:color="CCCCCC" w:sz="1"/>
+              <w:left w:val="single" w:color="CCCCCC" w:sz="1"/>
+              <w:bottom w:val="single" w:color="CCCCCC" w:sz="1"/>
+              <w:right w:val="single" w:color="CCCCCC" w:sz="1"/>
+            </w:tcBorders>
+            <w:tcMar>
+              <w:top w:type="dxa" w:w="60"/>
+              <w:left w:type="dxa" w:w="80"/>
+              <w:bottom w:type="dxa" w:w="60"/>
+              <w:right w:type="dxa" w:w="80"/>
+            </w:tcMar>
+            <w:vAlign w:val="center"/>
+          </w:tcPr>
+          <w:p>
+            <w:pPr>
+              <w:jc w:val="left"/>
+            </w:pPr>
+            <w:r>
+              <w:rPr>
+                <w:rFonts w:ascii="Arial" w:cs="Arial" w:eastAsia="Arial" w:hAnsi="Arial"/>
+                <w:b w:val="false"/>
+                <w:bCs w:val="false"/>
+                <w:color w:val="333333"/>
+                <w:sz w:val="15"/>
+                <w:szCs w:val="15"/>
+              </w:rPr>
+              <w:t xml:space="preserve">客室数 / スタッフ数</w:t>
+            </w:r>
+          </w:p>
+        </w:tc>
+        <w:tc>
+          <w:tcPr>
+            <w:tcW w:type="dxa" w:w="2500"/>
+            <w:tcBorders>
+              <w:top w:val="single" w:color="CCCCCC" w:sz="1"/>
+              <w:left w:val="single" w:color="CCCCCC" w:sz="1"/>
+              <w:bottom w:val="single" w:color="CCCCCC" w:sz="1"/>
+              <w:right w:val="single" w:color="CCCCCC" w:sz="1"/>
+            </w:tcBorders>
+            <w:tcMar>
+              <w:top w:type="dxa" w:w="60"/>
+              <w:left w:type="dxa" w:w="80"/>
+              <w:bottom w:type="dxa" w:w="60"/>
+              <w:right w:type="dxa" w:w="80"/>
+            </w:tcMar>
+            <w:vAlign w:val="center"/>
+          </w:tcPr>
+          <w:p>
+            <w:pPr>
+              <w:jc w:val="center"/>
+            </w:pPr>
+            <w:r>
+              <w:rPr>
+                <w:rFonts w:ascii="Arial" w:cs="Arial" w:eastAsia="Arial" w:hAnsi="Arial"/>
+                <w:b w:val="false"/>
+                <w:bCs w:val="false"/>
+                <w:color w:val="333333"/>
+                <w:sz w:val="15"/>
+                <w:szCs w:val="15"/>
+              </w:rPr>
+              <w:t xml:space="preserve">243室 / 22名</w:t>
             </w:r>
           </w:p>
         </w:tc>
@@ -18633,7 +19655,7 @@
                 <w:sz w:val="15"/>
                 <w:szCs w:val="15"/>
               </w:rPr>
-              <w:t xml:space="preserve">8.86 / 10.0</w:t>
+              <w:t xml:space="preserve">8.87 / 10.0</w:t>
             </w:r>
           </w:p>
         </w:tc>
@@ -18771,7 +19793,7 @@
                 <w:sz w:val="15"/>
                 <w:szCs w:val="15"/>
               </w:rPr>
-              <w:t xml:space="preserve">112件</w:t>
+              <w:t xml:space="preserve">114件</w:t>
             </w:r>
           </w:p>
         </w:tc>
@@ -18909,7 +19931,7 @@
                 <w:sz w:val="15"/>
                 <w:szCs w:val="15"/>
               </w:rPr>
-              <w:t xml:space="preserve">540.0%</w:t>
+              <w:t xml:space="preserve">530.0%</w:t>
             </w:r>
           </w:p>
         </w:tc>
@@ -19255,913 +20277,6 @@
                 <w:szCs w:val="15"/>
               </w:rPr>
               <w:t xml:space="preserve">116室 / 29名</w:t>
-            </w:r>
-          </w:p>
-        </w:tc>
-      </w:tr>
-    </w:tbl>
-    <w:p>
-      <w:pPr>
-        <w:spacing w:after="80" w:before="80"/>
-        <w:jc w:val="left"/>
-      </w:pPr>
-      <w:r>
-        <w:rPr>
-          <w:rFonts w:ascii="Arial" w:cs="Arial" w:eastAsia="Arial" w:hAnsi="Arial"/>
-          <w:b w:val="false"/>
-          <w:bCs w:val="false"/>
-          <w:i w:val="false"/>
-          <w:iCs w:val="false"/>
-          <w:color w:val="333333"/>
-          <w:sz w:val="20"/>
-          <w:szCs w:val="20"/>
-        </w:rPr>
-        <w:t xml:space="preserve"/>
-      </w:r>
-    </w:p>
-    <w:p>
-      <w:pPr>
-        <w:spacing w:after="80" w:before="80"/>
-        <w:jc w:val="left"/>
-      </w:pPr>
-      <w:r>
-        <w:rPr>
-          <w:rFonts w:ascii="Arial" w:cs="Arial" w:eastAsia="Arial" w:hAnsi="Arial"/>
-          <w:b w:val="false"/>
-          <w:bCs w:val="false"/>
-          <w:i w:val="false"/>
-          <w:iCs w:val="false"/>
-          <w:color w:val="333333"/>
-          <w:sz w:val="20"/>
-          <w:szCs w:val="20"/>
-        </w:rPr>
-        <w:t xml:space="preserve"/>
-      </w:r>
-    </w:p>
-    <w:p>
-      <w:pPr>
-        <w:pStyle w:val="Heading2"/>
-        <w:spacing w:after="160" w:before="280"/>
-      </w:pPr>
-      <w:r>
-        <w:rPr>
-          <w:rFonts w:ascii="Arial" w:cs="Arial" w:eastAsia="Arial" w:hAnsi="Arial"/>
-          <w:b/>
-          <w:bCs/>
-          <w:color w:val="2E75B6"/>
-          <w:sz w:val="26"/>
-          <w:szCs w:val="26"/>
-        </w:rPr>
-        <w:t xml:space="preserve">コンフォートホテル横浜関内</w:t>
-      </w:r>
-    </w:p>
-    <w:tbl>
-      <w:tblPr>
-        <w:tblW w:type="dxa" w:w="10000"/>
-        <w:tblBorders>
-          <w:top w:val="single" w:color="auto" w:sz="4"/>
-          <w:left w:val="single" w:color="auto" w:sz="4"/>
-          <w:bottom w:val="single" w:color="auto" w:sz="4"/>
-          <w:right w:val="single" w:color="auto" w:sz="4"/>
-          <w:insideH w:val="single" w:color="auto" w:sz="4"/>
-          <w:insideV w:val="single" w:color="auto" w:sz="4"/>
-        </w:tblBorders>
-      </w:tblPr>
-      <w:tblGrid>
-        <w:gridCol w:w="100"/>
-        <w:gridCol w:w="100"/>
-        <w:gridCol w:w="100"/>
-        <w:gridCol w:w="100"/>
-      </w:tblGrid>
-      <w:tr>
-        <w:tc>
-          <w:tcPr>
-            <w:tcW w:type="dxa" w:w="2500"/>
-            <w:tcBorders>
-              <w:top w:val="single" w:color="CCCCCC" w:sz="1"/>
-              <w:left w:val="single" w:color="CCCCCC" w:sz="1"/>
-              <w:bottom w:val="single" w:color="CCCCCC" w:sz="1"/>
-              <w:right w:val="single" w:color="CCCCCC" w:sz="1"/>
-            </w:tcBorders>
-            <w:shd w:fill="FFF3E0" w:color="FFF3E0" w:val="solid"/>
-            <w:tcMar>
-              <w:top w:type="dxa" w:w="60"/>
-              <w:left w:type="dxa" w:w="80"/>
-              <w:bottom w:type="dxa" w:w="60"/>
-              <w:right w:type="dxa" w:w="80"/>
-            </w:tcMar>
-            <w:vAlign w:val="center"/>
-          </w:tcPr>
-          <w:p>
-            <w:pPr>
-              <w:jc w:val="left"/>
-            </w:pPr>
-            <w:r>
-              <w:rPr>
-                <w:rFonts w:ascii="Arial" w:cs="Arial" w:eastAsia="Arial" w:hAnsi="Arial"/>
-                <w:b/>
-                <w:bCs/>
-                <w:color w:val="E65100"/>
-                <w:sz w:val="15"/>
-                <w:szCs w:val="15"/>
-              </w:rPr>
-              <w:t xml:space="preserve">指標</w:t>
-            </w:r>
-          </w:p>
-        </w:tc>
-        <w:tc>
-          <w:tcPr>
-            <w:tcW w:type="dxa" w:w="2500"/>
-            <w:tcBorders>
-              <w:top w:val="single" w:color="CCCCCC" w:sz="1"/>
-              <w:left w:val="single" w:color="CCCCCC" w:sz="1"/>
-              <w:bottom w:val="single" w:color="CCCCCC" w:sz="1"/>
-              <w:right w:val="single" w:color="CCCCCC" w:sz="1"/>
-            </w:tcBorders>
-            <w:shd w:fill="FFF3E0" w:color="FFF3E0" w:val="solid"/>
-            <w:tcMar>
-              <w:top w:type="dxa" w:w="60"/>
-              <w:left w:type="dxa" w:w="80"/>
-              <w:bottom w:type="dxa" w:w="60"/>
-              <w:right w:type="dxa" w:w="80"/>
-            </w:tcMar>
-            <w:vAlign w:val="center"/>
-          </w:tcPr>
-          <w:p>
-            <w:pPr>
-              <w:jc w:val="center"/>
-            </w:pPr>
-            <w:r>
-              <w:rPr>
-                <w:rFonts w:ascii="Arial" w:cs="Arial" w:eastAsia="Arial" w:hAnsi="Arial"/>
-                <w:b/>
-                <w:bCs/>
-                <w:color w:val="E65100"/>
-                <w:sz w:val="15"/>
-                <w:szCs w:val="15"/>
-              </w:rPr>
-              <w:t xml:space="preserve">数値</w:t>
-            </w:r>
-          </w:p>
-        </w:tc>
-        <w:tc>
-          <w:tcPr>
-            <w:tcW w:type="dxa" w:w="2500"/>
-            <w:tcBorders>
-              <w:top w:val="single" w:color="CCCCCC" w:sz="1"/>
-              <w:left w:val="single" w:color="CCCCCC" w:sz="1"/>
-              <w:bottom w:val="single" w:color="CCCCCC" w:sz="1"/>
-              <w:right w:val="single" w:color="CCCCCC" w:sz="1"/>
-            </w:tcBorders>
-            <w:shd w:fill="FFF3E0" w:color="FFF3E0" w:val="solid"/>
-            <w:tcMar>
-              <w:top w:type="dxa" w:w="60"/>
-              <w:left w:type="dxa" w:w="80"/>
-              <w:bottom w:type="dxa" w:w="60"/>
-              <w:right w:type="dxa" w:w="80"/>
-            </w:tcMar>
-            <w:vAlign w:val="center"/>
-          </w:tcPr>
-          <w:p>
-            <w:pPr>
-              <w:jc w:val="left"/>
-            </w:pPr>
-            <w:r>
-              <w:rPr>
-                <w:rFonts w:ascii="Arial" w:cs="Arial" w:eastAsia="Arial" w:hAnsi="Arial"/>
-                <w:b/>
-                <w:bCs/>
-                <w:color w:val="E65100"/>
-                <w:sz w:val="15"/>
-                <w:szCs w:val="15"/>
-              </w:rPr>
-              <w:t xml:space="preserve">指標</w:t>
-            </w:r>
-          </w:p>
-        </w:tc>
-        <w:tc>
-          <w:tcPr>
-            <w:tcW w:type="dxa" w:w="2500"/>
-            <w:tcBorders>
-              <w:top w:val="single" w:color="CCCCCC" w:sz="1"/>
-              <w:left w:val="single" w:color="CCCCCC" w:sz="1"/>
-              <w:bottom w:val="single" w:color="CCCCCC" w:sz="1"/>
-              <w:right w:val="single" w:color="CCCCCC" w:sz="1"/>
-            </w:tcBorders>
-            <w:shd w:fill="FFF3E0" w:color="FFF3E0" w:val="solid"/>
-            <w:tcMar>
-              <w:top w:type="dxa" w:w="60"/>
-              <w:left w:type="dxa" w:w="80"/>
-              <w:bottom w:type="dxa" w:w="60"/>
-              <w:right w:type="dxa" w:w="80"/>
-            </w:tcMar>
-            <w:vAlign w:val="center"/>
-          </w:tcPr>
-          <w:p>
-            <w:pPr>
-              <w:jc w:val="center"/>
-            </w:pPr>
-            <w:r>
-              <w:rPr>
-                <w:rFonts w:ascii="Arial" w:cs="Arial" w:eastAsia="Arial" w:hAnsi="Arial"/>
-                <w:b/>
-                <w:bCs/>
-                <w:color w:val="E65100"/>
-                <w:sz w:val="15"/>
-                <w:szCs w:val="15"/>
-              </w:rPr>
-              <w:t xml:space="preserve">数値</w:t>
-            </w:r>
-          </w:p>
-        </w:tc>
-      </w:tr>
-      <w:tr>
-        <w:tc>
-          <w:tcPr>
-            <w:tcW w:type="dxa" w:w="2500"/>
-            <w:tcBorders>
-              <w:top w:val="single" w:color="CCCCCC" w:sz="1"/>
-              <w:left w:val="single" w:color="CCCCCC" w:sz="1"/>
-              <w:bottom w:val="single" w:color="CCCCCC" w:sz="1"/>
-              <w:right w:val="single" w:color="CCCCCC" w:sz="1"/>
-            </w:tcBorders>
-            <w:tcMar>
-              <w:top w:type="dxa" w:w="60"/>
-              <w:left w:type="dxa" w:w="80"/>
-              <w:bottom w:type="dxa" w:w="60"/>
-              <w:right w:type="dxa" w:w="80"/>
-            </w:tcMar>
-            <w:vAlign w:val="center"/>
-          </w:tcPr>
-          <w:p>
-            <w:pPr>
-              <w:jc w:val="left"/>
-            </w:pPr>
-            <w:r>
-              <w:rPr>
-                <w:rFonts w:ascii="Arial" w:cs="Arial" w:eastAsia="Arial" w:hAnsi="Arial"/>
-                <w:b w:val="false"/>
-                <w:bCs w:val="false"/>
-                <w:color w:val="333333"/>
-                <w:sz w:val="15"/>
-                <w:szCs w:val="15"/>
-              </w:rPr>
-              <w:t xml:space="preserve">品質スコア</w:t>
-            </w:r>
-          </w:p>
-        </w:tc>
-        <w:tc>
-          <w:tcPr>
-            <w:tcW w:type="dxa" w:w="2500"/>
-            <w:tcBorders>
-              <w:top w:val="single" w:color="CCCCCC" w:sz="1"/>
-              <w:left w:val="single" w:color="CCCCCC" w:sz="1"/>
-              <w:bottom w:val="single" w:color="CCCCCC" w:sz="1"/>
-              <w:right w:val="single" w:color="CCCCCC" w:sz="1"/>
-            </w:tcBorders>
-            <w:tcMar>
-              <w:top w:type="dxa" w:w="60"/>
-              <w:left w:type="dxa" w:w="80"/>
-              <w:bottom w:type="dxa" w:w="60"/>
-              <w:right w:type="dxa" w:w="80"/>
-            </w:tcMar>
-            <w:vAlign w:val="center"/>
-          </w:tcPr>
-          <w:p>
-            <w:pPr>
-              <w:jc w:val="center"/>
-            </w:pPr>
-            <w:r>
-              <w:rPr>
-                <w:rFonts w:ascii="Arial" w:cs="Arial" w:eastAsia="Arial" w:hAnsi="Arial"/>
-                <w:b/>
-                <w:bCs/>
-                <w:color w:val="333333"/>
-                <w:sz w:val="15"/>
-                <w:szCs w:val="15"/>
-              </w:rPr>
-              <w:t xml:space="preserve">7.53 / 10.0</w:t>
-            </w:r>
-          </w:p>
-        </w:tc>
-        <w:tc>
-          <w:tcPr>
-            <w:tcW w:type="dxa" w:w="2500"/>
-            <w:tcBorders>
-              <w:top w:val="single" w:color="CCCCCC" w:sz="1"/>
-              <w:left w:val="single" w:color="CCCCCC" w:sz="1"/>
-              <w:bottom w:val="single" w:color="CCCCCC" w:sz="1"/>
-              <w:right w:val="single" w:color="CCCCCC" w:sz="1"/>
-            </w:tcBorders>
-            <w:tcMar>
-              <w:top w:type="dxa" w:w="60"/>
-              <w:left w:type="dxa" w:w="80"/>
-              <w:bottom w:type="dxa" w:w="60"/>
-              <w:right w:type="dxa" w:w="80"/>
-            </w:tcMar>
-            <w:vAlign w:val="center"/>
-          </w:tcPr>
-          <w:p>
-            <w:pPr>
-              <w:jc w:val="left"/>
-            </w:pPr>
-            <w:r>
-              <w:rPr>
-                <w:rFonts w:ascii="Arial" w:cs="Arial" w:eastAsia="Arial" w:hAnsi="Arial"/>
-                <w:b w:val="false"/>
-                <w:bCs w:val="false"/>
-                <w:color w:val="333333"/>
-                <w:sz w:val="15"/>
-                <w:szCs w:val="15"/>
-              </w:rPr>
-              <w:t xml:space="preserve">月間売上（2月）</w:t>
-            </w:r>
-          </w:p>
-        </w:tc>
-        <w:tc>
-          <w:tcPr>
-            <w:tcW w:type="dxa" w:w="2500"/>
-            <w:tcBorders>
-              <w:top w:val="single" w:color="CCCCCC" w:sz="1"/>
-              <w:left w:val="single" w:color="CCCCCC" w:sz="1"/>
-              <w:bottom w:val="single" w:color="CCCCCC" w:sz="1"/>
-              <w:right w:val="single" w:color="CCCCCC" w:sz="1"/>
-            </w:tcBorders>
-            <w:tcMar>
-              <w:top w:type="dxa" w:w="60"/>
-              <w:left w:type="dxa" w:w="80"/>
-              <w:bottom w:type="dxa" w:w="60"/>
-              <w:right w:type="dxa" w:w="80"/>
-            </w:tcMar>
-            <w:vAlign w:val="center"/>
-          </w:tcPr>
-          <w:p>
-            <w:pPr>
-              <w:jc w:val="center"/>
-            </w:pPr>
-            <w:r>
-              <w:rPr>
-                <w:rFonts w:ascii="Arial" w:cs="Arial" w:eastAsia="Arial" w:hAnsi="Arial"/>
-                <w:b/>
-                <w:bCs/>
-                <w:color w:val="333333"/>
-                <w:sz w:val="15"/>
-                <w:szCs w:val="15"/>
-              </w:rPr>
-              <w:t xml:space="preserve">¥4,051,890</w:t>
-            </w:r>
-          </w:p>
-        </w:tc>
-      </w:tr>
-      <w:tr>
-        <w:tc>
-          <w:tcPr>
-            <w:tcW w:type="dxa" w:w="2500"/>
-            <w:tcBorders>
-              <w:top w:val="single" w:color="CCCCCC" w:sz="1"/>
-              <w:left w:val="single" w:color="CCCCCC" w:sz="1"/>
-              <w:bottom w:val="single" w:color="CCCCCC" w:sz="1"/>
-              <w:right w:val="single" w:color="CCCCCC" w:sz="1"/>
-            </w:tcBorders>
-            <w:tcMar>
-              <w:top w:type="dxa" w:w="60"/>
-              <w:left w:type="dxa" w:w="80"/>
-              <w:bottom w:type="dxa" w:w="60"/>
-              <w:right w:type="dxa" w:w="80"/>
-            </w:tcMar>
-            <w:vAlign w:val="center"/>
-          </w:tcPr>
-          <w:p>
-            <w:pPr>
-              <w:jc w:val="left"/>
-            </w:pPr>
-            <w:r>
-              <w:rPr>
-                <w:rFonts w:ascii="Arial" w:cs="Arial" w:eastAsia="Arial" w:hAnsi="Arial"/>
-                <w:b w:val="false"/>
-                <w:bCs w:val="false"/>
-                <w:color w:val="333333"/>
-                <w:sz w:val="15"/>
-                <w:szCs w:val="15"/>
-              </w:rPr>
-              <w:t xml:space="preserve">レビュー件数</w:t>
-            </w:r>
-          </w:p>
-        </w:tc>
-        <w:tc>
-          <w:tcPr>
-            <w:tcW w:type="dxa" w:w="2500"/>
-            <w:tcBorders>
-              <w:top w:val="single" w:color="CCCCCC" w:sz="1"/>
-              <w:left w:val="single" w:color="CCCCCC" w:sz="1"/>
-              <w:bottom w:val="single" w:color="CCCCCC" w:sz="1"/>
-              <w:right w:val="single" w:color="CCCCCC" w:sz="1"/>
-            </w:tcBorders>
-            <w:tcMar>
-              <w:top w:type="dxa" w:w="60"/>
-              <w:left w:type="dxa" w:w="80"/>
-              <w:bottom w:type="dxa" w:w="60"/>
-              <w:right w:type="dxa" w:w="80"/>
-            </w:tcMar>
-            <w:vAlign w:val="center"/>
-          </w:tcPr>
-          <w:p>
-            <w:pPr>
-              <w:jc w:val="center"/>
-            </w:pPr>
-            <w:r>
-              <w:rPr>
-                <w:rFonts w:ascii="Arial" w:cs="Arial" w:eastAsia="Arial" w:hAnsi="Arial"/>
-                <w:b w:val="false"/>
-                <w:bCs w:val="false"/>
-                <w:color w:val="333333"/>
-                <w:sz w:val="15"/>
-                <w:szCs w:val="15"/>
-              </w:rPr>
-              <w:t xml:space="preserve">138件</w:t>
-            </w:r>
-          </w:p>
-        </w:tc>
-        <w:tc>
-          <w:tcPr>
-            <w:tcW w:type="dxa" w:w="2500"/>
-            <w:tcBorders>
-              <w:top w:val="single" w:color="CCCCCC" w:sz="1"/>
-              <w:left w:val="single" w:color="CCCCCC" w:sz="1"/>
-              <w:bottom w:val="single" w:color="CCCCCC" w:sz="1"/>
-              <w:right w:val="single" w:color="CCCCCC" w:sz="1"/>
-            </w:tcBorders>
-            <w:tcMar>
-              <w:top w:type="dxa" w:w="60"/>
-              <w:left w:type="dxa" w:w="80"/>
-              <w:bottom w:type="dxa" w:w="60"/>
-              <w:right w:type="dxa" w:w="80"/>
-            </w:tcMar>
-            <w:vAlign w:val="center"/>
-          </w:tcPr>
-          <w:p>
-            <w:pPr>
-              <w:jc w:val="left"/>
-            </w:pPr>
-            <w:r>
-              <w:rPr>
-                <w:rFonts w:ascii="Arial" w:cs="Arial" w:eastAsia="Arial" w:hAnsi="Arial"/>
-                <w:b w:val="false"/>
-                <w:bCs w:val="false"/>
-                <w:color w:val="333333"/>
-                <w:sz w:val="15"/>
-                <w:szCs w:val="15"/>
-              </w:rPr>
-              <w:t xml:space="preserve">純利益</w:t>
-            </w:r>
-          </w:p>
-        </w:tc>
-        <w:tc>
-          <w:tcPr>
-            <w:tcW w:type="dxa" w:w="2500"/>
-            <w:tcBorders>
-              <w:top w:val="single" w:color="CCCCCC" w:sz="1"/>
-              <w:left w:val="single" w:color="CCCCCC" w:sz="1"/>
-              <w:bottom w:val="single" w:color="CCCCCC" w:sz="1"/>
-              <w:right w:val="single" w:color="CCCCCC" w:sz="1"/>
-            </w:tcBorders>
-            <w:tcMar>
-              <w:top w:type="dxa" w:w="60"/>
-              <w:left w:type="dxa" w:w="80"/>
-              <w:bottom w:type="dxa" w:w="60"/>
-              <w:right w:type="dxa" w:w="80"/>
-            </w:tcMar>
-            <w:vAlign w:val="center"/>
-          </w:tcPr>
-          <w:p>
-            <w:pPr>
-              <w:jc w:val="center"/>
-            </w:pPr>
-            <w:r>
-              <w:rPr>
-                <w:rFonts w:ascii="Arial" w:cs="Arial" w:eastAsia="Arial" w:hAnsi="Arial"/>
-                <w:b w:val="false"/>
-                <w:bCs w:val="false"/>
-                <w:color w:val="333333"/>
-                <w:sz w:val="15"/>
-                <w:szCs w:val="15"/>
-              </w:rPr>
-              <w:t xml:space="preserve">¥1,142,186</w:t>
-            </w:r>
-          </w:p>
-        </w:tc>
-      </w:tr>
-      <w:tr>
-        <w:tc>
-          <w:tcPr>
-            <w:tcW w:type="dxa" w:w="2500"/>
-            <w:tcBorders>
-              <w:top w:val="single" w:color="CCCCCC" w:sz="1"/>
-              <w:left w:val="single" w:color="CCCCCC" w:sz="1"/>
-              <w:bottom w:val="single" w:color="CCCCCC" w:sz="1"/>
-              <w:right w:val="single" w:color="CCCCCC" w:sz="1"/>
-            </w:tcBorders>
-            <w:tcMar>
-              <w:top w:type="dxa" w:w="60"/>
-              <w:left w:type="dxa" w:w="80"/>
-              <w:bottom w:type="dxa" w:w="60"/>
-              <w:right w:type="dxa" w:w="80"/>
-            </w:tcMar>
-            <w:vAlign w:val="center"/>
-          </w:tcPr>
-          <w:p>
-            <w:pPr>
-              <w:jc w:val="left"/>
-            </w:pPr>
-            <w:r>
-              <w:rPr>
-                <w:rFonts w:ascii="Arial" w:cs="Arial" w:eastAsia="Arial" w:hAnsi="Arial"/>
-                <w:b w:val="false"/>
-                <w:bCs w:val="false"/>
-                <w:color w:val="333333"/>
-                <w:sz w:val="15"/>
-                <w:szCs w:val="15"/>
-              </w:rPr>
-              <w:t xml:space="preserve">清掃クレーム率</w:t>
-            </w:r>
-          </w:p>
-        </w:tc>
-        <w:tc>
-          <w:tcPr>
-            <w:tcW w:type="dxa" w:w="2500"/>
-            <w:tcBorders>
-              <w:top w:val="single" w:color="CCCCCC" w:sz="1"/>
-              <w:left w:val="single" w:color="CCCCCC" w:sz="1"/>
-              <w:bottom w:val="single" w:color="CCCCCC" w:sz="1"/>
-              <w:right w:val="single" w:color="CCCCCC" w:sz="1"/>
-            </w:tcBorders>
-            <w:tcMar>
-              <w:top w:type="dxa" w:w="60"/>
-              <w:left w:type="dxa" w:w="80"/>
-              <w:bottom w:type="dxa" w:w="60"/>
-              <w:right w:type="dxa" w:w="80"/>
-            </w:tcMar>
-            <w:vAlign w:val="center"/>
-          </w:tcPr>
-          <w:p>
-            <w:pPr>
-              <w:jc w:val="center"/>
-            </w:pPr>
-            <w:r>
-              <w:rPr>
-                <w:rFonts w:ascii="Arial" w:cs="Arial" w:eastAsia="Arial" w:hAnsi="Arial"/>
-                <w:b w:val="false"/>
-                <w:bCs w:val="false"/>
-                <w:color w:val="E74C3C"/>
-                <w:sz w:val="15"/>
-                <w:szCs w:val="15"/>
-              </w:rPr>
-              <w:t xml:space="preserve">940.0%</w:t>
-            </w:r>
-          </w:p>
-        </w:tc>
-        <w:tc>
-          <w:tcPr>
-            <w:tcW w:type="dxa" w:w="2500"/>
-            <w:tcBorders>
-              <w:top w:val="single" w:color="CCCCCC" w:sz="1"/>
-              <w:left w:val="single" w:color="CCCCCC" w:sz="1"/>
-              <w:bottom w:val="single" w:color="CCCCCC" w:sz="1"/>
-              <w:right w:val="single" w:color="CCCCCC" w:sz="1"/>
-            </w:tcBorders>
-            <w:tcMar>
-              <w:top w:type="dxa" w:w="60"/>
-              <w:left w:type="dxa" w:w="80"/>
-              <w:bottom w:type="dxa" w:w="60"/>
-              <w:right w:type="dxa" w:w="80"/>
-            </w:tcMar>
-            <w:vAlign w:val="center"/>
-          </w:tcPr>
-          <w:p>
-            <w:pPr>
-              <w:jc w:val="left"/>
-            </w:pPr>
-            <w:r>
-              <w:rPr>
-                <w:rFonts w:ascii="Arial" w:cs="Arial" w:eastAsia="Arial" w:hAnsi="Arial"/>
-                <w:b w:val="false"/>
-                <w:bCs w:val="false"/>
-                <w:color w:val="333333"/>
-                <w:sz w:val="15"/>
-                <w:szCs w:val="15"/>
-              </w:rPr>
-              <w:t xml:space="preserve">稼働率</w:t>
-            </w:r>
-          </w:p>
-        </w:tc>
-        <w:tc>
-          <w:tcPr>
-            <w:tcW w:type="dxa" w:w="2500"/>
-            <w:tcBorders>
-              <w:top w:val="single" w:color="CCCCCC" w:sz="1"/>
-              <w:left w:val="single" w:color="CCCCCC" w:sz="1"/>
-              <w:bottom w:val="single" w:color="CCCCCC" w:sz="1"/>
-              <w:right w:val="single" w:color="CCCCCC" w:sz="1"/>
-            </w:tcBorders>
-            <w:tcMar>
-              <w:top w:type="dxa" w:w="60"/>
-              <w:left w:type="dxa" w:w="80"/>
-              <w:bottom w:type="dxa" w:w="60"/>
-              <w:right w:type="dxa" w:w="80"/>
-            </w:tcMar>
-            <w:vAlign w:val="center"/>
-          </w:tcPr>
-          <w:p>
-            <w:pPr>
-              <w:jc w:val="center"/>
-            </w:pPr>
-            <w:r>
-              <w:rPr>
-                <w:rFonts w:ascii="Arial" w:cs="Arial" w:eastAsia="Arial" w:hAnsi="Arial"/>
-                <w:b w:val="false"/>
-                <w:bCs w:val="false"/>
-                <w:color w:val="333333"/>
-                <w:sz w:val="15"/>
-                <w:szCs w:val="15"/>
-              </w:rPr>
-              <w:t xml:space="preserve">55.9%</w:t>
-            </w:r>
-          </w:p>
-        </w:tc>
-      </w:tr>
-      <w:tr>
-        <w:tc>
-          <w:tcPr>
-            <w:tcW w:type="dxa" w:w="2500"/>
-            <w:tcBorders>
-              <w:top w:val="single" w:color="CCCCCC" w:sz="1"/>
-              <w:left w:val="single" w:color="CCCCCC" w:sz="1"/>
-              <w:bottom w:val="single" w:color="CCCCCC" w:sz="1"/>
-              <w:right w:val="single" w:color="CCCCCC" w:sz="1"/>
-            </w:tcBorders>
-            <w:tcMar>
-              <w:top w:type="dxa" w:w="60"/>
-              <w:left w:type="dxa" w:w="80"/>
-              <w:bottom w:type="dxa" w:w="60"/>
-              <w:right w:type="dxa" w:w="80"/>
-            </w:tcMar>
-            <w:vAlign w:val="center"/>
-          </w:tcPr>
-          <w:p>
-            <w:pPr>
-              <w:jc w:val="left"/>
-            </w:pPr>
-            <w:r>
-              <w:rPr>
-                <w:rFonts w:ascii="Arial" w:cs="Arial" w:eastAsia="Arial" w:hAnsi="Arial"/>
-                <w:b w:val="false"/>
-                <w:bCs w:val="false"/>
-                <w:color w:val="333333"/>
-                <w:sz w:val="15"/>
-                <w:szCs w:val="15"/>
-              </w:rPr>
-              <w:t xml:space="preserve">優先度</w:t>
-            </w:r>
-          </w:p>
-        </w:tc>
-        <w:tc>
-          <w:tcPr>
-            <w:tcW w:type="dxa" w:w="2500"/>
-            <w:tcBorders>
-              <w:top w:val="single" w:color="CCCCCC" w:sz="1"/>
-              <w:left w:val="single" w:color="CCCCCC" w:sz="1"/>
-              <w:bottom w:val="single" w:color="CCCCCC" w:sz="1"/>
-              <w:right w:val="single" w:color="CCCCCC" w:sz="1"/>
-            </w:tcBorders>
-            <w:shd w:fill="FFF3E0" w:color="FFF3E0" w:val="solid"/>
-            <w:tcMar>
-              <w:top w:type="dxa" w:w="60"/>
-              <w:left w:type="dxa" w:w="80"/>
-              <w:bottom w:type="dxa" w:w="60"/>
-              <w:right w:type="dxa" w:w="80"/>
-            </w:tcMar>
-            <w:vAlign w:val="center"/>
-          </w:tcPr>
-          <w:p>
-            <w:pPr>
-              <w:jc w:val="center"/>
-            </w:pPr>
-            <w:r>
-              <w:rPr>
-                <w:rFonts w:ascii="Arial" w:cs="Arial" w:eastAsia="Arial" w:hAnsi="Arial"/>
-                <w:b/>
-                <w:bCs/>
-                <w:color w:val="E65100"/>
-                <w:sz w:val="15"/>
-                <w:szCs w:val="15"/>
-              </w:rPr>
-              <w:t xml:space="preserve">🟠 高</w:t>
-            </w:r>
-          </w:p>
-        </w:tc>
-        <w:tc>
-          <w:tcPr>
-            <w:tcW w:type="dxa" w:w="2500"/>
-            <w:tcBorders>
-              <w:top w:val="single" w:color="CCCCCC" w:sz="1"/>
-              <w:left w:val="single" w:color="CCCCCC" w:sz="1"/>
-              <w:bottom w:val="single" w:color="CCCCCC" w:sz="1"/>
-              <w:right w:val="single" w:color="CCCCCC" w:sz="1"/>
-            </w:tcBorders>
-            <w:tcMar>
-              <w:top w:type="dxa" w:w="60"/>
-              <w:left w:type="dxa" w:w="80"/>
-              <w:bottom w:type="dxa" w:w="60"/>
-              <w:right w:type="dxa" w:w="80"/>
-            </w:tcMar>
-            <w:vAlign w:val="center"/>
-          </w:tcPr>
-          <w:p>
-            <w:pPr>
-              <w:jc w:val="left"/>
-            </w:pPr>
-            <w:r>
-              <w:rPr>
-                <w:rFonts w:ascii="Arial" w:cs="Arial" w:eastAsia="Arial" w:hAnsi="Arial"/>
-                <w:b w:val="false"/>
-                <w:bCs w:val="false"/>
-                <w:color w:val="333333"/>
-                <w:sz w:val="15"/>
-                <w:szCs w:val="15"/>
-              </w:rPr>
-              <w:t xml:space="preserve">利益率</w:t>
-            </w:r>
-          </w:p>
-        </w:tc>
-        <w:tc>
-          <w:tcPr>
-            <w:tcW w:type="dxa" w:w="2500"/>
-            <w:tcBorders>
-              <w:top w:val="single" w:color="CCCCCC" w:sz="1"/>
-              <w:left w:val="single" w:color="CCCCCC" w:sz="1"/>
-              <w:bottom w:val="single" w:color="CCCCCC" w:sz="1"/>
-              <w:right w:val="single" w:color="CCCCCC" w:sz="1"/>
-            </w:tcBorders>
-            <w:tcMar>
-              <w:top w:type="dxa" w:w="60"/>
-              <w:left w:type="dxa" w:w="80"/>
-              <w:bottom w:type="dxa" w:w="60"/>
-              <w:right w:type="dxa" w:w="80"/>
-            </w:tcMar>
-            <w:vAlign w:val="center"/>
-          </w:tcPr>
-          <w:p>
-            <w:pPr>
-              <w:jc w:val="center"/>
-            </w:pPr>
-            <w:r>
-              <w:rPr>
-                <w:rFonts w:ascii="Arial" w:cs="Arial" w:eastAsia="Arial" w:hAnsi="Arial"/>
-                <w:b w:val="false"/>
-                <w:bCs w:val="false"/>
-                <w:color w:val="333333"/>
-                <w:sz w:val="15"/>
-                <w:szCs w:val="15"/>
-              </w:rPr>
-              <w:t xml:space="preserve">28.2%</w:t>
-            </w:r>
-          </w:p>
-        </w:tc>
-      </w:tr>
-      <w:tr>
-        <w:tc>
-          <w:tcPr>
-            <w:tcW w:type="dxa" w:w="2500"/>
-            <w:tcBorders>
-              <w:top w:val="single" w:color="CCCCCC" w:sz="1"/>
-              <w:left w:val="single" w:color="CCCCCC" w:sz="1"/>
-              <w:bottom w:val="single" w:color="CCCCCC" w:sz="1"/>
-              <w:right w:val="single" w:color="CCCCCC" w:sz="1"/>
-            </w:tcBorders>
-            <w:tcMar>
-              <w:top w:type="dxa" w:w="60"/>
-              <w:left w:type="dxa" w:w="80"/>
-              <w:bottom w:type="dxa" w:w="60"/>
-              <w:right w:type="dxa" w:w="80"/>
-            </w:tcMar>
-            <w:vAlign w:val="center"/>
-          </w:tcPr>
-          <w:p>
-            <w:pPr>
-              <w:jc w:val="left"/>
-            </w:pPr>
-            <w:r>
-              <w:rPr>
-                <w:rFonts w:ascii="Arial" w:cs="Arial" w:eastAsia="Arial" w:hAnsi="Arial"/>
-                <w:b w:val="false"/>
-                <w:bCs w:val="false"/>
-                <w:color w:val="333333"/>
-                <w:sz w:val="15"/>
-                <w:szCs w:val="15"/>
-              </w:rPr>
-              <w:t xml:space="preserve">マトリクス分類</w:t>
-            </w:r>
-          </w:p>
-        </w:tc>
-        <w:tc>
-          <w:tcPr>
-            <w:tcW w:type="dxa" w:w="2500"/>
-            <w:tcBorders>
-              <w:top w:val="single" w:color="CCCCCC" w:sz="1"/>
-              <w:left w:val="single" w:color="CCCCCC" w:sz="1"/>
-              <w:bottom w:val="single" w:color="CCCCCC" w:sz="1"/>
-              <w:right w:val="single" w:color="CCCCCC" w:sz="1"/>
-            </w:tcBorders>
-            <w:tcMar>
-              <w:top w:type="dxa" w:w="60"/>
-              <w:left w:type="dxa" w:w="80"/>
-              <w:bottom w:type="dxa" w:w="60"/>
-              <w:right w:type="dxa" w:w="80"/>
-            </w:tcMar>
-            <w:vAlign w:val="center"/>
-          </w:tcPr>
-          <w:p>
-            <w:pPr>
-              <w:jc w:val="center"/>
-            </w:pPr>
-            <w:r>
-              <w:rPr>
-                <w:rFonts w:ascii="Arial" w:cs="Arial" w:eastAsia="Arial" w:hAnsi="Arial"/>
-                <w:b/>
-                <w:bCs/>
-                <w:color w:val="333333"/>
-                <w:sz w:val="15"/>
-                <w:szCs w:val="15"/>
-              </w:rPr>
-              <w:t xml:space="preserve">低品質×低売上</w:t>
-            </w:r>
-          </w:p>
-        </w:tc>
-        <w:tc>
-          <w:tcPr>
-            <w:tcW w:type="dxa" w:w="2500"/>
-            <w:tcBorders>
-              <w:top w:val="single" w:color="CCCCCC" w:sz="1"/>
-              <w:left w:val="single" w:color="CCCCCC" w:sz="1"/>
-              <w:bottom w:val="single" w:color="CCCCCC" w:sz="1"/>
-              <w:right w:val="single" w:color="CCCCCC" w:sz="1"/>
-            </w:tcBorders>
-            <w:tcMar>
-              <w:top w:type="dxa" w:w="60"/>
-              <w:left w:type="dxa" w:w="80"/>
-              <w:bottom w:type="dxa" w:w="60"/>
-              <w:right w:type="dxa" w:w="80"/>
-            </w:tcMar>
-            <w:vAlign w:val="center"/>
-          </w:tcPr>
-          <w:p>
-            <w:pPr>
-              <w:jc w:val="left"/>
-            </w:pPr>
-            <w:r>
-              <w:rPr>
-                <w:rFonts w:ascii="Arial" w:cs="Arial" w:eastAsia="Arial" w:hAnsi="Arial"/>
-                <w:b w:val="false"/>
-                <w:bCs w:val="false"/>
-                <w:color w:val="333333"/>
-                <w:sz w:val="15"/>
-                <w:szCs w:val="15"/>
-              </w:rPr>
-              <w:t xml:space="preserve">客室数 / スタッフ数</w:t>
-            </w:r>
-          </w:p>
-        </w:tc>
-        <w:tc>
-          <w:tcPr>
-            <w:tcW w:type="dxa" w:w="2500"/>
-            <w:tcBorders>
-              <w:top w:val="single" w:color="CCCCCC" w:sz="1"/>
-              <w:left w:val="single" w:color="CCCCCC" w:sz="1"/>
-              <w:bottom w:val="single" w:color="CCCCCC" w:sz="1"/>
-              <w:right w:val="single" w:color="CCCCCC" w:sz="1"/>
-            </w:tcBorders>
-            <w:tcMar>
-              <w:top w:type="dxa" w:w="60"/>
-              <w:left w:type="dxa" w:w="80"/>
-              <w:bottom w:type="dxa" w:w="60"/>
-              <w:right w:type="dxa" w:w="80"/>
-            </w:tcMar>
-            <w:vAlign w:val="center"/>
-          </w:tcPr>
-          <w:p>
-            <w:pPr>
-              <w:jc w:val="center"/>
-            </w:pPr>
-            <w:r>
-              <w:rPr>
-                <w:rFonts w:ascii="Arial" w:cs="Arial" w:eastAsia="Arial" w:hAnsi="Arial"/>
-                <w:b w:val="false"/>
-                <w:bCs w:val="false"/>
-                <w:color w:val="333333"/>
-                <w:sz w:val="15"/>
-                <w:szCs w:val="15"/>
-              </w:rPr>
-              <w:t xml:space="preserve">243室 / 22名</w:t>
             </w:r>
           </w:p>
         </w:tc>
@@ -20447,7 +20562,7 @@
                 <w:sz w:val="15"/>
                 <w:szCs w:val="15"/>
               </w:rPr>
-              <w:t xml:space="preserve">8.16 / 10.0</w:t>
+              <w:t xml:space="preserve">8.15 / 10.0</w:t>
             </w:r>
           </w:p>
         </w:tc>
@@ -20585,7 +20700,7 @@
                 <w:sz w:val="15"/>
                 <w:szCs w:val="15"/>
               </w:rPr>
-              <w:t xml:space="preserve">106件</w:t>
+              <w:t xml:space="preserve">108件</w:t>
             </w:r>
           </w:p>
         </w:tc>
@@ -20723,7 +20838,7 @@
                 <w:sz w:val="15"/>
                 <w:szCs w:val="15"/>
               </w:rPr>
-              <w:t xml:space="preserve">750.0%</w:t>
+              <w:t xml:space="preserve">740.0%</w:t>
             </w:r>
           </w:p>
         </w:tc>
@@ -21445,7 +21560,7 @@
                 <w:sz w:val="14"/>
                 <w:szCs w:val="14"/>
               </w:rPr>
-              <w:t xml:space="preserve">9.17</w:t>
+              <w:t xml:space="preserve">9.21</w:t>
             </w:r>
           </w:p>
         </w:tc>
@@ -21652,7 +21767,7 @@
                 <w:sz w:val="14"/>
                 <w:szCs w:val="14"/>
               </w:rPr>
-              <w:t xml:space="preserve">8.68</w:t>
+              <w:t xml:space="preserve">8.65</w:t>
             </w:r>
           </w:p>
         </w:tc>
@@ -21859,7 +21974,7 @@
                 <w:sz w:val="14"/>
                 <w:szCs w:val="14"/>
               </w:rPr>
-              <w:t xml:space="preserve">8.67</w:t>
+              <w:t xml:space="preserve">8.73</w:t>
             </w:r>
           </w:p>
         </w:tc>
@@ -22066,7 +22181,7 @@
                 <w:sz w:val="14"/>
                 <w:szCs w:val="14"/>
               </w:rPr>
-              <w:t xml:space="preserve">8.28</w:t>
+              <w:t xml:space="preserve">8.27</w:t>
             </w:r>
           </w:p>
         </w:tc>
@@ -22273,7 +22388,7 @@
                 <w:sz w:val="14"/>
                 <w:szCs w:val="14"/>
               </w:rPr>
-              <w:t xml:space="preserve">8.91</w:t>
+              <w:t xml:space="preserve">8.87</w:t>
             </w:r>
           </w:p>
         </w:tc>
@@ -22480,7 +22595,7 @@
                 <w:sz w:val="14"/>
                 <w:szCs w:val="14"/>
               </w:rPr>
-              <w:t xml:space="preserve">9.03</w:t>
+              <w:t xml:space="preserve">9.05</w:t>
             </w:r>
           </w:p>
         </w:tc>
@@ -22687,7 +22802,7 @@
                 <w:sz w:val="14"/>
                 <w:szCs w:val="14"/>
               </w:rPr>
-              <w:t xml:space="preserve">8.79</w:t>
+              <w:t xml:space="preserve">8.78</w:t>
             </w:r>
           </w:p>
         </w:tc>
@@ -22894,7 +23009,7 @@
                 <w:sz w:val="14"/>
                 <w:szCs w:val="14"/>
               </w:rPr>
-              <w:t xml:space="preserve">9.06</w:t>
+              <w:t xml:space="preserve">9.08</w:t>
             </w:r>
           </w:p>
         </w:tc>
@@ -23101,7 +23216,7 @@
                 <w:sz w:val="14"/>
                 <w:szCs w:val="14"/>
               </w:rPr>
-              <w:t xml:space="preserve">8.96</w:t>
+              <w:t xml:space="preserve">8.94</w:t>
             </w:r>
           </w:p>
         </w:tc>
@@ -23308,7 +23423,7 @@
                 <w:sz w:val="14"/>
                 <w:szCs w:val="14"/>
               </w:rPr>
-              <w:t xml:space="preserve">8.66</w:t>
+              <w:t xml:space="preserve">8.69</w:t>
             </w:r>
           </w:p>
         </w:tc>
@@ -23515,7 +23630,7 @@
                 <w:sz w:val="14"/>
                 <w:szCs w:val="14"/>
               </w:rPr>
-              <w:t xml:space="preserve">8.12</w:t>
+              <w:t xml:space="preserve">8.10</w:t>
             </w:r>
           </w:p>
         </w:tc>
@@ -23722,7 +23837,7 @@
                 <w:sz w:val="14"/>
                 <w:szCs w:val="14"/>
               </w:rPr>
-              <w:t xml:space="preserve">8.53</w:t>
+              <w:t xml:space="preserve">8.55</w:t>
             </w:r>
           </w:p>
         </w:tc>

--- a/納品レポート/PRIMECHANGE戦略レポート/PRIMECHANGE_品質売上総合レポート.docx
+++ b/納品レポート/PRIMECHANGE戦略レポート/PRIMECHANGE_品質売上総合レポート.docx
@@ -549,7 +549,7 @@
                 <w:sz w:val="16"/>
                 <w:szCs w:val="16"/>
               </w:rPr>
-              <w:t xml:space="preserve">8.36 / 10.0</w:t>
+              <w:t xml:space="preserve">8.35 / 10.0</w:t>
             </w:r>
           </w:p>
         </w:tc>
@@ -693,7 +693,7 @@
                 <w:sz w:val="16"/>
                 <w:szCs w:val="16"/>
               </w:rPr>
-              <w:t xml:space="preserve">2ホテル</w:t>
+              <w:t xml:space="preserve">3ホテル</w:t>
             </w:r>
           </w:p>
         </w:tc>
@@ -1363,7 +1363,7 @@
                 <w:sz w:val="14"/>
                 <w:szCs w:val="14"/>
               </w:rPr>
-              <w:t xml:space="preserve">9.21</w:t>
+              <w:t xml:space="preserve">9.24</w:t>
             </w:r>
           </w:p>
         </w:tc>
@@ -1398,7 +1398,7 @@
                 <w:sz w:val="14"/>
                 <w:szCs w:val="14"/>
               </w:rPr>
-              <w:t xml:space="preserve">140</w:t>
+              <w:t xml:space="preserve">142</w:t>
             </w:r>
           </w:p>
         </w:tc>
@@ -1715,7 +1715,7 @@
                 <w:sz w:val="14"/>
                 <w:szCs w:val="14"/>
               </w:rPr>
-              <w:t xml:space="preserve">8.65</w:t>
+              <w:t xml:space="preserve">8.69</w:t>
             </w:r>
           </w:p>
         </w:tc>
@@ -2067,7 +2067,7 @@
                 <w:sz w:val="14"/>
                 <w:szCs w:val="14"/>
               </w:rPr>
-              <w:t xml:space="preserve">8.73</w:t>
+              <w:t xml:space="preserve">8.71</w:t>
             </w:r>
           </w:p>
         </w:tc>
@@ -2102,7 +2102,7 @@
                 <w:sz w:val="14"/>
                 <w:szCs w:val="14"/>
               </w:rPr>
-              <w:t xml:space="preserve">128</w:t>
+              <w:t xml:space="preserve">129</w:t>
             </w:r>
           </w:p>
         </w:tc>
@@ -2419,7 +2419,7 @@
                 <w:sz w:val="14"/>
                 <w:szCs w:val="14"/>
               </w:rPr>
-              <w:t xml:space="preserve">7.79</w:t>
+              <w:t xml:space="preserve">7.72</w:t>
             </w:r>
           </w:p>
         </w:tc>
@@ -2771,7 +2771,7 @@
                 <w:sz w:val="14"/>
                 <w:szCs w:val="14"/>
               </w:rPr>
-              <w:t xml:space="preserve">7.11</w:t>
+              <w:t xml:space="preserve">7.08</w:t>
             </w:r>
           </w:p>
         </w:tc>
@@ -2806,7 +2806,7 @@
                 <w:sz w:val="14"/>
                 <w:szCs w:val="14"/>
               </w:rPr>
-              <w:t xml:space="preserve">70</w:t>
+              <w:t xml:space="preserve">75</w:t>
             </w:r>
           </w:p>
         </w:tc>
@@ -3123,7 +3123,7 @@
                 <w:sz w:val="14"/>
                 <w:szCs w:val="14"/>
               </w:rPr>
-              <w:t xml:space="preserve">8.27</w:t>
+              <w:t xml:space="preserve">8.29</w:t>
             </w:r>
           </w:p>
         </w:tc>
@@ -3158,7 +3158,7 @@
                 <w:sz w:val="14"/>
                 <w:szCs w:val="14"/>
               </w:rPr>
-              <w:t xml:space="preserve">298</w:t>
+              <w:t xml:space="preserve">309</w:t>
             </w:r>
           </w:p>
         </w:tc>
@@ -3475,7 +3475,7 @@
                 <w:sz w:val="14"/>
                 <w:szCs w:val="14"/>
               </w:rPr>
-              <w:t xml:space="preserve">8.87</w:t>
+              <w:t xml:space="preserve">8.84</w:t>
             </w:r>
           </w:p>
         </w:tc>
@@ -3510,7 +3510,7 @@
                 <w:sz w:val="14"/>
                 <w:szCs w:val="14"/>
               </w:rPr>
-              <w:t xml:space="preserve">54</w:t>
+              <w:t xml:space="preserve">56</w:t>
             </w:r>
           </w:p>
         </w:tc>
@@ -3686,6 +3686,1414 @@
                 <w:szCs w:val="14"/>
               </w:rPr>
               <w:t xml:space="preserve">¥1,363</w:t>
+            </w:r>
+          </w:p>
+        </w:tc>
+        <w:tc>
+          <w:tcPr>
+            <w:tcW w:type="dxa" w:w="900"/>
+            <w:tcBorders>
+              <w:top w:val="single" w:color="CCCCCC" w:sz="1"/>
+              <w:left w:val="single" w:color="CCCCCC" w:sz="1"/>
+              <w:bottom w:val="single" w:color="CCCCCC" w:sz="1"/>
+              <w:right w:val="single" w:color="CCCCCC" w:sz="1"/>
+            </w:tcBorders>
+            <w:shd w:fill="FFF3E0" w:color="FFF3E0" w:val="solid"/>
+            <w:tcMar>
+              <w:top w:type="dxa" w:w="60"/>
+              <w:left w:type="dxa" w:w="80"/>
+              <w:bottom w:type="dxa" w:w="60"/>
+              <w:right w:type="dxa" w:w="80"/>
+            </w:tcMar>
+            <w:vAlign w:val="center"/>
+          </w:tcPr>
+          <w:p>
+            <w:pPr>
+              <w:jc w:val="center"/>
+            </w:pPr>
+            <w:r>
+              <w:rPr>
+                <w:rFonts w:ascii="Arial" w:cs="Arial" w:eastAsia="Arial" w:hAnsi="Arial"/>
+                <w:b/>
+                <w:bCs/>
+                <w:color w:val="E65100"/>
+                <w:sz w:val="13"/>
+                <w:szCs w:val="13"/>
+              </w:rPr>
+              <w:t xml:space="preserve">🟠 高</w:t>
+            </w:r>
+          </w:p>
+        </w:tc>
+      </w:tr>
+      <w:tr>
+        <w:tc>
+          <w:tcPr>
+            <w:tcW w:type="dxa" w:w="400"/>
+            <w:tcBorders>
+              <w:top w:val="single" w:color="CCCCCC" w:sz="1"/>
+              <w:left w:val="single" w:color="CCCCCC" w:sz="1"/>
+              <w:bottom w:val="single" w:color="CCCCCC" w:sz="1"/>
+              <w:right w:val="single" w:color="CCCCCC" w:sz="1"/>
+            </w:tcBorders>
+            <w:shd w:fill="F5F7FA" w:color="F5F7FA" w:val="solid"/>
+            <w:tcMar>
+              <w:top w:type="dxa" w:w="60"/>
+              <w:left w:type="dxa" w:w="80"/>
+              <w:bottom w:type="dxa" w:w="60"/>
+              <w:right w:type="dxa" w:w="80"/>
+            </w:tcMar>
+            <w:vAlign w:val="center"/>
+          </w:tcPr>
+          <w:p>
+            <w:pPr>
+              <w:jc w:val="center"/>
+            </w:pPr>
+            <w:r>
+              <w:rPr>
+                <w:rFonts w:ascii="Arial" w:cs="Arial" w:eastAsia="Arial" w:hAnsi="Arial"/>
+                <w:b w:val="false"/>
+                <w:bCs w:val="false"/>
+                <w:color w:val="333333"/>
+                <w:sz w:val="14"/>
+                <w:szCs w:val="14"/>
+              </w:rPr>
+              <w:t xml:space="preserve">8</w:t>
+            </w:r>
+          </w:p>
+        </w:tc>
+        <w:tc>
+          <w:tcPr>
+            <w:tcW w:type="dxa" w:w="2800"/>
+            <w:tcBorders>
+              <w:top w:val="single" w:color="CCCCCC" w:sz="1"/>
+              <w:left w:val="single" w:color="CCCCCC" w:sz="1"/>
+              <w:bottom w:val="single" w:color="CCCCCC" w:sz="1"/>
+              <w:right w:val="single" w:color="CCCCCC" w:sz="1"/>
+            </w:tcBorders>
+            <w:shd w:fill="F5F7FA" w:color="F5F7FA" w:val="solid"/>
+            <w:tcMar>
+              <w:top w:type="dxa" w:w="60"/>
+              <w:left w:type="dxa" w:w="80"/>
+              <w:bottom w:type="dxa" w:w="60"/>
+              <w:right w:type="dxa" w:w="80"/>
+            </w:tcMar>
+            <w:vAlign w:val="center"/>
+          </w:tcPr>
+          <w:p>
+            <w:pPr>
+              <w:jc w:val="left"/>
+            </w:pPr>
+            <w:r>
+              <w:rPr>
+                <w:rFonts w:ascii="Arial" w:cs="Arial" w:eastAsia="Arial" w:hAnsi="Arial"/>
+                <w:b w:val="false"/>
+                <w:bCs w:val="false"/>
+                <w:color w:val="333333"/>
+                <w:sz w:val="13"/>
+                <w:szCs w:val="13"/>
+              </w:rPr>
+              <w:t xml:space="preserve">京成リッチモンドホテル東京錦糸町</w:t>
+            </w:r>
+          </w:p>
+        </w:tc>
+        <w:tc>
+          <w:tcPr>
+            <w:tcW w:type="dxa" w:w="700"/>
+            <w:tcBorders>
+              <w:top w:val="single" w:color="CCCCCC" w:sz="1"/>
+              <w:left w:val="single" w:color="CCCCCC" w:sz="1"/>
+              <w:bottom w:val="single" w:color="CCCCCC" w:sz="1"/>
+              <w:right w:val="single" w:color="CCCCCC" w:sz="1"/>
+            </w:tcBorders>
+            <w:shd w:fill="F5F7FA" w:color="F5F7FA" w:val="solid"/>
+            <w:tcMar>
+              <w:top w:type="dxa" w:w="60"/>
+              <w:left w:type="dxa" w:w="80"/>
+              <w:bottom w:type="dxa" w:w="60"/>
+              <w:right w:type="dxa" w:w="80"/>
+            </w:tcMar>
+            <w:vAlign w:val="center"/>
+          </w:tcPr>
+          <w:p>
+            <w:pPr>
+              <w:jc w:val="center"/>
+            </w:pPr>
+            <w:r>
+              <w:rPr>
+                <w:rFonts w:ascii="Arial" w:cs="Arial" w:eastAsia="Arial" w:hAnsi="Arial"/>
+                <w:b w:val="false"/>
+                <w:bCs w:val="false"/>
+                <w:color w:val="27AE60"/>
+                <w:sz w:val="14"/>
+                <w:szCs w:val="14"/>
+              </w:rPr>
+              <w:t xml:space="preserve">9.06</w:t>
+            </w:r>
+          </w:p>
+        </w:tc>
+        <w:tc>
+          <w:tcPr>
+            <w:tcW w:type="dxa" w:w="700"/>
+            <w:tcBorders>
+              <w:top w:val="single" w:color="CCCCCC" w:sz="1"/>
+              <w:left w:val="single" w:color="CCCCCC" w:sz="1"/>
+              <w:bottom w:val="single" w:color="CCCCCC" w:sz="1"/>
+              <w:right w:val="single" w:color="CCCCCC" w:sz="1"/>
+            </w:tcBorders>
+            <w:shd w:fill="F5F7FA" w:color="F5F7FA" w:val="solid"/>
+            <w:tcMar>
+              <w:top w:type="dxa" w:w="60"/>
+              <w:left w:type="dxa" w:w="80"/>
+              <w:bottom w:type="dxa" w:w="60"/>
+              <w:right w:type="dxa" w:w="80"/>
+            </w:tcMar>
+            <w:vAlign w:val="center"/>
+          </w:tcPr>
+          <w:p>
+            <w:pPr>
+              <w:jc w:val="center"/>
+            </w:pPr>
+            <w:r>
+              <w:rPr>
+                <w:rFonts w:ascii="Arial" w:cs="Arial" w:eastAsia="Arial" w:hAnsi="Arial"/>
+                <w:b w:val="false"/>
+                <w:bCs w:val="false"/>
+                <w:color w:val="333333"/>
+                <w:sz w:val="14"/>
+                <w:szCs w:val="14"/>
+              </w:rPr>
+              <w:t xml:space="preserve">127</w:t>
+            </w:r>
+          </w:p>
+        </w:tc>
+        <w:tc>
+          <w:tcPr>
+            <w:tcW w:type="dxa" w:w="700"/>
+            <w:tcBorders>
+              <w:top w:val="single" w:color="CCCCCC" w:sz="1"/>
+              <w:left w:val="single" w:color="CCCCCC" w:sz="1"/>
+              <w:bottom w:val="single" w:color="CCCCCC" w:sz="1"/>
+              <w:right w:val="single" w:color="CCCCCC" w:sz="1"/>
+            </w:tcBorders>
+            <w:shd w:fill="F5F7FA" w:color="F5F7FA" w:val="solid"/>
+            <w:tcMar>
+              <w:top w:type="dxa" w:w="60"/>
+              <w:left w:type="dxa" w:w="80"/>
+              <w:bottom w:type="dxa" w:w="60"/>
+              <w:right w:type="dxa" w:w="80"/>
+            </w:tcMar>
+            <w:vAlign w:val="center"/>
+          </w:tcPr>
+          <w:p>
+            <w:pPr>
+              <w:jc w:val="center"/>
+            </w:pPr>
+            <w:r>
+              <w:rPr>
+                <w:rFonts w:ascii="Arial" w:cs="Arial" w:eastAsia="Arial" w:hAnsi="Arial"/>
+                <w:b w:val="false"/>
+                <w:bCs w:val="false"/>
+                <w:color w:val="333333"/>
+                <w:sz w:val="14"/>
+                <w:szCs w:val="14"/>
+              </w:rPr>
+              <w:t xml:space="preserve">87.2%</w:t>
+            </w:r>
+          </w:p>
+        </w:tc>
+        <w:tc>
+          <w:tcPr>
+            <w:tcW w:type="dxa" w:w="1300"/>
+            <w:tcBorders>
+              <w:top w:val="single" w:color="CCCCCC" w:sz="1"/>
+              <w:left w:val="single" w:color="CCCCCC" w:sz="1"/>
+              <w:bottom w:val="single" w:color="CCCCCC" w:sz="1"/>
+              <w:right w:val="single" w:color="CCCCCC" w:sz="1"/>
+            </w:tcBorders>
+            <w:shd w:fill="F5F7FA" w:color="F5F7FA" w:val="solid"/>
+            <w:tcMar>
+              <w:top w:type="dxa" w:w="60"/>
+              <w:left w:type="dxa" w:w="80"/>
+              <w:bottom w:type="dxa" w:w="60"/>
+              <w:right w:type="dxa" w:w="80"/>
+            </w:tcMar>
+            <w:vAlign w:val="center"/>
+          </w:tcPr>
+          <w:p>
+            <w:pPr>
+              <w:jc w:val="center"/>
+            </w:pPr>
+            <w:r>
+              <w:rPr>
+                <w:rFonts w:ascii="Arial" w:cs="Arial" w:eastAsia="Arial" w:hAnsi="Arial"/>
+                <w:b w:val="false"/>
+                <w:bCs w:val="false"/>
+                <w:color w:val="333333"/>
+                <w:sz w:val="14"/>
+                <w:szCs w:val="14"/>
+              </w:rPr>
+              <w:t xml:space="preserve">¥4,791,800</w:t>
+            </w:r>
+          </w:p>
+        </w:tc>
+        <w:tc>
+          <w:tcPr>
+            <w:tcW w:type="dxa" w:w="1200"/>
+            <w:tcBorders>
+              <w:top w:val="single" w:color="CCCCCC" w:sz="1"/>
+              <w:left w:val="single" w:color="CCCCCC" w:sz="1"/>
+              <w:bottom w:val="single" w:color="CCCCCC" w:sz="1"/>
+              <w:right w:val="single" w:color="CCCCCC" w:sz="1"/>
+            </w:tcBorders>
+            <w:shd w:fill="F5F7FA" w:color="F5F7FA" w:val="solid"/>
+            <w:tcMar>
+              <w:top w:type="dxa" w:w="60"/>
+              <w:left w:type="dxa" w:w="80"/>
+              <w:bottom w:type="dxa" w:w="60"/>
+              <w:right w:type="dxa" w:w="80"/>
+            </w:tcMar>
+            <w:vAlign w:val="center"/>
+          </w:tcPr>
+          <w:p>
+            <w:pPr>
+              <w:jc w:val="center"/>
+            </w:pPr>
+            <w:r>
+              <w:rPr>
+                <w:rFonts w:ascii="Arial" w:cs="Arial" w:eastAsia="Arial" w:hAnsi="Arial"/>
+                <w:b w:val="false"/>
+                <w:bCs w:val="false"/>
+                <w:color w:val="333333"/>
+                <w:sz w:val="14"/>
+                <w:szCs w:val="14"/>
+              </w:rPr>
+              <w:t xml:space="preserve">¥756,058</w:t>
+            </w:r>
+          </w:p>
+        </w:tc>
+        <w:tc>
+          <w:tcPr>
+            <w:tcW w:type="dxa" w:w="700"/>
+            <w:tcBorders>
+              <w:top w:val="single" w:color="CCCCCC" w:sz="1"/>
+              <w:left w:val="single" w:color="CCCCCC" w:sz="1"/>
+              <w:bottom w:val="single" w:color="CCCCCC" w:sz="1"/>
+              <w:right w:val="single" w:color="CCCCCC" w:sz="1"/>
+            </w:tcBorders>
+            <w:shd w:fill="F5F7FA" w:color="F5F7FA" w:val="solid"/>
+            <w:tcMar>
+              <w:top w:type="dxa" w:w="60"/>
+              <w:left w:type="dxa" w:w="80"/>
+              <w:bottom w:type="dxa" w:w="60"/>
+              <w:right w:type="dxa" w:w="80"/>
+            </w:tcMar>
+            <w:vAlign w:val="center"/>
+          </w:tcPr>
+          <w:p>
+            <w:pPr>
+              <w:jc w:val="center"/>
+            </w:pPr>
+            <w:r>
+              <w:rPr>
+                <w:rFonts w:ascii="Arial" w:cs="Arial" w:eastAsia="Arial" w:hAnsi="Arial"/>
+                <w:b w:val="false"/>
+                <w:bCs w:val="false"/>
+                <w:color w:val="333333"/>
+                <w:sz w:val="14"/>
+                <w:szCs w:val="14"/>
+              </w:rPr>
+              <w:t xml:space="preserve">15.8%</w:t>
+            </w:r>
+          </w:p>
+        </w:tc>
+        <w:tc>
+          <w:tcPr>
+            <w:tcW w:type="dxa" w:w="900"/>
+            <w:tcBorders>
+              <w:top w:val="single" w:color="CCCCCC" w:sz="1"/>
+              <w:left w:val="single" w:color="CCCCCC" w:sz="1"/>
+              <w:bottom w:val="single" w:color="CCCCCC" w:sz="1"/>
+              <w:right w:val="single" w:color="CCCCCC" w:sz="1"/>
+            </w:tcBorders>
+            <w:shd w:fill="F5F7FA" w:color="F5F7FA" w:val="solid"/>
+            <w:tcMar>
+              <w:top w:type="dxa" w:w="60"/>
+              <w:left w:type="dxa" w:w="80"/>
+              <w:bottom w:type="dxa" w:w="60"/>
+              <w:right w:type="dxa" w:w="80"/>
+            </w:tcMar>
+            <w:vAlign w:val="center"/>
+          </w:tcPr>
+          <w:p>
+            <w:pPr>
+              <w:jc w:val="center"/>
+            </w:pPr>
+            <w:r>
+              <w:rPr>
+                <w:rFonts w:ascii="Arial" w:cs="Arial" w:eastAsia="Arial" w:hAnsi="Arial"/>
+                <w:b w:val="false"/>
+                <w:bCs w:val="false"/>
+                <w:color w:val="333333"/>
+                <w:sz w:val="14"/>
+                <w:szCs w:val="14"/>
+              </w:rPr>
+              <w:t xml:space="preserve">¥1,122</w:t>
+            </w:r>
+          </w:p>
+        </w:tc>
+        <w:tc>
+          <w:tcPr>
+            <w:tcW w:type="dxa" w:w="900"/>
+            <w:tcBorders>
+              <w:top w:val="single" w:color="CCCCCC" w:sz="1"/>
+              <w:left w:val="single" w:color="CCCCCC" w:sz="1"/>
+              <w:bottom w:val="single" w:color="CCCCCC" w:sz="1"/>
+              <w:right w:val="single" w:color="CCCCCC" w:sz="1"/>
+            </w:tcBorders>
+            <w:shd w:fill="E8F5E9" w:color="E8F5E9" w:val="solid"/>
+            <w:tcMar>
+              <w:top w:type="dxa" w:w="60"/>
+              <w:left w:type="dxa" w:w="80"/>
+              <w:bottom w:type="dxa" w:w="60"/>
+              <w:right w:type="dxa" w:w="80"/>
+            </w:tcMar>
+            <w:vAlign w:val="center"/>
+          </w:tcPr>
+          <w:p>
+            <w:pPr>
+              <w:jc w:val="center"/>
+            </w:pPr>
+            <w:r>
+              <w:rPr>
+                <w:rFonts w:ascii="Arial" w:cs="Arial" w:eastAsia="Arial" w:hAnsi="Arial"/>
+                <w:b/>
+                <w:bCs/>
+                <w:color w:val="2E7D32"/>
+                <w:sz w:val="13"/>
+                <w:szCs w:val="13"/>
+              </w:rPr>
+              <w:t xml:space="preserve">🟢 維持</w:t>
+            </w:r>
+          </w:p>
+        </w:tc>
+      </w:tr>
+      <w:tr>
+        <w:tc>
+          <w:tcPr>
+            <w:tcW w:type="dxa" w:w="400"/>
+            <w:tcBorders>
+              <w:top w:val="single" w:color="CCCCCC" w:sz="1"/>
+              <w:left w:val="single" w:color="CCCCCC" w:sz="1"/>
+              <w:bottom w:val="single" w:color="CCCCCC" w:sz="1"/>
+              <w:right w:val="single" w:color="CCCCCC" w:sz="1"/>
+            </w:tcBorders>
+            <w:shd w:fill="FFFFFF" w:color="FFFFFF" w:val="solid"/>
+            <w:tcMar>
+              <w:top w:type="dxa" w:w="60"/>
+              <w:left w:type="dxa" w:w="80"/>
+              <w:bottom w:type="dxa" w:w="60"/>
+              <w:right w:type="dxa" w:w="80"/>
+            </w:tcMar>
+            <w:vAlign w:val="center"/>
+          </w:tcPr>
+          <w:p>
+            <w:pPr>
+              <w:jc w:val="center"/>
+            </w:pPr>
+            <w:r>
+              <w:rPr>
+                <w:rFonts w:ascii="Arial" w:cs="Arial" w:eastAsia="Arial" w:hAnsi="Arial"/>
+                <w:b w:val="false"/>
+                <w:bCs w:val="false"/>
+                <w:color w:val="333333"/>
+                <w:sz w:val="14"/>
+                <w:szCs w:val="14"/>
+              </w:rPr>
+              <w:t xml:space="preserve">9</w:t>
+            </w:r>
+          </w:p>
+        </w:tc>
+        <w:tc>
+          <w:tcPr>
+            <w:tcW w:type="dxa" w:w="2800"/>
+            <w:tcBorders>
+              <w:top w:val="single" w:color="CCCCCC" w:sz="1"/>
+              <w:left w:val="single" w:color="CCCCCC" w:sz="1"/>
+              <w:bottom w:val="single" w:color="CCCCCC" w:sz="1"/>
+              <w:right w:val="single" w:color="CCCCCC" w:sz="1"/>
+            </w:tcBorders>
+            <w:shd w:fill="FFFFFF" w:color="FFFFFF" w:val="solid"/>
+            <w:tcMar>
+              <w:top w:type="dxa" w:w="60"/>
+              <w:left w:type="dxa" w:w="80"/>
+              <w:bottom w:type="dxa" w:w="60"/>
+              <w:right w:type="dxa" w:w="80"/>
+            </w:tcMar>
+            <w:vAlign w:val="center"/>
+          </w:tcPr>
+          <w:p>
+            <w:pPr>
+              <w:jc w:val="left"/>
+            </w:pPr>
+            <w:r>
+              <w:rPr>
+                <w:rFonts w:ascii="Arial" w:cs="Arial" w:eastAsia="Arial" w:hAnsi="Arial"/>
+                <w:b w:val="false"/>
+                <w:bCs w:val="false"/>
+                <w:color w:val="333333"/>
+                <w:sz w:val="13"/>
+                <w:szCs w:val="13"/>
+              </w:rPr>
+              <w:t xml:space="preserve">アパホテル蒲田駅東</w:t>
+            </w:r>
+          </w:p>
+        </w:tc>
+        <w:tc>
+          <w:tcPr>
+            <w:tcW w:type="dxa" w:w="700"/>
+            <w:tcBorders>
+              <w:top w:val="single" w:color="CCCCCC" w:sz="1"/>
+              <w:left w:val="single" w:color="CCCCCC" w:sz="1"/>
+              <w:bottom w:val="single" w:color="CCCCCC" w:sz="1"/>
+              <w:right w:val="single" w:color="CCCCCC" w:sz="1"/>
+            </w:tcBorders>
+            <w:shd w:fill="FFFFFF" w:color="FFFFFF" w:val="solid"/>
+            <w:tcMar>
+              <w:top w:type="dxa" w:w="60"/>
+              <w:left w:type="dxa" w:w="80"/>
+              <w:bottom w:type="dxa" w:w="60"/>
+              <w:right w:type="dxa" w:w="80"/>
+            </w:tcMar>
+            <w:vAlign w:val="center"/>
+          </w:tcPr>
+          <w:p>
+            <w:pPr>
+              <w:jc w:val="center"/>
+            </w:pPr>
+            <w:r>
+              <w:rPr>
+                <w:rFonts w:ascii="Arial" w:cs="Arial" w:eastAsia="Arial" w:hAnsi="Arial"/>
+                <w:b w:val="false"/>
+                <w:bCs w:val="false"/>
+                <w:color w:val="E74C3C"/>
+                <w:sz w:val="14"/>
+                <w:szCs w:val="14"/>
+              </w:rPr>
+              <w:t xml:space="preserve">7.43</w:t>
+            </w:r>
+          </w:p>
+        </w:tc>
+        <w:tc>
+          <w:tcPr>
+            <w:tcW w:type="dxa" w:w="700"/>
+            <w:tcBorders>
+              <w:top w:val="single" w:color="CCCCCC" w:sz="1"/>
+              <w:left w:val="single" w:color="CCCCCC" w:sz="1"/>
+              <w:bottom w:val="single" w:color="CCCCCC" w:sz="1"/>
+              <w:right w:val="single" w:color="CCCCCC" w:sz="1"/>
+            </w:tcBorders>
+            <w:shd w:fill="FFFFFF" w:color="FFFFFF" w:val="solid"/>
+            <w:tcMar>
+              <w:top w:type="dxa" w:w="60"/>
+              <w:left w:type="dxa" w:w="80"/>
+              <w:bottom w:type="dxa" w:w="60"/>
+              <w:right w:type="dxa" w:w="80"/>
+            </w:tcMar>
+            <w:vAlign w:val="center"/>
+          </w:tcPr>
+          <w:p>
+            <w:pPr>
+              <w:jc w:val="center"/>
+            </w:pPr>
+            <w:r>
+              <w:rPr>
+                <w:rFonts w:ascii="Arial" w:cs="Arial" w:eastAsia="Arial" w:hAnsi="Arial"/>
+                <w:b w:val="false"/>
+                <w:bCs w:val="false"/>
+                <w:color w:val="333333"/>
+                <w:sz w:val="14"/>
+                <w:szCs w:val="14"/>
+              </w:rPr>
+              <w:t xml:space="preserve">54</w:t>
+            </w:r>
+          </w:p>
+        </w:tc>
+        <w:tc>
+          <w:tcPr>
+            <w:tcW w:type="dxa" w:w="700"/>
+            <w:tcBorders>
+              <w:top w:val="single" w:color="CCCCCC" w:sz="1"/>
+              <w:left w:val="single" w:color="CCCCCC" w:sz="1"/>
+              <w:bottom w:val="single" w:color="CCCCCC" w:sz="1"/>
+              <w:right w:val="single" w:color="CCCCCC" w:sz="1"/>
+            </w:tcBorders>
+            <w:shd w:fill="FFFFFF" w:color="FFFFFF" w:val="solid"/>
+            <w:tcMar>
+              <w:top w:type="dxa" w:w="60"/>
+              <w:left w:type="dxa" w:w="80"/>
+              <w:bottom w:type="dxa" w:w="60"/>
+              <w:right w:type="dxa" w:w="80"/>
+            </w:tcMar>
+            <w:vAlign w:val="center"/>
+          </w:tcPr>
+          <w:p>
+            <w:pPr>
+              <w:jc w:val="center"/>
+            </w:pPr>
+            <w:r>
+              <w:rPr>
+                <w:rFonts w:ascii="Arial" w:cs="Arial" w:eastAsia="Arial" w:hAnsi="Arial"/>
+                <w:b w:val="false"/>
+                <w:bCs w:val="false"/>
+                <w:color w:val="333333"/>
+                <w:sz w:val="14"/>
+                <w:szCs w:val="14"/>
+              </w:rPr>
+              <w:t xml:space="preserve">74.5%</w:t>
+            </w:r>
+          </w:p>
+        </w:tc>
+        <w:tc>
+          <w:tcPr>
+            <w:tcW w:type="dxa" w:w="1300"/>
+            <w:tcBorders>
+              <w:top w:val="single" w:color="CCCCCC" w:sz="1"/>
+              <w:left w:val="single" w:color="CCCCCC" w:sz="1"/>
+              <w:bottom w:val="single" w:color="CCCCCC" w:sz="1"/>
+              <w:right w:val="single" w:color="CCCCCC" w:sz="1"/>
+            </w:tcBorders>
+            <w:shd w:fill="FFFFFF" w:color="FFFFFF" w:val="solid"/>
+            <w:tcMar>
+              <w:top w:type="dxa" w:w="60"/>
+              <w:left w:type="dxa" w:w="80"/>
+              <w:bottom w:type="dxa" w:w="60"/>
+              <w:right w:type="dxa" w:w="80"/>
+            </w:tcMar>
+            <w:vAlign w:val="center"/>
+          </w:tcPr>
+          <w:p>
+            <w:pPr>
+              <w:jc w:val="center"/>
+            </w:pPr>
+            <w:r>
+              <w:rPr>
+                <w:rFonts w:ascii="Arial" w:cs="Arial" w:eastAsia="Arial" w:hAnsi="Arial"/>
+                <w:b w:val="false"/>
+                <w:bCs w:val="false"/>
+                <w:color w:val="333333"/>
+                <w:sz w:val="14"/>
+                <w:szCs w:val="14"/>
+              </w:rPr>
+              <w:t xml:space="preserve">¥4,679,520</w:t>
+            </w:r>
+          </w:p>
+        </w:tc>
+        <w:tc>
+          <w:tcPr>
+            <w:tcW w:type="dxa" w:w="1200"/>
+            <w:tcBorders>
+              <w:top w:val="single" w:color="CCCCCC" w:sz="1"/>
+              <w:left w:val="single" w:color="CCCCCC" w:sz="1"/>
+              <w:bottom w:val="single" w:color="CCCCCC" w:sz="1"/>
+              <w:right w:val="single" w:color="CCCCCC" w:sz="1"/>
+            </w:tcBorders>
+            <w:shd w:fill="FFFFFF" w:color="FFFFFF" w:val="solid"/>
+            <w:tcMar>
+              <w:top w:type="dxa" w:w="60"/>
+              <w:left w:type="dxa" w:w="80"/>
+              <w:bottom w:type="dxa" w:w="60"/>
+              <w:right w:type="dxa" w:w="80"/>
+            </w:tcMar>
+            <w:vAlign w:val="center"/>
+          </w:tcPr>
+          <w:p>
+            <w:pPr>
+              <w:jc w:val="center"/>
+            </w:pPr>
+            <w:r>
+              <w:rPr>
+                <w:rFonts w:ascii="Arial" w:cs="Arial" w:eastAsia="Arial" w:hAnsi="Arial"/>
+                <w:b w:val="false"/>
+                <w:bCs w:val="false"/>
+                <w:color w:val="333333"/>
+                <w:sz w:val="14"/>
+                <w:szCs w:val="14"/>
+              </w:rPr>
+              <w:t xml:space="preserve">¥1,131,403</w:t>
+            </w:r>
+          </w:p>
+        </w:tc>
+        <w:tc>
+          <w:tcPr>
+            <w:tcW w:type="dxa" w:w="700"/>
+            <w:tcBorders>
+              <w:top w:val="single" w:color="CCCCCC" w:sz="1"/>
+              <w:left w:val="single" w:color="CCCCCC" w:sz="1"/>
+              <w:bottom w:val="single" w:color="CCCCCC" w:sz="1"/>
+              <w:right w:val="single" w:color="CCCCCC" w:sz="1"/>
+            </w:tcBorders>
+            <w:shd w:fill="FFFFFF" w:color="FFFFFF" w:val="solid"/>
+            <w:tcMar>
+              <w:top w:type="dxa" w:w="60"/>
+              <w:left w:type="dxa" w:w="80"/>
+              <w:bottom w:type="dxa" w:w="60"/>
+              <w:right w:type="dxa" w:w="80"/>
+            </w:tcMar>
+            <w:vAlign w:val="center"/>
+          </w:tcPr>
+          <w:p>
+            <w:pPr>
+              <w:jc w:val="center"/>
+            </w:pPr>
+            <w:r>
+              <w:rPr>
+                <w:rFonts w:ascii="Arial" w:cs="Arial" w:eastAsia="Arial" w:hAnsi="Arial"/>
+                <w:b w:val="false"/>
+                <w:bCs w:val="false"/>
+                <w:color w:val="333333"/>
+                <w:sz w:val="14"/>
+                <w:szCs w:val="14"/>
+              </w:rPr>
+              <w:t xml:space="preserve">24.2%</w:t>
+            </w:r>
+          </w:p>
+        </w:tc>
+        <w:tc>
+          <w:tcPr>
+            <w:tcW w:type="dxa" w:w="900"/>
+            <w:tcBorders>
+              <w:top w:val="single" w:color="CCCCCC" w:sz="1"/>
+              <w:left w:val="single" w:color="CCCCCC" w:sz="1"/>
+              <w:bottom w:val="single" w:color="CCCCCC" w:sz="1"/>
+              <w:right w:val="single" w:color="CCCCCC" w:sz="1"/>
+            </w:tcBorders>
+            <w:shd w:fill="FFFFFF" w:color="FFFFFF" w:val="solid"/>
+            <w:tcMar>
+              <w:top w:type="dxa" w:w="60"/>
+              <w:left w:type="dxa" w:w="80"/>
+              <w:bottom w:type="dxa" w:w="60"/>
+              <w:right w:type="dxa" w:w="80"/>
+            </w:tcMar>
+            <w:vAlign w:val="center"/>
+          </w:tcPr>
+          <w:p>
+            <w:pPr>
+              <w:jc w:val="center"/>
+            </w:pPr>
+            <w:r>
+              <w:rPr>
+                <w:rFonts w:ascii="Arial" w:cs="Arial" w:eastAsia="Arial" w:hAnsi="Arial"/>
+                <w:b w:val="false"/>
+                <w:bCs w:val="false"/>
+                <w:color w:val="333333"/>
+                <w:sz w:val="14"/>
+                <w:szCs w:val="14"/>
+              </w:rPr>
+              <w:t xml:space="preserve">¥1,019</w:t>
+            </w:r>
+          </w:p>
+        </w:tc>
+        <w:tc>
+          <w:tcPr>
+            <w:tcW w:type="dxa" w:w="900"/>
+            <w:tcBorders>
+              <w:top w:val="single" w:color="CCCCCC" w:sz="1"/>
+              <w:left w:val="single" w:color="CCCCCC" w:sz="1"/>
+              <w:bottom w:val="single" w:color="CCCCCC" w:sz="1"/>
+              <w:right w:val="single" w:color="CCCCCC" w:sz="1"/>
+            </w:tcBorders>
+            <w:shd w:fill="FFEBEE" w:color="FFEBEE" w:val="solid"/>
+            <w:tcMar>
+              <w:top w:type="dxa" w:w="60"/>
+              <w:left w:type="dxa" w:w="80"/>
+              <w:bottom w:type="dxa" w:w="60"/>
+              <w:right w:type="dxa" w:w="80"/>
+            </w:tcMar>
+            <w:vAlign w:val="center"/>
+          </w:tcPr>
+          <w:p>
+            <w:pPr>
+              <w:jc w:val="center"/>
+            </w:pPr>
+            <w:r>
+              <w:rPr>
+                <w:rFonts w:ascii="Arial" w:cs="Arial" w:eastAsia="Arial" w:hAnsi="Arial"/>
+                <w:b/>
+                <w:bCs/>
+                <w:color w:val="C62828"/>
+                <w:sz w:val="13"/>
+                <w:szCs w:val="13"/>
+              </w:rPr>
+              <w:t xml:space="preserve">🔴 緊急</w:t>
+            </w:r>
+          </w:p>
+        </w:tc>
+      </w:tr>
+      <w:tr>
+        <w:tc>
+          <w:tcPr>
+            <w:tcW w:type="dxa" w:w="400"/>
+            <w:tcBorders>
+              <w:top w:val="single" w:color="CCCCCC" w:sz="1"/>
+              <w:left w:val="single" w:color="CCCCCC" w:sz="1"/>
+              <w:bottom w:val="single" w:color="CCCCCC" w:sz="1"/>
+              <w:right w:val="single" w:color="CCCCCC" w:sz="1"/>
+            </w:tcBorders>
+            <w:shd w:fill="F5F7FA" w:color="F5F7FA" w:val="solid"/>
+            <w:tcMar>
+              <w:top w:type="dxa" w:w="60"/>
+              <w:left w:type="dxa" w:w="80"/>
+              <w:bottom w:type="dxa" w:w="60"/>
+              <w:right w:type="dxa" w:w="80"/>
+            </w:tcMar>
+            <w:vAlign w:val="center"/>
+          </w:tcPr>
+          <w:p>
+            <w:pPr>
+              <w:jc w:val="center"/>
+            </w:pPr>
+            <w:r>
+              <w:rPr>
+                <w:rFonts w:ascii="Arial" w:cs="Arial" w:eastAsia="Arial" w:hAnsi="Arial"/>
+                <w:b w:val="false"/>
+                <w:bCs w:val="false"/>
+                <w:color w:val="333333"/>
+                <w:sz w:val="14"/>
+                <w:szCs w:val="14"/>
+              </w:rPr>
+              <w:t xml:space="preserve">10</w:t>
+            </w:r>
+          </w:p>
+        </w:tc>
+        <w:tc>
+          <w:tcPr>
+            <w:tcW w:type="dxa" w:w="2800"/>
+            <w:tcBorders>
+              <w:top w:val="single" w:color="CCCCCC" w:sz="1"/>
+              <w:left w:val="single" w:color="CCCCCC" w:sz="1"/>
+              <w:bottom w:val="single" w:color="CCCCCC" w:sz="1"/>
+              <w:right w:val="single" w:color="CCCCCC" w:sz="1"/>
+            </w:tcBorders>
+            <w:shd w:fill="F5F7FA" w:color="F5F7FA" w:val="solid"/>
+            <w:tcMar>
+              <w:top w:type="dxa" w:w="60"/>
+              <w:left w:type="dxa" w:w="80"/>
+              <w:bottom w:type="dxa" w:w="60"/>
+              <w:right w:type="dxa" w:w="80"/>
+            </w:tcMar>
+            <w:vAlign w:val="center"/>
+          </w:tcPr>
+          <w:p>
+            <w:pPr>
+              <w:jc w:val="left"/>
+            </w:pPr>
+            <w:r>
+              <w:rPr>
+                <w:rFonts w:ascii="Arial" w:cs="Arial" w:eastAsia="Arial" w:hAnsi="Arial"/>
+                <w:b w:val="false"/>
+                <w:bCs w:val="false"/>
+                <w:color w:val="333333"/>
+                <w:sz w:val="13"/>
+                <w:szCs w:val="13"/>
+              </w:rPr>
+              <w:t xml:space="preserve">ホテルコメント横浜関内</w:t>
+            </w:r>
+          </w:p>
+        </w:tc>
+        <w:tc>
+          <w:tcPr>
+            <w:tcW w:type="dxa" w:w="700"/>
+            <w:tcBorders>
+              <w:top w:val="single" w:color="CCCCCC" w:sz="1"/>
+              <w:left w:val="single" w:color="CCCCCC" w:sz="1"/>
+              <w:bottom w:val="single" w:color="CCCCCC" w:sz="1"/>
+              <w:right w:val="single" w:color="CCCCCC" w:sz="1"/>
+            </w:tcBorders>
+            <w:shd w:fill="F5F7FA" w:color="F5F7FA" w:val="solid"/>
+            <w:tcMar>
+              <w:top w:type="dxa" w:w="60"/>
+              <w:left w:type="dxa" w:w="80"/>
+              <w:bottom w:type="dxa" w:w="60"/>
+              <w:right w:type="dxa" w:w="80"/>
+            </w:tcMar>
+            <w:vAlign w:val="center"/>
+          </w:tcPr>
+          <w:p>
+            <w:pPr>
+              <w:jc w:val="center"/>
+            </w:pPr>
+            <w:r>
+              <w:rPr>
+                <w:rFonts w:ascii="Arial" w:cs="Arial" w:eastAsia="Arial" w:hAnsi="Arial"/>
+                <w:b w:val="false"/>
+                <w:bCs w:val="false"/>
+                <w:color w:val="27AE60"/>
+                <w:sz w:val="14"/>
+                <w:szCs w:val="14"/>
+              </w:rPr>
+              <w:t xml:space="preserve">8.88</w:t>
+            </w:r>
+          </w:p>
+        </w:tc>
+        <w:tc>
+          <w:tcPr>
+            <w:tcW w:type="dxa" w:w="700"/>
+            <w:tcBorders>
+              <w:top w:val="single" w:color="CCCCCC" w:sz="1"/>
+              <w:left w:val="single" w:color="CCCCCC" w:sz="1"/>
+              <w:bottom w:val="single" w:color="CCCCCC" w:sz="1"/>
+              <w:right w:val="single" w:color="CCCCCC" w:sz="1"/>
+            </w:tcBorders>
+            <w:shd w:fill="F5F7FA" w:color="F5F7FA" w:val="solid"/>
+            <w:tcMar>
+              <w:top w:type="dxa" w:w="60"/>
+              <w:left w:type="dxa" w:w="80"/>
+              <w:bottom w:type="dxa" w:w="60"/>
+              <w:right w:type="dxa" w:w="80"/>
+            </w:tcMar>
+            <w:vAlign w:val="center"/>
+          </w:tcPr>
+          <w:p>
+            <w:pPr>
+              <w:jc w:val="center"/>
+            </w:pPr>
+            <w:r>
+              <w:rPr>
+                <w:rFonts w:ascii="Arial" w:cs="Arial" w:eastAsia="Arial" w:hAnsi="Arial"/>
+                <w:b w:val="false"/>
+                <w:bCs w:val="false"/>
+                <w:color w:val="333333"/>
+                <w:sz w:val="14"/>
+                <w:szCs w:val="14"/>
+              </w:rPr>
+              <w:t xml:space="preserve">118</w:t>
+            </w:r>
+          </w:p>
+        </w:tc>
+        <w:tc>
+          <w:tcPr>
+            <w:tcW w:type="dxa" w:w="700"/>
+            <w:tcBorders>
+              <w:top w:val="single" w:color="CCCCCC" w:sz="1"/>
+              <w:left w:val="single" w:color="CCCCCC" w:sz="1"/>
+              <w:bottom w:val="single" w:color="CCCCCC" w:sz="1"/>
+              <w:right w:val="single" w:color="CCCCCC" w:sz="1"/>
+            </w:tcBorders>
+            <w:shd w:fill="F5F7FA" w:color="F5F7FA" w:val="solid"/>
+            <w:tcMar>
+              <w:top w:type="dxa" w:w="60"/>
+              <w:left w:type="dxa" w:w="80"/>
+              <w:bottom w:type="dxa" w:w="60"/>
+              <w:right w:type="dxa" w:w="80"/>
+            </w:tcMar>
+            <w:vAlign w:val="center"/>
+          </w:tcPr>
+          <w:p>
+            <w:pPr>
+              <w:jc w:val="center"/>
+            </w:pPr>
+            <w:r>
+              <w:rPr>
+                <w:rFonts w:ascii="Arial" w:cs="Arial" w:eastAsia="Arial" w:hAnsi="Arial"/>
+                <w:b w:val="false"/>
+                <w:bCs w:val="false"/>
+                <w:color w:val="333333"/>
+                <w:sz w:val="14"/>
+                <w:szCs w:val="14"/>
+              </w:rPr>
+              <w:t xml:space="preserve">79.2%</w:t>
+            </w:r>
+          </w:p>
+        </w:tc>
+        <w:tc>
+          <w:tcPr>
+            <w:tcW w:type="dxa" w:w="1300"/>
+            <w:tcBorders>
+              <w:top w:val="single" w:color="CCCCCC" w:sz="1"/>
+              <w:left w:val="single" w:color="CCCCCC" w:sz="1"/>
+              <w:bottom w:val="single" w:color="CCCCCC" w:sz="1"/>
+              <w:right w:val="single" w:color="CCCCCC" w:sz="1"/>
+            </w:tcBorders>
+            <w:shd w:fill="F5F7FA" w:color="F5F7FA" w:val="solid"/>
+            <w:tcMar>
+              <w:top w:type="dxa" w:w="60"/>
+              <w:left w:type="dxa" w:w="80"/>
+              <w:bottom w:type="dxa" w:w="60"/>
+              <w:right w:type="dxa" w:w="80"/>
+            </w:tcMar>
+            <w:vAlign w:val="center"/>
+          </w:tcPr>
+          <w:p>
+            <w:pPr>
+              <w:jc w:val="center"/>
+            </w:pPr>
+            <w:r>
+              <w:rPr>
+                <w:rFonts w:ascii="Arial" w:cs="Arial" w:eastAsia="Arial" w:hAnsi="Arial"/>
+                <w:b w:val="false"/>
+                <w:bCs w:val="false"/>
+                <w:color w:val="333333"/>
+                <w:sz w:val="14"/>
+                <w:szCs w:val="14"/>
+              </w:rPr>
+              <w:t xml:space="preserve">¥4,463,320</w:t>
+            </w:r>
+          </w:p>
+        </w:tc>
+        <w:tc>
+          <w:tcPr>
+            <w:tcW w:type="dxa" w:w="1200"/>
+            <w:tcBorders>
+              <w:top w:val="single" w:color="CCCCCC" w:sz="1"/>
+              <w:left w:val="single" w:color="CCCCCC" w:sz="1"/>
+              <w:bottom w:val="single" w:color="CCCCCC" w:sz="1"/>
+              <w:right w:val="single" w:color="CCCCCC" w:sz="1"/>
+            </w:tcBorders>
+            <w:shd w:fill="F5F7FA" w:color="F5F7FA" w:val="solid"/>
+            <w:tcMar>
+              <w:top w:type="dxa" w:w="60"/>
+              <w:left w:type="dxa" w:w="80"/>
+              <w:bottom w:type="dxa" w:w="60"/>
+              <w:right w:type="dxa" w:w="80"/>
+            </w:tcMar>
+            <w:vAlign w:val="center"/>
+          </w:tcPr>
+          <w:p>
+            <w:pPr>
+              <w:jc w:val="center"/>
+            </w:pPr>
+            <w:r>
+              <w:rPr>
+                <w:rFonts w:ascii="Arial" w:cs="Arial" w:eastAsia="Arial" w:hAnsi="Arial"/>
+                <w:b w:val="false"/>
+                <w:bCs w:val="false"/>
+                <w:color w:val="333333"/>
+                <w:sz w:val="14"/>
+                <w:szCs w:val="14"/>
+              </w:rPr>
+              <w:t xml:space="preserve">¥1,388,308</w:t>
+            </w:r>
+          </w:p>
+        </w:tc>
+        <w:tc>
+          <w:tcPr>
+            <w:tcW w:type="dxa" w:w="700"/>
+            <w:tcBorders>
+              <w:top w:val="single" w:color="CCCCCC" w:sz="1"/>
+              <w:left w:val="single" w:color="CCCCCC" w:sz="1"/>
+              <w:bottom w:val="single" w:color="CCCCCC" w:sz="1"/>
+              <w:right w:val="single" w:color="CCCCCC" w:sz="1"/>
+            </w:tcBorders>
+            <w:shd w:fill="F5F7FA" w:color="F5F7FA" w:val="solid"/>
+            <w:tcMar>
+              <w:top w:type="dxa" w:w="60"/>
+              <w:left w:type="dxa" w:w="80"/>
+              <w:bottom w:type="dxa" w:w="60"/>
+              <w:right w:type="dxa" w:w="80"/>
+            </w:tcMar>
+            <w:vAlign w:val="center"/>
+          </w:tcPr>
+          <w:p>
+            <w:pPr>
+              <w:jc w:val="center"/>
+            </w:pPr>
+            <w:r>
+              <w:rPr>
+                <w:rFonts w:ascii="Arial" w:cs="Arial" w:eastAsia="Arial" w:hAnsi="Arial"/>
+                <w:b w:val="false"/>
+                <w:bCs w:val="false"/>
+                <w:color w:val="333333"/>
+                <w:sz w:val="14"/>
+                <w:szCs w:val="14"/>
+              </w:rPr>
+              <w:t xml:space="preserve">31.1%</w:t>
+            </w:r>
+          </w:p>
+        </w:tc>
+        <w:tc>
+          <w:tcPr>
+            <w:tcW w:type="dxa" w:w="900"/>
+            <w:tcBorders>
+              <w:top w:val="single" w:color="CCCCCC" w:sz="1"/>
+              <w:left w:val="single" w:color="CCCCCC" w:sz="1"/>
+              <w:bottom w:val="single" w:color="CCCCCC" w:sz="1"/>
+              <w:right w:val="single" w:color="CCCCCC" w:sz="1"/>
+            </w:tcBorders>
+            <w:shd w:fill="F5F7FA" w:color="F5F7FA" w:val="solid"/>
+            <w:tcMar>
+              <w:top w:type="dxa" w:w="60"/>
+              <w:left w:type="dxa" w:w="80"/>
+              <w:bottom w:type="dxa" w:w="60"/>
+              <w:right w:type="dxa" w:w="80"/>
+            </w:tcMar>
+            <w:vAlign w:val="center"/>
+          </w:tcPr>
+          <w:p>
+            <w:pPr>
+              <w:jc w:val="center"/>
+            </w:pPr>
+            <w:r>
+              <w:rPr>
+                <w:rFonts w:ascii="Arial" w:cs="Arial" w:eastAsia="Arial" w:hAnsi="Arial"/>
+                <w:b w:val="false"/>
+                <w:bCs w:val="false"/>
+                <w:color w:val="333333"/>
+                <w:sz w:val="14"/>
+                <w:szCs w:val="14"/>
+              </w:rPr>
+              <w:t xml:space="preserve">¥1,736</w:t>
+            </w:r>
+          </w:p>
+        </w:tc>
+        <w:tc>
+          <w:tcPr>
+            <w:tcW w:type="dxa" w:w="900"/>
+            <w:tcBorders>
+              <w:top w:val="single" w:color="CCCCCC" w:sz="1"/>
+              <w:left w:val="single" w:color="CCCCCC" w:sz="1"/>
+              <w:bottom w:val="single" w:color="CCCCCC" w:sz="1"/>
+              <w:right w:val="single" w:color="CCCCCC" w:sz="1"/>
+            </w:tcBorders>
+            <w:shd w:fill="FFF3E0" w:color="FFF3E0" w:val="solid"/>
+            <w:tcMar>
+              <w:top w:type="dxa" w:w="60"/>
+              <w:left w:type="dxa" w:w="80"/>
+              <w:bottom w:type="dxa" w:w="60"/>
+              <w:right w:type="dxa" w:w="80"/>
+            </w:tcMar>
+            <w:vAlign w:val="center"/>
+          </w:tcPr>
+          <w:p>
+            <w:pPr>
+              <w:jc w:val="center"/>
+            </w:pPr>
+            <w:r>
+              <w:rPr>
+                <w:rFonts w:ascii="Arial" w:cs="Arial" w:eastAsia="Arial" w:hAnsi="Arial"/>
+                <w:b/>
+                <w:bCs/>
+                <w:color w:val="E65100"/>
+                <w:sz w:val="13"/>
+                <w:szCs w:val="13"/>
+              </w:rPr>
+              <w:t xml:space="preserve">🟠 高</w:t>
+            </w:r>
+          </w:p>
+        </w:tc>
+      </w:tr>
+      <w:tr>
+        <w:tc>
+          <w:tcPr>
+            <w:tcW w:type="dxa" w:w="400"/>
+            <w:tcBorders>
+              <w:top w:val="single" w:color="CCCCCC" w:sz="1"/>
+              <w:left w:val="single" w:color="CCCCCC" w:sz="1"/>
+              <w:bottom w:val="single" w:color="CCCCCC" w:sz="1"/>
+              <w:right w:val="single" w:color="CCCCCC" w:sz="1"/>
+            </w:tcBorders>
+            <w:shd w:fill="FFFFFF" w:color="FFFFFF" w:val="solid"/>
+            <w:tcMar>
+              <w:top w:type="dxa" w:w="60"/>
+              <w:left w:type="dxa" w:w="80"/>
+              <w:bottom w:type="dxa" w:w="60"/>
+              <w:right w:type="dxa" w:w="80"/>
+            </w:tcMar>
+            <w:vAlign w:val="center"/>
+          </w:tcPr>
+          <w:p>
+            <w:pPr>
+              <w:jc w:val="center"/>
+            </w:pPr>
+            <w:r>
+              <w:rPr>
+                <w:rFonts w:ascii="Arial" w:cs="Arial" w:eastAsia="Arial" w:hAnsi="Arial"/>
+                <w:b w:val="false"/>
+                <w:bCs w:val="false"/>
+                <w:color w:val="333333"/>
+                <w:sz w:val="14"/>
+                <w:szCs w:val="14"/>
+              </w:rPr>
+              <w:t xml:space="preserve">11</w:t>
+            </w:r>
+          </w:p>
+        </w:tc>
+        <w:tc>
+          <w:tcPr>
+            <w:tcW w:type="dxa" w:w="2800"/>
+            <w:tcBorders>
+              <w:top w:val="single" w:color="CCCCCC" w:sz="1"/>
+              <w:left w:val="single" w:color="CCCCCC" w:sz="1"/>
+              <w:bottom w:val="single" w:color="CCCCCC" w:sz="1"/>
+              <w:right w:val="single" w:color="CCCCCC" w:sz="1"/>
+            </w:tcBorders>
+            <w:shd w:fill="FFFFFF" w:color="FFFFFF" w:val="solid"/>
+            <w:tcMar>
+              <w:top w:type="dxa" w:w="60"/>
+              <w:left w:type="dxa" w:w="80"/>
+              <w:bottom w:type="dxa" w:w="60"/>
+              <w:right w:type="dxa" w:w="80"/>
+            </w:tcMar>
+            <w:vAlign w:val="center"/>
+          </w:tcPr>
+          <w:p>
+            <w:pPr>
+              <w:jc w:val="left"/>
+            </w:pPr>
+            <w:r>
+              <w:rPr>
+                <w:rFonts w:ascii="Arial" w:cs="Arial" w:eastAsia="Arial" w:hAnsi="Arial"/>
+                <w:b w:val="false"/>
+                <w:bCs w:val="false"/>
+                <w:color w:val="333333"/>
+                <w:sz w:val="13"/>
+                <w:szCs w:val="13"/>
+              </w:rPr>
+              <w:t xml:space="preserve">ホテルケヤキゲート東京府中</w:t>
+            </w:r>
+          </w:p>
+        </w:tc>
+        <w:tc>
+          <w:tcPr>
+            <w:tcW w:type="dxa" w:w="700"/>
+            <w:tcBorders>
+              <w:top w:val="single" w:color="CCCCCC" w:sz="1"/>
+              <w:left w:val="single" w:color="CCCCCC" w:sz="1"/>
+              <w:bottom w:val="single" w:color="CCCCCC" w:sz="1"/>
+              <w:right w:val="single" w:color="CCCCCC" w:sz="1"/>
+            </w:tcBorders>
+            <w:shd w:fill="FFFFFF" w:color="FFFFFF" w:val="solid"/>
+            <w:tcMar>
+              <w:top w:type="dxa" w:w="60"/>
+              <w:left w:type="dxa" w:w="80"/>
+              <w:bottom w:type="dxa" w:w="60"/>
+              <w:right w:type="dxa" w:w="80"/>
+            </w:tcMar>
+            <w:vAlign w:val="center"/>
+          </w:tcPr>
+          <w:p>
+            <w:pPr>
+              <w:jc w:val="center"/>
+            </w:pPr>
+            <w:r>
+              <w:rPr>
+                <w:rFonts w:ascii="Arial" w:cs="Arial" w:eastAsia="Arial" w:hAnsi="Arial"/>
+                <w:b w:val="false"/>
+                <w:bCs w:val="false"/>
+                <w:color w:val="27AE60"/>
+                <w:sz w:val="14"/>
+                <w:szCs w:val="14"/>
+              </w:rPr>
+              <w:t xml:space="preserve">8.74</w:t>
+            </w:r>
+          </w:p>
+        </w:tc>
+        <w:tc>
+          <w:tcPr>
+            <w:tcW w:type="dxa" w:w="700"/>
+            <w:tcBorders>
+              <w:top w:val="single" w:color="CCCCCC" w:sz="1"/>
+              <w:left w:val="single" w:color="CCCCCC" w:sz="1"/>
+              <w:bottom w:val="single" w:color="CCCCCC" w:sz="1"/>
+              <w:right w:val="single" w:color="CCCCCC" w:sz="1"/>
+            </w:tcBorders>
+            <w:shd w:fill="FFFFFF" w:color="FFFFFF" w:val="solid"/>
+            <w:tcMar>
+              <w:top w:type="dxa" w:w="60"/>
+              <w:left w:type="dxa" w:w="80"/>
+              <w:bottom w:type="dxa" w:w="60"/>
+              <w:right w:type="dxa" w:w="80"/>
+            </w:tcMar>
+            <w:vAlign w:val="center"/>
+          </w:tcPr>
+          <w:p>
+            <w:pPr>
+              <w:jc w:val="center"/>
+            </w:pPr>
+            <w:r>
+              <w:rPr>
+                <w:rFonts w:ascii="Arial" w:cs="Arial" w:eastAsia="Arial" w:hAnsi="Arial"/>
+                <w:b w:val="false"/>
+                <w:bCs w:val="false"/>
+                <w:color w:val="333333"/>
+                <w:sz w:val="14"/>
+                <w:szCs w:val="14"/>
+              </w:rPr>
+              <w:t xml:space="preserve">91</w:t>
+            </w:r>
+          </w:p>
+        </w:tc>
+        <w:tc>
+          <w:tcPr>
+            <w:tcW w:type="dxa" w:w="700"/>
+            <w:tcBorders>
+              <w:top w:val="single" w:color="CCCCCC" w:sz="1"/>
+              <w:left w:val="single" w:color="CCCCCC" w:sz="1"/>
+              <w:bottom w:val="single" w:color="CCCCCC" w:sz="1"/>
+              <w:right w:val="single" w:color="CCCCCC" w:sz="1"/>
+            </w:tcBorders>
+            <w:shd w:fill="FFFFFF" w:color="FFFFFF" w:val="solid"/>
+            <w:tcMar>
+              <w:top w:type="dxa" w:w="60"/>
+              <w:left w:type="dxa" w:w="80"/>
+              <w:bottom w:type="dxa" w:w="60"/>
+              <w:right w:type="dxa" w:w="80"/>
+            </w:tcMar>
+            <w:vAlign w:val="center"/>
+          </w:tcPr>
+          <w:p>
+            <w:pPr>
+              <w:jc w:val="center"/>
+            </w:pPr>
+            <w:r>
+              <w:rPr>
+                <w:rFonts w:ascii="Arial" w:cs="Arial" w:eastAsia="Arial" w:hAnsi="Arial"/>
+                <w:b w:val="false"/>
+                <w:bCs w:val="false"/>
+                <w:color w:val="333333"/>
+                <w:sz w:val="14"/>
+                <w:szCs w:val="14"/>
+              </w:rPr>
+              <w:t xml:space="preserve">82.4%</w:t>
+            </w:r>
+          </w:p>
+        </w:tc>
+        <w:tc>
+          <w:tcPr>
+            <w:tcW w:type="dxa" w:w="1300"/>
+            <w:tcBorders>
+              <w:top w:val="single" w:color="CCCCCC" w:sz="1"/>
+              <w:left w:val="single" w:color="CCCCCC" w:sz="1"/>
+              <w:bottom w:val="single" w:color="CCCCCC" w:sz="1"/>
+              <w:right w:val="single" w:color="CCCCCC" w:sz="1"/>
+            </w:tcBorders>
+            <w:shd w:fill="FFFFFF" w:color="FFFFFF" w:val="solid"/>
+            <w:tcMar>
+              <w:top w:type="dxa" w:w="60"/>
+              <w:left w:type="dxa" w:w="80"/>
+              <w:bottom w:type="dxa" w:w="60"/>
+              <w:right w:type="dxa" w:w="80"/>
+            </w:tcMar>
+            <w:vAlign w:val="center"/>
+          </w:tcPr>
+          <w:p>
+            <w:pPr>
+              <w:jc w:val="center"/>
+            </w:pPr>
+            <w:r>
+              <w:rPr>
+                <w:rFonts w:ascii="Arial" w:cs="Arial" w:eastAsia="Arial" w:hAnsi="Arial"/>
+                <w:b w:val="false"/>
+                <w:bCs w:val="false"/>
+                <w:color w:val="333333"/>
+                <w:sz w:val="14"/>
+                <w:szCs w:val="14"/>
+              </w:rPr>
+              <w:t xml:space="preserve">¥4,425,395</w:t>
+            </w:r>
+          </w:p>
+        </w:tc>
+        <w:tc>
+          <w:tcPr>
+            <w:tcW w:type="dxa" w:w="1200"/>
+            <w:tcBorders>
+              <w:top w:val="single" w:color="CCCCCC" w:sz="1"/>
+              <w:left w:val="single" w:color="CCCCCC" w:sz="1"/>
+              <w:bottom w:val="single" w:color="CCCCCC" w:sz="1"/>
+              <w:right w:val="single" w:color="CCCCCC" w:sz="1"/>
+            </w:tcBorders>
+            <w:shd w:fill="FFFFFF" w:color="FFFFFF" w:val="solid"/>
+            <w:tcMar>
+              <w:top w:type="dxa" w:w="60"/>
+              <w:left w:type="dxa" w:w="80"/>
+              <w:bottom w:type="dxa" w:w="60"/>
+              <w:right w:type="dxa" w:w="80"/>
+            </w:tcMar>
+            <w:vAlign w:val="center"/>
+          </w:tcPr>
+          <w:p>
+            <w:pPr>
+              <w:jc w:val="center"/>
+            </w:pPr>
+            <w:r>
+              <w:rPr>
+                <w:rFonts w:ascii="Arial" w:cs="Arial" w:eastAsia="Arial" w:hAnsi="Arial"/>
+                <w:b w:val="false"/>
+                <w:bCs w:val="false"/>
+                <w:color w:val="333333"/>
+                <w:sz w:val="14"/>
+                <w:szCs w:val="14"/>
+              </w:rPr>
+              <w:t xml:space="preserve">¥1,273,752</w:t>
+            </w:r>
+          </w:p>
+        </w:tc>
+        <w:tc>
+          <w:tcPr>
+            <w:tcW w:type="dxa" w:w="700"/>
+            <w:tcBorders>
+              <w:top w:val="single" w:color="CCCCCC" w:sz="1"/>
+              <w:left w:val="single" w:color="CCCCCC" w:sz="1"/>
+              <w:bottom w:val="single" w:color="CCCCCC" w:sz="1"/>
+              <w:right w:val="single" w:color="CCCCCC" w:sz="1"/>
+            </w:tcBorders>
+            <w:shd w:fill="FFFFFF" w:color="FFFFFF" w:val="solid"/>
+            <w:tcMar>
+              <w:top w:type="dxa" w:w="60"/>
+              <w:left w:type="dxa" w:w="80"/>
+              <w:bottom w:type="dxa" w:w="60"/>
+              <w:right w:type="dxa" w:w="80"/>
+            </w:tcMar>
+            <w:vAlign w:val="center"/>
+          </w:tcPr>
+          <w:p>
+            <w:pPr>
+              <w:jc w:val="center"/>
+            </w:pPr>
+            <w:r>
+              <w:rPr>
+                <w:rFonts w:ascii="Arial" w:cs="Arial" w:eastAsia="Arial" w:hAnsi="Arial"/>
+                <w:b w:val="false"/>
+                <w:bCs w:val="false"/>
+                <w:color w:val="333333"/>
+                <w:sz w:val="14"/>
+                <w:szCs w:val="14"/>
+              </w:rPr>
+              <w:t xml:space="preserve">28.8%</w:t>
+            </w:r>
+          </w:p>
+        </w:tc>
+        <w:tc>
+          <w:tcPr>
+            <w:tcW w:type="dxa" w:w="900"/>
+            <w:tcBorders>
+              <w:top w:val="single" w:color="CCCCCC" w:sz="1"/>
+              <w:left w:val="single" w:color="CCCCCC" w:sz="1"/>
+              <w:bottom w:val="single" w:color="CCCCCC" w:sz="1"/>
+              <w:right w:val="single" w:color="CCCCCC" w:sz="1"/>
+            </w:tcBorders>
+            <w:shd w:fill="FFFFFF" w:color="FFFFFF" w:val="solid"/>
+            <w:tcMar>
+              <w:top w:type="dxa" w:w="60"/>
+              <w:left w:type="dxa" w:w="80"/>
+              <w:bottom w:type="dxa" w:w="60"/>
+              <w:right w:type="dxa" w:w="80"/>
+            </w:tcMar>
+            <w:vAlign w:val="center"/>
+          </w:tcPr>
+          <w:p>
+            <w:pPr>
+              <w:jc w:val="center"/>
+            </w:pPr>
+            <w:r>
+              <w:rPr>
+                <w:rFonts w:ascii="Arial" w:cs="Arial" w:eastAsia="Arial" w:hAnsi="Arial"/>
+                <w:b w:val="false"/>
+                <w:bCs w:val="false"/>
+                <w:color w:val="333333"/>
+                <w:sz w:val="14"/>
+                <w:szCs w:val="14"/>
+              </w:rPr>
+              <w:t xml:space="preserve">¥1,230</w:t>
             </w:r>
           </w:p>
         </w:tc>
@@ -3757,7 +5165,7 @@
                 <w:sz w:val="14"/>
                 <w:szCs w:val="14"/>
               </w:rPr>
-              <w:t xml:space="preserve">8</w:t>
+              <w:t xml:space="preserve">12</w:t>
             </w:r>
           </w:p>
         </w:tc>
@@ -3792,7 +5200,7 @@
                 <w:sz w:val="13"/>
                 <w:szCs w:val="13"/>
               </w:rPr>
-              <w:t xml:space="preserve">京成リッチモンドホテル東京錦糸町</w:t>
+              <w:t xml:space="preserve">第一イン池袋</w:t>
             </w:r>
           </w:p>
         </w:tc>
@@ -3827,7 +5235,7 @@
                 <w:sz w:val="14"/>
                 <w:szCs w:val="14"/>
               </w:rPr>
-              <w:t xml:space="preserve">9.05</w:t>
+              <w:t xml:space="preserve">9.12</w:t>
             </w:r>
           </w:p>
         </w:tc>
@@ -3862,7 +5270,7 @@
                 <w:sz w:val="14"/>
                 <w:szCs w:val="14"/>
               </w:rPr>
-              <w:t xml:space="preserve">122</w:t>
+              <w:t xml:space="preserve">120</w:t>
             </w:r>
           </w:p>
         </w:tc>
@@ -3897,7 +5305,7 @@
                 <w:sz w:val="14"/>
                 <w:szCs w:val="14"/>
               </w:rPr>
-              <w:t xml:space="preserve">87.2%</w:t>
+              <w:t xml:space="preserve">76.2%</w:t>
             </w:r>
           </w:p>
         </w:tc>
@@ -3932,7 +5340,7 @@
                 <w:sz w:val="14"/>
                 <w:szCs w:val="14"/>
               </w:rPr>
-              <w:t xml:space="preserve">¥4,791,800</w:t>
+              <w:t xml:space="preserve">¥4,310,610</w:t>
             </w:r>
           </w:p>
         </w:tc>
@@ -3967,7 +5375,7 @@
                 <w:sz w:val="14"/>
                 <w:szCs w:val="14"/>
               </w:rPr>
-              <w:t xml:space="preserve">¥756,058</w:t>
+              <w:t xml:space="preserve">¥1,007,461</w:t>
             </w:r>
           </w:p>
         </w:tc>
@@ -4002,7 +5410,7 @@
                 <w:sz w:val="14"/>
                 <w:szCs w:val="14"/>
               </w:rPr>
-              <w:t xml:space="preserve">15.8%</w:t>
+              <w:t xml:space="preserve">23.4%</w:t>
             </w:r>
           </w:p>
         </w:tc>
@@ -4037,7 +5445,7 @@
                 <w:sz w:val="14"/>
                 <w:szCs w:val="14"/>
               </w:rPr>
-              <w:t xml:space="preserve">¥1,122</w:t>
+              <w:t xml:space="preserve">¥1,453</w:t>
             </w:r>
           </w:p>
         </w:tc>
@@ -4050,7 +5458,7 @@
               <w:bottom w:val="single" w:color="CCCCCC" w:sz="1"/>
               <w:right w:val="single" w:color="CCCCCC" w:sz="1"/>
             </w:tcBorders>
-            <w:shd w:fill="E8F5E9" w:color="E8F5E9" w:val="solid"/>
+            <w:shd w:fill="E3F2FD" w:color="E3F2FD" w:val="solid"/>
             <w:tcMar>
               <w:top w:type="dxa" w:w="60"/>
               <w:left w:type="dxa" w:w="80"/>
@@ -4068,11 +5476,11 @@
                 <w:rFonts w:ascii="Arial" w:cs="Arial" w:eastAsia="Arial" w:hAnsi="Arial"/>
                 <w:b/>
                 <w:bCs/>
-                <w:color w:val="2E7D32"/>
+                <w:color w:val="1565C0"/>
                 <w:sz w:val="13"/>
                 <w:szCs w:val="13"/>
               </w:rPr>
-              <w:t xml:space="preserve">🟢 維持</w:t>
+              <w:t xml:space="preserve">🔵 標準</w:t>
             </w:r>
           </w:p>
         </w:tc>
@@ -4109,7 +5517,7 @@
                 <w:sz w:val="14"/>
                 <w:szCs w:val="14"/>
               </w:rPr>
-              <w:t xml:space="preserve">9</w:t>
+              <w:t xml:space="preserve">13</w:t>
             </w:r>
           </w:p>
         </w:tc>
@@ -4144,7 +5552,7 @@
                 <w:sz w:val="13"/>
                 <w:szCs w:val="13"/>
               </w:rPr>
-              <w:t xml:space="preserve">アパホテル蒲田駅東</w:t>
+              <w:t xml:space="preserve">コンフォートホテル横浜関内</w:t>
             </w:r>
           </w:p>
         </w:tc>
@@ -4179,7 +5587,7 @@
                 <w:sz w:val="14"/>
                 <w:szCs w:val="14"/>
               </w:rPr>
-              <w:t xml:space="preserve">7.45</w:t>
+              <w:t xml:space="preserve">7.41</w:t>
             </w:r>
           </w:p>
         </w:tc>
@@ -4214,7 +5622,7 @@
                 <w:sz w:val="14"/>
                 <w:szCs w:val="14"/>
               </w:rPr>
-              <w:t xml:space="preserve">51</w:t>
+              <w:t xml:space="preserve">142</w:t>
             </w:r>
           </w:p>
         </w:tc>
@@ -4249,7 +5657,7 @@
                 <w:sz w:val="14"/>
                 <w:szCs w:val="14"/>
               </w:rPr>
-              <w:t xml:space="preserve">74.5%</w:t>
+              <w:t xml:space="preserve">55.9%</w:t>
             </w:r>
           </w:p>
         </w:tc>
@@ -4284,7 +5692,7 @@
                 <w:sz w:val="14"/>
                 <w:szCs w:val="14"/>
               </w:rPr>
-              <w:t xml:space="preserve">¥4,679,520</w:t>
+              <w:t xml:space="preserve">¥4,051,890</w:t>
             </w:r>
           </w:p>
         </w:tc>
@@ -4319,7 +5727,7 @@
                 <w:sz w:val="14"/>
                 <w:szCs w:val="14"/>
               </w:rPr>
-              <w:t xml:space="preserve">¥1,131,403</w:t>
+              <w:t xml:space="preserve">¥1,142,186</w:t>
             </w:r>
           </w:p>
         </w:tc>
@@ -4354,7 +5762,7 @@
                 <w:sz w:val="14"/>
                 <w:szCs w:val="14"/>
               </w:rPr>
-              <w:t xml:space="preserve">24.2%</w:t>
+              <w:t xml:space="preserve">28.2%</w:t>
             </w:r>
           </w:p>
         </w:tc>
@@ -4389,7 +5797,7 @@
                 <w:sz w:val="14"/>
                 <w:szCs w:val="14"/>
               </w:rPr>
-              <w:t xml:space="preserve">¥1,019</w:t>
+              <w:t xml:space="preserve">¥1,066</w:t>
             </w:r>
           </w:p>
         </w:tc>
@@ -4461,7 +5869,7 @@
                 <w:sz w:val="14"/>
                 <w:szCs w:val="14"/>
               </w:rPr>
-              <w:t xml:space="preserve">10</w:t>
+              <w:t xml:space="preserve">14</w:t>
             </w:r>
           </w:p>
         </w:tc>
@@ -4496,7 +5904,7 @@
                 <w:sz w:val="13"/>
                 <w:szCs w:val="13"/>
               </w:rPr>
-              <w:t xml:space="preserve">ホテルコメント横浜関内</w:t>
+              <w:t xml:space="preserve">コンフォートホテルERA東京東神田</w:t>
             </w:r>
           </w:p>
         </w:tc>
@@ -4531,7 +5939,7 @@
                 <w:sz w:val="14"/>
                 <w:szCs w:val="14"/>
               </w:rPr>
-              <w:t xml:space="preserve">8.87</w:t>
+              <w:t xml:space="preserve">8.95</w:t>
             </w:r>
           </w:p>
         </w:tc>
@@ -4566,7 +5974,7 @@
                 <w:sz w:val="14"/>
                 <w:szCs w:val="14"/>
               </w:rPr>
-              <w:t xml:space="preserve">114</w:t>
+              <w:t xml:space="preserve">121</w:t>
             </w:r>
           </w:p>
         </w:tc>
@@ -4601,7 +6009,7 @@
                 <w:sz w:val="14"/>
                 <w:szCs w:val="14"/>
               </w:rPr>
-              <w:t xml:space="preserve">79.2%</w:t>
+              <w:t xml:space="preserve">65.8%</w:t>
             </w:r>
           </w:p>
         </w:tc>
@@ -4636,7 +6044,7 @@
                 <w:sz w:val="14"/>
                 <w:szCs w:val="14"/>
               </w:rPr>
-              <w:t xml:space="preserve">¥4,463,320</w:t>
+              <w:t xml:space="preserve">¥4,047,280</w:t>
             </w:r>
           </w:p>
         </w:tc>
@@ -4671,7 +6079,7 @@
                 <w:sz w:val="14"/>
                 <w:szCs w:val="14"/>
               </w:rPr>
-              <w:t xml:space="preserve">¥1,388,308</w:t>
+              <w:t xml:space="preserve">¥1,266,459</w:t>
             </w:r>
           </w:p>
         </w:tc>
@@ -4706,7 +6114,7 @@
                 <w:sz w:val="14"/>
                 <w:szCs w:val="14"/>
               </w:rPr>
-              <w:t xml:space="preserve">31.1%</w:t>
+              <w:t xml:space="preserve">31.3%</w:t>
             </w:r>
           </w:p>
         </w:tc>
@@ -4741,7 +6149,1063 @@
                 <w:sz w:val="14"/>
                 <w:szCs w:val="14"/>
               </w:rPr>
-              <w:t xml:space="preserve">¥1,736</w:t>
+              <w:t xml:space="preserve">¥1,168</w:t>
+            </w:r>
+          </w:p>
+        </w:tc>
+        <w:tc>
+          <w:tcPr>
+            <w:tcW w:type="dxa" w:w="900"/>
+            <w:tcBorders>
+              <w:top w:val="single" w:color="CCCCCC" w:sz="1"/>
+              <w:left w:val="single" w:color="CCCCCC" w:sz="1"/>
+              <w:bottom w:val="single" w:color="CCCCCC" w:sz="1"/>
+              <w:right w:val="single" w:color="CCCCCC" w:sz="1"/>
+            </w:tcBorders>
+            <w:shd w:fill="E3F2FD" w:color="E3F2FD" w:val="solid"/>
+            <w:tcMar>
+              <w:top w:type="dxa" w:w="60"/>
+              <w:left w:type="dxa" w:w="80"/>
+              <w:bottom w:type="dxa" w:w="60"/>
+              <w:right w:type="dxa" w:w="80"/>
+            </w:tcMar>
+            <w:vAlign w:val="center"/>
+          </w:tcPr>
+          <w:p>
+            <w:pPr>
+              <w:jc w:val="center"/>
+            </w:pPr>
+            <w:r>
+              <w:rPr>
+                <w:rFonts w:ascii="Arial" w:cs="Arial" w:eastAsia="Arial" w:hAnsi="Arial"/>
+                <w:b/>
+                <w:bCs/>
+                <w:color w:val="1565C0"/>
+                <w:sz w:val="13"/>
+                <w:szCs w:val="13"/>
+              </w:rPr>
+              <w:t xml:space="preserve">🔵 標準</w:t>
+            </w:r>
+          </w:p>
+        </w:tc>
+      </w:tr>
+      <w:tr>
+        <w:tc>
+          <w:tcPr>
+            <w:tcW w:type="dxa" w:w="400"/>
+            <w:tcBorders>
+              <w:top w:val="single" w:color="CCCCCC" w:sz="1"/>
+              <w:left w:val="single" w:color="CCCCCC" w:sz="1"/>
+              <w:bottom w:val="single" w:color="CCCCCC" w:sz="1"/>
+              <w:right w:val="single" w:color="CCCCCC" w:sz="1"/>
+            </w:tcBorders>
+            <w:shd w:fill="FFFFFF" w:color="FFFFFF" w:val="solid"/>
+            <w:tcMar>
+              <w:top w:type="dxa" w:w="60"/>
+              <w:left w:type="dxa" w:w="80"/>
+              <w:bottom w:type="dxa" w:w="60"/>
+              <w:right w:type="dxa" w:w="80"/>
+            </w:tcMar>
+            <w:vAlign w:val="center"/>
+          </w:tcPr>
+          <w:p>
+            <w:pPr>
+              <w:jc w:val="center"/>
+            </w:pPr>
+            <w:r>
+              <w:rPr>
+                <w:rFonts w:ascii="Arial" w:cs="Arial" w:eastAsia="Arial" w:hAnsi="Arial"/>
+                <w:b w:val="false"/>
+                <w:bCs w:val="false"/>
+                <w:color w:val="333333"/>
+                <w:sz w:val="14"/>
+                <w:szCs w:val="14"/>
+              </w:rPr>
+              <w:t xml:space="preserve">15</w:t>
+            </w:r>
+          </w:p>
+        </w:tc>
+        <w:tc>
+          <w:tcPr>
+            <w:tcW w:type="dxa" w:w="2800"/>
+            <w:tcBorders>
+              <w:top w:val="single" w:color="CCCCCC" w:sz="1"/>
+              <w:left w:val="single" w:color="CCCCCC" w:sz="1"/>
+              <w:bottom w:val="single" w:color="CCCCCC" w:sz="1"/>
+              <w:right w:val="single" w:color="CCCCCC" w:sz="1"/>
+            </w:tcBorders>
+            <w:shd w:fill="FFFFFF" w:color="FFFFFF" w:val="solid"/>
+            <w:tcMar>
+              <w:top w:type="dxa" w:w="60"/>
+              <w:left w:type="dxa" w:w="80"/>
+              <w:bottom w:type="dxa" w:w="60"/>
+              <w:right w:type="dxa" w:w="80"/>
+            </w:tcMar>
+            <w:vAlign w:val="center"/>
+          </w:tcPr>
+          <w:p>
+            <w:pPr>
+              <w:jc w:val="left"/>
+            </w:pPr>
+            <w:r>
+              <w:rPr>
+                <w:rFonts w:ascii="Arial" w:cs="Arial" w:eastAsia="Arial" w:hAnsi="Arial"/>
+                <w:b w:val="false"/>
+                <w:bCs w:val="false"/>
+                <w:color w:val="333333"/>
+                <w:sz w:val="13"/>
+                <w:szCs w:val="13"/>
+              </w:rPr>
+              <w:t xml:space="preserve">コートホテル新横浜</w:t>
+            </w:r>
+          </w:p>
+        </w:tc>
+        <w:tc>
+          <w:tcPr>
+            <w:tcW w:type="dxa" w:w="700"/>
+            <w:tcBorders>
+              <w:top w:val="single" w:color="CCCCCC" w:sz="1"/>
+              <w:left w:val="single" w:color="CCCCCC" w:sz="1"/>
+              <w:bottom w:val="single" w:color="CCCCCC" w:sz="1"/>
+              <w:right w:val="single" w:color="CCCCCC" w:sz="1"/>
+            </w:tcBorders>
+            <w:shd w:fill="FFFFFF" w:color="FFFFFF" w:val="solid"/>
+            <w:tcMar>
+              <w:top w:type="dxa" w:w="60"/>
+              <w:left w:type="dxa" w:w="80"/>
+              <w:bottom w:type="dxa" w:w="60"/>
+              <w:right w:type="dxa" w:w="80"/>
+            </w:tcMar>
+            <w:vAlign w:val="center"/>
+          </w:tcPr>
+          <w:p>
+            <w:pPr>
+              <w:jc w:val="center"/>
+            </w:pPr>
+            <w:r>
+              <w:rPr>
+                <w:rFonts w:ascii="Arial" w:cs="Arial" w:eastAsia="Arial" w:hAnsi="Arial"/>
+                <w:b w:val="false"/>
+                <w:bCs w:val="false"/>
+                <w:color w:val="E74C3C"/>
+                <w:sz w:val="14"/>
+                <w:szCs w:val="14"/>
+              </w:rPr>
+              <w:t xml:space="preserve">7.03</w:t>
+            </w:r>
+          </w:p>
+        </w:tc>
+        <w:tc>
+          <w:tcPr>
+            <w:tcW w:type="dxa" w:w="700"/>
+            <w:tcBorders>
+              <w:top w:val="single" w:color="CCCCCC" w:sz="1"/>
+              <w:left w:val="single" w:color="CCCCCC" w:sz="1"/>
+              <w:bottom w:val="single" w:color="CCCCCC" w:sz="1"/>
+              <w:right w:val="single" w:color="CCCCCC" w:sz="1"/>
+            </w:tcBorders>
+            <w:shd w:fill="FFFFFF" w:color="FFFFFF" w:val="solid"/>
+            <w:tcMar>
+              <w:top w:type="dxa" w:w="60"/>
+              <w:left w:type="dxa" w:w="80"/>
+              <w:bottom w:type="dxa" w:w="60"/>
+              <w:right w:type="dxa" w:w="80"/>
+            </w:tcMar>
+            <w:vAlign w:val="center"/>
+          </w:tcPr>
+          <w:p>
+            <w:pPr>
+              <w:jc w:val="center"/>
+            </w:pPr>
+            <w:r>
+              <w:rPr>
+                <w:rFonts w:ascii="Arial" w:cs="Arial" w:eastAsia="Arial" w:hAnsi="Arial"/>
+                <w:b w:val="false"/>
+                <w:bCs w:val="false"/>
+                <w:color w:val="333333"/>
+                <w:sz w:val="14"/>
+                <w:szCs w:val="14"/>
+              </w:rPr>
+              <w:t xml:space="preserve">120</w:t>
+            </w:r>
+          </w:p>
+        </w:tc>
+        <w:tc>
+          <w:tcPr>
+            <w:tcW w:type="dxa" w:w="700"/>
+            <w:tcBorders>
+              <w:top w:val="single" w:color="CCCCCC" w:sz="1"/>
+              <w:left w:val="single" w:color="CCCCCC" w:sz="1"/>
+              <w:bottom w:val="single" w:color="CCCCCC" w:sz="1"/>
+              <w:right w:val="single" w:color="CCCCCC" w:sz="1"/>
+            </w:tcBorders>
+            <w:shd w:fill="FFFFFF" w:color="FFFFFF" w:val="solid"/>
+            <w:tcMar>
+              <w:top w:type="dxa" w:w="60"/>
+              <w:left w:type="dxa" w:w="80"/>
+              <w:bottom w:type="dxa" w:w="60"/>
+              <w:right w:type="dxa" w:w="80"/>
+            </w:tcMar>
+            <w:vAlign w:val="center"/>
+          </w:tcPr>
+          <w:p>
+            <w:pPr>
+              <w:jc w:val="center"/>
+            </w:pPr>
+            <w:r>
+              <w:rPr>
+                <w:rFonts w:ascii="Arial" w:cs="Arial" w:eastAsia="Arial" w:hAnsi="Arial"/>
+                <w:b w:val="false"/>
+                <w:bCs w:val="false"/>
+                <w:color w:val="333333"/>
+                <w:sz w:val="14"/>
+                <w:szCs w:val="14"/>
+              </w:rPr>
+              <w:t xml:space="preserve">70.9%</w:t>
+            </w:r>
+          </w:p>
+        </w:tc>
+        <w:tc>
+          <w:tcPr>
+            <w:tcW w:type="dxa" w:w="1300"/>
+            <w:tcBorders>
+              <w:top w:val="single" w:color="CCCCCC" w:sz="1"/>
+              <w:left w:val="single" w:color="CCCCCC" w:sz="1"/>
+              <w:bottom w:val="single" w:color="CCCCCC" w:sz="1"/>
+              <w:right w:val="single" w:color="CCCCCC" w:sz="1"/>
+            </w:tcBorders>
+            <w:shd w:fill="FFFFFF" w:color="FFFFFF" w:val="solid"/>
+            <w:tcMar>
+              <w:top w:type="dxa" w:w="60"/>
+              <w:left w:type="dxa" w:w="80"/>
+              <w:bottom w:type="dxa" w:w="60"/>
+              <w:right w:type="dxa" w:w="80"/>
+            </w:tcMar>
+            <w:vAlign w:val="center"/>
+          </w:tcPr>
+          <w:p>
+            <w:pPr>
+              <w:jc w:val="center"/>
+            </w:pPr>
+            <w:r>
+              <w:rPr>
+                <w:rFonts w:ascii="Arial" w:cs="Arial" w:eastAsia="Arial" w:hAnsi="Arial"/>
+                <w:b w:val="false"/>
+                <w:bCs w:val="false"/>
+                <w:color w:val="333333"/>
+                <w:sz w:val="14"/>
+                <w:szCs w:val="14"/>
+              </w:rPr>
+              <w:t xml:space="preserve">¥3,705,215</w:t>
+            </w:r>
+          </w:p>
+        </w:tc>
+        <w:tc>
+          <w:tcPr>
+            <w:tcW w:type="dxa" w:w="1200"/>
+            <w:tcBorders>
+              <w:top w:val="single" w:color="CCCCCC" w:sz="1"/>
+              <w:left w:val="single" w:color="CCCCCC" w:sz="1"/>
+              <w:bottom w:val="single" w:color="CCCCCC" w:sz="1"/>
+              <w:right w:val="single" w:color="CCCCCC" w:sz="1"/>
+            </w:tcBorders>
+            <w:shd w:fill="FFFFFF" w:color="FFFFFF" w:val="solid"/>
+            <w:tcMar>
+              <w:top w:type="dxa" w:w="60"/>
+              <w:left w:type="dxa" w:w="80"/>
+              <w:bottom w:type="dxa" w:w="60"/>
+              <w:right w:type="dxa" w:w="80"/>
+            </w:tcMar>
+            <w:vAlign w:val="center"/>
+          </w:tcPr>
+          <w:p>
+            <w:pPr>
+              <w:jc w:val="center"/>
+            </w:pPr>
+            <w:r>
+              <w:rPr>
+                <w:rFonts w:ascii="Arial" w:cs="Arial" w:eastAsia="Arial" w:hAnsi="Arial"/>
+                <w:b w:val="false"/>
+                <w:bCs w:val="false"/>
+                <w:color w:val="333333"/>
+                <w:sz w:val="14"/>
+                <w:szCs w:val="14"/>
+              </w:rPr>
+              <w:t xml:space="preserve">¥1,020,472</w:t>
+            </w:r>
+          </w:p>
+        </w:tc>
+        <w:tc>
+          <w:tcPr>
+            <w:tcW w:type="dxa" w:w="700"/>
+            <w:tcBorders>
+              <w:top w:val="single" w:color="CCCCCC" w:sz="1"/>
+              <w:left w:val="single" w:color="CCCCCC" w:sz="1"/>
+              <w:bottom w:val="single" w:color="CCCCCC" w:sz="1"/>
+              <w:right w:val="single" w:color="CCCCCC" w:sz="1"/>
+            </w:tcBorders>
+            <w:shd w:fill="FFFFFF" w:color="FFFFFF" w:val="solid"/>
+            <w:tcMar>
+              <w:top w:type="dxa" w:w="60"/>
+              <w:left w:type="dxa" w:w="80"/>
+              <w:bottom w:type="dxa" w:w="60"/>
+              <w:right w:type="dxa" w:w="80"/>
+            </w:tcMar>
+            <w:vAlign w:val="center"/>
+          </w:tcPr>
+          <w:p>
+            <w:pPr>
+              <w:jc w:val="center"/>
+            </w:pPr>
+            <w:r>
+              <w:rPr>
+                <w:rFonts w:ascii="Arial" w:cs="Arial" w:eastAsia="Arial" w:hAnsi="Arial"/>
+                <w:b w:val="false"/>
+                <w:bCs w:val="false"/>
+                <w:color w:val="333333"/>
+                <w:sz w:val="14"/>
+                <w:szCs w:val="14"/>
+              </w:rPr>
+              <w:t xml:space="preserve">27.5%</w:t>
+            </w:r>
+          </w:p>
+        </w:tc>
+        <w:tc>
+          <w:tcPr>
+            <w:tcW w:type="dxa" w:w="900"/>
+            <w:tcBorders>
+              <w:top w:val="single" w:color="CCCCCC" w:sz="1"/>
+              <w:left w:val="single" w:color="CCCCCC" w:sz="1"/>
+              <w:bottom w:val="single" w:color="CCCCCC" w:sz="1"/>
+              <w:right w:val="single" w:color="CCCCCC" w:sz="1"/>
+            </w:tcBorders>
+            <w:shd w:fill="FFFFFF" w:color="FFFFFF" w:val="solid"/>
+            <w:tcMar>
+              <w:top w:type="dxa" w:w="60"/>
+              <w:left w:type="dxa" w:w="80"/>
+              <w:bottom w:type="dxa" w:w="60"/>
+              <w:right w:type="dxa" w:w="80"/>
+            </w:tcMar>
+            <w:vAlign w:val="center"/>
+          </w:tcPr>
+          <w:p>
+            <w:pPr>
+              <w:jc w:val="center"/>
+            </w:pPr>
+            <w:r>
+              <w:rPr>
+                <w:rFonts w:ascii="Arial" w:cs="Arial" w:eastAsia="Arial" w:hAnsi="Arial"/>
+                <w:b w:val="false"/>
+                <w:bCs w:val="false"/>
+                <w:color w:val="333333"/>
+                <w:sz w:val="14"/>
+                <w:szCs w:val="14"/>
+              </w:rPr>
+              <w:t xml:space="preserve">¥977</w:t>
+            </w:r>
+          </w:p>
+        </w:tc>
+        <w:tc>
+          <w:tcPr>
+            <w:tcW w:type="dxa" w:w="900"/>
+            <w:tcBorders>
+              <w:top w:val="single" w:color="CCCCCC" w:sz="1"/>
+              <w:left w:val="single" w:color="CCCCCC" w:sz="1"/>
+              <w:bottom w:val="single" w:color="CCCCCC" w:sz="1"/>
+              <w:right w:val="single" w:color="CCCCCC" w:sz="1"/>
+            </w:tcBorders>
+            <w:shd w:fill="FFEBEE" w:color="FFEBEE" w:val="solid"/>
+            <w:tcMar>
+              <w:top w:type="dxa" w:w="60"/>
+              <w:left w:type="dxa" w:w="80"/>
+              <w:bottom w:type="dxa" w:w="60"/>
+              <w:right w:type="dxa" w:w="80"/>
+            </w:tcMar>
+            <w:vAlign w:val="center"/>
+          </w:tcPr>
+          <w:p>
+            <w:pPr>
+              <w:jc w:val="center"/>
+            </w:pPr>
+            <w:r>
+              <w:rPr>
+                <w:rFonts w:ascii="Arial" w:cs="Arial" w:eastAsia="Arial" w:hAnsi="Arial"/>
+                <w:b/>
+                <w:bCs/>
+                <w:color w:val="C62828"/>
+                <w:sz w:val="13"/>
+                <w:szCs w:val="13"/>
+              </w:rPr>
+              <w:t xml:space="preserve">🔴 緊急</w:t>
+            </w:r>
+          </w:p>
+        </w:tc>
+      </w:tr>
+      <w:tr>
+        <w:tc>
+          <w:tcPr>
+            <w:tcW w:type="dxa" w:w="400"/>
+            <w:tcBorders>
+              <w:top w:val="single" w:color="CCCCCC" w:sz="1"/>
+              <w:left w:val="single" w:color="CCCCCC" w:sz="1"/>
+              <w:bottom w:val="single" w:color="CCCCCC" w:sz="1"/>
+              <w:right w:val="single" w:color="CCCCCC" w:sz="1"/>
+            </w:tcBorders>
+            <w:shd w:fill="F5F7FA" w:color="F5F7FA" w:val="solid"/>
+            <w:tcMar>
+              <w:top w:type="dxa" w:w="60"/>
+              <w:left w:type="dxa" w:w="80"/>
+              <w:bottom w:type="dxa" w:w="60"/>
+              <w:right w:type="dxa" w:w="80"/>
+            </w:tcMar>
+            <w:vAlign w:val="center"/>
+          </w:tcPr>
+          <w:p>
+            <w:pPr>
+              <w:jc w:val="center"/>
+            </w:pPr>
+            <w:r>
+              <w:rPr>
+                <w:rFonts w:ascii="Arial" w:cs="Arial" w:eastAsia="Arial" w:hAnsi="Arial"/>
+                <w:b w:val="false"/>
+                <w:bCs w:val="false"/>
+                <w:color w:val="333333"/>
+                <w:sz w:val="14"/>
+                <w:szCs w:val="14"/>
+              </w:rPr>
+              <w:t xml:space="preserve">16</w:t>
+            </w:r>
+          </w:p>
+        </w:tc>
+        <w:tc>
+          <w:tcPr>
+            <w:tcW w:type="dxa" w:w="2800"/>
+            <w:tcBorders>
+              <w:top w:val="single" w:color="CCCCCC" w:sz="1"/>
+              <w:left w:val="single" w:color="CCCCCC" w:sz="1"/>
+              <w:bottom w:val="single" w:color="CCCCCC" w:sz="1"/>
+              <w:right w:val="single" w:color="CCCCCC" w:sz="1"/>
+            </w:tcBorders>
+            <w:shd w:fill="F5F7FA" w:color="F5F7FA" w:val="solid"/>
+            <w:tcMar>
+              <w:top w:type="dxa" w:w="60"/>
+              <w:left w:type="dxa" w:w="80"/>
+              <w:bottom w:type="dxa" w:w="60"/>
+              <w:right w:type="dxa" w:w="80"/>
+            </w:tcMar>
+            <w:vAlign w:val="center"/>
+          </w:tcPr>
+          <w:p>
+            <w:pPr>
+              <w:jc w:val="left"/>
+            </w:pPr>
+            <w:r>
+              <w:rPr>
+                <w:rFonts w:ascii="Arial" w:cs="Arial" w:eastAsia="Arial" w:hAnsi="Arial"/>
+                <w:b w:val="false"/>
+                <w:bCs w:val="false"/>
+                <w:color w:val="333333"/>
+                <w:sz w:val="13"/>
+                <w:szCs w:val="13"/>
+              </w:rPr>
+              <w:t xml:space="preserve">リッチモンドホテル東京目白</w:t>
+            </w:r>
+          </w:p>
+        </w:tc>
+        <w:tc>
+          <w:tcPr>
+            <w:tcW w:type="dxa" w:w="700"/>
+            <w:tcBorders>
+              <w:top w:val="single" w:color="CCCCCC" w:sz="1"/>
+              <w:left w:val="single" w:color="CCCCCC" w:sz="1"/>
+              <w:bottom w:val="single" w:color="CCCCCC" w:sz="1"/>
+              <w:right w:val="single" w:color="CCCCCC" w:sz="1"/>
+            </w:tcBorders>
+            <w:shd w:fill="F5F7FA" w:color="F5F7FA" w:val="solid"/>
+            <w:tcMar>
+              <w:top w:type="dxa" w:w="60"/>
+              <w:left w:type="dxa" w:w="80"/>
+              <w:bottom w:type="dxa" w:w="60"/>
+              <w:right w:type="dxa" w:w="80"/>
+            </w:tcMar>
+            <w:vAlign w:val="center"/>
+          </w:tcPr>
+          <w:p>
+            <w:pPr>
+              <w:jc w:val="center"/>
+            </w:pPr>
+            <w:r>
+              <w:rPr>
+                <w:rFonts w:ascii="Arial" w:cs="Arial" w:eastAsia="Arial" w:hAnsi="Arial"/>
+                <w:b w:val="false"/>
+                <w:bCs w:val="false"/>
+                <w:color w:val="27AE60"/>
+                <w:sz w:val="14"/>
+                <w:szCs w:val="14"/>
+              </w:rPr>
+              <w:t xml:space="preserve">8.68</w:t>
+            </w:r>
+          </w:p>
+        </w:tc>
+        <w:tc>
+          <w:tcPr>
+            <w:tcW w:type="dxa" w:w="700"/>
+            <w:tcBorders>
+              <w:top w:val="single" w:color="CCCCCC" w:sz="1"/>
+              <w:left w:val="single" w:color="CCCCCC" w:sz="1"/>
+              <w:bottom w:val="single" w:color="CCCCCC" w:sz="1"/>
+              <w:right w:val="single" w:color="CCCCCC" w:sz="1"/>
+            </w:tcBorders>
+            <w:shd w:fill="F5F7FA" w:color="F5F7FA" w:val="solid"/>
+            <w:tcMar>
+              <w:top w:type="dxa" w:w="60"/>
+              <w:left w:type="dxa" w:w="80"/>
+              <w:bottom w:type="dxa" w:w="60"/>
+              <w:right w:type="dxa" w:w="80"/>
+            </w:tcMar>
+            <w:vAlign w:val="center"/>
+          </w:tcPr>
+          <w:p>
+            <w:pPr>
+              <w:jc w:val="center"/>
+            </w:pPr>
+            <w:r>
+              <w:rPr>
+                <w:rFonts w:ascii="Arial" w:cs="Arial" w:eastAsia="Arial" w:hAnsi="Arial"/>
+                <w:b w:val="false"/>
+                <w:bCs w:val="false"/>
+                <w:color w:val="333333"/>
+                <w:sz w:val="14"/>
+                <w:szCs w:val="14"/>
+              </w:rPr>
+              <w:t xml:space="preserve">130</w:t>
+            </w:r>
+          </w:p>
+        </w:tc>
+        <w:tc>
+          <w:tcPr>
+            <w:tcW w:type="dxa" w:w="700"/>
+            <w:tcBorders>
+              <w:top w:val="single" w:color="CCCCCC" w:sz="1"/>
+              <w:left w:val="single" w:color="CCCCCC" w:sz="1"/>
+              <w:bottom w:val="single" w:color="CCCCCC" w:sz="1"/>
+              <w:right w:val="single" w:color="CCCCCC" w:sz="1"/>
+            </w:tcBorders>
+            <w:shd w:fill="F5F7FA" w:color="F5F7FA" w:val="solid"/>
+            <w:tcMar>
+              <w:top w:type="dxa" w:w="60"/>
+              <w:left w:type="dxa" w:w="80"/>
+              <w:bottom w:type="dxa" w:w="60"/>
+              <w:right w:type="dxa" w:w="80"/>
+            </w:tcMar>
+            <w:vAlign w:val="center"/>
+          </w:tcPr>
+          <w:p>
+            <w:pPr>
+              <w:jc w:val="center"/>
+            </w:pPr>
+            <w:r>
+              <w:rPr>
+                <w:rFonts w:ascii="Arial" w:cs="Arial" w:eastAsia="Arial" w:hAnsi="Arial"/>
+                <w:b w:val="false"/>
+                <w:bCs w:val="false"/>
+                <w:color w:val="333333"/>
+                <w:sz w:val="14"/>
+                <w:szCs w:val="14"/>
+              </w:rPr>
+              <w:t xml:space="preserve">81.8%</w:t>
+            </w:r>
+          </w:p>
+        </w:tc>
+        <w:tc>
+          <w:tcPr>
+            <w:tcW w:type="dxa" w:w="1300"/>
+            <w:tcBorders>
+              <w:top w:val="single" w:color="CCCCCC" w:sz="1"/>
+              <w:left w:val="single" w:color="CCCCCC" w:sz="1"/>
+              <w:bottom w:val="single" w:color="CCCCCC" w:sz="1"/>
+              <w:right w:val="single" w:color="CCCCCC" w:sz="1"/>
+            </w:tcBorders>
+            <w:shd w:fill="F5F7FA" w:color="F5F7FA" w:val="solid"/>
+            <w:tcMar>
+              <w:top w:type="dxa" w:w="60"/>
+              <w:left w:type="dxa" w:w="80"/>
+              <w:bottom w:type="dxa" w:w="60"/>
+              <w:right w:type="dxa" w:w="80"/>
+            </w:tcMar>
+            <w:vAlign w:val="center"/>
+          </w:tcPr>
+          <w:p>
+            <w:pPr>
+              <w:jc w:val="center"/>
+            </w:pPr>
+            <w:r>
+              <w:rPr>
+                <w:rFonts w:ascii="Arial" w:cs="Arial" w:eastAsia="Arial" w:hAnsi="Arial"/>
+                <w:b w:val="false"/>
+                <w:bCs w:val="false"/>
+                <w:color w:val="333333"/>
+                <w:sz w:val="14"/>
+                <w:szCs w:val="14"/>
+              </w:rPr>
+              <w:t xml:space="preserve">¥3,663,440</w:t>
+            </w:r>
+          </w:p>
+        </w:tc>
+        <w:tc>
+          <w:tcPr>
+            <w:tcW w:type="dxa" w:w="1200"/>
+            <w:tcBorders>
+              <w:top w:val="single" w:color="CCCCCC" w:sz="1"/>
+              <w:left w:val="single" w:color="CCCCCC" w:sz="1"/>
+              <w:bottom w:val="single" w:color="CCCCCC" w:sz="1"/>
+              <w:right w:val="single" w:color="CCCCCC" w:sz="1"/>
+            </w:tcBorders>
+            <w:shd w:fill="F5F7FA" w:color="F5F7FA" w:val="solid"/>
+            <w:tcMar>
+              <w:top w:type="dxa" w:w="60"/>
+              <w:left w:type="dxa" w:w="80"/>
+              <w:bottom w:type="dxa" w:w="60"/>
+              <w:right w:type="dxa" w:w="80"/>
+            </w:tcMar>
+            <w:vAlign w:val="center"/>
+          </w:tcPr>
+          <w:p>
+            <w:pPr>
+              <w:jc w:val="center"/>
+            </w:pPr>
+            <w:r>
+              <w:rPr>
+                <w:rFonts w:ascii="Arial" w:cs="Arial" w:eastAsia="Arial" w:hAnsi="Arial"/>
+                <w:b w:val="false"/>
+                <w:bCs w:val="false"/>
+                <w:color w:val="333333"/>
+                <w:sz w:val="14"/>
+                <w:szCs w:val="14"/>
+              </w:rPr>
+              <w:t xml:space="preserve">¥869,624</w:t>
+            </w:r>
+          </w:p>
+        </w:tc>
+        <w:tc>
+          <w:tcPr>
+            <w:tcW w:type="dxa" w:w="700"/>
+            <w:tcBorders>
+              <w:top w:val="single" w:color="CCCCCC" w:sz="1"/>
+              <w:left w:val="single" w:color="CCCCCC" w:sz="1"/>
+              <w:bottom w:val="single" w:color="CCCCCC" w:sz="1"/>
+              <w:right w:val="single" w:color="CCCCCC" w:sz="1"/>
+            </w:tcBorders>
+            <w:shd w:fill="F5F7FA" w:color="F5F7FA" w:val="solid"/>
+            <w:tcMar>
+              <w:top w:type="dxa" w:w="60"/>
+              <w:left w:type="dxa" w:w="80"/>
+              <w:bottom w:type="dxa" w:w="60"/>
+              <w:right w:type="dxa" w:w="80"/>
+            </w:tcMar>
+            <w:vAlign w:val="center"/>
+          </w:tcPr>
+          <w:p>
+            <w:pPr>
+              <w:jc w:val="center"/>
+            </w:pPr>
+            <w:r>
+              <w:rPr>
+                <w:rFonts w:ascii="Arial" w:cs="Arial" w:eastAsia="Arial" w:hAnsi="Arial"/>
+                <w:b w:val="false"/>
+                <w:bCs w:val="false"/>
+                <w:color w:val="333333"/>
+                <w:sz w:val="14"/>
+                <w:szCs w:val="14"/>
+              </w:rPr>
+              <w:t xml:space="preserve">23.7%</w:t>
+            </w:r>
+          </w:p>
+        </w:tc>
+        <w:tc>
+          <w:tcPr>
+            <w:tcW w:type="dxa" w:w="900"/>
+            <w:tcBorders>
+              <w:top w:val="single" w:color="CCCCCC" w:sz="1"/>
+              <w:left w:val="single" w:color="CCCCCC" w:sz="1"/>
+              <w:bottom w:val="single" w:color="CCCCCC" w:sz="1"/>
+              <w:right w:val="single" w:color="CCCCCC" w:sz="1"/>
+            </w:tcBorders>
+            <w:shd w:fill="F5F7FA" w:color="F5F7FA" w:val="solid"/>
+            <w:tcMar>
+              <w:top w:type="dxa" w:w="60"/>
+              <w:left w:type="dxa" w:w="80"/>
+              <w:bottom w:type="dxa" w:w="60"/>
+              <w:right w:type="dxa" w:w="80"/>
+            </w:tcMar>
+            <w:vAlign w:val="center"/>
+          </w:tcPr>
+          <w:p>
+            <w:pPr>
+              <w:jc w:val="center"/>
+            </w:pPr>
+            <w:r>
+              <w:rPr>
+                <w:rFonts w:ascii="Arial" w:cs="Arial" w:eastAsia="Arial" w:hAnsi="Arial"/>
+                <w:b w:val="false"/>
+                <w:bCs w:val="false"/>
+                <w:color w:val="333333"/>
+                <w:sz w:val="14"/>
+                <w:szCs w:val="14"/>
+              </w:rPr>
+              <w:t xml:space="preserve">¥1,104</w:t>
+            </w:r>
+          </w:p>
+        </w:tc>
+        <w:tc>
+          <w:tcPr>
+            <w:tcW w:type="dxa" w:w="900"/>
+            <w:tcBorders>
+              <w:top w:val="single" w:color="CCCCCC" w:sz="1"/>
+              <w:left w:val="single" w:color="CCCCCC" w:sz="1"/>
+              <w:bottom w:val="single" w:color="CCCCCC" w:sz="1"/>
+              <w:right w:val="single" w:color="CCCCCC" w:sz="1"/>
+            </w:tcBorders>
+            <w:shd w:fill="E3F2FD" w:color="E3F2FD" w:val="solid"/>
+            <w:tcMar>
+              <w:top w:type="dxa" w:w="60"/>
+              <w:left w:type="dxa" w:w="80"/>
+              <w:bottom w:type="dxa" w:w="60"/>
+              <w:right w:type="dxa" w:w="80"/>
+            </w:tcMar>
+            <w:vAlign w:val="center"/>
+          </w:tcPr>
+          <w:p>
+            <w:pPr>
+              <w:jc w:val="center"/>
+            </w:pPr>
+            <w:r>
+              <w:rPr>
+                <w:rFonts w:ascii="Arial" w:cs="Arial" w:eastAsia="Arial" w:hAnsi="Arial"/>
+                <w:b/>
+                <w:bCs/>
+                <w:color w:val="1565C0"/>
+                <w:sz w:val="13"/>
+                <w:szCs w:val="13"/>
+              </w:rPr>
+              <w:t xml:space="preserve">🔵 標準</w:t>
+            </w:r>
+          </w:p>
+        </w:tc>
+      </w:tr>
+      <w:tr>
+        <w:tc>
+          <w:tcPr>
+            <w:tcW w:type="dxa" w:w="400"/>
+            <w:tcBorders>
+              <w:top w:val="single" w:color="CCCCCC" w:sz="1"/>
+              <w:left w:val="single" w:color="CCCCCC" w:sz="1"/>
+              <w:bottom w:val="single" w:color="CCCCCC" w:sz="1"/>
+              <w:right w:val="single" w:color="CCCCCC" w:sz="1"/>
+            </w:tcBorders>
+            <w:shd w:fill="FFFFFF" w:color="FFFFFF" w:val="solid"/>
+            <w:tcMar>
+              <w:top w:type="dxa" w:w="60"/>
+              <w:left w:type="dxa" w:w="80"/>
+              <w:bottom w:type="dxa" w:w="60"/>
+              <w:right w:type="dxa" w:w="80"/>
+            </w:tcMar>
+            <w:vAlign w:val="center"/>
+          </w:tcPr>
+          <w:p>
+            <w:pPr>
+              <w:jc w:val="center"/>
+            </w:pPr>
+            <w:r>
+              <w:rPr>
+                <w:rFonts w:ascii="Arial" w:cs="Arial" w:eastAsia="Arial" w:hAnsi="Arial"/>
+                <w:b w:val="false"/>
+                <w:bCs w:val="false"/>
+                <w:color w:val="333333"/>
+                <w:sz w:val="14"/>
+                <w:szCs w:val="14"/>
+              </w:rPr>
+              <w:t xml:space="preserve">17</w:t>
+            </w:r>
+          </w:p>
+        </w:tc>
+        <w:tc>
+          <w:tcPr>
+            <w:tcW w:type="dxa" w:w="2800"/>
+            <w:tcBorders>
+              <w:top w:val="single" w:color="CCCCCC" w:sz="1"/>
+              <w:left w:val="single" w:color="CCCCCC" w:sz="1"/>
+              <w:bottom w:val="single" w:color="CCCCCC" w:sz="1"/>
+              <w:right w:val="single" w:color="CCCCCC" w:sz="1"/>
+            </w:tcBorders>
+            <w:shd w:fill="FFFFFF" w:color="FFFFFF" w:val="solid"/>
+            <w:tcMar>
+              <w:top w:type="dxa" w:w="60"/>
+              <w:left w:type="dxa" w:w="80"/>
+              <w:bottom w:type="dxa" w:w="60"/>
+              <w:right w:type="dxa" w:w="80"/>
+            </w:tcMar>
+            <w:vAlign w:val="center"/>
+          </w:tcPr>
+          <w:p>
+            <w:pPr>
+              <w:jc w:val="left"/>
+            </w:pPr>
+            <w:r>
+              <w:rPr>
+                <w:rFonts w:ascii="Arial" w:cs="Arial" w:eastAsia="Arial" w:hAnsi="Arial"/>
+                <w:b w:val="false"/>
+                <w:bCs w:val="false"/>
+                <w:color w:val="333333"/>
+                <w:sz w:val="13"/>
+                <w:szCs w:val="13"/>
+              </w:rPr>
+              <w:t xml:space="preserve">コンフォートイン六本木</w:t>
+            </w:r>
+          </w:p>
+        </w:tc>
+        <w:tc>
+          <w:tcPr>
+            <w:tcW w:type="dxa" w:w="700"/>
+            <w:tcBorders>
+              <w:top w:val="single" w:color="CCCCCC" w:sz="1"/>
+              <w:left w:val="single" w:color="CCCCCC" w:sz="1"/>
+              <w:bottom w:val="single" w:color="CCCCCC" w:sz="1"/>
+              <w:right w:val="single" w:color="CCCCCC" w:sz="1"/>
+            </w:tcBorders>
+            <w:shd w:fill="FFFFFF" w:color="FFFFFF" w:val="solid"/>
+            <w:tcMar>
+              <w:top w:type="dxa" w:w="60"/>
+              <w:left w:type="dxa" w:w="80"/>
+              <w:bottom w:type="dxa" w:w="60"/>
+              <w:right w:type="dxa" w:w="80"/>
+            </w:tcMar>
+            <w:vAlign w:val="center"/>
+          </w:tcPr>
+          <w:p>
+            <w:pPr>
+              <w:jc w:val="center"/>
+            </w:pPr>
+            <w:r>
+              <w:rPr>
+                <w:rFonts w:ascii="Arial" w:cs="Arial" w:eastAsia="Arial" w:hAnsi="Arial"/>
+                <w:b w:val="false"/>
+                <w:bCs w:val="false"/>
+                <w:color w:val="333333"/>
+                <w:sz w:val="14"/>
+                <w:szCs w:val="14"/>
+              </w:rPr>
+              <w:t xml:space="preserve">8.16</w:t>
+            </w:r>
+          </w:p>
+        </w:tc>
+        <w:tc>
+          <w:tcPr>
+            <w:tcW w:type="dxa" w:w="700"/>
+            <w:tcBorders>
+              <w:top w:val="single" w:color="CCCCCC" w:sz="1"/>
+              <w:left w:val="single" w:color="CCCCCC" w:sz="1"/>
+              <w:bottom w:val="single" w:color="CCCCCC" w:sz="1"/>
+              <w:right w:val="single" w:color="CCCCCC" w:sz="1"/>
+            </w:tcBorders>
+            <w:shd w:fill="FFFFFF" w:color="FFFFFF" w:val="solid"/>
+            <w:tcMar>
+              <w:top w:type="dxa" w:w="60"/>
+              <w:left w:type="dxa" w:w="80"/>
+              <w:bottom w:type="dxa" w:w="60"/>
+              <w:right w:type="dxa" w:w="80"/>
+            </w:tcMar>
+            <w:vAlign w:val="center"/>
+          </w:tcPr>
+          <w:p>
+            <w:pPr>
+              <w:jc w:val="center"/>
+            </w:pPr>
+            <w:r>
+              <w:rPr>
+                <w:rFonts w:ascii="Arial" w:cs="Arial" w:eastAsia="Arial" w:hAnsi="Arial"/>
+                <w:b w:val="false"/>
+                <w:bCs w:val="false"/>
+                <w:color w:val="333333"/>
+                <w:sz w:val="14"/>
+                <w:szCs w:val="14"/>
+              </w:rPr>
+              <w:t xml:space="preserve">115</w:t>
+            </w:r>
+          </w:p>
+        </w:tc>
+        <w:tc>
+          <w:tcPr>
+            <w:tcW w:type="dxa" w:w="700"/>
+            <w:tcBorders>
+              <w:top w:val="single" w:color="CCCCCC" w:sz="1"/>
+              <w:left w:val="single" w:color="CCCCCC" w:sz="1"/>
+              <w:bottom w:val="single" w:color="CCCCCC" w:sz="1"/>
+              <w:right w:val="single" w:color="CCCCCC" w:sz="1"/>
+            </w:tcBorders>
+            <w:shd w:fill="FFFFFF" w:color="FFFFFF" w:val="solid"/>
+            <w:tcMar>
+              <w:top w:type="dxa" w:w="60"/>
+              <w:left w:type="dxa" w:w="80"/>
+              <w:bottom w:type="dxa" w:w="60"/>
+              <w:right w:type="dxa" w:w="80"/>
+            </w:tcMar>
+            <w:vAlign w:val="center"/>
+          </w:tcPr>
+          <w:p>
+            <w:pPr>
+              <w:jc w:val="center"/>
+            </w:pPr>
+            <w:r>
+              <w:rPr>
+                <w:rFonts w:ascii="Arial" w:cs="Arial" w:eastAsia="Arial" w:hAnsi="Arial"/>
+                <w:b w:val="false"/>
+                <w:bCs w:val="false"/>
+                <w:color w:val="333333"/>
+                <w:sz w:val="14"/>
+                <w:szCs w:val="14"/>
+              </w:rPr>
+              <w:t xml:space="preserve">72.3%</w:t>
+            </w:r>
+          </w:p>
+        </w:tc>
+        <w:tc>
+          <w:tcPr>
+            <w:tcW w:type="dxa" w:w="1300"/>
+            <w:tcBorders>
+              <w:top w:val="single" w:color="CCCCCC" w:sz="1"/>
+              <w:left w:val="single" w:color="CCCCCC" w:sz="1"/>
+              <w:bottom w:val="single" w:color="CCCCCC" w:sz="1"/>
+              <w:right w:val="single" w:color="CCCCCC" w:sz="1"/>
+            </w:tcBorders>
+            <w:shd w:fill="FFFFFF" w:color="FFFFFF" w:val="solid"/>
+            <w:tcMar>
+              <w:top w:type="dxa" w:w="60"/>
+              <w:left w:type="dxa" w:w="80"/>
+              <w:bottom w:type="dxa" w:w="60"/>
+              <w:right w:type="dxa" w:w="80"/>
+            </w:tcMar>
+            <w:vAlign w:val="center"/>
+          </w:tcPr>
+          <w:p>
+            <w:pPr>
+              <w:jc w:val="center"/>
+            </w:pPr>
+            <w:r>
+              <w:rPr>
+                <w:rFonts w:ascii="Arial" w:cs="Arial" w:eastAsia="Arial" w:hAnsi="Arial"/>
+                <w:b w:val="false"/>
+                <w:bCs w:val="false"/>
+                <w:color w:val="333333"/>
+                <w:sz w:val="14"/>
+                <w:szCs w:val="14"/>
+              </w:rPr>
+              <w:t xml:space="preserve">¥2,842,630</w:t>
+            </w:r>
+          </w:p>
+        </w:tc>
+        <w:tc>
+          <w:tcPr>
+            <w:tcW w:type="dxa" w:w="1200"/>
+            <w:tcBorders>
+              <w:top w:val="single" w:color="CCCCCC" w:sz="1"/>
+              <w:left w:val="single" w:color="CCCCCC" w:sz="1"/>
+              <w:bottom w:val="single" w:color="CCCCCC" w:sz="1"/>
+              <w:right w:val="single" w:color="CCCCCC" w:sz="1"/>
+            </w:tcBorders>
+            <w:shd w:fill="FFFFFF" w:color="FFFFFF" w:val="solid"/>
+            <w:tcMar>
+              <w:top w:type="dxa" w:w="60"/>
+              <w:left w:type="dxa" w:w="80"/>
+              <w:bottom w:type="dxa" w:w="60"/>
+              <w:right w:type="dxa" w:w="80"/>
+            </w:tcMar>
+            <w:vAlign w:val="center"/>
+          </w:tcPr>
+          <w:p>
+            <w:pPr>
+              <w:jc w:val="center"/>
+            </w:pPr>
+            <w:r>
+              <w:rPr>
+                <w:rFonts w:ascii="Arial" w:cs="Arial" w:eastAsia="Arial" w:hAnsi="Arial"/>
+                <w:b w:val="false"/>
+                <w:bCs w:val="false"/>
+                <w:color w:val="333333"/>
+                <w:sz w:val="14"/>
+                <w:szCs w:val="14"/>
+              </w:rPr>
+              <w:t xml:space="preserve">¥964,811</w:t>
+            </w:r>
+          </w:p>
+        </w:tc>
+        <w:tc>
+          <w:tcPr>
+            <w:tcW w:type="dxa" w:w="700"/>
+            <w:tcBorders>
+              <w:top w:val="single" w:color="CCCCCC" w:sz="1"/>
+              <w:left w:val="single" w:color="CCCCCC" w:sz="1"/>
+              <w:bottom w:val="single" w:color="CCCCCC" w:sz="1"/>
+              <w:right w:val="single" w:color="CCCCCC" w:sz="1"/>
+            </w:tcBorders>
+            <w:shd w:fill="FFFFFF" w:color="FFFFFF" w:val="solid"/>
+            <w:tcMar>
+              <w:top w:type="dxa" w:w="60"/>
+              <w:left w:type="dxa" w:w="80"/>
+              <w:bottom w:type="dxa" w:w="60"/>
+              <w:right w:type="dxa" w:w="80"/>
+            </w:tcMar>
+            <w:vAlign w:val="center"/>
+          </w:tcPr>
+          <w:p>
+            <w:pPr>
+              <w:jc w:val="center"/>
+            </w:pPr>
+            <w:r>
+              <w:rPr>
+                <w:rFonts w:ascii="Arial" w:cs="Arial" w:eastAsia="Arial" w:hAnsi="Arial"/>
+                <w:b w:val="false"/>
+                <w:bCs w:val="false"/>
+                <w:color w:val="333333"/>
+                <w:sz w:val="14"/>
+                <w:szCs w:val="14"/>
+              </w:rPr>
+              <w:t xml:space="preserve">33.9%</w:t>
+            </w:r>
+          </w:p>
+        </w:tc>
+        <w:tc>
+          <w:tcPr>
+            <w:tcW w:type="dxa" w:w="900"/>
+            <w:tcBorders>
+              <w:top w:val="single" w:color="CCCCCC" w:sz="1"/>
+              <w:left w:val="single" w:color="CCCCCC" w:sz="1"/>
+              <w:bottom w:val="single" w:color="CCCCCC" w:sz="1"/>
+              <w:right w:val="single" w:color="CCCCCC" w:sz="1"/>
+            </w:tcBorders>
+            <w:shd w:fill="FFFFFF" w:color="FFFFFF" w:val="solid"/>
+            <w:tcMar>
+              <w:top w:type="dxa" w:w="60"/>
+              <w:left w:type="dxa" w:w="80"/>
+              <w:bottom w:type="dxa" w:w="60"/>
+              <w:right w:type="dxa" w:w="80"/>
+            </w:tcMar>
+            <w:vAlign w:val="center"/>
+          </w:tcPr>
+          <w:p>
+            <w:pPr>
+              <w:jc w:val="center"/>
+            </w:pPr>
+            <w:r>
+              <w:rPr>
+                <w:rFonts w:ascii="Arial" w:cs="Arial" w:eastAsia="Arial" w:hAnsi="Arial"/>
+                <w:b w:val="false"/>
+                <w:bCs w:val="false"/>
+                <w:color w:val="333333"/>
+                <w:sz w:val="14"/>
+                <w:szCs w:val="14"/>
+              </w:rPr>
+              <w:t xml:space="preserve">¥1,232</w:t>
             </w:r>
           </w:p>
         </w:tc>
@@ -4791,7 +7255,7 @@
               <w:bottom w:val="single" w:color="CCCCCC" w:sz="1"/>
               <w:right w:val="single" w:color="CCCCCC" w:sz="1"/>
             </w:tcBorders>
-            <w:shd w:fill="FFFFFF" w:color="FFFFFF" w:val="solid"/>
+            <w:shd w:fill="F5F7FA" w:color="F5F7FA" w:val="solid"/>
             <w:tcMar>
               <w:top w:type="dxa" w:w="60"/>
               <w:left w:type="dxa" w:w="80"/>
@@ -4813,7 +7277,7 @@
                 <w:sz w:val="14"/>
                 <w:szCs w:val="14"/>
               </w:rPr>
-              <w:t xml:space="preserve">11</w:t>
+              <w:t xml:space="preserve">18</w:t>
             </w:r>
           </w:p>
         </w:tc>
@@ -4826,7 +7290,7 @@
               <w:bottom w:val="single" w:color="CCCCCC" w:sz="1"/>
               <w:right w:val="single" w:color="CCCCCC" w:sz="1"/>
             </w:tcBorders>
-            <w:shd w:fill="FFFFFF" w:color="FFFFFF" w:val="solid"/>
+            <w:shd w:fill="F5F7FA" w:color="F5F7FA" w:val="solid"/>
             <w:tcMar>
               <w:top w:type="dxa" w:w="60"/>
               <w:left w:type="dxa" w:w="80"/>
@@ -4848,7 +7312,7 @@
                 <w:sz w:val="13"/>
                 <w:szCs w:val="13"/>
               </w:rPr>
-              <w:t xml:space="preserve">ホテルケヤキゲート東京府中</w:t>
+              <w:t xml:space="preserve">アパホテル相模原橋本駅東</w:t>
             </w:r>
           </w:p>
         </w:tc>
@@ -4861,29 +7325,29 @@
               <w:bottom w:val="single" w:color="CCCCCC" w:sz="1"/>
               <w:right w:val="single" w:color="CCCCCC" w:sz="1"/>
             </w:tcBorders>
-            <w:shd w:fill="FFFFFF" w:color="FFFFFF" w:val="solid"/>
-            <w:tcMar>
-              <w:top w:type="dxa" w:w="60"/>
-              <w:left w:type="dxa" w:w="80"/>
-              <w:bottom w:type="dxa" w:w="60"/>
-              <w:right w:type="dxa" w:w="80"/>
-            </w:tcMar>
-            <w:vAlign w:val="center"/>
-          </w:tcPr>
-          <w:p>
-            <w:pPr>
-              <w:jc w:val="center"/>
-            </w:pPr>
-            <w:r>
-              <w:rPr>
-                <w:rFonts w:ascii="Arial" w:cs="Arial" w:eastAsia="Arial" w:hAnsi="Arial"/>
-                <w:b w:val="false"/>
-                <w:bCs w:val="false"/>
-                <w:color w:val="27AE60"/>
+            <w:shd w:fill="F5F7FA" w:color="F5F7FA" w:val="solid"/>
+            <w:tcMar>
+              <w:top w:type="dxa" w:w="60"/>
+              <w:left w:type="dxa" w:w="80"/>
+              <w:bottom w:type="dxa" w:w="60"/>
+              <w:right w:type="dxa" w:w="80"/>
+            </w:tcMar>
+            <w:vAlign w:val="center"/>
+          </w:tcPr>
+          <w:p>
+            <w:pPr>
+              <w:jc w:val="center"/>
+            </w:pPr>
+            <w:r>
+              <w:rPr>
+                <w:rFonts w:ascii="Arial" w:cs="Arial" w:eastAsia="Arial" w:hAnsi="Arial"/>
+                <w:b w:val="false"/>
+                <w:bCs w:val="false"/>
+                <w:color w:val="333333"/>
                 <w:sz w:val="14"/>
                 <w:szCs w:val="14"/>
               </w:rPr>
-              <w:t xml:space="preserve">8.78</w:t>
+              <w:t xml:space="preserve">8.13</w:t>
             </w:r>
           </w:p>
         </w:tc>
@@ -4896,7 +7360,7 @@
               <w:bottom w:val="single" w:color="CCCCCC" w:sz="1"/>
               <w:right w:val="single" w:color="CCCCCC" w:sz="1"/>
             </w:tcBorders>
-            <w:shd w:fill="FFFFFF" w:color="FFFFFF" w:val="solid"/>
+            <w:shd w:fill="F5F7FA" w:color="F5F7FA" w:val="solid"/>
             <w:tcMar>
               <w:top w:type="dxa" w:w="60"/>
               <w:left w:type="dxa" w:w="80"/>
@@ -4918,7 +7382,7 @@
                 <w:sz w:val="14"/>
                 <w:szCs w:val="14"/>
               </w:rPr>
-              <w:t xml:space="preserve">88</w:t>
+              <w:t xml:space="preserve">61</w:t>
             </w:r>
           </w:p>
         </w:tc>
@@ -4931,7 +7395,7 @@
               <w:bottom w:val="single" w:color="CCCCCC" w:sz="1"/>
               <w:right w:val="single" w:color="CCCCCC" w:sz="1"/>
             </w:tcBorders>
-            <w:shd w:fill="FFFFFF" w:color="FFFFFF" w:val="solid"/>
+            <w:shd w:fill="F5F7FA" w:color="F5F7FA" w:val="solid"/>
             <w:tcMar>
               <w:top w:type="dxa" w:w="60"/>
               <w:left w:type="dxa" w:w="80"/>
@@ -4953,7 +7417,7 @@
                 <w:sz w:val="14"/>
                 <w:szCs w:val="14"/>
               </w:rPr>
-              <w:t xml:space="preserve">82.4%</w:t>
+              <w:t xml:space="preserve">66.9%</w:t>
             </w:r>
           </w:p>
         </w:tc>
@@ -4966,7 +7430,7 @@
               <w:bottom w:val="single" w:color="CCCCCC" w:sz="1"/>
               <w:right w:val="single" w:color="CCCCCC" w:sz="1"/>
             </w:tcBorders>
-            <w:shd w:fill="FFFFFF" w:color="FFFFFF" w:val="solid"/>
+            <w:shd w:fill="F5F7FA" w:color="F5F7FA" w:val="solid"/>
             <w:tcMar>
               <w:top w:type="dxa" w:w="60"/>
               <w:left w:type="dxa" w:w="80"/>
@@ -4988,7 +7452,7 @@
                 <w:sz w:val="14"/>
                 <w:szCs w:val="14"/>
               </w:rPr>
-              <w:t xml:space="preserve">¥4,425,395</w:t>
+              <w:t xml:space="preserve">¥2,698,420</w:t>
             </w:r>
           </w:p>
         </w:tc>
@@ -5001,7 +7465,7 @@
               <w:bottom w:val="single" w:color="CCCCCC" w:sz="1"/>
               <w:right w:val="single" w:color="CCCCCC" w:sz="1"/>
             </w:tcBorders>
-            <w:shd w:fill="FFFFFF" w:color="FFFFFF" w:val="solid"/>
+            <w:shd w:fill="F5F7FA" w:color="F5F7FA" w:val="solid"/>
             <w:tcMar>
               <w:top w:type="dxa" w:w="60"/>
               <w:left w:type="dxa" w:w="80"/>
@@ -5023,7 +7487,7 @@
                 <w:sz w:val="14"/>
                 <w:szCs w:val="14"/>
               </w:rPr>
-              <w:t xml:space="preserve">¥1,273,752</w:t>
+              <w:t xml:space="preserve">¥414,782</w:t>
             </w:r>
           </w:p>
         </w:tc>
@@ -5036,7 +7500,7 @@
               <w:bottom w:val="single" w:color="CCCCCC" w:sz="1"/>
               <w:right w:val="single" w:color="CCCCCC" w:sz="1"/>
             </w:tcBorders>
-            <w:shd w:fill="FFFFFF" w:color="FFFFFF" w:val="solid"/>
+            <w:shd w:fill="F5F7FA" w:color="F5F7FA" w:val="solid"/>
             <w:tcMar>
               <w:top w:type="dxa" w:w="60"/>
               <w:left w:type="dxa" w:w="80"/>
@@ -5058,7 +7522,7 @@
                 <w:sz w:val="14"/>
                 <w:szCs w:val="14"/>
               </w:rPr>
-              <w:t xml:space="preserve">28.8%</w:t>
+              <w:t xml:space="preserve">15.4%</w:t>
             </w:r>
           </w:p>
         </w:tc>
@@ -5071,7 +7535,7 @@
               <w:bottom w:val="single" w:color="CCCCCC" w:sz="1"/>
               <w:right w:val="single" w:color="CCCCCC" w:sz="1"/>
             </w:tcBorders>
-            <w:shd w:fill="FFFFFF" w:color="FFFFFF" w:val="solid"/>
+            <w:shd w:fill="F5F7FA" w:color="F5F7FA" w:val="solid"/>
             <w:tcMar>
               <w:top w:type="dxa" w:w="60"/>
               <w:left w:type="dxa" w:w="80"/>
@@ -5143,7 +7607,7 @@
               <w:bottom w:val="single" w:color="CCCCCC" w:sz="1"/>
               <w:right w:val="single" w:color="CCCCCC" w:sz="1"/>
             </w:tcBorders>
-            <w:shd w:fill="F5F7FA" w:color="F5F7FA" w:val="solid"/>
+            <w:shd w:fill="FFFFFF" w:color="FFFFFF" w:val="solid"/>
             <w:tcMar>
               <w:top w:type="dxa" w:w="60"/>
               <w:left w:type="dxa" w:w="80"/>
@@ -5165,7 +7629,7 @@
                 <w:sz w:val="14"/>
                 <w:szCs w:val="14"/>
               </w:rPr>
-              <w:t xml:space="preserve">12</w:t>
+              <w:t xml:space="preserve">19</w:t>
             </w:r>
           </w:p>
         </w:tc>
@@ -5178,7 +7642,7 @@
               <w:bottom w:val="single" w:color="CCCCCC" w:sz="1"/>
               <w:right w:val="single" w:color="CCCCCC" w:sz="1"/>
             </w:tcBorders>
-            <w:shd w:fill="F5F7FA" w:color="F5F7FA" w:val="solid"/>
+            <w:shd w:fill="FFFFFF" w:color="FFFFFF" w:val="solid"/>
             <w:tcMar>
               <w:top w:type="dxa" w:w="60"/>
               <w:left w:type="dxa" w:w="80"/>
@@ -5200,7 +7664,7 @@
                 <w:sz w:val="13"/>
                 <w:szCs w:val="13"/>
               </w:rPr>
-              <w:t xml:space="preserve">第一イン池袋</w:t>
+              <w:t xml:space="preserve">コンフォートホテル成田</w:t>
             </w:r>
           </w:p>
         </w:tc>
@@ -5213,7 +7677,7 @@
               <w:bottom w:val="single" w:color="CCCCCC" w:sz="1"/>
               <w:right w:val="single" w:color="CCCCCC" w:sz="1"/>
             </w:tcBorders>
-            <w:shd w:fill="F5F7FA" w:color="F5F7FA" w:val="solid"/>
+            <w:shd w:fill="FFFFFF" w:color="FFFFFF" w:val="solid"/>
             <w:tcMar>
               <w:top w:type="dxa" w:w="60"/>
               <w:left w:type="dxa" w:w="80"/>
@@ -5235,7 +7699,7 @@
                 <w:sz w:val="14"/>
                 <w:szCs w:val="14"/>
               </w:rPr>
-              <w:t xml:space="preserve">9.08</w:t>
+              <w:t xml:space="preserve">8.53</w:t>
             </w:r>
           </w:p>
         </w:tc>
@@ -5248,7 +7712,7 @@
               <w:bottom w:val="single" w:color="CCCCCC" w:sz="1"/>
               <w:right w:val="single" w:color="CCCCCC" w:sz="1"/>
             </w:tcBorders>
-            <w:shd w:fill="F5F7FA" w:color="F5F7FA" w:val="solid"/>
+            <w:shd w:fill="FFFFFF" w:color="FFFFFF" w:val="solid"/>
             <w:tcMar>
               <w:top w:type="dxa" w:w="60"/>
               <w:left w:type="dxa" w:w="80"/>
@@ -5270,2471 +7734,7 @@
                 <w:sz w:val="14"/>
                 <w:szCs w:val="14"/>
               </w:rPr>
-              <w:t xml:space="preserve">114</w:t>
-            </w:r>
-          </w:p>
-        </w:tc>
-        <w:tc>
-          <w:tcPr>
-            <w:tcW w:type="dxa" w:w="700"/>
-            <w:tcBorders>
-              <w:top w:val="single" w:color="CCCCCC" w:sz="1"/>
-              <w:left w:val="single" w:color="CCCCCC" w:sz="1"/>
-              <w:bottom w:val="single" w:color="CCCCCC" w:sz="1"/>
-              <w:right w:val="single" w:color="CCCCCC" w:sz="1"/>
-            </w:tcBorders>
-            <w:shd w:fill="F5F7FA" w:color="F5F7FA" w:val="solid"/>
-            <w:tcMar>
-              <w:top w:type="dxa" w:w="60"/>
-              <w:left w:type="dxa" w:w="80"/>
-              <w:bottom w:type="dxa" w:w="60"/>
-              <w:right w:type="dxa" w:w="80"/>
-            </w:tcMar>
-            <w:vAlign w:val="center"/>
-          </w:tcPr>
-          <w:p>
-            <w:pPr>
-              <w:jc w:val="center"/>
-            </w:pPr>
-            <w:r>
-              <w:rPr>
-                <w:rFonts w:ascii="Arial" w:cs="Arial" w:eastAsia="Arial" w:hAnsi="Arial"/>
-                <w:b w:val="false"/>
-                <w:bCs w:val="false"/>
-                <w:color w:val="333333"/>
-                <w:sz w:val="14"/>
-                <w:szCs w:val="14"/>
-              </w:rPr>
-              <w:t xml:space="preserve">76.2%</w:t>
-            </w:r>
-          </w:p>
-        </w:tc>
-        <w:tc>
-          <w:tcPr>
-            <w:tcW w:type="dxa" w:w="1300"/>
-            <w:tcBorders>
-              <w:top w:val="single" w:color="CCCCCC" w:sz="1"/>
-              <w:left w:val="single" w:color="CCCCCC" w:sz="1"/>
-              <w:bottom w:val="single" w:color="CCCCCC" w:sz="1"/>
-              <w:right w:val="single" w:color="CCCCCC" w:sz="1"/>
-            </w:tcBorders>
-            <w:shd w:fill="F5F7FA" w:color="F5F7FA" w:val="solid"/>
-            <w:tcMar>
-              <w:top w:type="dxa" w:w="60"/>
-              <w:left w:type="dxa" w:w="80"/>
-              <w:bottom w:type="dxa" w:w="60"/>
-              <w:right w:type="dxa" w:w="80"/>
-            </w:tcMar>
-            <w:vAlign w:val="center"/>
-          </w:tcPr>
-          <w:p>
-            <w:pPr>
-              <w:jc w:val="center"/>
-            </w:pPr>
-            <w:r>
-              <w:rPr>
-                <w:rFonts w:ascii="Arial" w:cs="Arial" w:eastAsia="Arial" w:hAnsi="Arial"/>
-                <w:b w:val="false"/>
-                <w:bCs w:val="false"/>
-                <w:color w:val="333333"/>
-                <w:sz w:val="14"/>
-                <w:szCs w:val="14"/>
-              </w:rPr>
-              <w:t xml:space="preserve">¥4,310,610</w:t>
-            </w:r>
-          </w:p>
-        </w:tc>
-        <w:tc>
-          <w:tcPr>
-            <w:tcW w:type="dxa" w:w="1200"/>
-            <w:tcBorders>
-              <w:top w:val="single" w:color="CCCCCC" w:sz="1"/>
-              <w:left w:val="single" w:color="CCCCCC" w:sz="1"/>
-              <w:bottom w:val="single" w:color="CCCCCC" w:sz="1"/>
-              <w:right w:val="single" w:color="CCCCCC" w:sz="1"/>
-            </w:tcBorders>
-            <w:shd w:fill="F5F7FA" w:color="F5F7FA" w:val="solid"/>
-            <w:tcMar>
-              <w:top w:type="dxa" w:w="60"/>
-              <w:left w:type="dxa" w:w="80"/>
-              <w:bottom w:type="dxa" w:w="60"/>
-              <w:right w:type="dxa" w:w="80"/>
-            </w:tcMar>
-            <w:vAlign w:val="center"/>
-          </w:tcPr>
-          <w:p>
-            <w:pPr>
-              <w:jc w:val="center"/>
-            </w:pPr>
-            <w:r>
-              <w:rPr>
-                <w:rFonts w:ascii="Arial" w:cs="Arial" w:eastAsia="Arial" w:hAnsi="Arial"/>
-                <w:b w:val="false"/>
-                <w:bCs w:val="false"/>
-                <w:color w:val="333333"/>
-                <w:sz w:val="14"/>
-                <w:szCs w:val="14"/>
-              </w:rPr>
-              <w:t xml:space="preserve">¥1,007,461</w:t>
-            </w:r>
-          </w:p>
-        </w:tc>
-        <w:tc>
-          <w:tcPr>
-            <w:tcW w:type="dxa" w:w="700"/>
-            <w:tcBorders>
-              <w:top w:val="single" w:color="CCCCCC" w:sz="1"/>
-              <w:left w:val="single" w:color="CCCCCC" w:sz="1"/>
-              <w:bottom w:val="single" w:color="CCCCCC" w:sz="1"/>
-              <w:right w:val="single" w:color="CCCCCC" w:sz="1"/>
-            </w:tcBorders>
-            <w:shd w:fill="F5F7FA" w:color="F5F7FA" w:val="solid"/>
-            <w:tcMar>
-              <w:top w:type="dxa" w:w="60"/>
-              <w:left w:type="dxa" w:w="80"/>
-              <w:bottom w:type="dxa" w:w="60"/>
-              <w:right w:type="dxa" w:w="80"/>
-            </w:tcMar>
-            <w:vAlign w:val="center"/>
-          </w:tcPr>
-          <w:p>
-            <w:pPr>
-              <w:jc w:val="center"/>
-            </w:pPr>
-            <w:r>
-              <w:rPr>
-                <w:rFonts w:ascii="Arial" w:cs="Arial" w:eastAsia="Arial" w:hAnsi="Arial"/>
-                <w:b w:val="false"/>
-                <w:bCs w:val="false"/>
-                <w:color w:val="333333"/>
-                <w:sz w:val="14"/>
-                <w:szCs w:val="14"/>
-              </w:rPr>
-              <w:t xml:space="preserve">23.4%</w:t>
-            </w:r>
-          </w:p>
-        </w:tc>
-        <w:tc>
-          <w:tcPr>
-            <w:tcW w:type="dxa" w:w="900"/>
-            <w:tcBorders>
-              <w:top w:val="single" w:color="CCCCCC" w:sz="1"/>
-              <w:left w:val="single" w:color="CCCCCC" w:sz="1"/>
-              <w:bottom w:val="single" w:color="CCCCCC" w:sz="1"/>
-              <w:right w:val="single" w:color="CCCCCC" w:sz="1"/>
-            </w:tcBorders>
-            <w:shd w:fill="F5F7FA" w:color="F5F7FA" w:val="solid"/>
-            <w:tcMar>
-              <w:top w:type="dxa" w:w="60"/>
-              <w:left w:type="dxa" w:w="80"/>
-              <w:bottom w:type="dxa" w:w="60"/>
-              <w:right w:type="dxa" w:w="80"/>
-            </w:tcMar>
-            <w:vAlign w:val="center"/>
-          </w:tcPr>
-          <w:p>
-            <w:pPr>
-              <w:jc w:val="center"/>
-            </w:pPr>
-            <w:r>
-              <w:rPr>
-                <w:rFonts w:ascii="Arial" w:cs="Arial" w:eastAsia="Arial" w:hAnsi="Arial"/>
-                <w:b w:val="false"/>
-                <w:bCs w:val="false"/>
-                <w:color w:val="333333"/>
-                <w:sz w:val="14"/>
-                <w:szCs w:val="14"/>
-              </w:rPr>
-              <w:t xml:space="preserve">¥1,453</w:t>
-            </w:r>
-          </w:p>
-        </w:tc>
-        <w:tc>
-          <w:tcPr>
-            <w:tcW w:type="dxa" w:w="900"/>
-            <w:tcBorders>
-              <w:top w:val="single" w:color="CCCCCC" w:sz="1"/>
-              <w:left w:val="single" w:color="CCCCCC" w:sz="1"/>
-              <w:bottom w:val="single" w:color="CCCCCC" w:sz="1"/>
-              <w:right w:val="single" w:color="CCCCCC" w:sz="1"/>
-            </w:tcBorders>
-            <w:shd w:fill="E3F2FD" w:color="E3F2FD" w:val="solid"/>
-            <w:tcMar>
-              <w:top w:type="dxa" w:w="60"/>
-              <w:left w:type="dxa" w:w="80"/>
-              <w:bottom w:type="dxa" w:w="60"/>
-              <w:right w:type="dxa" w:w="80"/>
-            </w:tcMar>
-            <w:vAlign w:val="center"/>
-          </w:tcPr>
-          <w:p>
-            <w:pPr>
-              <w:jc w:val="center"/>
-            </w:pPr>
-            <w:r>
-              <w:rPr>
-                <w:rFonts w:ascii="Arial" w:cs="Arial" w:eastAsia="Arial" w:hAnsi="Arial"/>
-                <w:b/>
-                <w:bCs/>
-                <w:color w:val="1565C0"/>
-                <w:sz w:val="13"/>
-                <w:szCs w:val="13"/>
-              </w:rPr>
-              <w:t xml:space="preserve">🔵 標準</w:t>
-            </w:r>
-          </w:p>
-        </w:tc>
-      </w:tr>
-      <w:tr>
-        <w:tc>
-          <w:tcPr>
-            <w:tcW w:type="dxa" w:w="400"/>
-            <w:tcBorders>
-              <w:top w:val="single" w:color="CCCCCC" w:sz="1"/>
-              <w:left w:val="single" w:color="CCCCCC" w:sz="1"/>
-              <w:bottom w:val="single" w:color="CCCCCC" w:sz="1"/>
-              <w:right w:val="single" w:color="CCCCCC" w:sz="1"/>
-            </w:tcBorders>
-            <w:shd w:fill="FFFFFF" w:color="FFFFFF" w:val="solid"/>
-            <w:tcMar>
-              <w:top w:type="dxa" w:w="60"/>
-              <w:left w:type="dxa" w:w="80"/>
-              <w:bottom w:type="dxa" w:w="60"/>
-              <w:right w:type="dxa" w:w="80"/>
-            </w:tcMar>
-            <w:vAlign w:val="center"/>
-          </w:tcPr>
-          <w:p>
-            <w:pPr>
-              <w:jc w:val="center"/>
-            </w:pPr>
-            <w:r>
-              <w:rPr>
-                <w:rFonts w:ascii="Arial" w:cs="Arial" w:eastAsia="Arial" w:hAnsi="Arial"/>
-                <w:b w:val="false"/>
-                <w:bCs w:val="false"/>
-                <w:color w:val="333333"/>
-                <w:sz w:val="14"/>
-                <w:szCs w:val="14"/>
-              </w:rPr>
-              <w:t xml:space="preserve">13</w:t>
-            </w:r>
-          </w:p>
-        </w:tc>
-        <w:tc>
-          <w:tcPr>
-            <w:tcW w:type="dxa" w:w="2800"/>
-            <w:tcBorders>
-              <w:top w:val="single" w:color="CCCCCC" w:sz="1"/>
-              <w:left w:val="single" w:color="CCCCCC" w:sz="1"/>
-              <w:bottom w:val="single" w:color="CCCCCC" w:sz="1"/>
-              <w:right w:val="single" w:color="CCCCCC" w:sz="1"/>
-            </w:tcBorders>
-            <w:shd w:fill="FFFFFF" w:color="FFFFFF" w:val="solid"/>
-            <w:tcMar>
-              <w:top w:type="dxa" w:w="60"/>
-              <w:left w:type="dxa" w:w="80"/>
-              <w:bottom w:type="dxa" w:w="60"/>
-              <w:right w:type="dxa" w:w="80"/>
-            </w:tcMar>
-            <w:vAlign w:val="center"/>
-          </w:tcPr>
-          <w:p>
-            <w:pPr>
-              <w:jc w:val="left"/>
-            </w:pPr>
-            <w:r>
-              <w:rPr>
-                <w:rFonts w:ascii="Arial" w:cs="Arial" w:eastAsia="Arial" w:hAnsi="Arial"/>
-                <w:b w:val="false"/>
-                <w:bCs w:val="false"/>
-                <w:color w:val="333333"/>
-                <w:sz w:val="13"/>
-                <w:szCs w:val="13"/>
-              </w:rPr>
-              <w:t xml:space="preserve">コンフォートホテル横浜関内</w:t>
-            </w:r>
-          </w:p>
-        </w:tc>
-        <w:tc>
-          <w:tcPr>
-            <w:tcW w:type="dxa" w:w="700"/>
-            <w:tcBorders>
-              <w:top w:val="single" w:color="CCCCCC" w:sz="1"/>
-              <w:left w:val="single" w:color="CCCCCC" w:sz="1"/>
-              <w:bottom w:val="single" w:color="CCCCCC" w:sz="1"/>
-              <w:right w:val="single" w:color="CCCCCC" w:sz="1"/>
-            </w:tcBorders>
-            <w:shd w:fill="FFFFFF" w:color="FFFFFF" w:val="solid"/>
-            <w:tcMar>
-              <w:top w:type="dxa" w:w="60"/>
-              <w:left w:type="dxa" w:w="80"/>
-              <w:bottom w:type="dxa" w:w="60"/>
-              <w:right w:type="dxa" w:w="80"/>
-            </w:tcMar>
-            <w:vAlign w:val="center"/>
-          </w:tcPr>
-          <w:p>
-            <w:pPr>
-              <w:jc w:val="center"/>
-            </w:pPr>
-            <w:r>
-              <w:rPr>
-                <w:rFonts w:ascii="Arial" w:cs="Arial" w:eastAsia="Arial" w:hAnsi="Arial"/>
-                <w:b w:val="false"/>
-                <w:bCs w:val="false"/>
-                <w:color w:val="E74C3C"/>
-                <w:sz w:val="14"/>
-                <w:szCs w:val="14"/>
-              </w:rPr>
-              <w:t xml:space="preserve">7.46</w:t>
-            </w:r>
-          </w:p>
-        </w:tc>
-        <w:tc>
-          <w:tcPr>
-            <w:tcW w:type="dxa" w:w="700"/>
-            <w:tcBorders>
-              <w:top w:val="single" w:color="CCCCCC" w:sz="1"/>
-              <w:left w:val="single" w:color="CCCCCC" w:sz="1"/>
-              <w:bottom w:val="single" w:color="CCCCCC" w:sz="1"/>
-              <w:right w:val="single" w:color="CCCCCC" w:sz="1"/>
-            </w:tcBorders>
-            <w:shd w:fill="FFFFFF" w:color="FFFFFF" w:val="solid"/>
-            <w:tcMar>
-              <w:top w:type="dxa" w:w="60"/>
-              <w:left w:type="dxa" w:w="80"/>
-              <w:bottom w:type="dxa" w:w="60"/>
-              <w:right w:type="dxa" w:w="80"/>
-            </w:tcMar>
-            <w:vAlign w:val="center"/>
-          </w:tcPr>
-          <w:p>
-            <w:pPr>
-              <w:jc w:val="center"/>
-            </w:pPr>
-            <w:r>
-              <w:rPr>
-                <w:rFonts w:ascii="Arial" w:cs="Arial" w:eastAsia="Arial" w:hAnsi="Arial"/>
-                <w:b w:val="false"/>
-                <w:bCs w:val="false"/>
-                <w:color w:val="333333"/>
-                <w:sz w:val="14"/>
-                <w:szCs w:val="14"/>
-              </w:rPr>
-              <w:t xml:space="preserve">141</w:t>
-            </w:r>
-          </w:p>
-        </w:tc>
-        <w:tc>
-          <w:tcPr>
-            <w:tcW w:type="dxa" w:w="700"/>
-            <w:tcBorders>
-              <w:top w:val="single" w:color="CCCCCC" w:sz="1"/>
-              <w:left w:val="single" w:color="CCCCCC" w:sz="1"/>
-              <w:bottom w:val="single" w:color="CCCCCC" w:sz="1"/>
-              <w:right w:val="single" w:color="CCCCCC" w:sz="1"/>
-            </w:tcBorders>
-            <w:shd w:fill="FFFFFF" w:color="FFFFFF" w:val="solid"/>
-            <w:tcMar>
-              <w:top w:type="dxa" w:w="60"/>
-              <w:left w:type="dxa" w:w="80"/>
-              <w:bottom w:type="dxa" w:w="60"/>
-              <w:right w:type="dxa" w:w="80"/>
-            </w:tcMar>
-            <w:vAlign w:val="center"/>
-          </w:tcPr>
-          <w:p>
-            <w:pPr>
-              <w:jc w:val="center"/>
-            </w:pPr>
-            <w:r>
-              <w:rPr>
-                <w:rFonts w:ascii="Arial" w:cs="Arial" w:eastAsia="Arial" w:hAnsi="Arial"/>
-                <w:b w:val="false"/>
-                <w:bCs w:val="false"/>
-                <w:color w:val="333333"/>
-                <w:sz w:val="14"/>
-                <w:szCs w:val="14"/>
-              </w:rPr>
-              <w:t xml:space="preserve">55.9%</w:t>
-            </w:r>
-          </w:p>
-        </w:tc>
-        <w:tc>
-          <w:tcPr>
-            <w:tcW w:type="dxa" w:w="1300"/>
-            <w:tcBorders>
-              <w:top w:val="single" w:color="CCCCCC" w:sz="1"/>
-              <w:left w:val="single" w:color="CCCCCC" w:sz="1"/>
-              <w:bottom w:val="single" w:color="CCCCCC" w:sz="1"/>
-              <w:right w:val="single" w:color="CCCCCC" w:sz="1"/>
-            </w:tcBorders>
-            <w:shd w:fill="FFFFFF" w:color="FFFFFF" w:val="solid"/>
-            <w:tcMar>
-              <w:top w:type="dxa" w:w="60"/>
-              <w:left w:type="dxa" w:w="80"/>
-              <w:bottom w:type="dxa" w:w="60"/>
-              <w:right w:type="dxa" w:w="80"/>
-            </w:tcMar>
-            <w:vAlign w:val="center"/>
-          </w:tcPr>
-          <w:p>
-            <w:pPr>
-              <w:jc w:val="center"/>
-            </w:pPr>
-            <w:r>
-              <w:rPr>
-                <w:rFonts w:ascii="Arial" w:cs="Arial" w:eastAsia="Arial" w:hAnsi="Arial"/>
-                <w:b w:val="false"/>
-                <w:bCs w:val="false"/>
-                <w:color w:val="333333"/>
-                <w:sz w:val="14"/>
-                <w:szCs w:val="14"/>
-              </w:rPr>
-              <w:t xml:space="preserve">¥4,051,890</w:t>
-            </w:r>
-          </w:p>
-        </w:tc>
-        <w:tc>
-          <w:tcPr>
-            <w:tcW w:type="dxa" w:w="1200"/>
-            <w:tcBorders>
-              <w:top w:val="single" w:color="CCCCCC" w:sz="1"/>
-              <w:left w:val="single" w:color="CCCCCC" w:sz="1"/>
-              <w:bottom w:val="single" w:color="CCCCCC" w:sz="1"/>
-              <w:right w:val="single" w:color="CCCCCC" w:sz="1"/>
-            </w:tcBorders>
-            <w:shd w:fill="FFFFFF" w:color="FFFFFF" w:val="solid"/>
-            <w:tcMar>
-              <w:top w:type="dxa" w:w="60"/>
-              <w:left w:type="dxa" w:w="80"/>
-              <w:bottom w:type="dxa" w:w="60"/>
-              <w:right w:type="dxa" w:w="80"/>
-            </w:tcMar>
-            <w:vAlign w:val="center"/>
-          </w:tcPr>
-          <w:p>
-            <w:pPr>
-              <w:jc w:val="center"/>
-            </w:pPr>
-            <w:r>
-              <w:rPr>
-                <w:rFonts w:ascii="Arial" w:cs="Arial" w:eastAsia="Arial" w:hAnsi="Arial"/>
-                <w:b w:val="false"/>
-                <w:bCs w:val="false"/>
-                <w:color w:val="333333"/>
-                <w:sz w:val="14"/>
-                <w:szCs w:val="14"/>
-              </w:rPr>
-              <w:t xml:space="preserve">¥1,142,186</w:t>
-            </w:r>
-          </w:p>
-        </w:tc>
-        <w:tc>
-          <w:tcPr>
-            <w:tcW w:type="dxa" w:w="700"/>
-            <w:tcBorders>
-              <w:top w:val="single" w:color="CCCCCC" w:sz="1"/>
-              <w:left w:val="single" w:color="CCCCCC" w:sz="1"/>
-              <w:bottom w:val="single" w:color="CCCCCC" w:sz="1"/>
-              <w:right w:val="single" w:color="CCCCCC" w:sz="1"/>
-            </w:tcBorders>
-            <w:shd w:fill="FFFFFF" w:color="FFFFFF" w:val="solid"/>
-            <w:tcMar>
-              <w:top w:type="dxa" w:w="60"/>
-              <w:left w:type="dxa" w:w="80"/>
-              <w:bottom w:type="dxa" w:w="60"/>
-              <w:right w:type="dxa" w:w="80"/>
-            </w:tcMar>
-            <w:vAlign w:val="center"/>
-          </w:tcPr>
-          <w:p>
-            <w:pPr>
-              <w:jc w:val="center"/>
-            </w:pPr>
-            <w:r>
-              <w:rPr>
-                <w:rFonts w:ascii="Arial" w:cs="Arial" w:eastAsia="Arial" w:hAnsi="Arial"/>
-                <w:b w:val="false"/>
-                <w:bCs w:val="false"/>
-                <w:color w:val="333333"/>
-                <w:sz w:val="14"/>
-                <w:szCs w:val="14"/>
-              </w:rPr>
-              <w:t xml:space="preserve">28.2%</w:t>
-            </w:r>
-          </w:p>
-        </w:tc>
-        <w:tc>
-          <w:tcPr>
-            <w:tcW w:type="dxa" w:w="900"/>
-            <w:tcBorders>
-              <w:top w:val="single" w:color="CCCCCC" w:sz="1"/>
-              <w:left w:val="single" w:color="CCCCCC" w:sz="1"/>
-              <w:bottom w:val="single" w:color="CCCCCC" w:sz="1"/>
-              <w:right w:val="single" w:color="CCCCCC" w:sz="1"/>
-            </w:tcBorders>
-            <w:shd w:fill="FFFFFF" w:color="FFFFFF" w:val="solid"/>
-            <w:tcMar>
-              <w:top w:type="dxa" w:w="60"/>
-              <w:left w:type="dxa" w:w="80"/>
-              <w:bottom w:type="dxa" w:w="60"/>
-              <w:right w:type="dxa" w:w="80"/>
-            </w:tcMar>
-            <w:vAlign w:val="center"/>
-          </w:tcPr>
-          <w:p>
-            <w:pPr>
-              <w:jc w:val="center"/>
-            </w:pPr>
-            <w:r>
-              <w:rPr>
-                <w:rFonts w:ascii="Arial" w:cs="Arial" w:eastAsia="Arial" w:hAnsi="Arial"/>
-                <w:b w:val="false"/>
-                <w:bCs w:val="false"/>
-                <w:color w:val="333333"/>
-                <w:sz w:val="14"/>
-                <w:szCs w:val="14"/>
-              </w:rPr>
-              <w:t xml:space="preserve">¥1,066</w:t>
-            </w:r>
-          </w:p>
-        </w:tc>
-        <w:tc>
-          <w:tcPr>
-            <w:tcW w:type="dxa" w:w="900"/>
-            <w:tcBorders>
-              <w:top w:val="single" w:color="CCCCCC" w:sz="1"/>
-              <w:left w:val="single" w:color="CCCCCC" w:sz="1"/>
-              <w:bottom w:val="single" w:color="CCCCCC" w:sz="1"/>
-              <w:right w:val="single" w:color="CCCCCC" w:sz="1"/>
-            </w:tcBorders>
-            <w:shd w:fill="FFEBEE" w:color="FFEBEE" w:val="solid"/>
-            <w:tcMar>
-              <w:top w:type="dxa" w:w="60"/>
-              <w:left w:type="dxa" w:w="80"/>
-              <w:bottom w:type="dxa" w:w="60"/>
-              <w:right w:type="dxa" w:w="80"/>
-            </w:tcMar>
-            <w:vAlign w:val="center"/>
-          </w:tcPr>
-          <w:p>
-            <w:pPr>
-              <w:jc w:val="center"/>
-            </w:pPr>
-            <w:r>
-              <w:rPr>
-                <w:rFonts w:ascii="Arial" w:cs="Arial" w:eastAsia="Arial" w:hAnsi="Arial"/>
-                <w:b/>
-                <w:bCs/>
-                <w:color w:val="C62828"/>
-                <w:sz w:val="13"/>
-                <w:szCs w:val="13"/>
-              </w:rPr>
-              <w:t xml:space="preserve">🔴 緊急</w:t>
-            </w:r>
-          </w:p>
-        </w:tc>
-      </w:tr>
-      <w:tr>
-        <w:tc>
-          <w:tcPr>
-            <w:tcW w:type="dxa" w:w="400"/>
-            <w:tcBorders>
-              <w:top w:val="single" w:color="CCCCCC" w:sz="1"/>
-              <w:left w:val="single" w:color="CCCCCC" w:sz="1"/>
-              <w:bottom w:val="single" w:color="CCCCCC" w:sz="1"/>
-              <w:right w:val="single" w:color="CCCCCC" w:sz="1"/>
-            </w:tcBorders>
-            <w:shd w:fill="F5F7FA" w:color="F5F7FA" w:val="solid"/>
-            <w:tcMar>
-              <w:top w:type="dxa" w:w="60"/>
-              <w:left w:type="dxa" w:w="80"/>
-              <w:bottom w:type="dxa" w:w="60"/>
-              <w:right w:type="dxa" w:w="80"/>
-            </w:tcMar>
-            <w:vAlign w:val="center"/>
-          </w:tcPr>
-          <w:p>
-            <w:pPr>
-              <w:jc w:val="center"/>
-            </w:pPr>
-            <w:r>
-              <w:rPr>
-                <w:rFonts w:ascii="Arial" w:cs="Arial" w:eastAsia="Arial" w:hAnsi="Arial"/>
-                <w:b w:val="false"/>
-                <w:bCs w:val="false"/>
-                <w:color w:val="333333"/>
-                <w:sz w:val="14"/>
-                <w:szCs w:val="14"/>
-              </w:rPr>
-              <w:t xml:space="preserve">14</w:t>
-            </w:r>
-          </w:p>
-        </w:tc>
-        <w:tc>
-          <w:tcPr>
-            <w:tcW w:type="dxa" w:w="2800"/>
-            <w:tcBorders>
-              <w:top w:val="single" w:color="CCCCCC" w:sz="1"/>
-              <w:left w:val="single" w:color="CCCCCC" w:sz="1"/>
-              <w:bottom w:val="single" w:color="CCCCCC" w:sz="1"/>
-              <w:right w:val="single" w:color="CCCCCC" w:sz="1"/>
-            </w:tcBorders>
-            <w:shd w:fill="F5F7FA" w:color="F5F7FA" w:val="solid"/>
-            <w:tcMar>
-              <w:top w:type="dxa" w:w="60"/>
-              <w:left w:type="dxa" w:w="80"/>
-              <w:bottom w:type="dxa" w:w="60"/>
-              <w:right w:type="dxa" w:w="80"/>
-            </w:tcMar>
-            <w:vAlign w:val="center"/>
-          </w:tcPr>
-          <w:p>
-            <w:pPr>
-              <w:jc w:val="left"/>
-            </w:pPr>
-            <w:r>
-              <w:rPr>
-                <w:rFonts w:ascii="Arial" w:cs="Arial" w:eastAsia="Arial" w:hAnsi="Arial"/>
-                <w:b w:val="false"/>
-                <w:bCs w:val="false"/>
-                <w:color w:val="333333"/>
-                <w:sz w:val="13"/>
-                <w:szCs w:val="13"/>
-              </w:rPr>
-              <w:t xml:space="preserve">コンフォートホテルERA東京東神田</w:t>
-            </w:r>
-          </w:p>
-        </w:tc>
-        <w:tc>
-          <w:tcPr>
-            <w:tcW w:type="dxa" w:w="700"/>
-            <w:tcBorders>
-              <w:top w:val="single" w:color="CCCCCC" w:sz="1"/>
-              <w:left w:val="single" w:color="CCCCCC" w:sz="1"/>
-              <w:bottom w:val="single" w:color="CCCCCC" w:sz="1"/>
-              <w:right w:val="single" w:color="CCCCCC" w:sz="1"/>
-            </w:tcBorders>
-            <w:shd w:fill="F5F7FA" w:color="F5F7FA" w:val="solid"/>
-            <w:tcMar>
-              <w:top w:type="dxa" w:w="60"/>
-              <w:left w:type="dxa" w:w="80"/>
-              <w:bottom w:type="dxa" w:w="60"/>
-              <w:right w:type="dxa" w:w="80"/>
-            </w:tcMar>
-            <w:vAlign w:val="center"/>
-          </w:tcPr>
-          <w:p>
-            <w:pPr>
-              <w:jc w:val="center"/>
-            </w:pPr>
-            <w:r>
-              <w:rPr>
-                <w:rFonts w:ascii="Arial" w:cs="Arial" w:eastAsia="Arial" w:hAnsi="Arial"/>
-                <w:b w:val="false"/>
-                <w:bCs w:val="false"/>
-                <w:color w:val="27AE60"/>
-                <w:sz w:val="14"/>
-                <w:szCs w:val="14"/>
-              </w:rPr>
-              <w:t xml:space="preserve">8.94</w:t>
-            </w:r>
-          </w:p>
-        </w:tc>
-        <w:tc>
-          <w:tcPr>
-            <w:tcW w:type="dxa" w:w="700"/>
-            <w:tcBorders>
-              <w:top w:val="single" w:color="CCCCCC" w:sz="1"/>
-              <w:left w:val="single" w:color="CCCCCC" w:sz="1"/>
-              <w:bottom w:val="single" w:color="CCCCCC" w:sz="1"/>
-              <w:right w:val="single" w:color="CCCCCC" w:sz="1"/>
-            </w:tcBorders>
-            <w:shd w:fill="F5F7FA" w:color="F5F7FA" w:val="solid"/>
-            <w:tcMar>
-              <w:top w:type="dxa" w:w="60"/>
-              <w:left w:type="dxa" w:w="80"/>
-              <w:bottom w:type="dxa" w:w="60"/>
-              <w:right w:type="dxa" w:w="80"/>
-            </w:tcMar>
-            <w:vAlign w:val="center"/>
-          </w:tcPr>
-          <w:p>
-            <w:pPr>
-              <w:jc w:val="center"/>
-            </w:pPr>
-            <w:r>
-              <w:rPr>
-                <w:rFonts w:ascii="Arial" w:cs="Arial" w:eastAsia="Arial" w:hAnsi="Arial"/>
-                <w:b w:val="false"/>
-                <w:bCs w:val="false"/>
-                <w:color w:val="333333"/>
-                <w:sz w:val="14"/>
-                <w:szCs w:val="14"/>
-              </w:rPr>
-              <w:t xml:space="preserve">119</w:t>
-            </w:r>
-          </w:p>
-        </w:tc>
-        <w:tc>
-          <w:tcPr>
-            <w:tcW w:type="dxa" w:w="700"/>
-            <w:tcBorders>
-              <w:top w:val="single" w:color="CCCCCC" w:sz="1"/>
-              <w:left w:val="single" w:color="CCCCCC" w:sz="1"/>
-              <w:bottom w:val="single" w:color="CCCCCC" w:sz="1"/>
-              <w:right w:val="single" w:color="CCCCCC" w:sz="1"/>
-            </w:tcBorders>
-            <w:shd w:fill="F5F7FA" w:color="F5F7FA" w:val="solid"/>
-            <w:tcMar>
-              <w:top w:type="dxa" w:w="60"/>
-              <w:left w:type="dxa" w:w="80"/>
-              <w:bottom w:type="dxa" w:w="60"/>
-              <w:right w:type="dxa" w:w="80"/>
-            </w:tcMar>
-            <w:vAlign w:val="center"/>
-          </w:tcPr>
-          <w:p>
-            <w:pPr>
-              <w:jc w:val="center"/>
-            </w:pPr>
-            <w:r>
-              <w:rPr>
-                <w:rFonts w:ascii="Arial" w:cs="Arial" w:eastAsia="Arial" w:hAnsi="Arial"/>
-                <w:b w:val="false"/>
-                <w:bCs w:val="false"/>
-                <w:color w:val="333333"/>
-                <w:sz w:val="14"/>
-                <w:szCs w:val="14"/>
-              </w:rPr>
-              <w:t xml:space="preserve">65.8%</w:t>
-            </w:r>
-          </w:p>
-        </w:tc>
-        <w:tc>
-          <w:tcPr>
-            <w:tcW w:type="dxa" w:w="1300"/>
-            <w:tcBorders>
-              <w:top w:val="single" w:color="CCCCCC" w:sz="1"/>
-              <w:left w:val="single" w:color="CCCCCC" w:sz="1"/>
-              <w:bottom w:val="single" w:color="CCCCCC" w:sz="1"/>
-              <w:right w:val="single" w:color="CCCCCC" w:sz="1"/>
-            </w:tcBorders>
-            <w:shd w:fill="F5F7FA" w:color="F5F7FA" w:val="solid"/>
-            <w:tcMar>
-              <w:top w:type="dxa" w:w="60"/>
-              <w:left w:type="dxa" w:w="80"/>
-              <w:bottom w:type="dxa" w:w="60"/>
-              <w:right w:type="dxa" w:w="80"/>
-            </w:tcMar>
-            <w:vAlign w:val="center"/>
-          </w:tcPr>
-          <w:p>
-            <w:pPr>
-              <w:jc w:val="center"/>
-            </w:pPr>
-            <w:r>
-              <w:rPr>
-                <w:rFonts w:ascii="Arial" w:cs="Arial" w:eastAsia="Arial" w:hAnsi="Arial"/>
-                <w:b w:val="false"/>
-                <w:bCs w:val="false"/>
-                <w:color w:val="333333"/>
-                <w:sz w:val="14"/>
-                <w:szCs w:val="14"/>
-              </w:rPr>
-              <w:t xml:space="preserve">¥4,047,280</w:t>
-            </w:r>
-          </w:p>
-        </w:tc>
-        <w:tc>
-          <w:tcPr>
-            <w:tcW w:type="dxa" w:w="1200"/>
-            <w:tcBorders>
-              <w:top w:val="single" w:color="CCCCCC" w:sz="1"/>
-              <w:left w:val="single" w:color="CCCCCC" w:sz="1"/>
-              <w:bottom w:val="single" w:color="CCCCCC" w:sz="1"/>
-              <w:right w:val="single" w:color="CCCCCC" w:sz="1"/>
-            </w:tcBorders>
-            <w:shd w:fill="F5F7FA" w:color="F5F7FA" w:val="solid"/>
-            <w:tcMar>
-              <w:top w:type="dxa" w:w="60"/>
-              <w:left w:type="dxa" w:w="80"/>
-              <w:bottom w:type="dxa" w:w="60"/>
-              <w:right w:type="dxa" w:w="80"/>
-            </w:tcMar>
-            <w:vAlign w:val="center"/>
-          </w:tcPr>
-          <w:p>
-            <w:pPr>
-              <w:jc w:val="center"/>
-            </w:pPr>
-            <w:r>
-              <w:rPr>
-                <w:rFonts w:ascii="Arial" w:cs="Arial" w:eastAsia="Arial" w:hAnsi="Arial"/>
-                <w:b w:val="false"/>
-                <w:bCs w:val="false"/>
-                <w:color w:val="333333"/>
-                <w:sz w:val="14"/>
-                <w:szCs w:val="14"/>
-              </w:rPr>
-              <w:t xml:space="preserve">¥1,266,459</w:t>
-            </w:r>
-          </w:p>
-        </w:tc>
-        <w:tc>
-          <w:tcPr>
-            <w:tcW w:type="dxa" w:w="700"/>
-            <w:tcBorders>
-              <w:top w:val="single" w:color="CCCCCC" w:sz="1"/>
-              <w:left w:val="single" w:color="CCCCCC" w:sz="1"/>
-              <w:bottom w:val="single" w:color="CCCCCC" w:sz="1"/>
-              <w:right w:val="single" w:color="CCCCCC" w:sz="1"/>
-            </w:tcBorders>
-            <w:shd w:fill="F5F7FA" w:color="F5F7FA" w:val="solid"/>
-            <w:tcMar>
-              <w:top w:type="dxa" w:w="60"/>
-              <w:left w:type="dxa" w:w="80"/>
-              <w:bottom w:type="dxa" w:w="60"/>
-              <w:right w:type="dxa" w:w="80"/>
-            </w:tcMar>
-            <w:vAlign w:val="center"/>
-          </w:tcPr>
-          <w:p>
-            <w:pPr>
-              <w:jc w:val="center"/>
-            </w:pPr>
-            <w:r>
-              <w:rPr>
-                <w:rFonts w:ascii="Arial" w:cs="Arial" w:eastAsia="Arial" w:hAnsi="Arial"/>
-                <w:b w:val="false"/>
-                <w:bCs w:val="false"/>
-                <w:color w:val="333333"/>
-                <w:sz w:val="14"/>
-                <w:szCs w:val="14"/>
-              </w:rPr>
-              <w:t xml:space="preserve">31.3%</w:t>
-            </w:r>
-          </w:p>
-        </w:tc>
-        <w:tc>
-          <w:tcPr>
-            <w:tcW w:type="dxa" w:w="900"/>
-            <w:tcBorders>
-              <w:top w:val="single" w:color="CCCCCC" w:sz="1"/>
-              <w:left w:val="single" w:color="CCCCCC" w:sz="1"/>
-              <w:bottom w:val="single" w:color="CCCCCC" w:sz="1"/>
-              <w:right w:val="single" w:color="CCCCCC" w:sz="1"/>
-            </w:tcBorders>
-            <w:shd w:fill="F5F7FA" w:color="F5F7FA" w:val="solid"/>
-            <w:tcMar>
-              <w:top w:type="dxa" w:w="60"/>
-              <w:left w:type="dxa" w:w="80"/>
-              <w:bottom w:type="dxa" w:w="60"/>
-              <w:right w:type="dxa" w:w="80"/>
-            </w:tcMar>
-            <w:vAlign w:val="center"/>
-          </w:tcPr>
-          <w:p>
-            <w:pPr>
-              <w:jc w:val="center"/>
-            </w:pPr>
-            <w:r>
-              <w:rPr>
-                <w:rFonts w:ascii="Arial" w:cs="Arial" w:eastAsia="Arial" w:hAnsi="Arial"/>
-                <w:b w:val="false"/>
-                <w:bCs w:val="false"/>
-                <w:color w:val="333333"/>
-                <w:sz w:val="14"/>
-                <w:szCs w:val="14"/>
-              </w:rPr>
-              <w:t xml:space="preserve">¥1,168</w:t>
-            </w:r>
-          </w:p>
-        </w:tc>
-        <w:tc>
-          <w:tcPr>
-            <w:tcW w:type="dxa" w:w="900"/>
-            <w:tcBorders>
-              <w:top w:val="single" w:color="CCCCCC" w:sz="1"/>
-              <w:left w:val="single" w:color="CCCCCC" w:sz="1"/>
-              <w:bottom w:val="single" w:color="CCCCCC" w:sz="1"/>
-              <w:right w:val="single" w:color="CCCCCC" w:sz="1"/>
-            </w:tcBorders>
-            <w:shd w:fill="E3F2FD" w:color="E3F2FD" w:val="solid"/>
-            <w:tcMar>
-              <w:top w:type="dxa" w:w="60"/>
-              <w:left w:type="dxa" w:w="80"/>
-              <w:bottom w:type="dxa" w:w="60"/>
-              <w:right w:type="dxa" w:w="80"/>
-            </w:tcMar>
-            <w:vAlign w:val="center"/>
-          </w:tcPr>
-          <w:p>
-            <w:pPr>
-              <w:jc w:val="center"/>
-            </w:pPr>
-            <w:r>
-              <w:rPr>
-                <w:rFonts w:ascii="Arial" w:cs="Arial" w:eastAsia="Arial" w:hAnsi="Arial"/>
-                <w:b/>
-                <w:bCs/>
-                <w:color w:val="1565C0"/>
-                <w:sz w:val="13"/>
-                <w:szCs w:val="13"/>
-              </w:rPr>
-              <w:t xml:space="preserve">🔵 標準</w:t>
-            </w:r>
-          </w:p>
-        </w:tc>
-      </w:tr>
-      <w:tr>
-        <w:tc>
-          <w:tcPr>
-            <w:tcW w:type="dxa" w:w="400"/>
-            <w:tcBorders>
-              <w:top w:val="single" w:color="CCCCCC" w:sz="1"/>
-              <w:left w:val="single" w:color="CCCCCC" w:sz="1"/>
-              <w:bottom w:val="single" w:color="CCCCCC" w:sz="1"/>
-              <w:right w:val="single" w:color="CCCCCC" w:sz="1"/>
-            </w:tcBorders>
-            <w:shd w:fill="FFFFFF" w:color="FFFFFF" w:val="solid"/>
-            <w:tcMar>
-              <w:top w:type="dxa" w:w="60"/>
-              <w:left w:type="dxa" w:w="80"/>
-              <w:bottom w:type="dxa" w:w="60"/>
-              <w:right w:type="dxa" w:w="80"/>
-            </w:tcMar>
-            <w:vAlign w:val="center"/>
-          </w:tcPr>
-          <w:p>
-            <w:pPr>
-              <w:jc w:val="center"/>
-            </w:pPr>
-            <w:r>
-              <w:rPr>
-                <w:rFonts w:ascii="Arial" w:cs="Arial" w:eastAsia="Arial" w:hAnsi="Arial"/>
-                <w:b w:val="false"/>
-                <w:bCs w:val="false"/>
-                <w:color w:val="333333"/>
-                <w:sz w:val="14"/>
-                <w:szCs w:val="14"/>
-              </w:rPr>
-              <w:t xml:space="preserve">15</w:t>
-            </w:r>
-          </w:p>
-        </w:tc>
-        <w:tc>
-          <w:tcPr>
-            <w:tcW w:type="dxa" w:w="2800"/>
-            <w:tcBorders>
-              <w:top w:val="single" w:color="CCCCCC" w:sz="1"/>
-              <w:left w:val="single" w:color="CCCCCC" w:sz="1"/>
-              <w:bottom w:val="single" w:color="CCCCCC" w:sz="1"/>
-              <w:right w:val="single" w:color="CCCCCC" w:sz="1"/>
-            </w:tcBorders>
-            <w:shd w:fill="FFFFFF" w:color="FFFFFF" w:val="solid"/>
-            <w:tcMar>
-              <w:top w:type="dxa" w:w="60"/>
-              <w:left w:type="dxa" w:w="80"/>
-              <w:bottom w:type="dxa" w:w="60"/>
-              <w:right w:type="dxa" w:w="80"/>
-            </w:tcMar>
-            <w:vAlign w:val="center"/>
-          </w:tcPr>
-          <w:p>
-            <w:pPr>
-              <w:jc w:val="left"/>
-            </w:pPr>
-            <w:r>
-              <w:rPr>
-                <w:rFonts w:ascii="Arial" w:cs="Arial" w:eastAsia="Arial" w:hAnsi="Arial"/>
-                <w:b w:val="false"/>
-                <w:bCs w:val="false"/>
-                <w:color w:val="333333"/>
-                <w:sz w:val="13"/>
-                <w:szCs w:val="13"/>
-              </w:rPr>
-              <w:t xml:space="preserve">コートホテル新横浜</w:t>
-            </w:r>
-          </w:p>
-        </w:tc>
-        <w:tc>
-          <w:tcPr>
-            <w:tcW w:type="dxa" w:w="700"/>
-            <w:tcBorders>
-              <w:top w:val="single" w:color="CCCCCC" w:sz="1"/>
-              <w:left w:val="single" w:color="CCCCCC" w:sz="1"/>
-              <w:bottom w:val="single" w:color="CCCCCC" w:sz="1"/>
-              <w:right w:val="single" w:color="CCCCCC" w:sz="1"/>
-            </w:tcBorders>
-            <w:shd w:fill="FFFFFF" w:color="FFFFFF" w:val="solid"/>
-            <w:tcMar>
-              <w:top w:type="dxa" w:w="60"/>
-              <w:left w:type="dxa" w:w="80"/>
-              <w:bottom w:type="dxa" w:w="60"/>
-              <w:right w:type="dxa" w:w="80"/>
-            </w:tcMar>
-            <w:vAlign w:val="center"/>
-          </w:tcPr>
-          <w:p>
-            <w:pPr>
-              <w:jc w:val="center"/>
-            </w:pPr>
-            <w:r>
-              <w:rPr>
-                <w:rFonts w:ascii="Arial" w:cs="Arial" w:eastAsia="Arial" w:hAnsi="Arial"/>
-                <w:b w:val="false"/>
-                <w:bCs w:val="false"/>
-                <w:color w:val="E74C3C"/>
-                <w:sz w:val="14"/>
-                <w:szCs w:val="14"/>
-              </w:rPr>
-              <w:t xml:space="preserve">7.03</w:t>
-            </w:r>
-          </w:p>
-        </w:tc>
-        <w:tc>
-          <w:tcPr>
-            <w:tcW w:type="dxa" w:w="700"/>
-            <w:tcBorders>
-              <w:top w:val="single" w:color="CCCCCC" w:sz="1"/>
-              <w:left w:val="single" w:color="CCCCCC" w:sz="1"/>
-              <w:bottom w:val="single" w:color="CCCCCC" w:sz="1"/>
-              <w:right w:val="single" w:color="CCCCCC" w:sz="1"/>
-            </w:tcBorders>
-            <w:shd w:fill="FFFFFF" w:color="FFFFFF" w:val="solid"/>
-            <w:tcMar>
-              <w:top w:type="dxa" w:w="60"/>
-              <w:left w:type="dxa" w:w="80"/>
-              <w:bottom w:type="dxa" w:w="60"/>
-              <w:right w:type="dxa" w:w="80"/>
-            </w:tcMar>
-            <w:vAlign w:val="center"/>
-          </w:tcPr>
-          <w:p>
-            <w:pPr>
-              <w:jc w:val="center"/>
-            </w:pPr>
-            <w:r>
-              <w:rPr>
-                <w:rFonts w:ascii="Arial" w:cs="Arial" w:eastAsia="Arial" w:hAnsi="Arial"/>
-                <w:b w:val="false"/>
-                <w:bCs w:val="false"/>
-                <w:color w:val="333333"/>
-                <w:sz w:val="14"/>
-                <w:szCs w:val="14"/>
-              </w:rPr>
-              <w:t xml:space="preserve">120</w:t>
-            </w:r>
-          </w:p>
-        </w:tc>
-        <w:tc>
-          <w:tcPr>
-            <w:tcW w:type="dxa" w:w="700"/>
-            <w:tcBorders>
-              <w:top w:val="single" w:color="CCCCCC" w:sz="1"/>
-              <w:left w:val="single" w:color="CCCCCC" w:sz="1"/>
-              <w:bottom w:val="single" w:color="CCCCCC" w:sz="1"/>
-              <w:right w:val="single" w:color="CCCCCC" w:sz="1"/>
-            </w:tcBorders>
-            <w:shd w:fill="FFFFFF" w:color="FFFFFF" w:val="solid"/>
-            <w:tcMar>
-              <w:top w:type="dxa" w:w="60"/>
-              <w:left w:type="dxa" w:w="80"/>
-              <w:bottom w:type="dxa" w:w="60"/>
-              <w:right w:type="dxa" w:w="80"/>
-            </w:tcMar>
-            <w:vAlign w:val="center"/>
-          </w:tcPr>
-          <w:p>
-            <w:pPr>
-              <w:jc w:val="center"/>
-            </w:pPr>
-            <w:r>
-              <w:rPr>
-                <w:rFonts w:ascii="Arial" w:cs="Arial" w:eastAsia="Arial" w:hAnsi="Arial"/>
-                <w:b w:val="false"/>
-                <w:bCs w:val="false"/>
-                <w:color w:val="333333"/>
-                <w:sz w:val="14"/>
-                <w:szCs w:val="14"/>
-              </w:rPr>
-              <w:t xml:space="preserve">70.9%</w:t>
-            </w:r>
-          </w:p>
-        </w:tc>
-        <w:tc>
-          <w:tcPr>
-            <w:tcW w:type="dxa" w:w="1300"/>
-            <w:tcBorders>
-              <w:top w:val="single" w:color="CCCCCC" w:sz="1"/>
-              <w:left w:val="single" w:color="CCCCCC" w:sz="1"/>
-              <w:bottom w:val="single" w:color="CCCCCC" w:sz="1"/>
-              <w:right w:val="single" w:color="CCCCCC" w:sz="1"/>
-            </w:tcBorders>
-            <w:shd w:fill="FFFFFF" w:color="FFFFFF" w:val="solid"/>
-            <w:tcMar>
-              <w:top w:type="dxa" w:w="60"/>
-              <w:left w:type="dxa" w:w="80"/>
-              <w:bottom w:type="dxa" w:w="60"/>
-              <w:right w:type="dxa" w:w="80"/>
-            </w:tcMar>
-            <w:vAlign w:val="center"/>
-          </w:tcPr>
-          <w:p>
-            <w:pPr>
-              <w:jc w:val="center"/>
-            </w:pPr>
-            <w:r>
-              <w:rPr>
-                <w:rFonts w:ascii="Arial" w:cs="Arial" w:eastAsia="Arial" w:hAnsi="Arial"/>
-                <w:b w:val="false"/>
-                <w:bCs w:val="false"/>
-                <w:color w:val="333333"/>
-                <w:sz w:val="14"/>
-                <w:szCs w:val="14"/>
-              </w:rPr>
-              <w:t xml:space="preserve">¥3,705,215</w:t>
-            </w:r>
-          </w:p>
-        </w:tc>
-        <w:tc>
-          <w:tcPr>
-            <w:tcW w:type="dxa" w:w="1200"/>
-            <w:tcBorders>
-              <w:top w:val="single" w:color="CCCCCC" w:sz="1"/>
-              <w:left w:val="single" w:color="CCCCCC" w:sz="1"/>
-              <w:bottom w:val="single" w:color="CCCCCC" w:sz="1"/>
-              <w:right w:val="single" w:color="CCCCCC" w:sz="1"/>
-            </w:tcBorders>
-            <w:shd w:fill="FFFFFF" w:color="FFFFFF" w:val="solid"/>
-            <w:tcMar>
-              <w:top w:type="dxa" w:w="60"/>
-              <w:left w:type="dxa" w:w="80"/>
-              <w:bottom w:type="dxa" w:w="60"/>
-              <w:right w:type="dxa" w:w="80"/>
-            </w:tcMar>
-            <w:vAlign w:val="center"/>
-          </w:tcPr>
-          <w:p>
-            <w:pPr>
-              <w:jc w:val="center"/>
-            </w:pPr>
-            <w:r>
-              <w:rPr>
-                <w:rFonts w:ascii="Arial" w:cs="Arial" w:eastAsia="Arial" w:hAnsi="Arial"/>
-                <w:b w:val="false"/>
-                <w:bCs w:val="false"/>
-                <w:color w:val="333333"/>
-                <w:sz w:val="14"/>
-                <w:szCs w:val="14"/>
-              </w:rPr>
-              <w:t xml:space="preserve">¥1,020,472</w:t>
-            </w:r>
-          </w:p>
-        </w:tc>
-        <w:tc>
-          <w:tcPr>
-            <w:tcW w:type="dxa" w:w="700"/>
-            <w:tcBorders>
-              <w:top w:val="single" w:color="CCCCCC" w:sz="1"/>
-              <w:left w:val="single" w:color="CCCCCC" w:sz="1"/>
-              <w:bottom w:val="single" w:color="CCCCCC" w:sz="1"/>
-              <w:right w:val="single" w:color="CCCCCC" w:sz="1"/>
-            </w:tcBorders>
-            <w:shd w:fill="FFFFFF" w:color="FFFFFF" w:val="solid"/>
-            <w:tcMar>
-              <w:top w:type="dxa" w:w="60"/>
-              <w:left w:type="dxa" w:w="80"/>
-              <w:bottom w:type="dxa" w:w="60"/>
-              <w:right w:type="dxa" w:w="80"/>
-            </w:tcMar>
-            <w:vAlign w:val="center"/>
-          </w:tcPr>
-          <w:p>
-            <w:pPr>
-              <w:jc w:val="center"/>
-            </w:pPr>
-            <w:r>
-              <w:rPr>
-                <w:rFonts w:ascii="Arial" w:cs="Arial" w:eastAsia="Arial" w:hAnsi="Arial"/>
-                <w:b w:val="false"/>
-                <w:bCs w:val="false"/>
-                <w:color w:val="333333"/>
-                <w:sz w:val="14"/>
-                <w:szCs w:val="14"/>
-              </w:rPr>
-              <w:t xml:space="preserve">27.5%</w:t>
-            </w:r>
-          </w:p>
-        </w:tc>
-        <w:tc>
-          <w:tcPr>
-            <w:tcW w:type="dxa" w:w="900"/>
-            <w:tcBorders>
-              <w:top w:val="single" w:color="CCCCCC" w:sz="1"/>
-              <w:left w:val="single" w:color="CCCCCC" w:sz="1"/>
-              <w:bottom w:val="single" w:color="CCCCCC" w:sz="1"/>
-              <w:right w:val="single" w:color="CCCCCC" w:sz="1"/>
-            </w:tcBorders>
-            <w:shd w:fill="FFFFFF" w:color="FFFFFF" w:val="solid"/>
-            <w:tcMar>
-              <w:top w:type="dxa" w:w="60"/>
-              <w:left w:type="dxa" w:w="80"/>
-              <w:bottom w:type="dxa" w:w="60"/>
-              <w:right w:type="dxa" w:w="80"/>
-            </w:tcMar>
-            <w:vAlign w:val="center"/>
-          </w:tcPr>
-          <w:p>
-            <w:pPr>
-              <w:jc w:val="center"/>
-            </w:pPr>
-            <w:r>
-              <w:rPr>
-                <w:rFonts w:ascii="Arial" w:cs="Arial" w:eastAsia="Arial" w:hAnsi="Arial"/>
-                <w:b w:val="false"/>
-                <w:bCs w:val="false"/>
-                <w:color w:val="333333"/>
-                <w:sz w:val="14"/>
-                <w:szCs w:val="14"/>
-              </w:rPr>
-              <w:t xml:space="preserve">¥977</w:t>
-            </w:r>
-          </w:p>
-        </w:tc>
-        <w:tc>
-          <w:tcPr>
-            <w:tcW w:type="dxa" w:w="900"/>
-            <w:tcBorders>
-              <w:top w:val="single" w:color="CCCCCC" w:sz="1"/>
-              <w:left w:val="single" w:color="CCCCCC" w:sz="1"/>
-              <w:bottom w:val="single" w:color="CCCCCC" w:sz="1"/>
-              <w:right w:val="single" w:color="CCCCCC" w:sz="1"/>
-            </w:tcBorders>
-            <w:shd w:fill="FFEBEE" w:color="FFEBEE" w:val="solid"/>
-            <w:tcMar>
-              <w:top w:type="dxa" w:w="60"/>
-              <w:left w:type="dxa" w:w="80"/>
-              <w:bottom w:type="dxa" w:w="60"/>
-              <w:right w:type="dxa" w:w="80"/>
-            </w:tcMar>
-            <w:vAlign w:val="center"/>
-          </w:tcPr>
-          <w:p>
-            <w:pPr>
-              <w:jc w:val="center"/>
-            </w:pPr>
-            <w:r>
-              <w:rPr>
-                <w:rFonts w:ascii="Arial" w:cs="Arial" w:eastAsia="Arial" w:hAnsi="Arial"/>
-                <w:b/>
-                <w:bCs/>
-                <w:color w:val="C62828"/>
-                <w:sz w:val="13"/>
-                <w:szCs w:val="13"/>
-              </w:rPr>
-              <w:t xml:space="preserve">🔴 緊急</w:t>
-            </w:r>
-          </w:p>
-        </w:tc>
-      </w:tr>
-      <w:tr>
-        <w:tc>
-          <w:tcPr>
-            <w:tcW w:type="dxa" w:w="400"/>
-            <w:tcBorders>
-              <w:top w:val="single" w:color="CCCCCC" w:sz="1"/>
-              <w:left w:val="single" w:color="CCCCCC" w:sz="1"/>
-              <w:bottom w:val="single" w:color="CCCCCC" w:sz="1"/>
-              <w:right w:val="single" w:color="CCCCCC" w:sz="1"/>
-            </w:tcBorders>
-            <w:shd w:fill="F5F7FA" w:color="F5F7FA" w:val="solid"/>
-            <w:tcMar>
-              <w:top w:type="dxa" w:w="60"/>
-              <w:left w:type="dxa" w:w="80"/>
-              <w:bottom w:type="dxa" w:w="60"/>
-              <w:right w:type="dxa" w:w="80"/>
-            </w:tcMar>
-            <w:vAlign w:val="center"/>
-          </w:tcPr>
-          <w:p>
-            <w:pPr>
-              <w:jc w:val="center"/>
-            </w:pPr>
-            <w:r>
-              <w:rPr>
-                <w:rFonts w:ascii="Arial" w:cs="Arial" w:eastAsia="Arial" w:hAnsi="Arial"/>
-                <w:b w:val="false"/>
-                <w:bCs w:val="false"/>
-                <w:color w:val="333333"/>
-                <w:sz w:val="14"/>
-                <w:szCs w:val="14"/>
-              </w:rPr>
-              <w:t xml:space="preserve">16</w:t>
-            </w:r>
-          </w:p>
-        </w:tc>
-        <w:tc>
-          <w:tcPr>
-            <w:tcW w:type="dxa" w:w="2800"/>
-            <w:tcBorders>
-              <w:top w:val="single" w:color="CCCCCC" w:sz="1"/>
-              <w:left w:val="single" w:color="CCCCCC" w:sz="1"/>
-              <w:bottom w:val="single" w:color="CCCCCC" w:sz="1"/>
-              <w:right w:val="single" w:color="CCCCCC" w:sz="1"/>
-            </w:tcBorders>
-            <w:shd w:fill="F5F7FA" w:color="F5F7FA" w:val="solid"/>
-            <w:tcMar>
-              <w:top w:type="dxa" w:w="60"/>
-              <w:left w:type="dxa" w:w="80"/>
-              <w:bottom w:type="dxa" w:w="60"/>
-              <w:right w:type="dxa" w:w="80"/>
-            </w:tcMar>
-            <w:vAlign w:val="center"/>
-          </w:tcPr>
-          <w:p>
-            <w:pPr>
-              <w:jc w:val="left"/>
-            </w:pPr>
-            <w:r>
-              <w:rPr>
-                <w:rFonts w:ascii="Arial" w:cs="Arial" w:eastAsia="Arial" w:hAnsi="Arial"/>
-                <w:b w:val="false"/>
-                <w:bCs w:val="false"/>
-                <w:color w:val="333333"/>
-                <w:sz w:val="13"/>
-                <w:szCs w:val="13"/>
-              </w:rPr>
-              <w:t xml:space="preserve">リッチモンドホテル東京目白</w:t>
-            </w:r>
-          </w:p>
-        </w:tc>
-        <w:tc>
-          <w:tcPr>
-            <w:tcW w:type="dxa" w:w="700"/>
-            <w:tcBorders>
-              <w:top w:val="single" w:color="CCCCCC" w:sz="1"/>
-              <w:left w:val="single" w:color="CCCCCC" w:sz="1"/>
-              <w:bottom w:val="single" w:color="CCCCCC" w:sz="1"/>
-              <w:right w:val="single" w:color="CCCCCC" w:sz="1"/>
-            </w:tcBorders>
-            <w:shd w:fill="F5F7FA" w:color="F5F7FA" w:val="solid"/>
-            <w:tcMar>
-              <w:top w:type="dxa" w:w="60"/>
-              <w:left w:type="dxa" w:w="80"/>
-              <w:bottom w:type="dxa" w:w="60"/>
-              <w:right w:type="dxa" w:w="80"/>
-            </w:tcMar>
-            <w:vAlign w:val="center"/>
-          </w:tcPr>
-          <w:p>
-            <w:pPr>
-              <w:jc w:val="center"/>
-            </w:pPr>
-            <w:r>
-              <w:rPr>
-                <w:rFonts w:ascii="Arial" w:cs="Arial" w:eastAsia="Arial" w:hAnsi="Arial"/>
-                <w:b w:val="false"/>
-                <w:bCs w:val="false"/>
-                <w:color w:val="27AE60"/>
-                <w:sz w:val="14"/>
-                <w:szCs w:val="14"/>
-              </w:rPr>
-              <w:t xml:space="preserve">8.69</w:t>
-            </w:r>
-          </w:p>
-        </w:tc>
-        <w:tc>
-          <w:tcPr>
-            <w:tcW w:type="dxa" w:w="700"/>
-            <w:tcBorders>
-              <w:top w:val="single" w:color="CCCCCC" w:sz="1"/>
-              <w:left w:val="single" w:color="CCCCCC" w:sz="1"/>
-              <w:bottom w:val="single" w:color="CCCCCC" w:sz="1"/>
-              <w:right w:val="single" w:color="CCCCCC" w:sz="1"/>
-            </w:tcBorders>
-            <w:shd w:fill="F5F7FA" w:color="F5F7FA" w:val="solid"/>
-            <w:tcMar>
-              <w:top w:type="dxa" w:w="60"/>
-              <w:left w:type="dxa" w:w="80"/>
-              <w:bottom w:type="dxa" w:w="60"/>
-              <w:right w:type="dxa" w:w="80"/>
-            </w:tcMar>
-            <w:vAlign w:val="center"/>
-          </w:tcPr>
-          <w:p>
-            <w:pPr>
-              <w:jc w:val="center"/>
-            </w:pPr>
-            <w:r>
-              <w:rPr>
-                <w:rFonts w:ascii="Arial" w:cs="Arial" w:eastAsia="Arial" w:hAnsi="Arial"/>
-                <w:b w:val="false"/>
-                <w:bCs w:val="false"/>
-                <w:color w:val="333333"/>
-                <w:sz w:val="14"/>
-                <w:szCs w:val="14"/>
-              </w:rPr>
-              <w:t xml:space="preserve">127</w:t>
-            </w:r>
-          </w:p>
-        </w:tc>
-        <w:tc>
-          <w:tcPr>
-            <w:tcW w:type="dxa" w:w="700"/>
-            <w:tcBorders>
-              <w:top w:val="single" w:color="CCCCCC" w:sz="1"/>
-              <w:left w:val="single" w:color="CCCCCC" w:sz="1"/>
-              <w:bottom w:val="single" w:color="CCCCCC" w:sz="1"/>
-              <w:right w:val="single" w:color="CCCCCC" w:sz="1"/>
-            </w:tcBorders>
-            <w:shd w:fill="F5F7FA" w:color="F5F7FA" w:val="solid"/>
-            <w:tcMar>
-              <w:top w:type="dxa" w:w="60"/>
-              <w:left w:type="dxa" w:w="80"/>
-              <w:bottom w:type="dxa" w:w="60"/>
-              <w:right w:type="dxa" w:w="80"/>
-            </w:tcMar>
-            <w:vAlign w:val="center"/>
-          </w:tcPr>
-          <w:p>
-            <w:pPr>
-              <w:jc w:val="center"/>
-            </w:pPr>
-            <w:r>
-              <w:rPr>
-                <w:rFonts w:ascii="Arial" w:cs="Arial" w:eastAsia="Arial" w:hAnsi="Arial"/>
-                <w:b w:val="false"/>
-                <w:bCs w:val="false"/>
-                <w:color w:val="333333"/>
-                <w:sz w:val="14"/>
-                <w:szCs w:val="14"/>
-              </w:rPr>
-              <w:t xml:space="preserve">81.8%</w:t>
-            </w:r>
-          </w:p>
-        </w:tc>
-        <w:tc>
-          <w:tcPr>
-            <w:tcW w:type="dxa" w:w="1300"/>
-            <w:tcBorders>
-              <w:top w:val="single" w:color="CCCCCC" w:sz="1"/>
-              <w:left w:val="single" w:color="CCCCCC" w:sz="1"/>
-              <w:bottom w:val="single" w:color="CCCCCC" w:sz="1"/>
-              <w:right w:val="single" w:color="CCCCCC" w:sz="1"/>
-            </w:tcBorders>
-            <w:shd w:fill="F5F7FA" w:color="F5F7FA" w:val="solid"/>
-            <w:tcMar>
-              <w:top w:type="dxa" w:w="60"/>
-              <w:left w:type="dxa" w:w="80"/>
-              <w:bottom w:type="dxa" w:w="60"/>
-              <w:right w:type="dxa" w:w="80"/>
-            </w:tcMar>
-            <w:vAlign w:val="center"/>
-          </w:tcPr>
-          <w:p>
-            <w:pPr>
-              <w:jc w:val="center"/>
-            </w:pPr>
-            <w:r>
-              <w:rPr>
-                <w:rFonts w:ascii="Arial" w:cs="Arial" w:eastAsia="Arial" w:hAnsi="Arial"/>
-                <w:b w:val="false"/>
-                <w:bCs w:val="false"/>
-                <w:color w:val="333333"/>
-                <w:sz w:val="14"/>
-                <w:szCs w:val="14"/>
-              </w:rPr>
-              <w:t xml:space="preserve">¥3,663,440</w:t>
-            </w:r>
-          </w:p>
-        </w:tc>
-        <w:tc>
-          <w:tcPr>
-            <w:tcW w:type="dxa" w:w="1200"/>
-            <w:tcBorders>
-              <w:top w:val="single" w:color="CCCCCC" w:sz="1"/>
-              <w:left w:val="single" w:color="CCCCCC" w:sz="1"/>
-              <w:bottom w:val="single" w:color="CCCCCC" w:sz="1"/>
-              <w:right w:val="single" w:color="CCCCCC" w:sz="1"/>
-            </w:tcBorders>
-            <w:shd w:fill="F5F7FA" w:color="F5F7FA" w:val="solid"/>
-            <w:tcMar>
-              <w:top w:type="dxa" w:w="60"/>
-              <w:left w:type="dxa" w:w="80"/>
-              <w:bottom w:type="dxa" w:w="60"/>
-              <w:right w:type="dxa" w:w="80"/>
-            </w:tcMar>
-            <w:vAlign w:val="center"/>
-          </w:tcPr>
-          <w:p>
-            <w:pPr>
-              <w:jc w:val="center"/>
-            </w:pPr>
-            <w:r>
-              <w:rPr>
-                <w:rFonts w:ascii="Arial" w:cs="Arial" w:eastAsia="Arial" w:hAnsi="Arial"/>
-                <w:b w:val="false"/>
-                <w:bCs w:val="false"/>
-                <w:color w:val="333333"/>
-                <w:sz w:val="14"/>
-                <w:szCs w:val="14"/>
-              </w:rPr>
-              <w:t xml:space="preserve">¥869,624</w:t>
-            </w:r>
-          </w:p>
-        </w:tc>
-        <w:tc>
-          <w:tcPr>
-            <w:tcW w:type="dxa" w:w="700"/>
-            <w:tcBorders>
-              <w:top w:val="single" w:color="CCCCCC" w:sz="1"/>
-              <w:left w:val="single" w:color="CCCCCC" w:sz="1"/>
-              <w:bottom w:val="single" w:color="CCCCCC" w:sz="1"/>
-              <w:right w:val="single" w:color="CCCCCC" w:sz="1"/>
-            </w:tcBorders>
-            <w:shd w:fill="F5F7FA" w:color="F5F7FA" w:val="solid"/>
-            <w:tcMar>
-              <w:top w:type="dxa" w:w="60"/>
-              <w:left w:type="dxa" w:w="80"/>
-              <w:bottom w:type="dxa" w:w="60"/>
-              <w:right w:type="dxa" w:w="80"/>
-            </w:tcMar>
-            <w:vAlign w:val="center"/>
-          </w:tcPr>
-          <w:p>
-            <w:pPr>
-              <w:jc w:val="center"/>
-            </w:pPr>
-            <w:r>
-              <w:rPr>
-                <w:rFonts w:ascii="Arial" w:cs="Arial" w:eastAsia="Arial" w:hAnsi="Arial"/>
-                <w:b w:val="false"/>
-                <w:bCs w:val="false"/>
-                <w:color w:val="333333"/>
-                <w:sz w:val="14"/>
-                <w:szCs w:val="14"/>
-              </w:rPr>
-              <w:t xml:space="preserve">23.7%</w:t>
-            </w:r>
-          </w:p>
-        </w:tc>
-        <w:tc>
-          <w:tcPr>
-            <w:tcW w:type="dxa" w:w="900"/>
-            <w:tcBorders>
-              <w:top w:val="single" w:color="CCCCCC" w:sz="1"/>
-              <w:left w:val="single" w:color="CCCCCC" w:sz="1"/>
-              <w:bottom w:val="single" w:color="CCCCCC" w:sz="1"/>
-              <w:right w:val="single" w:color="CCCCCC" w:sz="1"/>
-            </w:tcBorders>
-            <w:shd w:fill="F5F7FA" w:color="F5F7FA" w:val="solid"/>
-            <w:tcMar>
-              <w:top w:type="dxa" w:w="60"/>
-              <w:left w:type="dxa" w:w="80"/>
-              <w:bottom w:type="dxa" w:w="60"/>
-              <w:right w:type="dxa" w:w="80"/>
-            </w:tcMar>
-            <w:vAlign w:val="center"/>
-          </w:tcPr>
-          <w:p>
-            <w:pPr>
-              <w:jc w:val="center"/>
-            </w:pPr>
-            <w:r>
-              <w:rPr>
-                <w:rFonts w:ascii="Arial" w:cs="Arial" w:eastAsia="Arial" w:hAnsi="Arial"/>
-                <w:b w:val="false"/>
-                <w:bCs w:val="false"/>
-                <w:color w:val="333333"/>
-                <w:sz w:val="14"/>
-                <w:szCs w:val="14"/>
-              </w:rPr>
-              <w:t xml:space="preserve">¥1,104</w:t>
-            </w:r>
-          </w:p>
-        </w:tc>
-        <w:tc>
-          <w:tcPr>
-            <w:tcW w:type="dxa" w:w="900"/>
-            <w:tcBorders>
-              <w:top w:val="single" w:color="CCCCCC" w:sz="1"/>
-              <w:left w:val="single" w:color="CCCCCC" w:sz="1"/>
-              <w:bottom w:val="single" w:color="CCCCCC" w:sz="1"/>
-              <w:right w:val="single" w:color="CCCCCC" w:sz="1"/>
-            </w:tcBorders>
-            <w:shd w:fill="E3F2FD" w:color="E3F2FD" w:val="solid"/>
-            <w:tcMar>
-              <w:top w:type="dxa" w:w="60"/>
-              <w:left w:type="dxa" w:w="80"/>
-              <w:bottom w:type="dxa" w:w="60"/>
-              <w:right w:type="dxa" w:w="80"/>
-            </w:tcMar>
-            <w:vAlign w:val="center"/>
-          </w:tcPr>
-          <w:p>
-            <w:pPr>
-              <w:jc w:val="center"/>
-            </w:pPr>
-            <w:r>
-              <w:rPr>
-                <w:rFonts w:ascii="Arial" w:cs="Arial" w:eastAsia="Arial" w:hAnsi="Arial"/>
-                <w:b/>
-                <w:bCs/>
-                <w:color w:val="1565C0"/>
-                <w:sz w:val="13"/>
-                <w:szCs w:val="13"/>
-              </w:rPr>
-              <w:t xml:space="preserve">🔵 標準</w:t>
-            </w:r>
-          </w:p>
-        </w:tc>
-      </w:tr>
-      <w:tr>
-        <w:tc>
-          <w:tcPr>
-            <w:tcW w:type="dxa" w:w="400"/>
-            <w:tcBorders>
-              <w:top w:val="single" w:color="CCCCCC" w:sz="1"/>
-              <w:left w:val="single" w:color="CCCCCC" w:sz="1"/>
-              <w:bottom w:val="single" w:color="CCCCCC" w:sz="1"/>
-              <w:right w:val="single" w:color="CCCCCC" w:sz="1"/>
-            </w:tcBorders>
-            <w:shd w:fill="FFFFFF" w:color="FFFFFF" w:val="solid"/>
-            <w:tcMar>
-              <w:top w:type="dxa" w:w="60"/>
-              <w:left w:type="dxa" w:w="80"/>
-              <w:bottom w:type="dxa" w:w="60"/>
-              <w:right w:type="dxa" w:w="80"/>
-            </w:tcMar>
-            <w:vAlign w:val="center"/>
-          </w:tcPr>
-          <w:p>
-            <w:pPr>
-              <w:jc w:val="center"/>
-            </w:pPr>
-            <w:r>
-              <w:rPr>
-                <w:rFonts w:ascii="Arial" w:cs="Arial" w:eastAsia="Arial" w:hAnsi="Arial"/>
-                <w:b w:val="false"/>
-                <w:bCs w:val="false"/>
-                <w:color w:val="333333"/>
-                <w:sz w:val="14"/>
-                <w:szCs w:val="14"/>
-              </w:rPr>
-              <w:t xml:space="preserve">17</w:t>
-            </w:r>
-          </w:p>
-        </w:tc>
-        <w:tc>
-          <w:tcPr>
-            <w:tcW w:type="dxa" w:w="2800"/>
-            <w:tcBorders>
-              <w:top w:val="single" w:color="CCCCCC" w:sz="1"/>
-              <w:left w:val="single" w:color="CCCCCC" w:sz="1"/>
-              <w:bottom w:val="single" w:color="CCCCCC" w:sz="1"/>
-              <w:right w:val="single" w:color="CCCCCC" w:sz="1"/>
-            </w:tcBorders>
-            <w:shd w:fill="FFFFFF" w:color="FFFFFF" w:val="solid"/>
-            <w:tcMar>
-              <w:top w:type="dxa" w:w="60"/>
-              <w:left w:type="dxa" w:w="80"/>
-              <w:bottom w:type="dxa" w:w="60"/>
-              <w:right w:type="dxa" w:w="80"/>
-            </w:tcMar>
-            <w:vAlign w:val="center"/>
-          </w:tcPr>
-          <w:p>
-            <w:pPr>
-              <w:jc w:val="left"/>
-            </w:pPr>
-            <w:r>
-              <w:rPr>
-                <w:rFonts w:ascii="Arial" w:cs="Arial" w:eastAsia="Arial" w:hAnsi="Arial"/>
-                <w:b w:val="false"/>
-                <w:bCs w:val="false"/>
-                <w:color w:val="333333"/>
-                <w:sz w:val="13"/>
-                <w:szCs w:val="13"/>
-              </w:rPr>
-              <w:t xml:space="preserve">コンフォートイン六本木</w:t>
-            </w:r>
-          </w:p>
-        </w:tc>
-        <w:tc>
-          <w:tcPr>
-            <w:tcW w:type="dxa" w:w="700"/>
-            <w:tcBorders>
-              <w:top w:val="single" w:color="CCCCCC" w:sz="1"/>
-              <w:left w:val="single" w:color="CCCCCC" w:sz="1"/>
-              <w:bottom w:val="single" w:color="CCCCCC" w:sz="1"/>
-              <w:right w:val="single" w:color="CCCCCC" w:sz="1"/>
-            </w:tcBorders>
-            <w:shd w:fill="FFFFFF" w:color="FFFFFF" w:val="solid"/>
-            <w:tcMar>
-              <w:top w:type="dxa" w:w="60"/>
-              <w:left w:type="dxa" w:w="80"/>
-              <w:bottom w:type="dxa" w:w="60"/>
-              <w:right w:type="dxa" w:w="80"/>
-            </w:tcMar>
-            <w:vAlign w:val="center"/>
-          </w:tcPr>
-          <w:p>
-            <w:pPr>
-              <w:jc w:val="center"/>
-            </w:pPr>
-            <w:r>
-              <w:rPr>
-                <w:rFonts w:ascii="Arial" w:cs="Arial" w:eastAsia="Arial" w:hAnsi="Arial"/>
-                <w:b w:val="false"/>
-                <w:bCs w:val="false"/>
-                <w:color w:val="333333"/>
-                <w:sz w:val="14"/>
-                <w:szCs w:val="14"/>
-              </w:rPr>
-              <w:t xml:space="preserve">8.15</w:t>
-            </w:r>
-          </w:p>
-        </w:tc>
-        <w:tc>
-          <w:tcPr>
-            <w:tcW w:type="dxa" w:w="700"/>
-            <w:tcBorders>
-              <w:top w:val="single" w:color="CCCCCC" w:sz="1"/>
-              <w:left w:val="single" w:color="CCCCCC" w:sz="1"/>
-              <w:bottom w:val="single" w:color="CCCCCC" w:sz="1"/>
-              <w:right w:val="single" w:color="CCCCCC" w:sz="1"/>
-            </w:tcBorders>
-            <w:shd w:fill="FFFFFF" w:color="FFFFFF" w:val="solid"/>
-            <w:tcMar>
-              <w:top w:type="dxa" w:w="60"/>
-              <w:left w:type="dxa" w:w="80"/>
-              <w:bottom w:type="dxa" w:w="60"/>
-              <w:right w:type="dxa" w:w="80"/>
-            </w:tcMar>
-            <w:vAlign w:val="center"/>
-          </w:tcPr>
-          <w:p>
-            <w:pPr>
-              <w:jc w:val="center"/>
-            </w:pPr>
-            <w:r>
-              <w:rPr>
-                <w:rFonts w:ascii="Arial" w:cs="Arial" w:eastAsia="Arial" w:hAnsi="Arial"/>
-                <w:b w:val="false"/>
-                <w:bCs w:val="false"/>
-                <w:color w:val="333333"/>
-                <w:sz w:val="14"/>
-                <w:szCs w:val="14"/>
-              </w:rPr>
-              <w:t xml:space="preserve">108</w:t>
-            </w:r>
-          </w:p>
-        </w:tc>
-        <w:tc>
-          <w:tcPr>
-            <w:tcW w:type="dxa" w:w="700"/>
-            <w:tcBorders>
-              <w:top w:val="single" w:color="CCCCCC" w:sz="1"/>
-              <w:left w:val="single" w:color="CCCCCC" w:sz="1"/>
-              <w:bottom w:val="single" w:color="CCCCCC" w:sz="1"/>
-              <w:right w:val="single" w:color="CCCCCC" w:sz="1"/>
-            </w:tcBorders>
-            <w:shd w:fill="FFFFFF" w:color="FFFFFF" w:val="solid"/>
-            <w:tcMar>
-              <w:top w:type="dxa" w:w="60"/>
-              <w:left w:type="dxa" w:w="80"/>
-              <w:bottom w:type="dxa" w:w="60"/>
-              <w:right w:type="dxa" w:w="80"/>
-            </w:tcMar>
-            <w:vAlign w:val="center"/>
-          </w:tcPr>
-          <w:p>
-            <w:pPr>
-              <w:jc w:val="center"/>
-            </w:pPr>
-            <w:r>
-              <w:rPr>
-                <w:rFonts w:ascii="Arial" w:cs="Arial" w:eastAsia="Arial" w:hAnsi="Arial"/>
-                <w:b w:val="false"/>
-                <w:bCs w:val="false"/>
-                <w:color w:val="333333"/>
-                <w:sz w:val="14"/>
-                <w:szCs w:val="14"/>
-              </w:rPr>
-              <w:t xml:space="preserve">72.3%</w:t>
-            </w:r>
-          </w:p>
-        </w:tc>
-        <w:tc>
-          <w:tcPr>
-            <w:tcW w:type="dxa" w:w="1300"/>
-            <w:tcBorders>
-              <w:top w:val="single" w:color="CCCCCC" w:sz="1"/>
-              <w:left w:val="single" w:color="CCCCCC" w:sz="1"/>
-              <w:bottom w:val="single" w:color="CCCCCC" w:sz="1"/>
-              <w:right w:val="single" w:color="CCCCCC" w:sz="1"/>
-            </w:tcBorders>
-            <w:shd w:fill="FFFFFF" w:color="FFFFFF" w:val="solid"/>
-            <w:tcMar>
-              <w:top w:type="dxa" w:w="60"/>
-              <w:left w:type="dxa" w:w="80"/>
-              <w:bottom w:type="dxa" w:w="60"/>
-              <w:right w:type="dxa" w:w="80"/>
-            </w:tcMar>
-            <w:vAlign w:val="center"/>
-          </w:tcPr>
-          <w:p>
-            <w:pPr>
-              <w:jc w:val="center"/>
-            </w:pPr>
-            <w:r>
-              <w:rPr>
-                <w:rFonts w:ascii="Arial" w:cs="Arial" w:eastAsia="Arial" w:hAnsi="Arial"/>
-                <w:b w:val="false"/>
-                <w:bCs w:val="false"/>
-                <w:color w:val="333333"/>
-                <w:sz w:val="14"/>
-                <w:szCs w:val="14"/>
-              </w:rPr>
-              <w:t xml:space="preserve">¥2,842,630</w:t>
-            </w:r>
-          </w:p>
-        </w:tc>
-        <w:tc>
-          <w:tcPr>
-            <w:tcW w:type="dxa" w:w="1200"/>
-            <w:tcBorders>
-              <w:top w:val="single" w:color="CCCCCC" w:sz="1"/>
-              <w:left w:val="single" w:color="CCCCCC" w:sz="1"/>
-              <w:bottom w:val="single" w:color="CCCCCC" w:sz="1"/>
-              <w:right w:val="single" w:color="CCCCCC" w:sz="1"/>
-            </w:tcBorders>
-            <w:shd w:fill="FFFFFF" w:color="FFFFFF" w:val="solid"/>
-            <w:tcMar>
-              <w:top w:type="dxa" w:w="60"/>
-              <w:left w:type="dxa" w:w="80"/>
-              <w:bottom w:type="dxa" w:w="60"/>
-              <w:right w:type="dxa" w:w="80"/>
-            </w:tcMar>
-            <w:vAlign w:val="center"/>
-          </w:tcPr>
-          <w:p>
-            <w:pPr>
-              <w:jc w:val="center"/>
-            </w:pPr>
-            <w:r>
-              <w:rPr>
-                <w:rFonts w:ascii="Arial" w:cs="Arial" w:eastAsia="Arial" w:hAnsi="Arial"/>
-                <w:b w:val="false"/>
-                <w:bCs w:val="false"/>
-                <w:color w:val="333333"/>
-                <w:sz w:val="14"/>
-                <w:szCs w:val="14"/>
-              </w:rPr>
-              <w:t xml:space="preserve">¥964,811</w:t>
-            </w:r>
-          </w:p>
-        </w:tc>
-        <w:tc>
-          <w:tcPr>
-            <w:tcW w:type="dxa" w:w="700"/>
-            <w:tcBorders>
-              <w:top w:val="single" w:color="CCCCCC" w:sz="1"/>
-              <w:left w:val="single" w:color="CCCCCC" w:sz="1"/>
-              <w:bottom w:val="single" w:color="CCCCCC" w:sz="1"/>
-              <w:right w:val="single" w:color="CCCCCC" w:sz="1"/>
-            </w:tcBorders>
-            <w:shd w:fill="FFFFFF" w:color="FFFFFF" w:val="solid"/>
-            <w:tcMar>
-              <w:top w:type="dxa" w:w="60"/>
-              <w:left w:type="dxa" w:w="80"/>
-              <w:bottom w:type="dxa" w:w="60"/>
-              <w:right w:type="dxa" w:w="80"/>
-            </w:tcMar>
-            <w:vAlign w:val="center"/>
-          </w:tcPr>
-          <w:p>
-            <w:pPr>
-              <w:jc w:val="center"/>
-            </w:pPr>
-            <w:r>
-              <w:rPr>
-                <w:rFonts w:ascii="Arial" w:cs="Arial" w:eastAsia="Arial" w:hAnsi="Arial"/>
-                <w:b w:val="false"/>
-                <w:bCs w:val="false"/>
-                <w:color w:val="333333"/>
-                <w:sz w:val="14"/>
-                <w:szCs w:val="14"/>
-              </w:rPr>
-              <w:t xml:space="preserve">33.9%</w:t>
-            </w:r>
-          </w:p>
-        </w:tc>
-        <w:tc>
-          <w:tcPr>
-            <w:tcW w:type="dxa" w:w="900"/>
-            <w:tcBorders>
-              <w:top w:val="single" w:color="CCCCCC" w:sz="1"/>
-              <w:left w:val="single" w:color="CCCCCC" w:sz="1"/>
-              <w:bottom w:val="single" w:color="CCCCCC" w:sz="1"/>
-              <w:right w:val="single" w:color="CCCCCC" w:sz="1"/>
-            </w:tcBorders>
-            <w:shd w:fill="FFFFFF" w:color="FFFFFF" w:val="solid"/>
-            <w:tcMar>
-              <w:top w:type="dxa" w:w="60"/>
-              <w:left w:type="dxa" w:w="80"/>
-              <w:bottom w:type="dxa" w:w="60"/>
-              <w:right w:type="dxa" w:w="80"/>
-            </w:tcMar>
-            <w:vAlign w:val="center"/>
-          </w:tcPr>
-          <w:p>
-            <w:pPr>
-              <w:jc w:val="center"/>
-            </w:pPr>
-            <w:r>
-              <w:rPr>
-                <w:rFonts w:ascii="Arial" w:cs="Arial" w:eastAsia="Arial" w:hAnsi="Arial"/>
-                <w:b w:val="false"/>
-                <w:bCs w:val="false"/>
-                <w:color w:val="333333"/>
-                <w:sz w:val="14"/>
-                <w:szCs w:val="14"/>
-              </w:rPr>
-              <w:t xml:space="preserve">¥1,232</w:t>
-            </w:r>
-          </w:p>
-        </w:tc>
-        <w:tc>
-          <w:tcPr>
-            <w:tcW w:type="dxa" w:w="900"/>
-            <w:tcBorders>
-              <w:top w:val="single" w:color="CCCCCC" w:sz="1"/>
-              <w:left w:val="single" w:color="CCCCCC" w:sz="1"/>
-              <w:bottom w:val="single" w:color="CCCCCC" w:sz="1"/>
-              <w:right w:val="single" w:color="CCCCCC" w:sz="1"/>
-            </w:tcBorders>
-            <w:shd w:fill="FFF3E0" w:color="FFF3E0" w:val="solid"/>
-            <w:tcMar>
-              <w:top w:type="dxa" w:w="60"/>
-              <w:left w:type="dxa" w:w="80"/>
-              <w:bottom w:type="dxa" w:w="60"/>
-              <w:right w:type="dxa" w:w="80"/>
-            </w:tcMar>
-            <w:vAlign w:val="center"/>
-          </w:tcPr>
-          <w:p>
-            <w:pPr>
-              <w:jc w:val="center"/>
-            </w:pPr>
-            <w:r>
-              <w:rPr>
-                <w:rFonts w:ascii="Arial" w:cs="Arial" w:eastAsia="Arial" w:hAnsi="Arial"/>
-                <w:b/>
-                <w:bCs/>
-                <w:color w:val="E65100"/>
-                <w:sz w:val="13"/>
-                <w:szCs w:val="13"/>
-              </w:rPr>
-              <w:t xml:space="preserve">🟠 高</w:t>
-            </w:r>
-          </w:p>
-        </w:tc>
-      </w:tr>
-      <w:tr>
-        <w:tc>
-          <w:tcPr>
-            <w:tcW w:type="dxa" w:w="400"/>
-            <w:tcBorders>
-              <w:top w:val="single" w:color="CCCCCC" w:sz="1"/>
-              <w:left w:val="single" w:color="CCCCCC" w:sz="1"/>
-              <w:bottom w:val="single" w:color="CCCCCC" w:sz="1"/>
-              <w:right w:val="single" w:color="CCCCCC" w:sz="1"/>
-            </w:tcBorders>
-            <w:shd w:fill="F5F7FA" w:color="F5F7FA" w:val="solid"/>
-            <w:tcMar>
-              <w:top w:type="dxa" w:w="60"/>
-              <w:left w:type="dxa" w:w="80"/>
-              <w:bottom w:type="dxa" w:w="60"/>
-              <w:right w:type="dxa" w:w="80"/>
-            </w:tcMar>
-            <w:vAlign w:val="center"/>
-          </w:tcPr>
-          <w:p>
-            <w:pPr>
-              <w:jc w:val="center"/>
-            </w:pPr>
-            <w:r>
-              <w:rPr>
-                <w:rFonts w:ascii="Arial" w:cs="Arial" w:eastAsia="Arial" w:hAnsi="Arial"/>
-                <w:b w:val="false"/>
-                <w:bCs w:val="false"/>
-                <w:color w:val="333333"/>
-                <w:sz w:val="14"/>
-                <w:szCs w:val="14"/>
-              </w:rPr>
-              <w:t xml:space="preserve">18</w:t>
-            </w:r>
-          </w:p>
-        </w:tc>
-        <w:tc>
-          <w:tcPr>
-            <w:tcW w:type="dxa" w:w="2800"/>
-            <w:tcBorders>
-              <w:top w:val="single" w:color="CCCCCC" w:sz="1"/>
-              <w:left w:val="single" w:color="CCCCCC" w:sz="1"/>
-              <w:bottom w:val="single" w:color="CCCCCC" w:sz="1"/>
-              <w:right w:val="single" w:color="CCCCCC" w:sz="1"/>
-            </w:tcBorders>
-            <w:shd w:fill="F5F7FA" w:color="F5F7FA" w:val="solid"/>
-            <w:tcMar>
-              <w:top w:type="dxa" w:w="60"/>
-              <w:left w:type="dxa" w:w="80"/>
-              <w:bottom w:type="dxa" w:w="60"/>
-              <w:right w:type="dxa" w:w="80"/>
-            </w:tcMar>
-            <w:vAlign w:val="center"/>
-          </w:tcPr>
-          <w:p>
-            <w:pPr>
-              <w:jc w:val="left"/>
-            </w:pPr>
-            <w:r>
-              <w:rPr>
-                <w:rFonts w:ascii="Arial" w:cs="Arial" w:eastAsia="Arial" w:hAnsi="Arial"/>
-                <w:b w:val="false"/>
-                <w:bCs w:val="false"/>
-                <w:color w:val="333333"/>
-                <w:sz w:val="13"/>
-                <w:szCs w:val="13"/>
-              </w:rPr>
-              <w:t xml:space="preserve">アパホテル相模原橋本駅東</w:t>
-            </w:r>
-          </w:p>
-        </w:tc>
-        <w:tc>
-          <w:tcPr>
-            <w:tcW w:type="dxa" w:w="700"/>
-            <w:tcBorders>
-              <w:top w:val="single" w:color="CCCCCC" w:sz="1"/>
-              <w:left w:val="single" w:color="CCCCCC" w:sz="1"/>
-              <w:bottom w:val="single" w:color="CCCCCC" w:sz="1"/>
-              <w:right w:val="single" w:color="CCCCCC" w:sz="1"/>
-            </w:tcBorders>
-            <w:shd w:fill="F5F7FA" w:color="F5F7FA" w:val="solid"/>
-            <w:tcMar>
-              <w:top w:type="dxa" w:w="60"/>
-              <w:left w:type="dxa" w:w="80"/>
-              <w:bottom w:type="dxa" w:w="60"/>
-              <w:right w:type="dxa" w:w="80"/>
-            </w:tcMar>
-            <w:vAlign w:val="center"/>
-          </w:tcPr>
-          <w:p>
-            <w:pPr>
-              <w:jc w:val="center"/>
-            </w:pPr>
-            <w:r>
-              <w:rPr>
-                <w:rFonts w:ascii="Arial" w:cs="Arial" w:eastAsia="Arial" w:hAnsi="Arial"/>
-                <w:b w:val="false"/>
-                <w:bCs w:val="false"/>
-                <w:color w:val="333333"/>
-                <w:sz w:val="14"/>
-                <w:szCs w:val="14"/>
-              </w:rPr>
-              <w:t xml:space="preserve">8.10</w:t>
-            </w:r>
-          </w:p>
-        </w:tc>
-        <w:tc>
-          <w:tcPr>
-            <w:tcW w:type="dxa" w:w="700"/>
-            <w:tcBorders>
-              <w:top w:val="single" w:color="CCCCCC" w:sz="1"/>
-              <w:left w:val="single" w:color="CCCCCC" w:sz="1"/>
-              <w:bottom w:val="single" w:color="CCCCCC" w:sz="1"/>
-              <w:right w:val="single" w:color="CCCCCC" w:sz="1"/>
-            </w:tcBorders>
-            <w:shd w:fill="F5F7FA" w:color="F5F7FA" w:val="solid"/>
-            <w:tcMar>
-              <w:top w:type="dxa" w:w="60"/>
-              <w:left w:type="dxa" w:w="80"/>
-              <w:bottom w:type="dxa" w:w="60"/>
-              <w:right w:type="dxa" w:w="80"/>
-            </w:tcMar>
-            <w:vAlign w:val="center"/>
-          </w:tcPr>
-          <w:p>
-            <w:pPr>
-              <w:jc w:val="center"/>
-            </w:pPr>
-            <w:r>
-              <w:rPr>
-                <w:rFonts w:ascii="Arial" w:cs="Arial" w:eastAsia="Arial" w:hAnsi="Arial"/>
-                <w:b w:val="false"/>
-                <w:bCs w:val="false"/>
-                <w:color w:val="333333"/>
-                <w:sz w:val="14"/>
-                <w:szCs w:val="14"/>
-              </w:rPr>
-              <w:t xml:space="preserve">60</w:t>
-            </w:r>
-          </w:p>
-        </w:tc>
-        <w:tc>
-          <w:tcPr>
-            <w:tcW w:type="dxa" w:w="700"/>
-            <w:tcBorders>
-              <w:top w:val="single" w:color="CCCCCC" w:sz="1"/>
-              <w:left w:val="single" w:color="CCCCCC" w:sz="1"/>
-              <w:bottom w:val="single" w:color="CCCCCC" w:sz="1"/>
-              <w:right w:val="single" w:color="CCCCCC" w:sz="1"/>
-            </w:tcBorders>
-            <w:shd w:fill="F5F7FA" w:color="F5F7FA" w:val="solid"/>
-            <w:tcMar>
-              <w:top w:type="dxa" w:w="60"/>
-              <w:left w:type="dxa" w:w="80"/>
-              <w:bottom w:type="dxa" w:w="60"/>
-              <w:right w:type="dxa" w:w="80"/>
-            </w:tcMar>
-            <w:vAlign w:val="center"/>
-          </w:tcPr>
-          <w:p>
-            <w:pPr>
-              <w:jc w:val="center"/>
-            </w:pPr>
-            <w:r>
-              <w:rPr>
-                <w:rFonts w:ascii="Arial" w:cs="Arial" w:eastAsia="Arial" w:hAnsi="Arial"/>
-                <w:b w:val="false"/>
-                <w:bCs w:val="false"/>
-                <w:color w:val="333333"/>
-                <w:sz w:val="14"/>
-                <w:szCs w:val="14"/>
-              </w:rPr>
-              <w:t xml:space="preserve">66.9%</w:t>
-            </w:r>
-          </w:p>
-        </w:tc>
-        <w:tc>
-          <w:tcPr>
-            <w:tcW w:type="dxa" w:w="1300"/>
-            <w:tcBorders>
-              <w:top w:val="single" w:color="CCCCCC" w:sz="1"/>
-              <w:left w:val="single" w:color="CCCCCC" w:sz="1"/>
-              <w:bottom w:val="single" w:color="CCCCCC" w:sz="1"/>
-              <w:right w:val="single" w:color="CCCCCC" w:sz="1"/>
-            </w:tcBorders>
-            <w:shd w:fill="F5F7FA" w:color="F5F7FA" w:val="solid"/>
-            <w:tcMar>
-              <w:top w:type="dxa" w:w="60"/>
-              <w:left w:type="dxa" w:w="80"/>
-              <w:bottom w:type="dxa" w:w="60"/>
-              <w:right w:type="dxa" w:w="80"/>
-            </w:tcMar>
-            <w:vAlign w:val="center"/>
-          </w:tcPr>
-          <w:p>
-            <w:pPr>
-              <w:jc w:val="center"/>
-            </w:pPr>
-            <w:r>
-              <w:rPr>
-                <w:rFonts w:ascii="Arial" w:cs="Arial" w:eastAsia="Arial" w:hAnsi="Arial"/>
-                <w:b w:val="false"/>
-                <w:bCs w:val="false"/>
-                <w:color w:val="333333"/>
-                <w:sz w:val="14"/>
-                <w:szCs w:val="14"/>
-              </w:rPr>
-              <w:t xml:space="preserve">¥2,698,420</w:t>
-            </w:r>
-          </w:p>
-        </w:tc>
-        <w:tc>
-          <w:tcPr>
-            <w:tcW w:type="dxa" w:w="1200"/>
-            <w:tcBorders>
-              <w:top w:val="single" w:color="CCCCCC" w:sz="1"/>
-              <w:left w:val="single" w:color="CCCCCC" w:sz="1"/>
-              <w:bottom w:val="single" w:color="CCCCCC" w:sz="1"/>
-              <w:right w:val="single" w:color="CCCCCC" w:sz="1"/>
-            </w:tcBorders>
-            <w:shd w:fill="F5F7FA" w:color="F5F7FA" w:val="solid"/>
-            <w:tcMar>
-              <w:top w:type="dxa" w:w="60"/>
-              <w:left w:type="dxa" w:w="80"/>
-              <w:bottom w:type="dxa" w:w="60"/>
-              <w:right w:type="dxa" w:w="80"/>
-            </w:tcMar>
-            <w:vAlign w:val="center"/>
-          </w:tcPr>
-          <w:p>
-            <w:pPr>
-              <w:jc w:val="center"/>
-            </w:pPr>
-            <w:r>
-              <w:rPr>
-                <w:rFonts w:ascii="Arial" w:cs="Arial" w:eastAsia="Arial" w:hAnsi="Arial"/>
-                <w:b w:val="false"/>
-                <w:bCs w:val="false"/>
-                <w:color w:val="333333"/>
-                <w:sz w:val="14"/>
-                <w:szCs w:val="14"/>
-              </w:rPr>
-              <w:t xml:space="preserve">¥414,782</w:t>
-            </w:r>
-          </w:p>
-        </w:tc>
-        <w:tc>
-          <w:tcPr>
-            <w:tcW w:type="dxa" w:w="700"/>
-            <w:tcBorders>
-              <w:top w:val="single" w:color="CCCCCC" w:sz="1"/>
-              <w:left w:val="single" w:color="CCCCCC" w:sz="1"/>
-              <w:bottom w:val="single" w:color="CCCCCC" w:sz="1"/>
-              <w:right w:val="single" w:color="CCCCCC" w:sz="1"/>
-            </w:tcBorders>
-            <w:shd w:fill="F5F7FA" w:color="F5F7FA" w:val="solid"/>
-            <w:tcMar>
-              <w:top w:type="dxa" w:w="60"/>
-              <w:left w:type="dxa" w:w="80"/>
-              <w:bottom w:type="dxa" w:w="60"/>
-              <w:right w:type="dxa" w:w="80"/>
-            </w:tcMar>
-            <w:vAlign w:val="center"/>
-          </w:tcPr>
-          <w:p>
-            <w:pPr>
-              <w:jc w:val="center"/>
-            </w:pPr>
-            <w:r>
-              <w:rPr>
-                <w:rFonts w:ascii="Arial" w:cs="Arial" w:eastAsia="Arial" w:hAnsi="Arial"/>
-                <w:b w:val="false"/>
-                <w:bCs w:val="false"/>
-                <w:color w:val="333333"/>
-                <w:sz w:val="14"/>
-                <w:szCs w:val="14"/>
-              </w:rPr>
-              <w:t xml:space="preserve">15.4%</w:t>
-            </w:r>
-          </w:p>
-        </w:tc>
-        <w:tc>
-          <w:tcPr>
-            <w:tcW w:type="dxa" w:w="900"/>
-            <w:tcBorders>
-              <w:top w:val="single" w:color="CCCCCC" w:sz="1"/>
-              <w:left w:val="single" w:color="CCCCCC" w:sz="1"/>
-              <w:bottom w:val="single" w:color="CCCCCC" w:sz="1"/>
-              <w:right w:val="single" w:color="CCCCCC" w:sz="1"/>
-            </w:tcBorders>
-            <w:shd w:fill="F5F7FA" w:color="F5F7FA" w:val="solid"/>
-            <w:tcMar>
-              <w:top w:type="dxa" w:w="60"/>
-              <w:left w:type="dxa" w:w="80"/>
-              <w:bottom w:type="dxa" w:w="60"/>
-              <w:right w:type="dxa" w:w="80"/>
-            </w:tcMar>
-            <w:vAlign w:val="center"/>
-          </w:tcPr>
-          <w:p>
-            <w:pPr>
-              <w:jc w:val="center"/>
-            </w:pPr>
-            <w:r>
-              <w:rPr>
-                <w:rFonts w:ascii="Arial" w:cs="Arial" w:eastAsia="Arial" w:hAnsi="Arial"/>
-                <w:b w:val="false"/>
-                <w:bCs w:val="false"/>
-                <w:color w:val="333333"/>
-                <w:sz w:val="14"/>
-                <w:szCs w:val="14"/>
-              </w:rPr>
-              <w:t xml:space="preserve">¥1,230</w:t>
-            </w:r>
-          </w:p>
-        </w:tc>
-        <w:tc>
-          <w:tcPr>
-            <w:tcW w:type="dxa" w:w="900"/>
-            <w:tcBorders>
-              <w:top w:val="single" w:color="CCCCCC" w:sz="1"/>
-              <w:left w:val="single" w:color="CCCCCC" w:sz="1"/>
-              <w:bottom w:val="single" w:color="CCCCCC" w:sz="1"/>
-              <w:right w:val="single" w:color="CCCCCC" w:sz="1"/>
-            </w:tcBorders>
-            <w:shd w:fill="E3F2FD" w:color="E3F2FD" w:val="solid"/>
-            <w:tcMar>
-              <w:top w:type="dxa" w:w="60"/>
-              <w:left w:type="dxa" w:w="80"/>
-              <w:bottom w:type="dxa" w:w="60"/>
-              <w:right w:type="dxa" w:w="80"/>
-            </w:tcMar>
-            <w:vAlign w:val="center"/>
-          </w:tcPr>
-          <w:p>
-            <w:pPr>
-              <w:jc w:val="center"/>
-            </w:pPr>
-            <w:r>
-              <w:rPr>
-                <w:rFonts w:ascii="Arial" w:cs="Arial" w:eastAsia="Arial" w:hAnsi="Arial"/>
-                <w:b/>
-                <w:bCs/>
-                <w:color w:val="1565C0"/>
-                <w:sz w:val="13"/>
-                <w:szCs w:val="13"/>
-              </w:rPr>
-              <w:t xml:space="preserve">🔵 標準</w:t>
-            </w:r>
-          </w:p>
-        </w:tc>
-      </w:tr>
-      <w:tr>
-        <w:tc>
-          <w:tcPr>
-            <w:tcW w:type="dxa" w:w="400"/>
-            <w:tcBorders>
-              <w:top w:val="single" w:color="CCCCCC" w:sz="1"/>
-              <w:left w:val="single" w:color="CCCCCC" w:sz="1"/>
-              <w:bottom w:val="single" w:color="CCCCCC" w:sz="1"/>
-              <w:right w:val="single" w:color="CCCCCC" w:sz="1"/>
-            </w:tcBorders>
-            <w:shd w:fill="FFFFFF" w:color="FFFFFF" w:val="solid"/>
-            <w:tcMar>
-              <w:top w:type="dxa" w:w="60"/>
-              <w:left w:type="dxa" w:w="80"/>
-              <w:bottom w:type="dxa" w:w="60"/>
-              <w:right w:type="dxa" w:w="80"/>
-            </w:tcMar>
-            <w:vAlign w:val="center"/>
-          </w:tcPr>
-          <w:p>
-            <w:pPr>
-              <w:jc w:val="center"/>
-            </w:pPr>
-            <w:r>
-              <w:rPr>
-                <w:rFonts w:ascii="Arial" w:cs="Arial" w:eastAsia="Arial" w:hAnsi="Arial"/>
-                <w:b w:val="false"/>
-                <w:bCs w:val="false"/>
-                <w:color w:val="333333"/>
-                <w:sz w:val="14"/>
-                <w:szCs w:val="14"/>
-              </w:rPr>
-              <w:t xml:space="preserve">19</w:t>
-            </w:r>
-          </w:p>
-        </w:tc>
-        <w:tc>
-          <w:tcPr>
-            <w:tcW w:type="dxa" w:w="2800"/>
-            <w:tcBorders>
-              <w:top w:val="single" w:color="CCCCCC" w:sz="1"/>
-              <w:left w:val="single" w:color="CCCCCC" w:sz="1"/>
-              <w:bottom w:val="single" w:color="CCCCCC" w:sz="1"/>
-              <w:right w:val="single" w:color="CCCCCC" w:sz="1"/>
-            </w:tcBorders>
-            <w:shd w:fill="FFFFFF" w:color="FFFFFF" w:val="solid"/>
-            <w:tcMar>
-              <w:top w:type="dxa" w:w="60"/>
-              <w:left w:type="dxa" w:w="80"/>
-              <w:bottom w:type="dxa" w:w="60"/>
-              <w:right w:type="dxa" w:w="80"/>
-            </w:tcMar>
-            <w:vAlign w:val="center"/>
-          </w:tcPr>
-          <w:p>
-            <w:pPr>
-              <w:jc w:val="left"/>
-            </w:pPr>
-            <w:r>
-              <w:rPr>
-                <w:rFonts w:ascii="Arial" w:cs="Arial" w:eastAsia="Arial" w:hAnsi="Arial"/>
-                <w:b w:val="false"/>
-                <w:bCs w:val="false"/>
-                <w:color w:val="333333"/>
-                <w:sz w:val="13"/>
-                <w:szCs w:val="13"/>
-              </w:rPr>
-              <w:t xml:space="preserve">コンフォートホテル成田</w:t>
-            </w:r>
-          </w:p>
-        </w:tc>
-        <w:tc>
-          <w:tcPr>
-            <w:tcW w:type="dxa" w:w="700"/>
-            <w:tcBorders>
-              <w:top w:val="single" w:color="CCCCCC" w:sz="1"/>
-              <w:left w:val="single" w:color="CCCCCC" w:sz="1"/>
-              <w:bottom w:val="single" w:color="CCCCCC" w:sz="1"/>
-              <w:right w:val="single" w:color="CCCCCC" w:sz="1"/>
-            </w:tcBorders>
-            <w:shd w:fill="FFFFFF" w:color="FFFFFF" w:val="solid"/>
-            <w:tcMar>
-              <w:top w:type="dxa" w:w="60"/>
-              <w:left w:type="dxa" w:w="80"/>
-              <w:bottom w:type="dxa" w:w="60"/>
-              <w:right w:type="dxa" w:w="80"/>
-            </w:tcMar>
-            <w:vAlign w:val="center"/>
-          </w:tcPr>
-          <w:p>
-            <w:pPr>
-              <w:jc w:val="center"/>
-            </w:pPr>
-            <w:r>
-              <w:rPr>
-                <w:rFonts w:ascii="Arial" w:cs="Arial" w:eastAsia="Arial" w:hAnsi="Arial"/>
-                <w:b w:val="false"/>
-                <w:bCs w:val="false"/>
-                <w:color w:val="27AE60"/>
-                <w:sz w:val="14"/>
-                <w:szCs w:val="14"/>
-              </w:rPr>
-              <w:t xml:space="preserve">8.55</w:t>
-            </w:r>
-          </w:p>
-        </w:tc>
-        <w:tc>
-          <w:tcPr>
-            <w:tcW w:type="dxa" w:w="700"/>
-            <w:tcBorders>
-              <w:top w:val="single" w:color="CCCCCC" w:sz="1"/>
-              <w:left w:val="single" w:color="CCCCCC" w:sz="1"/>
-              <w:bottom w:val="single" w:color="CCCCCC" w:sz="1"/>
-              <w:right w:val="single" w:color="CCCCCC" w:sz="1"/>
-            </w:tcBorders>
-            <w:shd w:fill="FFFFFF" w:color="FFFFFF" w:val="solid"/>
-            <w:tcMar>
-              <w:top w:type="dxa" w:w="60"/>
-              <w:left w:type="dxa" w:w="80"/>
-              <w:bottom w:type="dxa" w:w="60"/>
-              <w:right w:type="dxa" w:w="80"/>
-            </w:tcMar>
-            <w:vAlign w:val="center"/>
-          </w:tcPr>
-          <w:p>
-            <w:pPr>
-              <w:jc w:val="center"/>
-            </w:pPr>
-            <w:r>
-              <w:rPr>
-                <w:rFonts w:ascii="Arial" w:cs="Arial" w:eastAsia="Arial" w:hAnsi="Arial"/>
-                <w:b w:val="false"/>
-                <w:bCs w:val="false"/>
-                <w:color w:val="333333"/>
-                <w:sz w:val="14"/>
-                <w:szCs w:val="14"/>
-              </w:rPr>
-              <w:t xml:space="preserve">127</w:t>
+              <w:t xml:space="preserve">134</w:t>
             </w:r>
           </w:p>
         </w:tc>
@@ -8364,7 +8364,7 @@
                 <w:sz w:val="15"/>
                 <w:szCs w:val="15"/>
               </w:rPr>
-              <w:t xml:space="preserve">9.21</w:t>
+              <w:t xml:space="preserve">9.24</w:t>
             </w:r>
           </w:p>
         </w:tc>
@@ -8537,7 +8537,7 @@
                 <w:sz w:val="15"/>
                 <w:szCs w:val="15"/>
               </w:rPr>
-              <w:t xml:space="preserve">8.65</w:t>
+              <w:t xml:space="preserve">8.69</w:t>
             </w:r>
           </w:p>
         </w:tc>
@@ -8710,7 +8710,7 @@
                 <w:sz w:val="15"/>
                 <w:szCs w:val="15"/>
               </w:rPr>
-              <w:t xml:space="preserve">8.73</w:t>
+              <w:t xml:space="preserve">8.71</w:t>
             </w:r>
           </w:p>
         </w:tc>
@@ -8883,7 +8883,7 @@
                 <w:sz w:val="15"/>
                 <w:szCs w:val="15"/>
               </w:rPr>
-              <w:t xml:space="preserve">8.27</w:t>
+              <w:t xml:space="preserve">8.29</w:t>
             </w:r>
           </w:p>
         </w:tc>
@@ -9056,7 +9056,7 @@
                 <w:sz w:val="15"/>
                 <w:szCs w:val="15"/>
               </w:rPr>
-              <w:t xml:space="preserve">8.87</w:t>
+              <w:t xml:space="preserve">8.84</w:t>
             </w:r>
           </w:p>
         </w:tc>
@@ -9137,7 +9137,7 @@
               <w:bottom w:val="single" w:color="CCCCCC" w:sz="1"/>
               <w:right w:val="single" w:color="CCCCCC" w:sz="1"/>
             </w:tcBorders>
-            <w:shd w:fill="E3F2FD" w:color="E3F2FD" w:val="solid"/>
+            <w:shd w:fill="FFF3E0" w:color="FFF3E0" w:val="solid"/>
             <w:tcMar>
               <w:top w:type="dxa" w:w="60"/>
               <w:left w:type="dxa" w:w="80"/>
@@ -9155,11 +9155,11 @@
                 <w:rFonts w:ascii="Arial" w:cs="Arial" w:eastAsia="Arial" w:hAnsi="Arial"/>
                 <w:b/>
                 <w:bCs/>
-                <w:color w:val="1565C0"/>
+                <w:color w:val="E65100"/>
                 <w:sz w:val="14"/>
                 <w:szCs w:val="14"/>
               </w:rPr>
-              <w:t xml:space="preserve">🔵 標準</w:t>
+              <w:t xml:space="preserve">🟠 高</w:t>
             </w:r>
           </w:p>
         </w:tc>
@@ -9229,7 +9229,7 @@
                 <w:sz w:val="15"/>
                 <w:szCs w:val="15"/>
               </w:rPr>
-              <w:t xml:space="preserve">9.05</w:t>
+              <w:t xml:space="preserve">9.06</w:t>
             </w:r>
           </w:p>
         </w:tc>
@@ -9402,7 +9402,7 @@
                 <w:sz w:val="15"/>
                 <w:szCs w:val="15"/>
               </w:rPr>
-              <w:t xml:space="preserve">8.87</w:t>
+              <w:t xml:space="preserve">8.88</w:t>
             </w:r>
           </w:p>
         </w:tc>
@@ -9827,7 +9827,7 @@
                 <w:sz w:val="15"/>
                 <w:szCs w:val="15"/>
               </w:rPr>
-              <w:t xml:space="preserve">8.78</w:t>
+              <w:t xml:space="preserve">8.74</w:t>
             </w:r>
           </w:p>
         </w:tc>
@@ -10000,7 +10000,7 @@
                 <w:sz w:val="15"/>
                 <w:szCs w:val="15"/>
               </w:rPr>
-              <w:t xml:space="preserve">9.08</w:t>
+              <w:t xml:space="preserve">9.12</w:t>
             </w:r>
           </w:p>
         </w:tc>
@@ -10173,7 +10173,7 @@
                 <w:sz w:val="15"/>
                 <w:szCs w:val="15"/>
               </w:rPr>
-              <w:t xml:space="preserve">8.94</w:t>
+              <w:t xml:space="preserve">8.95</w:t>
             </w:r>
           </w:p>
         </w:tc>
@@ -10346,7 +10346,7 @@
                 <w:sz w:val="15"/>
                 <w:szCs w:val="15"/>
               </w:rPr>
-              <w:t xml:space="preserve">8.69</w:t>
+              <w:t xml:space="preserve">8.68</w:t>
             </w:r>
           </w:p>
         </w:tc>
@@ -10519,7 +10519,7 @@
                 <w:sz w:val="15"/>
                 <w:szCs w:val="15"/>
               </w:rPr>
-              <w:t xml:space="preserve">8.15</w:t>
+              <w:t xml:space="preserve">8.16</w:t>
             </w:r>
           </w:p>
         </w:tc>
@@ -10692,7 +10692,7 @@
                 <w:sz w:val="15"/>
                 <w:szCs w:val="15"/>
               </w:rPr>
-              <w:t xml:space="preserve">8.10</w:t>
+              <w:t xml:space="preserve">8.13</w:t>
             </w:r>
           </w:p>
         </w:tc>
@@ -10865,7 +10865,7 @@
                 <w:sz w:val="15"/>
                 <w:szCs w:val="15"/>
               </w:rPr>
-              <w:t xml:space="preserve">8.55</w:t>
+              <w:t xml:space="preserve">8.53</w:t>
             </w:r>
           </w:p>
         </w:tc>
@@ -11290,7 +11290,7 @@
                 <w:sz w:val="15"/>
                 <w:szCs w:val="15"/>
               </w:rPr>
-              <w:t xml:space="preserve">7.79</w:t>
+              <w:t xml:space="preserve">7.72</w:t>
             </w:r>
           </w:p>
         </w:tc>
@@ -11463,7 +11463,7 @@
                 <w:sz w:val="15"/>
                 <w:szCs w:val="15"/>
               </w:rPr>
-              <w:t xml:space="preserve">7.11</w:t>
+              <w:t xml:space="preserve">7.08</w:t>
             </w:r>
           </w:p>
         </w:tc>
@@ -11636,7 +11636,7 @@
                 <w:sz w:val="15"/>
                 <w:szCs w:val="15"/>
               </w:rPr>
-              <w:t xml:space="preserve">7.45</w:t>
+              <w:t xml:space="preserve">7.43</w:t>
             </w:r>
           </w:p>
         </w:tc>
@@ -12061,7 +12061,7 @@
                 <w:sz w:val="15"/>
                 <w:szCs w:val="15"/>
               </w:rPr>
-              <w:t xml:space="preserve">7.46</w:t>
+              <w:t xml:space="preserve">7.41</w:t>
             </w:r>
           </w:p>
         </w:tc>
@@ -12472,7 +12472,7 @@
           <w:sz w:val="22"/>
           <w:szCs w:val="22"/>
         </w:rPr>
-        <w:t xml:space="preserve">コンフォートホテル博多（月間売上: ¥5,764,630, スコア: 7.79）</w:t>
+        <w:t xml:space="preserve">コンフォートホテル博多（月間売上: ¥5,764,630, スコア: 7.72）</w:t>
       </w:r>
     </w:p>
     <w:p>
@@ -12493,7 +12493,7 @@
           <w:sz w:val="20"/>
           <w:szCs w:val="20"/>
         </w:rPr>
-        <w:t xml:space="preserve">現状: 品質スコア7.79（URGENT判定）、稼働率78.1%</w:t>
+        <w:t xml:space="preserve">現状: 品質スコア7.72（URGENT判定）、稼働率78.1%</w:t>
       </w:r>
     </w:p>
     <w:p>
@@ -12634,7 +12634,7 @@
           <w:sz w:val="22"/>
           <w:szCs w:val="22"/>
         </w:rPr>
-        <w:t xml:space="preserve">チサンホテル浜松町（月間売上: ¥5,578,650, スコア: 7.11）</w:t>
+        <w:t xml:space="preserve">チサンホテル浜松町（月間売上: ¥5,578,650, スコア: 7.08）</w:t>
       </w:r>
     </w:p>
     <w:p>
@@ -12655,7 +12655,7 @@
           <w:sz w:val="20"/>
           <w:szCs w:val="20"/>
         </w:rPr>
-        <w:t xml:space="preserve">現状: 品質スコア7.11（URGENT判定）、稼働率67.8%</w:t>
+        <w:t xml:space="preserve">現状: 品質スコア7.08（URGENT判定）、稼働率67.8%</w:t>
       </w:r>
     </w:p>
     <w:p>
@@ -12760,7 +12760,7 @@
           <w:sz w:val="20"/>
           <w:szCs w:val="20"/>
         </w:rPr>
-        <w:t xml:space="preserve">成功指標: 1ヶ月後に清掃クレーム率1000%→5%以下</w:t>
+        <w:t xml:space="preserve">成功指標: 1ヶ月後に清掃クレーム率930%→5%以下</w:t>
       </w:r>
     </w:p>
     <w:p>
@@ -12796,7 +12796,7 @@
           <w:sz w:val="22"/>
           <w:szCs w:val="22"/>
         </w:rPr>
-        <w:t xml:space="preserve">アパホテル蒲田駅東（月間売上: ¥4,679,520, スコア: 7.45）</w:t>
+        <w:t xml:space="preserve">アパホテル蒲田駅東（月間売上: ¥4,679,520, スコア: 7.43）</w:t>
       </w:r>
     </w:p>
     <w:p>
@@ -12817,7 +12817,7 @@
           <w:sz w:val="20"/>
           <w:szCs w:val="20"/>
         </w:rPr>
-        <w:t xml:space="preserve">現状: 品質スコア7.45（URGENT判定）、稼働率74.5%</w:t>
+        <w:t xml:space="preserve">現状: 品質スコア7.43（URGENT判定）、稼働率74.5%</w:t>
       </w:r>
     </w:p>
     <w:p>
@@ -12922,7 +12922,7 @@
           <w:sz w:val="20"/>
           <w:szCs w:val="20"/>
         </w:rPr>
-        <w:t xml:space="preserve">成功指標: 1ヶ月後に清掃クレーム率980%→5%以下</w:t>
+        <w:t xml:space="preserve">成功指標: 1ヶ月後に清掃クレーム率930%→5%以下</w:t>
       </w:r>
     </w:p>
     <w:p>
@@ -13260,7 +13260,7 @@
                 <w:sz w:val="15"/>
                 <w:szCs w:val="15"/>
               </w:rPr>
-              <w:t xml:space="preserve">7.79</w:t>
+              <w:t xml:space="preserve">7.72</w:t>
             </w:r>
           </w:p>
         </w:tc>
@@ -13362,7 +13362,7 @@
                 <w:sz w:val="15"/>
                 <w:szCs w:val="15"/>
               </w:rPr>
-              <w:t xml:space="preserve">8.3以上</w:t>
+              <w:t xml:space="preserve">8.2以上</w:t>
             </w:r>
           </w:p>
         </w:tc>
@@ -13432,7 +13432,7 @@
                 <w:sz w:val="15"/>
                 <w:szCs w:val="15"/>
               </w:rPr>
-              <w:t xml:space="preserve">7.11</w:t>
+              <w:t xml:space="preserve">7.08</w:t>
             </w:r>
           </w:p>
         </w:tc>
@@ -13604,7 +13604,7 @@
                 <w:sz w:val="15"/>
                 <w:szCs w:val="15"/>
               </w:rPr>
-              <w:t xml:space="preserve">7.45</w:t>
+              <w:t xml:space="preserve">7.43</w:t>
             </w:r>
           </w:p>
         </w:tc>
@@ -13706,7 +13706,7 @@
                 <w:sz w:val="15"/>
                 <w:szCs w:val="15"/>
               </w:rPr>
-              <w:t xml:space="preserve">8.0以上</w:t>
+              <w:t xml:space="preserve">7.9以上</w:t>
             </w:r>
           </w:p>
         </w:tc>
@@ -13776,7 +13776,7 @@
                 <w:sz w:val="15"/>
                 <w:szCs w:val="15"/>
               </w:rPr>
-              <w:t xml:space="preserve">7.46</w:t>
+              <w:t xml:space="preserve">7.41</w:t>
             </w:r>
           </w:p>
         </w:tc>
@@ -13878,7 +13878,7 @@
                 <w:sz w:val="15"/>
                 <w:szCs w:val="15"/>
               </w:rPr>
-              <w:t xml:space="preserve">8.0以上</w:t>
+              <w:t xml:space="preserve">7.9以上</w:t>
             </w:r>
           </w:p>
         </w:tc>
@@ -14228,7 +14228,64 @@
           <w:sz w:val="22"/>
           <w:szCs w:val="22"/>
         </w:rPr>
-        <w:t xml:space="preserve">ホテルコメント横浜関内（月間売上: ¥4,463,320, スコア: 8.87）</w:t>
+        <w:t xml:space="preserve">ダイワロイネットホテル東京大崎（月間売上: ¥5,203,037, スコア: 8.84）</w:t>
+      </w:r>
+    </w:p>
+    <w:p>
+      <w:pPr>
+        <w:pStyle w:val="ListParagraph"/>
+        <w:numPr>
+          <w:ilvl w:val="0"/>
+          <w:numId w:val="1"/>
+        </w:numPr>
+        <w:spacing w:after="40" w:before="40"/>
+      </w:pPr>
+      <w:r>
+        <w:rPr>
+          <w:rFonts w:ascii="Arial" w:cs="Arial" w:eastAsia="Arial" w:hAnsi="Arial"/>
+          <w:b w:val="false"/>
+          <w:bCs w:val="false"/>
+          <w:color w:val="333333"/>
+          <w:sz w:val="20"/>
+          <w:szCs w:val="20"/>
+        </w:rPr>
+        <w:t xml:space="preserve">現状分析: HIGH判定、稼働率70.3%、利益率21.9%</w:t>
+      </w:r>
+    </w:p>
+    <w:p>
+      <w:pPr>
+        <w:spacing w:after="80" w:before="80"/>
+        <w:jc w:val="left"/>
+      </w:pPr>
+      <w:r>
+        <w:rPr>
+          <w:rFonts w:ascii="Arial" w:cs="Arial" w:eastAsia="Arial" w:hAnsi="Arial"/>
+          <w:b w:val="false"/>
+          <w:bCs w:val="false"/>
+          <w:i w:val="false"/>
+          <w:iCs w:val="false"/>
+          <w:color w:val="333333"/>
+          <w:sz w:val="20"/>
+          <w:szCs w:val="20"/>
+        </w:rPr>
+        <w:t xml:space="preserve"/>
+      </w:r>
+    </w:p>
+    <w:p>
+      <w:pPr>
+        <w:pStyle w:val="Heading3"/>
+        <w:spacing w:after="120" w:before="200"/>
+      </w:pPr>
+      <w:r>
+        <w:rPr>
+          <w:rFonts w:ascii="Arial" w:cs="Arial" w:eastAsia="Arial" w:hAnsi="Arial"/>
+          <w:b/>
+          <w:bCs/>
+          <w:color w:val="1B3A5C"/>
+          <w:sz w:val="22"/>
+          <w:szCs w:val="22"/>
+        </w:rPr>
+        <w:t xml:space="preserve">ホテルコメント横浜関内（月間売上: ¥4,463,320, スコア: 8.88）</w:t>
       </w:r>
     </w:p>
     <w:p>
@@ -14327,7 +14384,7 @@
           <w:sz w:val="22"/>
           <w:szCs w:val="22"/>
         </w:rPr>
-        <w:t xml:space="preserve">コンフォートイン六本木（月間売上: ¥2,842,630, スコア: 8.15）</w:t>
+        <w:t xml:space="preserve">コンフォートイン六本木（月間売上: ¥2,842,630, スコア: 8.16）</w:t>
       </w:r>
     </w:p>
     <w:p>
@@ -14447,7 +14504,7 @@
           <w:sz w:val="20"/>
           <w:szCs w:val="20"/>
         </w:rPr>
-        <w:t xml:space="preserve">アパホテル相模原橋本駅東: スコア8.1（品質良好）だが売上¥2,698,420 → OTA掲載最適化、価格戦略の見直し、プロモーション強化</w:t>
+        <w:t xml:space="preserve">アパホテル相模原橋本駅東: スコア8.13（品質良好）だが売上¥2,698,420 → OTA掲載最適化、価格戦略の見直し、プロモーション強化</w:t>
       </w:r>
     </w:p>
     <w:p>
@@ -14468,7 +14525,7 @@
           <w:sz w:val="20"/>
           <w:szCs w:val="20"/>
         </w:rPr>
-        <w:t xml:space="preserve">コンフォートイン六本木: スコア8.15（品質良好）だが売上¥2,842,630 → OTA掲載最適化、価格戦略の見直し、プロモーション強化</w:t>
+        <w:t xml:space="preserve">コンフォートイン六本木: スコア8.16（品質良好）だが売上¥2,842,630 → OTA掲載最適化、価格戦略の見直し、プロモーション強化</w:t>
       </w:r>
     </w:p>
     <w:p>
@@ -14489,7 +14546,7 @@
           <w:sz w:val="20"/>
           <w:szCs w:val="20"/>
         </w:rPr>
-        <w:t xml:space="preserve">コンフォートホテル成田: スコア8.55（品質良好）だが売上¥2,655,760 → OTA掲載最適化、価格戦略の見直し、プロモーション強化</w:t>
+        <w:t xml:space="preserve">コンフォートホテル成田: スコア8.53（品質良好）だが売上¥2,655,760 → OTA掲載最適化、価格戦略の見直し、プロモーション強化</w:t>
       </w:r>
     </w:p>
     <w:p>
@@ -14510,7 +14567,7 @@
           <w:sz w:val="20"/>
           <w:szCs w:val="20"/>
         </w:rPr>
-        <w:t xml:space="preserve">リッチモンドホテル東京目白: スコア8.69（品質良好）だが売上¥3,663,440 → OTA掲載最適化、価格戦略の見直し、プロモーション強化</w:t>
+        <w:t xml:space="preserve">リッチモンドホテル東京目白: スコア8.68（品質良好）だが売上¥3,663,440 → OTA掲載最適化、価格戦略の見直し、プロモーション強化</w:t>
       </w:r>
     </w:p>
     <w:p>
@@ -14531,7 +14588,7 @@
           <w:sz w:val="20"/>
           <w:szCs w:val="20"/>
         </w:rPr>
-        <w:t xml:space="preserve">ホテルケヤキゲート東京府中: スコア8.78（品質良好）だが売上¥4,425,395 → OTA掲載最適化、価格戦略の見直し、プロモーション強化</w:t>
+        <w:t xml:space="preserve">ホテルケヤキゲート東京府中: スコア8.74（品質良好）だが売上¥4,425,395 → OTA掲載最適化、価格戦略の見直し、プロモーション強化</w:t>
       </w:r>
     </w:p>
     <w:p>
@@ -14552,7 +14609,7 @@
           <w:sz w:val="20"/>
           <w:szCs w:val="20"/>
         </w:rPr>
-        <w:t xml:space="preserve">コンフォートホテルERA東京東神田: スコア8.94（品質良好）だが売上¥4,047,280 → OTA掲載最適化、価格戦略の見直し、プロモーション強化</w:t>
+        <w:t xml:space="preserve">コンフォートホテルERA東京東神田: スコア8.95（品質良好）だが売上¥4,047,280 → OTA掲載最適化、価格戦略の見直し、プロモーション強化</w:t>
       </w:r>
     </w:p>
     <w:p>
@@ -14573,7 +14630,7 @@
           <w:sz w:val="20"/>
           <w:szCs w:val="20"/>
         </w:rPr>
-        <w:t xml:space="preserve">第一イン池袋: スコア9.08（品質良好）だが売上¥4,310,610 → OTA掲載最適化、価格戦略の見直し、プロモーション強化</w:t>
+        <w:t xml:space="preserve">第一イン池袋: スコア9.12（品質良好）だが売上¥4,310,610 → OTA掲載最適化、価格戦略の見直し、プロモーション強化</w:t>
       </w:r>
     </w:p>
     <w:p>
@@ -15120,7 +15177,7 @@
                 <w:sz w:val="15"/>
                 <w:szCs w:val="15"/>
               </w:rPr>
-              <w:t xml:space="preserve">7.79 / 10.0</w:t>
+              <w:t xml:space="preserve">7.72 / 10.0</w:t>
             </w:r>
           </w:p>
         </w:tc>
@@ -16027,7 +16084,7 @@
                 <w:sz w:val="15"/>
                 <w:szCs w:val="15"/>
               </w:rPr>
-              <w:t xml:space="preserve">7.11 / 10.0</w:t>
+              <w:t xml:space="preserve">7.08 / 10.0</w:t>
             </w:r>
           </w:p>
         </w:tc>
@@ -16165,7 +16222,7 @@
                 <w:sz w:val="15"/>
                 <w:szCs w:val="15"/>
               </w:rPr>
-              <w:t xml:space="preserve">70件</w:t>
+              <w:t xml:space="preserve">75件</w:t>
             </w:r>
           </w:p>
         </w:tc>
@@ -16303,7 +16360,7 @@
                 <w:sz w:val="15"/>
                 <w:szCs w:val="15"/>
               </w:rPr>
-              <w:t xml:space="preserve">1000.0%</w:t>
+              <w:t xml:space="preserve">930.0%</w:t>
             </w:r>
           </w:p>
         </w:tc>
@@ -16934,7 +16991,7 @@
                 <w:sz w:val="15"/>
                 <w:szCs w:val="15"/>
               </w:rPr>
-              <w:t xml:space="preserve">7.45 / 10.0</w:t>
+              <w:t xml:space="preserve">7.43 / 10.0</w:t>
             </w:r>
           </w:p>
         </w:tc>
@@ -17072,7 +17129,7 @@
                 <w:sz w:val="15"/>
                 <w:szCs w:val="15"/>
               </w:rPr>
-              <w:t xml:space="preserve">51件</w:t>
+              <w:t xml:space="preserve">54件</w:t>
             </w:r>
           </w:p>
         </w:tc>
@@ -17210,7 +17267,7 @@
                 <w:sz w:val="15"/>
                 <w:szCs w:val="15"/>
               </w:rPr>
-              <w:t xml:space="preserve">980.0%</w:t>
+              <w:t xml:space="preserve">930.0%</w:t>
             </w:r>
           </w:p>
         </w:tc>
@@ -17841,7 +17898,7 @@
                 <w:sz w:val="15"/>
                 <w:szCs w:val="15"/>
               </w:rPr>
-              <w:t xml:space="preserve">7.46 / 10.0</w:t>
+              <w:t xml:space="preserve">7.41 / 10.0</w:t>
             </w:r>
           </w:p>
         </w:tc>
@@ -17979,7 +18036,7 @@
                 <w:sz w:val="15"/>
                 <w:szCs w:val="15"/>
               </w:rPr>
-              <w:t xml:space="preserve">141件</w:t>
+              <w:t xml:space="preserve">142件</w:t>
             </w:r>
           </w:p>
         </w:tc>
@@ -18117,7 +18174,7 @@
                 <w:sz w:val="15"/>
                 <w:szCs w:val="15"/>
               </w:rPr>
-              <w:t xml:space="preserve">850.0%</w:t>
+              <w:t xml:space="preserve">920.0%</w:t>
             </w:r>
           </w:p>
         </w:tc>
@@ -19427,6 +19484,913 @@
           <w:sz w:val="26"/>
           <w:szCs w:val="26"/>
         </w:rPr>
+        <w:t xml:space="preserve">ダイワロイネットホテル東京大崎</w:t>
+      </w:r>
+    </w:p>
+    <w:tbl>
+      <w:tblPr>
+        <w:tblW w:type="dxa" w:w="10000"/>
+        <w:tblBorders>
+          <w:top w:val="single" w:color="auto" w:sz="4"/>
+          <w:left w:val="single" w:color="auto" w:sz="4"/>
+          <w:bottom w:val="single" w:color="auto" w:sz="4"/>
+          <w:right w:val="single" w:color="auto" w:sz="4"/>
+          <w:insideH w:val="single" w:color="auto" w:sz="4"/>
+          <w:insideV w:val="single" w:color="auto" w:sz="4"/>
+        </w:tblBorders>
+      </w:tblPr>
+      <w:tblGrid>
+        <w:gridCol w:w="100"/>
+        <w:gridCol w:w="100"/>
+        <w:gridCol w:w="100"/>
+        <w:gridCol w:w="100"/>
+      </w:tblGrid>
+      <w:tr>
+        <w:tc>
+          <w:tcPr>
+            <w:tcW w:type="dxa" w:w="2500"/>
+            <w:tcBorders>
+              <w:top w:val="single" w:color="CCCCCC" w:sz="1"/>
+              <w:left w:val="single" w:color="CCCCCC" w:sz="1"/>
+              <w:bottom w:val="single" w:color="CCCCCC" w:sz="1"/>
+              <w:right w:val="single" w:color="CCCCCC" w:sz="1"/>
+            </w:tcBorders>
+            <w:shd w:fill="FFF3E0" w:color="FFF3E0" w:val="solid"/>
+            <w:tcMar>
+              <w:top w:type="dxa" w:w="60"/>
+              <w:left w:type="dxa" w:w="80"/>
+              <w:bottom w:type="dxa" w:w="60"/>
+              <w:right w:type="dxa" w:w="80"/>
+            </w:tcMar>
+            <w:vAlign w:val="center"/>
+          </w:tcPr>
+          <w:p>
+            <w:pPr>
+              <w:jc w:val="left"/>
+            </w:pPr>
+            <w:r>
+              <w:rPr>
+                <w:rFonts w:ascii="Arial" w:cs="Arial" w:eastAsia="Arial" w:hAnsi="Arial"/>
+                <w:b/>
+                <w:bCs/>
+                <w:color w:val="E65100"/>
+                <w:sz w:val="15"/>
+                <w:szCs w:val="15"/>
+              </w:rPr>
+              <w:t xml:space="preserve">指標</w:t>
+            </w:r>
+          </w:p>
+        </w:tc>
+        <w:tc>
+          <w:tcPr>
+            <w:tcW w:type="dxa" w:w="2500"/>
+            <w:tcBorders>
+              <w:top w:val="single" w:color="CCCCCC" w:sz="1"/>
+              <w:left w:val="single" w:color="CCCCCC" w:sz="1"/>
+              <w:bottom w:val="single" w:color="CCCCCC" w:sz="1"/>
+              <w:right w:val="single" w:color="CCCCCC" w:sz="1"/>
+            </w:tcBorders>
+            <w:shd w:fill="FFF3E0" w:color="FFF3E0" w:val="solid"/>
+            <w:tcMar>
+              <w:top w:type="dxa" w:w="60"/>
+              <w:left w:type="dxa" w:w="80"/>
+              <w:bottom w:type="dxa" w:w="60"/>
+              <w:right w:type="dxa" w:w="80"/>
+            </w:tcMar>
+            <w:vAlign w:val="center"/>
+          </w:tcPr>
+          <w:p>
+            <w:pPr>
+              <w:jc w:val="center"/>
+            </w:pPr>
+            <w:r>
+              <w:rPr>
+                <w:rFonts w:ascii="Arial" w:cs="Arial" w:eastAsia="Arial" w:hAnsi="Arial"/>
+                <w:b/>
+                <w:bCs/>
+                <w:color w:val="E65100"/>
+                <w:sz w:val="15"/>
+                <w:szCs w:val="15"/>
+              </w:rPr>
+              <w:t xml:space="preserve">数値</w:t>
+            </w:r>
+          </w:p>
+        </w:tc>
+        <w:tc>
+          <w:tcPr>
+            <w:tcW w:type="dxa" w:w="2500"/>
+            <w:tcBorders>
+              <w:top w:val="single" w:color="CCCCCC" w:sz="1"/>
+              <w:left w:val="single" w:color="CCCCCC" w:sz="1"/>
+              <w:bottom w:val="single" w:color="CCCCCC" w:sz="1"/>
+              <w:right w:val="single" w:color="CCCCCC" w:sz="1"/>
+            </w:tcBorders>
+            <w:shd w:fill="FFF3E0" w:color="FFF3E0" w:val="solid"/>
+            <w:tcMar>
+              <w:top w:type="dxa" w:w="60"/>
+              <w:left w:type="dxa" w:w="80"/>
+              <w:bottom w:type="dxa" w:w="60"/>
+              <w:right w:type="dxa" w:w="80"/>
+            </w:tcMar>
+            <w:vAlign w:val="center"/>
+          </w:tcPr>
+          <w:p>
+            <w:pPr>
+              <w:jc w:val="left"/>
+            </w:pPr>
+            <w:r>
+              <w:rPr>
+                <w:rFonts w:ascii="Arial" w:cs="Arial" w:eastAsia="Arial" w:hAnsi="Arial"/>
+                <w:b/>
+                <w:bCs/>
+                <w:color w:val="E65100"/>
+                <w:sz w:val="15"/>
+                <w:szCs w:val="15"/>
+              </w:rPr>
+              <w:t xml:space="preserve">指標</w:t>
+            </w:r>
+          </w:p>
+        </w:tc>
+        <w:tc>
+          <w:tcPr>
+            <w:tcW w:type="dxa" w:w="2500"/>
+            <w:tcBorders>
+              <w:top w:val="single" w:color="CCCCCC" w:sz="1"/>
+              <w:left w:val="single" w:color="CCCCCC" w:sz="1"/>
+              <w:bottom w:val="single" w:color="CCCCCC" w:sz="1"/>
+              <w:right w:val="single" w:color="CCCCCC" w:sz="1"/>
+            </w:tcBorders>
+            <w:shd w:fill="FFF3E0" w:color="FFF3E0" w:val="solid"/>
+            <w:tcMar>
+              <w:top w:type="dxa" w:w="60"/>
+              <w:left w:type="dxa" w:w="80"/>
+              <w:bottom w:type="dxa" w:w="60"/>
+              <w:right w:type="dxa" w:w="80"/>
+            </w:tcMar>
+            <w:vAlign w:val="center"/>
+          </w:tcPr>
+          <w:p>
+            <w:pPr>
+              <w:jc w:val="center"/>
+            </w:pPr>
+            <w:r>
+              <w:rPr>
+                <w:rFonts w:ascii="Arial" w:cs="Arial" w:eastAsia="Arial" w:hAnsi="Arial"/>
+                <w:b/>
+                <w:bCs/>
+                <w:color w:val="E65100"/>
+                <w:sz w:val="15"/>
+                <w:szCs w:val="15"/>
+              </w:rPr>
+              <w:t xml:space="preserve">数値</w:t>
+            </w:r>
+          </w:p>
+        </w:tc>
+      </w:tr>
+      <w:tr>
+        <w:tc>
+          <w:tcPr>
+            <w:tcW w:type="dxa" w:w="2500"/>
+            <w:tcBorders>
+              <w:top w:val="single" w:color="CCCCCC" w:sz="1"/>
+              <w:left w:val="single" w:color="CCCCCC" w:sz="1"/>
+              <w:bottom w:val="single" w:color="CCCCCC" w:sz="1"/>
+              <w:right w:val="single" w:color="CCCCCC" w:sz="1"/>
+            </w:tcBorders>
+            <w:tcMar>
+              <w:top w:type="dxa" w:w="60"/>
+              <w:left w:type="dxa" w:w="80"/>
+              <w:bottom w:type="dxa" w:w="60"/>
+              <w:right w:type="dxa" w:w="80"/>
+            </w:tcMar>
+            <w:vAlign w:val="center"/>
+          </w:tcPr>
+          <w:p>
+            <w:pPr>
+              <w:jc w:val="left"/>
+            </w:pPr>
+            <w:r>
+              <w:rPr>
+                <w:rFonts w:ascii="Arial" w:cs="Arial" w:eastAsia="Arial" w:hAnsi="Arial"/>
+                <w:b w:val="false"/>
+                <w:bCs w:val="false"/>
+                <w:color w:val="333333"/>
+                <w:sz w:val="15"/>
+                <w:szCs w:val="15"/>
+              </w:rPr>
+              <w:t xml:space="preserve">品質スコア</w:t>
+            </w:r>
+          </w:p>
+        </w:tc>
+        <w:tc>
+          <w:tcPr>
+            <w:tcW w:type="dxa" w:w="2500"/>
+            <w:tcBorders>
+              <w:top w:val="single" w:color="CCCCCC" w:sz="1"/>
+              <w:left w:val="single" w:color="CCCCCC" w:sz="1"/>
+              <w:bottom w:val="single" w:color="CCCCCC" w:sz="1"/>
+              <w:right w:val="single" w:color="CCCCCC" w:sz="1"/>
+            </w:tcBorders>
+            <w:tcMar>
+              <w:top w:type="dxa" w:w="60"/>
+              <w:left w:type="dxa" w:w="80"/>
+              <w:bottom w:type="dxa" w:w="60"/>
+              <w:right w:type="dxa" w:w="80"/>
+            </w:tcMar>
+            <w:vAlign w:val="center"/>
+          </w:tcPr>
+          <w:p>
+            <w:pPr>
+              <w:jc w:val="center"/>
+            </w:pPr>
+            <w:r>
+              <w:rPr>
+                <w:rFonts w:ascii="Arial" w:cs="Arial" w:eastAsia="Arial" w:hAnsi="Arial"/>
+                <w:b/>
+                <w:bCs/>
+                <w:color w:val="333333"/>
+                <w:sz w:val="15"/>
+                <w:szCs w:val="15"/>
+              </w:rPr>
+              <w:t xml:space="preserve">8.84 / 10.0</w:t>
+            </w:r>
+          </w:p>
+        </w:tc>
+        <w:tc>
+          <w:tcPr>
+            <w:tcW w:type="dxa" w:w="2500"/>
+            <w:tcBorders>
+              <w:top w:val="single" w:color="CCCCCC" w:sz="1"/>
+              <w:left w:val="single" w:color="CCCCCC" w:sz="1"/>
+              <w:bottom w:val="single" w:color="CCCCCC" w:sz="1"/>
+              <w:right w:val="single" w:color="CCCCCC" w:sz="1"/>
+            </w:tcBorders>
+            <w:tcMar>
+              <w:top w:type="dxa" w:w="60"/>
+              <w:left w:type="dxa" w:w="80"/>
+              <w:bottom w:type="dxa" w:w="60"/>
+              <w:right w:type="dxa" w:w="80"/>
+            </w:tcMar>
+            <w:vAlign w:val="center"/>
+          </w:tcPr>
+          <w:p>
+            <w:pPr>
+              <w:jc w:val="left"/>
+            </w:pPr>
+            <w:r>
+              <w:rPr>
+                <w:rFonts w:ascii="Arial" w:cs="Arial" w:eastAsia="Arial" w:hAnsi="Arial"/>
+                <w:b w:val="false"/>
+                <w:bCs w:val="false"/>
+                <w:color w:val="333333"/>
+                <w:sz w:val="15"/>
+                <w:szCs w:val="15"/>
+              </w:rPr>
+              <w:t xml:space="preserve">月間売上（2月）</w:t>
+            </w:r>
+          </w:p>
+        </w:tc>
+        <w:tc>
+          <w:tcPr>
+            <w:tcW w:type="dxa" w:w="2500"/>
+            <w:tcBorders>
+              <w:top w:val="single" w:color="CCCCCC" w:sz="1"/>
+              <w:left w:val="single" w:color="CCCCCC" w:sz="1"/>
+              <w:bottom w:val="single" w:color="CCCCCC" w:sz="1"/>
+              <w:right w:val="single" w:color="CCCCCC" w:sz="1"/>
+            </w:tcBorders>
+            <w:tcMar>
+              <w:top w:type="dxa" w:w="60"/>
+              <w:left w:type="dxa" w:w="80"/>
+              <w:bottom w:type="dxa" w:w="60"/>
+              <w:right w:type="dxa" w:w="80"/>
+            </w:tcMar>
+            <w:vAlign w:val="center"/>
+          </w:tcPr>
+          <w:p>
+            <w:pPr>
+              <w:jc w:val="center"/>
+            </w:pPr>
+            <w:r>
+              <w:rPr>
+                <w:rFonts w:ascii="Arial" w:cs="Arial" w:eastAsia="Arial" w:hAnsi="Arial"/>
+                <w:b/>
+                <w:bCs/>
+                <w:color w:val="333333"/>
+                <w:sz w:val="15"/>
+                <w:szCs w:val="15"/>
+              </w:rPr>
+              <w:t xml:space="preserve">¥5,203,037</w:t>
+            </w:r>
+          </w:p>
+        </w:tc>
+      </w:tr>
+      <w:tr>
+        <w:tc>
+          <w:tcPr>
+            <w:tcW w:type="dxa" w:w="2500"/>
+            <w:tcBorders>
+              <w:top w:val="single" w:color="CCCCCC" w:sz="1"/>
+              <w:left w:val="single" w:color="CCCCCC" w:sz="1"/>
+              <w:bottom w:val="single" w:color="CCCCCC" w:sz="1"/>
+              <w:right w:val="single" w:color="CCCCCC" w:sz="1"/>
+            </w:tcBorders>
+            <w:tcMar>
+              <w:top w:type="dxa" w:w="60"/>
+              <w:left w:type="dxa" w:w="80"/>
+              <w:bottom w:type="dxa" w:w="60"/>
+              <w:right w:type="dxa" w:w="80"/>
+            </w:tcMar>
+            <w:vAlign w:val="center"/>
+          </w:tcPr>
+          <w:p>
+            <w:pPr>
+              <w:jc w:val="left"/>
+            </w:pPr>
+            <w:r>
+              <w:rPr>
+                <w:rFonts w:ascii="Arial" w:cs="Arial" w:eastAsia="Arial" w:hAnsi="Arial"/>
+                <w:b w:val="false"/>
+                <w:bCs w:val="false"/>
+                <w:color w:val="333333"/>
+                <w:sz w:val="15"/>
+                <w:szCs w:val="15"/>
+              </w:rPr>
+              <w:t xml:space="preserve">レビュー件数</w:t>
+            </w:r>
+          </w:p>
+        </w:tc>
+        <w:tc>
+          <w:tcPr>
+            <w:tcW w:type="dxa" w:w="2500"/>
+            <w:tcBorders>
+              <w:top w:val="single" w:color="CCCCCC" w:sz="1"/>
+              <w:left w:val="single" w:color="CCCCCC" w:sz="1"/>
+              <w:bottom w:val="single" w:color="CCCCCC" w:sz="1"/>
+              <w:right w:val="single" w:color="CCCCCC" w:sz="1"/>
+            </w:tcBorders>
+            <w:tcMar>
+              <w:top w:type="dxa" w:w="60"/>
+              <w:left w:type="dxa" w:w="80"/>
+              <w:bottom w:type="dxa" w:w="60"/>
+              <w:right w:type="dxa" w:w="80"/>
+            </w:tcMar>
+            <w:vAlign w:val="center"/>
+          </w:tcPr>
+          <w:p>
+            <w:pPr>
+              <w:jc w:val="center"/>
+            </w:pPr>
+            <w:r>
+              <w:rPr>
+                <w:rFonts w:ascii="Arial" w:cs="Arial" w:eastAsia="Arial" w:hAnsi="Arial"/>
+                <w:b w:val="false"/>
+                <w:bCs w:val="false"/>
+                <w:color w:val="333333"/>
+                <w:sz w:val="15"/>
+                <w:szCs w:val="15"/>
+              </w:rPr>
+              <w:t xml:space="preserve">56件</w:t>
+            </w:r>
+          </w:p>
+        </w:tc>
+        <w:tc>
+          <w:tcPr>
+            <w:tcW w:type="dxa" w:w="2500"/>
+            <w:tcBorders>
+              <w:top w:val="single" w:color="CCCCCC" w:sz="1"/>
+              <w:left w:val="single" w:color="CCCCCC" w:sz="1"/>
+              <w:bottom w:val="single" w:color="CCCCCC" w:sz="1"/>
+              <w:right w:val="single" w:color="CCCCCC" w:sz="1"/>
+            </w:tcBorders>
+            <w:tcMar>
+              <w:top w:type="dxa" w:w="60"/>
+              <w:left w:type="dxa" w:w="80"/>
+              <w:bottom w:type="dxa" w:w="60"/>
+              <w:right w:type="dxa" w:w="80"/>
+            </w:tcMar>
+            <w:vAlign w:val="center"/>
+          </w:tcPr>
+          <w:p>
+            <w:pPr>
+              <w:jc w:val="left"/>
+            </w:pPr>
+            <w:r>
+              <w:rPr>
+                <w:rFonts w:ascii="Arial" w:cs="Arial" w:eastAsia="Arial" w:hAnsi="Arial"/>
+                <w:b w:val="false"/>
+                <w:bCs w:val="false"/>
+                <w:color w:val="333333"/>
+                <w:sz w:val="15"/>
+                <w:szCs w:val="15"/>
+              </w:rPr>
+              <w:t xml:space="preserve">純利益</w:t>
+            </w:r>
+          </w:p>
+        </w:tc>
+        <w:tc>
+          <w:tcPr>
+            <w:tcW w:type="dxa" w:w="2500"/>
+            <w:tcBorders>
+              <w:top w:val="single" w:color="CCCCCC" w:sz="1"/>
+              <w:left w:val="single" w:color="CCCCCC" w:sz="1"/>
+              <w:bottom w:val="single" w:color="CCCCCC" w:sz="1"/>
+              <w:right w:val="single" w:color="CCCCCC" w:sz="1"/>
+            </w:tcBorders>
+            <w:tcMar>
+              <w:top w:type="dxa" w:w="60"/>
+              <w:left w:type="dxa" w:w="80"/>
+              <w:bottom w:type="dxa" w:w="60"/>
+              <w:right w:type="dxa" w:w="80"/>
+            </w:tcMar>
+            <w:vAlign w:val="center"/>
+          </w:tcPr>
+          <w:p>
+            <w:pPr>
+              <w:jc w:val="center"/>
+            </w:pPr>
+            <w:r>
+              <w:rPr>
+                <w:rFonts w:ascii="Arial" w:cs="Arial" w:eastAsia="Arial" w:hAnsi="Arial"/>
+                <w:b w:val="false"/>
+                <w:bCs w:val="false"/>
+                <w:color w:val="333333"/>
+                <w:sz w:val="15"/>
+                <w:szCs w:val="15"/>
+              </w:rPr>
+              <w:t xml:space="preserve">¥1,139,921</w:t>
+            </w:r>
+          </w:p>
+        </w:tc>
+      </w:tr>
+      <w:tr>
+        <w:tc>
+          <w:tcPr>
+            <w:tcW w:type="dxa" w:w="2500"/>
+            <w:tcBorders>
+              <w:top w:val="single" w:color="CCCCCC" w:sz="1"/>
+              <w:left w:val="single" w:color="CCCCCC" w:sz="1"/>
+              <w:bottom w:val="single" w:color="CCCCCC" w:sz="1"/>
+              <w:right w:val="single" w:color="CCCCCC" w:sz="1"/>
+            </w:tcBorders>
+            <w:tcMar>
+              <w:top w:type="dxa" w:w="60"/>
+              <w:left w:type="dxa" w:w="80"/>
+              <w:bottom w:type="dxa" w:w="60"/>
+              <w:right w:type="dxa" w:w="80"/>
+            </w:tcMar>
+            <w:vAlign w:val="center"/>
+          </w:tcPr>
+          <w:p>
+            <w:pPr>
+              <w:jc w:val="left"/>
+            </w:pPr>
+            <w:r>
+              <w:rPr>
+                <w:rFonts w:ascii="Arial" w:cs="Arial" w:eastAsia="Arial" w:hAnsi="Arial"/>
+                <w:b w:val="false"/>
+                <w:bCs w:val="false"/>
+                <w:color w:val="333333"/>
+                <w:sz w:val="15"/>
+                <w:szCs w:val="15"/>
+              </w:rPr>
+              <w:t xml:space="preserve">清掃クレーム率</w:t>
+            </w:r>
+          </w:p>
+        </w:tc>
+        <w:tc>
+          <w:tcPr>
+            <w:tcW w:type="dxa" w:w="2500"/>
+            <w:tcBorders>
+              <w:top w:val="single" w:color="CCCCCC" w:sz="1"/>
+              <w:left w:val="single" w:color="CCCCCC" w:sz="1"/>
+              <w:bottom w:val="single" w:color="CCCCCC" w:sz="1"/>
+              <w:right w:val="single" w:color="CCCCCC" w:sz="1"/>
+            </w:tcBorders>
+            <w:tcMar>
+              <w:top w:type="dxa" w:w="60"/>
+              <w:left w:type="dxa" w:w="80"/>
+              <w:bottom w:type="dxa" w:w="60"/>
+              <w:right w:type="dxa" w:w="80"/>
+            </w:tcMar>
+            <w:vAlign w:val="center"/>
+          </w:tcPr>
+          <w:p>
+            <w:pPr>
+              <w:jc w:val="center"/>
+            </w:pPr>
+            <w:r>
+              <w:rPr>
+                <w:rFonts w:ascii="Arial" w:cs="Arial" w:eastAsia="Arial" w:hAnsi="Arial"/>
+                <w:b w:val="false"/>
+                <w:bCs w:val="false"/>
+                <w:color w:val="E74C3C"/>
+                <w:sz w:val="15"/>
+                <w:szCs w:val="15"/>
+              </w:rPr>
+              <w:t xml:space="preserve">540.0%</w:t>
+            </w:r>
+          </w:p>
+        </w:tc>
+        <w:tc>
+          <w:tcPr>
+            <w:tcW w:type="dxa" w:w="2500"/>
+            <w:tcBorders>
+              <w:top w:val="single" w:color="CCCCCC" w:sz="1"/>
+              <w:left w:val="single" w:color="CCCCCC" w:sz="1"/>
+              <w:bottom w:val="single" w:color="CCCCCC" w:sz="1"/>
+              <w:right w:val="single" w:color="CCCCCC" w:sz="1"/>
+            </w:tcBorders>
+            <w:tcMar>
+              <w:top w:type="dxa" w:w="60"/>
+              <w:left w:type="dxa" w:w="80"/>
+              <w:bottom w:type="dxa" w:w="60"/>
+              <w:right w:type="dxa" w:w="80"/>
+            </w:tcMar>
+            <w:vAlign w:val="center"/>
+          </w:tcPr>
+          <w:p>
+            <w:pPr>
+              <w:jc w:val="left"/>
+            </w:pPr>
+            <w:r>
+              <w:rPr>
+                <w:rFonts w:ascii="Arial" w:cs="Arial" w:eastAsia="Arial" w:hAnsi="Arial"/>
+                <w:b w:val="false"/>
+                <w:bCs w:val="false"/>
+                <w:color w:val="333333"/>
+                <w:sz w:val="15"/>
+                <w:szCs w:val="15"/>
+              </w:rPr>
+              <w:t xml:space="preserve">稼働率</w:t>
+            </w:r>
+          </w:p>
+        </w:tc>
+        <w:tc>
+          <w:tcPr>
+            <w:tcW w:type="dxa" w:w="2500"/>
+            <w:tcBorders>
+              <w:top w:val="single" w:color="CCCCCC" w:sz="1"/>
+              <w:left w:val="single" w:color="CCCCCC" w:sz="1"/>
+              <w:bottom w:val="single" w:color="CCCCCC" w:sz="1"/>
+              <w:right w:val="single" w:color="CCCCCC" w:sz="1"/>
+            </w:tcBorders>
+            <w:tcMar>
+              <w:top w:type="dxa" w:w="60"/>
+              <w:left w:type="dxa" w:w="80"/>
+              <w:bottom w:type="dxa" w:w="60"/>
+              <w:right w:type="dxa" w:w="80"/>
+            </w:tcMar>
+            <w:vAlign w:val="center"/>
+          </w:tcPr>
+          <w:p>
+            <w:pPr>
+              <w:jc w:val="center"/>
+            </w:pPr>
+            <w:r>
+              <w:rPr>
+                <w:rFonts w:ascii="Arial" w:cs="Arial" w:eastAsia="Arial" w:hAnsi="Arial"/>
+                <w:b w:val="false"/>
+                <w:bCs w:val="false"/>
+                <w:color w:val="333333"/>
+                <w:sz w:val="15"/>
+                <w:szCs w:val="15"/>
+              </w:rPr>
+              <w:t xml:space="preserve">70.3%</w:t>
+            </w:r>
+          </w:p>
+        </w:tc>
+      </w:tr>
+      <w:tr>
+        <w:tc>
+          <w:tcPr>
+            <w:tcW w:type="dxa" w:w="2500"/>
+            <w:tcBorders>
+              <w:top w:val="single" w:color="CCCCCC" w:sz="1"/>
+              <w:left w:val="single" w:color="CCCCCC" w:sz="1"/>
+              <w:bottom w:val="single" w:color="CCCCCC" w:sz="1"/>
+              <w:right w:val="single" w:color="CCCCCC" w:sz="1"/>
+            </w:tcBorders>
+            <w:tcMar>
+              <w:top w:type="dxa" w:w="60"/>
+              <w:left w:type="dxa" w:w="80"/>
+              <w:bottom w:type="dxa" w:w="60"/>
+              <w:right w:type="dxa" w:w="80"/>
+            </w:tcMar>
+            <w:vAlign w:val="center"/>
+          </w:tcPr>
+          <w:p>
+            <w:pPr>
+              <w:jc w:val="left"/>
+            </w:pPr>
+            <w:r>
+              <w:rPr>
+                <w:rFonts w:ascii="Arial" w:cs="Arial" w:eastAsia="Arial" w:hAnsi="Arial"/>
+                <w:b w:val="false"/>
+                <w:bCs w:val="false"/>
+                <w:color w:val="333333"/>
+                <w:sz w:val="15"/>
+                <w:szCs w:val="15"/>
+              </w:rPr>
+              <w:t xml:space="preserve">優先度</w:t>
+            </w:r>
+          </w:p>
+        </w:tc>
+        <w:tc>
+          <w:tcPr>
+            <w:tcW w:type="dxa" w:w="2500"/>
+            <w:tcBorders>
+              <w:top w:val="single" w:color="CCCCCC" w:sz="1"/>
+              <w:left w:val="single" w:color="CCCCCC" w:sz="1"/>
+              <w:bottom w:val="single" w:color="CCCCCC" w:sz="1"/>
+              <w:right w:val="single" w:color="CCCCCC" w:sz="1"/>
+            </w:tcBorders>
+            <w:shd w:fill="FFF3E0" w:color="FFF3E0" w:val="solid"/>
+            <w:tcMar>
+              <w:top w:type="dxa" w:w="60"/>
+              <w:left w:type="dxa" w:w="80"/>
+              <w:bottom w:type="dxa" w:w="60"/>
+              <w:right w:type="dxa" w:w="80"/>
+            </w:tcMar>
+            <w:vAlign w:val="center"/>
+          </w:tcPr>
+          <w:p>
+            <w:pPr>
+              <w:jc w:val="center"/>
+            </w:pPr>
+            <w:r>
+              <w:rPr>
+                <w:rFonts w:ascii="Arial" w:cs="Arial" w:eastAsia="Arial" w:hAnsi="Arial"/>
+                <w:b/>
+                <w:bCs/>
+                <w:color w:val="E65100"/>
+                <w:sz w:val="15"/>
+                <w:szCs w:val="15"/>
+              </w:rPr>
+              <w:t xml:space="preserve">🟠 高</w:t>
+            </w:r>
+          </w:p>
+        </w:tc>
+        <w:tc>
+          <w:tcPr>
+            <w:tcW w:type="dxa" w:w="2500"/>
+            <w:tcBorders>
+              <w:top w:val="single" w:color="CCCCCC" w:sz="1"/>
+              <w:left w:val="single" w:color="CCCCCC" w:sz="1"/>
+              <w:bottom w:val="single" w:color="CCCCCC" w:sz="1"/>
+              <w:right w:val="single" w:color="CCCCCC" w:sz="1"/>
+            </w:tcBorders>
+            <w:tcMar>
+              <w:top w:type="dxa" w:w="60"/>
+              <w:left w:type="dxa" w:w="80"/>
+              <w:bottom w:type="dxa" w:w="60"/>
+              <w:right w:type="dxa" w:w="80"/>
+            </w:tcMar>
+            <w:vAlign w:val="center"/>
+          </w:tcPr>
+          <w:p>
+            <w:pPr>
+              <w:jc w:val="left"/>
+            </w:pPr>
+            <w:r>
+              <w:rPr>
+                <w:rFonts w:ascii="Arial" w:cs="Arial" w:eastAsia="Arial" w:hAnsi="Arial"/>
+                <w:b w:val="false"/>
+                <w:bCs w:val="false"/>
+                <w:color w:val="333333"/>
+                <w:sz w:val="15"/>
+                <w:szCs w:val="15"/>
+              </w:rPr>
+              <w:t xml:space="preserve">利益率</w:t>
+            </w:r>
+          </w:p>
+        </w:tc>
+        <w:tc>
+          <w:tcPr>
+            <w:tcW w:type="dxa" w:w="2500"/>
+            <w:tcBorders>
+              <w:top w:val="single" w:color="CCCCCC" w:sz="1"/>
+              <w:left w:val="single" w:color="CCCCCC" w:sz="1"/>
+              <w:bottom w:val="single" w:color="CCCCCC" w:sz="1"/>
+              <w:right w:val="single" w:color="CCCCCC" w:sz="1"/>
+            </w:tcBorders>
+            <w:tcMar>
+              <w:top w:type="dxa" w:w="60"/>
+              <w:left w:type="dxa" w:w="80"/>
+              <w:bottom w:type="dxa" w:w="60"/>
+              <w:right w:type="dxa" w:w="80"/>
+            </w:tcMar>
+            <w:vAlign w:val="center"/>
+          </w:tcPr>
+          <w:p>
+            <w:pPr>
+              <w:jc w:val="center"/>
+            </w:pPr>
+            <w:r>
+              <w:rPr>
+                <w:rFonts w:ascii="Arial" w:cs="Arial" w:eastAsia="Arial" w:hAnsi="Arial"/>
+                <w:b w:val="false"/>
+                <w:bCs w:val="false"/>
+                <w:color w:val="333333"/>
+                <w:sz w:val="15"/>
+                <w:szCs w:val="15"/>
+              </w:rPr>
+              <w:t xml:space="preserve">21.9%</w:t>
+            </w:r>
+          </w:p>
+        </w:tc>
+      </w:tr>
+      <w:tr>
+        <w:tc>
+          <w:tcPr>
+            <w:tcW w:type="dxa" w:w="2500"/>
+            <w:tcBorders>
+              <w:top w:val="single" w:color="CCCCCC" w:sz="1"/>
+              <w:left w:val="single" w:color="CCCCCC" w:sz="1"/>
+              <w:bottom w:val="single" w:color="CCCCCC" w:sz="1"/>
+              <w:right w:val="single" w:color="CCCCCC" w:sz="1"/>
+            </w:tcBorders>
+            <w:tcMar>
+              <w:top w:type="dxa" w:w="60"/>
+              <w:left w:type="dxa" w:w="80"/>
+              <w:bottom w:type="dxa" w:w="60"/>
+              <w:right w:type="dxa" w:w="80"/>
+            </w:tcMar>
+            <w:vAlign w:val="center"/>
+          </w:tcPr>
+          <w:p>
+            <w:pPr>
+              <w:jc w:val="left"/>
+            </w:pPr>
+            <w:r>
+              <w:rPr>
+                <w:rFonts w:ascii="Arial" w:cs="Arial" w:eastAsia="Arial" w:hAnsi="Arial"/>
+                <w:b w:val="false"/>
+                <w:bCs w:val="false"/>
+                <w:color w:val="333333"/>
+                <w:sz w:val="15"/>
+                <w:szCs w:val="15"/>
+              </w:rPr>
+              <w:t xml:space="preserve">マトリクス分類</w:t>
+            </w:r>
+          </w:p>
+        </w:tc>
+        <w:tc>
+          <w:tcPr>
+            <w:tcW w:type="dxa" w:w="2500"/>
+            <w:tcBorders>
+              <w:top w:val="single" w:color="CCCCCC" w:sz="1"/>
+              <w:left w:val="single" w:color="CCCCCC" w:sz="1"/>
+              <w:bottom w:val="single" w:color="CCCCCC" w:sz="1"/>
+              <w:right w:val="single" w:color="CCCCCC" w:sz="1"/>
+            </w:tcBorders>
+            <w:tcMar>
+              <w:top w:type="dxa" w:w="60"/>
+              <w:left w:type="dxa" w:w="80"/>
+              <w:bottom w:type="dxa" w:w="60"/>
+              <w:right w:type="dxa" w:w="80"/>
+            </w:tcMar>
+            <w:vAlign w:val="center"/>
+          </w:tcPr>
+          <w:p>
+            <w:pPr>
+              <w:jc w:val="center"/>
+            </w:pPr>
+            <w:r>
+              <w:rPr>
+                <w:rFonts w:ascii="Arial" w:cs="Arial" w:eastAsia="Arial" w:hAnsi="Arial"/>
+                <w:b/>
+                <w:bCs/>
+                <w:color w:val="333333"/>
+                <w:sz w:val="15"/>
+                <w:szCs w:val="15"/>
+              </w:rPr>
+              <w:t xml:space="preserve">高品質×高売上</w:t>
+            </w:r>
+          </w:p>
+        </w:tc>
+        <w:tc>
+          <w:tcPr>
+            <w:tcW w:type="dxa" w:w="2500"/>
+            <w:tcBorders>
+              <w:top w:val="single" w:color="CCCCCC" w:sz="1"/>
+              <w:left w:val="single" w:color="CCCCCC" w:sz="1"/>
+              <w:bottom w:val="single" w:color="CCCCCC" w:sz="1"/>
+              <w:right w:val="single" w:color="CCCCCC" w:sz="1"/>
+            </w:tcBorders>
+            <w:tcMar>
+              <w:top w:type="dxa" w:w="60"/>
+              <w:left w:type="dxa" w:w="80"/>
+              <w:bottom w:type="dxa" w:w="60"/>
+              <w:right w:type="dxa" w:w="80"/>
+            </w:tcMar>
+            <w:vAlign w:val="center"/>
+          </w:tcPr>
+          <w:p>
+            <w:pPr>
+              <w:jc w:val="left"/>
+            </w:pPr>
+            <w:r>
+              <w:rPr>
+                <w:rFonts w:ascii="Arial" w:cs="Arial" w:eastAsia="Arial" w:hAnsi="Arial"/>
+                <w:b w:val="false"/>
+                <w:bCs w:val="false"/>
+                <w:color w:val="333333"/>
+                <w:sz w:val="15"/>
+                <w:szCs w:val="15"/>
+              </w:rPr>
+              <w:t xml:space="preserve">客室数 / スタッフ数</w:t>
+            </w:r>
+          </w:p>
+        </w:tc>
+        <w:tc>
+          <w:tcPr>
+            <w:tcW w:type="dxa" w:w="2500"/>
+            <w:tcBorders>
+              <w:top w:val="single" w:color="CCCCCC" w:sz="1"/>
+              <w:left w:val="single" w:color="CCCCCC" w:sz="1"/>
+              <w:bottom w:val="single" w:color="CCCCCC" w:sz="1"/>
+              <w:right w:val="single" w:color="CCCCCC" w:sz="1"/>
+            </w:tcBorders>
+            <w:tcMar>
+              <w:top w:type="dxa" w:w="60"/>
+              <w:left w:type="dxa" w:w="80"/>
+              <w:bottom w:type="dxa" w:w="60"/>
+              <w:right w:type="dxa" w:w="80"/>
+            </w:tcMar>
+            <w:vAlign w:val="center"/>
+          </w:tcPr>
+          <w:p>
+            <w:pPr>
+              <w:jc w:val="center"/>
+            </w:pPr>
+            <w:r>
+              <w:rPr>
+                <w:rFonts w:ascii="Arial" w:cs="Arial" w:eastAsia="Arial" w:hAnsi="Arial"/>
+                <w:b w:val="false"/>
+                <w:bCs w:val="false"/>
+                <w:color w:val="333333"/>
+                <w:sz w:val="15"/>
+                <w:szCs w:val="15"/>
+              </w:rPr>
+              <w:t xml:space="preserve">194室 / 18名</w:t>
+            </w:r>
+          </w:p>
+        </w:tc>
+      </w:tr>
+    </w:tbl>
+    <w:p>
+      <w:pPr>
+        <w:spacing w:after="80" w:before="80"/>
+        <w:jc w:val="left"/>
+      </w:pPr>
+      <w:r>
+        <w:rPr>
+          <w:rFonts w:ascii="Arial" w:cs="Arial" w:eastAsia="Arial" w:hAnsi="Arial"/>
+          <w:b w:val="false"/>
+          <w:bCs w:val="false"/>
+          <w:i w:val="false"/>
+          <w:iCs w:val="false"/>
+          <w:color w:val="333333"/>
+          <w:sz w:val="20"/>
+          <w:szCs w:val="20"/>
+        </w:rPr>
+        <w:t xml:space="preserve"/>
+      </w:r>
+    </w:p>
+    <w:p>
+      <w:pPr>
+        <w:spacing w:after="80" w:before="80"/>
+        <w:jc w:val="left"/>
+      </w:pPr>
+      <w:r>
+        <w:rPr>
+          <w:rFonts w:ascii="Arial" w:cs="Arial" w:eastAsia="Arial" w:hAnsi="Arial"/>
+          <w:b w:val="false"/>
+          <w:bCs w:val="false"/>
+          <w:i w:val="false"/>
+          <w:iCs w:val="false"/>
+          <w:color w:val="333333"/>
+          <w:sz w:val="20"/>
+          <w:szCs w:val="20"/>
+        </w:rPr>
+        <w:t xml:space="preserve"/>
+      </w:r>
+    </w:p>
+    <w:p>
+      <w:pPr>
+        <w:pStyle w:val="Heading2"/>
+        <w:spacing w:after="160" w:before="280"/>
+      </w:pPr>
+      <w:r>
+        <w:rPr>
+          <w:rFonts w:ascii="Arial" w:cs="Arial" w:eastAsia="Arial" w:hAnsi="Arial"/>
+          <w:b/>
+          <w:bCs/>
+          <w:color w:val="2E75B6"/>
+          <w:sz w:val="26"/>
+          <w:szCs w:val="26"/>
+        </w:rPr>
         <w:t xml:space="preserve">ホテルコメント横浜関内</w:t>
       </w:r>
     </w:p>
@@ -19655,7 +20619,7 @@
                 <w:sz w:val="15"/>
                 <w:szCs w:val="15"/>
               </w:rPr>
-              <w:t xml:space="preserve">8.87 / 10.0</w:t>
+              <w:t xml:space="preserve">8.88 / 10.0</w:t>
             </w:r>
           </w:p>
         </w:tc>
@@ -19793,7 +20757,7 @@
                 <w:sz w:val="15"/>
                 <w:szCs w:val="15"/>
               </w:rPr>
-              <w:t xml:space="preserve">114件</w:t>
+              <w:t xml:space="preserve">118件</w:t>
             </w:r>
           </w:p>
         </w:tc>
@@ -19931,7 +20895,7 @@
                 <w:sz w:val="15"/>
                 <w:szCs w:val="15"/>
               </w:rPr>
-              <w:t xml:space="preserve">530.0%</w:t>
+              <w:t xml:space="preserve">510.0%</w:t>
             </w:r>
           </w:p>
         </w:tc>
@@ -20562,7 +21526,7 @@
                 <w:sz w:val="15"/>
                 <w:szCs w:val="15"/>
               </w:rPr>
-              <w:t xml:space="preserve">8.15 / 10.0</w:t>
+              <w:t xml:space="preserve">8.16 / 10.0</w:t>
             </w:r>
           </w:p>
         </w:tc>
@@ -20700,7 +21664,7 @@
                 <w:sz w:val="15"/>
                 <w:szCs w:val="15"/>
               </w:rPr>
-              <w:t xml:space="preserve">108件</w:t>
+              <w:t xml:space="preserve">115件</w:t>
             </w:r>
           </w:p>
         </w:tc>
@@ -20838,7 +21802,7 @@
                 <w:sz w:val="15"/>
                 <w:szCs w:val="15"/>
               </w:rPr>
-              <w:t xml:space="preserve">740.0%</w:t>
+              <w:t xml:space="preserve">700.0%</w:t>
             </w:r>
           </w:p>
         </w:tc>
@@ -21560,7 +22524,7 @@
                 <w:sz w:val="14"/>
                 <w:szCs w:val="14"/>
               </w:rPr>
-              <w:t xml:space="preserve">9.21</w:t>
+              <w:t xml:space="preserve">9.24</w:t>
             </w:r>
           </w:p>
         </w:tc>
@@ -21767,7 +22731,7 @@
                 <w:sz w:val="14"/>
                 <w:szCs w:val="14"/>
               </w:rPr>
-              <w:t xml:space="preserve">8.65</w:t>
+              <w:t xml:space="preserve">8.69</w:t>
             </w:r>
           </w:p>
         </w:tc>
@@ -21974,7 +22938,7 @@
                 <w:sz w:val="14"/>
                 <w:szCs w:val="14"/>
               </w:rPr>
-              <w:t xml:space="preserve">8.73</w:t>
+              <w:t xml:space="preserve">8.71</w:t>
             </w:r>
           </w:p>
         </w:tc>
@@ -22181,7 +23145,7 @@
                 <w:sz w:val="14"/>
                 <w:szCs w:val="14"/>
               </w:rPr>
-              <w:t xml:space="preserve">8.27</w:t>
+              <w:t xml:space="preserve">8.29</w:t>
             </w:r>
           </w:p>
         </w:tc>
@@ -22354,7 +23318,7 @@
                 <w:sz w:val="14"/>
                 <w:szCs w:val="14"/>
               </w:rPr>
-              <w:t xml:space="preserve">ダイワロイネットホテル東京大崎</w:t>
+              <w:t xml:space="preserve">京成リッチモンドホテル東京錦糸町</w:t>
             </w:r>
           </w:p>
         </w:tc>
@@ -22388,7 +23352,7 @@
                 <w:sz w:val="14"/>
                 <w:szCs w:val="14"/>
               </w:rPr>
-              <w:t xml:space="preserve">8.87</w:t>
+              <w:t xml:space="preserve">9.06</w:t>
             </w:r>
           </w:p>
         </w:tc>
@@ -22422,7 +23386,7 @@
                 <w:sz w:val="14"/>
                 <w:szCs w:val="14"/>
               </w:rPr>
-              <w:t xml:space="preserve">¥5,203,037</w:t>
+              <w:t xml:space="preserve">¥4,791,800</w:t>
             </w:r>
           </w:p>
         </w:tc>
@@ -22456,7 +23420,7 @@
                 <w:sz w:val="14"/>
                 <w:szCs w:val="14"/>
               </w:rPr>
-              <w:t xml:space="preserve">70.3%</w:t>
+              <w:t xml:space="preserve">87.2%</w:t>
             </w:r>
           </w:p>
         </w:tc>
@@ -22491,6 +23455,213 @@
                 <w:szCs w:val="14"/>
               </w:rPr>
               <w:t xml:space="preserve">高品質×高売上</w:t>
+            </w:r>
+          </w:p>
+        </w:tc>
+        <w:tc>
+          <w:tcPr>
+            <w:tcW w:type="dxa" w:w="1000"/>
+            <w:tcBorders>
+              <w:top w:val="single" w:color="CCCCCC" w:sz="1"/>
+              <w:left w:val="single" w:color="CCCCCC" w:sz="1"/>
+              <w:bottom w:val="single" w:color="CCCCCC" w:sz="1"/>
+              <w:right w:val="single" w:color="CCCCCC" w:sz="1"/>
+            </w:tcBorders>
+            <w:shd w:fill="E8F5E9" w:color="E8F5E9" w:val="solid"/>
+            <w:tcMar>
+              <w:top w:type="dxa" w:w="60"/>
+              <w:left w:type="dxa" w:w="80"/>
+              <w:bottom w:type="dxa" w:w="60"/>
+              <w:right w:type="dxa" w:w="80"/>
+            </w:tcMar>
+            <w:vAlign w:val="center"/>
+          </w:tcPr>
+          <w:p>
+            <w:pPr>
+              <w:jc w:val="center"/>
+            </w:pPr>
+            <w:r>
+              <w:rPr>
+                <w:rFonts w:ascii="Arial" w:cs="Arial" w:eastAsia="Arial" w:hAnsi="Arial"/>
+                <w:b/>
+                <w:bCs/>
+                <w:color w:val="2E7D32"/>
+                <w:sz w:val="13"/>
+                <w:szCs w:val="13"/>
+              </w:rPr>
+              <w:t xml:space="preserve">🟢 維持</w:t>
+            </w:r>
+          </w:p>
+        </w:tc>
+      </w:tr>
+      <w:tr>
+        <w:tc>
+          <w:tcPr>
+            <w:tcW w:type="dxa" w:w="2800"/>
+            <w:tcBorders>
+              <w:top w:val="single" w:color="CCCCCC" w:sz="1"/>
+              <w:left w:val="single" w:color="CCCCCC" w:sz="1"/>
+              <w:bottom w:val="single" w:color="CCCCCC" w:sz="1"/>
+              <w:right w:val="single" w:color="CCCCCC" w:sz="1"/>
+            </w:tcBorders>
+            <w:tcMar>
+              <w:top w:type="dxa" w:w="60"/>
+              <w:left w:type="dxa" w:w="80"/>
+              <w:bottom w:type="dxa" w:w="60"/>
+              <w:right w:type="dxa" w:w="80"/>
+            </w:tcMar>
+            <w:vAlign w:val="center"/>
+          </w:tcPr>
+          <w:p>
+            <w:pPr>
+              <w:jc w:val="left"/>
+            </w:pPr>
+            <w:r>
+              <w:rPr>
+                <w:rFonts w:ascii="Arial" w:cs="Arial" w:eastAsia="Arial" w:hAnsi="Arial"/>
+                <w:b w:val="false"/>
+                <w:bCs w:val="false"/>
+                <w:color w:val="333333"/>
+                <w:sz w:val="14"/>
+                <w:szCs w:val="14"/>
+              </w:rPr>
+              <w:t xml:space="preserve">ホテルケヤキゲート東京府中</w:t>
+            </w:r>
+          </w:p>
+        </w:tc>
+        <w:tc>
+          <w:tcPr>
+            <w:tcW w:type="dxa" w:w="900"/>
+            <w:tcBorders>
+              <w:top w:val="single" w:color="CCCCCC" w:sz="1"/>
+              <w:left w:val="single" w:color="CCCCCC" w:sz="1"/>
+              <w:bottom w:val="single" w:color="CCCCCC" w:sz="1"/>
+              <w:right w:val="single" w:color="CCCCCC" w:sz="1"/>
+            </w:tcBorders>
+            <w:tcMar>
+              <w:top w:type="dxa" w:w="60"/>
+              <w:left w:type="dxa" w:w="80"/>
+              <w:bottom w:type="dxa" w:w="60"/>
+              <w:right w:type="dxa" w:w="80"/>
+            </w:tcMar>
+            <w:vAlign w:val="center"/>
+          </w:tcPr>
+          <w:p>
+            <w:pPr>
+              <w:jc w:val="center"/>
+            </w:pPr>
+            <w:r>
+              <w:rPr>
+                <w:rFonts w:ascii="Arial" w:cs="Arial" w:eastAsia="Arial" w:hAnsi="Arial"/>
+                <w:b w:val="false"/>
+                <w:bCs w:val="false"/>
+                <w:color w:val="333333"/>
+                <w:sz w:val="14"/>
+                <w:szCs w:val="14"/>
+              </w:rPr>
+              <w:t xml:space="preserve">8.74</w:t>
+            </w:r>
+          </w:p>
+        </w:tc>
+        <w:tc>
+          <w:tcPr>
+            <w:tcW w:type="dxa" w:w="1500"/>
+            <w:tcBorders>
+              <w:top w:val="single" w:color="CCCCCC" w:sz="1"/>
+              <w:left w:val="single" w:color="CCCCCC" w:sz="1"/>
+              <w:bottom w:val="single" w:color="CCCCCC" w:sz="1"/>
+              <w:right w:val="single" w:color="CCCCCC" w:sz="1"/>
+            </w:tcBorders>
+            <w:tcMar>
+              <w:top w:type="dxa" w:w="60"/>
+              <w:left w:type="dxa" w:w="80"/>
+              <w:bottom w:type="dxa" w:w="60"/>
+              <w:right w:type="dxa" w:w="80"/>
+            </w:tcMar>
+            <w:vAlign w:val="center"/>
+          </w:tcPr>
+          <w:p>
+            <w:pPr>
+              <w:jc w:val="center"/>
+            </w:pPr>
+            <w:r>
+              <w:rPr>
+                <w:rFonts w:ascii="Arial" w:cs="Arial" w:eastAsia="Arial" w:hAnsi="Arial"/>
+                <w:b w:val="false"/>
+                <w:bCs w:val="false"/>
+                <w:color w:val="333333"/>
+                <w:sz w:val="14"/>
+                <w:szCs w:val="14"/>
+              </w:rPr>
+              <w:t xml:space="preserve">¥4,425,395</w:t>
+            </w:r>
+          </w:p>
+        </w:tc>
+        <w:tc>
+          <w:tcPr>
+            <w:tcW w:type="dxa" w:w="900"/>
+            <w:tcBorders>
+              <w:top w:val="single" w:color="CCCCCC" w:sz="1"/>
+              <w:left w:val="single" w:color="CCCCCC" w:sz="1"/>
+              <w:bottom w:val="single" w:color="CCCCCC" w:sz="1"/>
+              <w:right w:val="single" w:color="CCCCCC" w:sz="1"/>
+            </w:tcBorders>
+            <w:tcMar>
+              <w:top w:type="dxa" w:w="60"/>
+              <w:left w:type="dxa" w:w="80"/>
+              <w:bottom w:type="dxa" w:w="60"/>
+              <w:right w:type="dxa" w:w="80"/>
+            </w:tcMar>
+            <w:vAlign w:val="center"/>
+          </w:tcPr>
+          <w:p>
+            <w:pPr>
+              <w:jc w:val="center"/>
+            </w:pPr>
+            <w:r>
+              <w:rPr>
+                <w:rFonts w:ascii="Arial" w:cs="Arial" w:eastAsia="Arial" w:hAnsi="Arial"/>
+                <w:b w:val="false"/>
+                <w:bCs w:val="false"/>
+                <w:color w:val="333333"/>
+                <w:sz w:val="14"/>
+                <w:szCs w:val="14"/>
+              </w:rPr>
+              <w:t xml:space="preserve">82.4%</w:t>
+            </w:r>
+          </w:p>
+        </w:tc>
+        <w:tc>
+          <w:tcPr>
+            <w:tcW w:type="dxa" w:w="2000"/>
+            <w:tcBorders>
+              <w:top w:val="single" w:color="CCCCCC" w:sz="1"/>
+              <w:left w:val="single" w:color="CCCCCC" w:sz="1"/>
+              <w:bottom w:val="single" w:color="CCCCCC" w:sz="1"/>
+              <w:right w:val="single" w:color="CCCCCC" w:sz="1"/>
+            </w:tcBorders>
+            <w:tcMar>
+              <w:top w:type="dxa" w:w="60"/>
+              <w:left w:type="dxa" w:w="80"/>
+              <w:bottom w:type="dxa" w:w="60"/>
+              <w:right w:type="dxa" w:w="80"/>
+            </w:tcMar>
+            <w:vAlign w:val="center"/>
+          </w:tcPr>
+          <w:p>
+            <w:pPr>
+              <w:jc w:val="center"/>
+            </w:pPr>
+            <w:r>
+              <w:rPr>
+                <w:rFonts w:ascii="Arial" w:cs="Arial" w:eastAsia="Arial" w:hAnsi="Arial"/>
+                <w:b w:val="false"/>
+                <w:bCs w:val="false"/>
+                <w:color w:val="333333"/>
+                <w:sz w:val="14"/>
+                <w:szCs w:val="14"/>
+              </w:rPr>
+              <w:t xml:space="preserve">高品質×低売上</w:t>
             </w:r>
           </w:p>
         </w:tc>
@@ -22561,7 +23732,7 @@
                 <w:sz w:val="14"/>
                 <w:szCs w:val="14"/>
               </w:rPr>
-              <w:t xml:space="preserve">京成リッチモンドホテル東京錦糸町</w:t>
+              <w:t xml:space="preserve">第一イン池袋</w:t>
             </w:r>
           </w:p>
         </w:tc>
@@ -22595,7 +23766,7 @@
                 <w:sz w:val="14"/>
                 <w:szCs w:val="14"/>
               </w:rPr>
-              <w:t xml:space="preserve">9.05</w:t>
+              <w:t xml:space="preserve">9.12</w:t>
             </w:r>
           </w:p>
         </w:tc>
@@ -22629,7 +23800,7 @@
                 <w:sz w:val="14"/>
                 <w:szCs w:val="14"/>
               </w:rPr>
-              <w:t xml:space="preserve">¥4,791,800</w:t>
+              <w:t xml:space="preserve">¥4,310,610</w:t>
             </w:r>
           </w:p>
         </w:tc>
@@ -22663,214 +23834,7 @@
                 <w:sz w:val="14"/>
                 <w:szCs w:val="14"/>
               </w:rPr>
-              <w:t xml:space="preserve">87.2%</w:t>
-            </w:r>
-          </w:p>
-        </w:tc>
-        <w:tc>
-          <w:tcPr>
-            <w:tcW w:type="dxa" w:w="2000"/>
-            <w:tcBorders>
-              <w:top w:val="single" w:color="CCCCCC" w:sz="1"/>
-              <w:left w:val="single" w:color="CCCCCC" w:sz="1"/>
-              <w:bottom w:val="single" w:color="CCCCCC" w:sz="1"/>
-              <w:right w:val="single" w:color="CCCCCC" w:sz="1"/>
-            </w:tcBorders>
-            <w:tcMar>
-              <w:top w:type="dxa" w:w="60"/>
-              <w:left w:type="dxa" w:w="80"/>
-              <w:bottom w:type="dxa" w:w="60"/>
-              <w:right w:type="dxa" w:w="80"/>
-            </w:tcMar>
-            <w:vAlign w:val="center"/>
-          </w:tcPr>
-          <w:p>
-            <w:pPr>
-              <w:jc w:val="center"/>
-            </w:pPr>
-            <w:r>
-              <w:rPr>
-                <w:rFonts w:ascii="Arial" w:cs="Arial" w:eastAsia="Arial" w:hAnsi="Arial"/>
-                <w:b w:val="false"/>
-                <w:bCs w:val="false"/>
-                <w:color w:val="333333"/>
-                <w:sz w:val="14"/>
-                <w:szCs w:val="14"/>
-              </w:rPr>
-              <w:t xml:space="preserve">高品質×高売上</w:t>
-            </w:r>
-          </w:p>
-        </w:tc>
-        <w:tc>
-          <w:tcPr>
-            <w:tcW w:type="dxa" w:w="1000"/>
-            <w:tcBorders>
-              <w:top w:val="single" w:color="CCCCCC" w:sz="1"/>
-              <w:left w:val="single" w:color="CCCCCC" w:sz="1"/>
-              <w:bottom w:val="single" w:color="CCCCCC" w:sz="1"/>
-              <w:right w:val="single" w:color="CCCCCC" w:sz="1"/>
-            </w:tcBorders>
-            <w:shd w:fill="E8F5E9" w:color="E8F5E9" w:val="solid"/>
-            <w:tcMar>
-              <w:top w:type="dxa" w:w="60"/>
-              <w:left w:type="dxa" w:w="80"/>
-              <w:bottom w:type="dxa" w:w="60"/>
-              <w:right w:type="dxa" w:w="80"/>
-            </w:tcMar>
-            <w:vAlign w:val="center"/>
-          </w:tcPr>
-          <w:p>
-            <w:pPr>
-              <w:jc w:val="center"/>
-            </w:pPr>
-            <w:r>
-              <w:rPr>
-                <w:rFonts w:ascii="Arial" w:cs="Arial" w:eastAsia="Arial" w:hAnsi="Arial"/>
-                <w:b/>
-                <w:bCs/>
-                <w:color w:val="2E7D32"/>
-                <w:sz w:val="13"/>
-                <w:szCs w:val="13"/>
-              </w:rPr>
-              <w:t xml:space="preserve">🟢 維持</w:t>
-            </w:r>
-          </w:p>
-        </w:tc>
-      </w:tr>
-      <w:tr>
-        <w:tc>
-          <w:tcPr>
-            <w:tcW w:type="dxa" w:w="2800"/>
-            <w:tcBorders>
-              <w:top w:val="single" w:color="CCCCCC" w:sz="1"/>
-              <w:left w:val="single" w:color="CCCCCC" w:sz="1"/>
-              <w:bottom w:val="single" w:color="CCCCCC" w:sz="1"/>
-              <w:right w:val="single" w:color="CCCCCC" w:sz="1"/>
-            </w:tcBorders>
-            <w:tcMar>
-              <w:top w:type="dxa" w:w="60"/>
-              <w:left w:type="dxa" w:w="80"/>
-              <w:bottom w:type="dxa" w:w="60"/>
-              <w:right w:type="dxa" w:w="80"/>
-            </w:tcMar>
-            <w:vAlign w:val="center"/>
-          </w:tcPr>
-          <w:p>
-            <w:pPr>
-              <w:jc w:val="left"/>
-            </w:pPr>
-            <w:r>
-              <w:rPr>
-                <w:rFonts w:ascii="Arial" w:cs="Arial" w:eastAsia="Arial" w:hAnsi="Arial"/>
-                <w:b w:val="false"/>
-                <w:bCs w:val="false"/>
-                <w:color w:val="333333"/>
-                <w:sz w:val="14"/>
-                <w:szCs w:val="14"/>
-              </w:rPr>
-              <w:t xml:space="preserve">ホテルケヤキゲート東京府中</w:t>
-            </w:r>
-          </w:p>
-        </w:tc>
-        <w:tc>
-          <w:tcPr>
-            <w:tcW w:type="dxa" w:w="900"/>
-            <w:tcBorders>
-              <w:top w:val="single" w:color="CCCCCC" w:sz="1"/>
-              <w:left w:val="single" w:color="CCCCCC" w:sz="1"/>
-              <w:bottom w:val="single" w:color="CCCCCC" w:sz="1"/>
-              <w:right w:val="single" w:color="CCCCCC" w:sz="1"/>
-            </w:tcBorders>
-            <w:tcMar>
-              <w:top w:type="dxa" w:w="60"/>
-              <w:left w:type="dxa" w:w="80"/>
-              <w:bottom w:type="dxa" w:w="60"/>
-              <w:right w:type="dxa" w:w="80"/>
-            </w:tcMar>
-            <w:vAlign w:val="center"/>
-          </w:tcPr>
-          <w:p>
-            <w:pPr>
-              <w:jc w:val="center"/>
-            </w:pPr>
-            <w:r>
-              <w:rPr>
-                <w:rFonts w:ascii="Arial" w:cs="Arial" w:eastAsia="Arial" w:hAnsi="Arial"/>
-                <w:b w:val="false"/>
-                <w:bCs w:val="false"/>
-                <w:color w:val="333333"/>
-                <w:sz w:val="14"/>
-                <w:szCs w:val="14"/>
-              </w:rPr>
-              <w:t xml:space="preserve">8.78</w:t>
-            </w:r>
-          </w:p>
-        </w:tc>
-        <w:tc>
-          <w:tcPr>
-            <w:tcW w:type="dxa" w:w="1500"/>
-            <w:tcBorders>
-              <w:top w:val="single" w:color="CCCCCC" w:sz="1"/>
-              <w:left w:val="single" w:color="CCCCCC" w:sz="1"/>
-              <w:bottom w:val="single" w:color="CCCCCC" w:sz="1"/>
-              <w:right w:val="single" w:color="CCCCCC" w:sz="1"/>
-            </w:tcBorders>
-            <w:tcMar>
-              <w:top w:type="dxa" w:w="60"/>
-              <w:left w:type="dxa" w:w="80"/>
-              <w:bottom w:type="dxa" w:w="60"/>
-              <w:right w:type="dxa" w:w="80"/>
-            </w:tcMar>
-            <w:vAlign w:val="center"/>
-          </w:tcPr>
-          <w:p>
-            <w:pPr>
-              <w:jc w:val="center"/>
-            </w:pPr>
-            <w:r>
-              <w:rPr>
-                <w:rFonts w:ascii="Arial" w:cs="Arial" w:eastAsia="Arial" w:hAnsi="Arial"/>
-                <w:b w:val="false"/>
-                <w:bCs w:val="false"/>
-                <w:color w:val="333333"/>
-                <w:sz w:val="14"/>
-                <w:szCs w:val="14"/>
-              </w:rPr>
-              <w:t xml:space="preserve">¥4,425,395</w:t>
-            </w:r>
-          </w:p>
-        </w:tc>
-        <w:tc>
-          <w:tcPr>
-            <w:tcW w:type="dxa" w:w="900"/>
-            <w:tcBorders>
-              <w:top w:val="single" w:color="CCCCCC" w:sz="1"/>
-              <w:left w:val="single" w:color="CCCCCC" w:sz="1"/>
-              <w:bottom w:val="single" w:color="CCCCCC" w:sz="1"/>
-              <w:right w:val="single" w:color="CCCCCC" w:sz="1"/>
-            </w:tcBorders>
-            <w:tcMar>
-              <w:top w:type="dxa" w:w="60"/>
-              <w:left w:type="dxa" w:w="80"/>
-              <w:bottom w:type="dxa" w:w="60"/>
-              <w:right w:type="dxa" w:w="80"/>
-            </w:tcMar>
-            <w:vAlign w:val="center"/>
-          </w:tcPr>
-          <w:p>
-            <w:pPr>
-              <w:jc w:val="center"/>
-            </w:pPr>
-            <w:r>
-              <w:rPr>
-                <w:rFonts w:ascii="Arial" w:cs="Arial" w:eastAsia="Arial" w:hAnsi="Arial"/>
-                <w:b w:val="false"/>
-                <w:bCs w:val="false"/>
-                <w:color w:val="333333"/>
-                <w:sz w:val="14"/>
-                <w:szCs w:val="14"/>
-              </w:rPr>
-              <w:t xml:space="preserve">82.4%</w:t>
+              <w:t xml:space="preserve">76.2%</w:t>
             </w:r>
           </w:p>
         </w:tc>
@@ -22975,7 +23939,7 @@
                 <w:sz w:val="14"/>
                 <w:szCs w:val="14"/>
               </w:rPr>
-              <w:t xml:space="preserve">第一イン池袋</w:t>
+              <w:t xml:space="preserve">コンフォートホテルERA東京東神田</w:t>
             </w:r>
           </w:p>
         </w:tc>
@@ -23009,7 +23973,7 @@
                 <w:sz w:val="14"/>
                 <w:szCs w:val="14"/>
               </w:rPr>
-              <w:t xml:space="preserve">9.08</w:t>
+              <w:t xml:space="preserve">8.95</w:t>
             </w:r>
           </w:p>
         </w:tc>
@@ -23043,7 +24007,7 @@
                 <w:sz w:val="14"/>
                 <w:szCs w:val="14"/>
               </w:rPr>
-              <w:t xml:space="preserve">¥4,310,610</w:t>
+              <w:t xml:space="preserve">¥4,047,280</w:t>
             </w:r>
           </w:p>
         </w:tc>
@@ -23077,7 +24041,7 @@
                 <w:sz w:val="14"/>
                 <w:szCs w:val="14"/>
               </w:rPr>
-              <w:t xml:space="preserve">76.2%</w:t>
+              <w:t xml:space="preserve">65.8%</w:t>
             </w:r>
           </w:p>
         </w:tc>
@@ -23182,7 +24146,7 @@
                 <w:sz w:val="14"/>
                 <w:szCs w:val="14"/>
               </w:rPr>
-              <w:t xml:space="preserve">コンフォートホテルERA東京東神田</w:t>
+              <w:t xml:space="preserve">リッチモンドホテル東京目白</w:t>
             </w:r>
           </w:p>
         </w:tc>
@@ -23216,7 +24180,7 @@
                 <w:sz w:val="14"/>
                 <w:szCs w:val="14"/>
               </w:rPr>
-              <w:t xml:space="preserve">8.94</w:t>
+              <w:t xml:space="preserve">8.68</w:t>
             </w:r>
           </w:p>
         </w:tc>
@@ -23250,7 +24214,7 @@
                 <w:sz w:val="14"/>
                 <w:szCs w:val="14"/>
               </w:rPr>
-              <w:t xml:space="preserve">¥4,047,280</w:t>
+              <w:t xml:space="preserve">¥3,663,440</w:t>
             </w:r>
           </w:p>
         </w:tc>
@@ -23284,7 +24248,7 @@
                 <w:sz w:val="14"/>
                 <w:szCs w:val="14"/>
               </w:rPr>
-              <w:t xml:space="preserve">65.8%</w:t>
+              <w:t xml:space="preserve">81.8%</w:t>
             </w:r>
           </w:p>
         </w:tc>
@@ -23389,7 +24353,7 @@
                 <w:sz w:val="14"/>
                 <w:szCs w:val="14"/>
               </w:rPr>
-              <w:t xml:space="preserve">リッチモンドホテル東京目白</w:t>
+              <w:t xml:space="preserve">アパホテル相模原橋本駅東</w:t>
             </w:r>
           </w:p>
         </w:tc>
@@ -23423,7 +24387,7 @@
                 <w:sz w:val="14"/>
                 <w:szCs w:val="14"/>
               </w:rPr>
-              <w:t xml:space="preserve">8.69</w:t>
+              <w:t xml:space="preserve">8.13</w:t>
             </w:r>
           </w:p>
         </w:tc>
@@ -23457,7 +24421,7 @@
                 <w:sz w:val="14"/>
                 <w:szCs w:val="14"/>
               </w:rPr>
-              <w:t xml:space="preserve">¥3,663,440</w:t>
+              <w:t xml:space="preserve">¥2,698,420</w:t>
             </w:r>
           </w:p>
         </w:tc>
@@ -23491,7 +24455,7 @@
                 <w:sz w:val="14"/>
                 <w:szCs w:val="14"/>
               </w:rPr>
-              <w:t xml:space="preserve">81.8%</w:t>
+              <w:t xml:space="preserve">66.9%</w:t>
             </w:r>
           </w:p>
         </w:tc>
@@ -23596,7 +24560,7 @@
                 <w:sz w:val="14"/>
                 <w:szCs w:val="14"/>
               </w:rPr>
-              <w:t xml:space="preserve">アパホテル相模原橋本駅東</w:t>
+              <w:t xml:space="preserve">コンフォートホテル成田</w:t>
             </w:r>
           </w:p>
         </w:tc>
@@ -23630,214 +24594,7 @@
                 <w:sz w:val="14"/>
                 <w:szCs w:val="14"/>
               </w:rPr>
-              <w:t xml:space="preserve">8.10</w:t>
-            </w:r>
-          </w:p>
-        </w:tc>
-        <w:tc>
-          <w:tcPr>
-            <w:tcW w:type="dxa" w:w="1500"/>
-            <w:tcBorders>
-              <w:top w:val="single" w:color="CCCCCC" w:sz="1"/>
-              <w:left w:val="single" w:color="CCCCCC" w:sz="1"/>
-              <w:bottom w:val="single" w:color="CCCCCC" w:sz="1"/>
-              <w:right w:val="single" w:color="CCCCCC" w:sz="1"/>
-            </w:tcBorders>
-            <w:tcMar>
-              <w:top w:type="dxa" w:w="60"/>
-              <w:left w:type="dxa" w:w="80"/>
-              <w:bottom w:type="dxa" w:w="60"/>
-              <w:right w:type="dxa" w:w="80"/>
-            </w:tcMar>
-            <w:vAlign w:val="center"/>
-          </w:tcPr>
-          <w:p>
-            <w:pPr>
-              <w:jc w:val="center"/>
-            </w:pPr>
-            <w:r>
-              <w:rPr>
-                <w:rFonts w:ascii="Arial" w:cs="Arial" w:eastAsia="Arial" w:hAnsi="Arial"/>
-                <w:b w:val="false"/>
-                <w:bCs w:val="false"/>
-                <w:color w:val="333333"/>
-                <w:sz w:val="14"/>
-                <w:szCs w:val="14"/>
-              </w:rPr>
-              <w:t xml:space="preserve">¥2,698,420</w:t>
-            </w:r>
-          </w:p>
-        </w:tc>
-        <w:tc>
-          <w:tcPr>
-            <w:tcW w:type="dxa" w:w="900"/>
-            <w:tcBorders>
-              <w:top w:val="single" w:color="CCCCCC" w:sz="1"/>
-              <w:left w:val="single" w:color="CCCCCC" w:sz="1"/>
-              <w:bottom w:val="single" w:color="CCCCCC" w:sz="1"/>
-              <w:right w:val="single" w:color="CCCCCC" w:sz="1"/>
-            </w:tcBorders>
-            <w:tcMar>
-              <w:top w:type="dxa" w:w="60"/>
-              <w:left w:type="dxa" w:w="80"/>
-              <w:bottom w:type="dxa" w:w="60"/>
-              <w:right w:type="dxa" w:w="80"/>
-            </w:tcMar>
-            <w:vAlign w:val="center"/>
-          </w:tcPr>
-          <w:p>
-            <w:pPr>
-              <w:jc w:val="center"/>
-            </w:pPr>
-            <w:r>
-              <w:rPr>
-                <w:rFonts w:ascii="Arial" w:cs="Arial" w:eastAsia="Arial" w:hAnsi="Arial"/>
-                <w:b w:val="false"/>
-                <w:bCs w:val="false"/>
-                <w:color w:val="333333"/>
-                <w:sz w:val="14"/>
-                <w:szCs w:val="14"/>
-              </w:rPr>
-              <w:t xml:space="preserve">66.9%</w:t>
-            </w:r>
-          </w:p>
-        </w:tc>
-        <w:tc>
-          <w:tcPr>
-            <w:tcW w:type="dxa" w:w="2000"/>
-            <w:tcBorders>
-              <w:top w:val="single" w:color="CCCCCC" w:sz="1"/>
-              <w:left w:val="single" w:color="CCCCCC" w:sz="1"/>
-              <w:bottom w:val="single" w:color="CCCCCC" w:sz="1"/>
-              <w:right w:val="single" w:color="CCCCCC" w:sz="1"/>
-            </w:tcBorders>
-            <w:tcMar>
-              <w:top w:type="dxa" w:w="60"/>
-              <w:left w:type="dxa" w:w="80"/>
-              <w:bottom w:type="dxa" w:w="60"/>
-              <w:right w:type="dxa" w:w="80"/>
-            </w:tcMar>
-            <w:vAlign w:val="center"/>
-          </w:tcPr>
-          <w:p>
-            <w:pPr>
-              <w:jc w:val="center"/>
-            </w:pPr>
-            <w:r>
-              <w:rPr>
-                <w:rFonts w:ascii="Arial" w:cs="Arial" w:eastAsia="Arial" w:hAnsi="Arial"/>
-                <w:b w:val="false"/>
-                <w:bCs w:val="false"/>
-                <w:color w:val="333333"/>
-                <w:sz w:val="14"/>
-                <w:szCs w:val="14"/>
-              </w:rPr>
-              <w:t xml:space="preserve">高品質×低売上</w:t>
-            </w:r>
-          </w:p>
-        </w:tc>
-        <w:tc>
-          <w:tcPr>
-            <w:tcW w:type="dxa" w:w="1000"/>
-            <w:tcBorders>
-              <w:top w:val="single" w:color="CCCCCC" w:sz="1"/>
-              <w:left w:val="single" w:color="CCCCCC" w:sz="1"/>
-              <w:bottom w:val="single" w:color="CCCCCC" w:sz="1"/>
-              <w:right w:val="single" w:color="CCCCCC" w:sz="1"/>
-            </w:tcBorders>
-            <w:shd w:fill="E3F2FD" w:color="E3F2FD" w:val="solid"/>
-            <w:tcMar>
-              <w:top w:type="dxa" w:w="60"/>
-              <w:left w:type="dxa" w:w="80"/>
-              <w:bottom w:type="dxa" w:w="60"/>
-              <w:right w:type="dxa" w:w="80"/>
-            </w:tcMar>
-            <w:vAlign w:val="center"/>
-          </w:tcPr>
-          <w:p>
-            <w:pPr>
-              <w:jc w:val="center"/>
-            </w:pPr>
-            <w:r>
-              <w:rPr>
-                <w:rFonts w:ascii="Arial" w:cs="Arial" w:eastAsia="Arial" w:hAnsi="Arial"/>
-                <w:b/>
-                <w:bCs/>
-                <w:color w:val="1565C0"/>
-                <w:sz w:val="13"/>
-                <w:szCs w:val="13"/>
-              </w:rPr>
-              <w:t xml:space="preserve">🔵 標準</w:t>
-            </w:r>
-          </w:p>
-        </w:tc>
-      </w:tr>
-      <w:tr>
-        <w:tc>
-          <w:tcPr>
-            <w:tcW w:type="dxa" w:w="2800"/>
-            <w:tcBorders>
-              <w:top w:val="single" w:color="CCCCCC" w:sz="1"/>
-              <w:left w:val="single" w:color="CCCCCC" w:sz="1"/>
-              <w:bottom w:val="single" w:color="CCCCCC" w:sz="1"/>
-              <w:right w:val="single" w:color="CCCCCC" w:sz="1"/>
-            </w:tcBorders>
-            <w:tcMar>
-              <w:top w:type="dxa" w:w="60"/>
-              <w:left w:type="dxa" w:w="80"/>
-              <w:bottom w:type="dxa" w:w="60"/>
-              <w:right w:type="dxa" w:w="80"/>
-            </w:tcMar>
-            <w:vAlign w:val="center"/>
-          </w:tcPr>
-          <w:p>
-            <w:pPr>
-              <w:jc w:val="left"/>
-            </w:pPr>
-            <w:r>
-              <w:rPr>
-                <w:rFonts w:ascii="Arial" w:cs="Arial" w:eastAsia="Arial" w:hAnsi="Arial"/>
-                <w:b w:val="false"/>
-                <w:bCs w:val="false"/>
-                <w:color w:val="333333"/>
-                <w:sz w:val="14"/>
-                <w:szCs w:val="14"/>
-              </w:rPr>
-              <w:t xml:space="preserve">コンフォートホテル成田</w:t>
-            </w:r>
-          </w:p>
-        </w:tc>
-        <w:tc>
-          <w:tcPr>
-            <w:tcW w:type="dxa" w:w="900"/>
-            <w:tcBorders>
-              <w:top w:val="single" w:color="CCCCCC" w:sz="1"/>
-              <w:left w:val="single" w:color="CCCCCC" w:sz="1"/>
-              <w:bottom w:val="single" w:color="CCCCCC" w:sz="1"/>
-              <w:right w:val="single" w:color="CCCCCC" w:sz="1"/>
-            </w:tcBorders>
-            <w:tcMar>
-              <w:top w:type="dxa" w:w="60"/>
-              <w:left w:type="dxa" w:w="80"/>
-              <w:bottom w:type="dxa" w:w="60"/>
-              <w:right w:type="dxa" w:w="80"/>
-            </w:tcMar>
-            <w:vAlign w:val="center"/>
-          </w:tcPr>
-          <w:p>
-            <w:pPr>
-              <w:jc w:val="center"/>
-            </w:pPr>
-            <w:r>
-              <w:rPr>
-                <w:rFonts w:ascii="Arial" w:cs="Arial" w:eastAsia="Arial" w:hAnsi="Arial"/>
-                <w:b w:val="false"/>
-                <w:bCs w:val="false"/>
-                <w:color w:val="333333"/>
-                <w:sz w:val="14"/>
-                <w:szCs w:val="14"/>
-              </w:rPr>
-              <w:t xml:space="preserve">8.55</w:t>
+              <w:t xml:space="preserve">8.53</w:t>
             </w:r>
           </w:p>
         </w:tc>

--- a/納品レポート/PRIMECHANGE戦略レポート/PRIMECHANGE_品質売上総合レポート.docx
+++ b/納品レポート/PRIMECHANGE戦略レポート/PRIMECHANGE_品質売上総合レポート.docx
@@ -549,7 +549,7 @@
                 <w:sz w:val="16"/>
                 <w:szCs w:val="16"/>
               </w:rPr>
-              <w:t xml:space="preserve">8.35 / 10.0</w:t>
+              <w:t xml:space="preserve">8.36 / 10.0</w:t>
             </w:r>
           </w:p>
         </w:tc>
@@ -693,7 +693,7 @@
                 <w:sz w:val="16"/>
                 <w:szCs w:val="16"/>
               </w:rPr>
-              <w:t xml:space="preserve">3ホテル</w:t>
+              <w:t xml:space="preserve">2ホテル</w:t>
             </w:r>
           </w:p>
         </w:tc>
@@ -1363,7 +1363,7 @@
                 <w:sz w:val="14"/>
                 <w:szCs w:val="14"/>
               </w:rPr>
-              <w:t xml:space="preserve">9.24</w:t>
+              <w:t xml:space="preserve">9.22</w:t>
             </w:r>
           </w:p>
         </w:tc>
@@ -1398,7 +1398,7 @@
                 <w:sz w:val="14"/>
                 <w:szCs w:val="14"/>
               </w:rPr>
-              <w:t xml:space="preserve">142</w:t>
+              <w:t xml:space="preserve">143</w:t>
             </w:r>
           </w:p>
         </w:tc>
@@ -1715,7 +1715,7 @@
                 <w:sz w:val="14"/>
                 <w:szCs w:val="14"/>
               </w:rPr>
-              <w:t xml:space="preserve">8.69</w:t>
+              <w:t xml:space="preserve">8.72</w:t>
             </w:r>
           </w:p>
         </w:tc>
@@ -1750,7 +1750,7 @@
                 <w:sz w:val="14"/>
                 <w:szCs w:val="14"/>
               </w:rPr>
-              <w:t xml:space="preserve">139</w:t>
+              <w:t xml:space="preserve">138</w:t>
             </w:r>
           </w:p>
         </w:tc>
@@ -2067,7 +2067,7 @@
                 <w:sz w:val="14"/>
                 <w:szCs w:val="14"/>
               </w:rPr>
-              <w:t xml:space="preserve">8.71</w:t>
+              <w:t xml:space="preserve">8.68</w:t>
             </w:r>
           </w:p>
         </w:tc>
@@ -2419,7 +2419,7 @@
                 <w:sz w:val="14"/>
                 <w:szCs w:val="14"/>
               </w:rPr>
-              <w:t xml:space="preserve">7.72</w:t>
+              <w:t xml:space="preserve">7.73</w:t>
             </w:r>
           </w:p>
         </w:tc>
@@ -2454,7 +2454,7 @@
                 <w:sz w:val="14"/>
                 <w:szCs w:val="14"/>
               </w:rPr>
-              <w:t xml:space="preserve">140</w:t>
+              <w:t xml:space="preserve">139</w:t>
             </w:r>
           </w:p>
         </w:tc>
@@ -2771,7 +2771,7 @@
                 <w:sz w:val="14"/>
                 <w:szCs w:val="14"/>
               </w:rPr>
-              <w:t xml:space="preserve">7.08</w:t>
+              <w:t xml:space="preserve">7.10</w:t>
             </w:r>
           </w:p>
         </w:tc>
@@ -2806,7 +2806,7 @@
                 <w:sz w:val="14"/>
                 <w:szCs w:val="14"/>
               </w:rPr>
-              <w:t xml:space="preserve">75</w:t>
+              <w:t xml:space="preserve">77</w:t>
             </w:r>
           </w:p>
         </w:tc>
@@ -3123,7 +3123,7 @@
                 <w:sz w:val="14"/>
                 <w:szCs w:val="14"/>
               </w:rPr>
-              <w:t xml:space="preserve">8.29</w:t>
+              <w:t xml:space="preserve">8.30</w:t>
             </w:r>
           </w:p>
         </w:tc>
@@ -3158,7 +3158,7 @@
                 <w:sz w:val="14"/>
                 <w:szCs w:val="14"/>
               </w:rPr>
-              <w:t xml:space="preserve">309</w:t>
+              <w:t xml:space="preserve">317</w:t>
             </w:r>
           </w:p>
         </w:tc>
@@ -3475,7 +3475,7 @@
                 <w:sz w:val="14"/>
                 <w:szCs w:val="14"/>
               </w:rPr>
-              <w:t xml:space="preserve">8.84</w:t>
+              <w:t xml:space="preserve">8.86</w:t>
             </w:r>
           </w:p>
         </w:tc>
@@ -3510,7 +3510,7 @@
                 <w:sz w:val="14"/>
                 <w:szCs w:val="14"/>
               </w:rPr>
-              <w:t xml:space="preserve">56</w:t>
+              <w:t xml:space="preserve">57</w:t>
             </w:r>
           </w:p>
         </w:tc>
@@ -3827,7 +3827,7 @@
                 <w:sz w:val="14"/>
                 <w:szCs w:val="14"/>
               </w:rPr>
-              <w:t xml:space="preserve">9.06</w:t>
+              <w:t xml:space="preserve">9.08</w:t>
             </w:r>
           </w:p>
         </w:tc>
@@ -3862,7 +3862,7 @@
                 <w:sz w:val="14"/>
                 <w:szCs w:val="14"/>
               </w:rPr>
-              <w:t xml:space="preserve">127</w:t>
+              <w:t xml:space="preserve">126</w:t>
             </w:r>
           </w:p>
         </w:tc>
@@ -4179,7 +4179,7 @@
                 <w:sz w:val="14"/>
                 <w:szCs w:val="14"/>
               </w:rPr>
-              <w:t xml:space="preserve">7.43</w:t>
+              <w:t xml:space="preserve">7.38</w:t>
             </w:r>
           </w:p>
         </w:tc>
@@ -4214,7 +4214,7 @@
                 <w:sz w:val="14"/>
                 <w:szCs w:val="14"/>
               </w:rPr>
-              <w:t xml:space="preserve">54</w:t>
+              <w:t xml:space="preserve">56</w:t>
             </w:r>
           </w:p>
         </w:tc>
@@ -4531,7 +4531,7 @@
                 <w:sz w:val="14"/>
                 <w:szCs w:val="14"/>
               </w:rPr>
-              <w:t xml:space="preserve">8.88</w:t>
+              <w:t xml:space="preserve">8.90</w:t>
             </w:r>
           </w:p>
         </w:tc>
@@ -4566,7 +4566,7 @@
                 <w:sz w:val="14"/>
                 <w:szCs w:val="14"/>
               </w:rPr>
-              <w:t xml:space="preserve">118</w:t>
+              <w:t xml:space="preserve">122</w:t>
             </w:r>
           </w:p>
         </w:tc>
@@ -4742,6 +4742,2470 @@
                 <w:szCs w:val="14"/>
               </w:rPr>
               <w:t xml:space="preserve">¥1,736</w:t>
+            </w:r>
+          </w:p>
+        </w:tc>
+        <w:tc>
+          <w:tcPr>
+            <w:tcW w:type="dxa" w:w="900"/>
+            <w:tcBorders>
+              <w:top w:val="single" w:color="CCCCCC" w:sz="1"/>
+              <w:left w:val="single" w:color="CCCCCC" w:sz="1"/>
+              <w:bottom w:val="single" w:color="CCCCCC" w:sz="1"/>
+              <w:right w:val="single" w:color="CCCCCC" w:sz="1"/>
+            </w:tcBorders>
+            <w:shd w:fill="E3F2FD" w:color="E3F2FD" w:val="solid"/>
+            <w:tcMar>
+              <w:top w:type="dxa" w:w="60"/>
+              <w:left w:type="dxa" w:w="80"/>
+              <w:bottom w:type="dxa" w:w="60"/>
+              <w:right w:type="dxa" w:w="80"/>
+            </w:tcMar>
+            <w:vAlign w:val="center"/>
+          </w:tcPr>
+          <w:p>
+            <w:pPr>
+              <w:jc w:val="center"/>
+            </w:pPr>
+            <w:r>
+              <w:rPr>
+                <w:rFonts w:ascii="Arial" w:cs="Arial" w:eastAsia="Arial" w:hAnsi="Arial"/>
+                <w:b/>
+                <w:bCs/>
+                <w:color w:val="1565C0"/>
+                <w:sz w:val="13"/>
+                <w:szCs w:val="13"/>
+              </w:rPr>
+              <w:t xml:space="preserve">🔵 標準</w:t>
+            </w:r>
+          </w:p>
+        </w:tc>
+      </w:tr>
+      <w:tr>
+        <w:tc>
+          <w:tcPr>
+            <w:tcW w:type="dxa" w:w="400"/>
+            <w:tcBorders>
+              <w:top w:val="single" w:color="CCCCCC" w:sz="1"/>
+              <w:left w:val="single" w:color="CCCCCC" w:sz="1"/>
+              <w:bottom w:val="single" w:color="CCCCCC" w:sz="1"/>
+              <w:right w:val="single" w:color="CCCCCC" w:sz="1"/>
+            </w:tcBorders>
+            <w:shd w:fill="FFFFFF" w:color="FFFFFF" w:val="solid"/>
+            <w:tcMar>
+              <w:top w:type="dxa" w:w="60"/>
+              <w:left w:type="dxa" w:w="80"/>
+              <w:bottom w:type="dxa" w:w="60"/>
+              <w:right w:type="dxa" w:w="80"/>
+            </w:tcMar>
+            <w:vAlign w:val="center"/>
+          </w:tcPr>
+          <w:p>
+            <w:pPr>
+              <w:jc w:val="center"/>
+            </w:pPr>
+            <w:r>
+              <w:rPr>
+                <w:rFonts w:ascii="Arial" w:cs="Arial" w:eastAsia="Arial" w:hAnsi="Arial"/>
+                <w:b w:val="false"/>
+                <w:bCs w:val="false"/>
+                <w:color w:val="333333"/>
+                <w:sz w:val="14"/>
+                <w:szCs w:val="14"/>
+              </w:rPr>
+              <w:t xml:space="preserve">11</w:t>
+            </w:r>
+          </w:p>
+        </w:tc>
+        <w:tc>
+          <w:tcPr>
+            <w:tcW w:type="dxa" w:w="2800"/>
+            <w:tcBorders>
+              <w:top w:val="single" w:color="CCCCCC" w:sz="1"/>
+              <w:left w:val="single" w:color="CCCCCC" w:sz="1"/>
+              <w:bottom w:val="single" w:color="CCCCCC" w:sz="1"/>
+              <w:right w:val="single" w:color="CCCCCC" w:sz="1"/>
+            </w:tcBorders>
+            <w:shd w:fill="FFFFFF" w:color="FFFFFF" w:val="solid"/>
+            <w:tcMar>
+              <w:top w:type="dxa" w:w="60"/>
+              <w:left w:type="dxa" w:w="80"/>
+              <w:bottom w:type="dxa" w:w="60"/>
+              <w:right w:type="dxa" w:w="80"/>
+            </w:tcMar>
+            <w:vAlign w:val="center"/>
+          </w:tcPr>
+          <w:p>
+            <w:pPr>
+              <w:jc w:val="left"/>
+            </w:pPr>
+            <w:r>
+              <w:rPr>
+                <w:rFonts w:ascii="Arial" w:cs="Arial" w:eastAsia="Arial" w:hAnsi="Arial"/>
+                <w:b w:val="false"/>
+                <w:bCs w:val="false"/>
+                <w:color w:val="333333"/>
+                <w:sz w:val="13"/>
+                <w:szCs w:val="13"/>
+              </w:rPr>
+              <w:t xml:space="preserve">ホテルケヤキゲート東京府中</w:t>
+            </w:r>
+          </w:p>
+        </w:tc>
+        <w:tc>
+          <w:tcPr>
+            <w:tcW w:type="dxa" w:w="700"/>
+            <w:tcBorders>
+              <w:top w:val="single" w:color="CCCCCC" w:sz="1"/>
+              <w:left w:val="single" w:color="CCCCCC" w:sz="1"/>
+              <w:bottom w:val="single" w:color="CCCCCC" w:sz="1"/>
+              <w:right w:val="single" w:color="CCCCCC" w:sz="1"/>
+            </w:tcBorders>
+            <w:shd w:fill="FFFFFF" w:color="FFFFFF" w:val="solid"/>
+            <w:tcMar>
+              <w:top w:type="dxa" w:w="60"/>
+              <w:left w:type="dxa" w:w="80"/>
+              <w:bottom w:type="dxa" w:w="60"/>
+              <w:right w:type="dxa" w:w="80"/>
+            </w:tcMar>
+            <w:vAlign w:val="center"/>
+          </w:tcPr>
+          <w:p>
+            <w:pPr>
+              <w:jc w:val="center"/>
+            </w:pPr>
+            <w:r>
+              <w:rPr>
+                <w:rFonts w:ascii="Arial" w:cs="Arial" w:eastAsia="Arial" w:hAnsi="Arial"/>
+                <w:b w:val="false"/>
+                <w:bCs w:val="false"/>
+                <w:color w:val="27AE60"/>
+                <w:sz w:val="14"/>
+                <w:szCs w:val="14"/>
+              </w:rPr>
+              <w:t xml:space="preserve">8.74</w:t>
+            </w:r>
+          </w:p>
+        </w:tc>
+        <w:tc>
+          <w:tcPr>
+            <w:tcW w:type="dxa" w:w="700"/>
+            <w:tcBorders>
+              <w:top w:val="single" w:color="CCCCCC" w:sz="1"/>
+              <w:left w:val="single" w:color="CCCCCC" w:sz="1"/>
+              <w:bottom w:val="single" w:color="CCCCCC" w:sz="1"/>
+              <w:right w:val="single" w:color="CCCCCC" w:sz="1"/>
+            </w:tcBorders>
+            <w:shd w:fill="FFFFFF" w:color="FFFFFF" w:val="solid"/>
+            <w:tcMar>
+              <w:top w:type="dxa" w:w="60"/>
+              <w:left w:type="dxa" w:w="80"/>
+              <w:bottom w:type="dxa" w:w="60"/>
+              <w:right w:type="dxa" w:w="80"/>
+            </w:tcMar>
+            <w:vAlign w:val="center"/>
+          </w:tcPr>
+          <w:p>
+            <w:pPr>
+              <w:jc w:val="center"/>
+            </w:pPr>
+            <w:r>
+              <w:rPr>
+                <w:rFonts w:ascii="Arial" w:cs="Arial" w:eastAsia="Arial" w:hAnsi="Arial"/>
+                <w:b w:val="false"/>
+                <w:bCs w:val="false"/>
+                <w:color w:val="333333"/>
+                <w:sz w:val="14"/>
+                <w:szCs w:val="14"/>
+              </w:rPr>
+              <w:t xml:space="preserve">93</w:t>
+            </w:r>
+          </w:p>
+        </w:tc>
+        <w:tc>
+          <w:tcPr>
+            <w:tcW w:type="dxa" w:w="700"/>
+            <w:tcBorders>
+              <w:top w:val="single" w:color="CCCCCC" w:sz="1"/>
+              <w:left w:val="single" w:color="CCCCCC" w:sz="1"/>
+              <w:bottom w:val="single" w:color="CCCCCC" w:sz="1"/>
+              <w:right w:val="single" w:color="CCCCCC" w:sz="1"/>
+            </w:tcBorders>
+            <w:shd w:fill="FFFFFF" w:color="FFFFFF" w:val="solid"/>
+            <w:tcMar>
+              <w:top w:type="dxa" w:w="60"/>
+              <w:left w:type="dxa" w:w="80"/>
+              <w:bottom w:type="dxa" w:w="60"/>
+              <w:right w:type="dxa" w:w="80"/>
+            </w:tcMar>
+            <w:vAlign w:val="center"/>
+          </w:tcPr>
+          <w:p>
+            <w:pPr>
+              <w:jc w:val="center"/>
+            </w:pPr>
+            <w:r>
+              <w:rPr>
+                <w:rFonts w:ascii="Arial" w:cs="Arial" w:eastAsia="Arial" w:hAnsi="Arial"/>
+                <w:b w:val="false"/>
+                <w:bCs w:val="false"/>
+                <w:color w:val="333333"/>
+                <w:sz w:val="14"/>
+                <w:szCs w:val="14"/>
+              </w:rPr>
+              <w:t xml:space="preserve">82.4%</w:t>
+            </w:r>
+          </w:p>
+        </w:tc>
+        <w:tc>
+          <w:tcPr>
+            <w:tcW w:type="dxa" w:w="1300"/>
+            <w:tcBorders>
+              <w:top w:val="single" w:color="CCCCCC" w:sz="1"/>
+              <w:left w:val="single" w:color="CCCCCC" w:sz="1"/>
+              <w:bottom w:val="single" w:color="CCCCCC" w:sz="1"/>
+              <w:right w:val="single" w:color="CCCCCC" w:sz="1"/>
+            </w:tcBorders>
+            <w:shd w:fill="FFFFFF" w:color="FFFFFF" w:val="solid"/>
+            <w:tcMar>
+              <w:top w:type="dxa" w:w="60"/>
+              <w:left w:type="dxa" w:w="80"/>
+              <w:bottom w:type="dxa" w:w="60"/>
+              <w:right w:type="dxa" w:w="80"/>
+            </w:tcMar>
+            <w:vAlign w:val="center"/>
+          </w:tcPr>
+          <w:p>
+            <w:pPr>
+              <w:jc w:val="center"/>
+            </w:pPr>
+            <w:r>
+              <w:rPr>
+                <w:rFonts w:ascii="Arial" w:cs="Arial" w:eastAsia="Arial" w:hAnsi="Arial"/>
+                <w:b w:val="false"/>
+                <w:bCs w:val="false"/>
+                <w:color w:val="333333"/>
+                <w:sz w:val="14"/>
+                <w:szCs w:val="14"/>
+              </w:rPr>
+              <w:t xml:space="preserve">¥4,425,395</w:t>
+            </w:r>
+          </w:p>
+        </w:tc>
+        <w:tc>
+          <w:tcPr>
+            <w:tcW w:type="dxa" w:w="1200"/>
+            <w:tcBorders>
+              <w:top w:val="single" w:color="CCCCCC" w:sz="1"/>
+              <w:left w:val="single" w:color="CCCCCC" w:sz="1"/>
+              <w:bottom w:val="single" w:color="CCCCCC" w:sz="1"/>
+              <w:right w:val="single" w:color="CCCCCC" w:sz="1"/>
+            </w:tcBorders>
+            <w:shd w:fill="FFFFFF" w:color="FFFFFF" w:val="solid"/>
+            <w:tcMar>
+              <w:top w:type="dxa" w:w="60"/>
+              <w:left w:type="dxa" w:w="80"/>
+              <w:bottom w:type="dxa" w:w="60"/>
+              <w:right w:type="dxa" w:w="80"/>
+            </w:tcMar>
+            <w:vAlign w:val="center"/>
+          </w:tcPr>
+          <w:p>
+            <w:pPr>
+              <w:jc w:val="center"/>
+            </w:pPr>
+            <w:r>
+              <w:rPr>
+                <w:rFonts w:ascii="Arial" w:cs="Arial" w:eastAsia="Arial" w:hAnsi="Arial"/>
+                <w:b w:val="false"/>
+                <w:bCs w:val="false"/>
+                <w:color w:val="333333"/>
+                <w:sz w:val="14"/>
+                <w:szCs w:val="14"/>
+              </w:rPr>
+              <w:t xml:space="preserve">¥1,273,752</w:t>
+            </w:r>
+          </w:p>
+        </w:tc>
+        <w:tc>
+          <w:tcPr>
+            <w:tcW w:type="dxa" w:w="700"/>
+            <w:tcBorders>
+              <w:top w:val="single" w:color="CCCCCC" w:sz="1"/>
+              <w:left w:val="single" w:color="CCCCCC" w:sz="1"/>
+              <w:bottom w:val="single" w:color="CCCCCC" w:sz="1"/>
+              <w:right w:val="single" w:color="CCCCCC" w:sz="1"/>
+            </w:tcBorders>
+            <w:shd w:fill="FFFFFF" w:color="FFFFFF" w:val="solid"/>
+            <w:tcMar>
+              <w:top w:type="dxa" w:w="60"/>
+              <w:left w:type="dxa" w:w="80"/>
+              <w:bottom w:type="dxa" w:w="60"/>
+              <w:right w:type="dxa" w:w="80"/>
+            </w:tcMar>
+            <w:vAlign w:val="center"/>
+          </w:tcPr>
+          <w:p>
+            <w:pPr>
+              <w:jc w:val="center"/>
+            </w:pPr>
+            <w:r>
+              <w:rPr>
+                <w:rFonts w:ascii="Arial" w:cs="Arial" w:eastAsia="Arial" w:hAnsi="Arial"/>
+                <w:b w:val="false"/>
+                <w:bCs w:val="false"/>
+                <w:color w:val="333333"/>
+                <w:sz w:val="14"/>
+                <w:szCs w:val="14"/>
+              </w:rPr>
+              <w:t xml:space="preserve">28.8%</w:t>
+            </w:r>
+          </w:p>
+        </w:tc>
+        <w:tc>
+          <w:tcPr>
+            <w:tcW w:type="dxa" w:w="900"/>
+            <w:tcBorders>
+              <w:top w:val="single" w:color="CCCCCC" w:sz="1"/>
+              <w:left w:val="single" w:color="CCCCCC" w:sz="1"/>
+              <w:bottom w:val="single" w:color="CCCCCC" w:sz="1"/>
+              <w:right w:val="single" w:color="CCCCCC" w:sz="1"/>
+            </w:tcBorders>
+            <w:shd w:fill="FFFFFF" w:color="FFFFFF" w:val="solid"/>
+            <w:tcMar>
+              <w:top w:type="dxa" w:w="60"/>
+              <w:left w:type="dxa" w:w="80"/>
+              <w:bottom w:type="dxa" w:w="60"/>
+              <w:right w:type="dxa" w:w="80"/>
+            </w:tcMar>
+            <w:vAlign w:val="center"/>
+          </w:tcPr>
+          <w:p>
+            <w:pPr>
+              <w:jc w:val="center"/>
+            </w:pPr>
+            <w:r>
+              <w:rPr>
+                <w:rFonts w:ascii="Arial" w:cs="Arial" w:eastAsia="Arial" w:hAnsi="Arial"/>
+                <w:b w:val="false"/>
+                <w:bCs w:val="false"/>
+                <w:color w:val="333333"/>
+                <w:sz w:val="14"/>
+                <w:szCs w:val="14"/>
+              </w:rPr>
+              <w:t xml:space="preserve">¥1,230</w:t>
+            </w:r>
+          </w:p>
+        </w:tc>
+        <w:tc>
+          <w:tcPr>
+            <w:tcW w:type="dxa" w:w="900"/>
+            <w:tcBorders>
+              <w:top w:val="single" w:color="CCCCCC" w:sz="1"/>
+              <w:left w:val="single" w:color="CCCCCC" w:sz="1"/>
+              <w:bottom w:val="single" w:color="CCCCCC" w:sz="1"/>
+              <w:right w:val="single" w:color="CCCCCC" w:sz="1"/>
+            </w:tcBorders>
+            <w:shd w:fill="E3F2FD" w:color="E3F2FD" w:val="solid"/>
+            <w:tcMar>
+              <w:top w:type="dxa" w:w="60"/>
+              <w:left w:type="dxa" w:w="80"/>
+              <w:bottom w:type="dxa" w:w="60"/>
+              <w:right w:type="dxa" w:w="80"/>
+            </w:tcMar>
+            <w:vAlign w:val="center"/>
+          </w:tcPr>
+          <w:p>
+            <w:pPr>
+              <w:jc w:val="center"/>
+            </w:pPr>
+            <w:r>
+              <w:rPr>
+                <w:rFonts w:ascii="Arial" w:cs="Arial" w:eastAsia="Arial" w:hAnsi="Arial"/>
+                <w:b/>
+                <w:bCs/>
+                <w:color w:val="1565C0"/>
+                <w:sz w:val="13"/>
+                <w:szCs w:val="13"/>
+              </w:rPr>
+              <w:t xml:space="preserve">🔵 標準</w:t>
+            </w:r>
+          </w:p>
+        </w:tc>
+      </w:tr>
+      <w:tr>
+        <w:tc>
+          <w:tcPr>
+            <w:tcW w:type="dxa" w:w="400"/>
+            <w:tcBorders>
+              <w:top w:val="single" w:color="CCCCCC" w:sz="1"/>
+              <w:left w:val="single" w:color="CCCCCC" w:sz="1"/>
+              <w:bottom w:val="single" w:color="CCCCCC" w:sz="1"/>
+              <w:right w:val="single" w:color="CCCCCC" w:sz="1"/>
+            </w:tcBorders>
+            <w:shd w:fill="F5F7FA" w:color="F5F7FA" w:val="solid"/>
+            <w:tcMar>
+              <w:top w:type="dxa" w:w="60"/>
+              <w:left w:type="dxa" w:w="80"/>
+              <w:bottom w:type="dxa" w:w="60"/>
+              <w:right w:type="dxa" w:w="80"/>
+            </w:tcMar>
+            <w:vAlign w:val="center"/>
+          </w:tcPr>
+          <w:p>
+            <w:pPr>
+              <w:jc w:val="center"/>
+            </w:pPr>
+            <w:r>
+              <w:rPr>
+                <w:rFonts w:ascii="Arial" w:cs="Arial" w:eastAsia="Arial" w:hAnsi="Arial"/>
+                <w:b w:val="false"/>
+                <w:bCs w:val="false"/>
+                <w:color w:val="333333"/>
+                <w:sz w:val="14"/>
+                <w:szCs w:val="14"/>
+              </w:rPr>
+              <w:t xml:space="preserve">12</w:t>
+            </w:r>
+          </w:p>
+        </w:tc>
+        <w:tc>
+          <w:tcPr>
+            <w:tcW w:type="dxa" w:w="2800"/>
+            <w:tcBorders>
+              <w:top w:val="single" w:color="CCCCCC" w:sz="1"/>
+              <w:left w:val="single" w:color="CCCCCC" w:sz="1"/>
+              <w:bottom w:val="single" w:color="CCCCCC" w:sz="1"/>
+              <w:right w:val="single" w:color="CCCCCC" w:sz="1"/>
+            </w:tcBorders>
+            <w:shd w:fill="F5F7FA" w:color="F5F7FA" w:val="solid"/>
+            <w:tcMar>
+              <w:top w:type="dxa" w:w="60"/>
+              <w:left w:type="dxa" w:w="80"/>
+              <w:bottom w:type="dxa" w:w="60"/>
+              <w:right w:type="dxa" w:w="80"/>
+            </w:tcMar>
+            <w:vAlign w:val="center"/>
+          </w:tcPr>
+          <w:p>
+            <w:pPr>
+              <w:jc w:val="left"/>
+            </w:pPr>
+            <w:r>
+              <w:rPr>
+                <w:rFonts w:ascii="Arial" w:cs="Arial" w:eastAsia="Arial" w:hAnsi="Arial"/>
+                <w:b w:val="false"/>
+                <w:bCs w:val="false"/>
+                <w:color w:val="333333"/>
+                <w:sz w:val="13"/>
+                <w:szCs w:val="13"/>
+              </w:rPr>
+              <w:t xml:space="preserve">第一イン池袋</w:t>
+            </w:r>
+          </w:p>
+        </w:tc>
+        <w:tc>
+          <w:tcPr>
+            <w:tcW w:type="dxa" w:w="700"/>
+            <w:tcBorders>
+              <w:top w:val="single" w:color="CCCCCC" w:sz="1"/>
+              <w:left w:val="single" w:color="CCCCCC" w:sz="1"/>
+              <w:bottom w:val="single" w:color="CCCCCC" w:sz="1"/>
+              <w:right w:val="single" w:color="CCCCCC" w:sz="1"/>
+            </w:tcBorders>
+            <w:shd w:fill="F5F7FA" w:color="F5F7FA" w:val="solid"/>
+            <w:tcMar>
+              <w:top w:type="dxa" w:w="60"/>
+              <w:left w:type="dxa" w:w="80"/>
+              <w:bottom w:type="dxa" w:w="60"/>
+              <w:right w:type="dxa" w:w="80"/>
+            </w:tcMar>
+            <w:vAlign w:val="center"/>
+          </w:tcPr>
+          <w:p>
+            <w:pPr>
+              <w:jc w:val="center"/>
+            </w:pPr>
+            <w:r>
+              <w:rPr>
+                <w:rFonts w:ascii="Arial" w:cs="Arial" w:eastAsia="Arial" w:hAnsi="Arial"/>
+                <w:b w:val="false"/>
+                <w:bCs w:val="false"/>
+                <w:color w:val="27AE60"/>
+                <w:sz w:val="14"/>
+                <w:szCs w:val="14"/>
+              </w:rPr>
+              <w:t xml:space="preserve">9.13</w:t>
+            </w:r>
+          </w:p>
+        </w:tc>
+        <w:tc>
+          <w:tcPr>
+            <w:tcW w:type="dxa" w:w="700"/>
+            <w:tcBorders>
+              <w:top w:val="single" w:color="CCCCCC" w:sz="1"/>
+              <w:left w:val="single" w:color="CCCCCC" w:sz="1"/>
+              <w:bottom w:val="single" w:color="CCCCCC" w:sz="1"/>
+              <w:right w:val="single" w:color="CCCCCC" w:sz="1"/>
+            </w:tcBorders>
+            <w:shd w:fill="F5F7FA" w:color="F5F7FA" w:val="solid"/>
+            <w:tcMar>
+              <w:top w:type="dxa" w:w="60"/>
+              <w:left w:type="dxa" w:w="80"/>
+              <w:bottom w:type="dxa" w:w="60"/>
+              <w:right w:type="dxa" w:w="80"/>
+            </w:tcMar>
+            <w:vAlign w:val="center"/>
+          </w:tcPr>
+          <w:p>
+            <w:pPr>
+              <w:jc w:val="center"/>
+            </w:pPr>
+            <w:r>
+              <w:rPr>
+                <w:rFonts w:ascii="Arial" w:cs="Arial" w:eastAsia="Arial" w:hAnsi="Arial"/>
+                <w:b w:val="false"/>
+                <w:bCs w:val="false"/>
+                <w:color w:val="333333"/>
+                <w:sz w:val="14"/>
+                <w:szCs w:val="14"/>
+              </w:rPr>
+              <w:t xml:space="preserve">121</w:t>
+            </w:r>
+          </w:p>
+        </w:tc>
+        <w:tc>
+          <w:tcPr>
+            <w:tcW w:type="dxa" w:w="700"/>
+            <w:tcBorders>
+              <w:top w:val="single" w:color="CCCCCC" w:sz="1"/>
+              <w:left w:val="single" w:color="CCCCCC" w:sz="1"/>
+              <w:bottom w:val="single" w:color="CCCCCC" w:sz="1"/>
+              <w:right w:val="single" w:color="CCCCCC" w:sz="1"/>
+            </w:tcBorders>
+            <w:shd w:fill="F5F7FA" w:color="F5F7FA" w:val="solid"/>
+            <w:tcMar>
+              <w:top w:type="dxa" w:w="60"/>
+              <w:left w:type="dxa" w:w="80"/>
+              <w:bottom w:type="dxa" w:w="60"/>
+              <w:right w:type="dxa" w:w="80"/>
+            </w:tcMar>
+            <w:vAlign w:val="center"/>
+          </w:tcPr>
+          <w:p>
+            <w:pPr>
+              <w:jc w:val="center"/>
+            </w:pPr>
+            <w:r>
+              <w:rPr>
+                <w:rFonts w:ascii="Arial" w:cs="Arial" w:eastAsia="Arial" w:hAnsi="Arial"/>
+                <w:b w:val="false"/>
+                <w:bCs w:val="false"/>
+                <w:color w:val="333333"/>
+                <w:sz w:val="14"/>
+                <w:szCs w:val="14"/>
+              </w:rPr>
+              <w:t xml:space="preserve">76.2%</w:t>
+            </w:r>
+          </w:p>
+        </w:tc>
+        <w:tc>
+          <w:tcPr>
+            <w:tcW w:type="dxa" w:w="1300"/>
+            <w:tcBorders>
+              <w:top w:val="single" w:color="CCCCCC" w:sz="1"/>
+              <w:left w:val="single" w:color="CCCCCC" w:sz="1"/>
+              <w:bottom w:val="single" w:color="CCCCCC" w:sz="1"/>
+              <w:right w:val="single" w:color="CCCCCC" w:sz="1"/>
+            </w:tcBorders>
+            <w:shd w:fill="F5F7FA" w:color="F5F7FA" w:val="solid"/>
+            <w:tcMar>
+              <w:top w:type="dxa" w:w="60"/>
+              <w:left w:type="dxa" w:w="80"/>
+              <w:bottom w:type="dxa" w:w="60"/>
+              <w:right w:type="dxa" w:w="80"/>
+            </w:tcMar>
+            <w:vAlign w:val="center"/>
+          </w:tcPr>
+          <w:p>
+            <w:pPr>
+              <w:jc w:val="center"/>
+            </w:pPr>
+            <w:r>
+              <w:rPr>
+                <w:rFonts w:ascii="Arial" w:cs="Arial" w:eastAsia="Arial" w:hAnsi="Arial"/>
+                <w:b w:val="false"/>
+                <w:bCs w:val="false"/>
+                <w:color w:val="333333"/>
+                <w:sz w:val="14"/>
+                <w:szCs w:val="14"/>
+              </w:rPr>
+              <w:t xml:space="preserve">¥4,310,610</w:t>
+            </w:r>
+          </w:p>
+        </w:tc>
+        <w:tc>
+          <w:tcPr>
+            <w:tcW w:type="dxa" w:w="1200"/>
+            <w:tcBorders>
+              <w:top w:val="single" w:color="CCCCCC" w:sz="1"/>
+              <w:left w:val="single" w:color="CCCCCC" w:sz="1"/>
+              <w:bottom w:val="single" w:color="CCCCCC" w:sz="1"/>
+              <w:right w:val="single" w:color="CCCCCC" w:sz="1"/>
+            </w:tcBorders>
+            <w:shd w:fill="F5F7FA" w:color="F5F7FA" w:val="solid"/>
+            <w:tcMar>
+              <w:top w:type="dxa" w:w="60"/>
+              <w:left w:type="dxa" w:w="80"/>
+              <w:bottom w:type="dxa" w:w="60"/>
+              <w:right w:type="dxa" w:w="80"/>
+            </w:tcMar>
+            <w:vAlign w:val="center"/>
+          </w:tcPr>
+          <w:p>
+            <w:pPr>
+              <w:jc w:val="center"/>
+            </w:pPr>
+            <w:r>
+              <w:rPr>
+                <w:rFonts w:ascii="Arial" w:cs="Arial" w:eastAsia="Arial" w:hAnsi="Arial"/>
+                <w:b w:val="false"/>
+                <w:bCs w:val="false"/>
+                <w:color w:val="333333"/>
+                <w:sz w:val="14"/>
+                <w:szCs w:val="14"/>
+              </w:rPr>
+              <w:t xml:space="preserve">¥1,007,461</w:t>
+            </w:r>
+          </w:p>
+        </w:tc>
+        <w:tc>
+          <w:tcPr>
+            <w:tcW w:type="dxa" w:w="700"/>
+            <w:tcBorders>
+              <w:top w:val="single" w:color="CCCCCC" w:sz="1"/>
+              <w:left w:val="single" w:color="CCCCCC" w:sz="1"/>
+              <w:bottom w:val="single" w:color="CCCCCC" w:sz="1"/>
+              <w:right w:val="single" w:color="CCCCCC" w:sz="1"/>
+            </w:tcBorders>
+            <w:shd w:fill="F5F7FA" w:color="F5F7FA" w:val="solid"/>
+            <w:tcMar>
+              <w:top w:type="dxa" w:w="60"/>
+              <w:left w:type="dxa" w:w="80"/>
+              <w:bottom w:type="dxa" w:w="60"/>
+              <w:right w:type="dxa" w:w="80"/>
+            </w:tcMar>
+            <w:vAlign w:val="center"/>
+          </w:tcPr>
+          <w:p>
+            <w:pPr>
+              <w:jc w:val="center"/>
+            </w:pPr>
+            <w:r>
+              <w:rPr>
+                <w:rFonts w:ascii="Arial" w:cs="Arial" w:eastAsia="Arial" w:hAnsi="Arial"/>
+                <w:b w:val="false"/>
+                <w:bCs w:val="false"/>
+                <w:color w:val="333333"/>
+                <w:sz w:val="14"/>
+                <w:szCs w:val="14"/>
+              </w:rPr>
+              <w:t xml:space="preserve">23.4%</w:t>
+            </w:r>
+          </w:p>
+        </w:tc>
+        <w:tc>
+          <w:tcPr>
+            <w:tcW w:type="dxa" w:w="900"/>
+            <w:tcBorders>
+              <w:top w:val="single" w:color="CCCCCC" w:sz="1"/>
+              <w:left w:val="single" w:color="CCCCCC" w:sz="1"/>
+              <w:bottom w:val="single" w:color="CCCCCC" w:sz="1"/>
+              <w:right w:val="single" w:color="CCCCCC" w:sz="1"/>
+            </w:tcBorders>
+            <w:shd w:fill="F5F7FA" w:color="F5F7FA" w:val="solid"/>
+            <w:tcMar>
+              <w:top w:type="dxa" w:w="60"/>
+              <w:left w:type="dxa" w:w="80"/>
+              <w:bottom w:type="dxa" w:w="60"/>
+              <w:right w:type="dxa" w:w="80"/>
+            </w:tcMar>
+            <w:vAlign w:val="center"/>
+          </w:tcPr>
+          <w:p>
+            <w:pPr>
+              <w:jc w:val="center"/>
+            </w:pPr>
+            <w:r>
+              <w:rPr>
+                <w:rFonts w:ascii="Arial" w:cs="Arial" w:eastAsia="Arial" w:hAnsi="Arial"/>
+                <w:b w:val="false"/>
+                <w:bCs w:val="false"/>
+                <w:color w:val="333333"/>
+                <w:sz w:val="14"/>
+                <w:szCs w:val="14"/>
+              </w:rPr>
+              <w:t xml:space="preserve">¥1,453</w:t>
+            </w:r>
+          </w:p>
+        </w:tc>
+        <w:tc>
+          <w:tcPr>
+            <w:tcW w:type="dxa" w:w="900"/>
+            <w:tcBorders>
+              <w:top w:val="single" w:color="CCCCCC" w:sz="1"/>
+              <w:left w:val="single" w:color="CCCCCC" w:sz="1"/>
+              <w:bottom w:val="single" w:color="CCCCCC" w:sz="1"/>
+              <w:right w:val="single" w:color="CCCCCC" w:sz="1"/>
+            </w:tcBorders>
+            <w:shd w:fill="E3F2FD" w:color="E3F2FD" w:val="solid"/>
+            <w:tcMar>
+              <w:top w:type="dxa" w:w="60"/>
+              <w:left w:type="dxa" w:w="80"/>
+              <w:bottom w:type="dxa" w:w="60"/>
+              <w:right w:type="dxa" w:w="80"/>
+            </w:tcMar>
+            <w:vAlign w:val="center"/>
+          </w:tcPr>
+          <w:p>
+            <w:pPr>
+              <w:jc w:val="center"/>
+            </w:pPr>
+            <w:r>
+              <w:rPr>
+                <w:rFonts w:ascii="Arial" w:cs="Arial" w:eastAsia="Arial" w:hAnsi="Arial"/>
+                <w:b/>
+                <w:bCs/>
+                <w:color w:val="1565C0"/>
+                <w:sz w:val="13"/>
+                <w:szCs w:val="13"/>
+              </w:rPr>
+              <w:t xml:space="preserve">🔵 標準</w:t>
+            </w:r>
+          </w:p>
+        </w:tc>
+      </w:tr>
+      <w:tr>
+        <w:tc>
+          <w:tcPr>
+            <w:tcW w:type="dxa" w:w="400"/>
+            <w:tcBorders>
+              <w:top w:val="single" w:color="CCCCCC" w:sz="1"/>
+              <w:left w:val="single" w:color="CCCCCC" w:sz="1"/>
+              <w:bottom w:val="single" w:color="CCCCCC" w:sz="1"/>
+              <w:right w:val="single" w:color="CCCCCC" w:sz="1"/>
+            </w:tcBorders>
+            <w:shd w:fill="FFFFFF" w:color="FFFFFF" w:val="solid"/>
+            <w:tcMar>
+              <w:top w:type="dxa" w:w="60"/>
+              <w:left w:type="dxa" w:w="80"/>
+              <w:bottom w:type="dxa" w:w="60"/>
+              <w:right w:type="dxa" w:w="80"/>
+            </w:tcMar>
+            <w:vAlign w:val="center"/>
+          </w:tcPr>
+          <w:p>
+            <w:pPr>
+              <w:jc w:val="center"/>
+            </w:pPr>
+            <w:r>
+              <w:rPr>
+                <w:rFonts w:ascii="Arial" w:cs="Arial" w:eastAsia="Arial" w:hAnsi="Arial"/>
+                <w:b w:val="false"/>
+                <w:bCs w:val="false"/>
+                <w:color w:val="333333"/>
+                <w:sz w:val="14"/>
+                <w:szCs w:val="14"/>
+              </w:rPr>
+              <w:t xml:space="preserve">13</w:t>
+            </w:r>
+          </w:p>
+        </w:tc>
+        <w:tc>
+          <w:tcPr>
+            <w:tcW w:type="dxa" w:w="2800"/>
+            <w:tcBorders>
+              <w:top w:val="single" w:color="CCCCCC" w:sz="1"/>
+              <w:left w:val="single" w:color="CCCCCC" w:sz="1"/>
+              <w:bottom w:val="single" w:color="CCCCCC" w:sz="1"/>
+              <w:right w:val="single" w:color="CCCCCC" w:sz="1"/>
+            </w:tcBorders>
+            <w:shd w:fill="FFFFFF" w:color="FFFFFF" w:val="solid"/>
+            <w:tcMar>
+              <w:top w:type="dxa" w:w="60"/>
+              <w:left w:type="dxa" w:w="80"/>
+              <w:bottom w:type="dxa" w:w="60"/>
+              <w:right w:type="dxa" w:w="80"/>
+            </w:tcMar>
+            <w:vAlign w:val="center"/>
+          </w:tcPr>
+          <w:p>
+            <w:pPr>
+              <w:jc w:val="left"/>
+            </w:pPr>
+            <w:r>
+              <w:rPr>
+                <w:rFonts w:ascii="Arial" w:cs="Arial" w:eastAsia="Arial" w:hAnsi="Arial"/>
+                <w:b w:val="false"/>
+                <w:bCs w:val="false"/>
+                <w:color w:val="333333"/>
+                <w:sz w:val="13"/>
+                <w:szCs w:val="13"/>
+              </w:rPr>
+              <w:t xml:space="preserve">コンフォートホテル横浜関内</w:t>
+            </w:r>
+          </w:p>
+        </w:tc>
+        <w:tc>
+          <w:tcPr>
+            <w:tcW w:type="dxa" w:w="700"/>
+            <w:tcBorders>
+              <w:top w:val="single" w:color="CCCCCC" w:sz="1"/>
+              <w:left w:val="single" w:color="CCCCCC" w:sz="1"/>
+              <w:bottom w:val="single" w:color="CCCCCC" w:sz="1"/>
+              <w:right w:val="single" w:color="CCCCCC" w:sz="1"/>
+            </w:tcBorders>
+            <w:shd w:fill="FFFFFF" w:color="FFFFFF" w:val="solid"/>
+            <w:tcMar>
+              <w:top w:type="dxa" w:w="60"/>
+              <w:left w:type="dxa" w:w="80"/>
+              <w:bottom w:type="dxa" w:w="60"/>
+              <w:right w:type="dxa" w:w="80"/>
+            </w:tcMar>
+            <w:vAlign w:val="center"/>
+          </w:tcPr>
+          <w:p>
+            <w:pPr>
+              <w:jc w:val="center"/>
+            </w:pPr>
+            <w:r>
+              <w:rPr>
+                <w:rFonts w:ascii="Arial" w:cs="Arial" w:eastAsia="Arial" w:hAnsi="Arial"/>
+                <w:b w:val="false"/>
+                <w:bCs w:val="false"/>
+                <w:color w:val="E74C3C"/>
+                <w:sz w:val="14"/>
+                <w:szCs w:val="14"/>
+              </w:rPr>
+              <w:t xml:space="preserve">7.43</w:t>
+            </w:r>
+          </w:p>
+        </w:tc>
+        <w:tc>
+          <w:tcPr>
+            <w:tcW w:type="dxa" w:w="700"/>
+            <w:tcBorders>
+              <w:top w:val="single" w:color="CCCCCC" w:sz="1"/>
+              <w:left w:val="single" w:color="CCCCCC" w:sz="1"/>
+              <w:bottom w:val="single" w:color="CCCCCC" w:sz="1"/>
+              <w:right w:val="single" w:color="CCCCCC" w:sz="1"/>
+            </w:tcBorders>
+            <w:shd w:fill="FFFFFF" w:color="FFFFFF" w:val="solid"/>
+            <w:tcMar>
+              <w:top w:type="dxa" w:w="60"/>
+              <w:left w:type="dxa" w:w="80"/>
+              <w:bottom w:type="dxa" w:w="60"/>
+              <w:right w:type="dxa" w:w="80"/>
+            </w:tcMar>
+            <w:vAlign w:val="center"/>
+          </w:tcPr>
+          <w:p>
+            <w:pPr>
+              <w:jc w:val="center"/>
+            </w:pPr>
+            <w:r>
+              <w:rPr>
+                <w:rFonts w:ascii="Arial" w:cs="Arial" w:eastAsia="Arial" w:hAnsi="Arial"/>
+                <w:b w:val="false"/>
+                <w:bCs w:val="false"/>
+                <w:color w:val="333333"/>
+                <w:sz w:val="14"/>
+                <w:szCs w:val="14"/>
+              </w:rPr>
+              <w:t xml:space="preserve">142</w:t>
+            </w:r>
+          </w:p>
+        </w:tc>
+        <w:tc>
+          <w:tcPr>
+            <w:tcW w:type="dxa" w:w="700"/>
+            <w:tcBorders>
+              <w:top w:val="single" w:color="CCCCCC" w:sz="1"/>
+              <w:left w:val="single" w:color="CCCCCC" w:sz="1"/>
+              <w:bottom w:val="single" w:color="CCCCCC" w:sz="1"/>
+              <w:right w:val="single" w:color="CCCCCC" w:sz="1"/>
+            </w:tcBorders>
+            <w:shd w:fill="FFFFFF" w:color="FFFFFF" w:val="solid"/>
+            <w:tcMar>
+              <w:top w:type="dxa" w:w="60"/>
+              <w:left w:type="dxa" w:w="80"/>
+              <w:bottom w:type="dxa" w:w="60"/>
+              <w:right w:type="dxa" w:w="80"/>
+            </w:tcMar>
+            <w:vAlign w:val="center"/>
+          </w:tcPr>
+          <w:p>
+            <w:pPr>
+              <w:jc w:val="center"/>
+            </w:pPr>
+            <w:r>
+              <w:rPr>
+                <w:rFonts w:ascii="Arial" w:cs="Arial" w:eastAsia="Arial" w:hAnsi="Arial"/>
+                <w:b w:val="false"/>
+                <w:bCs w:val="false"/>
+                <w:color w:val="333333"/>
+                <w:sz w:val="14"/>
+                <w:szCs w:val="14"/>
+              </w:rPr>
+              <w:t xml:space="preserve">55.9%</w:t>
+            </w:r>
+          </w:p>
+        </w:tc>
+        <w:tc>
+          <w:tcPr>
+            <w:tcW w:type="dxa" w:w="1300"/>
+            <w:tcBorders>
+              <w:top w:val="single" w:color="CCCCCC" w:sz="1"/>
+              <w:left w:val="single" w:color="CCCCCC" w:sz="1"/>
+              <w:bottom w:val="single" w:color="CCCCCC" w:sz="1"/>
+              <w:right w:val="single" w:color="CCCCCC" w:sz="1"/>
+            </w:tcBorders>
+            <w:shd w:fill="FFFFFF" w:color="FFFFFF" w:val="solid"/>
+            <w:tcMar>
+              <w:top w:type="dxa" w:w="60"/>
+              <w:left w:type="dxa" w:w="80"/>
+              <w:bottom w:type="dxa" w:w="60"/>
+              <w:right w:type="dxa" w:w="80"/>
+            </w:tcMar>
+            <w:vAlign w:val="center"/>
+          </w:tcPr>
+          <w:p>
+            <w:pPr>
+              <w:jc w:val="center"/>
+            </w:pPr>
+            <w:r>
+              <w:rPr>
+                <w:rFonts w:ascii="Arial" w:cs="Arial" w:eastAsia="Arial" w:hAnsi="Arial"/>
+                <w:b w:val="false"/>
+                <w:bCs w:val="false"/>
+                <w:color w:val="333333"/>
+                <w:sz w:val="14"/>
+                <w:szCs w:val="14"/>
+              </w:rPr>
+              <w:t xml:space="preserve">¥4,051,890</w:t>
+            </w:r>
+          </w:p>
+        </w:tc>
+        <w:tc>
+          <w:tcPr>
+            <w:tcW w:type="dxa" w:w="1200"/>
+            <w:tcBorders>
+              <w:top w:val="single" w:color="CCCCCC" w:sz="1"/>
+              <w:left w:val="single" w:color="CCCCCC" w:sz="1"/>
+              <w:bottom w:val="single" w:color="CCCCCC" w:sz="1"/>
+              <w:right w:val="single" w:color="CCCCCC" w:sz="1"/>
+            </w:tcBorders>
+            <w:shd w:fill="FFFFFF" w:color="FFFFFF" w:val="solid"/>
+            <w:tcMar>
+              <w:top w:type="dxa" w:w="60"/>
+              <w:left w:type="dxa" w:w="80"/>
+              <w:bottom w:type="dxa" w:w="60"/>
+              <w:right w:type="dxa" w:w="80"/>
+            </w:tcMar>
+            <w:vAlign w:val="center"/>
+          </w:tcPr>
+          <w:p>
+            <w:pPr>
+              <w:jc w:val="center"/>
+            </w:pPr>
+            <w:r>
+              <w:rPr>
+                <w:rFonts w:ascii="Arial" w:cs="Arial" w:eastAsia="Arial" w:hAnsi="Arial"/>
+                <w:b w:val="false"/>
+                <w:bCs w:val="false"/>
+                <w:color w:val="333333"/>
+                <w:sz w:val="14"/>
+                <w:szCs w:val="14"/>
+              </w:rPr>
+              <w:t xml:space="preserve">¥1,142,186</w:t>
+            </w:r>
+          </w:p>
+        </w:tc>
+        <w:tc>
+          <w:tcPr>
+            <w:tcW w:type="dxa" w:w="700"/>
+            <w:tcBorders>
+              <w:top w:val="single" w:color="CCCCCC" w:sz="1"/>
+              <w:left w:val="single" w:color="CCCCCC" w:sz="1"/>
+              <w:bottom w:val="single" w:color="CCCCCC" w:sz="1"/>
+              <w:right w:val="single" w:color="CCCCCC" w:sz="1"/>
+            </w:tcBorders>
+            <w:shd w:fill="FFFFFF" w:color="FFFFFF" w:val="solid"/>
+            <w:tcMar>
+              <w:top w:type="dxa" w:w="60"/>
+              <w:left w:type="dxa" w:w="80"/>
+              <w:bottom w:type="dxa" w:w="60"/>
+              <w:right w:type="dxa" w:w="80"/>
+            </w:tcMar>
+            <w:vAlign w:val="center"/>
+          </w:tcPr>
+          <w:p>
+            <w:pPr>
+              <w:jc w:val="center"/>
+            </w:pPr>
+            <w:r>
+              <w:rPr>
+                <w:rFonts w:ascii="Arial" w:cs="Arial" w:eastAsia="Arial" w:hAnsi="Arial"/>
+                <w:b w:val="false"/>
+                <w:bCs w:val="false"/>
+                <w:color w:val="333333"/>
+                <w:sz w:val="14"/>
+                <w:szCs w:val="14"/>
+              </w:rPr>
+              <w:t xml:space="preserve">28.2%</w:t>
+            </w:r>
+          </w:p>
+        </w:tc>
+        <w:tc>
+          <w:tcPr>
+            <w:tcW w:type="dxa" w:w="900"/>
+            <w:tcBorders>
+              <w:top w:val="single" w:color="CCCCCC" w:sz="1"/>
+              <w:left w:val="single" w:color="CCCCCC" w:sz="1"/>
+              <w:bottom w:val="single" w:color="CCCCCC" w:sz="1"/>
+              <w:right w:val="single" w:color="CCCCCC" w:sz="1"/>
+            </w:tcBorders>
+            <w:shd w:fill="FFFFFF" w:color="FFFFFF" w:val="solid"/>
+            <w:tcMar>
+              <w:top w:type="dxa" w:w="60"/>
+              <w:left w:type="dxa" w:w="80"/>
+              <w:bottom w:type="dxa" w:w="60"/>
+              <w:right w:type="dxa" w:w="80"/>
+            </w:tcMar>
+            <w:vAlign w:val="center"/>
+          </w:tcPr>
+          <w:p>
+            <w:pPr>
+              <w:jc w:val="center"/>
+            </w:pPr>
+            <w:r>
+              <w:rPr>
+                <w:rFonts w:ascii="Arial" w:cs="Arial" w:eastAsia="Arial" w:hAnsi="Arial"/>
+                <w:b w:val="false"/>
+                <w:bCs w:val="false"/>
+                <w:color w:val="333333"/>
+                <w:sz w:val="14"/>
+                <w:szCs w:val="14"/>
+              </w:rPr>
+              <w:t xml:space="preserve">¥1,066</w:t>
+            </w:r>
+          </w:p>
+        </w:tc>
+        <w:tc>
+          <w:tcPr>
+            <w:tcW w:type="dxa" w:w="900"/>
+            <w:tcBorders>
+              <w:top w:val="single" w:color="CCCCCC" w:sz="1"/>
+              <w:left w:val="single" w:color="CCCCCC" w:sz="1"/>
+              <w:bottom w:val="single" w:color="CCCCCC" w:sz="1"/>
+              <w:right w:val="single" w:color="CCCCCC" w:sz="1"/>
+            </w:tcBorders>
+            <w:shd w:fill="FFEBEE" w:color="FFEBEE" w:val="solid"/>
+            <w:tcMar>
+              <w:top w:type="dxa" w:w="60"/>
+              <w:left w:type="dxa" w:w="80"/>
+              <w:bottom w:type="dxa" w:w="60"/>
+              <w:right w:type="dxa" w:w="80"/>
+            </w:tcMar>
+            <w:vAlign w:val="center"/>
+          </w:tcPr>
+          <w:p>
+            <w:pPr>
+              <w:jc w:val="center"/>
+            </w:pPr>
+            <w:r>
+              <w:rPr>
+                <w:rFonts w:ascii="Arial" w:cs="Arial" w:eastAsia="Arial" w:hAnsi="Arial"/>
+                <w:b/>
+                <w:bCs/>
+                <w:color w:val="C62828"/>
+                <w:sz w:val="13"/>
+                <w:szCs w:val="13"/>
+              </w:rPr>
+              <w:t xml:space="preserve">🔴 緊急</w:t>
+            </w:r>
+          </w:p>
+        </w:tc>
+      </w:tr>
+      <w:tr>
+        <w:tc>
+          <w:tcPr>
+            <w:tcW w:type="dxa" w:w="400"/>
+            <w:tcBorders>
+              <w:top w:val="single" w:color="CCCCCC" w:sz="1"/>
+              <w:left w:val="single" w:color="CCCCCC" w:sz="1"/>
+              <w:bottom w:val="single" w:color="CCCCCC" w:sz="1"/>
+              <w:right w:val="single" w:color="CCCCCC" w:sz="1"/>
+            </w:tcBorders>
+            <w:shd w:fill="F5F7FA" w:color="F5F7FA" w:val="solid"/>
+            <w:tcMar>
+              <w:top w:type="dxa" w:w="60"/>
+              <w:left w:type="dxa" w:w="80"/>
+              <w:bottom w:type="dxa" w:w="60"/>
+              <w:right w:type="dxa" w:w="80"/>
+            </w:tcMar>
+            <w:vAlign w:val="center"/>
+          </w:tcPr>
+          <w:p>
+            <w:pPr>
+              <w:jc w:val="center"/>
+            </w:pPr>
+            <w:r>
+              <w:rPr>
+                <w:rFonts w:ascii="Arial" w:cs="Arial" w:eastAsia="Arial" w:hAnsi="Arial"/>
+                <w:b w:val="false"/>
+                <w:bCs w:val="false"/>
+                <w:color w:val="333333"/>
+                <w:sz w:val="14"/>
+                <w:szCs w:val="14"/>
+              </w:rPr>
+              <w:t xml:space="preserve">14</w:t>
+            </w:r>
+          </w:p>
+        </w:tc>
+        <w:tc>
+          <w:tcPr>
+            <w:tcW w:type="dxa" w:w="2800"/>
+            <w:tcBorders>
+              <w:top w:val="single" w:color="CCCCCC" w:sz="1"/>
+              <w:left w:val="single" w:color="CCCCCC" w:sz="1"/>
+              <w:bottom w:val="single" w:color="CCCCCC" w:sz="1"/>
+              <w:right w:val="single" w:color="CCCCCC" w:sz="1"/>
+            </w:tcBorders>
+            <w:shd w:fill="F5F7FA" w:color="F5F7FA" w:val="solid"/>
+            <w:tcMar>
+              <w:top w:type="dxa" w:w="60"/>
+              <w:left w:type="dxa" w:w="80"/>
+              <w:bottom w:type="dxa" w:w="60"/>
+              <w:right w:type="dxa" w:w="80"/>
+            </w:tcMar>
+            <w:vAlign w:val="center"/>
+          </w:tcPr>
+          <w:p>
+            <w:pPr>
+              <w:jc w:val="left"/>
+            </w:pPr>
+            <w:r>
+              <w:rPr>
+                <w:rFonts w:ascii="Arial" w:cs="Arial" w:eastAsia="Arial" w:hAnsi="Arial"/>
+                <w:b w:val="false"/>
+                <w:bCs w:val="false"/>
+                <w:color w:val="333333"/>
+                <w:sz w:val="13"/>
+                <w:szCs w:val="13"/>
+              </w:rPr>
+              <w:t xml:space="preserve">コンフォートホテルERA東京東神田</w:t>
+            </w:r>
+          </w:p>
+        </w:tc>
+        <w:tc>
+          <w:tcPr>
+            <w:tcW w:type="dxa" w:w="700"/>
+            <w:tcBorders>
+              <w:top w:val="single" w:color="CCCCCC" w:sz="1"/>
+              <w:left w:val="single" w:color="CCCCCC" w:sz="1"/>
+              <w:bottom w:val="single" w:color="CCCCCC" w:sz="1"/>
+              <w:right w:val="single" w:color="CCCCCC" w:sz="1"/>
+            </w:tcBorders>
+            <w:shd w:fill="F5F7FA" w:color="F5F7FA" w:val="solid"/>
+            <w:tcMar>
+              <w:top w:type="dxa" w:w="60"/>
+              <w:left w:type="dxa" w:w="80"/>
+              <w:bottom w:type="dxa" w:w="60"/>
+              <w:right w:type="dxa" w:w="80"/>
+            </w:tcMar>
+            <w:vAlign w:val="center"/>
+          </w:tcPr>
+          <w:p>
+            <w:pPr>
+              <w:jc w:val="center"/>
+            </w:pPr>
+            <w:r>
+              <w:rPr>
+                <w:rFonts w:ascii="Arial" w:cs="Arial" w:eastAsia="Arial" w:hAnsi="Arial"/>
+                <w:b w:val="false"/>
+                <w:bCs w:val="false"/>
+                <w:color w:val="27AE60"/>
+                <w:sz w:val="14"/>
+                <w:szCs w:val="14"/>
+              </w:rPr>
+              <w:t xml:space="preserve">8.92</w:t>
+            </w:r>
+          </w:p>
+        </w:tc>
+        <w:tc>
+          <w:tcPr>
+            <w:tcW w:type="dxa" w:w="700"/>
+            <w:tcBorders>
+              <w:top w:val="single" w:color="CCCCCC" w:sz="1"/>
+              <w:left w:val="single" w:color="CCCCCC" w:sz="1"/>
+              <w:bottom w:val="single" w:color="CCCCCC" w:sz="1"/>
+              <w:right w:val="single" w:color="CCCCCC" w:sz="1"/>
+            </w:tcBorders>
+            <w:shd w:fill="F5F7FA" w:color="F5F7FA" w:val="solid"/>
+            <w:tcMar>
+              <w:top w:type="dxa" w:w="60"/>
+              <w:left w:type="dxa" w:w="80"/>
+              <w:bottom w:type="dxa" w:w="60"/>
+              <w:right w:type="dxa" w:w="80"/>
+            </w:tcMar>
+            <w:vAlign w:val="center"/>
+          </w:tcPr>
+          <w:p>
+            <w:pPr>
+              <w:jc w:val="center"/>
+            </w:pPr>
+            <w:r>
+              <w:rPr>
+                <w:rFonts w:ascii="Arial" w:cs="Arial" w:eastAsia="Arial" w:hAnsi="Arial"/>
+                <w:b w:val="false"/>
+                <w:bCs w:val="false"/>
+                <w:color w:val="333333"/>
+                <w:sz w:val="14"/>
+                <w:szCs w:val="14"/>
+              </w:rPr>
+              <w:t xml:space="preserve">123</w:t>
+            </w:r>
+          </w:p>
+        </w:tc>
+        <w:tc>
+          <w:tcPr>
+            <w:tcW w:type="dxa" w:w="700"/>
+            <w:tcBorders>
+              <w:top w:val="single" w:color="CCCCCC" w:sz="1"/>
+              <w:left w:val="single" w:color="CCCCCC" w:sz="1"/>
+              <w:bottom w:val="single" w:color="CCCCCC" w:sz="1"/>
+              <w:right w:val="single" w:color="CCCCCC" w:sz="1"/>
+            </w:tcBorders>
+            <w:shd w:fill="F5F7FA" w:color="F5F7FA" w:val="solid"/>
+            <w:tcMar>
+              <w:top w:type="dxa" w:w="60"/>
+              <w:left w:type="dxa" w:w="80"/>
+              <w:bottom w:type="dxa" w:w="60"/>
+              <w:right w:type="dxa" w:w="80"/>
+            </w:tcMar>
+            <w:vAlign w:val="center"/>
+          </w:tcPr>
+          <w:p>
+            <w:pPr>
+              <w:jc w:val="center"/>
+            </w:pPr>
+            <w:r>
+              <w:rPr>
+                <w:rFonts w:ascii="Arial" w:cs="Arial" w:eastAsia="Arial" w:hAnsi="Arial"/>
+                <w:b w:val="false"/>
+                <w:bCs w:val="false"/>
+                <w:color w:val="333333"/>
+                <w:sz w:val="14"/>
+                <w:szCs w:val="14"/>
+              </w:rPr>
+              <w:t xml:space="preserve">65.8%</w:t>
+            </w:r>
+          </w:p>
+        </w:tc>
+        <w:tc>
+          <w:tcPr>
+            <w:tcW w:type="dxa" w:w="1300"/>
+            <w:tcBorders>
+              <w:top w:val="single" w:color="CCCCCC" w:sz="1"/>
+              <w:left w:val="single" w:color="CCCCCC" w:sz="1"/>
+              <w:bottom w:val="single" w:color="CCCCCC" w:sz="1"/>
+              <w:right w:val="single" w:color="CCCCCC" w:sz="1"/>
+            </w:tcBorders>
+            <w:shd w:fill="F5F7FA" w:color="F5F7FA" w:val="solid"/>
+            <w:tcMar>
+              <w:top w:type="dxa" w:w="60"/>
+              <w:left w:type="dxa" w:w="80"/>
+              <w:bottom w:type="dxa" w:w="60"/>
+              <w:right w:type="dxa" w:w="80"/>
+            </w:tcMar>
+            <w:vAlign w:val="center"/>
+          </w:tcPr>
+          <w:p>
+            <w:pPr>
+              <w:jc w:val="center"/>
+            </w:pPr>
+            <w:r>
+              <w:rPr>
+                <w:rFonts w:ascii="Arial" w:cs="Arial" w:eastAsia="Arial" w:hAnsi="Arial"/>
+                <w:b w:val="false"/>
+                <w:bCs w:val="false"/>
+                <w:color w:val="333333"/>
+                <w:sz w:val="14"/>
+                <w:szCs w:val="14"/>
+              </w:rPr>
+              <w:t xml:space="preserve">¥4,047,280</w:t>
+            </w:r>
+          </w:p>
+        </w:tc>
+        <w:tc>
+          <w:tcPr>
+            <w:tcW w:type="dxa" w:w="1200"/>
+            <w:tcBorders>
+              <w:top w:val="single" w:color="CCCCCC" w:sz="1"/>
+              <w:left w:val="single" w:color="CCCCCC" w:sz="1"/>
+              <w:bottom w:val="single" w:color="CCCCCC" w:sz="1"/>
+              <w:right w:val="single" w:color="CCCCCC" w:sz="1"/>
+            </w:tcBorders>
+            <w:shd w:fill="F5F7FA" w:color="F5F7FA" w:val="solid"/>
+            <w:tcMar>
+              <w:top w:type="dxa" w:w="60"/>
+              <w:left w:type="dxa" w:w="80"/>
+              <w:bottom w:type="dxa" w:w="60"/>
+              <w:right w:type="dxa" w:w="80"/>
+            </w:tcMar>
+            <w:vAlign w:val="center"/>
+          </w:tcPr>
+          <w:p>
+            <w:pPr>
+              <w:jc w:val="center"/>
+            </w:pPr>
+            <w:r>
+              <w:rPr>
+                <w:rFonts w:ascii="Arial" w:cs="Arial" w:eastAsia="Arial" w:hAnsi="Arial"/>
+                <w:b w:val="false"/>
+                <w:bCs w:val="false"/>
+                <w:color w:val="333333"/>
+                <w:sz w:val="14"/>
+                <w:szCs w:val="14"/>
+              </w:rPr>
+              <w:t xml:space="preserve">¥1,266,459</w:t>
+            </w:r>
+          </w:p>
+        </w:tc>
+        <w:tc>
+          <w:tcPr>
+            <w:tcW w:type="dxa" w:w="700"/>
+            <w:tcBorders>
+              <w:top w:val="single" w:color="CCCCCC" w:sz="1"/>
+              <w:left w:val="single" w:color="CCCCCC" w:sz="1"/>
+              <w:bottom w:val="single" w:color="CCCCCC" w:sz="1"/>
+              <w:right w:val="single" w:color="CCCCCC" w:sz="1"/>
+            </w:tcBorders>
+            <w:shd w:fill="F5F7FA" w:color="F5F7FA" w:val="solid"/>
+            <w:tcMar>
+              <w:top w:type="dxa" w:w="60"/>
+              <w:left w:type="dxa" w:w="80"/>
+              <w:bottom w:type="dxa" w:w="60"/>
+              <w:right w:type="dxa" w:w="80"/>
+            </w:tcMar>
+            <w:vAlign w:val="center"/>
+          </w:tcPr>
+          <w:p>
+            <w:pPr>
+              <w:jc w:val="center"/>
+            </w:pPr>
+            <w:r>
+              <w:rPr>
+                <w:rFonts w:ascii="Arial" w:cs="Arial" w:eastAsia="Arial" w:hAnsi="Arial"/>
+                <w:b w:val="false"/>
+                <w:bCs w:val="false"/>
+                <w:color w:val="333333"/>
+                <w:sz w:val="14"/>
+                <w:szCs w:val="14"/>
+              </w:rPr>
+              <w:t xml:space="preserve">31.3%</w:t>
+            </w:r>
+          </w:p>
+        </w:tc>
+        <w:tc>
+          <w:tcPr>
+            <w:tcW w:type="dxa" w:w="900"/>
+            <w:tcBorders>
+              <w:top w:val="single" w:color="CCCCCC" w:sz="1"/>
+              <w:left w:val="single" w:color="CCCCCC" w:sz="1"/>
+              <w:bottom w:val="single" w:color="CCCCCC" w:sz="1"/>
+              <w:right w:val="single" w:color="CCCCCC" w:sz="1"/>
+            </w:tcBorders>
+            <w:shd w:fill="F5F7FA" w:color="F5F7FA" w:val="solid"/>
+            <w:tcMar>
+              <w:top w:type="dxa" w:w="60"/>
+              <w:left w:type="dxa" w:w="80"/>
+              <w:bottom w:type="dxa" w:w="60"/>
+              <w:right w:type="dxa" w:w="80"/>
+            </w:tcMar>
+            <w:vAlign w:val="center"/>
+          </w:tcPr>
+          <w:p>
+            <w:pPr>
+              <w:jc w:val="center"/>
+            </w:pPr>
+            <w:r>
+              <w:rPr>
+                <w:rFonts w:ascii="Arial" w:cs="Arial" w:eastAsia="Arial" w:hAnsi="Arial"/>
+                <w:b w:val="false"/>
+                <w:bCs w:val="false"/>
+                <w:color w:val="333333"/>
+                <w:sz w:val="14"/>
+                <w:szCs w:val="14"/>
+              </w:rPr>
+              <w:t xml:space="preserve">¥1,168</w:t>
+            </w:r>
+          </w:p>
+        </w:tc>
+        <w:tc>
+          <w:tcPr>
+            <w:tcW w:type="dxa" w:w="900"/>
+            <w:tcBorders>
+              <w:top w:val="single" w:color="CCCCCC" w:sz="1"/>
+              <w:left w:val="single" w:color="CCCCCC" w:sz="1"/>
+              <w:bottom w:val="single" w:color="CCCCCC" w:sz="1"/>
+              <w:right w:val="single" w:color="CCCCCC" w:sz="1"/>
+            </w:tcBorders>
+            <w:shd w:fill="E3F2FD" w:color="E3F2FD" w:val="solid"/>
+            <w:tcMar>
+              <w:top w:type="dxa" w:w="60"/>
+              <w:left w:type="dxa" w:w="80"/>
+              <w:bottom w:type="dxa" w:w="60"/>
+              <w:right w:type="dxa" w:w="80"/>
+            </w:tcMar>
+            <w:vAlign w:val="center"/>
+          </w:tcPr>
+          <w:p>
+            <w:pPr>
+              <w:jc w:val="center"/>
+            </w:pPr>
+            <w:r>
+              <w:rPr>
+                <w:rFonts w:ascii="Arial" w:cs="Arial" w:eastAsia="Arial" w:hAnsi="Arial"/>
+                <w:b/>
+                <w:bCs/>
+                <w:color w:val="1565C0"/>
+                <w:sz w:val="13"/>
+                <w:szCs w:val="13"/>
+              </w:rPr>
+              <w:t xml:space="preserve">🔵 標準</w:t>
+            </w:r>
+          </w:p>
+        </w:tc>
+      </w:tr>
+      <w:tr>
+        <w:tc>
+          <w:tcPr>
+            <w:tcW w:type="dxa" w:w="400"/>
+            <w:tcBorders>
+              <w:top w:val="single" w:color="CCCCCC" w:sz="1"/>
+              <w:left w:val="single" w:color="CCCCCC" w:sz="1"/>
+              <w:bottom w:val="single" w:color="CCCCCC" w:sz="1"/>
+              <w:right w:val="single" w:color="CCCCCC" w:sz="1"/>
+            </w:tcBorders>
+            <w:shd w:fill="FFFFFF" w:color="FFFFFF" w:val="solid"/>
+            <w:tcMar>
+              <w:top w:type="dxa" w:w="60"/>
+              <w:left w:type="dxa" w:w="80"/>
+              <w:bottom w:type="dxa" w:w="60"/>
+              <w:right w:type="dxa" w:w="80"/>
+            </w:tcMar>
+            <w:vAlign w:val="center"/>
+          </w:tcPr>
+          <w:p>
+            <w:pPr>
+              <w:jc w:val="center"/>
+            </w:pPr>
+            <w:r>
+              <w:rPr>
+                <w:rFonts w:ascii="Arial" w:cs="Arial" w:eastAsia="Arial" w:hAnsi="Arial"/>
+                <w:b w:val="false"/>
+                <w:bCs w:val="false"/>
+                <w:color w:val="333333"/>
+                <w:sz w:val="14"/>
+                <w:szCs w:val="14"/>
+              </w:rPr>
+              <w:t xml:space="preserve">15</w:t>
+            </w:r>
+          </w:p>
+        </w:tc>
+        <w:tc>
+          <w:tcPr>
+            <w:tcW w:type="dxa" w:w="2800"/>
+            <w:tcBorders>
+              <w:top w:val="single" w:color="CCCCCC" w:sz="1"/>
+              <w:left w:val="single" w:color="CCCCCC" w:sz="1"/>
+              <w:bottom w:val="single" w:color="CCCCCC" w:sz="1"/>
+              <w:right w:val="single" w:color="CCCCCC" w:sz="1"/>
+            </w:tcBorders>
+            <w:shd w:fill="FFFFFF" w:color="FFFFFF" w:val="solid"/>
+            <w:tcMar>
+              <w:top w:type="dxa" w:w="60"/>
+              <w:left w:type="dxa" w:w="80"/>
+              <w:bottom w:type="dxa" w:w="60"/>
+              <w:right w:type="dxa" w:w="80"/>
+            </w:tcMar>
+            <w:vAlign w:val="center"/>
+          </w:tcPr>
+          <w:p>
+            <w:pPr>
+              <w:jc w:val="left"/>
+            </w:pPr>
+            <w:r>
+              <w:rPr>
+                <w:rFonts w:ascii="Arial" w:cs="Arial" w:eastAsia="Arial" w:hAnsi="Arial"/>
+                <w:b w:val="false"/>
+                <w:bCs w:val="false"/>
+                <w:color w:val="333333"/>
+                <w:sz w:val="13"/>
+                <w:szCs w:val="13"/>
+              </w:rPr>
+              <w:t xml:space="preserve">コートホテル新横浜</w:t>
+            </w:r>
+          </w:p>
+        </w:tc>
+        <w:tc>
+          <w:tcPr>
+            <w:tcW w:type="dxa" w:w="700"/>
+            <w:tcBorders>
+              <w:top w:val="single" w:color="CCCCCC" w:sz="1"/>
+              <w:left w:val="single" w:color="CCCCCC" w:sz="1"/>
+              <w:bottom w:val="single" w:color="CCCCCC" w:sz="1"/>
+              <w:right w:val="single" w:color="CCCCCC" w:sz="1"/>
+            </w:tcBorders>
+            <w:shd w:fill="FFFFFF" w:color="FFFFFF" w:val="solid"/>
+            <w:tcMar>
+              <w:top w:type="dxa" w:w="60"/>
+              <w:left w:type="dxa" w:w="80"/>
+              <w:bottom w:type="dxa" w:w="60"/>
+              <w:right w:type="dxa" w:w="80"/>
+            </w:tcMar>
+            <w:vAlign w:val="center"/>
+          </w:tcPr>
+          <w:p>
+            <w:pPr>
+              <w:jc w:val="center"/>
+            </w:pPr>
+            <w:r>
+              <w:rPr>
+                <w:rFonts w:ascii="Arial" w:cs="Arial" w:eastAsia="Arial" w:hAnsi="Arial"/>
+                <w:b w:val="false"/>
+                <w:bCs w:val="false"/>
+                <w:color w:val="E74C3C"/>
+                <w:sz w:val="14"/>
+                <w:szCs w:val="14"/>
+              </w:rPr>
+              <w:t xml:space="preserve">7.03</w:t>
+            </w:r>
+          </w:p>
+        </w:tc>
+        <w:tc>
+          <w:tcPr>
+            <w:tcW w:type="dxa" w:w="700"/>
+            <w:tcBorders>
+              <w:top w:val="single" w:color="CCCCCC" w:sz="1"/>
+              <w:left w:val="single" w:color="CCCCCC" w:sz="1"/>
+              <w:bottom w:val="single" w:color="CCCCCC" w:sz="1"/>
+              <w:right w:val="single" w:color="CCCCCC" w:sz="1"/>
+            </w:tcBorders>
+            <w:shd w:fill="FFFFFF" w:color="FFFFFF" w:val="solid"/>
+            <w:tcMar>
+              <w:top w:type="dxa" w:w="60"/>
+              <w:left w:type="dxa" w:w="80"/>
+              <w:bottom w:type="dxa" w:w="60"/>
+              <w:right w:type="dxa" w:w="80"/>
+            </w:tcMar>
+            <w:vAlign w:val="center"/>
+          </w:tcPr>
+          <w:p>
+            <w:pPr>
+              <w:jc w:val="center"/>
+            </w:pPr>
+            <w:r>
+              <w:rPr>
+                <w:rFonts w:ascii="Arial" w:cs="Arial" w:eastAsia="Arial" w:hAnsi="Arial"/>
+                <w:b w:val="false"/>
+                <w:bCs w:val="false"/>
+                <w:color w:val="333333"/>
+                <w:sz w:val="14"/>
+                <w:szCs w:val="14"/>
+              </w:rPr>
+              <w:t xml:space="preserve">120</w:t>
+            </w:r>
+          </w:p>
+        </w:tc>
+        <w:tc>
+          <w:tcPr>
+            <w:tcW w:type="dxa" w:w="700"/>
+            <w:tcBorders>
+              <w:top w:val="single" w:color="CCCCCC" w:sz="1"/>
+              <w:left w:val="single" w:color="CCCCCC" w:sz="1"/>
+              <w:bottom w:val="single" w:color="CCCCCC" w:sz="1"/>
+              <w:right w:val="single" w:color="CCCCCC" w:sz="1"/>
+            </w:tcBorders>
+            <w:shd w:fill="FFFFFF" w:color="FFFFFF" w:val="solid"/>
+            <w:tcMar>
+              <w:top w:type="dxa" w:w="60"/>
+              <w:left w:type="dxa" w:w="80"/>
+              <w:bottom w:type="dxa" w:w="60"/>
+              <w:right w:type="dxa" w:w="80"/>
+            </w:tcMar>
+            <w:vAlign w:val="center"/>
+          </w:tcPr>
+          <w:p>
+            <w:pPr>
+              <w:jc w:val="center"/>
+            </w:pPr>
+            <w:r>
+              <w:rPr>
+                <w:rFonts w:ascii="Arial" w:cs="Arial" w:eastAsia="Arial" w:hAnsi="Arial"/>
+                <w:b w:val="false"/>
+                <w:bCs w:val="false"/>
+                <w:color w:val="333333"/>
+                <w:sz w:val="14"/>
+                <w:szCs w:val="14"/>
+              </w:rPr>
+              <w:t xml:space="preserve">70.9%</w:t>
+            </w:r>
+          </w:p>
+        </w:tc>
+        <w:tc>
+          <w:tcPr>
+            <w:tcW w:type="dxa" w:w="1300"/>
+            <w:tcBorders>
+              <w:top w:val="single" w:color="CCCCCC" w:sz="1"/>
+              <w:left w:val="single" w:color="CCCCCC" w:sz="1"/>
+              <w:bottom w:val="single" w:color="CCCCCC" w:sz="1"/>
+              <w:right w:val="single" w:color="CCCCCC" w:sz="1"/>
+            </w:tcBorders>
+            <w:shd w:fill="FFFFFF" w:color="FFFFFF" w:val="solid"/>
+            <w:tcMar>
+              <w:top w:type="dxa" w:w="60"/>
+              <w:left w:type="dxa" w:w="80"/>
+              <w:bottom w:type="dxa" w:w="60"/>
+              <w:right w:type="dxa" w:w="80"/>
+            </w:tcMar>
+            <w:vAlign w:val="center"/>
+          </w:tcPr>
+          <w:p>
+            <w:pPr>
+              <w:jc w:val="center"/>
+            </w:pPr>
+            <w:r>
+              <w:rPr>
+                <w:rFonts w:ascii="Arial" w:cs="Arial" w:eastAsia="Arial" w:hAnsi="Arial"/>
+                <w:b w:val="false"/>
+                <w:bCs w:val="false"/>
+                <w:color w:val="333333"/>
+                <w:sz w:val="14"/>
+                <w:szCs w:val="14"/>
+              </w:rPr>
+              <w:t xml:space="preserve">¥3,705,215</w:t>
+            </w:r>
+          </w:p>
+        </w:tc>
+        <w:tc>
+          <w:tcPr>
+            <w:tcW w:type="dxa" w:w="1200"/>
+            <w:tcBorders>
+              <w:top w:val="single" w:color="CCCCCC" w:sz="1"/>
+              <w:left w:val="single" w:color="CCCCCC" w:sz="1"/>
+              <w:bottom w:val="single" w:color="CCCCCC" w:sz="1"/>
+              <w:right w:val="single" w:color="CCCCCC" w:sz="1"/>
+            </w:tcBorders>
+            <w:shd w:fill="FFFFFF" w:color="FFFFFF" w:val="solid"/>
+            <w:tcMar>
+              <w:top w:type="dxa" w:w="60"/>
+              <w:left w:type="dxa" w:w="80"/>
+              <w:bottom w:type="dxa" w:w="60"/>
+              <w:right w:type="dxa" w:w="80"/>
+            </w:tcMar>
+            <w:vAlign w:val="center"/>
+          </w:tcPr>
+          <w:p>
+            <w:pPr>
+              <w:jc w:val="center"/>
+            </w:pPr>
+            <w:r>
+              <w:rPr>
+                <w:rFonts w:ascii="Arial" w:cs="Arial" w:eastAsia="Arial" w:hAnsi="Arial"/>
+                <w:b w:val="false"/>
+                <w:bCs w:val="false"/>
+                <w:color w:val="333333"/>
+                <w:sz w:val="14"/>
+                <w:szCs w:val="14"/>
+              </w:rPr>
+              <w:t xml:space="preserve">¥1,020,472</w:t>
+            </w:r>
+          </w:p>
+        </w:tc>
+        <w:tc>
+          <w:tcPr>
+            <w:tcW w:type="dxa" w:w="700"/>
+            <w:tcBorders>
+              <w:top w:val="single" w:color="CCCCCC" w:sz="1"/>
+              <w:left w:val="single" w:color="CCCCCC" w:sz="1"/>
+              <w:bottom w:val="single" w:color="CCCCCC" w:sz="1"/>
+              <w:right w:val="single" w:color="CCCCCC" w:sz="1"/>
+            </w:tcBorders>
+            <w:shd w:fill="FFFFFF" w:color="FFFFFF" w:val="solid"/>
+            <w:tcMar>
+              <w:top w:type="dxa" w:w="60"/>
+              <w:left w:type="dxa" w:w="80"/>
+              <w:bottom w:type="dxa" w:w="60"/>
+              <w:right w:type="dxa" w:w="80"/>
+            </w:tcMar>
+            <w:vAlign w:val="center"/>
+          </w:tcPr>
+          <w:p>
+            <w:pPr>
+              <w:jc w:val="center"/>
+            </w:pPr>
+            <w:r>
+              <w:rPr>
+                <w:rFonts w:ascii="Arial" w:cs="Arial" w:eastAsia="Arial" w:hAnsi="Arial"/>
+                <w:b w:val="false"/>
+                <w:bCs w:val="false"/>
+                <w:color w:val="333333"/>
+                <w:sz w:val="14"/>
+                <w:szCs w:val="14"/>
+              </w:rPr>
+              <w:t xml:space="preserve">27.5%</w:t>
+            </w:r>
+          </w:p>
+        </w:tc>
+        <w:tc>
+          <w:tcPr>
+            <w:tcW w:type="dxa" w:w="900"/>
+            <w:tcBorders>
+              <w:top w:val="single" w:color="CCCCCC" w:sz="1"/>
+              <w:left w:val="single" w:color="CCCCCC" w:sz="1"/>
+              <w:bottom w:val="single" w:color="CCCCCC" w:sz="1"/>
+              <w:right w:val="single" w:color="CCCCCC" w:sz="1"/>
+            </w:tcBorders>
+            <w:shd w:fill="FFFFFF" w:color="FFFFFF" w:val="solid"/>
+            <w:tcMar>
+              <w:top w:type="dxa" w:w="60"/>
+              <w:left w:type="dxa" w:w="80"/>
+              <w:bottom w:type="dxa" w:w="60"/>
+              <w:right w:type="dxa" w:w="80"/>
+            </w:tcMar>
+            <w:vAlign w:val="center"/>
+          </w:tcPr>
+          <w:p>
+            <w:pPr>
+              <w:jc w:val="center"/>
+            </w:pPr>
+            <w:r>
+              <w:rPr>
+                <w:rFonts w:ascii="Arial" w:cs="Arial" w:eastAsia="Arial" w:hAnsi="Arial"/>
+                <w:b w:val="false"/>
+                <w:bCs w:val="false"/>
+                <w:color w:val="333333"/>
+                <w:sz w:val="14"/>
+                <w:szCs w:val="14"/>
+              </w:rPr>
+              <w:t xml:space="preserve">¥977</w:t>
+            </w:r>
+          </w:p>
+        </w:tc>
+        <w:tc>
+          <w:tcPr>
+            <w:tcW w:type="dxa" w:w="900"/>
+            <w:tcBorders>
+              <w:top w:val="single" w:color="CCCCCC" w:sz="1"/>
+              <w:left w:val="single" w:color="CCCCCC" w:sz="1"/>
+              <w:bottom w:val="single" w:color="CCCCCC" w:sz="1"/>
+              <w:right w:val="single" w:color="CCCCCC" w:sz="1"/>
+            </w:tcBorders>
+            <w:shd w:fill="FFEBEE" w:color="FFEBEE" w:val="solid"/>
+            <w:tcMar>
+              <w:top w:type="dxa" w:w="60"/>
+              <w:left w:type="dxa" w:w="80"/>
+              <w:bottom w:type="dxa" w:w="60"/>
+              <w:right w:type="dxa" w:w="80"/>
+            </w:tcMar>
+            <w:vAlign w:val="center"/>
+          </w:tcPr>
+          <w:p>
+            <w:pPr>
+              <w:jc w:val="center"/>
+            </w:pPr>
+            <w:r>
+              <w:rPr>
+                <w:rFonts w:ascii="Arial" w:cs="Arial" w:eastAsia="Arial" w:hAnsi="Arial"/>
+                <w:b/>
+                <w:bCs/>
+                <w:color w:val="C62828"/>
+                <w:sz w:val="13"/>
+                <w:szCs w:val="13"/>
+              </w:rPr>
+              <w:t xml:space="preserve">🔴 緊急</w:t>
+            </w:r>
+          </w:p>
+        </w:tc>
+      </w:tr>
+      <w:tr>
+        <w:tc>
+          <w:tcPr>
+            <w:tcW w:type="dxa" w:w="400"/>
+            <w:tcBorders>
+              <w:top w:val="single" w:color="CCCCCC" w:sz="1"/>
+              <w:left w:val="single" w:color="CCCCCC" w:sz="1"/>
+              <w:bottom w:val="single" w:color="CCCCCC" w:sz="1"/>
+              <w:right w:val="single" w:color="CCCCCC" w:sz="1"/>
+            </w:tcBorders>
+            <w:shd w:fill="F5F7FA" w:color="F5F7FA" w:val="solid"/>
+            <w:tcMar>
+              <w:top w:type="dxa" w:w="60"/>
+              <w:left w:type="dxa" w:w="80"/>
+              <w:bottom w:type="dxa" w:w="60"/>
+              <w:right w:type="dxa" w:w="80"/>
+            </w:tcMar>
+            <w:vAlign w:val="center"/>
+          </w:tcPr>
+          <w:p>
+            <w:pPr>
+              <w:jc w:val="center"/>
+            </w:pPr>
+            <w:r>
+              <w:rPr>
+                <w:rFonts w:ascii="Arial" w:cs="Arial" w:eastAsia="Arial" w:hAnsi="Arial"/>
+                <w:b w:val="false"/>
+                <w:bCs w:val="false"/>
+                <w:color w:val="333333"/>
+                <w:sz w:val="14"/>
+                <w:szCs w:val="14"/>
+              </w:rPr>
+              <w:t xml:space="preserve">16</w:t>
+            </w:r>
+          </w:p>
+        </w:tc>
+        <w:tc>
+          <w:tcPr>
+            <w:tcW w:type="dxa" w:w="2800"/>
+            <w:tcBorders>
+              <w:top w:val="single" w:color="CCCCCC" w:sz="1"/>
+              <w:left w:val="single" w:color="CCCCCC" w:sz="1"/>
+              <w:bottom w:val="single" w:color="CCCCCC" w:sz="1"/>
+              <w:right w:val="single" w:color="CCCCCC" w:sz="1"/>
+            </w:tcBorders>
+            <w:shd w:fill="F5F7FA" w:color="F5F7FA" w:val="solid"/>
+            <w:tcMar>
+              <w:top w:type="dxa" w:w="60"/>
+              <w:left w:type="dxa" w:w="80"/>
+              <w:bottom w:type="dxa" w:w="60"/>
+              <w:right w:type="dxa" w:w="80"/>
+            </w:tcMar>
+            <w:vAlign w:val="center"/>
+          </w:tcPr>
+          <w:p>
+            <w:pPr>
+              <w:jc w:val="left"/>
+            </w:pPr>
+            <w:r>
+              <w:rPr>
+                <w:rFonts w:ascii="Arial" w:cs="Arial" w:eastAsia="Arial" w:hAnsi="Arial"/>
+                <w:b w:val="false"/>
+                <w:bCs w:val="false"/>
+                <w:color w:val="333333"/>
+                <w:sz w:val="13"/>
+                <w:szCs w:val="13"/>
+              </w:rPr>
+              <w:t xml:space="preserve">リッチモンドホテル東京目白</w:t>
+            </w:r>
+          </w:p>
+        </w:tc>
+        <w:tc>
+          <w:tcPr>
+            <w:tcW w:type="dxa" w:w="700"/>
+            <w:tcBorders>
+              <w:top w:val="single" w:color="CCCCCC" w:sz="1"/>
+              <w:left w:val="single" w:color="CCCCCC" w:sz="1"/>
+              <w:bottom w:val="single" w:color="CCCCCC" w:sz="1"/>
+              <w:right w:val="single" w:color="CCCCCC" w:sz="1"/>
+            </w:tcBorders>
+            <w:shd w:fill="F5F7FA" w:color="F5F7FA" w:val="solid"/>
+            <w:tcMar>
+              <w:top w:type="dxa" w:w="60"/>
+              <w:left w:type="dxa" w:w="80"/>
+              <w:bottom w:type="dxa" w:w="60"/>
+              <w:right w:type="dxa" w:w="80"/>
+            </w:tcMar>
+            <w:vAlign w:val="center"/>
+          </w:tcPr>
+          <w:p>
+            <w:pPr>
+              <w:jc w:val="center"/>
+            </w:pPr>
+            <w:r>
+              <w:rPr>
+                <w:rFonts w:ascii="Arial" w:cs="Arial" w:eastAsia="Arial" w:hAnsi="Arial"/>
+                <w:b w:val="false"/>
+                <w:bCs w:val="false"/>
+                <w:color w:val="27AE60"/>
+                <w:sz w:val="14"/>
+                <w:szCs w:val="14"/>
+              </w:rPr>
+              <w:t xml:space="preserve">8.70</w:t>
+            </w:r>
+          </w:p>
+        </w:tc>
+        <w:tc>
+          <w:tcPr>
+            <w:tcW w:type="dxa" w:w="700"/>
+            <w:tcBorders>
+              <w:top w:val="single" w:color="CCCCCC" w:sz="1"/>
+              <w:left w:val="single" w:color="CCCCCC" w:sz="1"/>
+              <w:bottom w:val="single" w:color="CCCCCC" w:sz="1"/>
+              <w:right w:val="single" w:color="CCCCCC" w:sz="1"/>
+            </w:tcBorders>
+            <w:shd w:fill="F5F7FA" w:color="F5F7FA" w:val="solid"/>
+            <w:tcMar>
+              <w:top w:type="dxa" w:w="60"/>
+              <w:left w:type="dxa" w:w="80"/>
+              <w:bottom w:type="dxa" w:w="60"/>
+              <w:right w:type="dxa" w:w="80"/>
+            </w:tcMar>
+            <w:vAlign w:val="center"/>
+          </w:tcPr>
+          <w:p>
+            <w:pPr>
+              <w:jc w:val="center"/>
+            </w:pPr>
+            <w:r>
+              <w:rPr>
+                <w:rFonts w:ascii="Arial" w:cs="Arial" w:eastAsia="Arial" w:hAnsi="Arial"/>
+                <w:b w:val="false"/>
+                <w:bCs w:val="false"/>
+                <w:color w:val="333333"/>
+                <w:sz w:val="14"/>
+                <w:szCs w:val="14"/>
+              </w:rPr>
+              <w:t xml:space="preserve">136</w:t>
+            </w:r>
+          </w:p>
+        </w:tc>
+        <w:tc>
+          <w:tcPr>
+            <w:tcW w:type="dxa" w:w="700"/>
+            <w:tcBorders>
+              <w:top w:val="single" w:color="CCCCCC" w:sz="1"/>
+              <w:left w:val="single" w:color="CCCCCC" w:sz="1"/>
+              <w:bottom w:val="single" w:color="CCCCCC" w:sz="1"/>
+              <w:right w:val="single" w:color="CCCCCC" w:sz="1"/>
+            </w:tcBorders>
+            <w:shd w:fill="F5F7FA" w:color="F5F7FA" w:val="solid"/>
+            <w:tcMar>
+              <w:top w:type="dxa" w:w="60"/>
+              <w:left w:type="dxa" w:w="80"/>
+              <w:bottom w:type="dxa" w:w="60"/>
+              <w:right w:type="dxa" w:w="80"/>
+            </w:tcMar>
+            <w:vAlign w:val="center"/>
+          </w:tcPr>
+          <w:p>
+            <w:pPr>
+              <w:jc w:val="center"/>
+            </w:pPr>
+            <w:r>
+              <w:rPr>
+                <w:rFonts w:ascii="Arial" w:cs="Arial" w:eastAsia="Arial" w:hAnsi="Arial"/>
+                <w:b w:val="false"/>
+                <w:bCs w:val="false"/>
+                <w:color w:val="333333"/>
+                <w:sz w:val="14"/>
+                <w:szCs w:val="14"/>
+              </w:rPr>
+              <w:t xml:space="preserve">81.8%</w:t>
+            </w:r>
+          </w:p>
+        </w:tc>
+        <w:tc>
+          <w:tcPr>
+            <w:tcW w:type="dxa" w:w="1300"/>
+            <w:tcBorders>
+              <w:top w:val="single" w:color="CCCCCC" w:sz="1"/>
+              <w:left w:val="single" w:color="CCCCCC" w:sz="1"/>
+              <w:bottom w:val="single" w:color="CCCCCC" w:sz="1"/>
+              <w:right w:val="single" w:color="CCCCCC" w:sz="1"/>
+            </w:tcBorders>
+            <w:shd w:fill="F5F7FA" w:color="F5F7FA" w:val="solid"/>
+            <w:tcMar>
+              <w:top w:type="dxa" w:w="60"/>
+              <w:left w:type="dxa" w:w="80"/>
+              <w:bottom w:type="dxa" w:w="60"/>
+              <w:right w:type="dxa" w:w="80"/>
+            </w:tcMar>
+            <w:vAlign w:val="center"/>
+          </w:tcPr>
+          <w:p>
+            <w:pPr>
+              <w:jc w:val="center"/>
+            </w:pPr>
+            <w:r>
+              <w:rPr>
+                <w:rFonts w:ascii="Arial" w:cs="Arial" w:eastAsia="Arial" w:hAnsi="Arial"/>
+                <w:b w:val="false"/>
+                <w:bCs w:val="false"/>
+                <w:color w:val="333333"/>
+                <w:sz w:val="14"/>
+                <w:szCs w:val="14"/>
+              </w:rPr>
+              <w:t xml:space="preserve">¥3,663,440</w:t>
+            </w:r>
+          </w:p>
+        </w:tc>
+        <w:tc>
+          <w:tcPr>
+            <w:tcW w:type="dxa" w:w="1200"/>
+            <w:tcBorders>
+              <w:top w:val="single" w:color="CCCCCC" w:sz="1"/>
+              <w:left w:val="single" w:color="CCCCCC" w:sz="1"/>
+              <w:bottom w:val="single" w:color="CCCCCC" w:sz="1"/>
+              <w:right w:val="single" w:color="CCCCCC" w:sz="1"/>
+            </w:tcBorders>
+            <w:shd w:fill="F5F7FA" w:color="F5F7FA" w:val="solid"/>
+            <w:tcMar>
+              <w:top w:type="dxa" w:w="60"/>
+              <w:left w:type="dxa" w:w="80"/>
+              <w:bottom w:type="dxa" w:w="60"/>
+              <w:right w:type="dxa" w:w="80"/>
+            </w:tcMar>
+            <w:vAlign w:val="center"/>
+          </w:tcPr>
+          <w:p>
+            <w:pPr>
+              <w:jc w:val="center"/>
+            </w:pPr>
+            <w:r>
+              <w:rPr>
+                <w:rFonts w:ascii="Arial" w:cs="Arial" w:eastAsia="Arial" w:hAnsi="Arial"/>
+                <w:b w:val="false"/>
+                <w:bCs w:val="false"/>
+                <w:color w:val="333333"/>
+                <w:sz w:val="14"/>
+                <w:szCs w:val="14"/>
+              </w:rPr>
+              <w:t xml:space="preserve">¥869,624</w:t>
+            </w:r>
+          </w:p>
+        </w:tc>
+        <w:tc>
+          <w:tcPr>
+            <w:tcW w:type="dxa" w:w="700"/>
+            <w:tcBorders>
+              <w:top w:val="single" w:color="CCCCCC" w:sz="1"/>
+              <w:left w:val="single" w:color="CCCCCC" w:sz="1"/>
+              <w:bottom w:val="single" w:color="CCCCCC" w:sz="1"/>
+              <w:right w:val="single" w:color="CCCCCC" w:sz="1"/>
+            </w:tcBorders>
+            <w:shd w:fill="F5F7FA" w:color="F5F7FA" w:val="solid"/>
+            <w:tcMar>
+              <w:top w:type="dxa" w:w="60"/>
+              <w:left w:type="dxa" w:w="80"/>
+              <w:bottom w:type="dxa" w:w="60"/>
+              <w:right w:type="dxa" w:w="80"/>
+            </w:tcMar>
+            <w:vAlign w:val="center"/>
+          </w:tcPr>
+          <w:p>
+            <w:pPr>
+              <w:jc w:val="center"/>
+            </w:pPr>
+            <w:r>
+              <w:rPr>
+                <w:rFonts w:ascii="Arial" w:cs="Arial" w:eastAsia="Arial" w:hAnsi="Arial"/>
+                <w:b w:val="false"/>
+                <w:bCs w:val="false"/>
+                <w:color w:val="333333"/>
+                <w:sz w:val="14"/>
+                <w:szCs w:val="14"/>
+              </w:rPr>
+              <w:t xml:space="preserve">23.7%</w:t>
+            </w:r>
+          </w:p>
+        </w:tc>
+        <w:tc>
+          <w:tcPr>
+            <w:tcW w:type="dxa" w:w="900"/>
+            <w:tcBorders>
+              <w:top w:val="single" w:color="CCCCCC" w:sz="1"/>
+              <w:left w:val="single" w:color="CCCCCC" w:sz="1"/>
+              <w:bottom w:val="single" w:color="CCCCCC" w:sz="1"/>
+              <w:right w:val="single" w:color="CCCCCC" w:sz="1"/>
+            </w:tcBorders>
+            <w:shd w:fill="F5F7FA" w:color="F5F7FA" w:val="solid"/>
+            <w:tcMar>
+              <w:top w:type="dxa" w:w="60"/>
+              <w:left w:type="dxa" w:w="80"/>
+              <w:bottom w:type="dxa" w:w="60"/>
+              <w:right w:type="dxa" w:w="80"/>
+            </w:tcMar>
+            <w:vAlign w:val="center"/>
+          </w:tcPr>
+          <w:p>
+            <w:pPr>
+              <w:jc w:val="center"/>
+            </w:pPr>
+            <w:r>
+              <w:rPr>
+                <w:rFonts w:ascii="Arial" w:cs="Arial" w:eastAsia="Arial" w:hAnsi="Arial"/>
+                <w:b w:val="false"/>
+                <w:bCs w:val="false"/>
+                <w:color w:val="333333"/>
+                <w:sz w:val="14"/>
+                <w:szCs w:val="14"/>
+              </w:rPr>
+              <w:t xml:space="preserve">¥1,104</w:t>
+            </w:r>
+          </w:p>
+        </w:tc>
+        <w:tc>
+          <w:tcPr>
+            <w:tcW w:type="dxa" w:w="900"/>
+            <w:tcBorders>
+              <w:top w:val="single" w:color="CCCCCC" w:sz="1"/>
+              <w:left w:val="single" w:color="CCCCCC" w:sz="1"/>
+              <w:bottom w:val="single" w:color="CCCCCC" w:sz="1"/>
+              <w:right w:val="single" w:color="CCCCCC" w:sz="1"/>
+            </w:tcBorders>
+            <w:shd w:fill="E3F2FD" w:color="E3F2FD" w:val="solid"/>
+            <w:tcMar>
+              <w:top w:type="dxa" w:w="60"/>
+              <w:left w:type="dxa" w:w="80"/>
+              <w:bottom w:type="dxa" w:w="60"/>
+              <w:right w:type="dxa" w:w="80"/>
+            </w:tcMar>
+            <w:vAlign w:val="center"/>
+          </w:tcPr>
+          <w:p>
+            <w:pPr>
+              <w:jc w:val="center"/>
+            </w:pPr>
+            <w:r>
+              <w:rPr>
+                <w:rFonts w:ascii="Arial" w:cs="Arial" w:eastAsia="Arial" w:hAnsi="Arial"/>
+                <w:b/>
+                <w:bCs/>
+                <w:color w:val="1565C0"/>
+                <w:sz w:val="13"/>
+                <w:szCs w:val="13"/>
+              </w:rPr>
+              <w:t xml:space="preserve">🔵 標準</w:t>
+            </w:r>
+          </w:p>
+        </w:tc>
+      </w:tr>
+      <w:tr>
+        <w:tc>
+          <w:tcPr>
+            <w:tcW w:type="dxa" w:w="400"/>
+            <w:tcBorders>
+              <w:top w:val="single" w:color="CCCCCC" w:sz="1"/>
+              <w:left w:val="single" w:color="CCCCCC" w:sz="1"/>
+              <w:bottom w:val="single" w:color="CCCCCC" w:sz="1"/>
+              <w:right w:val="single" w:color="CCCCCC" w:sz="1"/>
+            </w:tcBorders>
+            <w:shd w:fill="FFFFFF" w:color="FFFFFF" w:val="solid"/>
+            <w:tcMar>
+              <w:top w:type="dxa" w:w="60"/>
+              <w:left w:type="dxa" w:w="80"/>
+              <w:bottom w:type="dxa" w:w="60"/>
+              <w:right w:type="dxa" w:w="80"/>
+            </w:tcMar>
+            <w:vAlign w:val="center"/>
+          </w:tcPr>
+          <w:p>
+            <w:pPr>
+              <w:jc w:val="center"/>
+            </w:pPr>
+            <w:r>
+              <w:rPr>
+                <w:rFonts w:ascii="Arial" w:cs="Arial" w:eastAsia="Arial" w:hAnsi="Arial"/>
+                <w:b w:val="false"/>
+                <w:bCs w:val="false"/>
+                <w:color w:val="333333"/>
+                <w:sz w:val="14"/>
+                <w:szCs w:val="14"/>
+              </w:rPr>
+              <w:t xml:space="preserve">17</w:t>
+            </w:r>
+          </w:p>
+        </w:tc>
+        <w:tc>
+          <w:tcPr>
+            <w:tcW w:type="dxa" w:w="2800"/>
+            <w:tcBorders>
+              <w:top w:val="single" w:color="CCCCCC" w:sz="1"/>
+              <w:left w:val="single" w:color="CCCCCC" w:sz="1"/>
+              <w:bottom w:val="single" w:color="CCCCCC" w:sz="1"/>
+              <w:right w:val="single" w:color="CCCCCC" w:sz="1"/>
+            </w:tcBorders>
+            <w:shd w:fill="FFFFFF" w:color="FFFFFF" w:val="solid"/>
+            <w:tcMar>
+              <w:top w:type="dxa" w:w="60"/>
+              <w:left w:type="dxa" w:w="80"/>
+              <w:bottom w:type="dxa" w:w="60"/>
+              <w:right w:type="dxa" w:w="80"/>
+            </w:tcMar>
+            <w:vAlign w:val="center"/>
+          </w:tcPr>
+          <w:p>
+            <w:pPr>
+              <w:jc w:val="left"/>
+            </w:pPr>
+            <w:r>
+              <w:rPr>
+                <w:rFonts w:ascii="Arial" w:cs="Arial" w:eastAsia="Arial" w:hAnsi="Arial"/>
+                <w:b w:val="false"/>
+                <w:bCs w:val="false"/>
+                <w:color w:val="333333"/>
+                <w:sz w:val="13"/>
+                <w:szCs w:val="13"/>
+              </w:rPr>
+              <w:t xml:space="preserve">コンフォートイン六本木</w:t>
+            </w:r>
+          </w:p>
+        </w:tc>
+        <w:tc>
+          <w:tcPr>
+            <w:tcW w:type="dxa" w:w="700"/>
+            <w:tcBorders>
+              <w:top w:val="single" w:color="CCCCCC" w:sz="1"/>
+              <w:left w:val="single" w:color="CCCCCC" w:sz="1"/>
+              <w:bottom w:val="single" w:color="CCCCCC" w:sz="1"/>
+              <w:right w:val="single" w:color="CCCCCC" w:sz="1"/>
+            </w:tcBorders>
+            <w:shd w:fill="FFFFFF" w:color="FFFFFF" w:val="solid"/>
+            <w:tcMar>
+              <w:top w:type="dxa" w:w="60"/>
+              <w:left w:type="dxa" w:w="80"/>
+              <w:bottom w:type="dxa" w:w="60"/>
+              <w:right w:type="dxa" w:w="80"/>
+            </w:tcMar>
+            <w:vAlign w:val="center"/>
+          </w:tcPr>
+          <w:p>
+            <w:pPr>
+              <w:jc w:val="center"/>
+            </w:pPr>
+            <w:r>
+              <w:rPr>
+                <w:rFonts w:ascii="Arial" w:cs="Arial" w:eastAsia="Arial" w:hAnsi="Arial"/>
+                <w:b w:val="false"/>
+                <w:bCs w:val="false"/>
+                <w:color w:val="333333"/>
+                <w:sz w:val="14"/>
+                <w:szCs w:val="14"/>
+              </w:rPr>
+              <w:t xml:space="preserve">8.22</w:t>
+            </w:r>
+          </w:p>
+        </w:tc>
+        <w:tc>
+          <w:tcPr>
+            <w:tcW w:type="dxa" w:w="700"/>
+            <w:tcBorders>
+              <w:top w:val="single" w:color="CCCCCC" w:sz="1"/>
+              <w:left w:val="single" w:color="CCCCCC" w:sz="1"/>
+              <w:bottom w:val="single" w:color="CCCCCC" w:sz="1"/>
+              <w:right w:val="single" w:color="CCCCCC" w:sz="1"/>
+            </w:tcBorders>
+            <w:shd w:fill="FFFFFF" w:color="FFFFFF" w:val="solid"/>
+            <w:tcMar>
+              <w:top w:type="dxa" w:w="60"/>
+              <w:left w:type="dxa" w:w="80"/>
+              <w:bottom w:type="dxa" w:w="60"/>
+              <w:right w:type="dxa" w:w="80"/>
+            </w:tcMar>
+            <w:vAlign w:val="center"/>
+          </w:tcPr>
+          <w:p>
+            <w:pPr>
+              <w:jc w:val="center"/>
+            </w:pPr>
+            <w:r>
+              <w:rPr>
+                <w:rFonts w:ascii="Arial" w:cs="Arial" w:eastAsia="Arial" w:hAnsi="Arial"/>
+                <w:b w:val="false"/>
+                <w:bCs w:val="false"/>
+                <w:color w:val="333333"/>
+                <w:sz w:val="14"/>
+                <w:szCs w:val="14"/>
+              </w:rPr>
+              <w:t xml:space="preserve">120</w:t>
+            </w:r>
+          </w:p>
+        </w:tc>
+        <w:tc>
+          <w:tcPr>
+            <w:tcW w:type="dxa" w:w="700"/>
+            <w:tcBorders>
+              <w:top w:val="single" w:color="CCCCCC" w:sz="1"/>
+              <w:left w:val="single" w:color="CCCCCC" w:sz="1"/>
+              <w:bottom w:val="single" w:color="CCCCCC" w:sz="1"/>
+              <w:right w:val="single" w:color="CCCCCC" w:sz="1"/>
+            </w:tcBorders>
+            <w:shd w:fill="FFFFFF" w:color="FFFFFF" w:val="solid"/>
+            <w:tcMar>
+              <w:top w:type="dxa" w:w="60"/>
+              <w:left w:type="dxa" w:w="80"/>
+              <w:bottom w:type="dxa" w:w="60"/>
+              <w:right w:type="dxa" w:w="80"/>
+            </w:tcMar>
+            <w:vAlign w:val="center"/>
+          </w:tcPr>
+          <w:p>
+            <w:pPr>
+              <w:jc w:val="center"/>
+            </w:pPr>
+            <w:r>
+              <w:rPr>
+                <w:rFonts w:ascii="Arial" w:cs="Arial" w:eastAsia="Arial" w:hAnsi="Arial"/>
+                <w:b w:val="false"/>
+                <w:bCs w:val="false"/>
+                <w:color w:val="333333"/>
+                <w:sz w:val="14"/>
+                <w:szCs w:val="14"/>
+              </w:rPr>
+              <w:t xml:space="preserve">72.3%</w:t>
+            </w:r>
+          </w:p>
+        </w:tc>
+        <w:tc>
+          <w:tcPr>
+            <w:tcW w:type="dxa" w:w="1300"/>
+            <w:tcBorders>
+              <w:top w:val="single" w:color="CCCCCC" w:sz="1"/>
+              <w:left w:val="single" w:color="CCCCCC" w:sz="1"/>
+              <w:bottom w:val="single" w:color="CCCCCC" w:sz="1"/>
+              <w:right w:val="single" w:color="CCCCCC" w:sz="1"/>
+            </w:tcBorders>
+            <w:shd w:fill="FFFFFF" w:color="FFFFFF" w:val="solid"/>
+            <w:tcMar>
+              <w:top w:type="dxa" w:w="60"/>
+              <w:left w:type="dxa" w:w="80"/>
+              <w:bottom w:type="dxa" w:w="60"/>
+              <w:right w:type="dxa" w:w="80"/>
+            </w:tcMar>
+            <w:vAlign w:val="center"/>
+          </w:tcPr>
+          <w:p>
+            <w:pPr>
+              <w:jc w:val="center"/>
+            </w:pPr>
+            <w:r>
+              <w:rPr>
+                <w:rFonts w:ascii="Arial" w:cs="Arial" w:eastAsia="Arial" w:hAnsi="Arial"/>
+                <w:b w:val="false"/>
+                <w:bCs w:val="false"/>
+                <w:color w:val="333333"/>
+                <w:sz w:val="14"/>
+                <w:szCs w:val="14"/>
+              </w:rPr>
+              <w:t xml:space="preserve">¥2,842,630</w:t>
+            </w:r>
+          </w:p>
+        </w:tc>
+        <w:tc>
+          <w:tcPr>
+            <w:tcW w:type="dxa" w:w="1200"/>
+            <w:tcBorders>
+              <w:top w:val="single" w:color="CCCCCC" w:sz="1"/>
+              <w:left w:val="single" w:color="CCCCCC" w:sz="1"/>
+              <w:bottom w:val="single" w:color="CCCCCC" w:sz="1"/>
+              <w:right w:val="single" w:color="CCCCCC" w:sz="1"/>
+            </w:tcBorders>
+            <w:shd w:fill="FFFFFF" w:color="FFFFFF" w:val="solid"/>
+            <w:tcMar>
+              <w:top w:type="dxa" w:w="60"/>
+              <w:left w:type="dxa" w:w="80"/>
+              <w:bottom w:type="dxa" w:w="60"/>
+              <w:right w:type="dxa" w:w="80"/>
+            </w:tcMar>
+            <w:vAlign w:val="center"/>
+          </w:tcPr>
+          <w:p>
+            <w:pPr>
+              <w:jc w:val="center"/>
+            </w:pPr>
+            <w:r>
+              <w:rPr>
+                <w:rFonts w:ascii="Arial" w:cs="Arial" w:eastAsia="Arial" w:hAnsi="Arial"/>
+                <w:b w:val="false"/>
+                <w:bCs w:val="false"/>
+                <w:color w:val="333333"/>
+                <w:sz w:val="14"/>
+                <w:szCs w:val="14"/>
+              </w:rPr>
+              <w:t xml:space="preserve">¥964,811</w:t>
+            </w:r>
+          </w:p>
+        </w:tc>
+        <w:tc>
+          <w:tcPr>
+            <w:tcW w:type="dxa" w:w="700"/>
+            <w:tcBorders>
+              <w:top w:val="single" w:color="CCCCCC" w:sz="1"/>
+              <w:left w:val="single" w:color="CCCCCC" w:sz="1"/>
+              <w:bottom w:val="single" w:color="CCCCCC" w:sz="1"/>
+              <w:right w:val="single" w:color="CCCCCC" w:sz="1"/>
+            </w:tcBorders>
+            <w:shd w:fill="FFFFFF" w:color="FFFFFF" w:val="solid"/>
+            <w:tcMar>
+              <w:top w:type="dxa" w:w="60"/>
+              <w:left w:type="dxa" w:w="80"/>
+              <w:bottom w:type="dxa" w:w="60"/>
+              <w:right w:type="dxa" w:w="80"/>
+            </w:tcMar>
+            <w:vAlign w:val="center"/>
+          </w:tcPr>
+          <w:p>
+            <w:pPr>
+              <w:jc w:val="center"/>
+            </w:pPr>
+            <w:r>
+              <w:rPr>
+                <w:rFonts w:ascii="Arial" w:cs="Arial" w:eastAsia="Arial" w:hAnsi="Arial"/>
+                <w:b w:val="false"/>
+                <w:bCs w:val="false"/>
+                <w:color w:val="333333"/>
+                <w:sz w:val="14"/>
+                <w:szCs w:val="14"/>
+              </w:rPr>
+              <w:t xml:space="preserve">33.9%</w:t>
+            </w:r>
+          </w:p>
+        </w:tc>
+        <w:tc>
+          <w:tcPr>
+            <w:tcW w:type="dxa" w:w="900"/>
+            <w:tcBorders>
+              <w:top w:val="single" w:color="CCCCCC" w:sz="1"/>
+              <w:left w:val="single" w:color="CCCCCC" w:sz="1"/>
+              <w:bottom w:val="single" w:color="CCCCCC" w:sz="1"/>
+              <w:right w:val="single" w:color="CCCCCC" w:sz="1"/>
+            </w:tcBorders>
+            <w:shd w:fill="FFFFFF" w:color="FFFFFF" w:val="solid"/>
+            <w:tcMar>
+              <w:top w:type="dxa" w:w="60"/>
+              <w:left w:type="dxa" w:w="80"/>
+              <w:bottom w:type="dxa" w:w="60"/>
+              <w:right w:type="dxa" w:w="80"/>
+            </w:tcMar>
+            <w:vAlign w:val="center"/>
+          </w:tcPr>
+          <w:p>
+            <w:pPr>
+              <w:jc w:val="center"/>
+            </w:pPr>
+            <w:r>
+              <w:rPr>
+                <w:rFonts w:ascii="Arial" w:cs="Arial" w:eastAsia="Arial" w:hAnsi="Arial"/>
+                <w:b w:val="false"/>
+                <w:bCs w:val="false"/>
+                <w:color w:val="333333"/>
+                <w:sz w:val="14"/>
+                <w:szCs w:val="14"/>
+              </w:rPr>
+              <w:t xml:space="preserve">¥1,232</w:t>
             </w:r>
           </w:p>
         </w:tc>
@@ -4791,7 +7255,7 @@
               <w:bottom w:val="single" w:color="CCCCCC" w:sz="1"/>
               <w:right w:val="single" w:color="CCCCCC" w:sz="1"/>
             </w:tcBorders>
-            <w:shd w:fill="FFFFFF" w:color="FFFFFF" w:val="solid"/>
+            <w:shd w:fill="F5F7FA" w:color="F5F7FA" w:val="solid"/>
             <w:tcMar>
               <w:top w:type="dxa" w:w="60"/>
               <w:left w:type="dxa" w:w="80"/>
@@ -4813,7 +7277,7 @@
                 <w:sz w:val="14"/>
                 <w:szCs w:val="14"/>
               </w:rPr>
-              <w:t xml:space="preserve">11</w:t>
+              <w:t xml:space="preserve">18</w:t>
             </w:r>
           </w:p>
         </w:tc>
@@ -4826,7 +7290,7 @@
               <w:bottom w:val="single" w:color="CCCCCC" w:sz="1"/>
               <w:right w:val="single" w:color="CCCCCC" w:sz="1"/>
             </w:tcBorders>
-            <w:shd w:fill="FFFFFF" w:color="FFFFFF" w:val="solid"/>
+            <w:shd w:fill="F5F7FA" w:color="F5F7FA" w:val="solid"/>
             <w:tcMar>
               <w:top w:type="dxa" w:w="60"/>
               <w:left w:type="dxa" w:w="80"/>
@@ -4848,7 +7312,7 @@
                 <w:sz w:val="13"/>
                 <w:szCs w:val="13"/>
               </w:rPr>
-              <w:t xml:space="preserve">ホテルケヤキゲート東京府中</w:t>
+              <w:t xml:space="preserve">アパホテル相模原橋本駅東</w:t>
             </w:r>
           </w:p>
         </w:tc>
@@ -4861,29 +7325,29 @@
               <w:bottom w:val="single" w:color="CCCCCC" w:sz="1"/>
               <w:right w:val="single" w:color="CCCCCC" w:sz="1"/>
             </w:tcBorders>
-            <w:shd w:fill="FFFFFF" w:color="FFFFFF" w:val="solid"/>
-            <w:tcMar>
-              <w:top w:type="dxa" w:w="60"/>
-              <w:left w:type="dxa" w:w="80"/>
-              <w:bottom w:type="dxa" w:w="60"/>
-              <w:right w:type="dxa" w:w="80"/>
-            </w:tcMar>
-            <w:vAlign w:val="center"/>
-          </w:tcPr>
-          <w:p>
-            <w:pPr>
-              <w:jc w:val="center"/>
-            </w:pPr>
-            <w:r>
-              <w:rPr>
-                <w:rFonts w:ascii="Arial" w:cs="Arial" w:eastAsia="Arial" w:hAnsi="Arial"/>
-                <w:b w:val="false"/>
-                <w:bCs w:val="false"/>
-                <w:color w:val="27AE60"/>
+            <w:shd w:fill="F5F7FA" w:color="F5F7FA" w:val="solid"/>
+            <w:tcMar>
+              <w:top w:type="dxa" w:w="60"/>
+              <w:left w:type="dxa" w:w="80"/>
+              <w:bottom w:type="dxa" w:w="60"/>
+              <w:right w:type="dxa" w:w="80"/>
+            </w:tcMar>
+            <w:vAlign w:val="center"/>
+          </w:tcPr>
+          <w:p>
+            <w:pPr>
+              <w:jc w:val="center"/>
+            </w:pPr>
+            <w:r>
+              <w:rPr>
+                <w:rFonts w:ascii="Arial" w:cs="Arial" w:eastAsia="Arial" w:hAnsi="Arial"/>
+                <w:b w:val="false"/>
+                <w:bCs w:val="false"/>
+                <w:color w:val="333333"/>
                 <w:sz w:val="14"/>
                 <w:szCs w:val="14"/>
               </w:rPr>
-              <w:t xml:space="preserve">8.74</w:t>
+              <w:t xml:space="preserve">8.13</w:t>
             </w:r>
           </w:p>
         </w:tc>
@@ -4896,7 +7360,7 @@
               <w:bottom w:val="single" w:color="CCCCCC" w:sz="1"/>
               <w:right w:val="single" w:color="CCCCCC" w:sz="1"/>
             </w:tcBorders>
-            <w:shd w:fill="FFFFFF" w:color="FFFFFF" w:val="solid"/>
+            <w:shd w:fill="F5F7FA" w:color="F5F7FA" w:val="solid"/>
             <w:tcMar>
               <w:top w:type="dxa" w:w="60"/>
               <w:left w:type="dxa" w:w="80"/>
@@ -4918,7 +7382,7 @@
                 <w:sz w:val="14"/>
                 <w:szCs w:val="14"/>
               </w:rPr>
-              <w:t xml:space="preserve">91</w:t>
+              <w:t xml:space="preserve">62</w:t>
             </w:r>
           </w:p>
         </w:tc>
@@ -4931,7 +7395,7 @@
               <w:bottom w:val="single" w:color="CCCCCC" w:sz="1"/>
               <w:right w:val="single" w:color="CCCCCC" w:sz="1"/>
             </w:tcBorders>
-            <w:shd w:fill="FFFFFF" w:color="FFFFFF" w:val="solid"/>
+            <w:shd w:fill="F5F7FA" w:color="F5F7FA" w:val="solid"/>
             <w:tcMar>
               <w:top w:type="dxa" w:w="60"/>
               <w:left w:type="dxa" w:w="80"/>
@@ -4953,7 +7417,7 @@
                 <w:sz w:val="14"/>
                 <w:szCs w:val="14"/>
               </w:rPr>
-              <w:t xml:space="preserve">82.4%</w:t>
+              <w:t xml:space="preserve">66.9%</w:t>
             </w:r>
           </w:p>
         </w:tc>
@@ -4966,7 +7430,7 @@
               <w:bottom w:val="single" w:color="CCCCCC" w:sz="1"/>
               <w:right w:val="single" w:color="CCCCCC" w:sz="1"/>
             </w:tcBorders>
-            <w:shd w:fill="FFFFFF" w:color="FFFFFF" w:val="solid"/>
+            <w:shd w:fill="F5F7FA" w:color="F5F7FA" w:val="solid"/>
             <w:tcMar>
               <w:top w:type="dxa" w:w="60"/>
               <w:left w:type="dxa" w:w="80"/>
@@ -4988,7 +7452,7 @@
                 <w:sz w:val="14"/>
                 <w:szCs w:val="14"/>
               </w:rPr>
-              <w:t xml:space="preserve">¥4,425,395</w:t>
+              <w:t xml:space="preserve">¥2,698,420</w:t>
             </w:r>
           </w:p>
         </w:tc>
@@ -5001,7 +7465,7 @@
               <w:bottom w:val="single" w:color="CCCCCC" w:sz="1"/>
               <w:right w:val="single" w:color="CCCCCC" w:sz="1"/>
             </w:tcBorders>
-            <w:shd w:fill="FFFFFF" w:color="FFFFFF" w:val="solid"/>
+            <w:shd w:fill="F5F7FA" w:color="F5F7FA" w:val="solid"/>
             <w:tcMar>
               <w:top w:type="dxa" w:w="60"/>
               <w:left w:type="dxa" w:w="80"/>
@@ -5023,7 +7487,7 @@
                 <w:sz w:val="14"/>
                 <w:szCs w:val="14"/>
               </w:rPr>
-              <w:t xml:space="preserve">¥1,273,752</w:t>
+              <w:t xml:space="preserve">¥414,782</w:t>
             </w:r>
           </w:p>
         </w:tc>
@@ -5036,7 +7500,7 @@
               <w:bottom w:val="single" w:color="CCCCCC" w:sz="1"/>
               <w:right w:val="single" w:color="CCCCCC" w:sz="1"/>
             </w:tcBorders>
-            <w:shd w:fill="FFFFFF" w:color="FFFFFF" w:val="solid"/>
+            <w:shd w:fill="F5F7FA" w:color="F5F7FA" w:val="solid"/>
             <w:tcMar>
               <w:top w:type="dxa" w:w="60"/>
               <w:left w:type="dxa" w:w="80"/>
@@ -5058,7 +7522,7 @@
                 <w:sz w:val="14"/>
                 <w:szCs w:val="14"/>
               </w:rPr>
-              <w:t xml:space="preserve">28.8%</w:t>
+              <w:t xml:space="preserve">15.4%</w:t>
             </w:r>
           </w:p>
         </w:tc>
@@ -5071,7 +7535,7 @@
               <w:bottom w:val="single" w:color="CCCCCC" w:sz="1"/>
               <w:right w:val="single" w:color="CCCCCC" w:sz="1"/>
             </w:tcBorders>
-            <w:shd w:fill="FFFFFF" w:color="FFFFFF" w:val="solid"/>
+            <w:shd w:fill="F5F7FA" w:color="F5F7FA" w:val="solid"/>
             <w:tcMar>
               <w:top w:type="dxa" w:w="60"/>
               <w:left w:type="dxa" w:w="80"/>
@@ -5143,7 +7607,7 @@
               <w:bottom w:val="single" w:color="CCCCCC" w:sz="1"/>
               <w:right w:val="single" w:color="CCCCCC" w:sz="1"/>
             </w:tcBorders>
-            <w:shd w:fill="F5F7FA" w:color="F5F7FA" w:val="solid"/>
+            <w:shd w:fill="FFFFFF" w:color="FFFFFF" w:val="solid"/>
             <w:tcMar>
               <w:top w:type="dxa" w:w="60"/>
               <w:left w:type="dxa" w:w="80"/>
@@ -5165,7 +7629,7 @@
                 <w:sz w:val="14"/>
                 <w:szCs w:val="14"/>
               </w:rPr>
-              <w:t xml:space="preserve">12</w:t>
+              <w:t xml:space="preserve">19</w:t>
             </w:r>
           </w:p>
         </w:tc>
@@ -5178,7 +7642,7 @@
               <w:bottom w:val="single" w:color="CCCCCC" w:sz="1"/>
               <w:right w:val="single" w:color="CCCCCC" w:sz="1"/>
             </w:tcBorders>
-            <w:shd w:fill="F5F7FA" w:color="F5F7FA" w:val="solid"/>
+            <w:shd w:fill="FFFFFF" w:color="FFFFFF" w:val="solid"/>
             <w:tcMar>
               <w:top w:type="dxa" w:w="60"/>
               <w:left w:type="dxa" w:w="80"/>
@@ -5200,7 +7664,7 @@
                 <w:sz w:val="13"/>
                 <w:szCs w:val="13"/>
               </w:rPr>
-              <w:t xml:space="preserve">第一イン池袋</w:t>
+              <w:t xml:space="preserve">コンフォートホテル成田</w:t>
             </w:r>
           </w:p>
         </w:tc>
@@ -5213,7 +7677,7 @@
               <w:bottom w:val="single" w:color="CCCCCC" w:sz="1"/>
               <w:right w:val="single" w:color="CCCCCC" w:sz="1"/>
             </w:tcBorders>
-            <w:shd w:fill="F5F7FA" w:color="F5F7FA" w:val="solid"/>
+            <w:shd w:fill="FFFFFF" w:color="FFFFFF" w:val="solid"/>
             <w:tcMar>
               <w:top w:type="dxa" w:w="60"/>
               <w:left w:type="dxa" w:w="80"/>
@@ -5235,2471 +7699,7 @@
                 <w:sz w:val="14"/>
                 <w:szCs w:val="14"/>
               </w:rPr>
-              <w:t xml:space="preserve">9.12</w:t>
-            </w:r>
-          </w:p>
-        </w:tc>
-        <w:tc>
-          <w:tcPr>
-            <w:tcW w:type="dxa" w:w="700"/>
-            <w:tcBorders>
-              <w:top w:val="single" w:color="CCCCCC" w:sz="1"/>
-              <w:left w:val="single" w:color="CCCCCC" w:sz="1"/>
-              <w:bottom w:val="single" w:color="CCCCCC" w:sz="1"/>
-              <w:right w:val="single" w:color="CCCCCC" w:sz="1"/>
-            </w:tcBorders>
-            <w:shd w:fill="F5F7FA" w:color="F5F7FA" w:val="solid"/>
-            <w:tcMar>
-              <w:top w:type="dxa" w:w="60"/>
-              <w:left w:type="dxa" w:w="80"/>
-              <w:bottom w:type="dxa" w:w="60"/>
-              <w:right w:type="dxa" w:w="80"/>
-            </w:tcMar>
-            <w:vAlign w:val="center"/>
-          </w:tcPr>
-          <w:p>
-            <w:pPr>
-              <w:jc w:val="center"/>
-            </w:pPr>
-            <w:r>
-              <w:rPr>
-                <w:rFonts w:ascii="Arial" w:cs="Arial" w:eastAsia="Arial" w:hAnsi="Arial"/>
-                <w:b w:val="false"/>
-                <w:bCs w:val="false"/>
-                <w:color w:val="333333"/>
-                <w:sz w:val="14"/>
-                <w:szCs w:val="14"/>
-              </w:rPr>
-              <w:t xml:space="preserve">120</w:t>
-            </w:r>
-          </w:p>
-        </w:tc>
-        <w:tc>
-          <w:tcPr>
-            <w:tcW w:type="dxa" w:w="700"/>
-            <w:tcBorders>
-              <w:top w:val="single" w:color="CCCCCC" w:sz="1"/>
-              <w:left w:val="single" w:color="CCCCCC" w:sz="1"/>
-              <w:bottom w:val="single" w:color="CCCCCC" w:sz="1"/>
-              <w:right w:val="single" w:color="CCCCCC" w:sz="1"/>
-            </w:tcBorders>
-            <w:shd w:fill="F5F7FA" w:color="F5F7FA" w:val="solid"/>
-            <w:tcMar>
-              <w:top w:type="dxa" w:w="60"/>
-              <w:left w:type="dxa" w:w="80"/>
-              <w:bottom w:type="dxa" w:w="60"/>
-              <w:right w:type="dxa" w:w="80"/>
-            </w:tcMar>
-            <w:vAlign w:val="center"/>
-          </w:tcPr>
-          <w:p>
-            <w:pPr>
-              <w:jc w:val="center"/>
-            </w:pPr>
-            <w:r>
-              <w:rPr>
-                <w:rFonts w:ascii="Arial" w:cs="Arial" w:eastAsia="Arial" w:hAnsi="Arial"/>
-                <w:b w:val="false"/>
-                <w:bCs w:val="false"/>
-                <w:color w:val="333333"/>
-                <w:sz w:val="14"/>
-                <w:szCs w:val="14"/>
-              </w:rPr>
-              <w:t xml:space="preserve">76.2%</w:t>
-            </w:r>
-          </w:p>
-        </w:tc>
-        <w:tc>
-          <w:tcPr>
-            <w:tcW w:type="dxa" w:w="1300"/>
-            <w:tcBorders>
-              <w:top w:val="single" w:color="CCCCCC" w:sz="1"/>
-              <w:left w:val="single" w:color="CCCCCC" w:sz="1"/>
-              <w:bottom w:val="single" w:color="CCCCCC" w:sz="1"/>
-              <w:right w:val="single" w:color="CCCCCC" w:sz="1"/>
-            </w:tcBorders>
-            <w:shd w:fill="F5F7FA" w:color="F5F7FA" w:val="solid"/>
-            <w:tcMar>
-              <w:top w:type="dxa" w:w="60"/>
-              <w:left w:type="dxa" w:w="80"/>
-              <w:bottom w:type="dxa" w:w="60"/>
-              <w:right w:type="dxa" w:w="80"/>
-            </w:tcMar>
-            <w:vAlign w:val="center"/>
-          </w:tcPr>
-          <w:p>
-            <w:pPr>
-              <w:jc w:val="center"/>
-            </w:pPr>
-            <w:r>
-              <w:rPr>
-                <w:rFonts w:ascii="Arial" w:cs="Arial" w:eastAsia="Arial" w:hAnsi="Arial"/>
-                <w:b w:val="false"/>
-                <w:bCs w:val="false"/>
-                <w:color w:val="333333"/>
-                <w:sz w:val="14"/>
-                <w:szCs w:val="14"/>
-              </w:rPr>
-              <w:t xml:space="preserve">¥4,310,610</w:t>
-            </w:r>
-          </w:p>
-        </w:tc>
-        <w:tc>
-          <w:tcPr>
-            <w:tcW w:type="dxa" w:w="1200"/>
-            <w:tcBorders>
-              <w:top w:val="single" w:color="CCCCCC" w:sz="1"/>
-              <w:left w:val="single" w:color="CCCCCC" w:sz="1"/>
-              <w:bottom w:val="single" w:color="CCCCCC" w:sz="1"/>
-              <w:right w:val="single" w:color="CCCCCC" w:sz="1"/>
-            </w:tcBorders>
-            <w:shd w:fill="F5F7FA" w:color="F5F7FA" w:val="solid"/>
-            <w:tcMar>
-              <w:top w:type="dxa" w:w="60"/>
-              <w:left w:type="dxa" w:w="80"/>
-              <w:bottom w:type="dxa" w:w="60"/>
-              <w:right w:type="dxa" w:w="80"/>
-            </w:tcMar>
-            <w:vAlign w:val="center"/>
-          </w:tcPr>
-          <w:p>
-            <w:pPr>
-              <w:jc w:val="center"/>
-            </w:pPr>
-            <w:r>
-              <w:rPr>
-                <w:rFonts w:ascii="Arial" w:cs="Arial" w:eastAsia="Arial" w:hAnsi="Arial"/>
-                <w:b w:val="false"/>
-                <w:bCs w:val="false"/>
-                <w:color w:val="333333"/>
-                <w:sz w:val="14"/>
-                <w:szCs w:val="14"/>
-              </w:rPr>
-              <w:t xml:space="preserve">¥1,007,461</w:t>
-            </w:r>
-          </w:p>
-        </w:tc>
-        <w:tc>
-          <w:tcPr>
-            <w:tcW w:type="dxa" w:w="700"/>
-            <w:tcBorders>
-              <w:top w:val="single" w:color="CCCCCC" w:sz="1"/>
-              <w:left w:val="single" w:color="CCCCCC" w:sz="1"/>
-              <w:bottom w:val="single" w:color="CCCCCC" w:sz="1"/>
-              <w:right w:val="single" w:color="CCCCCC" w:sz="1"/>
-            </w:tcBorders>
-            <w:shd w:fill="F5F7FA" w:color="F5F7FA" w:val="solid"/>
-            <w:tcMar>
-              <w:top w:type="dxa" w:w="60"/>
-              <w:left w:type="dxa" w:w="80"/>
-              <w:bottom w:type="dxa" w:w="60"/>
-              <w:right w:type="dxa" w:w="80"/>
-            </w:tcMar>
-            <w:vAlign w:val="center"/>
-          </w:tcPr>
-          <w:p>
-            <w:pPr>
-              <w:jc w:val="center"/>
-            </w:pPr>
-            <w:r>
-              <w:rPr>
-                <w:rFonts w:ascii="Arial" w:cs="Arial" w:eastAsia="Arial" w:hAnsi="Arial"/>
-                <w:b w:val="false"/>
-                <w:bCs w:val="false"/>
-                <w:color w:val="333333"/>
-                <w:sz w:val="14"/>
-                <w:szCs w:val="14"/>
-              </w:rPr>
-              <w:t xml:space="preserve">23.4%</w:t>
-            </w:r>
-          </w:p>
-        </w:tc>
-        <w:tc>
-          <w:tcPr>
-            <w:tcW w:type="dxa" w:w="900"/>
-            <w:tcBorders>
-              <w:top w:val="single" w:color="CCCCCC" w:sz="1"/>
-              <w:left w:val="single" w:color="CCCCCC" w:sz="1"/>
-              <w:bottom w:val="single" w:color="CCCCCC" w:sz="1"/>
-              <w:right w:val="single" w:color="CCCCCC" w:sz="1"/>
-            </w:tcBorders>
-            <w:shd w:fill="F5F7FA" w:color="F5F7FA" w:val="solid"/>
-            <w:tcMar>
-              <w:top w:type="dxa" w:w="60"/>
-              <w:left w:type="dxa" w:w="80"/>
-              <w:bottom w:type="dxa" w:w="60"/>
-              <w:right w:type="dxa" w:w="80"/>
-            </w:tcMar>
-            <w:vAlign w:val="center"/>
-          </w:tcPr>
-          <w:p>
-            <w:pPr>
-              <w:jc w:val="center"/>
-            </w:pPr>
-            <w:r>
-              <w:rPr>
-                <w:rFonts w:ascii="Arial" w:cs="Arial" w:eastAsia="Arial" w:hAnsi="Arial"/>
-                <w:b w:val="false"/>
-                <w:bCs w:val="false"/>
-                <w:color w:val="333333"/>
-                <w:sz w:val="14"/>
-                <w:szCs w:val="14"/>
-              </w:rPr>
-              <w:t xml:space="preserve">¥1,453</w:t>
-            </w:r>
-          </w:p>
-        </w:tc>
-        <w:tc>
-          <w:tcPr>
-            <w:tcW w:type="dxa" w:w="900"/>
-            <w:tcBorders>
-              <w:top w:val="single" w:color="CCCCCC" w:sz="1"/>
-              <w:left w:val="single" w:color="CCCCCC" w:sz="1"/>
-              <w:bottom w:val="single" w:color="CCCCCC" w:sz="1"/>
-              <w:right w:val="single" w:color="CCCCCC" w:sz="1"/>
-            </w:tcBorders>
-            <w:shd w:fill="E3F2FD" w:color="E3F2FD" w:val="solid"/>
-            <w:tcMar>
-              <w:top w:type="dxa" w:w="60"/>
-              <w:left w:type="dxa" w:w="80"/>
-              <w:bottom w:type="dxa" w:w="60"/>
-              <w:right w:type="dxa" w:w="80"/>
-            </w:tcMar>
-            <w:vAlign w:val="center"/>
-          </w:tcPr>
-          <w:p>
-            <w:pPr>
-              <w:jc w:val="center"/>
-            </w:pPr>
-            <w:r>
-              <w:rPr>
-                <w:rFonts w:ascii="Arial" w:cs="Arial" w:eastAsia="Arial" w:hAnsi="Arial"/>
-                <w:b/>
-                <w:bCs/>
-                <w:color w:val="1565C0"/>
-                <w:sz w:val="13"/>
-                <w:szCs w:val="13"/>
-              </w:rPr>
-              <w:t xml:space="preserve">🔵 標準</w:t>
-            </w:r>
-          </w:p>
-        </w:tc>
-      </w:tr>
-      <w:tr>
-        <w:tc>
-          <w:tcPr>
-            <w:tcW w:type="dxa" w:w="400"/>
-            <w:tcBorders>
-              <w:top w:val="single" w:color="CCCCCC" w:sz="1"/>
-              <w:left w:val="single" w:color="CCCCCC" w:sz="1"/>
-              <w:bottom w:val="single" w:color="CCCCCC" w:sz="1"/>
-              <w:right w:val="single" w:color="CCCCCC" w:sz="1"/>
-            </w:tcBorders>
-            <w:shd w:fill="FFFFFF" w:color="FFFFFF" w:val="solid"/>
-            <w:tcMar>
-              <w:top w:type="dxa" w:w="60"/>
-              <w:left w:type="dxa" w:w="80"/>
-              <w:bottom w:type="dxa" w:w="60"/>
-              <w:right w:type="dxa" w:w="80"/>
-            </w:tcMar>
-            <w:vAlign w:val="center"/>
-          </w:tcPr>
-          <w:p>
-            <w:pPr>
-              <w:jc w:val="center"/>
-            </w:pPr>
-            <w:r>
-              <w:rPr>
-                <w:rFonts w:ascii="Arial" w:cs="Arial" w:eastAsia="Arial" w:hAnsi="Arial"/>
-                <w:b w:val="false"/>
-                <w:bCs w:val="false"/>
-                <w:color w:val="333333"/>
-                <w:sz w:val="14"/>
-                <w:szCs w:val="14"/>
-              </w:rPr>
-              <w:t xml:space="preserve">13</w:t>
-            </w:r>
-          </w:p>
-        </w:tc>
-        <w:tc>
-          <w:tcPr>
-            <w:tcW w:type="dxa" w:w="2800"/>
-            <w:tcBorders>
-              <w:top w:val="single" w:color="CCCCCC" w:sz="1"/>
-              <w:left w:val="single" w:color="CCCCCC" w:sz="1"/>
-              <w:bottom w:val="single" w:color="CCCCCC" w:sz="1"/>
-              <w:right w:val="single" w:color="CCCCCC" w:sz="1"/>
-            </w:tcBorders>
-            <w:shd w:fill="FFFFFF" w:color="FFFFFF" w:val="solid"/>
-            <w:tcMar>
-              <w:top w:type="dxa" w:w="60"/>
-              <w:left w:type="dxa" w:w="80"/>
-              <w:bottom w:type="dxa" w:w="60"/>
-              <w:right w:type="dxa" w:w="80"/>
-            </w:tcMar>
-            <w:vAlign w:val="center"/>
-          </w:tcPr>
-          <w:p>
-            <w:pPr>
-              <w:jc w:val="left"/>
-            </w:pPr>
-            <w:r>
-              <w:rPr>
-                <w:rFonts w:ascii="Arial" w:cs="Arial" w:eastAsia="Arial" w:hAnsi="Arial"/>
-                <w:b w:val="false"/>
-                <w:bCs w:val="false"/>
-                <w:color w:val="333333"/>
-                <w:sz w:val="13"/>
-                <w:szCs w:val="13"/>
-              </w:rPr>
-              <w:t xml:space="preserve">コンフォートホテル横浜関内</w:t>
-            </w:r>
-          </w:p>
-        </w:tc>
-        <w:tc>
-          <w:tcPr>
-            <w:tcW w:type="dxa" w:w="700"/>
-            <w:tcBorders>
-              <w:top w:val="single" w:color="CCCCCC" w:sz="1"/>
-              <w:left w:val="single" w:color="CCCCCC" w:sz="1"/>
-              <w:bottom w:val="single" w:color="CCCCCC" w:sz="1"/>
-              <w:right w:val="single" w:color="CCCCCC" w:sz="1"/>
-            </w:tcBorders>
-            <w:shd w:fill="FFFFFF" w:color="FFFFFF" w:val="solid"/>
-            <w:tcMar>
-              <w:top w:type="dxa" w:w="60"/>
-              <w:left w:type="dxa" w:w="80"/>
-              <w:bottom w:type="dxa" w:w="60"/>
-              <w:right w:type="dxa" w:w="80"/>
-            </w:tcMar>
-            <w:vAlign w:val="center"/>
-          </w:tcPr>
-          <w:p>
-            <w:pPr>
-              <w:jc w:val="center"/>
-            </w:pPr>
-            <w:r>
-              <w:rPr>
-                <w:rFonts w:ascii="Arial" w:cs="Arial" w:eastAsia="Arial" w:hAnsi="Arial"/>
-                <w:b w:val="false"/>
-                <w:bCs w:val="false"/>
-                <w:color w:val="E74C3C"/>
-                <w:sz w:val="14"/>
-                <w:szCs w:val="14"/>
-              </w:rPr>
-              <w:t xml:space="preserve">7.41</w:t>
-            </w:r>
-          </w:p>
-        </w:tc>
-        <w:tc>
-          <w:tcPr>
-            <w:tcW w:type="dxa" w:w="700"/>
-            <w:tcBorders>
-              <w:top w:val="single" w:color="CCCCCC" w:sz="1"/>
-              <w:left w:val="single" w:color="CCCCCC" w:sz="1"/>
-              <w:bottom w:val="single" w:color="CCCCCC" w:sz="1"/>
-              <w:right w:val="single" w:color="CCCCCC" w:sz="1"/>
-            </w:tcBorders>
-            <w:shd w:fill="FFFFFF" w:color="FFFFFF" w:val="solid"/>
-            <w:tcMar>
-              <w:top w:type="dxa" w:w="60"/>
-              <w:left w:type="dxa" w:w="80"/>
-              <w:bottom w:type="dxa" w:w="60"/>
-              <w:right w:type="dxa" w:w="80"/>
-            </w:tcMar>
-            <w:vAlign w:val="center"/>
-          </w:tcPr>
-          <w:p>
-            <w:pPr>
-              <w:jc w:val="center"/>
-            </w:pPr>
-            <w:r>
-              <w:rPr>
-                <w:rFonts w:ascii="Arial" w:cs="Arial" w:eastAsia="Arial" w:hAnsi="Arial"/>
-                <w:b w:val="false"/>
-                <w:bCs w:val="false"/>
-                <w:color w:val="333333"/>
-                <w:sz w:val="14"/>
-                <w:szCs w:val="14"/>
-              </w:rPr>
-              <w:t xml:space="preserve">142</w:t>
-            </w:r>
-          </w:p>
-        </w:tc>
-        <w:tc>
-          <w:tcPr>
-            <w:tcW w:type="dxa" w:w="700"/>
-            <w:tcBorders>
-              <w:top w:val="single" w:color="CCCCCC" w:sz="1"/>
-              <w:left w:val="single" w:color="CCCCCC" w:sz="1"/>
-              <w:bottom w:val="single" w:color="CCCCCC" w:sz="1"/>
-              <w:right w:val="single" w:color="CCCCCC" w:sz="1"/>
-            </w:tcBorders>
-            <w:shd w:fill="FFFFFF" w:color="FFFFFF" w:val="solid"/>
-            <w:tcMar>
-              <w:top w:type="dxa" w:w="60"/>
-              <w:left w:type="dxa" w:w="80"/>
-              <w:bottom w:type="dxa" w:w="60"/>
-              <w:right w:type="dxa" w:w="80"/>
-            </w:tcMar>
-            <w:vAlign w:val="center"/>
-          </w:tcPr>
-          <w:p>
-            <w:pPr>
-              <w:jc w:val="center"/>
-            </w:pPr>
-            <w:r>
-              <w:rPr>
-                <w:rFonts w:ascii="Arial" w:cs="Arial" w:eastAsia="Arial" w:hAnsi="Arial"/>
-                <w:b w:val="false"/>
-                <w:bCs w:val="false"/>
-                <w:color w:val="333333"/>
-                <w:sz w:val="14"/>
-                <w:szCs w:val="14"/>
-              </w:rPr>
-              <w:t xml:space="preserve">55.9%</w:t>
-            </w:r>
-          </w:p>
-        </w:tc>
-        <w:tc>
-          <w:tcPr>
-            <w:tcW w:type="dxa" w:w="1300"/>
-            <w:tcBorders>
-              <w:top w:val="single" w:color="CCCCCC" w:sz="1"/>
-              <w:left w:val="single" w:color="CCCCCC" w:sz="1"/>
-              <w:bottom w:val="single" w:color="CCCCCC" w:sz="1"/>
-              <w:right w:val="single" w:color="CCCCCC" w:sz="1"/>
-            </w:tcBorders>
-            <w:shd w:fill="FFFFFF" w:color="FFFFFF" w:val="solid"/>
-            <w:tcMar>
-              <w:top w:type="dxa" w:w="60"/>
-              <w:left w:type="dxa" w:w="80"/>
-              <w:bottom w:type="dxa" w:w="60"/>
-              <w:right w:type="dxa" w:w="80"/>
-            </w:tcMar>
-            <w:vAlign w:val="center"/>
-          </w:tcPr>
-          <w:p>
-            <w:pPr>
-              <w:jc w:val="center"/>
-            </w:pPr>
-            <w:r>
-              <w:rPr>
-                <w:rFonts w:ascii="Arial" w:cs="Arial" w:eastAsia="Arial" w:hAnsi="Arial"/>
-                <w:b w:val="false"/>
-                <w:bCs w:val="false"/>
-                <w:color w:val="333333"/>
-                <w:sz w:val="14"/>
-                <w:szCs w:val="14"/>
-              </w:rPr>
-              <w:t xml:space="preserve">¥4,051,890</w:t>
-            </w:r>
-          </w:p>
-        </w:tc>
-        <w:tc>
-          <w:tcPr>
-            <w:tcW w:type="dxa" w:w="1200"/>
-            <w:tcBorders>
-              <w:top w:val="single" w:color="CCCCCC" w:sz="1"/>
-              <w:left w:val="single" w:color="CCCCCC" w:sz="1"/>
-              <w:bottom w:val="single" w:color="CCCCCC" w:sz="1"/>
-              <w:right w:val="single" w:color="CCCCCC" w:sz="1"/>
-            </w:tcBorders>
-            <w:shd w:fill="FFFFFF" w:color="FFFFFF" w:val="solid"/>
-            <w:tcMar>
-              <w:top w:type="dxa" w:w="60"/>
-              <w:left w:type="dxa" w:w="80"/>
-              <w:bottom w:type="dxa" w:w="60"/>
-              <w:right w:type="dxa" w:w="80"/>
-            </w:tcMar>
-            <w:vAlign w:val="center"/>
-          </w:tcPr>
-          <w:p>
-            <w:pPr>
-              <w:jc w:val="center"/>
-            </w:pPr>
-            <w:r>
-              <w:rPr>
-                <w:rFonts w:ascii="Arial" w:cs="Arial" w:eastAsia="Arial" w:hAnsi="Arial"/>
-                <w:b w:val="false"/>
-                <w:bCs w:val="false"/>
-                <w:color w:val="333333"/>
-                <w:sz w:val="14"/>
-                <w:szCs w:val="14"/>
-              </w:rPr>
-              <w:t xml:space="preserve">¥1,142,186</w:t>
-            </w:r>
-          </w:p>
-        </w:tc>
-        <w:tc>
-          <w:tcPr>
-            <w:tcW w:type="dxa" w:w="700"/>
-            <w:tcBorders>
-              <w:top w:val="single" w:color="CCCCCC" w:sz="1"/>
-              <w:left w:val="single" w:color="CCCCCC" w:sz="1"/>
-              <w:bottom w:val="single" w:color="CCCCCC" w:sz="1"/>
-              <w:right w:val="single" w:color="CCCCCC" w:sz="1"/>
-            </w:tcBorders>
-            <w:shd w:fill="FFFFFF" w:color="FFFFFF" w:val="solid"/>
-            <w:tcMar>
-              <w:top w:type="dxa" w:w="60"/>
-              <w:left w:type="dxa" w:w="80"/>
-              <w:bottom w:type="dxa" w:w="60"/>
-              <w:right w:type="dxa" w:w="80"/>
-            </w:tcMar>
-            <w:vAlign w:val="center"/>
-          </w:tcPr>
-          <w:p>
-            <w:pPr>
-              <w:jc w:val="center"/>
-            </w:pPr>
-            <w:r>
-              <w:rPr>
-                <w:rFonts w:ascii="Arial" w:cs="Arial" w:eastAsia="Arial" w:hAnsi="Arial"/>
-                <w:b w:val="false"/>
-                <w:bCs w:val="false"/>
-                <w:color w:val="333333"/>
-                <w:sz w:val="14"/>
-                <w:szCs w:val="14"/>
-              </w:rPr>
-              <w:t xml:space="preserve">28.2%</w:t>
-            </w:r>
-          </w:p>
-        </w:tc>
-        <w:tc>
-          <w:tcPr>
-            <w:tcW w:type="dxa" w:w="900"/>
-            <w:tcBorders>
-              <w:top w:val="single" w:color="CCCCCC" w:sz="1"/>
-              <w:left w:val="single" w:color="CCCCCC" w:sz="1"/>
-              <w:bottom w:val="single" w:color="CCCCCC" w:sz="1"/>
-              <w:right w:val="single" w:color="CCCCCC" w:sz="1"/>
-            </w:tcBorders>
-            <w:shd w:fill="FFFFFF" w:color="FFFFFF" w:val="solid"/>
-            <w:tcMar>
-              <w:top w:type="dxa" w:w="60"/>
-              <w:left w:type="dxa" w:w="80"/>
-              <w:bottom w:type="dxa" w:w="60"/>
-              <w:right w:type="dxa" w:w="80"/>
-            </w:tcMar>
-            <w:vAlign w:val="center"/>
-          </w:tcPr>
-          <w:p>
-            <w:pPr>
-              <w:jc w:val="center"/>
-            </w:pPr>
-            <w:r>
-              <w:rPr>
-                <w:rFonts w:ascii="Arial" w:cs="Arial" w:eastAsia="Arial" w:hAnsi="Arial"/>
-                <w:b w:val="false"/>
-                <w:bCs w:val="false"/>
-                <w:color w:val="333333"/>
-                <w:sz w:val="14"/>
-                <w:szCs w:val="14"/>
-              </w:rPr>
-              <w:t xml:space="preserve">¥1,066</w:t>
-            </w:r>
-          </w:p>
-        </w:tc>
-        <w:tc>
-          <w:tcPr>
-            <w:tcW w:type="dxa" w:w="900"/>
-            <w:tcBorders>
-              <w:top w:val="single" w:color="CCCCCC" w:sz="1"/>
-              <w:left w:val="single" w:color="CCCCCC" w:sz="1"/>
-              <w:bottom w:val="single" w:color="CCCCCC" w:sz="1"/>
-              <w:right w:val="single" w:color="CCCCCC" w:sz="1"/>
-            </w:tcBorders>
-            <w:shd w:fill="FFEBEE" w:color="FFEBEE" w:val="solid"/>
-            <w:tcMar>
-              <w:top w:type="dxa" w:w="60"/>
-              <w:left w:type="dxa" w:w="80"/>
-              <w:bottom w:type="dxa" w:w="60"/>
-              <w:right w:type="dxa" w:w="80"/>
-            </w:tcMar>
-            <w:vAlign w:val="center"/>
-          </w:tcPr>
-          <w:p>
-            <w:pPr>
-              <w:jc w:val="center"/>
-            </w:pPr>
-            <w:r>
-              <w:rPr>
-                <w:rFonts w:ascii="Arial" w:cs="Arial" w:eastAsia="Arial" w:hAnsi="Arial"/>
-                <w:b/>
-                <w:bCs/>
-                <w:color w:val="C62828"/>
-                <w:sz w:val="13"/>
-                <w:szCs w:val="13"/>
-              </w:rPr>
-              <w:t xml:space="preserve">🔴 緊急</w:t>
-            </w:r>
-          </w:p>
-        </w:tc>
-      </w:tr>
-      <w:tr>
-        <w:tc>
-          <w:tcPr>
-            <w:tcW w:type="dxa" w:w="400"/>
-            <w:tcBorders>
-              <w:top w:val="single" w:color="CCCCCC" w:sz="1"/>
-              <w:left w:val="single" w:color="CCCCCC" w:sz="1"/>
-              <w:bottom w:val="single" w:color="CCCCCC" w:sz="1"/>
-              <w:right w:val="single" w:color="CCCCCC" w:sz="1"/>
-            </w:tcBorders>
-            <w:shd w:fill="F5F7FA" w:color="F5F7FA" w:val="solid"/>
-            <w:tcMar>
-              <w:top w:type="dxa" w:w="60"/>
-              <w:left w:type="dxa" w:w="80"/>
-              <w:bottom w:type="dxa" w:w="60"/>
-              <w:right w:type="dxa" w:w="80"/>
-            </w:tcMar>
-            <w:vAlign w:val="center"/>
-          </w:tcPr>
-          <w:p>
-            <w:pPr>
-              <w:jc w:val="center"/>
-            </w:pPr>
-            <w:r>
-              <w:rPr>
-                <w:rFonts w:ascii="Arial" w:cs="Arial" w:eastAsia="Arial" w:hAnsi="Arial"/>
-                <w:b w:val="false"/>
-                <w:bCs w:val="false"/>
-                <w:color w:val="333333"/>
-                <w:sz w:val="14"/>
-                <w:szCs w:val="14"/>
-              </w:rPr>
-              <w:t xml:space="preserve">14</w:t>
-            </w:r>
-          </w:p>
-        </w:tc>
-        <w:tc>
-          <w:tcPr>
-            <w:tcW w:type="dxa" w:w="2800"/>
-            <w:tcBorders>
-              <w:top w:val="single" w:color="CCCCCC" w:sz="1"/>
-              <w:left w:val="single" w:color="CCCCCC" w:sz="1"/>
-              <w:bottom w:val="single" w:color="CCCCCC" w:sz="1"/>
-              <w:right w:val="single" w:color="CCCCCC" w:sz="1"/>
-            </w:tcBorders>
-            <w:shd w:fill="F5F7FA" w:color="F5F7FA" w:val="solid"/>
-            <w:tcMar>
-              <w:top w:type="dxa" w:w="60"/>
-              <w:left w:type="dxa" w:w="80"/>
-              <w:bottom w:type="dxa" w:w="60"/>
-              <w:right w:type="dxa" w:w="80"/>
-            </w:tcMar>
-            <w:vAlign w:val="center"/>
-          </w:tcPr>
-          <w:p>
-            <w:pPr>
-              <w:jc w:val="left"/>
-            </w:pPr>
-            <w:r>
-              <w:rPr>
-                <w:rFonts w:ascii="Arial" w:cs="Arial" w:eastAsia="Arial" w:hAnsi="Arial"/>
-                <w:b w:val="false"/>
-                <w:bCs w:val="false"/>
-                <w:color w:val="333333"/>
-                <w:sz w:val="13"/>
-                <w:szCs w:val="13"/>
-              </w:rPr>
-              <w:t xml:space="preserve">コンフォートホテルERA東京東神田</w:t>
-            </w:r>
-          </w:p>
-        </w:tc>
-        <w:tc>
-          <w:tcPr>
-            <w:tcW w:type="dxa" w:w="700"/>
-            <w:tcBorders>
-              <w:top w:val="single" w:color="CCCCCC" w:sz="1"/>
-              <w:left w:val="single" w:color="CCCCCC" w:sz="1"/>
-              <w:bottom w:val="single" w:color="CCCCCC" w:sz="1"/>
-              <w:right w:val="single" w:color="CCCCCC" w:sz="1"/>
-            </w:tcBorders>
-            <w:shd w:fill="F5F7FA" w:color="F5F7FA" w:val="solid"/>
-            <w:tcMar>
-              <w:top w:type="dxa" w:w="60"/>
-              <w:left w:type="dxa" w:w="80"/>
-              <w:bottom w:type="dxa" w:w="60"/>
-              <w:right w:type="dxa" w:w="80"/>
-            </w:tcMar>
-            <w:vAlign w:val="center"/>
-          </w:tcPr>
-          <w:p>
-            <w:pPr>
-              <w:jc w:val="center"/>
-            </w:pPr>
-            <w:r>
-              <w:rPr>
-                <w:rFonts w:ascii="Arial" w:cs="Arial" w:eastAsia="Arial" w:hAnsi="Arial"/>
-                <w:b w:val="false"/>
-                <w:bCs w:val="false"/>
-                <w:color w:val="27AE60"/>
-                <w:sz w:val="14"/>
-                <w:szCs w:val="14"/>
-              </w:rPr>
-              <w:t xml:space="preserve">8.95</w:t>
-            </w:r>
-          </w:p>
-        </w:tc>
-        <w:tc>
-          <w:tcPr>
-            <w:tcW w:type="dxa" w:w="700"/>
-            <w:tcBorders>
-              <w:top w:val="single" w:color="CCCCCC" w:sz="1"/>
-              <w:left w:val="single" w:color="CCCCCC" w:sz="1"/>
-              <w:bottom w:val="single" w:color="CCCCCC" w:sz="1"/>
-              <w:right w:val="single" w:color="CCCCCC" w:sz="1"/>
-            </w:tcBorders>
-            <w:shd w:fill="F5F7FA" w:color="F5F7FA" w:val="solid"/>
-            <w:tcMar>
-              <w:top w:type="dxa" w:w="60"/>
-              <w:left w:type="dxa" w:w="80"/>
-              <w:bottom w:type="dxa" w:w="60"/>
-              <w:right w:type="dxa" w:w="80"/>
-            </w:tcMar>
-            <w:vAlign w:val="center"/>
-          </w:tcPr>
-          <w:p>
-            <w:pPr>
-              <w:jc w:val="center"/>
-            </w:pPr>
-            <w:r>
-              <w:rPr>
-                <w:rFonts w:ascii="Arial" w:cs="Arial" w:eastAsia="Arial" w:hAnsi="Arial"/>
-                <w:b w:val="false"/>
-                <w:bCs w:val="false"/>
-                <w:color w:val="333333"/>
-                <w:sz w:val="14"/>
-                <w:szCs w:val="14"/>
-              </w:rPr>
-              <w:t xml:space="preserve">121</w:t>
-            </w:r>
-          </w:p>
-        </w:tc>
-        <w:tc>
-          <w:tcPr>
-            <w:tcW w:type="dxa" w:w="700"/>
-            <w:tcBorders>
-              <w:top w:val="single" w:color="CCCCCC" w:sz="1"/>
-              <w:left w:val="single" w:color="CCCCCC" w:sz="1"/>
-              <w:bottom w:val="single" w:color="CCCCCC" w:sz="1"/>
-              <w:right w:val="single" w:color="CCCCCC" w:sz="1"/>
-            </w:tcBorders>
-            <w:shd w:fill="F5F7FA" w:color="F5F7FA" w:val="solid"/>
-            <w:tcMar>
-              <w:top w:type="dxa" w:w="60"/>
-              <w:left w:type="dxa" w:w="80"/>
-              <w:bottom w:type="dxa" w:w="60"/>
-              <w:right w:type="dxa" w:w="80"/>
-            </w:tcMar>
-            <w:vAlign w:val="center"/>
-          </w:tcPr>
-          <w:p>
-            <w:pPr>
-              <w:jc w:val="center"/>
-            </w:pPr>
-            <w:r>
-              <w:rPr>
-                <w:rFonts w:ascii="Arial" w:cs="Arial" w:eastAsia="Arial" w:hAnsi="Arial"/>
-                <w:b w:val="false"/>
-                <w:bCs w:val="false"/>
-                <w:color w:val="333333"/>
-                <w:sz w:val="14"/>
-                <w:szCs w:val="14"/>
-              </w:rPr>
-              <w:t xml:space="preserve">65.8%</w:t>
-            </w:r>
-          </w:p>
-        </w:tc>
-        <w:tc>
-          <w:tcPr>
-            <w:tcW w:type="dxa" w:w="1300"/>
-            <w:tcBorders>
-              <w:top w:val="single" w:color="CCCCCC" w:sz="1"/>
-              <w:left w:val="single" w:color="CCCCCC" w:sz="1"/>
-              <w:bottom w:val="single" w:color="CCCCCC" w:sz="1"/>
-              <w:right w:val="single" w:color="CCCCCC" w:sz="1"/>
-            </w:tcBorders>
-            <w:shd w:fill="F5F7FA" w:color="F5F7FA" w:val="solid"/>
-            <w:tcMar>
-              <w:top w:type="dxa" w:w="60"/>
-              <w:left w:type="dxa" w:w="80"/>
-              <w:bottom w:type="dxa" w:w="60"/>
-              <w:right w:type="dxa" w:w="80"/>
-            </w:tcMar>
-            <w:vAlign w:val="center"/>
-          </w:tcPr>
-          <w:p>
-            <w:pPr>
-              <w:jc w:val="center"/>
-            </w:pPr>
-            <w:r>
-              <w:rPr>
-                <w:rFonts w:ascii="Arial" w:cs="Arial" w:eastAsia="Arial" w:hAnsi="Arial"/>
-                <w:b w:val="false"/>
-                <w:bCs w:val="false"/>
-                <w:color w:val="333333"/>
-                <w:sz w:val="14"/>
-                <w:szCs w:val="14"/>
-              </w:rPr>
-              <w:t xml:space="preserve">¥4,047,280</w:t>
-            </w:r>
-          </w:p>
-        </w:tc>
-        <w:tc>
-          <w:tcPr>
-            <w:tcW w:type="dxa" w:w="1200"/>
-            <w:tcBorders>
-              <w:top w:val="single" w:color="CCCCCC" w:sz="1"/>
-              <w:left w:val="single" w:color="CCCCCC" w:sz="1"/>
-              <w:bottom w:val="single" w:color="CCCCCC" w:sz="1"/>
-              <w:right w:val="single" w:color="CCCCCC" w:sz="1"/>
-            </w:tcBorders>
-            <w:shd w:fill="F5F7FA" w:color="F5F7FA" w:val="solid"/>
-            <w:tcMar>
-              <w:top w:type="dxa" w:w="60"/>
-              <w:left w:type="dxa" w:w="80"/>
-              <w:bottom w:type="dxa" w:w="60"/>
-              <w:right w:type="dxa" w:w="80"/>
-            </w:tcMar>
-            <w:vAlign w:val="center"/>
-          </w:tcPr>
-          <w:p>
-            <w:pPr>
-              <w:jc w:val="center"/>
-            </w:pPr>
-            <w:r>
-              <w:rPr>
-                <w:rFonts w:ascii="Arial" w:cs="Arial" w:eastAsia="Arial" w:hAnsi="Arial"/>
-                <w:b w:val="false"/>
-                <w:bCs w:val="false"/>
-                <w:color w:val="333333"/>
-                <w:sz w:val="14"/>
-                <w:szCs w:val="14"/>
-              </w:rPr>
-              <w:t xml:space="preserve">¥1,266,459</w:t>
-            </w:r>
-          </w:p>
-        </w:tc>
-        <w:tc>
-          <w:tcPr>
-            <w:tcW w:type="dxa" w:w="700"/>
-            <w:tcBorders>
-              <w:top w:val="single" w:color="CCCCCC" w:sz="1"/>
-              <w:left w:val="single" w:color="CCCCCC" w:sz="1"/>
-              <w:bottom w:val="single" w:color="CCCCCC" w:sz="1"/>
-              <w:right w:val="single" w:color="CCCCCC" w:sz="1"/>
-            </w:tcBorders>
-            <w:shd w:fill="F5F7FA" w:color="F5F7FA" w:val="solid"/>
-            <w:tcMar>
-              <w:top w:type="dxa" w:w="60"/>
-              <w:left w:type="dxa" w:w="80"/>
-              <w:bottom w:type="dxa" w:w="60"/>
-              <w:right w:type="dxa" w:w="80"/>
-            </w:tcMar>
-            <w:vAlign w:val="center"/>
-          </w:tcPr>
-          <w:p>
-            <w:pPr>
-              <w:jc w:val="center"/>
-            </w:pPr>
-            <w:r>
-              <w:rPr>
-                <w:rFonts w:ascii="Arial" w:cs="Arial" w:eastAsia="Arial" w:hAnsi="Arial"/>
-                <w:b w:val="false"/>
-                <w:bCs w:val="false"/>
-                <w:color w:val="333333"/>
-                <w:sz w:val="14"/>
-                <w:szCs w:val="14"/>
-              </w:rPr>
-              <w:t xml:space="preserve">31.3%</w:t>
-            </w:r>
-          </w:p>
-        </w:tc>
-        <w:tc>
-          <w:tcPr>
-            <w:tcW w:type="dxa" w:w="900"/>
-            <w:tcBorders>
-              <w:top w:val="single" w:color="CCCCCC" w:sz="1"/>
-              <w:left w:val="single" w:color="CCCCCC" w:sz="1"/>
-              <w:bottom w:val="single" w:color="CCCCCC" w:sz="1"/>
-              <w:right w:val="single" w:color="CCCCCC" w:sz="1"/>
-            </w:tcBorders>
-            <w:shd w:fill="F5F7FA" w:color="F5F7FA" w:val="solid"/>
-            <w:tcMar>
-              <w:top w:type="dxa" w:w="60"/>
-              <w:left w:type="dxa" w:w="80"/>
-              <w:bottom w:type="dxa" w:w="60"/>
-              <w:right w:type="dxa" w:w="80"/>
-            </w:tcMar>
-            <w:vAlign w:val="center"/>
-          </w:tcPr>
-          <w:p>
-            <w:pPr>
-              <w:jc w:val="center"/>
-            </w:pPr>
-            <w:r>
-              <w:rPr>
-                <w:rFonts w:ascii="Arial" w:cs="Arial" w:eastAsia="Arial" w:hAnsi="Arial"/>
-                <w:b w:val="false"/>
-                <w:bCs w:val="false"/>
-                <w:color w:val="333333"/>
-                <w:sz w:val="14"/>
-                <w:szCs w:val="14"/>
-              </w:rPr>
-              <w:t xml:space="preserve">¥1,168</w:t>
-            </w:r>
-          </w:p>
-        </w:tc>
-        <w:tc>
-          <w:tcPr>
-            <w:tcW w:type="dxa" w:w="900"/>
-            <w:tcBorders>
-              <w:top w:val="single" w:color="CCCCCC" w:sz="1"/>
-              <w:left w:val="single" w:color="CCCCCC" w:sz="1"/>
-              <w:bottom w:val="single" w:color="CCCCCC" w:sz="1"/>
-              <w:right w:val="single" w:color="CCCCCC" w:sz="1"/>
-            </w:tcBorders>
-            <w:shd w:fill="E3F2FD" w:color="E3F2FD" w:val="solid"/>
-            <w:tcMar>
-              <w:top w:type="dxa" w:w="60"/>
-              <w:left w:type="dxa" w:w="80"/>
-              <w:bottom w:type="dxa" w:w="60"/>
-              <w:right w:type="dxa" w:w="80"/>
-            </w:tcMar>
-            <w:vAlign w:val="center"/>
-          </w:tcPr>
-          <w:p>
-            <w:pPr>
-              <w:jc w:val="center"/>
-            </w:pPr>
-            <w:r>
-              <w:rPr>
-                <w:rFonts w:ascii="Arial" w:cs="Arial" w:eastAsia="Arial" w:hAnsi="Arial"/>
-                <w:b/>
-                <w:bCs/>
-                <w:color w:val="1565C0"/>
-                <w:sz w:val="13"/>
-                <w:szCs w:val="13"/>
-              </w:rPr>
-              <w:t xml:space="preserve">🔵 標準</w:t>
-            </w:r>
-          </w:p>
-        </w:tc>
-      </w:tr>
-      <w:tr>
-        <w:tc>
-          <w:tcPr>
-            <w:tcW w:type="dxa" w:w="400"/>
-            <w:tcBorders>
-              <w:top w:val="single" w:color="CCCCCC" w:sz="1"/>
-              <w:left w:val="single" w:color="CCCCCC" w:sz="1"/>
-              <w:bottom w:val="single" w:color="CCCCCC" w:sz="1"/>
-              <w:right w:val="single" w:color="CCCCCC" w:sz="1"/>
-            </w:tcBorders>
-            <w:shd w:fill="FFFFFF" w:color="FFFFFF" w:val="solid"/>
-            <w:tcMar>
-              <w:top w:type="dxa" w:w="60"/>
-              <w:left w:type="dxa" w:w="80"/>
-              <w:bottom w:type="dxa" w:w="60"/>
-              <w:right w:type="dxa" w:w="80"/>
-            </w:tcMar>
-            <w:vAlign w:val="center"/>
-          </w:tcPr>
-          <w:p>
-            <w:pPr>
-              <w:jc w:val="center"/>
-            </w:pPr>
-            <w:r>
-              <w:rPr>
-                <w:rFonts w:ascii="Arial" w:cs="Arial" w:eastAsia="Arial" w:hAnsi="Arial"/>
-                <w:b w:val="false"/>
-                <w:bCs w:val="false"/>
-                <w:color w:val="333333"/>
-                <w:sz w:val="14"/>
-                <w:szCs w:val="14"/>
-              </w:rPr>
-              <w:t xml:space="preserve">15</w:t>
-            </w:r>
-          </w:p>
-        </w:tc>
-        <w:tc>
-          <w:tcPr>
-            <w:tcW w:type="dxa" w:w="2800"/>
-            <w:tcBorders>
-              <w:top w:val="single" w:color="CCCCCC" w:sz="1"/>
-              <w:left w:val="single" w:color="CCCCCC" w:sz="1"/>
-              <w:bottom w:val="single" w:color="CCCCCC" w:sz="1"/>
-              <w:right w:val="single" w:color="CCCCCC" w:sz="1"/>
-            </w:tcBorders>
-            <w:shd w:fill="FFFFFF" w:color="FFFFFF" w:val="solid"/>
-            <w:tcMar>
-              <w:top w:type="dxa" w:w="60"/>
-              <w:left w:type="dxa" w:w="80"/>
-              <w:bottom w:type="dxa" w:w="60"/>
-              <w:right w:type="dxa" w:w="80"/>
-            </w:tcMar>
-            <w:vAlign w:val="center"/>
-          </w:tcPr>
-          <w:p>
-            <w:pPr>
-              <w:jc w:val="left"/>
-            </w:pPr>
-            <w:r>
-              <w:rPr>
-                <w:rFonts w:ascii="Arial" w:cs="Arial" w:eastAsia="Arial" w:hAnsi="Arial"/>
-                <w:b w:val="false"/>
-                <w:bCs w:val="false"/>
-                <w:color w:val="333333"/>
-                <w:sz w:val="13"/>
-                <w:szCs w:val="13"/>
-              </w:rPr>
-              <w:t xml:space="preserve">コートホテル新横浜</w:t>
-            </w:r>
-          </w:p>
-        </w:tc>
-        <w:tc>
-          <w:tcPr>
-            <w:tcW w:type="dxa" w:w="700"/>
-            <w:tcBorders>
-              <w:top w:val="single" w:color="CCCCCC" w:sz="1"/>
-              <w:left w:val="single" w:color="CCCCCC" w:sz="1"/>
-              <w:bottom w:val="single" w:color="CCCCCC" w:sz="1"/>
-              <w:right w:val="single" w:color="CCCCCC" w:sz="1"/>
-            </w:tcBorders>
-            <w:shd w:fill="FFFFFF" w:color="FFFFFF" w:val="solid"/>
-            <w:tcMar>
-              <w:top w:type="dxa" w:w="60"/>
-              <w:left w:type="dxa" w:w="80"/>
-              <w:bottom w:type="dxa" w:w="60"/>
-              <w:right w:type="dxa" w:w="80"/>
-            </w:tcMar>
-            <w:vAlign w:val="center"/>
-          </w:tcPr>
-          <w:p>
-            <w:pPr>
-              <w:jc w:val="center"/>
-            </w:pPr>
-            <w:r>
-              <w:rPr>
-                <w:rFonts w:ascii="Arial" w:cs="Arial" w:eastAsia="Arial" w:hAnsi="Arial"/>
-                <w:b w:val="false"/>
-                <w:bCs w:val="false"/>
-                <w:color w:val="E74C3C"/>
-                <w:sz w:val="14"/>
-                <w:szCs w:val="14"/>
-              </w:rPr>
-              <w:t xml:space="preserve">7.03</w:t>
-            </w:r>
-          </w:p>
-        </w:tc>
-        <w:tc>
-          <w:tcPr>
-            <w:tcW w:type="dxa" w:w="700"/>
-            <w:tcBorders>
-              <w:top w:val="single" w:color="CCCCCC" w:sz="1"/>
-              <w:left w:val="single" w:color="CCCCCC" w:sz="1"/>
-              <w:bottom w:val="single" w:color="CCCCCC" w:sz="1"/>
-              <w:right w:val="single" w:color="CCCCCC" w:sz="1"/>
-            </w:tcBorders>
-            <w:shd w:fill="FFFFFF" w:color="FFFFFF" w:val="solid"/>
-            <w:tcMar>
-              <w:top w:type="dxa" w:w="60"/>
-              <w:left w:type="dxa" w:w="80"/>
-              <w:bottom w:type="dxa" w:w="60"/>
-              <w:right w:type="dxa" w:w="80"/>
-            </w:tcMar>
-            <w:vAlign w:val="center"/>
-          </w:tcPr>
-          <w:p>
-            <w:pPr>
-              <w:jc w:val="center"/>
-            </w:pPr>
-            <w:r>
-              <w:rPr>
-                <w:rFonts w:ascii="Arial" w:cs="Arial" w:eastAsia="Arial" w:hAnsi="Arial"/>
-                <w:b w:val="false"/>
-                <w:bCs w:val="false"/>
-                <w:color w:val="333333"/>
-                <w:sz w:val="14"/>
-                <w:szCs w:val="14"/>
-              </w:rPr>
-              <w:t xml:space="preserve">120</w:t>
-            </w:r>
-          </w:p>
-        </w:tc>
-        <w:tc>
-          <w:tcPr>
-            <w:tcW w:type="dxa" w:w="700"/>
-            <w:tcBorders>
-              <w:top w:val="single" w:color="CCCCCC" w:sz="1"/>
-              <w:left w:val="single" w:color="CCCCCC" w:sz="1"/>
-              <w:bottom w:val="single" w:color="CCCCCC" w:sz="1"/>
-              <w:right w:val="single" w:color="CCCCCC" w:sz="1"/>
-            </w:tcBorders>
-            <w:shd w:fill="FFFFFF" w:color="FFFFFF" w:val="solid"/>
-            <w:tcMar>
-              <w:top w:type="dxa" w:w="60"/>
-              <w:left w:type="dxa" w:w="80"/>
-              <w:bottom w:type="dxa" w:w="60"/>
-              <w:right w:type="dxa" w:w="80"/>
-            </w:tcMar>
-            <w:vAlign w:val="center"/>
-          </w:tcPr>
-          <w:p>
-            <w:pPr>
-              <w:jc w:val="center"/>
-            </w:pPr>
-            <w:r>
-              <w:rPr>
-                <w:rFonts w:ascii="Arial" w:cs="Arial" w:eastAsia="Arial" w:hAnsi="Arial"/>
-                <w:b w:val="false"/>
-                <w:bCs w:val="false"/>
-                <w:color w:val="333333"/>
-                <w:sz w:val="14"/>
-                <w:szCs w:val="14"/>
-              </w:rPr>
-              <w:t xml:space="preserve">70.9%</w:t>
-            </w:r>
-          </w:p>
-        </w:tc>
-        <w:tc>
-          <w:tcPr>
-            <w:tcW w:type="dxa" w:w="1300"/>
-            <w:tcBorders>
-              <w:top w:val="single" w:color="CCCCCC" w:sz="1"/>
-              <w:left w:val="single" w:color="CCCCCC" w:sz="1"/>
-              <w:bottom w:val="single" w:color="CCCCCC" w:sz="1"/>
-              <w:right w:val="single" w:color="CCCCCC" w:sz="1"/>
-            </w:tcBorders>
-            <w:shd w:fill="FFFFFF" w:color="FFFFFF" w:val="solid"/>
-            <w:tcMar>
-              <w:top w:type="dxa" w:w="60"/>
-              <w:left w:type="dxa" w:w="80"/>
-              <w:bottom w:type="dxa" w:w="60"/>
-              <w:right w:type="dxa" w:w="80"/>
-            </w:tcMar>
-            <w:vAlign w:val="center"/>
-          </w:tcPr>
-          <w:p>
-            <w:pPr>
-              <w:jc w:val="center"/>
-            </w:pPr>
-            <w:r>
-              <w:rPr>
-                <w:rFonts w:ascii="Arial" w:cs="Arial" w:eastAsia="Arial" w:hAnsi="Arial"/>
-                <w:b w:val="false"/>
-                <w:bCs w:val="false"/>
-                <w:color w:val="333333"/>
-                <w:sz w:val="14"/>
-                <w:szCs w:val="14"/>
-              </w:rPr>
-              <w:t xml:space="preserve">¥3,705,215</w:t>
-            </w:r>
-          </w:p>
-        </w:tc>
-        <w:tc>
-          <w:tcPr>
-            <w:tcW w:type="dxa" w:w="1200"/>
-            <w:tcBorders>
-              <w:top w:val="single" w:color="CCCCCC" w:sz="1"/>
-              <w:left w:val="single" w:color="CCCCCC" w:sz="1"/>
-              <w:bottom w:val="single" w:color="CCCCCC" w:sz="1"/>
-              <w:right w:val="single" w:color="CCCCCC" w:sz="1"/>
-            </w:tcBorders>
-            <w:shd w:fill="FFFFFF" w:color="FFFFFF" w:val="solid"/>
-            <w:tcMar>
-              <w:top w:type="dxa" w:w="60"/>
-              <w:left w:type="dxa" w:w="80"/>
-              <w:bottom w:type="dxa" w:w="60"/>
-              <w:right w:type="dxa" w:w="80"/>
-            </w:tcMar>
-            <w:vAlign w:val="center"/>
-          </w:tcPr>
-          <w:p>
-            <w:pPr>
-              <w:jc w:val="center"/>
-            </w:pPr>
-            <w:r>
-              <w:rPr>
-                <w:rFonts w:ascii="Arial" w:cs="Arial" w:eastAsia="Arial" w:hAnsi="Arial"/>
-                <w:b w:val="false"/>
-                <w:bCs w:val="false"/>
-                <w:color w:val="333333"/>
-                <w:sz w:val="14"/>
-                <w:szCs w:val="14"/>
-              </w:rPr>
-              <w:t xml:space="preserve">¥1,020,472</w:t>
-            </w:r>
-          </w:p>
-        </w:tc>
-        <w:tc>
-          <w:tcPr>
-            <w:tcW w:type="dxa" w:w="700"/>
-            <w:tcBorders>
-              <w:top w:val="single" w:color="CCCCCC" w:sz="1"/>
-              <w:left w:val="single" w:color="CCCCCC" w:sz="1"/>
-              <w:bottom w:val="single" w:color="CCCCCC" w:sz="1"/>
-              <w:right w:val="single" w:color="CCCCCC" w:sz="1"/>
-            </w:tcBorders>
-            <w:shd w:fill="FFFFFF" w:color="FFFFFF" w:val="solid"/>
-            <w:tcMar>
-              <w:top w:type="dxa" w:w="60"/>
-              <w:left w:type="dxa" w:w="80"/>
-              <w:bottom w:type="dxa" w:w="60"/>
-              <w:right w:type="dxa" w:w="80"/>
-            </w:tcMar>
-            <w:vAlign w:val="center"/>
-          </w:tcPr>
-          <w:p>
-            <w:pPr>
-              <w:jc w:val="center"/>
-            </w:pPr>
-            <w:r>
-              <w:rPr>
-                <w:rFonts w:ascii="Arial" w:cs="Arial" w:eastAsia="Arial" w:hAnsi="Arial"/>
-                <w:b w:val="false"/>
-                <w:bCs w:val="false"/>
-                <w:color w:val="333333"/>
-                <w:sz w:val="14"/>
-                <w:szCs w:val="14"/>
-              </w:rPr>
-              <w:t xml:space="preserve">27.5%</w:t>
-            </w:r>
-          </w:p>
-        </w:tc>
-        <w:tc>
-          <w:tcPr>
-            <w:tcW w:type="dxa" w:w="900"/>
-            <w:tcBorders>
-              <w:top w:val="single" w:color="CCCCCC" w:sz="1"/>
-              <w:left w:val="single" w:color="CCCCCC" w:sz="1"/>
-              <w:bottom w:val="single" w:color="CCCCCC" w:sz="1"/>
-              <w:right w:val="single" w:color="CCCCCC" w:sz="1"/>
-            </w:tcBorders>
-            <w:shd w:fill="FFFFFF" w:color="FFFFFF" w:val="solid"/>
-            <w:tcMar>
-              <w:top w:type="dxa" w:w="60"/>
-              <w:left w:type="dxa" w:w="80"/>
-              <w:bottom w:type="dxa" w:w="60"/>
-              <w:right w:type="dxa" w:w="80"/>
-            </w:tcMar>
-            <w:vAlign w:val="center"/>
-          </w:tcPr>
-          <w:p>
-            <w:pPr>
-              <w:jc w:val="center"/>
-            </w:pPr>
-            <w:r>
-              <w:rPr>
-                <w:rFonts w:ascii="Arial" w:cs="Arial" w:eastAsia="Arial" w:hAnsi="Arial"/>
-                <w:b w:val="false"/>
-                <w:bCs w:val="false"/>
-                <w:color w:val="333333"/>
-                <w:sz w:val="14"/>
-                <w:szCs w:val="14"/>
-              </w:rPr>
-              <w:t xml:space="preserve">¥977</w:t>
-            </w:r>
-          </w:p>
-        </w:tc>
-        <w:tc>
-          <w:tcPr>
-            <w:tcW w:type="dxa" w:w="900"/>
-            <w:tcBorders>
-              <w:top w:val="single" w:color="CCCCCC" w:sz="1"/>
-              <w:left w:val="single" w:color="CCCCCC" w:sz="1"/>
-              <w:bottom w:val="single" w:color="CCCCCC" w:sz="1"/>
-              <w:right w:val="single" w:color="CCCCCC" w:sz="1"/>
-            </w:tcBorders>
-            <w:shd w:fill="FFEBEE" w:color="FFEBEE" w:val="solid"/>
-            <w:tcMar>
-              <w:top w:type="dxa" w:w="60"/>
-              <w:left w:type="dxa" w:w="80"/>
-              <w:bottom w:type="dxa" w:w="60"/>
-              <w:right w:type="dxa" w:w="80"/>
-            </w:tcMar>
-            <w:vAlign w:val="center"/>
-          </w:tcPr>
-          <w:p>
-            <w:pPr>
-              <w:jc w:val="center"/>
-            </w:pPr>
-            <w:r>
-              <w:rPr>
-                <w:rFonts w:ascii="Arial" w:cs="Arial" w:eastAsia="Arial" w:hAnsi="Arial"/>
-                <w:b/>
-                <w:bCs/>
-                <w:color w:val="C62828"/>
-                <w:sz w:val="13"/>
-                <w:szCs w:val="13"/>
-              </w:rPr>
-              <w:t xml:space="preserve">🔴 緊急</w:t>
-            </w:r>
-          </w:p>
-        </w:tc>
-      </w:tr>
-      <w:tr>
-        <w:tc>
-          <w:tcPr>
-            <w:tcW w:type="dxa" w:w="400"/>
-            <w:tcBorders>
-              <w:top w:val="single" w:color="CCCCCC" w:sz="1"/>
-              <w:left w:val="single" w:color="CCCCCC" w:sz="1"/>
-              <w:bottom w:val="single" w:color="CCCCCC" w:sz="1"/>
-              <w:right w:val="single" w:color="CCCCCC" w:sz="1"/>
-            </w:tcBorders>
-            <w:shd w:fill="F5F7FA" w:color="F5F7FA" w:val="solid"/>
-            <w:tcMar>
-              <w:top w:type="dxa" w:w="60"/>
-              <w:left w:type="dxa" w:w="80"/>
-              <w:bottom w:type="dxa" w:w="60"/>
-              <w:right w:type="dxa" w:w="80"/>
-            </w:tcMar>
-            <w:vAlign w:val="center"/>
-          </w:tcPr>
-          <w:p>
-            <w:pPr>
-              <w:jc w:val="center"/>
-            </w:pPr>
-            <w:r>
-              <w:rPr>
-                <w:rFonts w:ascii="Arial" w:cs="Arial" w:eastAsia="Arial" w:hAnsi="Arial"/>
-                <w:b w:val="false"/>
-                <w:bCs w:val="false"/>
-                <w:color w:val="333333"/>
-                <w:sz w:val="14"/>
-                <w:szCs w:val="14"/>
-              </w:rPr>
-              <w:t xml:space="preserve">16</w:t>
-            </w:r>
-          </w:p>
-        </w:tc>
-        <w:tc>
-          <w:tcPr>
-            <w:tcW w:type="dxa" w:w="2800"/>
-            <w:tcBorders>
-              <w:top w:val="single" w:color="CCCCCC" w:sz="1"/>
-              <w:left w:val="single" w:color="CCCCCC" w:sz="1"/>
-              <w:bottom w:val="single" w:color="CCCCCC" w:sz="1"/>
-              <w:right w:val="single" w:color="CCCCCC" w:sz="1"/>
-            </w:tcBorders>
-            <w:shd w:fill="F5F7FA" w:color="F5F7FA" w:val="solid"/>
-            <w:tcMar>
-              <w:top w:type="dxa" w:w="60"/>
-              <w:left w:type="dxa" w:w="80"/>
-              <w:bottom w:type="dxa" w:w="60"/>
-              <w:right w:type="dxa" w:w="80"/>
-            </w:tcMar>
-            <w:vAlign w:val="center"/>
-          </w:tcPr>
-          <w:p>
-            <w:pPr>
-              <w:jc w:val="left"/>
-            </w:pPr>
-            <w:r>
-              <w:rPr>
-                <w:rFonts w:ascii="Arial" w:cs="Arial" w:eastAsia="Arial" w:hAnsi="Arial"/>
-                <w:b w:val="false"/>
-                <w:bCs w:val="false"/>
-                <w:color w:val="333333"/>
-                <w:sz w:val="13"/>
-                <w:szCs w:val="13"/>
-              </w:rPr>
-              <w:t xml:space="preserve">リッチモンドホテル東京目白</w:t>
-            </w:r>
-          </w:p>
-        </w:tc>
-        <w:tc>
-          <w:tcPr>
-            <w:tcW w:type="dxa" w:w="700"/>
-            <w:tcBorders>
-              <w:top w:val="single" w:color="CCCCCC" w:sz="1"/>
-              <w:left w:val="single" w:color="CCCCCC" w:sz="1"/>
-              <w:bottom w:val="single" w:color="CCCCCC" w:sz="1"/>
-              <w:right w:val="single" w:color="CCCCCC" w:sz="1"/>
-            </w:tcBorders>
-            <w:shd w:fill="F5F7FA" w:color="F5F7FA" w:val="solid"/>
-            <w:tcMar>
-              <w:top w:type="dxa" w:w="60"/>
-              <w:left w:type="dxa" w:w="80"/>
-              <w:bottom w:type="dxa" w:w="60"/>
-              <w:right w:type="dxa" w:w="80"/>
-            </w:tcMar>
-            <w:vAlign w:val="center"/>
-          </w:tcPr>
-          <w:p>
-            <w:pPr>
-              <w:jc w:val="center"/>
-            </w:pPr>
-            <w:r>
-              <w:rPr>
-                <w:rFonts w:ascii="Arial" w:cs="Arial" w:eastAsia="Arial" w:hAnsi="Arial"/>
-                <w:b w:val="false"/>
-                <w:bCs w:val="false"/>
-                <w:color w:val="27AE60"/>
-                <w:sz w:val="14"/>
-                <w:szCs w:val="14"/>
-              </w:rPr>
-              <w:t xml:space="preserve">8.68</w:t>
-            </w:r>
-          </w:p>
-        </w:tc>
-        <w:tc>
-          <w:tcPr>
-            <w:tcW w:type="dxa" w:w="700"/>
-            <w:tcBorders>
-              <w:top w:val="single" w:color="CCCCCC" w:sz="1"/>
-              <w:left w:val="single" w:color="CCCCCC" w:sz="1"/>
-              <w:bottom w:val="single" w:color="CCCCCC" w:sz="1"/>
-              <w:right w:val="single" w:color="CCCCCC" w:sz="1"/>
-            </w:tcBorders>
-            <w:shd w:fill="F5F7FA" w:color="F5F7FA" w:val="solid"/>
-            <w:tcMar>
-              <w:top w:type="dxa" w:w="60"/>
-              <w:left w:type="dxa" w:w="80"/>
-              <w:bottom w:type="dxa" w:w="60"/>
-              <w:right w:type="dxa" w:w="80"/>
-            </w:tcMar>
-            <w:vAlign w:val="center"/>
-          </w:tcPr>
-          <w:p>
-            <w:pPr>
-              <w:jc w:val="center"/>
-            </w:pPr>
-            <w:r>
-              <w:rPr>
-                <w:rFonts w:ascii="Arial" w:cs="Arial" w:eastAsia="Arial" w:hAnsi="Arial"/>
-                <w:b w:val="false"/>
-                <w:bCs w:val="false"/>
-                <w:color w:val="333333"/>
-                <w:sz w:val="14"/>
-                <w:szCs w:val="14"/>
-              </w:rPr>
-              <w:t xml:space="preserve">130</w:t>
-            </w:r>
-          </w:p>
-        </w:tc>
-        <w:tc>
-          <w:tcPr>
-            <w:tcW w:type="dxa" w:w="700"/>
-            <w:tcBorders>
-              <w:top w:val="single" w:color="CCCCCC" w:sz="1"/>
-              <w:left w:val="single" w:color="CCCCCC" w:sz="1"/>
-              <w:bottom w:val="single" w:color="CCCCCC" w:sz="1"/>
-              <w:right w:val="single" w:color="CCCCCC" w:sz="1"/>
-            </w:tcBorders>
-            <w:shd w:fill="F5F7FA" w:color="F5F7FA" w:val="solid"/>
-            <w:tcMar>
-              <w:top w:type="dxa" w:w="60"/>
-              <w:left w:type="dxa" w:w="80"/>
-              <w:bottom w:type="dxa" w:w="60"/>
-              <w:right w:type="dxa" w:w="80"/>
-            </w:tcMar>
-            <w:vAlign w:val="center"/>
-          </w:tcPr>
-          <w:p>
-            <w:pPr>
-              <w:jc w:val="center"/>
-            </w:pPr>
-            <w:r>
-              <w:rPr>
-                <w:rFonts w:ascii="Arial" w:cs="Arial" w:eastAsia="Arial" w:hAnsi="Arial"/>
-                <w:b w:val="false"/>
-                <w:bCs w:val="false"/>
-                <w:color w:val="333333"/>
-                <w:sz w:val="14"/>
-                <w:szCs w:val="14"/>
-              </w:rPr>
-              <w:t xml:space="preserve">81.8%</w:t>
-            </w:r>
-          </w:p>
-        </w:tc>
-        <w:tc>
-          <w:tcPr>
-            <w:tcW w:type="dxa" w:w="1300"/>
-            <w:tcBorders>
-              <w:top w:val="single" w:color="CCCCCC" w:sz="1"/>
-              <w:left w:val="single" w:color="CCCCCC" w:sz="1"/>
-              <w:bottom w:val="single" w:color="CCCCCC" w:sz="1"/>
-              <w:right w:val="single" w:color="CCCCCC" w:sz="1"/>
-            </w:tcBorders>
-            <w:shd w:fill="F5F7FA" w:color="F5F7FA" w:val="solid"/>
-            <w:tcMar>
-              <w:top w:type="dxa" w:w="60"/>
-              <w:left w:type="dxa" w:w="80"/>
-              <w:bottom w:type="dxa" w:w="60"/>
-              <w:right w:type="dxa" w:w="80"/>
-            </w:tcMar>
-            <w:vAlign w:val="center"/>
-          </w:tcPr>
-          <w:p>
-            <w:pPr>
-              <w:jc w:val="center"/>
-            </w:pPr>
-            <w:r>
-              <w:rPr>
-                <w:rFonts w:ascii="Arial" w:cs="Arial" w:eastAsia="Arial" w:hAnsi="Arial"/>
-                <w:b w:val="false"/>
-                <w:bCs w:val="false"/>
-                <w:color w:val="333333"/>
-                <w:sz w:val="14"/>
-                <w:szCs w:val="14"/>
-              </w:rPr>
-              <w:t xml:space="preserve">¥3,663,440</w:t>
-            </w:r>
-          </w:p>
-        </w:tc>
-        <w:tc>
-          <w:tcPr>
-            <w:tcW w:type="dxa" w:w="1200"/>
-            <w:tcBorders>
-              <w:top w:val="single" w:color="CCCCCC" w:sz="1"/>
-              <w:left w:val="single" w:color="CCCCCC" w:sz="1"/>
-              <w:bottom w:val="single" w:color="CCCCCC" w:sz="1"/>
-              <w:right w:val="single" w:color="CCCCCC" w:sz="1"/>
-            </w:tcBorders>
-            <w:shd w:fill="F5F7FA" w:color="F5F7FA" w:val="solid"/>
-            <w:tcMar>
-              <w:top w:type="dxa" w:w="60"/>
-              <w:left w:type="dxa" w:w="80"/>
-              <w:bottom w:type="dxa" w:w="60"/>
-              <w:right w:type="dxa" w:w="80"/>
-            </w:tcMar>
-            <w:vAlign w:val="center"/>
-          </w:tcPr>
-          <w:p>
-            <w:pPr>
-              <w:jc w:val="center"/>
-            </w:pPr>
-            <w:r>
-              <w:rPr>
-                <w:rFonts w:ascii="Arial" w:cs="Arial" w:eastAsia="Arial" w:hAnsi="Arial"/>
-                <w:b w:val="false"/>
-                <w:bCs w:val="false"/>
-                <w:color w:val="333333"/>
-                <w:sz w:val="14"/>
-                <w:szCs w:val="14"/>
-              </w:rPr>
-              <w:t xml:space="preserve">¥869,624</w:t>
-            </w:r>
-          </w:p>
-        </w:tc>
-        <w:tc>
-          <w:tcPr>
-            <w:tcW w:type="dxa" w:w="700"/>
-            <w:tcBorders>
-              <w:top w:val="single" w:color="CCCCCC" w:sz="1"/>
-              <w:left w:val="single" w:color="CCCCCC" w:sz="1"/>
-              <w:bottom w:val="single" w:color="CCCCCC" w:sz="1"/>
-              <w:right w:val="single" w:color="CCCCCC" w:sz="1"/>
-            </w:tcBorders>
-            <w:shd w:fill="F5F7FA" w:color="F5F7FA" w:val="solid"/>
-            <w:tcMar>
-              <w:top w:type="dxa" w:w="60"/>
-              <w:left w:type="dxa" w:w="80"/>
-              <w:bottom w:type="dxa" w:w="60"/>
-              <w:right w:type="dxa" w:w="80"/>
-            </w:tcMar>
-            <w:vAlign w:val="center"/>
-          </w:tcPr>
-          <w:p>
-            <w:pPr>
-              <w:jc w:val="center"/>
-            </w:pPr>
-            <w:r>
-              <w:rPr>
-                <w:rFonts w:ascii="Arial" w:cs="Arial" w:eastAsia="Arial" w:hAnsi="Arial"/>
-                <w:b w:val="false"/>
-                <w:bCs w:val="false"/>
-                <w:color w:val="333333"/>
-                <w:sz w:val="14"/>
-                <w:szCs w:val="14"/>
-              </w:rPr>
-              <w:t xml:space="preserve">23.7%</w:t>
-            </w:r>
-          </w:p>
-        </w:tc>
-        <w:tc>
-          <w:tcPr>
-            <w:tcW w:type="dxa" w:w="900"/>
-            <w:tcBorders>
-              <w:top w:val="single" w:color="CCCCCC" w:sz="1"/>
-              <w:left w:val="single" w:color="CCCCCC" w:sz="1"/>
-              <w:bottom w:val="single" w:color="CCCCCC" w:sz="1"/>
-              <w:right w:val="single" w:color="CCCCCC" w:sz="1"/>
-            </w:tcBorders>
-            <w:shd w:fill="F5F7FA" w:color="F5F7FA" w:val="solid"/>
-            <w:tcMar>
-              <w:top w:type="dxa" w:w="60"/>
-              <w:left w:type="dxa" w:w="80"/>
-              <w:bottom w:type="dxa" w:w="60"/>
-              <w:right w:type="dxa" w:w="80"/>
-            </w:tcMar>
-            <w:vAlign w:val="center"/>
-          </w:tcPr>
-          <w:p>
-            <w:pPr>
-              <w:jc w:val="center"/>
-            </w:pPr>
-            <w:r>
-              <w:rPr>
-                <w:rFonts w:ascii="Arial" w:cs="Arial" w:eastAsia="Arial" w:hAnsi="Arial"/>
-                <w:b w:val="false"/>
-                <w:bCs w:val="false"/>
-                <w:color w:val="333333"/>
-                <w:sz w:val="14"/>
-                <w:szCs w:val="14"/>
-              </w:rPr>
-              <w:t xml:space="preserve">¥1,104</w:t>
-            </w:r>
-          </w:p>
-        </w:tc>
-        <w:tc>
-          <w:tcPr>
-            <w:tcW w:type="dxa" w:w="900"/>
-            <w:tcBorders>
-              <w:top w:val="single" w:color="CCCCCC" w:sz="1"/>
-              <w:left w:val="single" w:color="CCCCCC" w:sz="1"/>
-              <w:bottom w:val="single" w:color="CCCCCC" w:sz="1"/>
-              <w:right w:val="single" w:color="CCCCCC" w:sz="1"/>
-            </w:tcBorders>
-            <w:shd w:fill="E3F2FD" w:color="E3F2FD" w:val="solid"/>
-            <w:tcMar>
-              <w:top w:type="dxa" w:w="60"/>
-              <w:left w:type="dxa" w:w="80"/>
-              <w:bottom w:type="dxa" w:w="60"/>
-              <w:right w:type="dxa" w:w="80"/>
-            </w:tcMar>
-            <w:vAlign w:val="center"/>
-          </w:tcPr>
-          <w:p>
-            <w:pPr>
-              <w:jc w:val="center"/>
-            </w:pPr>
-            <w:r>
-              <w:rPr>
-                <w:rFonts w:ascii="Arial" w:cs="Arial" w:eastAsia="Arial" w:hAnsi="Arial"/>
-                <w:b/>
-                <w:bCs/>
-                <w:color w:val="1565C0"/>
-                <w:sz w:val="13"/>
-                <w:szCs w:val="13"/>
-              </w:rPr>
-              <w:t xml:space="preserve">🔵 標準</w:t>
-            </w:r>
-          </w:p>
-        </w:tc>
-      </w:tr>
-      <w:tr>
-        <w:tc>
-          <w:tcPr>
-            <w:tcW w:type="dxa" w:w="400"/>
-            <w:tcBorders>
-              <w:top w:val="single" w:color="CCCCCC" w:sz="1"/>
-              <w:left w:val="single" w:color="CCCCCC" w:sz="1"/>
-              <w:bottom w:val="single" w:color="CCCCCC" w:sz="1"/>
-              <w:right w:val="single" w:color="CCCCCC" w:sz="1"/>
-            </w:tcBorders>
-            <w:shd w:fill="FFFFFF" w:color="FFFFFF" w:val="solid"/>
-            <w:tcMar>
-              <w:top w:type="dxa" w:w="60"/>
-              <w:left w:type="dxa" w:w="80"/>
-              <w:bottom w:type="dxa" w:w="60"/>
-              <w:right w:type="dxa" w:w="80"/>
-            </w:tcMar>
-            <w:vAlign w:val="center"/>
-          </w:tcPr>
-          <w:p>
-            <w:pPr>
-              <w:jc w:val="center"/>
-            </w:pPr>
-            <w:r>
-              <w:rPr>
-                <w:rFonts w:ascii="Arial" w:cs="Arial" w:eastAsia="Arial" w:hAnsi="Arial"/>
-                <w:b w:val="false"/>
-                <w:bCs w:val="false"/>
-                <w:color w:val="333333"/>
-                <w:sz w:val="14"/>
-                <w:szCs w:val="14"/>
-              </w:rPr>
-              <w:t xml:space="preserve">17</w:t>
-            </w:r>
-          </w:p>
-        </w:tc>
-        <w:tc>
-          <w:tcPr>
-            <w:tcW w:type="dxa" w:w="2800"/>
-            <w:tcBorders>
-              <w:top w:val="single" w:color="CCCCCC" w:sz="1"/>
-              <w:left w:val="single" w:color="CCCCCC" w:sz="1"/>
-              <w:bottom w:val="single" w:color="CCCCCC" w:sz="1"/>
-              <w:right w:val="single" w:color="CCCCCC" w:sz="1"/>
-            </w:tcBorders>
-            <w:shd w:fill="FFFFFF" w:color="FFFFFF" w:val="solid"/>
-            <w:tcMar>
-              <w:top w:type="dxa" w:w="60"/>
-              <w:left w:type="dxa" w:w="80"/>
-              <w:bottom w:type="dxa" w:w="60"/>
-              <w:right w:type="dxa" w:w="80"/>
-            </w:tcMar>
-            <w:vAlign w:val="center"/>
-          </w:tcPr>
-          <w:p>
-            <w:pPr>
-              <w:jc w:val="left"/>
-            </w:pPr>
-            <w:r>
-              <w:rPr>
-                <w:rFonts w:ascii="Arial" w:cs="Arial" w:eastAsia="Arial" w:hAnsi="Arial"/>
-                <w:b w:val="false"/>
-                <w:bCs w:val="false"/>
-                <w:color w:val="333333"/>
-                <w:sz w:val="13"/>
-                <w:szCs w:val="13"/>
-              </w:rPr>
-              <w:t xml:space="preserve">コンフォートイン六本木</w:t>
-            </w:r>
-          </w:p>
-        </w:tc>
-        <w:tc>
-          <w:tcPr>
-            <w:tcW w:type="dxa" w:w="700"/>
-            <w:tcBorders>
-              <w:top w:val="single" w:color="CCCCCC" w:sz="1"/>
-              <w:left w:val="single" w:color="CCCCCC" w:sz="1"/>
-              <w:bottom w:val="single" w:color="CCCCCC" w:sz="1"/>
-              <w:right w:val="single" w:color="CCCCCC" w:sz="1"/>
-            </w:tcBorders>
-            <w:shd w:fill="FFFFFF" w:color="FFFFFF" w:val="solid"/>
-            <w:tcMar>
-              <w:top w:type="dxa" w:w="60"/>
-              <w:left w:type="dxa" w:w="80"/>
-              <w:bottom w:type="dxa" w:w="60"/>
-              <w:right w:type="dxa" w:w="80"/>
-            </w:tcMar>
-            <w:vAlign w:val="center"/>
-          </w:tcPr>
-          <w:p>
-            <w:pPr>
-              <w:jc w:val="center"/>
-            </w:pPr>
-            <w:r>
-              <w:rPr>
-                <w:rFonts w:ascii="Arial" w:cs="Arial" w:eastAsia="Arial" w:hAnsi="Arial"/>
-                <w:b w:val="false"/>
-                <w:bCs w:val="false"/>
-                <w:color w:val="333333"/>
-                <w:sz w:val="14"/>
-                <w:szCs w:val="14"/>
-              </w:rPr>
-              <w:t xml:space="preserve">8.16</w:t>
-            </w:r>
-          </w:p>
-        </w:tc>
-        <w:tc>
-          <w:tcPr>
-            <w:tcW w:type="dxa" w:w="700"/>
-            <w:tcBorders>
-              <w:top w:val="single" w:color="CCCCCC" w:sz="1"/>
-              <w:left w:val="single" w:color="CCCCCC" w:sz="1"/>
-              <w:bottom w:val="single" w:color="CCCCCC" w:sz="1"/>
-              <w:right w:val="single" w:color="CCCCCC" w:sz="1"/>
-            </w:tcBorders>
-            <w:shd w:fill="FFFFFF" w:color="FFFFFF" w:val="solid"/>
-            <w:tcMar>
-              <w:top w:type="dxa" w:w="60"/>
-              <w:left w:type="dxa" w:w="80"/>
-              <w:bottom w:type="dxa" w:w="60"/>
-              <w:right w:type="dxa" w:w="80"/>
-            </w:tcMar>
-            <w:vAlign w:val="center"/>
-          </w:tcPr>
-          <w:p>
-            <w:pPr>
-              <w:jc w:val="center"/>
-            </w:pPr>
-            <w:r>
-              <w:rPr>
-                <w:rFonts w:ascii="Arial" w:cs="Arial" w:eastAsia="Arial" w:hAnsi="Arial"/>
-                <w:b w:val="false"/>
-                <w:bCs w:val="false"/>
-                <w:color w:val="333333"/>
-                <w:sz w:val="14"/>
-                <w:szCs w:val="14"/>
-              </w:rPr>
-              <w:t xml:space="preserve">115</w:t>
-            </w:r>
-          </w:p>
-        </w:tc>
-        <w:tc>
-          <w:tcPr>
-            <w:tcW w:type="dxa" w:w="700"/>
-            <w:tcBorders>
-              <w:top w:val="single" w:color="CCCCCC" w:sz="1"/>
-              <w:left w:val="single" w:color="CCCCCC" w:sz="1"/>
-              <w:bottom w:val="single" w:color="CCCCCC" w:sz="1"/>
-              <w:right w:val="single" w:color="CCCCCC" w:sz="1"/>
-            </w:tcBorders>
-            <w:shd w:fill="FFFFFF" w:color="FFFFFF" w:val="solid"/>
-            <w:tcMar>
-              <w:top w:type="dxa" w:w="60"/>
-              <w:left w:type="dxa" w:w="80"/>
-              <w:bottom w:type="dxa" w:w="60"/>
-              <w:right w:type="dxa" w:w="80"/>
-            </w:tcMar>
-            <w:vAlign w:val="center"/>
-          </w:tcPr>
-          <w:p>
-            <w:pPr>
-              <w:jc w:val="center"/>
-            </w:pPr>
-            <w:r>
-              <w:rPr>
-                <w:rFonts w:ascii="Arial" w:cs="Arial" w:eastAsia="Arial" w:hAnsi="Arial"/>
-                <w:b w:val="false"/>
-                <w:bCs w:val="false"/>
-                <w:color w:val="333333"/>
-                <w:sz w:val="14"/>
-                <w:szCs w:val="14"/>
-              </w:rPr>
-              <w:t xml:space="preserve">72.3%</w:t>
-            </w:r>
-          </w:p>
-        </w:tc>
-        <w:tc>
-          <w:tcPr>
-            <w:tcW w:type="dxa" w:w="1300"/>
-            <w:tcBorders>
-              <w:top w:val="single" w:color="CCCCCC" w:sz="1"/>
-              <w:left w:val="single" w:color="CCCCCC" w:sz="1"/>
-              <w:bottom w:val="single" w:color="CCCCCC" w:sz="1"/>
-              <w:right w:val="single" w:color="CCCCCC" w:sz="1"/>
-            </w:tcBorders>
-            <w:shd w:fill="FFFFFF" w:color="FFFFFF" w:val="solid"/>
-            <w:tcMar>
-              <w:top w:type="dxa" w:w="60"/>
-              <w:left w:type="dxa" w:w="80"/>
-              <w:bottom w:type="dxa" w:w="60"/>
-              <w:right w:type="dxa" w:w="80"/>
-            </w:tcMar>
-            <w:vAlign w:val="center"/>
-          </w:tcPr>
-          <w:p>
-            <w:pPr>
-              <w:jc w:val="center"/>
-            </w:pPr>
-            <w:r>
-              <w:rPr>
-                <w:rFonts w:ascii="Arial" w:cs="Arial" w:eastAsia="Arial" w:hAnsi="Arial"/>
-                <w:b w:val="false"/>
-                <w:bCs w:val="false"/>
-                <w:color w:val="333333"/>
-                <w:sz w:val="14"/>
-                <w:szCs w:val="14"/>
-              </w:rPr>
-              <w:t xml:space="preserve">¥2,842,630</w:t>
-            </w:r>
-          </w:p>
-        </w:tc>
-        <w:tc>
-          <w:tcPr>
-            <w:tcW w:type="dxa" w:w="1200"/>
-            <w:tcBorders>
-              <w:top w:val="single" w:color="CCCCCC" w:sz="1"/>
-              <w:left w:val="single" w:color="CCCCCC" w:sz="1"/>
-              <w:bottom w:val="single" w:color="CCCCCC" w:sz="1"/>
-              <w:right w:val="single" w:color="CCCCCC" w:sz="1"/>
-            </w:tcBorders>
-            <w:shd w:fill="FFFFFF" w:color="FFFFFF" w:val="solid"/>
-            <w:tcMar>
-              <w:top w:type="dxa" w:w="60"/>
-              <w:left w:type="dxa" w:w="80"/>
-              <w:bottom w:type="dxa" w:w="60"/>
-              <w:right w:type="dxa" w:w="80"/>
-            </w:tcMar>
-            <w:vAlign w:val="center"/>
-          </w:tcPr>
-          <w:p>
-            <w:pPr>
-              <w:jc w:val="center"/>
-            </w:pPr>
-            <w:r>
-              <w:rPr>
-                <w:rFonts w:ascii="Arial" w:cs="Arial" w:eastAsia="Arial" w:hAnsi="Arial"/>
-                <w:b w:val="false"/>
-                <w:bCs w:val="false"/>
-                <w:color w:val="333333"/>
-                <w:sz w:val="14"/>
-                <w:szCs w:val="14"/>
-              </w:rPr>
-              <w:t xml:space="preserve">¥964,811</w:t>
-            </w:r>
-          </w:p>
-        </w:tc>
-        <w:tc>
-          <w:tcPr>
-            <w:tcW w:type="dxa" w:w="700"/>
-            <w:tcBorders>
-              <w:top w:val="single" w:color="CCCCCC" w:sz="1"/>
-              <w:left w:val="single" w:color="CCCCCC" w:sz="1"/>
-              <w:bottom w:val="single" w:color="CCCCCC" w:sz="1"/>
-              <w:right w:val="single" w:color="CCCCCC" w:sz="1"/>
-            </w:tcBorders>
-            <w:shd w:fill="FFFFFF" w:color="FFFFFF" w:val="solid"/>
-            <w:tcMar>
-              <w:top w:type="dxa" w:w="60"/>
-              <w:left w:type="dxa" w:w="80"/>
-              <w:bottom w:type="dxa" w:w="60"/>
-              <w:right w:type="dxa" w:w="80"/>
-            </w:tcMar>
-            <w:vAlign w:val="center"/>
-          </w:tcPr>
-          <w:p>
-            <w:pPr>
-              <w:jc w:val="center"/>
-            </w:pPr>
-            <w:r>
-              <w:rPr>
-                <w:rFonts w:ascii="Arial" w:cs="Arial" w:eastAsia="Arial" w:hAnsi="Arial"/>
-                <w:b w:val="false"/>
-                <w:bCs w:val="false"/>
-                <w:color w:val="333333"/>
-                <w:sz w:val="14"/>
-                <w:szCs w:val="14"/>
-              </w:rPr>
-              <w:t xml:space="preserve">33.9%</w:t>
-            </w:r>
-          </w:p>
-        </w:tc>
-        <w:tc>
-          <w:tcPr>
-            <w:tcW w:type="dxa" w:w="900"/>
-            <w:tcBorders>
-              <w:top w:val="single" w:color="CCCCCC" w:sz="1"/>
-              <w:left w:val="single" w:color="CCCCCC" w:sz="1"/>
-              <w:bottom w:val="single" w:color="CCCCCC" w:sz="1"/>
-              <w:right w:val="single" w:color="CCCCCC" w:sz="1"/>
-            </w:tcBorders>
-            <w:shd w:fill="FFFFFF" w:color="FFFFFF" w:val="solid"/>
-            <w:tcMar>
-              <w:top w:type="dxa" w:w="60"/>
-              <w:left w:type="dxa" w:w="80"/>
-              <w:bottom w:type="dxa" w:w="60"/>
-              <w:right w:type="dxa" w:w="80"/>
-            </w:tcMar>
-            <w:vAlign w:val="center"/>
-          </w:tcPr>
-          <w:p>
-            <w:pPr>
-              <w:jc w:val="center"/>
-            </w:pPr>
-            <w:r>
-              <w:rPr>
-                <w:rFonts w:ascii="Arial" w:cs="Arial" w:eastAsia="Arial" w:hAnsi="Arial"/>
-                <w:b w:val="false"/>
-                <w:bCs w:val="false"/>
-                <w:color w:val="333333"/>
-                <w:sz w:val="14"/>
-                <w:szCs w:val="14"/>
-              </w:rPr>
-              <w:t xml:space="preserve">¥1,232</w:t>
-            </w:r>
-          </w:p>
-        </w:tc>
-        <w:tc>
-          <w:tcPr>
-            <w:tcW w:type="dxa" w:w="900"/>
-            <w:tcBorders>
-              <w:top w:val="single" w:color="CCCCCC" w:sz="1"/>
-              <w:left w:val="single" w:color="CCCCCC" w:sz="1"/>
-              <w:bottom w:val="single" w:color="CCCCCC" w:sz="1"/>
-              <w:right w:val="single" w:color="CCCCCC" w:sz="1"/>
-            </w:tcBorders>
-            <w:shd w:fill="FFF3E0" w:color="FFF3E0" w:val="solid"/>
-            <w:tcMar>
-              <w:top w:type="dxa" w:w="60"/>
-              <w:left w:type="dxa" w:w="80"/>
-              <w:bottom w:type="dxa" w:w="60"/>
-              <w:right w:type="dxa" w:w="80"/>
-            </w:tcMar>
-            <w:vAlign w:val="center"/>
-          </w:tcPr>
-          <w:p>
-            <w:pPr>
-              <w:jc w:val="center"/>
-            </w:pPr>
-            <w:r>
-              <w:rPr>
-                <w:rFonts w:ascii="Arial" w:cs="Arial" w:eastAsia="Arial" w:hAnsi="Arial"/>
-                <w:b/>
-                <w:bCs/>
-                <w:color w:val="E65100"/>
-                <w:sz w:val="13"/>
-                <w:szCs w:val="13"/>
-              </w:rPr>
-              <w:t xml:space="preserve">🟠 高</w:t>
-            </w:r>
-          </w:p>
-        </w:tc>
-      </w:tr>
-      <w:tr>
-        <w:tc>
-          <w:tcPr>
-            <w:tcW w:type="dxa" w:w="400"/>
-            <w:tcBorders>
-              <w:top w:val="single" w:color="CCCCCC" w:sz="1"/>
-              <w:left w:val="single" w:color="CCCCCC" w:sz="1"/>
-              <w:bottom w:val="single" w:color="CCCCCC" w:sz="1"/>
-              <w:right w:val="single" w:color="CCCCCC" w:sz="1"/>
-            </w:tcBorders>
-            <w:shd w:fill="F5F7FA" w:color="F5F7FA" w:val="solid"/>
-            <w:tcMar>
-              <w:top w:type="dxa" w:w="60"/>
-              <w:left w:type="dxa" w:w="80"/>
-              <w:bottom w:type="dxa" w:w="60"/>
-              <w:right w:type="dxa" w:w="80"/>
-            </w:tcMar>
-            <w:vAlign w:val="center"/>
-          </w:tcPr>
-          <w:p>
-            <w:pPr>
-              <w:jc w:val="center"/>
-            </w:pPr>
-            <w:r>
-              <w:rPr>
-                <w:rFonts w:ascii="Arial" w:cs="Arial" w:eastAsia="Arial" w:hAnsi="Arial"/>
-                <w:b w:val="false"/>
-                <w:bCs w:val="false"/>
-                <w:color w:val="333333"/>
-                <w:sz w:val="14"/>
-                <w:szCs w:val="14"/>
-              </w:rPr>
-              <w:t xml:space="preserve">18</w:t>
-            </w:r>
-          </w:p>
-        </w:tc>
-        <w:tc>
-          <w:tcPr>
-            <w:tcW w:type="dxa" w:w="2800"/>
-            <w:tcBorders>
-              <w:top w:val="single" w:color="CCCCCC" w:sz="1"/>
-              <w:left w:val="single" w:color="CCCCCC" w:sz="1"/>
-              <w:bottom w:val="single" w:color="CCCCCC" w:sz="1"/>
-              <w:right w:val="single" w:color="CCCCCC" w:sz="1"/>
-            </w:tcBorders>
-            <w:shd w:fill="F5F7FA" w:color="F5F7FA" w:val="solid"/>
-            <w:tcMar>
-              <w:top w:type="dxa" w:w="60"/>
-              <w:left w:type="dxa" w:w="80"/>
-              <w:bottom w:type="dxa" w:w="60"/>
-              <w:right w:type="dxa" w:w="80"/>
-            </w:tcMar>
-            <w:vAlign w:val="center"/>
-          </w:tcPr>
-          <w:p>
-            <w:pPr>
-              <w:jc w:val="left"/>
-            </w:pPr>
-            <w:r>
-              <w:rPr>
-                <w:rFonts w:ascii="Arial" w:cs="Arial" w:eastAsia="Arial" w:hAnsi="Arial"/>
-                <w:b w:val="false"/>
-                <w:bCs w:val="false"/>
-                <w:color w:val="333333"/>
-                <w:sz w:val="13"/>
-                <w:szCs w:val="13"/>
-              </w:rPr>
-              <w:t xml:space="preserve">アパホテル相模原橋本駅東</w:t>
-            </w:r>
-          </w:p>
-        </w:tc>
-        <w:tc>
-          <w:tcPr>
-            <w:tcW w:type="dxa" w:w="700"/>
-            <w:tcBorders>
-              <w:top w:val="single" w:color="CCCCCC" w:sz="1"/>
-              <w:left w:val="single" w:color="CCCCCC" w:sz="1"/>
-              <w:bottom w:val="single" w:color="CCCCCC" w:sz="1"/>
-              <w:right w:val="single" w:color="CCCCCC" w:sz="1"/>
-            </w:tcBorders>
-            <w:shd w:fill="F5F7FA" w:color="F5F7FA" w:val="solid"/>
-            <w:tcMar>
-              <w:top w:type="dxa" w:w="60"/>
-              <w:left w:type="dxa" w:w="80"/>
-              <w:bottom w:type="dxa" w:w="60"/>
-              <w:right w:type="dxa" w:w="80"/>
-            </w:tcMar>
-            <w:vAlign w:val="center"/>
-          </w:tcPr>
-          <w:p>
-            <w:pPr>
-              <w:jc w:val="center"/>
-            </w:pPr>
-            <w:r>
-              <w:rPr>
-                <w:rFonts w:ascii="Arial" w:cs="Arial" w:eastAsia="Arial" w:hAnsi="Arial"/>
-                <w:b w:val="false"/>
-                <w:bCs w:val="false"/>
-                <w:color w:val="333333"/>
-                <w:sz w:val="14"/>
-                <w:szCs w:val="14"/>
-              </w:rPr>
-              <w:t xml:space="preserve">8.13</w:t>
-            </w:r>
-          </w:p>
-        </w:tc>
-        <w:tc>
-          <w:tcPr>
-            <w:tcW w:type="dxa" w:w="700"/>
-            <w:tcBorders>
-              <w:top w:val="single" w:color="CCCCCC" w:sz="1"/>
-              <w:left w:val="single" w:color="CCCCCC" w:sz="1"/>
-              <w:bottom w:val="single" w:color="CCCCCC" w:sz="1"/>
-              <w:right w:val="single" w:color="CCCCCC" w:sz="1"/>
-            </w:tcBorders>
-            <w:shd w:fill="F5F7FA" w:color="F5F7FA" w:val="solid"/>
-            <w:tcMar>
-              <w:top w:type="dxa" w:w="60"/>
-              <w:left w:type="dxa" w:w="80"/>
-              <w:bottom w:type="dxa" w:w="60"/>
-              <w:right w:type="dxa" w:w="80"/>
-            </w:tcMar>
-            <w:vAlign w:val="center"/>
-          </w:tcPr>
-          <w:p>
-            <w:pPr>
-              <w:jc w:val="center"/>
-            </w:pPr>
-            <w:r>
-              <w:rPr>
-                <w:rFonts w:ascii="Arial" w:cs="Arial" w:eastAsia="Arial" w:hAnsi="Arial"/>
-                <w:b w:val="false"/>
-                <w:bCs w:val="false"/>
-                <w:color w:val="333333"/>
-                <w:sz w:val="14"/>
-                <w:szCs w:val="14"/>
-              </w:rPr>
-              <w:t xml:space="preserve">61</w:t>
-            </w:r>
-          </w:p>
-        </w:tc>
-        <w:tc>
-          <w:tcPr>
-            <w:tcW w:type="dxa" w:w="700"/>
-            <w:tcBorders>
-              <w:top w:val="single" w:color="CCCCCC" w:sz="1"/>
-              <w:left w:val="single" w:color="CCCCCC" w:sz="1"/>
-              <w:bottom w:val="single" w:color="CCCCCC" w:sz="1"/>
-              <w:right w:val="single" w:color="CCCCCC" w:sz="1"/>
-            </w:tcBorders>
-            <w:shd w:fill="F5F7FA" w:color="F5F7FA" w:val="solid"/>
-            <w:tcMar>
-              <w:top w:type="dxa" w:w="60"/>
-              <w:left w:type="dxa" w:w="80"/>
-              <w:bottom w:type="dxa" w:w="60"/>
-              <w:right w:type="dxa" w:w="80"/>
-            </w:tcMar>
-            <w:vAlign w:val="center"/>
-          </w:tcPr>
-          <w:p>
-            <w:pPr>
-              <w:jc w:val="center"/>
-            </w:pPr>
-            <w:r>
-              <w:rPr>
-                <w:rFonts w:ascii="Arial" w:cs="Arial" w:eastAsia="Arial" w:hAnsi="Arial"/>
-                <w:b w:val="false"/>
-                <w:bCs w:val="false"/>
-                <w:color w:val="333333"/>
-                <w:sz w:val="14"/>
-                <w:szCs w:val="14"/>
-              </w:rPr>
-              <w:t xml:space="preserve">66.9%</w:t>
-            </w:r>
-          </w:p>
-        </w:tc>
-        <w:tc>
-          <w:tcPr>
-            <w:tcW w:type="dxa" w:w="1300"/>
-            <w:tcBorders>
-              <w:top w:val="single" w:color="CCCCCC" w:sz="1"/>
-              <w:left w:val="single" w:color="CCCCCC" w:sz="1"/>
-              <w:bottom w:val="single" w:color="CCCCCC" w:sz="1"/>
-              <w:right w:val="single" w:color="CCCCCC" w:sz="1"/>
-            </w:tcBorders>
-            <w:shd w:fill="F5F7FA" w:color="F5F7FA" w:val="solid"/>
-            <w:tcMar>
-              <w:top w:type="dxa" w:w="60"/>
-              <w:left w:type="dxa" w:w="80"/>
-              <w:bottom w:type="dxa" w:w="60"/>
-              <w:right w:type="dxa" w:w="80"/>
-            </w:tcMar>
-            <w:vAlign w:val="center"/>
-          </w:tcPr>
-          <w:p>
-            <w:pPr>
-              <w:jc w:val="center"/>
-            </w:pPr>
-            <w:r>
-              <w:rPr>
-                <w:rFonts w:ascii="Arial" w:cs="Arial" w:eastAsia="Arial" w:hAnsi="Arial"/>
-                <w:b w:val="false"/>
-                <w:bCs w:val="false"/>
-                <w:color w:val="333333"/>
-                <w:sz w:val="14"/>
-                <w:szCs w:val="14"/>
-              </w:rPr>
-              <w:t xml:space="preserve">¥2,698,420</w:t>
-            </w:r>
-          </w:p>
-        </w:tc>
-        <w:tc>
-          <w:tcPr>
-            <w:tcW w:type="dxa" w:w="1200"/>
-            <w:tcBorders>
-              <w:top w:val="single" w:color="CCCCCC" w:sz="1"/>
-              <w:left w:val="single" w:color="CCCCCC" w:sz="1"/>
-              <w:bottom w:val="single" w:color="CCCCCC" w:sz="1"/>
-              <w:right w:val="single" w:color="CCCCCC" w:sz="1"/>
-            </w:tcBorders>
-            <w:shd w:fill="F5F7FA" w:color="F5F7FA" w:val="solid"/>
-            <w:tcMar>
-              <w:top w:type="dxa" w:w="60"/>
-              <w:left w:type="dxa" w:w="80"/>
-              <w:bottom w:type="dxa" w:w="60"/>
-              <w:right w:type="dxa" w:w="80"/>
-            </w:tcMar>
-            <w:vAlign w:val="center"/>
-          </w:tcPr>
-          <w:p>
-            <w:pPr>
-              <w:jc w:val="center"/>
-            </w:pPr>
-            <w:r>
-              <w:rPr>
-                <w:rFonts w:ascii="Arial" w:cs="Arial" w:eastAsia="Arial" w:hAnsi="Arial"/>
-                <w:b w:val="false"/>
-                <w:bCs w:val="false"/>
-                <w:color w:val="333333"/>
-                <w:sz w:val="14"/>
-                <w:szCs w:val="14"/>
-              </w:rPr>
-              <w:t xml:space="preserve">¥414,782</w:t>
-            </w:r>
-          </w:p>
-        </w:tc>
-        <w:tc>
-          <w:tcPr>
-            <w:tcW w:type="dxa" w:w="700"/>
-            <w:tcBorders>
-              <w:top w:val="single" w:color="CCCCCC" w:sz="1"/>
-              <w:left w:val="single" w:color="CCCCCC" w:sz="1"/>
-              <w:bottom w:val="single" w:color="CCCCCC" w:sz="1"/>
-              <w:right w:val="single" w:color="CCCCCC" w:sz="1"/>
-            </w:tcBorders>
-            <w:shd w:fill="F5F7FA" w:color="F5F7FA" w:val="solid"/>
-            <w:tcMar>
-              <w:top w:type="dxa" w:w="60"/>
-              <w:left w:type="dxa" w:w="80"/>
-              <w:bottom w:type="dxa" w:w="60"/>
-              <w:right w:type="dxa" w:w="80"/>
-            </w:tcMar>
-            <w:vAlign w:val="center"/>
-          </w:tcPr>
-          <w:p>
-            <w:pPr>
-              <w:jc w:val="center"/>
-            </w:pPr>
-            <w:r>
-              <w:rPr>
-                <w:rFonts w:ascii="Arial" w:cs="Arial" w:eastAsia="Arial" w:hAnsi="Arial"/>
-                <w:b w:val="false"/>
-                <w:bCs w:val="false"/>
-                <w:color w:val="333333"/>
-                <w:sz w:val="14"/>
-                <w:szCs w:val="14"/>
-              </w:rPr>
-              <w:t xml:space="preserve">15.4%</w:t>
-            </w:r>
-          </w:p>
-        </w:tc>
-        <w:tc>
-          <w:tcPr>
-            <w:tcW w:type="dxa" w:w="900"/>
-            <w:tcBorders>
-              <w:top w:val="single" w:color="CCCCCC" w:sz="1"/>
-              <w:left w:val="single" w:color="CCCCCC" w:sz="1"/>
-              <w:bottom w:val="single" w:color="CCCCCC" w:sz="1"/>
-              <w:right w:val="single" w:color="CCCCCC" w:sz="1"/>
-            </w:tcBorders>
-            <w:shd w:fill="F5F7FA" w:color="F5F7FA" w:val="solid"/>
-            <w:tcMar>
-              <w:top w:type="dxa" w:w="60"/>
-              <w:left w:type="dxa" w:w="80"/>
-              <w:bottom w:type="dxa" w:w="60"/>
-              <w:right w:type="dxa" w:w="80"/>
-            </w:tcMar>
-            <w:vAlign w:val="center"/>
-          </w:tcPr>
-          <w:p>
-            <w:pPr>
-              <w:jc w:val="center"/>
-            </w:pPr>
-            <w:r>
-              <w:rPr>
-                <w:rFonts w:ascii="Arial" w:cs="Arial" w:eastAsia="Arial" w:hAnsi="Arial"/>
-                <w:b w:val="false"/>
-                <w:bCs w:val="false"/>
-                <w:color w:val="333333"/>
-                <w:sz w:val="14"/>
-                <w:szCs w:val="14"/>
-              </w:rPr>
-              <w:t xml:space="preserve">¥1,230</w:t>
-            </w:r>
-          </w:p>
-        </w:tc>
-        <w:tc>
-          <w:tcPr>
-            <w:tcW w:type="dxa" w:w="900"/>
-            <w:tcBorders>
-              <w:top w:val="single" w:color="CCCCCC" w:sz="1"/>
-              <w:left w:val="single" w:color="CCCCCC" w:sz="1"/>
-              <w:bottom w:val="single" w:color="CCCCCC" w:sz="1"/>
-              <w:right w:val="single" w:color="CCCCCC" w:sz="1"/>
-            </w:tcBorders>
-            <w:shd w:fill="E3F2FD" w:color="E3F2FD" w:val="solid"/>
-            <w:tcMar>
-              <w:top w:type="dxa" w:w="60"/>
-              <w:left w:type="dxa" w:w="80"/>
-              <w:bottom w:type="dxa" w:w="60"/>
-              <w:right w:type="dxa" w:w="80"/>
-            </w:tcMar>
-            <w:vAlign w:val="center"/>
-          </w:tcPr>
-          <w:p>
-            <w:pPr>
-              <w:jc w:val="center"/>
-            </w:pPr>
-            <w:r>
-              <w:rPr>
-                <w:rFonts w:ascii="Arial" w:cs="Arial" w:eastAsia="Arial" w:hAnsi="Arial"/>
-                <w:b/>
-                <w:bCs/>
-                <w:color w:val="1565C0"/>
-                <w:sz w:val="13"/>
-                <w:szCs w:val="13"/>
-              </w:rPr>
-              <w:t xml:space="preserve">🔵 標準</w:t>
-            </w:r>
-          </w:p>
-        </w:tc>
-      </w:tr>
-      <w:tr>
-        <w:tc>
-          <w:tcPr>
-            <w:tcW w:type="dxa" w:w="400"/>
-            <w:tcBorders>
-              <w:top w:val="single" w:color="CCCCCC" w:sz="1"/>
-              <w:left w:val="single" w:color="CCCCCC" w:sz="1"/>
-              <w:bottom w:val="single" w:color="CCCCCC" w:sz="1"/>
-              <w:right w:val="single" w:color="CCCCCC" w:sz="1"/>
-            </w:tcBorders>
-            <w:shd w:fill="FFFFFF" w:color="FFFFFF" w:val="solid"/>
-            <w:tcMar>
-              <w:top w:type="dxa" w:w="60"/>
-              <w:left w:type="dxa" w:w="80"/>
-              <w:bottom w:type="dxa" w:w="60"/>
-              <w:right w:type="dxa" w:w="80"/>
-            </w:tcMar>
-            <w:vAlign w:val="center"/>
-          </w:tcPr>
-          <w:p>
-            <w:pPr>
-              <w:jc w:val="center"/>
-            </w:pPr>
-            <w:r>
-              <w:rPr>
-                <w:rFonts w:ascii="Arial" w:cs="Arial" w:eastAsia="Arial" w:hAnsi="Arial"/>
-                <w:b w:val="false"/>
-                <w:bCs w:val="false"/>
-                <w:color w:val="333333"/>
-                <w:sz w:val="14"/>
-                <w:szCs w:val="14"/>
-              </w:rPr>
-              <w:t xml:space="preserve">19</w:t>
-            </w:r>
-          </w:p>
-        </w:tc>
-        <w:tc>
-          <w:tcPr>
-            <w:tcW w:type="dxa" w:w="2800"/>
-            <w:tcBorders>
-              <w:top w:val="single" w:color="CCCCCC" w:sz="1"/>
-              <w:left w:val="single" w:color="CCCCCC" w:sz="1"/>
-              <w:bottom w:val="single" w:color="CCCCCC" w:sz="1"/>
-              <w:right w:val="single" w:color="CCCCCC" w:sz="1"/>
-            </w:tcBorders>
-            <w:shd w:fill="FFFFFF" w:color="FFFFFF" w:val="solid"/>
-            <w:tcMar>
-              <w:top w:type="dxa" w:w="60"/>
-              <w:left w:type="dxa" w:w="80"/>
-              <w:bottom w:type="dxa" w:w="60"/>
-              <w:right w:type="dxa" w:w="80"/>
-            </w:tcMar>
-            <w:vAlign w:val="center"/>
-          </w:tcPr>
-          <w:p>
-            <w:pPr>
-              <w:jc w:val="left"/>
-            </w:pPr>
-            <w:r>
-              <w:rPr>
-                <w:rFonts w:ascii="Arial" w:cs="Arial" w:eastAsia="Arial" w:hAnsi="Arial"/>
-                <w:b w:val="false"/>
-                <w:bCs w:val="false"/>
-                <w:color w:val="333333"/>
-                <w:sz w:val="13"/>
-                <w:szCs w:val="13"/>
-              </w:rPr>
-              <w:t xml:space="preserve">コンフォートホテル成田</w:t>
-            </w:r>
-          </w:p>
-        </w:tc>
-        <w:tc>
-          <w:tcPr>
-            <w:tcW w:type="dxa" w:w="700"/>
-            <w:tcBorders>
-              <w:top w:val="single" w:color="CCCCCC" w:sz="1"/>
-              <w:left w:val="single" w:color="CCCCCC" w:sz="1"/>
-              <w:bottom w:val="single" w:color="CCCCCC" w:sz="1"/>
-              <w:right w:val="single" w:color="CCCCCC" w:sz="1"/>
-            </w:tcBorders>
-            <w:shd w:fill="FFFFFF" w:color="FFFFFF" w:val="solid"/>
-            <w:tcMar>
-              <w:top w:type="dxa" w:w="60"/>
-              <w:left w:type="dxa" w:w="80"/>
-              <w:bottom w:type="dxa" w:w="60"/>
-              <w:right w:type="dxa" w:w="80"/>
-            </w:tcMar>
-            <w:vAlign w:val="center"/>
-          </w:tcPr>
-          <w:p>
-            <w:pPr>
-              <w:jc w:val="center"/>
-            </w:pPr>
-            <w:r>
-              <w:rPr>
-                <w:rFonts w:ascii="Arial" w:cs="Arial" w:eastAsia="Arial" w:hAnsi="Arial"/>
-                <w:b w:val="false"/>
-                <w:bCs w:val="false"/>
-                <w:color w:val="27AE60"/>
-                <w:sz w:val="14"/>
-                <w:szCs w:val="14"/>
-              </w:rPr>
-              <w:t xml:space="preserve">8.53</w:t>
+              <w:t xml:space="preserve">8.50</w:t>
             </w:r>
           </w:p>
         </w:tc>
@@ -8364,7 +8364,7 @@
                 <w:sz w:val="15"/>
                 <w:szCs w:val="15"/>
               </w:rPr>
-              <w:t xml:space="preserve">9.24</w:t>
+              <w:t xml:space="preserve">9.22</w:t>
             </w:r>
           </w:p>
         </w:tc>
@@ -8537,7 +8537,7 @@
                 <w:sz w:val="15"/>
                 <w:szCs w:val="15"/>
               </w:rPr>
-              <w:t xml:space="preserve">8.69</w:t>
+              <w:t xml:space="preserve">8.72</w:t>
             </w:r>
           </w:p>
         </w:tc>
@@ -8710,7 +8710,7 @@
                 <w:sz w:val="15"/>
                 <w:szCs w:val="15"/>
               </w:rPr>
-              <w:t xml:space="preserve">8.71</w:t>
+              <w:t xml:space="preserve">8.68</w:t>
             </w:r>
           </w:p>
         </w:tc>
@@ -8883,7 +8883,7 @@
                 <w:sz w:val="15"/>
                 <w:szCs w:val="15"/>
               </w:rPr>
-              <w:t xml:space="preserve">8.29</w:t>
+              <w:t xml:space="preserve">8.30</w:t>
             </w:r>
           </w:p>
         </w:tc>
@@ -9056,7 +9056,7 @@
                 <w:sz w:val="15"/>
                 <w:szCs w:val="15"/>
               </w:rPr>
-              <w:t xml:space="preserve">8.84</w:t>
+              <w:t xml:space="preserve">8.86</w:t>
             </w:r>
           </w:p>
         </w:tc>
@@ -9229,7 +9229,7 @@
                 <w:sz w:val="15"/>
                 <w:szCs w:val="15"/>
               </w:rPr>
-              <w:t xml:space="preserve">9.06</w:t>
+              <w:t xml:space="preserve">9.08</w:t>
             </w:r>
           </w:p>
         </w:tc>
@@ -9402,7 +9402,7 @@
                 <w:sz w:val="15"/>
                 <w:szCs w:val="15"/>
               </w:rPr>
-              <w:t xml:space="preserve">8.88</w:t>
+              <w:t xml:space="preserve">8.90</w:t>
             </w:r>
           </w:p>
         </w:tc>
@@ -9483,7 +9483,7 @@
               <w:bottom w:val="single" w:color="CCCCCC" w:sz="1"/>
               <w:right w:val="single" w:color="CCCCCC" w:sz="1"/>
             </w:tcBorders>
-            <w:shd w:fill="FFF3E0" w:color="FFF3E0" w:val="solid"/>
+            <w:shd w:fill="E3F2FD" w:color="E3F2FD" w:val="solid"/>
             <w:tcMar>
               <w:top w:type="dxa" w:w="60"/>
               <w:left w:type="dxa" w:w="80"/>
@@ -9501,11 +9501,11 @@
                 <w:rFonts w:ascii="Arial" w:cs="Arial" w:eastAsia="Arial" w:hAnsi="Arial"/>
                 <w:b/>
                 <w:bCs/>
-                <w:color w:val="E65100"/>
+                <w:color w:val="1565C0"/>
                 <w:sz w:val="14"/>
                 <w:szCs w:val="14"/>
               </w:rPr>
-              <w:t xml:space="preserve">🟠 高</w:t>
+              <w:t xml:space="preserve">🔵 標準</w:t>
             </w:r>
           </w:p>
         </w:tc>
@@ -10000,7 +10000,7 @@
                 <w:sz w:val="15"/>
                 <w:szCs w:val="15"/>
               </w:rPr>
-              <w:t xml:space="preserve">9.12</w:t>
+              <w:t xml:space="preserve">9.13</w:t>
             </w:r>
           </w:p>
         </w:tc>
@@ -10173,7 +10173,7 @@
                 <w:sz w:val="15"/>
                 <w:szCs w:val="15"/>
               </w:rPr>
-              <w:t xml:space="preserve">8.95</w:t>
+              <w:t xml:space="preserve">8.92</w:t>
             </w:r>
           </w:p>
         </w:tc>
@@ -10346,7 +10346,7 @@
                 <w:sz w:val="15"/>
                 <w:szCs w:val="15"/>
               </w:rPr>
-              <w:t xml:space="preserve">8.68</w:t>
+              <w:t xml:space="preserve">8.70</w:t>
             </w:r>
           </w:p>
         </w:tc>
@@ -10519,7 +10519,7 @@
                 <w:sz w:val="15"/>
                 <w:szCs w:val="15"/>
               </w:rPr>
-              <w:t xml:space="preserve">8.16</w:t>
+              <w:t xml:space="preserve">8.22</w:t>
             </w:r>
           </w:p>
         </w:tc>
@@ -10865,7 +10865,7 @@
                 <w:sz w:val="15"/>
                 <w:szCs w:val="15"/>
               </w:rPr>
-              <w:t xml:space="preserve">8.53</w:t>
+              <w:t xml:space="preserve">8.50</w:t>
             </w:r>
           </w:p>
         </w:tc>
@@ -11290,7 +11290,7 @@
                 <w:sz w:val="15"/>
                 <w:szCs w:val="15"/>
               </w:rPr>
-              <w:t xml:space="preserve">7.72</w:t>
+              <w:t xml:space="preserve">7.73</w:t>
             </w:r>
           </w:p>
         </w:tc>
@@ -11463,7 +11463,7 @@
                 <w:sz w:val="15"/>
                 <w:szCs w:val="15"/>
               </w:rPr>
-              <w:t xml:space="preserve">7.08</w:t>
+              <w:t xml:space="preserve">7.10</w:t>
             </w:r>
           </w:p>
         </w:tc>
@@ -11636,7 +11636,7 @@
                 <w:sz w:val="15"/>
                 <w:szCs w:val="15"/>
               </w:rPr>
-              <w:t xml:space="preserve">7.43</w:t>
+              <w:t xml:space="preserve">7.38</w:t>
             </w:r>
           </w:p>
         </w:tc>
@@ -12061,7 +12061,7 @@
                 <w:sz w:val="15"/>
                 <w:szCs w:val="15"/>
               </w:rPr>
-              <w:t xml:space="preserve">7.41</w:t>
+              <w:t xml:space="preserve">7.43</w:t>
             </w:r>
           </w:p>
         </w:tc>
@@ -12472,7 +12472,7 @@
           <w:sz w:val="22"/>
           <w:szCs w:val="22"/>
         </w:rPr>
-        <w:t xml:space="preserve">コンフォートホテル博多（月間売上: ¥5,764,630, スコア: 7.72）</w:t>
+        <w:t xml:space="preserve">コンフォートホテル博多（月間売上: ¥5,764,630, スコア: 7.73）</w:t>
       </w:r>
     </w:p>
     <w:p>
@@ -12493,7 +12493,7 @@
           <w:sz w:val="20"/>
           <w:szCs w:val="20"/>
         </w:rPr>
-        <w:t xml:space="preserve">現状: 品質スコア7.72（URGENT判定）、稼働率78.1%</w:t>
+        <w:t xml:space="preserve">現状: 品質スコア7.73（URGENT判定）、稼働率78.1%</w:t>
       </w:r>
     </w:p>
     <w:p>
@@ -12598,7 +12598,7 @@
           <w:sz w:val="20"/>
           <w:szCs w:val="20"/>
         </w:rPr>
-        <w:t xml:space="preserve">成功指標: 1ヶ月後に清掃クレーム率1290%→5%以下</w:t>
+        <w:t xml:space="preserve">成功指標: 1ヶ月後に清掃クレーム率1220%→5%以下</w:t>
       </w:r>
     </w:p>
     <w:p>
@@ -12634,7 +12634,7 @@
           <w:sz w:val="22"/>
           <w:szCs w:val="22"/>
         </w:rPr>
-        <w:t xml:space="preserve">チサンホテル浜松町（月間売上: ¥5,578,650, スコア: 7.08）</w:t>
+        <w:t xml:space="preserve">チサンホテル浜松町（月間売上: ¥5,578,650, スコア: 7.1）</w:t>
       </w:r>
     </w:p>
     <w:p>
@@ -12655,7 +12655,7 @@
           <w:sz w:val="20"/>
           <w:szCs w:val="20"/>
         </w:rPr>
-        <w:t xml:space="preserve">現状: 品質スコア7.08（URGENT判定）、稼働率67.8%</w:t>
+        <w:t xml:space="preserve">現状: 品質スコア7.1（URGENT判定）、稼働率67.8%</w:t>
       </w:r>
     </w:p>
     <w:p>
@@ -12760,7 +12760,7 @@
           <w:sz w:val="20"/>
           <w:szCs w:val="20"/>
         </w:rPr>
-        <w:t xml:space="preserve">成功指標: 1ヶ月後に清掃クレーム率930%→5%以下</w:t>
+        <w:t xml:space="preserve">成功指標: 1ヶ月後に清掃クレーム率910%→5%以下</w:t>
       </w:r>
     </w:p>
     <w:p>
@@ -12796,7 +12796,7 @@
           <w:sz w:val="22"/>
           <w:szCs w:val="22"/>
         </w:rPr>
-        <w:t xml:space="preserve">アパホテル蒲田駅東（月間売上: ¥4,679,520, スコア: 7.43）</w:t>
+        <w:t xml:space="preserve">アパホテル蒲田駅東（月間売上: ¥4,679,520, スコア: 7.38）</w:t>
       </w:r>
     </w:p>
     <w:p>
@@ -12817,7 +12817,7 @@
           <w:sz w:val="20"/>
           <w:szCs w:val="20"/>
         </w:rPr>
-        <w:t xml:space="preserve">現状: 品質スコア7.43（URGENT判定）、稼働率74.5%</w:t>
+        <w:t xml:space="preserve">現状: 品質スコア7.38（URGENT判定）、稼働率74.5%</w:t>
       </w:r>
     </w:p>
     <w:p>
@@ -12922,7 +12922,7 @@
           <w:sz w:val="20"/>
           <w:szCs w:val="20"/>
         </w:rPr>
-        <w:t xml:space="preserve">成功指標: 1ヶ月後に清掃クレーム率930%→5%以下</w:t>
+        <w:t xml:space="preserve">成功指標: 1ヶ月後に清掃クレーム率1250%→5%以下</w:t>
       </w:r>
     </w:p>
     <w:p>
@@ -13260,7 +13260,7 @@
                 <w:sz w:val="15"/>
                 <w:szCs w:val="15"/>
               </w:rPr>
-              <w:t xml:space="preserve">7.72</w:t>
+              <w:t xml:space="preserve">7.73</w:t>
             </w:r>
           </w:p>
         </w:tc>
@@ -13432,7 +13432,7 @@
                 <w:sz w:val="15"/>
                 <w:szCs w:val="15"/>
               </w:rPr>
-              <w:t xml:space="preserve">7.08</w:t>
+              <w:t xml:space="preserve">7.10</w:t>
             </w:r>
           </w:p>
         </w:tc>
@@ -13604,7 +13604,7 @@
                 <w:sz w:val="15"/>
                 <w:szCs w:val="15"/>
               </w:rPr>
-              <w:t xml:space="preserve">7.43</w:t>
+              <w:t xml:space="preserve">7.38</w:t>
             </w:r>
           </w:p>
         </w:tc>
@@ -13776,7 +13776,7 @@
                 <w:sz w:val="15"/>
                 <w:szCs w:val="15"/>
               </w:rPr>
-              <w:t xml:space="preserve">7.41</w:t>
+              <w:t xml:space="preserve">7.43</w:t>
             </w:r>
           </w:p>
         </w:tc>
@@ -14228,7 +14228,7 @@
           <w:sz w:val="22"/>
           <w:szCs w:val="22"/>
         </w:rPr>
-        <w:t xml:space="preserve">ダイワロイネットホテル東京大崎（月間売上: ¥5,203,037, スコア: 8.84）</w:t>
+        <w:t xml:space="preserve">ダイワロイネットホテル東京大崎（月間売上: ¥5,203,037, スコア: 8.86）</w:t>
       </w:r>
     </w:p>
     <w:p>
@@ -14285,106 +14285,7 @@
           <w:sz w:val="22"/>
           <w:szCs w:val="22"/>
         </w:rPr>
-        <w:t xml:space="preserve">ホテルコメント横浜関内（月間売上: ¥4,463,320, スコア: 8.88）</w:t>
-      </w:r>
-    </w:p>
-    <w:p>
-      <w:pPr>
-        <w:pStyle w:val="ListParagraph"/>
-        <w:numPr>
-          <w:ilvl w:val="0"/>
-          <w:numId w:val="1"/>
-        </w:numPr>
-        <w:spacing w:after="40" w:before="40"/>
-      </w:pPr>
-      <w:r>
-        <w:rPr>
-          <w:rFonts w:ascii="Arial" w:cs="Arial" w:eastAsia="Arial" w:hAnsi="Arial"/>
-          <w:b w:val="false"/>
-          <w:bCs w:val="false"/>
-          <w:color w:val="333333"/>
-          <w:sz w:val="20"/>
-          <w:szCs w:val="20"/>
-        </w:rPr>
-        <w:t xml:space="preserve">現状分析: HIGH判定、稼働率79.2%、利益率31.1%</w:t>
-      </w:r>
-    </w:p>
-    <w:p>
-      <w:pPr>
-        <w:pStyle w:val="ListParagraph"/>
-        <w:numPr>
-          <w:ilvl w:val="0"/>
-          <w:numId w:val="1"/>
-        </w:numPr>
-        <w:spacing w:after="40" w:before="40"/>
-      </w:pPr>
-      <w:r>
-        <w:rPr>
-          <w:rFonts w:ascii="Arial" w:cs="Arial" w:eastAsia="Arial" w:hAnsi="Arial"/>
-          <w:b w:val="false"/>
-          <w:bCs w:val="false"/>
-          <w:color w:val="333333"/>
-          <w:sz w:val="20"/>
-          <w:szCs w:val="20"/>
-        </w:rPr>
-        <w:t xml:space="preserve">改善ポイント: レビュー件数95件と多く、高スコア（8.88）だがHIGH判定 → 清掃クレーム対応の強化で9.0超を目指す</w:t>
-      </w:r>
-    </w:p>
-    <w:p>
-      <w:pPr>
-        <w:pStyle w:val="ListParagraph"/>
-        <w:numPr>
-          <w:ilvl w:val="0"/>
-          <w:numId w:val="1"/>
-        </w:numPr>
-        <w:spacing w:after="40" w:before="40"/>
-      </w:pPr>
-      <w:r>
-        <w:rPr>
-          <w:rFonts w:ascii="Arial" w:cs="Arial" w:eastAsia="Arial" w:hAnsi="Arial"/>
-          <w:b w:val="false"/>
-          <w:bCs w:val="false"/>
-          <w:color w:val="333333"/>
-          <w:sz w:val="20"/>
-          <w:szCs w:val="20"/>
-        </w:rPr>
-        <w:t xml:space="preserve">アクション: 清掃チェックリストの徹底、特別清掃の定期実施</w:t>
-      </w:r>
-    </w:p>
-    <w:p>
-      <w:pPr>
-        <w:spacing w:after="80" w:before="80"/>
-        <w:jc w:val="left"/>
-      </w:pPr>
-      <w:r>
-        <w:rPr>
-          <w:rFonts w:ascii="Arial" w:cs="Arial" w:eastAsia="Arial" w:hAnsi="Arial"/>
-          <w:b w:val="false"/>
-          <w:bCs w:val="false"/>
-          <w:i w:val="false"/>
-          <w:iCs w:val="false"/>
-          <w:color w:val="333333"/>
-          <w:sz w:val="20"/>
-          <w:szCs w:val="20"/>
-        </w:rPr>
-        <w:t xml:space="preserve"/>
-      </w:r>
-    </w:p>
-    <w:p>
-      <w:pPr>
-        <w:pStyle w:val="Heading3"/>
-        <w:spacing w:after="120" w:before="200"/>
-      </w:pPr>
-      <w:r>
-        <w:rPr>
-          <w:rFonts w:ascii="Arial" w:cs="Arial" w:eastAsia="Arial" w:hAnsi="Arial"/>
-          <w:b/>
-          <w:bCs/>
-          <w:color w:val="1B3A5C"/>
-          <w:sz w:val="22"/>
-          <w:szCs w:val="22"/>
-        </w:rPr>
-        <w:t xml:space="preserve">コンフォートイン六本木（月間売上: ¥2,842,630, スコア: 8.16）</w:t>
+        <w:t xml:space="preserve">コンフォートイン六本木（月間売上: ¥2,842,630, スコア: 8.22）</w:t>
       </w:r>
     </w:p>
     <w:p>
@@ -14525,7 +14426,7 @@
           <w:sz w:val="20"/>
           <w:szCs w:val="20"/>
         </w:rPr>
-        <w:t xml:space="preserve">コンフォートイン六本木: スコア8.16（品質良好）だが売上¥2,842,630 → OTA掲載最適化、価格戦略の見直し、プロモーション強化</w:t>
+        <w:t xml:space="preserve">コンフォートイン六本木: スコア8.22（品質良好）だが売上¥2,842,630 → OTA掲載最適化、価格戦略の見直し、プロモーション強化</w:t>
       </w:r>
     </w:p>
     <w:p>
@@ -14546,7 +14447,7 @@
           <w:sz w:val="20"/>
           <w:szCs w:val="20"/>
         </w:rPr>
-        <w:t xml:space="preserve">コンフォートホテル成田: スコア8.53（品質良好）だが売上¥2,655,760 → OTA掲載最適化、価格戦略の見直し、プロモーション強化</w:t>
+        <w:t xml:space="preserve">コンフォートホテル成田: スコア8.5（品質良好）だが売上¥2,655,760 → OTA掲載最適化、価格戦略の見直し、プロモーション強化</w:t>
       </w:r>
     </w:p>
     <w:p>
@@ -14567,7 +14468,7 @@
           <w:sz w:val="20"/>
           <w:szCs w:val="20"/>
         </w:rPr>
-        <w:t xml:space="preserve">リッチモンドホテル東京目白: スコア8.68（品質良好）だが売上¥3,663,440 → OTA掲載最適化、価格戦略の見直し、プロモーション強化</w:t>
+        <w:t xml:space="preserve">リッチモンドホテル東京目白: スコア8.7（品質良好）だが売上¥3,663,440 → OTA掲載最適化、価格戦略の見直し、プロモーション強化</w:t>
       </w:r>
     </w:p>
     <w:p>
@@ -14609,7 +14510,7 @@
           <w:sz w:val="20"/>
           <w:szCs w:val="20"/>
         </w:rPr>
-        <w:t xml:space="preserve">コンフォートホテルERA東京東神田: スコア8.95（品質良好）だが売上¥4,047,280 → OTA掲載最適化、価格戦略の見直し、プロモーション強化</w:t>
+        <w:t xml:space="preserve">コンフォートホテルERA東京東神田: スコア8.92（品質良好）だが売上¥4,047,280 → OTA掲載最適化、価格戦略の見直し、プロモーション強化</w:t>
       </w:r>
     </w:p>
     <w:p>
@@ -14630,7 +14531,7 @@
           <w:sz w:val="20"/>
           <w:szCs w:val="20"/>
         </w:rPr>
-        <w:t xml:space="preserve">第一イン池袋: スコア9.12（品質良好）だが売上¥4,310,610 → OTA掲載最適化、価格戦略の見直し、プロモーション強化</w:t>
+        <w:t xml:space="preserve">第一イン池袋: スコア9.13（品質良好）だが売上¥4,310,610 → OTA掲載最適化、価格戦略の見直し、プロモーション強化</w:t>
       </w:r>
     </w:p>
     <w:p>
@@ -15177,7 +15078,7 @@
                 <w:sz w:val="15"/>
                 <w:szCs w:val="15"/>
               </w:rPr>
-              <w:t xml:space="preserve">7.72 / 10.0</w:t>
+              <w:t xml:space="preserve">7.73 / 10.0</w:t>
             </w:r>
           </w:p>
         </w:tc>
@@ -15315,7 +15216,7 @@
                 <w:sz w:val="15"/>
                 <w:szCs w:val="15"/>
               </w:rPr>
-              <w:t xml:space="preserve">140件</w:t>
+              <w:t xml:space="preserve">139件</w:t>
             </w:r>
           </w:p>
         </w:tc>
@@ -15453,7 +15354,7 @@
                 <w:sz w:val="15"/>
                 <w:szCs w:val="15"/>
               </w:rPr>
-              <w:t xml:space="preserve">1290.0%</w:t>
+              <w:t xml:space="preserve">1220.0%</w:t>
             </w:r>
           </w:p>
         </w:tc>
@@ -16084,7 +15985,7 @@
                 <w:sz w:val="15"/>
                 <w:szCs w:val="15"/>
               </w:rPr>
-              <w:t xml:space="preserve">7.08 / 10.0</w:t>
+              <w:t xml:space="preserve">7.1 / 10.0</w:t>
             </w:r>
           </w:p>
         </w:tc>
@@ -16222,7 +16123,7 @@
                 <w:sz w:val="15"/>
                 <w:szCs w:val="15"/>
               </w:rPr>
-              <w:t xml:space="preserve">75件</w:t>
+              <w:t xml:space="preserve">77件</w:t>
             </w:r>
           </w:p>
         </w:tc>
@@ -16360,7 +16261,7 @@
                 <w:sz w:val="15"/>
                 <w:szCs w:val="15"/>
               </w:rPr>
-              <w:t xml:space="preserve">930.0%</w:t>
+              <w:t xml:space="preserve">910.0%</w:t>
             </w:r>
           </w:p>
         </w:tc>
@@ -16991,7 +16892,7 @@
                 <w:sz w:val="15"/>
                 <w:szCs w:val="15"/>
               </w:rPr>
-              <w:t xml:space="preserve">7.43 / 10.0</w:t>
+              <w:t xml:space="preserve">7.38 / 10.0</w:t>
             </w:r>
           </w:p>
         </w:tc>
@@ -17129,7 +17030,7 @@
                 <w:sz w:val="15"/>
                 <w:szCs w:val="15"/>
               </w:rPr>
-              <w:t xml:space="preserve">54件</w:t>
+              <w:t xml:space="preserve">56件</w:t>
             </w:r>
           </w:p>
         </w:tc>
@@ -17267,7 +17168,7 @@
                 <w:sz w:val="15"/>
                 <w:szCs w:val="15"/>
               </w:rPr>
-              <w:t xml:space="preserve">930.0%</w:t>
+              <w:t xml:space="preserve">1250.0%</w:t>
             </w:r>
           </w:p>
         </w:tc>
@@ -17898,7 +17799,7 @@
                 <w:sz w:val="15"/>
                 <w:szCs w:val="15"/>
               </w:rPr>
-              <w:t xml:space="preserve">7.41 / 10.0</w:t>
+              <w:t xml:space="preserve">7.43 / 10.0</w:t>
             </w:r>
           </w:p>
         </w:tc>
@@ -18174,7 +18075,7 @@
                 <w:sz w:val="15"/>
                 <w:szCs w:val="15"/>
               </w:rPr>
-              <w:t xml:space="preserve">920.0%</w:t>
+              <w:t xml:space="preserve">990.0%</w:t>
             </w:r>
           </w:p>
         </w:tc>
@@ -19712,7 +19613,7 @@
                 <w:sz w:val="15"/>
                 <w:szCs w:val="15"/>
               </w:rPr>
-              <w:t xml:space="preserve">8.84 / 10.0</w:t>
+              <w:t xml:space="preserve">8.86 / 10.0</w:t>
             </w:r>
           </w:p>
         </w:tc>
@@ -19850,7 +19751,7 @@
                 <w:sz w:val="15"/>
                 <w:szCs w:val="15"/>
               </w:rPr>
-              <w:t xml:space="preserve">56件</w:t>
+              <w:t xml:space="preserve">57件</w:t>
             </w:r>
           </w:p>
         </w:tc>
@@ -19988,7 +19889,7 @@
                 <w:sz w:val="15"/>
                 <w:szCs w:val="15"/>
               </w:rPr>
-              <w:t xml:space="preserve">540.0%</w:t>
+              <w:t xml:space="preserve">530.0%</w:t>
             </w:r>
           </w:p>
         </w:tc>
@@ -20334,913 +20235,6 @@
                 <w:szCs w:val="15"/>
               </w:rPr>
               <w:t xml:space="preserve">194室 / 18名</w:t>
-            </w:r>
-          </w:p>
-        </w:tc>
-      </w:tr>
-    </w:tbl>
-    <w:p>
-      <w:pPr>
-        <w:spacing w:after="80" w:before="80"/>
-        <w:jc w:val="left"/>
-      </w:pPr>
-      <w:r>
-        <w:rPr>
-          <w:rFonts w:ascii="Arial" w:cs="Arial" w:eastAsia="Arial" w:hAnsi="Arial"/>
-          <w:b w:val="false"/>
-          <w:bCs w:val="false"/>
-          <w:i w:val="false"/>
-          <w:iCs w:val="false"/>
-          <w:color w:val="333333"/>
-          <w:sz w:val="20"/>
-          <w:szCs w:val="20"/>
-        </w:rPr>
-        <w:t xml:space="preserve"/>
-      </w:r>
-    </w:p>
-    <w:p>
-      <w:pPr>
-        <w:spacing w:after="80" w:before="80"/>
-        <w:jc w:val="left"/>
-      </w:pPr>
-      <w:r>
-        <w:rPr>
-          <w:rFonts w:ascii="Arial" w:cs="Arial" w:eastAsia="Arial" w:hAnsi="Arial"/>
-          <w:b w:val="false"/>
-          <w:bCs w:val="false"/>
-          <w:i w:val="false"/>
-          <w:iCs w:val="false"/>
-          <w:color w:val="333333"/>
-          <w:sz w:val="20"/>
-          <w:szCs w:val="20"/>
-        </w:rPr>
-        <w:t xml:space="preserve"/>
-      </w:r>
-    </w:p>
-    <w:p>
-      <w:pPr>
-        <w:pStyle w:val="Heading2"/>
-        <w:spacing w:after="160" w:before="280"/>
-      </w:pPr>
-      <w:r>
-        <w:rPr>
-          <w:rFonts w:ascii="Arial" w:cs="Arial" w:eastAsia="Arial" w:hAnsi="Arial"/>
-          <w:b/>
-          <w:bCs/>
-          <w:color w:val="2E75B6"/>
-          <w:sz w:val="26"/>
-          <w:szCs w:val="26"/>
-        </w:rPr>
-        <w:t xml:space="preserve">ホテルコメント横浜関内</w:t>
-      </w:r>
-    </w:p>
-    <w:tbl>
-      <w:tblPr>
-        <w:tblW w:type="dxa" w:w="10000"/>
-        <w:tblBorders>
-          <w:top w:val="single" w:color="auto" w:sz="4"/>
-          <w:left w:val="single" w:color="auto" w:sz="4"/>
-          <w:bottom w:val="single" w:color="auto" w:sz="4"/>
-          <w:right w:val="single" w:color="auto" w:sz="4"/>
-          <w:insideH w:val="single" w:color="auto" w:sz="4"/>
-          <w:insideV w:val="single" w:color="auto" w:sz="4"/>
-        </w:tblBorders>
-      </w:tblPr>
-      <w:tblGrid>
-        <w:gridCol w:w="100"/>
-        <w:gridCol w:w="100"/>
-        <w:gridCol w:w="100"/>
-        <w:gridCol w:w="100"/>
-      </w:tblGrid>
-      <w:tr>
-        <w:tc>
-          <w:tcPr>
-            <w:tcW w:type="dxa" w:w="2500"/>
-            <w:tcBorders>
-              <w:top w:val="single" w:color="CCCCCC" w:sz="1"/>
-              <w:left w:val="single" w:color="CCCCCC" w:sz="1"/>
-              <w:bottom w:val="single" w:color="CCCCCC" w:sz="1"/>
-              <w:right w:val="single" w:color="CCCCCC" w:sz="1"/>
-            </w:tcBorders>
-            <w:shd w:fill="FFF3E0" w:color="FFF3E0" w:val="solid"/>
-            <w:tcMar>
-              <w:top w:type="dxa" w:w="60"/>
-              <w:left w:type="dxa" w:w="80"/>
-              <w:bottom w:type="dxa" w:w="60"/>
-              <w:right w:type="dxa" w:w="80"/>
-            </w:tcMar>
-            <w:vAlign w:val="center"/>
-          </w:tcPr>
-          <w:p>
-            <w:pPr>
-              <w:jc w:val="left"/>
-            </w:pPr>
-            <w:r>
-              <w:rPr>
-                <w:rFonts w:ascii="Arial" w:cs="Arial" w:eastAsia="Arial" w:hAnsi="Arial"/>
-                <w:b/>
-                <w:bCs/>
-                <w:color w:val="E65100"/>
-                <w:sz w:val="15"/>
-                <w:szCs w:val="15"/>
-              </w:rPr>
-              <w:t xml:space="preserve">指標</w:t>
-            </w:r>
-          </w:p>
-        </w:tc>
-        <w:tc>
-          <w:tcPr>
-            <w:tcW w:type="dxa" w:w="2500"/>
-            <w:tcBorders>
-              <w:top w:val="single" w:color="CCCCCC" w:sz="1"/>
-              <w:left w:val="single" w:color="CCCCCC" w:sz="1"/>
-              <w:bottom w:val="single" w:color="CCCCCC" w:sz="1"/>
-              <w:right w:val="single" w:color="CCCCCC" w:sz="1"/>
-            </w:tcBorders>
-            <w:shd w:fill="FFF3E0" w:color="FFF3E0" w:val="solid"/>
-            <w:tcMar>
-              <w:top w:type="dxa" w:w="60"/>
-              <w:left w:type="dxa" w:w="80"/>
-              <w:bottom w:type="dxa" w:w="60"/>
-              <w:right w:type="dxa" w:w="80"/>
-            </w:tcMar>
-            <w:vAlign w:val="center"/>
-          </w:tcPr>
-          <w:p>
-            <w:pPr>
-              <w:jc w:val="center"/>
-            </w:pPr>
-            <w:r>
-              <w:rPr>
-                <w:rFonts w:ascii="Arial" w:cs="Arial" w:eastAsia="Arial" w:hAnsi="Arial"/>
-                <w:b/>
-                <w:bCs/>
-                <w:color w:val="E65100"/>
-                <w:sz w:val="15"/>
-                <w:szCs w:val="15"/>
-              </w:rPr>
-              <w:t xml:space="preserve">数値</w:t>
-            </w:r>
-          </w:p>
-        </w:tc>
-        <w:tc>
-          <w:tcPr>
-            <w:tcW w:type="dxa" w:w="2500"/>
-            <w:tcBorders>
-              <w:top w:val="single" w:color="CCCCCC" w:sz="1"/>
-              <w:left w:val="single" w:color="CCCCCC" w:sz="1"/>
-              <w:bottom w:val="single" w:color="CCCCCC" w:sz="1"/>
-              <w:right w:val="single" w:color="CCCCCC" w:sz="1"/>
-            </w:tcBorders>
-            <w:shd w:fill="FFF3E0" w:color="FFF3E0" w:val="solid"/>
-            <w:tcMar>
-              <w:top w:type="dxa" w:w="60"/>
-              <w:left w:type="dxa" w:w="80"/>
-              <w:bottom w:type="dxa" w:w="60"/>
-              <w:right w:type="dxa" w:w="80"/>
-            </w:tcMar>
-            <w:vAlign w:val="center"/>
-          </w:tcPr>
-          <w:p>
-            <w:pPr>
-              <w:jc w:val="left"/>
-            </w:pPr>
-            <w:r>
-              <w:rPr>
-                <w:rFonts w:ascii="Arial" w:cs="Arial" w:eastAsia="Arial" w:hAnsi="Arial"/>
-                <w:b/>
-                <w:bCs/>
-                <w:color w:val="E65100"/>
-                <w:sz w:val="15"/>
-                <w:szCs w:val="15"/>
-              </w:rPr>
-              <w:t xml:space="preserve">指標</w:t>
-            </w:r>
-          </w:p>
-        </w:tc>
-        <w:tc>
-          <w:tcPr>
-            <w:tcW w:type="dxa" w:w="2500"/>
-            <w:tcBorders>
-              <w:top w:val="single" w:color="CCCCCC" w:sz="1"/>
-              <w:left w:val="single" w:color="CCCCCC" w:sz="1"/>
-              <w:bottom w:val="single" w:color="CCCCCC" w:sz="1"/>
-              <w:right w:val="single" w:color="CCCCCC" w:sz="1"/>
-            </w:tcBorders>
-            <w:shd w:fill="FFF3E0" w:color="FFF3E0" w:val="solid"/>
-            <w:tcMar>
-              <w:top w:type="dxa" w:w="60"/>
-              <w:left w:type="dxa" w:w="80"/>
-              <w:bottom w:type="dxa" w:w="60"/>
-              <w:right w:type="dxa" w:w="80"/>
-            </w:tcMar>
-            <w:vAlign w:val="center"/>
-          </w:tcPr>
-          <w:p>
-            <w:pPr>
-              <w:jc w:val="center"/>
-            </w:pPr>
-            <w:r>
-              <w:rPr>
-                <w:rFonts w:ascii="Arial" w:cs="Arial" w:eastAsia="Arial" w:hAnsi="Arial"/>
-                <w:b/>
-                <w:bCs/>
-                <w:color w:val="E65100"/>
-                <w:sz w:val="15"/>
-                <w:szCs w:val="15"/>
-              </w:rPr>
-              <w:t xml:space="preserve">数値</w:t>
-            </w:r>
-          </w:p>
-        </w:tc>
-      </w:tr>
-      <w:tr>
-        <w:tc>
-          <w:tcPr>
-            <w:tcW w:type="dxa" w:w="2500"/>
-            <w:tcBorders>
-              <w:top w:val="single" w:color="CCCCCC" w:sz="1"/>
-              <w:left w:val="single" w:color="CCCCCC" w:sz="1"/>
-              <w:bottom w:val="single" w:color="CCCCCC" w:sz="1"/>
-              <w:right w:val="single" w:color="CCCCCC" w:sz="1"/>
-            </w:tcBorders>
-            <w:tcMar>
-              <w:top w:type="dxa" w:w="60"/>
-              <w:left w:type="dxa" w:w="80"/>
-              <w:bottom w:type="dxa" w:w="60"/>
-              <w:right w:type="dxa" w:w="80"/>
-            </w:tcMar>
-            <w:vAlign w:val="center"/>
-          </w:tcPr>
-          <w:p>
-            <w:pPr>
-              <w:jc w:val="left"/>
-            </w:pPr>
-            <w:r>
-              <w:rPr>
-                <w:rFonts w:ascii="Arial" w:cs="Arial" w:eastAsia="Arial" w:hAnsi="Arial"/>
-                <w:b w:val="false"/>
-                <w:bCs w:val="false"/>
-                <w:color w:val="333333"/>
-                <w:sz w:val="15"/>
-                <w:szCs w:val="15"/>
-              </w:rPr>
-              <w:t xml:space="preserve">品質スコア</w:t>
-            </w:r>
-          </w:p>
-        </w:tc>
-        <w:tc>
-          <w:tcPr>
-            <w:tcW w:type="dxa" w:w="2500"/>
-            <w:tcBorders>
-              <w:top w:val="single" w:color="CCCCCC" w:sz="1"/>
-              <w:left w:val="single" w:color="CCCCCC" w:sz="1"/>
-              <w:bottom w:val="single" w:color="CCCCCC" w:sz="1"/>
-              <w:right w:val="single" w:color="CCCCCC" w:sz="1"/>
-            </w:tcBorders>
-            <w:tcMar>
-              <w:top w:type="dxa" w:w="60"/>
-              <w:left w:type="dxa" w:w="80"/>
-              <w:bottom w:type="dxa" w:w="60"/>
-              <w:right w:type="dxa" w:w="80"/>
-            </w:tcMar>
-            <w:vAlign w:val="center"/>
-          </w:tcPr>
-          <w:p>
-            <w:pPr>
-              <w:jc w:val="center"/>
-            </w:pPr>
-            <w:r>
-              <w:rPr>
-                <w:rFonts w:ascii="Arial" w:cs="Arial" w:eastAsia="Arial" w:hAnsi="Arial"/>
-                <w:b/>
-                <w:bCs/>
-                <w:color w:val="333333"/>
-                <w:sz w:val="15"/>
-                <w:szCs w:val="15"/>
-              </w:rPr>
-              <w:t xml:space="preserve">8.88 / 10.0</w:t>
-            </w:r>
-          </w:p>
-        </w:tc>
-        <w:tc>
-          <w:tcPr>
-            <w:tcW w:type="dxa" w:w="2500"/>
-            <w:tcBorders>
-              <w:top w:val="single" w:color="CCCCCC" w:sz="1"/>
-              <w:left w:val="single" w:color="CCCCCC" w:sz="1"/>
-              <w:bottom w:val="single" w:color="CCCCCC" w:sz="1"/>
-              <w:right w:val="single" w:color="CCCCCC" w:sz="1"/>
-            </w:tcBorders>
-            <w:tcMar>
-              <w:top w:type="dxa" w:w="60"/>
-              <w:left w:type="dxa" w:w="80"/>
-              <w:bottom w:type="dxa" w:w="60"/>
-              <w:right w:type="dxa" w:w="80"/>
-            </w:tcMar>
-            <w:vAlign w:val="center"/>
-          </w:tcPr>
-          <w:p>
-            <w:pPr>
-              <w:jc w:val="left"/>
-            </w:pPr>
-            <w:r>
-              <w:rPr>
-                <w:rFonts w:ascii="Arial" w:cs="Arial" w:eastAsia="Arial" w:hAnsi="Arial"/>
-                <w:b w:val="false"/>
-                <w:bCs w:val="false"/>
-                <w:color w:val="333333"/>
-                <w:sz w:val="15"/>
-                <w:szCs w:val="15"/>
-              </w:rPr>
-              <w:t xml:space="preserve">月間売上（2月）</w:t>
-            </w:r>
-          </w:p>
-        </w:tc>
-        <w:tc>
-          <w:tcPr>
-            <w:tcW w:type="dxa" w:w="2500"/>
-            <w:tcBorders>
-              <w:top w:val="single" w:color="CCCCCC" w:sz="1"/>
-              <w:left w:val="single" w:color="CCCCCC" w:sz="1"/>
-              <w:bottom w:val="single" w:color="CCCCCC" w:sz="1"/>
-              <w:right w:val="single" w:color="CCCCCC" w:sz="1"/>
-            </w:tcBorders>
-            <w:tcMar>
-              <w:top w:type="dxa" w:w="60"/>
-              <w:left w:type="dxa" w:w="80"/>
-              <w:bottom w:type="dxa" w:w="60"/>
-              <w:right w:type="dxa" w:w="80"/>
-            </w:tcMar>
-            <w:vAlign w:val="center"/>
-          </w:tcPr>
-          <w:p>
-            <w:pPr>
-              <w:jc w:val="center"/>
-            </w:pPr>
-            <w:r>
-              <w:rPr>
-                <w:rFonts w:ascii="Arial" w:cs="Arial" w:eastAsia="Arial" w:hAnsi="Arial"/>
-                <w:b/>
-                <w:bCs/>
-                <w:color w:val="333333"/>
-                <w:sz w:val="15"/>
-                <w:szCs w:val="15"/>
-              </w:rPr>
-              <w:t xml:space="preserve">¥4,463,320</w:t>
-            </w:r>
-          </w:p>
-        </w:tc>
-      </w:tr>
-      <w:tr>
-        <w:tc>
-          <w:tcPr>
-            <w:tcW w:type="dxa" w:w="2500"/>
-            <w:tcBorders>
-              <w:top w:val="single" w:color="CCCCCC" w:sz="1"/>
-              <w:left w:val="single" w:color="CCCCCC" w:sz="1"/>
-              <w:bottom w:val="single" w:color="CCCCCC" w:sz="1"/>
-              <w:right w:val="single" w:color="CCCCCC" w:sz="1"/>
-            </w:tcBorders>
-            <w:tcMar>
-              <w:top w:type="dxa" w:w="60"/>
-              <w:left w:type="dxa" w:w="80"/>
-              <w:bottom w:type="dxa" w:w="60"/>
-              <w:right w:type="dxa" w:w="80"/>
-            </w:tcMar>
-            <w:vAlign w:val="center"/>
-          </w:tcPr>
-          <w:p>
-            <w:pPr>
-              <w:jc w:val="left"/>
-            </w:pPr>
-            <w:r>
-              <w:rPr>
-                <w:rFonts w:ascii="Arial" w:cs="Arial" w:eastAsia="Arial" w:hAnsi="Arial"/>
-                <w:b w:val="false"/>
-                <w:bCs w:val="false"/>
-                <w:color w:val="333333"/>
-                <w:sz w:val="15"/>
-                <w:szCs w:val="15"/>
-              </w:rPr>
-              <w:t xml:space="preserve">レビュー件数</w:t>
-            </w:r>
-          </w:p>
-        </w:tc>
-        <w:tc>
-          <w:tcPr>
-            <w:tcW w:type="dxa" w:w="2500"/>
-            <w:tcBorders>
-              <w:top w:val="single" w:color="CCCCCC" w:sz="1"/>
-              <w:left w:val="single" w:color="CCCCCC" w:sz="1"/>
-              <w:bottom w:val="single" w:color="CCCCCC" w:sz="1"/>
-              <w:right w:val="single" w:color="CCCCCC" w:sz="1"/>
-            </w:tcBorders>
-            <w:tcMar>
-              <w:top w:type="dxa" w:w="60"/>
-              <w:left w:type="dxa" w:w="80"/>
-              <w:bottom w:type="dxa" w:w="60"/>
-              <w:right w:type="dxa" w:w="80"/>
-            </w:tcMar>
-            <w:vAlign w:val="center"/>
-          </w:tcPr>
-          <w:p>
-            <w:pPr>
-              <w:jc w:val="center"/>
-            </w:pPr>
-            <w:r>
-              <w:rPr>
-                <w:rFonts w:ascii="Arial" w:cs="Arial" w:eastAsia="Arial" w:hAnsi="Arial"/>
-                <w:b w:val="false"/>
-                <w:bCs w:val="false"/>
-                <w:color w:val="333333"/>
-                <w:sz w:val="15"/>
-                <w:szCs w:val="15"/>
-              </w:rPr>
-              <w:t xml:space="preserve">118件</w:t>
-            </w:r>
-          </w:p>
-        </w:tc>
-        <w:tc>
-          <w:tcPr>
-            <w:tcW w:type="dxa" w:w="2500"/>
-            <w:tcBorders>
-              <w:top w:val="single" w:color="CCCCCC" w:sz="1"/>
-              <w:left w:val="single" w:color="CCCCCC" w:sz="1"/>
-              <w:bottom w:val="single" w:color="CCCCCC" w:sz="1"/>
-              <w:right w:val="single" w:color="CCCCCC" w:sz="1"/>
-            </w:tcBorders>
-            <w:tcMar>
-              <w:top w:type="dxa" w:w="60"/>
-              <w:left w:type="dxa" w:w="80"/>
-              <w:bottom w:type="dxa" w:w="60"/>
-              <w:right w:type="dxa" w:w="80"/>
-            </w:tcMar>
-            <w:vAlign w:val="center"/>
-          </w:tcPr>
-          <w:p>
-            <w:pPr>
-              <w:jc w:val="left"/>
-            </w:pPr>
-            <w:r>
-              <w:rPr>
-                <w:rFonts w:ascii="Arial" w:cs="Arial" w:eastAsia="Arial" w:hAnsi="Arial"/>
-                <w:b w:val="false"/>
-                <w:bCs w:val="false"/>
-                <w:color w:val="333333"/>
-                <w:sz w:val="15"/>
-                <w:szCs w:val="15"/>
-              </w:rPr>
-              <w:t xml:space="preserve">純利益</w:t>
-            </w:r>
-          </w:p>
-        </w:tc>
-        <w:tc>
-          <w:tcPr>
-            <w:tcW w:type="dxa" w:w="2500"/>
-            <w:tcBorders>
-              <w:top w:val="single" w:color="CCCCCC" w:sz="1"/>
-              <w:left w:val="single" w:color="CCCCCC" w:sz="1"/>
-              <w:bottom w:val="single" w:color="CCCCCC" w:sz="1"/>
-              <w:right w:val="single" w:color="CCCCCC" w:sz="1"/>
-            </w:tcBorders>
-            <w:tcMar>
-              <w:top w:type="dxa" w:w="60"/>
-              <w:left w:type="dxa" w:w="80"/>
-              <w:bottom w:type="dxa" w:w="60"/>
-              <w:right w:type="dxa" w:w="80"/>
-            </w:tcMar>
-            <w:vAlign w:val="center"/>
-          </w:tcPr>
-          <w:p>
-            <w:pPr>
-              <w:jc w:val="center"/>
-            </w:pPr>
-            <w:r>
-              <w:rPr>
-                <w:rFonts w:ascii="Arial" w:cs="Arial" w:eastAsia="Arial" w:hAnsi="Arial"/>
-                <w:b w:val="false"/>
-                <w:bCs w:val="false"/>
-                <w:color w:val="333333"/>
-                <w:sz w:val="15"/>
-                <w:szCs w:val="15"/>
-              </w:rPr>
-              <w:t xml:space="preserve">¥1,388,308</w:t>
-            </w:r>
-          </w:p>
-        </w:tc>
-      </w:tr>
-      <w:tr>
-        <w:tc>
-          <w:tcPr>
-            <w:tcW w:type="dxa" w:w="2500"/>
-            <w:tcBorders>
-              <w:top w:val="single" w:color="CCCCCC" w:sz="1"/>
-              <w:left w:val="single" w:color="CCCCCC" w:sz="1"/>
-              <w:bottom w:val="single" w:color="CCCCCC" w:sz="1"/>
-              <w:right w:val="single" w:color="CCCCCC" w:sz="1"/>
-            </w:tcBorders>
-            <w:tcMar>
-              <w:top w:type="dxa" w:w="60"/>
-              <w:left w:type="dxa" w:w="80"/>
-              <w:bottom w:type="dxa" w:w="60"/>
-              <w:right w:type="dxa" w:w="80"/>
-            </w:tcMar>
-            <w:vAlign w:val="center"/>
-          </w:tcPr>
-          <w:p>
-            <w:pPr>
-              <w:jc w:val="left"/>
-            </w:pPr>
-            <w:r>
-              <w:rPr>
-                <w:rFonts w:ascii="Arial" w:cs="Arial" w:eastAsia="Arial" w:hAnsi="Arial"/>
-                <w:b w:val="false"/>
-                <w:bCs w:val="false"/>
-                <w:color w:val="333333"/>
-                <w:sz w:val="15"/>
-                <w:szCs w:val="15"/>
-              </w:rPr>
-              <w:t xml:space="preserve">清掃クレーム率</w:t>
-            </w:r>
-          </w:p>
-        </w:tc>
-        <w:tc>
-          <w:tcPr>
-            <w:tcW w:type="dxa" w:w="2500"/>
-            <w:tcBorders>
-              <w:top w:val="single" w:color="CCCCCC" w:sz="1"/>
-              <w:left w:val="single" w:color="CCCCCC" w:sz="1"/>
-              <w:bottom w:val="single" w:color="CCCCCC" w:sz="1"/>
-              <w:right w:val="single" w:color="CCCCCC" w:sz="1"/>
-            </w:tcBorders>
-            <w:tcMar>
-              <w:top w:type="dxa" w:w="60"/>
-              <w:left w:type="dxa" w:w="80"/>
-              <w:bottom w:type="dxa" w:w="60"/>
-              <w:right w:type="dxa" w:w="80"/>
-            </w:tcMar>
-            <w:vAlign w:val="center"/>
-          </w:tcPr>
-          <w:p>
-            <w:pPr>
-              <w:jc w:val="center"/>
-            </w:pPr>
-            <w:r>
-              <w:rPr>
-                <w:rFonts w:ascii="Arial" w:cs="Arial" w:eastAsia="Arial" w:hAnsi="Arial"/>
-                <w:b w:val="false"/>
-                <w:bCs w:val="false"/>
-                <w:color w:val="E74C3C"/>
-                <w:sz w:val="15"/>
-                <w:szCs w:val="15"/>
-              </w:rPr>
-              <w:t xml:space="preserve">510.0%</w:t>
-            </w:r>
-          </w:p>
-        </w:tc>
-        <w:tc>
-          <w:tcPr>
-            <w:tcW w:type="dxa" w:w="2500"/>
-            <w:tcBorders>
-              <w:top w:val="single" w:color="CCCCCC" w:sz="1"/>
-              <w:left w:val="single" w:color="CCCCCC" w:sz="1"/>
-              <w:bottom w:val="single" w:color="CCCCCC" w:sz="1"/>
-              <w:right w:val="single" w:color="CCCCCC" w:sz="1"/>
-            </w:tcBorders>
-            <w:tcMar>
-              <w:top w:type="dxa" w:w="60"/>
-              <w:left w:type="dxa" w:w="80"/>
-              <w:bottom w:type="dxa" w:w="60"/>
-              <w:right w:type="dxa" w:w="80"/>
-            </w:tcMar>
-            <w:vAlign w:val="center"/>
-          </w:tcPr>
-          <w:p>
-            <w:pPr>
-              <w:jc w:val="left"/>
-            </w:pPr>
-            <w:r>
-              <w:rPr>
-                <w:rFonts w:ascii="Arial" w:cs="Arial" w:eastAsia="Arial" w:hAnsi="Arial"/>
-                <w:b w:val="false"/>
-                <w:bCs w:val="false"/>
-                <w:color w:val="333333"/>
-                <w:sz w:val="15"/>
-                <w:szCs w:val="15"/>
-              </w:rPr>
-              <w:t xml:space="preserve">稼働率</w:t>
-            </w:r>
-          </w:p>
-        </w:tc>
-        <w:tc>
-          <w:tcPr>
-            <w:tcW w:type="dxa" w:w="2500"/>
-            <w:tcBorders>
-              <w:top w:val="single" w:color="CCCCCC" w:sz="1"/>
-              <w:left w:val="single" w:color="CCCCCC" w:sz="1"/>
-              <w:bottom w:val="single" w:color="CCCCCC" w:sz="1"/>
-              <w:right w:val="single" w:color="CCCCCC" w:sz="1"/>
-            </w:tcBorders>
-            <w:tcMar>
-              <w:top w:type="dxa" w:w="60"/>
-              <w:left w:type="dxa" w:w="80"/>
-              <w:bottom w:type="dxa" w:w="60"/>
-              <w:right w:type="dxa" w:w="80"/>
-            </w:tcMar>
-            <w:vAlign w:val="center"/>
-          </w:tcPr>
-          <w:p>
-            <w:pPr>
-              <w:jc w:val="center"/>
-            </w:pPr>
-            <w:r>
-              <w:rPr>
-                <w:rFonts w:ascii="Arial" w:cs="Arial" w:eastAsia="Arial" w:hAnsi="Arial"/>
-                <w:b w:val="false"/>
-                <w:bCs w:val="false"/>
-                <w:color w:val="333333"/>
-                <w:sz w:val="15"/>
-                <w:szCs w:val="15"/>
-              </w:rPr>
-              <w:t xml:space="preserve">79.2%</w:t>
-            </w:r>
-          </w:p>
-        </w:tc>
-      </w:tr>
-      <w:tr>
-        <w:tc>
-          <w:tcPr>
-            <w:tcW w:type="dxa" w:w="2500"/>
-            <w:tcBorders>
-              <w:top w:val="single" w:color="CCCCCC" w:sz="1"/>
-              <w:left w:val="single" w:color="CCCCCC" w:sz="1"/>
-              <w:bottom w:val="single" w:color="CCCCCC" w:sz="1"/>
-              <w:right w:val="single" w:color="CCCCCC" w:sz="1"/>
-            </w:tcBorders>
-            <w:tcMar>
-              <w:top w:type="dxa" w:w="60"/>
-              <w:left w:type="dxa" w:w="80"/>
-              <w:bottom w:type="dxa" w:w="60"/>
-              <w:right w:type="dxa" w:w="80"/>
-            </w:tcMar>
-            <w:vAlign w:val="center"/>
-          </w:tcPr>
-          <w:p>
-            <w:pPr>
-              <w:jc w:val="left"/>
-            </w:pPr>
-            <w:r>
-              <w:rPr>
-                <w:rFonts w:ascii="Arial" w:cs="Arial" w:eastAsia="Arial" w:hAnsi="Arial"/>
-                <w:b w:val="false"/>
-                <w:bCs w:val="false"/>
-                <w:color w:val="333333"/>
-                <w:sz w:val="15"/>
-                <w:szCs w:val="15"/>
-              </w:rPr>
-              <w:t xml:space="preserve">優先度</w:t>
-            </w:r>
-          </w:p>
-        </w:tc>
-        <w:tc>
-          <w:tcPr>
-            <w:tcW w:type="dxa" w:w="2500"/>
-            <w:tcBorders>
-              <w:top w:val="single" w:color="CCCCCC" w:sz="1"/>
-              <w:left w:val="single" w:color="CCCCCC" w:sz="1"/>
-              <w:bottom w:val="single" w:color="CCCCCC" w:sz="1"/>
-              <w:right w:val="single" w:color="CCCCCC" w:sz="1"/>
-            </w:tcBorders>
-            <w:shd w:fill="FFF3E0" w:color="FFF3E0" w:val="solid"/>
-            <w:tcMar>
-              <w:top w:type="dxa" w:w="60"/>
-              <w:left w:type="dxa" w:w="80"/>
-              <w:bottom w:type="dxa" w:w="60"/>
-              <w:right w:type="dxa" w:w="80"/>
-            </w:tcMar>
-            <w:vAlign w:val="center"/>
-          </w:tcPr>
-          <w:p>
-            <w:pPr>
-              <w:jc w:val="center"/>
-            </w:pPr>
-            <w:r>
-              <w:rPr>
-                <w:rFonts w:ascii="Arial" w:cs="Arial" w:eastAsia="Arial" w:hAnsi="Arial"/>
-                <w:b/>
-                <w:bCs/>
-                <w:color w:val="E65100"/>
-                <w:sz w:val="15"/>
-                <w:szCs w:val="15"/>
-              </w:rPr>
-              <w:t xml:space="preserve">🟠 高</w:t>
-            </w:r>
-          </w:p>
-        </w:tc>
-        <w:tc>
-          <w:tcPr>
-            <w:tcW w:type="dxa" w:w="2500"/>
-            <w:tcBorders>
-              <w:top w:val="single" w:color="CCCCCC" w:sz="1"/>
-              <w:left w:val="single" w:color="CCCCCC" w:sz="1"/>
-              <w:bottom w:val="single" w:color="CCCCCC" w:sz="1"/>
-              <w:right w:val="single" w:color="CCCCCC" w:sz="1"/>
-            </w:tcBorders>
-            <w:tcMar>
-              <w:top w:type="dxa" w:w="60"/>
-              <w:left w:type="dxa" w:w="80"/>
-              <w:bottom w:type="dxa" w:w="60"/>
-              <w:right w:type="dxa" w:w="80"/>
-            </w:tcMar>
-            <w:vAlign w:val="center"/>
-          </w:tcPr>
-          <w:p>
-            <w:pPr>
-              <w:jc w:val="left"/>
-            </w:pPr>
-            <w:r>
-              <w:rPr>
-                <w:rFonts w:ascii="Arial" w:cs="Arial" w:eastAsia="Arial" w:hAnsi="Arial"/>
-                <w:b w:val="false"/>
-                <w:bCs w:val="false"/>
-                <w:color w:val="333333"/>
-                <w:sz w:val="15"/>
-                <w:szCs w:val="15"/>
-              </w:rPr>
-              <w:t xml:space="preserve">利益率</w:t>
-            </w:r>
-          </w:p>
-        </w:tc>
-        <w:tc>
-          <w:tcPr>
-            <w:tcW w:type="dxa" w:w="2500"/>
-            <w:tcBorders>
-              <w:top w:val="single" w:color="CCCCCC" w:sz="1"/>
-              <w:left w:val="single" w:color="CCCCCC" w:sz="1"/>
-              <w:bottom w:val="single" w:color="CCCCCC" w:sz="1"/>
-              <w:right w:val="single" w:color="CCCCCC" w:sz="1"/>
-            </w:tcBorders>
-            <w:tcMar>
-              <w:top w:type="dxa" w:w="60"/>
-              <w:left w:type="dxa" w:w="80"/>
-              <w:bottom w:type="dxa" w:w="60"/>
-              <w:right w:type="dxa" w:w="80"/>
-            </w:tcMar>
-            <w:vAlign w:val="center"/>
-          </w:tcPr>
-          <w:p>
-            <w:pPr>
-              <w:jc w:val="center"/>
-            </w:pPr>
-            <w:r>
-              <w:rPr>
-                <w:rFonts w:ascii="Arial" w:cs="Arial" w:eastAsia="Arial" w:hAnsi="Arial"/>
-                <w:b w:val="false"/>
-                <w:bCs w:val="false"/>
-                <w:color w:val="333333"/>
-                <w:sz w:val="15"/>
-                <w:szCs w:val="15"/>
-              </w:rPr>
-              <w:t xml:space="preserve">31.1%</w:t>
-            </w:r>
-          </w:p>
-        </w:tc>
-      </w:tr>
-      <w:tr>
-        <w:tc>
-          <w:tcPr>
-            <w:tcW w:type="dxa" w:w="2500"/>
-            <w:tcBorders>
-              <w:top w:val="single" w:color="CCCCCC" w:sz="1"/>
-              <w:left w:val="single" w:color="CCCCCC" w:sz="1"/>
-              <w:bottom w:val="single" w:color="CCCCCC" w:sz="1"/>
-              <w:right w:val="single" w:color="CCCCCC" w:sz="1"/>
-            </w:tcBorders>
-            <w:tcMar>
-              <w:top w:type="dxa" w:w="60"/>
-              <w:left w:type="dxa" w:w="80"/>
-              <w:bottom w:type="dxa" w:w="60"/>
-              <w:right w:type="dxa" w:w="80"/>
-            </w:tcMar>
-            <w:vAlign w:val="center"/>
-          </w:tcPr>
-          <w:p>
-            <w:pPr>
-              <w:jc w:val="left"/>
-            </w:pPr>
-            <w:r>
-              <w:rPr>
-                <w:rFonts w:ascii="Arial" w:cs="Arial" w:eastAsia="Arial" w:hAnsi="Arial"/>
-                <w:b w:val="false"/>
-                <w:bCs w:val="false"/>
-                <w:color w:val="333333"/>
-                <w:sz w:val="15"/>
-                <w:szCs w:val="15"/>
-              </w:rPr>
-              <w:t xml:space="preserve">マトリクス分類</w:t>
-            </w:r>
-          </w:p>
-        </w:tc>
-        <w:tc>
-          <w:tcPr>
-            <w:tcW w:type="dxa" w:w="2500"/>
-            <w:tcBorders>
-              <w:top w:val="single" w:color="CCCCCC" w:sz="1"/>
-              <w:left w:val="single" w:color="CCCCCC" w:sz="1"/>
-              <w:bottom w:val="single" w:color="CCCCCC" w:sz="1"/>
-              <w:right w:val="single" w:color="CCCCCC" w:sz="1"/>
-            </w:tcBorders>
-            <w:tcMar>
-              <w:top w:type="dxa" w:w="60"/>
-              <w:left w:type="dxa" w:w="80"/>
-              <w:bottom w:type="dxa" w:w="60"/>
-              <w:right w:type="dxa" w:w="80"/>
-            </w:tcMar>
-            <w:vAlign w:val="center"/>
-          </w:tcPr>
-          <w:p>
-            <w:pPr>
-              <w:jc w:val="center"/>
-            </w:pPr>
-            <w:r>
-              <w:rPr>
-                <w:rFonts w:ascii="Arial" w:cs="Arial" w:eastAsia="Arial" w:hAnsi="Arial"/>
-                <w:b/>
-                <w:bCs/>
-                <w:color w:val="333333"/>
-                <w:sz w:val="15"/>
-                <w:szCs w:val="15"/>
-              </w:rPr>
-              <w:t xml:space="preserve">高品質×高売上</w:t>
-            </w:r>
-          </w:p>
-        </w:tc>
-        <w:tc>
-          <w:tcPr>
-            <w:tcW w:type="dxa" w:w="2500"/>
-            <w:tcBorders>
-              <w:top w:val="single" w:color="CCCCCC" w:sz="1"/>
-              <w:left w:val="single" w:color="CCCCCC" w:sz="1"/>
-              <w:bottom w:val="single" w:color="CCCCCC" w:sz="1"/>
-              <w:right w:val="single" w:color="CCCCCC" w:sz="1"/>
-            </w:tcBorders>
-            <w:tcMar>
-              <w:top w:type="dxa" w:w="60"/>
-              <w:left w:type="dxa" w:w="80"/>
-              <w:bottom w:type="dxa" w:w="60"/>
-              <w:right w:type="dxa" w:w="80"/>
-            </w:tcMar>
-            <w:vAlign w:val="center"/>
-          </w:tcPr>
-          <w:p>
-            <w:pPr>
-              <w:jc w:val="left"/>
-            </w:pPr>
-            <w:r>
-              <w:rPr>
-                <w:rFonts w:ascii="Arial" w:cs="Arial" w:eastAsia="Arial" w:hAnsi="Arial"/>
-                <w:b w:val="false"/>
-                <w:bCs w:val="false"/>
-                <w:color w:val="333333"/>
-                <w:sz w:val="15"/>
-                <w:szCs w:val="15"/>
-              </w:rPr>
-              <w:t xml:space="preserve">客室数 / スタッフ数</w:t>
-            </w:r>
-          </w:p>
-        </w:tc>
-        <w:tc>
-          <w:tcPr>
-            <w:tcW w:type="dxa" w:w="2500"/>
-            <w:tcBorders>
-              <w:top w:val="single" w:color="CCCCCC" w:sz="1"/>
-              <w:left w:val="single" w:color="CCCCCC" w:sz="1"/>
-              <w:bottom w:val="single" w:color="CCCCCC" w:sz="1"/>
-              <w:right w:val="single" w:color="CCCCCC" w:sz="1"/>
-            </w:tcBorders>
-            <w:tcMar>
-              <w:top w:type="dxa" w:w="60"/>
-              <w:left w:type="dxa" w:w="80"/>
-              <w:bottom w:type="dxa" w:w="60"/>
-              <w:right w:type="dxa" w:w="80"/>
-            </w:tcMar>
-            <w:vAlign w:val="center"/>
-          </w:tcPr>
-          <w:p>
-            <w:pPr>
-              <w:jc w:val="center"/>
-            </w:pPr>
-            <w:r>
-              <w:rPr>
-                <w:rFonts w:ascii="Arial" w:cs="Arial" w:eastAsia="Arial" w:hAnsi="Arial"/>
-                <w:b w:val="false"/>
-                <w:bCs w:val="false"/>
-                <w:color w:val="333333"/>
-                <w:sz w:val="15"/>
-                <w:szCs w:val="15"/>
-              </w:rPr>
-              <w:t xml:space="preserve">116室 / 29名</w:t>
             </w:r>
           </w:p>
         </w:tc>
@@ -21526,7 +20520,7 @@
                 <w:sz w:val="15"/>
                 <w:szCs w:val="15"/>
               </w:rPr>
-              <w:t xml:space="preserve">8.16 / 10.0</w:t>
+              <w:t xml:space="preserve">8.22 / 10.0</w:t>
             </w:r>
           </w:p>
         </w:tc>
@@ -21664,7 +20658,7 @@
                 <w:sz w:val="15"/>
                 <w:szCs w:val="15"/>
               </w:rPr>
-              <w:t xml:space="preserve">115件</w:t>
+              <w:t xml:space="preserve">120件</w:t>
             </w:r>
           </w:p>
         </w:tc>
@@ -21802,7 +20796,7 @@
                 <w:sz w:val="15"/>
                 <w:szCs w:val="15"/>
               </w:rPr>
-              <w:t xml:space="preserve">700.0%</w:t>
+              <w:t xml:space="preserve">670.0%</w:t>
             </w:r>
           </w:p>
         </w:tc>
@@ -22524,7 +21518,7 @@
                 <w:sz w:val="14"/>
                 <w:szCs w:val="14"/>
               </w:rPr>
-              <w:t xml:space="preserve">9.24</w:t>
+              <w:t xml:space="preserve">9.22</w:t>
             </w:r>
           </w:p>
         </w:tc>
@@ -22731,7 +21725,7 @@
                 <w:sz w:val="14"/>
                 <w:szCs w:val="14"/>
               </w:rPr>
-              <w:t xml:space="preserve">8.69</w:t>
+              <w:t xml:space="preserve">8.72</w:t>
             </w:r>
           </w:p>
         </w:tc>
@@ -22938,7 +21932,7 @@
                 <w:sz w:val="14"/>
                 <w:szCs w:val="14"/>
               </w:rPr>
-              <w:t xml:space="preserve">8.71</w:t>
+              <w:t xml:space="preserve">8.68</w:t>
             </w:r>
           </w:p>
         </w:tc>
@@ -23145,7 +22139,7 @@
                 <w:sz w:val="14"/>
                 <w:szCs w:val="14"/>
               </w:rPr>
-              <w:t xml:space="preserve">8.29</w:t>
+              <w:t xml:space="preserve">8.30</w:t>
             </w:r>
           </w:p>
         </w:tc>
@@ -23352,7 +22346,7 @@
                 <w:sz w:val="14"/>
                 <w:szCs w:val="14"/>
               </w:rPr>
-              <w:t xml:space="preserve">9.06</w:t>
+              <w:t xml:space="preserve">9.08</w:t>
             </w:r>
           </w:p>
         </w:tc>
@@ -23525,7 +22519,7 @@
                 <w:sz w:val="14"/>
                 <w:szCs w:val="14"/>
               </w:rPr>
-              <w:t xml:space="preserve">ホテルケヤキゲート東京府中</w:t>
+              <w:t xml:space="preserve">ホテルコメント横浜関内</w:t>
             </w:r>
           </w:p>
         </w:tc>
@@ -23559,7 +22553,7 @@
                 <w:sz w:val="14"/>
                 <w:szCs w:val="14"/>
               </w:rPr>
-              <w:t xml:space="preserve">8.74</w:t>
+              <w:t xml:space="preserve">8.90</w:t>
             </w:r>
           </w:p>
         </w:tc>
@@ -23593,7 +22587,7 @@
                 <w:sz w:val="14"/>
                 <w:szCs w:val="14"/>
               </w:rPr>
-              <w:t xml:space="preserve">¥4,425,395</w:t>
+              <w:t xml:space="preserve">¥4,463,320</w:t>
             </w:r>
           </w:p>
         </w:tc>
@@ -23627,7 +22621,7 @@
                 <w:sz w:val="14"/>
                 <w:szCs w:val="14"/>
               </w:rPr>
-              <w:t xml:space="preserve">82.4%</w:t>
+              <w:t xml:space="preserve">79.2%</w:t>
             </w:r>
           </w:p>
         </w:tc>
@@ -23661,7 +22655,7 @@
                 <w:sz w:val="14"/>
                 <w:szCs w:val="14"/>
               </w:rPr>
-              <w:t xml:space="preserve">高品質×低売上</w:t>
+              <w:t xml:space="preserve">高品質×高売上</w:t>
             </w:r>
           </w:p>
         </w:tc>
@@ -23732,7 +22726,7 @@
                 <w:sz w:val="14"/>
                 <w:szCs w:val="14"/>
               </w:rPr>
-              <w:t xml:space="preserve">第一イン池袋</w:t>
+              <w:t xml:space="preserve">ホテルケヤキゲート東京府中</w:t>
             </w:r>
           </w:p>
         </w:tc>
@@ -23766,7 +22760,7 @@
                 <w:sz w:val="14"/>
                 <w:szCs w:val="14"/>
               </w:rPr>
-              <w:t xml:space="preserve">9.12</w:t>
+              <w:t xml:space="preserve">8.74</w:t>
             </w:r>
           </w:p>
         </w:tc>
@@ -23800,7 +22794,7 @@
                 <w:sz w:val="14"/>
                 <w:szCs w:val="14"/>
               </w:rPr>
-              <w:t xml:space="preserve">¥4,310,610</w:t>
+              <w:t xml:space="preserve">¥4,425,395</w:t>
             </w:r>
           </w:p>
         </w:tc>
@@ -23834,7 +22828,7 @@
                 <w:sz w:val="14"/>
                 <w:szCs w:val="14"/>
               </w:rPr>
-              <w:t xml:space="preserve">76.2%</w:t>
+              <w:t xml:space="preserve">82.4%</w:t>
             </w:r>
           </w:p>
         </w:tc>
@@ -23939,7 +22933,7 @@
                 <w:sz w:val="14"/>
                 <w:szCs w:val="14"/>
               </w:rPr>
-              <w:t xml:space="preserve">コンフォートホテルERA東京東神田</w:t>
+              <w:t xml:space="preserve">第一イン池袋</w:t>
             </w:r>
           </w:p>
         </w:tc>
@@ -23973,7 +22967,7 @@
                 <w:sz w:val="14"/>
                 <w:szCs w:val="14"/>
               </w:rPr>
-              <w:t xml:space="preserve">8.95</w:t>
+              <w:t xml:space="preserve">9.13</w:t>
             </w:r>
           </w:p>
         </w:tc>
@@ -24007,7 +23001,7 @@
                 <w:sz w:val="14"/>
                 <w:szCs w:val="14"/>
               </w:rPr>
-              <w:t xml:space="preserve">¥4,047,280</w:t>
+              <w:t xml:space="preserve">¥4,310,610</w:t>
             </w:r>
           </w:p>
         </w:tc>
@@ -24041,7 +23035,7 @@
                 <w:sz w:val="14"/>
                 <w:szCs w:val="14"/>
               </w:rPr>
-              <w:t xml:space="preserve">65.8%</w:t>
+              <w:t xml:space="preserve">76.2%</w:t>
             </w:r>
           </w:p>
         </w:tc>
@@ -24146,7 +23140,7 @@
                 <w:sz w:val="14"/>
                 <w:szCs w:val="14"/>
               </w:rPr>
-              <w:t xml:space="preserve">リッチモンドホテル東京目白</w:t>
+              <w:t xml:space="preserve">コンフォートホテルERA東京東神田</w:t>
             </w:r>
           </w:p>
         </w:tc>
@@ -24180,7 +23174,7 @@
                 <w:sz w:val="14"/>
                 <w:szCs w:val="14"/>
               </w:rPr>
-              <w:t xml:space="preserve">8.68</w:t>
+              <w:t xml:space="preserve">8.92</w:t>
             </w:r>
           </w:p>
         </w:tc>
@@ -24214,7 +23208,7 @@
                 <w:sz w:val="14"/>
                 <w:szCs w:val="14"/>
               </w:rPr>
-              <w:t xml:space="preserve">¥3,663,440</w:t>
+              <w:t xml:space="preserve">¥4,047,280</w:t>
             </w:r>
           </w:p>
         </w:tc>
@@ -24248,7 +23242,7 @@
                 <w:sz w:val="14"/>
                 <w:szCs w:val="14"/>
               </w:rPr>
-              <w:t xml:space="preserve">81.8%</w:t>
+              <w:t xml:space="preserve">65.8%</w:t>
             </w:r>
           </w:p>
         </w:tc>
@@ -24353,7 +23347,7 @@
                 <w:sz w:val="14"/>
                 <w:szCs w:val="14"/>
               </w:rPr>
-              <w:t xml:space="preserve">アパホテル相模原橋本駅東</w:t>
+              <w:t xml:space="preserve">リッチモンドホテル東京目白</w:t>
             </w:r>
           </w:p>
         </w:tc>
@@ -24387,7 +23381,7 @@
                 <w:sz w:val="14"/>
                 <w:szCs w:val="14"/>
               </w:rPr>
-              <w:t xml:space="preserve">8.13</w:t>
+              <w:t xml:space="preserve">8.70</w:t>
             </w:r>
           </w:p>
         </w:tc>
@@ -24421,7 +23415,7 @@
                 <w:sz w:val="14"/>
                 <w:szCs w:val="14"/>
               </w:rPr>
-              <w:t xml:space="preserve">¥2,698,420</w:t>
+              <w:t xml:space="preserve">¥3,663,440</w:t>
             </w:r>
           </w:p>
         </w:tc>
@@ -24455,7 +23449,7 @@
                 <w:sz w:val="14"/>
                 <w:szCs w:val="14"/>
               </w:rPr>
-              <w:t xml:space="preserve">66.9%</w:t>
+              <w:t xml:space="preserve">81.8%</w:t>
             </w:r>
           </w:p>
         </w:tc>
@@ -24560,7 +23554,7 @@
                 <w:sz w:val="14"/>
                 <w:szCs w:val="14"/>
               </w:rPr>
-              <w:t xml:space="preserve">コンフォートホテル成田</w:t>
+              <w:t xml:space="preserve">アパホテル相模原橋本駅東</w:t>
             </w:r>
           </w:p>
         </w:tc>
@@ -24594,7 +23588,214 @@
                 <w:sz w:val="14"/>
                 <w:szCs w:val="14"/>
               </w:rPr>
-              <w:t xml:space="preserve">8.53</w:t>
+              <w:t xml:space="preserve">8.13</w:t>
+            </w:r>
+          </w:p>
+        </w:tc>
+        <w:tc>
+          <w:tcPr>
+            <w:tcW w:type="dxa" w:w="1500"/>
+            <w:tcBorders>
+              <w:top w:val="single" w:color="CCCCCC" w:sz="1"/>
+              <w:left w:val="single" w:color="CCCCCC" w:sz="1"/>
+              <w:bottom w:val="single" w:color="CCCCCC" w:sz="1"/>
+              <w:right w:val="single" w:color="CCCCCC" w:sz="1"/>
+            </w:tcBorders>
+            <w:tcMar>
+              <w:top w:type="dxa" w:w="60"/>
+              <w:left w:type="dxa" w:w="80"/>
+              <w:bottom w:type="dxa" w:w="60"/>
+              <w:right w:type="dxa" w:w="80"/>
+            </w:tcMar>
+            <w:vAlign w:val="center"/>
+          </w:tcPr>
+          <w:p>
+            <w:pPr>
+              <w:jc w:val="center"/>
+            </w:pPr>
+            <w:r>
+              <w:rPr>
+                <w:rFonts w:ascii="Arial" w:cs="Arial" w:eastAsia="Arial" w:hAnsi="Arial"/>
+                <w:b w:val="false"/>
+                <w:bCs w:val="false"/>
+                <w:color w:val="333333"/>
+                <w:sz w:val="14"/>
+                <w:szCs w:val="14"/>
+              </w:rPr>
+              <w:t xml:space="preserve">¥2,698,420</w:t>
+            </w:r>
+          </w:p>
+        </w:tc>
+        <w:tc>
+          <w:tcPr>
+            <w:tcW w:type="dxa" w:w="900"/>
+            <w:tcBorders>
+              <w:top w:val="single" w:color="CCCCCC" w:sz="1"/>
+              <w:left w:val="single" w:color="CCCCCC" w:sz="1"/>
+              <w:bottom w:val="single" w:color="CCCCCC" w:sz="1"/>
+              <w:right w:val="single" w:color="CCCCCC" w:sz="1"/>
+            </w:tcBorders>
+            <w:tcMar>
+              <w:top w:type="dxa" w:w="60"/>
+              <w:left w:type="dxa" w:w="80"/>
+              <w:bottom w:type="dxa" w:w="60"/>
+              <w:right w:type="dxa" w:w="80"/>
+            </w:tcMar>
+            <w:vAlign w:val="center"/>
+          </w:tcPr>
+          <w:p>
+            <w:pPr>
+              <w:jc w:val="center"/>
+            </w:pPr>
+            <w:r>
+              <w:rPr>
+                <w:rFonts w:ascii="Arial" w:cs="Arial" w:eastAsia="Arial" w:hAnsi="Arial"/>
+                <w:b w:val="false"/>
+                <w:bCs w:val="false"/>
+                <w:color w:val="333333"/>
+                <w:sz w:val="14"/>
+                <w:szCs w:val="14"/>
+              </w:rPr>
+              <w:t xml:space="preserve">66.9%</w:t>
+            </w:r>
+          </w:p>
+        </w:tc>
+        <w:tc>
+          <w:tcPr>
+            <w:tcW w:type="dxa" w:w="2000"/>
+            <w:tcBorders>
+              <w:top w:val="single" w:color="CCCCCC" w:sz="1"/>
+              <w:left w:val="single" w:color="CCCCCC" w:sz="1"/>
+              <w:bottom w:val="single" w:color="CCCCCC" w:sz="1"/>
+              <w:right w:val="single" w:color="CCCCCC" w:sz="1"/>
+            </w:tcBorders>
+            <w:tcMar>
+              <w:top w:type="dxa" w:w="60"/>
+              <w:left w:type="dxa" w:w="80"/>
+              <w:bottom w:type="dxa" w:w="60"/>
+              <w:right w:type="dxa" w:w="80"/>
+            </w:tcMar>
+            <w:vAlign w:val="center"/>
+          </w:tcPr>
+          <w:p>
+            <w:pPr>
+              <w:jc w:val="center"/>
+            </w:pPr>
+            <w:r>
+              <w:rPr>
+                <w:rFonts w:ascii="Arial" w:cs="Arial" w:eastAsia="Arial" w:hAnsi="Arial"/>
+                <w:b w:val="false"/>
+                <w:bCs w:val="false"/>
+                <w:color w:val="333333"/>
+                <w:sz w:val="14"/>
+                <w:szCs w:val="14"/>
+              </w:rPr>
+              <w:t xml:space="preserve">高品質×低売上</w:t>
+            </w:r>
+          </w:p>
+        </w:tc>
+        <w:tc>
+          <w:tcPr>
+            <w:tcW w:type="dxa" w:w="1000"/>
+            <w:tcBorders>
+              <w:top w:val="single" w:color="CCCCCC" w:sz="1"/>
+              <w:left w:val="single" w:color="CCCCCC" w:sz="1"/>
+              <w:bottom w:val="single" w:color="CCCCCC" w:sz="1"/>
+              <w:right w:val="single" w:color="CCCCCC" w:sz="1"/>
+            </w:tcBorders>
+            <w:shd w:fill="E3F2FD" w:color="E3F2FD" w:val="solid"/>
+            <w:tcMar>
+              <w:top w:type="dxa" w:w="60"/>
+              <w:left w:type="dxa" w:w="80"/>
+              <w:bottom w:type="dxa" w:w="60"/>
+              <w:right w:type="dxa" w:w="80"/>
+            </w:tcMar>
+            <w:vAlign w:val="center"/>
+          </w:tcPr>
+          <w:p>
+            <w:pPr>
+              <w:jc w:val="center"/>
+            </w:pPr>
+            <w:r>
+              <w:rPr>
+                <w:rFonts w:ascii="Arial" w:cs="Arial" w:eastAsia="Arial" w:hAnsi="Arial"/>
+                <w:b/>
+                <w:bCs/>
+                <w:color w:val="1565C0"/>
+                <w:sz w:val="13"/>
+                <w:szCs w:val="13"/>
+              </w:rPr>
+              <w:t xml:space="preserve">🔵 標準</w:t>
+            </w:r>
+          </w:p>
+        </w:tc>
+      </w:tr>
+      <w:tr>
+        <w:tc>
+          <w:tcPr>
+            <w:tcW w:type="dxa" w:w="2800"/>
+            <w:tcBorders>
+              <w:top w:val="single" w:color="CCCCCC" w:sz="1"/>
+              <w:left w:val="single" w:color="CCCCCC" w:sz="1"/>
+              <w:bottom w:val="single" w:color="CCCCCC" w:sz="1"/>
+              <w:right w:val="single" w:color="CCCCCC" w:sz="1"/>
+            </w:tcBorders>
+            <w:tcMar>
+              <w:top w:type="dxa" w:w="60"/>
+              <w:left w:type="dxa" w:w="80"/>
+              <w:bottom w:type="dxa" w:w="60"/>
+              <w:right w:type="dxa" w:w="80"/>
+            </w:tcMar>
+            <w:vAlign w:val="center"/>
+          </w:tcPr>
+          <w:p>
+            <w:pPr>
+              <w:jc w:val="left"/>
+            </w:pPr>
+            <w:r>
+              <w:rPr>
+                <w:rFonts w:ascii="Arial" w:cs="Arial" w:eastAsia="Arial" w:hAnsi="Arial"/>
+                <w:b w:val="false"/>
+                <w:bCs w:val="false"/>
+                <w:color w:val="333333"/>
+                <w:sz w:val="14"/>
+                <w:szCs w:val="14"/>
+              </w:rPr>
+              <w:t xml:space="preserve">コンフォートホテル成田</w:t>
+            </w:r>
+          </w:p>
+        </w:tc>
+        <w:tc>
+          <w:tcPr>
+            <w:tcW w:type="dxa" w:w="900"/>
+            <w:tcBorders>
+              <w:top w:val="single" w:color="CCCCCC" w:sz="1"/>
+              <w:left w:val="single" w:color="CCCCCC" w:sz="1"/>
+              <w:bottom w:val="single" w:color="CCCCCC" w:sz="1"/>
+              <w:right w:val="single" w:color="CCCCCC" w:sz="1"/>
+            </w:tcBorders>
+            <w:tcMar>
+              <w:top w:type="dxa" w:w="60"/>
+              <w:left w:type="dxa" w:w="80"/>
+              <w:bottom w:type="dxa" w:w="60"/>
+              <w:right w:type="dxa" w:w="80"/>
+            </w:tcMar>
+            <w:vAlign w:val="center"/>
+          </w:tcPr>
+          <w:p>
+            <w:pPr>
+              <w:jc w:val="center"/>
+            </w:pPr>
+            <w:r>
+              <w:rPr>
+                <w:rFonts w:ascii="Arial" w:cs="Arial" w:eastAsia="Arial" w:hAnsi="Arial"/>
+                <w:b w:val="false"/>
+                <w:bCs w:val="false"/>
+                <w:color w:val="333333"/>
+                <w:sz w:val="14"/>
+                <w:szCs w:val="14"/>
+              </w:rPr>
+              <w:t xml:space="preserve">8.50</w:t>
             </w:r>
           </w:p>
         </w:tc>

--- a/納品レポート/PRIMECHANGE戦略レポート/PRIMECHANGE_品質売上総合レポート.docx
+++ b/納品レポート/PRIMECHANGE戦略レポート/PRIMECHANGE_品質売上総合レポート.docx
@@ -549,7 +549,7 @@
                 <w:sz w:val="16"/>
                 <w:szCs w:val="16"/>
               </w:rPr>
-              <w:t xml:space="preserve">8.36 / 10.0</w:t>
+              <w:t xml:space="preserve">8.37 / 10.0</w:t>
             </w:r>
           </w:p>
         </w:tc>
@@ -693,7 +693,7 @@
                 <w:sz w:val="16"/>
                 <w:szCs w:val="16"/>
               </w:rPr>
-              <w:t xml:space="preserve">2ホテル</w:t>
+              <w:t xml:space="preserve">3ホテル</w:t>
             </w:r>
           </w:p>
         </w:tc>
@@ -1363,7 +1363,7 @@
                 <w:sz w:val="14"/>
                 <w:szCs w:val="14"/>
               </w:rPr>
-              <w:t xml:space="preserve">9.22</w:t>
+              <w:t xml:space="preserve">9.21</w:t>
             </w:r>
           </w:p>
         </w:tc>
@@ -1715,7 +1715,7 @@
                 <w:sz w:val="14"/>
                 <w:szCs w:val="14"/>
               </w:rPr>
-              <w:t xml:space="preserve">8.72</w:t>
+              <w:t xml:space="preserve">8.67</w:t>
             </w:r>
           </w:p>
         </w:tc>
@@ -2067,7 +2067,7 @@
                 <w:sz w:val="14"/>
                 <w:szCs w:val="14"/>
               </w:rPr>
-              <w:t xml:space="preserve">8.68</w:t>
+              <w:t xml:space="preserve">8.72</w:t>
             </w:r>
           </w:p>
         </w:tc>
@@ -2102,7 +2102,7 @@
                 <w:sz w:val="14"/>
                 <w:szCs w:val="14"/>
               </w:rPr>
-              <w:t xml:space="preserve">129</w:t>
+              <w:t xml:space="preserve">130</w:t>
             </w:r>
           </w:p>
         </w:tc>
@@ -2419,7 +2419,7 @@
                 <w:sz w:val="14"/>
                 <w:szCs w:val="14"/>
               </w:rPr>
-              <w:t xml:space="preserve">7.73</w:t>
+              <w:t xml:space="preserve">7.83</w:t>
             </w:r>
           </w:p>
         </w:tc>
@@ -2771,7 +2771,7 @@
                 <w:sz w:val="14"/>
                 <w:szCs w:val="14"/>
               </w:rPr>
-              <w:t xml:space="preserve">7.10</w:t>
+              <w:t xml:space="preserve">7.09</w:t>
             </w:r>
           </w:p>
         </w:tc>
@@ -2806,7 +2806,7 @@
                 <w:sz w:val="14"/>
                 <w:szCs w:val="14"/>
               </w:rPr>
-              <w:t xml:space="preserve">77</w:t>
+              <w:t xml:space="preserve">79</w:t>
             </w:r>
           </w:p>
         </w:tc>
@@ -3123,7 +3123,7 @@
                 <w:sz w:val="14"/>
                 <w:szCs w:val="14"/>
               </w:rPr>
-              <w:t xml:space="preserve">8.30</w:t>
+              <w:t xml:space="preserve">8.28</w:t>
             </w:r>
           </w:p>
         </w:tc>
@@ -3158,7 +3158,7 @@
                 <w:sz w:val="14"/>
                 <w:szCs w:val="14"/>
               </w:rPr>
-              <w:t xml:space="preserve">317</w:t>
+              <w:t xml:space="preserve">324</w:t>
             </w:r>
           </w:p>
         </w:tc>
@@ -3475,7 +3475,7 @@
                 <w:sz w:val="14"/>
                 <w:szCs w:val="14"/>
               </w:rPr>
-              <w:t xml:space="preserve">8.86</w:t>
+              <w:t xml:space="preserve">8.83</w:t>
             </w:r>
           </w:p>
         </w:tc>
@@ -3510,7 +3510,7 @@
                 <w:sz w:val="14"/>
                 <w:szCs w:val="14"/>
               </w:rPr>
-              <w:t xml:space="preserve">57</w:t>
+              <w:t xml:space="preserve">58</w:t>
             </w:r>
           </w:p>
         </w:tc>
@@ -3827,7 +3827,7 @@
                 <w:sz w:val="14"/>
                 <w:szCs w:val="14"/>
               </w:rPr>
-              <w:t xml:space="preserve">9.08</w:t>
+              <w:t xml:space="preserve">9.12</w:t>
             </w:r>
           </w:p>
         </w:tc>
@@ -3862,7 +3862,7 @@
                 <w:sz w:val="14"/>
                 <w:szCs w:val="14"/>
               </w:rPr>
-              <w:t xml:space="preserve">126</w:t>
+              <w:t xml:space="preserve">127</w:t>
             </w:r>
           </w:p>
         </w:tc>
@@ -4179,7 +4179,7 @@
                 <w:sz w:val="14"/>
                 <w:szCs w:val="14"/>
               </w:rPr>
-              <w:t xml:space="preserve">7.38</w:t>
+              <w:t xml:space="preserve">7.39</w:t>
             </w:r>
           </w:p>
         </w:tc>
@@ -4214,7 +4214,7 @@
                 <w:sz w:val="14"/>
                 <w:szCs w:val="14"/>
               </w:rPr>
-              <w:t xml:space="preserve">56</w:t>
+              <w:t xml:space="preserve">57</w:t>
             </w:r>
           </w:p>
         </w:tc>
@@ -4531,7 +4531,7 @@
                 <w:sz w:val="14"/>
                 <w:szCs w:val="14"/>
               </w:rPr>
-              <w:t xml:space="preserve">8.90</w:t>
+              <w:t xml:space="preserve">8.87</w:t>
             </w:r>
           </w:p>
         </w:tc>
@@ -4566,7 +4566,7 @@
                 <w:sz w:val="14"/>
                 <w:szCs w:val="14"/>
               </w:rPr>
-              <w:t xml:space="preserve">122</w:t>
+              <w:t xml:space="preserve">127</w:t>
             </w:r>
           </w:p>
         </w:tc>
@@ -4742,6 +4742,358 @@
                 <w:szCs w:val="14"/>
               </w:rPr>
               <w:t xml:space="preserve">¥1,736</w:t>
+            </w:r>
+          </w:p>
+        </w:tc>
+        <w:tc>
+          <w:tcPr>
+            <w:tcW w:type="dxa" w:w="900"/>
+            <w:tcBorders>
+              <w:top w:val="single" w:color="CCCCCC" w:sz="1"/>
+              <w:left w:val="single" w:color="CCCCCC" w:sz="1"/>
+              <w:bottom w:val="single" w:color="CCCCCC" w:sz="1"/>
+              <w:right w:val="single" w:color="CCCCCC" w:sz="1"/>
+            </w:tcBorders>
+            <w:shd w:fill="FFF3E0" w:color="FFF3E0" w:val="solid"/>
+            <w:tcMar>
+              <w:top w:type="dxa" w:w="60"/>
+              <w:left w:type="dxa" w:w="80"/>
+              <w:bottom w:type="dxa" w:w="60"/>
+              <w:right w:type="dxa" w:w="80"/>
+            </w:tcMar>
+            <w:vAlign w:val="center"/>
+          </w:tcPr>
+          <w:p>
+            <w:pPr>
+              <w:jc w:val="center"/>
+            </w:pPr>
+            <w:r>
+              <w:rPr>
+                <w:rFonts w:ascii="Arial" w:cs="Arial" w:eastAsia="Arial" w:hAnsi="Arial"/>
+                <w:b/>
+                <w:bCs/>
+                <w:color w:val="E65100"/>
+                <w:sz w:val="13"/>
+                <w:szCs w:val="13"/>
+              </w:rPr>
+              <w:t xml:space="preserve">🟠 高</w:t>
+            </w:r>
+          </w:p>
+        </w:tc>
+      </w:tr>
+      <w:tr>
+        <w:tc>
+          <w:tcPr>
+            <w:tcW w:type="dxa" w:w="400"/>
+            <w:tcBorders>
+              <w:top w:val="single" w:color="CCCCCC" w:sz="1"/>
+              <w:left w:val="single" w:color="CCCCCC" w:sz="1"/>
+              <w:bottom w:val="single" w:color="CCCCCC" w:sz="1"/>
+              <w:right w:val="single" w:color="CCCCCC" w:sz="1"/>
+            </w:tcBorders>
+            <w:shd w:fill="FFFFFF" w:color="FFFFFF" w:val="solid"/>
+            <w:tcMar>
+              <w:top w:type="dxa" w:w="60"/>
+              <w:left w:type="dxa" w:w="80"/>
+              <w:bottom w:type="dxa" w:w="60"/>
+              <w:right w:type="dxa" w:w="80"/>
+            </w:tcMar>
+            <w:vAlign w:val="center"/>
+          </w:tcPr>
+          <w:p>
+            <w:pPr>
+              <w:jc w:val="center"/>
+            </w:pPr>
+            <w:r>
+              <w:rPr>
+                <w:rFonts w:ascii="Arial" w:cs="Arial" w:eastAsia="Arial" w:hAnsi="Arial"/>
+                <w:b w:val="false"/>
+                <w:bCs w:val="false"/>
+                <w:color w:val="333333"/>
+                <w:sz w:val="14"/>
+                <w:szCs w:val="14"/>
+              </w:rPr>
+              <w:t xml:space="preserve">11</w:t>
+            </w:r>
+          </w:p>
+        </w:tc>
+        <w:tc>
+          <w:tcPr>
+            <w:tcW w:type="dxa" w:w="2800"/>
+            <w:tcBorders>
+              <w:top w:val="single" w:color="CCCCCC" w:sz="1"/>
+              <w:left w:val="single" w:color="CCCCCC" w:sz="1"/>
+              <w:bottom w:val="single" w:color="CCCCCC" w:sz="1"/>
+              <w:right w:val="single" w:color="CCCCCC" w:sz="1"/>
+            </w:tcBorders>
+            <w:shd w:fill="FFFFFF" w:color="FFFFFF" w:val="solid"/>
+            <w:tcMar>
+              <w:top w:type="dxa" w:w="60"/>
+              <w:left w:type="dxa" w:w="80"/>
+              <w:bottom w:type="dxa" w:w="60"/>
+              <w:right w:type="dxa" w:w="80"/>
+            </w:tcMar>
+            <w:vAlign w:val="center"/>
+          </w:tcPr>
+          <w:p>
+            <w:pPr>
+              <w:jc w:val="left"/>
+            </w:pPr>
+            <w:r>
+              <w:rPr>
+                <w:rFonts w:ascii="Arial" w:cs="Arial" w:eastAsia="Arial" w:hAnsi="Arial"/>
+                <w:b w:val="false"/>
+                <w:bCs w:val="false"/>
+                <w:color w:val="333333"/>
+                <w:sz w:val="13"/>
+                <w:szCs w:val="13"/>
+              </w:rPr>
+              <w:t xml:space="preserve">ホテルケヤキゲート東京府中</w:t>
+            </w:r>
+          </w:p>
+        </w:tc>
+        <w:tc>
+          <w:tcPr>
+            <w:tcW w:type="dxa" w:w="700"/>
+            <w:tcBorders>
+              <w:top w:val="single" w:color="CCCCCC" w:sz="1"/>
+              <w:left w:val="single" w:color="CCCCCC" w:sz="1"/>
+              <w:bottom w:val="single" w:color="CCCCCC" w:sz="1"/>
+              <w:right w:val="single" w:color="CCCCCC" w:sz="1"/>
+            </w:tcBorders>
+            <w:shd w:fill="FFFFFF" w:color="FFFFFF" w:val="solid"/>
+            <w:tcMar>
+              <w:top w:type="dxa" w:w="60"/>
+              <w:left w:type="dxa" w:w="80"/>
+              <w:bottom w:type="dxa" w:w="60"/>
+              <w:right w:type="dxa" w:w="80"/>
+            </w:tcMar>
+            <w:vAlign w:val="center"/>
+          </w:tcPr>
+          <w:p>
+            <w:pPr>
+              <w:jc w:val="center"/>
+            </w:pPr>
+            <w:r>
+              <w:rPr>
+                <w:rFonts w:ascii="Arial" w:cs="Arial" w:eastAsia="Arial" w:hAnsi="Arial"/>
+                <w:b w:val="false"/>
+                <w:bCs w:val="false"/>
+                <w:color w:val="27AE60"/>
+                <w:sz w:val="14"/>
+                <w:szCs w:val="14"/>
+              </w:rPr>
+              <w:t xml:space="preserve">8.71</w:t>
+            </w:r>
+          </w:p>
+        </w:tc>
+        <w:tc>
+          <w:tcPr>
+            <w:tcW w:type="dxa" w:w="700"/>
+            <w:tcBorders>
+              <w:top w:val="single" w:color="CCCCCC" w:sz="1"/>
+              <w:left w:val="single" w:color="CCCCCC" w:sz="1"/>
+              <w:bottom w:val="single" w:color="CCCCCC" w:sz="1"/>
+              <w:right w:val="single" w:color="CCCCCC" w:sz="1"/>
+            </w:tcBorders>
+            <w:shd w:fill="FFFFFF" w:color="FFFFFF" w:val="solid"/>
+            <w:tcMar>
+              <w:top w:type="dxa" w:w="60"/>
+              <w:left w:type="dxa" w:w="80"/>
+              <w:bottom w:type="dxa" w:w="60"/>
+              <w:right w:type="dxa" w:w="80"/>
+            </w:tcMar>
+            <w:vAlign w:val="center"/>
+          </w:tcPr>
+          <w:p>
+            <w:pPr>
+              <w:jc w:val="center"/>
+            </w:pPr>
+            <w:r>
+              <w:rPr>
+                <w:rFonts w:ascii="Arial" w:cs="Arial" w:eastAsia="Arial" w:hAnsi="Arial"/>
+                <w:b w:val="false"/>
+                <w:bCs w:val="false"/>
+                <w:color w:val="333333"/>
+                <w:sz w:val="14"/>
+                <w:szCs w:val="14"/>
+              </w:rPr>
+              <w:t xml:space="preserve">98</w:t>
+            </w:r>
+          </w:p>
+        </w:tc>
+        <w:tc>
+          <w:tcPr>
+            <w:tcW w:type="dxa" w:w="700"/>
+            <w:tcBorders>
+              <w:top w:val="single" w:color="CCCCCC" w:sz="1"/>
+              <w:left w:val="single" w:color="CCCCCC" w:sz="1"/>
+              <w:bottom w:val="single" w:color="CCCCCC" w:sz="1"/>
+              <w:right w:val="single" w:color="CCCCCC" w:sz="1"/>
+            </w:tcBorders>
+            <w:shd w:fill="FFFFFF" w:color="FFFFFF" w:val="solid"/>
+            <w:tcMar>
+              <w:top w:type="dxa" w:w="60"/>
+              <w:left w:type="dxa" w:w="80"/>
+              <w:bottom w:type="dxa" w:w="60"/>
+              <w:right w:type="dxa" w:w="80"/>
+            </w:tcMar>
+            <w:vAlign w:val="center"/>
+          </w:tcPr>
+          <w:p>
+            <w:pPr>
+              <w:jc w:val="center"/>
+            </w:pPr>
+            <w:r>
+              <w:rPr>
+                <w:rFonts w:ascii="Arial" w:cs="Arial" w:eastAsia="Arial" w:hAnsi="Arial"/>
+                <w:b w:val="false"/>
+                <w:bCs w:val="false"/>
+                <w:color w:val="333333"/>
+                <w:sz w:val="14"/>
+                <w:szCs w:val="14"/>
+              </w:rPr>
+              <w:t xml:space="preserve">82.4%</w:t>
+            </w:r>
+          </w:p>
+        </w:tc>
+        <w:tc>
+          <w:tcPr>
+            <w:tcW w:type="dxa" w:w="1300"/>
+            <w:tcBorders>
+              <w:top w:val="single" w:color="CCCCCC" w:sz="1"/>
+              <w:left w:val="single" w:color="CCCCCC" w:sz="1"/>
+              <w:bottom w:val="single" w:color="CCCCCC" w:sz="1"/>
+              <w:right w:val="single" w:color="CCCCCC" w:sz="1"/>
+            </w:tcBorders>
+            <w:shd w:fill="FFFFFF" w:color="FFFFFF" w:val="solid"/>
+            <w:tcMar>
+              <w:top w:type="dxa" w:w="60"/>
+              <w:left w:type="dxa" w:w="80"/>
+              <w:bottom w:type="dxa" w:w="60"/>
+              <w:right w:type="dxa" w:w="80"/>
+            </w:tcMar>
+            <w:vAlign w:val="center"/>
+          </w:tcPr>
+          <w:p>
+            <w:pPr>
+              <w:jc w:val="center"/>
+            </w:pPr>
+            <w:r>
+              <w:rPr>
+                <w:rFonts w:ascii="Arial" w:cs="Arial" w:eastAsia="Arial" w:hAnsi="Arial"/>
+                <w:b w:val="false"/>
+                <w:bCs w:val="false"/>
+                <w:color w:val="333333"/>
+                <w:sz w:val="14"/>
+                <w:szCs w:val="14"/>
+              </w:rPr>
+              <w:t xml:space="preserve">¥4,425,395</w:t>
+            </w:r>
+          </w:p>
+        </w:tc>
+        <w:tc>
+          <w:tcPr>
+            <w:tcW w:type="dxa" w:w="1200"/>
+            <w:tcBorders>
+              <w:top w:val="single" w:color="CCCCCC" w:sz="1"/>
+              <w:left w:val="single" w:color="CCCCCC" w:sz="1"/>
+              <w:bottom w:val="single" w:color="CCCCCC" w:sz="1"/>
+              <w:right w:val="single" w:color="CCCCCC" w:sz="1"/>
+            </w:tcBorders>
+            <w:shd w:fill="FFFFFF" w:color="FFFFFF" w:val="solid"/>
+            <w:tcMar>
+              <w:top w:type="dxa" w:w="60"/>
+              <w:left w:type="dxa" w:w="80"/>
+              <w:bottom w:type="dxa" w:w="60"/>
+              <w:right w:type="dxa" w:w="80"/>
+            </w:tcMar>
+            <w:vAlign w:val="center"/>
+          </w:tcPr>
+          <w:p>
+            <w:pPr>
+              <w:jc w:val="center"/>
+            </w:pPr>
+            <w:r>
+              <w:rPr>
+                <w:rFonts w:ascii="Arial" w:cs="Arial" w:eastAsia="Arial" w:hAnsi="Arial"/>
+                <w:b w:val="false"/>
+                <w:bCs w:val="false"/>
+                <w:color w:val="333333"/>
+                <w:sz w:val="14"/>
+                <w:szCs w:val="14"/>
+              </w:rPr>
+              <w:t xml:space="preserve">¥1,273,752</w:t>
+            </w:r>
+          </w:p>
+        </w:tc>
+        <w:tc>
+          <w:tcPr>
+            <w:tcW w:type="dxa" w:w="700"/>
+            <w:tcBorders>
+              <w:top w:val="single" w:color="CCCCCC" w:sz="1"/>
+              <w:left w:val="single" w:color="CCCCCC" w:sz="1"/>
+              <w:bottom w:val="single" w:color="CCCCCC" w:sz="1"/>
+              <w:right w:val="single" w:color="CCCCCC" w:sz="1"/>
+            </w:tcBorders>
+            <w:shd w:fill="FFFFFF" w:color="FFFFFF" w:val="solid"/>
+            <w:tcMar>
+              <w:top w:type="dxa" w:w="60"/>
+              <w:left w:type="dxa" w:w="80"/>
+              <w:bottom w:type="dxa" w:w="60"/>
+              <w:right w:type="dxa" w:w="80"/>
+            </w:tcMar>
+            <w:vAlign w:val="center"/>
+          </w:tcPr>
+          <w:p>
+            <w:pPr>
+              <w:jc w:val="center"/>
+            </w:pPr>
+            <w:r>
+              <w:rPr>
+                <w:rFonts w:ascii="Arial" w:cs="Arial" w:eastAsia="Arial" w:hAnsi="Arial"/>
+                <w:b w:val="false"/>
+                <w:bCs w:val="false"/>
+                <w:color w:val="333333"/>
+                <w:sz w:val="14"/>
+                <w:szCs w:val="14"/>
+              </w:rPr>
+              <w:t xml:space="preserve">28.8%</w:t>
+            </w:r>
+          </w:p>
+        </w:tc>
+        <w:tc>
+          <w:tcPr>
+            <w:tcW w:type="dxa" w:w="900"/>
+            <w:tcBorders>
+              <w:top w:val="single" w:color="CCCCCC" w:sz="1"/>
+              <w:left w:val="single" w:color="CCCCCC" w:sz="1"/>
+              <w:bottom w:val="single" w:color="CCCCCC" w:sz="1"/>
+              <w:right w:val="single" w:color="CCCCCC" w:sz="1"/>
+            </w:tcBorders>
+            <w:shd w:fill="FFFFFF" w:color="FFFFFF" w:val="solid"/>
+            <w:tcMar>
+              <w:top w:type="dxa" w:w="60"/>
+              <w:left w:type="dxa" w:w="80"/>
+              <w:bottom w:type="dxa" w:w="60"/>
+              <w:right w:type="dxa" w:w="80"/>
+            </w:tcMar>
+            <w:vAlign w:val="center"/>
+          </w:tcPr>
+          <w:p>
+            <w:pPr>
+              <w:jc w:val="center"/>
+            </w:pPr>
+            <w:r>
+              <w:rPr>
+                <w:rFonts w:ascii="Arial" w:cs="Arial" w:eastAsia="Arial" w:hAnsi="Arial"/>
+                <w:b w:val="false"/>
+                <w:bCs w:val="false"/>
+                <w:color w:val="333333"/>
+                <w:sz w:val="14"/>
+                <w:szCs w:val="14"/>
+              </w:rPr>
+              <w:t xml:space="preserve">¥1,230</w:t>
             </w:r>
           </w:p>
         </w:tc>
@@ -4791,7 +5143,7 @@
               <w:bottom w:val="single" w:color="CCCCCC" w:sz="1"/>
               <w:right w:val="single" w:color="CCCCCC" w:sz="1"/>
             </w:tcBorders>
-            <w:shd w:fill="FFFFFF" w:color="FFFFFF" w:val="solid"/>
+            <w:shd w:fill="F5F7FA" w:color="F5F7FA" w:val="solid"/>
             <w:tcMar>
               <w:top w:type="dxa" w:w="60"/>
               <w:left w:type="dxa" w:w="80"/>
@@ -4813,7 +5165,7 @@
                 <w:sz w:val="14"/>
                 <w:szCs w:val="14"/>
               </w:rPr>
-              <w:t xml:space="preserve">11</w:t>
+              <w:t xml:space="preserve">12</w:t>
             </w:r>
           </w:p>
         </w:tc>
@@ -4826,7 +5178,7 @@
               <w:bottom w:val="single" w:color="CCCCCC" w:sz="1"/>
               <w:right w:val="single" w:color="CCCCCC" w:sz="1"/>
             </w:tcBorders>
-            <w:shd w:fill="FFFFFF" w:color="FFFFFF" w:val="solid"/>
+            <w:shd w:fill="F5F7FA" w:color="F5F7FA" w:val="solid"/>
             <w:tcMar>
               <w:top w:type="dxa" w:w="60"/>
               <w:left w:type="dxa" w:w="80"/>
@@ -4848,7 +5200,7 @@
                 <w:sz w:val="13"/>
                 <w:szCs w:val="13"/>
               </w:rPr>
-              <w:t xml:space="preserve">ホテルケヤキゲート東京府中</w:t>
+              <w:t xml:space="preserve">第一イン池袋</w:t>
             </w:r>
           </w:p>
         </w:tc>
@@ -4861,7 +5213,7 @@
               <w:bottom w:val="single" w:color="CCCCCC" w:sz="1"/>
               <w:right w:val="single" w:color="CCCCCC" w:sz="1"/>
             </w:tcBorders>
-            <w:shd w:fill="FFFFFF" w:color="FFFFFF" w:val="solid"/>
+            <w:shd w:fill="F5F7FA" w:color="F5F7FA" w:val="solid"/>
             <w:tcMar>
               <w:top w:type="dxa" w:w="60"/>
               <w:left w:type="dxa" w:w="80"/>
@@ -4883,7 +5235,7 @@
                 <w:sz w:val="14"/>
                 <w:szCs w:val="14"/>
               </w:rPr>
-              <w:t xml:space="preserve">8.74</w:t>
+              <w:t xml:space="preserve">9.16</w:t>
             </w:r>
           </w:p>
         </w:tc>
@@ -4896,7 +5248,7 @@
               <w:bottom w:val="single" w:color="CCCCCC" w:sz="1"/>
               <w:right w:val="single" w:color="CCCCCC" w:sz="1"/>
             </w:tcBorders>
-            <w:shd w:fill="FFFFFF" w:color="FFFFFF" w:val="solid"/>
+            <w:shd w:fill="F5F7FA" w:color="F5F7FA" w:val="solid"/>
             <w:tcMar>
               <w:top w:type="dxa" w:w="60"/>
               <w:left w:type="dxa" w:w="80"/>
@@ -4918,7 +5270,7 @@
                 <w:sz w:val="14"/>
                 <w:szCs w:val="14"/>
               </w:rPr>
-              <w:t xml:space="preserve">93</w:t>
+              <w:t xml:space="preserve">127</w:t>
             </w:r>
           </w:p>
         </w:tc>
@@ -4931,7 +5283,7 @@
               <w:bottom w:val="single" w:color="CCCCCC" w:sz="1"/>
               <w:right w:val="single" w:color="CCCCCC" w:sz="1"/>
             </w:tcBorders>
-            <w:shd w:fill="FFFFFF" w:color="FFFFFF" w:val="solid"/>
+            <w:shd w:fill="F5F7FA" w:color="F5F7FA" w:val="solid"/>
             <w:tcMar>
               <w:top w:type="dxa" w:w="60"/>
               <w:left w:type="dxa" w:w="80"/>
@@ -4953,7 +5305,7 @@
                 <w:sz w:val="14"/>
                 <w:szCs w:val="14"/>
               </w:rPr>
-              <w:t xml:space="preserve">82.4%</w:t>
+              <w:t xml:space="preserve">76.2%</w:t>
             </w:r>
           </w:p>
         </w:tc>
@@ -4966,7 +5318,7 @@
               <w:bottom w:val="single" w:color="CCCCCC" w:sz="1"/>
               <w:right w:val="single" w:color="CCCCCC" w:sz="1"/>
             </w:tcBorders>
-            <w:shd w:fill="FFFFFF" w:color="FFFFFF" w:val="solid"/>
+            <w:shd w:fill="F5F7FA" w:color="F5F7FA" w:val="solid"/>
             <w:tcMar>
               <w:top w:type="dxa" w:w="60"/>
               <w:left w:type="dxa" w:w="80"/>
@@ -4988,7 +5340,7 @@
                 <w:sz w:val="14"/>
                 <w:szCs w:val="14"/>
               </w:rPr>
-              <w:t xml:space="preserve">¥4,425,395</w:t>
+              <w:t xml:space="preserve">¥4,310,610</w:t>
             </w:r>
           </w:p>
         </w:tc>
@@ -5001,7 +5353,7 @@
               <w:bottom w:val="single" w:color="CCCCCC" w:sz="1"/>
               <w:right w:val="single" w:color="CCCCCC" w:sz="1"/>
             </w:tcBorders>
-            <w:shd w:fill="FFFFFF" w:color="FFFFFF" w:val="solid"/>
+            <w:shd w:fill="F5F7FA" w:color="F5F7FA" w:val="solid"/>
             <w:tcMar>
               <w:top w:type="dxa" w:w="60"/>
               <w:left w:type="dxa" w:w="80"/>
@@ -5023,7 +5375,7 @@
                 <w:sz w:val="14"/>
                 <w:szCs w:val="14"/>
               </w:rPr>
-              <w:t xml:space="preserve">¥1,273,752</w:t>
+              <w:t xml:space="preserve">¥1,007,461</w:t>
             </w:r>
           </w:p>
         </w:tc>
@@ -5036,7 +5388,7 @@
               <w:bottom w:val="single" w:color="CCCCCC" w:sz="1"/>
               <w:right w:val="single" w:color="CCCCCC" w:sz="1"/>
             </w:tcBorders>
-            <w:shd w:fill="FFFFFF" w:color="FFFFFF" w:val="solid"/>
+            <w:shd w:fill="F5F7FA" w:color="F5F7FA" w:val="solid"/>
             <w:tcMar>
               <w:top w:type="dxa" w:w="60"/>
               <w:left w:type="dxa" w:w="80"/>
@@ -5058,7 +5410,7 @@
                 <w:sz w:val="14"/>
                 <w:szCs w:val="14"/>
               </w:rPr>
-              <w:t xml:space="preserve">28.8%</w:t>
+              <w:t xml:space="preserve">23.4%</w:t>
             </w:r>
           </w:p>
         </w:tc>
@@ -5071,7 +5423,7 @@
               <w:bottom w:val="single" w:color="CCCCCC" w:sz="1"/>
               <w:right w:val="single" w:color="CCCCCC" w:sz="1"/>
             </w:tcBorders>
-            <w:shd w:fill="FFFFFF" w:color="FFFFFF" w:val="solid"/>
+            <w:shd w:fill="F5F7FA" w:color="F5F7FA" w:val="solid"/>
             <w:tcMar>
               <w:top w:type="dxa" w:w="60"/>
               <w:left w:type="dxa" w:w="80"/>
@@ -5093,7 +5445,7 @@
                 <w:sz w:val="14"/>
                 <w:szCs w:val="14"/>
               </w:rPr>
-              <w:t xml:space="preserve">¥1,230</w:t>
+              <w:t xml:space="preserve">¥1,453</w:t>
             </w:r>
           </w:p>
         </w:tc>
@@ -5143,7 +5495,7 @@
               <w:bottom w:val="single" w:color="CCCCCC" w:sz="1"/>
               <w:right w:val="single" w:color="CCCCCC" w:sz="1"/>
             </w:tcBorders>
-            <w:shd w:fill="F5F7FA" w:color="F5F7FA" w:val="solid"/>
+            <w:shd w:fill="FFFFFF" w:color="FFFFFF" w:val="solid"/>
             <w:tcMar>
               <w:top w:type="dxa" w:w="60"/>
               <w:left w:type="dxa" w:w="80"/>
@@ -5165,7 +5517,7 @@
                 <w:sz w:val="14"/>
                 <w:szCs w:val="14"/>
               </w:rPr>
-              <w:t xml:space="preserve">12</w:t>
+              <w:t xml:space="preserve">13</w:t>
             </w:r>
           </w:p>
         </w:tc>
@@ -5178,7 +5530,7 @@
               <w:bottom w:val="single" w:color="CCCCCC" w:sz="1"/>
               <w:right w:val="single" w:color="CCCCCC" w:sz="1"/>
             </w:tcBorders>
-            <w:shd w:fill="F5F7FA" w:color="F5F7FA" w:val="solid"/>
+            <w:shd w:fill="FFFFFF" w:color="FFFFFF" w:val="solid"/>
             <w:tcMar>
               <w:top w:type="dxa" w:w="60"/>
               <w:left w:type="dxa" w:w="80"/>
@@ -5200,7 +5552,359 @@
                 <w:sz w:val="13"/>
                 <w:szCs w:val="13"/>
               </w:rPr>
-              <w:t xml:space="preserve">第一イン池袋</w:t>
+              <w:t xml:space="preserve">コンフォートホテル横浜関内</w:t>
+            </w:r>
+          </w:p>
+        </w:tc>
+        <w:tc>
+          <w:tcPr>
+            <w:tcW w:type="dxa" w:w="700"/>
+            <w:tcBorders>
+              <w:top w:val="single" w:color="CCCCCC" w:sz="1"/>
+              <w:left w:val="single" w:color="CCCCCC" w:sz="1"/>
+              <w:bottom w:val="single" w:color="CCCCCC" w:sz="1"/>
+              <w:right w:val="single" w:color="CCCCCC" w:sz="1"/>
+            </w:tcBorders>
+            <w:shd w:fill="FFFFFF" w:color="FFFFFF" w:val="solid"/>
+            <w:tcMar>
+              <w:top w:type="dxa" w:w="60"/>
+              <w:left w:type="dxa" w:w="80"/>
+              <w:bottom w:type="dxa" w:w="60"/>
+              <w:right w:type="dxa" w:w="80"/>
+            </w:tcMar>
+            <w:vAlign w:val="center"/>
+          </w:tcPr>
+          <w:p>
+            <w:pPr>
+              <w:jc w:val="center"/>
+            </w:pPr>
+            <w:r>
+              <w:rPr>
+                <w:rFonts w:ascii="Arial" w:cs="Arial" w:eastAsia="Arial" w:hAnsi="Arial"/>
+                <w:b w:val="false"/>
+                <w:bCs w:val="false"/>
+                <w:color w:val="E74C3C"/>
+                <w:sz w:val="14"/>
+                <w:szCs w:val="14"/>
+              </w:rPr>
+              <w:t xml:space="preserve">7.43</w:t>
+            </w:r>
+          </w:p>
+        </w:tc>
+        <w:tc>
+          <w:tcPr>
+            <w:tcW w:type="dxa" w:w="700"/>
+            <w:tcBorders>
+              <w:top w:val="single" w:color="CCCCCC" w:sz="1"/>
+              <w:left w:val="single" w:color="CCCCCC" w:sz="1"/>
+              <w:bottom w:val="single" w:color="CCCCCC" w:sz="1"/>
+              <w:right w:val="single" w:color="CCCCCC" w:sz="1"/>
+            </w:tcBorders>
+            <w:shd w:fill="FFFFFF" w:color="FFFFFF" w:val="solid"/>
+            <w:tcMar>
+              <w:top w:type="dxa" w:w="60"/>
+              <w:left w:type="dxa" w:w="80"/>
+              <w:bottom w:type="dxa" w:w="60"/>
+              <w:right w:type="dxa" w:w="80"/>
+            </w:tcMar>
+            <w:vAlign w:val="center"/>
+          </w:tcPr>
+          <w:p>
+            <w:pPr>
+              <w:jc w:val="center"/>
+            </w:pPr>
+            <w:r>
+              <w:rPr>
+                <w:rFonts w:ascii="Arial" w:cs="Arial" w:eastAsia="Arial" w:hAnsi="Arial"/>
+                <w:b w:val="false"/>
+                <w:bCs w:val="false"/>
+                <w:color w:val="333333"/>
+                <w:sz w:val="14"/>
+                <w:szCs w:val="14"/>
+              </w:rPr>
+              <w:t xml:space="preserve">143</w:t>
+            </w:r>
+          </w:p>
+        </w:tc>
+        <w:tc>
+          <w:tcPr>
+            <w:tcW w:type="dxa" w:w="700"/>
+            <w:tcBorders>
+              <w:top w:val="single" w:color="CCCCCC" w:sz="1"/>
+              <w:left w:val="single" w:color="CCCCCC" w:sz="1"/>
+              <w:bottom w:val="single" w:color="CCCCCC" w:sz="1"/>
+              <w:right w:val="single" w:color="CCCCCC" w:sz="1"/>
+            </w:tcBorders>
+            <w:shd w:fill="FFFFFF" w:color="FFFFFF" w:val="solid"/>
+            <w:tcMar>
+              <w:top w:type="dxa" w:w="60"/>
+              <w:left w:type="dxa" w:w="80"/>
+              <w:bottom w:type="dxa" w:w="60"/>
+              <w:right w:type="dxa" w:w="80"/>
+            </w:tcMar>
+            <w:vAlign w:val="center"/>
+          </w:tcPr>
+          <w:p>
+            <w:pPr>
+              <w:jc w:val="center"/>
+            </w:pPr>
+            <w:r>
+              <w:rPr>
+                <w:rFonts w:ascii="Arial" w:cs="Arial" w:eastAsia="Arial" w:hAnsi="Arial"/>
+                <w:b w:val="false"/>
+                <w:bCs w:val="false"/>
+                <w:color w:val="333333"/>
+                <w:sz w:val="14"/>
+                <w:szCs w:val="14"/>
+              </w:rPr>
+              <w:t xml:space="preserve">55.9%</w:t>
+            </w:r>
+          </w:p>
+        </w:tc>
+        <w:tc>
+          <w:tcPr>
+            <w:tcW w:type="dxa" w:w="1300"/>
+            <w:tcBorders>
+              <w:top w:val="single" w:color="CCCCCC" w:sz="1"/>
+              <w:left w:val="single" w:color="CCCCCC" w:sz="1"/>
+              <w:bottom w:val="single" w:color="CCCCCC" w:sz="1"/>
+              <w:right w:val="single" w:color="CCCCCC" w:sz="1"/>
+            </w:tcBorders>
+            <w:shd w:fill="FFFFFF" w:color="FFFFFF" w:val="solid"/>
+            <w:tcMar>
+              <w:top w:type="dxa" w:w="60"/>
+              <w:left w:type="dxa" w:w="80"/>
+              <w:bottom w:type="dxa" w:w="60"/>
+              <w:right w:type="dxa" w:w="80"/>
+            </w:tcMar>
+            <w:vAlign w:val="center"/>
+          </w:tcPr>
+          <w:p>
+            <w:pPr>
+              <w:jc w:val="center"/>
+            </w:pPr>
+            <w:r>
+              <w:rPr>
+                <w:rFonts w:ascii="Arial" w:cs="Arial" w:eastAsia="Arial" w:hAnsi="Arial"/>
+                <w:b w:val="false"/>
+                <w:bCs w:val="false"/>
+                <w:color w:val="333333"/>
+                <w:sz w:val="14"/>
+                <w:szCs w:val="14"/>
+              </w:rPr>
+              <w:t xml:space="preserve">¥4,051,890</w:t>
+            </w:r>
+          </w:p>
+        </w:tc>
+        <w:tc>
+          <w:tcPr>
+            <w:tcW w:type="dxa" w:w="1200"/>
+            <w:tcBorders>
+              <w:top w:val="single" w:color="CCCCCC" w:sz="1"/>
+              <w:left w:val="single" w:color="CCCCCC" w:sz="1"/>
+              <w:bottom w:val="single" w:color="CCCCCC" w:sz="1"/>
+              <w:right w:val="single" w:color="CCCCCC" w:sz="1"/>
+            </w:tcBorders>
+            <w:shd w:fill="FFFFFF" w:color="FFFFFF" w:val="solid"/>
+            <w:tcMar>
+              <w:top w:type="dxa" w:w="60"/>
+              <w:left w:type="dxa" w:w="80"/>
+              <w:bottom w:type="dxa" w:w="60"/>
+              <w:right w:type="dxa" w:w="80"/>
+            </w:tcMar>
+            <w:vAlign w:val="center"/>
+          </w:tcPr>
+          <w:p>
+            <w:pPr>
+              <w:jc w:val="center"/>
+            </w:pPr>
+            <w:r>
+              <w:rPr>
+                <w:rFonts w:ascii="Arial" w:cs="Arial" w:eastAsia="Arial" w:hAnsi="Arial"/>
+                <w:b w:val="false"/>
+                <w:bCs w:val="false"/>
+                <w:color w:val="333333"/>
+                <w:sz w:val="14"/>
+                <w:szCs w:val="14"/>
+              </w:rPr>
+              <w:t xml:space="preserve">¥1,142,186</w:t>
+            </w:r>
+          </w:p>
+        </w:tc>
+        <w:tc>
+          <w:tcPr>
+            <w:tcW w:type="dxa" w:w="700"/>
+            <w:tcBorders>
+              <w:top w:val="single" w:color="CCCCCC" w:sz="1"/>
+              <w:left w:val="single" w:color="CCCCCC" w:sz="1"/>
+              <w:bottom w:val="single" w:color="CCCCCC" w:sz="1"/>
+              <w:right w:val="single" w:color="CCCCCC" w:sz="1"/>
+            </w:tcBorders>
+            <w:shd w:fill="FFFFFF" w:color="FFFFFF" w:val="solid"/>
+            <w:tcMar>
+              <w:top w:type="dxa" w:w="60"/>
+              <w:left w:type="dxa" w:w="80"/>
+              <w:bottom w:type="dxa" w:w="60"/>
+              <w:right w:type="dxa" w:w="80"/>
+            </w:tcMar>
+            <w:vAlign w:val="center"/>
+          </w:tcPr>
+          <w:p>
+            <w:pPr>
+              <w:jc w:val="center"/>
+            </w:pPr>
+            <w:r>
+              <w:rPr>
+                <w:rFonts w:ascii="Arial" w:cs="Arial" w:eastAsia="Arial" w:hAnsi="Arial"/>
+                <w:b w:val="false"/>
+                <w:bCs w:val="false"/>
+                <w:color w:val="333333"/>
+                <w:sz w:val="14"/>
+                <w:szCs w:val="14"/>
+              </w:rPr>
+              <w:t xml:space="preserve">28.2%</w:t>
+            </w:r>
+          </w:p>
+        </w:tc>
+        <w:tc>
+          <w:tcPr>
+            <w:tcW w:type="dxa" w:w="900"/>
+            <w:tcBorders>
+              <w:top w:val="single" w:color="CCCCCC" w:sz="1"/>
+              <w:left w:val="single" w:color="CCCCCC" w:sz="1"/>
+              <w:bottom w:val="single" w:color="CCCCCC" w:sz="1"/>
+              <w:right w:val="single" w:color="CCCCCC" w:sz="1"/>
+            </w:tcBorders>
+            <w:shd w:fill="FFFFFF" w:color="FFFFFF" w:val="solid"/>
+            <w:tcMar>
+              <w:top w:type="dxa" w:w="60"/>
+              <w:left w:type="dxa" w:w="80"/>
+              <w:bottom w:type="dxa" w:w="60"/>
+              <w:right w:type="dxa" w:w="80"/>
+            </w:tcMar>
+            <w:vAlign w:val="center"/>
+          </w:tcPr>
+          <w:p>
+            <w:pPr>
+              <w:jc w:val="center"/>
+            </w:pPr>
+            <w:r>
+              <w:rPr>
+                <w:rFonts w:ascii="Arial" w:cs="Arial" w:eastAsia="Arial" w:hAnsi="Arial"/>
+                <w:b w:val="false"/>
+                <w:bCs w:val="false"/>
+                <w:color w:val="333333"/>
+                <w:sz w:val="14"/>
+                <w:szCs w:val="14"/>
+              </w:rPr>
+              <w:t xml:space="preserve">¥1,066</w:t>
+            </w:r>
+          </w:p>
+        </w:tc>
+        <w:tc>
+          <w:tcPr>
+            <w:tcW w:type="dxa" w:w="900"/>
+            <w:tcBorders>
+              <w:top w:val="single" w:color="CCCCCC" w:sz="1"/>
+              <w:left w:val="single" w:color="CCCCCC" w:sz="1"/>
+              <w:bottom w:val="single" w:color="CCCCCC" w:sz="1"/>
+              <w:right w:val="single" w:color="CCCCCC" w:sz="1"/>
+            </w:tcBorders>
+            <w:shd w:fill="FFEBEE" w:color="FFEBEE" w:val="solid"/>
+            <w:tcMar>
+              <w:top w:type="dxa" w:w="60"/>
+              <w:left w:type="dxa" w:w="80"/>
+              <w:bottom w:type="dxa" w:w="60"/>
+              <w:right w:type="dxa" w:w="80"/>
+            </w:tcMar>
+            <w:vAlign w:val="center"/>
+          </w:tcPr>
+          <w:p>
+            <w:pPr>
+              <w:jc w:val="center"/>
+            </w:pPr>
+            <w:r>
+              <w:rPr>
+                <w:rFonts w:ascii="Arial" w:cs="Arial" w:eastAsia="Arial" w:hAnsi="Arial"/>
+                <w:b/>
+                <w:bCs/>
+                <w:color w:val="C62828"/>
+                <w:sz w:val="13"/>
+                <w:szCs w:val="13"/>
+              </w:rPr>
+              <w:t xml:space="preserve">🔴 緊急</w:t>
+            </w:r>
+          </w:p>
+        </w:tc>
+      </w:tr>
+      <w:tr>
+        <w:tc>
+          <w:tcPr>
+            <w:tcW w:type="dxa" w:w="400"/>
+            <w:tcBorders>
+              <w:top w:val="single" w:color="CCCCCC" w:sz="1"/>
+              <w:left w:val="single" w:color="CCCCCC" w:sz="1"/>
+              <w:bottom w:val="single" w:color="CCCCCC" w:sz="1"/>
+              <w:right w:val="single" w:color="CCCCCC" w:sz="1"/>
+            </w:tcBorders>
+            <w:shd w:fill="F5F7FA" w:color="F5F7FA" w:val="solid"/>
+            <w:tcMar>
+              <w:top w:type="dxa" w:w="60"/>
+              <w:left w:type="dxa" w:w="80"/>
+              <w:bottom w:type="dxa" w:w="60"/>
+              <w:right w:type="dxa" w:w="80"/>
+            </w:tcMar>
+            <w:vAlign w:val="center"/>
+          </w:tcPr>
+          <w:p>
+            <w:pPr>
+              <w:jc w:val="center"/>
+            </w:pPr>
+            <w:r>
+              <w:rPr>
+                <w:rFonts w:ascii="Arial" w:cs="Arial" w:eastAsia="Arial" w:hAnsi="Arial"/>
+                <w:b w:val="false"/>
+                <w:bCs w:val="false"/>
+                <w:color w:val="333333"/>
+                <w:sz w:val="14"/>
+                <w:szCs w:val="14"/>
+              </w:rPr>
+              <w:t xml:space="preserve">14</w:t>
+            </w:r>
+          </w:p>
+        </w:tc>
+        <w:tc>
+          <w:tcPr>
+            <w:tcW w:type="dxa" w:w="2800"/>
+            <w:tcBorders>
+              <w:top w:val="single" w:color="CCCCCC" w:sz="1"/>
+              <w:left w:val="single" w:color="CCCCCC" w:sz="1"/>
+              <w:bottom w:val="single" w:color="CCCCCC" w:sz="1"/>
+              <w:right w:val="single" w:color="CCCCCC" w:sz="1"/>
+            </w:tcBorders>
+            <w:shd w:fill="F5F7FA" w:color="F5F7FA" w:val="solid"/>
+            <w:tcMar>
+              <w:top w:type="dxa" w:w="60"/>
+              <w:left w:type="dxa" w:w="80"/>
+              <w:bottom w:type="dxa" w:w="60"/>
+              <w:right w:type="dxa" w:w="80"/>
+            </w:tcMar>
+            <w:vAlign w:val="center"/>
+          </w:tcPr>
+          <w:p>
+            <w:pPr>
+              <w:jc w:val="left"/>
+            </w:pPr>
+            <w:r>
+              <w:rPr>
+                <w:rFonts w:ascii="Arial" w:cs="Arial" w:eastAsia="Arial" w:hAnsi="Arial"/>
+                <w:b w:val="false"/>
+                <w:bCs w:val="false"/>
+                <w:color w:val="333333"/>
+                <w:sz w:val="13"/>
+                <w:szCs w:val="13"/>
+              </w:rPr>
+              <w:t xml:space="preserve">コンフォートホテルERA東京東神田</w:t>
             </w:r>
           </w:p>
         </w:tc>
@@ -5235,7 +5939,7 @@
                 <w:sz w:val="14"/>
                 <w:szCs w:val="14"/>
               </w:rPr>
-              <w:t xml:space="preserve">9.13</w:t>
+              <w:t xml:space="preserve">8.92</w:t>
             </w:r>
           </w:p>
         </w:tc>
@@ -5270,7 +5974,7 @@
                 <w:sz w:val="14"/>
                 <w:szCs w:val="14"/>
               </w:rPr>
-              <w:t xml:space="preserve">121</w:t>
+              <w:t xml:space="preserve">123</w:t>
             </w:r>
           </w:p>
         </w:tc>
@@ -5305,7 +6009,7 @@
                 <w:sz w:val="14"/>
                 <w:szCs w:val="14"/>
               </w:rPr>
-              <w:t xml:space="preserve">76.2%</w:t>
+              <w:t xml:space="preserve">65.8%</w:t>
             </w:r>
           </w:p>
         </w:tc>
@@ -5340,7 +6044,7 @@
                 <w:sz w:val="14"/>
                 <w:szCs w:val="14"/>
               </w:rPr>
-              <w:t xml:space="preserve">¥4,310,610</w:t>
+              <w:t xml:space="preserve">¥4,047,280</w:t>
             </w:r>
           </w:p>
         </w:tc>
@@ -5375,7 +6079,7 @@
                 <w:sz w:val="14"/>
                 <w:szCs w:val="14"/>
               </w:rPr>
-              <w:t xml:space="preserve">¥1,007,461</w:t>
+              <w:t xml:space="preserve">¥1,266,459</w:t>
             </w:r>
           </w:p>
         </w:tc>
@@ -5410,7 +6114,7 @@
                 <w:sz w:val="14"/>
                 <w:szCs w:val="14"/>
               </w:rPr>
-              <w:t xml:space="preserve">23.4%</w:t>
+              <w:t xml:space="preserve">31.3%</w:t>
             </w:r>
           </w:p>
         </w:tc>
@@ -5445,7 +6149,7 @@
                 <w:sz w:val="14"/>
                 <w:szCs w:val="14"/>
               </w:rPr>
-              <w:t xml:space="preserve">¥1,453</w:t>
+              <w:t xml:space="preserve">¥1,168</w:t>
             </w:r>
           </w:p>
         </w:tc>
@@ -5517,7 +6221,7 @@
                 <w:sz w:val="14"/>
                 <w:szCs w:val="14"/>
               </w:rPr>
-              <w:t xml:space="preserve">13</w:t>
+              <w:t xml:space="preserve">15</w:t>
             </w:r>
           </w:p>
         </w:tc>
@@ -5552,7 +6256,7 @@
                 <w:sz w:val="13"/>
                 <w:szCs w:val="13"/>
               </w:rPr>
-              <w:t xml:space="preserve">コンフォートホテル横浜関内</w:t>
+              <w:t xml:space="preserve">コートホテル新横浜</w:t>
             </w:r>
           </w:p>
         </w:tc>
@@ -5587,7 +6291,7 @@
                 <w:sz w:val="14"/>
                 <w:szCs w:val="14"/>
               </w:rPr>
-              <w:t xml:space="preserve">7.43</w:t>
+              <w:t xml:space="preserve">7.12</w:t>
             </w:r>
           </w:p>
         </w:tc>
@@ -5622,7 +6326,7 @@
                 <w:sz w:val="14"/>
                 <w:szCs w:val="14"/>
               </w:rPr>
-              <w:t xml:space="preserve">142</w:t>
+              <w:t xml:space="preserve">118</w:t>
             </w:r>
           </w:p>
         </w:tc>
@@ -5657,7 +6361,7 @@
                 <w:sz w:val="14"/>
                 <w:szCs w:val="14"/>
               </w:rPr>
-              <w:t xml:space="preserve">55.9%</w:t>
+              <w:t xml:space="preserve">70.9%</w:t>
             </w:r>
           </w:p>
         </w:tc>
@@ -5692,7 +6396,7 @@
                 <w:sz w:val="14"/>
                 <w:szCs w:val="14"/>
               </w:rPr>
-              <w:t xml:space="preserve">¥4,051,890</w:t>
+              <w:t xml:space="preserve">¥3,705,215</w:t>
             </w:r>
           </w:p>
         </w:tc>
@@ -5727,7 +6431,7 @@
                 <w:sz w:val="14"/>
                 <w:szCs w:val="14"/>
               </w:rPr>
-              <w:t xml:space="preserve">¥1,142,186</w:t>
+              <w:t xml:space="preserve">¥1,020,472</w:t>
             </w:r>
           </w:p>
         </w:tc>
@@ -5762,7 +6466,7 @@
                 <w:sz w:val="14"/>
                 <w:szCs w:val="14"/>
               </w:rPr>
-              <w:t xml:space="preserve">28.2%</w:t>
+              <w:t xml:space="preserve">27.5%</w:t>
             </w:r>
           </w:p>
         </w:tc>
@@ -5797,7 +6501,7 @@
                 <w:sz w:val="14"/>
                 <w:szCs w:val="14"/>
               </w:rPr>
-              <w:t xml:space="preserve">¥1,066</w:t>
+              <w:t xml:space="preserve">¥977</w:t>
             </w:r>
           </w:p>
         </w:tc>
@@ -5869,7 +6573,7 @@
                 <w:sz w:val="14"/>
                 <w:szCs w:val="14"/>
               </w:rPr>
-              <w:t xml:space="preserve">14</w:t>
+              <w:t xml:space="preserve">16</w:t>
             </w:r>
           </w:p>
         </w:tc>
@@ -5904,7 +6608,7 @@
                 <w:sz w:val="13"/>
                 <w:szCs w:val="13"/>
               </w:rPr>
-              <w:t xml:space="preserve">コンフォートホテルERA東京東神田</w:t>
+              <w:t xml:space="preserve">リッチモンドホテル東京目白</w:t>
             </w:r>
           </w:p>
         </w:tc>
@@ -5939,7 +6643,7 @@
                 <w:sz w:val="14"/>
                 <w:szCs w:val="14"/>
               </w:rPr>
-              <w:t xml:space="preserve">8.92</w:t>
+              <w:t xml:space="preserve">8.71</w:t>
             </w:r>
           </w:p>
         </w:tc>
@@ -5974,7 +6678,7 @@
                 <w:sz w:val="14"/>
                 <w:szCs w:val="14"/>
               </w:rPr>
-              <w:t xml:space="preserve">123</w:t>
+              <w:t xml:space="preserve">139</w:t>
             </w:r>
           </w:p>
         </w:tc>
@@ -6009,7 +6713,7 @@
                 <w:sz w:val="14"/>
                 <w:szCs w:val="14"/>
               </w:rPr>
-              <w:t xml:space="preserve">65.8%</w:t>
+              <w:t xml:space="preserve">81.8%</w:t>
             </w:r>
           </w:p>
         </w:tc>
@@ -6044,7 +6748,7 @@
                 <w:sz w:val="14"/>
                 <w:szCs w:val="14"/>
               </w:rPr>
-              <w:t xml:space="preserve">¥4,047,280</w:t>
+              <w:t xml:space="preserve">¥3,663,440</w:t>
             </w:r>
           </w:p>
         </w:tc>
@@ -6079,7 +6783,7 @@
                 <w:sz w:val="14"/>
                 <w:szCs w:val="14"/>
               </w:rPr>
-              <w:t xml:space="preserve">¥1,266,459</w:t>
+              <w:t xml:space="preserve">¥869,624</w:t>
             </w:r>
           </w:p>
         </w:tc>
@@ -6114,7 +6818,7 @@
                 <w:sz w:val="14"/>
                 <w:szCs w:val="14"/>
               </w:rPr>
-              <w:t xml:space="preserve">31.3%</w:t>
+              <w:t xml:space="preserve">23.7%</w:t>
             </w:r>
           </w:p>
         </w:tc>
@@ -6149,7 +6853,7 @@
                 <w:sz w:val="14"/>
                 <w:szCs w:val="14"/>
               </w:rPr>
-              <w:t xml:space="preserve">¥1,168</w:t>
+              <w:t xml:space="preserve">¥1,104</w:t>
             </w:r>
           </w:p>
         </w:tc>
@@ -6221,7 +6925,7 @@
                 <w:sz w:val="14"/>
                 <w:szCs w:val="14"/>
               </w:rPr>
-              <w:t xml:space="preserve">15</w:t>
+              <w:t xml:space="preserve">17</w:t>
             </w:r>
           </w:p>
         </w:tc>
@@ -6256,7 +6960,7 @@
                 <w:sz w:val="13"/>
                 <w:szCs w:val="13"/>
               </w:rPr>
-              <w:t xml:space="preserve">コートホテル新横浜</w:t>
+              <w:t xml:space="preserve">コンフォートイン六本木</w:t>
             </w:r>
           </w:p>
         </w:tc>
@@ -6287,11 +6991,11 @@
                 <w:rFonts w:ascii="Arial" w:cs="Arial" w:eastAsia="Arial" w:hAnsi="Arial"/>
                 <w:b w:val="false"/>
                 <w:bCs w:val="false"/>
-                <w:color w:val="E74C3C"/>
+                <w:color w:val="333333"/>
                 <w:sz w:val="14"/>
                 <w:szCs w:val="14"/>
               </w:rPr>
-              <w:t xml:space="preserve">7.03</w:t>
+              <w:t xml:space="preserve">8.23</w:t>
             </w:r>
           </w:p>
         </w:tc>
@@ -6326,7 +7030,7 @@
                 <w:sz w:val="14"/>
                 <w:szCs w:val="14"/>
               </w:rPr>
-              <w:t xml:space="preserve">120</w:t>
+              <w:t xml:space="preserve">122</w:t>
             </w:r>
           </w:p>
         </w:tc>
@@ -6361,7 +7065,7 @@
                 <w:sz w:val="14"/>
                 <w:szCs w:val="14"/>
               </w:rPr>
-              <w:t xml:space="preserve">70.9%</w:t>
+              <w:t xml:space="preserve">72.3%</w:t>
             </w:r>
           </w:p>
         </w:tc>
@@ -6396,7 +7100,7 @@
                 <w:sz w:val="14"/>
                 <w:szCs w:val="14"/>
               </w:rPr>
-              <w:t xml:space="preserve">¥3,705,215</w:t>
+              <w:t xml:space="preserve">¥2,842,630</w:t>
             </w:r>
           </w:p>
         </w:tc>
@@ -6431,7 +7135,7 @@
                 <w:sz w:val="14"/>
                 <w:szCs w:val="14"/>
               </w:rPr>
-              <w:t xml:space="preserve">¥1,020,472</w:t>
+              <w:t xml:space="preserve">¥964,811</w:t>
             </w:r>
           </w:p>
         </w:tc>
@@ -6466,7 +7170,7 @@
                 <w:sz w:val="14"/>
                 <w:szCs w:val="14"/>
               </w:rPr>
-              <w:t xml:space="preserve">27.5%</w:t>
+              <w:t xml:space="preserve">33.9%</w:t>
             </w:r>
           </w:p>
         </w:tc>
@@ -6501,7 +7205,7 @@
                 <w:sz w:val="14"/>
                 <w:szCs w:val="14"/>
               </w:rPr>
-              <w:t xml:space="preserve">¥977</w:t>
+              <w:t xml:space="preserve">¥1,232</w:t>
             </w:r>
           </w:p>
         </w:tc>
@@ -6514,7 +7218,7 @@
               <w:bottom w:val="single" w:color="CCCCCC" w:sz="1"/>
               <w:right w:val="single" w:color="CCCCCC" w:sz="1"/>
             </w:tcBorders>
-            <w:shd w:fill="FFEBEE" w:color="FFEBEE" w:val="solid"/>
+            <w:shd w:fill="FFF3E0" w:color="FFF3E0" w:val="solid"/>
             <w:tcMar>
               <w:top w:type="dxa" w:w="60"/>
               <w:left w:type="dxa" w:w="80"/>
@@ -6532,11 +7236,11 @@
                 <w:rFonts w:ascii="Arial" w:cs="Arial" w:eastAsia="Arial" w:hAnsi="Arial"/>
                 <w:b/>
                 <w:bCs/>
-                <w:color w:val="C62828"/>
+                <w:color w:val="E65100"/>
                 <w:sz w:val="13"/>
                 <w:szCs w:val="13"/>
               </w:rPr>
-              <w:t xml:space="preserve">🔴 緊急</w:t>
+              <w:t xml:space="preserve">🟠 高</w:t>
             </w:r>
           </w:p>
         </w:tc>
@@ -6573,7 +7277,7 @@
                 <w:sz w:val="14"/>
                 <w:szCs w:val="14"/>
               </w:rPr>
-              <w:t xml:space="preserve">16</w:t>
+              <w:t xml:space="preserve">18</w:t>
             </w:r>
           </w:p>
         </w:tc>
@@ -6608,7 +7312,7 @@
                 <w:sz w:val="13"/>
                 <w:szCs w:val="13"/>
               </w:rPr>
-              <w:t xml:space="preserve">リッチモンドホテル東京目白</w:t>
+              <w:t xml:space="preserve">アパホテル相模原橋本駅東</w:t>
             </w:r>
           </w:p>
         </w:tc>
@@ -6639,11 +7343,11 @@
                 <w:rFonts w:ascii="Arial" w:cs="Arial" w:eastAsia="Arial" w:hAnsi="Arial"/>
                 <w:b w:val="false"/>
                 <w:bCs w:val="false"/>
-                <w:color w:val="27AE60"/>
+                <w:color w:val="333333"/>
                 <w:sz w:val="14"/>
                 <w:szCs w:val="14"/>
               </w:rPr>
-              <w:t xml:space="preserve">8.70</w:t>
+              <w:t xml:space="preserve">8.16</w:t>
             </w:r>
           </w:p>
         </w:tc>
@@ -6678,7 +7382,7 @@
                 <w:sz w:val="14"/>
                 <w:szCs w:val="14"/>
               </w:rPr>
-              <w:t xml:space="preserve">136</w:t>
+              <w:t xml:space="preserve">63</w:t>
             </w:r>
           </w:p>
         </w:tc>
@@ -6713,7 +7417,7 @@
                 <w:sz w:val="14"/>
                 <w:szCs w:val="14"/>
               </w:rPr>
-              <w:t xml:space="preserve">81.8%</w:t>
+              <w:t xml:space="preserve">66.9%</w:t>
             </w:r>
           </w:p>
         </w:tc>
@@ -6748,7 +7452,7 @@
                 <w:sz w:val="14"/>
                 <w:szCs w:val="14"/>
               </w:rPr>
-              <w:t xml:space="preserve">¥3,663,440</w:t>
+              <w:t xml:space="preserve">¥2,698,420</w:t>
             </w:r>
           </w:p>
         </w:tc>
@@ -6783,7 +7487,7 @@
                 <w:sz w:val="14"/>
                 <w:szCs w:val="14"/>
               </w:rPr>
-              <w:t xml:space="preserve">¥869,624</w:t>
+              <w:t xml:space="preserve">¥414,782</w:t>
             </w:r>
           </w:p>
         </w:tc>
@@ -6818,7 +7522,7 @@
                 <w:sz w:val="14"/>
                 <w:szCs w:val="14"/>
               </w:rPr>
-              <w:t xml:space="preserve">23.7%</w:t>
+              <w:t xml:space="preserve">15.4%</w:t>
             </w:r>
           </w:p>
         </w:tc>
@@ -6853,7 +7557,7 @@
                 <w:sz w:val="14"/>
                 <w:szCs w:val="14"/>
               </w:rPr>
-              <w:t xml:space="preserve">¥1,104</w:t>
+              <w:t xml:space="preserve">¥1,230</w:t>
             </w:r>
           </w:p>
         </w:tc>
@@ -6925,710 +7629,6 @@
                 <w:sz w:val="14"/>
                 <w:szCs w:val="14"/>
               </w:rPr>
-              <w:t xml:space="preserve">17</w:t>
-            </w:r>
-          </w:p>
-        </w:tc>
-        <w:tc>
-          <w:tcPr>
-            <w:tcW w:type="dxa" w:w="2800"/>
-            <w:tcBorders>
-              <w:top w:val="single" w:color="CCCCCC" w:sz="1"/>
-              <w:left w:val="single" w:color="CCCCCC" w:sz="1"/>
-              <w:bottom w:val="single" w:color="CCCCCC" w:sz="1"/>
-              <w:right w:val="single" w:color="CCCCCC" w:sz="1"/>
-            </w:tcBorders>
-            <w:shd w:fill="FFFFFF" w:color="FFFFFF" w:val="solid"/>
-            <w:tcMar>
-              <w:top w:type="dxa" w:w="60"/>
-              <w:left w:type="dxa" w:w="80"/>
-              <w:bottom w:type="dxa" w:w="60"/>
-              <w:right w:type="dxa" w:w="80"/>
-            </w:tcMar>
-            <w:vAlign w:val="center"/>
-          </w:tcPr>
-          <w:p>
-            <w:pPr>
-              <w:jc w:val="left"/>
-            </w:pPr>
-            <w:r>
-              <w:rPr>
-                <w:rFonts w:ascii="Arial" w:cs="Arial" w:eastAsia="Arial" w:hAnsi="Arial"/>
-                <w:b w:val="false"/>
-                <w:bCs w:val="false"/>
-                <w:color w:val="333333"/>
-                <w:sz w:val="13"/>
-                <w:szCs w:val="13"/>
-              </w:rPr>
-              <w:t xml:space="preserve">コンフォートイン六本木</w:t>
-            </w:r>
-          </w:p>
-        </w:tc>
-        <w:tc>
-          <w:tcPr>
-            <w:tcW w:type="dxa" w:w="700"/>
-            <w:tcBorders>
-              <w:top w:val="single" w:color="CCCCCC" w:sz="1"/>
-              <w:left w:val="single" w:color="CCCCCC" w:sz="1"/>
-              <w:bottom w:val="single" w:color="CCCCCC" w:sz="1"/>
-              <w:right w:val="single" w:color="CCCCCC" w:sz="1"/>
-            </w:tcBorders>
-            <w:shd w:fill="FFFFFF" w:color="FFFFFF" w:val="solid"/>
-            <w:tcMar>
-              <w:top w:type="dxa" w:w="60"/>
-              <w:left w:type="dxa" w:w="80"/>
-              <w:bottom w:type="dxa" w:w="60"/>
-              <w:right w:type="dxa" w:w="80"/>
-            </w:tcMar>
-            <w:vAlign w:val="center"/>
-          </w:tcPr>
-          <w:p>
-            <w:pPr>
-              <w:jc w:val="center"/>
-            </w:pPr>
-            <w:r>
-              <w:rPr>
-                <w:rFonts w:ascii="Arial" w:cs="Arial" w:eastAsia="Arial" w:hAnsi="Arial"/>
-                <w:b w:val="false"/>
-                <w:bCs w:val="false"/>
-                <w:color w:val="333333"/>
-                <w:sz w:val="14"/>
-                <w:szCs w:val="14"/>
-              </w:rPr>
-              <w:t xml:space="preserve">8.22</w:t>
-            </w:r>
-          </w:p>
-        </w:tc>
-        <w:tc>
-          <w:tcPr>
-            <w:tcW w:type="dxa" w:w="700"/>
-            <w:tcBorders>
-              <w:top w:val="single" w:color="CCCCCC" w:sz="1"/>
-              <w:left w:val="single" w:color="CCCCCC" w:sz="1"/>
-              <w:bottom w:val="single" w:color="CCCCCC" w:sz="1"/>
-              <w:right w:val="single" w:color="CCCCCC" w:sz="1"/>
-            </w:tcBorders>
-            <w:shd w:fill="FFFFFF" w:color="FFFFFF" w:val="solid"/>
-            <w:tcMar>
-              <w:top w:type="dxa" w:w="60"/>
-              <w:left w:type="dxa" w:w="80"/>
-              <w:bottom w:type="dxa" w:w="60"/>
-              <w:right w:type="dxa" w:w="80"/>
-            </w:tcMar>
-            <w:vAlign w:val="center"/>
-          </w:tcPr>
-          <w:p>
-            <w:pPr>
-              <w:jc w:val="center"/>
-            </w:pPr>
-            <w:r>
-              <w:rPr>
-                <w:rFonts w:ascii="Arial" w:cs="Arial" w:eastAsia="Arial" w:hAnsi="Arial"/>
-                <w:b w:val="false"/>
-                <w:bCs w:val="false"/>
-                <w:color w:val="333333"/>
-                <w:sz w:val="14"/>
-                <w:szCs w:val="14"/>
-              </w:rPr>
-              <w:t xml:space="preserve">120</w:t>
-            </w:r>
-          </w:p>
-        </w:tc>
-        <w:tc>
-          <w:tcPr>
-            <w:tcW w:type="dxa" w:w="700"/>
-            <w:tcBorders>
-              <w:top w:val="single" w:color="CCCCCC" w:sz="1"/>
-              <w:left w:val="single" w:color="CCCCCC" w:sz="1"/>
-              <w:bottom w:val="single" w:color="CCCCCC" w:sz="1"/>
-              <w:right w:val="single" w:color="CCCCCC" w:sz="1"/>
-            </w:tcBorders>
-            <w:shd w:fill="FFFFFF" w:color="FFFFFF" w:val="solid"/>
-            <w:tcMar>
-              <w:top w:type="dxa" w:w="60"/>
-              <w:left w:type="dxa" w:w="80"/>
-              <w:bottom w:type="dxa" w:w="60"/>
-              <w:right w:type="dxa" w:w="80"/>
-            </w:tcMar>
-            <w:vAlign w:val="center"/>
-          </w:tcPr>
-          <w:p>
-            <w:pPr>
-              <w:jc w:val="center"/>
-            </w:pPr>
-            <w:r>
-              <w:rPr>
-                <w:rFonts w:ascii="Arial" w:cs="Arial" w:eastAsia="Arial" w:hAnsi="Arial"/>
-                <w:b w:val="false"/>
-                <w:bCs w:val="false"/>
-                <w:color w:val="333333"/>
-                <w:sz w:val="14"/>
-                <w:szCs w:val="14"/>
-              </w:rPr>
-              <w:t xml:space="preserve">72.3%</w:t>
-            </w:r>
-          </w:p>
-        </w:tc>
-        <w:tc>
-          <w:tcPr>
-            <w:tcW w:type="dxa" w:w="1300"/>
-            <w:tcBorders>
-              <w:top w:val="single" w:color="CCCCCC" w:sz="1"/>
-              <w:left w:val="single" w:color="CCCCCC" w:sz="1"/>
-              <w:bottom w:val="single" w:color="CCCCCC" w:sz="1"/>
-              <w:right w:val="single" w:color="CCCCCC" w:sz="1"/>
-            </w:tcBorders>
-            <w:shd w:fill="FFFFFF" w:color="FFFFFF" w:val="solid"/>
-            <w:tcMar>
-              <w:top w:type="dxa" w:w="60"/>
-              <w:left w:type="dxa" w:w="80"/>
-              <w:bottom w:type="dxa" w:w="60"/>
-              <w:right w:type="dxa" w:w="80"/>
-            </w:tcMar>
-            <w:vAlign w:val="center"/>
-          </w:tcPr>
-          <w:p>
-            <w:pPr>
-              <w:jc w:val="center"/>
-            </w:pPr>
-            <w:r>
-              <w:rPr>
-                <w:rFonts w:ascii="Arial" w:cs="Arial" w:eastAsia="Arial" w:hAnsi="Arial"/>
-                <w:b w:val="false"/>
-                <w:bCs w:val="false"/>
-                <w:color w:val="333333"/>
-                <w:sz w:val="14"/>
-                <w:szCs w:val="14"/>
-              </w:rPr>
-              <w:t xml:space="preserve">¥2,842,630</w:t>
-            </w:r>
-          </w:p>
-        </w:tc>
-        <w:tc>
-          <w:tcPr>
-            <w:tcW w:type="dxa" w:w="1200"/>
-            <w:tcBorders>
-              <w:top w:val="single" w:color="CCCCCC" w:sz="1"/>
-              <w:left w:val="single" w:color="CCCCCC" w:sz="1"/>
-              <w:bottom w:val="single" w:color="CCCCCC" w:sz="1"/>
-              <w:right w:val="single" w:color="CCCCCC" w:sz="1"/>
-            </w:tcBorders>
-            <w:shd w:fill="FFFFFF" w:color="FFFFFF" w:val="solid"/>
-            <w:tcMar>
-              <w:top w:type="dxa" w:w="60"/>
-              <w:left w:type="dxa" w:w="80"/>
-              <w:bottom w:type="dxa" w:w="60"/>
-              <w:right w:type="dxa" w:w="80"/>
-            </w:tcMar>
-            <w:vAlign w:val="center"/>
-          </w:tcPr>
-          <w:p>
-            <w:pPr>
-              <w:jc w:val="center"/>
-            </w:pPr>
-            <w:r>
-              <w:rPr>
-                <w:rFonts w:ascii="Arial" w:cs="Arial" w:eastAsia="Arial" w:hAnsi="Arial"/>
-                <w:b w:val="false"/>
-                <w:bCs w:val="false"/>
-                <w:color w:val="333333"/>
-                <w:sz w:val="14"/>
-                <w:szCs w:val="14"/>
-              </w:rPr>
-              <w:t xml:space="preserve">¥964,811</w:t>
-            </w:r>
-          </w:p>
-        </w:tc>
-        <w:tc>
-          <w:tcPr>
-            <w:tcW w:type="dxa" w:w="700"/>
-            <w:tcBorders>
-              <w:top w:val="single" w:color="CCCCCC" w:sz="1"/>
-              <w:left w:val="single" w:color="CCCCCC" w:sz="1"/>
-              <w:bottom w:val="single" w:color="CCCCCC" w:sz="1"/>
-              <w:right w:val="single" w:color="CCCCCC" w:sz="1"/>
-            </w:tcBorders>
-            <w:shd w:fill="FFFFFF" w:color="FFFFFF" w:val="solid"/>
-            <w:tcMar>
-              <w:top w:type="dxa" w:w="60"/>
-              <w:left w:type="dxa" w:w="80"/>
-              <w:bottom w:type="dxa" w:w="60"/>
-              <w:right w:type="dxa" w:w="80"/>
-            </w:tcMar>
-            <w:vAlign w:val="center"/>
-          </w:tcPr>
-          <w:p>
-            <w:pPr>
-              <w:jc w:val="center"/>
-            </w:pPr>
-            <w:r>
-              <w:rPr>
-                <w:rFonts w:ascii="Arial" w:cs="Arial" w:eastAsia="Arial" w:hAnsi="Arial"/>
-                <w:b w:val="false"/>
-                <w:bCs w:val="false"/>
-                <w:color w:val="333333"/>
-                <w:sz w:val="14"/>
-                <w:szCs w:val="14"/>
-              </w:rPr>
-              <w:t xml:space="preserve">33.9%</w:t>
-            </w:r>
-          </w:p>
-        </w:tc>
-        <w:tc>
-          <w:tcPr>
-            <w:tcW w:type="dxa" w:w="900"/>
-            <w:tcBorders>
-              <w:top w:val="single" w:color="CCCCCC" w:sz="1"/>
-              <w:left w:val="single" w:color="CCCCCC" w:sz="1"/>
-              <w:bottom w:val="single" w:color="CCCCCC" w:sz="1"/>
-              <w:right w:val="single" w:color="CCCCCC" w:sz="1"/>
-            </w:tcBorders>
-            <w:shd w:fill="FFFFFF" w:color="FFFFFF" w:val="solid"/>
-            <w:tcMar>
-              <w:top w:type="dxa" w:w="60"/>
-              <w:left w:type="dxa" w:w="80"/>
-              <w:bottom w:type="dxa" w:w="60"/>
-              <w:right w:type="dxa" w:w="80"/>
-            </w:tcMar>
-            <w:vAlign w:val="center"/>
-          </w:tcPr>
-          <w:p>
-            <w:pPr>
-              <w:jc w:val="center"/>
-            </w:pPr>
-            <w:r>
-              <w:rPr>
-                <w:rFonts w:ascii="Arial" w:cs="Arial" w:eastAsia="Arial" w:hAnsi="Arial"/>
-                <w:b w:val="false"/>
-                <w:bCs w:val="false"/>
-                <w:color w:val="333333"/>
-                <w:sz w:val="14"/>
-                <w:szCs w:val="14"/>
-              </w:rPr>
-              <w:t xml:space="preserve">¥1,232</w:t>
-            </w:r>
-          </w:p>
-        </w:tc>
-        <w:tc>
-          <w:tcPr>
-            <w:tcW w:type="dxa" w:w="900"/>
-            <w:tcBorders>
-              <w:top w:val="single" w:color="CCCCCC" w:sz="1"/>
-              <w:left w:val="single" w:color="CCCCCC" w:sz="1"/>
-              <w:bottom w:val="single" w:color="CCCCCC" w:sz="1"/>
-              <w:right w:val="single" w:color="CCCCCC" w:sz="1"/>
-            </w:tcBorders>
-            <w:shd w:fill="FFF3E0" w:color="FFF3E0" w:val="solid"/>
-            <w:tcMar>
-              <w:top w:type="dxa" w:w="60"/>
-              <w:left w:type="dxa" w:w="80"/>
-              <w:bottom w:type="dxa" w:w="60"/>
-              <w:right w:type="dxa" w:w="80"/>
-            </w:tcMar>
-            <w:vAlign w:val="center"/>
-          </w:tcPr>
-          <w:p>
-            <w:pPr>
-              <w:jc w:val="center"/>
-            </w:pPr>
-            <w:r>
-              <w:rPr>
-                <w:rFonts w:ascii="Arial" w:cs="Arial" w:eastAsia="Arial" w:hAnsi="Arial"/>
-                <w:b/>
-                <w:bCs/>
-                <w:color w:val="E65100"/>
-                <w:sz w:val="13"/>
-                <w:szCs w:val="13"/>
-              </w:rPr>
-              <w:t xml:space="preserve">🟠 高</w:t>
-            </w:r>
-          </w:p>
-        </w:tc>
-      </w:tr>
-      <w:tr>
-        <w:tc>
-          <w:tcPr>
-            <w:tcW w:type="dxa" w:w="400"/>
-            <w:tcBorders>
-              <w:top w:val="single" w:color="CCCCCC" w:sz="1"/>
-              <w:left w:val="single" w:color="CCCCCC" w:sz="1"/>
-              <w:bottom w:val="single" w:color="CCCCCC" w:sz="1"/>
-              <w:right w:val="single" w:color="CCCCCC" w:sz="1"/>
-            </w:tcBorders>
-            <w:shd w:fill="F5F7FA" w:color="F5F7FA" w:val="solid"/>
-            <w:tcMar>
-              <w:top w:type="dxa" w:w="60"/>
-              <w:left w:type="dxa" w:w="80"/>
-              <w:bottom w:type="dxa" w:w="60"/>
-              <w:right w:type="dxa" w:w="80"/>
-            </w:tcMar>
-            <w:vAlign w:val="center"/>
-          </w:tcPr>
-          <w:p>
-            <w:pPr>
-              <w:jc w:val="center"/>
-            </w:pPr>
-            <w:r>
-              <w:rPr>
-                <w:rFonts w:ascii="Arial" w:cs="Arial" w:eastAsia="Arial" w:hAnsi="Arial"/>
-                <w:b w:val="false"/>
-                <w:bCs w:val="false"/>
-                <w:color w:val="333333"/>
-                <w:sz w:val="14"/>
-                <w:szCs w:val="14"/>
-              </w:rPr>
-              <w:t xml:space="preserve">18</w:t>
-            </w:r>
-          </w:p>
-        </w:tc>
-        <w:tc>
-          <w:tcPr>
-            <w:tcW w:type="dxa" w:w="2800"/>
-            <w:tcBorders>
-              <w:top w:val="single" w:color="CCCCCC" w:sz="1"/>
-              <w:left w:val="single" w:color="CCCCCC" w:sz="1"/>
-              <w:bottom w:val="single" w:color="CCCCCC" w:sz="1"/>
-              <w:right w:val="single" w:color="CCCCCC" w:sz="1"/>
-            </w:tcBorders>
-            <w:shd w:fill="F5F7FA" w:color="F5F7FA" w:val="solid"/>
-            <w:tcMar>
-              <w:top w:type="dxa" w:w="60"/>
-              <w:left w:type="dxa" w:w="80"/>
-              <w:bottom w:type="dxa" w:w="60"/>
-              <w:right w:type="dxa" w:w="80"/>
-            </w:tcMar>
-            <w:vAlign w:val="center"/>
-          </w:tcPr>
-          <w:p>
-            <w:pPr>
-              <w:jc w:val="left"/>
-            </w:pPr>
-            <w:r>
-              <w:rPr>
-                <w:rFonts w:ascii="Arial" w:cs="Arial" w:eastAsia="Arial" w:hAnsi="Arial"/>
-                <w:b w:val="false"/>
-                <w:bCs w:val="false"/>
-                <w:color w:val="333333"/>
-                <w:sz w:val="13"/>
-                <w:szCs w:val="13"/>
-              </w:rPr>
-              <w:t xml:space="preserve">アパホテル相模原橋本駅東</w:t>
-            </w:r>
-          </w:p>
-        </w:tc>
-        <w:tc>
-          <w:tcPr>
-            <w:tcW w:type="dxa" w:w="700"/>
-            <w:tcBorders>
-              <w:top w:val="single" w:color="CCCCCC" w:sz="1"/>
-              <w:left w:val="single" w:color="CCCCCC" w:sz="1"/>
-              <w:bottom w:val="single" w:color="CCCCCC" w:sz="1"/>
-              <w:right w:val="single" w:color="CCCCCC" w:sz="1"/>
-            </w:tcBorders>
-            <w:shd w:fill="F5F7FA" w:color="F5F7FA" w:val="solid"/>
-            <w:tcMar>
-              <w:top w:type="dxa" w:w="60"/>
-              <w:left w:type="dxa" w:w="80"/>
-              <w:bottom w:type="dxa" w:w="60"/>
-              <w:right w:type="dxa" w:w="80"/>
-            </w:tcMar>
-            <w:vAlign w:val="center"/>
-          </w:tcPr>
-          <w:p>
-            <w:pPr>
-              <w:jc w:val="center"/>
-            </w:pPr>
-            <w:r>
-              <w:rPr>
-                <w:rFonts w:ascii="Arial" w:cs="Arial" w:eastAsia="Arial" w:hAnsi="Arial"/>
-                <w:b w:val="false"/>
-                <w:bCs w:val="false"/>
-                <w:color w:val="333333"/>
-                <w:sz w:val="14"/>
-                <w:szCs w:val="14"/>
-              </w:rPr>
-              <w:t xml:space="preserve">8.13</w:t>
-            </w:r>
-          </w:p>
-        </w:tc>
-        <w:tc>
-          <w:tcPr>
-            <w:tcW w:type="dxa" w:w="700"/>
-            <w:tcBorders>
-              <w:top w:val="single" w:color="CCCCCC" w:sz="1"/>
-              <w:left w:val="single" w:color="CCCCCC" w:sz="1"/>
-              <w:bottom w:val="single" w:color="CCCCCC" w:sz="1"/>
-              <w:right w:val="single" w:color="CCCCCC" w:sz="1"/>
-            </w:tcBorders>
-            <w:shd w:fill="F5F7FA" w:color="F5F7FA" w:val="solid"/>
-            <w:tcMar>
-              <w:top w:type="dxa" w:w="60"/>
-              <w:left w:type="dxa" w:w="80"/>
-              <w:bottom w:type="dxa" w:w="60"/>
-              <w:right w:type="dxa" w:w="80"/>
-            </w:tcMar>
-            <w:vAlign w:val="center"/>
-          </w:tcPr>
-          <w:p>
-            <w:pPr>
-              <w:jc w:val="center"/>
-            </w:pPr>
-            <w:r>
-              <w:rPr>
-                <w:rFonts w:ascii="Arial" w:cs="Arial" w:eastAsia="Arial" w:hAnsi="Arial"/>
-                <w:b w:val="false"/>
-                <w:bCs w:val="false"/>
-                <w:color w:val="333333"/>
-                <w:sz w:val="14"/>
-                <w:szCs w:val="14"/>
-              </w:rPr>
-              <w:t xml:space="preserve">62</w:t>
-            </w:r>
-          </w:p>
-        </w:tc>
-        <w:tc>
-          <w:tcPr>
-            <w:tcW w:type="dxa" w:w="700"/>
-            <w:tcBorders>
-              <w:top w:val="single" w:color="CCCCCC" w:sz="1"/>
-              <w:left w:val="single" w:color="CCCCCC" w:sz="1"/>
-              <w:bottom w:val="single" w:color="CCCCCC" w:sz="1"/>
-              <w:right w:val="single" w:color="CCCCCC" w:sz="1"/>
-            </w:tcBorders>
-            <w:shd w:fill="F5F7FA" w:color="F5F7FA" w:val="solid"/>
-            <w:tcMar>
-              <w:top w:type="dxa" w:w="60"/>
-              <w:left w:type="dxa" w:w="80"/>
-              <w:bottom w:type="dxa" w:w="60"/>
-              <w:right w:type="dxa" w:w="80"/>
-            </w:tcMar>
-            <w:vAlign w:val="center"/>
-          </w:tcPr>
-          <w:p>
-            <w:pPr>
-              <w:jc w:val="center"/>
-            </w:pPr>
-            <w:r>
-              <w:rPr>
-                <w:rFonts w:ascii="Arial" w:cs="Arial" w:eastAsia="Arial" w:hAnsi="Arial"/>
-                <w:b w:val="false"/>
-                <w:bCs w:val="false"/>
-                <w:color w:val="333333"/>
-                <w:sz w:val="14"/>
-                <w:szCs w:val="14"/>
-              </w:rPr>
-              <w:t xml:space="preserve">66.9%</w:t>
-            </w:r>
-          </w:p>
-        </w:tc>
-        <w:tc>
-          <w:tcPr>
-            <w:tcW w:type="dxa" w:w="1300"/>
-            <w:tcBorders>
-              <w:top w:val="single" w:color="CCCCCC" w:sz="1"/>
-              <w:left w:val="single" w:color="CCCCCC" w:sz="1"/>
-              <w:bottom w:val="single" w:color="CCCCCC" w:sz="1"/>
-              <w:right w:val="single" w:color="CCCCCC" w:sz="1"/>
-            </w:tcBorders>
-            <w:shd w:fill="F5F7FA" w:color="F5F7FA" w:val="solid"/>
-            <w:tcMar>
-              <w:top w:type="dxa" w:w="60"/>
-              <w:left w:type="dxa" w:w="80"/>
-              <w:bottom w:type="dxa" w:w="60"/>
-              <w:right w:type="dxa" w:w="80"/>
-            </w:tcMar>
-            <w:vAlign w:val="center"/>
-          </w:tcPr>
-          <w:p>
-            <w:pPr>
-              <w:jc w:val="center"/>
-            </w:pPr>
-            <w:r>
-              <w:rPr>
-                <w:rFonts w:ascii="Arial" w:cs="Arial" w:eastAsia="Arial" w:hAnsi="Arial"/>
-                <w:b w:val="false"/>
-                <w:bCs w:val="false"/>
-                <w:color w:val="333333"/>
-                <w:sz w:val="14"/>
-                <w:szCs w:val="14"/>
-              </w:rPr>
-              <w:t xml:space="preserve">¥2,698,420</w:t>
-            </w:r>
-          </w:p>
-        </w:tc>
-        <w:tc>
-          <w:tcPr>
-            <w:tcW w:type="dxa" w:w="1200"/>
-            <w:tcBorders>
-              <w:top w:val="single" w:color="CCCCCC" w:sz="1"/>
-              <w:left w:val="single" w:color="CCCCCC" w:sz="1"/>
-              <w:bottom w:val="single" w:color="CCCCCC" w:sz="1"/>
-              <w:right w:val="single" w:color="CCCCCC" w:sz="1"/>
-            </w:tcBorders>
-            <w:shd w:fill="F5F7FA" w:color="F5F7FA" w:val="solid"/>
-            <w:tcMar>
-              <w:top w:type="dxa" w:w="60"/>
-              <w:left w:type="dxa" w:w="80"/>
-              <w:bottom w:type="dxa" w:w="60"/>
-              <w:right w:type="dxa" w:w="80"/>
-            </w:tcMar>
-            <w:vAlign w:val="center"/>
-          </w:tcPr>
-          <w:p>
-            <w:pPr>
-              <w:jc w:val="center"/>
-            </w:pPr>
-            <w:r>
-              <w:rPr>
-                <w:rFonts w:ascii="Arial" w:cs="Arial" w:eastAsia="Arial" w:hAnsi="Arial"/>
-                <w:b w:val="false"/>
-                <w:bCs w:val="false"/>
-                <w:color w:val="333333"/>
-                <w:sz w:val="14"/>
-                <w:szCs w:val="14"/>
-              </w:rPr>
-              <w:t xml:space="preserve">¥414,782</w:t>
-            </w:r>
-          </w:p>
-        </w:tc>
-        <w:tc>
-          <w:tcPr>
-            <w:tcW w:type="dxa" w:w="700"/>
-            <w:tcBorders>
-              <w:top w:val="single" w:color="CCCCCC" w:sz="1"/>
-              <w:left w:val="single" w:color="CCCCCC" w:sz="1"/>
-              <w:bottom w:val="single" w:color="CCCCCC" w:sz="1"/>
-              <w:right w:val="single" w:color="CCCCCC" w:sz="1"/>
-            </w:tcBorders>
-            <w:shd w:fill="F5F7FA" w:color="F5F7FA" w:val="solid"/>
-            <w:tcMar>
-              <w:top w:type="dxa" w:w="60"/>
-              <w:left w:type="dxa" w:w="80"/>
-              <w:bottom w:type="dxa" w:w="60"/>
-              <w:right w:type="dxa" w:w="80"/>
-            </w:tcMar>
-            <w:vAlign w:val="center"/>
-          </w:tcPr>
-          <w:p>
-            <w:pPr>
-              <w:jc w:val="center"/>
-            </w:pPr>
-            <w:r>
-              <w:rPr>
-                <w:rFonts w:ascii="Arial" w:cs="Arial" w:eastAsia="Arial" w:hAnsi="Arial"/>
-                <w:b w:val="false"/>
-                <w:bCs w:val="false"/>
-                <w:color w:val="333333"/>
-                <w:sz w:val="14"/>
-                <w:szCs w:val="14"/>
-              </w:rPr>
-              <w:t xml:space="preserve">15.4%</w:t>
-            </w:r>
-          </w:p>
-        </w:tc>
-        <w:tc>
-          <w:tcPr>
-            <w:tcW w:type="dxa" w:w="900"/>
-            <w:tcBorders>
-              <w:top w:val="single" w:color="CCCCCC" w:sz="1"/>
-              <w:left w:val="single" w:color="CCCCCC" w:sz="1"/>
-              <w:bottom w:val="single" w:color="CCCCCC" w:sz="1"/>
-              <w:right w:val="single" w:color="CCCCCC" w:sz="1"/>
-            </w:tcBorders>
-            <w:shd w:fill="F5F7FA" w:color="F5F7FA" w:val="solid"/>
-            <w:tcMar>
-              <w:top w:type="dxa" w:w="60"/>
-              <w:left w:type="dxa" w:w="80"/>
-              <w:bottom w:type="dxa" w:w="60"/>
-              <w:right w:type="dxa" w:w="80"/>
-            </w:tcMar>
-            <w:vAlign w:val="center"/>
-          </w:tcPr>
-          <w:p>
-            <w:pPr>
-              <w:jc w:val="center"/>
-            </w:pPr>
-            <w:r>
-              <w:rPr>
-                <w:rFonts w:ascii="Arial" w:cs="Arial" w:eastAsia="Arial" w:hAnsi="Arial"/>
-                <w:b w:val="false"/>
-                <w:bCs w:val="false"/>
-                <w:color w:val="333333"/>
-                <w:sz w:val="14"/>
-                <w:szCs w:val="14"/>
-              </w:rPr>
-              <w:t xml:space="preserve">¥1,230</w:t>
-            </w:r>
-          </w:p>
-        </w:tc>
-        <w:tc>
-          <w:tcPr>
-            <w:tcW w:type="dxa" w:w="900"/>
-            <w:tcBorders>
-              <w:top w:val="single" w:color="CCCCCC" w:sz="1"/>
-              <w:left w:val="single" w:color="CCCCCC" w:sz="1"/>
-              <w:bottom w:val="single" w:color="CCCCCC" w:sz="1"/>
-              <w:right w:val="single" w:color="CCCCCC" w:sz="1"/>
-            </w:tcBorders>
-            <w:shd w:fill="E3F2FD" w:color="E3F2FD" w:val="solid"/>
-            <w:tcMar>
-              <w:top w:type="dxa" w:w="60"/>
-              <w:left w:type="dxa" w:w="80"/>
-              <w:bottom w:type="dxa" w:w="60"/>
-              <w:right w:type="dxa" w:w="80"/>
-            </w:tcMar>
-            <w:vAlign w:val="center"/>
-          </w:tcPr>
-          <w:p>
-            <w:pPr>
-              <w:jc w:val="center"/>
-            </w:pPr>
-            <w:r>
-              <w:rPr>
-                <w:rFonts w:ascii="Arial" w:cs="Arial" w:eastAsia="Arial" w:hAnsi="Arial"/>
-                <w:b/>
-                <w:bCs/>
-                <w:color w:val="1565C0"/>
-                <w:sz w:val="13"/>
-                <w:szCs w:val="13"/>
-              </w:rPr>
-              <w:t xml:space="preserve">🔵 標準</w:t>
-            </w:r>
-          </w:p>
-        </w:tc>
-      </w:tr>
-      <w:tr>
-        <w:tc>
-          <w:tcPr>
-            <w:tcW w:type="dxa" w:w="400"/>
-            <w:tcBorders>
-              <w:top w:val="single" w:color="CCCCCC" w:sz="1"/>
-              <w:left w:val="single" w:color="CCCCCC" w:sz="1"/>
-              <w:bottom w:val="single" w:color="CCCCCC" w:sz="1"/>
-              <w:right w:val="single" w:color="CCCCCC" w:sz="1"/>
-            </w:tcBorders>
-            <w:shd w:fill="FFFFFF" w:color="FFFFFF" w:val="solid"/>
-            <w:tcMar>
-              <w:top w:type="dxa" w:w="60"/>
-              <w:left w:type="dxa" w:w="80"/>
-              <w:bottom w:type="dxa" w:w="60"/>
-              <w:right w:type="dxa" w:w="80"/>
-            </w:tcMar>
-            <w:vAlign w:val="center"/>
-          </w:tcPr>
-          <w:p>
-            <w:pPr>
-              <w:jc w:val="center"/>
-            </w:pPr>
-            <w:r>
-              <w:rPr>
-                <w:rFonts w:ascii="Arial" w:cs="Arial" w:eastAsia="Arial" w:hAnsi="Arial"/>
-                <w:b w:val="false"/>
-                <w:bCs w:val="false"/>
-                <w:color w:val="333333"/>
-                <w:sz w:val="14"/>
-                <w:szCs w:val="14"/>
-              </w:rPr>
               <w:t xml:space="preserve">19</w:t>
             </w:r>
           </w:p>
@@ -7699,7 +7699,7 @@
                 <w:sz w:val="14"/>
                 <w:szCs w:val="14"/>
               </w:rPr>
-              <w:t xml:space="preserve">8.50</w:t>
+              <w:t xml:space="preserve">8.53</w:t>
             </w:r>
           </w:p>
         </w:tc>
@@ -8364,7 +8364,7 @@
                 <w:sz w:val="15"/>
                 <w:szCs w:val="15"/>
               </w:rPr>
-              <w:t xml:space="preserve">9.22</w:t>
+              <w:t xml:space="preserve">9.21</w:t>
             </w:r>
           </w:p>
         </w:tc>
@@ -8537,7 +8537,7 @@
                 <w:sz w:val="15"/>
                 <w:szCs w:val="15"/>
               </w:rPr>
-              <w:t xml:space="preserve">8.72</w:t>
+              <w:t xml:space="preserve">8.67</w:t>
             </w:r>
           </w:p>
         </w:tc>
@@ -8710,7 +8710,7 @@
                 <w:sz w:val="15"/>
                 <w:szCs w:val="15"/>
               </w:rPr>
-              <w:t xml:space="preserve">8.68</w:t>
+              <w:t xml:space="preserve">8.72</w:t>
             </w:r>
           </w:p>
         </w:tc>
@@ -8883,7 +8883,7 @@
                 <w:sz w:val="15"/>
                 <w:szCs w:val="15"/>
               </w:rPr>
-              <w:t xml:space="preserve">8.30</w:t>
+              <w:t xml:space="preserve">8.28</w:t>
             </w:r>
           </w:p>
         </w:tc>
@@ -9056,7 +9056,7 @@
                 <w:sz w:val="15"/>
                 <w:szCs w:val="15"/>
               </w:rPr>
-              <w:t xml:space="preserve">8.86</w:t>
+              <w:t xml:space="preserve">8.83</w:t>
             </w:r>
           </w:p>
         </w:tc>
@@ -9229,7 +9229,7 @@
                 <w:sz w:val="15"/>
                 <w:szCs w:val="15"/>
               </w:rPr>
-              <w:t xml:space="preserve">9.08</w:t>
+              <w:t xml:space="preserve">9.12</w:t>
             </w:r>
           </w:p>
         </w:tc>
@@ -9402,7 +9402,7 @@
                 <w:sz w:val="15"/>
                 <w:szCs w:val="15"/>
               </w:rPr>
-              <w:t xml:space="preserve">8.90</w:t>
+              <w:t xml:space="preserve">8.87</w:t>
             </w:r>
           </w:p>
         </w:tc>
@@ -9483,7 +9483,7 @@
               <w:bottom w:val="single" w:color="CCCCCC" w:sz="1"/>
               <w:right w:val="single" w:color="CCCCCC" w:sz="1"/>
             </w:tcBorders>
-            <w:shd w:fill="E3F2FD" w:color="E3F2FD" w:val="solid"/>
+            <w:shd w:fill="FFF3E0" w:color="FFF3E0" w:val="solid"/>
             <w:tcMar>
               <w:top w:type="dxa" w:w="60"/>
               <w:left w:type="dxa" w:w="80"/>
@@ -9501,11 +9501,11 @@
                 <w:rFonts w:ascii="Arial" w:cs="Arial" w:eastAsia="Arial" w:hAnsi="Arial"/>
                 <w:b/>
                 <w:bCs/>
-                <w:color w:val="1565C0"/>
+                <w:color w:val="E65100"/>
                 <w:sz w:val="14"/>
                 <w:szCs w:val="14"/>
               </w:rPr>
-              <w:t xml:space="preserve">🔵 標準</w:t>
+              <w:t xml:space="preserve">🟠 高</w:t>
             </w:r>
           </w:p>
         </w:tc>
@@ -9827,7 +9827,7 @@
                 <w:sz w:val="15"/>
                 <w:szCs w:val="15"/>
               </w:rPr>
-              <w:t xml:space="preserve">8.74</w:t>
+              <w:t xml:space="preserve">8.71</w:t>
             </w:r>
           </w:p>
         </w:tc>
@@ -10000,7 +10000,7 @@
                 <w:sz w:val="15"/>
                 <w:szCs w:val="15"/>
               </w:rPr>
-              <w:t xml:space="preserve">9.13</w:t>
+              <w:t xml:space="preserve">9.16</w:t>
             </w:r>
           </w:p>
         </w:tc>
@@ -10346,7 +10346,7 @@
                 <w:sz w:val="15"/>
                 <w:szCs w:val="15"/>
               </w:rPr>
-              <w:t xml:space="preserve">8.70</w:t>
+              <w:t xml:space="preserve">8.71</w:t>
             </w:r>
           </w:p>
         </w:tc>
@@ -10519,7 +10519,7 @@
                 <w:sz w:val="15"/>
                 <w:szCs w:val="15"/>
               </w:rPr>
-              <w:t xml:space="preserve">8.22</w:t>
+              <w:t xml:space="preserve">8.23</w:t>
             </w:r>
           </w:p>
         </w:tc>
@@ -10692,7 +10692,7 @@
                 <w:sz w:val="15"/>
                 <w:szCs w:val="15"/>
               </w:rPr>
-              <w:t xml:space="preserve">8.13</w:t>
+              <w:t xml:space="preserve">8.16</w:t>
             </w:r>
           </w:p>
         </w:tc>
@@ -10865,7 +10865,7 @@
                 <w:sz w:val="15"/>
                 <w:szCs w:val="15"/>
               </w:rPr>
-              <w:t xml:space="preserve">8.50</w:t>
+              <w:t xml:space="preserve">8.53</w:t>
             </w:r>
           </w:p>
         </w:tc>
@@ -11290,7 +11290,7 @@
                 <w:sz w:val="15"/>
                 <w:szCs w:val="15"/>
               </w:rPr>
-              <w:t xml:space="preserve">7.73</w:t>
+              <w:t xml:space="preserve">7.83</w:t>
             </w:r>
           </w:p>
         </w:tc>
@@ -11463,7 +11463,7 @@
                 <w:sz w:val="15"/>
                 <w:szCs w:val="15"/>
               </w:rPr>
-              <w:t xml:space="preserve">7.10</w:t>
+              <w:t xml:space="preserve">7.09</w:t>
             </w:r>
           </w:p>
         </w:tc>
@@ -11636,7 +11636,7 @@
                 <w:sz w:val="15"/>
                 <w:szCs w:val="15"/>
               </w:rPr>
-              <w:t xml:space="preserve">7.38</w:t>
+              <w:t xml:space="preserve">7.39</w:t>
             </w:r>
           </w:p>
         </w:tc>
@@ -12234,7 +12234,7 @@
                 <w:sz w:val="15"/>
                 <w:szCs w:val="15"/>
               </w:rPr>
-              <w:t xml:space="preserve">7.03</w:t>
+              <w:t xml:space="preserve">7.12</w:t>
             </w:r>
           </w:p>
         </w:tc>
@@ -12472,7 +12472,7 @@
           <w:sz w:val="22"/>
           <w:szCs w:val="22"/>
         </w:rPr>
-        <w:t xml:space="preserve">コンフォートホテル博多（月間売上: ¥5,764,630, スコア: 7.73）</w:t>
+        <w:t xml:space="preserve">コンフォートホテル博多（月間売上: ¥5,764,630, スコア: 7.83）</w:t>
       </w:r>
     </w:p>
     <w:p>
@@ -12493,7 +12493,7 @@
           <w:sz w:val="20"/>
           <w:szCs w:val="20"/>
         </w:rPr>
-        <w:t xml:space="preserve">現状: 品質スコア7.73（URGENT判定）、稼働率78.1%</w:t>
+        <w:t xml:space="preserve">現状: 品質スコア7.83（URGENT判定）、稼働率78.1%</w:t>
       </w:r>
     </w:p>
     <w:p>
@@ -12598,7 +12598,7 @@
           <w:sz w:val="20"/>
           <w:szCs w:val="20"/>
         </w:rPr>
-        <w:t xml:space="preserve">成功指標: 1ヶ月後に清掃クレーム率1220%→5%以下</w:t>
+        <w:t xml:space="preserve">成功指標: 1ヶ月後に清掃クレーム率1150%→5%以下</w:t>
       </w:r>
     </w:p>
     <w:p>
@@ -12634,7 +12634,7 @@
           <w:sz w:val="22"/>
           <w:szCs w:val="22"/>
         </w:rPr>
-        <w:t xml:space="preserve">チサンホテル浜松町（月間売上: ¥5,578,650, スコア: 7.1）</w:t>
+        <w:t xml:space="preserve">チサンホテル浜松町（月間売上: ¥5,578,650, スコア: 7.09）</w:t>
       </w:r>
     </w:p>
     <w:p>
@@ -12655,7 +12655,7 @@
           <w:sz w:val="20"/>
           <w:szCs w:val="20"/>
         </w:rPr>
-        <w:t xml:space="preserve">現状: 品質スコア7.1（URGENT判定）、稼働率67.8%</w:t>
+        <w:t xml:space="preserve">現状: 品質スコア7.09（URGENT判定）、稼働率67.8%</w:t>
       </w:r>
     </w:p>
     <w:p>
@@ -12760,7 +12760,7 @@
           <w:sz w:val="20"/>
           <w:szCs w:val="20"/>
         </w:rPr>
-        <w:t xml:space="preserve">成功指標: 1ヶ月後に清掃クレーム率910%→5%以下</w:t>
+        <w:t xml:space="preserve">成功指標: 1ヶ月後に清掃クレーム率890%→5%以下</w:t>
       </w:r>
     </w:p>
     <w:p>
@@ -12796,7 +12796,7 @@
           <w:sz w:val="22"/>
           <w:szCs w:val="22"/>
         </w:rPr>
-        <w:t xml:space="preserve">アパホテル蒲田駅東（月間売上: ¥4,679,520, スコア: 7.38）</w:t>
+        <w:t xml:space="preserve">アパホテル蒲田駅東（月間売上: ¥4,679,520, スコア: 7.39）</w:t>
       </w:r>
     </w:p>
     <w:p>
@@ -12817,7 +12817,7 @@
           <w:sz w:val="20"/>
           <w:szCs w:val="20"/>
         </w:rPr>
-        <w:t xml:space="preserve">現状: 品質スコア7.38（URGENT判定）、稼働率74.5%</w:t>
+        <w:t xml:space="preserve">現状: 品質スコア7.39（URGENT判定）、稼働率74.5%</w:t>
       </w:r>
     </w:p>
     <w:p>
@@ -12922,7 +12922,7 @@
           <w:sz w:val="20"/>
           <w:szCs w:val="20"/>
         </w:rPr>
-        <w:t xml:space="preserve">成功指標: 1ヶ月後に清掃クレーム率1250%→5%以下</w:t>
+        <w:t xml:space="preserve">成功指標: 1ヶ月後に清掃クレーム率1230%→5%以下</w:t>
       </w:r>
     </w:p>
     <w:p>
@@ -13260,7 +13260,7 @@
                 <w:sz w:val="15"/>
                 <w:szCs w:val="15"/>
               </w:rPr>
-              <w:t xml:space="preserve">7.73</w:t>
+              <w:t xml:space="preserve">7.83</w:t>
             </w:r>
           </w:p>
         </w:tc>
@@ -13362,7 +13362,7 @@
                 <w:sz w:val="15"/>
                 <w:szCs w:val="15"/>
               </w:rPr>
-              <w:t xml:space="preserve">8.2以上</w:t>
+              <w:t xml:space="preserve">8.3以上</w:t>
             </w:r>
           </w:p>
         </w:tc>
@@ -13432,7 +13432,7 @@
                 <w:sz w:val="15"/>
                 <w:szCs w:val="15"/>
               </w:rPr>
-              <w:t xml:space="preserve">7.10</w:t>
+              <w:t xml:space="preserve">7.09</w:t>
             </w:r>
           </w:p>
         </w:tc>
@@ -13604,7 +13604,7 @@
                 <w:sz w:val="15"/>
                 <w:szCs w:val="15"/>
               </w:rPr>
-              <w:t xml:space="preserve">7.38</w:t>
+              <w:t xml:space="preserve">7.39</w:t>
             </w:r>
           </w:p>
         </w:tc>
@@ -13948,7 +13948,7 @@
                 <w:sz w:val="15"/>
                 <w:szCs w:val="15"/>
               </w:rPr>
-              <w:t xml:space="preserve">7.03</w:t>
+              <w:t xml:space="preserve">7.12</w:t>
             </w:r>
           </w:p>
         </w:tc>
@@ -14050,7 +14050,7 @@
                 <w:sz w:val="15"/>
                 <w:szCs w:val="15"/>
               </w:rPr>
-              <w:t xml:space="preserve">7.5以上</w:t>
+              <w:t xml:space="preserve">7.6以上</w:t>
             </w:r>
           </w:p>
         </w:tc>
@@ -14228,7 +14228,7 @@
           <w:sz w:val="22"/>
           <w:szCs w:val="22"/>
         </w:rPr>
-        <w:t xml:space="preserve">ダイワロイネットホテル東京大崎（月間売上: ¥5,203,037, スコア: 8.86）</w:t>
+        <w:t xml:space="preserve">ダイワロイネットホテル東京大崎（月間売上: ¥5,203,037, スコア: 8.83）</w:t>
       </w:r>
     </w:p>
     <w:p>
@@ -14285,7 +14285,106 @@
           <w:sz w:val="22"/>
           <w:szCs w:val="22"/>
         </w:rPr>
-        <w:t xml:space="preserve">コンフォートイン六本木（月間売上: ¥2,842,630, スコア: 8.22）</w:t>
+        <w:t xml:space="preserve">ホテルコメント横浜関内（月間売上: ¥4,463,320, スコア: 8.87）</w:t>
+      </w:r>
+    </w:p>
+    <w:p>
+      <w:pPr>
+        <w:pStyle w:val="ListParagraph"/>
+        <w:numPr>
+          <w:ilvl w:val="0"/>
+          <w:numId w:val="1"/>
+        </w:numPr>
+        <w:spacing w:after="40" w:before="40"/>
+      </w:pPr>
+      <w:r>
+        <w:rPr>
+          <w:rFonts w:ascii="Arial" w:cs="Arial" w:eastAsia="Arial" w:hAnsi="Arial"/>
+          <w:b w:val="false"/>
+          <w:bCs w:val="false"/>
+          <w:color w:val="333333"/>
+          <w:sz w:val="20"/>
+          <w:szCs w:val="20"/>
+        </w:rPr>
+        <w:t xml:space="preserve">現状分析: HIGH判定、稼働率79.2%、利益率31.1%</w:t>
+      </w:r>
+    </w:p>
+    <w:p>
+      <w:pPr>
+        <w:pStyle w:val="ListParagraph"/>
+        <w:numPr>
+          <w:ilvl w:val="0"/>
+          <w:numId w:val="1"/>
+        </w:numPr>
+        <w:spacing w:after="40" w:before="40"/>
+      </w:pPr>
+      <w:r>
+        <w:rPr>
+          <w:rFonts w:ascii="Arial" w:cs="Arial" w:eastAsia="Arial" w:hAnsi="Arial"/>
+          <w:b w:val="false"/>
+          <w:bCs w:val="false"/>
+          <w:color w:val="333333"/>
+          <w:sz w:val="20"/>
+          <w:szCs w:val="20"/>
+        </w:rPr>
+        <w:t xml:space="preserve">改善ポイント: レビュー件数95件と多く、高スコア（8.88）だがHIGH判定 → 清掃クレーム対応の強化で9.0超を目指す</w:t>
+      </w:r>
+    </w:p>
+    <w:p>
+      <w:pPr>
+        <w:pStyle w:val="ListParagraph"/>
+        <w:numPr>
+          <w:ilvl w:val="0"/>
+          <w:numId w:val="1"/>
+        </w:numPr>
+        <w:spacing w:after="40" w:before="40"/>
+      </w:pPr>
+      <w:r>
+        <w:rPr>
+          <w:rFonts w:ascii="Arial" w:cs="Arial" w:eastAsia="Arial" w:hAnsi="Arial"/>
+          <w:b w:val="false"/>
+          <w:bCs w:val="false"/>
+          <w:color w:val="333333"/>
+          <w:sz w:val="20"/>
+          <w:szCs w:val="20"/>
+        </w:rPr>
+        <w:t xml:space="preserve">アクション: 清掃チェックリストの徹底、特別清掃の定期実施</w:t>
+      </w:r>
+    </w:p>
+    <w:p>
+      <w:pPr>
+        <w:spacing w:after="80" w:before="80"/>
+        <w:jc w:val="left"/>
+      </w:pPr>
+      <w:r>
+        <w:rPr>
+          <w:rFonts w:ascii="Arial" w:cs="Arial" w:eastAsia="Arial" w:hAnsi="Arial"/>
+          <w:b w:val="false"/>
+          <w:bCs w:val="false"/>
+          <w:i w:val="false"/>
+          <w:iCs w:val="false"/>
+          <w:color w:val="333333"/>
+          <w:sz w:val="20"/>
+          <w:szCs w:val="20"/>
+        </w:rPr>
+        <w:t xml:space="preserve"/>
+      </w:r>
+    </w:p>
+    <w:p>
+      <w:pPr>
+        <w:pStyle w:val="Heading3"/>
+        <w:spacing w:after="120" w:before="200"/>
+      </w:pPr>
+      <w:r>
+        <w:rPr>
+          <w:rFonts w:ascii="Arial" w:cs="Arial" w:eastAsia="Arial" w:hAnsi="Arial"/>
+          <w:b/>
+          <w:bCs/>
+          <w:color w:val="1B3A5C"/>
+          <w:sz w:val="22"/>
+          <w:szCs w:val="22"/>
+        </w:rPr>
+        <w:t xml:space="preserve">コンフォートイン六本木（月間売上: ¥2,842,630, スコア: 8.23）</w:t>
       </w:r>
     </w:p>
     <w:p>
@@ -14405,7 +14504,7 @@
           <w:sz w:val="20"/>
           <w:szCs w:val="20"/>
         </w:rPr>
-        <w:t xml:space="preserve">アパホテル相模原橋本駅東: スコア8.13（品質良好）だが売上¥2,698,420 → OTA掲載最適化、価格戦略の見直し、プロモーション強化</w:t>
+        <w:t xml:space="preserve">アパホテル相模原橋本駅東: スコア8.16（品質良好）だが売上¥2,698,420 → OTA掲載最適化、価格戦略の見直し、プロモーション強化</w:t>
       </w:r>
     </w:p>
     <w:p>
@@ -14426,7 +14525,7 @@
           <w:sz w:val="20"/>
           <w:szCs w:val="20"/>
         </w:rPr>
-        <w:t xml:space="preserve">コンフォートイン六本木: スコア8.22（品質良好）だが売上¥2,842,630 → OTA掲載最適化、価格戦略の見直し、プロモーション強化</w:t>
+        <w:t xml:space="preserve">コンフォートイン六本木: スコア8.23（品質良好）だが売上¥2,842,630 → OTA掲載最適化、価格戦略の見直し、プロモーション強化</w:t>
       </w:r>
     </w:p>
     <w:p>
@@ -14447,7 +14546,7 @@
           <w:sz w:val="20"/>
           <w:szCs w:val="20"/>
         </w:rPr>
-        <w:t xml:space="preserve">コンフォートホテル成田: スコア8.5（品質良好）だが売上¥2,655,760 → OTA掲載最適化、価格戦略の見直し、プロモーション強化</w:t>
+        <w:t xml:space="preserve">コンフォートホテル成田: スコア8.53（品質良好）だが売上¥2,655,760 → OTA掲載最適化、価格戦略の見直し、プロモーション強化</w:t>
       </w:r>
     </w:p>
     <w:p>
@@ -14468,7 +14567,7 @@
           <w:sz w:val="20"/>
           <w:szCs w:val="20"/>
         </w:rPr>
-        <w:t xml:space="preserve">リッチモンドホテル東京目白: スコア8.7（品質良好）だが売上¥3,663,440 → OTA掲載最適化、価格戦略の見直し、プロモーション強化</w:t>
+        <w:t xml:space="preserve">ホテルケヤキゲート東京府中: スコア8.71（品質良好）だが売上¥4,425,395 → OTA掲載最適化、価格戦略の見直し、プロモーション強化</w:t>
       </w:r>
     </w:p>
     <w:p>
@@ -14489,7 +14588,7 @@
           <w:sz w:val="20"/>
           <w:szCs w:val="20"/>
         </w:rPr>
-        <w:t xml:space="preserve">ホテルケヤキゲート東京府中: スコア8.74（品質良好）だが売上¥4,425,395 → OTA掲載最適化、価格戦略の見直し、プロモーション強化</w:t>
+        <w:t xml:space="preserve">リッチモンドホテル東京目白: スコア8.71（品質良好）だが売上¥3,663,440 → OTA掲載最適化、価格戦略の見直し、プロモーション強化</w:t>
       </w:r>
     </w:p>
     <w:p>
@@ -14531,7 +14630,7 @@
           <w:sz w:val="20"/>
           <w:szCs w:val="20"/>
         </w:rPr>
-        <w:t xml:space="preserve">第一イン池袋: スコア9.13（品質良好）だが売上¥4,310,610 → OTA掲載最適化、価格戦略の見直し、プロモーション強化</w:t>
+        <w:t xml:space="preserve">第一イン池袋: スコア9.16（品質良好）だが売上¥4,310,610 → OTA掲載最適化、価格戦略の見直し、プロモーション強化</w:t>
       </w:r>
     </w:p>
     <w:p>
@@ -15078,7 +15177,7 @@
                 <w:sz w:val="15"/>
                 <w:szCs w:val="15"/>
               </w:rPr>
-              <w:t xml:space="preserve">7.73 / 10.0</w:t>
+              <w:t xml:space="preserve">7.83 / 10.0</w:t>
             </w:r>
           </w:p>
         </w:tc>
@@ -15354,7 +15453,7 @@
                 <w:sz w:val="15"/>
                 <w:szCs w:val="15"/>
               </w:rPr>
-              <w:t xml:space="preserve">1220.0%</w:t>
+              <w:t xml:space="preserve">1150.0%</w:t>
             </w:r>
           </w:p>
         </w:tc>
@@ -15985,7 +16084,7 @@
                 <w:sz w:val="15"/>
                 <w:szCs w:val="15"/>
               </w:rPr>
-              <w:t xml:space="preserve">7.1 / 10.0</w:t>
+              <w:t xml:space="preserve">7.09 / 10.0</w:t>
             </w:r>
           </w:p>
         </w:tc>
@@ -16123,7 +16222,7 @@
                 <w:sz w:val="15"/>
                 <w:szCs w:val="15"/>
               </w:rPr>
-              <w:t xml:space="preserve">77件</w:t>
+              <w:t xml:space="preserve">79件</w:t>
             </w:r>
           </w:p>
         </w:tc>
@@ -16261,7 +16360,7 @@
                 <w:sz w:val="15"/>
                 <w:szCs w:val="15"/>
               </w:rPr>
-              <w:t xml:space="preserve">910.0%</w:t>
+              <w:t xml:space="preserve">890.0%</w:t>
             </w:r>
           </w:p>
         </w:tc>
@@ -16892,7 +16991,7 @@
                 <w:sz w:val="15"/>
                 <w:szCs w:val="15"/>
               </w:rPr>
-              <w:t xml:space="preserve">7.38 / 10.0</w:t>
+              <w:t xml:space="preserve">7.39 / 10.0</w:t>
             </w:r>
           </w:p>
         </w:tc>
@@ -17030,7 +17129,7 @@
                 <w:sz w:val="15"/>
                 <w:szCs w:val="15"/>
               </w:rPr>
-              <w:t xml:space="preserve">56件</w:t>
+              <w:t xml:space="preserve">57件</w:t>
             </w:r>
           </w:p>
         </w:tc>
@@ -17168,7 +17267,7 @@
                 <w:sz w:val="15"/>
                 <w:szCs w:val="15"/>
               </w:rPr>
-              <w:t xml:space="preserve">1250.0%</w:t>
+              <w:t xml:space="preserve">1230.0%</w:t>
             </w:r>
           </w:p>
         </w:tc>
@@ -17937,7 +18036,7 @@
                 <w:sz w:val="15"/>
                 <w:szCs w:val="15"/>
               </w:rPr>
-              <w:t xml:space="preserve">142件</w:t>
+              <w:t xml:space="preserve">143件</w:t>
             </w:r>
           </w:p>
         </w:tc>
@@ -18075,7 +18174,7 @@
                 <w:sz w:val="15"/>
                 <w:szCs w:val="15"/>
               </w:rPr>
-              <w:t xml:space="preserve">990.0%</w:t>
+              <w:t xml:space="preserve">980.0%</w:t>
             </w:r>
           </w:p>
         </w:tc>
@@ -18706,7 +18805,7 @@
                 <w:sz w:val="15"/>
                 <w:szCs w:val="15"/>
               </w:rPr>
-              <w:t xml:space="preserve">7.03 / 10.0</w:t>
+              <w:t xml:space="preserve">7.12 / 10.0</w:t>
             </w:r>
           </w:p>
         </w:tc>
@@ -18844,7 +18943,7 @@
                 <w:sz w:val="15"/>
                 <w:szCs w:val="15"/>
               </w:rPr>
-              <w:t xml:space="preserve">120件</w:t>
+              <w:t xml:space="preserve">118件</w:t>
             </w:r>
           </w:p>
         </w:tc>
@@ -18982,7 +19081,7 @@
                 <w:sz w:val="15"/>
                 <w:szCs w:val="15"/>
               </w:rPr>
-              <w:t xml:space="preserve">920.0%</w:t>
+              <w:t xml:space="preserve">850.0%</w:t>
             </w:r>
           </w:p>
         </w:tc>
@@ -19613,7 +19712,7 @@
                 <w:sz w:val="15"/>
                 <w:szCs w:val="15"/>
               </w:rPr>
-              <w:t xml:space="preserve">8.86 / 10.0</w:t>
+              <w:t xml:space="preserve">8.83 / 10.0</w:t>
             </w:r>
           </w:p>
         </w:tc>
@@ -19751,7 +19850,7 @@
                 <w:sz w:val="15"/>
                 <w:szCs w:val="15"/>
               </w:rPr>
-              <w:t xml:space="preserve">57件</w:t>
+              <w:t xml:space="preserve">58件</w:t>
             </w:r>
           </w:p>
         </w:tc>
@@ -19889,7 +19988,7 @@
                 <w:sz w:val="15"/>
                 <w:szCs w:val="15"/>
               </w:rPr>
-              <w:t xml:space="preserve">530.0%</w:t>
+              <w:t xml:space="preserve">520.0%</w:t>
             </w:r>
           </w:p>
         </w:tc>
@@ -20235,6 +20334,913 @@
                 <w:szCs w:val="15"/>
               </w:rPr>
               <w:t xml:space="preserve">194室 / 18名</w:t>
+            </w:r>
+          </w:p>
+        </w:tc>
+      </w:tr>
+    </w:tbl>
+    <w:p>
+      <w:pPr>
+        <w:spacing w:after="80" w:before="80"/>
+        <w:jc w:val="left"/>
+      </w:pPr>
+      <w:r>
+        <w:rPr>
+          <w:rFonts w:ascii="Arial" w:cs="Arial" w:eastAsia="Arial" w:hAnsi="Arial"/>
+          <w:b w:val="false"/>
+          <w:bCs w:val="false"/>
+          <w:i w:val="false"/>
+          <w:iCs w:val="false"/>
+          <w:color w:val="333333"/>
+          <w:sz w:val="20"/>
+          <w:szCs w:val="20"/>
+        </w:rPr>
+        <w:t xml:space="preserve"/>
+      </w:r>
+    </w:p>
+    <w:p>
+      <w:pPr>
+        <w:spacing w:after="80" w:before="80"/>
+        <w:jc w:val="left"/>
+      </w:pPr>
+      <w:r>
+        <w:rPr>
+          <w:rFonts w:ascii="Arial" w:cs="Arial" w:eastAsia="Arial" w:hAnsi="Arial"/>
+          <w:b w:val="false"/>
+          <w:bCs w:val="false"/>
+          <w:i w:val="false"/>
+          <w:iCs w:val="false"/>
+          <w:color w:val="333333"/>
+          <w:sz w:val="20"/>
+          <w:szCs w:val="20"/>
+        </w:rPr>
+        <w:t xml:space="preserve"/>
+      </w:r>
+    </w:p>
+    <w:p>
+      <w:pPr>
+        <w:pStyle w:val="Heading2"/>
+        <w:spacing w:after="160" w:before="280"/>
+      </w:pPr>
+      <w:r>
+        <w:rPr>
+          <w:rFonts w:ascii="Arial" w:cs="Arial" w:eastAsia="Arial" w:hAnsi="Arial"/>
+          <w:b/>
+          <w:bCs/>
+          <w:color w:val="2E75B6"/>
+          <w:sz w:val="26"/>
+          <w:szCs w:val="26"/>
+        </w:rPr>
+        <w:t xml:space="preserve">ホテルコメント横浜関内</w:t>
+      </w:r>
+    </w:p>
+    <w:tbl>
+      <w:tblPr>
+        <w:tblW w:type="dxa" w:w="10000"/>
+        <w:tblBorders>
+          <w:top w:val="single" w:color="auto" w:sz="4"/>
+          <w:left w:val="single" w:color="auto" w:sz="4"/>
+          <w:bottom w:val="single" w:color="auto" w:sz="4"/>
+          <w:right w:val="single" w:color="auto" w:sz="4"/>
+          <w:insideH w:val="single" w:color="auto" w:sz="4"/>
+          <w:insideV w:val="single" w:color="auto" w:sz="4"/>
+        </w:tblBorders>
+      </w:tblPr>
+      <w:tblGrid>
+        <w:gridCol w:w="100"/>
+        <w:gridCol w:w="100"/>
+        <w:gridCol w:w="100"/>
+        <w:gridCol w:w="100"/>
+      </w:tblGrid>
+      <w:tr>
+        <w:tc>
+          <w:tcPr>
+            <w:tcW w:type="dxa" w:w="2500"/>
+            <w:tcBorders>
+              <w:top w:val="single" w:color="CCCCCC" w:sz="1"/>
+              <w:left w:val="single" w:color="CCCCCC" w:sz="1"/>
+              <w:bottom w:val="single" w:color="CCCCCC" w:sz="1"/>
+              <w:right w:val="single" w:color="CCCCCC" w:sz="1"/>
+            </w:tcBorders>
+            <w:shd w:fill="FFF3E0" w:color="FFF3E0" w:val="solid"/>
+            <w:tcMar>
+              <w:top w:type="dxa" w:w="60"/>
+              <w:left w:type="dxa" w:w="80"/>
+              <w:bottom w:type="dxa" w:w="60"/>
+              <w:right w:type="dxa" w:w="80"/>
+            </w:tcMar>
+            <w:vAlign w:val="center"/>
+          </w:tcPr>
+          <w:p>
+            <w:pPr>
+              <w:jc w:val="left"/>
+            </w:pPr>
+            <w:r>
+              <w:rPr>
+                <w:rFonts w:ascii="Arial" w:cs="Arial" w:eastAsia="Arial" w:hAnsi="Arial"/>
+                <w:b/>
+                <w:bCs/>
+                <w:color w:val="E65100"/>
+                <w:sz w:val="15"/>
+                <w:szCs w:val="15"/>
+              </w:rPr>
+              <w:t xml:space="preserve">指標</w:t>
+            </w:r>
+          </w:p>
+        </w:tc>
+        <w:tc>
+          <w:tcPr>
+            <w:tcW w:type="dxa" w:w="2500"/>
+            <w:tcBorders>
+              <w:top w:val="single" w:color="CCCCCC" w:sz="1"/>
+              <w:left w:val="single" w:color="CCCCCC" w:sz="1"/>
+              <w:bottom w:val="single" w:color="CCCCCC" w:sz="1"/>
+              <w:right w:val="single" w:color="CCCCCC" w:sz="1"/>
+            </w:tcBorders>
+            <w:shd w:fill="FFF3E0" w:color="FFF3E0" w:val="solid"/>
+            <w:tcMar>
+              <w:top w:type="dxa" w:w="60"/>
+              <w:left w:type="dxa" w:w="80"/>
+              <w:bottom w:type="dxa" w:w="60"/>
+              <w:right w:type="dxa" w:w="80"/>
+            </w:tcMar>
+            <w:vAlign w:val="center"/>
+          </w:tcPr>
+          <w:p>
+            <w:pPr>
+              <w:jc w:val="center"/>
+            </w:pPr>
+            <w:r>
+              <w:rPr>
+                <w:rFonts w:ascii="Arial" w:cs="Arial" w:eastAsia="Arial" w:hAnsi="Arial"/>
+                <w:b/>
+                <w:bCs/>
+                <w:color w:val="E65100"/>
+                <w:sz w:val="15"/>
+                <w:szCs w:val="15"/>
+              </w:rPr>
+              <w:t xml:space="preserve">数値</w:t>
+            </w:r>
+          </w:p>
+        </w:tc>
+        <w:tc>
+          <w:tcPr>
+            <w:tcW w:type="dxa" w:w="2500"/>
+            <w:tcBorders>
+              <w:top w:val="single" w:color="CCCCCC" w:sz="1"/>
+              <w:left w:val="single" w:color="CCCCCC" w:sz="1"/>
+              <w:bottom w:val="single" w:color="CCCCCC" w:sz="1"/>
+              <w:right w:val="single" w:color="CCCCCC" w:sz="1"/>
+            </w:tcBorders>
+            <w:shd w:fill="FFF3E0" w:color="FFF3E0" w:val="solid"/>
+            <w:tcMar>
+              <w:top w:type="dxa" w:w="60"/>
+              <w:left w:type="dxa" w:w="80"/>
+              <w:bottom w:type="dxa" w:w="60"/>
+              <w:right w:type="dxa" w:w="80"/>
+            </w:tcMar>
+            <w:vAlign w:val="center"/>
+          </w:tcPr>
+          <w:p>
+            <w:pPr>
+              <w:jc w:val="left"/>
+            </w:pPr>
+            <w:r>
+              <w:rPr>
+                <w:rFonts w:ascii="Arial" w:cs="Arial" w:eastAsia="Arial" w:hAnsi="Arial"/>
+                <w:b/>
+                <w:bCs/>
+                <w:color w:val="E65100"/>
+                <w:sz w:val="15"/>
+                <w:szCs w:val="15"/>
+              </w:rPr>
+              <w:t xml:space="preserve">指標</w:t>
+            </w:r>
+          </w:p>
+        </w:tc>
+        <w:tc>
+          <w:tcPr>
+            <w:tcW w:type="dxa" w:w="2500"/>
+            <w:tcBorders>
+              <w:top w:val="single" w:color="CCCCCC" w:sz="1"/>
+              <w:left w:val="single" w:color="CCCCCC" w:sz="1"/>
+              <w:bottom w:val="single" w:color="CCCCCC" w:sz="1"/>
+              <w:right w:val="single" w:color="CCCCCC" w:sz="1"/>
+            </w:tcBorders>
+            <w:shd w:fill="FFF3E0" w:color="FFF3E0" w:val="solid"/>
+            <w:tcMar>
+              <w:top w:type="dxa" w:w="60"/>
+              <w:left w:type="dxa" w:w="80"/>
+              <w:bottom w:type="dxa" w:w="60"/>
+              <w:right w:type="dxa" w:w="80"/>
+            </w:tcMar>
+            <w:vAlign w:val="center"/>
+          </w:tcPr>
+          <w:p>
+            <w:pPr>
+              <w:jc w:val="center"/>
+            </w:pPr>
+            <w:r>
+              <w:rPr>
+                <w:rFonts w:ascii="Arial" w:cs="Arial" w:eastAsia="Arial" w:hAnsi="Arial"/>
+                <w:b/>
+                <w:bCs/>
+                <w:color w:val="E65100"/>
+                <w:sz w:val="15"/>
+                <w:szCs w:val="15"/>
+              </w:rPr>
+              <w:t xml:space="preserve">数値</w:t>
+            </w:r>
+          </w:p>
+        </w:tc>
+      </w:tr>
+      <w:tr>
+        <w:tc>
+          <w:tcPr>
+            <w:tcW w:type="dxa" w:w="2500"/>
+            <w:tcBorders>
+              <w:top w:val="single" w:color="CCCCCC" w:sz="1"/>
+              <w:left w:val="single" w:color="CCCCCC" w:sz="1"/>
+              <w:bottom w:val="single" w:color="CCCCCC" w:sz="1"/>
+              <w:right w:val="single" w:color="CCCCCC" w:sz="1"/>
+            </w:tcBorders>
+            <w:tcMar>
+              <w:top w:type="dxa" w:w="60"/>
+              <w:left w:type="dxa" w:w="80"/>
+              <w:bottom w:type="dxa" w:w="60"/>
+              <w:right w:type="dxa" w:w="80"/>
+            </w:tcMar>
+            <w:vAlign w:val="center"/>
+          </w:tcPr>
+          <w:p>
+            <w:pPr>
+              <w:jc w:val="left"/>
+            </w:pPr>
+            <w:r>
+              <w:rPr>
+                <w:rFonts w:ascii="Arial" w:cs="Arial" w:eastAsia="Arial" w:hAnsi="Arial"/>
+                <w:b w:val="false"/>
+                <w:bCs w:val="false"/>
+                <w:color w:val="333333"/>
+                <w:sz w:val="15"/>
+                <w:szCs w:val="15"/>
+              </w:rPr>
+              <w:t xml:space="preserve">品質スコア</w:t>
+            </w:r>
+          </w:p>
+        </w:tc>
+        <w:tc>
+          <w:tcPr>
+            <w:tcW w:type="dxa" w:w="2500"/>
+            <w:tcBorders>
+              <w:top w:val="single" w:color="CCCCCC" w:sz="1"/>
+              <w:left w:val="single" w:color="CCCCCC" w:sz="1"/>
+              <w:bottom w:val="single" w:color="CCCCCC" w:sz="1"/>
+              <w:right w:val="single" w:color="CCCCCC" w:sz="1"/>
+            </w:tcBorders>
+            <w:tcMar>
+              <w:top w:type="dxa" w:w="60"/>
+              <w:left w:type="dxa" w:w="80"/>
+              <w:bottom w:type="dxa" w:w="60"/>
+              <w:right w:type="dxa" w:w="80"/>
+            </w:tcMar>
+            <w:vAlign w:val="center"/>
+          </w:tcPr>
+          <w:p>
+            <w:pPr>
+              <w:jc w:val="center"/>
+            </w:pPr>
+            <w:r>
+              <w:rPr>
+                <w:rFonts w:ascii="Arial" w:cs="Arial" w:eastAsia="Arial" w:hAnsi="Arial"/>
+                <w:b/>
+                <w:bCs/>
+                <w:color w:val="333333"/>
+                <w:sz w:val="15"/>
+                <w:szCs w:val="15"/>
+              </w:rPr>
+              <w:t xml:space="preserve">8.87 / 10.0</w:t>
+            </w:r>
+          </w:p>
+        </w:tc>
+        <w:tc>
+          <w:tcPr>
+            <w:tcW w:type="dxa" w:w="2500"/>
+            <w:tcBorders>
+              <w:top w:val="single" w:color="CCCCCC" w:sz="1"/>
+              <w:left w:val="single" w:color="CCCCCC" w:sz="1"/>
+              <w:bottom w:val="single" w:color="CCCCCC" w:sz="1"/>
+              <w:right w:val="single" w:color="CCCCCC" w:sz="1"/>
+            </w:tcBorders>
+            <w:tcMar>
+              <w:top w:type="dxa" w:w="60"/>
+              <w:left w:type="dxa" w:w="80"/>
+              <w:bottom w:type="dxa" w:w="60"/>
+              <w:right w:type="dxa" w:w="80"/>
+            </w:tcMar>
+            <w:vAlign w:val="center"/>
+          </w:tcPr>
+          <w:p>
+            <w:pPr>
+              <w:jc w:val="left"/>
+            </w:pPr>
+            <w:r>
+              <w:rPr>
+                <w:rFonts w:ascii="Arial" w:cs="Arial" w:eastAsia="Arial" w:hAnsi="Arial"/>
+                <w:b w:val="false"/>
+                <w:bCs w:val="false"/>
+                <w:color w:val="333333"/>
+                <w:sz w:val="15"/>
+                <w:szCs w:val="15"/>
+              </w:rPr>
+              <w:t xml:space="preserve">月間売上（2月）</w:t>
+            </w:r>
+          </w:p>
+        </w:tc>
+        <w:tc>
+          <w:tcPr>
+            <w:tcW w:type="dxa" w:w="2500"/>
+            <w:tcBorders>
+              <w:top w:val="single" w:color="CCCCCC" w:sz="1"/>
+              <w:left w:val="single" w:color="CCCCCC" w:sz="1"/>
+              <w:bottom w:val="single" w:color="CCCCCC" w:sz="1"/>
+              <w:right w:val="single" w:color="CCCCCC" w:sz="1"/>
+            </w:tcBorders>
+            <w:tcMar>
+              <w:top w:type="dxa" w:w="60"/>
+              <w:left w:type="dxa" w:w="80"/>
+              <w:bottom w:type="dxa" w:w="60"/>
+              <w:right w:type="dxa" w:w="80"/>
+            </w:tcMar>
+            <w:vAlign w:val="center"/>
+          </w:tcPr>
+          <w:p>
+            <w:pPr>
+              <w:jc w:val="center"/>
+            </w:pPr>
+            <w:r>
+              <w:rPr>
+                <w:rFonts w:ascii="Arial" w:cs="Arial" w:eastAsia="Arial" w:hAnsi="Arial"/>
+                <w:b/>
+                <w:bCs/>
+                <w:color w:val="333333"/>
+                <w:sz w:val="15"/>
+                <w:szCs w:val="15"/>
+              </w:rPr>
+              <w:t xml:space="preserve">¥4,463,320</w:t>
+            </w:r>
+          </w:p>
+        </w:tc>
+      </w:tr>
+      <w:tr>
+        <w:tc>
+          <w:tcPr>
+            <w:tcW w:type="dxa" w:w="2500"/>
+            <w:tcBorders>
+              <w:top w:val="single" w:color="CCCCCC" w:sz="1"/>
+              <w:left w:val="single" w:color="CCCCCC" w:sz="1"/>
+              <w:bottom w:val="single" w:color="CCCCCC" w:sz="1"/>
+              <w:right w:val="single" w:color="CCCCCC" w:sz="1"/>
+            </w:tcBorders>
+            <w:tcMar>
+              <w:top w:type="dxa" w:w="60"/>
+              <w:left w:type="dxa" w:w="80"/>
+              <w:bottom w:type="dxa" w:w="60"/>
+              <w:right w:type="dxa" w:w="80"/>
+            </w:tcMar>
+            <w:vAlign w:val="center"/>
+          </w:tcPr>
+          <w:p>
+            <w:pPr>
+              <w:jc w:val="left"/>
+            </w:pPr>
+            <w:r>
+              <w:rPr>
+                <w:rFonts w:ascii="Arial" w:cs="Arial" w:eastAsia="Arial" w:hAnsi="Arial"/>
+                <w:b w:val="false"/>
+                <w:bCs w:val="false"/>
+                <w:color w:val="333333"/>
+                <w:sz w:val="15"/>
+                <w:szCs w:val="15"/>
+              </w:rPr>
+              <w:t xml:space="preserve">レビュー件数</w:t>
+            </w:r>
+          </w:p>
+        </w:tc>
+        <w:tc>
+          <w:tcPr>
+            <w:tcW w:type="dxa" w:w="2500"/>
+            <w:tcBorders>
+              <w:top w:val="single" w:color="CCCCCC" w:sz="1"/>
+              <w:left w:val="single" w:color="CCCCCC" w:sz="1"/>
+              <w:bottom w:val="single" w:color="CCCCCC" w:sz="1"/>
+              <w:right w:val="single" w:color="CCCCCC" w:sz="1"/>
+            </w:tcBorders>
+            <w:tcMar>
+              <w:top w:type="dxa" w:w="60"/>
+              <w:left w:type="dxa" w:w="80"/>
+              <w:bottom w:type="dxa" w:w="60"/>
+              <w:right w:type="dxa" w:w="80"/>
+            </w:tcMar>
+            <w:vAlign w:val="center"/>
+          </w:tcPr>
+          <w:p>
+            <w:pPr>
+              <w:jc w:val="center"/>
+            </w:pPr>
+            <w:r>
+              <w:rPr>
+                <w:rFonts w:ascii="Arial" w:cs="Arial" w:eastAsia="Arial" w:hAnsi="Arial"/>
+                <w:b w:val="false"/>
+                <w:bCs w:val="false"/>
+                <w:color w:val="333333"/>
+                <w:sz w:val="15"/>
+                <w:szCs w:val="15"/>
+              </w:rPr>
+              <w:t xml:space="preserve">127件</w:t>
+            </w:r>
+          </w:p>
+        </w:tc>
+        <w:tc>
+          <w:tcPr>
+            <w:tcW w:type="dxa" w:w="2500"/>
+            <w:tcBorders>
+              <w:top w:val="single" w:color="CCCCCC" w:sz="1"/>
+              <w:left w:val="single" w:color="CCCCCC" w:sz="1"/>
+              <w:bottom w:val="single" w:color="CCCCCC" w:sz="1"/>
+              <w:right w:val="single" w:color="CCCCCC" w:sz="1"/>
+            </w:tcBorders>
+            <w:tcMar>
+              <w:top w:type="dxa" w:w="60"/>
+              <w:left w:type="dxa" w:w="80"/>
+              <w:bottom w:type="dxa" w:w="60"/>
+              <w:right w:type="dxa" w:w="80"/>
+            </w:tcMar>
+            <w:vAlign w:val="center"/>
+          </w:tcPr>
+          <w:p>
+            <w:pPr>
+              <w:jc w:val="left"/>
+            </w:pPr>
+            <w:r>
+              <w:rPr>
+                <w:rFonts w:ascii="Arial" w:cs="Arial" w:eastAsia="Arial" w:hAnsi="Arial"/>
+                <w:b w:val="false"/>
+                <w:bCs w:val="false"/>
+                <w:color w:val="333333"/>
+                <w:sz w:val="15"/>
+                <w:szCs w:val="15"/>
+              </w:rPr>
+              <w:t xml:space="preserve">純利益</w:t>
+            </w:r>
+          </w:p>
+        </w:tc>
+        <w:tc>
+          <w:tcPr>
+            <w:tcW w:type="dxa" w:w="2500"/>
+            <w:tcBorders>
+              <w:top w:val="single" w:color="CCCCCC" w:sz="1"/>
+              <w:left w:val="single" w:color="CCCCCC" w:sz="1"/>
+              <w:bottom w:val="single" w:color="CCCCCC" w:sz="1"/>
+              <w:right w:val="single" w:color="CCCCCC" w:sz="1"/>
+            </w:tcBorders>
+            <w:tcMar>
+              <w:top w:type="dxa" w:w="60"/>
+              <w:left w:type="dxa" w:w="80"/>
+              <w:bottom w:type="dxa" w:w="60"/>
+              <w:right w:type="dxa" w:w="80"/>
+            </w:tcMar>
+            <w:vAlign w:val="center"/>
+          </w:tcPr>
+          <w:p>
+            <w:pPr>
+              <w:jc w:val="center"/>
+            </w:pPr>
+            <w:r>
+              <w:rPr>
+                <w:rFonts w:ascii="Arial" w:cs="Arial" w:eastAsia="Arial" w:hAnsi="Arial"/>
+                <w:b w:val="false"/>
+                <w:bCs w:val="false"/>
+                <w:color w:val="333333"/>
+                <w:sz w:val="15"/>
+                <w:szCs w:val="15"/>
+              </w:rPr>
+              <w:t xml:space="preserve">¥1,388,308</w:t>
+            </w:r>
+          </w:p>
+        </w:tc>
+      </w:tr>
+      <w:tr>
+        <w:tc>
+          <w:tcPr>
+            <w:tcW w:type="dxa" w:w="2500"/>
+            <w:tcBorders>
+              <w:top w:val="single" w:color="CCCCCC" w:sz="1"/>
+              <w:left w:val="single" w:color="CCCCCC" w:sz="1"/>
+              <w:bottom w:val="single" w:color="CCCCCC" w:sz="1"/>
+              <w:right w:val="single" w:color="CCCCCC" w:sz="1"/>
+            </w:tcBorders>
+            <w:tcMar>
+              <w:top w:type="dxa" w:w="60"/>
+              <w:left w:type="dxa" w:w="80"/>
+              <w:bottom w:type="dxa" w:w="60"/>
+              <w:right w:type="dxa" w:w="80"/>
+            </w:tcMar>
+            <w:vAlign w:val="center"/>
+          </w:tcPr>
+          <w:p>
+            <w:pPr>
+              <w:jc w:val="left"/>
+            </w:pPr>
+            <w:r>
+              <w:rPr>
+                <w:rFonts w:ascii="Arial" w:cs="Arial" w:eastAsia="Arial" w:hAnsi="Arial"/>
+                <w:b w:val="false"/>
+                <w:bCs w:val="false"/>
+                <w:color w:val="333333"/>
+                <w:sz w:val="15"/>
+                <w:szCs w:val="15"/>
+              </w:rPr>
+              <w:t xml:space="preserve">清掃クレーム率</w:t>
+            </w:r>
+          </w:p>
+        </w:tc>
+        <w:tc>
+          <w:tcPr>
+            <w:tcW w:type="dxa" w:w="2500"/>
+            <w:tcBorders>
+              <w:top w:val="single" w:color="CCCCCC" w:sz="1"/>
+              <w:left w:val="single" w:color="CCCCCC" w:sz="1"/>
+              <w:bottom w:val="single" w:color="CCCCCC" w:sz="1"/>
+              <w:right w:val="single" w:color="CCCCCC" w:sz="1"/>
+            </w:tcBorders>
+            <w:tcMar>
+              <w:top w:type="dxa" w:w="60"/>
+              <w:left w:type="dxa" w:w="80"/>
+              <w:bottom w:type="dxa" w:w="60"/>
+              <w:right w:type="dxa" w:w="80"/>
+            </w:tcMar>
+            <w:vAlign w:val="center"/>
+          </w:tcPr>
+          <w:p>
+            <w:pPr>
+              <w:jc w:val="center"/>
+            </w:pPr>
+            <w:r>
+              <w:rPr>
+                <w:rFonts w:ascii="Arial" w:cs="Arial" w:eastAsia="Arial" w:hAnsi="Arial"/>
+                <w:b w:val="false"/>
+                <w:bCs w:val="false"/>
+                <w:color w:val="E74C3C"/>
+                <w:sz w:val="15"/>
+                <w:szCs w:val="15"/>
+              </w:rPr>
+              <w:t xml:space="preserve">630.0%</w:t>
+            </w:r>
+          </w:p>
+        </w:tc>
+        <w:tc>
+          <w:tcPr>
+            <w:tcW w:type="dxa" w:w="2500"/>
+            <w:tcBorders>
+              <w:top w:val="single" w:color="CCCCCC" w:sz="1"/>
+              <w:left w:val="single" w:color="CCCCCC" w:sz="1"/>
+              <w:bottom w:val="single" w:color="CCCCCC" w:sz="1"/>
+              <w:right w:val="single" w:color="CCCCCC" w:sz="1"/>
+            </w:tcBorders>
+            <w:tcMar>
+              <w:top w:type="dxa" w:w="60"/>
+              <w:left w:type="dxa" w:w="80"/>
+              <w:bottom w:type="dxa" w:w="60"/>
+              <w:right w:type="dxa" w:w="80"/>
+            </w:tcMar>
+            <w:vAlign w:val="center"/>
+          </w:tcPr>
+          <w:p>
+            <w:pPr>
+              <w:jc w:val="left"/>
+            </w:pPr>
+            <w:r>
+              <w:rPr>
+                <w:rFonts w:ascii="Arial" w:cs="Arial" w:eastAsia="Arial" w:hAnsi="Arial"/>
+                <w:b w:val="false"/>
+                <w:bCs w:val="false"/>
+                <w:color w:val="333333"/>
+                <w:sz w:val="15"/>
+                <w:szCs w:val="15"/>
+              </w:rPr>
+              <w:t xml:space="preserve">稼働率</w:t>
+            </w:r>
+          </w:p>
+        </w:tc>
+        <w:tc>
+          <w:tcPr>
+            <w:tcW w:type="dxa" w:w="2500"/>
+            <w:tcBorders>
+              <w:top w:val="single" w:color="CCCCCC" w:sz="1"/>
+              <w:left w:val="single" w:color="CCCCCC" w:sz="1"/>
+              <w:bottom w:val="single" w:color="CCCCCC" w:sz="1"/>
+              <w:right w:val="single" w:color="CCCCCC" w:sz="1"/>
+            </w:tcBorders>
+            <w:tcMar>
+              <w:top w:type="dxa" w:w="60"/>
+              <w:left w:type="dxa" w:w="80"/>
+              <w:bottom w:type="dxa" w:w="60"/>
+              <w:right w:type="dxa" w:w="80"/>
+            </w:tcMar>
+            <w:vAlign w:val="center"/>
+          </w:tcPr>
+          <w:p>
+            <w:pPr>
+              <w:jc w:val="center"/>
+            </w:pPr>
+            <w:r>
+              <w:rPr>
+                <w:rFonts w:ascii="Arial" w:cs="Arial" w:eastAsia="Arial" w:hAnsi="Arial"/>
+                <w:b w:val="false"/>
+                <w:bCs w:val="false"/>
+                <w:color w:val="333333"/>
+                <w:sz w:val="15"/>
+                <w:szCs w:val="15"/>
+              </w:rPr>
+              <w:t xml:space="preserve">79.2%</w:t>
+            </w:r>
+          </w:p>
+        </w:tc>
+      </w:tr>
+      <w:tr>
+        <w:tc>
+          <w:tcPr>
+            <w:tcW w:type="dxa" w:w="2500"/>
+            <w:tcBorders>
+              <w:top w:val="single" w:color="CCCCCC" w:sz="1"/>
+              <w:left w:val="single" w:color="CCCCCC" w:sz="1"/>
+              <w:bottom w:val="single" w:color="CCCCCC" w:sz="1"/>
+              <w:right w:val="single" w:color="CCCCCC" w:sz="1"/>
+            </w:tcBorders>
+            <w:tcMar>
+              <w:top w:type="dxa" w:w="60"/>
+              <w:left w:type="dxa" w:w="80"/>
+              <w:bottom w:type="dxa" w:w="60"/>
+              <w:right w:type="dxa" w:w="80"/>
+            </w:tcMar>
+            <w:vAlign w:val="center"/>
+          </w:tcPr>
+          <w:p>
+            <w:pPr>
+              <w:jc w:val="left"/>
+            </w:pPr>
+            <w:r>
+              <w:rPr>
+                <w:rFonts w:ascii="Arial" w:cs="Arial" w:eastAsia="Arial" w:hAnsi="Arial"/>
+                <w:b w:val="false"/>
+                <w:bCs w:val="false"/>
+                <w:color w:val="333333"/>
+                <w:sz w:val="15"/>
+                <w:szCs w:val="15"/>
+              </w:rPr>
+              <w:t xml:space="preserve">優先度</w:t>
+            </w:r>
+          </w:p>
+        </w:tc>
+        <w:tc>
+          <w:tcPr>
+            <w:tcW w:type="dxa" w:w="2500"/>
+            <w:tcBorders>
+              <w:top w:val="single" w:color="CCCCCC" w:sz="1"/>
+              <w:left w:val="single" w:color="CCCCCC" w:sz="1"/>
+              <w:bottom w:val="single" w:color="CCCCCC" w:sz="1"/>
+              <w:right w:val="single" w:color="CCCCCC" w:sz="1"/>
+            </w:tcBorders>
+            <w:shd w:fill="FFF3E0" w:color="FFF3E0" w:val="solid"/>
+            <w:tcMar>
+              <w:top w:type="dxa" w:w="60"/>
+              <w:left w:type="dxa" w:w="80"/>
+              <w:bottom w:type="dxa" w:w="60"/>
+              <w:right w:type="dxa" w:w="80"/>
+            </w:tcMar>
+            <w:vAlign w:val="center"/>
+          </w:tcPr>
+          <w:p>
+            <w:pPr>
+              <w:jc w:val="center"/>
+            </w:pPr>
+            <w:r>
+              <w:rPr>
+                <w:rFonts w:ascii="Arial" w:cs="Arial" w:eastAsia="Arial" w:hAnsi="Arial"/>
+                <w:b/>
+                <w:bCs/>
+                <w:color w:val="E65100"/>
+                <w:sz w:val="15"/>
+                <w:szCs w:val="15"/>
+              </w:rPr>
+              <w:t xml:space="preserve">🟠 高</w:t>
+            </w:r>
+          </w:p>
+        </w:tc>
+        <w:tc>
+          <w:tcPr>
+            <w:tcW w:type="dxa" w:w="2500"/>
+            <w:tcBorders>
+              <w:top w:val="single" w:color="CCCCCC" w:sz="1"/>
+              <w:left w:val="single" w:color="CCCCCC" w:sz="1"/>
+              <w:bottom w:val="single" w:color="CCCCCC" w:sz="1"/>
+              <w:right w:val="single" w:color="CCCCCC" w:sz="1"/>
+            </w:tcBorders>
+            <w:tcMar>
+              <w:top w:type="dxa" w:w="60"/>
+              <w:left w:type="dxa" w:w="80"/>
+              <w:bottom w:type="dxa" w:w="60"/>
+              <w:right w:type="dxa" w:w="80"/>
+            </w:tcMar>
+            <w:vAlign w:val="center"/>
+          </w:tcPr>
+          <w:p>
+            <w:pPr>
+              <w:jc w:val="left"/>
+            </w:pPr>
+            <w:r>
+              <w:rPr>
+                <w:rFonts w:ascii="Arial" w:cs="Arial" w:eastAsia="Arial" w:hAnsi="Arial"/>
+                <w:b w:val="false"/>
+                <w:bCs w:val="false"/>
+                <w:color w:val="333333"/>
+                <w:sz w:val="15"/>
+                <w:szCs w:val="15"/>
+              </w:rPr>
+              <w:t xml:space="preserve">利益率</w:t>
+            </w:r>
+          </w:p>
+        </w:tc>
+        <w:tc>
+          <w:tcPr>
+            <w:tcW w:type="dxa" w:w="2500"/>
+            <w:tcBorders>
+              <w:top w:val="single" w:color="CCCCCC" w:sz="1"/>
+              <w:left w:val="single" w:color="CCCCCC" w:sz="1"/>
+              <w:bottom w:val="single" w:color="CCCCCC" w:sz="1"/>
+              <w:right w:val="single" w:color="CCCCCC" w:sz="1"/>
+            </w:tcBorders>
+            <w:tcMar>
+              <w:top w:type="dxa" w:w="60"/>
+              <w:left w:type="dxa" w:w="80"/>
+              <w:bottom w:type="dxa" w:w="60"/>
+              <w:right w:type="dxa" w:w="80"/>
+            </w:tcMar>
+            <w:vAlign w:val="center"/>
+          </w:tcPr>
+          <w:p>
+            <w:pPr>
+              <w:jc w:val="center"/>
+            </w:pPr>
+            <w:r>
+              <w:rPr>
+                <w:rFonts w:ascii="Arial" w:cs="Arial" w:eastAsia="Arial" w:hAnsi="Arial"/>
+                <w:b w:val="false"/>
+                <w:bCs w:val="false"/>
+                <w:color w:val="333333"/>
+                <w:sz w:val="15"/>
+                <w:szCs w:val="15"/>
+              </w:rPr>
+              <w:t xml:space="preserve">31.1%</w:t>
+            </w:r>
+          </w:p>
+        </w:tc>
+      </w:tr>
+      <w:tr>
+        <w:tc>
+          <w:tcPr>
+            <w:tcW w:type="dxa" w:w="2500"/>
+            <w:tcBorders>
+              <w:top w:val="single" w:color="CCCCCC" w:sz="1"/>
+              <w:left w:val="single" w:color="CCCCCC" w:sz="1"/>
+              <w:bottom w:val="single" w:color="CCCCCC" w:sz="1"/>
+              <w:right w:val="single" w:color="CCCCCC" w:sz="1"/>
+            </w:tcBorders>
+            <w:tcMar>
+              <w:top w:type="dxa" w:w="60"/>
+              <w:left w:type="dxa" w:w="80"/>
+              <w:bottom w:type="dxa" w:w="60"/>
+              <w:right w:type="dxa" w:w="80"/>
+            </w:tcMar>
+            <w:vAlign w:val="center"/>
+          </w:tcPr>
+          <w:p>
+            <w:pPr>
+              <w:jc w:val="left"/>
+            </w:pPr>
+            <w:r>
+              <w:rPr>
+                <w:rFonts w:ascii="Arial" w:cs="Arial" w:eastAsia="Arial" w:hAnsi="Arial"/>
+                <w:b w:val="false"/>
+                <w:bCs w:val="false"/>
+                <w:color w:val="333333"/>
+                <w:sz w:val="15"/>
+                <w:szCs w:val="15"/>
+              </w:rPr>
+              <w:t xml:space="preserve">マトリクス分類</w:t>
+            </w:r>
+          </w:p>
+        </w:tc>
+        <w:tc>
+          <w:tcPr>
+            <w:tcW w:type="dxa" w:w="2500"/>
+            <w:tcBorders>
+              <w:top w:val="single" w:color="CCCCCC" w:sz="1"/>
+              <w:left w:val="single" w:color="CCCCCC" w:sz="1"/>
+              <w:bottom w:val="single" w:color="CCCCCC" w:sz="1"/>
+              <w:right w:val="single" w:color="CCCCCC" w:sz="1"/>
+            </w:tcBorders>
+            <w:tcMar>
+              <w:top w:type="dxa" w:w="60"/>
+              <w:left w:type="dxa" w:w="80"/>
+              <w:bottom w:type="dxa" w:w="60"/>
+              <w:right w:type="dxa" w:w="80"/>
+            </w:tcMar>
+            <w:vAlign w:val="center"/>
+          </w:tcPr>
+          <w:p>
+            <w:pPr>
+              <w:jc w:val="center"/>
+            </w:pPr>
+            <w:r>
+              <w:rPr>
+                <w:rFonts w:ascii="Arial" w:cs="Arial" w:eastAsia="Arial" w:hAnsi="Arial"/>
+                <w:b/>
+                <w:bCs/>
+                <w:color w:val="333333"/>
+                <w:sz w:val="15"/>
+                <w:szCs w:val="15"/>
+              </w:rPr>
+              <w:t xml:space="preserve">高品質×高売上</w:t>
+            </w:r>
+          </w:p>
+        </w:tc>
+        <w:tc>
+          <w:tcPr>
+            <w:tcW w:type="dxa" w:w="2500"/>
+            <w:tcBorders>
+              <w:top w:val="single" w:color="CCCCCC" w:sz="1"/>
+              <w:left w:val="single" w:color="CCCCCC" w:sz="1"/>
+              <w:bottom w:val="single" w:color="CCCCCC" w:sz="1"/>
+              <w:right w:val="single" w:color="CCCCCC" w:sz="1"/>
+            </w:tcBorders>
+            <w:tcMar>
+              <w:top w:type="dxa" w:w="60"/>
+              <w:left w:type="dxa" w:w="80"/>
+              <w:bottom w:type="dxa" w:w="60"/>
+              <w:right w:type="dxa" w:w="80"/>
+            </w:tcMar>
+            <w:vAlign w:val="center"/>
+          </w:tcPr>
+          <w:p>
+            <w:pPr>
+              <w:jc w:val="left"/>
+            </w:pPr>
+            <w:r>
+              <w:rPr>
+                <w:rFonts w:ascii="Arial" w:cs="Arial" w:eastAsia="Arial" w:hAnsi="Arial"/>
+                <w:b w:val="false"/>
+                <w:bCs w:val="false"/>
+                <w:color w:val="333333"/>
+                <w:sz w:val="15"/>
+                <w:szCs w:val="15"/>
+              </w:rPr>
+              <w:t xml:space="preserve">客室数 / スタッフ数</w:t>
+            </w:r>
+          </w:p>
+        </w:tc>
+        <w:tc>
+          <w:tcPr>
+            <w:tcW w:type="dxa" w:w="2500"/>
+            <w:tcBorders>
+              <w:top w:val="single" w:color="CCCCCC" w:sz="1"/>
+              <w:left w:val="single" w:color="CCCCCC" w:sz="1"/>
+              <w:bottom w:val="single" w:color="CCCCCC" w:sz="1"/>
+              <w:right w:val="single" w:color="CCCCCC" w:sz="1"/>
+            </w:tcBorders>
+            <w:tcMar>
+              <w:top w:type="dxa" w:w="60"/>
+              <w:left w:type="dxa" w:w="80"/>
+              <w:bottom w:type="dxa" w:w="60"/>
+              <w:right w:type="dxa" w:w="80"/>
+            </w:tcMar>
+            <w:vAlign w:val="center"/>
+          </w:tcPr>
+          <w:p>
+            <w:pPr>
+              <w:jc w:val="center"/>
+            </w:pPr>
+            <w:r>
+              <w:rPr>
+                <w:rFonts w:ascii="Arial" w:cs="Arial" w:eastAsia="Arial" w:hAnsi="Arial"/>
+                <w:b w:val="false"/>
+                <w:bCs w:val="false"/>
+                <w:color w:val="333333"/>
+                <w:sz w:val="15"/>
+                <w:szCs w:val="15"/>
+              </w:rPr>
+              <w:t xml:space="preserve">116室 / 29名</w:t>
             </w:r>
           </w:p>
         </w:tc>
@@ -20520,7 +21526,7 @@
                 <w:sz w:val="15"/>
                 <w:szCs w:val="15"/>
               </w:rPr>
-              <w:t xml:space="preserve">8.22 / 10.0</w:t>
+              <w:t xml:space="preserve">8.23 / 10.0</w:t>
             </w:r>
           </w:p>
         </w:tc>
@@ -20658,7 +21664,7 @@
                 <w:sz w:val="15"/>
                 <w:szCs w:val="15"/>
               </w:rPr>
-              <w:t xml:space="preserve">120件</w:t>
+              <w:t xml:space="preserve">122件</w:t>
             </w:r>
           </w:p>
         </w:tc>
@@ -20796,7 +21802,7 @@
                 <w:sz w:val="15"/>
                 <w:szCs w:val="15"/>
               </w:rPr>
-              <w:t xml:space="preserve">670.0%</w:t>
+              <w:t xml:space="preserve">660.0%</w:t>
             </w:r>
           </w:p>
         </w:tc>
@@ -21518,7 +22524,7 @@
                 <w:sz w:val="14"/>
                 <w:szCs w:val="14"/>
               </w:rPr>
-              <w:t xml:space="preserve">9.22</w:t>
+              <w:t xml:space="preserve">9.21</w:t>
             </w:r>
           </w:p>
         </w:tc>
@@ -21725,7 +22731,7 @@
                 <w:sz w:val="14"/>
                 <w:szCs w:val="14"/>
               </w:rPr>
-              <w:t xml:space="preserve">8.72</w:t>
+              <w:t xml:space="preserve">8.67</w:t>
             </w:r>
           </w:p>
         </w:tc>
@@ -21932,7 +22938,7 @@
                 <w:sz w:val="14"/>
                 <w:szCs w:val="14"/>
               </w:rPr>
-              <w:t xml:space="preserve">8.68</w:t>
+              <w:t xml:space="preserve">8.72</w:t>
             </w:r>
           </w:p>
         </w:tc>
@@ -22139,7 +23145,7 @@
                 <w:sz w:val="14"/>
                 <w:szCs w:val="14"/>
               </w:rPr>
-              <w:t xml:space="preserve">8.30</w:t>
+              <w:t xml:space="preserve">8.28</w:t>
             </w:r>
           </w:p>
         </w:tc>
@@ -22346,7 +23352,7 @@
                 <w:sz w:val="14"/>
                 <w:szCs w:val="14"/>
               </w:rPr>
-              <w:t xml:space="preserve">9.08</w:t>
+              <w:t xml:space="preserve">9.12</w:t>
             </w:r>
           </w:p>
         </w:tc>
@@ -22519,7 +23525,7 @@
                 <w:sz w:val="14"/>
                 <w:szCs w:val="14"/>
               </w:rPr>
-              <w:t xml:space="preserve">ホテルコメント横浜関内</w:t>
+              <w:t xml:space="preserve">ホテルケヤキゲート東京府中</w:t>
             </w:r>
           </w:p>
         </w:tc>
@@ -22553,7 +23559,7 @@
                 <w:sz w:val="14"/>
                 <w:szCs w:val="14"/>
               </w:rPr>
-              <w:t xml:space="preserve">8.90</w:t>
+              <w:t xml:space="preserve">8.71</w:t>
             </w:r>
           </w:p>
         </w:tc>
@@ -22587,7 +23593,7 @@
                 <w:sz w:val="14"/>
                 <w:szCs w:val="14"/>
               </w:rPr>
-              <w:t xml:space="preserve">¥4,463,320</w:t>
+              <w:t xml:space="preserve">¥4,425,395</w:t>
             </w:r>
           </w:p>
         </w:tc>
@@ -22621,7 +23627,7 @@
                 <w:sz w:val="14"/>
                 <w:szCs w:val="14"/>
               </w:rPr>
-              <w:t xml:space="preserve">79.2%</w:t>
+              <w:t xml:space="preserve">82.4%</w:t>
             </w:r>
           </w:p>
         </w:tc>
@@ -22655,7 +23661,7 @@
                 <w:sz w:val="14"/>
                 <w:szCs w:val="14"/>
               </w:rPr>
-              <w:t xml:space="preserve">高品質×高売上</w:t>
+              <w:t xml:space="preserve">高品質×低売上</w:t>
             </w:r>
           </w:p>
         </w:tc>
@@ -22726,7 +23732,7 @@
                 <w:sz w:val="14"/>
                 <w:szCs w:val="14"/>
               </w:rPr>
-              <w:t xml:space="preserve">ホテルケヤキゲート東京府中</w:t>
+              <w:t xml:space="preserve">第一イン池袋</w:t>
             </w:r>
           </w:p>
         </w:tc>
@@ -22760,7 +23766,7 @@
                 <w:sz w:val="14"/>
                 <w:szCs w:val="14"/>
               </w:rPr>
-              <w:t xml:space="preserve">8.74</w:t>
+              <w:t xml:space="preserve">9.16</w:t>
             </w:r>
           </w:p>
         </w:tc>
@@ -22794,7 +23800,7 @@
                 <w:sz w:val="14"/>
                 <w:szCs w:val="14"/>
               </w:rPr>
-              <w:t xml:space="preserve">¥4,425,395</w:t>
+              <w:t xml:space="preserve">¥4,310,610</w:t>
             </w:r>
           </w:p>
         </w:tc>
@@ -22828,7 +23834,7 @@
                 <w:sz w:val="14"/>
                 <w:szCs w:val="14"/>
               </w:rPr>
-              <w:t xml:space="preserve">82.4%</w:t>
+              <w:t xml:space="preserve">76.2%</w:t>
             </w:r>
           </w:p>
         </w:tc>
@@ -22933,7 +23939,7 @@
                 <w:sz w:val="14"/>
                 <w:szCs w:val="14"/>
               </w:rPr>
-              <w:t xml:space="preserve">第一イン池袋</w:t>
+              <w:t xml:space="preserve">コンフォートホテルERA東京東神田</w:t>
             </w:r>
           </w:p>
         </w:tc>
@@ -22967,7 +23973,7 @@
                 <w:sz w:val="14"/>
                 <w:szCs w:val="14"/>
               </w:rPr>
-              <w:t xml:space="preserve">9.13</w:t>
+              <w:t xml:space="preserve">8.92</w:t>
             </w:r>
           </w:p>
         </w:tc>
@@ -23001,7 +24007,7 @@
                 <w:sz w:val="14"/>
                 <w:szCs w:val="14"/>
               </w:rPr>
-              <w:t xml:space="preserve">¥4,310,610</w:t>
+              <w:t xml:space="preserve">¥4,047,280</w:t>
             </w:r>
           </w:p>
         </w:tc>
@@ -23035,7 +24041,7 @@
                 <w:sz w:val="14"/>
                 <w:szCs w:val="14"/>
               </w:rPr>
-              <w:t xml:space="preserve">76.2%</w:t>
+              <w:t xml:space="preserve">65.8%</w:t>
             </w:r>
           </w:p>
         </w:tc>
@@ -23140,7 +24146,7 @@
                 <w:sz w:val="14"/>
                 <w:szCs w:val="14"/>
               </w:rPr>
-              <w:t xml:space="preserve">コンフォートホテルERA東京東神田</w:t>
+              <w:t xml:space="preserve">リッチモンドホテル東京目白</w:t>
             </w:r>
           </w:p>
         </w:tc>
@@ -23174,7 +24180,7 @@
                 <w:sz w:val="14"/>
                 <w:szCs w:val="14"/>
               </w:rPr>
-              <w:t xml:space="preserve">8.92</w:t>
+              <w:t xml:space="preserve">8.71</w:t>
             </w:r>
           </w:p>
         </w:tc>
@@ -23208,7 +24214,7 @@
                 <w:sz w:val="14"/>
                 <w:szCs w:val="14"/>
               </w:rPr>
-              <w:t xml:space="preserve">¥4,047,280</w:t>
+              <w:t xml:space="preserve">¥3,663,440</w:t>
             </w:r>
           </w:p>
         </w:tc>
@@ -23242,7 +24248,7 @@
                 <w:sz w:val="14"/>
                 <w:szCs w:val="14"/>
               </w:rPr>
-              <w:t xml:space="preserve">65.8%</w:t>
+              <w:t xml:space="preserve">81.8%</w:t>
             </w:r>
           </w:p>
         </w:tc>
@@ -23347,7 +24353,7 @@
                 <w:sz w:val="14"/>
                 <w:szCs w:val="14"/>
               </w:rPr>
-              <w:t xml:space="preserve">リッチモンドホテル東京目白</w:t>
+              <w:t xml:space="preserve">アパホテル相模原橋本駅東</w:t>
             </w:r>
           </w:p>
         </w:tc>
@@ -23381,7 +24387,7 @@
                 <w:sz w:val="14"/>
                 <w:szCs w:val="14"/>
               </w:rPr>
-              <w:t xml:space="preserve">8.70</w:t>
+              <w:t xml:space="preserve">8.16</w:t>
             </w:r>
           </w:p>
         </w:tc>
@@ -23415,7 +24421,7 @@
                 <w:sz w:val="14"/>
                 <w:szCs w:val="14"/>
               </w:rPr>
-              <w:t xml:space="preserve">¥3,663,440</w:t>
+              <w:t xml:space="preserve">¥2,698,420</w:t>
             </w:r>
           </w:p>
         </w:tc>
@@ -23449,7 +24455,7 @@
                 <w:sz w:val="14"/>
                 <w:szCs w:val="14"/>
               </w:rPr>
-              <w:t xml:space="preserve">81.8%</w:t>
+              <w:t xml:space="preserve">66.9%</w:t>
             </w:r>
           </w:p>
         </w:tc>
@@ -23554,7 +24560,7 @@
                 <w:sz w:val="14"/>
                 <w:szCs w:val="14"/>
               </w:rPr>
-              <w:t xml:space="preserve">アパホテル相模原橋本駅東</w:t>
+              <w:t xml:space="preserve">コンフォートホテル成田</w:t>
             </w:r>
           </w:p>
         </w:tc>
@@ -23588,214 +24594,7 @@
                 <w:sz w:val="14"/>
                 <w:szCs w:val="14"/>
               </w:rPr>
-              <w:t xml:space="preserve">8.13</w:t>
-            </w:r>
-          </w:p>
-        </w:tc>
-        <w:tc>
-          <w:tcPr>
-            <w:tcW w:type="dxa" w:w="1500"/>
-            <w:tcBorders>
-              <w:top w:val="single" w:color="CCCCCC" w:sz="1"/>
-              <w:left w:val="single" w:color="CCCCCC" w:sz="1"/>
-              <w:bottom w:val="single" w:color="CCCCCC" w:sz="1"/>
-              <w:right w:val="single" w:color="CCCCCC" w:sz="1"/>
-            </w:tcBorders>
-            <w:tcMar>
-              <w:top w:type="dxa" w:w="60"/>
-              <w:left w:type="dxa" w:w="80"/>
-              <w:bottom w:type="dxa" w:w="60"/>
-              <w:right w:type="dxa" w:w="80"/>
-            </w:tcMar>
-            <w:vAlign w:val="center"/>
-          </w:tcPr>
-          <w:p>
-            <w:pPr>
-              <w:jc w:val="center"/>
-            </w:pPr>
-            <w:r>
-              <w:rPr>
-                <w:rFonts w:ascii="Arial" w:cs="Arial" w:eastAsia="Arial" w:hAnsi="Arial"/>
-                <w:b w:val="false"/>
-                <w:bCs w:val="false"/>
-                <w:color w:val="333333"/>
-                <w:sz w:val="14"/>
-                <w:szCs w:val="14"/>
-              </w:rPr>
-              <w:t xml:space="preserve">¥2,698,420</w:t>
-            </w:r>
-          </w:p>
-        </w:tc>
-        <w:tc>
-          <w:tcPr>
-            <w:tcW w:type="dxa" w:w="900"/>
-            <w:tcBorders>
-              <w:top w:val="single" w:color="CCCCCC" w:sz="1"/>
-              <w:left w:val="single" w:color="CCCCCC" w:sz="1"/>
-              <w:bottom w:val="single" w:color="CCCCCC" w:sz="1"/>
-              <w:right w:val="single" w:color="CCCCCC" w:sz="1"/>
-            </w:tcBorders>
-            <w:tcMar>
-              <w:top w:type="dxa" w:w="60"/>
-              <w:left w:type="dxa" w:w="80"/>
-              <w:bottom w:type="dxa" w:w="60"/>
-              <w:right w:type="dxa" w:w="80"/>
-            </w:tcMar>
-            <w:vAlign w:val="center"/>
-          </w:tcPr>
-          <w:p>
-            <w:pPr>
-              <w:jc w:val="center"/>
-            </w:pPr>
-            <w:r>
-              <w:rPr>
-                <w:rFonts w:ascii="Arial" w:cs="Arial" w:eastAsia="Arial" w:hAnsi="Arial"/>
-                <w:b w:val="false"/>
-                <w:bCs w:val="false"/>
-                <w:color w:val="333333"/>
-                <w:sz w:val="14"/>
-                <w:szCs w:val="14"/>
-              </w:rPr>
-              <w:t xml:space="preserve">66.9%</w:t>
-            </w:r>
-          </w:p>
-        </w:tc>
-        <w:tc>
-          <w:tcPr>
-            <w:tcW w:type="dxa" w:w="2000"/>
-            <w:tcBorders>
-              <w:top w:val="single" w:color="CCCCCC" w:sz="1"/>
-              <w:left w:val="single" w:color="CCCCCC" w:sz="1"/>
-              <w:bottom w:val="single" w:color="CCCCCC" w:sz="1"/>
-              <w:right w:val="single" w:color="CCCCCC" w:sz="1"/>
-            </w:tcBorders>
-            <w:tcMar>
-              <w:top w:type="dxa" w:w="60"/>
-              <w:left w:type="dxa" w:w="80"/>
-              <w:bottom w:type="dxa" w:w="60"/>
-              <w:right w:type="dxa" w:w="80"/>
-            </w:tcMar>
-            <w:vAlign w:val="center"/>
-          </w:tcPr>
-          <w:p>
-            <w:pPr>
-              <w:jc w:val="center"/>
-            </w:pPr>
-            <w:r>
-              <w:rPr>
-                <w:rFonts w:ascii="Arial" w:cs="Arial" w:eastAsia="Arial" w:hAnsi="Arial"/>
-                <w:b w:val="false"/>
-                <w:bCs w:val="false"/>
-                <w:color w:val="333333"/>
-                <w:sz w:val="14"/>
-                <w:szCs w:val="14"/>
-              </w:rPr>
-              <w:t xml:space="preserve">高品質×低売上</w:t>
-            </w:r>
-          </w:p>
-        </w:tc>
-        <w:tc>
-          <w:tcPr>
-            <w:tcW w:type="dxa" w:w="1000"/>
-            <w:tcBorders>
-              <w:top w:val="single" w:color="CCCCCC" w:sz="1"/>
-              <w:left w:val="single" w:color="CCCCCC" w:sz="1"/>
-              <w:bottom w:val="single" w:color="CCCCCC" w:sz="1"/>
-              <w:right w:val="single" w:color="CCCCCC" w:sz="1"/>
-            </w:tcBorders>
-            <w:shd w:fill="E3F2FD" w:color="E3F2FD" w:val="solid"/>
-            <w:tcMar>
-              <w:top w:type="dxa" w:w="60"/>
-              <w:left w:type="dxa" w:w="80"/>
-              <w:bottom w:type="dxa" w:w="60"/>
-              <w:right w:type="dxa" w:w="80"/>
-            </w:tcMar>
-            <w:vAlign w:val="center"/>
-          </w:tcPr>
-          <w:p>
-            <w:pPr>
-              <w:jc w:val="center"/>
-            </w:pPr>
-            <w:r>
-              <w:rPr>
-                <w:rFonts w:ascii="Arial" w:cs="Arial" w:eastAsia="Arial" w:hAnsi="Arial"/>
-                <w:b/>
-                <w:bCs/>
-                <w:color w:val="1565C0"/>
-                <w:sz w:val="13"/>
-                <w:szCs w:val="13"/>
-              </w:rPr>
-              <w:t xml:space="preserve">🔵 標準</w:t>
-            </w:r>
-          </w:p>
-        </w:tc>
-      </w:tr>
-      <w:tr>
-        <w:tc>
-          <w:tcPr>
-            <w:tcW w:type="dxa" w:w="2800"/>
-            <w:tcBorders>
-              <w:top w:val="single" w:color="CCCCCC" w:sz="1"/>
-              <w:left w:val="single" w:color="CCCCCC" w:sz="1"/>
-              <w:bottom w:val="single" w:color="CCCCCC" w:sz="1"/>
-              <w:right w:val="single" w:color="CCCCCC" w:sz="1"/>
-            </w:tcBorders>
-            <w:tcMar>
-              <w:top w:type="dxa" w:w="60"/>
-              <w:left w:type="dxa" w:w="80"/>
-              <w:bottom w:type="dxa" w:w="60"/>
-              <w:right w:type="dxa" w:w="80"/>
-            </w:tcMar>
-            <w:vAlign w:val="center"/>
-          </w:tcPr>
-          <w:p>
-            <w:pPr>
-              <w:jc w:val="left"/>
-            </w:pPr>
-            <w:r>
-              <w:rPr>
-                <w:rFonts w:ascii="Arial" w:cs="Arial" w:eastAsia="Arial" w:hAnsi="Arial"/>
-                <w:b w:val="false"/>
-                <w:bCs w:val="false"/>
-                <w:color w:val="333333"/>
-                <w:sz w:val="14"/>
-                <w:szCs w:val="14"/>
-              </w:rPr>
-              <w:t xml:space="preserve">コンフォートホテル成田</w:t>
-            </w:r>
-          </w:p>
-        </w:tc>
-        <w:tc>
-          <w:tcPr>
-            <w:tcW w:type="dxa" w:w="900"/>
-            <w:tcBorders>
-              <w:top w:val="single" w:color="CCCCCC" w:sz="1"/>
-              <w:left w:val="single" w:color="CCCCCC" w:sz="1"/>
-              <w:bottom w:val="single" w:color="CCCCCC" w:sz="1"/>
-              <w:right w:val="single" w:color="CCCCCC" w:sz="1"/>
-            </w:tcBorders>
-            <w:tcMar>
-              <w:top w:type="dxa" w:w="60"/>
-              <w:left w:type="dxa" w:w="80"/>
-              <w:bottom w:type="dxa" w:w="60"/>
-              <w:right w:type="dxa" w:w="80"/>
-            </w:tcMar>
-            <w:vAlign w:val="center"/>
-          </w:tcPr>
-          <w:p>
-            <w:pPr>
-              <w:jc w:val="center"/>
-            </w:pPr>
-            <w:r>
-              <w:rPr>
-                <w:rFonts w:ascii="Arial" w:cs="Arial" w:eastAsia="Arial" w:hAnsi="Arial"/>
-                <w:b w:val="false"/>
-                <w:bCs w:val="false"/>
-                <w:color w:val="333333"/>
-                <w:sz w:val="14"/>
-                <w:szCs w:val="14"/>
-              </w:rPr>
-              <w:t xml:space="preserve">8.50</w:t>
+              <w:t xml:space="preserve">8.53</w:t>
             </w:r>
           </w:p>
         </w:tc>

--- a/納品レポート/PRIMECHANGE戦略レポート/PRIMECHANGE_品質売上総合レポート.docx
+++ b/納品レポート/PRIMECHANGE戦略レポート/PRIMECHANGE_品質売上総合レポート.docx
@@ -1715,7 +1715,7 @@
                 <w:sz w:val="14"/>
                 <w:szCs w:val="14"/>
               </w:rPr>
-              <w:t xml:space="preserve">8.67</w:t>
+              <w:t xml:space="preserve">8.65</w:t>
             </w:r>
           </w:p>
         </w:tc>
@@ -2771,7 +2771,7 @@
                 <w:sz w:val="14"/>
                 <w:szCs w:val="14"/>
               </w:rPr>
-              <w:t xml:space="preserve">7.09</w:t>
+              <w:t xml:space="preserve">7.12</w:t>
             </w:r>
           </w:p>
         </w:tc>
@@ -2806,7 +2806,7 @@
                 <w:sz w:val="14"/>
                 <w:szCs w:val="14"/>
               </w:rPr>
-              <w:t xml:space="preserve">79</w:t>
+              <w:t xml:space="preserve">80</w:t>
             </w:r>
           </w:p>
         </w:tc>
@@ -3123,7 +3123,7 @@
                 <w:sz w:val="14"/>
                 <w:szCs w:val="14"/>
               </w:rPr>
-              <w:t xml:space="preserve">8.28</w:t>
+              <w:t xml:space="preserve">8.29</w:t>
             </w:r>
           </w:p>
         </w:tc>
@@ -3158,7 +3158,7 @@
                 <w:sz w:val="14"/>
                 <w:szCs w:val="14"/>
               </w:rPr>
-              <w:t xml:space="preserve">324</w:t>
+              <w:t xml:space="preserve">325</w:t>
             </w:r>
           </w:p>
         </w:tc>
@@ -3475,7 +3475,7 @@
                 <w:sz w:val="14"/>
                 <w:szCs w:val="14"/>
               </w:rPr>
-              <w:t xml:space="preserve">8.83</w:t>
+              <w:t xml:space="preserve">8.85</w:t>
             </w:r>
           </w:p>
         </w:tc>
@@ -3510,7 +3510,7 @@
                 <w:sz w:val="14"/>
                 <w:szCs w:val="14"/>
               </w:rPr>
-              <w:t xml:space="preserve">58</w:t>
+              <w:t xml:space="preserve">59</w:t>
             </w:r>
           </w:p>
         </w:tc>
@@ -3827,7 +3827,7 @@
                 <w:sz w:val="14"/>
                 <w:szCs w:val="14"/>
               </w:rPr>
-              <w:t xml:space="preserve">9.12</w:t>
+              <w:t xml:space="preserve">9.13</w:t>
             </w:r>
           </w:p>
         </w:tc>
@@ -3862,7 +3862,7 @@
                 <w:sz w:val="14"/>
                 <w:szCs w:val="14"/>
               </w:rPr>
-              <w:t xml:space="preserve">127</w:t>
+              <w:t xml:space="preserve">129</w:t>
             </w:r>
           </w:p>
         </w:tc>
@@ -4531,7 +4531,7 @@
                 <w:sz w:val="14"/>
                 <w:szCs w:val="14"/>
               </w:rPr>
-              <w:t xml:space="preserve">8.87</w:t>
+              <w:t xml:space="preserve">8.88</w:t>
             </w:r>
           </w:p>
         </w:tc>
@@ -4566,7 +4566,7 @@
                 <w:sz w:val="14"/>
                 <w:szCs w:val="14"/>
               </w:rPr>
-              <w:t xml:space="preserve">127</w:t>
+              <w:t xml:space="preserve">129</w:t>
             </w:r>
           </w:p>
         </w:tc>
@@ -5270,7 +5270,7 @@
                 <w:sz w:val="14"/>
                 <w:szCs w:val="14"/>
               </w:rPr>
-              <w:t xml:space="preserve">127</w:t>
+              <w:t xml:space="preserve">128</w:t>
             </w:r>
           </w:p>
         </w:tc>
@@ -5939,7 +5939,7 @@
                 <w:sz w:val="14"/>
                 <w:szCs w:val="14"/>
               </w:rPr>
-              <w:t xml:space="preserve">8.92</w:t>
+              <w:t xml:space="preserve">8.89</w:t>
             </w:r>
           </w:p>
         </w:tc>
@@ -6643,7 +6643,7 @@
                 <w:sz w:val="14"/>
                 <w:szCs w:val="14"/>
               </w:rPr>
-              <w:t xml:space="preserve">8.71</w:t>
+              <w:t xml:space="preserve">8.72</w:t>
             </w:r>
           </w:p>
         </w:tc>
@@ -7030,7 +7030,7 @@
                 <w:sz w:val="14"/>
                 <w:szCs w:val="14"/>
               </w:rPr>
-              <w:t xml:space="preserve">122</w:t>
+              <w:t xml:space="preserve">124</w:t>
             </w:r>
           </w:p>
         </w:tc>
@@ -7347,7 +7347,7 @@
                 <w:sz w:val="14"/>
                 <w:szCs w:val="14"/>
               </w:rPr>
-              <w:t xml:space="preserve">8.16</w:t>
+              <w:t xml:space="preserve">8.17</w:t>
             </w:r>
           </w:p>
         </w:tc>
@@ -7382,7 +7382,7 @@
                 <w:sz w:val="14"/>
                 <w:szCs w:val="14"/>
               </w:rPr>
-              <w:t xml:space="preserve">63</w:t>
+              <w:t xml:space="preserve">64</w:t>
             </w:r>
           </w:p>
         </w:tc>
@@ -8537,7 +8537,7 @@
                 <w:sz w:val="15"/>
                 <w:szCs w:val="15"/>
               </w:rPr>
-              <w:t xml:space="preserve">8.67</w:t>
+              <w:t xml:space="preserve">8.65</w:t>
             </w:r>
           </w:p>
         </w:tc>
@@ -8883,7 +8883,7 @@
                 <w:sz w:val="15"/>
                 <w:szCs w:val="15"/>
               </w:rPr>
-              <w:t xml:space="preserve">8.28</w:t>
+              <w:t xml:space="preserve">8.29</w:t>
             </w:r>
           </w:p>
         </w:tc>
@@ -9056,7 +9056,7 @@
                 <w:sz w:val="15"/>
                 <w:szCs w:val="15"/>
               </w:rPr>
-              <w:t xml:space="preserve">8.83</w:t>
+              <w:t xml:space="preserve">8.85</w:t>
             </w:r>
           </w:p>
         </w:tc>
@@ -9229,7 +9229,7 @@
                 <w:sz w:val="15"/>
                 <w:szCs w:val="15"/>
               </w:rPr>
-              <w:t xml:space="preserve">9.12</w:t>
+              <w:t xml:space="preserve">9.13</w:t>
             </w:r>
           </w:p>
         </w:tc>
@@ -9402,7 +9402,7 @@
                 <w:sz w:val="15"/>
                 <w:szCs w:val="15"/>
               </w:rPr>
-              <w:t xml:space="preserve">8.87</w:t>
+              <w:t xml:space="preserve">8.88</w:t>
             </w:r>
           </w:p>
         </w:tc>
@@ -10173,7 +10173,7 @@
                 <w:sz w:val="15"/>
                 <w:szCs w:val="15"/>
               </w:rPr>
-              <w:t xml:space="preserve">8.92</w:t>
+              <w:t xml:space="preserve">8.89</w:t>
             </w:r>
           </w:p>
         </w:tc>
@@ -10346,7 +10346,7 @@
                 <w:sz w:val="15"/>
                 <w:szCs w:val="15"/>
               </w:rPr>
-              <w:t xml:space="preserve">8.71</w:t>
+              <w:t xml:space="preserve">8.72</w:t>
             </w:r>
           </w:p>
         </w:tc>
@@ -10692,7 +10692,7 @@
                 <w:sz w:val="15"/>
                 <w:szCs w:val="15"/>
               </w:rPr>
-              <w:t xml:space="preserve">8.16</w:t>
+              <w:t xml:space="preserve">8.17</w:t>
             </w:r>
           </w:p>
         </w:tc>
@@ -11463,7 +11463,7 @@
                 <w:sz w:val="15"/>
                 <w:szCs w:val="15"/>
               </w:rPr>
-              <w:t xml:space="preserve">7.09</w:t>
+              <w:t xml:space="preserve">7.12</w:t>
             </w:r>
           </w:p>
         </w:tc>
@@ -12634,7 +12634,7 @@
           <w:sz w:val="22"/>
           <w:szCs w:val="22"/>
         </w:rPr>
-        <w:t xml:space="preserve">チサンホテル浜松町（月間売上: ¥5,578,650, スコア: 7.09）</w:t>
+        <w:t xml:space="preserve">チサンホテル浜松町（月間売上: ¥5,578,650, スコア: 7.12）</w:t>
       </w:r>
     </w:p>
     <w:p>
@@ -12655,7 +12655,7 @@
           <w:sz w:val="20"/>
           <w:szCs w:val="20"/>
         </w:rPr>
-        <w:t xml:space="preserve">現状: 品質スコア7.09（URGENT判定）、稼働率67.8%</w:t>
+        <w:t xml:space="preserve">現状: 品質スコア7.12（URGENT判定）、稼働率67.8%</w:t>
       </w:r>
     </w:p>
     <w:p>
@@ -12760,7 +12760,7 @@
           <w:sz w:val="20"/>
           <w:szCs w:val="20"/>
         </w:rPr>
-        <w:t xml:space="preserve">成功指標: 1ヶ月後に清掃クレーム率890%→5%以下</w:t>
+        <w:t xml:space="preserve">成功指標: 1ヶ月後に清掃クレーム率880%→5%以下</w:t>
       </w:r>
     </w:p>
     <w:p>
@@ -13432,7 +13432,7 @@
                 <w:sz w:val="15"/>
                 <w:szCs w:val="15"/>
               </w:rPr>
-              <w:t xml:space="preserve">7.09</w:t>
+              <w:t xml:space="preserve">7.12</w:t>
             </w:r>
           </w:p>
         </w:tc>
@@ -14228,7 +14228,7 @@
           <w:sz w:val="22"/>
           <w:szCs w:val="22"/>
         </w:rPr>
-        <w:t xml:space="preserve">ダイワロイネットホテル東京大崎（月間売上: ¥5,203,037, スコア: 8.83）</w:t>
+        <w:t xml:space="preserve">ダイワロイネットホテル東京大崎（月間売上: ¥5,203,037, スコア: 8.85）</w:t>
       </w:r>
     </w:p>
     <w:p>
@@ -14285,7 +14285,7 @@
           <w:sz w:val="22"/>
           <w:szCs w:val="22"/>
         </w:rPr>
-        <w:t xml:space="preserve">ホテルコメント横浜関内（月間売上: ¥4,463,320, スコア: 8.87）</w:t>
+        <w:t xml:space="preserve">ホテルコメント横浜関内（月間売上: ¥4,463,320, スコア: 8.88）</w:t>
       </w:r>
     </w:p>
     <w:p>
@@ -14504,7 +14504,7 @@
           <w:sz w:val="20"/>
           <w:szCs w:val="20"/>
         </w:rPr>
-        <w:t xml:space="preserve">アパホテル相模原橋本駅東: スコア8.16（品質良好）だが売上¥2,698,420 → OTA掲載最適化、価格戦略の見直し、プロモーション強化</w:t>
+        <w:t xml:space="preserve">アパホテル相模原橋本駅東: スコア8.17（品質良好）だが売上¥2,698,420 → OTA掲載最適化、価格戦略の見直し、プロモーション強化</w:t>
       </w:r>
     </w:p>
     <w:p>
@@ -14588,7 +14588,7 @@
           <w:sz w:val="20"/>
           <w:szCs w:val="20"/>
         </w:rPr>
-        <w:t xml:space="preserve">リッチモンドホテル東京目白: スコア8.71（品質良好）だが売上¥3,663,440 → OTA掲載最適化、価格戦略の見直し、プロモーション強化</w:t>
+        <w:t xml:space="preserve">リッチモンドホテル東京目白: スコア8.72（品質良好）だが売上¥3,663,440 → OTA掲載最適化、価格戦略の見直し、プロモーション強化</w:t>
       </w:r>
     </w:p>
     <w:p>
@@ -14609,7 +14609,7 @@
           <w:sz w:val="20"/>
           <w:szCs w:val="20"/>
         </w:rPr>
-        <w:t xml:space="preserve">コンフォートホテルERA東京東神田: スコア8.92（品質良好）だが売上¥4,047,280 → OTA掲載最適化、価格戦略の見直し、プロモーション強化</w:t>
+        <w:t xml:space="preserve">コンフォートホテルERA東京東神田: スコア8.89（品質良好）だが売上¥4,047,280 → OTA掲載最適化、価格戦略の見直し、プロモーション強化</w:t>
       </w:r>
     </w:p>
     <w:p>
@@ -16084,7 +16084,7 @@
                 <w:sz w:val="15"/>
                 <w:szCs w:val="15"/>
               </w:rPr>
-              <w:t xml:space="preserve">7.09 / 10.0</w:t>
+              <w:t xml:space="preserve">7.12 / 10.0</w:t>
             </w:r>
           </w:p>
         </w:tc>
@@ -16222,7 +16222,7 @@
                 <w:sz w:val="15"/>
                 <w:szCs w:val="15"/>
               </w:rPr>
-              <w:t xml:space="preserve">79件</w:t>
+              <w:t xml:space="preserve">80件</w:t>
             </w:r>
           </w:p>
         </w:tc>
@@ -16360,7 +16360,7 @@
                 <w:sz w:val="15"/>
                 <w:szCs w:val="15"/>
               </w:rPr>
-              <w:t xml:space="preserve">890.0%</w:t>
+              <w:t xml:space="preserve">880.0%</w:t>
             </w:r>
           </w:p>
         </w:tc>
@@ -19712,7 +19712,7 @@
                 <w:sz w:val="15"/>
                 <w:szCs w:val="15"/>
               </w:rPr>
-              <w:t xml:space="preserve">8.83 / 10.0</w:t>
+              <w:t xml:space="preserve">8.85 / 10.0</w:t>
             </w:r>
           </w:p>
         </w:tc>
@@ -19850,7 +19850,7 @@
                 <w:sz w:val="15"/>
                 <w:szCs w:val="15"/>
               </w:rPr>
-              <w:t xml:space="preserve">58件</w:t>
+              <w:t xml:space="preserve">59件</w:t>
             </w:r>
           </w:p>
         </w:tc>
@@ -19988,7 +19988,7 @@
                 <w:sz w:val="15"/>
                 <w:szCs w:val="15"/>
               </w:rPr>
-              <w:t xml:space="preserve">520.0%</w:t>
+              <w:t xml:space="preserve">510.0%</w:t>
             </w:r>
           </w:p>
         </w:tc>
@@ -20619,7 +20619,7 @@
                 <w:sz w:val="15"/>
                 <w:szCs w:val="15"/>
               </w:rPr>
-              <w:t xml:space="preserve">8.87 / 10.0</w:t>
+              <w:t xml:space="preserve">8.88 / 10.0</w:t>
             </w:r>
           </w:p>
         </w:tc>
@@ -20757,7 +20757,7 @@
                 <w:sz w:val="15"/>
                 <w:szCs w:val="15"/>
               </w:rPr>
-              <w:t xml:space="preserve">127件</w:t>
+              <w:t xml:space="preserve">129件</w:t>
             </w:r>
           </w:p>
         </w:tc>
@@ -20895,7 +20895,7 @@
                 <w:sz w:val="15"/>
                 <w:szCs w:val="15"/>
               </w:rPr>
-              <w:t xml:space="preserve">630.0%</w:t>
+              <w:t xml:space="preserve">620.0%</w:t>
             </w:r>
           </w:p>
         </w:tc>
@@ -21664,7 +21664,7 @@
                 <w:sz w:val="15"/>
                 <w:szCs w:val="15"/>
               </w:rPr>
-              <w:t xml:space="preserve">122件</w:t>
+              <w:t xml:space="preserve">124件</w:t>
             </w:r>
           </w:p>
         </w:tc>
@@ -21802,7 +21802,7 @@
                 <w:sz w:val="15"/>
                 <w:szCs w:val="15"/>
               </w:rPr>
-              <w:t xml:space="preserve">660.0%</w:t>
+              <w:t xml:space="preserve">650.0%</w:t>
             </w:r>
           </w:p>
         </w:tc>
@@ -22731,7 +22731,7 @@
                 <w:sz w:val="14"/>
                 <w:szCs w:val="14"/>
               </w:rPr>
-              <w:t xml:space="preserve">8.67</w:t>
+              <w:t xml:space="preserve">8.65</w:t>
             </w:r>
           </w:p>
         </w:tc>
@@ -23145,7 +23145,7 @@
                 <w:sz w:val="14"/>
                 <w:szCs w:val="14"/>
               </w:rPr>
-              <w:t xml:space="preserve">8.28</w:t>
+              <w:t xml:space="preserve">8.29</w:t>
             </w:r>
           </w:p>
         </w:tc>
@@ -23352,7 +23352,7 @@
                 <w:sz w:val="14"/>
                 <w:szCs w:val="14"/>
               </w:rPr>
-              <w:t xml:space="preserve">9.12</w:t>
+              <w:t xml:space="preserve">9.13</w:t>
             </w:r>
           </w:p>
         </w:tc>
@@ -23973,7 +23973,7 @@
                 <w:sz w:val="14"/>
                 <w:szCs w:val="14"/>
               </w:rPr>
-              <w:t xml:space="preserve">8.92</w:t>
+              <w:t xml:space="preserve">8.89</w:t>
             </w:r>
           </w:p>
         </w:tc>
@@ -24180,7 +24180,7 @@
                 <w:sz w:val="14"/>
                 <w:szCs w:val="14"/>
               </w:rPr>
-              <w:t xml:space="preserve">8.71</w:t>
+              <w:t xml:space="preserve">8.72</w:t>
             </w:r>
           </w:p>
         </w:tc>
@@ -24387,7 +24387,7 @@
                 <w:sz w:val="14"/>
                 <w:szCs w:val="14"/>
               </w:rPr>
-              <w:t xml:space="preserve">8.16</w:t>
+              <w:t xml:space="preserve">8.17</w:t>
             </w:r>
           </w:p>
         </w:tc>

--- a/納品レポート/PRIMECHANGE戦略レポート/PRIMECHANGE_品質売上総合レポート.docx
+++ b/納品レポート/PRIMECHANGE戦略レポート/PRIMECHANGE_品質売上総合レポート.docx
@@ -693,7 +693,7 @@
                 <w:sz w:val="16"/>
                 <w:szCs w:val="16"/>
               </w:rPr>
-              <w:t xml:space="preserve">3ホテル</w:t>
+              <w:t xml:space="preserve">2ホテル</w:t>
             </w:r>
           </w:p>
         </w:tc>
@@ -1363,7 +1363,7 @@
                 <w:sz w:val="14"/>
                 <w:szCs w:val="14"/>
               </w:rPr>
-              <w:t xml:space="preserve">9.21</w:t>
+              <w:t xml:space="preserve">9.20</w:t>
             </w:r>
           </w:p>
         </w:tc>
@@ -1715,7 +1715,7 @@
                 <w:sz w:val="14"/>
                 <w:szCs w:val="14"/>
               </w:rPr>
-              <w:t xml:space="preserve">8.65</w:t>
+              <w:t xml:space="preserve">8.59</w:t>
             </w:r>
           </w:p>
         </w:tc>
@@ -1750,7 +1750,7 @@
                 <w:sz w:val="14"/>
                 <w:szCs w:val="14"/>
               </w:rPr>
-              <w:t xml:space="preserve">138</w:t>
+              <w:t xml:space="preserve">139</w:t>
             </w:r>
           </w:p>
         </w:tc>
@@ -2419,7 +2419,7 @@
                 <w:sz w:val="14"/>
                 <w:szCs w:val="14"/>
               </w:rPr>
-              <w:t xml:space="preserve">7.83</w:t>
+              <w:t xml:space="preserve">7.88</w:t>
             </w:r>
           </w:p>
         </w:tc>
@@ -2771,7 +2771,7 @@
                 <w:sz w:val="14"/>
                 <w:szCs w:val="14"/>
               </w:rPr>
-              <w:t xml:space="preserve">7.12</w:t>
+              <w:t xml:space="preserve">7.04</w:t>
             </w:r>
           </w:p>
         </w:tc>
@@ -2806,7 +2806,7 @@
                 <w:sz w:val="14"/>
                 <w:szCs w:val="14"/>
               </w:rPr>
-              <w:t xml:space="preserve">80</w:t>
+              <w:t xml:space="preserve">83</w:t>
             </w:r>
           </w:p>
         </w:tc>
@@ -3123,7 +3123,7 @@
                 <w:sz w:val="14"/>
                 <w:szCs w:val="14"/>
               </w:rPr>
-              <w:t xml:space="preserve">8.29</w:t>
+              <w:t xml:space="preserve">8.28</w:t>
             </w:r>
           </w:p>
         </w:tc>
@@ -3158,7 +3158,7 @@
                 <w:sz w:val="14"/>
                 <w:szCs w:val="14"/>
               </w:rPr>
-              <w:t xml:space="preserve">325</w:t>
+              <w:t xml:space="preserve">334</w:t>
             </w:r>
           </w:p>
         </w:tc>
@@ -3475,7 +3475,7 @@
                 <w:sz w:val="14"/>
                 <w:szCs w:val="14"/>
               </w:rPr>
-              <w:t xml:space="preserve">8.85</w:t>
+              <w:t xml:space="preserve">8.87</w:t>
             </w:r>
           </w:p>
         </w:tc>
@@ -3510,7 +3510,7 @@
                 <w:sz w:val="14"/>
                 <w:szCs w:val="14"/>
               </w:rPr>
-              <w:t xml:space="preserve">59</w:t>
+              <w:t xml:space="preserve">60</w:t>
             </w:r>
           </w:p>
         </w:tc>
@@ -3686,6 +3686,1062 @@
                 <w:szCs w:val="14"/>
               </w:rPr>
               <w:t xml:space="preserve">¥1,363</w:t>
+            </w:r>
+          </w:p>
+        </w:tc>
+        <w:tc>
+          <w:tcPr>
+            <w:tcW w:type="dxa" w:w="900"/>
+            <w:tcBorders>
+              <w:top w:val="single" w:color="CCCCCC" w:sz="1"/>
+              <w:left w:val="single" w:color="CCCCCC" w:sz="1"/>
+              <w:bottom w:val="single" w:color="CCCCCC" w:sz="1"/>
+              <w:right w:val="single" w:color="CCCCCC" w:sz="1"/>
+            </w:tcBorders>
+            <w:shd w:fill="E3F2FD" w:color="E3F2FD" w:val="solid"/>
+            <w:tcMar>
+              <w:top w:type="dxa" w:w="60"/>
+              <w:left w:type="dxa" w:w="80"/>
+              <w:bottom w:type="dxa" w:w="60"/>
+              <w:right w:type="dxa" w:w="80"/>
+            </w:tcMar>
+            <w:vAlign w:val="center"/>
+          </w:tcPr>
+          <w:p>
+            <w:pPr>
+              <w:jc w:val="center"/>
+            </w:pPr>
+            <w:r>
+              <w:rPr>
+                <w:rFonts w:ascii="Arial" w:cs="Arial" w:eastAsia="Arial" w:hAnsi="Arial"/>
+                <w:b/>
+                <w:bCs/>
+                <w:color w:val="1565C0"/>
+                <w:sz w:val="13"/>
+                <w:szCs w:val="13"/>
+              </w:rPr>
+              <w:t xml:space="preserve">🔵 標準</w:t>
+            </w:r>
+          </w:p>
+        </w:tc>
+      </w:tr>
+      <w:tr>
+        <w:tc>
+          <w:tcPr>
+            <w:tcW w:type="dxa" w:w="400"/>
+            <w:tcBorders>
+              <w:top w:val="single" w:color="CCCCCC" w:sz="1"/>
+              <w:left w:val="single" w:color="CCCCCC" w:sz="1"/>
+              <w:bottom w:val="single" w:color="CCCCCC" w:sz="1"/>
+              <w:right w:val="single" w:color="CCCCCC" w:sz="1"/>
+            </w:tcBorders>
+            <w:shd w:fill="F5F7FA" w:color="F5F7FA" w:val="solid"/>
+            <w:tcMar>
+              <w:top w:type="dxa" w:w="60"/>
+              <w:left w:type="dxa" w:w="80"/>
+              <w:bottom w:type="dxa" w:w="60"/>
+              <w:right w:type="dxa" w:w="80"/>
+            </w:tcMar>
+            <w:vAlign w:val="center"/>
+          </w:tcPr>
+          <w:p>
+            <w:pPr>
+              <w:jc w:val="center"/>
+            </w:pPr>
+            <w:r>
+              <w:rPr>
+                <w:rFonts w:ascii="Arial" w:cs="Arial" w:eastAsia="Arial" w:hAnsi="Arial"/>
+                <w:b w:val="false"/>
+                <w:bCs w:val="false"/>
+                <w:color w:val="333333"/>
+                <w:sz w:val="14"/>
+                <w:szCs w:val="14"/>
+              </w:rPr>
+              <w:t xml:space="preserve">8</w:t>
+            </w:r>
+          </w:p>
+        </w:tc>
+        <w:tc>
+          <w:tcPr>
+            <w:tcW w:type="dxa" w:w="2800"/>
+            <w:tcBorders>
+              <w:top w:val="single" w:color="CCCCCC" w:sz="1"/>
+              <w:left w:val="single" w:color="CCCCCC" w:sz="1"/>
+              <w:bottom w:val="single" w:color="CCCCCC" w:sz="1"/>
+              <w:right w:val="single" w:color="CCCCCC" w:sz="1"/>
+            </w:tcBorders>
+            <w:shd w:fill="F5F7FA" w:color="F5F7FA" w:val="solid"/>
+            <w:tcMar>
+              <w:top w:type="dxa" w:w="60"/>
+              <w:left w:type="dxa" w:w="80"/>
+              <w:bottom w:type="dxa" w:w="60"/>
+              <w:right w:type="dxa" w:w="80"/>
+            </w:tcMar>
+            <w:vAlign w:val="center"/>
+          </w:tcPr>
+          <w:p>
+            <w:pPr>
+              <w:jc w:val="left"/>
+            </w:pPr>
+            <w:r>
+              <w:rPr>
+                <w:rFonts w:ascii="Arial" w:cs="Arial" w:eastAsia="Arial" w:hAnsi="Arial"/>
+                <w:b w:val="false"/>
+                <w:bCs w:val="false"/>
+                <w:color w:val="333333"/>
+                <w:sz w:val="13"/>
+                <w:szCs w:val="13"/>
+              </w:rPr>
+              <w:t xml:space="preserve">京成リッチモンドホテル東京錦糸町</w:t>
+            </w:r>
+          </w:p>
+        </w:tc>
+        <w:tc>
+          <w:tcPr>
+            <w:tcW w:type="dxa" w:w="700"/>
+            <w:tcBorders>
+              <w:top w:val="single" w:color="CCCCCC" w:sz="1"/>
+              <w:left w:val="single" w:color="CCCCCC" w:sz="1"/>
+              <w:bottom w:val="single" w:color="CCCCCC" w:sz="1"/>
+              <w:right w:val="single" w:color="CCCCCC" w:sz="1"/>
+            </w:tcBorders>
+            <w:shd w:fill="F5F7FA" w:color="F5F7FA" w:val="solid"/>
+            <w:tcMar>
+              <w:top w:type="dxa" w:w="60"/>
+              <w:left w:type="dxa" w:w="80"/>
+              <w:bottom w:type="dxa" w:w="60"/>
+              <w:right w:type="dxa" w:w="80"/>
+            </w:tcMar>
+            <w:vAlign w:val="center"/>
+          </w:tcPr>
+          <w:p>
+            <w:pPr>
+              <w:jc w:val="center"/>
+            </w:pPr>
+            <w:r>
+              <w:rPr>
+                <w:rFonts w:ascii="Arial" w:cs="Arial" w:eastAsia="Arial" w:hAnsi="Arial"/>
+                <w:b w:val="false"/>
+                <w:bCs w:val="false"/>
+                <w:color w:val="27AE60"/>
+                <w:sz w:val="14"/>
+                <w:szCs w:val="14"/>
+              </w:rPr>
+              <w:t xml:space="preserve">9.15</w:t>
+            </w:r>
+          </w:p>
+        </w:tc>
+        <w:tc>
+          <w:tcPr>
+            <w:tcW w:type="dxa" w:w="700"/>
+            <w:tcBorders>
+              <w:top w:val="single" w:color="CCCCCC" w:sz="1"/>
+              <w:left w:val="single" w:color="CCCCCC" w:sz="1"/>
+              <w:bottom w:val="single" w:color="CCCCCC" w:sz="1"/>
+              <w:right w:val="single" w:color="CCCCCC" w:sz="1"/>
+            </w:tcBorders>
+            <w:shd w:fill="F5F7FA" w:color="F5F7FA" w:val="solid"/>
+            <w:tcMar>
+              <w:top w:type="dxa" w:w="60"/>
+              <w:left w:type="dxa" w:w="80"/>
+              <w:bottom w:type="dxa" w:w="60"/>
+              <w:right w:type="dxa" w:w="80"/>
+            </w:tcMar>
+            <w:vAlign w:val="center"/>
+          </w:tcPr>
+          <w:p>
+            <w:pPr>
+              <w:jc w:val="center"/>
+            </w:pPr>
+            <w:r>
+              <w:rPr>
+                <w:rFonts w:ascii="Arial" w:cs="Arial" w:eastAsia="Arial" w:hAnsi="Arial"/>
+                <w:b w:val="false"/>
+                <w:bCs w:val="false"/>
+                <w:color w:val="333333"/>
+                <w:sz w:val="14"/>
+                <w:szCs w:val="14"/>
+              </w:rPr>
+              <w:t xml:space="preserve">131</w:t>
+            </w:r>
+          </w:p>
+        </w:tc>
+        <w:tc>
+          <w:tcPr>
+            <w:tcW w:type="dxa" w:w="700"/>
+            <w:tcBorders>
+              <w:top w:val="single" w:color="CCCCCC" w:sz="1"/>
+              <w:left w:val="single" w:color="CCCCCC" w:sz="1"/>
+              <w:bottom w:val="single" w:color="CCCCCC" w:sz="1"/>
+              <w:right w:val="single" w:color="CCCCCC" w:sz="1"/>
+            </w:tcBorders>
+            <w:shd w:fill="F5F7FA" w:color="F5F7FA" w:val="solid"/>
+            <w:tcMar>
+              <w:top w:type="dxa" w:w="60"/>
+              <w:left w:type="dxa" w:w="80"/>
+              <w:bottom w:type="dxa" w:w="60"/>
+              <w:right w:type="dxa" w:w="80"/>
+            </w:tcMar>
+            <w:vAlign w:val="center"/>
+          </w:tcPr>
+          <w:p>
+            <w:pPr>
+              <w:jc w:val="center"/>
+            </w:pPr>
+            <w:r>
+              <w:rPr>
+                <w:rFonts w:ascii="Arial" w:cs="Arial" w:eastAsia="Arial" w:hAnsi="Arial"/>
+                <w:b w:val="false"/>
+                <w:bCs w:val="false"/>
+                <w:color w:val="333333"/>
+                <w:sz w:val="14"/>
+                <w:szCs w:val="14"/>
+              </w:rPr>
+              <w:t xml:space="preserve">87.2%</w:t>
+            </w:r>
+          </w:p>
+        </w:tc>
+        <w:tc>
+          <w:tcPr>
+            <w:tcW w:type="dxa" w:w="1300"/>
+            <w:tcBorders>
+              <w:top w:val="single" w:color="CCCCCC" w:sz="1"/>
+              <w:left w:val="single" w:color="CCCCCC" w:sz="1"/>
+              <w:bottom w:val="single" w:color="CCCCCC" w:sz="1"/>
+              <w:right w:val="single" w:color="CCCCCC" w:sz="1"/>
+            </w:tcBorders>
+            <w:shd w:fill="F5F7FA" w:color="F5F7FA" w:val="solid"/>
+            <w:tcMar>
+              <w:top w:type="dxa" w:w="60"/>
+              <w:left w:type="dxa" w:w="80"/>
+              <w:bottom w:type="dxa" w:w="60"/>
+              <w:right w:type="dxa" w:w="80"/>
+            </w:tcMar>
+            <w:vAlign w:val="center"/>
+          </w:tcPr>
+          <w:p>
+            <w:pPr>
+              <w:jc w:val="center"/>
+            </w:pPr>
+            <w:r>
+              <w:rPr>
+                <w:rFonts w:ascii="Arial" w:cs="Arial" w:eastAsia="Arial" w:hAnsi="Arial"/>
+                <w:b w:val="false"/>
+                <w:bCs w:val="false"/>
+                <w:color w:val="333333"/>
+                <w:sz w:val="14"/>
+                <w:szCs w:val="14"/>
+              </w:rPr>
+              <w:t xml:space="preserve">¥4,791,800</w:t>
+            </w:r>
+          </w:p>
+        </w:tc>
+        <w:tc>
+          <w:tcPr>
+            <w:tcW w:type="dxa" w:w="1200"/>
+            <w:tcBorders>
+              <w:top w:val="single" w:color="CCCCCC" w:sz="1"/>
+              <w:left w:val="single" w:color="CCCCCC" w:sz="1"/>
+              <w:bottom w:val="single" w:color="CCCCCC" w:sz="1"/>
+              <w:right w:val="single" w:color="CCCCCC" w:sz="1"/>
+            </w:tcBorders>
+            <w:shd w:fill="F5F7FA" w:color="F5F7FA" w:val="solid"/>
+            <w:tcMar>
+              <w:top w:type="dxa" w:w="60"/>
+              <w:left w:type="dxa" w:w="80"/>
+              <w:bottom w:type="dxa" w:w="60"/>
+              <w:right w:type="dxa" w:w="80"/>
+            </w:tcMar>
+            <w:vAlign w:val="center"/>
+          </w:tcPr>
+          <w:p>
+            <w:pPr>
+              <w:jc w:val="center"/>
+            </w:pPr>
+            <w:r>
+              <w:rPr>
+                <w:rFonts w:ascii="Arial" w:cs="Arial" w:eastAsia="Arial" w:hAnsi="Arial"/>
+                <w:b w:val="false"/>
+                <w:bCs w:val="false"/>
+                <w:color w:val="333333"/>
+                <w:sz w:val="14"/>
+                <w:szCs w:val="14"/>
+              </w:rPr>
+              <w:t xml:space="preserve">¥756,058</w:t>
+            </w:r>
+          </w:p>
+        </w:tc>
+        <w:tc>
+          <w:tcPr>
+            <w:tcW w:type="dxa" w:w="700"/>
+            <w:tcBorders>
+              <w:top w:val="single" w:color="CCCCCC" w:sz="1"/>
+              <w:left w:val="single" w:color="CCCCCC" w:sz="1"/>
+              <w:bottom w:val="single" w:color="CCCCCC" w:sz="1"/>
+              <w:right w:val="single" w:color="CCCCCC" w:sz="1"/>
+            </w:tcBorders>
+            <w:shd w:fill="F5F7FA" w:color="F5F7FA" w:val="solid"/>
+            <w:tcMar>
+              <w:top w:type="dxa" w:w="60"/>
+              <w:left w:type="dxa" w:w="80"/>
+              <w:bottom w:type="dxa" w:w="60"/>
+              <w:right w:type="dxa" w:w="80"/>
+            </w:tcMar>
+            <w:vAlign w:val="center"/>
+          </w:tcPr>
+          <w:p>
+            <w:pPr>
+              <w:jc w:val="center"/>
+            </w:pPr>
+            <w:r>
+              <w:rPr>
+                <w:rFonts w:ascii="Arial" w:cs="Arial" w:eastAsia="Arial" w:hAnsi="Arial"/>
+                <w:b w:val="false"/>
+                <w:bCs w:val="false"/>
+                <w:color w:val="333333"/>
+                <w:sz w:val="14"/>
+                <w:szCs w:val="14"/>
+              </w:rPr>
+              <w:t xml:space="preserve">15.8%</w:t>
+            </w:r>
+          </w:p>
+        </w:tc>
+        <w:tc>
+          <w:tcPr>
+            <w:tcW w:type="dxa" w:w="900"/>
+            <w:tcBorders>
+              <w:top w:val="single" w:color="CCCCCC" w:sz="1"/>
+              <w:left w:val="single" w:color="CCCCCC" w:sz="1"/>
+              <w:bottom w:val="single" w:color="CCCCCC" w:sz="1"/>
+              <w:right w:val="single" w:color="CCCCCC" w:sz="1"/>
+            </w:tcBorders>
+            <w:shd w:fill="F5F7FA" w:color="F5F7FA" w:val="solid"/>
+            <w:tcMar>
+              <w:top w:type="dxa" w:w="60"/>
+              <w:left w:type="dxa" w:w="80"/>
+              <w:bottom w:type="dxa" w:w="60"/>
+              <w:right w:type="dxa" w:w="80"/>
+            </w:tcMar>
+            <w:vAlign w:val="center"/>
+          </w:tcPr>
+          <w:p>
+            <w:pPr>
+              <w:jc w:val="center"/>
+            </w:pPr>
+            <w:r>
+              <w:rPr>
+                <w:rFonts w:ascii="Arial" w:cs="Arial" w:eastAsia="Arial" w:hAnsi="Arial"/>
+                <w:b w:val="false"/>
+                <w:bCs w:val="false"/>
+                <w:color w:val="333333"/>
+                <w:sz w:val="14"/>
+                <w:szCs w:val="14"/>
+              </w:rPr>
+              <w:t xml:space="preserve">¥1,122</w:t>
+            </w:r>
+          </w:p>
+        </w:tc>
+        <w:tc>
+          <w:tcPr>
+            <w:tcW w:type="dxa" w:w="900"/>
+            <w:tcBorders>
+              <w:top w:val="single" w:color="CCCCCC" w:sz="1"/>
+              <w:left w:val="single" w:color="CCCCCC" w:sz="1"/>
+              <w:bottom w:val="single" w:color="CCCCCC" w:sz="1"/>
+              <w:right w:val="single" w:color="CCCCCC" w:sz="1"/>
+            </w:tcBorders>
+            <w:shd w:fill="E8F5E9" w:color="E8F5E9" w:val="solid"/>
+            <w:tcMar>
+              <w:top w:type="dxa" w:w="60"/>
+              <w:left w:type="dxa" w:w="80"/>
+              <w:bottom w:type="dxa" w:w="60"/>
+              <w:right w:type="dxa" w:w="80"/>
+            </w:tcMar>
+            <w:vAlign w:val="center"/>
+          </w:tcPr>
+          <w:p>
+            <w:pPr>
+              <w:jc w:val="center"/>
+            </w:pPr>
+            <w:r>
+              <w:rPr>
+                <w:rFonts w:ascii="Arial" w:cs="Arial" w:eastAsia="Arial" w:hAnsi="Arial"/>
+                <w:b/>
+                <w:bCs/>
+                <w:color w:val="2E7D32"/>
+                <w:sz w:val="13"/>
+                <w:szCs w:val="13"/>
+              </w:rPr>
+              <w:t xml:space="preserve">🟢 維持</w:t>
+            </w:r>
+          </w:p>
+        </w:tc>
+      </w:tr>
+      <w:tr>
+        <w:tc>
+          <w:tcPr>
+            <w:tcW w:type="dxa" w:w="400"/>
+            <w:tcBorders>
+              <w:top w:val="single" w:color="CCCCCC" w:sz="1"/>
+              <w:left w:val="single" w:color="CCCCCC" w:sz="1"/>
+              <w:bottom w:val="single" w:color="CCCCCC" w:sz="1"/>
+              <w:right w:val="single" w:color="CCCCCC" w:sz="1"/>
+            </w:tcBorders>
+            <w:shd w:fill="FFFFFF" w:color="FFFFFF" w:val="solid"/>
+            <w:tcMar>
+              <w:top w:type="dxa" w:w="60"/>
+              <w:left w:type="dxa" w:w="80"/>
+              <w:bottom w:type="dxa" w:w="60"/>
+              <w:right w:type="dxa" w:w="80"/>
+            </w:tcMar>
+            <w:vAlign w:val="center"/>
+          </w:tcPr>
+          <w:p>
+            <w:pPr>
+              <w:jc w:val="center"/>
+            </w:pPr>
+            <w:r>
+              <w:rPr>
+                <w:rFonts w:ascii="Arial" w:cs="Arial" w:eastAsia="Arial" w:hAnsi="Arial"/>
+                <w:b w:val="false"/>
+                <w:bCs w:val="false"/>
+                <w:color w:val="333333"/>
+                <w:sz w:val="14"/>
+                <w:szCs w:val="14"/>
+              </w:rPr>
+              <w:t xml:space="preserve">9</w:t>
+            </w:r>
+          </w:p>
+        </w:tc>
+        <w:tc>
+          <w:tcPr>
+            <w:tcW w:type="dxa" w:w="2800"/>
+            <w:tcBorders>
+              <w:top w:val="single" w:color="CCCCCC" w:sz="1"/>
+              <w:left w:val="single" w:color="CCCCCC" w:sz="1"/>
+              <w:bottom w:val="single" w:color="CCCCCC" w:sz="1"/>
+              <w:right w:val="single" w:color="CCCCCC" w:sz="1"/>
+            </w:tcBorders>
+            <w:shd w:fill="FFFFFF" w:color="FFFFFF" w:val="solid"/>
+            <w:tcMar>
+              <w:top w:type="dxa" w:w="60"/>
+              <w:left w:type="dxa" w:w="80"/>
+              <w:bottom w:type="dxa" w:w="60"/>
+              <w:right w:type="dxa" w:w="80"/>
+            </w:tcMar>
+            <w:vAlign w:val="center"/>
+          </w:tcPr>
+          <w:p>
+            <w:pPr>
+              <w:jc w:val="left"/>
+            </w:pPr>
+            <w:r>
+              <w:rPr>
+                <w:rFonts w:ascii="Arial" w:cs="Arial" w:eastAsia="Arial" w:hAnsi="Arial"/>
+                <w:b w:val="false"/>
+                <w:bCs w:val="false"/>
+                <w:color w:val="333333"/>
+                <w:sz w:val="13"/>
+                <w:szCs w:val="13"/>
+              </w:rPr>
+              <w:t xml:space="preserve">アパホテル蒲田駅東</w:t>
+            </w:r>
+          </w:p>
+        </w:tc>
+        <w:tc>
+          <w:tcPr>
+            <w:tcW w:type="dxa" w:w="700"/>
+            <w:tcBorders>
+              <w:top w:val="single" w:color="CCCCCC" w:sz="1"/>
+              <w:left w:val="single" w:color="CCCCCC" w:sz="1"/>
+              <w:bottom w:val="single" w:color="CCCCCC" w:sz="1"/>
+              <w:right w:val="single" w:color="CCCCCC" w:sz="1"/>
+            </w:tcBorders>
+            <w:shd w:fill="FFFFFF" w:color="FFFFFF" w:val="solid"/>
+            <w:tcMar>
+              <w:top w:type="dxa" w:w="60"/>
+              <w:left w:type="dxa" w:w="80"/>
+              <w:bottom w:type="dxa" w:w="60"/>
+              <w:right w:type="dxa" w:w="80"/>
+            </w:tcMar>
+            <w:vAlign w:val="center"/>
+          </w:tcPr>
+          <w:p>
+            <w:pPr>
+              <w:jc w:val="center"/>
+            </w:pPr>
+            <w:r>
+              <w:rPr>
+                <w:rFonts w:ascii="Arial" w:cs="Arial" w:eastAsia="Arial" w:hAnsi="Arial"/>
+                <w:b w:val="false"/>
+                <w:bCs w:val="false"/>
+                <w:color w:val="E74C3C"/>
+                <w:sz w:val="14"/>
+                <w:szCs w:val="14"/>
+              </w:rPr>
+              <w:t xml:space="preserve">7.39</w:t>
+            </w:r>
+          </w:p>
+        </w:tc>
+        <w:tc>
+          <w:tcPr>
+            <w:tcW w:type="dxa" w:w="700"/>
+            <w:tcBorders>
+              <w:top w:val="single" w:color="CCCCCC" w:sz="1"/>
+              <w:left w:val="single" w:color="CCCCCC" w:sz="1"/>
+              <w:bottom w:val="single" w:color="CCCCCC" w:sz="1"/>
+              <w:right w:val="single" w:color="CCCCCC" w:sz="1"/>
+            </w:tcBorders>
+            <w:shd w:fill="FFFFFF" w:color="FFFFFF" w:val="solid"/>
+            <w:tcMar>
+              <w:top w:type="dxa" w:w="60"/>
+              <w:left w:type="dxa" w:w="80"/>
+              <w:bottom w:type="dxa" w:w="60"/>
+              <w:right w:type="dxa" w:w="80"/>
+            </w:tcMar>
+            <w:vAlign w:val="center"/>
+          </w:tcPr>
+          <w:p>
+            <w:pPr>
+              <w:jc w:val="center"/>
+            </w:pPr>
+            <w:r>
+              <w:rPr>
+                <w:rFonts w:ascii="Arial" w:cs="Arial" w:eastAsia="Arial" w:hAnsi="Arial"/>
+                <w:b w:val="false"/>
+                <w:bCs w:val="false"/>
+                <w:color w:val="333333"/>
+                <w:sz w:val="14"/>
+                <w:szCs w:val="14"/>
+              </w:rPr>
+              <w:t xml:space="preserve">57</w:t>
+            </w:r>
+          </w:p>
+        </w:tc>
+        <w:tc>
+          <w:tcPr>
+            <w:tcW w:type="dxa" w:w="700"/>
+            <w:tcBorders>
+              <w:top w:val="single" w:color="CCCCCC" w:sz="1"/>
+              <w:left w:val="single" w:color="CCCCCC" w:sz="1"/>
+              <w:bottom w:val="single" w:color="CCCCCC" w:sz="1"/>
+              <w:right w:val="single" w:color="CCCCCC" w:sz="1"/>
+            </w:tcBorders>
+            <w:shd w:fill="FFFFFF" w:color="FFFFFF" w:val="solid"/>
+            <w:tcMar>
+              <w:top w:type="dxa" w:w="60"/>
+              <w:left w:type="dxa" w:w="80"/>
+              <w:bottom w:type="dxa" w:w="60"/>
+              <w:right w:type="dxa" w:w="80"/>
+            </w:tcMar>
+            <w:vAlign w:val="center"/>
+          </w:tcPr>
+          <w:p>
+            <w:pPr>
+              <w:jc w:val="center"/>
+            </w:pPr>
+            <w:r>
+              <w:rPr>
+                <w:rFonts w:ascii="Arial" w:cs="Arial" w:eastAsia="Arial" w:hAnsi="Arial"/>
+                <w:b w:val="false"/>
+                <w:bCs w:val="false"/>
+                <w:color w:val="333333"/>
+                <w:sz w:val="14"/>
+                <w:szCs w:val="14"/>
+              </w:rPr>
+              <w:t xml:space="preserve">74.5%</w:t>
+            </w:r>
+          </w:p>
+        </w:tc>
+        <w:tc>
+          <w:tcPr>
+            <w:tcW w:type="dxa" w:w="1300"/>
+            <w:tcBorders>
+              <w:top w:val="single" w:color="CCCCCC" w:sz="1"/>
+              <w:left w:val="single" w:color="CCCCCC" w:sz="1"/>
+              <w:bottom w:val="single" w:color="CCCCCC" w:sz="1"/>
+              <w:right w:val="single" w:color="CCCCCC" w:sz="1"/>
+            </w:tcBorders>
+            <w:shd w:fill="FFFFFF" w:color="FFFFFF" w:val="solid"/>
+            <w:tcMar>
+              <w:top w:type="dxa" w:w="60"/>
+              <w:left w:type="dxa" w:w="80"/>
+              <w:bottom w:type="dxa" w:w="60"/>
+              <w:right w:type="dxa" w:w="80"/>
+            </w:tcMar>
+            <w:vAlign w:val="center"/>
+          </w:tcPr>
+          <w:p>
+            <w:pPr>
+              <w:jc w:val="center"/>
+            </w:pPr>
+            <w:r>
+              <w:rPr>
+                <w:rFonts w:ascii="Arial" w:cs="Arial" w:eastAsia="Arial" w:hAnsi="Arial"/>
+                <w:b w:val="false"/>
+                <w:bCs w:val="false"/>
+                <w:color w:val="333333"/>
+                <w:sz w:val="14"/>
+                <w:szCs w:val="14"/>
+              </w:rPr>
+              <w:t xml:space="preserve">¥4,679,520</w:t>
+            </w:r>
+          </w:p>
+        </w:tc>
+        <w:tc>
+          <w:tcPr>
+            <w:tcW w:type="dxa" w:w="1200"/>
+            <w:tcBorders>
+              <w:top w:val="single" w:color="CCCCCC" w:sz="1"/>
+              <w:left w:val="single" w:color="CCCCCC" w:sz="1"/>
+              <w:bottom w:val="single" w:color="CCCCCC" w:sz="1"/>
+              <w:right w:val="single" w:color="CCCCCC" w:sz="1"/>
+            </w:tcBorders>
+            <w:shd w:fill="FFFFFF" w:color="FFFFFF" w:val="solid"/>
+            <w:tcMar>
+              <w:top w:type="dxa" w:w="60"/>
+              <w:left w:type="dxa" w:w="80"/>
+              <w:bottom w:type="dxa" w:w="60"/>
+              <w:right w:type="dxa" w:w="80"/>
+            </w:tcMar>
+            <w:vAlign w:val="center"/>
+          </w:tcPr>
+          <w:p>
+            <w:pPr>
+              <w:jc w:val="center"/>
+            </w:pPr>
+            <w:r>
+              <w:rPr>
+                <w:rFonts w:ascii="Arial" w:cs="Arial" w:eastAsia="Arial" w:hAnsi="Arial"/>
+                <w:b w:val="false"/>
+                <w:bCs w:val="false"/>
+                <w:color w:val="333333"/>
+                <w:sz w:val="14"/>
+                <w:szCs w:val="14"/>
+              </w:rPr>
+              <w:t xml:space="preserve">¥1,131,403</w:t>
+            </w:r>
+          </w:p>
+        </w:tc>
+        <w:tc>
+          <w:tcPr>
+            <w:tcW w:type="dxa" w:w="700"/>
+            <w:tcBorders>
+              <w:top w:val="single" w:color="CCCCCC" w:sz="1"/>
+              <w:left w:val="single" w:color="CCCCCC" w:sz="1"/>
+              <w:bottom w:val="single" w:color="CCCCCC" w:sz="1"/>
+              <w:right w:val="single" w:color="CCCCCC" w:sz="1"/>
+            </w:tcBorders>
+            <w:shd w:fill="FFFFFF" w:color="FFFFFF" w:val="solid"/>
+            <w:tcMar>
+              <w:top w:type="dxa" w:w="60"/>
+              <w:left w:type="dxa" w:w="80"/>
+              <w:bottom w:type="dxa" w:w="60"/>
+              <w:right w:type="dxa" w:w="80"/>
+            </w:tcMar>
+            <w:vAlign w:val="center"/>
+          </w:tcPr>
+          <w:p>
+            <w:pPr>
+              <w:jc w:val="center"/>
+            </w:pPr>
+            <w:r>
+              <w:rPr>
+                <w:rFonts w:ascii="Arial" w:cs="Arial" w:eastAsia="Arial" w:hAnsi="Arial"/>
+                <w:b w:val="false"/>
+                <w:bCs w:val="false"/>
+                <w:color w:val="333333"/>
+                <w:sz w:val="14"/>
+                <w:szCs w:val="14"/>
+              </w:rPr>
+              <w:t xml:space="preserve">24.2%</w:t>
+            </w:r>
+          </w:p>
+        </w:tc>
+        <w:tc>
+          <w:tcPr>
+            <w:tcW w:type="dxa" w:w="900"/>
+            <w:tcBorders>
+              <w:top w:val="single" w:color="CCCCCC" w:sz="1"/>
+              <w:left w:val="single" w:color="CCCCCC" w:sz="1"/>
+              <w:bottom w:val="single" w:color="CCCCCC" w:sz="1"/>
+              <w:right w:val="single" w:color="CCCCCC" w:sz="1"/>
+            </w:tcBorders>
+            <w:shd w:fill="FFFFFF" w:color="FFFFFF" w:val="solid"/>
+            <w:tcMar>
+              <w:top w:type="dxa" w:w="60"/>
+              <w:left w:type="dxa" w:w="80"/>
+              <w:bottom w:type="dxa" w:w="60"/>
+              <w:right w:type="dxa" w:w="80"/>
+            </w:tcMar>
+            <w:vAlign w:val="center"/>
+          </w:tcPr>
+          <w:p>
+            <w:pPr>
+              <w:jc w:val="center"/>
+            </w:pPr>
+            <w:r>
+              <w:rPr>
+                <w:rFonts w:ascii="Arial" w:cs="Arial" w:eastAsia="Arial" w:hAnsi="Arial"/>
+                <w:b w:val="false"/>
+                <w:bCs w:val="false"/>
+                <w:color w:val="333333"/>
+                <w:sz w:val="14"/>
+                <w:szCs w:val="14"/>
+              </w:rPr>
+              <w:t xml:space="preserve">¥1,019</w:t>
+            </w:r>
+          </w:p>
+        </w:tc>
+        <w:tc>
+          <w:tcPr>
+            <w:tcW w:type="dxa" w:w="900"/>
+            <w:tcBorders>
+              <w:top w:val="single" w:color="CCCCCC" w:sz="1"/>
+              <w:left w:val="single" w:color="CCCCCC" w:sz="1"/>
+              <w:bottom w:val="single" w:color="CCCCCC" w:sz="1"/>
+              <w:right w:val="single" w:color="CCCCCC" w:sz="1"/>
+            </w:tcBorders>
+            <w:shd w:fill="FFEBEE" w:color="FFEBEE" w:val="solid"/>
+            <w:tcMar>
+              <w:top w:type="dxa" w:w="60"/>
+              <w:left w:type="dxa" w:w="80"/>
+              <w:bottom w:type="dxa" w:w="60"/>
+              <w:right w:type="dxa" w:w="80"/>
+            </w:tcMar>
+            <w:vAlign w:val="center"/>
+          </w:tcPr>
+          <w:p>
+            <w:pPr>
+              <w:jc w:val="center"/>
+            </w:pPr>
+            <w:r>
+              <w:rPr>
+                <w:rFonts w:ascii="Arial" w:cs="Arial" w:eastAsia="Arial" w:hAnsi="Arial"/>
+                <w:b/>
+                <w:bCs/>
+                <w:color w:val="C62828"/>
+                <w:sz w:val="13"/>
+                <w:szCs w:val="13"/>
+              </w:rPr>
+              <w:t xml:space="preserve">🔴 緊急</w:t>
+            </w:r>
+          </w:p>
+        </w:tc>
+      </w:tr>
+      <w:tr>
+        <w:tc>
+          <w:tcPr>
+            <w:tcW w:type="dxa" w:w="400"/>
+            <w:tcBorders>
+              <w:top w:val="single" w:color="CCCCCC" w:sz="1"/>
+              <w:left w:val="single" w:color="CCCCCC" w:sz="1"/>
+              <w:bottom w:val="single" w:color="CCCCCC" w:sz="1"/>
+              <w:right w:val="single" w:color="CCCCCC" w:sz="1"/>
+            </w:tcBorders>
+            <w:shd w:fill="F5F7FA" w:color="F5F7FA" w:val="solid"/>
+            <w:tcMar>
+              <w:top w:type="dxa" w:w="60"/>
+              <w:left w:type="dxa" w:w="80"/>
+              <w:bottom w:type="dxa" w:w="60"/>
+              <w:right w:type="dxa" w:w="80"/>
+            </w:tcMar>
+            <w:vAlign w:val="center"/>
+          </w:tcPr>
+          <w:p>
+            <w:pPr>
+              <w:jc w:val="center"/>
+            </w:pPr>
+            <w:r>
+              <w:rPr>
+                <w:rFonts w:ascii="Arial" w:cs="Arial" w:eastAsia="Arial" w:hAnsi="Arial"/>
+                <w:b w:val="false"/>
+                <w:bCs w:val="false"/>
+                <w:color w:val="333333"/>
+                <w:sz w:val="14"/>
+                <w:szCs w:val="14"/>
+              </w:rPr>
+              <w:t xml:space="preserve">10</w:t>
+            </w:r>
+          </w:p>
+        </w:tc>
+        <w:tc>
+          <w:tcPr>
+            <w:tcW w:type="dxa" w:w="2800"/>
+            <w:tcBorders>
+              <w:top w:val="single" w:color="CCCCCC" w:sz="1"/>
+              <w:left w:val="single" w:color="CCCCCC" w:sz="1"/>
+              <w:bottom w:val="single" w:color="CCCCCC" w:sz="1"/>
+              <w:right w:val="single" w:color="CCCCCC" w:sz="1"/>
+            </w:tcBorders>
+            <w:shd w:fill="F5F7FA" w:color="F5F7FA" w:val="solid"/>
+            <w:tcMar>
+              <w:top w:type="dxa" w:w="60"/>
+              <w:left w:type="dxa" w:w="80"/>
+              <w:bottom w:type="dxa" w:w="60"/>
+              <w:right w:type="dxa" w:w="80"/>
+            </w:tcMar>
+            <w:vAlign w:val="center"/>
+          </w:tcPr>
+          <w:p>
+            <w:pPr>
+              <w:jc w:val="left"/>
+            </w:pPr>
+            <w:r>
+              <w:rPr>
+                <w:rFonts w:ascii="Arial" w:cs="Arial" w:eastAsia="Arial" w:hAnsi="Arial"/>
+                <w:b w:val="false"/>
+                <w:bCs w:val="false"/>
+                <w:color w:val="333333"/>
+                <w:sz w:val="13"/>
+                <w:szCs w:val="13"/>
+              </w:rPr>
+              <w:t xml:space="preserve">ホテルコメント横浜関内</w:t>
+            </w:r>
+          </w:p>
+        </w:tc>
+        <w:tc>
+          <w:tcPr>
+            <w:tcW w:type="dxa" w:w="700"/>
+            <w:tcBorders>
+              <w:top w:val="single" w:color="CCCCCC" w:sz="1"/>
+              <w:left w:val="single" w:color="CCCCCC" w:sz="1"/>
+              <w:bottom w:val="single" w:color="CCCCCC" w:sz="1"/>
+              <w:right w:val="single" w:color="CCCCCC" w:sz="1"/>
+            </w:tcBorders>
+            <w:shd w:fill="F5F7FA" w:color="F5F7FA" w:val="solid"/>
+            <w:tcMar>
+              <w:top w:type="dxa" w:w="60"/>
+              <w:left w:type="dxa" w:w="80"/>
+              <w:bottom w:type="dxa" w:w="60"/>
+              <w:right w:type="dxa" w:w="80"/>
+            </w:tcMar>
+            <w:vAlign w:val="center"/>
+          </w:tcPr>
+          <w:p>
+            <w:pPr>
+              <w:jc w:val="center"/>
+            </w:pPr>
+            <w:r>
+              <w:rPr>
+                <w:rFonts w:ascii="Arial" w:cs="Arial" w:eastAsia="Arial" w:hAnsi="Arial"/>
+                <w:b w:val="false"/>
+                <w:bCs w:val="false"/>
+                <w:color w:val="27AE60"/>
+                <w:sz w:val="14"/>
+                <w:szCs w:val="14"/>
+              </w:rPr>
+              <w:t xml:space="preserve">8.88</w:t>
+            </w:r>
+          </w:p>
+        </w:tc>
+        <w:tc>
+          <w:tcPr>
+            <w:tcW w:type="dxa" w:w="700"/>
+            <w:tcBorders>
+              <w:top w:val="single" w:color="CCCCCC" w:sz="1"/>
+              <w:left w:val="single" w:color="CCCCCC" w:sz="1"/>
+              <w:bottom w:val="single" w:color="CCCCCC" w:sz="1"/>
+              <w:right w:val="single" w:color="CCCCCC" w:sz="1"/>
+            </w:tcBorders>
+            <w:shd w:fill="F5F7FA" w:color="F5F7FA" w:val="solid"/>
+            <w:tcMar>
+              <w:top w:type="dxa" w:w="60"/>
+              <w:left w:type="dxa" w:w="80"/>
+              <w:bottom w:type="dxa" w:w="60"/>
+              <w:right w:type="dxa" w:w="80"/>
+            </w:tcMar>
+            <w:vAlign w:val="center"/>
+          </w:tcPr>
+          <w:p>
+            <w:pPr>
+              <w:jc w:val="center"/>
+            </w:pPr>
+            <w:r>
+              <w:rPr>
+                <w:rFonts w:ascii="Arial" w:cs="Arial" w:eastAsia="Arial" w:hAnsi="Arial"/>
+                <w:b w:val="false"/>
+                <w:bCs w:val="false"/>
+                <w:color w:val="333333"/>
+                <w:sz w:val="14"/>
+                <w:szCs w:val="14"/>
+              </w:rPr>
+              <w:t xml:space="preserve">128</w:t>
+            </w:r>
+          </w:p>
+        </w:tc>
+        <w:tc>
+          <w:tcPr>
+            <w:tcW w:type="dxa" w:w="700"/>
+            <w:tcBorders>
+              <w:top w:val="single" w:color="CCCCCC" w:sz="1"/>
+              <w:left w:val="single" w:color="CCCCCC" w:sz="1"/>
+              <w:bottom w:val="single" w:color="CCCCCC" w:sz="1"/>
+              <w:right w:val="single" w:color="CCCCCC" w:sz="1"/>
+            </w:tcBorders>
+            <w:shd w:fill="F5F7FA" w:color="F5F7FA" w:val="solid"/>
+            <w:tcMar>
+              <w:top w:type="dxa" w:w="60"/>
+              <w:left w:type="dxa" w:w="80"/>
+              <w:bottom w:type="dxa" w:w="60"/>
+              <w:right w:type="dxa" w:w="80"/>
+            </w:tcMar>
+            <w:vAlign w:val="center"/>
+          </w:tcPr>
+          <w:p>
+            <w:pPr>
+              <w:jc w:val="center"/>
+            </w:pPr>
+            <w:r>
+              <w:rPr>
+                <w:rFonts w:ascii="Arial" w:cs="Arial" w:eastAsia="Arial" w:hAnsi="Arial"/>
+                <w:b w:val="false"/>
+                <w:bCs w:val="false"/>
+                <w:color w:val="333333"/>
+                <w:sz w:val="14"/>
+                <w:szCs w:val="14"/>
+              </w:rPr>
+              <w:t xml:space="preserve">79.2%</w:t>
+            </w:r>
+          </w:p>
+        </w:tc>
+        <w:tc>
+          <w:tcPr>
+            <w:tcW w:type="dxa" w:w="1300"/>
+            <w:tcBorders>
+              <w:top w:val="single" w:color="CCCCCC" w:sz="1"/>
+              <w:left w:val="single" w:color="CCCCCC" w:sz="1"/>
+              <w:bottom w:val="single" w:color="CCCCCC" w:sz="1"/>
+              <w:right w:val="single" w:color="CCCCCC" w:sz="1"/>
+            </w:tcBorders>
+            <w:shd w:fill="F5F7FA" w:color="F5F7FA" w:val="solid"/>
+            <w:tcMar>
+              <w:top w:type="dxa" w:w="60"/>
+              <w:left w:type="dxa" w:w="80"/>
+              <w:bottom w:type="dxa" w:w="60"/>
+              <w:right w:type="dxa" w:w="80"/>
+            </w:tcMar>
+            <w:vAlign w:val="center"/>
+          </w:tcPr>
+          <w:p>
+            <w:pPr>
+              <w:jc w:val="center"/>
+            </w:pPr>
+            <w:r>
+              <w:rPr>
+                <w:rFonts w:ascii="Arial" w:cs="Arial" w:eastAsia="Arial" w:hAnsi="Arial"/>
+                <w:b w:val="false"/>
+                <w:bCs w:val="false"/>
+                <w:color w:val="333333"/>
+                <w:sz w:val="14"/>
+                <w:szCs w:val="14"/>
+              </w:rPr>
+              <w:t xml:space="preserve">¥4,463,320</w:t>
+            </w:r>
+          </w:p>
+        </w:tc>
+        <w:tc>
+          <w:tcPr>
+            <w:tcW w:type="dxa" w:w="1200"/>
+            <w:tcBorders>
+              <w:top w:val="single" w:color="CCCCCC" w:sz="1"/>
+              <w:left w:val="single" w:color="CCCCCC" w:sz="1"/>
+              <w:bottom w:val="single" w:color="CCCCCC" w:sz="1"/>
+              <w:right w:val="single" w:color="CCCCCC" w:sz="1"/>
+            </w:tcBorders>
+            <w:shd w:fill="F5F7FA" w:color="F5F7FA" w:val="solid"/>
+            <w:tcMar>
+              <w:top w:type="dxa" w:w="60"/>
+              <w:left w:type="dxa" w:w="80"/>
+              <w:bottom w:type="dxa" w:w="60"/>
+              <w:right w:type="dxa" w:w="80"/>
+            </w:tcMar>
+            <w:vAlign w:val="center"/>
+          </w:tcPr>
+          <w:p>
+            <w:pPr>
+              <w:jc w:val="center"/>
+            </w:pPr>
+            <w:r>
+              <w:rPr>
+                <w:rFonts w:ascii="Arial" w:cs="Arial" w:eastAsia="Arial" w:hAnsi="Arial"/>
+                <w:b w:val="false"/>
+                <w:bCs w:val="false"/>
+                <w:color w:val="333333"/>
+                <w:sz w:val="14"/>
+                <w:szCs w:val="14"/>
+              </w:rPr>
+              <w:t xml:space="preserve">¥1,388,308</w:t>
+            </w:r>
+          </w:p>
+        </w:tc>
+        <w:tc>
+          <w:tcPr>
+            <w:tcW w:type="dxa" w:w="700"/>
+            <w:tcBorders>
+              <w:top w:val="single" w:color="CCCCCC" w:sz="1"/>
+              <w:left w:val="single" w:color="CCCCCC" w:sz="1"/>
+              <w:bottom w:val="single" w:color="CCCCCC" w:sz="1"/>
+              <w:right w:val="single" w:color="CCCCCC" w:sz="1"/>
+            </w:tcBorders>
+            <w:shd w:fill="F5F7FA" w:color="F5F7FA" w:val="solid"/>
+            <w:tcMar>
+              <w:top w:type="dxa" w:w="60"/>
+              <w:left w:type="dxa" w:w="80"/>
+              <w:bottom w:type="dxa" w:w="60"/>
+              <w:right w:type="dxa" w:w="80"/>
+            </w:tcMar>
+            <w:vAlign w:val="center"/>
+          </w:tcPr>
+          <w:p>
+            <w:pPr>
+              <w:jc w:val="center"/>
+            </w:pPr>
+            <w:r>
+              <w:rPr>
+                <w:rFonts w:ascii="Arial" w:cs="Arial" w:eastAsia="Arial" w:hAnsi="Arial"/>
+                <w:b w:val="false"/>
+                <w:bCs w:val="false"/>
+                <w:color w:val="333333"/>
+                <w:sz w:val="14"/>
+                <w:szCs w:val="14"/>
+              </w:rPr>
+              <w:t xml:space="preserve">31.1%</w:t>
+            </w:r>
+          </w:p>
+        </w:tc>
+        <w:tc>
+          <w:tcPr>
+            <w:tcW w:type="dxa" w:w="900"/>
+            <w:tcBorders>
+              <w:top w:val="single" w:color="CCCCCC" w:sz="1"/>
+              <w:left w:val="single" w:color="CCCCCC" w:sz="1"/>
+              <w:bottom w:val="single" w:color="CCCCCC" w:sz="1"/>
+              <w:right w:val="single" w:color="CCCCCC" w:sz="1"/>
+            </w:tcBorders>
+            <w:shd w:fill="F5F7FA" w:color="F5F7FA" w:val="solid"/>
+            <w:tcMar>
+              <w:top w:type="dxa" w:w="60"/>
+              <w:left w:type="dxa" w:w="80"/>
+              <w:bottom w:type="dxa" w:w="60"/>
+              <w:right w:type="dxa" w:w="80"/>
+            </w:tcMar>
+            <w:vAlign w:val="center"/>
+          </w:tcPr>
+          <w:p>
+            <w:pPr>
+              <w:jc w:val="center"/>
+            </w:pPr>
+            <w:r>
+              <w:rPr>
+                <w:rFonts w:ascii="Arial" w:cs="Arial" w:eastAsia="Arial" w:hAnsi="Arial"/>
+                <w:b w:val="false"/>
+                <w:bCs w:val="false"/>
+                <w:color w:val="333333"/>
+                <w:sz w:val="14"/>
+                <w:szCs w:val="14"/>
+              </w:rPr>
+              <w:t xml:space="preserve">¥1,736</w:t>
             </w:r>
           </w:p>
         </w:tc>
@@ -3735,7 +4791,7 @@
               <w:bottom w:val="single" w:color="CCCCCC" w:sz="1"/>
               <w:right w:val="single" w:color="CCCCCC" w:sz="1"/>
             </w:tcBorders>
-            <w:shd w:fill="F5F7FA" w:color="F5F7FA" w:val="solid"/>
+            <w:shd w:fill="FFFFFF" w:color="FFFFFF" w:val="solid"/>
             <w:tcMar>
               <w:top w:type="dxa" w:w="60"/>
               <w:left w:type="dxa" w:w="80"/>
@@ -3757,7 +4813,7 @@
                 <w:sz w:val="14"/>
                 <w:szCs w:val="14"/>
               </w:rPr>
-              <w:t xml:space="preserve">8</w:t>
+              <w:t xml:space="preserve">11</w:t>
             </w:r>
           </w:p>
         </w:tc>
@@ -3770,7 +4826,7 @@
               <w:bottom w:val="single" w:color="CCCCCC" w:sz="1"/>
               <w:right w:val="single" w:color="CCCCCC" w:sz="1"/>
             </w:tcBorders>
-            <w:shd w:fill="F5F7FA" w:color="F5F7FA" w:val="solid"/>
+            <w:shd w:fill="FFFFFF" w:color="FFFFFF" w:val="solid"/>
             <w:tcMar>
               <w:top w:type="dxa" w:w="60"/>
               <w:left w:type="dxa" w:w="80"/>
@@ -3792,7 +4848,7 @@
                 <w:sz w:val="13"/>
                 <w:szCs w:val="13"/>
               </w:rPr>
-              <w:t xml:space="preserve">京成リッチモンドホテル東京錦糸町</w:t>
+              <w:t xml:space="preserve">ホテルケヤキゲート東京府中</w:t>
             </w:r>
           </w:p>
         </w:tc>
@@ -3805,7 +4861,7 @@
               <w:bottom w:val="single" w:color="CCCCCC" w:sz="1"/>
               <w:right w:val="single" w:color="CCCCCC" w:sz="1"/>
             </w:tcBorders>
-            <w:shd w:fill="F5F7FA" w:color="F5F7FA" w:val="solid"/>
+            <w:shd w:fill="FFFFFF" w:color="FFFFFF" w:val="solid"/>
             <w:tcMar>
               <w:top w:type="dxa" w:w="60"/>
               <w:left w:type="dxa" w:w="80"/>
@@ -3827,7 +4883,7 @@
                 <w:sz w:val="14"/>
                 <w:szCs w:val="14"/>
               </w:rPr>
-              <w:t xml:space="preserve">9.13</w:t>
+              <w:t xml:space="preserve">8.74</w:t>
             </w:r>
           </w:p>
         </w:tc>
@@ -3840,7 +4896,7 @@
               <w:bottom w:val="single" w:color="CCCCCC" w:sz="1"/>
               <w:right w:val="single" w:color="CCCCCC" w:sz="1"/>
             </w:tcBorders>
-            <w:shd w:fill="F5F7FA" w:color="F5F7FA" w:val="solid"/>
+            <w:shd w:fill="FFFFFF" w:color="FFFFFF" w:val="solid"/>
             <w:tcMar>
               <w:top w:type="dxa" w:w="60"/>
               <w:left w:type="dxa" w:w="80"/>
@@ -3862,7 +4918,7 @@
                 <w:sz w:val="14"/>
                 <w:szCs w:val="14"/>
               </w:rPr>
-              <w:t xml:space="preserve">129</w:t>
+              <w:t xml:space="preserve">100</w:t>
             </w:r>
           </w:p>
         </w:tc>
@@ -3875,7 +4931,7 @@
               <w:bottom w:val="single" w:color="CCCCCC" w:sz="1"/>
               <w:right w:val="single" w:color="CCCCCC" w:sz="1"/>
             </w:tcBorders>
-            <w:shd w:fill="F5F7FA" w:color="F5F7FA" w:val="solid"/>
+            <w:shd w:fill="FFFFFF" w:color="FFFFFF" w:val="solid"/>
             <w:tcMar>
               <w:top w:type="dxa" w:w="60"/>
               <w:left w:type="dxa" w:w="80"/>
@@ -3897,7 +4953,7 @@
                 <w:sz w:val="14"/>
                 <w:szCs w:val="14"/>
               </w:rPr>
-              <w:t xml:space="preserve">87.2%</w:t>
+              <w:t xml:space="preserve">82.4%</w:t>
             </w:r>
           </w:p>
         </w:tc>
@@ -3910,7 +4966,7 @@
               <w:bottom w:val="single" w:color="CCCCCC" w:sz="1"/>
               <w:right w:val="single" w:color="CCCCCC" w:sz="1"/>
             </w:tcBorders>
-            <w:shd w:fill="F5F7FA" w:color="F5F7FA" w:val="solid"/>
+            <w:shd w:fill="FFFFFF" w:color="FFFFFF" w:val="solid"/>
             <w:tcMar>
               <w:top w:type="dxa" w:w="60"/>
               <w:left w:type="dxa" w:w="80"/>
@@ -3932,7 +4988,7 @@
                 <w:sz w:val="14"/>
                 <w:szCs w:val="14"/>
               </w:rPr>
-              <w:t xml:space="preserve">¥4,791,800</w:t>
+              <w:t xml:space="preserve">¥4,425,395</w:t>
             </w:r>
           </w:p>
         </w:tc>
@@ -3945,7 +5001,7 @@
               <w:bottom w:val="single" w:color="CCCCCC" w:sz="1"/>
               <w:right w:val="single" w:color="CCCCCC" w:sz="1"/>
             </w:tcBorders>
-            <w:shd w:fill="F5F7FA" w:color="F5F7FA" w:val="solid"/>
+            <w:shd w:fill="FFFFFF" w:color="FFFFFF" w:val="solid"/>
             <w:tcMar>
               <w:top w:type="dxa" w:w="60"/>
               <w:left w:type="dxa" w:w="80"/>
@@ -3967,7 +5023,7 @@
                 <w:sz w:val="14"/>
                 <w:szCs w:val="14"/>
               </w:rPr>
-              <w:t xml:space="preserve">¥756,058</w:t>
+              <w:t xml:space="preserve">¥1,273,752</w:t>
             </w:r>
           </w:p>
         </w:tc>
@@ -3980,7 +5036,7 @@
               <w:bottom w:val="single" w:color="CCCCCC" w:sz="1"/>
               <w:right w:val="single" w:color="CCCCCC" w:sz="1"/>
             </w:tcBorders>
-            <w:shd w:fill="F5F7FA" w:color="F5F7FA" w:val="solid"/>
+            <w:shd w:fill="FFFFFF" w:color="FFFFFF" w:val="solid"/>
             <w:tcMar>
               <w:top w:type="dxa" w:w="60"/>
               <w:left w:type="dxa" w:w="80"/>
@@ -4002,7 +5058,7 @@
                 <w:sz w:val="14"/>
                 <w:szCs w:val="14"/>
               </w:rPr>
-              <w:t xml:space="preserve">15.8%</w:t>
+              <w:t xml:space="preserve">28.8%</w:t>
             </w:r>
           </w:p>
         </w:tc>
@@ -4015,7 +5071,7 @@
               <w:bottom w:val="single" w:color="CCCCCC" w:sz="1"/>
               <w:right w:val="single" w:color="CCCCCC" w:sz="1"/>
             </w:tcBorders>
-            <w:shd w:fill="F5F7FA" w:color="F5F7FA" w:val="solid"/>
+            <w:shd w:fill="FFFFFF" w:color="FFFFFF" w:val="solid"/>
             <w:tcMar>
               <w:top w:type="dxa" w:w="60"/>
               <w:left w:type="dxa" w:w="80"/>
@@ -4037,7 +5093,7 @@
                 <w:sz w:val="14"/>
                 <w:szCs w:val="14"/>
               </w:rPr>
-              <w:t xml:space="preserve">¥1,122</w:t>
+              <w:t xml:space="preserve">¥1,230</w:t>
             </w:r>
           </w:p>
         </w:tc>
@@ -4050,7 +5106,7 @@
               <w:bottom w:val="single" w:color="CCCCCC" w:sz="1"/>
               <w:right w:val="single" w:color="CCCCCC" w:sz="1"/>
             </w:tcBorders>
-            <w:shd w:fill="E8F5E9" w:color="E8F5E9" w:val="solid"/>
+            <w:shd w:fill="E3F2FD" w:color="E3F2FD" w:val="solid"/>
             <w:tcMar>
               <w:top w:type="dxa" w:w="60"/>
               <w:left w:type="dxa" w:w="80"/>
@@ -4068,11 +5124,11 @@
                 <w:rFonts w:ascii="Arial" w:cs="Arial" w:eastAsia="Arial" w:hAnsi="Arial"/>
                 <w:b/>
                 <w:bCs/>
-                <w:color w:val="2E7D32"/>
+                <w:color w:val="1565C0"/>
                 <w:sz w:val="13"/>
                 <w:szCs w:val="13"/>
               </w:rPr>
-              <w:t xml:space="preserve">🟢 維持</w:t>
+              <w:t xml:space="preserve">🔵 標準</w:t>
             </w:r>
           </w:p>
         </w:tc>
@@ -4087,7 +5143,7 @@
               <w:bottom w:val="single" w:color="CCCCCC" w:sz="1"/>
               <w:right w:val="single" w:color="CCCCCC" w:sz="1"/>
             </w:tcBorders>
-            <w:shd w:fill="FFFFFF" w:color="FFFFFF" w:val="solid"/>
+            <w:shd w:fill="F5F7FA" w:color="F5F7FA" w:val="solid"/>
             <w:tcMar>
               <w:top w:type="dxa" w:w="60"/>
               <w:left w:type="dxa" w:w="80"/>
@@ -4109,7 +5165,7 @@
                 <w:sz w:val="14"/>
                 <w:szCs w:val="14"/>
               </w:rPr>
-              <w:t xml:space="preserve">9</w:t>
+              <w:t xml:space="preserve">12</w:t>
             </w:r>
           </w:p>
         </w:tc>
@@ -4122,7 +5178,7 @@
               <w:bottom w:val="single" w:color="CCCCCC" w:sz="1"/>
               <w:right w:val="single" w:color="CCCCCC" w:sz="1"/>
             </w:tcBorders>
-            <w:shd w:fill="FFFFFF" w:color="FFFFFF" w:val="solid"/>
+            <w:shd w:fill="F5F7FA" w:color="F5F7FA" w:val="solid"/>
             <w:tcMar>
               <w:top w:type="dxa" w:w="60"/>
               <w:left w:type="dxa" w:w="80"/>
@@ -4144,7 +5200,359 @@
                 <w:sz w:val="13"/>
                 <w:szCs w:val="13"/>
               </w:rPr>
-              <w:t xml:space="preserve">アパホテル蒲田駅東</w:t>
+              <w:t xml:space="preserve">第一イン池袋</w:t>
+            </w:r>
+          </w:p>
+        </w:tc>
+        <w:tc>
+          <w:tcPr>
+            <w:tcW w:type="dxa" w:w="700"/>
+            <w:tcBorders>
+              <w:top w:val="single" w:color="CCCCCC" w:sz="1"/>
+              <w:left w:val="single" w:color="CCCCCC" w:sz="1"/>
+              <w:bottom w:val="single" w:color="CCCCCC" w:sz="1"/>
+              <w:right w:val="single" w:color="CCCCCC" w:sz="1"/>
+            </w:tcBorders>
+            <w:shd w:fill="F5F7FA" w:color="F5F7FA" w:val="solid"/>
+            <w:tcMar>
+              <w:top w:type="dxa" w:w="60"/>
+              <w:left w:type="dxa" w:w="80"/>
+              <w:bottom w:type="dxa" w:w="60"/>
+              <w:right w:type="dxa" w:w="80"/>
+            </w:tcMar>
+            <w:vAlign w:val="center"/>
+          </w:tcPr>
+          <w:p>
+            <w:pPr>
+              <w:jc w:val="center"/>
+            </w:pPr>
+            <w:r>
+              <w:rPr>
+                <w:rFonts w:ascii="Arial" w:cs="Arial" w:eastAsia="Arial" w:hAnsi="Arial"/>
+                <w:b w:val="false"/>
+                <w:bCs w:val="false"/>
+                <w:color w:val="27AE60"/>
+                <w:sz w:val="14"/>
+                <w:szCs w:val="14"/>
+              </w:rPr>
+              <w:t xml:space="preserve">9.18</w:t>
+            </w:r>
+          </w:p>
+        </w:tc>
+        <w:tc>
+          <w:tcPr>
+            <w:tcW w:type="dxa" w:w="700"/>
+            <w:tcBorders>
+              <w:top w:val="single" w:color="CCCCCC" w:sz="1"/>
+              <w:left w:val="single" w:color="CCCCCC" w:sz="1"/>
+              <w:bottom w:val="single" w:color="CCCCCC" w:sz="1"/>
+              <w:right w:val="single" w:color="CCCCCC" w:sz="1"/>
+            </w:tcBorders>
+            <w:shd w:fill="F5F7FA" w:color="F5F7FA" w:val="solid"/>
+            <w:tcMar>
+              <w:top w:type="dxa" w:w="60"/>
+              <w:left w:type="dxa" w:w="80"/>
+              <w:bottom w:type="dxa" w:w="60"/>
+              <w:right w:type="dxa" w:w="80"/>
+            </w:tcMar>
+            <w:vAlign w:val="center"/>
+          </w:tcPr>
+          <w:p>
+            <w:pPr>
+              <w:jc w:val="center"/>
+            </w:pPr>
+            <w:r>
+              <w:rPr>
+                <w:rFonts w:ascii="Arial" w:cs="Arial" w:eastAsia="Arial" w:hAnsi="Arial"/>
+                <w:b w:val="false"/>
+                <w:bCs w:val="false"/>
+                <w:color w:val="333333"/>
+                <w:sz w:val="14"/>
+                <w:szCs w:val="14"/>
+              </w:rPr>
+              <w:t xml:space="preserve">130</w:t>
+            </w:r>
+          </w:p>
+        </w:tc>
+        <w:tc>
+          <w:tcPr>
+            <w:tcW w:type="dxa" w:w="700"/>
+            <w:tcBorders>
+              <w:top w:val="single" w:color="CCCCCC" w:sz="1"/>
+              <w:left w:val="single" w:color="CCCCCC" w:sz="1"/>
+              <w:bottom w:val="single" w:color="CCCCCC" w:sz="1"/>
+              <w:right w:val="single" w:color="CCCCCC" w:sz="1"/>
+            </w:tcBorders>
+            <w:shd w:fill="F5F7FA" w:color="F5F7FA" w:val="solid"/>
+            <w:tcMar>
+              <w:top w:type="dxa" w:w="60"/>
+              <w:left w:type="dxa" w:w="80"/>
+              <w:bottom w:type="dxa" w:w="60"/>
+              <w:right w:type="dxa" w:w="80"/>
+            </w:tcMar>
+            <w:vAlign w:val="center"/>
+          </w:tcPr>
+          <w:p>
+            <w:pPr>
+              <w:jc w:val="center"/>
+            </w:pPr>
+            <w:r>
+              <w:rPr>
+                <w:rFonts w:ascii="Arial" w:cs="Arial" w:eastAsia="Arial" w:hAnsi="Arial"/>
+                <w:b w:val="false"/>
+                <w:bCs w:val="false"/>
+                <w:color w:val="333333"/>
+                <w:sz w:val="14"/>
+                <w:szCs w:val="14"/>
+              </w:rPr>
+              <w:t xml:space="preserve">76.2%</w:t>
+            </w:r>
+          </w:p>
+        </w:tc>
+        <w:tc>
+          <w:tcPr>
+            <w:tcW w:type="dxa" w:w="1300"/>
+            <w:tcBorders>
+              <w:top w:val="single" w:color="CCCCCC" w:sz="1"/>
+              <w:left w:val="single" w:color="CCCCCC" w:sz="1"/>
+              <w:bottom w:val="single" w:color="CCCCCC" w:sz="1"/>
+              <w:right w:val="single" w:color="CCCCCC" w:sz="1"/>
+            </w:tcBorders>
+            <w:shd w:fill="F5F7FA" w:color="F5F7FA" w:val="solid"/>
+            <w:tcMar>
+              <w:top w:type="dxa" w:w="60"/>
+              <w:left w:type="dxa" w:w="80"/>
+              <w:bottom w:type="dxa" w:w="60"/>
+              <w:right w:type="dxa" w:w="80"/>
+            </w:tcMar>
+            <w:vAlign w:val="center"/>
+          </w:tcPr>
+          <w:p>
+            <w:pPr>
+              <w:jc w:val="center"/>
+            </w:pPr>
+            <w:r>
+              <w:rPr>
+                <w:rFonts w:ascii="Arial" w:cs="Arial" w:eastAsia="Arial" w:hAnsi="Arial"/>
+                <w:b w:val="false"/>
+                <w:bCs w:val="false"/>
+                <w:color w:val="333333"/>
+                <w:sz w:val="14"/>
+                <w:szCs w:val="14"/>
+              </w:rPr>
+              <w:t xml:space="preserve">¥4,310,610</w:t>
+            </w:r>
+          </w:p>
+        </w:tc>
+        <w:tc>
+          <w:tcPr>
+            <w:tcW w:type="dxa" w:w="1200"/>
+            <w:tcBorders>
+              <w:top w:val="single" w:color="CCCCCC" w:sz="1"/>
+              <w:left w:val="single" w:color="CCCCCC" w:sz="1"/>
+              <w:bottom w:val="single" w:color="CCCCCC" w:sz="1"/>
+              <w:right w:val="single" w:color="CCCCCC" w:sz="1"/>
+            </w:tcBorders>
+            <w:shd w:fill="F5F7FA" w:color="F5F7FA" w:val="solid"/>
+            <w:tcMar>
+              <w:top w:type="dxa" w:w="60"/>
+              <w:left w:type="dxa" w:w="80"/>
+              <w:bottom w:type="dxa" w:w="60"/>
+              <w:right w:type="dxa" w:w="80"/>
+            </w:tcMar>
+            <w:vAlign w:val="center"/>
+          </w:tcPr>
+          <w:p>
+            <w:pPr>
+              <w:jc w:val="center"/>
+            </w:pPr>
+            <w:r>
+              <w:rPr>
+                <w:rFonts w:ascii="Arial" w:cs="Arial" w:eastAsia="Arial" w:hAnsi="Arial"/>
+                <w:b w:val="false"/>
+                <w:bCs w:val="false"/>
+                <w:color w:val="333333"/>
+                <w:sz w:val="14"/>
+                <w:szCs w:val="14"/>
+              </w:rPr>
+              <w:t xml:space="preserve">¥1,007,461</w:t>
+            </w:r>
+          </w:p>
+        </w:tc>
+        <w:tc>
+          <w:tcPr>
+            <w:tcW w:type="dxa" w:w="700"/>
+            <w:tcBorders>
+              <w:top w:val="single" w:color="CCCCCC" w:sz="1"/>
+              <w:left w:val="single" w:color="CCCCCC" w:sz="1"/>
+              <w:bottom w:val="single" w:color="CCCCCC" w:sz="1"/>
+              <w:right w:val="single" w:color="CCCCCC" w:sz="1"/>
+            </w:tcBorders>
+            <w:shd w:fill="F5F7FA" w:color="F5F7FA" w:val="solid"/>
+            <w:tcMar>
+              <w:top w:type="dxa" w:w="60"/>
+              <w:left w:type="dxa" w:w="80"/>
+              <w:bottom w:type="dxa" w:w="60"/>
+              <w:right w:type="dxa" w:w="80"/>
+            </w:tcMar>
+            <w:vAlign w:val="center"/>
+          </w:tcPr>
+          <w:p>
+            <w:pPr>
+              <w:jc w:val="center"/>
+            </w:pPr>
+            <w:r>
+              <w:rPr>
+                <w:rFonts w:ascii="Arial" w:cs="Arial" w:eastAsia="Arial" w:hAnsi="Arial"/>
+                <w:b w:val="false"/>
+                <w:bCs w:val="false"/>
+                <w:color w:val="333333"/>
+                <w:sz w:val="14"/>
+                <w:szCs w:val="14"/>
+              </w:rPr>
+              <w:t xml:space="preserve">23.4%</w:t>
+            </w:r>
+          </w:p>
+        </w:tc>
+        <w:tc>
+          <w:tcPr>
+            <w:tcW w:type="dxa" w:w="900"/>
+            <w:tcBorders>
+              <w:top w:val="single" w:color="CCCCCC" w:sz="1"/>
+              <w:left w:val="single" w:color="CCCCCC" w:sz="1"/>
+              <w:bottom w:val="single" w:color="CCCCCC" w:sz="1"/>
+              <w:right w:val="single" w:color="CCCCCC" w:sz="1"/>
+            </w:tcBorders>
+            <w:shd w:fill="F5F7FA" w:color="F5F7FA" w:val="solid"/>
+            <w:tcMar>
+              <w:top w:type="dxa" w:w="60"/>
+              <w:left w:type="dxa" w:w="80"/>
+              <w:bottom w:type="dxa" w:w="60"/>
+              <w:right w:type="dxa" w:w="80"/>
+            </w:tcMar>
+            <w:vAlign w:val="center"/>
+          </w:tcPr>
+          <w:p>
+            <w:pPr>
+              <w:jc w:val="center"/>
+            </w:pPr>
+            <w:r>
+              <w:rPr>
+                <w:rFonts w:ascii="Arial" w:cs="Arial" w:eastAsia="Arial" w:hAnsi="Arial"/>
+                <w:b w:val="false"/>
+                <w:bCs w:val="false"/>
+                <w:color w:val="333333"/>
+                <w:sz w:val="14"/>
+                <w:szCs w:val="14"/>
+              </w:rPr>
+              <w:t xml:space="preserve">¥1,453</w:t>
+            </w:r>
+          </w:p>
+        </w:tc>
+        <w:tc>
+          <w:tcPr>
+            <w:tcW w:type="dxa" w:w="900"/>
+            <w:tcBorders>
+              <w:top w:val="single" w:color="CCCCCC" w:sz="1"/>
+              <w:left w:val="single" w:color="CCCCCC" w:sz="1"/>
+              <w:bottom w:val="single" w:color="CCCCCC" w:sz="1"/>
+              <w:right w:val="single" w:color="CCCCCC" w:sz="1"/>
+            </w:tcBorders>
+            <w:shd w:fill="E3F2FD" w:color="E3F2FD" w:val="solid"/>
+            <w:tcMar>
+              <w:top w:type="dxa" w:w="60"/>
+              <w:left w:type="dxa" w:w="80"/>
+              <w:bottom w:type="dxa" w:w="60"/>
+              <w:right w:type="dxa" w:w="80"/>
+            </w:tcMar>
+            <w:vAlign w:val="center"/>
+          </w:tcPr>
+          <w:p>
+            <w:pPr>
+              <w:jc w:val="center"/>
+            </w:pPr>
+            <w:r>
+              <w:rPr>
+                <w:rFonts w:ascii="Arial" w:cs="Arial" w:eastAsia="Arial" w:hAnsi="Arial"/>
+                <w:b/>
+                <w:bCs/>
+                <w:color w:val="1565C0"/>
+                <w:sz w:val="13"/>
+                <w:szCs w:val="13"/>
+              </w:rPr>
+              <w:t xml:space="preserve">🔵 標準</w:t>
+            </w:r>
+          </w:p>
+        </w:tc>
+      </w:tr>
+      <w:tr>
+        <w:tc>
+          <w:tcPr>
+            <w:tcW w:type="dxa" w:w="400"/>
+            <w:tcBorders>
+              <w:top w:val="single" w:color="CCCCCC" w:sz="1"/>
+              <w:left w:val="single" w:color="CCCCCC" w:sz="1"/>
+              <w:bottom w:val="single" w:color="CCCCCC" w:sz="1"/>
+              <w:right w:val="single" w:color="CCCCCC" w:sz="1"/>
+            </w:tcBorders>
+            <w:shd w:fill="FFFFFF" w:color="FFFFFF" w:val="solid"/>
+            <w:tcMar>
+              <w:top w:type="dxa" w:w="60"/>
+              <w:left w:type="dxa" w:w="80"/>
+              <w:bottom w:type="dxa" w:w="60"/>
+              <w:right w:type="dxa" w:w="80"/>
+            </w:tcMar>
+            <w:vAlign w:val="center"/>
+          </w:tcPr>
+          <w:p>
+            <w:pPr>
+              <w:jc w:val="center"/>
+            </w:pPr>
+            <w:r>
+              <w:rPr>
+                <w:rFonts w:ascii="Arial" w:cs="Arial" w:eastAsia="Arial" w:hAnsi="Arial"/>
+                <w:b w:val="false"/>
+                <w:bCs w:val="false"/>
+                <w:color w:val="333333"/>
+                <w:sz w:val="14"/>
+                <w:szCs w:val="14"/>
+              </w:rPr>
+              <w:t xml:space="preserve">13</w:t>
+            </w:r>
+          </w:p>
+        </w:tc>
+        <w:tc>
+          <w:tcPr>
+            <w:tcW w:type="dxa" w:w="2800"/>
+            <w:tcBorders>
+              <w:top w:val="single" w:color="CCCCCC" w:sz="1"/>
+              <w:left w:val="single" w:color="CCCCCC" w:sz="1"/>
+              <w:bottom w:val="single" w:color="CCCCCC" w:sz="1"/>
+              <w:right w:val="single" w:color="CCCCCC" w:sz="1"/>
+            </w:tcBorders>
+            <w:shd w:fill="FFFFFF" w:color="FFFFFF" w:val="solid"/>
+            <w:tcMar>
+              <w:top w:type="dxa" w:w="60"/>
+              <w:left w:type="dxa" w:w="80"/>
+              <w:bottom w:type="dxa" w:w="60"/>
+              <w:right w:type="dxa" w:w="80"/>
+            </w:tcMar>
+            <w:vAlign w:val="center"/>
+          </w:tcPr>
+          <w:p>
+            <w:pPr>
+              <w:jc w:val="left"/>
+            </w:pPr>
+            <w:r>
+              <w:rPr>
+                <w:rFonts w:ascii="Arial" w:cs="Arial" w:eastAsia="Arial" w:hAnsi="Arial"/>
+                <w:b w:val="false"/>
+                <w:bCs w:val="false"/>
+                <w:color w:val="333333"/>
+                <w:sz w:val="13"/>
+                <w:szCs w:val="13"/>
+              </w:rPr>
+              <w:t xml:space="preserve">コンフォートホテル横浜関内</w:t>
             </w:r>
           </w:p>
         </w:tc>
@@ -4179,7 +5587,7 @@
                 <w:sz w:val="14"/>
                 <w:szCs w:val="14"/>
               </w:rPr>
-              <w:t xml:space="preserve">7.39</w:t>
+              <w:t xml:space="preserve">7.46</w:t>
             </w:r>
           </w:p>
         </w:tc>
@@ -4214,7 +5622,7 @@
                 <w:sz w:val="14"/>
                 <w:szCs w:val="14"/>
               </w:rPr>
-              <w:t xml:space="preserve">57</w:t>
+              <w:t xml:space="preserve">143</w:t>
             </w:r>
           </w:p>
         </w:tc>
@@ -4249,7 +5657,7 @@
                 <w:sz w:val="14"/>
                 <w:szCs w:val="14"/>
               </w:rPr>
-              <w:t xml:space="preserve">74.5%</w:t>
+              <w:t xml:space="preserve">55.9%</w:t>
             </w:r>
           </w:p>
         </w:tc>
@@ -4284,7 +5692,7 @@
                 <w:sz w:val="14"/>
                 <w:szCs w:val="14"/>
               </w:rPr>
-              <w:t xml:space="preserve">¥4,679,520</w:t>
+              <w:t xml:space="preserve">¥4,051,890</w:t>
             </w:r>
           </w:p>
         </w:tc>
@@ -4319,7 +5727,7 @@
                 <w:sz w:val="14"/>
                 <w:szCs w:val="14"/>
               </w:rPr>
-              <w:t xml:space="preserve">¥1,131,403</w:t>
+              <w:t xml:space="preserve">¥1,142,186</w:t>
             </w:r>
           </w:p>
         </w:tc>
@@ -4354,7 +5762,7 @@
                 <w:sz w:val="14"/>
                 <w:szCs w:val="14"/>
               </w:rPr>
-              <w:t xml:space="preserve">24.2%</w:t>
+              <w:t xml:space="preserve">28.2%</w:t>
             </w:r>
           </w:p>
         </w:tc>
@@ -4389,7 +5797,7 @@
                 <w:sz w:val="14"/>
                 <w:szCs w:val="14"/>
               </w:rPr>
-              <w:t xml:space="preserve">¥1,019</w:t>
+              <w:t xml:space="preserve">¥1,066</w:t>
             </w:r>
           </w:p>
         </w:tc>
@@ -4461,7 +5869,7 @@
                 <w:sz w:val="14"/>
                 <w:szCs w:val="14"/>
               </w:rPr>
-              <w:t xml:space="preserve">10</w:t>
+              <w:t xml:space="preserve">14</w:t>
             </w:r>
           </w:p>
         </w:tc>
@@ -4496,7 +5904,7 @@
                 <w:sz w:val="13"/>
                 <w:szCs w:val="13"/>
               </w:rPr>
-              <w:t xml:space="preserve">ホテルコメント横浜関内</w:t>
+              <w:t xml:space="preserve">コンフォートホテルERA東京東神田</w:t>
             </w:r>
           </w:p>
         </w:tc>
@@ -4531,7 +5939,7 @@
                 <w:sz w:val="14"/>
                 <w:szCs w:val="14"/>
               </w:rPr>
-              <w:t xml:space="preserve">8.88</w:t>
+              <w:t xml:space="preserve">8.90</w:t>
             </w:r>
           </w:p>
         </w:tc>
@@ -4566,7 +5974,7 @@
                 <w:sz w:val="14"/>
                 <w:szCs w:val="14"/>
               </w:rPr>
-              <w:t xml:space="preserve">129</w:t>
+              <w:t xml:space="preserve">123</w:t>
             </w:r>
           </w:p>
         </w:tc>
@@ -4601,7 +6009,7 @@
                 <w:sz w:val="14"/>
                 <w:szCs w:val="14"/>
               </w:rPr>
-              <w:t xml:space="preserve">79.2%</w:t>
+              <w:t xml:space="preserve">65.8%</w:t>
             </w:r>
           </w:p>
         </w:tc>
@@ -4636,7 +6044,7 @@
                 <w:sz w:val="14"/>
                 <w:szCs w:val="14"/>
               </w:rPr>
-              <w:t xml:space="preserve">¥4,463,320</w:t>
+              <w:t xml:space="preserve">¥4,047,280</w:t>
             </w:r>
           </w:p>
         </w:tc>
@@ -4671,7 +6079,7 @@
                 <w:sz w:val="14"/>
                 <w:szCs w:val="14"/>
               </w:rPr>
-              <w:t xml:space="preserve">¥1,388,308</w:t>
+              <w:t xml:space="preserve">¥1,266,459</w:t>
             </w:r>
           </w:p>
         </w:tc>
@@ -4706,7 +6114,7 @@
                 <w:sz w:val="14"/>
                 <w:szCs w:val="14"/>
               </w:rPr>
-              <w:t xml:space="preserve">31.1%</w:t>
+              <w:t xml:space="preserve">31.3%</w:t>
             </w:r>
           </w:p>
         </w:tc>
@@ -4741,7 +6149,1063 @@
                 <w:sz w:val="14"/>
                 <w:szCs w:val="14"/>
               </w:rPr>
-              <w:t xml:space="preserve">¥1,736</w:t>
+              <w:t xml:space="preserve">¥1,168</w:t>
+            </w:r>
+          </w:p>
+        </w:tc>
+        <w:tc>
+          <w:tcPr>
+            <w:tcW w:type="dxa" w:w="900"/>
+            <w:tcBorders>
+              <w:top w:val="single" w:color="CCCCCC" w:sz="1"/>
+              <w:left w:val="single" w:color="CCCCCC" w:sz="1"/>
+              <w:bottom w:val="single" w:color="CCCCCC" w:sz="1"/>
+              <w:right w:val="single" w:color="CCCCCC" w:sz="1"/>
+            </w:tcBorders>
+            <w:shd w:fill="E3F2FD" w:color="E3F2FD" w:val="solid"/>
+            <w:tcMar>
+              <w:top w:type="dxa" w:w="60"/>
+              <w:left w:type="dxa" w:w="80"/>
+              <w:bottom w:type="dxa" w:w="60"/>
+              <w:right w:type="dxa" w:w="80"/>
+            </w:tcMar>
+            <w:vAlign w:val="center"/>
+          </w:tcPr>
+          <w:p>
+            <w:pPr>
+              <w:jc w:val="center"/>
+            </w:pPr>
+            <w:r>
+              <w:rPr>
+                <w:rFonts w:ascii="Arial" w:cs="Arial" w:eastAsia="Arial" w:hAnsi="Arial"/>
+                <w:b/>
+                <w:bCs/>
+                <w:color w:val="1565C0"/>
+                <w:sz w:val="13"/>
+                <w:szCs w:val="13"/>
+              </w:rPr>
+              <w:t xml:space="preserve">🔵 標準</w:t>
+            </w:r>
+          </w:p>
+        </w:tc>
+      </w:tr>
+      <w:tr>
+        <w:tc>
+          <w:tcPr>
+            <w:tcW w:type="dxa" w:w="400"/>
+            <w:tcBorders>
+              <w:top w:val="single" w:color="CCCCCC" w:sz="1"/>
+              <w:left w:val="single" w:color="CCCCCC" w:sz="1"/>
+              <w:bottom w:val="single" w:color="CCCCCC" w:sz="1"/>
+              <w:right w:val="single" w:color="CCCCCC" w:sz="1"/>
+            </w:tcBorders>
+            <w:shd w:fill="FFFFFF" w:color="FFFFFF" w:val="solid"/>
+            <w:tcMar>
+              <w:top w:type="dxa" w:w="60"/>
+              <w:left w:type="dxa" w:w="80"/>
+              <w:bottom w:type="dxa" w:w="60"/>
+              <w:right w:type="dxa" w:w="80"/>
+            </w:tcMar>
+            <w:vAlign w:val="center"/>
+          </w:tcPr>
+          <w:p>
+            <w:pPr>
+              <w:jc w:val="center"/>
+            </w:pPr>
+            <w:r>
+              <w:rPr>
+                <w:rFonts w:ascii="Arial" w:cs="Arial" w:eastAsia="Arial" w:hAnsi="Arial"/>
+                <w:b w:val="false"/>
+                <w:bCs w:val="false"/>
+                <w:color w:val="333333"/>
+                <w:sz w:val="14"/>
+                <w:szCs w:val="14"/>
+              </w:rPr>
+              <w:t xml:space="preserve">15</w:t>
+            </w:r>
+          </w:p>
+        </w:tc>
+        <w:tc>
+          <w:tcPr>
+            <w:tcW w:type="dxa" w:w="2800"/>
+            <w:tcBorders>
+              <w:top w:val="single" w:color="CCCCCC" w:sz="1"/>
+              <w:left w:val="single" w:color="CCCCCC" w:sz="1"/>
+              <w:bottom w:val="single" w:color="CCCCCC" w:sz="1"/>
+              <w:right w:val="single" w:color="CCCCCC" w:sz="1"/>
+            </w:tcBorders>
+            <w:shd w:fill="FFFFFF" w:color="FFFFFF" w:val="solid"/>
+            <w:tcMar>
+              <w:top w:type="dxa" w:w="60"/>
+              <w:left w:type="dxa" w:w="80"/>
+              <w:bottom w:type="dxa" w:w="60"/>
+              <w:right w:type="dxa" w:w="80"/>
+            </w:tcMar>
+            <w:vAlign w:val="center"/>
+          </w:tcPr>
+          <w:p>
+            <w:pPr>
+              <w:jc w:val="left"/>
+            </w:pPr>
+            <w:r>
+              <w:rPr>
+                <w:rFonts w:ascii="Arial" w:cs="Arial" w:eastAsia="Arial" w:hAnsi="Arial"/>
+                <w:b w:val="false"/>
+                <w:bCs w:val="false"/>
+                <w:color w:val="333333"/>
+                <w:sz w:val="13"/>
+                <w:szCs w:val="13"/>
+              </w:rPr>
+              <w:t xml:space="preserve">コートホテル新横浜</w:t>
+            </w:r>
+          </w:p>
+        </w:tc>
+        <w:tc>
+          <w:tcPr>
+            <w:tcW w:type="dxa" w:w="700"/>
+            <w:tcBorders>
+              <w:top w:val="single" w:color="CCCCCC" w:sz="1"/>
+              <w:left w:val="single" w:color="CCCCCC" w:sz="1"/>
+              <w:bottom w:val="single" w:color="CCCCCC" w:sz="1"/>
+              <w:right w:val="single" w:color="CCCCCC" w:sz="1"/>
+            </w:tcBorders>
+            <w:shd w:fill="FFFFFF" w:color="FFFFFF" w:val="solid"/>
+            <w:tcMar>
+              <w:top w:type="dxa" w:w="60"/>
+              <w:left w:type="dxa" w:w="80"/>
+              <w:bottom w:type="dxa" w:w="60"/>
+              <w:right w:type="dxa" w:w="80"/>
+            </w:tcMar>
+            <w:vAlign w:val="center"/>
+          </w:tcPr>
+          <w:p>
+            <w:pPr>
+              <w:jc w:val="center"/>
+            </w:pPr>
+            <w:r>
+              <w:rPr>
+                <w:rFonts w:ascii="Arial" w:cs="Arial" w:eastAsia="Arial" w:hAnsi="Arial"/>
+                <w:b w:val="false"/>
+                <w:bCs w:val="false"/>
+                <w:color w:val="E74C3C"/>
+                <w:sz w:val="14"/>
+                <w:szCs w:val="14"/>
+              </w:rPr>
+              <w:t xml:space="preserve">7.12</w:t>
+            </w:r>
+          </w:p>
+        </w:tc>
+        <w:tc>
+          <w:tcPr>
+            <w:tcW w:type="dxa" w:w="700"/>
+            <w:tcBorders>
+              <w:top w:val="single" w:color="CCCCCC" w:sz="1"/>
+              <w:left w:val="single" w:color="CCCCCC" w:sz="1"/>
+              <w:bottom w:val="single" w:color="CCCCCC" w:sz="1"/>
+              <w:right w:val="single" w:color="CCCCCC" w:sz="1"/>
+            </w:tcBorders>
+            <w:shd w:fill="FFFFFF" w:color="FFFFFF" w:val="solid"/>
+            <w:tcMar>
+              <w:top w:type="dxa" w:w="60"/>
+              <w:left w:type="dxa" w:w="80"/>
+              <w:bottom w:type="dxa" w:w="60"/>
+              <w:right w:type="dxa" w:w="80"/>
+            </w:tcMar>
+            <w:vAlign w:val="center"/>
+          </w:tcPr>
+          <w:p>
+            <w:pPr>
+              <w:jc w:val="center"/>
+            </w:pPr>
+            <w:r>
+              <w:rPr>
+                <w:rFonts w:ascii="Arial" w:cs="Arial" w:eastAsia="Arial" w:hAnsi="Arial"/>
+                <w:b w:val="false"/>
+                <w:bCs w:val="false"/>
+                <w:color w:val="333333"/>
+                <w:sz w:val="14"/>
+                <w:szCs w:val="14"/>
+              </w:rPr>
+              <w:t xml:space="preserve">118</w:t>
+            </w:r>
+          </w:p>
+        </w:tc>
+        <w:tc>
+          <w:tcPr>
+            <w:tcW w:type="dxa" w:w="700"/>
+            <w:tcBorders>
+              <w:top w:val="single" w:color="CCCCCC" w:sz="1"/>
+              <w:left w:val="single" w:color="CCCCCC" w:sz="1"/>
+              <w:bottom w:val="single" w:color="CCCCCC" w:sz="1"/>
+              <w:right w:val="single" w:color="CCCCCC" w:sz="1"/>
+            </w:tcBorders>
+            <w:shd w:fill="FFFFFF" w:color="FFFFFF" w:val="solid"/>
+            <w:tcMar>
+              <w:top w:type="dxa" w:w="60"/>
+              <w:left w:type="dxa" w:w="80"/>
+              <w:bottom w:type="dxa" w:w="60"/>
+              <w:right w:type="dxa" w:w="80"/>
+            </w:tcMar>
+            <w:vAlign w:val="center"/>
+          </w:tcPr>
+          <w:p>
+            <w:pPr>
+              <w:jc w:val="center"/>
+            </w:pPr>
+            <w:r>
+              <w:rPr>
+                <w:rFonts w:ascii="Arial" w:cs="Arial" w:eastAsia="Arial" w:hAnsi="Arial"/>
+                <w:b w:val="false"/>
+                <w:bCs w:val="false"/>
+                <w:color w:val="333333"/>
+                <w:sz w:val="14"/>
+                <w:szCs w:val="14"/>
+              </w:rPr>
+              <w:t xml:space="preserve">70.9%</w:t>
+            </w:r>
+          </w:p>
+        </w:tc>
+        <w:tc>
+          <w:tcPr>
+            <w:tcW w:type="dxa" w:w="1300"/>
+            <w:tcBorders>
+              <w:top w:val="single" w:color="CCCCCC" w:sz="1"/>
+              <w:left w:val="single" w:color="CCCCCC" w:sz="1"/>
+              <w:bottom w:val="single" w:color="CCCCCC" w:sz="1"/>
+              <w:right w:val="single" w:color="CCCCCC" w:sz="1"/>
+            </w:tcBorders>
+            <w:shd w:fill="FFFFFF" w:color="FFFFFF" w:val="solid"/>
+            <w:tcMar>
+              <w:top w:type="dxa" w:w="60"/>
+              <w:left w:type="dxa" w:w="80"/>
+              <w:bottom w:type="dxa" w:w="60"/>
+              <w:right w:type="dxa" w:w="80"/>
+            </w:tcMar>
+            <w:vAlign w:val="center"/>
+          </w:tcPr>
+          <w:p>
+            <w:pPr>
+              <w:jc w:val="center"/>
+            </w:pPr>
+            <w:r>
+              <w:rPr>
+                <w:rFonts w:ascii="Arial" w:cs="Arial" w:eastAsia="Arial" w:hAnsi="Arial"/>
+                <w:b w:val="false"/>
+                <w:bCs w:val="false"/>
+                <w:color w:val="333333"/>
+                <w:sz w:val="14"/>
+                <w:szCs w:val="14"/>
+              </w:rPr>
+              <w:t xml:space="preserve">¥3,705,215</w:t>
+            </w:r>
+          </w:p>
+        </w:tc>
+        <w:tc>
+          <w:tcPr>
+            <w:tcW w:type="dxa" w:w="1200"/>
+            <w:tcBorders>
+              <w:top w:val="single" w:color="CCCCCC" w:sz="1"/>
+              <w:left w:val="single" w:color="CCCCCC" w:sz="1"/>
+              <w:bottom w:val="single" w:color="CCCCCC" w:sz="1"/>
+              <w:right w:val="single" w:color="CCCCCC" w:sz="1"/>
+            </w:tcBorders>
+            <w:shd w:fill="FFFFFF" w:color="FFFFFF" w:val="solid"/>
+            <w:tcMar>
+              <w:top w:type="dxa" w:w="60"/>
+              <w:left w:type="dxa" w:w="80"/>
+              <w:bottom w:type="dxa" w:w="60"/>
+              <w:right w:type="dxa" w:w="80"/>
+            </w:tcMar>
+            <w:vAlign w:val="center"/>
+          </w:tcPr>
+          <w:p>
+            <w:pPr>
+              <w:jc w:val="center"/>
+            </w:pPr>
+            <w:r>
+              <w:rPr>
+                <w:rFonts w:ascii="Arial" w:cs="Arial" w:eastAsia="Arial" w:hAnsi="Arial"/>
+                <w:b w:val="false"/>
+                <w:bCs w:val="false"/>
+                <w:color w:val="333333"/>
+                <w:sz w:val="14"/>
+                <w:szCs w:val="14"/>
+              </w:rPr>
+              <w:t xml:space="preserve">¥1,020,472</w:t>
+            </w:r>
+          </w:p>
+        </w:tc>
+        <w:tc>
+          <w:tcPr>
+            <w:tcW w:type="dxa" w:w="700"/>
+            <w:tcBorders>
+              <w:top w:val="single" w:color="CCCCCC" w:sz="1"/>
+              <w:left w:val="single" w:color="CCCCCC" w:sz="1"/>
+              <w:bottom w:val="single" w:color="CCCCCC" w:sz="1"/>
+              <w:right w:val="single" w:color="CCCCCC" w:sz="1"/>
+            </w:tcBorders>
+            <w:shd w:fill="FFFFFF" w:color="FFFFFF" w:val="solid"/>
+            <w:tcMar>
+              <w:top w:type="dxa" w:w="60"/>
+              <w:left w:type="dxa" w:w="80"/>
+              <w:bottom w:type="dxa" w:w="60"/>
+              <w:right w:type="dxa" w:w="80"/>
+            </w:tcMar>
+            <w:vAlign w:val="center"/>
+          </w:tcPr>
+          <w:p>
+            <w:pPr>
+              <w:jc w:val="center"/>
+            </w:pPr>
+            <w:r>
+              <w:rPr>
+                <w:rFonts w:ascii="Arial" w:cs="Arial" w:eastAsia="Arial" w:hAnsi="Arial"/>
+                <w:b w:val="false"/>
+                <w:bCs w:val="false"/>
+                <w:color w:val="333333"/>
+                <w:sz w:val="14"/>
+                <w:szCs w:val="14"/>
+              </w:rPr>
+              <w:t xml:space="preserve">27.5%</w:t>
+            </w:r>
+          </w:p>
+        </w:tc>
+        <w:tc>
+          <w:tcPr>
+            <w:tcW w:type="dxa" w:w="900"/>
+            <w:tcBorders>
+              <w:top w:val="single" w:color="CCCCCC" w:sz="1"/>
+              <w:left w:val="single" w:color="CCCCCC" w:sz="1"/>
+              <w:bottom w:val="single" w:color="CCCCCC" w:sz="1"/>
+              <w:right w:val="single" w:color="CCCCCC" w:sz="1"/>
+            </w:tcBorders>
+            <w:shd w:fill="FFFFFF" w:color="FFFFFF" w:val="solid"/>
+            <w:tcMar>
+              <w:top w:type="dxa" w:w="60"/>
+              <w:left w:type="dxa" w:w="80"/>
+              <w:bottom w:type="dxa" w:w="60"/>
+              <w:right w:type="dxa" w:w="80"/>
+            </w:tcMar>
+            <w:vAlign w:val="center"/>
+          </w:tcPr>
+          <w:p>
+            <w:pPr>
+              <w:jc w:val="center"/>
+            </w:pPr>
+            <w:r>
+              <w:rPr>
+                <w:rFonts w:ascii="Arial" w:cs="Arial" w:eastAsia="Arial" w:hAnsi="Arial"/>
+                <w:b w:val="false"/>
+                <w:bCs w:val="false"/>
+                <w:color w:val="333333"/>
+                <w:sz w:val="14"/>
+                <w:szCs w:val="14"/>
+              </w:rPr>
+              <w:t xml:space="preserve">¥977</w:t>
+            </w:r>
+          </w:p>
+        </w:tc>
+        <w:tc>
+          <w:tcPr>
+            <w:tcW w:type="dxa" w:w="900"/>
+            <w:tcBorders>
+              <w:top w:val="single" w:color="CCCCCC" w:sz="1"/>
+              <w:left w:val="single" w:color="CCCCCC" w:sz="1"/>
+              <w:bottom w:val="single" w:color="CCCCCC" w:sz="1"/>
+              <w:right w:val="single" w:color="CCCCCC" w:sz="1"/>
+            </w:tcBorders>
+            <w:shd w:fill="FFEBEE" w:color="FFEBEE" w:val="solid"/>
+            <w:tcMar>
+              <w:top w:type="dxa" w:w="60"/>
+              <w:left w:type="dxa" w:w="80"/>
+              <w:bottom w:type="dxa" w:w="60"/>
+              <w:right w:type="dxa" w:w="80"/>
+            </w:tcMar>
+            <w:vAlign w:val="center"/>
+          </w:tcPr>
+          <w:p>
+            <w:pPr>
+              <w:jc w:val="center"/>
+            </w:pPr>
+            <w:r>
+              <w:rPr>
+                <w:rFonts w:ascii="Arial" w:cs="Arial" w:eastAsia="Arial" w:hAnsi="Arial"/>
+                <w:b/>
+                <w:bCs/>
+                <w:color w:val="C62828"/>
+                <w:sz w:val="13"/>
+                <w:szCs w:val="13"/>
+              </w:rPr>
+              <w:t xml:space="preserve">🔴 緊急</w:t>
+            </w:r>
+          </w:p>
+        </w:tc>
+      </w:tr>
+      <w:tr>
+        <w:tc>
+          <w:tcPr>
+            <w:tcW w:type="dxa" w:w="400"/>
+            <w:tcBorders>
+              <w:top w:val="single" w:color="CCCCCC" w:sz="1"/>
+              <w:left w:val="single" w:color="CCCCCC" w:sz="1"/>
+              <w:bottom w:val="single" w:color="CCCCCC" w:sz="1"/>
+              <w:right w:val="single" w:color="CCCCCC" w:sz="1"/>
+            </w:tcBorders>
+            <w:shd w:fill="F5F7FA" w:color="F5F7FA" w:val="solid"/>
+            <w:tcMar>
+              <w:top w:type="dxa" w:w="60"/>
+              <w:left w:type="dxa" w:w="80"/>
+              <w:bottom w:type="dxa" w:w="60"/>
+              <w:right w:type="dxa" w:w="80"/>
+            </w:tcMar>
+            <w:vAlign w:val="center"/>
+          </w:tcPr>
+          <w:p>
+            <w:pPr>
+              <w:jc w:val="center"/>
+            </w:pPr>
+            <w:r>
+              <w:rPr>
+                <w:rFonts w:ascii="Arial" w:cs="Arial" w:eastAsia="Arial" w:hAnsi="Arial"/>
+                <w:b w:val="false"/>
+                <w:bCs w:val="false"/>
+                <w:color w:val="333333"/>
+                <w:sz w:val="14"/>
+                <w:szCs w:val="14"/>
+              </w:rPr>
+              <w:t xml:space="preserve">16</w:t>
+            </w:r>
+          </w:p>
+        </w:tc>
+        <w:tc>
+          <w:tcPr>
+            <w:tcW w:type="dxa" w:w="2800"/>
+            <w:tcBorders>
+              <w:top w:val="single" w:color="CCCCCC" w:sz="1"/>
+              <w:left w:val="single" w:color="CCCCCC" w:sz="1"/>
+              <w:bottom w:val="single" w:color="CCCCCC" w:sz="1"/>
+              <w:right w:val="single" w:color="CCCCCC" w:sz="1"/>
+            </w:tcBorders>
+            <w:shd w:fill="F5F7FA" w:color="F5F7FA" w:val="solid"/>
+            <w:tcMar>
+              <w:top w:type="dxa" w:w="60"/>
+              <w:left w:type="dxa" w:w="80"/>
+              <w:bottom w:type="dxa" w:w="60"/>
+              <w:right w:type="dxa" w:w="80"/>
+            </w:tcMar>
+            <w:vAlign w:val="center"/>
+          </w:tcPr>
+          <w:p>
+            <w:pPr>
+              <w:jc w:val="left"/>
+            </w:pPr>
+            <w:r>
+              <w:rPr>
+                <w:rFonts w:ascii="Arial" w:cs="Arial" w:eastAsia="Arial" w:hAnsi="Arial"/>
+                <w:b w:val="false"/>
+                <w:bCs w:val="false"/>
+                <w:color w:val="333333"/>
+                <w:sz w:val="13"/>
+                <w:szCs w:val="13"/>
+              </w:rPr>
+              <w:t xml:space="preserve">リッチモンドホテル東京目白</w:t>
+            </w:r>
+          </w:p>
+        </w:tc>
+        <w:tc>
+          <w:tcPr>
+            <w:tcW w:type="dxa" w:w="700"/>
+            <w:tcBorders>
+              <w:top w:val="single" w:color="CCCCCC" w:sz="1"/>
+              <w:left w:val="single" w:color="CCCCCC" w:sz="1"/>
+              <w:bottom w:val="single" w:color="CCCCCC" w:sz="1"/>
+              <w:right w:val="single" w:color="CCCCCC" w:sz="1"/>
+            </w:tcBorders>
+            <w:shd w:fill="F5F7FA" w:color="F5F7FA" w:val="solid"/>
+            <w:tcMar>
+              <w:top w:type="dxa" w:w="60"/>
+              <w:left w:type="dxa" w:w="80"/>
+              <w:bottom w:type="dxa" w:w="60"/>
+              <w:right w:type="dxa" w:w="80"/>
+            </w:tcMar>
+            <w:vAlign w:val="center"/>
+          </w:tcPr>
+          <w:p>
+            <w:pPr>
+              <w:jc w:val="center"/>
+            </w:pPr>
+            <w:r>
+              <w:rPr>
+                <w:rFonts w:ascii="Arial" w:cs="Arial" w:eastAsia="Arial" w:hAnsi="Arial"/>
+                <w:b w:val="false"/>
+                <w:bCs w:val="false"/>
+                <w:color w:val="27AE60"/>
+                <w:sz w:val="14"/>
+                <w:szCs w:val="14"/>
+              </w:rPr>
+              <w:t xml:space="preserve">8.72</w:t>
+            </w:r>
+          </w:p>
+        </w:tc>
+        <w:tc>
+          <w:tcPr>
+            <w:tcW w:type="dxa" w:w="700"/>
+            <w:tcBorders>
+              <w:top w:val="single" w:color="CCCCCC" w:sz="1"/>
+              <w:left w:val="single" w:color="CCCCCC" w:sz="1"/>
+              <w:bottom w:val="single" w:color="CCCCCC" w:sz="1"/>
+              <w:right w:val="single" w:color="CCCCCC" w:sz="1"/>
+            </w:tcBorders>
+            <w:shd w:fill="F5F7FA" w:color="F5F7FA" w:val="solid"/>
+            <w:tcMar>
+              <w:top w:type="dxa" w:w="60"/>
+              <w:left w:type="dxa" w:w="80"/>
+              <w:bottom w:type="dxa" w:w="60"/>
+              <w:right w:type="dxa" w:w="80"/>
+            </w:tcMar>
+            <w:vAlign w:val="center"/>
+          </w:tcPr>
+          <w:p>
+            <w:pPr>
+              <w:jc w:val="center"/>
+            </w:pPr>
+            <w:r>
+              <w:rPr>
+                <w:rFonts w:ascii="Arial" w:cs="Arial" w:eastAsia="Arial" w:hAnsi="Arial"/>
+                <w:b w:val="false"/>
+                <w:bCs w:val="false"/>
+                <w:color w:val="333333"/>
+                <w:sz w:val="14"/>
+                <w:szCs w:val="14"/>
+              </w:rPr>
+              <w:t xml:space="preserve">140</w:t>
+            </w:r>
+          </w:p>
+        </w:tc>
+        <w:tc>
+          <w:tcPr>
+            <w:tcW w:type="dxa" w:w="700"/>
+            <w:tcBorders>
+              <w:top w:val="single" w:color="CCCCCC" w:sz="1"/>
+              <w:left w:val="single" w:color="CCCCCC" w:sz="1"/>
+              <w:bottom w:val="single" w:color="CCCCCC" w:sz="1"/>
+              <w:right w:val="single" w:color="CCCCCC" w:sz="1"/>
+            </w:tcBorders>
+            <w:shd w:fill="F5F7FA" w:color="F5F7FA" w:val="solid"/>
+            <w:tcMar>
+              <w:top w:type="dxa" w:w="60"/>
+              <w:left w:type="dxa" w:w="80"/>
+              <w:bottom w:type="dxa" w:w="60"/>
+              <w:right w:type="dxa" w:w="80"/>
+            </w:tcMar>
+            <w:vAlign w:val="center"/>
+          </w:tcPr>
+          <w:p>
+            <w:pPr>
+              <w:jc w:val="center"/>
+            </w:pPr>
+            <w:r>
+              <w:rPr>
+                <w:rFonts w:ascii="Arial" w:cs="Arial" w:eastAsia="Arial" w:hAnsi="Arial"/>
+                <w:b w:val="false"/>
+                <w:bCs w:val="false"/>
+                <w:color w:val="333333"/>
+                <w:sz w:val="14"/>
+                <w:szCs w:val="14"/>
+              </w:rPr>
+              <w:t xml:space="preserve">81.8%</w:t>
+            </w:r>
+          </w:p>
+        </w:tc>
+        <w:tc>
+          <w:tcPr>
+            <w:tcW w:type="dxa" w:w="1300"/>
+            <w:tcBorders>
+              <w:top w:val="single" w:color="CCCCCC" w:sz="1"/>
+              <w:left w:val="single" w:color="CCCCCC" w:sz="1"/>
+              <w:bottom w:val="single" w:color="CCCCCC" w:sz="1"/>
+              <w:right w:val="single" w:color="CCCCCC" w:sz="1"/>
+            </w:tcBorders>
+            <w:shd w:fill="F5F7FA" w:color="F5F7FA" w:val="solid"/>
+            <w:tcMar>
+              <w:top w:type="dxa" w:w="60"/>
+              <w:left w:type="dxa" w:w="80"/>
+              <w:bottom w:type="dxa" w:w="60"/>
+              <w:right w:type="dxa" w:w="80"/>
+            </w:tcMar>
+            <w:vAlign w:val="center"/>
+          </w:tcPr>
+          <w:p>
+            <w:pPr>
+              <w:jc w:val="center"/>
+            </w:pPr>
+            <w:r>
+              <w:rPr>
+                <w:rFonts w:ascii="Arial" w:cs="Arial" w:eastAsia="Arial" w:hAnsi="Arial"/>
+                <w:b w:val="false"/>
+                <w:bCs w:val="false"/>
+                <w:color w:val="333333"/>
+                <w:sz w:val="14"/>
+                <w:szCs w:val="14"/>
+              </w:rPr>
+              <w:t xml:space="preserve">¥3,663,440</w:t>
+            </w:r>
+          </w:p>
+        </w:tc>
+        <w:tc>
+          <w:tcPr>
+            <w:tcW w:type="dxa" w:w="1200"/>
+            <w:tcBorders>
+              <w:top w:val="single" w:color="CCCCCC" w:sz="1"/>
+              <w:left w:val="single" w:color="CCCCCC" w:sz="1"/>
+              <w:bottom w:val="single" w:color="CCCCCC" w:sz="1"/>
+              <w:right w:val="single" w:color="CCCCCC" w:sz="1"/>
+            </w:tcBorders>
+            <w:shd w:fill="F5F7FA" w:color="F5F7FA" w:val="solid"/>
+            <w:tcMar>
+              <w:top w:type="dxa" w:w="60"/>
+              <w:left w:type="dxa" w:w="80"/>
+              <w:bottom w:type="dxa" w:w="60"/>
+              <w:right w:type="dxa" w:w="80"/>
+            </w:tcMar>
+            <w:vAlign w:val="center"/>
+          </w:tcPr>
+          <w:p>
+            <w:pPr>
+              <w:jc w:val="center"/>
+            </w:pPr>
+            <w:r>
+              <w:rPr>
+                <w:rFonts w:ascii="Arial" w:cs="Arial" w:eastAsia="Arial" w:hAnsi="Arial"/>
+                <w:b w:val="false"/>
+                <w:bCs w:val="false"/>
+                <w:color w:val="333333"/>
+                <w:sz w:val="14"/>
+                <w:szCs w:val="14"/>
+              </w:rPr>
+              <w:t xml:space="preserve">¥869,624</w:t>
+            </w:r>
+          </w:p>
+        </w:tc>
+        <w:tc>
+          <w:tcPr>
+            <w:tcW w:type="dxa" w:w="700"/>
+            <w:tcBorders>
+              <w:top w:val="single" w:color="CCCCCC" w:sz="1"/>
+              <w:left w:val="single" w:color="CCCCCC" w:sz="1"/>
+              <w:bottom w:val="single" w:color="CCCCCC" w:sz="1"/>
+              <w:right w:val="single" w:color="CCCCCC" w:sz="1"/>
+            </w:tcBorders>
+            <w:shd w:fill="F5F7FA" w:color="F5F7FA" w:val="solid"/>
+            <w:tcMar>
+              <w:top w:type="dxa" w:w="60"/>
+              <w:left w:type="dxa" w:w="80"/>
+              <w:bottom w:type="dxa" w:w="60"/>
+              <w:right w:type="dxa" w:w="80"/>
+            </w:tcMar>
+            <w:vAlign w:val="center"/>
+          </w:tcPr>
+          <w:p>
+            <w:pPr>
+              <w:jc w:val="center"/>
+            </w:pPr>
+            <w:r>
+              <w:rPr>
+                <w:rFonts w:ascii="Arial" w:cs="Arial" w:eastAsia="Arial" w:hAnsi="Arial"/>
+                <w:b w:val="false"/>
+                <w:bCs w:val="false"/>
+                <w:color w:val="333333"/>
+                <w:sz w:val="14"/>
+                <w:szCs w:val="14"/>
+              </w:rPr>
+              <w:t xml:space="preserve">23.7%</w:t>
+            </w:r>
+          </w:p>
+        </w:tc>
+        <w:tc>
+          <w:tcPr>
+            <w:tcW w:type="dxa" w:w="900"/>
+            <w:tcBorders>
+              <w:top w:val="single" w:color="CCCCCC" w:sz="1"/>
+              <w:left w:val="single" w:color="CCCCCC" w:sz="1"/>
+              <w:bottom w:val="single" w:color="CCCCCC" w:sz="1"/>
+              <w:right w:val="single" w:color="CCCCCC" w:sz="1"/>
+            </w:tcBorders>
+            <w:shd w:fill="F5F7FA" w:color="F5F7FA" w:val="solid"/>
+            <w:tcMar>
+              <w:top w:type="dxa" w:w="60"/>
+              <w:left w:type="dxa" w:w="80"/>
+              <w:bottom w:type="dxa" w:w="60"/>
+              <w:right w:type="dxa" w:w="80"/>
+            </w:tcMar>
+            <w:vAlign w:val="center"/>
+          </w:tcPr>
+          <w:p>
+            <w:pPr>
+              <w:jc w:val="center"/>
+            </w:pPr>
+            <w:r>
+              <w:rPr>
+                <w:rFonts w:ascii="Arial" w:cs="Arial" w:eastAsia="Arial" w:hAnsi="Arial"/>
+                <w:b w:val="false"/>
+                <w:bCs w:val="false"/>
+                <w:color w:val="333333"/>
+                <w:sz w:val="14"/>
+                <w:szCs w:val="14"/>
+              </w:rPr>
+              <w:t xml:space="preserve">¥1,104</w:t>
+            </w:r>
+          </w:p>
+        </w:tc>
+        <w:tc>
+          <w:tcPr>
+            <w:tcW w:type="dxa" w:w="900"/>
+            <w:tcBorders>
+              <w:top w:val="single" w:color="CCCCCC" w:sz="1"/>
+              <w:left w:val="single" w:color="CCCCCC" w:sz="1"/>
+              <w:bottom w:val="single" w:color="CCCCCC" w:sz="1"/>
+              <w:right w:val="single" w:color="CCCCCC" w:sz="1"/>
+            </w:tcBorders>
+            <w:shd w:fill="E3F2FD" w:color="E3F2FD" w:val="solid"/>
+            <w:tcMar>
+              <w:top w:type="dxa" w:w="60"/>
+              <w:left w:type="dxa" w:w="80"/>
+              <w:bottom w:type="dxa" w:w="60"/>
+              <w:right w:type="dxa" w:w="80"/>
+            </w:tcMar>
+            <w:vAlign w:val="center"/>
+          </w:tcPr>
+          <w:p>
+            <w:pPr>
+              <w:jc w:val="center"/>
+            </w:pPr>
+            <w:r>
+              <w:rPr>
+                <w:rFonts w:ascii="Arial" w:cs="Arial" w:eastAsia="Arial" w:hAnsi="Arial"/>
+                <w:b/>
+                <w:bCs/>
+                <w:color w:val="1565C0"/>
+                <w:sz w:val="13"/>
+                <w:szCs w:val="13"/>
+              </w:rPr>
+              <w:t xml:space="preserve">🔵 標準</w:t>
+            </w:r>
+          </w:p>
+        </w:tc>
+      </w:tr>
+      <w:tr>
+        <w:tc>
+          <w:tcPr>
+            <w:tcW w:type="dxa" w:w="400"/>
+            <w:tcBorders>
+              <w:top w:val="single" w:color="CCCCCC" w:sz="1"/>
+              <w:left w:val="single" w:color="CCCCCC" w:sz="1"/>
+              <w:bottom w:val="single" w:color="CCCCCC" w:sz="1"/>
+              <w:right w:val="single" w:color="CCCCCC" w:sz="1"/>
+            </w:tcBorders>
+            <w:shd w:fill="FFFFFF" w:color="FFFFFF" w:val="solid"/>
+            <w:tcMar>
+              <w:top w:type="dxa" w:w="60"/>
+              <w:left w:type="dxa" w:w="80"/>
+              <w:bottom w:type="dxa" w:w="60"/>
+              <w:right w:type="dxa" w:w="80"/>
+            </w:tcMar>
+            <w:vAlign w:val="center"/>
+          </w:tcPr>
+          <w:p>
+            <w:pPr>
+              <w:jc w:val="center"/>
+            </w:pPr>
+            <w:r>
+              <w:rPr>
+                <w:rFonts w:ascii="Arial" w:cs="Arial" w:eastAsia="Arial" w:hAnsi="Arial"/>
+                <w:b w:val="false"/>
+                <w:bCs w:val="false"/>
+                <w:color w:val="333333"/>
+                <w:sz w:val="14"/>
+                <w:szCs w:val="14"/>
+              </w:rPr>
+              <w:t xml:space="preserve">17</w:t>
+            </w:r>
+          </w:p>
+        </w:tc>
+        <w:tc>
+          <w:tcPr>
+            <w:tcW w:type="dxa" w:w="2800"/>
+            <w:tcBorders>
+              <w:top w:val="single" w:color="CCCCCC" w:sz="1"/>
+              <w:left w:val="single" w:color="CCCCCC" w:sz="1"/>
+              <w:bottom w:val="single" w:color="CCCCCC" w:sz="1"/>
+              <w:right w:val="single" w:color="CCCCCC" w:sz="1"/>
+            </w:tcBorders>
+            <w:shd w:fill="FFFFFF" w:color="FFFFFF" w:val="solid"/>
+            <w:tcMar>
+              <w:top w:type="dxa" w:w="60"/>
+              <w:left w:type="dxa" w:w="80"/>
+              <w:bottom w:type="dxa" w:w="60"/>
+              <w:right w:type="dxa" w:w="80"/>
+            </w:tcMar>
+            <w:vAlign w:val="center"/>
+          </w:tcPr>
+          <w:p>
+            <w:pPr>
+              <w:jc w:val="left"/>
+            </w:pPr>
+            <w:r>
+              <w:rPr>
+                <w:rFonts w:ascii="Arial" w:cs="Arial" w:eastAsia="Arial" w:hAnsi="Arial"/>
+                <w:b w:val="false"/>
+                <w:bCs w:val="false"/>
+                <w:color w:val="333333"/>
+                <w:sz w:val="13"/>
+                <w:szCs w:val="13"/>
+              </w:rPr>
+              <w:t xml:space="preserve">コンフォートイン六本木</w:t>
+            </w:r>
+          </w:p>
+        </w:tc>
+        <w:tc>
+          <w:tcPr>
+            <w:tcW w:type="dxa" w:w="700"/>
+            <w:tcBorders>
+              <w:top w:val="single" w:color="CCCCCC" w:sz="1"/>
+              <w:left w:val="single" w:color="CCCCCC" w:sz="1"/>
+              <w:bottom w:val="single" w:color="CCCCCC" w:sz="1"/>
+              <w:right w:val="single" w:color="CCCCCC" w:sz="1"/>
+            </w:tcBorders>
+            <w:shd w:fill="FFFFFF" w:color="FFFFFF" w:val="solid"/>
+            <w:tcMar>
+              <w:top w:type="dxa" w:w="60"/>
+              <w:left w:type="dxa" w:w="80"/>
+              <w:bottom w:type="dxa" w:w="60"/>
+              <w:right w:type="dxa" w:w="80"/>
+            </w:tcMar>
+            <w:vAlign w:val="center"/>
+          </w:tcPr>
+          <w:p>
+            <w:pPr>
+              <w:jc w:val="center"/>
+            </w:pPr>
+            <w:r>
+              <w:rPr>
+                <w:rFonts w:ascii="Arial" w:cs="Arial" w:eastAsia="Arial" w:hAnsi="Arial"/>
+                <w:b w:val="false"/>
+                <w:bCs w:val="false"/>
+                <w:color w:val="333333"/>
+                <w:sz w:val="14"/>
+                <w:szCs w:val="14"/>
+              </w:rPr>
+              <w:t xml:space="preserve">8.23</w:t>
+            </w:r>
+          </w:p>
+        </w:tc>
+        <w:tc>
+          <w:tcPr>
+            <w:tcW w:type="dxa" w:w="700"/>
+            <w:tcBorders>
+              <w:top w:val="single" w:color="CCCCCC" w:sz="1"/>
+              <w:left w:val="single" w:color="CCCCCC" w:sz="1"/>
+              <w:bottom w:val="single" w:color="CCCCCC" w:sz="1"/>
+              <w:right w:val="single" w:color="CCCCCC" w:sz="1"/>
+            </w:tcBorders>
+            <w:shd w:fill="FFFFFF" w:color="FFFFFF" w:val="solid"/>
+            <w:tcMar>
+              <w:top w:type="dxa" w:w="60"/>
+              <w:left w:type="dxa" w:w="80"/>
+              <w:bottom w:type="dxa" w:w="60"/>
+              <w:right w:type="dxa" w:w="80"/>
+            </w:tcMar>
+            <w:vAlign w:val="center"/>
+          </w:tcPr>
+          <w:p>
+            <w:pPr>
+              <w:jc w:val="center"/>
+            </w:pPr>
+            <w:r>
+              <w:rPr>
+                <w:rFonts w:ascii="Arial" w:cs="Arial" w:eastAsia="Arial" w:hAnsi="Arial"/>
+                <w:b w:val="false"/>
+                <w:bCs w:val="false"/>
+                <w:color w:val="333333"/>
+                <w:sz w:val="14"/>
+                <w:szCs w:val="14"/>
+              </w:rPr>
+              <w:t xml:space="preserve">128</w:t>
+            </w:r>
+          </w:p>
+        </w:tc>
+        <w:tc>
+          <w:tcPr>
+            <w:tcW w:type="dxa" w:w="700"/>
+            <w:tcBorders>
+              <w:top w:val="single" w:color="CCCCCC" w:sz="1"/>
+              <w:left w:val="single" w:color="CCCCCC" w:sz="1"/>
+              <w:bottom w:val="single" w:color="CCCCCC" w:sz="1"/>
+              <w:right w:val="single" w:color="CCCCCC" w:sz="1"/>
+            </w:tcBorders>
+            <w:shd w:fill="FFFFFF" w:color="FFFFFF" w:val="solid"/>
+            <w:tcMar>
+              <w:top w:type="dxa" w:w="60"/>
+              <w:left w:type="dxa" w:w="80"/>
+              <w:bottom w:type="dxa" w:w="60"/>
+              <w:right w:type="dxa" w:w="80"/>
+            </w:tcMar>
+            <w:vAlign w:val="center"/>
+          </w:tcPr>
+          <w:p>
+            <w:pPr>
+              <w:jc w:val="center"/>
+            </w:pPr>
+            <w:r>
+              <w:rPr>
+                <w:rFonts w:ascii="Arial" w:cs="Arial" w:eastAsia="Arial" w:hAnsi="Arial"/>
+                <w:b w:val="false"/>
+                <w:bCs w:val="false"/>
+                <w:color w:val="333333"/>
+                <w:sz w:val="14"/>
+                <w:szCs w:val="14"/>
+              </w:rPr>
+              <w:t xml:space="preserve">72.3%</w:t>
+            </w:r>
+          </w:p>
+        </w:tc>
+        <w:tc>
+          <w:tcPr>
+            <w:tcW w:type="dxa" w:w="1300"/>
+            <w:tcBorders>
+              <w:top w:val="single" w:color="CCCCCC" w:sz="1"/>
+              <w:left w:val="single" w:color="CCCCCC" w:sz="1"/>
+              <w:bottom w:val="single" w:color="CCCCCC" w:sz="1"/>
+              <w:right w:val="single" w:color="CCCCCC" w:sz="1"/>
+            </w:tcBorders>
+            <w:shd w:fill="FFFFFF" w:color="FFFFFF" w:val="solid"/>
+            <w:tcMar>
+              <w:top w:type="dxa" w:w="60"/>
+              <w:left w:type="dxa" w:w="80"/>
+              <w:bottom w:type="dxa" w:w="60"/>
+              <w:right w:type="dxa" w:w="80"/>
+            </w:tcMar>
+            <w:vAlign w:val="center"/>
+          </w:tcPr>
+          <w:p>
+            <w:pPr>
+              <w:jc w:val="center"/>
+            </w:pPr>
+            <w:r>
+              <w:rPr>
+                <w:rFonts w:ascii="Arial" w:cs="Arial" w:eastAsia="Arial" w:hAnsi="Arial"/>
+                <w:b w:val="false"/>
+                <w:bCs w:val="false"/>
+                <w:color w:val="333333"/>
+                <w:sz w:val="14"/>
+                <w:szCs w:val="14"/>
+              </w:rPr>
+              <w:t xml:space="preserve">¥2,842,630</w:t>
+            </w:r>
+          </w:p>
+        </w:tc>
+        <w:tc>
+          <w:tcPr>
+            <w:tcW w:type="dxa" w:w="1200"/>
+            <w:tcBorders>
+              <w:top w:val="single" w:color="CCCCCC" w:sz="1"/>
+              <w:left w:val="single" w:color="CCCCCC" w:sz="1"/>
+              <w:bottom w:val="single" w:color="CCCCCC" w:sz="1"/>
+              <w:right w:val="single" w:color="CCCCCC" w:sz="1"/>
+            </w:tcBorders>
+            <w:shd w:fill="FFFFFF" w:color="FFFFFF" w:val="solid"/>
+            <w:tcMar>
+              <w:top w:type="dxa" w:w="60"/>
+              <w:left w:type="dxa" w:w="80"/>
+              <w:bottom w:type="dxa" w:w="60"/>
+              <w:right w:type="dxa" w:w="80"/>
+            </w:tcMar>
+            <w:vAlign w:val="center"/>
+          </w:tcPr>
+          <w:p>
+            <w:pPr>
+              <w:jc w:val="center"/>
+            </w:pPr>
+            <w:r>
+              <w:rPr>
+                <w:rFonts w:ascii="Arial" w:cs="Arial" w:eastAsia="Arial" w:hAnsi="Arial"/>
+                <w:b w:val="false"/>
+                <w:bCs w:val="false"/>
+                <w:color w:val="333333"/>
+                <w:sz w:val="14"/>
+                <w:szCs w:val="14"/>
+              </w:rPr>
+              <w:t xml:space="preserve">¥964,811</w:t>
+            </w:r>
+          </w:p>
+        </w:tc>
+        <w:tc>
+          <w:tcPr>
+            <w:tcW w:type="dxa" w:w="700"/>
+            <w:tcBorders>
+              <w:top w:val="single" w:color="CCCCCC" w:sz="1"/>
+              <w:left w:val="single" w:color="CCCCCC" w:sz="1"/>
+              <w:bottom w:val="single" w:color="CCCCCC" w:sz="1"/>
+              <w:right w:val="single" w:color="CCCCCC" w:sz="1"/>
+            </w:tcBorders>
+            <w:shd w:fill="FFFFFF" w:color="FFFFFF" w:val="solid"/>
+            <w:tcMar>
+              <w:top w:type="dxa" w:w="60"/>
+              <w:left w:type="dxa" w:w="80"/>
+              <w:bottom w:type="dxa" w:w="60"/>
+              <w:right w:type="dxa" w:w="80"/>
+            </w:tcMar>
+            <w:vAlign w:val="center"/>
+          </w:tcPr>
+          <w:p>
+            <w:pPr>
+              <w:jc w:val="center"/>
+            </w:pPr>
+            <w:r>
+              <w:rPr>
+                <w:rFonts w:ascii="Arial" w:cs="Arial" w:eastAsia="Arial" w:hAnsi="Arial"/>
+                <w:b w:val="false"/>
+                <w:bCs w:val="false"/>
+                <w:color w:val="333333"/>
+                <w:sz w:val="14"/>
+                <w:szCs w:val="14"/>
+              </w:rPr>
+              <w:t xml:space="preserve">33.9%</w:t>
+            </w:r>
+          </w:p>
+        </w:tc>
+        <w:tc>
+          <w:tcPr>
+            <w:tcW w:type="dxa" w:w="900"/>
+            <w:tcBorders>
+              <w:top w:val="single" w:color="CCCCCC" w:sz="1"/>
+              <w:left w:val="single" w:color="CCCCCC" w:sz="1"/>
+              <w:bottom w:val="single" w:color="CCCCCC" w:sz="1"/>
+              <w:right w:val="single" w:color="CCCCCC" w:sz="1"/>
+            </w:tcBorders>
+            <w:shd w:fill="FFFFFF" w:color="FFFFFF" w:val="solid"/>
+            <w:tcMar>
+              <w:top w:type="dxa" w:w="60"/>
+              <w:left w:type="dxa" w:w="80"/>
+              <w:bottom w:type="dxa" w:w="60"/>
+              <w:right w:type="dxa" w:w="80"/>
+            </w:tcMar>
+            <w:vAlign w:val="center"/>
+          </w:tcPr>
+          <w:p>
+            <w:pPr>
+              <w:jc w:val="center"/>
+            </w:pPr>
+            <w:r>
+              <w:rPr>
+                <w:rFonts w:ascii="Arial" w:cs="Arial" w:eastAsia="Arial" w:hAnsi="Arial"/>
+                <w:b w:val="false"/>
+                <w:bCs w:val="false"/>
+                <w:color w:val="333333"/>
+                <w:sz w:val="14"/>
+                <w:szCs w:val="14"/>
+              </w:rPr>
+              <w:t xml:space="preserve">¥1,232</w:t>
             </w:r>
           </w:p>
         </w:tc>
@@ -4791,7 +7255,7 @@
               <w:bottom w:val="single" w:color="CCCCCC" w:sz="1"/>
               <w:right w:val="single" w:color="CCCCCC" w:sz="1"/>
             </w:tcBorders>
-            <w:shd w:fill="FFFFFF" w:color="FFFFFF" w:val="solid"/>
+            <w:shd w:fill="F5F7FA" w:color="F5F7FA" w:val="solid"/>
             <w:tcMar>
               <w:top w:type="dxa" w:w="60"/>
               <w:left w:type="dxa" w:w="80"/>
@@ -4813,7 +7277,7 @@
                 <w:sz w:val="14"/>
                 <w:szCs w:val="14"/>
               </w:rPr>
-              <w:t xml:space="preserve">11</w:t>
+              <w:t xml:space="preserve">18</w:t>
             </w:r>
           </w:p>
         </w:tc>
@@ -4826,7 +7290,7 @@
               <w:bottom w:val="single" w:color="CCCCCC" w:sz="1"/>
               <w:right w:val="single" w:color="CCCCCC" w:sz="1"/>
             </w:tcBorders>
-            <w:shd w:fill="FFFFFF" w:color="FFFFFF" w:val="solid"/>
+            <w:shd w:fill="F5F7FA" w:color="F5F7FA" w:val="solid"/>
             <w:tcMar>
               <w:top w:type="dxa" w:w="60"/>
               <w:left w:type="dxa" w:w="80"/>
@@ -4848,7 +7312,7 @@
                 <w:sz w:val="13"/>
                 <w:szCs w:val="13"/>
               </w:rPr>
-              <w:t xml:space="preserve">ホテルケヤキゲート東京府中</w:t>
+              <w:t xml:space="preserve">アパホテル相模原橋本駅東</w:t>
             </w:r>
           </w:p>
         </w:tc>
@@ -4861,29 +7325,29 @@
               <w:bottom w:val="single" w:color="CCCCCC" w:sz="1"/>
               <w:right w:val="single" w:color="CCCCCC" w:sz="1"/>
             </w:tcBorders>
-            <w:shd w:fill="FFFFFF" w:color="FFFFFF" w:val="solid"/>
-            <w:tcMar>
-              <w:top w:type="dxa" w:w="60"/>
-              <w:left w:type="dxa" w:w="80"/>
-              <w:bottom w:type="dxa" w:w="60"/>
-              <w:right w:type="dxa" w:w="80"/>
-            </w:tcMar>
-            <w:vAlign w:val="center"/>
-          </w:tcPr>
-          <w:p>
-            <w:pPr>
-              <w:jc w:val="center"/>
-            </w:pPr>
-            <w:r>
-              <w:rPr>
-                <w:rFonts w:ascii="Arial" w:cs="Arial" w:eastAsia="Arial" w:hAnsi="Arial"/>
-                <w:b w:val="false"/>
-                <w:bCs w:val="false"/>
-                <w:color w:val="27AE60"/>
+            <w:shd w:fill="F5F7FA" w:color="F5F7FA" w:val="solid"/>
+            <w:tcMar>
+              <w:top w:type="dxa" w:w="60"/>
+              <w:left w:type="dxa" w:w="80"/>
+              <w:bottom w:type="dxa" w:w="60"/>
+              <w:right w:type="dxa" w:w="80"/>
+            </w:tcMar>
+            <w:vAlign w:val="center"/>
+          </w:tcPr>
+          <w:p>
+            <w:pPr>
+              <w:jc w:val="center"/>
+            </w:pPr>
+            <w:r>
+              <w:rPr>
+                <w:rFonts w:ascii="Arial" w:cs="Arial" w:eastAsia="Arial" w:hAnsi="Arial"/>
+                <w:b w:val="false"/>
+                <w:bCs w:val="false"/>
+                <w:color w:val="333333"/>
                 <w:sz w:val="14"/>
                 <w:szCs w:val="14"/>
               </w:rPr>
-              <w:t xml:space="preserve">8.71</w:t>
+              <w:t xml:space="preserve">8.17</w:t>
             </w:r>
           </w:p>
         </w:tc>
@@ -4896,7 +7360,7 @@
               <w:bottom w:val="single" w:color="CCCCCC" w:sz="1"/>
               <w:right w:val="single" w:color="CCCCCC" w:sz="1"/>
             </w:tcBorders>
-            <w:shd w:fill="FFFFFF" w:color="FFFFFF" w:val="solid"/>
+            <w:shd w:fill="F5F7FA" w:color="F5F7FA" w:val="solid"/>
             <w:tcMar>
               <w:top w:type="dxa" w:w="60"/>
               <w:left w:type="dxa" w:w="80"/>
@@ -4918,7 +7382,7 @@
                 <w:sz w:val="14"/>
                 <w:szCs w:val="14"/>
               </w:rPr>
-              <w:t xml:space="preserve">98</w:t>
+              <w:t xml:space="preserve">64</w:t>
             </w:r>
           </w:p>
         </w:tc>
@@ -4931,7 +7395,7 @@
               <w:bottom w:val="single" w:color="CCCCCC" w:sz="1"/>
               <w:right w:val="single" w:color="CCCCCC" w:sz="1"/>
             </w:tcBorders>
-            <w:shd w:fill="FFFFFF" w:color="FFFFFF" w:val="solid"/>
+            <w:shd w:fill="F5F7FA" w:color="F5F7FA" w:val="solid"/>
             <w:tcMar>
               <w:top w:type="dxa" w:w="60"/>
               <w:left w:type="dxa" w:w="80"/>
@@ -4953,7 +7417,7 @@
                 <w:sz w:val="14"/>
                 <w:szCs w:val="14"/>
               </w:rPr>
-              <w:t xml:space="preserve">82.4%</w:t>
+              <w:t xml:space="preserve">66.9%</w:t>
             </w:r>
           </w:p>
         </w:tc>
@@ -4966,7 +7430,7 @@
               <w:bottom w:val="single" w:color="CCCCCC" w:sz="1"/>
               <w:right w:val="single" w:color="CCCCCC" w:sz="1"/>
             </w:tcBorders>
-            <w:shd w:fill="FFFFFF" w:color="FFFFFF" w:val="solid"/>
+            <w:shd w:fill="F5F7FA" w:color="F5F7FA" w:val="solid"/>
             <w:tcMar>
               <w:top w:type="dxa" w:w="60"/>
               <w:left w:type="dxa" w:w="80"/>
@@ -4988,7 +7452,7 @@
                 <w:sz w:val="14"/>
                 <w:szCs w:val="14"/>
               </w:rPr>
-              <w:t xml:space="preserve">¥4,425,395</w:t>
+              <w:t xml:space="preserve">¥2,698,420</w:t>
             </w:r>
           </w:p>
         </w:tc>
@@ -5001,7 +7465,7 @@
               <w:bottom w:val="single" w:color="CCCCCC" w:sz="1"/>
               <w:right w:val="single" w:color="CCCCCC" w:sz="1"/>
             </w:tcBorders>
-            <w:shd w:fill="FFFFFF" w:color="FFFFFF" w:val="solid"/>
+            <w:shd w:fill="F5F7FA" w:color="F5F7FA" w:val="solid"/>
             <w:tcMar>
               <w:top w:type="dxa" w:w="60"/>
               <w:left w:type="dxa" w:w="80"/>
@@ -5023,7 +7487,7 @@
                 <w:sz w:val="14"/>
                 <w:szCs w:val="14"/>
               </w:rPr>
-              <w:t xml:space="preserve">¥1,273,752</w:t>
+              <w:t xml:space="preserve">¥414,782</w:t>
             </w:r>
           </w:p>
         </w:tc>
@@ -5036,7 +7500,7 @@
               <w:bottom w:val="single" w:color="CCCCCC" w:sz="1"/>
               <w:right w:val="single" w:color="CCCCCC" w:sz="1"/>
             </w:tcBorders>
-            <w:shd w:fill="FFFFFF" w:color="FFFFFF" w:val="solid"/>
+            <w:shd w:fill="F5F7FA" w:color="F5F7FA" w:val="solid"/>
             <w:tcMar>
               <w:top w:type="dxa" w:w="60"/>
               <w:left w:type="dxa" w:w="80"/>
@@ -5058,7 +7522,7 @@
                 <w:sz w:val="14"/>
                 <w:szCs w:val="14"/>
               </w:rPr>
-              <w:t xml:space="preserve">28.8%</w:t>
+              <w:t xml:space="preserve">15.4%</w:t>
             </w:r>
           </w:p>
         </w:tc>
@@ -5071,7 +7535,7 @@
               <w:bottom w:val="single" w:color="CCCCCC" w:sz="1"/>
               <w:right w:val="single" w:color="CCCCCC" w:sz="1"/>
             </w:tcBorders>
-            <w:shd w:fill="FFFFFF" w:color="FFFFFF" w:val="solid"/>
+            <w:shd w:fill="F5F7FA" w:color="F5F7FA" w:val="solid"/>
             <w:tcMar>
               <w:top w:type="dxa" w:w="60"/>
               <w:left w:type="dxa" w:w="80"/>
@@ -5143,7 +7607,7 @@
               <w:bottom w:val="single" w:color="CCCCCC" w:sz="1"/>
               <w:right w:val="single" w:color="CCCCCC" w:sz="1"/>
             </w:tcBorders>
-            <w:shd w:fill="F5F7FA" w:color="F5F7FA" w:val="solid"/>
+            <w:shd w:fill="FFFFFF" w:color="FFFFFF" w:val="solid"/>
             <w:tcMar>
               <w:top w:type="dxa" w:w="60"/>
               <w:left w:type="dxa" w:w="80"/>
@@ -5165,7 +7629,7 @@
                 <w:sz w:val="14"/>
                 <w:szCs w:val="14"/>
               </w:rPr>
-              <w:t xml:space="preserve">12</w:t>
+              <w:t xml:space="preserve">19</w:t>
             </w:r>
           </w:p>
         </w:tc>
@@ -5178,7 +7642,7 @@
               <w:bottom w:val="single" w:color="CCCCCC" w:sz="1"/>
               <w:right w:val="single" w:color="CCCCCC" w:sz="1"/>
             </w:tcBorders>
-            <w:shd w:fill="F5F7FA" w:color="F5F7FA" w:val="solid"/>
+            <w:shd w:fill="FFFFFF" w:color="FFFFFF" w:val="solid"/>
             <w:tcMar>
               <w:top w:type="dxa" w:w="60"/>
               <w:left w:type="dxa" w:w="80"/>
@@ -5200,7 +7664,7 @@
                 <w:sz w:val="13"/>
                 <w:szCs w:val="13"/>
               </w:rPr>
-              <w:t xml:space="preserve">第一イン池袋</w:t>
+              <w:t xml:space="preserve">コンフォートホテル成田</w:t>
             </w:r>
           </w:p>
         </w:tc>
@@ -5213,7 +7677,7 @@
               <w:bottom w:val="single" w:color="CCCCCC" w:sz="1"/>
               <w:right w:val="single" w:color="CCCCCC" w:sz="1"/>
             </w:tcBorders>
-            <w:shd w:fill="F5F7FA" w:color="F5F7FA" w:val="solid"/>
+            <w:shd w:fill="FFFFFF" w:color="FFFFFF" w:val="solid"/>
             <w:tcMar>
               <w:top w:type="dxa" w:w="60"/>
               <w:left w:type="dxa" w:w="80"/>
@@ -5235,7 +7699,7 @@
                 <w:sz w:val="14"/>
                 <w:szCs w:val="14"/>
               </w:rPr>
-              <w:t xml:space="preserve">9.16</w:t>
+              <w:t xml:space="preserve">8.50</w:t>
             </w:r>
           </w:p>
         </w:tc>
@@ -5248,7 +7712,7 @@
               <w:bottom w:val="single" w:color="CCCCCC" w:sz="1"/>
               <w:right w:val="single" w:color="CCCCCC" w:sz="1"/>
             </w:tcBorders>
-            <w:shd w:fill="F5F7FA" w:color="F5F7FA" w:val="solid"/>
+            <w:shd w:fill="FFFFFF" w:color="FFFFFF" w:val="solid"/>
             <w:tcMar>
               <w:top w:type="dxa" w:w="60"/>
               <w:left w:type="dxa" w:w="80"/>
@@ -5270,2471 +7734,7 @@
                 <w:sz w:val="14"/>
                 <w:szCs w:val="14"/>
               </w:rPr>
-              <w:t xml:space="preserve">128</w:t>
-            </w:r>
-          </w:p>
-        </w:tc>
-        <w:tc>
-          <w:tcPr>
-            <w:tcW w:type="dxa" w:w="700"/>
-            <w:tcBorders>
-              <w:top w:val="single" w:color="CCCCCC" w:sz="1"/>
-              <w:left w:val="single" w:color="CCCCCC" w:sz="1"/>
-              <w:bottom w:val="single" w:color="CCCCCC" w:sz="1"/>
-              <w:right w:val="single" w:color="CCCCCC" w:sz="1"/>
-            </w:tcBorders>
-            <w:shd w:fill="F5F7FA" w:color="F5F7FA" w:val="solid"/>
-            <w:tcMar>
-              <w:top w:type="dxa" w:w="60"/>
-              <w:left w:type="dxa" w:w="80"/>
-              <w:bottom w:type="dxa" w:w="60"/>
-              <w:right w:type="dxa" w:w="80"/>
-            </w:tcMar>
-            <w:vAlign w:val="center"/>
-          </w:tcPr>
-          <w:p>
-            <w:pPr>
-              <w:jc w:val="center"/>
-            </w:pPr>
-            <w:r>
-              <w:rPr>
-                <w:rFonts w:ascii="Arial" w:cs="Arial" w:eastAsia="Arial" w:hAnsi="Arial"/>
-                <w:b w:val="false"/>
-                <w:bCs w:val="false"/>
-                <w:color w:val="333333"/>
-                <w:sz w:val="14"/>
-                <w:szCs w:val="14"/>
-              </w:rPr>
-              <w:t xml:space="preserve">76.2%</w:t>
-            </w:r>
-          </w:p>
-        </w:tc>
-        <w:tc>
-          <w:tcPr>
-            <w:tcW w:type="dxa" w:w="1300"/>
-            <w:tcBorders>
-              <w:top w:val="single" w:color="CCCCCC" w:sz="1"/>
-              <w:left w:val="single" w:color="CCCCCC" w:sz="1"/>
-              <w:bottom w:val="single" w:color="CCCCCC" w:sz="1"/>
-              <w:right w:val="single" w:color="CCCCCC" w:sz="1"/>
-            </w:tcBorders>
-            <w:shd w:fill="F5F7FA" w:color="F5F7FA" w:val="solid"/>
-            <w:tcMar>
-              <w:top w:type="dxa" w:w="60"/>
-              <w:left w:type="dxa" w:w="80"/>
-              <w:bottom w:type="dxa" w:w="60"/>
-              <w:right w:type="dxa" w:w="80"/>
-            </w:tcMar>
-            <w:vAlign w:val="center"/>
-          </w:tcPr>
-          <w:p>
-            <w:pPr>
-              <w:jc w:val="center"/>
-            </w:pPr>
-            <w:r>
-              <w:rPr>
-                <w:rFonts w:ascii="Arial" w:cs="Arial" w:eastAsia="Arial" w:hAnsi="Arial"/>
-                <w:b w:val="false"/>
-                <w:bCs w:val="false"/>
-                <w:color w:val="333333"/>
-                <w:sz w:val="14"/>
-                <w:szCs w:val="14"/>
-              </w:rPr>
-              <w:t xml:space="preserve">¥4,310,610</w:t>
-            </w:r>
-          </w:p>
-        </w:tc>
-        <w:tc>
-          <w:tcPr>
-            <w:tcW w:type="dxa" w:w="1200"/>
-            <w:tcBorders>
-              <w:top w:val="single" w:color="CCCCCC" w:sz="1"/>
-              <w:left w:val="single" w:color="CCCCCC" w:sz="1"/>
-              <w:bottom w:val="single" w:color="CCCCCC" w:sz="1"/>
-              <w:right w:val="single" w:color="CCCCCC" w:sz="1"/>
-            </w:tcBorders>
-            <w:shd w:fill="F5F7FA" w:color="F5F7FA" w:val="solid"/>
-            <w:tcMar>
-              <w:top w:type="dxa" w:w="60"/>
-              <w:left w:type="dxa" w:w="80"/>
-              <w:bottom w:type="dxa" w:w="60"/>
-              <w:right w:type="dxa" w:w="80"/>
-            </w:tcMar>
-            <w:vAlign w:val="center"/>
-          </w:tcPr>
-          <w:p>
-            <w:pPr>
-              <w:jc w:val="center"/>
-            </w:pPr>
-            <w:r>
-              <w:rPr>
-                <w:rFonts w:ascii="Arial" w:cs="Arial" w:eastAsia="Arial" w:hAnsi="Arial"/>
-                <w:b w:val="false"/>
-                <w:bCs w:val="false"/>
-                <w:color w:val="333333"/>
-                <w:sz w:val="14"/>
-                <w:szCs w:val="14"/>
-              </w:rPr>
-              <w:t xml:space="preserve">¥1,007,461</w:t>
-            </w:r>
-          </w:p>
-        </w:tc>
-        <w:tc>
-          <w:tcPr>
-            <w:tcW w:type="dxa" w:w="700"/>
-            <w:tcBorders>
-              <w:top w:val="single" w:color="CCCCCC" w:sz="1"/>
-              <w:left w:val="single" w:color="CCCCCC" w:sz="1"/>
-              <w:bottom w:val="single" w:color="CCCCCC" w:sz="1"/>
-              <w:right w:val="single" w:color="CCCCCC" w:sz="1"/>
-            </w:tcBorders>
-            <w:shd w:fill="F5F7FA" w:color="F5F7FA" w:val="solid"/>
-            <w:tcMar>
-              <w:top w:type="dxa" w:w="60"/>
-              <w:left w:type="dxa" w:w="80"/>
-              <w:bottom w:type="dxa" w:w="60"/>
-              <w:right w:type="dxa" w:w="80"/>
-            </w:tcMar>
-            <w:vAlign w:val="center"/>
-          </w:tcPr>
-          <w:p>
-            <w:pPr>
-              <w:jc w:val="center"/>
-            </w:pPr>
-            <w:r>
-              <w:rPr>
-                <w:rFonts w:ascii="Arial" w:cs="Arial" w:eastAsia="Arial" w:hAnsi="Arial"/>
-                <w:b w:val="false"/>
-                <w:bCs w:val="false"/>
-                <w:color w:val="333333"/>
-                <w:sz w:val="14"/>
-                <w:szCs w:val="14"/>
-              </w:rPr>
-              <w:t xml:space="preserve">23.4%</w:t>
-            </w:r>
-          </w:p>
-        </w:tc>
-        <w:tc>
-          <w:tcPr>
-            <w:tcW w:type="dxa" w:w="900"/>
-            <w:tcBorders>
-              <w:top w:val="single" w:color="CCCCCC" w:sz="1"/>
-              <w:left w:val="single" w:color="CCCCCC" w:sz="1"/>
-              <w:bottom w:val="single" w:color="CCCCCC" w:sz="1"/>
-              <w:right w:val="single" w:color="CCCCCC" w:sz="1"/>
-            </w:tcBorders>
-            <w:shd w:fill="F5F7FA" w:color="F5F7FA" w:val="solid"/>
-            <w:tcMar>
-              <w:top w:type="dxa" w:w="60"/>
-              <w:left w:type="dxa" w:w="80"/>
-              <w:bottom w:type="dxa" w:w="60"/>
-              <w:right w:type="dxa" w:w="80"/>
-            </w:tcMar>
-            <w:vAlign w:val="center"/>
-          </w:tcPr>
-          <w:p>
-            <w:pPr>
-              <w:jc w:val="center"/>
-            </w:pPr>
-            <w:r>
-              <w:rPr>
-                <w:rFonts w:ascii="Arial" w:cs="Arial" w:eastAsia="Arial" w:hAnsi="Arial"/>
-                <w:b w:val="false"/>
-                <w:bCs w:val="false"/>
-                <w:color w:val="333333"/>
-                <w:sz w:val="14"/>
-                <w:szCs w:val="14"/>
-              </w:rPr>
-              <w:t xml:space="preserve">¥1,453</w:t>
-            </w:r>
-          </w:p>
-        </w:tc>
-        <w:tc>
-          <w:tcPr>
-            <w:tcW w:type="dxa" w:w="900"/>
-            <w:tcBorders>
-              <w:top w:val="single" w:color="CCCCCC" w:sz="1"/>
-              <w:left w:val="single" w:color="CCCCCC" w:sz="1"/>
-              <w:bottom w:val="single" w:color="CCCCCC" w:sz="1"/>
-              <w:right w:val="single" w:color="CCCCCC" w:sz="1"/>
-            </w:tcBorders>
-            <w:shd w:fill="E3F2FD" w:color="E3F2FD" w:val="solid"/>
-            <w:tcMar>
-              <w:top w:type="dxa" w:w="60"/>
-              <w:left w:type="dxa" w:w="80"/>
-              <w:bottom w:type="dxa" w:w="60"/>
-              <w:right w:type="dxa" w:w="80"/>
-            </w:tcMar>
-            <w:vAlign w:val="center"/>
-          </w:tcPr>
-          <w:p>
-            <w:pPr>
-              <w:jc w:val="center"/>
-            </w:pPr>
-            <w:r>
-              <w:rPr>
-                <w:rFonts w:ascii="Arial" w:cs="Arial" w:eastAsia="Arial" w:hAnsi="Arial"/>
-                <w:b/>
-                <w:bCs/>
-                <w:color w:val="1565C0"/>
-                <w:sz w:val="13"/>
-                <w:szCs w:val="13"/>
-              </w:rPr>
-              <w:t xml:space="preserve">🔵 標準</w:t>
-            </w:r>
-          </w:p>
-        </w:tc>
-      </w:tr>
-      <w:tr>
-        <w:tc>
-          <w:tcPr>
-            <w:tcW w:type="dxa" w:w="400"/>
-            <w:tcBorders>
-              <w:top w:val="single" w:color="CCCCCC" w:sz="1"/>
-              <w:left w:val="single" w:color="CCCCCC" w:sz="1"/>
-              <w:bottom w:val="single" w:color="CCCCCC" w:sz="1"/>
-              <w:right w:val="single" w:color="CCCCCC" w:sz="1"/>
-            </w:tcBorders>
-            <w:shd w:fill="FFFFFF" w:color="FFFFFF" w:val="solid"/>
-            <w:tcMar>
-              <w:top w:type="dxa" w:w="60"/>
-              <w:left w:type="dxa" w:w="80"/>
-              <w:bottom w:type="dxa" w:w="60"/>
-              <w:right w:type="dxa" w:w="80"/>
-            </w:tcMar>
-            <w:vAlign w:val="center"/>
-          </w:tcPr>
-          <w:p>
-            <w:pPr>
-              <w:jc w:val="center"/>
-            </w:pPr>
-            <w:r>
-              <w:rPr>
-                <w:rFonts w:ascii="Arial" w:cs="Arial" w:eastAsia="Arial" w:hAnsi="Arial"/>
-                <w:b w:val="false"/>
-                <w:bCs w:val="false"/>
-                <w:color w:val="333333"/>
-                <w:sz w:val="14"/>
-                <w:szCs w:val="14"/>
-              </w:rPr>
-              <w:t xml:space="preserve">13</w:t>
-            </w:r>
-          </w:p>
-        </w:tc>
-        <w:tc>
-          <w:tcPr>
-            <w:tcW w:type="dxa" w:w="2800"/>
-            <w:tcBorders>
-              <w:top w:val="single" w:color="CCCCCC" w:sz="1"/>
-              <w:left w:val="single" w:color="CCCCCC" w:sz="1"/>
-              <w:bottom w:val="single" w:color="CCCCCC" w:sz="1"/>
-              <w:right w:val="single" w:color="CCCCCC" w:sz="1"/>
-            </w:tcBorders>
-            <w:shd w:fill="FFFFFF" w:color="FFFFFF" w:val="solid"/>
-            <w:tcMar>
-              <w:top w:type="dxa" w:w="60"/>
-              <w:left w:type="dxa" w:w="80"/>
-              <w:bottom w:type="dxa" w:w="60"/>
-              <w:right w:type="dxa" w:w="80"/>
-            </w:tcMar>
-            <w:vAlign w:val="center"/>
-          </w:tcPr>
-          <w:p>
-            <w:pPr>
-              <w:jc w:val="left"/>
-            </w:pPr>
-            <w:r>
-              <w:rPr>
-                <w:rFonts w:ascii="Arial" w:cs="Arial" w:eastAsia="Arial" w:hAnsi="Arial"/>
-                <w:b w:val="false"/>
-                <w:bCs w:val="false"/>
-                <w:color w:val="333333"/>
-                <w:sz w:val="13"/>
-                <w:szCs w:val="13"/>
-              </w:rPr>
-              <w:t xml:space="preserve">コンフォートホテル横浜関内</w:t>
-            </w:r>
-          </w:p>
-        </w:tc>
-        <w:tc>
-          <w:tcPr>
-            <w:tcW w:type="dxa" w:w="700"/>
-            <w:tcBorders>
-              <w:top w:val="single" w:color="CCCCCC" w:sz="1"/>
-              <w:left w:val="single" w:color="CCCCCC" w:sz="1"/>
-              <w:bottom w:val="single" w:color="CCCCCC" w:sz="1"/>
-              <w:right w:val="single" w:color="CCCCCC" w:sz="1"/>
-            </w:tcBorders>
-            <w:shd w:fill="FFFFFF" w:color="FFFFFF" w:val="solid"/>
-            <w:tcMar>
-              <w:top w:type="dxa" w:w="60"/>
-              <w:left w:type="dxa" w:w="80"/>
-              <w:bottom w:type="dxa" w:w="60"/>
-              <w:right w:type="dxa" w:w="80"/>
-            </w:tcMar>
-            <w:vAlign w:val="center"/>
-          </w:tcPr>
-          <w:p>
-            <w:pPr>
-              <w:jc w:val="center"/>
-            </w:pPr>
-            <w:r>
-              <w:rPr>
-                <w:rFonts w:ascii="Arial" w:cs="Arial" w:eastAsia="Arial" w:hAnsi="Arial"/>
-                <w:b w:val="false"/>
-                <w:bCs w:val="false"/>
-                <w:color w:val="E74C3C"/>
-                <w:sz w:val="14"/>
-                <w:szCs w:val="14"/>
-              </w:rPr>
-              <w:t xml:space="preserve">7.43</w:t>
-            </w:r>
-          </w:p>
-        </w:tc>
-        <w:tc>
-          <w:tcPr>
-            <w:tcW w:type="dxa" w:w="700"/>
-            <w:tcBorders>
-              <w:top w:val="single" w:color="CCCCCC" w:sz="1"/>
-              <w:left w:val="single" w:color="CCCCCC" w:sz="1"/>
-              <w:bottom w:val="single" w:color="CCCCCC" w:sz="1"/>
-              <w:right w:val="single" w:color="CCCCCC" w:sz="1"/>
-            </w:tcBorders>
-            <w:shd w:fill="FFFFFF" w:color="FFFFFF" w:val="solid"/>
-            <w:tcMar>
-              <w:top w:type="dxa" w:w="60"/>
-              <w:left w:type="dxa" w:w="80"/>
-              <w:bottom w:type="dxa" w:w="60"/>
-              <w:right w:type="dxa" w:w="80"/>
-            </w:tcMar>
-            <w:vAlign w:val="center"/>
-          </w:tcPr>
-          <w:p>
-            <w:pPr>
-              <w:jc w:val="center"/>
-            </w:pPr>
-            <w:r>
-              <w:rPr>
-                <w:rFonts w:ascii="Arial" w:cs="Arial" w:eastAsia="Arial" w:hAnsi="Arial"/>
-                <w:b w:val="false"/>
-                <w:bCs w:val="false"/>
-                <w:color w:val="333333"/>
-                <w:sz w:val="14"/>
-                <w:szCs w:val="14"/>
-              </w:rPr>
-              <w:t xml:space="preserve">143</w:t>
-            </w:r>
-          </w:p>
-        </w:tc>
-        <w:tc>
-          <w:tcPr>
-            <w:tcW w:type="dxa" w:w="700"/>
-            <w:tcBorders>
-              <w:top w:val="single" w:color="CCCCCC" w:sz="1"/>
-              <w:left w:val="single" w:color="CCCCCC" w:sz="1"/>
-              <w:bottom w:val="single" w:color="CCCCCC" w:sz="1"/>
-              <w:right w:val="single" w:color="CCCCCC" w:sz="1"/>
-            </w:tcBorders>
-            <w:shd w:fill="FFFFFF" w:color="FFFFFF" w:val="solid"/>
-            <w:tcMar>
-              <w:top w:type="dxa" w:w="60"/>
-              <w:left w:type="dxa" w:w="80"/>
-              <w:bottom w:type="dxa" w:w="60"/>
-              <w:right w:type="dxa" w:w="80"/>
-            </w:tcMar>
-            <w:vAlign w:val="center"/>
-          </w:tcPr>
-          <w:p>
-            <w:pPr>
-              <w:jc w:val="center"/>
-            </w:pPr>
-            <w:r>
-              <w:rPr>
-                <w:rFonts w:ascii="Arial" w:cs="Arial" w:eastAsia="Arial" w:hAnsi="Arial"/>
-                <w:b w:val="false"/>
-                <w:bCs w:val="false"/>
-                <w:color w:val="333333"/>
-                <w:sz w:val="14"/>
-                <w:szCs w:val="14"/>
-              </w:rPr>
-              <w:t xml:space="preserve">55.9%</w:t>
-            </w:r>
-          </w:p>
-        </w:tc>
-        <w:tc>
-          <w:tcPr>
-            <w:tcW w:type="dxa" w:w="1300"/>
-            <w:tcBorders>
-              <w:top w:val="single" w:color="CCCCCC" w:sz="1"/>
-              <w:left w:val="single" w:color="CCCCCC" w:sz="1"/>
-              <w:bottom w:val="single" w:color="CCCCCC" w:sz="1"/>
-              <w:right w:val="single" w:color="CCCCCC" w:sz="1"/>
-            </w:tcBorders>
-            <w:shd w:fill="FFFFFF" w:color="FFFFFF" w:val="solid"/>
-            <w:tcMar>
-              <w:top w:type="dxa" w:w="60"/>
-              <w:left w:type="dxa" w:w="80"/>
-              <w:bottom w:type="dxa" w:w="60"/>
-              <w:right w:type="dxa" w:w="80"/>
-            </w:tcMar>
-            <w:vAlign w:val="center"/>
-          </w:tcPr>
-          <w:p>
-            <w:pPr>
-              <w:jc w:val="center"/>
-            </w:pPr>
-            <w:r>
-              <w:rPr>
-                <w:rFonts w:ascii="Arial" w:cs="Arial" w:eastAsia="Arial" w:hAnsi="Arial"/>
-                <w:b w:val="false"/>
-                <w:bCs w:val="false"/>
-                <w:color w:val="333333"/>
-                <w:sz w:val="14"/>
-                <w:szCs w:val="14"/>
-              </w:rPr>
-              <w:t xml:space="preserve">¥4,051,890</w:t>
-            </w:r>
-          </w:p>
-        </w:tc>
-        <w:tc>
-          <w:tcPr>
-            <w:tcW w:type="dxa" w:w="1200"/>
-            <w:tcBorders>
-              <w:top w:val="single" w:color="CCCCCC" w:sz="1"/>
-              <w:left w:val="single" w:color="CCCCCC" w:sz="1"/>
-              <w:bottom w:val="single" w:color="CCCCCC" w:sz="1"/>
-              <w:right w:val="single" w:color="CCCCCC" w:sz="1"/>
-            </w:tcBorders>
-            <w:shd w:fill="FFFFFF" w:color="FFFFFF" w:val="solid"/>
-            <w:tcMar>
-              <w:top w:type="dxa" w:w="60"/>
-              <w:left w:type="dxa" w:w="80"/>
-              <w:bottom w:type="dxa" w:w="60"/>
-              <w:right w:type="dxa" w:w="80"/>
-            </w:tcMar>
-            <w:vAlign w:val="center"/>
-          </w:tcPr>
-          <w:p>
-            <w:pPr>
-              <w:jc w:val="center"/>
-            </w:pPr>
-            <w:r>
-              <w:rPr>
-                <w:rFonts w:ascii="Arial" w:cs="Arial" w:eastAsia="Arial" w:hAnsi="Arial"/>
-                <w:b w:val="false"/>
-                <w:bCs w:val="false"/>
-                <w:color w:val="333333"/>
-                <w:sz w:val="14"/>
-                <w:szCs w:val="14"/>
-              </w:rPr>
-              <w:t xml:space="preserve">¥1,142,186</w:t>
-            </w:r>
-          </w:p>
-        </w:tc>
-        <w:tc>
-          <w:tcPr>
-            <w:tcW w:type="dxa" w:w="700"/>
-            <w:tcBorders>
-              <w:top w:val="single" w:color="CCCCCC" w:sz="1"/>
-              <w:left w:val="single" w:color="CCCCCC" w:sz="1"/>
-              <w:bottom w:val="single" w:color="CCCCCC" w:sz="1"/>
-              <w:right w:val="single" w:color="CCCCCC" w:sz="1"/>
-            </w:tcBorders>
-            <w:shd w:fill="FFFFFF" w:color="FFFFFF" w:val="solid"/>
-            <w:tcMar>
-              <w:top w:type="dxa" w:w="60"/>
-              <w:left w:type="dxa" w:w="80"/>
-              <w:bottom w:type="dxa" w:w="60"/>
-              <w:right w:type="dxa" w:w="80"/>
-            </w:tcMar>
-            <w:vAlign w:val="center"/>
-          </w:tcPr>
-          <w:p>
-            <w:pPr>
-              <w:jc w:val="center"/>
-            </w:pPr>
-            <w:r>
-              <w:rPr>
-                <w:rFonts w:ascii="Arial" w:cs="Arial" w:eastAsia="Arial" w:hAnsi="Arial"/>
-                <w:b w:val="false"/>
-                <w:bCs w:val="false"/>
-                <w:color w:val="333333"/>
-                <w:sz w:val="14"/>
-                <w:szCs w:val="14"/>
-              </w:rPr>
-              <w:t xml:space="preserve">28.2%</w:t>
-            </w:r>
-          </w:p>
-        </w:tc>
-        <w:tc>
-          <w:tcPr>
-            <w:tcW w:type="dxa" w:w="900"/>
-            <w:tcBorders>
-              <w:top w:val="single" w:color="CCCCCC" w:sz="1"/>
-              <w:left w:val="single" w:color="CCCCCC" w:sz="1"/>
-              <w:bottom w:val="single" w:color="CCCCCC" w:sz="1"/>
-              <w:right w:val="single" w:color="CCCCCC" w:sz="1"/>
-            </w:tcBorders>
-            <w:shd w:fill="FFFFFF" w:color="FFFFFF" w:val="solid"/>
-            <w:tcMar>
-              <w:top w:type="dxa" w:w="60"/>
-              <w:left w:type="dxa" w:w="80"/>
-              <w:bottom w:type="dxa" w:w="60"/>
-              <w:right w:type="dxa" w:w="80"/>
-            </w:tcMar>
-            <w:vAlign w:val="center"/>
-          </w:tcPr>
-          <w:p>
-            <w:pPr>
-              <w:jc w:val="center"/>
-            </w:pPr>
-            <w:r>
-              <w:rPr>
-                <w:rFonts w:ascii="Arial" w:cs="Arial" w:eastAsia="Arial" w:hAnsi="Arial"/>
-                <w:b w:val="false"/>
-                <w:bCs w:val="false"/>
-                <w:color w:val="333333"/>
-                <w:sz w:val="14"/>
-                <w:szCs w:val="14"/>
-              </w:rPr>
-              <w:t xml:space="preserve">¥1,066</w:t>
-            </w:r>
-          </w:p>
-        </w:tc>
-        <w:tc>
-          <w:tcPr>
-            <w:tcW w:type="dxa" w:w="900"/>
-            <w:tcBorders>
-              <w:top w:val="single" w:color="CCCCCC" w:sz="1"/>
-              <w:left w:val="single" w:color="CCCCCC" w:sz="1"/>
-              <w:bottom w:val="single" w:color="CCCCCC" w:sz="1"/>
-              <w:right w:val="single" w:color="CCCCCC" w:sz="1"/>
-            </w:tcBorders>
-            <w:shd w:fill="FFEBEE" w:color="FFEBEE" w:val="solid"/>
-            <w:tcMar>
-              <w:top w:type="dxa" w:w="60"/>
-              <w:left w:type="dxa" w:w="80"/>
-              <w:bottom w:type="dxa" w:w="60"/>
-              <w:right w:type="dxa" w:w="80"/>
-            </w:tcMar>
-            <w:vAlign w:val="center"/>
-          </w:tcPr>
-          <w:p>
-            <w:pPr>
-              <w:jc w:val="center"/>
-            </w:pPr>
-            <w:r>
-              <w:rPr>
-                <w:rFonts w:ascii="Arial" w:cs="Arial" w:eastAsia="Arial" w:hAnsi="Arial"/>
-                <w:b/>
-                <w:bCs/>
-                <w:color w:val="C62828"/>
-                <w:sz w:val="13"/>
-                <w:szCs w:val="13"/>
-              </w:rPr>
-              <w:t xml:space="preserve">🔴 緊急</w:t>
-            </w:r>
-          </w:p>
-        </w:tc>
-      </w:tr>
-      <w:tr>
-        <w:tc>
-          <w:tcPr>
-            <w:tcW w:type="dxa" w:w="400"/>
-            <w:tcBorders>
-              <w:top w:val="single" w:color="CCCCCC" w:sz="1"/>
-              <w:left w:val="single" w:color="CCCCCC" w:sz="1"/>
-              <w:bottom w:val="single" w:color="CCCCCC" w:sz="1"/>
-              <w:right w:val="single" w:color="CCCCCC" w:sz="1"/>
-            </w:tcBorders>
-            <w:shd w:fill="F5F7FA" w:color="F5F7FA" w:val="solid"/>
-            <w:tcMar>
-              <w:top w:type="dxa" w:w="60"/>
-              <w:left w:type="dxa" w:w="80"/>
-              <w:bottom w:type="dxa" w:w="60"/>
-              <w:right w:type="dxa" w:w="80"/>
-            </w:tcMar>
-            <w:vAlign w:val="center"/>
-          </w:tcPr>
-          <w:p>
-            <w:pPr>
-              <w:jc w:val="center"/>
-            </w:pPr>
-            <w:r>
-              <w:rPr>
-                <w:rFonts w:ascii="Arial" w:cs="Arial" w:eastAsia="Arial" w:hAnsi="Arial"/>
-                <w:b w:val="false"/>
-                <w:bCs w:val="false"/>
-                <w:color w:val="333333"/>
-                <w:sz w:val="14"/>
-                <w:szCs w:val="14"/>
-              </w:rPr>
-              <w:t xml:space="preserve">14</w:t>
-            </w:r>
-          </w:p>
-        </w:tc>
-        <w:tc>
-          <w:tcPr>
-            <w:tcW w:type="dxa" w:w="2800"/>
-            <w:tcBorders>
-              <w:top w:val="single" w:color="CCCCCC" w:sz="1"/>
-              <w:left w:val="single" w:color="CCCCCC" w:sz="1"/>
-              <w:bottom w:val="single" w:color="CCCCCC" w:sz="1"/>
-              <w:right w:val="single" w:color="CCCCCC" w:sz="1"/>
-            </w:tcBorders>
-            <w:shd w:fill="F5F7FA" w:color="F5F7FA" w:val="solid"/>
-            <w:tcMar>
-              <w:top w:type="dxa" w:w="60"/>
-              <w:left w:type="dxa" w:w="80"/>
-              <w:bottom w:type="dxa" w:w="60"/>
-              <w:right w:type="dxa" w:w="80"/>
-            </w:tcMar>
-            <w:vAlign w:val="center"/>
-          </w:tcPr>
-          <w:p>
-            <w:pPr>
-              <w:jc w:val="left"/>
-            </w:pPr>
-            <w:r>
-              <w:rPr>
-                <w:rFonts w:ascii="Arial" w:cs="Arial" w:eastAsia="Arial" w:hAnsi="Arial"/>
-                <w:b w:val="false"/>
-                <w:bCs w:val="false"/>
-                <w:color w:val="333333"/>
-                <w:sz w:val="13"/>
-                <w:szCs w:val="13"/>
-              </w:rPr>
-              <w:t xml:space="preserve">コンフォートホテルERA東京東神田</w:t>
-            </w:r>
-          </w:p>
-        </w:tc>
-        <w:tc>
-          <w:tcPr>
-            <w:tcW w:type="dxa" w:w="700"/>
-            <w:tcBorders>
-              <w:top w:val="single" w:color="CCCCCC" w:sz="1"/>
-              <w:left w:val="single" w:color="CCCCCC" w:sz="1"/>
-              <w:bottom w:val="single" w:color="CCCCCC" w:sz="1"/>
-              <w:right w:val="single" w:color="CCCCCC" w:sz="1"/>
-            </w:tcBorders>
-            <w:shd w:fill="F5F7FA" w:color="F5F7FA" w:val="solid"/>
-            <w:tcMar>
-              <w:top w:type="dxa" w:w="60"/>
-              <w:left w:type="dxa" w:w="80"/>
-              <w:bottom w:type="dxa" w:w="60"/>
-              <w:right w:type="dxa" w:w="80"/>
-            </w:tcMar>
-            <w:vAlign w:val="center"/>
-          </w:tcPr>
-          <w:p>
-            <w:pPr>
-              <w:jc w:val="center"/>
-            </w:pPr>
-            <w:r>
-              <w:rPr>
-                <w:rFonts w:ascii="Arial" w:cs="Arial" w:eastAsia="Arial" w:hAnsi="Arial"/>
-                <w:b w:val="false"/>
-                <w:bCs w:val="false"/>
-                <w:color w:val="27AE60"/>
-                <w:sz w:val="14"/>
-                <w:szCs w:val="14"/>
-              </w:rPr>
-              <w:t xml:space="preserve">8.89</w:t>
-            </w:r>
-          </w:p>
-        </w:tc>
-        <w:tc>
-          <w:tcPr>
-            <w:tcW w:type="dxa" w:w="700"/>
-            <w:tcBorders>
-              <w:top w:val="single" w:color="CCCCCC" w:sz="1"/>
-              <w:left w:val="single" w:color="CCCCCC" w:sz="1"/>
-              <w:bottom w:val="single" w:color="CCCCCC" w:sz="1"/>
-              <w:right w:val="single" w:color="CCCCCC" w:sz="1"/>
-            </w:tcBorders>
-            <w:shd w:fill="F5F7FA" w:color="F5F7FA" w:val="solid"/>
-            <w:tcMar>
-              <w:top w:type="dxa" w:w="60"/>
-              <w:left w:type="dxa" w:w="80"/>
-              <w:bottom w:type="dxa" w:w="60"/>
-              <w:right w:type="dxa" w:w="80"/>
-            </w:tcMar>
-            <w:vAlign w:val="center"/>
-          </w:tcPr>
-          <w:p>
-            <w:pPr>
-              <w:jc w:val="center"/>
-            </w:pPr>
-            <w:r>
-              <w:rPr>
-                <w:rFonts w:ascii="Arial" w:cs="Arial" w:eastAsia="Arial" w:hAnsi="Arial"/>
-                <w:b w:val="false"/>
-                <w:bCs w:val="false"/>
-                <w:color w:val="333333"/>
-                <w:sz w:val="14"/>
-                <w:szCs w:val="14"/>
-              </w:rPr>
-              <w:t xml:space="preserve">123</w:t>
-            </w:r>
-          </w:p>
-        </w:tc>
-        <w:tc>
-          <w:tcPr>
-            <w:tcW w:type="dxa" w:w="700"/>
-            <w:tcBorders>
-              <w:top w:val="single" w:color="CCCCCC" w:sz="1"/>
-              <w:left w:val="single" w:color="CCCCCC" w:sz="1"/>
-              <w:bottom w:val="single" w:color="CCCCCC" w:sz="1"/>
-              <w:right w:val="single" w:color="CCCCCC" w:sz="1"/>
-            </w:tcBorders>
-            <w:shd w:fill="F5F7FA" w:color="F5F7FA" w:val="solid"/>
-            <w:tcMar>
-              <w:top w:type="dxa" w:w="60"/>
-              <w:left w:type="dxa" w:w="80"/>
-              <w:bottom w:type="dxa" w:w="60"/>
-              <w:right w:type="dxa" w:w="80"/>
-            </w:tcMar>
-            <w:vAlign w:val="center"/>
-          </w:tcPr>
-          <w:p>
-            <w:pPr>
-              <w:jc w:val="center"/>
-            </w:pPr>
-            <w:r>
-              <w:rPr>
-                <w:rFonts w:ascii="Arial" w:cs="Arial" w:eastAsia="Arial" w:hAnsi="Arial"/>
-                <w:b w:val="false"/>
-                <w:bCs w:val="false"/>
-                <w:color w:val="333333"/>
-                <w:sz w:val="14"/>
-                <w:szCs w:val="14"/>
-              </w:rPr>
-              <w:t xml:space="preserve">65.8%</w:t>
-            </w:r>
-          </w:p>
-        </w:tc>
-        <w:tc>
-          <w:tcPr>
-            <w:tcW w:type="dxa" w:w="1300"/>
-            <w:tcBorders>
-              <w:top w:val="single" w:color="CCCCCC" w:sz="1"/>
-              <w:left w:val="single" w:color="CCCCCC" w:sz="1"/>
-              <w:bottom w:val="single" w:color="CCCCCC" w:sz="1"/>
-              <w:right w:val="single" w:color="CCCCCC" w:sz="1"/>
-            </w:tcBorders>
-            <w:shd w:fill="F5F7FA" w:color="F5F7FA" w:val="solid"/>
-            <w:tcMar>
-              <w:top w:type="dxa" w:w="60"/>
-              <w:left w:type="dxa" w:w="80"/>
-              <w:bottom w:type="dxa" w:w="60"/>
-              <w:right w:type="dxa" w:w="80"/>
-            </w:tcMar>
-            <w:vAlign w:val="center"/>
-          </w:tcPr>
-          <w:p>
-            <w:pPr>
-              <w:jc w:val="center"/>
-            </w:pPr>
-            <w:r>
-              <w:rPr>
-                <w:rFonts w:ascii="Arial" w:cs="Arial" w:eastAsia="Arial" w:hAnsi="Arial"/>
-                <w:b w:val="false"/>
-                <w:bCs w:val="false"/>
-                <w:color w:val="333333"/>
-                <w:sz w:val="14"/>
-                <w:szCs w:val="14"/>
-              </w:rPr>
-              <w:t xml:space="preserve">¥4,047,280</w:t>
-            </w:r>
-          </w:p>
-        </w:tc>
-        <w:tc>
-          <w:tcPr>
-            <w:tcW w:type="dxa" w:w="1200"/>
-            <w:tcBorders>
-              <w:top w:val="single" w:color="CCCCCC" w:sz="1"/>
-              <w:left w:val="single" w:color="CCCCCC" w:sz="1"/>
-              <w:bottom w:val="single" w:color="CCCCCC" w:sz="1"/>
-              <w:right w:val="single" w:color="CCCCCC" w:sz="1"/>
-            </w:tcBorders>
-            <w:shd w:fill="F5F7FA" w:color="F5F7FA" w:val="solid"/>
-            <w:tcMar>
-              <w:top w:type="dxa" w:w="60"/>
-              <w:left w:type="dxa" w:w="80"/>
-              <w:bottom w:type="dxa" w:w="60"/>
-              <w:right w:type="dxa" w:w="80"/>
-            </w:tcMar>
-            <w:vAlign w:val="center"/>
-          </w:tcPr>
-          <w:p>
-            <w:pPr>
-              <w:jc w:val="center"/>
-            </w:pPr>
-            <w:r>
-              <w:rPr>
-                <w:rFonts w:ascii="Arial" w:cs="Arial" w:eastAsia="Arial" w:hAnsi="Arial"/>
-                <w:b w:val="false"/>
-                <w:bCs w:val="false"/>
-                <w:color w:val="333333"/>
-                <w:sz w:val="14"/>
-                <w:szCs w:val="14"/>
-              </w:rPr>
-              <w:t xml:space="preserve">¥1,266,459</w:t>
-            </w:r>
-          </w:p>
-        </w:tc>
-        <w:tc>
-          <w:tcPr>
-            <w:tcW w:type="dxa" w:w="700"/>
-            <w:tcBorders>
-              <w:top w:val="single" w:color="CCCCCC" w:sz="1"/>
-              <w:left w:val="single" w:color="CCCCCC" w:sz="1"/>
-              <w:bottom w:val="single" w:color="CCCCCC" w:sz="1"/>
-              <w:right w:val="single" w:color="CCCCCC" w:sz="1"/>
-            </w:tcBorders>
-            <w:shd w:fill="F5F7FA" w:color="F5F7FA" w:val="solid"/>
-            <w:tcMar>
-              <w:top w:type="dxa" w:w="60"/>
-              <w:left w:type="dxa" w:w="80"/>
-              <w:bottom w:type="dxa" w:w="60"/>
-              <w:right w:type="dxa" w:w="80"/>
-            </w:tcMar>
-            <w:vAlign w:val="center"/>
-          </w:tcPr>
-          <w:p>
-            <w:pPr>
-              <w:jc w:val="center"/>
-            </w:pPr>
-            <w:r>
-              <w:rPr>
-                <w:rFonts w:ascii="Arial" w:cs="Arial" w:eastAsia="Arial" w:hAnsi="Arial"/>
-                <w:b w:val="false"/>
-                <w:bCs w:val="false"/>
-                <w:color w:val="333333"/>
-                <w:sz w:val="14"/>
-                <w:szCs w:val="14"/>
-              </w:rPr>
-              <w:t xml:space="preserve">31.3%</w:t>
-            </w:r>
-          </w:p>
-        </w:tc>
-        <w:tc>
-          <w:tcPr>
-            <w:tcW w:type="dxa" w:w="900"/>
-            <w:tcBorders>
-              <w:top w:val="single" w:color="CCCCCC" w:sz="1"/>
-              <w:left w:val="single" w:color="CCCCCC" w:sz="1"/>
-              <w:bottom w:val="single" w:color="CCCCCC" w:sz="1"/>
-              <w:right w:val="single" w:color="CCCCCC" w:sz="1"/>
-            </w:tcBorders>
-            <w:shd w:fill="F5F7FA" w:color="F5F7FA" w:val="solid"/>
-            <w:tcMar>
-              <w:top w:type="dxa" w:w="60"/>
-              <w:left w:type="dxa" w:w="80"/>
-              <w:bottom w:type="dxa" w:w="60"/>
-              <w:right w:type="dxa" w:w="80"/>
-            </w:tcMar>
-            <w:vAlign w:val="center"/>
-          </w:tcPr>
-          <w:p>
-            <w:pPr>
-              <w:jc w:val="center"/>
-            </w:pPr>
-            <w:r>
-              <w:rPr>
-                <w:rFonts w:ascii="Arial" w:cs="Arial" w:eastAsia="Arial" w:hAnsi="Arial"/>
-                <w:b w:val="false"/>
-                <w:bCs w:val="false"/>
-                <w:color w:val="333333"/>
-                <w:sz w:val="14"/>
-                <w:szCs w:val="14"/>
-              </w:rPr>
-              <w:t xml:space="preserve">¥1,168</w:t>
-            </w:r>
-          </w:p>
-        </w:tc>
-        <w:tc>
-          <w:tcPr>
-            <w:tcW w:type="dxa" w:w="900"/>
-            <w:tcBorders>
-              <w:top w:val="single" w:color="CCCCCC" w:sz="1"/>
-              <w:left w:val="single" w:color="CCCCCC" w:sz="1"/>
-              <w:bottom w:val="single" w:color="CCCCCC" w:sz="1"/>
-              <w:right w:val="single" w:color="CCCCCC" w:sz="1"/>
-            </w:tcBorders>
-            <w:shd w:fill="E3F2FD" w:color="E3F2FD" w:val="solid"/>
-            <w:tcMar>
-              <w:top w:type="dxa" w:w="60"/>
-              <w:left w:type="dxa" w:w="80"/>
-              <w:bottom w:type="dxa" w:w="60"/>
-              <w:right w:type="dxa" w:w="80"/>
-            </w:tcMar>
-            <w:vAlign w:val="center"/>
-          </w:tcPr>
-          <w:p>
-            <w:pPr>
-              <w:jc w:val="center"/>
-            </w:pPr>
-            <w:r>
-              <w:rPr>
-                <w:rFonts w:ascii="Arial" w:cs="Arial" w:eastAsia="Arial" w:hAnsi="Arial"/>
-                <w:b/>
-                <w:bCs/>
-                <w:color w:val="1565C0"/>
-                <w:sz w:val="13"/>
-                <w:szCs w:val="13"/>
-              </w:rPr>
-              <w:t xml:space="preserve">🔵 標準</w:t>
-            </w:r>
-          </w:p>
-        </w:tc>
-      </w:tr>
-      <w:tr>
-        <w:tc>
-          <w:tcPr>
-            <w:tcW w:type="dxa" w:w="400"/>
-            <w:tcBorders>
-              <w:top w:val="single" w:color="CCCCCC" w:sz="1"/>
-              <w:left w:val="single" w:color="CCCCCC" w:sz="1"/>
-              <w:bottom w:val="single" w:color="CCCCCC" w:sz="1"/>
-              <w:right w:val="single" w:color="CCCCCC" w:sz="1"/>
-            </w:tcBorders>
-            <w:shd w:fill="FFFFFF" w:color="FFFFFF" w:val="solid"/>
-            <w:tcMar>
-              <w:top w:type="dxa" w:w="60"/>
-              <w:left w:type="dxa" w:w="80"/>
-              <w:bottom w:type="dxa" w:w="60"/>
-              <w:right w:type="dxa" w:w="80"/>
-            </w:tcMar>
-            <w:vAlign w:val="center"/>
-          </w:tcPr>
-          <w:p>
-            <w:pPr>
-              <w:jc w:val="center"/>
-            </w:pPr>
-            <w:r>
-              <w:rPr>
-                <w:rFonts w:ascii="Arial" w:cs="Arial" w:eastAsia="Arial" w:hAnsi="Arial"/>
-                <w:b w:val="false"/>
-                <w:bCs w:val="false"/>
-                <w:color w:val="333333"/>
-                <w:sz w:val="14"/>
-                <w:szCs w:val="14"/>
-              </w:rPr>
-              <w:t xml:space="preserve">15</w:t>
-            </w:r>
-          </w:p>
-        </w:tc>
-        <w:tc>
-          <w:tcPr>
-            <w:tcW w:type="dxa" w:w="2800"/>
-            <w:tcBorders>
-              <w:top w:val="single" w:color="CCCCCC" w:sz="1"/>
-              <w:left w:val="single" w:color="CCCCCC" w:sz="1"/>
-              <w:bottom w:val="single" w:color="CCCCCC" w:sz="1"/>
-              <w:right w:val="single" w:color="CCCCCC" w:sz="1"/>
-            </w:tcBorders>
-            <w:shd w:fill="FFFFFF" w:color="FFFFFF" w:val="solid"/>
-            <w:tcMar>
-              <w:top w:type="dxa" w:w="60"/>
-              <w:left w:type="dxa" w:w="80"/>
-              <w:bottom w:type="dxa" w:w="60"/>
-              <w:right w:type="dxa" w:w="80"/>
-            </w:tcMar>
-            <w:vAlign w:val="center"/>
-          </w:tcPr>
-          <w:p>
-            <w:pPr>
-              <w:jc w:val="left"/>
-            </w:pPr>
-            <w:r>
-              <w:rPr>
-                <w:rFonts w:ascii="Arial" w:cs="Arial" w:eastAsia="Arial" w:hAnsi="Arial"/>
-                <w:b w:val="false"/>
-                <w:bCs w:val="false"/>
-                <w:color w:val="333333"/>
-                <w:sz w:val="13"/>
-                <w:szCs w:val="13"/>
-              </w:rPr>
-              <w:t xml:space="preserve">コートホテル新横浜</w:t>
-            </w:r>
-          </w:p>
-        </w:tc>
-        <w:tc>
-          <w:tcPr>
-            <w:tcW w:type="dxa" w:w="700"/>
-            <w:tcBorders>
-              <w:top w:val="single" w:color="CCCCCC" w:sz="1"/>
-              <w:left w:val="single" w:color="CCCCCC" w:sz="1"/>
-              <w:bottom w:val="single" w:color="CCCCCC" w:sz="1"/>
-              <w:right w:val="single" w:color="CCCCCC" w:sz="1"/>
-            </w:tcBorders>
-            <w:shd w:fill="FFFFFF" w:color="FFFFFF" w:val="solid"/>
-            <w:tcMar>
-              <w:top w:type="dxa" w:w="60"/>
-              <w:left w:type="dxa" w:w="80"/>
-              <w:bottom w:type="dxa" w:w="60"/>
-              <w:right w:type="dxa" w:w="80"/>
-            </w:tcMar>
-            <w:vAlign w:val="center"/>
-          </w:tcPr>
-          <w:p>
-            <w:pPr>
-              <w:jc w:val="center"/>
-            </w:pPr>
-            <w:r>
-              <w:rPr>
-                <w:rFonts w:ascii="Arial" w:cs="Arial" w:eastAsia="Arial" w:hAnsi="Arial"/>
-                <w:b w:val="false"/>
-                <w:bCs w:val="false"/>
-                <w:color w:val="E74C3C"/>
-                <w:sz w:val="14"/>
-                <w:szCs w:val="14"/>
-              </w:rPr>
-              <w:t xml:space="preserve">7.12</w:t>
-            </w:r>
-          </w:p>
-        </w:tc>
-        <w:tc>
-          <w:tcPr>
-            <w:tcW w:type="dxa" w:w="700"/>
-            <w:tcBorders>
-              <w:top w:val="single" w:color="CCCCCC" w:sz="1"/>
-              <w:left w:val="single" w:color="CCCCCC" w:sz="1"/>
-              <w:bottom w:val="single" w:color="CCCCCC" w:sz="1"/>
-              <w:right w:val="single" w:color="CCCCCC" w:sz="1"/>
-            </w:tcBorders>
-            <w:shd w:fill="FFFFFF" w:color="FFFFFF" w:val="solid"/>
-            <w:tcMar>
-              <w:top w:type="dxa" w:w="60"/>
-              <w:left w:type="dxa" w:w="80"/>
-              <w:bottom w:type="dxa" w:w="60"/>
-              <w:right w:type="dxa" w:w="80"/>
-            </w:tcMar>
-            <w:vAlign w:val="center"/>
-          </w:tcPr>
-          <w:p>
-            <w:pPr>
-              <w:jc w:val="center"/>
-            </w:pPr>
-            <w:r>
-              <w:rPr>
-                <w:rFonts w:ascii="Arial" w:cs="Arial" w:eastAsia="Arial" w:hAnsi="Arial"/>
-                <w:b w:val="false"/>
-                <w:bCs w:val="false"/>
-                <w:color w:val="333333"/>
-                <w:sz w:val="14"/>
-                <w:szCs w:val="14"/>
-              </w:rPr>
-              <w:t xml:space="preserve">118</w:t>
-            </w:r>
-          </w:p>
-        </w:tc>
-        <w:tc>
-          <w:tcPr>
-            <w:tcW w:type="dxa" w:w="700"/>
-            <w:tcBorders>
-              <w:top w:val="single" w:color="CCCCCC" w:sz="1"/>
-              <w:left w:val="single" w:color="CCCCCC" w:sz="1"/>
-              <w:bottom w:val="single" w:color="CCCCCC" w:sz="1"/>
-              <w:right w:val="single" w:color="CCCCCC" w:sz="1"/>
-            </w:tcBorders>
-            <w:shd w:fill="FFFFFF" w:color="FFFFFF" w:val="solid"/>
-            <w:tcMar>
-              <w:top w:type="dxa" w:w="60"/>
-              <w:left w:type="dxa" w:w="80"/>
-              <w:bottom w:type="dxa" w:w="60"/>
-              <w:right w:type="dxa" w:w="80"/>
-            </w:tcMar>
-            <w:vAlign w:val="center"/>
-          </w:tcPr>
-          <w:p>
-            <w:pPr>
-              <w:jc w:val="center"/>
-            </w:pPr>
-            <w:r>
-              <w:rPr>
-                <w:rFonts w:ascii="Arial" w:cs="Arial" w:eastAsia="Arial" w:hAnsi="Arial"/>
-                <w:b w:val="false"/>
-                <w:bCs w:val="false"/>
-                <w:color w:val="333333"/>
-                <w:sz w:val="14"/>
-                <w:szCs w:val="14"/>
-              </w:rPr>
-              <w:t xml:space="preserve">70.9%</w:t>
-            </w:r>
-          </w:p>
-        </w:tc>
-        <w:tc>
-          <w:tcPr>
-            <w:tcW w:type="dxa" w:w="1300"/>
-            <w:tcBorders>
-              <w:top w:val="single" w:color="CCCCCC" w:sz="1"/>
-              <w:left w:val="single" w:color="CCCCCC" w:sz="1"/>
-              <w:bottom w:val="single" w:color="CCCCCC" w:sz="1"/>
-              <w:right w:val="single" w:color="CCCCCC" w:sz="1"/>
-            </w:tcBorders>
-            <w:shd w:fill="FFFFFF" w:color="FFFFFF" w:val="solid"/>
-            <w:tcMar>
-              <w:top w:type="dxa" w:w="60"/>
-              <w:left w:type="dxa" w:w="80"/>
-              <w:bottom w:type="dxa" w:w="60"/>
-              <w:right w:type="dxa" w:w="80"/>
-            </w:tcMar>
-            <w:vAlign w:val="center"/>
-          </w:tcPr>
-          <w:p>
-            <w:pPr>
-              <w:jc w:val="center"/>
-            </w:pPr>
-            <w:r>
-              <w:rPr>
-                <w:rFonts w:ascii="Arial" w:cs="Arial" w:eastAsia="Arial" w:hAnsi="Arial"/>
-                <w:b w:val="false"/>
-                <w:bCs w:val="false"/>
-                <w:color w:val="333333"/>
-                <w:sz w:val="14"/>
-                <w:szCs w:val="14"/>
-              </w:rPr>
-              <w:t xml:space="preserve">¥3,705,215</w:t>
-            </w:r>
-          </w:p>
-        </w:tc>
-        <w:tc>
-          <w:tcPr>
-            <w:tcW w:type="dxa" w:w="1200"/>
-            <w:tcBorders>
-              <w:top w:val="single" w:color="CCCCCC" w:sz="1"/>
-              <w:left w:val="single" w:color="CCCCCC" w:sz="1"/>
-              <w:bottom w:val="single" w:color="CCCCCC" w:sz="1"/>
-              <w:right w:val="single" w:color="CCCCCC" w:sz="1"/>
-            </w:tcBorders>
-            <w:shd w:fill="FFFFFF" w:color="FFFFFF" w:val="solid"/>
-            <w:tcMar>
-              <w:top w:type="dxa" w:w="60"/>
-              <w:left w:type="dxa" w:w="80"/>
-              <w:bottom w:type="dxa" w:w="60"/>
-              <w:right w:type="dxa" w:w="80"/>
-            </w:tcMar>
-            <w:vAlign w:val="center"/>
-          </w:tcPr>
-          <w:p>
-            <w:pPr>
-              <w:jc w:val="center"/>
-            </w:pPr>
-            <w:r>
-              <w:rPr>
-                <w:rFonts w:ascii="Arial" w:cs="Arial" w:eastAsia="Arial" w:hAnsi="Arial"/>
-                <w:b w:val="false"/>
-                <w:bCs w:val="false"/>
-                <w:color w:val="333333"/>
-                <w:sz w:val="14"/>
-                <w:szCs w:val="14"/>
-              </w:rPr>
-              <w:t xml:space="preserve">¥1,020,472</w:t>
-            </w:r>
-          </w:p>
-        </w:tc>
-        <w:tc>
-          <w:tcPr>
-            <w:tcW w:type="dxa" w:w="700"/>
-            <w:tcBorders>
-              <w:top w:val="single" w:color="CCCCCC" w:sz="1"/>
-              <w:left w:val="single" w:color="CCCCCC" w:sz="1"/>
-              <w:bottom w:val="single" w:color="CCCCCC" w:sz="1"/>
-              <w:right w:val="single" w:color="CCCCCC" w:sz="1"/>
-            </w:tcBorders>
-            <w:shd w:fill="FFFFFF" w:color="FFFFFF" w:val="solid"/>
-            <w:tcMar>
-              <w:top w:type="dxa" w:w="60"/>
-              <w:left w:type="dxa" w:w="80"/>
-              <w:bottom w:type="dxa" w:w="60"/>
-              <w:right w:type="dxa" w:w="80"/>
-            </w:tcMar>
-            <w:vAlign w:val="center"/>
-          </w:tcPr>
-          <w:p>
-            <w:pPr>
-              <w:jc w:val="center"/>
-            </w:pPr>
-            <w:r>
-              <w:rPr>
-                <w:rFonts w:ascii="Arial" w:cs="Arial" w:eastAsia="Arial" w:hAnsi="Arial"/>
-                <w:b w:val="false"/>
-                <w:bCs w:val="false"/>
-                <w:color w:val="333333"/>
-                <w:sz w:val="14"/>
-                <w:szCs w:val="14"/>
-              </w:rPr>
-              <w:t xml:space="preserve">27.5%</w:t>
-            </w:r>
-          </w:p>
-        </w:tc>
-        <w:tc>
-          <w:tcPr>
-            <w:tcW w:type="dxa" w:w="900"/>
-            <w:tcBorders>
-              <w:top w:val="single" w:color="CCCCCC" w:sz="1"/>
-              <w:left w:val="single" w:color="CCCCCC" w:sz="1"/>
-              <w:bottom w:val="single" w:color="CCCCCC" w:sz="1"/>
-              <w:right w:val="single" w:color="CCCCCC" w:sz="1"/>
-            </w:tcBorders>
-            <w:shd w:fill="FFFFFF" w:color="FFFFFF" w:val="solid"/>
-            <w:tcMar>
-              <w:top w:type="dxa" w:w="60"/>
-              <w:left w:type="dxa" w:w="80"/>
-              <w:bottom w:type="dxa" w:w="60"/>
-              <w:right w:type="dxa" w:w="80"/>
-            </w:tcMar>
-            <w:vAlign w:val="center"/>
-          </w:tcPr>
-          <w:p>
-            <w:pPr>
-              <w:jc w:val="center"/>
-            </w:pPr>
-            <w:r>
-              <w:rPr>
-                <w:rFonts w:ascii="Arial" w:cs="Arial" w:eastAsia="Arial" w:hAnsi="Arial"/>
-                <w:b w:val="false"/>
-                <w:bCs w:val="false"/>
-                <w:color w:val="333333"/>
-                <w:sz w:val="14"/>
-                <w:szCs w:val="14"/>
-              </w:rPr>
-              <w:t xml:space="preserve">¥977</w:t>
-            </w:r>
-          </w:p>
-        </w:tc>
-        <w:tc>
-          <w:tcPr>
-            <w:tcW w:type="dxa" w:w="900"/>
-            <w:tcBorders>
-              <w:top w:val="single" w:color="CCCCCC" w:sz="1"/>
-              <w:left w:val="single" w:color="CCCCCC" w:sz="1"/>
-              <w:bottom w:val="single" w:color="CCCCCC" w:sz="1"/>
-              <w:right w:val="single" w:color="CCCCCC" w:sz="1"/>
-            </w:tcBorders>
-            <w:shd w:fill="FFEBEE" w:color="FFEBEE" w:val="solid"/>
-            <w:tcMar>
-              <w:top w:type="dxa" w:w="60"/>
-              <w:left w:type="dxa" w:w="80"/>
-              <w:bottom w:type="dxa" w:w="60"/>
-              <w:right w:type="dxa" w:w="80"/>
-            </w:tcMar>
-            <w:vAlign w:val="center"/>
-          </w:tcPr>
-          <w:p>
-            <w:pPr>
-              <w:jc w:val="center"/>
-            </w:pPr>
-            <w:r>
-              <w:rPr>
-                <w:rFonts w:ascii="Arial" w:cs="Arial" w:eastAsia="Arial" w:hAnsi="Arial"/>
-                <w:b/>
-                <w:bCs/>
-                <w:color w:val="C62828"/>
-                <w:sz w:val="13"/>
-                <w:szCs w:val="13"/>
-              </w:rPr>
-              <w:t xml:space="preserve">🔴 緊急</w:t>
-            </w:r>
-          </w:p>
-        </w:tc>
-      </w:tr>
-      <w:tr>
-        <w:tc>
-          <w:tcPr>
-            <w:tcW w:type="dxa" w:w="400"/>
-            <w:tcBorders>
-              <w:top w:val="single" w:color="CCCCCC" w:sz="1"/>
-              <w:left w:val="single" w:color="CCCCCC" w:sz="1"/>
-              <w:bottom w:val="single" w:color="CCCCCC" w:sz="1"/>
-              <w:right w:val="single" w:color="CCCCCC" w:sz="1"/>
-            </w:tcBorders>
-            <w:shd w:fill="F5F7FA" w:color="F5F7FA" w:val="solid"/>
-            <w:tcMar>
-              <w:top w:type="dxa" w:w="60"/>
-              <w:left w:type="dxa" w:w="80"/>
-              <w:bottom w:type="dxa" w:w="60"/>
-              <w:right w:type="dxa" w:w="80"/>
-            </w:tcMar>
-            <w:vAlign w:val="center"/>
-          </w:tcPr>
-          <w:p>
-            <w:pPr>
-              <w:jc w:val="center"/>
-            </w:pPr>
-            <w:r>
-              <w:rPr>
-                <w:rFonts w:ascii="Arial" w:cs="Arial" w:eastAsia="Arial" w:hAnsi="Arial"/>
-                <w:b w:val="false"/>
-                <w:bCs w:val="false"/>
-                <w:color w:val="333333"/>
-                <w:sz w:val="14"/>
-                <w:szCs w:val="14"/>
-              </w:rPr>
-              <w:t xml:space="preserve">16</w:t>
-            </w:r>
-          </w:p>
-        </w:tc>
-        <w:tc>
-          <w:tcPr>
-            <w:tcW w:type="dxa" w:w="2800"/>
-            <w:tcBorders>
-              <w:top w:val="single" w:color="CCCCCC" w:sz="1"/>
-              <w:left w:val="single" w:color="CCCCCC" w:sz="1"/>
-              <w:bottom w:val="single" w:color="CCCCCC" w:sz="1"/>
-              <w:right w:val="single" w:color="CCCCCC" w:sz="1"/>
-            </w:tcBorders>
-            <w:shd w:fill="F5F7FA" w:color="F5F7FA" w:val="solid"/>
-            <w:tcMar>
-              <w:top w:type="dxa" w:w="60"/>
-              <w:left w:type="dxa" w:w="80"/>
-              <w:bottom w:type="dxa" w:w="60"/>
-              <w:right w:type="dxa" w:w="80"/>
-            </w:tcMar>
-            <w:vAlign w:val="center"/>
-          </w:tcPr>
-          <w:p>
-            <w:pPr>
-              <w:jc w:val="left"/>
-            </w:pPr>
-            <w:r>
-              <w:rPr>
-                <w:rFonts w:ascii="Arial" w:cs="Arial" w:eastAsia="Arial" w:hAnsi="Arial"/>
-                <w:b w:val="false"/>
-                <w:bCs w:val="false"/>
-                <w:color w:val="333333"/>
-                <w:sz w:val="13"/>
-                <w:szCs w:val="13"/>
-              </w:rPr>
-              <w:t xml:space="preserve">リッチモンドホテル東京目白</w:t>
-            </w:r>
-          </w:p>
-        </w:tc>
-        <w:tc>
-          <w:tcPr>
-            <w:tcW w:type="dxa" w:w="700"/>
-            <w:tcBorders>
-              <w:top w:val="single" w:color="CCCCCC" w:sz="1"/>
-              <w:left w:val="single" w:color="CCCCCC" w:sz="1"/>
-              <w:bottom w:val="single" w:color="CCCCCC" w:sz="1"/>
-              <w:right w:val="single" w:color="CCCCCC" w:sz="1"/>
-            </w:tcBorders>
-            <w:shd w:fill="F5F7FA" w:color="F5F7FA" w:val="solid"/>
-            <w:tcMar>
-              <w:top w:type="dxa" w:w="60"/>
-              <w:left w:type="dxa" w:w="80"/>
-              <w:bottom w:type="dxa" w:w="60"/>
-              <w:right w:type="dxa" w:w="80"/>
-            </w:tcMar>
-            <w:vAlign w:val="center"/>
-          </w:tcPr>
-          <w:p>
-            <w:pPr>
-              <w:jc w:val="center"/>
-            </w:pPr>
-            <w:r>
-              <w:rPr>
-                <w:rFonts w:ascii="Arial" w:cs="Arial" w:eastAsia="Arial" w:hAnsi="Arial"/>
-                <w:b w:val="false"/>
-                <w:bCs w:val="false"/>
-                <w:color w:val="27AE60"/>
-                <w:sz w:val="14"/>
-                <w:szCs w:val="14"/>
-              </w:rPr>
-              <w:t xml:space="preserve">8.72</w:t>
-            </w:r>
-          </w:p>
-        </w:tc>
-        <w:tc>
-          <w:tcPr>
-            <w:tcW w:type="dxa" w:w="700"/>
-            <w:tcBorders>
-              <w:top w:val="single" w:color="CCCCCC" w:sz="1"/>
-              <w:left w:val="single" w:color="CCCCCC" w:sz="1"/>
-              <w:bottom w:val="single" w:color="CCCCCC" w:sz="1"/>
-              <w:right w:val="single" w:color="CCCCCC" w:sz="1"/>
-            </w:tcBorders>
-            <w:shd w:fill="F5F7FA" w:color="F5F7FA" w:val="solid"/>
-            <w:tcMar>
-              <w:top w:type="dxa" w:w="60"/>
-              <w:left w:type="dxa" w:w="80"/>
-              <w:bottom w:type="dxa" w:w="60"/>
-              <w:right w:type="dxa" w:w="80"/>
-            </w:tcMar>
-            <w:vAlign w:val="center"/>
-          </w:tcPr>
-          <w:p>
-            <w:pPr>
-              <w:jc w:val="center"/>
-            </w:pPr>
-            <w:r>
-              <w:rPr>
-                <w:rFonts w:ascii="Arial" w:cs="Arial" w:eastAsia="Arial" w:hAnsi="Arial"/>
-                <w:b w:val="false"/>
-                <w:bCs w:val="false"/>
-                <w:color w:val="333333"/>
-                <w:sz w:val="14"/>
-                <w:szCs w:val="14"/>
-              </w:rPr>
-              <w:t xml:space="preserve">139</w:t>
-            </w:r>
-          </w:p>
-        </w:tc>
-        <w:tc>
-          <w:tcPr>
-            <w:tcW w:type="dxa" w:w="700"/>
-            <w:tcBorders>
-              <w:top w:val="single" w:color="CCCCCC" w:sz="1"/>
-              <w:left w:val="single" w:color="CCCCCC" w:sz="1"/>
-              <w:bottom w:val="single" w:color="CCCCCC" w:sz="1"/>
-              <w:right w:val="single" w:color="CCCCCC" w:sz="1"/>
-            </w:tcBorders>
-            <w:shd w:fill="F5F7FA" w:color="F5F7FA" w:val="solid"/>
-            <w:tcMar>
-              <w:top w:type="dxa" w:w="60"/>
-              <w:left w:type="dxa" w:w="80"/>
-              <w:bottom w:type="dxa" w:w="60"/>
-              <w:right w:type="dxa" w:w="80"/>
-            </w:tcMar>
-            <w:vAlign w:val="center"/>
-          </w:tcPr>
-          <w:p>
-            <w:pPr>
-              <w:jc w:val="center"/>
-            </w:pPr>
-            <w:r>
-              <w:rPr>
-                <w:rFonts w:ascii="Arial" w:cs="Arial" w:eastAsia="Arial" w:hAnsi="Arial"/>
-                <w:b w:val="false"/>
-                <w:bCs w:val="false"/>
-                <w:color w:val="333333"/>
-                <w:sz w:val="14"/>
-                <w:szCs w:val="14"/>
-              </w:rPr>
-              <w:t xml:space="preserve">81.8%</w:t>
-            </w:r>
-          </w:p>
-        </w:tc>
-        <w:tc>
-          <w:tcPr>
-            <w:tcW w:type="dxa" w:w="1300"/>
-            <w:tcBorders>
-              <w:top w:val="single" w:color="CCCCCC" w:sz="1"/>
-              <w:left w:val="single" w:color="CCCCCC" w:sz="1"/>
-              <w:bottom w:val="single" w:color="CCCCCC" w:sz="1"/>
-              <w:right w:val="single" w:color="CCCCCC" w:sz="1"/>
-            </w:tcBorders>
-            <w:shd w:fill="F5F7FA" w:color="F5F7FA" w:val="solid"/>
-            <w:tcMar>
-              <w:top w:type="dxa" w:w="60"/>
-              <w:left w:type="dxa" w:w="80"/>
-              <w:bottom w:type="dxa" w:w="60"/>
-              <w:right w:type="dxa" w:w="80"/>
-            </w:tcMar>
-            <w:vAlign w:val="center"/>
-          </w:tcPr>
-          <w:p>
-            <w:pPr>
-              <w:jc w:val="center"/>
-            </w:pPr>
-            <w:r>
-              <w:rPr>
-                <w:rFonts w:ascii="Arial" w:cs="Arial" w:eastAsia="Arial" w:hAnsi="Arial"/>
-                <w:b w:val="false"/>
-                <w:bCs w:val="false"/>
-                <w:color w:val="333333"/>
-                <w:sz w:val="14"/>
-                <w:szCs w:val="14"/>
-              </w:rPr>
-              <w:t xml:space="preserve">¥3,663,440</w:t>
-            </w:r>
-          </w:p>
-        </w:tc>
-        <w:tc>
-          <w:tcPr>
-            <w:tcW w:type="dxa" w:w="1200"/>
-            <w:tcBorders>
-              <w:top w:val="single" w:color="CCCCCC" w:sz="1"/>
-              <w:left w:val="single" w:color="CCCCCC" w:sz="1"/>
-              <w:bottom w:val="single" w:color="CCCCCC" w:sz="1"/>
-              <w:right w:val="single" w:color="CCCCCC" w:sz="1"/>
-            </w:tcBorders>
-            <w:shd w:fill="F5F7FA" w:color="F5F7FA" w:val="solid"/>
-            <w:tcMar>
-              <w:top w:type="dxa" w:w="60"/>
-              <w:left w:type="dxa" w:w="80"/>
-              <w:bottom w:type="dxa" w:w="60"/>
-              <w:right w:type="dxa" w:w="80"/>
-            </w:tcMar>
-            <w:vAlign w:val="center"/>
-          </w:tcPr>
-          <w:p>
-            <w:pPr>
-              <w:jc w:val="center"/>
-            </w:pPr>
-            <w:r>
-              <w:rPr>
-                <w:rFonts w:ascii="Arial" w:cs="Arial" w:eastAsia="Arial" w:hAnsi="Arial"/>
-                <w:b w:val="false"/>
-                <w:bCs w:val="false"/>
-                <w:color w:val="333333"/>
-                <w:sz w:val="14"/>
-                <w:szCs w:val="14"/>
-              </w:rPr>
-              <w:t xml:space="preserve">¥869,624</w:t>
-            </w:r>
-          </w:p>
-        </w:tc>
-        <w:tc>
-          <w:tcPr>
-            <w:tcW w:type="dxa" w:w="700"/>
-            <w:tcBorders>
-              <w:top w:val="single" w:color="CCCCCC" w:sz="1"/>
-              <w:left w:val="single" w:color="CCCCCC" w:sz="1"/>
-              <w:bottom w:val="single" w:color="CCCCCC" w:sz="1"/>
-              <w:right w:val="single" w:color="CCCCCC" w:sz="1"/>
-            </w:tcBorders>
-            <w:shd w:fill="F5F7FA" w:color="F5F7FA" w:val="solid"/>
-            <w:tcMar>
-              <w:top w:type="dxa" w:w="60"/>
-              <w:left w:type="dxa" w:w="80"/>
-              <w:bottom w:type="dxa" w:w="60"/>
-              <w:right w:type="dxa" w:w="80"/>
-            </w:tcMar>
-            <w:vAlign w:val="center"/>
-          </w:tcPr>
-          <w:p>
-            <w:pPr>
-              <w:jc w:val="center"/>
-            </w:pPr>
-            <w:r>
-              <w:rPr>
-                <w:rFonts w:ascii="Arial" w:cs="Arial" w:eastAsia="Arial" w:hAnsi="Arial"/>
-                <w:b w:val="false"/>
-                <w:bCs w:val="false"/>
-                <w:color w:val="333333"/>
-                <w:sz w:val="14"/>
-                <w:szCs w:val="14"/>
-              </w:rPr>
-              <w:t xml:space="preserve">23.7%</w:t>
-            </w:r>
-          </w:p>
-        </w:tc>
-        <w:tc>
-          <w:tcPr>
-            <w:tcW w:type="dxa" w:w="900"/>
-            <w:tcBorders>
-              <w:top w:val="single" w:color="CCCCCC" w:sz="1"/>
-              <w:left w:val="single" w:color="CCCCCC" w:sz="1"/>
-              <w:bottom w:val="single" w:color="CCCCCC" w:sz="1"/>
-              <w:right w:val="single" w:color="CCCCCC" w:sz="1"/>
-            </w:tcBorders>
-            <w:shd w:fill="F5F7FA" w:color="F5F7FA" w:val="solid"/>
-            <w:tcMar>
-              <w:top w:type="dxa" w:w="60"/>
-              <w:left w:type="dxa" w:w="80"/>
-              <w:bottom w:type="dxa" w:w="60"/>
-              <w:right w:type="dxa" w:w="80"/>
-            </w:tcMar>
-            <w:vAlign w:val="center"/>
-          </w:tcPr>
-          <w:p>
-            <w:pPr>
-              <w:jc w:val="center"/>
-            </w:pPr>
-            <w:r>
-              <w:rPr>
-                <w:rFonts w:ascii="Arial" w:cs="Arial" w:eastAsia="Arial" w:hAnsi="Arial"/>
-                <w:b w:val="false"/>
-                <w:bCs w:val="false"/>
-                <w:color w:val="333333"/>
-                <w:sz w:val="14"/>
-                <w:szCs w:val="14"/>
-              </w:rPr>
-              <w:t xml:space="preserve">¥1,104</w:t>
-            </w:r>
-          </w:p>
-        </w:tc>
-        <w:tc>
-          <w:tcPr>
-            <w:tcW w:type="dxa" w:w="900"/>
-            <w:tcBorders>
-              <w:top w:val="single" w:color="CCCCCC" w:sz="1"/>
-              <w:left w:val="single" w:color="CCCCCC" w:sz="1"/>
-              <w:bottom w:val="single" w:color="CCCCCC" w:sz="1"/>
-              <w:right w:val="single" w:color="CCCCCC" w:sz="1"/>
-            </w:tcBorders>
-            <w:shd w:fill="E3F2FD" w:color="E3F2FD" w:val="solid"/>
-            <w:tcMar>
-              <w:top w:type="dxa" w:w="60"/>
-              <w:left w:type="dxa" w:w="80"/>
-              <w:bottom w:type="dxa" w:w="60"/>
-              <w:right w:type="dxa" w:w="80"/>
-            </w:tcMar>
-            <w:vAlign w:val="center"/>
-          </w:tcPr>
-          <w:p>
-            <w:pPr>
-              <w:jc w:val="center"/>
-            </w:pPr>
-            <w:r>
-              <w:rPr>
-                <w:rFonts w:ascii="Arial" w:cs="Arial" w:eastAsia="Arial" w:hAnsi="Arial"/>
-                <w:b/>
-                <w:bCs/>
-                <w:color w:val="1565C0"/>
-                <w:sz w:val="13"/>
-                <w:szCs w:val="13"/>
-              </w:rPr>
-              <w:t xml:space="preserve">🔵 標準</w:t>
-            </w:r>
-          </w:p>
-        </w:tc>
-      </w:tr>
-      <w:tr>
-        <w:tc>
-          <w:tcPr>
-            <w:tcW w:type="dxa" w:w="400"/>
-            <w:tcBorders>
-              <w:top w:val="single" w:color="CCCCCC" w:sz="1"/>
-              <w:left w:val="single" w:color="CCCCCC" w:sz="1"/>
-              <w:bottom w:val="single" w:color="CCCCCC" w:sz="1"/>
-              <w:right w:val="single" w:color="CCCCCC" w:sz="1"/>
-            </w:tcBorders>
-            <w:shd w:fill="FFFFFF" w:color="FFFFFF" w:val="solid"/>
-            <w:tcMar>
-              <w:top w:type="dxa" w:w="60"/>
-              <w:left w:type="dxa" w:w="80"/>
-              <w:bottom w:type="dxa" w:w="60"/>
-              <w:right w:type="dxa" w:w="80"/>
-            </w:tcMar>
-            <w:vAlign w:val="center"/>
-          </w:tcPr>
-          <w:p>
-            <w:pPr>
-              <w:jc w:val="center"/>
-            </w:pPr>
-            <w:r>
-              <w:rPr>
-                <w:rFonts w:ascii="Arial" w:cs="Arial" w:eastAsia="Arial" w:hAnsi="Arial"/>
-                <w:b w:val="false"/>
-                <w:bCs w:val="false"/>
-                <w:color w:val="333333"/>
-                <w:sz w:val="14"/>
-                <w:szCs w:val="14"/>
-              </w:rPr>
-              <w:t xml:space="preserve">17</w:t>
-            </w:r>
-          </w:p>
-        </w:tc>
-        <w:tc>
-          <w:tcPr>
-            <w:tcW w:type="dxa" w:w="2800"/>
-            <w:tcBorders>
-              <w:top w:val="single" w:color="CCCCCC" w:sz="1"/>
-              <w:left w:val="single" w:color="CCCCCC" w:sz="1"/>
-              <w:bottom w:val="single" w:color="CCCCCC" w:sz="1"/>
-              <w:right w:val="single" w:color="CCCCCC" w:sz="1"/>
-            </w:tcBorders>
-            <w:shd w:fill="FFFFFF" w:color="FFFFFF" w:val="solid"/>
-            <w:tcMar>
-              <w:top w:type="dxa" w:w="60"/>
-              <w:left w:type="dxa" w:w="80"/>
-              <w:bottom w:type="dxa" w:w="60"/>
-              <w:right w:type="dxa" w:w="80"/>
-            </w:tcMar>
-            <w:vAlign w:val="center"/>
-          </w:tcPr>
-          <w:p>
-            <w:pPr>
-              <w:jc w:val="left"/>
-            </w:pPr>
-            <w:r>
-              <w:rPr>
-                <w:rFonts w:ascii="Arial" w:cs="Arial" w:eastAsia="Arial" w:hAnsi="Arial"/>
-                <w:b w:val="false"/>
-                <w:bCs w:val="false"/>
-                <w:color w:val="333333"/>
-                <w:sz w:val="13"/>
-                <w:szCs w:val="13"/>
-              </w:rPr>
-              <w:t xml:space="preserve">コンフォートイン六本木</w:t>
-            </w:r>
-          </w:p>
-        </w:tc>
-        <w:tc>
-          <w:tcPr>
-            <w:tcW w:type="dxa" w:w="700"/>
-            <w:tcBorders>
-              <w:top w:val="single" w:color="CCCCCC" w:sz="1"/>
-              <w:left w:val="single" w:color="CCCCCC" w:sz="1"/>
-              <w:bottom w:val="single" w:color="CCCCCC" w:sz="1"/>
-              <w:right w:val="single" w:color="CCCCCC" w:sz="1"/>
-            </w:tcBorders>
-            <w:shd w:fill="FFFFFF" w:color="FFFFFF" w:val="solid"/>
-            <w:tcMar>
-              <w:top w:type="dxa" w:w="60"/>
-              <w:left w:type="dxa" w:w="80"/>
-              <w:bottom w:type="dxa" w:w="60"/>
-              <w:right w:type="dxa" w:w="80"/>
-            </w:tcMar>
-            <w:vAlign w:val="center"/>
-          </w:tcPr>
-          <w:p>
-            <w:pPr>
-              <w:jc w:val="center"/>
-            </w:pPr>
-            <w:r>
-              <w:rPr>
-                <w:rFonts w:ascii="Arial" w:cs="Arial" w:eastAsia="Arial" w:hAnsi="Arial"/>
-                <w:b w:val="false"/>
-                <w:bCs w:val="false"/>
-                <w:color w:val="333333"/>
-                <w:sz w:val="14"/>
-                <w:szCs w:val="14"/>
-              </w:rPr>
-              <w:t xml:space="preserve">8.23</w:t>
-            </w:r>
-          </w:p>
-        </w:tc>
-        <w:tc>
-          <w:tcPr>
-            <w:tcW w:type="dxa" w:w="700"/>
-            <w:tcBorders>
-              <w:top w:val="single" w:color="CCCCCC" w:sz="1"/>
-              <w:left w:val="single" w:color="CCCCCC" w:sz="1"/>
-              <w:bottom w:val="single" w:color="CCCCCC" w:sz="1"/>
-              <w:right w:val="single" w:color="CCCCCC" w:sz="1"/>
-            </w:tcBorders>
-            <w:shd w:fill="FFFFFF" w:color="FFFFFF" w:val="solid"/>
-            <w:tcMar>
-              <w:top w:type="dxa" w:w="60"/>
-              <w:left w:type="dxa" w:w="80"/>
-              <w:bottom w:type="dxa" w:w="60"/>
-              <w:right w:type="dxa" w:w="80"/>
-            </w:tcMar>
-            <w:vAlign w:val="center"/>
-          </w:tcPr>
-          <w:p>
-            <w:pPr>
-              <w:jc w:val="center"/>
-            </w:pPr>
-            <w:r>
-              <w:rPr>
-                <w:rFonts w:ascii="Arial" w:cs="Arial" w:eastAsia="Arial" w:hAnsi="Arial"/>
-                <w:b w:val="false"/>
-                <w:bCs w:val="false"/>
-                <w:color w:val="333333"/>
-                <w:sz w:val="14"/>
-                <w:szCs w:val="14"/>
-              </w:rPr>
-              <w:t xml:space="preserve">124</w:t>
-            </w:r>
-          </w:p>
-        </w:tc>
-        <w:tc>
-          <w:tcPr>
-            <w:tcW w:type="dxa" w:w="700"/>
-            <w:tcBorders>
-              <w:top w:val="single" w:color="CCCCCC" w:sz="1"/>
-              <w:left w:val="single" w:color="CCCCCC" w:sz="1"/>
-              <w:bottom w:val="single" w:color="CCCCCC" w:sz="1"/>
-              <w:right w:val="single" w:color="CCCCCC" w:sz="1"/>
-            </w:tcBorders>
-            <w:shd w:fill="FFFFFF" w:color="FFFFFF" w:val="solid"/>
-            <w:tcMar>
-              <w:top w:type="dxa" w:w="60"/>
-              <w:left w:type="dxa" w:w="80"/>
-              <w:bottom w:type="dxa" w:w="60"/>
-              <w:right w:type="dxa" w:w="80"/>
-            </w:tcMar>
-            <w:vAlign w:val="center"/>
-          </w:tcPr>
-          <w:p>
-            <w:pPr>
-              <w:jc w:val="center"/>
-            </w:pPr>
-            <w:r>
-              <w:rPr>
-                <w:rFonts w:ascii="Arial" w:cs="Arial" w:eastAsia="Arial" w:hAnsi="Arial"/>
-                <w:b w:val="false"/>
-                <w:bCs w:val="false"/>
-                <w:color w:val="333333"/>
-                <w:sz w:val="14"/>
-                <w:szCs w:val="14"/>
-              </w:rPr>
-              <w:t xml:space="preserve">72.3%</w:t>
-            </w:r>
-          </w:p>
-        </w:tc>
-        <w:tc>
-          <w:tcPr>
-            <w:tcW w:type="dxa" w:w="1300"/>
-            <w:tcBorders>
-              <w:top w:val="single" w:color="CCCCCC" w:sz="1"/>
-              <w:left w:val="single" w:color="CCCCCC" w:sz="1"/>
-              <w:bottom w:val="single" w:color="CCCCCC" w:sz="1"/>
-              <w:right w:val="single" w:color="CCCCCC" w:sz="1"/>
-            </w:tcBorders>
-            <w:shd w:fill="FFFFFF" w:color="FFFFFF" w:val="solid"/>
-            <w:tcMar>
-              <w:top w:type="dxa" w:w="60"/>
-              <w:left w:type="dxa" w:w="80"/>
-              <w:bottom w:type="dxa" w:w="60"/>
-              <w:right w:type="dxa" w:w="80"/>
-            </w:tcMar>
-            <w:vAlign w:val="center"/>
-          </w:tcPr>
-          <w:p>
-            <w:pPr>
-              <w:jc w:val="center"/>
-            </w:pPr>
-            <w:r>
-              <w:rPr>
-                <w:rFonts w:ascii="Arial" w:cs="Arial" w:eastAsia="Arial" w:hAnsi="Arial"/>
-                <w:b w:val="false"/>
-                <w:bCs w:val="false"/>
-                <w:color w:val="333333"/>
-                <w:sz w:val="14"/>
-                <w:szCs w:val="14"/>
-              </w:rPr>
-              <w:t xml:space="preserve">¥2,842,630</w:t>
-            </w:r>
-          </w:p>
-        </w:tc>
-        <w:tc>
-          <w:tcPr>
-            <w:tcW w:type="dxa" w:w="1200"/>
-            <w:tcBorders>
-              <w:top w:val="single" w:color="CCCCCC" w:sz="1"/>
-              <w:left w:val="single" w:color="CCCCCC" w:sz="1"/>
-              <w:bottom w:val="single" w:color="CCCCCC" w:sz="1"/>
-              <w:right w:val="single" w:color="CCCCCC" w:sz="1"/>
-            </w:tcBorders>
-            <w:shd w:fill="FFFFFF" w:color="FFFFFF" w:val="solid"/>
-            <w:tcMar>
-              <w:top w:type="dxa" w:w="60"/>
-              <w:left w:type="dxa" w:w="80"/>
-              <w:bottom w:type="dxa" w:w="60"/>
-              <w:right w:type="dxa" w:w="80"/>
-            </w:tcMar>
-            <w:vAlign w:val="center"/>
-          </w:tcPr>
-          <w:p>
-            <w:pPr>
-              <w:jc w:val="center"/>
-            </w:pPr>
-            <w:r>
-              <w:rPr>
-                <w:rFonts w:ascii="Arial" w:cs="Arial" w:eastAsia="Arial" w:hAnsi="Arial"/>
-                <w:b w:val="false"/>
-                <w:bCs w:val="false"/>
-                <w:color w:val="333333"/>
-                <w:sz w:val="14"/>
-                <w:szCs w:val="14"/>
-              </w:rPr>
-              <w:t xml:space="preserve">¥964,811</w:t>
-            </w:r>
-          </w:p>
-        </w:tc>
-        <w:tc>
-          <w:tcPr>
-            <w:tcW w:type="dxa" w:w="700"/>
-            <w:tcBorders>
-              <w:top w:val="single" w:color="CCCCCC" w:sz="1"/>
-              <w:left w:val="single" w:color="CCCCCC" w:sz="1"/>
-              <w:bottom w:val="single" w:color="CCCCCC" w:sz="1"/>
-              <w:right w:val="single" w:color="CCCCCC" w:sz="1"/>
-            </w:tcBorders>
-            <w:shd w:fill="FFFFFF" w:color="FFFFFF" w:val="solid"/>
-            <w:tcMar>
-              <w:top w:type="dxa" w:w="60"/>
-              <w:left w:type="dxa" w:w="80"/>
-              <w:bottom w:type="dxa" w:w="60"/>
-              <w:right w:type="dxa" w:w="80"/>
-            </w:tcMar>
-            <w:vAlign w:val="center"/>
-          </w:tcPr>
-          <w:p>
-            <w:pPr>
-              <w:jc w:val="center"/>
-            </w:pPr>
-            <w:r>
-              <w:rPr>
-                <w:rFonts w:ascii="Arial" w:cs="Arial" w:eastAsia="Arial" w:hAnsi="Arial"/>
-                <w:b w:val="false"/>
-                <w:bCs w:val="false"/>
-                <w:color w:val="333333"/>
-                <w:sz w:val="14"/>
-                <w:szCs w:val="14"/>
-              </w:rPr>
-              <w:t xml:space="preserve">33.9%</w:t>
-            </w:r>
-          </w:p>
-        </w:tc>
-        <w:tc>
-          <w:tcPr>
-            <w:tcW w:type="dxa" w:w="900"/>
-            <w:tcBorders>
-              <w:top w:val="single" w:color="CCCCCC" w:sz="1"/>
-              <w:left w:val="single" w:color="CCCCCC" w:sz="1"/>
-              <w:bottom w:val="single" w:color="CCCCCC" w:sz="1"/>
-              <w:right w:val="single" w:color="CCCCCC" w:sz="1"/>
-            </w:tcBorders>
-            <w:shd w:fill="FFFFFF" w:color="FFFFFF" w:val="solid"/>
-            <w:tcMar>
-              <w:top w:type="dxa" w:w="60"/>
-              <w:left w:type="dxa" w:w="80"/>
-              <w:bottom w:type="dxa" w:w="60"/>
-              <w:right w:type="dxa" w:w="80"/>
-            </w:tcMar>
-            <w:vAlign w:val="center"/>
-          </w:tcPr>
-          <w:p>
-            <w:pPr>
-              <w:jc w:val="center"/>
-            </w:pPr>
-            <w:r>
-              <w:rPr>
-                <w:rFonts w:ascii="Arial" w:cs="Arial" w:eastAsia="Arial" w:hAnsi="Arial"/>
-                <w:b w:val="false"/>
-                <w:bCs w:val="false"/>
-                <w:color w:val="333333"/>
-                <w:sz w:val="14"/>
-                <w:szCs w:val="14"/>
-              </w:rPr>
-              <w:t xml:space="preserve">¥1,232</w:t>
-            </w:r>
-          </w:p>
-        </w:tc>
-        <w:tc>
-          <w:tcPr>
-            <w:tcW w:type="dxa" w:w="900"/>
-            <w:tcBorders>
-              <w:top w:val="single" w:color="CCCCCC" w:sz="1"/>
-              <w:left w:val="single" w:color="CCCCCC" w:sz="1"/>
-              <w:bottom w:val="single" w:color="CCCCCC" w:sz="1"/>
-              <w:right w:val="single" w:color="CCCCCC" w:sz="1"/>
-            </w:tcBorders>
-            <w:shd w:fill="FFF3E0" w:color="FFF3E0" w:val="solid"/>
-            <w:tcMar>
-              <w:top w:type="dxa" w:w="60"/>
-              <w:left w:type="dxa" w:w="80"/>
-              <w:bottom w:type="dxa" w:w="60"/>
-              <w:right w:type="dxa" w:w="80"/>
-            </w:tcMar>
-            <w:vAlign w:val="center"/>
-          </w:tcPr>
-          <w:p>
-            <w:pPr>
-              <w:jc w:val="center"/>
-            </w:pPr>
-            <w:r>
-              <w:rPr>
-                <w:rFonts w:ascii="Arial" w:cs="Arial" w:eastAsia="Arial" w:hAnsi="Arial"/>
-                <w:b/>
-                <w:bCs/>
-                <w:color w:val="E65100"/>
-                <w:sz w:val="13"/>
-                <w:szCs w:val="13"/>
-              </w:rPr>
-              <w:t xml:space="preserve">🟠 高</w:t>
-            </w:r>
-          </w:p>
-        </w:tc>
-      </w:tr>
-      <w:tr>
-        <w:tc>
-          <w:tcPr>
-            <w:tcW w:type="dxa" w:w="400"/>
-            <w:tcBorders>
-              <w:top w:val="single" w:color="CCCCCC" w:sz="1"/>
-              <w:left w:val="single" w:color="CCCCCC" w:sz="1"/>
-              <w:bottom w:val="single" w:color="CCCCCC" w:sz="1"/>
-              <w:right w:val="single" w:color="CCCCCC" w:sz="1"/>
-            </w:tcBorders>
-            <w:shd w:fill="F5F7FA" w:color="F5F7FA" w:val="solid"/>
-            <w:tcMar>
-              <w:top w:type="dxa" w:w="60"/>
-              <w:left w:type="dxa" w:w="80"/>
-              <w:bottom w:type="dxa" w:w="60"/>
-              <w:right w:type="dxa" w:w="80"/>
-            </w:tcMar>
-            <w:vAlign w:val="center"/>
-          </w:tcPr>
-          <w:p>
-            <w:pPr>
-              <w:jc w:val="center"/>
-            </w:pPr>
-            <w:r>
-              <w:rPr>
-                <w:rFonts w:ascii="Arial" w:cs="Arial" w:eastAsia="Arial" w:hAnsi="Arial"/>
-                <w:b w:val="false"/>
-                <w:bCs w:val="false"/>
-                <w:color w:val="333333"/>
-                <w:sz w:val="14"/>
-                <w:szCs w:val="14"/>
-              </w:rPr>
-              <w:t xml:space="preserve">18</w:t>
-            </w:r>
-          </w:p>
-        </w:tc>
-        <w:tc>
-          <w:tcPr>
-            <w:tcW w:type="dxa" w:w="2800"/>
-            <w:tcBorders>
-              <w:top w:val="single" w:color="CCCCCC" w:sz="1"/>
-              <w:left w:val="single" w:color="CCCCCC" w:sz="1"/>
-              <w:bottom w:val="single" w:color="CCCCCC" w:sz="1"/>
-              <w:right w:val="single" w:color="CCCCCC" w:sz="1"/>
-            </w:tcBorders>
-            <w:shd w:fill="F5F7FA" w:color="F5F7FA" w:val="solid"/>
-            <w:tcMar>
-              <w:top w:type="dxa" w:w="60"/>
-              <w:left w:type="dxa" w:w="80"/>
-              <w:bottom w:type="dxa" w:w="60"/>
-              <w:right w:type="dxa" w:w="80"/>
-            </w:tcMar>
-            <w:vAlign w:val="center"/>
-          </w:tcPr>
-          <w:p>
-            <w:pPr>
-              <w:jc w:val="left"/>
-            </w:pPr>
-            <w:r>
-              <w:rPr>
-                <w:rFonts w:ascii="Arial" w:cs="Arial" w:eastAsia="Arial" w:hAnsi="Arial"/>
-                <w:b w:val="false"/>
-                <w:bCs w:val="false"/>
-                <w:color w:val="333333"/>
-                <w:sz w:val="13"/>
-                <w:szCs w:val="13"/>
-              </w:rPr>
-              <w:t xml:space="preserve">アパホテル相模原橋本駅東</w:t>
-            </w:r>
-          </w:p>
-        </w:tc>
-        <w:tc>
-          <w:tcPr>
-            <w:tcW w:type="dxa" w:w="700"/>
-            <w:tcBorders>
-              <w:top w:val="single" w:color="CCCCCC" w:sz="1"/>
-              <w:left w:val="single" w:color="CCCCCC" w:sz="1"/>
-              <w:bottom w:val="single" w:color="CCCCCC" w:sz="1"/>
-              <w:right w:val="single" w:color="CCCCCC" w:sz="1"/>
-            </w:tcBorders>
-            <w:shd w:fill="F5F7FA" w:color="F5F7FA" w:val="solid"/>
-            <w:tcMar>
-              <w:top w:type="dxa" w:w="60"/>
-              <w:left w:type="dxa" w:w="80"/>
-              <w:bottom w:type="dxa" w:w="60"/>
-              <w:right w:type="dxa" w:w="80"/>
-            </w:tcMar>
-            <w:vAlign w:val="center"/>
-          </w:tcPr>
-          <w:p>
-            <w:pPr>
-              <w:jc w:val="center"/>
-            </w:pPr>
-            <w:r>
-              <w:rPr>
-                <w:rFonts w:ascii="Arial" w:cs="Arial" w:eastAsia="Arial" w:hAnsi="Arial"/>
-                <w:b w:val="false"/>
-                <w:bCs w:val="false"/>
-                <w:color w:val="333333"/>
-                <w:sz w:val="14"/>
-                <w:szCs w:val="14"/>
-              </w:rPr>
-              <w:t xml:space="preserve">8.17</w:t>
-            </w:r>
-          </w:p>
-        </w:tc>
-        <w:tc>
-          <w:tcPr>
-            <w:tcW w:type="dxa" w:w="700"/>
-            <w:tcBorders>
-              <w:top w:val="single" w:color="CCCCCC" w:sz="1"/>
-              <w:left w:val="single" w:color="CCCCCC" w:sz="1"/>
-              <w:bottom w:val="single" w:color="CCCCCC" w:sz="1"/>
-              <w:right w:val="single" w:color="CCCCCC" w:sz="1"/>
-            </w:tcBorders>
-            <w:shd w:fill="F5F7FA" w:color="F5F7FA" w:val="solid"/>
-            <w:tcMar>
-              <w:top w:type="dxa" w:w="60"/>
-              <w:left w:type="dxa" w:w="80"/>
-              <w:bottom w:type="dxa" w:w="60"/>
-              <w:right w:type="dxa" w:w="80"/>
-            </w:tcMar>
-            <w:vAlign w:val="center"/>
-          </w:tcPr>
-          <w:p>
-            <w:pPr>
-              <w:jc w:val="center"/>
-            </w:pPr>
-            <w:r>
-              <w:rPr>
-                <w:rFonts w:ascii="Arial" w:cs="Arial" w:eastAsia="Arial" w:hAnsi="Arial"/>
-                <w:b w:val="false"/>
-                <w:bCs w:val="false"/>
-                <w:color w:val="333333"/>
-                <w:sz w:val="14"/>
-                <w:szCs w:val="14"/>
-              </w:rPr>
-              <w:t xml:space="preserve">64</w:t>
-            </w:r>
-          </w:p>
-        </w:tc>
-        <w:tc>
-          <w:tcPr>
-            <w:tcW w:type="dxa" w:w="700"/>
-            <w:tcBorders>
-              <w:top w:val="single" w:color="CCCCCC" w:sz="1"/>
-              <w:left w:val="single" w:color="CCCCCC" w:sz="1"/>
-              <w:bottom w:val="single" w:color="CCCCCC" w:sz="1"/>
-              <w:right w:val="single" w:color="CCCCCC" w:sz="1"/>
-            </w:tcBorders>
-            <w:shd w:fill="F5F7FA" w:color="F5F7FA" w:val="solid"/>
-            <w:tcMar>
-              <w:top w:type="dxa" w:w="60"/>
-              <w:left w:type="dxa" w:w="80"/>
-              <w:bottom w:type="dxa" w:w="60"/>
-              <w:right w:type="dxa" w:w="80"/>
-            </w:tcMar>
-            <w:vAlign w:val="center"/>
-          </w:tcPr>
-          <w:p>
-            <w:pPr>
-              <w:jc w:val="center"/>
-            </w:pPr>
-            <w:r>
-              <w:rPr>
-                <w:rFonts w:ascii="Arial" w:cs="Arial" w:eastAsia="Arial" w:hAnsi="Arial"/>
-                <w:b w:val="false"/>
-                <w:bCs w:val="false"/>
-                <w:color w:val="333333"/>
-                <w:sz w:val="14"/>
-                <w:szCs w:val="14"/>
-              </w:rPr>
-              <w:t xml:space="preserve">66.9%</w:t>
-            </w:r>
-          </w:p>
-        </w:tc>
-        <w:tc>
-          <w:tcPr>
-            <w:tcW w:type="dxa" w:w="1300"/>
-            <w:tcBorders>
-              <w:top w:val="single" w:color="CCCCCC" w:sz="1"/>
-              <w:left w:val="single" w:color="CCCCCC" w:sz="1"/>
-              <w:bottom w:val="single" w:color="CCCCCC" w:sz="1"/>
-              <w:right w:val="single" w:color="CCCCCC" w:sz="1"/>
-            </w:tcBorders>
-            <w:shd w:fill="F5F7FA" w:color="F5F7FA" w:val="solid"/>
-            <w:tcMar>
-              <w:top w:type="dxa" w:w="60"/>
-              <w:left w:type="dxa" w:w="80"/>
-              <w:bottom w:type="dxa" w:w="60"/>
-              <w:right w:type="dxa" w:w="80"/>
-            </w:tcMar>
-            <w:vAlign w:val="center"/>
-          </w:tcPr>
-          <w:p>
-            <w:pPr>
-              <w:jc w:val="center"/>
-            </w:pPr>
-            <w:r>
-              <w:rPr>
-                <w:rFonts w:ascii="Arial" w:cs="Arial" w:eastAsia="Arial" w:hAnsi="Arial"/>
-                <w:b w:val="false"/>
-                <w:bCs w:val="false"/>
-                <w:color w:val="333333"/>
-                <w:sz w:val="14"/>
-                <w:szCs w:val="14"/>
-              </w:rPr>
-              <w:t xml:space="preserve">¥2,698,420</w:t>
-            </w:r>
-          </w:p>
-        </w:tc>
-        <w:tc>
-          <w:tcPr>
-            <w:tcW w:type="dxa" w:w="1200"/>
-            <w:tcBorders>
-              <w:top w:val="single" w:color="CCCCCC" w:sz="1"/>
-              <w:left w:val="single" w:color="CCCCCC" w:sz="1"/>
-              <w:bottom w:val="single" w:color="CCCCCC" w:sz="1"/>
-              <w:right w:val="single" w:color="CCCCCC" w:sz="1"/>
-            </w:tcBorders>
-            <w:shd w:fill="F5F7FA" w:color="F5F7FA" w:val="solid"/>
-            <w:tcMar>
-              <w:top w:type="dxa" w:w="60"/>
-              <w:left w:type="dxa" w:w="80"/>
-              <w:bottom w:type="dxa" w:w="60"/>
-              <w:right w:type="dxa" w:w="80"/>
-            </w:tcMar>
-            <w:vAlign w:val="center"/>
-          </w:tcPr>
-          <w:p>
-            <w:pPr>
-              <w:jc w:val="center"/>
-            </w:pPr>
-            <w:r>
-              <w:rPr>
-                <w:rFonts w:ascii="Arial" w:cs="Arial" w:eastAsia="Arial" w:hAnsi="Arial"/>
-                <w:b w:val="false"/>
-                <w:bCs w:val="false"/>
-                <w:color w:val="333333"/>
-                <w:sz w:val="14"/>
-                <w:szCs w:val="14"/>
-              </w:rPr>
-              <w:t xml:space="preserve">¥414,782</w:t>
-            </w:r>
-          </w:p>
-        </w:tc>
-        <w:tc>
-          <w:tcPr>
-            <w:tcW w:type="dxa" w:w="700"/>
-            <w:tcBorders>
-              <w:top w:val="single" w:color="CCCCCC" w:sz="1"/>
-              <w:left w:val="single" w:color="CCCCCC" w:sz="1"/>
-              <w:bottom w:val="single" w:color="CCCCCC" w:sz="1"/>
-              <w:right w:val="single" w:color="CCCCCC" w:sz="1"/>
-            </w:tcBorders>
-            <w:shd w:fill="F5F7FA" w:color="F5F7FA" w:val="solid"/>
-            <w:tcMar>
-              <w:top w:type="dxa" w:w="60"/>
-              <w:left w:type="dxa" w:w="80"/>
-              <w:bottom w:type="dxa" w:w="60"/>
-              <w:right w:type="dxa" w:w="80"/>
-            </w:tcMar>
-            <w:vAlign w:val="center"/>
-          </w:tcPr>
-          <w:p>
-            <w:pPr>
-              <w:jc w:val="center"/>
-            </w:pPr>
-            <w:r>
-              <w:rPr>
-                <w:rFonts w:ascii="Arial" w:cs="Arial" w:eastAsia="Arial" w:hAnsi="Arial"/>
-                <w:b w:val="false"/>
-                <w:bCs w:val="false"/>
-                <w:color w:val="333333"/>
-                <w:sz w:val="14"/>
-                <w:szCs w:val="14"/>
-              </w:rPr>
-              <w:t xml:space="preserve">15.4%</w:t>
-            </w:r>
-          </w:p>
-        </w:tc>
-        <w:tc>
-          <w:tcPr>
-            <w:tcW w:type="dxa" w:w="900"/>
-            <w:tcBorders>
-              <w:top w:val="single" w:color="CCCCCC" w:sz="1"/>
-              <w:left w:val="single" w:color="CCCCCC" w:sz="1"/>
-              <w:bottom w:val="single" w:color="CCCCCC" w:sz="1"/>
-              <w:right w:val="single" w:color="CCCCCC" w:sz="1"/>
-            </w:tcBorders>
-            <w:shd w:fill="F5F7FA" w:color="F5F7FA" w:val="solid"/>
-            <w:tcMar>
-              <w:top w:type="dxa" w:w="60"/>
-              <w:left w:type="dxa" w:w="80"/>
-              <w:bottom w:type="dxa" w:w="60"/>
-              <w:right w:type="dxa" w:w="80"/>
-            </w:tcMar>
-            <w:vAlign w:val="center"/>
-          </w:tcPr>
-          <w:p>
-            <w:pPr>
-              <w:jc w:val="center"/>
-            </w:pPr>
-            <w:r>
-              <w:rPr>
-                <w:rFonts w:ascii="Arial" w:cs="Arial" w:eastAsia="Arial" w:hAnsi="Arial"/>
-                <w:b w:val="false"/>
-                <w:bCs w:val="false"/>
-                <w:color w:val="333333"/>
-                <w:sz w:val="14"/>
-                <w:szCs w:val="14"/>
-              </w:rPr>
-              <w:t xml:space="preserve">¥1,230</w:t>
-            </w:r>
-          </w:p>
-        </w:tc>
-        <w:tc>
-          <w:tcPr>
-            <w:tcW w:type="dxa" w:w="900"/>
-            <w:tcBorders>
-              <w:top w:val="single" w:color="CCCCCC" w:sz="1"/>
-              <w:left w:val="single" w:color="CCCCCC" w:sz="1"/>
-              <w:bottom w:val="single" w:color="CCCCCC" w:sz="1"/>
-              <w:right w:val="single" w:color="CCCCCC" w:sz="1"/>
-            </w:tcBorders>
-            <w:shd w:fill="E3F2FD" w:color="E3F2FD" w:val="solid"/>
-            <w:tcMar>
-              <w:top w:type="dxa" w:w="60"/>
-              <w:left w:type="dxa" w:w="80"/>
-              <w:bottom w:type="dxa" w:w="60"/>
-              <w:right w:type="dxa" w:w="80"/>
-            </w:tcMar>
-            <w:vAlign w:val="center"/>
-          </w:tcPr>
-          <w:p>
-            <w:pPr>
-              <w:jc w:val="center"/>
-            </w:pPr>
-            <w:r>
-              <w:rPr>
-                <w:rFonts w:ascii="Arial" w:cs="Arial" w:eastAsia="Arial" w:hAnsi="Arial"/>
-                <w:b/>
-                <w:bCs/>
-                <w:color w:val="1565C0"/>
-                <w:sz w:val="13"/>
-                <w:szCs w:val="13"/>
-              </w:rPr>
-              <w:t xml:space="preserve">🔵 標準</w:t>
-            </w:r>
-          </w:p>
-        </w:tc>
-      </w:tr>
-      <w:tr>
-        <w:tc>
-          <w:tcPr>
-            <w:tcW w:type="dxa" w:w="400"/>
-            <w:tcBorders>
-              <w:top w:val="single" w:color="CCCCCC" w:sz="1"/>
-              <w:left w:val="single" w:color="CCCCCC" w:sz="1"/>
-              <w:bottom w:val="single" w:color="CCCCCC" w:sz="1"/>
-              <w:right w:val="single" w:color="CCCCCC" w:sz="1"/>
-            </w:tcBorders>
-            <w:shd w:fill="FFFFFF" w:color="FFFFFF" w:val="solid"/>
-            <w:tcMar>
-              <w:top w:type="dxa" w:w="60"/>
-              <w:left w:type="dxa" w:w="80"/>
-              <w:bottom w:type="dxa" w:w="60"/>
-              <w:right w:type="dxa" w:w="80"/>
-            </w:tcMar>
-            <w:vAlign w:val="center"/>
-          </w:tcPr>
-          <w:p>
-            <w:pPr>
-              <w:jc w:val="center"/>
-            </w:pPr>
-            <w:r>
-              <w:rPr>
-                <w:rFonts w:ascii="Arial" w:cs="Arial" w:eastAsia="Arial" w:hAnsi="Arial"/>
-                <w:b w:val="false"/>
-                <w:bCs w:val="false"/>
-                <w:color w:val="333333"/>
-                <w:sz w:val="14"/>
-                <w:szCs w:val="14"/>
-              </w:rPr>
-              <w:t xml:space="preserve">19</w:t>
-            </w:r>
-          </w:p>
-        </w:tc>
-        <w:tc>
-          <w:tcPr>
-            <w:tcW w:type="dxa" w:w="2800"/>
-            <w:tcBorders>
-              <w:top w:val="single" w:color="CCCCCC" w:sz="1"/>
-              <w:left w:val="single" w:color="CCCCCC" w:sz="1"/>
-              <w:bottom w:val="single" w:color="CCCCCC" w:sz="1"/>
-              <w:right w:val="single" w:color="CCCCCC" w:sz="1"/>
-            </w:tcBorders>
-            <w:shd w:fill="FFFFFF" w:color="FFFFFF" w:val="solid"/>
-            <w:tcMar>
-              <w:top w:type="dxa" w:w="60"/>
-              <w:left w:type="dxa" w:w="80"/>
-              <w:bottom w:type="dxa" w:w="60"/>
-              <w:right w:type="dxa" w:w="80"/>
-            </w:tcMar>
-            <w:vAlign w:val="center"/>
-          </w:tcPr>
-          <w:p>
-            <w:pPr>
-              <w:jc w:val="left"/>
-            </w:pPr>
-            <w:r>
-              <w:rPr>
-                <w:rFonts w:ascii="Arial" w:cs="Arial" w:eastAsia="Arial" w:hAnsi="Arial"/>
-                <w:b w:val="false"/>
-                <w:bCs w:val="false"/>
-                <w:color w:val="333333"/>
-                <w:sz w:val="13"/>
-                <w:szCs w:val="13"/>
-              </w:rPr>
-              <w:t xml:space="preserve">コンフォートホテル成田</w:t>
-            </w:r>
-          </w:p>
-        </w:tc>
-        <w:tc>
-          <w:tcPr>
-            <w:tcW w:type="dxa" w:w="700"/>
-            <w:tcBorders>
-              <w:top w:val="single" w:color="CCCCCC" w:sz="1"/>
-              <w:left w:val="single" w:color="CCCCCC" w:sz="1"/>
-              <w:bottom w:val="single" w:color="CCCCCC" w:sz="1"/>
-              <w:right w:val="single" w:color="CCCCCC" w:sz="1"/>
-            </w:tcBorders>
-            <w:shd w:fill="FFFFFF" w:color="FFFFFF" w:val="solid"/>
-            <w:tcMar>
-              <w:top w:type="dxa" w:w="60"/>
-              <w:left w:type="dxa" w:w="80"/>
-              <w:bottom w:type="dxa" w:w="60"/>
-              <w:right w:type="dxa" w:w="80"/>
-            </w:tcMar>
-            <w:vAlign w:val="center"/>
-          </w:tcPr>
-          <w:p>
-            <w:pPr>
-              <w:jc w:val="center"/>
-            </w:pPr>
-            <w:r>
-              <w:rPr>
-                <w:rFonts w:ascii="Arial" w:cs="Arial" w:eastAsia="Arial" w:hAnsi="Arial"/>
-                <w:b w:val="false"/>
-                <w:bCs w:val="false"/>
-                <w:color w:val="27AE60"/>
-                <w:sz w:val="14"/>
-                <w:szCs w:val="14"/>
-              </w:rPr>
-              <w:t xml:space="preserve">8.53</w:t>
-            </w:r>
-          </w:p>
-        </w:tc>
-        <w:tc>
-          <w:tcPr>
-            <w:tcW w:type="dxa" w:w="700"/>
-            <w:tcBorders>
-              <w:top w:val="single" w:color="CCCCCC" w:sz="1"/>
-              <w:left w:val="single" w:color="CCCCCC" w:sz="1"/>
-              <w:bottom w:val="single" w:color="CCCCCC" w:sz="1"/>
-              <w:right w:val="single" w:color="CCCCCC" w:sz="1"/>
-            </w:tcBorders>
-            <w:shd w:fill="FFFFFF" w:color="FFFFFF" w:val="solid"/>
-            <w:tcMar>
-              <w:top w:type="dxa" w:w="60"/>
-              <w:left w:type="dxa" w:w="80"/>
-              <w:bottom w:type="dxa" w:w="60"/>
-              <w:right w:type="dxa" w:w="80"/>
-            </w:tcMar>
-            <w:vAlign w:val="center"/>
-          </w:tcPr>
-          <w:p>
-            <w:pPr>
-              <w:jc w:val="center"/>
-            </w:pPr>
-            <w:r>
-              <w:rPr>
-                <w:rFonts w:ascii="Arial" w:cs="Arial" w:eastAsia="Arial" w:hAnsi="Arial"/>
-                <w:b w:val="false"/>
-                <w:bCs w:val="false"/>
-                <w:color w:val="333333"/>
-                <w:sz w:val="14"/>
-                <w:szCs w:val="14"/>
-              </w:rPr>
-              <w:t xml:space="preserve">134</w:t>
+              <w:t xml:space="preserve">136</w:t>
             </w:r>
           </w:p>
         </w:tc>
@@ -8364,7 +8364,7 @@
                 <w:sz w:val="15"/>
                 <w:szCs w:val="15"/>
               </w:rPr>
-              <w:t xml:space="preserve">9.21</w:t>
+              <w:t xml:space="preserve">9.20</w:t>
             </w:r>
           </w:p>
         </w:tc>
@@ -8537,7 +8537,7 @@
                 <w:sz w:val="15"/>
                 <w:szCs w:val="15"/>
               </w:rPr>
-              <w:t xml:space="preserve">8.65</w:t>
+              <w:t xml:space="preserve">8.59</w:t>
             </w:r>
           </w:p>
         </w:tc>
@@ -8883,7 +8883,7 @@
                 <w:sz w:val="15"/>
                 <w:szCs w:val="15"/>
               </w:rPr>
-              <w:t xml:space="preserve">8.29</w:t>
+              <w:t xml:space="preserve">8.28</w:t>
             </w:r>
           </w:p>
         </w:tc>
@@ -9056,7 +9056,7 @@
                 <w:sz w:val="15"/>
                 <w:szCs w:val="15"/>
               </w:rPr>
-              <w:t xml:space="preserve">8.85</w:t>
+              <w:t xml:space="preserve">8.87</w:t>
             </w:r>
           </w:p>
         </w:tc>
@@ -9137,7 +9137,7 @@
               <w:bottom w:val="single" w:color="CCCCCC" w:sz="1"/>
               <w:right w:val="single" w:color="CCCCCC" w:sz="1"/>
             </w:tcBorders>
-            <w:shd w:fill="FFF3E0" w:color="FFF3E0" w:val="solid"/>
+            <w:shd w:fill="E3F2FD" w:color="E3F2FD" w:val="solid"/>
             <w:tcMar>
               <w:top w:type="dxa" w:w="60"/>
               <w:left w:type="dxa" w:w="80"/>
@@ -9155,11 +9155,11 @@
                 <w:rFonts w:ascii="Arial" w:cs="Arial" w:eastAsia="Arial" w:hAnsi="Arial"/>
                 <w:b/>
                 <w:bCs/>
-                <w:color w:val="E65100"/>
+                <w:color w:val="1565C0"/>
                 <w:sz w:val="14"/>
                 <w:szCs w:val="14"/>
               </w:rPr>
-              <w:t xml:space="preserve">🟠 高</w:t>
+              <w:t xml:space="preserve">🔵 標準</w:t>
             </w:r>
           </w:p>
         </w:tc>
@@ -9229,7 +9229,7 @@
                 <w:sz w:val="15"/>
                 <w:szCs w:val="15"/>
               </w:rPr>
-              <w:t xml:space="preserve">9.13</w:t>
+              <w:t xml:space="preserve">9.15</w:t>
             </w:r>
           </w:p>
         </w:tc>
@@ -9827,7 +9827,7 @@
                 <w:sz w:val="15"/>
                 <w:szCs w:val="15"/>
               </w:rPr>
-              <w:t xml:space="preserve">8.71</w:t>
+              <w:t xml:space="preserve">8.74</w:t>
             </w:r>
           </w:p>
         </w:tc>
@@ -10000,7 +10000,7 @@
                 <w:sz w:val="15"/>
                 <w:szCs w:val="15"/>
               </w:rPr>
-              <w:t xml:space="preserve">9.16</w:t>
+              <w:t xml:space="preserve">9.18</w:t>
             </w:r>
           </w:p>
         </w:tc>
@@ -10173,7 +10173,7 @@
                 <w:sz w:val="15"/>
                 <w:szCs w:val="15"/>
               </w:rPr>
-              <w:t xml:space="preserve">8.89</w:t>
+              <w:t xml:space="preserve">8.90</w:t>
             </w:r>
           </w:p>
         </w:tc>
@@ -10865,7 +10865,7 @@
                 <w:sz w:val="15"/>
                 <w:szCs w:val="15"/>
               </w:rPr>
-              <w:t xml:space="preserve">8.53</w:t>
+              <w:t xml:space="preserve">8.50</w:t>
             </w:r>
           </w:p>
         </w:tc>
@@ -11290,7 +11290,7 @@
                 <w:sz w:val="15"/>
                 <w:szCs w:val="15"/>
               </w:rPr>
-              <w:t xml:space="preserve">7.83</w:t>
+              <w:t xml:space="preserve">7.88</w:t>
             </w:r>
           </w:p>
         </w:tc>
@@ -11463,7 +11463,7 @@
                 <w:sz w:val="15"/>
                 <w:szCs w:val="15"/>
               </w:rPr>
-              <w:t xml:space="preserve">7.12</w:t>
+              <w:t xml:space="preserve">7.04</w:t>
             </w:r>
           </w:p>
         </w:tc>
@@ -12061,7 +12061,7 @@
                 <w:sz w:val="15"/>
                 <w:szCs w:val="15"/>
               </w:rPr>
-              <w:t xml:space="preserve">7.43</w:t>
+              <w:t xml:space="preserve">7.46</w:t>
             </w:r>
           </w:p>
         </w:tc>
@@ -12472,7 +12472,7 @@
           <w:sz w:val="22"/>
           <w:szCs w:val="22"/>
         </w:rPr>
-        <w:t xml:space="preserve">コンフォートホテル博多（月間売上: ¥5,764,630, スコア: 7.83）</w:t>
+        <w:t xml:space="preserve">コンフォートホテル博多（月間売上: ¥5,764,630, スコア: 7.88）</w:t>
       </w:r>
     </w:p>
     <w:p>
@@ -12493,7 +12493,7 @@
           <w:sz w:val="20"/>
           <w:szCs w:val="20"/>
         </w:rPr>
-        <w:t xml:space="preserve">現状: 品質スコア7.83（URGENT判定）、稼働率78.1%</w:t>
+        <w:t xml:space="preserve">現状: 品質スコア7.88（URGENT判定）、稼働率78.1%</w:t>
       </w:r>
     </w:p>
     <w:p>
@@ -12634,7 +12634,7 @@
           <w:sz w:val="22"/>
           <w:szCs w:val="22"/>
         </w:rPr>
-        <w:t xml:space="preserve">チサンホテル浜松町（月間売上: ¥5,578,650, スコア: 7.12）</w:t>
+        <w:t xml:space="preserve">チサンホテル浜松町（月間売上: ¥5,578,650, スコア: 7.04）</w:t>
       </w:r>
     </w:p>
     <w:p>
@@ -12655,7 +12655,7 @@
           <w:sz w:val="20"/>
           <w:szCs w:val="20"/>
         </w:rPr>
-        <w:t xml:space="preserve">現状: 品質スコア7.12（URGENT判定）、稼働率67.8%</w:t>
+        <w:t xml:space="preserve">現状: 品質スコア7.04（URGENT判定）、稼働率67.8%</w:t>
       </w:r>
     </w:p>
     <w:p>
@@ -12760,7 +12760,7 @@
           <w:sz w:val="20"/>
           <w:szCs w:val="20"/>
         </w:rPr>
-        <w:t xml:space="preserve">成功指標: 1ヶ月後に清掃クレーム率880%→5%以下</w:t>
+        <w:t xml:space="preserve">成功指標: 1ヶ月後に清掃クレーム率840%→5%以下</w:t>
       </w:r>
     </w:p>
     <w:p>
@@ -13260,7 +13260,7 @@
                 <w:sz w:val="15"/>
                 <w:szCs w:val="15"/>
               </w:rPr>
-              <w:t xml:space="preserve">7.83</w:t>
+              <w:t xml:space="preserve">7.88</w:t>
             </w:r>
           </w:p>
         </w:tc>
@@ -13362,7 +13362,7 @@
                 <w:sz w:val="15"/>
                 <w:szCs w:val="15"/>
               </w:rPr>
-              <w:t xml:space="preserve">8.3以上</w:t>
+              <w:t xml:space="preserve">8.4以上</w:t>
             </w:r>
           </w:p>
         </w:tc>
@@ -13432,7 +13432,7 @@
                 <w:sz w:val="15"/>
                 <w:szCs w:val="15"/>
               </w:rPr>
-              <w:t xml:space="preserve">7.12</w:t>
+              <w:t xml:space="preserve">7.04</w:t>
             </w:r>
           </w:p>
         </w:tc>
@@ -13534,7 +13534,7 @@
                 <w:sz w:val="15"/>
                 <w:szCs w:val="15"/>
               </w:rPr>
-              <w:t xml:space="preserve">7.6以上</w:t>
+              <w:t xml:space="preserve">7.5以上</w:t>
             </w:r>
           </w:p>
         </w:tc>
@@ -13776,7 +13776,7 @@
                 <w:sz w:val="15"/>
                 <w:szCs w:val="15"/>
               </w:rPr>
-              <w:t xml:space="preserve">7.43</w:t>
+              <w:t xml:space="preserve">7.46</w:t>
             </w:r>
           </w:p>
         </w:tc>
@@ -13878,7 +13878,7 @@
                 <w:sz w:val="15"/>
                 <w:szCs w:val="15"/>
               </w:rPr>
-              <w:t xml:space="preserve">7.9以上</w:t>
+              <w:t xml:space="preserve">8.0以上</w:t>
             </w:r>
           </w:p>
         </w:tc>
@@ -14212,63 +14212,6 @@
           <w:szCs w:val="20"/>
         </w:rPr>
         <w:t xml:space="preserve">HIGHホテルをSTANDARDに引き上げ + 営業強化対象ホテルの売上改善</w:t>
-      </w:r>
-    </w:p>
-    <w:p>
-      <w:pPr>
-        <w:pStyle w:val="Heading3"/>
-        <w:spacing w:after="120" w:before="200"/>
-      </w:pPr>
-      <w:r>
-        <w:rPr>
-          <w:rFonts w:ascii="Arial" w:cs="Arial" w:eastAsia="Arial" w:hAnsi="Arial"/>
-          <w:b/>
-          <w:bCs/>
-          <w:color w:val="1B3A5C"/>
-          <w:sz w:val="22"/>
-          <w:szCs w:val="22"/>
-        </w:rPr>
-        <w:t xml:space="preserve">ダイワロイネットホテル東京大崎（月間売上: ¥5,203,037, スコア: 8.85）</w:t>
-      </w:r>
-    </w:p>
-    <w:p>
-      <w:pPr>
-        <w:pStyle w:val="ListParagraph"/>
-        <w:numPr>
-          <w:ilvl w:val="0"/>
-          <w:numId w:val="1"/>
-        </w:numPr>
-        <w:spacing w:after="40" w:before="40"/>
-      </w:pPr>
-      <w:r>
-        <w:rPr>
-          <w:rFonts w:ascii="Arial" w:cs="Arial" w:eastAsia="Arial" w:hAnsi="Arial"/>
-          <w:b w:val="false"/>
-          <w:bCs w:val="false"/>
-          <w:color w:val="333333"/>
-          <w:sz w:val="20"/>
-          <w:szCs w:val="20"/>
-        </w:rPr>
-        <w:t xml:space="preserve">現状分析: HIGH判定、稼働率70.3%、利益率21.9%</w:t>
-      </w:r>
-    </w:p>
-    <w:p>
-      <w:pPr>
-        <w:spacing w:after="80" w:before="80"/>
-        <w:jc w:val="left"/>
-      </w:pPr>
-      <w:r>
-        <w:rPr>
-          <w:rFonts w:ascii="Arial" w:cs="Arial" w:eastAsia="Arial" w:hAnsi="Arial"/>
-          <w:b w:val="false"/>
-          <w:bCs w:val="false"/>
-          <w:i w:val="false"/>
-          <w:iCs w:val="false"/>
-          <w:color w:val="333333"/>
-          <w:sz w:val="20"/>
-          <w:szCs w:val="20"/>
-        </w:rPr>
-        <w:t xml:space="preserve"/>
       </w:r>
     </w:p>
     <w:p>
@@ -14546,28 +14489,7 @@
           <w:sz w:val="20"/>
           <w:szCs w:val="20"/>
         </w:rPr>
-        <w:t xml:space="preserve">コンフォートホテル成田: スコア8.53（品質良好）だが売上¥2,655,760 → OTA掲載最適化、価格戦略の見直し、プロモーション強化</w:t>
-      </w:r>
-    </w:p>
-    <w:p>
-      <w:pPr>
-        <w:pStyle w:val="ListParagraph"/>
-        <w:numPr>
-          <w:ilvl w:val="0"/>
-          <w:numId w:val="1"/>
-        </w:numPr>
-        <w:spacing w:after="40" w:before="40"/>
-      </w:pPr>
-      <w:r>
-        <w:rPr>
-          <w:rFonts w:ascii="Arial" w:cs="Arial" w:eastAsia="Arial" w:hAnsi="Arial"/>
-          <w:b w:val="false"/>
-          <w:bCs w:val="false"/>
-          <w:color w:val="333333"/>
-          <w:sz w:val="20"/>
-          <w:szCs w:val="20"/>
-        </w:rPr>
-        <w:t xml:space="preserve">ホテルケヤキゲート東京府中: スコア8.71（品質良好）だが売上¥4,425,395 → OTA掲載最適化、価格戦略の見直し、プロモーション強化</w:t>
+        <w:t xml:space="preserve">コンフォートホテル成田: スコア8.5（品質良好）だが売上¥2,655,760 → OTA掲載最適化、価格戦略の見直し、プロモーション強化</w:t>
       </w:r>
     </w:p>
     <w:p>
@@ -14609,7 +14531,7 @@
           <w:sz w:val="20"/>
           <w:szCs w:val="20"/>
         </w:rPr>
-        <w:t xml:space="preserve">コンフォートホテルERA東京東神田: スコア8.89（品質良好）だが売上¥4,047,280 → OTA掲載最適化、価格戦略の見直し、プロモーション強化</w:t>
+        <w:t xml:space="preserve">ホテルケヤキゲート東京府中: スコア8.74（品質良好）だが売上¥4,425,395 → OTA掲載最適化、価格戦略の見直し、プロモーション強化</w:t>
       </w:r>
     </w:p>
     <w:p>
@@ -14630,7 +14552,28 @@
           <w:sz w:val="20"/>
           <w:szCs w:val="20"/>
         </w:rPr>
-        <w:t xml:space="preserve">第一イン池袋: スコア9.16（品質良好）だが売上¥4,310,610 → OTA掲載最適化、価格戦略の見直し、プロモーション強化</w:t>
+        <w:t xml:space="preserve">コンフォートホテルERA東京東神田: スコア8.9（品質良好）だが売上¥4,047,280 → OTA掲載最適化、価格戦略の見直し、プロモーション強化</w:t>
+      </w:r>
+    </w:p>
+    <w:p>
+      <w:pPr>
+        <w:pStyle w:val="ListParagraph"/>
+        <w:numPr>
+          <w:ilvl w:val="0"/>
+          <w:numId w:val="1"/>
+        </w:numPr>
+        <w:spacing w:after="40" w:before="40"/>
+      </w:pPr>
+      <w:r>
+        <w:rPr>
+          <w:rFonts w:ascii="Arial" w:cs="Arial" w:eastAsia="Arial" w:hAnsi="Arial"/>
+          <w:b w:val="false"/>
+          <w:bCs w:val="false"/>
+          <w:color w:val="333333"/>
+          <w:sz w:val="20"/>
+          <w:szCs w:val="20"/>
+        </w:rPr>
+        <w:t xml:space="preserve">第一イン池袋: スコア9.18（品質良好）だが売上¥4,310,610 → OTA掲載最適化、価格戦略の見直し、プロモーション強化</w:t>
       </w:r>
     </w:p>
     <w:p>
@@ -15177,7 +15120,7 @@
                 <w:sz w:val="15"/>
                 <w:szCs w:val="15"/>
               </w:rPr>
-              <w:t xml:space="preserve">7.83 / 10.0</w:t>
+              <w:t xml:space="preserve">7.88 / 10.0</w:t>
             </w:r>
           </w:p>
         </w:tc>
@@ -16084,7 +16027,7 @@
                 <w:sz w:val="15"/>
                 <w:szCs w:val="15"/>
               </w:rPr>
-              <w:t xml:space="preserve">7.12 / 10.0</w:t>
+              <w:t xml:space="preserve">7.04 / 10.0</w:t>
             </w:r>
           </w:p>
         </w:tc>
@@ -16222,7 +16165,7 @@
                 <w:sz w:val="15"/>
                 <w:szCs w:val="15"/>
               </w:rPr>
-              <w:t xml:space="preserve">80件</w:t>
+              <w:t xml:space="preserve">83件</w:t>
             </w:r>
           </w:p>
         </w:tc>
@@ -16360,7 +16303,7 @@
                 <w:sz w:val="15"/>
                 <w:szCs w:val="15"/>
               </w:rPr>
-              <w:t xml:space="preserve">880.0%</w:t>
+              <w:t xml:space="preserve">840.0%</w:t>
             </w:r>
           </w:p>
         </w:tc>
@@ -17898,7 +17841,7 @@
                 <w:sz w:val="15"/>
                 <w:szCs w:val="15"/>
               </w:rPr>
-              <w:t xml:space="preserve">7.43 / 10.0</w:t>
+              <w:t xml:space="preserve">7.46 / 10.0</w:t>
             </w:r>
           </w:p>
         </w:tc>
@@ -18174,7 +18117,7 @@
                 <w:sz w:val="15"/>
                 <w:szCs w:val="15"/>
               </w:rPr>
-              <w:t xml:space="preserve">980.0%</w:t>
+              <w:t xml:space="preserve">910.0%</w:t>
             </w:r>
           </w:p>
         </w:tc>
@@ -19484,913 +19427,6 @@
           <w:sz w:val="26"/>
           <w:szCs w:val="26"/>
         </w:rPr>
-        <w:t xml:space="preserve">ダイワロイネットホテル東京大崎</w:t>
-      </w:r>
-    </w:p>
-    <w:tbl>
-      <w:tblPr>
-        <w:tblW w:type="dxa" w:w="10000"/>
-        <w:tblBorders>
-          <w:top w:val="single" w:color="auto" w:sz="4"/>
-          <w:left w:val="single" w:color="auto" w:sz="4"/>
-          <w:bottom w:val="single" w:color="auto" w:sz="4"/>
-          <w:right w:val="single" w:color="auto" w:sz="4"/>
-          <w:insideH w:val="single" w:color="auto" w:sz="4"/>
-          <w:insideV w:val="single" w:color="auto" w:sz="4"/>
-        </w:tblBorders>
-      </w:tblPr>
-      <w:tblGrid>
-        <w:gridCol w:w="100"/>
-        <w:gridCol w:w="100"/>
-        <w:gridCol w:w="100"/>
-        <w:gridCol w:w="100"/>
-      </w:tblGrid>
-      <w:tr>
-        <w:tc>
-          <w:tcPr>
-            <w:tcW w:type="dxa" w:w="2500"/>
-            <w:tcBorders>
-              <w:top w:val="single" w:color="CCCCCC" w:sz="1"/>
-              <w:left w:val="single" w:color="CCCCCC" w:sz="1"/>
-              <w:bottom w:val="single" w:color="CCCCCC" w:sz="1"/>
-              <w:right w:val="single" w:color="CCCCCC" w:sz="1"/>
-            </w:tcBorders>
-            <w:shd w:fill="FFF3E0" w:color="FFF3E0" w:val="solid"/>
-            <w:tcMar>
-              <w:top w:type="dxa" w:w="60"/>
-              <w:left w:type="dxa" w:w="80"/>
-              <w:bottom w:type="dxa" w:w="60"/>
-              <w:right w:type="dxa" w:w="80"/>
-            </w:tcMar>
-            <w:vAlign w:val="center"/>
-          </w:tcPr>
-          <w:p>
-            <w:pPr>
-              <w:jc w:val="left"/>
-            </w:pPr>
-            <w:r>
-              <w:rPr>
-                <w:rFonts w:ascii="Arial" w:cs="Arial" w:eastAsia="Arial" w:hAnsi="Arial"/>
-                <w:b/>
-                <w:bCs/>
-                <w:color w:val="E65100"/>
-                <w:sz w:val="15"/>
-                <w:szCs w:val="15"/>
-              </w:rPr>
-              <w:t xml:space="preserve">指標</w:t>
-            </w:r>
-          </w:p>
-        </w:tc>
-        <w:tc>
-          <w:tcPr>
-            <w:tcW w:type="dxa" w:w="2500"/>
-            <w:tcBorders>
-              <w:top w:val="single" w:color="CCCCCC" w:sz="1"/>
-              <w:left w:val="single" w:color="CCCCCC" w:sz="1"/>
-              <w:bottom w:val="single" w:color="CCCCCC" w:sz="1"/>
-              <w:right w:val="single" w:color="CCCCCC" w:sz="1"/>
-            </w:tcBorders>
-            <w:shd w:fill="FFF3E0" w:color="FFF3E0" w:val="solid"/>
-            <w:tcMar>
-              <w:top w:type="dxa" w:w="60"/>
-              <w:left w:type="dxa" w:w="80"/>
-              <w:bottom w:type="dxa" w:w="60"/>
-              <w:right w:type="dxa" w:w="80"/>
-            </w:tcMar>
-            <w:vAlign w:val="center"/>
-          </w:tcPr>
-          <w:p>
-            <w:pPr>
-              <w:jc w:val="center"/>
-            </w:pPr>
-            <w:r>
-              <w:rPr>
-                <w:rFonts w:ascii="Arial" w:cs="Arial" w:eastAsia="Arial" w:hAnsi="Arial"/>
-                <w:b/>
-                <w:bCs/>
-                <w:color w:val="E65100"/>
-                <w:sz w:val="15"/>
-                <w:szCs w:val="15"/>
-              </w:rPr>
-              <w:t xml:space="preserve">数値</w:t>
-            </w:r>
-          </w:p>
-        </w:tc>
-        <w:tc>
-          <w:tcPr>
-            <w:tcW w:type="dxa" w:w="2500"/>
-            <w:tcBorders>
-              <w:top w:val="single" w:color="CCCCCC" w:sz="1"/>
-              <w:left w:val="single" w:color="CCCCCC" w:sz="1"/>
-              <w:bottom w:val="single" w:color="CCCCCC" w:sz="1"/>
-              <w:right w:val="single" w:color="CCCCCC" w:sz="1"/>
-            </w:tcBorders>
-            <w:shd w:fill="FFF3E0" w:color="FFF3E0" w:val="solid"/>
-            <w:tcMar>
-              <w:top w:type="dxa" w:w="60"/>
-              <w:left w:type="dxa" w:w="80"/>
-              <w:bottom w:type="dxa" w:w="60"/>
-              <w:right w:type="dxa" w:w="80"/>
-            </w:tcMar>
-            <w:vAlign w:val="center"/>
-          </w:tcPr>
-          <w:p>
-            <w:pPr>
-              <w:jc w:val="left"/>
-            </w:pPr>
-            <w:r>
-              <w:rPr>
-                <w:rFonts w:ascii="Arial" w:cs="Arial" w:eastAsia="Arial" w:hAnsi="Arial"/>
-                <w:b/>
-                <w:bCs/>
-                <w:color w:val="E65100"/>
-                <w:sz w:val="15"/>
-                <w:szCs w:val="15"/>
-              </w:rPr>
-              <w:t xml:space="preserve">指標</w:t>
-            </w:r>
-          </w:p>
-        </w:tc>
-        <w:tc>
-          <w:tcPr>
-            <w:tcW w:type="dxa" w:w="2500"/>
-            <w:tcBorders>
-              <w:top w:val="single" w:color="CCCCCC" w:sz="1"/>
-              <w:left w:val="single" w:color="CCCCCC" w:sz="1"/>
-              <w:bottom w:val="single" w:color="CCCCCC" w:sz="1"/>
-              <w:right w:val="single" w:color="CCCCCC" w:sz="1"/>
-            </w:tcBorders>
-            <w:shd w:fill="FFF3E0" w:color="FFF3E0" w:val="solid"/>
-            <w:tcMar>
-              <w:top w:type="dxa" w:w="60"/>
-              <w:left w:type="dxa" w:w="80"/>
-              <w:bottom w:type="dxa" w:w="60"/>
-              <w:right w:type="dxa" w:w="80"/>
-            </w:tcMar>
-            <w:vAlign w:val="center"/>
-          </w:tcPr>
-          <w:p>
-            <w:pPr>
-              <w:jc w:val="center"/>
-            </w:pPr>
-            <w:r>
-              <w:rPr>
-                <w:rFonts w:ascii="Arial" w:cs="Arial" w:eastAsia="Arial" w:hAnsi="Arial"/>
-                <w:b/>
-                <w:bCs/>
-                <w:color w:val="E65100"/>
-                <w:sz w:val="15"/>
-                <w:szCs w:val="15"/>
-              </w:rPr>
-              <w:t xml:space="preserve">数値</w:t>
-            </w:r>
-          </w:p>
-        </w:tc>
-      </w:tr>
-      <w:tr>
-        <w:tc>
-          <w:tcPr>
-            <w:tcW w:type="dxa" w:w="2500"/>
-            <w:tcBorders>
-              <w:top w:val="single" w:color="CCCCCC" w:sz="1"/>
-              <w:left w:val="single" w:color="CCCCCC" w:sz="1"/>
-              <w:bottom w:val="single" w:color="CCCCCC" w:sz="1"/>
-              <w:right w:val="single" w:color="CCCCCC" w:sz="1"/>
-            </w:tcBorders>
-            <w:tcMar>
-              <w:top w:type="dxa" w:w="60"/>
-              <w:left w:type="dxa" w:w="80"/>
-              <w:bottom w:type="dxa" w:w="60"/>
-              <w:right w:type="dxa" w:w="80"/>
-            </w:tcMar>
-            <w:vAlign w:val="center"/>
-          </w:tcPr>
-          <w:p>
-            <w:pPr>
-              <w:jc w:val="left"/>
-            </w:pPr>
-            <w:r>
-              <w:rPr>
-                <w:rFonts w:ascii="Arial" w:cs="Arial" w:eastAsia="Arial" w:hAnsi="Arial"/>
-                <w:b w:val="false"/>
-                <w:bCs w:val="false"/>
-                <w:color w:val="333333"/>
-                <w:sz w:val="15"/>
-                <w:szCs w:val="15"/>
-              </w:rPr>
-              <w:t xml:space="preserve">品質スコア</w:t>
-            </w:r>
-          </w:p>
-        </w:tc>
-        <w:tc>
-          <w:tcPr>
-            <w:tcW w:type="dxa" w:w="2500"/>
-            <w:tcBorders>
-              <w:top w:val="single" w:color="CCCCCC" w:sz="1"/>
-              <w:left w:val="single" w:color="CCCCCC" w:sz="1"/>
-              <w:bottom w:val="single" w:color="CCCCCC" w:sz="1"/>
-              <w:right w:val="single" w:color="CCCCCC" w:sz="1"/>
-            </w:tcBorders>
-            <w:tcMar>
-              <w:top w:type="dxa" w:w="60"/>
-              <w:left w:type="dxa" w:w="80"/>
-              <w:bottom w:type="dxa" w:w="60"/>
-              <w:right w:type="dxa" w:w="80"/>
-            </w:tcMar>
-            <w:vAlign w:val="center"/>
-          </w:tcPr>
-          <w:p>
-            <w:pPr>
-              <w:jc w:val="center"/>
-            </w:pPr>
-            <w:r>
-              <w:rPr>
-                <w:rFonts w:ascii="Arial" w:cs="Arial" w:eastAsia="Arial" w:hAnsi="Arial"/>
-                <w:b/>
-                <w:bCs/>
-                <w:color w:val="333333"/>
-                <w:sz w:val="15"/>
-                <w:szCs w:val="15"/>
-              </w:rPr>
-              <w:t xml:space="preserve">8.85 / 10.0</w:t>
-            </w:r>
-          </w:p>
-        </w:tc>
-        <w:tc>
-          <w:tcPr>
-            <w:tcW w:type="dxa" w:w="2500"/>
-            <w:tcBorders>
-              <w:top w:val="single" w:color="CCCCCC" w:sz="1"/>
-              <w:left w:val="single" w:color="CCCCCC" w:sz="1"/>
-              <w:bottom w:val="single" w:color="CCCCCC" w:sz="1"/>
-              <w:right w:val="single" w:color="CCCCCC" w:sz="1"/>
-            </w:tcBorders>
-            <w:tcMar>
-              <w:top w:type="dxa" w:w="60"/>
-              <w:left w:type="dxa" w:w="80"/>
-              <w:bottom w:type="dxa" w:w="60"/>
-              <w:right w:type="dxa" w:w="80"/>
-            </w:tcMar>
-            <w:vAlign w:val="center"/>
-          </w:tcPr>
-          <w:p>
-            <w:pPr>
-              <w:jc w:val="left"/>
-            </w:pPr>
-            <w:r>
-              <w:rPr>
-                <w:rFonts w:ascii="Arial" w:cs="Arial" w:eastAsia="Arial" w:hAnsi="Arial"/>
-                <w:b w:val="false"/>
-                <w:bCs w:val="false"/>
-                <w:color w:val="333333"/>
-                <w:sz w:val="15"/>
-                <w:szCs w:val="15"/>
-              </w:rPr>
-              <w:t xml:space="preserve">月間売上（2月）</w:t>
-            </w:r>
-          </w:p>
-        </w:tc>
-        <w:tc>
-          <w:tcPr>
-            <w:tcW w:type="dxa" w:w="2500"/>
-            <w:tcBorders>
-              <w:top w:val="single" w:color="CCCCCC" w:sz="1"/>
-              <w:left w:val="single" w:color="CCCCCC" w:sz="1"/>
-              <w:bottom w:val="single" w:color="CCCCCC" w:sz="1"/>
-              <w:right w:val="single" w:color="CCCCCC" w:sz="1"/>
-            </w:tcBorders>
-            <w:tcMar>
-              <w:top w:type="dxa" w:w="60"/>
-              <w:left w:type="dxa" w:w="80"/>
-              <w:bottom w:type="dxa" w:w="60"/>
-              <w:right w:type="dxa" w:w="80"/>
-            </w:tcMar>
-            <w:vAlign w:val="center"/>
-          </w:tcPr>
-          <w:p>
-            <w:pPr>
-              <w:jc w:val="center"/>
-            </w:pPr>
-            <w:r>
-              <w:rPr>
-                <w:rFonts w:ascii="Arial" w:cs="Arial" w:eastAsia="Arial" w:hAnsi="Arial"/>
-                <w:b/>
-                <w:bCs/>
-                <w:color w:val="333333"/>
-                <w:sz w:val="15"/>
-                <w:szCs w:val="15"/>
-              </w:rPr>
-              <w:t xml:space="preserve">¥5,203,037</w:t>
-            </w:r>
-          </w:p>
-        </w:tc>
-      </w:tr>
-      <w:tr>
-        <w:tc>
-          <w:tcPr>
-            <w:tcW w:type="dxa" w:w="2500"/>
-            <w:tcBorders>
-              <w:top w:val="single" w:color="CCCCCC" w:sz="1"/>
-              <w:left w:val="single" w:color="CCCCCC" w:sz="1"/>
-              <w:bottom w:val="single" w:color="CCCCCC" w:sz="1"/>
-              <w:right w:val="single" w:color="CCCCCC" w:sz="1"/>
-            </w:tcBorders>
-            <w:tcMar>
-              <w:top w:type="dxa" w:w="60"/>
-              <w:left w:type="dxa" w:w="80"/>
-              <w:bottom w:type="dxa" w:w="60"/>
-              <w:right w:type="dxa" w:w="80"/>
-            </w:tcMar>
-            <w:vAlign w:val="center"/>
-          </w:tcPr>
-          <w:p>
-            <w:pPr>
-              <w:jc w:val="left"/>
-            </w:pPr>
-            <w:r>
-              <w:rPr>
-                <w:rFonts w:ascii="Arial" w:cs="Arial" w:eastAsia="Arial" w:hAnsi="Arial"/>
-                <w:b w:val="false"/>
-                <w:bCs w:val="false"/>
-                <w:color w:val="333333"/>
-                <w:sz w:val="15"/>
-                <w:szCs w:val="15"/>
-              </w:rPr>
-              <w:t xml:space="preserve">レビュー件数</w:t>
-            </w:r>
-          </w:p>
-        </w:tc>
-        <w:tc>
-          <w:tcPr>
-            <w:tcW w:type="dxa" w:w="2500"/>
-            <w:tcBorders>
-              <w:top w:val="single" w:color="CCCCCC" w:sz="1"/>
-              <w:left w:val="single" w:color="CCCCCC" w:sz="1"/>
-              <w:bottom w:val="single" w:color="CCCCCC" w:sz="1"/>
-              <w:right w:val="single" w:color="CCCCCC" w:sz="1"/>
-            </w:tcBorders>
-            <w:tcMar>
-              <w:top w:type="dxa" w:w="60"/>
-              <w:left w:type="dxa" w:w="80"/>
-              <w:bottom w:type="dxa" w:w="60"/>
-              <w:right w:type="dxa" w:w="80"/>
-            </w:tcMar>
-            <w:vAlign w:val="center"/>
-          </w:tcPr>
-          <w:p>
-            <w:pPr>
-              <w:jc w:val="center"/>
-            </w:pPr>
-            <w:r>
-              <w:rPr>
-                <w:rFonts w:ascii="Arial" w:cs="Arial" w:eastAsia="Arial" w:hAnsi="Arial"/>
-                <w:b w:val="false"/>
-                <w:bCs w:val="false"/>
-                <w:color w:val="333333"/>
-                <w:sz w:val="15"/>
-                <w:szCs w:val="15"/>
-              </w:rPr>
-              <w:t xml:space="preserve">59件</w:t>
-            </w:r>
-          </w:p>
-        </w:tc>
-        <w:tc>
-          <w:tcPr>
-            <w:tcW w:type="dxa" w:w="2500"/>
-            <w:tcBorders>
-              <w:top w:val="single" w:color="CCCCCC" w:sz="1"/>
-              <w:left w:val="single" w:color="CCCCCC" w:sz="1"/>
-              <w:bottom w:val="single" w:color="CCCCCC" w:sz="1"/>
-              <w:right w:val="single" w:color="CCCCCC" w:sz="1"/>
-            </w:tcBorders>
-            <w:tcMar>
-              <w:top w:type="dxa" w:w="60"/>
-              <w:left w:type="dxa" w:w="80"/>
-              <w:bottom w:type="dxa" w:w="60"/>
-              <w:right w:type="dxa" w:w="80"/>
-            </w:tcMar>
-            <w:vAlign w:val="center"/>
-          </w:tcPr>
-          <w:p>
-            <w:pPr>
-              <w:jc w:val="left"/>
-            </w:pPr>
-            <w:r>
-              <w:rPr>
-                <w:rFonts w:ascii="Arial" w:cs="Arial" w:eastAsia="Arial" w:hAnsi="Arial"/>
-                <w:b w:val="false"/>
-                <w:bCs w:val="false"/>
-                <w:color w:val="333333"/>
-                <w:sz w:val="15"/>
-                <w:szCs w:val="15"/>
-              </w:rPr>
-              <w:t xml:space="preserve">純利益</w:t>
-            </w:r>
-          </w:p>
-        </w:tc>
-        <w:tc>
-          <w:tcPr>
-            <w:tcW w:type="dxa" w:w="2500"/>
-            <w:tcBorders>
-              <w:top w:val="single" w:color="CCCCCC" w:sz="1"/>
-              <w:left w:val="single" w:color="CCCCCC" w:sz="1"/>
-              <w:bottom w:val="single" w:color="CCCCCC" w:sz="1"/>
-              <w:right w:val="single" w:color="CCCCCC" w:sz="1"/>
-            </w:tcBorders>
-            <w:tcMar>
-              <w:top w:type="dxa" w:w="60"/>
-              <w:left w:type="dxa" w:w="80"/>
-              <w:bottom w:type="dxa" w:w="60"/>
-              <w:right w:type="dxa" w:w="80"/>
-            </w:tcMar>
-            <w:vAlign w:val="center"/>
-          </w:tcPr>
-          <w:p>
-            <w:pPr>
-              <w:jc w:val="center"/>
-            </w:pPr>
-            <w:r>
-              <w:rPr>
-                <w:rFonts w:ascii="Arial" w:cs="Arial" w:eastAsia="Arial" w:hAnsi="Arial"/>
-                <w:b w:val="false"/>
-                <w:bCs w:val="false"/>
-                <w:color w:val="333333"/>
-                <w:sz w:val="15"/>
-                <w:szCs w:val="15"/>
-              </w:rPr>
-              <w:t xml:space="preserve">¥1,139,921</w:t>
-            </w:r>
-          </w:p>
-        </w:tc>
-      </w:tr>
-      <w:tr>
-        <w:tc>
-          <w:tcPr>
-            <w:tcW w:type="dxa" w:w="2500"/>
-            <w:tcBorders>
-              <w:top w:val="single" w:color="CCCCCC" w:sz="1"/>
-              <w:left w:val="single" w:color="CCCCCC" w:sz="1"/>
-              <w:bottom w:val="single" w:color="CCCCCC" w:sz="1"/>
-              <w:right w:val="single" w:color="CCCCCC" w:sz="1"/>
-            </w:tcBorders>
-            <w:tcMar>
-              <w:top w:type="dxa" w:w="60"/>
-              <w:left w:type="dxa" w:w="80"/>
-              <w:bottom w:type="dxa" w:w="60"/>
-              <w:right w:type="dxa" w:w="80"/>
-            </w:tcMar>
-            <w:vAlign w:val="center"/>
-          </w:tcPr>
-          <w:p>
-            <w:pPr>
-              <w:jc w:val="left"/>
-            </w:pPr>
-            <w:r>
-              <w:rPr>
-                <w:rFonts w:ascii="Arial" w:cs="Arial" w:eastAsia="Arial" w:hAnsi="Arial"/>
-                <w:b w:val="false"/>
-                <w:bCs w:val="false"/>
-                <w:color w:val="333333"/>
-                <w:sz w:val="15"/>
-                <w:szCs w:val="15"/>
-              </w:rPr>
-              <w:t xml:space="preserve">清掃クレーム率</w:t>
-            </w:r>
-          </w:p>
-        </w:tc>
-        <w:tc>
-          <w:tcPr>
-            <w:tcW w:type="dxa" w:w="2500"/>
-            <w:tcBorders>
-              <w:top w:val="single" w:color="CCCCCC" w:sz="1"/>
-              <w:left w:val="single" w:color="CCCCCC" w:sz="1"/>
-              <w:bottom w:val="single" w:color="CCCCCC" w:sz="1"/>
-              <w:right w:val="single" w:color="CCCCCC" w:sz="1"/>
-            </w:tcBorders>
-            <w:tcMar>
-              <w:top w:type="dxa" w:w="60"/>
-              <w:left w:type="dxa" w:w="80"/>
-              <w:bottom w:type="dxa" w:w="60"/>
-              <w:right w:type="dxa" w:w="80"/>
-            </w:tcMar>
-            <w:vAlign w:val="center"/>
-          </w:tcPr>
-          <w:p>
-            <w:pPr>
-              <w:jc w:val="center"/>
-            </w:pPr>
-            <w:r>
-              <w:rPr>
-                <w:rFonts w:ascii="Arial" w:cs="Arial" w:eastAsia="Arial" w:hAnsi="Arial"/>
-                <w:b w:val="false"/>
-                <w:bCs w:val="false"/>
-                <w:color w:val="E74C3C"/>
-                <w:sz w:val="15"/>
-                <w:szCs w:val="15"/>
-              </w:rPr>
-              <w:t xml:space="preserve">510.0%</w:t>
-            </w:r>
-          </w:p>
-        </w:tc>
-        <w:tc>
-          <w:tcPr>
-            <w:tcW w:type="dxa" w:w="2500"/>
-            <w:tcBorders>
-              <w:top w:val="single" w:color="CCCCCC" w:sz="1"/>
-              <w:left w:val="single" w:color="CCCCCC" w:sz="1"/>
-              <w:bottom w:val="single" w:color="CCCCCC" w:sz="1"/>
-              <w:right w:val="single" w:color="CCCCCC" w:sz="1"/>
-            </w:tcBorders>
-            <w:tcMar>
-              <w:top w:type="dxa" w:w="60"/>
-              <w:left w:type="dxa" w:w="80"/>
-              <w:bottom w:type="dxa" w:w="60"/>
-              <w:right w:type="dxa" w:w="80"/>
-            </w:tcMar>
-            <w:vAlign w:val="center"/>
-          </w:tcPr>
-          <w:p>
-            <w:pPr>
-              <w:jc w:val="left"/>
-            </w:pPr>
-            <w:r>
-              <w:rPr>
-                <w:rFonts w:ascii="Arial" w:cs="Arial" w:eastAsia="Arial" w:hAnsi="Arial"/>
-                <w:b w:val="false"/>
-                <w:bCs w:val="false"/>
-                <w:color w:val="333333"/>
-                <w:sz w:val="15"/>
-                <w:szCs w:val="15"/>
-              </w:rPr>
-              <w:t xml:space="preserve">稼働率</w:t>
-            </w:r>
-          </w:p>
-        </w:tc>
-        <w:tc>
-          <w:tcPr>
-            <w:tcW w:type="dxa" w:w="2500"/>
-            <w:tcBorders>
-              <w:top w:val="single" w:color="CCCCCC" w:sz="1"/>
-              <w:left w:val="single" w:color="CCCCCC" w:sz="1"/>
-              <w:bottom w:val="single" w:color="CCCCCC" w:sz="1"/>
-              <w:right w:val="single" w:color="CCCCCC" w:sz="1"/>
-            </w:tcBorders>
-            <w:tcMar>
-              <w:top w:type="dxa" w:w="60"/>
-              <w:left w:type="dxa" w:w="80"/>
-              <w:bottom w:type="dxa" w:w="60"/>
-              <w:right w:type="dxa" w:w="80"/>
-            </w:tcMar>
-            <w:vAlign w:val="center"/>
-          </w:tcPr>
-          <w:p>
-            <w:pPr>
-              <w:jc w:val="center"/>
-            </w:pPr>
-            <w:r>
-              <w:rPr>
-                <w:rFonts w:ascii="Arial" w:cs="Arial" w:eastAsia="Arial" w:hAnsi="Arial"/>
-                <w:b w:val="false"/>
-                <w:bCs w:val="false"/>
-                <w:color w:val="333333"/>
-                <w:sz w:val="15"/>
-                <w:szCs w:val="15"/>
-              </w:rPr>
-              <w:t xml:space="preserve">70.3%</w:t>
-            </w:r>
-          </w:p>
-        </w:tc>
-      </w:tr>
-      <w:tr>
-        <w:tc>
-          <w:tcPr>
-            <w:tcW w:type="dxa" w:w="2500"/>
-            <w:tcBorders>
-              <w:top w:val="single" w:color="CCCCCC" w:sz="1"/>
-              <w:left w:val="single" w:color="CCCCCC" w:sz="1"/>
-              <w:bottom w:val="single" w:color="CCCCCC" w:sz="1"/>
-              <w:right w:val="single" w:color="CCCCCC" w:sz="1"/>
-            </w:tcBorders>
-            <w:tcMar>
-              <w:top w:type="dxa" w:w="60"/>
-              <w:left w:type="dxa" w:w="80"/>
-              <w:bottom w:type="dxa" w:w="60"/>
-              <w:right w:type="dxa" w:w="80"/>
-            </w:tcMar>
-            <w:vAlign w:val="center"/>
-          </w:tcPr>
-          <w:p>
-            <w:pPr>
-              <w:jc w:val="left"/>
-            </w:pPr>
-            <w:r>
-              <w:rPr>
-                <w:rFonts w:ascii="Arial" w:cs="Arial" w:eastAsia="Arial" w:hAnsi="Arial"/>
-                <w:b w:val="false"/>
-                <w:bCs w:val="false"/>
-                <w:color w:val="333333"/>
-                <w:sz w:val="15"/>
-                <w:szCs w:val="15"/>
-              </w:rPr>
-              <w:t xml:space="preserve">優先度</w:t>
-            </w:r>
-          </w:p>
-        </w:tc>
-        <w:tc>
-          <w:tcPr>
-            <w:tcW w:type="dxa" w:w="2500"/>
-            <w:tcBorders>
-              <w:top w:val="single" w:color="CCCCCC" w:sz="1"/>
-              <w:left w:val="single" w:color="CCCCCC" w:sz="1"/>
-              <w:bottom w:val="single" w:color="CCCCCC" w:sz="1"/>
-              <w:right w:val="single" w:color="CCCCCC" w:sz="1"/>
-            </w:tcBorders>
-            <w:shd w:fill="FFF3E0" w:color="FFF3E0" w:val="solid"/>
-            <w:tcMar>
-              <w:top w:type="dxa" w:w="60"/>
-              <w:left w:type="dxa" w:w="80"/>
-              <w:bottom w:type="dxa" w:w="60"/>
-              <w:right w:type="dxa" w:w="80"/>
-            </w:tcMar>
-            <w:vAlign w:val="center"/>
-          </w:tcPr>
-          <w:p>
-            <w:pPr>
-              <w:jc w:val="center"/>
-            </w:pPr>
-            <w:r>
-              <w:rPr>
-                <w:rFonts w:ascii="Arial" w:cs="Arial" w:eastAsia="Arial" w:hAnsi="Arial"/>
-                <w:b/>
-                <w:bCs/>
-                <w:color w:val="E65100"/>
-                <w:sz w:val="15"/>
-                <w:szCs w:val="15"/>
-              </w:rPr>
-              <w:t xml:space="preserve">🟠 高</w:t>
-            </w:r>
-          </w:p>
-        </w:tc>
-        <w:tc>
-          <w:tcPr>
-            <w:tcW w:type="dxa" w:w="2500"/>
-            <w:tcBorders>
-              <w:top w:val="single" w:color="CCCCCC" w:sz="1"/>
-              <w:left w:val="single" w:color="CCCCCC" w:sz="1"/>
-              <w:bottom w:val="single" w:color="CCCCCC" w:sz="1"/>
-              <w:right w:val="single" w:color="CCCCCC" w:sz="1"/>
-            </w:tcBorders>
-            <w:tcMar>
-              <w:top w:type="dxa" w:w="60"/>
-              <w:left w:type="dxa" w:w="80"/>
-              <w:bottom w:type="dxa" w:w="60"/>
-              <w:right w:type="dxa" w:w="80"/>
-            </w:tcMar>
-            <w:vAlign w:val="center"/>
-          </w:tcPr>
-          <w:p>
-            <w:pPr>
-              <w:jc w:val="left"/>
-            </w:pPr>
-            <w:r>
-              <w:rPr>
-                <w:rFonts w:ascii="Arial" w:cs="Arial" w:eastAsia="Arial" w:hAnsi="Arial"/>
-                <w:b w:val="false"/>
-                <w:bCs w:val="false"/>
-                <w:color w:val="333333"/>
-                <w:sz w:val="15"/>
-                <w:szCs w:val="15"/>
-              </w:rPr>
-              <w:t xml:space="preserve">利益率</w:t>
-            </w:r>
-          </w:p>
-        </w:tc>
-        <w:tc>
-          <w:tcPr>
-            <w:tcW w:type="dxa" w:w="2500"/>
-            <w:tcBorders>
-              <w:top w:val="single" w:color="CCCCCC" w:sz="1"/>
-              <w:left w:val="single" w:color="CCCCCC" w:sz="1"/>
-              <w:bottom w:val="single" w:color="CCCCCC" w:sz="1"/>
-              <w:right w:val="single" w:color="CCCCCC" w:sz="1"/>
-            </w:tcBorders>
-            <w:tcMar>
-              <w:top w:type="dxa" w:w="60"/>
-              <w:left w:type="dxa" w:w="80"/>
-              <w:bottom w:type="dxa" w:w="60"/>
-              <w:right w:type="dxa" w:w="80"/>
-            </w:tcMar>
-            <w:vAlign w:val="center"/>
-          </w:tcPr>
-          <w:p>
-            <w:pPr>
-              <w:jc w:val="center"/>
-            </w:pPr>
-            <w:r>
-              <w:rPr>
-                <w:rFonts w:ascii="Arial" w:cs="Arial" w:eastAsia="Arial" w:hAnsi="Arial"/>
-                <w:b w:val="false"/>
-                <w:bCs w:val="false"/>
-                <w:color w:val="333333"/>
-                <w:sz w:val="15"/>
-                <w:szCs w:val="15"/>
-              </w:rPr>
-              <w:t xml:space="preserve">21.9%</w:t>
-            </w:r>
-          </w:p>
-        </w:tc>
-      </w:tr>
-      <w:tr>
-        <w:tc>
-          <w:tcPr>
-            <w:tcW w:type="dxa" w:w="2500"/>
-            <w:tcBorders>
-              <w:top w:val="single" w:color="CCCCCC" w:sz="1"/>
-              <w:left w:val="single" w:color="CCCCCC" w:sz="1"/>
-              <w:bottom w:val="single" w:color="CCCCCC" w:sz="1"/>
-              <w:right w:val="single" w:color="CCCCCC" w:sz="1"/>
-            </w:tcBorders>
-            <w:tcMar>
-              <w:top w:type="dxa" w:w="60"/>
-              <w:left w:type="dxa" w:w="80"/>
-              <w:bottom w:type="dxa" w:w="60"/>
-              <w:right w:type="dxa" w:w="80"/>
-            </w:tcMar>
-            <w:vAlign w:val="center"/>
-          </w:tcPr>
-          <w:p>
-            <w:pPr>
-              <w:jc w:val="left"/>
-            </w:pPr>
-            <w:r>
-              <w:rPr>
-                <w:rFonts w:ascii="Arial" w:cs="Arial" w:eastAsia="Arial" w:hAnsi="Arial"/>
-                <w:b w:val="false"/>
-                <w:bCs w:val="false"/>
-                <w:color w:val="333333"/>
-                <w:sz w:val="15"/>
-                <w:szCs w:val="15"/>
-              </w:rPr>
-              <w:t xml:space="preserve">マトリクス分類</w:t>
-            </w:r>
-          </w:p>
-        </w:tc>
-        <w:tc>
-          <w:tcPr>
-            <w:tcW w:type="dxa" w:w="2500"/>
-            <w:tcBorders>
-              <w:top w:val="single" w:color="CCCCCC" w:sz="1"/>
-              <w:left w:val="single" w:color="CCCCCC" w:sz="1"/>
-              <w:bottom w:val="single" w:color="CCCCCC" w:sz="1"/>
-              <w:right w:val="single" w:color="CCCCCC" w:sz="1"/>
-            </w:tcBorders>
-            <w:tcMar>
-              <w:top w:type="dxa" w:w="60"/>
-              <w:left w:type="dxa" w:w="80"/>
-              <w:bottom w:type="dxa" w:w="60"/>
-              <w:right w:type="dxa" w:w="80"/>
-            </w:tcMar>
-            <w:vAlign w:val="center"/>
-          </w:tcPr>
-          <w:p>
-            <w:pPr>
-              <w:jc w:val="center"/>
-            </w:pPr>
-            <w:r>
-              <w:rPr>
-                <w:rFonts w:ascii="Arial" w:cs="Arial" w:eastAsia="Arial" w:hAnsi="Arial"/>
-                <w:b/>
-                <w:bCs/>
-                <w:color w:val="333333"/>
-                <w:sz w:val="15"/>
-                <w:szCs w:val="15"/>
-              </w:rPr>
-              <w:t xml:space="preserve">高品質×高売上</w:t>
-            </w:r>
-          </w:p>
-        </w:tc>
-        <w:tc>
-          <w:tcPr>
-            <w:tcW w:type="dxa" w:w="2500"/>
-            <w:tcBorders>
-              <w:top w:val="single" w:color="CCCCCC" w:sz="1"/>
-              <w:left w:val="single" w:color="CCCCCC" w:sz="1"/>
-              <w:bottom w:val="single" w:color="CCCCCC" w:sz="1"/>
-              <w:right w:val="single" w:color="CCCCCC" w:sz="1"/>
-            </w:tcBorders>
-            <w:tcMar>
-              <w:top w:type="dxa" w:w="60"/>
-              <w:left w:type="dxa" w:w="80"/>
-              <w:bottom w:type="dxa" w:w="60"/>
-              <w:right w:type="dxa" w:w="80"/>
-            </w:tcMar>
-            <w:vAlign w:val="center"/>
-          </w:tcPr>
-          <w:p>
-            <w:pPr>
-              <w:jc w:val="left"/>
-            </w:pPr>
-            <w:r>
-              <w:rPr>
-                <w:rFonts w:ascii="Arial" w:cs="Arial" w:eastAsia="Arial" w:hAnsi="Arial"/>
-                <w:b w:val="false"/>
-                <w:bCs w:val="false"/>
-                <w:color w:val="333333"/>
-                <w:sz w:val="15"/>
-                <w:szCs w:val="15"/>
-              </w:rPr>
-              <w:t xml:space="preserve">客室数 / スタッフ数</w:t>
-            </w:r>
-          </w:p>
-        </w:tc>
-        <w:tc>
-          <w:tcPr>
-            <w:tcW w:type="dxa" w:w="2500"/>
-            <w:tcBorders>
-              <w:top w:val="single" w:color="CCCCCC" w:sz="1"/>
-              <w:left w:val="single" w:color="CCCCCC" w:sz="1"/>
-              <w:bottom w:val="single" w:color="CCCCCC" w:sz="1"/>
-              <w:right w:val="single" w:color="CCCCCC" w:sz="1"/>
-            </w:tcBorders>
-            <w:tcMar>
-              <w:top w:type="dxa" w:w="60"/>
-              <w:left w:type="dxa" w:w="80"/>
-              <w:bottom w:type="dxa" w:w="60"/>
-              <w:right w:type="dxa" w:w="80"/>
-            </w:tcMar>
-            <w:vAlign w:val="center"/>
-          </w:tcPr>
-          <w:p>
-            <w:pPr>
-              <w:jc w:val="center"/>
-            </w:pPr>
-            <w:r>
-              <w:rPr>
-                <w:rFonts w:ascii="Arial" w:cs="Arial" w:eastAsia="Arial" w:hAnsi="Arial"/>
-                <w:b w:val="false"/>
-                <w:bCs w:val="false"/>
-                <w:color w:val="333333"/>
-                <w:sz w:val="15"/>
-                <w:szCs w:val="15"/>
-              </w:rPr>
-              <w:t xml:space="preserve">194室 / 18名</w:t>
-            </w:r>
-          </w:p>
-        </w:tc>
-      </w:tr>
-    </w:tbl>
-    <w:p>
-      <w:pPr>
-        <w:spacing w:after="80" w:before="80"/>
-        <w:jc w:val="left"/>
-      </w:pPr>
-      <w:r>
-        <w:rPr>
-          <w:rFonts w:ascii="Arial" w:cs="Arial" w:eastAsia="Arial" w:hAnsi="Arial"/>
-          <w:b w:val="false"/>
-          <w:bCs w:val="false"/>
-          <w:i w:val="false"/>
-          <w:iCs w:val="false"/>
-          <w:color w:val="333333"/>
-          <w:sz w:val="20"/>
-          <w:szCs w:val="20"/>
-        </w:rPr>
-        <w:t xml:space="preserve"/>
-      </w:r>
-    </w:p>
-    <w:p>
-      <w:pPr>
-        <w:spacing w:after="80" w:before="80"/>
-        <w:jc w:val="left"/>
-      </w:pPr>
-      <w:r>
-        <w:rPr>
-          <w:rFonts w:ascii="Arial" w:cs="Arial" w:eastAsia="Arial" w:hAnsi="Arial"/>
-          <w:b w:val="false"/>
-          <w:bCs w:val="false"/>
-          <w:i w:val="false"/>
-          <w:iCs w:val="false"/>
-          <w:color w:val="333333"/>
-          <w:sz w:val="20"/>
-          <w:szCs w:val="20"/>
-        </w:rPr>
-        <w:t xml:space="preserve"/>
-      </w:r>
-    </w:p>
-    <w:p>
-      <w:pPr>
-        <w:pStyle w:val="Heading2"/>
-        <w:spacing w:after="160" w:before="280"/>
-      </w:pPr>
-      <w:r>
-        <w:rPr>
-          <w:rFonts w:ascii="Arial" w:cs="Arial" w:eastAsia="Arial" w:hAnsi="Arial"/>
-          <w:b/>
-          <w:bCs/>
-          <w:color w:val="2E75B6"/>
-          <w:sz w:val="26"/>
-          <w:szCs w:val="26"/>
-        </w:rPr>
         <w:t xml:space="preserve">ホテルコメント横浜関内</w:t>
       </w:r>
     </w:p>
@@ -20757,7 +19793,7 @@
                 <w:sz w:val="15"/>
                 <w:szCs w:val="15"/>
               </w:rPr>
-              <w:t xml:space="preserve">129件</w:t>
+              <w:t xml:space="preserve">128件</w:t>
             </w:r>
           </w:p>
         </w:tc>
@@ -21664,7 +20700,7 @@
                 <w:sz w:val="15"/>
                 <w:szCs w:val="15"/>
               </w:rPr>
-              <w:t xml:space="preserve">124件</w:t>
+              <w:t xml:space="preserve">128件</w:t>
             </w:r>
           </w:p>
         </w:tc>
@@ -21802,7 +20838,7 @@
                 <w:sz w:val="15"/>
                 <w:szCs w:val="15"/>
               </w:rPr>
-              <w:t xml:space="preserve">650.0%</w:t>
+              <w:t xml:space="preserve">620.0%</w:t>
             </w:r>
           </w:p>
         </w:tc>
@@ -22524,7 +21560,7 @@
                 <w:sz w:val="14"/>
                 <w:szCs w:val="14"/>
               </w:rPr>
-              <w:t xml:space="preserve">9.21</w:t>
+              <w:t xml:space="preserve">9.20</w:t>
             </w:r>
           </w:p>
         </w:tc>
@@ -22731,7 +21767,7 @@
                 <w:sz w:val="14"/>
                 <w:szCs w:val="14"/>
               </w:rPr>
-              <w:t xml:space="preserve">8.65</w:t>
+              <w:t xml:space="preserve">8.59</w:t>
             </w:r>
           </w:p>
         </w:tc>
@@ -23145,7 +22181,7 @@
                 <w:sz w:val="14"/>
                 <w:szCs w:val="14"/>
               </w:rPr>
-              <w:t xml:space="preserve">8.29</w:t>
+              <w:t xml:space="preserve">8.28</w:t>
             </w:r>
           </w:p>
         </w:tc>
@@ -23318,7 +22354,7 @@
                 <w:sz w:val="14"/>
                 <w:szCs w:val="14"/>
               </w:rPr>
-              <w:t xml:space="preserve">京成リッチモンドホテル東京錦糸町</w:t>
+              <w:t xml:space="preserve">ダイワロイネットホテル東京大崎</w:t>
             </w:r>
           </w:p>
         </w:tc>
@@ -23352,7 +22388,214 @@
                 <w:sz w:val="14"/>
                 <w:szCs w:val="14"/>
               </w:rPr>
-              <w:t xml:space="preserve">9.13</w:t>
+              <w:t xml:space="preserve">8.87</w:t>
+            </w:r>
+          </w:p>
+        </w:tc>
+        <w:tc>
+          <w:tcPr>
+            <w:tcW w:type="dxa" w:w="1500"/>
+            <w:tcBorders>
+              <w:top w:val="single" w:color="CCCCCC" w:sz="1"/>
+              <w:left w:val="single" w:color="CCCCCC" w:sz="1"/>
+              <w:bottom w:val="single" w:color="CCCCCC" w:sz="1"/>
+              <w:right w:val="single" w:color="CCCCCC" w:sz="1"/>
+            </w:tcBorders>
+            <w:tcMar>
+              <w:top w:type="dxa" w:w="60"/>
+              <w:left w:type="dxa" w:w="80"/>
+              <w:bottom w:type="dxa" w:w="60"/>
+              <w:right w:type="dxa" w:w="80"/>
+            </w:tcMar>
+            <w:vAlign w:val="center"/>
+          </w:tcPr>
+          <w:p>
+            <w:pPr>
+              <w:jc w:val="center"/>
+            </w:pPr>
+            <w:r>
+              <w:rPr>
+                <w:rFonts w:ascii="Arial" w:cs="Arial" w:eastAsia="Arial" w:hAnsi="Arial"/>
+                <w:b w:val="false"/>
+                <w:bCs w:val="false"/>
+                <w:color w:val="333333"/>
+                <w:sz w:val="14"/>
+                <w:szCs w:val="14"/>
+              </w:rPr>
+              <w:t xml:space="preserve">¥5,203,037</w:t>
+            </w:r>
+          </w:p>
+        </w:tc>
+        <w:tc>
+          <w:tcPr>
+            <w:tcW w:type="dxa" w:w="900"/>
+            <w:tcBorders>
+              <w:top w:val="single" w:color="CCCCCC" w:sz="1"/>
+              <w:left w:val="single" w:color="CCCCCC" w:sz="1"/>
+              <w:bottom w:val="single" w:color="CCCCCC" w:sz="1"/>
+              <w:right w:val="single" w:color="CCCCCC" w:sz="1"/>
+            </w:tcBorders>
+            <w:tcMar>
+              <w:top w:type="dxa" w:w="60"/>
+              <w:left w:type="dxa" w:w="80"/>
+              <w:bottom w:type="dxa" w:w="60"/>
+              <w:right w:type="dxa" w:w="80"/>
+            </w:tcMar>
+            <w:vAlign w:val="center"/>
+          </w:tcPr>
+          <w:p>
+            <w:pPr>
+              <w:jc w:val="center"/>
+            </w:pPr>
+            <w:r>
+              <w:rPr>
+                <w:rFonts w:ascii="Arial" w:cs="Arial" w:eastAsia="Arial" w:hAnsi="Arial"/>
+                <w:b w:val="false"/>
+                <w:bCs w:val="false"/>
+                <w:color w:val="333333"/>
+                <w:sz w:val="14"/>
+                <w:szCs w:val="14"/>
+              </w:rPr>
+              <w:t xml:space="preserve">70.3%</w:t>
+            </w:r>
+          </w:p>
+        </w:tc>
+        <w:tc>
+          <w:tcPr>
+            <w:tcW w:type="dxa" w:w="2000"/>
+            <w:tcBorders>
+              <w:top w:val="single" w:color="CCCCCC" w:sz="1"/>
+              <w:left w:val="single" w:color="CCCCCC" w:sz="1"/>
+              <w:bottom w:val="single" w:color="CCCCCC" w:sz="1"/>
+              <w:right w:val="single" w:color="CCCCCC" w:sz="1"/>
+            </w:tcBorders>
+            <w:tcMar>
+              <w:top w:type="dxa" w:w="60"/>
+              <w:left w:type="dxa" w:w="80"/>
+              <w:bottom w:type="dxa" w:w="60"/>
+              <w:right w:type="dxa" w:w="80"/>
+            </w:tcMar>
+            <w:vAlign w:val="center"/>
+          </w:tcPr>
+          <w:p>
+            <w:pPr>
+              <w:jc w:val="center"/>
+            </w:pPr>
+            <w:r>
+              <w:rPr>
+                <w:rFonts w:ascii="Arial" w:cs="Arial" w:eastAsia="Arial" w:hAnsi="Arial"/>
+                <w:b w:val="false"/>
+                <w:bCs w:val="false"/>
+                <w:color w:val="333333"/>
+                <w:sz w:val="14"/>
+                <w:szCs w:val="14"/>
+              </w:rPr>
+              <w:t xml:space="preserve">高品質×高売上</w:t>
+            </w:r>
+          </w:p>
+        </w:tc>
+        <w:tc>
+          <w:tcPr>
+            <w:tcW w:type="dxa" w:w="1000"/>
+            <w:tcBorders>
+              <w:top w:val="single" w:color="CCCCCC" w:sz="1"/>
+              <w:left w:val="single" w:color="CCCCCC" w:sz="1"/>
+              <w:bottom w:val="single" w:color="CCCCCC" w:sz="1"/>
+              <w:right w:val="single" w:color="CCCCCC" w:sz="1"/>
+            </w:tcBorders>
+            <w:shd w:fill="E3F2FD" w:color="E3F2FD" w:val="solid"/>
+            <w:tcMar>
+              <w:top w:type="dxa" w:w="60"/>
+              <w:left w:type="dxa" w:w="80"/>
+              <w:bottom w:type="dxa" w:w="60"/>
+              <w:right w:type="dxa" w:w="80"/>
+            </w:tcMar>
+            <w:vAlign w:val="center"/>
+          </w:tcPr>
+          <w:p>
+            <w:pPr>
+              <w:jc w:val="center"/>
+            </w:pPr>
+            <w:r>
+              <w:rPr>
+                <w:rFonts w:ascii="Arial" w:cs="Arial" w:eastAsia="Arial" w:hAnsi="Arial"/>
+                <w:b/>
+                <w:bCs/>
+                <w:color w:val="1565C0"/>
+                <w:sz w:val="13"/>
+                <w:szCs w:val="13"/>
+              </w:rPr>
+              <w:t xml:space="preserve">🔵 標準</w:t>
+            </w:r>
+          </w:p>
+        </w:tc>
+      </w:tr>
+      <w:tr>
+        <w:tc>
+          <w:tcPr>
+            <w:tcW w:type="dxa" w:w="2800"/>
+            <w:tcBorders>
+              <w:top w:val="single" w:color="CCCCCC" w:sz="1"/>
+              <w:left w:val="single" w:color="CCCCCC" w:sz="1"/>
+              <w:bottom w:val="single" w:color="CCCCCC" w:sz="1"/>
+              <w:right w:val="single" w:color="CCCCCC" w:sz="1"/>
+            </w:tcBorders>
+            <w:tcMar>
+              <w:top w:type="dxa" w:w="60"/>
+              <w:left w:type="dxa" w:w="80"/>
+              <w:bottom w:type="dxa" w:w="60"/>
+              <w:right w:type="dxa" w:w="80"/>
+            </w:tcMar>
+            <w:vAlign w:val="center"/>
+          </w:tcPr>
+          <w:p>
+            <w:pPr>
+              <w:jc w:val="left"/>
+            </w:pPr>
+            <w:r>
+              <w:rPr>
+                <w:rFonts w:ascii="Arial" w:cs="Arial" w:eastAsia="Arial" w:hAnsi="Arial"/>
+                <w:b w:val="false"/>
+                <w:bCs w:val="false"/>
+                <w:color w:val="333333"/>
+                <w:sz w:val="14"/>
+                <w:szCs w:val="14"/>
+              </w:rPr>
+              <w:t xml:space="preserve">京成リッチモンドホテル東京錦糸町</w:t>
+            </w:r>
+          </w:p>
+        </w:tc>
+        <w:tc>
+          <w:tcPr>
+            <w:tcW w:type="dxa" w:w="900"/>
+            <w:tcBorders>
+              <w:top w:val="single" w:color="CCCCCC" w:sz="1"/>
+              <w:left w:val="single" w:color="CCCCCC" w:sz="1"/>
+              <w:bottom w:val="single" w:color="CCCCCC" w:sz="1"/>
+              <w:right w:val="single" w:color="CCCCCC" w:sz="1"/>
+            </w:tcBorders>
+            <w:tcMar>
+              <w:top w:type="dxa" w:w="60"/>
+              <w:left w:type="dxa" w:w="80"/>
+              <w:bottom w:type="dxa" w:w="60"/>
+              <w:right w:type="dxa" w:w="80"/>
+            </w:tcMar>
+            <w:vAlign w:val="center"/>
+          </w:tcPr>
+          <w:p>
+            <w:pPr>
+              <w:jc w:val="center"/>
+            </w:pPr>
+            <w:r>
+              <w:rPr>
+                <w:rFonts w:ascii="Arial" w:cs="Arial" w:eastAsia="Arial" w:hAnsi="Arial"/>
+                <w:b w:val="false"/>
+                <w:bCs w:val="false"/>
+                <w:color w:val="333333"/>
+                <w:sz w:val="14"/>
+                <w:szCs w:val="14"/>
+              </w:rPr>
+              <w:t xml:space="preserve">9.15</w:t>
             </w:r>
           </w:p>
         </w:tc>
@@ -23559,7 +22802,7 @@
                 <w:sz w:val="14"/>
                 <w:szCs w:val="14"/>
               </w:rPr>
-              <w:t xml:space="preserve">8.71</w:t>
+              <w:t xml:space="preserve">8.74</w:t>
             </w:r>
           </w:p>
         </w:tc>
@@ -23766,7 +23009,7 @@
                 <w:sz w:val="14"/>
                 <w:szCs w:val="14"/>
               </w:rPr>
-              <w:t xml:space="preserve">9.16</w:t>
+              <w:t xml:space="preserve">9.18</w:t>
             </w:r>
           </w:p>
         </w:tc>
@@ -23973,7 +23216,7 @@
                 <w:sz w:val="14"/>
                 <w:szCs w:val="14"/>
               </w:rPr>
-              <w:t xml:space="preserve">8.89</w:t>
+              <w:t xml:space="preserve">8.90</w:t>
             </w:r>
           </w:p>
         </w:tc>
@@ -24594,7 +23837,7 @@
                 <w:sz w:val="14"/>
                 <w:szCs w:val="14"/>
               </w:rPr>
-              <w:t xml:space="preserve">8.53</w:t>
+              <w:t xml:space="preserve">8.50</w:t>
             </w:r>
           </w:p>
         </w:tc>

--- a/納品レポート/PRIMECHANGE戦略レポート/PRIMECHANGE_品質売上総合レポート.docx
+++ b/納品レポート/PRIMECHANGE戦略レポート/PRIMECHANGE_品質売上総合レポート.docx
@@ -621,7 +621,7 @@
                 <w:sz w:val="16"/>
                 <w:szCs w:val="16"/>
               </w:rPr>
-              <w:t xml:space="preserve">5ホテル</w:t>
+              <w:t xml:space="preserve">4ホテル</w:t>
             </w:r>
           </w:p>
         </w:tc>
@@ -693,7 +693,7 @@
                 <w:sz w:val="16"/>
                 <w:szCs w:val="16"/>
               </w:rPr>
-              <w:t xml:space="preserve">2ホテル</w:t>
+              <w:t xml:space="preserve">3ホテル</w:t>
             </w:r>
           </w:p>
         </w:tc>
@@ -1363,7 +1363,7 @@
                 <w:sz w:val="14"/>
                 <w:szCs w:val="14"/>
               </w:rPr>
-              <w:t xml:space="preserve">9.20</w:t>
+              <w:t xml:space="preserve">9.22</w:t>
             </w:r>
           </w:p>
         </w:tc>
@@ -1750,7 +1750,7 @@
                 <w:sz w:val="14"/>
                 <w:szCs w:val="14"/>
               </w:rPr>
-              <w:t xml:space="preserve">139</w:t>
+              <w:t xml:space="preserve">140</w:t>
             </w:r>
           </w:p>
         </w:tc>
@@ -2067,7 +2067,7 @@
                 <w:sz w:val="14"/>
                 <w:szCs w:val="14"/>
               </w:rPr>
-              <w:t xml:space="preserve">8.72</w:t>
+              <w:t xml:space="preserve">8.68</w:t>
             </w:r>
           </w:p>
         </w:tc>
@@ -2771,7 +2771,7 @@
                 <w:sz w:val="14"/>
                 <w:szCs w:val="14"/>
               </w:rPr>
-              <w:t xml:space="preserve">7.04</w:t>
+              <w:t xml:space="preserve">7.02</w:t>
             </w:r>
           </w:p>
         </w:tc>
@@ -2806,7 +2806,7 @@
                 <w:sz w:val="14"/>
                 <w:szCs w:val="14"/>
               </w:rPr>
-              <w:t xml:space="preserve">83</w:t>
+              <w:t xml:space="preserve">84</w:t>
             </w:r>
           </w:p>
         </w:tc>
@@ -3123,7 +3123,7 @@
                 <w:sz w:val="14"/>
                 <w:szCs w:val="14"/>
               </w:rPr>
-              <w:t xml:space="preserve">8.28</w:t>
+              <w:t xml:space="preserve">8.30</w:t>
             </w:r>
           </w:p>
         </w:tc>
@@ -3158,7 +3158,7 @@
                 <w:sz w:val="14"/>
                 <w:szCs w:val="14"/>
               </w:rPr>
-              <w:t xml:space="preserve">334</w:t>
+              <w:t xml:space="preserve">338</w:t>
             </w:r>
           </w:p>
         </w:tc>
@@ -3827,7 +3827,7 @@
                 <w:sz w:val="14"/>
                 <w:szCs w:val="14"/>
               </w:rPr>
-              <w:t xml:space="preserve">9.15</w:t>
+              <w:t xml:space="preserve">9.12</w:t>
             </w:r>
           </w:p>
         </w:tc>
@@ -3862,7 +3862,7 @@
                 <w:sz w:val="14"/>
                 <w:szCs w:val="14"/>
               </w:rPr>
-              <w:t xml:space="preserve">131</w:t>
+              <w:t xml:space="preserve">132</w:t>
             </w:r>
           </w:p>
         </w:tc>
@@ -4050,7 +4050,7 @@
               <w:bottom w:val="single" w:color="CCCCCC" w:sz="1"/>
               <w:right w:val="single" w:color="CCCCCC" w:sz="1"/>
             </w:tcBorders>
-            <w:shd w:fill="E8F5E9" w:color="E8F5E9" w:val="solid"/>
+            <w:shd w:fill="E3F2FD" w:color="E3F2FD" w:val="solid"/>
             <w:tcMar>
               <w:top w:type="dxa" w:w="60"/>
               <w:left w:type="dxa" w:w="80"/>
@@ -4068,11 +4068,11 @@
                 <w:rFonts w:ascii="Arial" w:cs="Arial" w:eastAsia="Arial" w:hAnsi="Arial"/>
                 <w:b/>
                 <w:bCs/>
-                <w:color w:val="2E7D32"/>
+                <w:color w:val="1565C0"/>
                 <w:sz w:val="13"/>
                 <w:szCs w:val="13"/>
               </w:rPr>
-              <w:t xml:space="preserve">🟢 維持</w:t>
+              <w:t xml:space="preserve">🔵 標準</w:t>
             </w:r>
           </w:p>
         </w:tc>
@@ -4179,7 +4179,7 @@
                 <w:sz w:val="14"/>
                 <w:szCs w:val="14"/>
               </w:rPr>
-              <w:t xml:space="preserve">7.39</w:t>
+              <w:t xml:space="preserve">7.34</w:t>
             </w:r>
           </w:p>
         </w:tc>
@@ -4214,7 +4214,7 @@
                 <w:sz w:val="14"/>
                 <w:szCs w:val="14"/>
               </w:rPr>
-              <w:t xml:space="preserve">57</w:t>
+              <w:t xml:space="preserve">58</w:t>
             </w:r>
           </w:p>
         </w:tc>
@@ -5583,11 +5583,715 @@
                 <w:rFonts w:ascii="Arial" w:cs="Arial" w:eastAsia="Arial" w:hAnsi="Arial"/>
                 <w:b w:val="false"/>
                 <w:bCs w:val="false"/>
+                <w:color w:val="333333"/>
+                <w:sz w:val="14"/>
+                <w:szCs w:val="14"/>
+              </w:rPr>
+              <w:t xml:space="preserve">7.52</w:t>
+            </w:r>
+          </w:p>
+        </w:tc>
+        <w:tc>
+          <w:tcPr>
+            <w:tcW w:type="dxa" w:w="700"/>
+            <w:tcBorders>
+              <w:top w:val="single" w:color="CCCCCC" w:sz="1"/>
+              <w:left w:val="single" w:color="CCCCCC" w:sz="1"/>
+              <w:bottom w:val="single" w:color="CCCCCC" w:sz="1"/>
+              <w:right w:val="single" w:color="CCCCCC" w:sz="1"/>
+            </w:tcBorders>
+            <w:shd w:fill="FFFFFF" w:color="FFFFFF" w:val="solid"/>
+            <w:tcMar>
+              <w:top w:type="dxa" w:w="60"/>
+              <w:left w:type="dxa" w:w="80"/>
+              <w:bottom w:type="dxa" w:w="60"/>
+              <w:right w:type="dxa" w:w="80"/>
+            </w:tcMar>
+            <w:vAlign w:val="center"/>
+          </w:tcPr>
+          <w:p>
+            <w:pPr>
+              <w:jc w:val="center"/>
+            </w:pPr>
+            <w:r>
+              <w:rPr>
+                <w:rFonts w:ascii="Arial" w:cs="Arial" w:eastAsia="Arial" w:hAnsi="Arial"/>
+                <w:b w:val="false"/>
+                <w:bCs w:val="false"/>
+                <w:color w:val="333333"/>
+                <w:sz w:val="14"/>
+                <w:szCs w:val="14"/>
+              </w:rPr>
+              <w:t xml:space="preserve">143</w:t>
+            </w:r>
+          </w:p>
+        </w:tc>
+        <w:tc>
+          <w:tcPr>
+            <w:tcW w:type="dxa" w:w="700"/>
+            <w:tcBorders>
+              <w:top w:val="single" w:color="CCCCCC" w:sz="1"/>
+              <w:left w:val="single" w:color="CCCCCC" w:sz="1"/>
+              <w:bottom w:val="single" w:color="CCCCCC" w:sz="1"/>
+              <w:right w:val="single" w:color="CCCCCC" w:sz="1"/>
+            </w:tcBorders>
+            <w:shd w:fill="FFFFFF" w:color="FFFFFF" w:val="solid"/>
+            <w:tcMar>
+              <w:top w:type="dxa" w:w="60"/>
+              <w:left w:type="dxa" w:w="80"/>
+              <w:bottom w:type="dxa" w:w="60"/>
+              <w:right w:type="dxa" w:w="80"/>
+            </w:tcMar>
+            <w:vAlign w:val="center"/>
+          </w:tcPr>
+          <w:p>
+            <w:pPr>
+              <w:jc w:val="center"/>
+            </w:pPr>
+            <w:r>
+              <w:rPr>
+                <w:rFonts w:ascii="Arial" w:cs="Arial" w:eastAsia="Arial" w:hAnsi="Arial"/>
+                <w:b w:val="false"/>
+                <w:bCs w:val="false"/>
+                <w:color w:val="333333"/>
+                <w:sz w:val="14"/>
+                <w:szCs w:val="14"/>
+              </w:rPr>
+              <w:t xml:space="preserve">55.9%</w:t>
+            </w:r>
+          </w:p>
+        </w:tc>
+        <w:tc>
+          <w:tcPr>
+            <w:tcW w:type="dxa" w:w="1300"/>
+            <w:tcBorders>
+              <w:top w:val="single" w:color="CCCCCC" w:sz="1"/>
+              <w:left w:val="single" w:color="CCCCCC" w:sz="1"/>
+              <w:bottom w:val="single" w:color="CCCCCC" w:sz="1"/>
+              <w:right w:val="single" w:color="CCCCCC" w:sz="1"/>
+            </w:tcBorders>
+            <w:shd w:fill="FFFFFF" w:color="FFFFFF" w:val="solid"/>
+            <w:tcMar>
+              <w:top w:type="dxa" w:w="60"/>
+              <w:left w:type="dxa" w:w="80"/>
+              <w:bottom w:type="dxa" w:w="60"/>
+              <w:right w:type="dxa" w:w="80"/>
+            </w:tcMar>
+            <w:vAlign w:val="center"/>
+          </w:tcPr>
+          <w:p>
+            <w:pPr>
+              <w:jc w:val="center"/>
+            </w:pPr>
+            <w:r>
+              <w:rPr>
+                <w:rFonts w:ascii="Arial" w:cs="Arial" w:eastAsia="Arial" w:hAnsi="Arial"/>
+                <w:b w:val="false"/>
+                <w:bCs w:val="false"/>
+                <w:color w:val="333333"/>
+                <w:sz w:val="14"/>
+                <w:szCs w:val="14"/>
+              </w:rPr>
+              <w:t xml:space="preserve">¥4,051,890</w:t>
+            </w:r>
+          </w:p>
+        </w:tc>
+        <w:tc>
+          <w:tcPr>
+            <w:tcW w:type="dxa" w:w="1200"/>
+            <w:tcBorders>
+              <w:top w:val="single" w:color="CCCCCC" w:sz="1"/>
+              <w:left w:val="single" w:color="CCCCCC" w:sz="1"/>
+              <w:bottom w:val="single" w:color="CCCCCC" w:sz="1"/>
+              <w:right w:val="single" w:color="CCCCCC" w:sz="1"/>
+            </w:tcBorders>
+            <w:shd w:fill="FFFFFF" w:color="FFFFFF" w:val="solid"/>
+            <w:tcMar>
+              <w:top w:type="dxa" w:w="60"/>
+              <w:left w:type="dxa" w:w="80"/>
+              <w:bottom w:type="dxa" w:w="60"/>
+              <w:right w:type="dxa" w:w="80"/>
+            </w:tcMar>
+            <w:vAlign w:val="center"/>
+          </w:tcPr>
+          <w:p>
+            <w:pPr>
+              <w:jc w:val="center"/>
+            </w:pPr>
+            <w:r>
+              <w:rPr>
+                <w:rFonts w:ascii="Arial" w:cs="Arial" w:eastAsia="Arial" w:hAnsi="Arial"/>
+                <w:b w:val="false"/>
+                <w:bCs w:val="false"/>
+                <w:color w:val="333333"/>
+                <w:sz w:val="14"/>
+                <w:szCs w:val="14"/>
+              </w:rPr>
+              <w:t xml:space="preserve">¥1,142,186</w:t>
+            </w:r>
+          </w:p>
+        </w:tc>
+        <w:tc>
+          <w:tcPr>
+            <w:tcW w:type="dxa" w:w="700"/>
+            <w:tcBorders>
+              <w:top w:val="single" w:color="CCCCCC" w:sz="1"/>
+              <w:left w:val="single" w:color="CCCCCC" w:sz="1"/>
+              <w:bottom w:val="single" w:color="CCCCCC" w:sz="1"/>
+              <w:right w:val="single" w:color="CCCCCC" w:sz="1"/>
+            </w:tcBorders>
+            <w:shd w:fill="FFFFFF" w:color="FFFFFF" w:val="solid"/>
+            <w:tcMar>
+              <w:top w:type="dxa" w:w="60"/>
+              <w:left w:type="dxa" w:w="80"/>
+              <w:bottom w:type="dxa" w:w="60"/>
+              <w:right w:type="dxa" w:w="80"/>
+            </w:tcMar>
+            <w:vAlign w:val="center"/>
+          </w:tcPr>
+          <w:p>
+            <w:pPr>
+              <w:jc w:val="center"/>
+            </w:pPr>
+            <w:r>
+              <w:rPr>
+                <w:rFonts w:ascii="Arial" w:cs="Arial" w:eastAsia="Arial" w:hAnsi="Arial"/>
+                <w:b w:val="false"/>
+                <w:bCs w:val="false"/>
+                <w:color w:val="333333"/>
+                <w:sz w:val="14"/>
+                <w:szCs w:val="14"/>
+              </w:rPr>
+              <w:t xml:space="preserve">28.2%</w:t>
+            </w:r>
+          </w:p>
+        </w:tc>
+        <w:tc>
+          <w:tcPr>
+            <w:tcW w:type="dxa" w:w="900"/>
+            <w:tcBorders>
+              <w:top w:val="single" w:color="CCCCCC" w:sz="1"/>
+              <w:left w:val="single" w:color="CCCCCC" w:sz="1"/>
+              <w:bottom w:val="single" w:color="CCCCCC" w:sz="1"/>
+              <w:right w:val="single" w:color="CCCCCC" w:sz="1"/>
+            </w:tcBorders>
+            <w:shd w:fill="FFFFFF" w:color="FFFFFF" w:val="solid"/>
+            <w:tcMar>
+              <w:top w:type="dxa" w:w="60"/>
+              <w:left w:type="dxa" w:w="80"/>
+              <w:bottom w:type="dxa" w:w="60"/>
+              <w:right w:type="dxa" w:w="80"/>
+            </w:tcMar>
+            <w:vAlign w:val="center"/>
+          </w:tcPr>
+          <w:p>
+            <w:pPr>
+              <w:jc w:val="center"/>
+            </w:pPr>
+            <w:r>
+              <w:rPr>
+                <w:rFonts w:ascii="Arial" w:cs="Arial" w:eastAsia="Arial" w:hAnsi="Arial"/>
+                <w:b w:val="false"/>
+                <w:bCs w:val="false"/>
+                <w:color w:val="333333"/>
+                <w:sz w:val="14"/>
+                <w:szCs w:val="14"/>
+              </w:rPr>
+              <w:t xml:space="preserve">¥1,066</w:t>
+            </w:r>
+          </w:p>
+        </w:tc>
+        <w:tc>
+          <w:tcPr>
+            <w:tcW w:type="dxa" w:w="900"/>
+            <w:tcBorders>
+              <w:top w:val="single" w:color="CCCCCC" w:sz="1"/>
+              <w:left w:val="single" w:color="CCCCCC" w:sz="1"/>
+              <w:bottom w:val="single" w:color="CCCCCC" w:sz="1"/>
+              <w:right w:val="single" w:color="CCCCCC" w:sz="1"/>
+            </w:tcBorders>
+            <w:shd w:fill="FFF3E0" w:color="FFF3E0" w:val="solid"/>
+            <w:tcMar>
+              <w:top w:type="dxa" w:w="60"/>
+              <w:left w:type="dxa" w:w="80"/>
+              <w:bottom w:type="dxa" w:w="60"/>
+              <w:right w:type="dxa" w:w="80"/>
+            </w:tcMar>
+            <w:vAlign w:val="center"/>
+          </w:tcPr>
+          <w:p>
+            <w:pPr>
+              <w:jc w:val="center"/>
+            </w:pPr>
+            <w:r>
+              <w:rPr>
+                <w:rFonts w:ascii="Arial" w:cs="Arial" w:eastAsia="Arial" w:hAnsi="Arial"/>
+                <w:b/>
+                <w:bCs/>
+                <w:color w:val="E65100"/>
+                <w:sz w:val="13"/>
+                <w:szCs w:val="13"/>
+              </w:rPr>
+              <w:t xml:space="preserve">🟠 高</w:t>
+            </w:r>
+          </w:p>
+        </w:tc>
+      </w:tr>
+      <w:tr>
+        <w:tc>
+          <w:tcPr>
+            <w:tcW w:type="dxa" w:w="400"/>
+            <w:tcBorders>
+              <w:top w:val="single" w:color="CCCCCC" w:sz="1"/>
+              <w:left w:val="single" w:color="CCCCCC" w:sz="1"/>
+              <w:bottom w:val="single" w:color="CCCCCC" w:sz="1"/>
+              <w:right w:val="single" w:color="CCCCCC" w:sz="1"/>
+            </w:tcBorders>
+            <w:shd w:fill="F5F7FA" w:color="F5F7FA" w:val="solid"/>
+            <w:tcMar>
+              <w:top w:type="dxa" w:w="60"/>
+              <w:left w:type="dxa" w:w="80"/>
+              <w:bottom w:type="dxa" w:w="60"/>
+              <w:right w:type="dxa" w:w="80"/>
+            </w:tcMar>
+            <w:vAlign w:val="center"/>
+          </w:tcPr>
+          <w:p>
+            <w:pPr>
+              <w:jc w:val="center"/>
+            </w:pPr>
+            <w:r>
+              <w:rPr>
+                <w:rFonts w:ascii="Arial" w:cs="Arial" w:eastAsia="Arial" w:hAnsi="Arial"/>
+                <w:b w:val="false"/>
+                <w:bCs w:val="false"/>
+                <w:color w:val="333333"/>
+                <w:sz w:val="14"/>
+                <w:szCs w:val="14"/>
+              </w:rPr>
+              <w:t xml:space="preserve">14</w:t>
+            </w:r>
+          </w:p>
+        </w:tc>
+        <w:tc>
+          <w:tcPr>
+            <w:tcW w:type="dxa" w:w="2800"/>
+            <w:tcBorders>
+              <w:top w:val="single" w:color="CCCCCC" w:sz="1"/>
+              <w:left w:val="single" w:color="CCCCCC" w:sz="1"/>
+              <w:bottom w:val="single" w:color="CCCCCC" w:sz="1"/>
+              <w:right w:val="single" w:color="CCCCCC" w:sz="1"/>
+            </w:tcBorders>
+            <w:shd w:fill="F5F7FA" w:color="F5F7FA" w:val="solid"/>
+            <w:tcMar>
+              <w:top w:type="dxa" w:w="60"/>
+              <w:left w:type="dxa" w:w="80"/>
+              <w:bottom w:type="dxa" w:w="60"/>
+              <w:right w:type="dxa" w:w="80"/>
+            </w:tcMar>
+            <w:vAlign w:val="center"/>
+          </w:tcPr>
+          <w:p>
+            <w:pPr>
+              <w:jc w:val="left"/>
+            </w:pPr>
+            <w:r>
+              <w:rPr>
+                <w:rFonts w:ascii="Arial" w:cs="Arial" w:eastAsia="Arial" w:hAnsi="Arial"/>
+                <w:b w:val="false"/>
+                <w:bCs w:val="false"/>
+                <w:color w:val="333333"/>
+                <w:sz w:val="13"/>
+                <w:szCs w:val="13"/>
+              </w:rPr>
+              <w:t xml:space="preserve">コンフォートホテルERA東京東神田</w:t>
+            </w:r>
+          </w:p>
+        </w:tc>
+        <w:tc>
+          <w:tcPr>
+            <w:tcW w:type="dxa" w:w="700"/>
+            <w:tcBorders>
+              <w:top w:val="single" w:color="CCCCCC" w:sz="1"/>
+              <w:left w:val="single" w:color="CCCCCC" w:sz="1"/>
+              <w:bottom w:val="single" w:color="CCCCCC" w:sz="1"/>
+              <w:right w:val="single" w:color="CCCCCC" w:sz="1"/>
+            </w:tcBorders>
+            <w:shd w:fill="F5F7FA" w:color="F5F7FA" w:val="solid"/>
+            <w:tcMar>
+              <w:top w:type="dxa" w:w="60"/>
+              <w:left w:type="dxa" w:w="80"/>
+              <w:bottom w:type="dxa" w:w="60"/>
+              <w:right w:type="dxa" w:w="80"/>
+            </w:tcMar>
+            <w:vAlign w:val="center"/>
+          </w:tcPr>
+          <w:p>
+            <w:pPr>
+              <w:jc w:val="center"/>
+            </w:pPr>
+            <w:r>
+              <w:rPr>
+                <w:rFonts w:ascii="Arial" w:cs="Arial" w:eastAsia="Arial" w:hAnsi="Arial"/>
+                <w:b w:val="false"/>
+                <w:bCs w:val="false"/>
+                <w:color w:val="27AE60"/>
+                <w:sz w:val="14"/>
+                <w:szCs w:val="14"/>
+              </w:rPr>
+              <w:t xml:space="preserve">8.90</w:t>
+            </w:r>
+          </w:p>
+        </w:tc>
+        <w:tc>
+          <w:tcPr>
+            <w:tcW w:type="dxa" w:w="700"/>
+            <w:tcBorders>
+              <w:top w:val="single" w:color="CCCCCC" w:sz="1"/>
+              <w:left w:val="single" w:color="CCCCCC" w:sz="1"/>
+              <w:bottom w:val="single" w:color="CCCCCC" w:sz="1"/>
+              <w:right w:val="single" w:color="CCCCCC" w:sz="1"/>
+            </w:tcBorders>
+            <w:shd w:fill="F5F7FA" w:color="F5F7FA" w:val="solid"/>
+            <w:tcMar>
+              <w:top w:type="dxa" w:w="60"/>
+              <w:left w:type="dxa" w:w="80"/>
+              <w:bottom w:type="dxa" w:w="60"/>
+              <w:right w:type="dxa" w:w="80"/>
+            </w:tcMar>
+            <w:vAlign w:val="center"/>
+          </w:tcPr>
+          <w:p>
+            <w:pPr>
+              <w:jc w:val="center"/>
+            </w:pPr>
+            <w:r>
+              <w:rPr>
+                <w:rFonts w:ascii="Arial" w:cs="Arial" w:eastAsia="Arial" w:hAnsi="Arial"/>
+                <w:b w:val="false"/>
+                <w:bCs w:val="false"/>
+                <w:color w:val="333333"/>
+                <w:sz w:val="14"/>
+                <w:szCs w:val="14"/>
+              </w:rPr>
+              <w:t xml:space="preserve">123</w:t>
+            </w:r>
+          </w:p>
+        </w:tc>
+        <w:tc>
+          <w:tcPr>
+            <w:tcW w:type="dxa" w:w="700"/>
+            <w:tcBorders>
+              <w:top w:val="single" w:color="CCCCCC" w:sz="1"/>
+              <w:left w:val="single" w:color="CCCCCC" w:sz="1"/>
+              <w:bottom w:val="single" w:color="CCCCCC" w:sz="1"/>
+              <w:right w:val="single" w:color="CCCCCC" w:sz="1"/>
+            </w:tcBorders>
+            <w:shd w:fill="F5F7FA" w:color="F5F7FA" w:val="solid"/>
+            <w:tcMar>
+              <w:top w:type="dxa" w:w="60"/>
+              <w:left w:type="dxa" w:w="80"/>
+              <w:bottom w:type="dxa" w:w="60"/>
+              <w:right w:type="dxa" w:w="80"/>
+            </w:tcMar>
+            <w:vAlign w:val="center"/>
+          </w:tcPr>
+          <w:p>
+            <w:pPr>
+              <w:jc w:val="center"/>
+            </w:pPr>
+            <w:r>
+              <w:rPr>
+                <w:rFonts w:ascii="Arial" w:cs="Arial" w:eastAsia="Arial" w:hAnsi="Arial"/>
+                <w:b w:val="false"/>
+                <w:bCs w:val="false"/>
+                <w:color w:val="333333"/>
+                <w:sz w:val="14"/>
+                <w:szCs w:val="14"/>
+              </w:rPr>
+              <w:t xml:space="preserve">65.8%</w:t>
+            </w:r>
+          </w:p>
+        </w:tc>
+        <w:tc>
+          <w:tcPr>
+            <w:tcW w:type="dxa" w:w="1300"/>
+            <w:tcBorders>
+              <w:top w:val="single" w:color="CCCCCC" w:sz="1"/>
+              <w:left w:val="single" w:color="CCCCCC" w:sz="1"/>
+              <w:bottom w:val="single" w:color="CCCCCC" w:sz="1"/>
+              <w:right w:val="single" w:color="CCCCCC" w:sz="1"/>
+            </w:tcBorders>
+            <w:shd w:fill="F5F7FA" w:color="F5F7FA" w:val="solid"/>
+            <w:tcMar>
+              <w:top w:type="dxa" w:w="60"/>
+              <w:left w:type="dxa" w:w="80"/>
+              <w:bottom w:type="dxa" w:w="60"/>
+              <w:right w:type="dxa" w:w="80"/>
+            </w:tcMar>
+            <w:vAlign w:val="center"/>
+          </w:tcPr>
+          <w:p>
+            <w:pPr>
+              <w:jc w:val="center"/>
+            </w:pPr>
+            <w:r>
+              <w:rPr>
+                <w:rFonts w:ascii="Arial" w:cs="Arial" w:eastAsia="Arial" w:hAnsi="Arial"/>
+                <w:b w:val="false"/>
+                <w:bCs w:val="false"/>
+                <w:color w:val="333333"/>
+                <w:sz w:val="14"/>
+                <w:szCs w:val="14"/>
+              </w:rPr>
+              <w:t xml:space="preserve">¥4,047,280</w:t>
+            </w:r>
+          </w:p>
+        </w:tc>
+        <w:tc>
+          <w:tcPr>
+            <w:tcW w:type="dxa" w:w="1200"/>
+            <w:tcBorders>
+              <w:top w:val="single" w:color="CCCCCC" w:sz="1"/>
+              <w:left w:val="single" w:color="CCCCCC" w:sz="1"/>
+              <w:bottom w:val="single" w:color="CCCCCC" w:sz="1"/>
+              <w:right w:val="single" w:color="CCCCCC" w:sz="1"/>
+            </w:tcBorders>
+            <w:shd w:fill="F5F7FA" w:color="F5F7FA" w:val="solid"/>
+            <w:tcMar>
+              <w:top w:type="dxa" w:w="60"/>
+              <w:left w:type="dxa" w:w="80"/>
+              <w:bottom w:type="dxa" w:w="60"/>
+              <w:right w:type="dxa" w:w="80"/>
+            </w:tcMar>
+            <w:vAlign w:val="center"/>
+          </w:tcPr>
+          <w:p>
+            <w:pPr>
+              <w:jc w:val="center"/>
+            </w:pPr>
+            <w:r>
+              <w:rPr>
+                <w:rFonts w:ascii="Arial" w:cs="Arial" w:eastAsia="Arial" w:hAnsi="Arial"/>
+                <w:b w:val="false"/>
+                <w:bCs w:val="false"/>
+                <w:color w:val="333333"/>
+                <w:sz w:val="14"/>
+                <w:szCs w:val="14"/>
+              </w:rPr>
+              <w:t xml:space="preserve">¥1,266,459</w:t>
+            </w:r>
+          </w:p>
+        </w:tc>
+        <w:tc>
+          <w:tcPr>
+            <w:tcW w:type="dxa" w:w="700"/>
+            <w:tcBorders>
+              <w:top w:val="single" w:color="CCCCCC" w:sz="1"/>
+              <w:left w:val="single" w:color="CCCCCC" w:sz="1"/>
+              <w:bottom w:val="single" w:color="CCCCCC" w:sz="1"/>
+              <w:right w:val="single" w:color="CCCCCC" w:sz="1"/>
+            </w:tcBorders>
+            <w:shd w:fill="F5F7FA" w:color="F5F7FA" w:val="solid"/>
+            <w:tcMar>
+              <w:top w:type="dxa" w:w="60"/>
+              <w:left w:type="dxa" w:w="80"/>
+              <w:bottom w:type="dxa" w:w="60"/>
+              <w:right w:type="dxa" w:w="80"/>
+            </w:tcMar>
+            <w:vAlign w:val="center"/>
+          </w:tcPr>
+          <w:p>
+            <w:pPr>
+              <w:jc w:val="center"/>
+            </w:pPr>
+            <w:r>
+              <w:rPr>
+                <w:rFonts w:ascii="Arial" w:cs="Arial" w:eastAsia="Arial" w:hAnsi="Arial"/>
+                <w:b w:val="false"/>
+                <w:bCs w:val="false"/>
+                <w:color w:val="333333"/>
+                <w:sz w:val="14"/>
+                <w:szCs w:val="14"/>
+              </w:rPr>
+              <w:t xml:space="preserve">31.3%</w:t>
+            </w:r>
+          </w:p>
+        </w:tc>
+        <w:tc>
+          <w:tcPr>
+            <w:tcW w:type="dxa" w:w="900"/>
+            <w:tcBorders>
+              <w:top w:val="single" w:color="CCCCCC" w:sz="1"/>
+              <w:left w:val="single" w:color="CCCCCC" w:sz="1"/>
+              <w:bottom w:val="single" w:color="CCCCCC" w:sz="1"/>
+              <w:right w:val="single" w:color="CCCCCC" w:sz="1"/>
+            </w:tcBorders>
+            <w:shd w:fill="F5F7FA" w:color="F5F7FA" w:val="solid"/>
+            <w:tcMar>
+              <w:top w:type="dxa" w:w="60"/>
+              <w:left w:type="dxa" w:w="80"/>
+              <w:bottom w:type="dxa" w:w="60"/>
+              <w:right w:type="dxa" w:w="80"/>
+            </w:tcMar>
+            <w:vAlign w:val="center"/>
+          </w:tcPr>
+          <w:p>
+            <w:pPr>
+              <w:jc w:val="center"/>
+            </w:pPr>
+            <w:r>
+              <w:rPr>
+                <w:rFonts w:ascii="Arial" w:cs="Arial" w:eastAsia="Arial" w:hAnsi="Arial"/>
+                <w:b w:val="false"/>
+                <w:bCs w:val="false"/>
+                <w:color w:val="333333"/>
+                <w:sz w:val="14"/>
+                <w:szCs w:val="14"/>
+              </w:rPr>
+              <w:t xml:space="preserve">¥1,168</w:t>
+            </w:r>
+          </w:p>
+        </w:tc>
+        <w:tc>
+          <w:tcPr>
+            <w:tcW w:type="dxa" w:w="900"/>
+            <w:tcBorders>
+              <w:top w:val="single" w:color="CCCCCC" w:sz="1"/>
+              <w:left w:val="single" w:color="CCCCCC" w:sz="1"/>
+              <w:bottom w:val="single" w:color="CCCCCC" w:sz="1"/>
+              <w:right w:val="single" w:color="CCCCCC" w:sz="1"/>
+            </w:tcBorders>
+            <w:shd w:fill="E3F2FD" w:color="E3F2FD" w:val="solid"/>
+            <w:tcMar>
+              <w:top w:type="dxa" w:w="60"/>
+              <w:left w:type="dxa" w:w="80"/>
+              <w:bottom w:type="dxa" w:w="60"/>
+              <w:right w:type="dxa" w:w="80"/>
+            </w:tcMar>
+            <w:vAlign w:val="center"/>
+          </w:tcPr>
+          <w:p>
+            <w:pPr>
+              <w:jc w:val="center"/>
+            </w:pPr>
+            <w:r>
+              <w:rPr>
+                <w:rFonts w:ascii="Arial" w:cs="Arial" w:eastAsia="Arial" w:hAnsi="Arial"/>
+                <w:b/>
+                <w:bCs/>
+                <w:color w:val="1565C0"/>
+                <w:sz w:val="13"/>
+                <w:szCs w:val="13"/>
+              </w:rPr>
+              <w:t xml:space="preserve">🔵 標準</w:t>
+            </w:r>
+          </w:p>
+        </w:tc>
+      </w:tr>
+      <w:tr>
+        <w:tc>
+          <w:tcPr>
+            <w:tcW w:type="dxa" w:w="400"/>
+            <w:tcBorders>
+              <w:top w:val="single" w:color="CCCCCC" w:sz="1"/>
+              <w:left w:val="single" w:color="CCCCCC" w:sz="1"/>
+              <w:bottom w:val="single" w:color="CCCCCC" w:sz="1"/>
+              <w:right w:val="single" w:color="CCCCCC" w:sz="1"/>
+            </w:tcBorders>
+            <w:shd w:fill="FFFFFF" w:color="FFFFFF" w:val="solid"/>
+            <w:tcMar>
+              <w:top w:type="dxa" w:w="60"/>
+              <w:left w:type="dxa" w:w="80"/>
+              <w:bottom w:type="dxa" w:w="60"/>
+              <w:right w:type="dxa" w:w="80"/>
+            </w:tcMar>
+            <w:vAlign w:val="center"/>
+          </w:tcPr>
+          <w:p>
+            <w:pPr>
+              <w:jc w:val="center"/>
+            </w:pPr>
+            <w:r>
+              <w:rPr>
+                <w:rFonts w:ascii="Arial" w:cs="Arial" w:eastAsia="Arial" w:hAnsi="Arial"/>
+                <w:b w:val="false"/>
+                <w:bCs w:val="false"/>
+                <w:color w:val="333333"/>
+                <w:sz w:val="14"/>
+                <w:szCs w:val="14"/>
+              </w:rPr>
+              <w:t xml:space="preserve">15</w:t>
+            </w:r>
+          </w:p>
+        </w:tc>
+        <w:tc>
+          <w:tcPr>
+            <w:tcW w:type="dxa" w:w="2800"/>
+            <w:tcBorders>
+              <w:top w:val="single" w:color="CCCCCC" w:sz="1"/>
+              <w:left w:val="single" w:color="CCCCCC" w:sz="1"/>
+              <w:bottom w:val="single" w:color="CCCCCC" w:sz="1"/>
+              <w:right w:val="single" w:color="CCCCCC" w:sz="1"/>
+            </w:tcBorders>
+            <w:shd w:fill="FFFFFF" w:color="FFFFFF" w:val="solid"/>
+            <w:tcMar>
+              <w:top w:type="dxa" w:w="60"/>
+              <w:left w:type="dxa" w:w="80"/>
+              <w:bottom w:type="dxa" w:w="60"/>
+              <w:right w:type="dxa" w:w="80"/>
+            </w:tcMar>
+            <w:vAlign w:val="center"/>
+          </w:tcPr>
+          <w:p>
+            <w:pPr>
+              <w:jc w:val="left"/>
+            </w:pPr>
+            <w:r>
+              <w:rPr>
+                <w:rFonts w:ascii="Arial" w:cs="Arial" w:eastAsia="Arial" w:hAnsi="Arial"/>
+                <w:b w:val="false"/>
+                <w:bCs w:val="false"/>
+                <w:color w:val="333333"/>
+                <w:sz w:val="13"/>
+                <w:szCs w:val="13"/>
+              </w:rPr>
+              <w:t xml:space="preserve">コートホテル新横浜</w:t>
+            </w:r>
+          </w:p>
+        </w:tc>
+        <w:tc>
+          <w:tcPr>
+            <w:tcW w:type="dxa" w:w="700"/>
+            <w:tcBorders>
+              <w:top w:val="single" w:color="CCCCCC" w:sz="1"/>
+              <w:left w:val="single" w:color="CCCCCC" w:sz="1"/>
+              <w:bottom w:val="single" w:color="CCCCCC" w:sz="1"/>
+              <w:right w:val="single" w:color="CCCCCC" w:sz="1"/>
+            </w:tcBorders>
+            <w:shd w:fill="FFFFFF" w:color="FFFFFF" w:val="solid"/>
+            <w:tcMar>
+              <w:top w:type="dxa" w:w="60"/>
+              <w:left w:type="dxa" w:w="80"/>
+              <w:bottom w:type="dxa" w:w="60"/>
+              <w:right w:type="dxa" w:w="80"/>
+            </w:tcMar>
+            <w:vAlign w:val="center"/>
+          </w:tcPr>
+          <w:p>
+            <w:pPr>
+              <w:jc w:val="center"/>
+            </w:pPr>
+            <w:r>
+              <w:rPr>
+                <w:rFonts w:ascii="Arial" w:cs="Arial" w:eastAsia="Arial" w:hAnsi="Arial"/>
+                <w:b w:val="false"/>
+                <w:bCs w:val="false"/>
                 <w:color w:val="E74C3C"/>
                 <w:sz w:val="14"/>
                 <w:szCs w:val="14"/>
               </w:rPr>
-              <w:t xml:space="preserve">7.46</w:t>
+              <w:t xml:space="preserve">7.12</w:t>
             </w:r>
           </w:p>
         </w:tc>
@@ -5622,7 +6326,7 @@
                 <w:sz w:val="14"/>
                 <w:szCs w:val="14"/>
               </w:rPr>
-              <w:t xml:space="preserve">143</w:t>
+              <w:t xml:space="preserve">118</w:t>
             </w:r>
           </w:p>
         </w:tc>
@@ -5657,7 +6361,7 @@
                 <w:sz w:val="14"/>
                 <w:szCs w:val="14"/>
               </w:rPr>
-              <w:t xml:space="preserve">55.9%</w:t>
+              <w:t xml:space="preserve">70.9%</w:t>
             </w:r>
           </w:p>
         </w:tc>
@@ -5692,7 +6396,7 @@
                 <w:sz w:val="14"/>
                 <w:szCs w:val="14"/>
               </w:rPr>
-              <w:t xml:space="preserve">¥4,051,890</w:t>
+              <w:t xml:space="preserve">¥3,705,215</w:t>
             </w:r>
           </w:p>
         </w:tc>
@@ -5727,7 +6431,7 @@
                 <w:sz w:val="14"/>
                 <w:szCs w:val="14"/>
               </w:rPr>
-              <w:t xml:space="preserve">¥1,142,186</w:t>
+              <w:t xml:space="preserve">¥1,020,472</w:t>
             </w:r>
           </w:p>
         </w:tc>
@@ -5762,7 +6466,7 @@
                 <w:sz w:val="14"/>
                 <w:szCs w:val="14"/>
               </w:rPr>
-              <w:t xml:space="preserve">28.2%</w:t>
+              <w:t xml:space="preserve">27.5%</w:t>
             </w:r>
           </w:p>
         </w:tc>
@@ -5797,7 +6501,7 @@
                 <w:sz w:val="14"/>
                 <w:szCs w:val="14"/>
               </w:rPr>
-              <w:t xml:space="preserve">¥1,066</w:t>
+              <w:t xml:space="preserve">¥977</w:t>
             </w:r>
           </w:p>
         </w:tc>
@@ -5869,7 +6573,7 @@
                 <w:sz w:val="14"/>
                 <w:szCs w:val="14"/>
               </w:rPr>
-              <w:t xml:space="preserve">14</w:t>
+              <w:t xml:space="preserve">16</w:t>
             </w:r>
           </w:p>
         </w:tc>
@@ -5904,7 +6608,7 @@
                 <w:sz w:val="13"/>
                 <w:szCs w:val="13"/>
               </w:rPr>
-              <w:t xml:space="preserve">コンフォートホテルERA東京東神田</w:t>
+              <w:t xml:space="preserve">リッチモンドホテル東京目白</w:t>
             </w:r>
           </w:p>
         </w:tc>
@@ -5939,7 +6643,7 @@
                 <w:sz w:val="14"/>
                 <w:szCs w:val="14"/>
               </w:rPr>
-              <w:t xml:space="preserve">8.90</w:t>
+              <w:t xml:space="preserve">8.73</w:t>
             </w:r>
           </w:p>
         </w:tc>
@@ -5974,7 +6678,7 @@
                 <w:sz w:val="14"/>
                 <w:szCs w:val="14"/>
               </w:rPr>
-              <w:t xml:space="preserve">123</w:t>
+              <w:t xml:space="preserve">145</w:t>
             </w:r>
           </w:p>
         </w:tc>
@@ -6009,7 +6713,7 @@
                 <w:sz w:val="14"/>
                 <w:szCs w:val="14"/>
               </w:rPr>
-              <w:t xml:space="preserve">65.8%</w:t>
+              <w:t xml:space="preserve">81.8%</w:t>
             </w:r>
           </w:p>
         </w:tc>
@@ -6044,7 +6748,7 @@
                 <w:sz w:val="14"/>
                 <w:szCs w:val="14"/>
               </w:rPr>
-              <w:t xml:space="preserve">¥4,047,280</w:t>
+              <w:t xml:space="preserve">¥3,663,440</w:t>
             </w:r>
           </w:p>
         </w:tc>
@@ -6079,7 +6783,7 @@
                 <w:sz w:val="14"/>
                 <w:szCs w:val="14"/>
               </w:rPr>
-              <w:t xml:space="preserve">¥1,266,459</w:t>
+              <w:t xml:space="preserve">¥869,624</w:t>
             </w:r>
           </w:p>
         </w:tc>
@@ -6114,7 +6818,7 @@
                 <w:sz w:val="14"/>
                 <w:szCs w:val="14"/>
               </w:rPr>
-              <w:t xml:space="preserve">31.3%</w:t>
+              <w:t xml:space="preserve">23.7%</w:t>
             </w:r>
           </w:p>
         </w:tc>
@@ -6149,7 +6853,7 @@
                 <w:sz w:val="14"/>
                 <w:szCs w:val="14"/>
               </w:rPr>
-              <w:t xml:space="preserve">¥1,168</w:t>
+              <w:t xml:space="preserve">¥1,104</w:t>
             </w:r>
           </w:p>
         </w:tc>
@@ -6221,7 +6925,7 @@
                 <w:sz w:val="14"/>
                 <w:szCs w:val="14"/>
               </w:rPr>
-              <w:t xml:space="preserve">15</w:t>
+              <w:t xml:space="preserve">17</w:t>
             </w:r>
           </w:p>
         </w:tc>
@@ -6256,7 +6960,7 @@
                 <w:sz w:val="13"/>
                 <w:szCs w:val="13"/>
               </w:rPr>
-              <w:t xml:space="preserve">コートホテル新横浜</w:t>
+              <w:t xml:space="preserve">コンフォートイン六本木</w:t>
             </w:r>
           </w:p>
         </w:tc>
@@ -6287,11 +6991,11 @@
                 <w:rFonts w:ascii="Arial" w:cs="Arial" w:eastAsia="Arial" w:hAnsi="Arial"/>
                 <w:b w:val="false"/>
                 <w:bCs w:val="false"/>
-                <w:color w:val="E74C3C"/>
+                <w:color w:val="333333"/>
                 <w:sz w:val="14"/>
                 <w:szCs w:val="14"/>
               </w:rPr>
-              <w:t xml:space="preserve">7.12</w:t>
+              <w:t xml:space="preserve">8.19</w:t>
             </w:r>
           </w:p>
         </w:tc>
@@ -6326,7 +7030,7 @@
                 <w:sz w:val="14"/>
                 <w:szCs w:val="14"/>
               </w:rPr>
-              <w:t xml:space="preserve">118</w:t>
+              <w:t xml:space="preserve">131</w:t>
             </w:r>
           </w:p>
         </w:tc>
@@ -6361,7 +7065,7 @@
                 <w:sz w:val="14"/>
                 <w:szCs w:val="14"/>
               </w:rPr>
-              <w:t xml:space="preserve">70.9%</w:t>
+              <w:t xml:space="preserve">72.3%</w:t>
             </w:r>
           </w:p>
         </w:tc>
@@ -6396,7 +7100,7 @@
                 <w:sz w:val="14"/>
                 <w:szCs w:val="14"/>
               </w:rPr>
-              <w:t xml:space="preserve">¥3,705,215</w:t>
+              <w:t xml:space="preserve">¥2,842,630</w:t>
             </w:r>
           </w:p>
         </w:tc>
@@ -6431,7 +7135,7 @@
                 <w:sz w:val="14"/>
                 <w:szCs w:val="14"/>
               </w:rPr>
-              <w:t xml:space="preserve">¥1,020,472</w:t>
+              <w:t xml:space="preserve">¥964,811</w:t>
             </w:r>
           </w:p>
         </w:tc>
@@ -6466,7 +7170,7 @@
                 <w:sz w:val="14"/>
                 <w:szCs w:val="14"/>
               </w:rPr>
-              <w:t xml:space="preserve">27.5%</w:t>
+              <w:t xml:space="preserve">33.9%</w:t>
             </w:r>
           </w:p>
         </w:tc>
@@ -6501,7 +7205,7 @@
                 <w:sz w:val="14"/>
                 <w:szCs w:val="14"/>
               </w:rPr>
-              <w:t xml:space="preserve">¥977</w:t>
+              <w:t xml:space="preserve">¥1,232</w:t>
             </w:r>
           </w:p>
         </w:tc>
@@ -6514,7 +7218,7 @@
               <w:bottom w:val="single" w:color="CCCCCC" w:sz="1"/>
               <w:right w:val="single" w:color="CCCCCC" w:sz="1"/>
             </w:tcBorders>
-            <w:shd w:fill="FFEBEE" w:color="FFEBEE" w:val="solid"/>
+            <w:shd w:fill="FFF3E0" w:color="FFF3E0" w:val="solid"/>
             <w:tcMar>
               <w:top w:type="dxa" w:w="60"/>
               <w:left w:type="dxa" w:w="80"/>
@@ -6532,11 +7236,11 @@
                 <w:rFonts w:ascii="Arial" w:cs="Arial" w:eastAsia="Arial" w:hAnsi="Arial"/>
                 <w:b/>
                 <w:bCs/>
-                <w:color w:val="C62828"/>
+                <w:color w:val="E65100"/>
                 <w:sz w:val="13"/>
                 <w:szCs w:val="13"/>
               </w:rPr>
-              <w:t xml:space="preserve">🔴 緊急</w:t>
+              <w:t xml:space="preserve">🟠 高</w:t>
             </w:r>
           </w:p>
         </w:tc>
@@ -6573,7 +7277,7 @@
                 <w:sz w:val="14"/>
                 <w:szCs w:val="14"/>
               </w:rPr>
-              <w:t xml:space="preserve">16</w:t>
+              <w:t xml:space="preserve">18</w:t>
             </w:r>
           </w:p>
         </w:tc>
@@ -6608,7 +7312,7 @@
                 <w:sz w:val="13"/>
                 <w:szCs w:val="13"/>
               </w:rPr>
-              <w:t xml:space="preserve">リッチモンドホテル東京目白</w:t>
+              <w:t xml:space="preserve">アパホテル相模原橋本駅東</w:t>
             </w:r>
           </w:p>
         </w:tc>
@@ -6639,11 +7343,11 @@
                 <w:rFonts w:ascii="Arial" w:cs="Arial" w:eastAsia="Arial" w:hAnsi="Arial"/>
                 <w:b w:val="false"/>
                 <w:bCs w:val="false"/>
-                <w:color w:val="27AE60"/>
+                <w:color w:val="333333"/>
                 <w:sz w:val="14"/>
                 <w:szCs w:val="14"/>
               </w:rPr>
-              <w:t xml:space="preserve">8.72</w:t>
+              <w:t xml:space="preserve">8.17</w:t>
             </w:r>
           </w:p>
         </w:tc>
@@ -6678,7 +7382,7 @@
                 <w:sz w:val="14"/>
                 <w:szCs w:val="14"/>
               </w:rPr>
-              <w:t xml:space="preserve">140</w:t>
+              <w:t xml:space="preserve">64</w:t>
             </w:r>
           </w:p>
         </w:tc>
@@ -6713,7 +7417,7 @@
                 <w:sz w:val="14"/>
                 <w:szCs w:val="14"/>
               </w:rPr>
-              <w:t xml:space="preserve">81.8%</w:t>
+              <w:t xml:space="preserve">66.9%</w:t>
             </w:r>
           </w:p>
         </w:tc>
@@ -6748,7 +7452,7 @@
                 <w:sz w:val="14"/>
                 <w:szCs w:val="14"/>
               </w:rPr>
-              <w:t xml:space="preserve">¥3,663,440</w:t>
+              <w:t xml:space="preserve">¥2,698,420</w:t>
             </w:r>
           </w:p>
         </w:tc>
@@ -6783,7 +7487,7 @@
                 <w:sz w:val="14"/>
                 <w:szCs w:val="14"/>
               </w:rPr>
-              <w:t xml:space="preserve">¥869,624</w:t>
+              <w:t xml:space="preserve">¥414,782</w:t>
             </w:r>
           </w:p>
         </w:tc>
@@ -6818,7 +7522,7 @@
                 <w:sz w:val="14"/>
                 <w:szCs w:val="14"/>
               </w:rPr>
-              <w:t xml:space="preserve">23.7%</w:t>
+              <w:t xml:space="preserve">15.4%</w:t>
             </w:r>
           </w:p>
         </w:tc>
@@ -6853,7 +7557,7 @@
                 <w:sz w:val="14"/>
                 <w:szCs w:val="14"/>
               </w:rPr>
-              <w:t xml:space="preserve">¥1,104</w:t>
+              <w:t xml:space="preserve">¥1,230</w:t>
             </w:r>
           </w:p>
         </w:tc>
@@ -6925,710 +7629,6 @@
                 <w:sz w:val="14"/>
                 <w:szCs w:val="14"/>
               </w:rPr>
-              <w:t xml:space="preserve">17</w:t>
-            </w:r>
-          </w:p>
-        </w:tc>
-        <w:tc>
-          <w:tcPr>
-            <w:tcW w:type="dxa" w:w="2800"/>
-            <w:tcBorders>
-              <w:top w:val="single" w:color="CCCCCC" w:sz="1"/>
-              <w:left w:val="single" w:color="CCCCCC" w:sz="1"/>
-              <w:bottom w:val="single" w:color="CCCCCC" w:sz="1"/>
-              <w:right w:val="single" w:color="CCCCCC" w:sz="1"/>
-            </w:tcBorders>
-            <w:shd w:fill="FFFFFF" w:color="FFFFFF" w:val="solid"/>
-            <w:tcMar>
-              <w:top w:type="dxa" w:w="60"/>
-              <w:left w:type="dxa" w:w="80"/>
-              <w:bottom w:type="dxa" w:w="60"/>
-              <w:right w:type="dxa" w:w="80"/>
-            </w:tcMar>
-            <w:vAlign w:val="center"/>
-          </w:tcPr>
-          <w:p>
-            <w:pPr>
-              <w:jc w:val="left"/>
-            </w:pPr>
-            <w:r>
-              <w:rPr>
-                <w:rFonts w:ascii="Arial" w:cs="Arial" w:eastAsia="Arial" w:hAnsi="Arial"/>
-                <w:b w:val="false"/>
-                <w:bCs w:val="false"/>
-                <w:color w:val="333333"/>
-                <w:sz w:val="13"/>
-                <w:szCs w:val="13"/>
-              </w:rPr>
-              <w:t xml:space="preserve">コンフォートイン六本木</w:t>
-            </w:r>
-          </w:p>
-        </w:tc>
-        <w:tc>
-          <w:tcPr>
-            <w:tcW w:type="dxa" w:w="700"/>
-            <w:tcBorders>
-              <w:top w:val="single" w:color="CCCCCC" w:sz="1"/>
-              <w:left w:val="single" w:color="CCCCCC" w:sz="1"/>
-              <w:bottom w:val="single" w:color="CCCCCC" w:sz="1"/>
-              <w:right w:val="single" w:color="CCCCCC" w:sz="1"/>
-            </w:tcBorders>
-            <w:shd w:fill="FFFFFF" w:color="FFFFFF" w:val="solid"/>
-            <w:tcMar>
-              <w:top w:type="dxa" w:w="60"/>
-              <w:left w:type="dxa" w:w="80"/>
-              <w:bottom w:type="dxa" w:w="60"/>
-              <w:right w:type="dxa" w:w="80"/>
-            </w:tcMar>
-            <w:vAlign w:val="center"/>
-          </w:tcPr>
-          <w:p>
-            <w:pPr>
-              <w:jc w:val="center"/>
-            </w:pPr>
-            <w:r>
-              <w:rPr>
-                <w:rFonts w:ascii="Arial" w:cs="Arial" w:eastAsia="Arial" w:hAnsi="Arial"/>
-                <w:b w:val="false"/>
-                <w:bCs w:val="false"/>
-                <w:color w:val="333333"/>
-                <w:sz w:val="14"/>
-                <w:szCs w:val="14"/>
-              </w:rPr>
-              <w:t xml:space="preserve">8.23</w:t>
-            </w:r>
-          </w:p>
-        </w:tc>
-        <w:tc>
-          <w:tcPr>
-            <w:tcW w:type="dxa" w:w="700"/>
-            <w:tcBorders>
-              <w:top w:val="single" w:color="CCCCCC" w:sz="1"/>
-              <w:left w:val="single" w:color="CCCCCC" w:sz="1"/>
-              <w:bottom w:val="single" w:color="CCCCCC" w:sz="1"/>
-              <w:right w:val="single" w:color="CCCCCC" w:sz="1"/>
-            </w:tcBorders>
-            <w:shd w:fill="FFFFFF" w:color="FFFFFF" w:val="solid"/>
-            <w:tcMar>
-              <w:top w:type="dxa" w:w="60"/>
-              <w:left w:type="dxa" w:w="80"/>
-              <w:bottom w:type="dxa" w:w="60"/>
-              <w:right w:type="dxa" w:w="80"/>
-            </w:tcMar>
-            <w:vAlign w:val="center"/>
-          </w:tcPr>
-          <w:p>
-            <w:pPr>
-              <w:jc w:val="center"/>
-            </w:pPr>
-            <w:r>
-              <w:rPr>
-                <w:rFonts w:ascii="Arial" w:cs="Arial" w:eastAsia="Arial" w:hAnsi="Arial"/>
-                <w:b w:val="false"/>
-                <w:bCs w:val="false"/>
-                <w:color w:val="333333"/>
-                <w:sz w:val="14"/>
-                <w:szCs w:val="14"/>
-              </w:rPr>
-              <w:t xml:space="preserve">128</w:t>
-            </w:r>
-          </w:p>
-        </w:tc>
-        <w:tc>
-          <w:tcPr>
-            <w:tcW w:type="dxa" w:w="700"/>
-            <w:tcBorders>
-              <w:top w:val="single" w:color="CCCCCC" w:sz="1"/>
-              <w:left w:val="single" w:color="CCCCCC" w:sz="1"/>
-              <w:bottom w:val="single" w:color="CCCCCC" w:sz="1"/>
-              <w:right w:val="single" w:color="CCCCCC" w:sz="1"/>
-            </w:tcBorders>
-            <w:shd w:fill="FFFFFF" w:color="FFFFFF" w:val="solid"/>
-            <w:tcMar>
-              <w:top w:type="dxa" w:w="60"/>
-              <w:left w:type="dxa" w:w="80"/>
-              <w:bottom w:type="dxa" w:w="60"/>
-              <w:right w:type="dxa" w:w="80"/>
-            </w:tcMar>
-            <w:vAlign w:val="center"/>
-          </w:tcPr>
-          <w:p>
-            <w:pPr>
-              <w:jc w:val="center"/>
-            </w:pPr>
-            <w:r>
-              <w:rPr>
-                <w:rFonts w:ascii="Arial" w:cs="Arial" w:eastAsia="Arial" w:hAnsi="Arial"/>
-                <w:b w:val="false"/>
-                <w:bCs w:val="false"/>
-                <w:color w:val="333333"/>
-                <w:sz w:val="14"/>
-                <w:szCs w:val="14"/>
-              </w:rPr>
-              <w:t xml:space="preserve">72.3%</w:t>
-            </w:r>
-          </w:p>
-        </w:tc>
-        <w:tc>
-          <w:tcPr>
-            <w:tcW w:type="dxa" w:w="1300"/>
-            <w:tcBorders>
-              <w:top w:val="single" w:color="CCCCCC" w:sz="1"/>
-              <w:left w:val="single" w:color="CCCCCC" w:sz="1"/>
-              <w:bottom w:val="single" w:color="CCCCCC" w:sz="1"/>
-              <w:right w:val="single" w:color="CCCCCC" w:sz="1"/>
-            </w:tcBorders>
-            <w:shd w:fill="FFFFFF" w:color="FFFFFF" w:val="solid"/>
-            <w:tcMar>
-              <w:top w:type="dxa" w:w="60"/>
-              <w:left w:type="dxa" w:w="80"/>
-              <w:bottom w:type="dxa" w:w="60"/>
-              <w:right w:type="dxa" w:w="80"/>
-            </w:tcMar>
-            <w:vAlign w:val="center"/>
-          </w:tcPr>
-          <w:p>
-            <w:pPr>
-              <w:jc w:val="center"/>
-            </w:pPr>
-            <w:r>
-              <w:rPr>
-                <w:rFonts w:ascii="Arial" w:cs="Arial" w:eastAsia="Arial" w:hAnsi="Arial"/>
-                <w:b w:val="false"/>
-                <w:bCs w:val="false"/>
-                <w:color w:val="333333"/>
-                <w:sz w:val="14"/>
-                <w:szCs w:val="14"/>
-              </w:rPr>
-              <w:t xml:space="preserve">¥2,842,630</w:t>
-            </w:r>
-          </w:p>
-        </w:tc>
-        <w:tc>
-          <w:tcPr>
-            <w:tcW w:type="dxa" w:w="1200"/>
-            <w:tcBorders>
-              <w:top w:val="single" w:color="CCCCCC" w:sz="1"/>
-              <w:left w:val="single" w:color="CCCCCC" w:sz="1"/>
-              <w:bottom w:val="single" w:color="CCCCCC" w:sz="1"/>
-              <w:right w:val="single" w:color="CCCCCC" w:sz="1"/>
-            </w:tcBorders>
-            <w:shd w:fill="FFFFFF" w:color="FFFFFF" w:val="solid"/>
-            <w:tcMar>
-              <w:top w:type="dxa" w:w="60"/>
-              <w:left w:type="dxa" w:w="80"/>
-              <w:bottom w:type="dxa" w:w="60"/>
-              <w:right w:type="dxa" w:w="80"/>
-            </w:tcMar>
-            <w:vAlign w:val="center"/>
-          </w:tcPr>
-          <w:p>
-            <w:pPr>
-              <w:jc w:val="center"/>
-            </w:pPr>
-            <w:r>
-              <w:rPr>
-                <w:rFonts w:ascii="Arial" w:cs="Arial" w:eastAsia="Arial" w:hAnsi="Arial"/>
-                <w:b w:val="false"/>
-                <w:bCs w:val="false"/>
-                <w:color w:val="333333"/>
-                <w:sz w:val="14"/>
-                <w:szCs w:val="14"/>
-              </w:rPr>
-              <w:t xml:space="preserve">¥964,811</w:t>
-            </w:r>
-          </w:p>
-        </w:tc>
-        <w:tc>
-          <w:tcPr>
-            <w:tcW w:type="dxa" w:w="700"/>
-            <w:tcBorders>
-              <w:top w:val="single" w:color="CCCCCC" w:sz="1"/>
-              <w:left w:val="single" w:color="CCCCCC" w:sz="1"/>
-              <w:bottom w:val="single" w:color="CCCCCC" w:sz="1"/>
-              <w:right w:val="single" w:color="CCCCCC" w:sz="1"/>
-            </w:tcBorders>
-            <w:shd w:fill="FFFFFF" w:color="FFFFFF" w:val="solid"/>
-            <w:tcMar>
-              <w:top w:type="dxa" w:w="60"/>
-              <w:left w:type="dxa" w:w="80"/>
-              <w:bottom w:type="dxa" w:w="60"/>
-              <w:right w:type="dxa" w:w="80"/>
-            </w:tcMar>
-            <w:vAlign w:val="center"/>
-          </w:tcPr>
-          <w:p>
-            <w:pPr>
-              <w:jc w:val="center"/>
-            </w:pPr>
-            <w:r>
-              <w:rPr>
-                <w:rFonts w:ascii="Arial" w:cs="Arial" w:eastAsia="Arial" w:hAnsi="Arial"/>
-                <w:b w:val="false"/>
-                <w:bCs w:val="false"/>
-                <w:color w:val="333333"/>
-                <w:sz w:val="14"/>
-                <w:szCs w:val="14"/>
-              </w:rPr>
-              <w:t xml:space="preserve">33.9%</w:t>
-            </w:r>
-          </w:p>
-        </w:tc>
-        <w:tc>
-          <w:tcPr>
-            <w:tcW w:type="dxa" w:w="900"/>
-            <w:tcBorders>
-              <w:top w:val="single" w:color="CCCCCC" w:sz="1"/>
-              <w:left w:val="single" w:color="CCCCCC" w:sz="1"/>
-              <w:bottom w:val="single" w:color="CCCCCC" w:sz="1"/>
-              <w:right w:val="single" w:color="CCCCCC" w:sz="1"/>
-            </w:tcBorders>
-            <w:shd w:fill="FFFFFF" w:color="FFFFFF" w:val="solid"/>
-            <w:tcMar>
-              <w:top w:type="dxa" w:w="60"/>
-              <w:left w:type="dxa" w:w="80"/>
-              <w:bottom w:type="dxa" w:w="60"/>
-              <w:right w:type="dxa" w:w="80"/>
-            </w:tcMar>
-            <w:vAlign w:val="center"/>
-          </w:tcPr>
-          <w:p>
-            <w:pPr>
-              <w:jc w:val="center"/>
-            </w:pPr>
-            <w:r>
-              <w:rPr>
-                <w:rFonts w:ascii="Arial" w:cs="Arial" w:eastAsia="Arial" w:hAnsi="Arial"/>
-                <w:b w:val="false"/>
-                <w:bCs w:val="false"/>
-                <w:color w:val="333333"/>
-                <w:sz w:val="14"/>
-                <w:szCs w:val="14"/>
-              </w:rPr>
-              <w:t xml:space="preserve">¥1,232</w:t>
-            </w:r>
-          </w:p>
-        </w:tc>
-        <w:tc>
-          <w:tcPr>
-            <w:tcW w:type="dxa" w:w="900"/>
-            <w:tcBorders>
-              <w:top w:val="single" w:color="CCCCCC" w:sz="1"/>
-              <w:left w:val="single" w:color="CCCCCC" w:sz="1"/>
-              <w:bottom w:val="single" w:color="CCCCCC" w:sz="1"/>
-              <w:right w:val="single" w:color="CCCCCC" w:sz="1"/>
-            </w:tcBorders>
-            <w:shd w:fill="FFF3E0" w:color="FFF3E0" w:val="solid"/>
-            <w:tcMar>
-              <w:top w:type="dxa" w:w="60"/>
-              <w:left w:type="dxa" w:w="80"/>
-              <w:bottom w:type="dxa" w:w="60"/>
-              <w:right w:type="dxa" w:w="80"/>
-            </w:tcMar>
-            <w:vAlign w:val="center"/>
-          </w:tcPr>
-          <w:p>
-            <w:pPr>
-              <w:jc w:val="center"/>
-            </w:pPr>
-            <w:r>
-              <w:rPr>
-                <w:rFonts w:ascii="Arial" w:cs="Arial" w:eastAsia="Arial" w:hAnsi="Arial"/>
-                <w:b/>
-                <w:bCs/>
-                <w:color w:val="E65100"/>
-                <w:sz w:val="13"/>
-                <w:szCs w:val="13"/>
-              </w:rPr>
-              <w:t xml:space="preserve">🟠 高</w:t>
-            </w:r>
-          </w:p>
-        </w:tc>
-      </w:tr>
-      <w:tr>
-        <w:tc>
-          <w:tcPr>
-            <w:tcW w:type="dxa" w:w="400"/>
-            <w:tcBorders>
-              <w:top w:val="single" w:color="CCCCCC" w:sz="1"/>
-              <w:left w:val="single" w:color="CCCCCC" w:sz="1"/>
-              <w:bottom w:val="single" w:color="CCCCCC" w:sz="1"/>
-              <w:right w:val="single" w:color="CCCCCC" w:sz="1"/>
-            </w:tcBorders>
-            <w:shd w:fill="F5F7FA" w:color="F5F7FA" w:val="solid"/>
-            <w:tcMar>
-              <w:top w:type="dxa" w:w="60"/>
-              <w:left w:type="dxa" w:w="80"/>
-              <w:bottom w:type="dxa" w:w="60"/>
-              <w:right w:type="dxa" w:w="80"/>
-            </w:tcMar>
-            <w:vAlign w:val="center"/>
-          </w:tcPr>
-          <w:p>
-            <w:pPr>
-              <w:jc w:val="center"/>
-            </w:pPr>
-            <w:r>
-              <w:rPr>
-                <w:rFonts w:ascii="Arial" w:cs="Arial" w:eastAsia="Arial" w:hAnsi="Arial"/>
-                <w:b w:val="false"/>
-                <w:bCs w:val="false"/>
-                <w:color w:val="333333"/>
-                <w:sz w:val="14"/>
-                <w:szCs w:val="14"/>
-              </w:rPr>
-              <w:t xml:space="preserve">18</w:t>
-            </w:r>
-          </w:p>
-        </w:tc>
-        <w:tc>
-          <w:tcPr>
-            <w:tcW w:type="dxa" w:w="2800"/>
-            <w:tcBorders>
-              <w:top w:val="single" w:color="CCCCCC" w:sz="1"/>
-              <w:left w:val="single" w:color="CCCCCC" w:sz="1"/>
-              <w:bottom w:val="single" w:color="CCCCCC" w:sz="1"/>
-              <w:right w:val="single" w:color="CCCCCC" w:sz="1"/>
-            </w:tcBorders>
-            <w:shd w:fill="F5F7FA" w:color="F5F7FA" w:val="solid"/>
-            <w:tcMar>
-              <w:top w:type="dxa" w:w="60"/>
-              <w:left w:type="dxa" w:w="80"/>
-              <w:bottom w:type="dxa" w:w="60"/>
-              <w:right w:type="dxa" w:w="80"/>
-            </w:tcMar>
-            <w:vAlign w:val="center"/>
-          </w:tcPr>
-          <w:p>
-            <w:pPr>
-              <w:jc w:val="left"/>
-            </w:pPr>
-            <w:r>
-              <w:rPr>
-                <w:rFonts w:ascii="Arial" w:cs="Arial" w:eastAsia="Arial" w:hAnsi="Arial"/>
-                <w:b w:val="false"/>
-                <w:bCs w:val="false"/>
-                <w:color w:val="333333"/>
-                <w:sz w:val="13"/>
-                <w:szCs w:val="13"/>
-              </w:rPr>
-              <w:t xml:space="preserve">アパホテル相模原橋本駅東</w:t>
-            </w:r>
-          </w:p>
-        </w:tc>
-        <w:tc>
-          <w:tcPr>
-            <w:tcW w:type="dxa" w:w="700"/>
-            <w:tcBorders>
-              <w:top w:val="single" w:color="CCCCCC" w:sz="1"/>
-              <w:left w:val="single" w:color="CCCCCC" w:sz="1"/>
-              <w:bottom w:val="single" w:color="CCCCCC" w:sz="1"/>
-              <w:right w:val="single" w:color="CCCCCC" w:sz="1"/>
-            </w:tcBorders>
-            <w:shd w:fill="F5F7FA" w:color="F5F7FA" w:val="solid"/>
-            <w:tcMar>
-              <w:top w:type="dxa" w:w="60"/>
-              <w:left w:type="dxa" w:w="80"/>
-              <w:bottom w:type="dxa" w:w="60"/>
-              <w:right w:type="dxa" w:w="80"/>
-            </w:tcMar>
-            <w:vAlign w:val="center"/>
-          </w:tcPr>
-          <w:p>
-            <w:pPr>
-              <w:jc w:val="center"/>
-            </w:pPr>
-            <w:r>
-              <w:rPr>
-                <w:rFonts w:ascii="Arial" w:cs="Arial" w:eastAsia="Arial" w:hAnsi="Arial"/>
-                <w:b w:val="false"/>
-                <w:bCs w:val="false"/>
-                <w:color w:val="333333"/>
-                <w:sz w:val="14"/>
-                <w:szCs w:val="14"/>
-              </w:rPr>
-              <w:t xml:space="preserve">8.17</w:t>
-            </w:r>
-          </w:p>
-        </w:tc>
-        <w:tc>
-          <w:tcPr>
-            <w:tcW w:type="dxa" w:w="700"/>
-            <w:tcBorders>
-              <w:top w:val="single" w:color="CCCCCC" w:sz="1"/>
-              <w:left w:val="single" w:color="CCCCCC" w:sz="1"/>
-              <w:bottom w:val="single" w:color="CCCCCC" w:sz="1"/>
-              <w:right w:val="single" w:color="CCCCCC" w:sz="1"/>
-            </w:tcBorders>
-            <w:shd w:fill="F5F7FA" w:color="F5F7FA" w:val="solid"/>
-            <w:tcMar>
-              <w:top w:type="dxa" w:w="60"/>
-              <w:left w:type="dxa" w:w="80"/>
-              <w:bottom w:type="dxa" w:w="60"/>
-              <w:right w:type="dxa" w:w="80"/>
-            </w:tcMar>
-            <w:vAlign w:val="center"/>
-          </w:tcPr>
-          <w:p>
-            <w:pPr>
-              <w:jc w:val="center"/>
-            </w:pPr>
-            <w:r>
-              <w:rPr>
-                <w:rFonts w:ascii="Arial" w:cs="Arial" w:eastAsia="Arial" w:hAnsi="Arial"/>
-                <w:b w:val="false"/>
-                <w:bCs w:val="false"/>
-                <w:color w:val="333333"/>
-                <w:sz w:val="14"/>
-                <w:szCs w:val="14"/>
-              </w:rPr>
-              <w:t xml:space="preserve">64</w:t>
-            </w:r>
-          </w:p>
-        </w:tc>
-        <w:tc>
-          <w:tcPr>
-            <w:tcW w:type="dxa" w:w="700"/>
-            <w:tcBorders>
-              <w:top w:val="single" w:color="CCCCCC" w:sz="1"/>
-              <w:left w:val="single" w:color="CCCCCC" w:sz="1"/>
-              <w:bottom w:val="single" w:color="CCCCCC" w:sz="1"/>
-              <w:right w:val="single" w:color="CCCCCC" w:sz="1"/>
-            </w:tcBorders>
-            <w:shd w:fill="F5F7FA" w:color="F5F7FA" w:val="solid"/>
-            <w:tcMar>
-              <w:top w:type="dxa" w:w="60"/>
-              <w:left w:type="dxa" w:w="80"/>
-              <w:bottom w:type="dxa" w:w="60"/>
-              <w:right w:type="dxa" w:w="80"/>
-            </w:tcMar>
-            <w:vAlign w:val="center"/>
-          </w:tcPr>
-          <w:p>
-            <w:pPr>
-              <w:jc w:val="center"/>
-            </w:pPr>
-            <w:r>
-              <w:rPr>
-                <w:rFonts w:ascii="Arial" w:cs="Arial" w:eastAsia="Arial" w:hAnsi="Arial"/>
-                <w:b w:val="false"/>
-                <w:bCs w:val="false"/>
-                <w:color w:val="333333"/>
-                <w:sz w:val="14"/>
-                <w:szCs w:val="14"/>
-              </w:rPr>
-              <w:t xml:space="preserve">66.9%</w:t>
-            </w:r>
-          </w:p>
-        </w:tc>
-        <w:tc>
-          <w:tcPr>
-            <w:tcW w:type="dxa" w:w="1300"/>
-            <w:tcBorders>
-              <w:top w:val="single" w:color="CCCCCC" w:sz="1"/>
-              <w:left w:val="single" w:color="CCCCCC" w:sz="1"/>
-              <w:bottom w:val="single" w:color="CCCCCC" w:sz="1"/>
-              <w:right w:val="single" w:color="CCCCCC" w:sz="1"/>
-            </w:tcBorders>
-            <w:shd w:fill="F5F7FA" w:color="F5F7FA" w:val="solid"/>
-            <w:tcMar>
-              <w:top w:type="dxa" w:w="60"/>
-              <w:left w:type="dxa" w:w="80"/>
-              <w:bottom w:type="dxa" w:w="60"/>
-              <w:right w:type="dxa" w:w="80"/>
-            </w:tcMar>
-            <w:vAlign w:val="center"/>
-          </w:tcPr>
-          <w:p>
-            <w:pPr>
-              <w:jc w:val="center"/>
-            </w:pPr>
-            <w:r>
-              <w:rPr>
-                <w:rFonts w:ascii="Arial" w:cs="Arial" w:eastAsia="Arial" w:hAnsi="Arial"/>
-                <w:b w:val="false"/>
-                <w:bCs w:val="false"/>
-                <w:color w:val="333333"/>
-                <w:sz w:val="14"/>
-                <w:szCs w:val="14"/>
-              </w:rPr>
-              <w:t xml:space="preserve">¥2,698,420</w:t>
-            </w:r>
-          </w:p>
-        </w:tc>
-        <w:tc>
-          <w:tcPr>
-            <w:tcW w:type="dxa" w:w="1200"/>
-            <w:tcBorders>
-              <w:top w:val="single" w:color="CCCCCC" w:sz="1"/>
-              <w:left w:val="single" w:color="CCCCCC" w:sz="1"/>
-              <w:bottom w:val="single" w:color="CCCCCC" w:sz="1"/>
-              <w:right w:val="single" w:color="CCCCCC" w:sz="1"/>
-            </w:tcBorders>
-            <w:shd w:fill="F5F7FA" w:color="F5F7FA" w:val="solid"/>
-            <w:tcMar>
-              <w:top w:type="dxa" w:w="60"/>
-              <w:left w:type="dxa" w:w="80"/>
-              <w:bottom w:type="dxa" w:w="60"/>
-              <w:right w:type="dxa" w:w="80"/>
-            </w:tcMar>
-            <w:vAlign w:val="center"/>
-          </w:tcPr>
-          <w:p>
-            <w:pPr>
-              <w:jc w:val="center"/>
-            </w:pPr>
-            <w:r>
-              <w:rPr>
-                <w:rFonts w:ascii="Arial" w:cs="Arial" w:eastAsia="Arial" w:hAnsi="Arial"/>
-                <w:b w:val="false"/>
-                <w:bCs w:val="false"/>
-                <w:color w:val="333333"/>
-                <w:sz w:val="14"/>
-                <w:szCs w:val="14"/>
-              </w:rPr>
-              <w:t xml:space="preserve">¥414,782</w:t>
-            </w:r>
-          </w:p>
-        </w:tc>
-        <w:tc>
-          <w:tcPr>
-            <w:tcW w:type="dxa" w:w="700"/>
-            <w:tcBorders>
-              <w:top w:val="single" w:color="CCCCCC" w:sz="1"/>
-              <w:left w:val="single" w:color="CCCCCC" w:sz="1"/>
-              <w:bottom w:val="single" w:color="CCCCCC" w:sz="1"/>
-              <w:right w:val="single" w:color="CCCCCC" w:sz="1"/>
-            </w:tcBorders>
-            <w:shd w:fill="F5F7FA" w:color="F5F7FA" w:val="solid"/>
-            <w:tcMar>
-              <w:top w:type="dxa" w:w="60"/>
-              <w:left w:type="dxa" w:w="80"/>
-              <w:bottom w:type="dxa" w:w="60"/>
-              <w:right w:type="dxa" w:w="80"/>
-            </w:tcMar>
-            <w:vAlign w:val="center"/>
-          </w:tcPr>
-          <w:p>
-            <w:pPr>
-              <w:jc w:val="center"/>
-            </w:pPr>
-            <w:r>
-              <w:rPr>
-                <w:rFonts w:ascii="Arial" w:cs="Arial" w:eastAsia="Arial" w:hAnsi="Arial"/>
-                <w:b w:val="false"/>
-                <w:bCs w:val="false"/>
-                <w:color w:val="333333"/>
-                <w:sz w:val="14"/>
-                <w:szCs w:val="14"/>
-              </w:rPr>
-              <w:t xml:space="preserve">15.4%</w:t>
-            </w:r>
-          </w:p>
-        </w:tc>
-        <w:tc>
-          <w:tcPr>
-            <w:tcW w:type="dxa" w:w="900"/>
-            <w:tcBorders>
-              <w:top w:val="single" w:color="CCCCCC" w:sz="1"/>
-              <w:left w:val="single" w:color="CCCCCC" w:sz="1"/>
-              <w:bottom w:val="single" w:color="CCCCCC" w:sz="1"/>
-              <w:right w:val="single" w:color="CCCCCC" w:sz="1"/>
-            </w:tcBorders>
-            <w:shd w:fill="F5F7FA" w:color="F5F7FA" w:val="solid"/>
-            <w:tcMar>
-              <w:top w:type="dxa" w:w="60"/>
-              <w:left w:type="dxa" w:w="80"/>
-              <w:bottom w:type="dxa" w:w="60"/>
-              <w:right w:type="dxa" w:w="80"/>
-            </w:tcMar>
-            <w:vAlign w:val="center"/>
-          </w:tcPr>
-          <w:p>
-            <w:pPr>
-              <w:jc w:val="center"/>
-            </w:pPr>
-            <w:r>
-              <w:rPr>
-                <w:rFonts w:ascii="Arial" w:cs="Arial" w:eastAsia="Arial" w:hAnsi="Arial"/>
-                <w:b w:val="false"/>
-                <w:bCs w:val="false"/>
-                <w:color w:val="333333"/>
-                <w:sz w:val="14"/>
-                <w:szCs w:val="14"/>
-              </w:rPr>
-              <w:t xml:space="preserve">¥1,230</w:t>
-            </w:r>
-          </w:p>
-        </w:tc>
-        <w:tc>
-          <w:tcPr>
-            <w:tcW w:type="dxa" w:w="900"/>
-            <w:tcBorders>
-              <w:top w:val="single" w:color="CCCCCC" w:sz="1"/>
-              <w:left w:val="single" w:color="CCCCCC" w:sz="1"/>
-              <w:bottom w:val="single" w:color="CCCCCC" w:sz="1"/>
-              <w:right w:val="single" w:color="CCCCCC" w:sz="1"/>
-            </w:tcBorders>
-            <w:shd w:fill="E3F2FD" w:color="E3F2FD" w:val="solid"/>
-            <w:tcMar>
-              <w:top w:type="dxa" w:w="60"/>
-              <w:left w:type="dxa" w:w="80"/>
-              <w:bottom w:type="dxa" w:w="60"/>
-              <w:right w:type="dxa" w:w="80"/>
-            </w:tcMar>
-            <w:vAlign w:val="center"/>
-          </w:tcPr>
-          <w:p>
-            <w:pPr>
-              <w:jc w:val="center"/>
-            </w:pPr>
-            <w:r>
-              <w:rPr>
-                <w:rFonts w:ascii="Arial" w:cs="Arial" w:eastAsia="Arial" w:hAnsi="Arial"/>
-                <w:b/>
-                <w:bCs/>
-                <w:color w:val="1565C0"/>
-                <w:sz w:val="13"/>
-                <w:szCs w:val="13"/>
-              </w:rPr>
-              <w:t xml:space="preserve">🔵 標準</w:t>
-            </w:r>
-          </w:p>
-        </w:tc>
-      </w:tr>
-      <w:tr>
-        <w:tc>
-          <w:tcPr>
-            <w:tcW w:type="dxa" w:w="400"/>
-            <w:tcBorders>
-              <w:top w:val="single" w:color="CCCCCC" w:sz="1"/>
-              <w:left w:val="single" w:color="CCCCCC" w:sz="1"/>
-              <w:bottom w:val="single" w:color="CCCCCC" w:sz="1"/>
-              <w:right w:val="single" w:color="CCCCCC" w:sz="1"/>
-            </w:tcBorders>
-            <w:shd w:fill="FFFFFF" w:color="FFFFFF" w:val="solid"/>
-            <w:tcMar>
-              <w:top w:type="dxa" w:w="60"/>
-              <w:left w:type="dxa" w:w="80"/>
-              <w:bottom w:type="dxa" w:w="60"/>
-              <w:right w:type="dxa" w:w="80"/>
-            </w:tcMar>
-            <w:vAlign w:val="center"/>
-          </w:tcPr>
-          <w:p>
-            <w:pPr>
-              <w:jc w:val="center"/>
-            </w:pPr>
-            <w:r>
-              <w:rPr>
-                <w:rFonts w:ascii="Arial" w:cs="Arial" w:eastAsia="Arial" w:hAnsi="Arial"/>
-                <w:b w:val="false"/>
-                <w:bCs w:val="false"/>
-                <w:color w:val="333333"/>
-                <w:sz w:val="14"/>
-                <w:szCs w:val="14"/>
-              </w:rPr>
               <w:t xml:space="preserve">19</w:t>
             </w:r>
           </w:p>
@@ -7734,7 +7734,7 @@
                 <w:sz w:val="14"/>
                 <w:szCs w:val="14"/>
               </w:rPr>
-              <w:t xml:space="preserve">136</w:t>
+              <w:t xml:space="preserve">137</w:t>
             </w:r>
           </w:p>
         </w:tc>
@@ -8364,7 +8364,7 @@
                 <w:sz w:val="15"/>
                 <w:szCs w:val="15"/>
               </w:rPr>
-              <w:t xml:space="preserve">9.20</w:t>
+              <w:t xml:space="preserve">9.22</w:t>
             </w:r>
           </w:p>
         </w:tc>
@@ -8710,7 +8710,7 @@
                 <w:sz w:val="15"/>
                 <w:szCs w:val="15"/>
               </w:rPr>
-              <w:t xml:space="preserve">8.72</w:t>
+              <w:t xml:space="preserve">8.68</w:t>
             </w:r>
           </w:p>
         </w:tc>
@@ -8883,7 +8883,7 @@
                 <w:sz w:val="15"/>
                 <w:szCs w:val="15"/>
               </w:rPr>
-              <w:t xml:space="preserve">8.28</w:t>
+              <w:t xml:space="preserve">8.30</w:t>
             </w:r>
           </w:p>
         </w:tc>
@@ -9229,7 +9229,7 @@
                 <w:sz w:val="15"/>
                 <w:szCs w:val="15"/>
               </w:rPr>
-              <w:t xml:space="preserve">9.15</w:t>
+              <w:t xml:space="preserve">9.12</w:t>
             </w:r>
           </w:p>
         </w:tc>
@@ -9310,7 +9310,7 @@
               <w:bottom w:val="single" w:color="CCCCCC" w:sz="1"/>
               <w:right w:val="single" w:color="CCCCCC" w:sz="1"/>
             </w:tcBorders>
-            <w:shd w:fill="E8F5E9" w:color="E8F5E9" w:val="solid"/>
+            <w:shd w:fill="E3F2FD" w:color="E3F2FD" w:val="solid"/>
             <w:tcMar>
               <w:top w:type="dxa" w:w="60"/>
               <w:left w:type="dxa" w:w="80"/>
@@ -9328,11 +9328,11 @@
                 <w:rFonts w:ascii="Arial" w:cs="Arial" w:eastAsia="Arial" w:hAnsi="Arial"/>
                 <w:b/>
                 <w:bCs/>
-                <w:color w:val="2E7D32"/>
+                <w:color w:val="1565C0"/>
                 <w:sz w:val="14"/>
                 <w:szCs w:val="14"/>
               </w:rPr>
-              <w:t xml:space="preserve">🟢 維持</w:t>
+              <w:t xml:space="preserve">🔵 標準</w:t>
             </w:r>
           </w:p>
         </w:tc>
@@ -10346,7 +10346,7 @@
                 <w:sz w:val="15"/>
                 <w:szCs w:val="15"/>
               </w:rPr>
-              <w:t xml:space="preserve">8.72</w:t>
+              <w:t xml:space="preserve">8.73</w:t>
             </w:r>
           </w:p>
         </w:tc>
@@ -10519,7 +10519,7 @@
                 <w:sz w:val="15"/>
                 <w:szCs w:val="15"/>
               </w:rPr>
-              <w:t xml:space="preserve">8.23</w:t>
+              <w:t xml:space="preserve">8.19</w:t>
             </w:r>
           </w:p>
         </w:tc>
@@ -11463,7 +11463,7 @@
                 <w:sz w:val="15"/>
                 <w:szCs w:val="15"/>
               </w:rPr>
-              <w:t xml:space="preserve">7.04</w:t>
+              <w:t xml:space="preserve">7.02</w:t>
             </w:r>
           </w:p>
         </w:tc>
@@ -11636,7 +11636,7 @@
                 <w:sz w:val="15"/>
                 <w:szCs w:val="15"/>
               </w:rPr>
-              <w:t xml:space="preserve">7.39</w:t>
+              <w:t xml:space="preserve">7.34</w:t>
             </w:r>
           </w:p>
         </w:tc>
@@ -12061,7 +12061,7 @@
                 <w:sz w:val="15"/>
                 <w:szCs w:val="15"/>
               </w:rPr>
-              <w:t xml:space="preserve">7.46</w:t>
+              <w:t xml:space="preserve">7.52</w:t>
             </w:r>
           </w:p>
         </w:tc>
@@ -12142,7 +12142,7 @@
               <w:bottom w:val="single" w:color="CCCCCC" w:sz="1"/>
               <w:right w:val="single" w:color="CCCCCC" w:sz="1"/>
             </w:tcBorders>
-            <w:shd w:fill="FFEBEE" w:color="FFEBEE" w:val="solid"/>
+            <w:shd w:fill="FFF3E0" w:color="FFF3E0" w:val="solid"/>
             <w:tcMar>
               <w:top w:type="dxa" w:w="60"/>
               <w:left w:type="dxa" w:w="80"/>
@@ -12160,11 +12160,11 @@
                 <w:rFonts w:ascii="Arial" w:cs="Arial" w:eastAsia="Arial" w:hAnsi="Arial"/>
                 <w:b/>
                 <w:bCs/>
-                <w:color w:val="C62828"/>
+                <w:color w:val="E65100"/>
                 <w:sz w:val="14"/>
                 <w:szCs w:val="14"/>
               </w:rPr>
-              <w:t xml:space="preserve">🔴 緊急</w:t>
+              <w:t xml:space="preserve">🟠 高</w:t>
             </w:r>
           </w:p>
         </w:tc>
@@ -12634,7 +12634,7 @@
           <w:sz w:val="22"/>
           <w:szCs w:val="22"/>
         </w:rPr>
-        <w:t xml:space="preserve">チサンホテル浜松町（月間売上: ¥5,578,650, スコア: 7.04）</w:t>
+        <w:t xml:space="preserve">チサンホテル浜松町（月間売上: ¥5,578,650, スコア: 7.02）</w:t>
       </w:r>
     </w:p>
     <w:p>
@@ -12655,7 +12655,7 @@
           <w:sz w:val="20"/>
           <w:szCs w:val="20"/>
         </w:rPr>
-        <w:t xml:space="preserve">現状: 品質スコア7.04（URGENT判定）、稼働率67.8%</w:t>
+        <w:t xml:space="preserve">現状: 品質スコア7.02（URGENT判定）、稼働率67.8%</w:t>
       </w:r>
     </w:p>
     <w:p>
@@ -12760,7 +12760,7 @@
           <w:sz w:val="20"/>
           <w:szCs w:val="20"/>
         </w:rPr>
-        <w:t xml:space="preserve">成功指標: 1ヶ月後に清掃クレーム率840%→5%以下</w:t>
+        <w:t xml:space="preserve">成功指標: 1ヶ月後に清掃クレーム率950%→5%以下</w:t>
       </w:r>
     </w:p>
     <w:p>
@@ -12796,7 +12796,7 @@
           <w:sz w:val="22"/>
           <w:szCs w:val="22"/>
         </w:rPr>
-        <w:t xml:space="preserve">アパホテル蒲田駅東（月間売上: ¥4,679,520, スコア: 7.39）</w:t>
+        <w:t xml:space="preserve">アパホテル蒲田駅東（月間売上: ¥4,679,520, スコア: 7.34）</w:t>
       </w:r>
     </w:p>
     <w:p>
@@ -12817,7 +12817,7 @@
           <w:sz w:val="20"/>
           <w:szCs w:val="20"/>
         </w:rPr>
-        <w:t xml:space="preserve">現状: 品質スコア7.39（URGENT判定）、稼働率74.5%</w:t>
+        <w:t xml:space="preserve">現状: 品質スコア7.34（URGENT判定）、稼働率74.5%</w:t>
       </w:r>
     </w:p>
     <w:p>
@@ -12922,7 +12922,7 @@
           <w:sz w:val="20"/>
           <w:szCs w:val="20"/>
         </w:rPr>
-        <w:t xml:space="preserve">成功指標: 1ヶ月後に清掃クレーム率1230%→5%以下</w:t>
+        <w:t xml:space="preserve">成功指標: 1ヶ月後に清掃クレーム率1210%→5%以下</w:t>
       </w:r>
     </w:p>
     <w:p>
@@ -12996,7 +12996,7 @@
           <w:sz w:val="20"/>
           <w:szCs w:val="20"/>
         </w:rPr>
-        <w:t xml:space="preserve">対象: 5ホテル（合計月間売上: ¥23,779,905）</w:t>
+        <w:t xml:space="preserve">対象: 4ホテル（合計月間売上: ¥19,728,015）</w:t>
       </w:r>
     </w:p>
     <w:tbl>
@@ -13432,7 +13432,7 @@
                 <w:sz w:val="15"/>
                 <w:szCs w:val="15"/>
               </w:rPr>
-              <w:t xml:space="preserve">7.04</w:t>
+              <w:t xml:space="preserve">7.02</w:t>
             </w:r>
           </w:p>
         </w:tc>
@@ -13604,7 +13604,7 @@
                 <w:sz w:val="15"/>
                 <w:szCs w:val="15"/>
               </w:rPr>
-              <w:t xml:space="preserve">7.39</w:t>
+              <w:t xml:space="preserve">7.34</w:t>
             </w:r>
           </w:p>
         </w:tc>
@@ -13706,179 +13706,7 @@
                 <w:sz w:val="15"/>
                 <w:szCs w:val="15"/>
               </w:rPr>
-              <w:t xml:space="preserve">7.9以上</w:t>
-            </w:r>
-          </w:p>
-        </w:tc>
-      </w:tr>
-      <w:tr>
-        <w:tc>
-          <w:tcPr>
-            <w:tcW w:type="dxa" w:w="2500"/>
-            <w:tcBorders>
-              <w:top w:val="single" w:color="CCCCCC" w:sz="1"/>
-              <w:left w:val="single" w:color="CCCCCC" w:sz="1"/>
-              <w:bottom w:val="single" w:color="CCCCCC" w:sz="1"/>
-              <w:right w:val="single" w:color="CCCCCC" w:sz="1"/>
-            </w:tcBorders>
-            <w:tcMar>
-              <w:top w:type="dxa" w:w="60"/>
-              <w:left w:type="dxa" w:w="80"/>
-              <w:bottom w:type="dxa" w:w="60"/>
-              <w:right w:type="dxa" w:w="80"/>
-            </w:tcMar>
-            <w:vAlign w:val="center"/>
-          </w:tcPr>
-          <w:p>
-            <w:pPr>
-              <w:jc w:val="left"/>
-            </w:pPr>
-            <w:r>
-              <w:rPr>
-                <w:rFonts w:ascii="Arial" w:cs="Arial" w:eastAsia="Arial" w:hAnsi="Arial"/>
-                <w:b w:val="false"/>
-                <w:bCs w:val="false"/>
-                <w:color w:val="333333"/>
-                <w:sz w:val="15"/>
-                <w:szCs w:val="15"/>
-              </w:rPr>
-              <w:t xml:space="preserve">コンフォートホテル横浜関内</w:t>
-            </w:r>
-          </w:p>
-        </w:tc>
-        <w:tc>
-          <w:tcPr>
-            <w:tcW w:type="dxa" w:w="1000"/>
-            <w:tcBorders>
-              <w:top w:val="single" w:color="CCCCCC" w:sz="1"/>
-              <w:left w:val="single" w:color="CCCCCC" w:sz="1"/>
-              <w:bottom w:val="single" w:color="CCCCCC" w:sz="1"/>
-              <w:right w:val="single" w:color="CCCCCC" w:sz="1"/>
-            </w:tcBorders>
-            <w:tcMar>
-              <w:top w:type="dxa" w:w="60"/>
-              <w:left w:type="dxa" w:w="80"/>
-              <w:bottom w:type="dxa" w:w="60"/>
-              <w:right w:type="dxa" w:w="80"/>
-            </w:tcMar>
-            <w:vAlign w:val="center"/>
-          </w:tcPr>
-          <w:p>
-            <w:pPr>
-              <w:jc w:val="center"/>
-            </w:pPr>
-            <w:r>
-              <w:rPr>
-                <w:rFonts w:ascii="Arial" w:cs="Arial" w:eastAsia="Arial" w:hAnsi="Arial"/>
-                <w:b w:val="false"/>
-                <w:bCs w:val="false"/>
-                <w:color w:val="E74C3C"/>
-                <w:sz w:val="15"/>
-                <w:szCs w:val="15"/>
-              </w:rPr>
-              <w:t xml:space="preserve">7.46</w:t>
-            </w:r>
-          </w:p>
-        </w:tc>
-        <w:tc>
-          <w:tcPr>
-            <w:tcW w:type="dxa" w:w="1500"/>
-            <w:tcBorders>
-              <w:top w:val="single" w:color="CCCCCC" w:sz="1"/>
-              <w:left w:val="single" w:color="CCCCCC" w:sz="1"/>
-              <w:bottom w:val="single" w:color="CCCCCC" w:sz="1"/>
-              <w:right w:val="single" w:color="CCCCCC" w:sz="1"/>
-            </w:tcBorders>
-            <w:tcMar>
-              <w:top w:type="dxa" w:w="60"/>
-              <w:left w:type="dxa" w:w="80"/>
-              <w:bottom w:type="dxa" w:w="60"/>
-              <w:right w:type="dxa" w:w="80"/>
-            </w:tcMar>
-            <w:vAlign w:val="center"/>
-          </w:tcPr>
-          <w:p>
-            <w:pPr>
-              <w:jc w:val="center"/>
-            </w:pPr>
-            <w:r>
-              <w:rPr>
-                <w:rFonts w:ascii="Arial" w:cs="Arial" w:eastAsia="Arial" w:hAnsi="Arial"/>
-                <w:b w:val="false"/>
-                <w:bCs w:val="false"/>
-                <w:color w:val="333333"/>
-                <w:sz w:val="15"/>
-                <w:szCs w:val="15"/>
-              </w:rPr>
-              <w:t xml:space="preserve">¥4,051,890</w:t>
-            </w:r>
-          </w:p>
-        </w:tc>
-        <w:tc>
-          <w:tcPr>
-            <w:tcW w:type="dxa" w:w="2500"/>
-            <w:tcBorders>
-              <w:top w:val="single" w:color="CCCCCC" w:sz="1"/>
-              <w:left w:val="single" w:color="CCCCCC" w:sz="1"/>
-              <w:bottom w:val="single" w:color="CCCCCC" w:sz="1"/>
-              <w:right w:val="single" w:color="CCCCCC" w:sz="1"/>
-            </w:tcBorders>
-            <w:tcMar>
-              <w:top w:type="dxa" w:w="60"/>
-              <w:left w:type="dxa" w:w="80"/>
-              <w:bottom w:type="dxa" w:w="60"/>
-              <w:right w:type="dxa" w:w="80"/>
-            </w:tcMar>
-            <w:vAlign w:val="center"/>
-          </w:tcPr>
-          <w:p>
-            <w:pPr>
-              <w:jc w:val="left"/>
-            </w:pPr>
-            <w:r>
-              <w:rPr>
-                <w:rFonts w:ascii="Arial" w:cs="Arial" w:eastAsia="Arial" w:hAnsi="Arial"/>
-                <w:b w:val="false"/>
-                <w:bCs w:val="false"/>
-                <w:color w:val="333333"/>
-                <w:sz w:val="15"/>
-                <w:szCs w:val="15"/>
-              </w:rPr>
-              <w:t xml:space="preserve">清掃品質の総合改善</w:t>
-            </w:r>
-          </w:p>
-        </w:tc>
-        <w:tc>
-          <w:tcPr>
-            <w:tcW w:type="dxa" w:w="1000"/>
-            <w:tcBorders>
-              <w:top w:val="single" w:color="CCCCCC" w:sz="1"/>
-              <w:left w:val="single" w:color="CCCCCC" w:sz="1"/>
-              <w:bottom w:val="single" w:color="CCCCCC" w:sz="1"/>
-              <w:right w:val="single" w:color="CCCCCC" w:sz="1"/>
-            </w:tcBorders>
-            <w:tcMar>
-              <w:top w:type="dxa" w:w="60"/>
-              <w:left w:type="dxa" w:w="80"/>
-              <w:bottom w:type="dxa" w:w="60"/>
-              <w:right w:type="dxa" w:w="80"/>
-            </w:tcMar>
-            <w:vAlign w:val="center"/>
-          </w:tcPr>
-          <w:p>
-            <w:pPr>
-              <w:jc w:val="center"/>
-            </w:pPr>
-            <w:r>
-              <w:rPr>
-                <w:rFonts w:ascii="Arial" w:cs="Arial" w:eastAsia="Arial" w:hAnsi="Arial"/>
-                <w:b w:val="false"/>
-                <w:bCs w:val="false"/>
-                <w:color w:val="27AE60"/>
-                <w:sz w:val="15"/>
-                <w:szCs w:val="15"/>
-              </w:rPr>
-              <w:t xml:space="preserve">8.0以上</w:t>
+              <w:t xml:space="preserve">7.8以上</w:t>
             </w:r>
           </w:p>
         </w:tc>
@@ -14327,7 +14155,64 @@
           <w:sz w:val="22"/>
           <w:szCs w:val="22"/>
         </w:rPr>
-        <w:t xml:space="preserve">コンフォートイン六本木（月間売上: ¥2,842,630, スコア: 8.23）</w:t>
+        <w:t xml:space="preserve">コンフォートホテル横浜関内（月間売上: ¥4,051,890, スコア: 7.52）</w:t>
+      </w:r>
+    </w:p>
+    <w:p>
+      <w:pPr>
+        <w:pStyle w:val="ListParagraph"/>
+        <w:numPr>
+          <w:ilvl w:val="0"/>
+          <w:numId w:val="1"/>
+        </w:numPr>
+        <w:spacing w:after="40" w:before="40"/>
+      </w:pPr>
+      <w:r>
+        <w:rPr>
+          <w:rFonts w:ascii="Arial" w:cs="Arial" w:eastAsia="Arial" w:hAnsi="Arial"/>
+          <w:b w:val="false"/>
+          <w:bCs w:val="false"/>
+          <w:color w:val="333333"/>
+          <w:sz w:val="20"/>
+          <w:szCs w:val="20"/>
+        </w:rPr>
+        <w:t xml:space="preserve">現状分析: HIGH判定、稼働率55.9%、利益率28.2%</w:t>
+      </w:r>
+    </w:p>
+    <w:p>
+      <w:pPr>
+        <w:spacing w:after="80" w:before="80"/>
+        <w:jc w:val="left"/>
+      </w:pPr>
+      <w:r>
+        <w:rPr>
+          <w:rFonts w:ascii="Arial" w:cs="Arial" w:eastAsia="Arial" w:hAnsi="Arial"/>
+          <w:b w:val="false"/>
+          <w:bCs w:val="false"/>
+          <w:i w:val="false"/>
+          <w:iCs w:val="false"/>
+          <w:color w:val="333333"/>
+          <w:sz w:val="20"/>
+          <w:szCs w:val="20"/>
+        </w:rPr>
+        <w:t xml:space="preserve"/>
+      </w:r>
+    </w:p>
+    <w:p>
+      <w:pPr>
+        <w:pStyle w:val="Heading3"/>
+        <w:spacing w:after="120" w:before="200"/>
+      </w:pPr>
+      <w:r>
+        <w:rPr>
+          <w:rFonts w:ascii="Arial" w:cs="Arial" w:eastAsia="Arial" w:hAnsi="Arial"/>
+          <w:b/>
+          <w:bCs/>
+          <w:color w:val="1B3A5C"/>
+          <w:sz w:val="22"/>
+          <w:szCs w:val="22"/>
+        </w:rPr>
+        <w:t xml:space="preserve">コンフォートイン六本木（月間売上: ¥2,842,630, スコア: 8.19）</w:t>
       </w:r>
     </w:p>
     <w:p>
@@ -14468,7 +14353,7 @@
           <w:sz w:val="20"/>
           <w:szCs w:val="20"/>
         </w:rPr>
-        <w:t xml:space="preserve">コンフォートイン六本木: スコア8.23（品質良好）だが売上¥2,842,630 → OTA掲載最適化、価格戦略の見直し、プロモーション強化</w:t>
+        <w:t xml:space="preserve">コンフォートイン六本木: スコア8.19（品質良好）だが売上¥2,842,630 → OTA掲載最適化、価格戦略の見直し、プロモーション強化</w:t>
       </w:r>
     </w:p>
     <w:p>
@@ -14510,7 +14395,7 @@
           <w:sz w:val="20"/>
           <w:szCs w:val="20"/>
         </w:rPr>
-        <w:t xml:space="preserve">リッチモンドホテル東京目白: スコア8.72（品質良好）だが売上¥3,663,440 → OTA掲載最適化、価格戦略の見直し、プロモーション強化</w:t>
+        <w:t xml:space="preserve">リッチモンドホテル東京目白: スコア8.73（品質良好）だが売上¥3,663,440 → OTA掲載最適化、価格戦略の見直し、プロモーション強化</w:t>
       </w:r>
     </w:p>
     <w:p>
@@ -16027,7 +15912,7 @@
                 <w:sz w:val="15"/>
                 <w:szCs w:val="15"/>
               </w:rPr>
-              <w:t xml:space="preserve">7.04 / 10.0</w:t>
+              <w:t xml:space="preserve">7.02 / 10.0</w:t>
             </w:r>
           </w:p>
         </w:tc>
@@ -16165,7 +16050,7 @@
                 <w:sz w:val="15"/>
                 <w:szCs w:val="15"/>
               </w:rPr>
-              <w:t xml:space="preserve">83件</w:t>
+              <w:t xml:space="preserve">84件</w:t>
             </w:r>
           </w:p>
         </w:tc>
@@ -16303,7 +16188,7 @@
                 <w:sz w:val="15"/>
                 <w:szCs w:val="15"/>
               </w:rPr>
-              <w:t xml:space="preserve">840.0%</w:t>
+              <w:t xml:space="preserve">950.0%</w:t>
             </w:r>
           </w:p>
         </w:tc>
@@ -16934,7 +16819,7 @@
                 <w:sz w:val="15"/>
                 <w:szCs w:val="15"/>
               </w:rPr>
-              <w:t xml:space="preserve">7.39 / 10.0</w:t>
+              <w:t xml:space="preserve">7.34 / 10.0</w:t>
             </w:r>
           </w:p>
         </w:tc>
@@ -17072,7 +16957,7 @@
                 <w:sz w:val="15"/>
                 <w:szCs w:val="15"/>
               </w:rPr>
-              <w:t xml:space="preserve">57件</w:t>
+              <w:t xml:space="preserve">58件</w:t>
             </w:r>
           </w:p>
         </w:tc>
@@ -17210,7 +17095,7 @@
                 <w:sz w:val="15"/>
                 <w:szCs w:val="15"/>
               </w:rPr>
-              <w:t xml:space="preserve">1230.0%</w:t>
+              <w:t xml:space="preserve">1210.0%</w:t>
             </w:r>
           </w:p>
         </w:tc>
@@ -17556,6 +17441,1820 @@
                 <w:szCs w:val="15"/>
               </w:rPr>
               <w:t xml:space="preserve">220室 / 37名</w:t>
+            </w:r>
+          </w:p>
+        </w:tc>
+      </w:tr>
+    </w:tbl>
+    <w:p>
+      <w:pPr>
+        <w:spacing w:after="80" w:before="80"/>
+        <w:jc w:val="left"/>
+      </w:pPr>
+      <w:r>
+        <w:rPr>
+          <w:rFonts w:ascii="Arial" w:cs="Arial" w:eastAsia="Arial" w:hAnsi="Arial"/>
+          <w:b w:val="false"/>
+          <w:bCs w:val="false"/>
+          <w:i w:val="false"/>
+          <w:iCs w:val="false"/>
+          <w:color w:val="333333"/>
+          <w:sz w:val="20"/>
+          <w:szCs w:val="20"/>
+        </w:rPr>
+        <w:t xml:space="preserve"/>
+      </w:r>
+    </w:p>
+    <w:p>
+      <w:pPr>
+        <w:spacing w:after="80" w:before="80"/>
+        <w:jc w:val="left"/>
+      </w:pPr>
+      <w:r>
+        <w:rPr>
+          <w:rFonts w:ascii="Arial" w:cs="Arial" w:eastAsia="Arial" w:hAnsi="Arial"/>
+          <w:b w:val="false"/>
+          <w:bCs w:val="false"/>
+          <w:i w:val="false"/>
+          <w:iCs w:val="false"/>
+          <w:color w:val="333333"/>
+          <w:sz w:val="20"/>
+          <w:szCs w:val="20"/>
+        </w:rPr>
+        <w:t xml:space="preserve"/>
+      </w:r>
+    </w:p>
+    <w:p>
+      <w:pPr>
+        <w:pStyle w:val="Heading2"/>
+        <w:spacing w:after="160" w:before="280"/>
+      </w:pPr>
+      <w:r>
+        <w:rPr>
+          <w:rFonts w:ascii="Arial" w:cs="Arial" w:eastAsia="Arial" w:hAnsi="Arial"/>
+          <w:b/>
+          <w:bCs/>
+          <w:color w:val="2E75B6"/>
+          <w:sz w:val="26"/>
+          <w:szCs w:val="26"/>
+        </w:rPr>
+        <w:t xml:space="preserve">コートホテル新横浜</w:t>
+      </w:r>
+    </w:p>
+    <w:tbl>
+      <w:tblPr>
+        <w:tblW w:type="dxa" w:w="10000"/>
+        <w:tblBorders>
+          <w:top w:val="single" w:color="auto" w:sz="4"/>
+          <w:left w:val="single" w:color="auto" w:sz="4"/>
+          <w:bottom w:val="single" w:color="auto" w:sz="4"/>
+          <w:right w:val="single" w:color="auto" w:sz="4"/>
+          <w:insideH w:val="single" w:color="auto" w:sz="4"/>
+          <w:insideV w:val="single" w:color="auto" w:sz="4"/>
+        </w:tblBorders>
+      </w:tblPr>
+      <w:tblGrid>
+        <w:gridCol w:w="100"/>
+        <w:gridCol w:w="100"/>
+        <w:gridCol w:w="100"/>
+        <w:gridCol w:w="100"/>
+      </w:tblGrid>
+      <w:tr>
+        <w:tc>
+          <w:tcPr>
+            <w:tcW w:type="dxa" w:w="2500"/>
+            <w:tcBorders>
+              <w:top w:val="single" w:color="CCCCCC" w:sz="1"/>
+              <w:left w:val="single" w:color="CCCCCC" w:sz="1"/>
+              <w:bottom w:val="single" w:color="CCCCCC" w:sz="1"/>
+              <w:right w:val="single" w:color="CCCCCC" w:sz="1"/>
+            </w:tcBorders>
+            <w:shd w:fill="FFEBEE" w:color="FFEBEE" w:val="solid"/>
+            <w:tcMar>
+              <w:top w:type="dxa" w:w="60"/>
+              <w:left w:type="dxa" w:w="80"/>
+              <w:bottom w:type="dxa" w:w="60"/>
+              <w:right w:type="dxa" w:w="80"/>
+            </w:tcMar>
+            <w:vAlign w:val="center"/>
+          </w:tcPr>
+          <w:p>
+            <w:pPr>
+              <w:jc w:val="left"/>
+            </w:pPr>
+            <w:r>
+              <w:rPr>
+                <w:rFonts w:ascii="Arial" w:cs="Arial" w:eastAsia="Arial" w:hAnsi="Arial"/>
+                <w:b/>
+                <w:bCs/>
+                <w:color w:val="C62828"/>
+                <w:sz w:val="15"/>
+                <w:szCs w:val="15"/>
+              </w:rPr>
+              <w:t xml:space="preserve">指標</w:t>
+            </w:r>
+          </w:p>
+        </w:tc>
+        <w:tc>
+          <w:tcPr>
+            <w:tcW w:type="dxa" w:w="2500"/>
+            <w:tcBorders>
+              <w:top w:val="single" w:color="CCCCCC" w:sz="1"/>
+              <w:left w:val="single" w:color="CCCCCC" w:sz="1"/>
+              <w:bottom w:val="single" w:color="CCCCCC" w:sz="1"/>
+              <w:right w:val="single" w:color="CCCCCC" w:sz="1"/>
+            </w:tcBorders>
+            <w:shd w:fill="FFEBEE" w:color="FFEBEE" w:val="solid"/>
+            <w:tcMar>
+              <w:top w:type="dxa" w:w="60"/>
+              <w:left w:type="dxa" w:w="80"/>
+              <w:bottom w:type="dxa" w:w="60"/>
+              <w:right w:type="dxa" w:w="80"/>
+            </w:tcMar>
+            <w:vAlign w:val="center"/>
+          </w:tcPr>
+          <w:p>
+            <w:pPr>
+              <w:jc w:val="center"/>
+            </w:pPr>
+            <w:r>
+              <w:rPr>
+                <w:rFonts w:ascii="Arial" w:cs="Arial" w:eastAsia="Arial" w:hAnsi="Arial"/>
+                <w:b/>
+                <w:bCs/>
+                <w:color w:val="C62828"/>
+                <w:sz w:val="15"/>
+                <w:szCs w:val="15"/>
+              </w:rPr>
+              <w:t xml:space="preserve">数値</w:t>
+            </w:r>
+          </w:p>
+        </w:tc>
+        <w:tc>
+          <w:tcPr>
+            <w:tcW w:type="dxa" w:w="2500"/>
+            <w:tcBorders>
+              <w:top w:val="single" w:color="CCCCCC" w:sz="1"/>
+              <w:left w:val="single" w:color="CCCCCC" w:sz="1"/>
+              <w:bottom w:val="single" w:color="CCCCCC" w:sz="1"/>
+              <w:right w:val="single" w:color="CCCCCC" w:sz="1"/>
+            </w:tcBorders>
+            <w:shd w:fill="FFEBEE" w:color="FFEBEE" w:val="solid"/>
+            <w:tcMar>
+              <w:top w:type="dxa" w:w="60"/>
+              <w:left w:type="dxa" w:w="80"/>
+              <w:bottom w:type="dxa" w:w="60"/>
+              <w:right w:type="dxa" w:w="80"/>
+            </w:tcMar>
+            <w:vAlign w:val="center"/>
+          </w:tcPr>
+          <w:p>
+            <w:pPr>
+              <w:jc w:val="left"/>
+            </w:pPr>
+            <w:r>
+              <w:rPr>
+                <w:rFonts w:ascii="Arial" w:cs="Arial" w:eastAsia="Arial" w:hAnsi="Arial"/>
+                <w:b/>
+                <w:bCs/>
+                <w:color w:val="C62828"/>
+                <w:sz w:val="15"/>
+                <w:szCs w:val="15"/>
+              </w:rPr>
+              <w:t xml:space="preserve">指標</w:t>
+            </w:r>
+          </w:p>
+        </w:tc>
+        <w:tc>
+          <w:tcPr>
+            <w:tcW w:type="dxa" w:w="2500"/>
+            <w:tcBorders>
+              <w:top w:val="single" w:color="CCCCCC" w:sz="1"/>
+              <w:left w:val="single" w:color="CCCCCC" w:sz="1"/>
+              <w:bottom w:val="single" w:color="CCCCCC" w:sz="1"/>
+              <w:right w:val="single" w:color="CCCCCC" w:sz="1"/>
+            </w:tcBorders>
+            <w:shd w:fill="FFEBEE" w:color="FFEBEE" w:val="solid"/>
+            <w:tcMar>
+              <w:top w:type="dxa" w:w="60"/>
+              <w:left w:type="dxa" w:w="80"/>
+              <w:bottom w:type="dxa" w:w="60"/>
+              <w:right w:type="dxa" w:w="80"/>
+            </w:tcMar>
+            <w:vAlign w:val="center"/>
+          </w:tcPr>
+          <w:p>
+            <w:pPr>
+              <w:jc w:val="center"/>
+            </w:pPr>
+            <w:r>
+              <w:rPr>
+                <w:rFonts w:ascii="Arial" w:cs="Arial" w:eastAsia="Arial" w:hAnsi="Arial"/>
+                <w:b/>
+                <w:bCs/>
+                <w:color w:val="C62828"/>
+                <w:sz w:val="15"/>
+                <w:szCs w:val="15"/>
+              </w:rPr>
+              <w:t xml:space="preserve">数値</w:t>
+            </w:r>
+          </w:p>
+        </w:tc>
+      </w:tr>
+      <w:tr>
+        <w:tc>
+          <w:tcPr>
+            <w:tcW w:type="dxa" w:w="2500"/>
+            <w:tcBorders>
+              <w:top w:val="single" w:color="CCCCCC" w:sz="1"/>
+              <w:left w:val="single" w:color="CCCCCC" w:sz="1"/>
+              <w:bottom w:val="single" w:color="CCCCCC" w:sz="1"/>
+              <w:right w:val="single" w:color="CCCCCC" w:sz="1"/>
+            </w:tcBorders>
+            <w:tcMar>
+              <w:top w:type="dxa" w:w="60"/>
+              <w:left w:type="dxa" w:w="80"/>
+              <w:bottom w:type="dxa" w:w="60"/>
+              <w:right w:type="dxa" w:w="80"/>
+            </w:tcMar>
+            <w:vAlign w:val="center"/>
+          </w:tcPr>
+          <w:p>
+            <w:pPr>
+              <w:jc w:val="left"/>
+            </w:pPr>
+            <w:r>
+              <w:rPr>
+                <w:rFonts w:ascii="Arial" w:cs="Arial" w:eastAsia="Arial" w:hAnsi="Arial"/>
+                <w:b w:val="false"/>
+                <w:bCs w:val="false"/>
+                <w:color w:val="333333"/>
+                <w:sz w:val="15"/>
+                <w:szCs w:val="15"/>
+              </w:rPr>
+              <w:t xml:space="preserve">品質スコア</w:t>
+            </w:r>
+          </w:p>
+        </w:tc>
+        <w:tc>
+          <w:tcPr>
+            <w:tcW w:type="dxa" w:w="2500"/>
+            <w:tcBorders>
+              <w:top w:val="single" w:color="CCCCCC" w:sz="1"/>
+              <w:left w:val="single" w:color="CCCCCC" w:sz="1"/>
+              <w:bottom w:val="single" w:color="CCCCCC" w:sz="1"/>
+              <w:right w:val="single" w:color="CCCCCC" w:sz="1"/>
+            </w:tcBorders>
+            <w:tcMar>
+              <w:top w:type="dxa" w:w="60"/>
+              <w:left w:type="dxa" w:w="80"/>
+              <w:bottom w:type="dxa" w:w="60"/>
+              <w:right w:type="dxa" w:w="80"/>
+            </w:tcMar>
+            <w:vAlign w:val="center"/>
+          </w:tcPr>
+          <w:p>
+            <w:pPr>
+              <w:jc w:val="center"/>
+            </w:pPr>
+            <w:r>
+              <w:rPr>
+                <w:rFonts w:ascii="Arial" w:cs="Arial" w:eastAsia="Arial" w:hAnsi="Arial"/>
+                <w:b/>
+                <w:bCs/>
+                <w:color w:val="E74C3C"/>
+                <w:sz w:val="15"/>
+                <w:szCs w:val="15"/>
+              </w:rPr>
+              <w:t xml:space="preserve">7.12 / 10.0</w:t>
+            </w:r>
+          </w:p>
+        </w:tc>
+        <w:tc>
+          <w:tcPr>
+            <w:tcW w:type="dxa" w:w="2500"/>
+            <w:tcBorders>
+              <w:top w:val="single" w:color="CCCCCC" w:sz="1"/>
+              <w:left w:val="single" w:color="CCCCCC" w:sz="1"/>
+              <w:bottom w:val="single" w:color="CCCCCC" w:sz="1"/>
+              <w:right w:val="single" w:color="CCCCCC" w:sz="1"/>
+            </w:tcBorders>
+            <w:tcMar>
+              <w:top w:type="dxa" w:w="60"/>
+              <w:left w:type="dxa" w:w="80"/>
+              <w:bottom w:type="dxa" w:w="60"/>
+              <w:right w:type="dxa" w:w="80"/>
+            </w:tcMar>
+            <w:vAlign w:val="center"/>
+          </w:tcPr>
+          <w:p>
+            <w:pPr>
+              <w:jc w:val="left"/>
+            </w:pPr>
+            <w:r>
+              <w:rPr>
+                <w:rFonts w:ascii="Arial" w:cs="Arial" w:eastAsia="Arial" w:hAnsi="Arial"/>
+                <w:b w:val="false"/>
+                <w:bCs w:val="false"/>
+                <w:color w:val="333333"/>
+                <w:sz w:val="15"/>
+                <w:szCs w:val="15"/>
+              </w:rPr>
+              <w:t xml:space="preserve">月間売上（2月）</w:t>
+            </w:r>
+          </w:p>
+        </w:tc>
+        <w:tc>
+          <w:tcPr>
+            <w:tcW w:type="dxa" w:w="2500"/>
+            <w:tcBorders>
+              <w:top w:val="single" w:color="CCCCCC" w:sz="1"/>
+              <w:left w:val="single" w:color="CCCCCC" w:sz="1"/>
+              <w:bottom w:val="single" w:color="CCCCCC" w:sz="1"/>
+              <w:right w:val="single" w:color="CCCCCC" w:sz="1"/>
+            </w:tcBorders>
+            <w:tcMar>
+              <w:top w:type="dxa" w:w="60"/>
+              <w:left w:type="dxa" w:w="80"/>
+              <w:bottom w:type="dxa" w:w="60"/>
+              <w:right w:type="dxa" w:w="80"/>
+            </w:tcMar>
+            <w:vAlign w:val="center"/>
+          </w:tcPr>
+          <w:p>
+            <w:pPr>
+              <w:jc w:val="center"/>
+            </w:pPr>
+            <w:r>
+              <w:rPr>
+                <w:rFonts w:ascii="Arial" w:cs="Arial" w:eastAsia="Arial" w:hAnsi="Arial"/>
+                <w:b/>
+                <w:bCs/>
+                <w:color w:val="333333"/>
+                <w:sz w:val="15"/>
+                <w:szCs w:val="15"/>
+              </w:rPr>
+              <w:t xml:space="preserve">¥3,705,215</w:t>
+            </w:r>
+          </w:p>
+        </w:tc>
+      </w:tr>
+      <w:tr>
+        <w:tc>
+          <w:tcPr>
+            <w:tcW w:type="dxa" w:w="2500"/>
+            <w:tcBorders>
+              <w:top w:val="single" w:color="CCCCCC" w:sz="1"/>
+              <w:left w:val="single" w:color="CCCCCC" w:sz="1"/>
+              <w:bottom w:val="single" w:color="CCCCCC" w:sz="1"/>
+              <w:right w:val="single" w:color="CCCCCC" w:sz="1"/>
+            </w:tcBorders>
+            <w:tcMar>
+              <w:top w:type="dxa" w:w="60"/>
+              <w:left w:type="dxa" w:w="80"/>
+              <w:bottom w:type="dxa" w:w="60"/>
+              <w:right w:type="dxa" w:w="80"/>
+            </w:tcMar>
+            <w:vAlign w:val="center"/>
+          </w:tcPr>
+          <w:p>
+            <w:pPr>
+              <w:jc w:val="left"/>
+            </w:pPr>
+            <w:r>
+              <w:rPr>
+                <w:rFonts w:ascii="Arial" w:cs="Arial" w:eastAsia="Arial" w:hAnsi="Arial"/>
+                <w:b w:val="false"/>
+                <w:bCs w:val="false"/>
+                <w:color w:val="333333"/>
+                <w:sz w:val="15"/>
+                <w:szCs w:val="15"/>
+              </w:rPr>
+              <w:t xml:space="preserve">レビュー件数</w:t>
+            </w:r>
+          </w:p>
+        </w:tc>
+        <w:tc>
+          <w:tcPr>
+            <w:tcW w:type="dxa" w:w="2500"/>
+            <w:tcBorders>
+              <w:top w:val="single" w:color="CCCCCC" w:sz="1"/>
+              <w:left w:val="single" w:color="CCCCCC" w:sz="1"/>
+              <w:bottom w:val="single" w:color="CCCCCC" w:sz="1"/>
+              <w:right w:val="single" w:color="CCCCCC" w:sz="1"/>
+            </w:tcBorders>
+            <w:tcMar>
+              <w:top w:type="dxa" w:w="60"/>
+              <w:left w:type="dxa" w:w="80"/>
+              <w:bottom w:type="dxa" w:w="60"/>
+              <w:right w:type="dxa" w:w="80"/>
+            </w:tcMar>
+            <w:vAlign w:val="center"/>
+          </w:tcPr>
+          <w:p>
+            <w:pPr>
+              <w:jc w:val="center"/>
+            </w:pPr>
+            <w:r>
+              <w:rPr>
+                <w:rFonts w:ascii="Arial" w:cs="Arial" w:eastAsia="Arial" w:hAnsi="Arial"/>
+                <w:b w:val="false"/>
+                <w:bCs w:val="false"/>
+                <w:color w:val="333333"/>
+                <w:sz w:val="15"/>
+                <w:szCs w:val="15"/>
+              </w:rPr>
+              <w:t xml:space="preserve">118件</w:t>
+            </w:r>
+          </w:p>
+        </w:tc>
+        <w:tc>
+          <w:tcPr>
+            <w:tcW w:type="dxa" w:w="2500"/>
+            <w:tcBorders>
+              <w:top w:val="single" w:color="CCCCCC" w:sz="1"/>
+              <w:left w:val="single" w:color="CCCCCC" w:sz="1"/>
+              <w:bottom w:val="single" w:color="CCCCCC" w:sz="1"/>
+              <w:right w:val="single" w:color="CCCCCC" w:sz="1"/>
+            </w:tcBorders>
+            <w:tcMar>
+              <w:top w:type="dxa" w:w="60"/>
+              <w:left w:type="dxa" w:w="80"/>
+              <w:bottom w:type="dxa" w:w="60"/>
+              <w:right w:type="dxa" w:w="80"/>
+            </w:tcMar>
+            <w:vAlign w:val="center"/>
+          </w:tcPr>
+          <w:p>
+            <w:pPr>
+              <w:jc w:val="left"/>
+            </w:pPr>
+            <w:r>
+              <w:rPr>
+                <w:rFonts w:ascii="Arial" w:cs="Arial" w:eastAsia="Arial" w:hAnsi="Arial"/>
+                <w:b w:val="false"/>
+                <w:bCs w:val="false"/>
+                <w:color w:val="333333"/>
+                <w:sz w:val="15"/>
+                <w:szCs w:val="15"/>
+              </w:rPr>
+              <w:t xml:space="preserve">純利益</w:t>
+            </w:r>
+          </w:p>
+        </w:tc>
+        <w:tc>
+          <w:tcPr>
+            <w:tcW w:type="dxa" w:w="2500"/>
+            <w:tcBorders>
+              <w:top w:val="single" w:color="CCCCCC" w:sz="1"/>
+              <w:left w:val="single" w:color="CCCCCC" w:sz="1"/>
+              <w:bottom w:val="single" w:color="CCCCCC" w:sz="1"/>
+              <w:right w:val="single" w:color="CCCCCC" w:sz="1"/>
+            </w:tcBorders>
+            <w:tcMar>
+              <w:top w:type="dxa" w:w="60"/>
+              <w:left w:type="dxa" w:w="80"/>
+              <w:bottom w:type="dxa" w:w="60"/>
+              <w:right w:type="dxa" w:w="80"/>
+            </w:tcMar>
+            <w:vAlign w:val="center"/>
+          </w:tcPr>
+          <w:p>
+            <w:pPr>
+              <w:jc w:val="center"/>
+            </w:pPr>
+            <w:r>
+              <w:rPr>
+                <w:rFonts w:ascii="Arial" w:cs="Arial" w:eastAsia="Arial" w:hAnsi="Arial"/>
+                <w:b w:val="false"/>
+                <w:bCs w:val="false"/>
+                <w:color w:val="333333"/>
+                <w:sz w:val="15"/>
+                <w:szCs w:val="15"/>
+              </w:rPr>
+              <w:t xml:space="preserve">¥1,020,472</w:t>
+            </w:r>
+          </w:p>
+        </w:tc>
+      </w:tr>
+      <w:tr>
+        <w:tc>
+          <w:tcPr>
+            <w:tcW w:type="dxa" w:w="2500"/>
+            <w:tcBorders>
+              <w:top w:val="single" w:color="CCCCCC" w:sz="1"/>
+              <w:left w:val="single" w:color="CCCCCC" w:sz="1"/>
+              <w:bottom w:val="single" w:color="CCCCCC" w:sz="1"/>
+              <w:right w:val="single" w:color="CCCCCC" w:sz="1"/>
+            </w:tcBorders>
+            <w:tcMar>
+              <w:top w:type="dxa" w:w="60"/>
+              <w:left w:type="dxa" w:w="80"/>
+              <w:bottom w:type="dxa" w:w="60"/>
+              <w:right w:type="dxa" w:w="80"/>
+            </w:tcMar>
+            <w:vAlign w:val="center"/>
+          </w:tcPr>
+          <w:p>
+            <w:pPr>
+              <w:jc w:val="left"/>
+            </w:pPr>
+            <w:r>
+              <w:rPr>
+                <w:rFonts w:ascii="Arial" w:cs="Arial" w:eastAsia="Arial" w:hAnsi="Arial"/>
+                <w:b w:val="false"/>
+                <w:bCs w:val="false"/>
+                <w:color w:val="333333"/>
+                <w:sz w:val="15"/>
+                <w:szCs w:val="15"/>
+              </w:rPr>
+              <w:t xml:space="preserve">清掃クレーム率</w:t>
+            </w:r>
+          </w:p>
+        </w:tc>
+        <w:tc>
+          <w:tcPr>
+            <w:tcW w:type="dxa" w:w="2500"/>
+            <w:tcBorders>
+              <w:top w:val="single" w:color="CCCCCC" w:sz="1"/>
+              <w:left w:val="single" w:color="CCCCCC" w:sz="1"/>
+              <w:bottom w:val="single" w:color="CCCCCC" w:sz="1"/>
+              <w:right w:val="single" w:color="CCCCCC" w:sz="1"/>
+            </w:tcBorders>
+            <w:tcMar>
+              <w:top w:type="dxa" w:w="60"/>
+              <w:left w:type="dxa" w:w="80"/>
+              <w:bottom w:type="dxa" w:w="60"/>
+              <w:right w:type="dxa" w:w="80"/>
+            </w:tcMar>
+            <w:vAlign w:val="center"/>
+          </w:tcPr>
+          <w:p>
+            <w:pPr>
+              <w:jc w:val="center"/>
+            </w:pPr>
+            <w:r>
+              <w:rPr>
+                <w:rFonts w:ascii="Arial" w:cs="Arial" w:eastAsia="Arial" w:hAnsi="Arial"/>
+                <w:b w:val="false"/>
+                <w:bCs w:val="false"/>
+                <w:color w:val="E74C3C"/>
+                <w:sz w:val="15"/>
+                <w:szCs w:val="15"/>
+              </w:rPr>
+              <w:t xml:space="preserve">850.0%</w:t>
+            </w:r>
+          </w:p>
+        </w:tc>
+        <w:tc>
+          <w:tcPr>
+            <w:tcW w:type="dxa" w:w="2500"/>
+            <w:tcBorders>
+              <w:top w:val="single" w:color="CCCCCC" w:sz="1"/>
+              <w:left w:val="single" w:color="CCCCCC" w:sz="1"/>
+              <w:bottom w:val="single" w:color="CCCCCC" w:sz="1"/>
+              <w:right w:val="single" w:color="CCCCCC" w:sz="1"/>
+            </w:tcBorders>
+            <w:tcMar>
+              <w:top w:type="dxa" w:w="60"/>
+              <w:left w:type="dxa" w:w="80"/>
+              <w:bottom w:type="dxa" w:w="60"/>
+              <w:right w:type="dxa" w:w="80"/>
+            </w:tcMar>
+            <w:vAlign w:val="center"/>
+          </w:tcPr>
+          <w:p>
+            <w:pPr>
+              <w:jc w:val="left"/>
+            </w:pPr>
+            <w:r>
+              <w:rPr>
+                <w:rFonts w:ascii="Arial" w:cs="Arial" w:eastAsia="Arial" w:hAnsi="Arial"/>
+                <w:b w:val="false"/>
+                <w:bCs w:val="false"/>
+                <w:color w:val="333333"/>
+                <w:sz w:val="15"/>
+                <w:szCs w:val="15"/>
+              </w:rPr>
+              <w:t xml:space="preserve">稼働率</w:t>
+            </w:r>
+          </w:p>
+        </w:tc>
+        <w:tc>
+          <w:tcPr>
+            <w:tcW w:type="dxa" w:w="2500"/>
+            <w:tcBorders>
+              <w:top w:val="single" w:color="CCCCCC" w:sz="1"/>
+              <w:left w:val="single" w:color="CCCCCC" w:sz="1"/>
+              <w:bottom w:val="single" w:color="CCCCCC" w:sz="1"/>
+              <w:right w:val="single" w:color="CCCCCC" w:sz="1"/>
+            </w:tcBorders>
+            <w:tcMar>
+              <w:top w:type="dxa" w:w="60"/>
+              <w:left w:type="dxa" w:w="80"/>
+              <w:bottom w:type="dxa" w:w="60"/>
+              <w:right w:type="dxa" w:w="80"/>
+            </w:tcMar>
+            <w:vAlign w:val="center"/>
+          </w:tcPr>
+          <w:p>
+            <w:pPr>
+              <w:jc w:val="center"/>
+            </w:pPr>
+            <w:r>
+              <w:rPr>
+                <w:rFonts w:ascii="Arial" w:cs="Arial" w:eastAsia="Arial" w:hAnsi="Arial"/>
+                <w:b w:val="false"/>
+                <w:bCs w:val="false"/>
+                <w:color w:val="333333"/>
+                <w:sz w:val="15"/>
+                <w:szCs w:val="15"/>
+              </w:rPr>
+              <w:t xml:space="preserve">70.9%</w:t>
+            </w:r>
+          </w:p>
+        </w:tc>
+      </w:tr>
+      <w:tr>
+        <w:tc>
+          <w:tcPr>
+            <w:tcW w:type="dxa" w:w="2500"/>
+            <w:tcBorders>
+              <w:top w:val="single" w:color="CCCCCC" w:sz="1"/>
+              <w:left w:val="single" w:color="CCCCCC" w:sz="1"/>
+              <w:bottom w:val="single" w:color="CCCCCC" w:sz="1"/>
+              <w:right w:val="single" w:color="CCCCCC" w:sz="1"/>
+            </w:tcBorders>
+            <w:tcMar>
+              <w:top w:type="dxa" w:w="60"/>
+              <w:left w:type="dxa" w:w="80"/>
+              <w:bottom w:type="dxa" w:w="60"/>
+              <w:right w:type="dxa" w:w="80"/>
+            </w:tcMar>
+            <w:vAlign w:val="center"/>
+          </w:tcPr>
+          <w:p>
+            <w:pPr>
+              <w:jc w:val="left"/>
+            </w:pPr>
+            <w:r>
+              <w:rPr>
+                <w:rFonts w:ascii="Arial" w:cs="Arial" w:eastAsia="Arial" w:hAnsi="Arial"/>
+                <w:b w:val="false"/>
+                <w:bCs w:val="false"/>
+                <w:color w:val="333333"/>
+                <w:sz w:val="15"/>
+                <w:szCs w:val="15"/>
+              </w:rPr>
+              <w:t xml:space="preserve">優先度</w:t>
+            </w:r>
+          </w:p>
+        </w:tc>
+        <w:tc>
+          <w:tcPr>
+            <w:tcW w:type="dxa" w:w="2500"/>
+            <w:tcBorders>
+              <w:top w:val="single" w:color="CCCCCC" w:sz="1"/>
+              <w:left w:val="single" w:color="CCCCCC" w:sz="1"/>
+              <w:bottom w:val="single" w:color="CCCCCC" w:sz="1"/>
+              <w:right w:val="single" w:color="CCCCCC" w:sz="1"/>
+            </w:tcBorders>
+            <w:shd w:fill="FFEBEE" w:color="FFEBEE" w:val="solid"/>
+            <w:tcMar>
+              <w:top w:type="dxa" w:w="60"/>
+              <w:left w:type="dxa" w:w="80"/>
+              <w:bottom w:type="dxa" w:w="60"/>
+              <w:right w:type="dxa" w:w="80"/>
+            </w:tcMar>
+            <w:vAlign w:val="center"/>
+          </w:tcPr>
+          <w:p>
+            <w:pPr>
+              <w:jc w:val="center"/>
+            </w:pPr>
+            <w:r>
+              <w:rPr>
+                <w:rFonts w:ascii="Arial" w:cs="Arial" w:eastAsia="Arial" w:hAnsi="Arial"/>
+                <w:b/>
+                <w:bCs/>
+                <w:color w:val="C62828"/>
+                <w:sz w:val="15"/>
+                <w:szCs w:val="15"/>
+              </w:rPr>
+              <w:t xml:space="preserve">🔴 緊急</w:t>
+            </w:r>
+          </w:p>
+        </w:tc>
+        <w:tc>
+          <w:tcPr>
+            <w:tcW w:type="dxa" w:w="2500"/>
+            <w:tcBorders>
+              <w:top w:val="single" w:color="CCCCCC" w:sz="1"/>
+              <w:left w:val="single" w:color="CCCCCC" w:sz="1"/>
+              <w:bottom w:val="single" w:color="CCCCCC" w:sz="1"/>
+              <w:right w:val="single" w:color="CCCCCC" w:sz="1"/>
+            </w:tcBorders>
+            <w:tcMar>
+              <w:top w:type="dxa" w:w="60"/>
+              <w:left w:type="dxa" w:w="80"/>
+              <w:bottom w:type="dxa" w:w="60"/>
+              <w:right w:type="dxa" w:w="80"/>
+            </w:tcMar>
+            <w:vAlign w:val="center"/>
+          </w:tcPr>
+          <w:p>
+            <w:pPr>
+              <w:jc w:val="left"/>
+            </w:pPr>
+            <w:r>
+              <w:rPr>
+                <w:rFonts w:ascii="Arial" w:cs="Arial" w:eastAsia="Arial" w:hAnsi="Arial"/>
+                <w:b w:val="false"/>
+                <w:bCs w:val="false"/>
+                <w:color w:val="333333"/>
+                <w:sz w:val="15"/>
+                <w:szCs w:val="15"/>
+              </w:rPr>
+              <w:t xml:space="preserve">利益率</w:t>
+            </w:r>
+          </w:p>
+        </w:tc>
+        <w:tc>
+          <w:tcPr>
+            <w:tcW w:type="dxa" w:w="2500"/>
+            <w:tcBorders>
+              <w:top w:val="single" w:color="CCCCCC" w:sz="1"/>
+              <w:left w:val="single" w:color="CCCCCC" w:sz="1"/>
+              <w:bottom w:val="single" w:color="CCCCCC" w:sz="1"/>
+              <w:right w:val="single" w:color="CCCCCC" w:sz="1"/>
+            </w:tcBorders>
+            <w:tcMar>
+              <w:top w:type="dxa" w:w="60"/>
+              <w:left w:type="dxa" w:w="80"/>
+              <w:bottom w:type="dxa" w:w="60"/>
+              <w:right w:type="dxa" w:w="80"/>
+            </w:tcMar>
+            <w:vAlign w:val="center"/>
+          </w:tcPr>
+          <w:p>
+            <w:pPr>
+              <w:jc w:val="center"/>
+            </w:pPr>
+            <w:r>
+              <w:rPr>
+                <w:rFonts w:ascii="Arial" w:cs="Arial" w:eastAsia="Arial" w:hAnsi="Arial"/>
+                <w:b w:val="false"/>
+                <w:bCs w:val="false"/>
+                <w:color w:val="333333"/>
+                <w:sz w:val="15"/>
+                <w:szCs w:val="15"/>
+              </w:rPr>
+              <w:t xml:space="preserve">27.5%</w:t>
+            </w:r>
+          </w:p>
+        </w:tc>
+      </w:tr>
+      <w:tr>
+        <w:tc>
+          <w:tcPr>
+            <w:tcW w:type="dxa" w:w="2500"/>
+            <w:tcBorders>
+              <w:top w:val="single" w:color="CCCCCC" w:sz="1"/>
+              <w:left w:val="single" w:color="CCCCCC" w:sz="1"/>
+              <w:bottom w:val="single" w:color="CCCCCC" w:sz="1"/>
+              <w:right w:val="single" w:color="CCCCCC" w:sz="1"/>
+            </w:tcBorders>
+            <w:tcMar>
+              <w:top w:type="dxa" w:w="60"/>
+              <w:left w:type="dxa" w:w="80"/>
+              <w:bottom w:type="dxa" w:w="60"/>
+              <w:right w:type="dxa" w:w="80"/>
+            </w:tcMar>
+            <w:vAlign w:val="center"/>
+          </w:tcPr>
+          <w:p>
+            <w:pPr>
+              <w:jc w:val="left"/>
+            </w:pPr>
+            <w:r>
+              <w:rPr>
+                <w:rFonts w:ascii="Arial" w:cs="Arial" w:eastAsia="Arial" w:hAnsi="Arial"/>
+                <w:b w:val="false"/>
+                <w:bCs w:val="false"/>
+                <w:color w:val="333333"/>
+                <w:sz w:val="15"/>
+                <w:szCs w:val="15"/>
+              </w:rPr>
+              <w:t xml:space="preserve">マトリクス分類</w:t>
+            </w:r>
+          </w:p>
+        </w:tc>
+        <w:tc>
+          <w:tcPr>
+            <w:tcW w:type="dxa" w:w="2500"/>
+            <w:tcBorders>
+              <w:top w:val="single" w:color="CCCCCC" w:sz="1"/>
+              <w:left w:val="single" w:color="CCCCCC" w:sz="1"/>
+              <w:bottom w:val="single" w:color="CCCCCC" w:sz="1"/>
+              <w:right w:val="single" w:color="CCCCCC" w:sz="1"/>
+            </w:tcBorders>
+            <w:tcMar>
+              <w:top w:type="dxa" w:w="60"/>
+              <w:left w:type="dxa" w:w="80"/>
+              <w:bottom w:type="dxa" w:w="60"/>
+              <w:right w:type="dxa" w:w="80"/>
+            </w:tcMar>
+            <w:vAlign w:val="center"/>
+          </w:tcPr>
+          <w:p>
+            <w:pPr>
+              <w:jc w:val="center"/>
+            </w:pPr>
+            <w:r>
+              <w:rPr>
+                <w:rFonts w:ascii="Arial" w:cs="Arial" w:eastAsia="Arial" w:hAnsi="Arial"/>
+                <w:b/>
+                <w:bCs/>
+                <w:color w:val="333333"/>
+                <w:sz w:val="15"/>
+                <w:szCs w:val="15"/>
+              </w:rPr>
+              <w:t xml:space="preserve">低品質×低売上</w:t>
+            </w:r>
+          </w:p>
+        </w:tc>
+        <w:tc>
+          <w:tcPr>
+            <w:tcW w:type="dxa" w:w="2500"/>
+            <w:tcBorders>
+              <w:top w:val="single" w:color="CCCCCC" w:sz="1"/>
+              <w:left w:val="single" w:color="CCCCCC" w:sz="1"/>
+              <w:bottom w:val="single" w:color="CCCCCC" w:sz="1"/>
+              <w:right w:val="single" w:color="CCCCCC" w:sz="1"/>
+            </w:tcBorders>
+            <w:tcMar>
+              <w:top w:type="dxa" w:w="60"/>
+              <w:left w:type="dxa" w:w="80"/>
+              <w:bottom w:type="dxa" w:w="60"/>
+              <w:right w:type="dxa" w:w="80"/>
+            </w:tcMar>
+            <w:vAlign w:val="center"/>
+          </w:tcPr>
+          <w:p>
+            <w:pPr>
+              <w:jc w:val="left"/>
+            </w:pPr>
+            <w:r>
+              <w:rPr>
+                <w:rFonts w:ascii="Arial" w:cs="Arial" w:eastAsia="Arial" w:hAnsi="Arial"/>
+                <w:b w:val="false"/>
+                <w:bCs w:val="false"/>
+                <w:color w:val="333333"/>
+                <w:sz w:val="15"/>
+                <w:szCs w:val="15"/>
+              </w:rPr>
+              <w:t xml:space="preserve">客室数 / スタッフ数</w:t>
+            </w:r>
+          </w:p>
+        </w:tc>
+        <w:tc>
+          <w:tcPr>
+            <w:tcW w:type="dxa" w:w="2500"/>
+            <w:tcBorders>
+              <w:top w:val="single" w:color="CCCCCC" w:sz="1"/>
+              <w:left w:val="single" w:color="CCCCCC" w:sz="1"/>
+              <w:bottom w:val="single" w:color="CCCCCC" w:sz="1"/>
+              <w:right w:val="single" w:color="CCCCCC" w:sz="1"/>
+            </w:tcBorders>
+            <w:tcMar>
+              <w:top w:type="dxa" w:w="60"/>
+              <w:left w:type="dxa" w:w="80"/>
+              <w:bottom w:type="dxa" w:w="60"/>
+              <w:right w:type="dxa" w:w="80"/>
+            </w:tcMar>
+            <w:vAlign w:val="center"/>
+          </w:tcPr>
+          <w:p>
+            <w:pPr>
+              <w:jc w:val="center"/>
+            </w:pPr>
+            <w:r>
+              <w:rPr>
+                <w:rFonts w:ascii="Arial" w:cs="Arial" w:eastAsia="Arial" w:hAnsi="Arial"/>
+                <w:b w:val="false"/>
+                <w:bCs w:val="false"/>
+                <w:color w:val="333333"/>
+                <w:sz w:val="15"/>
+                <w:szCs w:val="15"/>
+              </w:rPr>
+              <w:t xml:space="preserve">191室 / 23名</w:t>
+            </w:r>
+          </w:p>
+        </w:tc>
+      </w:tr>
+    </w:tbl>
+    <w:p>
+      <w:pPr>
+        <w:spacing w:after="80" w:before="80"/>
+        <w:jc w:val="left"/>
+      </w:pPr>
+      <w:r>
+        <w:rPr>
+          <w:rFonts w:ascii="Arial" w:cs="Arial" w:eastAsia="Arial" w:hAnsi="Arial"/>
+          <w:b w:val="false"/>
+          <w:bCs w:val="false"/>
+          <w:i w:val="false"/>
+          <w:iCs w:val="false"/>
+          <w:color w:val="333333"/>
+          <w:sz w:val="20"/>
+          <w:szCs w:val="20"/>
+        </w:rPr>
+        <w:t xml:space="preserve"/>
+      </w:r>
+    </w:p>
+    <w:p>
+      <w:pPr>
+        <w:spacing w:after="80" w:before="80"/>
+        <w:jc w:val="left"/>
+      </w:pPr>
+      <w:r>
+        <w:rPr>
+          <w:rFonts w:ascii="Arial" w:cs="Arial" w:eastAsia="Arial" w:hAnsi="Arial"/>
+          <w:b w:val="false"/>
+          <w:bCs w:val="false"/>
+          <w:i w:val="false"/>
+          <w:iCs w:val="false"/>
+          <w:color w:val="333333"/>
+          <w:sz w:val="20"/>
+          <w:szCs w:val="20"/>
+        </w:rPr>
+        <w:t xml:space="preserve"/>
+      </w:r>
+    </w:p>
+    <w:p>
+      <w:pPr>
+        <w:pStyle w:val="Heading2"/>
+        <w:spacing w:after="160" w:before="280"/>
+      </w:pPr>
+      <w:r>
+        <w:rPr>
+          <w:rFonts w:ascii="Arial" w:cs="Arial" w:eastAsia="Arial" w:hAnsi="Arial"/>
+          <w:b/>
+          <w:bCs/>
+          <w:color w:val="2E75B6"/>
+          <w:sz w:val="26"/>
+          <w:szCs w:val="26"/>
+        </w:rPr>
+        <w:t xml:space="preserve">ホテルコメント横浜関内</w:t>
+      </w:r>
+    </w:p>
+    <w:tbl>
+      <w:tblPr>
+        <w:tblW w:type="dxa" w:w="10000"/>
+        <w:tblBorders>
+          <w:top w:val="single" w:color="auto" w:sz="4"/>
+          <w:left w:val="single" w:color="auto" w:sz="4"/>
+          <w:bottom w:val="single" w:color="auto" w:sz="4"/>
+          <w:right w:val="single" w:color="auto" w:sz="4"/>
+          <w:insideH w:val="single" w:color="auto" w:sz="4"/>
+          <w:insideV w:val="single" w:color="auto" w:sz="4"/>
+        </w:tblBorders>
+      </w:tblPr>
+      <w:tblGrid>
+        <w:gridCol w:w="100"/>
+        <w:gridCol w:w="100"/>
+        <w:gridCol w:w="100"/>
+        <w:gridCol w:w="100"/>
+      </w:tblGrid>
+      <w:tr>
+        <w:tc>
+          <w:tcPr>
+            <w:tcW w:type="dxa" w:w="2500"/>
+            <w:tcBorders>
+              <w:top w:val="single" w:color="CCCCCC" w:sz="1"/>
+              <w:left w:val="single" w:color="CCCCCC" w:sz="1"/>
+              <w:bottom w:val="single" w:color="CCCCCC" w:sz="1"/>
+              <w:right w:val="single" w:color="CCCCCC" w:sz="1"/>
+            </w:tcBorders>
+            <w:shd w:fill="FFF3E0" w:color="FFF3E0" w:val="solid"/>
+            <w:tcMar>
+              <w:top w:type="dxa" w:w="60"/>
+              <w:left w:type="dxa" w:w="80"/>
+              <w:bottom w:type="dxa" w:w="60"/>
+              <w:right w:type="dxa" w:w="80"/>
+            </w:tcMar>
+            <w:vAlign w:val="center"/>
+          </w:tcPr>
+          <w:p>
+            <w:pPr>
+              <w:jc w:val="left"/>
+            </w:pPr>
+            <w:r>
+              <w:rPr>
+                <w:rFonts w:ascii="Arial" w:cs="Arial" w:eastAsia="Arial" w:hAnsi="Arial"/>
+                <w:b/>
+                <w:bCs/>
+                <w:color w:val="E65100"/>
+                <w:sz w:val="15"/>
+                <w:szCs w:val="15"/>
+              </w:rPr>
+              <w:t xml:space="preserve">指標</w:t>
+            </w:r>
+          </w:p>
+        </w:tc>
+        <w:tc>
+          <w:tcPr>
+            <w:tcW w:type="dxa" w:w="2500"/>
+            <w:tcBorders>
+              <w:top w:val="single" w:color="CCCCCC" w:sz="1"/>
+              <w:left w:val="single" w:color="CCCCCC" w:sz="1"/>
+              <w:bottom w:val="single" w:color="CCCCCC" w:sz="1"/>
+              <w:right w:val="single" w:color="CCCCCC" w:sz="1"/>
+            </w:tcBorders>
+            <w:shd w:fill="FFF3E0" w:color="FFF3E0" w:val="solid"/>
+            <w:tcMar>
+              <w:top w:type="dxa" w:w="60"/>
+              <w:left w:type="dxa" w:w="80"/>
+              <w:bottom w:type="dxa" w:w="60"/>
+              <w:right w:type="dxa" w:w="80"/>
+            </w:tcMar>
+            <w:vAlign w:val="center"/>
+          </w:tcPr>
+          <w:p>
+            <w:pPr>
+              <w:jc w:val="center"/>
+            </w:pPr>
+            <w:r>
+              <w:rPr>
+                <w:rFonts w:ascii="Arial" w:cs="Arial" w:eastAsia="Arial" w:hAnsi="Arial"/>
+                <w:b/>
+                <w:bCs/>
+                <w:color w:val="E65100"/>
+                <w:sz w:val="15"/>
+                <w:szCs w:val="15"/>
+              </w:rPr>
+              <w:t xml:space="preserve">数値</w:t>
+            </w:r>
+          </w:p>
+        </w:tc>
+        <w:tc>
+          <w:tcPr>
+            <w:tcW w:type="dxa" w:w="2500"/>
+            <w:tcBorders>
+              <w:top w:val="single" w:color="CCCCCC" w:sz="1"/>
+              <w:left w:val="single" w:color="CCCCCC" w:sz="1"/>
+              <w:bottom w:val="single" w:color="CCCCCC" w:sz="1"/>
+              <w:right w:val="single" w:color="CCCCCC" w:sz="1"/>
+            </w:tcBorders>
+            <w:shd w:fill="FFF3E0" w:color="FFF3E0" w:val="solid"/>
+            <w:tcMar>
+              <w:top w:type="dxa" w:w="60"/>
+              <w:left w:type="dxa" w:w="80"/>
+              <w:bottom w:type="dxa" w:w="60"/>
+              <w:right w:type="dxa" w:w="80"/>
+            </w:tcMar>
+            <w:vAlign w:val="center"/>
+          </w:tcPr>
+          <w:p>
+            <w:pPr>
+              <w:jc w:val="left"/>
+            </w:pPr>
+            <w:r>
+              <w:rPr>
+                <w:rFonts w:ascii="Arial" w:cs="Arial" w:eastAsia="Arial" w:hAnsi="Arial"/>
+                <w:b/>
+                <w:bCs/>
+                <w:color w:val="E65100"/>
+                <w:sz w:val="15"/>
+                <w:szCs w:val="15"/>
+              </w:rPr>
+              <w:t xml:space="preserve">指標</w:t>
+            </w:r>
+          </w:p>
+        </w:tc>
+        <w:tc>
+          <w:tcPr>
+            <w:tcW w:type="dxa" w:w="2500"/>
+            <w:tcBorders>
+              <w:top w:val="single" w:color="CCCCCC" w:sz="1"/>
+              <w:left w:val="single" w:color="CCCCCC" w:sz="1"/>
+              <w:bottom w:val="single" w:color="CCCCCC" w:sz="1"/>
+              <w:right w:val="single" w:color="CCCCCC" w:sz="1"/>
+            </w:tcBorders>
+            <w:shd w:fill="FFF3E0" w:color="FFF3E0" w:val="solid"/>
+            <w:tcMar>
+              <w:top w:type="dxa" w:w="60"/>
+              <w:left w:type="dxa" w:w="80"/>
+              <w:bottom w:type="dxa" w:w="60"/>
+              <w:right w:type="dxa" w:w="80"/>
+            </w:tcMar>
+            <w:vAlign w:val="center"/>
+          </w:tcPr>
+          <w:p>
+            <w:pPr>
+              <w:jc w:val="center"/>
+            </w:pPr>
+            <w:r>
+              <w:rPr>
+                <w:rFonts w:ascii="Arial" w:cs="Arial" w:eastAsia="Arial" w:hAnsi="Arial"/>
+                <w:b/>
+                <w:bCs/>
+                <w:color w:val="E65100"/>
+                <w:sz w:val="15"/>
+                <w:szCs w:val="15"/>
+              </w:rPr>
+              <w:t xml:space="preserve">数値</w:t>
+            </w:r>
+          </w:p>
+        </w:tc>
+      </w:tr>
+      <w:tr>
+        <w:tc>
+          <w:tcPr>
+            <w:tcW w:type="dxa" w:w="2500"/>
+            <w:tcBorders>
+              <w:top w:val="single" w:color="CCCCCC" w:sz="1"/>
+              <w:left w:val="single" w:color="CCCCCC" w:sz="1"/>
+              <w:bottom w:val="single" w:color="CCCCCC" w:sz="1"/>
+              <w:right w:val="single" w:color="CCCCCC" w:sz="1"/>
+            </w:tcBorders>
+            <w:tcMar>
+              <w:top w:type="dxa" w:w="60"/>
+              <w:left w:type="dxa" w:w="80"/>
+              <w:bottom w:type="dxa" w:w="60"/>
+              <w:right w:type="dxa" w:w="80"/>
+            </w:tcMar>
+            <w:vAlign w:val="center"/>
+          </w:tcPr>
+          <w:p>
+            <w:pPr>
+              <w:jc w:val="left"/>
+            </w:pPr>
+            <w:r>
+              <w:rPr>
+                <w:rFonts w:ascii="Arial" w:cs="Arial" w:eastAsia="Arial" w:hAnsi="Arial"/>
+                <w:b w:val="false"/>
+                <w:bCs w:val="false"/>
+                <w:color w:val="333333"/>
+                <w:sz w:val="15"/>
+                <w:szCs w:val="15"/>
+              </w:rPr>
+              <w:t xml:space="preserve">品質スコア</w:t>
+            </w:r>
+          </w:p>
+        </w:tc>
+        <w:tc>
+          <w:tcPr>
+            <w:tcW w:type="dxa" w:w="2500"/>
+            <w:tcBorders>
+              <w:top w:val="single" w:color="CCCCCC" w:sz="1"/>
+              <w:left w:val="single" w:color="CCCCCC" w:sz="1"/>
+              <w:bottom w:val="single" w:color="CCCCCC" w:sz="1"/>
+              <w:right w:val="single" w:color="CCCCCC" w:sz="1"/>
+            </w:tcBorders>
+            <w:tcMar>
+              <w:top w:type="dxa" w:w="60"/>
+              <w:left w:type="dxa" w:w="80"/>
+              <w:bottom w:type="dxa" w:w="60"/>
+              <w:right w:type="dxa" w:w="80"/>
+            </w:tcMar>
+            <w:vAlign w:val="center"/>
+          </w:tcPr>
+          <w:p>
+            <w:pPr>
+              <w:jc w:val="center"/>
+            </w:pPr>
+            <w:r>
+              <w:rPr>
+                <w:rFonts w:ascii="Arial" w:cs="Arial" w:eastAsia="Arial" w:hAnsi="Arial"/>
+                <w:b/>
+                <w:bCs/>
+                <w:color w:val="333333"/>
+                <w:sz w:val="15"/>
+                <w:szCs w:val="15"/>
+              </w:rPr>
+              <w:t xml:space="preserve">8.88 / 10.0</w:t>
+            </w:r>
+          </w:p>
+        </w:tc>
+        <w:tc>
+          <w:tcPr>
+            <w:tcW w:type="dxa" w:w="2500"/>
+            <w:tcBorders>
+              <w:top w:val="single" w:color="CCCCCC" w:sz="1"/>
+              <w:left w:val="single" w:color="CCCCCC" w:sz="1"/>
+              <w:bottom w:val="single" w:color="CCCCCC" w:sz="1"/>
+              <w:right w:val="single" w:color="CCCCCC" w:sz="1"/>
+            </w:tcBorders>
+            <w:tcMar>
+              <w:top w:type="dxa" w:w="60"/>
+              <w:left w:type="dxa" w:w="80"/>
+              <w:bottom w:type="dxa" w:w="60"/>
+              <w:right w:type="dxa" w:w="80"/>
+            </w:tcMar>
+            <w:vAlign w:val="center"/>
+          </w:tcPr>
+          <w:p>
+            <w:pPr>
+              <w:jc w:val="left"/>
+            </w:pPr>
+            <w:r>
+              <w:rPr>
+                <w:rFonts w:ascii="Arial" w:cs="Arial" w:eastAsia="Arial" w:hAnsi="Arial"/>
+                <w:b w:val="false"/>
+                <w:bCs w:val="false"/>
+                <w:color w:val="333333"/>
+                <w:sz w:val="15"/>
+                <w:szCs w:val="15"/>
+              </w:rPr>
+              <w:t xml:space="preserve">月間売上（2月）</w:t>
+            </w:r>
+          </w:p>
+        </w:tc>
+        <w:tc>
+          <w:tcPr>
+            <w:tcW w:type="dxa" w:w="2500"/>
+            <w:tcBorders>
+              <w:top w:val="single" w:color="CCCCCC" w:sz="1"/>
+              <w:left w:val="single" w:color="CCCCCC" w:sz="1"/>
+              <w:bottom w:val="single" w:color="CCCCCC" w:sz="1"/>
+              <w:right w:val="single" w:color="CCCCCC" w:sz="1"/>
+            </w:tcBorders>
+            <w:tcMar>
+              <w:top w:type="dxa" w:w="60"/>
+              <w:left w:type="dxa" w:w="80"/>
+              <w:bottom w:type="dxa" w:w="60"/>
+              <w:right w:type="dxa" w:w="80"/>
+            </w:tcMar>
+            <w:vAlign w:val="center"/>
+          </w:tcPr>
+          <w:p>
+            <w:pPr>
+              <w:jc w:val="center"/>
+            </w:pPr>
+            <w:r>
+              <w:rPr>
+                <w:rFonts w:ascii="Arial" w:cs="Arial" w:eastAsia="Arial" w:hAnsi="Arial"/>
+                <w:b/>
+                <w:bCs/>
+                <w:color w:val="333333"/>
+                <w:sz w:val="15"/>
+                <w:szCs w:val="15"/>
+              </w:rPr>
+              <w:t xml:space="preserve">¥4,463,320</w:t>
+            </w:r>
+          </w:p>
+        </w:tc>
+      </w:tr>
+      <w:tr>
+        <w:tc>
+          <w:tcPr>
+            <w:tcW w:type="dxa" w:w="2500"/>
+            <w:tcBorders>
+              <w:top w:val="single" w:color="CCCCCC" w:sz="1"/>
+              <w:left w:val="single" w:color="CCCCCC" w:sz="1"/>
+              <w:bottom w:val="single" w:color="CCCCCC" w:sz="1"/>
+              <w:right w:val="single" w:color="CCCCCC" w:sz="1"/>
+            </w:tcBorders>
+            <w:tcMar>
+              <w:top w:type="dxa" w:w="60"/>
+              <w:left w:type="dxa" w:w="80"/>
+              <w:bottom w:type="dxa" w:w="60"/>
+              <w:right w:type="dxa" w:w="80"/>
+            </w:tcMar>
+            <w:vAlign w:val="center"/>
+          </w:tcPr>
+          <w:p>
+            <w:pPr>
+              <w:jc w:val="left"/>
+            </w:pPr>
+            <w:r>
+              <w:rPr>
+                <w:rFonts w:ascii="Arial" w:cs="Arial" w:eastAsia="Arial" w:hAnsi="Arial"/>
+                <w:b w:val="false"/>
+                <w:bCs w:val="false"/>
+                <w:color w:val="333333"/>
+                <w:sz w:val="15"/>
+                <w:szCs w:val="15"/>
+              </w:rPr>
+              <w:t xml:space="preserve">レビュー件数</w:t>
+            </w:r>
+          </w:p>
+        </w:tc>
+        <w:tc>
+          <w:tcPr>
+            <w:tcW w:type="dxa" w:w="2500"/>
+            <w:tcBorders>
+              <w:top w:val="single" w:color="CCCCCC" w:sz="1"/>
+              <w:left w:val="single" w:color="CCCCCC" w:sz="1"/>
+              <w:bottom w:val="single" w:color="CCCCCC" w:sz="1"/>
+              <w:right w:val="single" w:color="CCCCCC" w:sz="1"/>
+            </w:tcBorders>
+            <w:tcMar>
+              <w:top w:type="dxa" w:w="60"/>
+              <w:left w:type="dxa" w:w="80"/>
+              <w:bottom w:type="dxa" w:w="60"/>
+              <w:right w:type="dxa" w:w="80"/>
+            </w:tcMar>
+            <w:vAlign w:val="center"/>
+          </w:tcPr>
+          <w:p>
+            <w:pPr>
+              <w:jc w:val="center"/>
+            </w:pPr>
+            <w:r>
+              <w:rPr>
+                <w:rFonts w:ascii="Arial" w:cs="Arial" w:eastAsia="Arial" w:hAnsi="Arial"/>
+                <w:b w:val="false"/>
+                <w:bCs w:val="false"/>
+                <w:color w:val="333333"/>
+                <w:sz w:val="15"/>
+                <w:szCs w:val="15"/>
+              </w:rPr>
+              <w:t xml:space="preserve">128件</w:t>
+            </w:r>
+          </w:p>
+        </w:tc>
+        <w:tc>
+          <w:tcPr>
+            <w:tcW w:type="dxa" w:w="2500"/>
+            <w:tcBorders>
+              <w:top w:val="single" w:color="CCCCCC" w:sz="1"/>
+              <w:left w:val="single" w:color="CCCCCC" w:sz="1"/>
+              <w:bottom w:val="single" w:color="CCCCCC" w:sz="1"/>
+              <w:right w:val="single" w:color="CCCCCC" w:sz="1"/>
+            </w:tcBorders>
+            <w:tcMar>
+              <w:top w:type="dxa" w:w="60"/>
+              <w:left w:type="dxa" w:w="80"/>
+              <w:bottom w:type="dxa" w:w="60"/>
+              <w:right w:type="dxa" w:w="80"/>
+            </w:tcMar>
+            <w:vAlign w:val="center"/>
+          </w:tcPr>
+          <w:p>
+            <w:pPr>
+              <w:jc w:val="left"/>
+            </w:pPr>
+            <w:r>
+              <w:rPr>
+                <w:rFonts w:ascii="Arial" w:cs="Arial" w:eastAsia="Arial" w:hAnsi="Arial"/>
+                <w:b w:val="false"/>
+                <w:bCs w:val="false"/>
+                <w:color w:val="333333"/>
+                <w:sz w:val="15"/>
+                <w:szCs w:val="15"/>
+              </w:rPr>
+              <w:t xml:space="preserve">純利益</w:t>
+            </w:r>
+          </w:p>
+        </w:tc>
+        <w:tc>
+          <w:tcPr>
+            <w:tcW w:type="dxa" w:w="2500"/>
+            <w:tcBorders>
+              <w:top w:val="single" w:color="CCCCCC" w:sz="1"/>
+              <w:left w:val="single" w:color="CCCCCC" w:sz="1"/>
+              <w:bottom w:val="single" w:color="CCCCCC" w:sz="1"/>
+              <w:right w:val="single" w:color="CCCCCC" w:sz="1"/>
+            </w:tcBorders>
+            <w:tcMar>
+              <w:top w:type="dxa" w:w="60"/>
+              <w:left w:type="dxa" w:w="80"/>
+              <w:bottom w:type="dxa" w:w="60"/>
+              <w:right w:type="dxa" w:w="80"/>
+            </w:tcMar>
+            <w:vAlign w:val="center"/>
+          </w:tcPr>
+          <w:p>
+            <w:pPr>
+              <w:jc w:val="center"/>
+            </w:pPr>
+            <w:r>
+              <w:rPr>
+                <w:rFonts w:ascii="Arial" w:cs="Arial" w:eastAsia="Arial" w:hAnsi="Arial"/>
+                <w:b w:val="false"/>
+                <w:bCs w:val="false"/>
+                <w:color w:val="333333"/>
+                <w:sz w:val="15"/>
+                <w:szCs w:val="15"/>
+              </w:rPr>
+              <w:t xml:space="preserve">¥1,388,308</w:t>
+            </w:r>
+          </w:p>
+        </w:tc>
+      </w:tr>
+      <w:tr>
+        <w:tc>
+          <w:tcPr>
+            <w:tcW w:type="dxa" w:w="2500"/>
+            <w:tcBorders>
+              <w:top w:val="single" w:color="CCCCCC" w:sz="1"/>
+              <w:left w:val="single" w:color="CCCCCC" w:sz="1"/>
+              <w:bottom w:val="single" w:color="CCCCCC" w:sz="1"/>
+              <w:right w:val="single" w:color="CCCCCC" w:sz="1"/>
+            </w:tcBorders>
+            <w:tcMar>
+              <w:top w:type="dxa" w:w="60"/>
+              <w:left w:type="dxa" w:w="80"/>
+              <w:bottom w:type="dxa" w:w="60"/>
+              <w:right w:type="dxa" w:w="80"/>
+            </w:tcMar>
+            <w:vAlign w:val="center"/>
+          </w:tcPr>
+          <w:p>
+            <w:pPr>
+              <w:jc w:val="left"/>
+            </w:pPr>
+            <w:r>
+              <w:rPr>
+                <w:rFonts w:ascii="Arial" w:cs="Arial" w:eastAsia="Arial" w:hAnsi="Arial"/>
+                <w:b w:val="false"/>
+                <w:bCs w:val="false"/>
+                <w:color w:val="333333"/>
+                <w:sz w:val="15"/>
+                <w:szCs w:val="15"/>
+              </w:rPr>
+              <w:t xml:space="preserve">清掃クレーム率</w:t>
+            </w:r>
+          </w:p>
+        </w:tc>
+        <w:tc>
+          <w:tcPr>
+            <w:tcW w:type="dxa" w:w="2500"/>
+            <w:tcBorders>
+              <w:top w:val="single" w:color="CCCCCC" w:sz="1"/>
+              <w:left w:val="single" w:color="CCCCCC" w:sz="1"/>
+              <w:bottom w:val="single" w:color="CCCCCC" w:sz="1"/>
+              <w:right w:val="single" w:color="CCCCCC" w:sz="1"/>
+            </w:tcBorders>
+            <w:tcMar>
+              <w:top w:type="dxa" w:w="60"/>
+              <w:left w:type="dxa" w:w="80"/>
+              <w:bottom w:type="dxa" w:w="60"/>
+              <w:right w:type="dxa" w:w="80"/>
+            </w:tcMar>
+            <w:vAlign w:val="center"/>
+          </w:tcPr>
+          <w:p>
+            <w:pPr>
+              <w:jc w:val="center"/>
+            </w:pPr>
+            <w:r>
+              <w:rPr>
+                <w:rFonts w:ascii="Arial" w:cs="Arial" w:eastAsia="Arial" w:hAnsi="Arial"/>
+                <w:b w:val="false"/>
+                <w:bCs w:val="false"/>
+                <w:color w:val="E74C3C"/>
+                <w:sz w:val="15"/>
+                <w:szCs w:val="15"/>
+              </w:rPr>
+              <w:t xml:space="preserve">620.0%</w:t>
+            </w:r>
+          </w:p>
+        </w:tc>
+        <w:tc>
+          <w:tcPr>
+            <w:tcW w:type="dxa" w:w="2500"/>
+            <w:tcBorders>
+              <w:top w:val="single" w:color="CCCCCC" w:sz="1"/>
+              <w:left w:val="single" w:color="CCCCCC" w:sz="1"/>
+              <w:bottom w:val="single" w:color="CCCCCC" w:sz="1"/>
+              <w:right w:val="single" w:color="CCCCCC" w:sz="1"/>
+            </w:tcBorders>
+            <w:tcMar>
+              <w:top w:type="dxa" w:w="60"/>
+              <w:left w:type="dxa" w:w="80"/>
+              <w:bottom w:type="dxa" w:w="60"/>
+              <w:right w:type="dxa" w:w="80"/>
+            </w:tcMar>
+            <w:vAlign w:val="center"/>
+          </w:tcPr>
+          <w:p>
+            <w:pPr>
+              <w:jc w:val="left"/>
+            </w:pPr>
+            <w:r>
+              <w:rPr>
+                <w:rFonts w:ascii="Arial" w:cs="Arial" w:eastAsia="Arial" w:hAnsi="Arial"/>
+                <w:b w:val="false"/>
+                <w:bCs w:val="false"/>
+                <w:color w:val="333333"/>
+                <w:sz w:val="15"/>
+                <w:szCs w:val="15"/>
+              </w:rPr>
+              <w:t xml:space="preserve">稼働率</w:t>
+            </w:r>
+          </w:p>
+        </w:tc>
+        <w:tc>
+          <w:tcPr>
+            <w:tcW w:type="dxa" w:w="2500"/>
+            <w:tcBorders>
+              <w:top w:val="single" w:color="CCCCCC" w:sz="1"/>
+              <w:left w:val="single" w:color="CCCCCC" w:sz="1"/>
+              <w:bottom w:val="single" w:color="CCCCCC" w:sz="1"/>
+              <w:right w:val="single" w:color="CCCCCC" w:sz="1"/>
+            </w:tcBorders>
+            <w:tcMar>
+              <w:top w:type="dxa" w:w="60"/>
+              <w:left w:type="dxa" w:w="80"/>
+              <w:bottom w:type="dxa" w:w="60"/>
+              <w:right w:type="dxa" w:w="80"/>
+            </w:tcMar>
+            <w:vAlign w:val="center"/>
+          </w:tcPr>
+          <w:p>
+            <w:pPr>
+              <w:jc w:val="center"/>
+            </w:pPr>
+            <w:r>
+              <w:rPr>
+                <w:rFonts w:ascii="Arial" w:cs="Arial" w:eastAsia="Arial" w:hAnsi="Arial"/>
+                <w:b w:val="false"/>
+                <w:bCs w:val="false"/>
+                <w:color w:val="333333"/>
+                <w:sz w:val="15"/>
+                <w:szCs w:val="15"/>
+              </w:rPr>
+              <w:t xml:space="preserve">79.2%</w:t>
+            </w:r>
+          </w:p>
+        </w:tc>
+      </w:tr>
+      <w:tr>
+        <w:tc>
+          <w:tcPr>
+            <w:tcW w:type="dxa" w:w="2500"/>
+            <w:tcBorders>
+              <w:top w:val="single" w:color="CCCCCC" w:sz="1"/>
+              <w:left w:val="single" w:color="CCCCCC" w:sz="1"/>
+              <w:bottom w:val="single" w:color="CCCCCC" w:sz="1"/>
+              <w:right w:val="single" w:color="CCCCCC" w:sz="1"/>
+            </w:tcBorders>
+            <w:tcMar>
+              <w:top w:type="dxa" w:w="60"/>
+              <w:left w:type="dxa" w:w="80"/>
+              <w:bottom w:type="dxa" w:w="60"/>
+              <w:right w:type="dxa" w:w="80"/>
+            </w:tcMar>
+            <w:vAlign w:val="center"/>
+          </w:tcPr>
+          <w:p>
+            <w:pPr>
+              <w:jc w:val="left"/>
+            </w:pPr>
+            <w:r>
+              <w:rPr>
+                <w:rFonts w:ascii="Arial" w:cs="Arial" w:eastAsia="Arial" w:hAnsi="Arial"/>
+                <w:b w:val="false"/>
+                <w:bCs w:val="false"/>
+                <w:color w:val="333333"/>
+                <w:sz w:val="15"/>
+                <w:szCs w:val="15"/>
+              </w:rPr>
+              <w:t xml:space="preserve">優先度</w:t>
+            </w:r>
+          </w:p>
+        </w:tc>
+        <w:tc>
+          <w:tcPr>
+            <w:tcW w:type="dxa" w:w="2500"/>
+            <w:tcBorders>
+              <w:top w:val="single" w:color="CCCCCC" w:sz="1"/>
+              <w:left w:val="single" w:color="CCCCCC" w:sz="1"/>
+              <w:bottom w:val="single" w:color="CCCCCC" w:sz="1"/>
+              <w:right w:val="single" w:color="CCCCCC" w:sz="1"/>
+            </w:tcBorders>
+            <w:shd w:fill="FFF3E0" w:color="FFF3E0" w:val="solid"/>
+            <w:tcMar>
+              <w:top w:type="dxa" w:w="60"/>
+              <w:left w:type="dxa" w:w="80"/>
+              <w:bottom w:type="dxa" w:w="60"/>
+              <w:right w:type="dxa" w:w="80"/>
+            </w:tcMar>
+            <w:vAlign w:val="center"/>
+          </w:tcPr>
+          <w:p>
+            <w:pPr>
+              <w:jc w:val="center"/>
+            </w:pPr>
+            <w:r>
+              <w:rPr>
+                <w:rFonts w:ascii="Arial" w:cs="Arial" w:eastAsia="Arial" w:hAnsi="Arial"/>
+                <w:b/>
+                <w:bCs/>
+                <w:color w:val="E65100"/>
+                <w:sz w:val="15"/>
+                <w:szCs w:val="15"/>
+              </w:rPr>
+              <w:t xml:space="preserve">🟠 高</w:t>
+            </w:r>
+          </w:p>
+        </w:tc>
+        <w:tc>
+          <w:tcPr>
+            <w:tcW w:type="dxa" w:w="2500"/>
+            <w:tcBorders>
+              <w:top w:val="single" w:color="CCCCCC" w:sz="1"/>
+              <w:left w:val="single" w:color="CCCCCC" w:sz="1"/>
+              <w:bottom w:val="single" w:color="CCCCCC" w:sz="1"/>
+              <w:right w:val="single" w:color="CCCCCC" w:sz="1"/>
+            </w:tcBorders>
+            <w:tcMar>
+              <w:top w:type="dxa" w:w="60"/>
+              <w:left w:type="dxa" w:w="80"/>
+              <w:bottom w:type="dxa" w:w="60"/>
+              <w:right w:type="dxa" w:w="80"/>
+            </w:tcMar>
+            <w:vAlign w:val="center"/>
+          </w:tcPr>
+          <w:p>
+            <w:pPr>
+              <w:jc w:val="left"/>
+            </w:pPr>
+            <w:r>
+              <w:rPr>
+                <w:rFonts w:ascii="Arial" w:cs="Arial" w:eastAsia="Arial" w:hAnsi="Arial"/>
+                <w:b w:val="false"/>
+                <w:bCs w:val="false"/>
+                <w:color w:val="333333"/>
+                <w:sz w:val="15"/>
+                <w:szCs w:val="15"/>
+              </w:rPr>
+              <w:t xml:space="preserve">利益率</w:t>
+            </w:r>
+          </w:p>
+        </w:tc>
+        <w:tc>
+          <w:tcPr>
+            <w:tcW w:type="dxa" w:w="2500"/>
+            <w:tcBorders>
+              <w:top w:val="single" w:color="CCCCCC" w:sz="1"/>
+              <w:left w:val="single" w:color="CCCCCC" w:sz="1"/>
+              <w:bottom w:val="single" w:color="CCCCCC" w:sz="1"/>
+              <w:right w:val="single" w:color="CCCCCC" w:sz="1"/>
+            </w:tcBorders>
+            <w:tcMar>
+              <w:top w:type="dxa" w:w="60"/>
+              <w:left w:type="dxa" w:w="80"/>
+              <w:bottom w:type="dxa" w:w="60"/>
+              <w:right w:type="dxa" w:w="80"/>
+            </w:tcMar>
+            <w:vAlign w:val="center"/>
+          </w:tcPr>
+          <w:p>
+            <w:pPr>
+              <w:jc w:val="center"/>
+            </w:pPr>
+            <w:r>
+              <w:rPr>
+                <w:rFonts w:ascii="Arial" w:cs="Arial" w:eastAsia="Arial" w:hAnsi="Arial"/>
+                <w:b w:val="false"/>
+                <w:bCs w:val="false"/>
+                <w:color w:val="333333"/>
+                <w:sz w:val="15"/>
+                <w:szCs w:val="15"/>
+              </w:rPr>
+              <w:t xml:space="preserve">31.1%</w:t>
+            </w:r>
+          </w:p>
+        </w:tc>
+      </w:tr>
+      <w:tr>
+        <w:tc>
+          <w:tcPr>
+            <w:tcW w:type="dxa" w:w="2500"/>
+            <w:tcBorders>
+              <w:top w:val="single" w:color="CCCCCC" w:sz="1"/>
+              <w:left w:val="single" w:color="CCCCCC" w:sz="1"/>
+              <w:bottom w:val="single" w:color="CCCCCC" w:sz="1"/>
+              <w:right w:val="single" w:color="CCCCCC" w:sz="1"/>
+            </w:tcBorders>
+            <w:tcMar>
+              <w:top w:type="dxa" w:w="60"/>
+              <w:left w:type="dxa" w:w="80"/>
+              <w:bottom w:type="dxa" w:w="60"/>
+              <w:right w:type="dxa" w:w="80"/>
+            </w:tcMar>
+            <w:vAlign w:val="center"/>
+          </w:tcPr>
+          <w:p>
+            <w:pPr>
+              <w:jc w:val="left"/>
+            </w:pPr>
+            <w:r>
+              <w:rPr>
+                <w:rFonts w:ascii="Arial" w:cs="Arial" w:eastAsia="Arial" w:hAnsi="Arial"/>
+                <w:b w:val="false"/>
+                <w:bCs w:val="false"/>
+                <w:color w:val="333333"/>
+                <w:sz w:val="15"/>
+                <w:szCs w:val="15"/>
+              </w:rPr>
+              <w:t xml:space="preserve">マトリクス分類</w:t>
+            </w:r>
+          </w:p>
+        </w:tc>
+        <w:tc>
+          <w:tcPr>
+            <w:tcW w:type="dxa" w:w="2500"/>
+            <w:tcBorders>
+              <w:top w:val="single" w:color="CCCCCC" w:sz="1"/>
+              <w:left w:val="single" w:color="CCCCCC" w:sz="1"/>
+              <w:bottom w:val="single" w:color="CCCCCC" w:sz="1"/>
+              <w:right w:val="single" w:color="CCCCCC" w:sz="1"/>
+            </w:tcBorders>
+            <w:tcMar>
+              <w:top w:type="dxa" w:w="60"/>
+              <w:left w:type="dxa" w:w="80"/>
+              <w:bottom w:type="dxa" w:w="60"/>
+              <w:right w:type="dxa" w:w="80"/>
+            </w:tcMar>
+            <w:vAlign w:val="center"/>
+          </w:tcPr>
+          <w:p>
+            <w:pPr>
+              <w:jc w:val="center"/>
+            </w:pPr>
+            <w:r>
+              <w:rPr>
+                <w:rFonts w:ascii="Arial" w:cs="Arial" w:eastAsia="Arial" w:hAnsi="Arial"/>
+                <w:b/>
+                <w:bCs/>
+                <w:color w:val="333333"/>
+                <w:sz w:val="15"/>
+                <w:szCs w:val="15"/>
+              </w:rPr>
+              <w:t xml:space="preserve">高品質×高売上</w:t>
+            </w:r>
+          </w:p>
+        </w:tc>
+        <w:tc>
+          <w:tcPr>
+            <w:tcW w:type="dxa" w:w="2500"/>
+            <w:tcBorders>
+              <w:top w:val="single" w:color="CCCCCC" w:sz="1"/>
+              <w:left w:val="single" w:color="CCCCCC" w:sz="1"/>
+              <w:bottom w:val="single" w:color="CCCCCC" w:sz="1"/>
+              <w:right w:val="single" w:color="CCCCCC" w:sz="1"/>
+            </w:tcBorders>
+            <w:tcMar>
+              <w:top w:type="dxa" w:w="60"/>
+              <w:left w:type="dxa" w:w="80"/>
+              <w:bottom w:type="dxa" w:w="60"/>
+              <w:right w:type="dxa" w:w="80"/>
+            </w:tcMar>
+            <w:vAlign w:val="center"/>
+          </w:tcPr>
+          <w:p>
+            <w:pPr>
+              <w:jc w:val="left"/>
+            </w:pPr>
+            <w:r>
+              <w:rPr>
+                <w:rFonts w:ascii="Arial" w:cs="Arial" w:eastAsia="Arial" w:hAnsi="Arial"/>
+                <w:b w:val="false"/>
+                <w:bCs w:val="false"/>
+                <w:color w:val="333333"/>
+                <w:sz w:val="15"/>
+                <w:szCs w:val="15"/>
+              </w:rPr>
+              <w:t xml:space="preserve">客室数 / スタッフ数</w:t>
+            </w:r>
+          </w:p>
+        </w:tc>
+        <w:tc>
+          <w:tcPr>
+            <w:tcW w:type="dxa" w:w="2500"/>
+            <w:tcBorders>
+              <w:top w:val="single" w:color="CCCCCC" w:sz="1"/>
+              <w:left w:val="single" w:color="CCCCCC" w:sz="1"/>
+              <w:bottom w:val="single" w:color="CCCCCC" w:sz="1"/>
+              <w:right w:val="single" w:color="CCCCCC" w:sz="1"/>
+            </w:tcBorders>
+            <w:tcMar>
+              <w:top w:type="dxa" w:w="60"/>
+              <w:left w:type="dxa" w:w="80"/>
+              <w:bottom w:type="dxa" w:w="60"/>
+              <w:right w:type="dxa" w:w="80"/>
+            </w:tcMar>
+            <w:vAlign w:val="center"/>
+          </w:tcPr>
+          <w:p>
+            <w:pPr>
+              <w:jc w:val="center"/>
+            </w:pPr>
+            <w:r>
+              <w:rPr>
+                <w:rFonts w:ascii="Arial" w:cs="Arial" w:eastAsia="Arial" w:hAnsi="Arial"/>
+                <w:b w:val="false"/>
+                <w:bCs w:val="false"/>
+                <w:color w:val="333333"/>
+                <w:sz w:val="15"/>
+                <w:szCs w:val="15"/>
+              </w:rPr>
+              <w:t xml:space="preserve">116室 / 29名</w:t>
             </w:r>
           </w:p>
         </w:tc>
@@ -17644,1820 +19343,6 @@
               <w:bottom w:val="single" w:color="CCCCCC" w:sz="1"/>
               <w:right w:val="single" w:color="CCCCCC" w:sz="1"/>
             </w:tcBorders>
-            <w:shd w:fill="FFEBEE" w:color="FFEBEE" w:val="solid"/>
-            <w:tcMar>
-              <w:top w:type="dxa" w:w="60"/>
-              <w:left w:type="dxa" w:w="80"/>
-              <w:bottom w:type="dxa" w:w="60"/>
-              <w:right w:type="dxa" w:w="80"/>
-            </w:tcMar>
-            <w:vAlign w:val="center"/>
-          </w:tcPr>
-          <w:p>
-            <w:pPr>
-              <w:jc w:val="left"/>
-            </w:pPr>
-            <w:r>
-              <w:rPr>
-                <w:rFonts w:ascii="Arial" w:cs="Arial" w:eastAsia="Arial" w:hAnsi="Arial"/>
-                <w:b/>
-                <w:bCs/>
-                <w:color w:val="C62828"/>
-                <w:sz w:val="15"/>
-                <w:szCs w:val="15"/>
-              </w:rPr>
-              <w:t xml:space="preserve">指標</w:t>
-            </w:r>
-          </w:p>
-        </w:tc>
-        <w:tc>
-          <w:tcPr>
-            <w:tcW w:type="dxa" w:w="2500"/>
-            <w:tcBorders>
-              <w:top w:val="single" w:color="CCCCCC" w:sz="1"/>
-              <w:left w:val="single" w:color="CCCCCC" w:sz="1"/>
-              <w:bottom w:val="single" w:color="CCCCCC" w:sz="1"/>
-              <w:right w:val="single" w:color="CCCCCC" w:sz="1"/>
-            </w:tcBorders>
-            <w:shd w:fill="FFEBEE" w:color="FFEBEE" w:val="solid"/>
-            <w:tcMar>
-              <w:top w:type="dxa" w:w="60"/>
-              <w:left w:type="dxa" w:w="80"/>
-              <w:bottom w:type="dxa" w:w="60"/>
-              <w:right w:type="dxa" w:w="80"/>
-            </w:tcMar>
-            <w:vAlign w:val="center"/>
-          </w:tcPr>
-          <w:p>
-            <w:pPr>
-              <w:jc w:val="center"/>
-            </w:pPr>
-            <w:r>
-              <w:rPr>
-                <w:rFonts w:ascii="Arial" w:cs="Arial" w:eastAsia="Arial" w:hAnsi="Arial"/>
-                <w:b/>
-                <w:bCs/>
-                <w:color w:val="C62828"/>
-                <w:sz w:val="15"/>
-                <w:szCs w:val="15"/>
-              </w:rPr>
-              <w:t xml:space="preserve">数値</w:t>
-            </w:r>
-          </w:p>
-        </w:tc>
-        <w:tc>
-          <w:tcPr>
-            <w:tcW w:type="dxa" w:w="2500"/>
-            <w:tcBorders>
-              <w:top w:val="single" w:color="CCCCCC" w:sz="1"/>
-              <w:left w:val="single" w:color="CCCCCC" w:sz="1"/>
-              <w:bottom w:val="single" w:color="CCCCCC" w:sz="1"/>
-              <w:right w:val="single" w:color="CCCCCC" w:sz="1"/>
-            </w:tcBorders>
-            <w:shd w:fill="FFEBEE" w:color="FFEBEE" w:val="solid"/>
-            <w:tcMar>
-              <w:top w:type="dxa" w:w="60"/>
-              <w:left w:type="dxa" w:w="80"/>
-              <w:bottom w:type="dxa" w:w="60"/>
-              <w:right w:type="dxa" w:w="80"/>
-            </w:tcMar>
-            <w:vAlign w:val="center"/>
-          </w:tcPr>
-          <w:p>
-            <w:pPr>
-              <w:jc w:val="left"/>
-            </w:pPr>
-            <w:r>
-              <w:rPr>
-                <w:rFonts w:ascii="Arial" w:cs="Arial" w:eastAsia="Arial" w:hAnsi="Arial"/>
-                <w:b/>
-                <w:bCs/>
-                <w:color w:val="C62828"/>
-                <w:sz w:val="15"/>
-                <w:szCs w:val="15"/>
-              </w:rPr>
-              <w:t xml:space="preserve">指標</w:t>
-            </w:r>
-          </w:p>
-        </w:tc>
-        <w:tc>
-          <w:tcPr>
-            <w:tcW w:type="dxa" w:w="2500"/>
-            <w:tcBorders>
-              <w:top w:val="single" w:color="CCCCCC" w:sz="1"/>
-              <w:left w:val="single" w:color="CCCCCC" w:sz="1"/>
-              <w:bottom w:val="single" w:color="CCCCCC" w:sz="1"/>
-              <w:right w:val="single" w:color="CCCCCC" w:sz="1"/>
-            </w:tcBorders>
-            <w:shd w:fill="FFEBEE" w:color="FFEBEE" w:val="solid"/>
-            <w:tcMar>
-              <w:top w:type="dxa" w:w="60"/>
-              <w:left w:type="dxa" w:w="80"/>
-              <w:bottom w:type="dxa" w:w="60"/>
-              <w:right w:type="dxa" w:w="80"/>
-            </w:tcMar>
-            <w:vAlign w:val="center"/>
-          </w:tcPr>
-          <w:p>
-            <w:pPr>
-              <w:jc w:val="center"/>
-            </w:pPr>
-            <w:r>
-              <w:rPr>
-                <w:rFonts w:ascii="Arial" w:cs="Arial" w:eastAsia="Arial" w:hAnsi="Arial"/>
-                <w:b/>
-                <w:bCs/>
-                <w:color w:val="C62828"/>
-                <w:sz w:val="15"/>
-                <w:szCs w:val="15"/>
-              </w:rPr>
-              <w:t xml:space="preserve">数値</w:t>
-            </w:r>
-          </w:p>
-        </w:tc>
-      </w:tr>
-      <w:tr>
-        <w:tc>
-          <w:tcPr>
-            <w:tcW w:type="dxa" w:w="2500"/>
-            <w:tcBorders>
-              <w:top w:val="single" w:color="CCCCCC" w:sz="1"/>
-              <w:left w:val="single" w:color="CCCCCC" w:sz="1"/>
-              <w:bottom w:val="single" w:color="CCCCCC" w:sz="1"/>
-              <w:right w:val="single" w:color="CCCCCC" w:sz="1"/>
-            </w:tcBorders>
-            <w:tcMar>
-              <w:top w:type="dxa" w:w="60"/>
-              <w:left w:type="dxa" w:w="80"/>
-              <w:bottom w:type="dxa" w:w="60"/>
-              <w:right w:type="dxa" w:w="80"/>
-            </w:tcMar>
-            <w:vAlign w:val="center"/>
-          </w:tcPr>
-          <w:p>
-            <w:pPr>
-              <w:jc w:val="left"/>
-            </w:pPr>
-            <w:r>
-              <w:rPr>
-                <w:rFonts w:ascii="Arial" w:cs="Arial" w:eastAsia="Arial" w:hAnsi="Arial"/>
-                <w:b w:val="false"/>
-                <w:bCs w:val="false"/>
-                <w:color w:val="333333"/>
-                <w:sz w:val="15"/>
-                <w:szCs w:val="15"/>
-              </w:rPr>
-              <w:t xml:space="preserve">品質スコア</w:t>
-            </w:r>
-          </w:p>
-        </w:tc>
-        <w:tc>
-          <w:tcPr>
-            <w:tcW w:type="dxa" w:w="2500"/>
-            <w:tcBorders>
-              <w:top w:val="single" w:color="CCCCCC" w:sz="1"/>
-              <w:left w:val="single" w:color="CCCCCC" w:sz="1"/>
-              <w:bottom w:val="single" w:color="CCCCCC" w:sz="1"/>
-              <w:right w:val="single" w:color="CCCCCC" w:sz="1"/>
-            </w:tcBorders>
-            <w:tcMar>
-              <w:top w:type="dxa" w:w="60"/>
-              <w:left w:type="dxa" w:w="80"/>
-              <w:bottom w:type="dxa" w:w="60"/>
-              <w:right w:type="dxa" w:w="80"/>
-            </w:tcMar>
-            <w:vAlign w:val="center"/>
-          </w:tcPr>
-          <w:p>
-            <w:pPr>
-              <w:jc w:val="center"/>
-            </w:pPr>
-            <w:r>
-              <w:rPr>
-                <w:rFonts w:ascii="Arial" w:cs="Arial" w:eastAsia="Arial" w:hAnsi="Arial"/>
-                <w:b/>
-                <w:bCs/>
-                <w:color w:val="E74C3C"/>
-                <w:sz w:val="15"/>
-                <w:szCs w:val="15"/>
-              </w:rPr>
-              <w:t xml:space="preserve">7.46 / 10.0</w:t>
-            </w:r>
-          </w:p>
-        </w:tc>
-        <w:tc>
-          <w:tcPr>
-            <w:tcW w:type="dxa" w:w="2500"/>
-            <w:tcBorders>
-              <w:top w:val="single" w:color="CCCCCC" w:sz="1"/>
-              <w:left w:val="single" w:color="CCCCCC" w:sz="1"/>
-              <w:bottom w:val="single" w:color="CCCCCC" w:sz="1"/>
-              <w:right w:val="single" w:color="CCCCCC" w:sz="1"/>
-            </w:tcBorders>
-            <w:tcMar>
-              <w:top w:type="dxa" w:w="60"/>
-              <w:left w:type="dxa" w:w="80"/>
-              <w:bottom w:type="dxa" w:w="60"/>
-              <w:right w:type="dxa" w:w="80"/>
-            </w:tcMar>
-            <w:vAlign w:val="center"/>
-          </w:tcPr>
-          <w:p>
-            <w:pPr>
-              <w:jc w:val="left"/>
-            </w:pPr>
-            <w:r>
-              <w:rPr>
-                <w:rFonts w:ascii="Arial" w:cs="Arial" w:eastAsia="Arial" w:hAnsi="Arial"/>
-                <w:b w:val="false"/>
-                <w:bCs w:val="false"/>
-                <w:color w:val="333333"/>
-                <w:sz w:val="15"/>
-                <w:szCs w:val="15"/>
-              </w:rPr>
-              <w:t xml:space="preserve">月間売上（2月）</w:t>
-            </w:r>
-          </w:p>
-        </w:tc>
-        <w:tc>
-          <w:tcPr>
-            <w:tcW w:type="dxa" w:w="2500"/>
-            <w:tcBorders>
-              <w:top w:val="single" w:color="CCCCCC" w:sz="1"/>
-              <w:left w:val="single" w:color="CCCCCC" w:sz="1"/>
-              <w:bottom w:val="single" w:color="CCCCCC" w:sz="1"/>
-              <w:right w:val="single" w:color="CCCCCC" w:sz="1"/>
-            </w:tcBorders>
-            <w:tcMar>
-              <w:top w:type="dxa" w:w="60"/>
-              <w:left w:type="dxa" w:w="80"/>
-              <w:bottom w:type="dxa" w:w="60"/>
-              <w:right w:type="dxa" w:w="80"/>
-            </w:tcMar>
-            <w:vAlign w:val="center"/>
-          </w:tcPr>
-          <w:p>
-            <w:pPr>
-              <w:jc w:val="center"/>
-            </w:pPr>
-            <w:r>
-              <w:rPr>
-                <w:rFonts w:ascii="Arial" w:cs="Arial" w:eastAsia="Arial" w:hAnsi="Arial"/>
-                <w:b/>
-                <w:bCs/>
-                <w:color w:val="333333"/>
-                <w:sz w:val="15"/>
-                <w:szCs w:val="15"/>
-              </w:rPr>
-              <w:t xml:space="preserve">¥4,051,890</w:t>
-            </w:r>
-          </w:p>
-        </w:tc>
-      </w:tr>
-      <w:tr>
-        <w:tc>
-          <w:tcPr>
-            <w:tcW w:type="dxa" w:w="2500"/>
-            <w:tcBorders>
-              <w:top w:val="single" w:color="CCCCCC" w:sz="1"/>
-              <w:left w:val="single" w:color="CCCCCC" w:sz="1"/>
-              <w:bottom w:val="single" w:color="CCCCCC" w:sz="1"/>
-              <w:right w:val="single" w:color="CCCCCC" w:sz="1"/>
-            </w:tcBorders>
-            <w:tcMar>
-              <w:top w:type="dxa" w:w="60"/>
-              <w:left w:type="dxa" w:w="80"/>
-              <w:bottom w:type="dxa" w:w="60"/>
-              <w:right w:type="dxa" w:w="80"/>
-            </w:tcMar>
-            <w:vAlign w:val="center"/>
-          </w:tcPr>
-          <w:p>
-            <w:pPr>
-              <w:jc w:val="left"/>
-            </w:pPr>
-            <w:r>
-              <w:rPr>
-                <w:rFonts w:ascii="Arial" w:cs="Arial" w:eastAsia="Arial" w:hAnsi="Arial"/>
-                <w:b w:val="false"/>
-                <w:bCs w:val="false"/>
-                <w:color w:val="333333"/>
-                <w:sz w:val="15"/>
-                <w:szCs w:val="15"/>
-              </w:rPr>
-              <w:t xml:space="preserve">レビュー件数</w:t>
-            </w:r>
-          </w:p>
-        </w:tc>
-        <w:tc>
-          <w:tcPr>
-            <w:tcW w:type="dxa" w:w="2500"/>
-            <w:tcBorders>
-              <w:top w:val="single" w:color="CCCCCC" w:sz="1"/>
-              <w:left w:val="single" w:color="CCCCCC" w:sz="1"/>
-              <w:bottom w:val="single" w:color="CCCCCC" w:sz="1"/>
-              <w:right w:val="single" w:color="CCCCCC" w:sz="1"/>
-            </w:tcBorders>
-            <w:tcMar>
-              <w:top w:type="dxa" w:w="60"/>
-              <w:left w:type="dxa" w:w="80"/>
-              <w:bottom w:type="dxa" w:w="60"/>
-              <w:right w:type="dxa" w:w="80"/>
-            </w:tcMar>
-            <w:vAlign w:val="center"/>
-          </w:tcPr>
-          <w:p>
-            <w:pPr>
-              <w:jc w:val="center"/>
-            </w:pPr>
-            <w:r>
-              <w:rPr>
-                <w:rFonts w:ascii="Arial" w:cs="Arial" w:eastAsia="Arial" w:hAnsi="Arial"/>
-                <w:b w:val="false"/>
-                <w:bCs w:val="false"/>
-                <w:color w:val="333333"/>
-                <w:sz w:val="15"/>
-                <w:szCs w:val="15"/>
-              </w:rPr>
-              <w:t xml:space="preserve">143件</w:t>
-            </w:r>
-          </w:p>
-        </w:tc>
-        <w:tc>
-          <w:tcPr>
-            <w:tcW w:type="dxa" w:w="2500"/>
-            <w:tcBorders>
-              <w:top w:val="single" w:color="CCCCCC" w:sz="1"/>
-              <w:left w:val="single" w:color="CCCCCC" w:sz="1"/>
-              <w:bottom w:val="single" w:color="CCCCCC" w:sz="1"/>
-              <w:right w:val="single" w:color="CCCCCC" w:sz="1"/>
-            </w:tcBorders>
-            <w:tcMar>
-              <w:top w:type="dxa" w:w="60"/>
-              <w:left w:type="dxa" w:w="80"/>
-              <w:bottom w:type="dxa" w:w="60"/>
-              <w:right w:type="dxa" w:w="80"/>
-            </w:tcMar>
-            <w:vAlign w:val="center"/>
-          </w:tcPr>
-          <w:p>
-            <w:pPr>
-              <w:jc w:val="left"/>
-            </w:pPr>
-            <w:r>
-              <w:rPr>
-                <w:rFonts w:ascii="Arial" w:cs="Arial" w:eastAsia="Arial" w:hAnsi="Arial"/>
-                <w:b w:val="false"/>
-                <w:bCs w:val="false"/>
-                <w:color w:val="333333"/>
-                <w:sz w:val="15"/>
-                <w:szCs w:val="15"/>
-              </w:rPr>
-              <w:t xml:space="preserve">純利益</w:t>
-            </w:r>
-          </w:p>
-        </w:tc>
-        <w:tc>
-          <w:tcPr>
-            <w:tcW w:type="dxa" w:w="2500"/>
-            <w:tcBorders>
-              <w:top w:val="single" w:color="CCCCCC" w:sz="1"/>
-              <w:left w:val="single" w:color="CCCCCC" w:sz="1"/>
-              <w:bottom w:val="single" w:color="CCCCCC" w:sz="1"/>
-              <w:right w:val="single" w:color="CCCCCC" w:sz="1"/>
-            </w:tcBorders>
-            <w:tcMar>
-              <w:top w:type="dxa" w:w="60"/>
-              <w:left w:type="dxa" w:w="80"/>
-              <w:bottom w:type="dxa" w:w="60"/>
-              <w:right w:type="dxa" w:w="80"/>
-            </w:tcMar>
-            <w:vAlign w:val="center"/>
-          </w:tcPr>
-          <w:p>
-            <w:pPr>
-              <w:jc w:val="center"/>
-            </w:pPr>
-            <w:r>
-              <w:rPr>
-                <w:rFonts w:ascii="Arial" w:cs="Arial" w:eastAsia="Arial" w:hAnsi="Arial"/>
-                <w:b w:val="false"/>
-                <w:bCs w:val="false"/>
-                <w:color w:val="333333"/>
-                <w:sz w:val="15"/>
-                <w:szCs w:val="15"/>
-              </w:rPr>
-              <w:t xml:space="preserve">¥1,142,186</w:t>
-            </w:r>
-          </w:p>
-        </w:tc>
-      </w:tr>
-      <w:tr>
-        <w:tc>
-          <w:tcPr>
-            <w:tcW w:type="dxa" w:w="2500"/>
-            <w:tcBorders>
-              <w:top w:val="single" w:color="CCCCCC" w:sz="1"/>
-              <w:left w:val="single" w:color="CCCCCC" w:sz="1"/>
-              <w:bottom w:val="single" w:color="CCCCCC" w:sz="1"/>
-              <w:right w:val="single" w:color="CCCCCC" w:sz="1"/>
-            </w:tcBorders>
-            <w:tcMar>
-              <w:top w:type="dxa" w:w="60"/>
-              <w:left w:type="dxa" w:w="80"/>
-              <w:bottom w:type="dxa" w:w="60"/>
-              <w:right w:type="dxa" w:w="80"/>
-            </w:tcMar>
-            <w:vAlign w:val="center"/>
-          </w:tcPr>
-          <w:p>
-            <w:pPr>
-              <w:jc w:val="left"/>
-            </w:pPr>
-            <w:r>
-              <w:rPr>
-                <w:rFonts w:ascii="Arial" w:cs="Arial" w:eastAsia="Arial" w:hAnsi="Arial"/>
-                <w:b w:val="false"/>
-                <w:bCs w:val="false"/>
-                <w:color w:val="333333"/>
-                <w:sz w:val="15"/>
-                <w:szCs w:val="15"/>
-              </w:rPr>
-              <w:t xml:space="preserve">清掃クレーム率</w:t>
-            </w:r>
-          </w:p>
-        </w:tc>
-        <w:tc>
-          <w:tcPr>
-            <w:tcW w:type="dxa" w:w="2500"/>
-            <w:tcBorders>
-              <w:top w:val="single" w:color="CCCCCC" w:sz="1"/>
-              <w:left w:val="single" w:color="CCCCCC" w:sz="1"/>
-              <w:bottom w:val="single" w:color="CCCCCC" w:sz="1"/>
-              <w:right w:val="single" w:color="CCCCCC" w:sz="1"/>
-            </w:tcBorders>
-            <w:tcMar>
-              <w:top w:type="dxa" w:w="60"/>
-              <w:left w:type="dxa" w:w="80"/>
-              <w:bottom w:type="dxa" w:w="60"/>
-              <w:right w:type="dxa" w:w="80"/>
-            </w:tcMar>
-            <w:vAlign w:val="center"/>
-          </w:tcPr>
-          <w:p>
-            <w:pPr>
-              <w:jc w:val="center"/>
-            </w:pPr>
-            <w:r>
-              <w:rPr>
-                <w:rFonts w:ascii="Arial" w:cs="Arial" w:eastAsia="Arial" w:hAnsi="Arial"/>
-                <w:b w:val="false"/>
-                <w:bCs w:val="false"/>
-                <w:color w:val="E74C3C"/>
-                <w:sz w:val="15"/>
-                <w:szCs w:val="15"/>
-              </w:rPr>
-              <w:t xml:space="preserve">910.0%</w:t>
-            </w:r>
-          </w:p>
-        </w:tc>
-        <w:tc>
-          <w:tcPr>
-            <w:tcW w:type="dxa" w:w="2500"/>
-            <w:tcBorders>
-              <w:top w:val="single" w:color="CCCCCC" w:sz="1"/>
-              <w:left w:val="single" w:color="CCCCCC" w:sz="1"/>
-              <w:bottom w:val="single" w:color="CCCCCC" w:sz="1"/>
-              <w:right w:val="single" w:color="CCCCCC" w:sz="1"/>
-            </w:tcBorders>
-            <w:tcMar>
-              <w:top w:type="dxa" w:w="60"/>
-              <w:left w:type="dxa" w:w="80"/>
-              <w:bottom w:type="dxa" w:w="60"/>
-              <w:right w:type="dxa" w:w="80"/>
-            </w:tcMar>
-            <w:vAlign w:val="center"/>
-          </w:tcPr>
-          <w:p>
-            <w:pPr>
-              <w:jc w:val="left"/>
-            </w:pPr>
-            <w:r>
-              <w:rPr>
-                <w:rFonts w:ascii="Arial" w:cs="Arial" w:eastAsia="Arial" w:hAnsi="Arial"/>
-                <w:b w:val="false"/>
-                <w:bCs w:val="false"/>
-                <w:color w:val="333333"/>
-                <w:sz w:val="15"/>
-                <w:szCs w:val="15"/>
-              </w:rPr>
-              <w:t xml:space="preserve">稼働率</w:t>
-            </w:r>
-          </w:p>
-        </w:tc>
-        <w:tc>
-          <w:tcPr>
-            <w:tcW w:type="dxa" w:w="2500"/>
-            <w:tcBorders>
-              <w:top w:val="single" w:color="CCCCCC" w:sz="1"/>
-              <w:left w:val="single" w:color="CCCCCC" w:sz="1"/>
-              <w:bottom w:val="single" w:color="CCCCCC" w:sz="1"/>
-              <w:right w:val="single" w:color="CCCCCC" w:sz="1"/>
-            </w:tcBorders>
-            <w:tcMar>
-              <w:top w:type="dxa" w:w="60"/>
-              <w:left w:type="dxa" w:w="80"/>
-              <w:bottom w:type="dxa" w:w="60"/>
-              <w:right w:type="dxa" w:w="80"/>
-            </w:tcMar>
-            <w:vAlign w:val="center"/>
-          </w:tcPr>
-          <w:p>
-            <w:pPr>
-              <w:jc w:val="center"/>
-            </w:pPr>
-            <w:r>
-              <w:rPr>
-                <w:rFonts w:ascii="Arial" w:cs="Arial" w:eastAsia="Arial" w:hAnsi="Arial"/>
-                <w:b w:val="false"/>
-                <w:bCs w:val="false"/>
-                <w:color w:val="333333"/>
-                <w:sz w:val="15"/>
-                <w:szCs w:val="15"/>
-              </w:rPr>
-              <w:t xml:space="preserve">55.9%</w:t>
-            </w:r>
-          </w:p>
-        </w:tc>
-      </w:tr>
-      <w:tr>
-        <w:tc>
-          <w:tcPr>
-            <w:tcW w:type="dxa" w:w="2500"/>
-            <w:tcBorders>
-              <w:top w:val="single" w:color="CCCCCC" w:sz="1"/>
-              <w:left w:val="single" w:color="CCCCCC" w:sz="1"/>
-              <w:bottom w:val="single" w:color="CCCCCC" w:sz="1"/>
-              <w:right w:val="single" w:color="CCCCCC" w:sz="1"/>
-            </w:tcBorders>
-            <w:tcMar>
-              <w:top w:type="dxa" w:w="60"/>
-              <w:left w:type="dxa" w:w="80"/>
-              <w:bottom w:type="dxa" w:w="60"/>
-              <w:right w:type="dxa" w:w="80"/>
-            </w:tcMar>
-            <w:vAlign w:val="center"/>
-          </w:tcPr>
-          <w:p>
-            <w:pPr>
-              <w:jc w:val="left"/>
-            </w:pPr>
-            <w:r>
-              <w:rPr>
-                <w:rFonts w:ascii="Arial" w:cs="Arial" w:eastAsia="Arial" w:hAnsi="Arial"/>
-                <w:b w:val="false"/>
-                <w:bCs w:val="false"/>
-                <w:color w:val="333333"/>
-                <w:sz w:val="15"/>
-                <w:szCs w:val="15"/>
-              </w:rPr>
-              <w:t xml:space="preserve">優先度</w:t>
-            </w:r>
-          </w:p>
-        </w:tc>
-        <w:tc>
-          <w:tcPr>
-            <w:tcW w:type="dxa" w:w="2500"/>
-            <w:tcBorders>
-              <w:top w:val="single" w:color="CCCCCC" w:sz="1"/>
-              <w:left w:val="single" w:color="CCCCCC" w:sz="1"/>
-              <w:bottom w:val="single" w:color="CCCCCC" w:sz="1"/>
-              <w:right w:val="single" w:color="CCCCCC" w:sz="1"/>
-            </w:tcBorders>
-            <w:shd w:fill="FFEBEE" w:color="FFEBEE" w:val="solid"/>
-            <w:tcMar>
-              <w:top w:type="dxa" w:w="60"/>
-              <w:left w:type="dxa" w:w="80"/>
-              <w:bottom w:type="dxa" w:w="60"/>
-              <w:right w:type="dxa" w:w="80"/>
-            </w:tcMar>
-            <w:vAlign w:val="center"/>
-          </w:tcPr>
-          <w:p>
-            <w:pPr>
-              <w:jc w:val="center"/>
-            </w:pPr>
-            <w:r>
-              <w:rPr>
-                <w:rFonts w:ascii="Arial" w:cs="Arial" w:eastAsia="Arial" w:hAnsi="Arial"/>
-                <w:b/>
-                <w:bCs/>
-                <w:color w:val="C62828"/>
-                <w:sz w:val="15"/>
-                <w:szCs w:val="15"/>
-              </w:rPr>
-              <w:t xml:space="preserve">🔴 緊急</w:t>
-            </w:r>
-          </w:p>
-        </w:tc>
-        <w:tc>
-          <w:tcPr>
-            <w:tcW w:type="dxa" w:w="2500"/>
-            <w:tcBorders>
-              <w:top w:val="single" w:color="CCCCCC" w:sz="1"/>
-              <w:left w:val="single" w:color="CCCCCC" w:sz="1"/>
-              <w:bottom w:val="single" w:color="CCCCCC" w:sz="1"/>
-              <w:right w:val="single" w:color="CCCCCC" w:sz="1"/>
-            </w:tcBorders>
-            <w:tcMar>
-              <w:top w:type="dxa" w:w="60"/>
-              <w:left w:type="dxa" w:w="80"/>
-              <w:bottom w:type="dxa" w:w="60"/>
-              <w:right w:type="dxa" w:w="80"/>
-            </w:tcMar>
-            <w:vAlign w:val="center"/>
-          </w:tcPr>
-          <w:p>
-            <w:pPr>
-              <w:jc w:val="left"/>
-            </w:pPr>
-            <w:r>
-              <w:rPr>
-                <w:rFonts w:ascii="Arial" w:cs="Arial" w:eastAsia="Arial" w:hAnsi="Arial"/>
-                <w:b w:val="false"/>
-                <w:bCs w:val="false"/>
-                <w:color w:val="333333"/>
-                <w:sz w:val="15"/>
-                <w:szCs w:val="15"/>
-              </w:rPr>
-              <w:t xml:space="preserve">利益率</w:t>
-            </w:r>
-          </w:p>
-        </w:tc>
-        <w:tc>
-          <w:tcPr>
-            <w:tcW w:type="dxa" w:w="2500"/>
-            <w:tcBorders>
-              <w:top w:val="single" w:color="CCCCCC" w:sz="1"/>
-              <w:left w:val="single" w:color="CCCCCC" w:sz="1"/>
-              <w:bottom w:val="single" w:color="CCCCCC" w:sz="1"/>
-              <w:right w:val="single" w:color="CCCCCC" w:sz="1"/>
-            </w:tcBorders>
-            <w:tcMar>
-              <w:top w:type="dxa" w:w="60"/>
-              <w:left w:type="dxa" w:w="80"/>
-              <w:bottom w:type="dxa" w:w="60"/>
-              <w:right w:type="dxa" w:w="80"/>
-            </w:tcMar>
-            <w:vAlign w:val="center"/>
-          </w:tcPr>
-          <w:p>
-            <w:pPr>
-              <w:jc w:val="center"/>
-            </w:pPr>
-            <w:r>
-              <w:rPr>
-                <w:rFonts w:ascii="Arial" w:cs="Arial" w:eastAsia="Arial" w:hAnsi="Arial"/>
-                <w:b w:val="false"/>
-                <w:bCs w:val="false"/>
-                <w:color w:val="333333"/>
-                <w:sz w:val="15"/>
-                <w:szCs w:val="15"/>
-              </w:rPr>
-              <w:t xml:space="preserve">28.2%</w:t>
-            </w:r>
-          </w:p>
-        </w:tc>
-      </w:tr>
-      <w:tr>
-        <w:tc>
-          <w:tcPr>
-            <w:tcW w:type="dxa" w:w="2500"/>
-            <w:tcBorders>
-              <w:top w:val="single" w:color="CCCCCC" w:sz="1"/>
-              <w:left w:val="single" w:color="CCCCCC" w:sz="1"/>
-              <w:bottom w:val="single" w:color="CCCCCC" w:sz="1"/>
-              <w:right w:val="single" w:color="CCCCCC" w:sz="1"/>
-            </w:tcBorders>
-            <w:tcMar>
-              <w:top w:type="dxa" w:w="60"/>
-              <w:left w:type="dxa" w:w="80"/>
-              <w:bottom w:type="dxa" w:w="60"/>
-              <w:right w:type="dxa" w:w="80"/>
-            </w:tcMar>
-            <w:vAlign w:val="center"/>
-          </w:tcPr>
-          <w:p>
-            <w:pPr>
-              <w:jc w:val="left"/>
-            </w:pPr>
-            <w:r>
-              <w:rPr>
-                <w:rFonts w:ascii="Arial" w:cs="Arial" w:eastAsia="Arial" w:hAnsi="Arial"/>
-                <w:b w:val="false"/>
-                <w:bCs w:val="false"/>
-                <w:color w:val="333333"/>
-                <w:sz w:val="15"/>
-                <w:szCs w:val="15"/>
-              </w:rPr>
-              <w:t xml:space="preserve">マトリクス分類</w:t>
-            </w:r>
-          </w:p>
-        </w:tc>
-        <w:tc>
-          <w:tcPr>
-            <w:tcW w:type="dxa" w:w="2500"/>
-            <w:tcBorders>
-              <w:top w:val="single" w:color="CCCCCC" w:sz="1"/>
-              <w:left w:val="single" w:color="CCCCCC" w:sz="1"/>
-              <w:bottom w:val="single" w:color="CCCCCC" w:sz="1"/>
-              <w:right w:val="single" w:color="CCCCCC" w:sz="1"/>
-            </w:tcBorders>
-            <w:tcMar>
-              <w:top w:type="dxa" w:w="60"/>
-              <w:left w:type="dxa" w:w="80"/>
-              <w:bottom w:type="dxa" w:w="60"/>
-              <w:right w:type="dxa" w:w="80"/>
-            </w:tcMar>
-            <w:vAlign w:val="center"/>
-          </w:tcPr>
-          <w:p>
-            <w:pPr>
-              <w:jc w:val="center"/>
-            </w:pPr>
-            <w:r>
-              <w:rPr>
-                <w:rFonts w:ascii="Arial" w:cs="Arial" w:eastAsia="Arial" w:hAnsi="Arial"/>
-                <w:b/>
-                <w:bCs/>
-                <w:color w:val="333333"/>
-                <w:sz w:val="15"/>
-                <w:szCs w:val="15"/>
-              </w:rPr>
-              <w:t xml:space="preserve">低品質×低売上</w:t>
-            </w:r>
-          </w:p>
-        </w:tc>
-        <w:tc>
-          <w:tcPr>
-            <w:tcW w:type="dxa" w:w="2500"/>
-            <w:tcBorders>
-              <w:top w:val="single" w:color="CCCCCC" w:sz="1"/>
-              <w:left w:val="single" w:color="CCCCCC" w:sz="1"/>
-              <w:bottom w:val="single" w:color="CCCCCC" w:sz="1"/>
-              <w:right w:val="single" w:color="CCCCCC" w:sz="1"/>
-            </w:tcBorders>
-            <w:tcMar>
-              <w:top w:type="dxa" w:w="60"/>
-              <w:left w:type="dxa" w:w="80"/>
-              <w:bottom w:type="dxa" w:w="60"/>
-              <w:right w:type="dxa" w:w="80"/>
-            </w:tcMar>
-            <w:vAlign w:val="center"/>
-          </w:tcPr>
-          <w:p>
-            <w:pPr>
-              <w:jc w:val="left"/>
-            </w:pPr>
-            <w:r>
-              <w:rPr>
-                <w:rFonts w:ascii="Arial" w:cs="Arial" w:eastAsia="Arial" w:hAnsi="Arial"/>
-                <w:b w:val="false"/>
-                <w:bCs w:val="false"/>
-                <w:color w:val="333333"/>
-                <w:sz w:val="15"/>
-                <w:szCs w:val="15"/>
-              </w:rPr>
-              <w:t xml:space="preserve">客室数 / スタッフ数</w:t>
-            </w:r>
-          </w:p>
-        </w:tc>
-        <w:tc>
-          <w:tcPr>
-            <w:tcW w:type="dxa" w:w="2500"/>
-            <w:tcBorders>
-              <w:top w:val="single" w:color="CCCCCC" w:sz="1"/>
-              <w:left w:val="single" w:color="CCCCCC" w:sz="1"/>
-              <w:bottom w:val="single" w:color="CCCCCC" w:sz="1"/>
-              <w:right w:val="single" w:color="CCCCCC" w:sz="1"/>
-            </w:tcBorders>
-            <w:tcMar>
-              <w:top w:type="dxa" w:w="60"/>
-              <w:left w:type="dxa" w:w="80"/>
-              <w:bottom w:type="dxa" w:w="60"/>
-              <w:right w:type="dxa" w:w="80"/>
-            </w:tcMar>
-            <w:vAlign w:val="center"/>
-          </w:tcPr>
-          <w:p>
-            <w:pPr>
-              <w:jc w:val="center"/>
-            </w:pPr>
-            <w:r>
-              <w:rPr>
-                <w:rFonts w:ascii="Arial" w:cs="Arial" w:eastAsia="Arial" w:hAnsi="Arial"/>
-                <w:b w:val="false"/>
-                <w:bCs w:val="false"/>
-                <w:color w:val="333333"/>
-                <w:sz w:val="15"/>
-                <w:szCs w:val="15"/>
-              </w:rPr>
-              <w:t xml:space="preserve">243室 / 22名</w:t>
-            </w:r>
-          </w:p>
-        </w:tc>
-      </w:tr>
-    </w:tbl>
-    <w:p>
-      <w:pPr>
-        <w:spacing w:after="80" w:before="80"/>
-        <w:jc w:val="left"/>
-      </w:pPr>
-      <w:r>
-        <w:rPr>
-          <w:rFonts w:ascii="Arial" w:cs="Arial" w:eastAsia="Arial" w:hAnsi="Arial"/>
-          <w:b w:val="false"/>
-          <w:bCs w:val="false"/>
-          <w:i w:val="false"/>
-          <w:iCs w:val="false"/>
-          <w:color w:val="333333"/>
-          <w:sz w:val="20"/>
-          <w:szCs w:val="20"/>
-        </w:rPr>
-        <w:t xml:space="preserve"/>
-      </w:r>
-    </w:p>
-    <w:p>
-      <w:pPr>
-        <w:spacing w:after="80" w:before="80"/>
-        <w:jc w:val="left"/>
-      </w:pPr>
-      <w:r>
-        <w:rPr>
-          <w:rFonts w:ascii="Arial" w:cs="Arial" w:eastAsia="Arial" w:hAnsi="Arial"/>
-          <w:b w:val="false"/>
-          <w:bCs w:val="false"/>
-          <w:i w:val="false"/>
-          <w:iCs w:val="false"/>
-          <w:color w:val="333333"/>
-          <w:sz w:val="20"/>
-          <w:szCs w:val="20"/>
-        </w:rPr>
-        <w:t xml:space="preserve"/>
-      </w:r>
-    </w:p>
-    <w:p>
-      <w:pPr>
-        <w:pStyle w:val="Heading2"/>
-        <w:spacing w:after="160" w:before="280"/>
-      </w:pPr>
-      <w:r>
-        <w:rPr>
-          <w:rFonts w:ascii="Arial" w:cs="Arial" w:eastAsia="Arial" w:hAnsi="Arial"/>
-          <w:b/>
-          <w:bCs/>
-          <w:color w:val="2E75B6"/>
-          <w:sz w:val="26"/>
-          <w:szCs w:val="26"/>
-        </w:rPr>
-        <w:t xml:space="preserve">コートホテル新横浜</w:t>
-      </w:r>
-    </w:p>
-    <w:tbl>
-      <w:tblPr>
-        <w:tblW w:type="dxa" w:w="10000"/>
-        <w:tblBorders>
-          <w:top w:val="single" w:color="auto" w:sz="4"/>
-          <w:left w:val="single" w:color="auto" w:sz="4"/>
-          <w:bottom w:val="single" w:color="auto" w:sz="4"/>
-          <w:right w:val="single" w:color="auto" w:sz="4"/>
-          <w:insideH w:val="single" w:color="auto" w:sz="4"/>
-          <w:insideV w:val="single" w:color="auto" w:sz="4"/>
-        </w:tblBorders>
-      </w:tblPr>
-      <w:tblGrid>
-        <w:gridCol w:w="100"/>
-        <w:gridCol w:w="100"/>
-        <w:gridCol w:w="100"/>
-        <w:gridCol w:w="100"/>
-      </w:tblGrid>
-      <w:tr>
-        <w:tc>
-          <w:tcPr>
-            <w:tcW w:type="dxa" w:w="2500"/>
-            <w:tcBorders>
-              <w:top w:val="single" w:color="CCCCCC" w:sz="1"/>
-              <w:left w:val="single" w:color="CCCCCC" w:sz="1"/>
-              <w:bottom w:val="single" w:color="CCCCCC" w:sz="1"/>
-              <w:right w:val="single" w:color="CCCCCC" w:sz="1"/>
-            </w:tcBorders>
-            <w:shd w:fill="FFEBEE" w:color="FFEBEE" w:val="solid"/>
-            <w:tcMar>
-              <w:top w:type="dxa" w:w="60"/>
-              <w:left w:type="dxa" w:w="80"/>
-              <w:bottom w:type="dxa" w:w="60"/>
-              <w:right w:type="dxa" w:w="80"/>
-            </w:tcMar>
-            <w:vAlign w:val="center"/>
-          </w:tcPr>
-          <w:p>
-            <w:pPr>
-              <w:jc w:val="left"/>
-            </w:pPr>
-            <w:r>
-              <w:rPr>
-                <w:rFonts w:ascii="Arial" w:cs="Arial" w:eastAsia="Arial" w:hAnsi="Arial"/>
-                <w:b/>
-                <w:bCs/>
-                <w:color w:val="C62828"/>
-                <w:sz w:val="15"/>
-                <w:szCs w:val="15"/>
-              </w:rPr>
-              <w:t xml:space="preserve">指標</w:t>
-            </w:r>
-          </w:p>
-        </w:tc>
-        <w:tc>
-          <w:tcPr>
-            <w:tcW w:type="dxa" w:w="2500"/>
-            <w:tcBorders>
-              <w:top w:val="single" w:color="CCCCCC" w:sz="1"/>
-              <w:left w:val="single" w:color="CCCCCC" w:sz="1"/>
-              <w:bottom w:val="single" w:color="CCCCCC" w:sz="1"/>
-              <w:right w:val="single" w:color="CCCCCC" w:sz="1"/>
-            </w:tcBorders>
-            <w:shd w:fill="FFEBEE" w:color="FFEBEE" w:val="solid"/>
-            <w:tcMar>
-              <w:top w:type="dxa" w:w="60"/>
-              <w:left w:type="dxa" w:w="80"/>
-              <w:bottom w:type="dxa" w:w="60"/>
-              <w:right w:type="dxa" w:w="80"/>
-            </w:tcMar>
-            <w:vAlign w:val="center"/>
-          </w:tcPr>
-          <w:p>
-            <w:pPr>
-              <w:jc w:val="center"/>
-            </w:pPr>
-            <w:r>
-              <w:rPr>
-                <w:rFonts w:ascii="Arial" w:cs="Arial" w:eastAsia="Arial" w:hAnsi="Arial"/>
-                <w:b/>
-                <w:bCs/>
-                <w:color w:val="C62828"/>
-                <w:sz w:val="15"/>
-                <w:szCs w:val="15"/>
-              </w:rPr>
-              <w:t xml:space="preserve">数値</w:t>
-            </w:r>
-          </w:p>
-        </w:tc>
-        <w:tc>
-          <w:tcPr>
-            <w:tcW w:type="dxa" w:w="2500"/>
-            <w:tcBorders>
-              <w:top w:val="single" w:color="CCCCCC" w:sz="1"/>
-              <w:left w:val="single" w:color="CCCCCC" w:sz="1"/>
-              <w:bottom w:val="single" w:color="CCCCCC" w:sz="1"/>
-              <w:right w:val="single" w:color="CCCCCC" w:sz="1"/>
-            </w:tcBorders>
-            <w:shd w:fill="FFEBEE" w:color="FFEBEE" w:val="solid"/>
-            <w:tcMar>
-              <w:top w:type="dxa" w:w="60"/>
-              <w:left w:type="dxa" w:w="80"/>
-              <w:bottom w:type="dxa" w:w="60"/>
-              <w:right w:type="dxa" w:w="80"/>
-            </w:tcMar>
-            <w:vAlign w:val="center"/>
-          </w:tcPr>
-          <w:p>
-            <w:pPr>
-              <w:jc w:val="left"/>
-            </w:pPr>
-            <w:r>
-              <w:rPr>
-                <w:rFonts w:ascii="Arial" w:cs="Arial" w:eastAsia="Arial" w:hAnsi="Arial"/>
-                <w:b/>
-                <w:bCs/>
-                <w:color w:val="C62828"/>
-                <w:sz w:val="15"/>
-                <w:szCs w:val="15"/>
-              </w:rPr>
-              <w:t xml:space="preserve">指標</w:t>
-            </w:r>
-          </w:p>
-        </w:tc>
-        <w:tc>
-          <w:tcPr>
-            <w:tcW w:type="dxa" w:w="2500"/>
-            <w:tcBorders>
-              <w:top w:val="single" w:color="CCCCCC" w:sz="1"/>
-              <w:left w:val="single" w:color="CCCCCC" w:sz="1"/>
-              <w:bottom w:val="single" w:color="CCCCCC" w:sz="1"/>
-              <w:right w:val="single" w:color="CCCCCC" w:sz="1"/>
-            </w:tcBorders>
-            <w:shd w:fill="FFEBEE" w:color="FFEBEE" w:val="solid"/>
-            <w:tcMar>
-              <w:top w:type="dxa" w:w="60"/>
-              <w:left w:type="dxa" w:w="80"/>
-              <w:bottom w:type="dxa" w:w="60"/>
-              <w:right w:type="dxa" w:w="80"/>
-            </w:tcMar>
-            <w:vAlign w:val="center"/>
-          </w:tcPr>
-          <w:p>
-            <w:pPr>
-              <w:jc w:val="center"/>
-            </w:pPr>
-            <w:r>
-              <w:rPr>
-                <w:rFonts w:ascii="Arial" w:cs="Arial" w:eastAsia="Arial" w:hAnsi="Arial"/>
-                <w:b/>
-                <w:bCs/>
-                <w:color w:val="C62828"/>
-                <w:sz w:val="15"/>
-                <w:szCs w:val="15"/>
-              </w:rPr>
-              <w:t xml:space="preserve">数値</w:t>
-            </w:r>
-          </w:p>
-        </w:tc>
-      </w:tr>
-      <w:tr>
-        <w:tc>
-          <w:tcPr>
-            <w:tcW w:type="dxa" w:w="2500"/>
-            <w:tcBorders>
-              <w:top w:val="single" w:color="CCCCCC" w:sz="1"/>
-              <w:left w:val="single" w:color="CCCCCC" w:sz="1"/>
-              <w:bottom w:val="single" w:color="CCCCCC" w:sz="1"/>
-              <w:right w:val="single" w:color="CCCCCC" w:sz="1"/>
-            </w:tcBorders>
-            <w:tcMar>
-              <w:top w:type="dxa" w:w="60"/>
-              <w:left w:type="dxa" w:w="80"/>
-              <w:bottom w:type="dxa" w:w="60"/>
-              <w:right w:type="dxa" w:w="80"/>
-            </w:tcMar>
-            <w:vAlign w:val="center"/>
-          </w:tcPr>
-          <w:p>
-            <w:pPr>
-              <w:jc w:val="left"/>
-            </w:pPr>
-            <w:r>
-              <w:rPr>
-                <w:rFonts w:ascii="Arial" w:cs="Arial" w:eastAsia="Arial" w:hAnsi="Arial"/>
-                <w:b w:val="false"/>
-                <w:bCs w:val="false"/>
-                <w:color w:val="333333"/>
-                <w:sz w:val="15"/>
-                <w:szCs w:val="15"/>
-              </w:rPr>
-              <w:t xml:space="preserve">品質スコア</w:t>
-            </w:r>
-          </w:p>
-        </w:tc>
-        <w:tc>
-          <w:tcPr>
-            <w:tcW w:type="dxa" w:w="2500"/>
-            <w:tcBorders>
-              <w:top w:val="single" w:color="CCCCCC" w:sz="1"/>
-              <w:left w:val="single" w:color="CCCCCC" w:sz="1"/>
-              <w:bottom w:val="single" w:color="CCCCCC" w:sz="1"/>
-              <w:right w:val="single" w:color="CCCCCC" w:sz="1"/>
-            </w:tcBorders>
-            <w:tcMar>
-              <w:top w:type="dxa" w:w="60"/>
-              <w:left w:type="dxa" w:w="80"/>
-              <w:bottom w:type="dxa" w:w="60"/>
-              <w:right w:type="dxa" w:w="80"/>
-            </w:tcMar>
-            <w:vAlign w:val="center"/>
-          </w:tcPr>
-          <w:p>
-            <w:pPr>
-              <w:jc w:val="center"/>
-            </w:pPr>
-            <w:r>
-              <w:rPr>
-                <w:rFonts w:ascii="Arial" w:cs="Arial" w:eastAsia="Arial" w:hAnsi="Arial"/>
-                <w:b/>
-                <w:bCs/>
-                <w:color w:val="E74C3C"/>
-                <w:sz w:val="15"/>
-                <w:szCs w:val="15"/>
-              </w:rPr>
-              <w:t xml:space="preserve">7.12 / 10.0</w:t>
-            </w:r>
-          </w:p>
-        </w:tc>
-        <w:tc>
-          <w:tcPr>
-            <w:tcW w:type="dxa" w:w="2500"/>
-            <w:tcBorders>
-              <w:top w:val="single" w:color="CCCCCC" w:sz="1"/>
-              <w:left w:val="single" w:color="CCCCCC" w:sz="1"/>
-              <w:bottom w:val="single" w:color="CCCCCC" w:sz="1"/>
-              <w:right w:val="single" w:color="CCCCCC" w:sz="1"/>
-            </w:tcBorders>
-            <w:tcMar>
-              <w:top w:type="dxa" w:w="60"/>
-              <w:left w:type="dxa" w:w="80"/>
-              <w:bottom w:type="dxa" w:w="60"/>
-              <w:right w:type="dxa" w:w="80"/>
-            </w:tcMar>
-            <w:vAlign w:val="center"/>
-          </w:tcPr>
-          <w:p>
-            <w:pPr>
-              <w:jc w:val="left"/>
-            </w:pPr>
-            <w:r>
-              <w:rPr>
-                <w:rFonts w:ascii="Arial" w:cs="Arial" w:eastAsia="Arial" w:hAnsi="Arial"/>
-                <w:b w:val="false"/>
-                <w:bCs w:val="false"/>
-                <w:color w:val="333333"/>
-                <w:sz w:val="15"/>
-                <w:szCs w:val="15"/>
-              </w:rPr>
-              <w:t xml:space="preserve">月間売上（2月）</w:t>
-            </w:r>
-          </w:p>
-        </w:tc>
-        <w:tc>
-          <w:tcPr>
-            <w:tcW w:type="dxa" w:w="2500"/>
-            <w:tcBorders>
-              <w:top w:val="single" w:color="CCCCCC" w:sz="1"/>
-              <w:left w:val="single" w:color="CCCCCC" w:sz="1"/>
-              <w:bottom w:val="single" w:color="CCCCCC" w:sz="1"/>
-              <w:right w:val="single" w:color="CCCCCC" w:sz="1"/>
-            </w:tcBorders>
-            <w:tcMar>
-              <w:top w:type="dxa" w:w="60"/>
-              <w:left w:type="dxa" w:w="80"/>
-              <w:bottom w:type="dxa" w:w="60"/>
-              <w:right w:type="dxa" w:w="80"/>
-            </w:tcMar>
-            <w:vAlign w:val="center"/>
-          </w:tcPr>
-          <w:p>
-            <w:pPr>
-              <w:jc w:val="center"/>
-            </w:pPr>
-            <w:r>
-              <w:rPr>
-                <w:rFonts w:ascii="Arial" w:cs="Arial" w:eastAsia="Arial" w:hAnsi="Arial"/>
-                <w:b/>
-                <w:bCs/>
-                <w:color w:val="333333"/>
-                <w:sz w:val="15"/>
-                <w:szCs w:val="15"/>
-              </w:rPr>
-              <w:t xml:space="preserve">¥3,705,215</w:t>
-            </w:r>
-          </w:p>
-        </w:tc>
-      </w:tr>
-      <w:tr>
-        <w:tc>
-          <w:tcPr>
-            <w:tcW w:type="dxa" w:w="2500"/>
-            <w:tcBorders>
-              <w:top w:val="single" w:color="CCCCCC" w:sz="1"/>
-              <w:left w:val="single" w:color="CCCCCC" w:sz="1"/>
-              <w:bottom w:val="single" w:color="CCCCCC" w:sz="1"/>
-              <w:right w:val="single" w:color="CCCCCC" w:sz="1"/>
-            </w:tcBorders>
-            <w:tcMar>
-              <w:top w:type="dxa" w:w="60"/>
-              <w:left w:type="dxa" w:w="80"/>
-              <w:bottom w:type="dxa" w:w="60"/>
-              <w:right w:type="dxa" w:w="80"/>
-            </w:tcMar>
-            <w:vAlign w:val="center"/>
-          </w:tcPr>
-          <w:p>
-            <w:pPr>
-              <w:jc w:val="left"/>
-            </w:pPr>
-            <w:r>
-              <w:rPr>
-                <w:rFonts w:ascii="Arial" w:cs="Arial" w:eastAsia="Arial" w:hAnsi="Arial"/>
-                <w:b w:val="false"/>
-                <w:bCs w:val="false"/>
-                <w:color w:val="333333"/>
-                <w:sz w:val="15"/>
-                <w:szCs w:val="15"/>
-              </w:rPr>
-              <w:t xml:space="preserve">レビュー件数</w:t>
-            </w:r>
-          </w:p>
-        </w:tc>
-        <w:tc>
-          <w:tcPr>
-            <w:tcW w:type="dxa" w:w="2500"/>
-            <w:tcBorders>
-              <w:top w:val="single" w:color="CCCCCC" w:sz="1"/>
-              <w:left w:val="single" w:color="CCCCCC" w:sz="1"/>
-              <w:bottom w:val="single" w:color="CCCCCC" w:sz="1"/>
-              <w:right w:val="single" w:color="CCCCCC" w:sz="1"/>
-            </w:tcBorders>
-            <w:tcMar>
-              <w:top w:type="dxa" w:w="60"/>
-              <w:left w:type="dxa" w:w="80"/>
-              <w:bottom w:type="dxa" w:w="60"/>
-              <w:right w:type="dxa" w:w="80"/>
-            </w:tcMar>
-            <w:vAlign w:val="center"/>
-          </w:tcPr>
-          <w:p>
-            <w:pPr>
-              <w:jc w:val="center"/>
-            </w:pPr>
-            <w:r>
-              <w:rPr>
-                <w:rFonts w:ascii="Arial" w:cs="Arial" w:eastAsia="Arial" w:hAnsi="Arial"/>
-                <w:b w:val="false"/>
-                <w:bCs w:val="false"/>
-                <w:color w:val="333333"/>
-                <w:sz w:val="15"/>
-                <w:szCs w:val="15"/>
-              </w:rPr>
-              <w:t xml:space="preserve">118件</w:t>
-            </w:r>
-          </w:p>
-        </w:tc>
-        <w:tc>
-          <w:tcPr>
-            <w:tcW w:type="dxa" w:w="2500"/>
-            <w:tcBorders>
-              <w:top w:val="single" w:color="CCCCCC" w:sz="1"/>
-              <w:left w:val="single" w:color="CCCCCC" w:sz="1"/>
-              <w:bottom w:val="single" w:color="CCCCCC" w:sz="1"/>
-              <w:right w:val="single" w:color="CCCCCC" w:sz="1"/>
-            </w:tcBorders>
-            <w:tcMar>
-              <w:top w:type="dxa" w:w="60"/>
-              <w:left w:type="dxa" w:w="80"/>
-              <w:bottom w:type="dxa" w:w="60"/>
-              <w:right w:type="dxa" w:w="80"/>
-            </w:tcMar>
-            <w:vAlign w:val="center"/>
-          </w:tcPr>
-          <w:p>
-            <w:pPr>
-              <w:jc w:val="left"/>
-            </w:pPr>
-            <w:r>
-              <w:rPr>
-                <w:rFonts w:ascii="Arial" w:cs="Arial" w:eastAsia="Arial" w:hAnsi="Arial"/>
-                <w:b w:val="false"/>
-                <w:bCs w:val="false"/>
-                <w:color w:val="333333"/>
-                <w:sz w:val="15"/>
-                <w:szCs w:val="15"/>
-              </w:rPr>
-              <w:t xml:space="preserve">純利益</w:t>
-            </w:r>
-          </w:p>
-        </w:tc>
-        <w:tc>
-          <w:tcPr>
-            <w:tcW w:type="dxa" w:w="2500"/>
-            <w:tcBorders>
-              <w:top w:val="single" w:color="CCCCCC" w:sz="1"/>
-              <w:left w:val="single" w:color="CCCCCC" w:sz="1"/>
-              <w:bottom w:val="single" w:color="CCCCCC" w:sz="1"/>
-              <w:right w:val="single" w:color="CCCCCC" w:sz="1"/>
-            </w:tcBorders>
-            <w:tcMar>
-              <w:top w:type="dxa" w:w="60"/>
-              <w:left w:type="dxa" w:w="80"/>
-              <w:bottom w:type="dxa" w:w="60"/>
-              <w:right w:type="dxa" w:w="80"/>
-            </w:tcMar>
-            <w:vAlign w:val="center"/>
-          </w:tcPr>
-          <w:p>
-            <w:pPr>
-              <w:jc w:val="center"/>
-            </w:pPr>
-            <w:r>
-              <w:rPr>
-                <w:rFonts w:ascii="Arial" w:cs="Arial" w:eastAsia="Arial" w:hAnsi="Arial"/>
-                <w:b w:val="false"/>
-                <w:bCs w:val="false"/>
-                <w:color w:val="333333"/>
-                <w:sz w:val="15"/>
-                <w:szCs w:val="15"/>
-              </w:rPr>
-              <w:t xml:space="preserve">¥1,020,472</w:t>
-            </w:r>
-          </w:p>
-        </w:tc>
-      </w:tr>
-      <w:tr>
-        <w:tc>
-          <w:tcPr>
-            <w:tcW w:type="dxa" w:w="2500"/>
-            <w:tcBorders>
-              <w:top w:val="single" w:color="CCCCCC" w:sz="1"/>
-              <w:left w:val="single" w:color="CCCCCC" w:sz="1"/>
-              <w:bottom w:val="single" w:color="CCCCCC" w:sz="1"/>
-              <w:right w:val="single" w:color="CCCCCC" w:sz="1"/>
-            </w:tcBorders>
-            <w:tcMar>
-              <w:top w:type="dxa" w:w="60"/>
-              <w:left w:type="dxa" w:w="80"/>
-              <w:bottom w:type="dxa" w:w="60"/>
-              <w:right w:type="dxa" w:w="80"/>
-            </w:tcMar>
-            <w:vAlign w:val="center"/>
-          </w:tcPr>
-          <w:p>
-            <w:pPr>
-              <w:jc w:val="left"/>
-            </w:pPr>
-            <w:r>
-              <w:rPr>
-                <w:rFonts w:ascii="Arial" w:cs="Arial" w:eastAsia="Arial" w:hAnsi="Arial"/>
-                <w:b w:val="false"/>
-                <w:bCs w:val="false"/>
-                <w:color w:val="333333"/>
-                <w:sz w:val="15"/>
-                <w:szCs w:val="15"/>
-              </w:rPr>
-              <w:t xml:space="preserve">清掃クレーム率</w:t>
-            </w:r>
-          </w:p>
-        </w:tc>
-        <w:tc>
-          <w:tcPr>
-            <w:tcW w:type="dxa" w:w="2500"/>
-            <w:tcBorders>
-              <w:top w:val="single" w:color="CCCCCC" w:sz="1"/>
-              <w:left w:val="single" w:color="CCCCCC" w:sz="1"/>
-              <w:bottom w:val="single" w:color="CCCCCC" w:sz="1"/>
-              <w:right w:val="single" w:color="CCCCCC" w:sz="1"/>
-            </w:tcBorders>
-            <w:tcMar>
-              <w:top w:type="dxa" w:w="60"/>
-              <w:left w:type="dxa" w:w="80"/>
-              <w:bottom w:type="dxa" w:w="60"/>
-              <w:right w:type="dxa" w:w="80"/>
-            </w:tcMar>
-            <w:vAlign w:val="center"/>
-          </w:tcPr>
-          <w:p>
-            <w:pPr>
-              <w:jc w:val="center"/>
-            </w:pPr>
-            <w:r>
-              <w:rPr>
-                <w:rFonts w:ascii="Arial" w:cs="Arial" w:eastAsia="Arial" w:hAnsi="Arial"/>
-                <w:b w:val="false"/>
-                <w:bCs w:val="false"/>
-                <w:color w:val="E74C3C"/>
-                <w:sz w:val="15"/>
-                <w:szCs w:val="15"/>
-              </w:rPr>
-              <w:t xml:space="preserve">850.0%</w:t>
-            </w:r>
-          </w:p>
-        </w:tc>
-        <w:tc>
-          <w:tcPr>
-            <w:tcW w:type="dxa" w:w="2500"/>
-            <w:tcBorders>
-              <w:top w:val="single" w:color="CCCCCC" w:sz="1"/>
-              <w:left w:val="single" w:color="CCCCCC" w:sz="1"/>
-              <w:bottom w:val="single" w:color="CCCCCC" w:sz="1"/>
-              <w:right w:val="single" w:color="CCCCCC" w:sz="1"/>
-            </w:tcBorders>
-            <w:tcMar>
-              <w:top w:type="dxa" w:w="60"/>
-              <w:left w:type="dxa" w:w="80"/>
-              <w:bottom w:type="dxa" w:w="60"/>
-              <w:right w:type="dxa" w:w="80"/>
-            </w:tcMar>
-            <w:vAlign w:val="center"/>
-          </w:tcPr>
-          <w:p>
-            <w:pPr>
-              <w:jc w:val="left"/>
-            </w:pPr>
-            <w:r>
-              <w:rPr>
-                <w:rFonts w:ascii="Arial" w:cs="Arial" w:eastAsia="Arial" w:hAnsi="Arial"/>
-                <w:b w:val="false"/>
-                <w:bCs w:val="false"/>
-                <w:color w:val="333333"/>
-                <w:sz w:val="15"/>
-                <w:szCs w:val="15"/>
-              </w:rPr>
-              <w:t xml:space="preserve">稼働率</w:t>
-            </w:r>
-          </w:p>
-        </w:tc>
-        <w:tc>
-          <w:tcPr>
-            <w:tcW w:type="dxa" w:w="2500"/>
-            <w:tcBorders>
-              <w:top w:val="single" w:color="CCCCCC" w:sz="1"/>
-              <w:left w:val="single" w:color="CCCCCC" w:sz="1"/>
-              <w:bottom w:val="single" w:color="CCCCCC" w:sz="1"/>
-              <w:right w:val="single" w:color="CCCCCC" w:sz="1"/>
-            </w:tcBorders>
-            <w:tcMar>
-              <w:top w:type="dxa" w:w="60"/>
-              <w:left w:type="dxa" w:w="80"/>
-              <w:bottom w:type="dxa" w:w="60"/>
-              <w:right w:type="dxa" w:w="80"/>
-            </w:tcMar>
-            <w:vAlign w:val="center"/>
-          </w:tcPr>
-          <w:p>
-            <w:pPr>
-              <w:jc w:val="center"/>
-            </w:pPr>
-            <w:r>
-              <w:rPr>
-                <w:rFonts w:ascii="Arial" w:cs="Arial" w:eastAsia="Arial" w:hAnsi="Arial"/>
-                <w:b w:val="false"/>
-                <w:bCs w:val="false"/>
-                <w:color w:val="333333"/>
-                <w:sz w:val="15"/>
-                <w:szCs w:val="15"/>
-              </w:rPr>
-              <w:t xml:space="preserve">70.9%</w:t>
-            </w:r>
-          </w:p>
-        </w:tc>
-      </w:tr>
-      <w:tr>
-        <w:tc>
-          <w:tcPr>
-            <w:tcW w:type="dxa" w:w="2500"/>
-            <w:tcBorders>
-              <w:top w:val="single" w:color="CCCCCC" w:sz="1"/>
-              <w:left w:val="single" w:color="CCCCCC" w:sz="1"/>
-              <w:bottom w:val="single" w:color="CCCCCC" w:sz="1"/>
-              <w:right w:val="single" w:color="CCCCCC" w:sz="1"/>
-            </w:tcBorders>
-            <w:tcMar>
-              <w:top w:type="dxa" w:w="60"/>
-              <w:left w:type="dxa" w:w="80"/>
-              <w:bottom w:type="dxa" w:w="60"/>
-              <w:right w:type="dxa" w:w="80"/>
-            </w:tcMar>
-            <w:vAlign w:val="center"/>
-          </w:tcPr>
-          <w:p>
-            <w:pPr>
-              <w:jc w:val="left"/>
-            </w:pPr>
-            <w:r>
-              <w:rPr>
-                <w:rFonts w:ascii="Arial" w:cs="Arial" w:eastAsia="Arial" w:hAnsi="Arial"/>
-                <w:b w:val="false"/>
-                <w:bCs w:val="false"/>
-                <w:color w:val="333333"/>
-                <w:sz w:val="15"/>
-                <w:szCs w:val="15"/>
-              </w:rPr>
-              <w:t xml:space="preserve">優先度</w:t>
-            </w:r>
-          </w:p>
-        </w:tc>
-        <w:tc>
-          <w:tcPr>
-            <w:tcW w:type="dxa" w:w="2500"/>
-            <w:tcBorders>
-              <w:top w:val="single" w:color="CCCCCC" w:sz="1"/>
-              <w:left w:val="single" w:color="CCCCCC" w:sz="1"/>
-              <w:bottom w:val="single" w:color="CCCCCC" w:sz="1"/>
-              <w:right w:val="single" w:color="CCCCCC" w:sz="1"/>
-            </w:tcBorders>
-            <w:shd w:fill="FFEBEE" w:color="FFEBEE" w:val="solid"/>
-            <w:tcMar>
-              <w:top w:type="dxa" w:w="60"/>
-              <w:left w:type="dxa" w:w="80"/>
-              <w:bottom w:type="dxa" w:w="60"/>
-              <w:right w:type="dxa" w:w="80"/>
-            </w:tcMar>
-            <w:vAlign w:val="center"/>
-          </w:tcPr>
-          <w:p>
-            <w:pPr>
-              <w:jc w:val="center"/>
-            </w:pPr>
-            <w:r>
-              <w:rPr>
-                <w:rFonts w:ascii="Arial" w:cs="Arial" w:eastAsia="Arial" w:hAnsi="Arial"/>
-                <w:b/>
-                <w:bCs/>
-                <w:color w:val="C62828"/>
-                <w:sz w:val="15"/>
-                <w:szCs w:val="15"/>
-              </w:rPr>
-              <w:t xml:space="preserve">🔴 緊急</w:t>
-            </w:r>
-          </w:p>
-        </w:tc>
-        <w:tc>
-          <w:tcPr>
-            <w:tcW w:type="dxa" w:w="2500"/>
-            <w:tcBorders>
-              <w:top w:val="single" w:color="CCCCCC" w:sz="1"/>
-              <w:left w:val="single" w:color="CCCCCC" w:sz="1"/>
-              <w:bottom w:val="single" w:color="CCCCCC" w:sz="1"/>
-              <w:right w:val="single" w:color="CCCCCC" w:sz="1"/>
-            </w:tcBorders>
-            <w:tcMar>
-              <w:top w:type="dxa" w:w="60"/>
-              <w:left w:type="dxa" w:w="80"/>
-              <w:bottom w:type="dxa" w:w="60"/>
-              <w:right w:type="dxa" w:w="80"/>
-            </w:tcMar>
-            <w:vAlign w:val="center"/>
-          </w:tcPr>
-          <w:p>
-            <w:pPr>
-              <w:jc w:val="left"/>
-            </w:pPr>
-            <w:r>
-              <w:rPr>
-                <w:rFonts w:ascii="Arial" w:cs="Arial" w:eastAsia="Arial" w:hAnsi="Arial"/>
-                <w:b w:val="false"/>
-                <w:bCs w:val="false"/>
-                <w:color w:val="333333"/>
-                <w:sz w:val="15"/>
-                <w:szCs w:val="15"/>
-              </w:rPr>
-              <w:t xml:space="preserve">利益率</w:t>
-            </w:r>
-          </w:p>
-        </w:tc>
-        <w:tc>
-          <w:tcPr>
-            <w:tcW w:type="dxa" w:w="2500"/>
-            <w:tcBorders>
-              <w:top w:val="single" w:color="CCCCCC" w:sz="1"/>
-              <w:left w:val="single" w:color="CCCCCC" w:sz="1"/>
-              <w:bottom w:val="single" w:color="CCCCCC" w:sz="1"/>
-              <w:right w:val="single" w:color="CCCCCC" w:sz="1"/>
-            </w:tcBorders>
-            <w:tcMar>
-              <w:top w:type="dxa" w:w="60"/>
-              <w:left w:type="dxa" w:w="80"/>
-              <w:bottom w:type="dxa" w:w="60"/>
-              <w:right w:type="dxa" w:w="80"/>
-            </w:tcMar>
-            <w:vAlign w:val="center"/>
-          </w:tcPr>
-          <w:p>
-            <w:pPr>
-              <w:jc w:val="center"/>
-            </w:pPr>
-            <w:r>
-              <w:rPr>
-                <w:rFonts w:ascii="Arial" w:cs="Arial" w:eastAsia="Arial" w:hAnsi="Arial"/>
-                <w:b w:val="false"/>
-                <w:bCs w:val="false"/>
-                <w:color w:val="333333"/>
-                <w:sz w:val="15"/>
-                <w:szCs w:val="15"/>
-              </w:rPr>
-              <w:t xml:space="preserve">27.5%</w:t>
-            </w:r>
-          </w:p>
-        </w:tc>
-      </w:tr>
-      <w:tr>
-        <w:tc>
-          <w:tcPr>
-            <w:tcW w:type="dxa" w:w="2500"/>
-            <w:tcBorders>
-              <w:top w:val="single" w:color="CCCCCC" w:sz="1"/>
-              <w:left w:val="single" w:color="CCCCCC" w:sz="1"/>
-              <w:bottom w:val="single" w:color="CCCCCC" w:sz="1"/>
-              <w:right w:val="single" w:color="CCCCCC" w:sz="1"/>
-            </w:tcBorders>
-            <w:tcMar>
-              <w:top w:type="dxa" w:w="60"/>
-              <w:left w:type="dxa" w:w="80"/>
-              <w:bottom w:type="dxa" w:w="60"/>
-              <w:right w:type="dxa" w:w="80"/>
-            </w:tcMar>
-            <w:vAlign w:val="center"/>
-          </w:tcPr>
-          <w:p>
-            <w:pPr>
-              <w:jc w:val="left"/>
-            </w:pPr>
-            <w:r>
-              <w:rPr>
-                <w:rFonts w:ascii="Arial" w:cs="Arial" w:eastAsia="Arial" w:hAnsi="Arial"/>
-                <w:b w:val="false"/>
-                <w:bCs w:val="false"/>
-                <w:color w:val="333333"/>
-                <w:sz w:val="15"/>
-                <w:szCs w:val="15"/>
-              </w:rPr>
-              <w:t xml:space="preserve">マトリクス分類</w:t>
-            </w:r>
-          </w:p>
-        </w:tc>
-        <w:tc>
-          <w:tcPr>
-            <w:tcW w:type="dxa" w:w="2500"/>
-            <w:tcBorders>
-              <w:top w:val="single" w:color="CCCCCC" w:sz="1"/>
-              <w:left w:val="single" w:color="CCCCCC" w:sz="1"/>
-              <w:bottom w:val="single" w:color="CCCCCC" w:sz="1"/>
-              <w:right w:val="single" w:color="CCCCCC" w:sz="1"/>
-            </w:tcBorders>
-            <w:tcMar>
-              <w:top w:type="dxa" w:w="60"/>
-              <w:left w:type="dxa" w:w="80"/>
-              <w:bottom w:type="dxa" w:w="60"/>
-              <w:right w:type="dxa" w:w="80"/>
-            </w:tcMar>
-            <w:vAlign w:val="center"/>
-          </w:tcPr>
-          <w:p>
-            <w:pPr>
-              <w:jc w:val="center"/>
-            </w:pPr>
-            <w:r>
-              <w:rPr>
-                <w:rFonts w:ascii="Arial" w:cs="Arial" w:eastAsia="Arial" w:hAnsi="Arial"/>
-                <w:b/>
-                <w:bCs/>
-                <w:color w:val="333333"/>
-                <w:sz w:val="15"/>
-                <w:szCs w:val="15"/>
-              </w:rPr>
-              <w:t xml:space="preserve">低品質×低売上</w:t>
-            </w:r>
-          </w:p>
-        </w:tc>
-        <w:tc>
-          <w:tcPr>
-            <w:tcW w:type="dxa" w:w="2500"/>
-            <w:tcBorders>
-              <w:top w:val="single" w:color="CCCCCC" w:sz="1"/>
-              <w:left w:val="single" w:color="CCCCCC" w:sz="1"/>
-              <w:bottom w:val="single" w:color="CCCCCC" w:sz="1"/>
-              <w:right w:val="single" w:color="CCCCCC" w:sz="1"/>
-            </w:tcBorders>
-            <w:tcMar>
-              <w:top w:type="dxa" w:w="60"/>
-              <w:left w:type="dxa" w:w="80"/>
-              <w:bottom w:type="dxa" w:w="60"/>
-              <w:right w:type="dxa" w:w="80"/>
-            </w:tcMar>
-            <w:vAlign w:val="center"/>
-          </w:tcPr>
-          <w:p>
-            <w:pPr>
-              <w:jc w:val="left"/>
-            </w:pPr>
-            <w:r>
-              <w:rPr>
-                <w:rFonts w:ascii="Arial" w:cs="Arial" w:eastAsia="Arial" w:hAnsi="Arial"/>
-                <w:b w:val="false"/>
-                <w:bCs w:val="false"/>
-                <w:color w:val="333333"/>
-                <w:sz w:val="15"/>
-                <w:szCs w:val="15"/>
-              </w:rPr>
-              <w:t xml:space="preserve">客室数 / スタッフ数</w:t>
-            </w:r>
-          </w:p>
-        </w:tc>
-        <w:tc>
-          <w:tcPr>
-            <w:tcW w:type="dxa" w:w="2500"/>
-            <w:tcBorders>
-              <w:top w:val="single" w:color="CCCCCC" w:sz="1"/>
-              <w:left w:val="single" w:color="CCCCCC" w:sz="1"/>
-              <w:bottom w:val="single" w:color="CCCCCC" w:sz="1"/>
-              <w:right w:val="single" w:color="CCCCCC" w:sz="1"/>
-            </w:tcBorders>
-            <w:tcMar>
-              <w:top w:type="dxa" w:w="60"/>
-              <w:left w:type="dxa" w:w="80"/>
-              <w:bottom w:type="dxa" w:w="60"/>
-              <w:right w:type="dxa" w:w="80"/>
-            </w:tcMar>
-            <w:vAlign w:val="center"/>
-          </w:tcPr>
-          <w:p>
-            <w:pPr>
-              <w:jc w:val="center"/>
-            </w:pPr>
-            <w:r>
-              <w:rPr>
-                <w:rFonts w:ascii="Arial" w:cs="Arial" w:eastAsia="Arial" w:hAnsi="Arial"/>
-                <w:b w:val="false"/>
-                <w:bCs w:val="false"/>
-                <w:color w:val="333333"/>
-                <w:sz w:val="15"/>
-                <w:szCs w:val="15"/>
-              </w:rPr>
-              <w:t xml:space="preserve">191室 / 23名</w:t>
-            </w:r>
-          </w:p>
-        </w:tc>
-      </w:tr>
-    </w:tbl>
-    <w:p>
-      <w:pPr>
-        <w:spacing w:after="80" w:before="80"/>
-        <w:jc w:val="left"/>
-      </w:pPr>
-      <w:r>
-        <w:rPr>
-          <w:rFonts w:ascii="Arial" w:cs="Arial" w:eastAsia="Arial" w:hAnsi="Arial"/>
-          <w:b w:val="false"/>
-          <w:bCs w:val="false"/>
-          <w:i w:val="false"/>
-          <w:iCs w:val="false"/>
-          <w:color w:val="333333"/>
-          <w:sz w:val="20"/>
-          <w:szCs w:val="20"/>
-        </w:rPr>
-        <w:t xml:space="preserve"/>
-      </w:r>
-    </w:p>
-    <w:p>
-      <w:pPr>
-        <w:spacing w:after="80" w:before="80"/>
-        <w:jc w:val="left"/>
-      </w:pPr>
-      <w:r>
-        <w:rPr>
-          <w:rFonts w:ascii="Arial" w:cs="Arial" w:eastAsia="Arial" w:hAnsi="Arial"/>
-          <w:b w:val="false"/>
-          <w:bCs w:val="false"/>
-          <w:i w:val="false"/>
-          <w:iCs w:val="false"/>
-          <w:color w:val="333333"/>
-          <w:sz w:val="20"/>
-          <w:szCs w:val="20"/>
-        </w:rPr>
-        <w:t xml:space="preserve"/>
-      </w:r>
-    </w:p>
-    <w:p>
-      <w:pPr>
-        <w:pStyle w:val="Heading2"/>
-        <w:spacing w:after="160" w:before="280"/>
-      </w:pPr>
-      <w:r>
-        <w:rPr>
-          <w:rFonts w:ascii="Arial" w:cs="Arial" w:eastAsia="Arial" w:hAnsi="Arial"/>
-          <w:b/>
-          <w:bCs/>
-          <w:color w:val="2E75B6"/>
-          <w:sz w:val="26"/>
-          <w:szCs w:val="26"/>
-        </w:rPr>
-        <w:t xml:space="preserve">ホテルコメント横浜関内</w:t>
-      </w:r>
-    </w:p>
-    <w:tbl>
-      <w:tblPr>
-        <w:tblW w:type="dxa" w:w="10000"/>
-        <w:tblBorders>
-          <w:top w:val="single" w:color="auto" w:sz="4"/>
-          <w:left w:val="single" w:color="auto" w:sz="4"/>
-          <w:bottom w:val="single" w:color="auto" w:sz="4"/>
-          <w:right w:val="single" w:color="auto" w:sz="4"/>
-          <w:insideH w:val="single" w:color="auto" w:sz="4"/>
-          <w:insideV w:val="single" w:color="auto" w:sz="4"/>
-        </w:tblBorders>
-      </w:tblPr>
-      <w:tblGrid>
-        <w:gridCol w:w="100"/>
-        <w:gridCol w:w="100"/>
-        <w:gridCol w:w="100"/>
-        <w:gridCol w:w="100"/>
-      </w:tblGrid>
-      <w:tr>
-        <w:tc>
-          <w:tcPr>
-            <w:tcW w:type="dxa" w:w="2500"/>
-            <w:tcBorders>
-              <w:top w:val="single" w:color="CCCCCC" w:sz="1"/>
-              <w:left w:val="single" w:color="CCCCCC" w:sz="1"/>
-              <w:bottom w:val="single" w:color="CCCCCC" w:sz="1"/>
-              <w:right w:val="single" w:color="CCCCCC" w:sz="1"/>
-            </w:tcBorders>
             <w:shd w:fill="FFF3E0" w:color="FFF3E0" w:val="solid"/>
             <w:tcMar>
               <w:top w:type="dxa" w:w="60"/>
@@ -19655,7 +19540,7 @@
                 <w:sz w:val="15"/>
                 <w:szCs w:val="15"/>
               </w:rPr>
-              <w:t xml:space="preserve">8.88 / 10.0</w:t>
+              <w:t xml:space="preserve">7.52 / 10.0</w:t>
             </w:r>
           </w:p>
         </w:tc>
@@ -19723,7 +19608,7 @@
                 <w:sz w:val="15"/>
                 <w:szCs w:val="15"/>
               </w:rPr>
-              <w:t xml:space="preserve">¥4,463,320</w:t>
+              <w:t xml:space="preserve">¥4,051,890</w:t>
             </w:r>
           </w:p>
         </w:tc>
@@ -19793,7 +19678,7 @@
                 <w:sz w:val="15"/>
                 <w:szCs w:val="15"/>
               </w:rPr>
-              <w:t xml:space="preserve">128件</w:t>
+              <w:t xml:space="preserve">143件</w:t>
             </w:r>
           </w:p>
         </w:tc>
@@ -19861,7 +19746,7 @@
                 <w:sz w:val="15"/>
                 <w:szCs w:val="15"/>
               </w:rPr>
-              <w:t xml:space="preserve">¥1,388,308</w:t>
+              <w:t xml:space="preserve">¥1,142,186</w:t>
             </w:r>
           </w:p>
         </w:tc>
@@ -19931,7 +19816,7 @@
                 <w:sz w:val="15"/>
                 <w:szCs w:val="15"/>
               </w:rPr>
-              <w:t xml:space="preserve">620.0%</w:t>
+              <w:t xml:space="preserve">840.0%</w:t>
             </w:r>
           </w:p>
         </w:tc>
@@ -19999,7 +19884,7 @@
                 <w:sz w:val="15"/>
                 <w:szCs w:val="15"/>
               </w:rPr>
-              <w:t xml:space="preserve">79.2%</w:t>
+              <w:t xml:space="preserve">55.9%</w:t>
             </w:r>
           </w:p>
         </w:tc>
@@ -20138,7 +20023,7 @@
                 <w:sz w:val="15"/>
                 <w:szCs w:val="15"/>
               </w:rPr>
-              <w:t xml:space="preserve">31.1%</w:t>
+              <w:t xml:space="preserve">28.2%</w:t>
             </w:r>
           </w:p>
         </w:tc>
@@ -20208,7 +20093,7 @@
                 <w:sz w:val="15"/>
                 <w:szCs w:val="15"/>
               </w:rPr>
-              <w:t xml:space="preserve">高品質×高売上</w:t>
+              <w:t xml:space="preserve">低品質×低売上</w:t>
             </w:r>
           </w:p>
         </w:tc>
@@ -20276,7 +20161,7 @@
                 <w:sz w:val="15"/>
                 <w:szCs w:val="15"/>
               </w:rPr>
-              <w:t xml:space="preserve">116室 / 29名</w:t>
+              <w:t xml:space="preserve">243室 / 22名</w:t>
             </w:r>
           </w:p>
         </w:tc>
@@ -20562,7 +20447,7 @@
                 <w:sz w:val="15"/>
                 <w:szCs w:val="15"/>
               </w:rPr>
-              <w:t xml:space="preserve">8.23 / 10.0</w:t>
+              <w:t xml:space="preserve">8.19 / 10.0</w:t>
             </w:r>
           </w:p>
         </w:tc>
@@ -20700,7 +20585,7 @@
                 <w:sz w:val="15"/>
                 <w:szCs w:val="15"/>
               </w:rPr>
-              <w:t xml:space="preserve">128件</w:t>
+              <w:t xml:space="preserve">131件</w:t>
             </w:r>
           </w:p>
         </w:tc>
@@ -20838,7 +20723,7 @@
                 <w:sz w:val="15"/>
                 <w:szCs w:val="15"/>
               </w:rPr>
-              <w:t xml:space="preserve">620.0%</w:t>
+              <w:t xml:space="preserve">610.0%</w:t>
             </w:r>
           </w:p>
         </w:tc>
@@ -21560,7 +21445,7 @@
                 <w:sz w:val="14"/>
                 <w:szCs w:val="14"/>
               </w:rPr>
-              <w:t xml:space="preserve">9.20</w:t>
+              <w:t xml:space="preserve">9.22</w:t>
             </w:r>
           </w:p>
         </w:tc>
@@ -21974,7 +21859,7 @@
                 <w:sz w:val="14"/>
                 <w:szCs w:val="14"/>
               </w:rPr>
-              <w:t xml:space="preserve">8.72</w:t>
+              <w:t xml:space="preserve">8.68</w:t>
             </w:r>
           </w:p>
         </w:tc>
@@ -22181,7 +22066,7 @@
                 <w:sz w:val="14"/>
                 <w:szCs w:val="14"/>
               </w:rPr>
-              <w:t xml:space="preserve">8.28</w:t>
+              <w:t xml:space="preserve">8.30</w:t>
             </w:r>
           </w:p>
         </w:tc>
@@ -22595,7 +22480,7 @@
                 <w:sz w:val="14"/>
                 <w:szCs w:val="14"/>
               </w:rPr>
-              <w:t xml:space="preserve">9.15</w:t>
+              <w:t xml:space="preserve">9.12</w:t>
             </w:r>
           </w:p>
         </w:tc>
@@ -22698,213 +22583,6 @@
                 <w:szCs w:val="14"/>
               </w:rPr>
               <w:t xml:space="preserve">高品質×高売上</w:t>
-            </w:r>
-          </w:p>
-        </w:tc>
-        <w:tc>
-          <w:tcPr>
-            <w:tcW w:type="dxa" w:w="1000"/>
-            <w:tcBorders>
-              <w:top w:val="single" w:color="CCCCCC" w:sz="1"/>
-              <w:left w:val="single" w:color="CCCCCC" w:sz="1"/>
-              <w:bottom w:val="single" w:color="CCCCCC" w:sz="1"/>
-              <w:right w:val="single" w:color="CCCCCC" w:sz="1"/>
-            </w:tcBorders>
-            <w:shd w:fill="E8F5E9" w:color="E8F5E9" w:val="solid"/>
-            <w:tcMar>
-              <w:top w:type="dxa" w:w="60"/>
-              <w:left w:type="dxa" w:w="80"/>
-              <w:bottom w:type="dxa" w:w="60"/>
-              <w:right w:type="dxa" w:w="80"/>
-            </w:tcMar>
-            <w:vAlign w:val="center"/>
-          </w:tcPr>
-          <w:p>
-            <w:pPr>
-              <w:jc w:val="center"/>
-            </w:pPr>
-            <w:r>
-              <w:rPr>
-                <w:rFonts w:ascii="Arial" w:cs="Arial" w:eastAsia="Arial" w:hAnsi="Arial"/>
-                <w:b/>
-                <w:bCs/>
-                <w:color w:val="2E7D32"/>
-                <w:sz w:val="13"/>
-                <w:szCs w:val="13"/>
-              </w:rPr>
-              <w:t xml:space="preserve">🟢 維持</w:t>
-            </w:r>
-          </w:p>
-        </w:tc>
-      </w:tr>
-      <w:tr>
-        <w:tc>
-          <w:tcPr>
-            <w:tcW w:type="dxa" w:w="2800"/>
-            <w:tcBorders>
-              <w:top w:val="single" w:color="CCCCCC" w:sz="1"/>
-              <w:left w:val="single" w:color="CCCCCC" w:sz="1"/>
-              <w:bottom w:val="single" w:color="CCCCCC" w:sz="1"/>
-              <w:right w:val="single" w:color="CCCCCC" w:sz="1"/>
-            </w:tcBorders>
-            <w:tcMar>
-              <w:top w:type="dxa" w:w="60"/>
-              <w:left w:type="dxa" w:w="80"/>
-              <w:bottom w:type="dxa" w:w="60"/>
-              <w:right w:type="dxa" w:w="80"/>
-            </w:tcMar>
-            <w:vAlign w:val="center"/>
-          </w:tcPr>
-          <w:p>
-            <w:pPr>
-              <w:jc w:val="left"/>
-            </w:pPr>
-            <w:r>
-              <w:rPr>
-                <w:rFonts w:ascii="Arial" w:cs="Arial" w:eastAsia="Arial" w:hAnsi="Arial"/>
-                <w:b w:val="false"/>
-                <w:bCs w:val="false"/>
-                <w:color w:val="333333"/>
-                <w:sz w:val="14"/>
-                <w:szCs w:val="14"/>
-              </w:rPr>
-              <w:t xml:space="preserve">ホテルケヤキゲート東京府中</w:t>
-            </w:r>
-          </w:p>
-        </w:tc>
-        <w:tc>
-          <w:tcPr>
-            <w:tcW w:type="dxa" w:w="900"/>
-            <w:tcBorders>
-              <w:top w:val="single" w:color="CCCCCC" w:sz="1"/>
-              <w:left w:val="single" w:color="CCCCCC" w:sz="1"/>
-              <w:bottom w:val="single" w:color="CCCCCC" w:sz="1"/>
-              <w:right w:val="single" w:color="CCCCCC" w:sz="1"/>
-            </w:tcBorders>
-            <w:tcMar>
-              <w:top w:type="dxa" w:w="60"/>
-              <w:left w:type="dxa" w:w="80"/>
-              <w:bottom w:type="dxa" w:w="60"/>
-              <w:right w:type="dxa" w:w="80"/>
-            </w:tcMar>
-            <w:vAlign w:val="center"/>
-          </w:tcPr>
-          <w:p>
-            <w:pPr>
-              <w:jc w:val="center"/>
-            </w:pPr>
-            <w:r>
-              <w:rPr>
-                <w:rFonts w:ascii="Arial" w:cs="Arial" w:eastAsia="Arial" w:hAnsi="Arial"/>
-                <w:b w:val="false"/>
-                <w:bCs w:val="false"/>
-                <w:color w:val="333333"/>
-                <w:sz w:val="14"/>
-                <w:szCs w:val="14"/>
-              </w:rPr>
-              <w:t xml:space="preserve">8.74</w:t>
-            </w:r>
-          </w:p>
-        </w:tc>
-        <w:tc>
-          <w:tcPr>
-            <w:tcW w:type="dxa" w:w="1500"/>
-            <w:tcBorders>
-              <w:top w:val="single" w:color="CCCCCC" w:sz="1"/>
-              <w:left w:val="single" w:color="CCCCCC" w:sz="1"/>
-              <w:bottom w:val="single" w:color="CCCCCC" w:sz="1"/>
-              <w:right w:val="single" w:color="CCCCCC" w:sz="1"/>
-            </w:tcBorders>
-            <w:tcMar>
-              <w:top w:type="dxa" w:w="60"/>
-              <w:left w:type="dxa" w:w="80"/>
-              <w:bottom w:type="dxa" w:w="60"/>
-              <w:right w:type="dxa" w:w="80"/>
-            </w:tcMar>
-            <w:vAlign w:val="center"/>
-          </w:tcPr>
-          <w:p>
-            <w:pPr>
-              <w:jc w:val="center"/>
-            </w:pPr>
-            <w:r>
-              <w:rPr>
-                <w:rFonts w:ascii="Arial" w:cs="Arial" w:eastAsia="Arial" w:hAnsi="Arial"/>
-                <w:b w:val="false"/>
-                <w:bCs w:val="false"/>
-                <w:color w:val="333333"/>
-                <w:sz w:val="14"/>
-                <w:szCs w:val="14"/>
-              </w:rPr>
-              <w:t xml:space="preserve">¥4,425,395</w:t>
-            </w:r>
-          </w:p>
-        </w:tc>
-        <w:tc>
-          <w:tcPr>
-            <w:tcW w:type="dxa" w:w="900"/>
-            <w:tcBorders>
-              <w:top w:val="single" w:color="CCCCCC" w:sz="1"/>
-              <w:left w:val="single" w:color="CCCCCC" w:sz="1"/>
-              <w:bottom w:val="single" w:color="CCCCCC" w:sz="1"/>
-              <w:right w:val="single" w:color="CCCCCC" w:sz="1"/>
-            </w:tcBorders>
-            <w:tcMar>
-              <w:top w:type="dxa" w:w="60"/>
-              <w:left w:type="dxa" w:w="80"/>
-              <w:bottom w:type="dxa" w:w="60"/>
-              <w:right w:type="dxa" w:w="80"/>
-            </w:tcMar>
-            <w:vAlign w:val="center"/>
-          </w:tcPr>
-          <w:p>
-            <w:pPr>
-              <w:jc w:val="center"/>
-            </w:pPr>
-            <w:r>
-              <w:rPr>
-                <w:rFonts w:ascii="Arial" w:cs="Arial" w:eastAsia="Arial" w:hAnsi="Arial"/>
-                <w:b w:val="false"/>
-                <w:bCs w:val="false"/>
-                <w:color w:val="333333"/>
-                <w:sz w:val="14"/>
-                <w:szCs w:val="14"/>
-              </w:rPr>
-              <w:t xml:space="preserve">82.4%</w:t>
-            </w:r>
-          </w:p>
-        </w:tc>
-        <w:tc>
-          <w:tcPr>
-            <w:tcW w:type="dxa" w:w="2000"/>
-            <w:tcBorders>
-              <w:top w:val="single" w:color="CCCCCC" w:sz="1"/>
-              <w:left w:val="single" w:color="CCCCCC" w:sz="1"/>
-              <w:bottom w:val="single" w:color="CCCCCC" w:sz="1"/>
-              <w:right w:val="single" w:color="CCCCCC" w:sz="1"/>
-            </w:tcBorders>
-            <w:tcMar>
-              <w:top w:type="dxa" w:w="60"/>
-              <w:left w:type="dxa" w:w="80"/>
-              <w:bottom w:type="dxa" w:w="60"/>
-              <w:right w:type="dxa" w:w="80"/>
-            </w:tcMar>
-            <w:vAlign w:val="center"/>
-          </w:tcPr>
-          <w:p>
-            <w:pPr>
-              <w:jc w:val="center"/>
-            </w:pPr>
-            <w:r>
-              <w:rPr>
-                <w:rFonts w:ascii="Arial" w:cs="Arial" w:eastAsia="Arial" w:hAnsi="Arial"/>
-                <w:b w:val="false"/>
-                <w:bCs w:val="false"/>
-                <w:color w:val="333333"/>
-                <w:sz w:val="14"/>
-                <w:szCs w:val="14"/>
-              </w:rPr>
-              <w:t xml:space="preserve">高品質×低売上</w:t>
             </w:r>
           </w:p>
         </w:tc>
@@ -22975,7 +22653,7 @@
                 <w:sz w:val="14"/>
                 <w:szCs w:val="14"/>
               </w:rPr>
-              <w:t xml:space="preserve">第一イン池袋</w:t>
+              <w:t xml:space="preserve">ホテルケヤキゲート東京府中</w:t>
             </w:r>
           </w:p>
         </w:tc>
@@ -23009,7 +22687,7 @@
                 <w:sz w:val="14"/>
                 <w:szCs w:val="14"/>
               </w:rPr>
-              <w:t xml:space="preserve">9.18</w:t>
+              <w:t xml:space="preserve">8.74</w:t>
             </w:r>
           </w:p>
         </w:tc>
@@ -23043,7 +22721,7 @@
                 <w:sz w:val="14"/>
                 <w:szCs w:val="14"/>
               </w:rPr>
-              <w:t xml:space="preserve">¥4,310,610</w:t>
+              <w:t xml:space="preserve">¥4,425,395</w:t>
             </w:r>
           </w:p>
         </w:tc>
@@ -23077,7 +22755,7 @@
                 <w:sz w:val="14"/>
                 <w:szCs w:val="14"/>
               </w:rPr>
-              <w:t xml:space="preserve">76.2%</w:t>
+              <w:t xml:space="preserve">82.4%</w:t>
             </w:r>
           </w:p>
         </w:tc>
@@ -23182,7 +22860,7 @@
                 <w:sz w:val="14"/>
                 <w:szCs w:val="14"/>
               </w:rPr>
-              <w:t xml:space="preserve">コンフォートホテルERA東京東神田</w:t>
+              <w:t xml:space="preserve">第一イン池袋</w:t>
             </w:r>
           </w:p>
         </w:tc>
@@ -23216,7 +22894,7 @@
                 <w:sz w:val="14"/>
                 <w:szCs w:val="14"/>
               </w:rPr>
-              <w:t xml:space="preserve">8.90</w:t>
+              <w:t xml:space="preserve">9.18</w:t>
             </w:r>
           </w:p>
         </w:tc>
@@ -23250,7 +22928,7 @@
                 <w:sz w:val="14"/>
                 <w:szCs w:val="14"/>
               </w:rPr>
-              <w:t xml:space="preserve">¥4,047,280</w:t>
+              <w:t xml:space="preserve">¥4,310,610</w:t>
             </w:r>
           </w:p>
         </w:tc>
@@ -23284,7 +22962,7 @@
                 <w:sz w:val="14"/>
                 <w:szCs w:val="14"/>
               </w:rPr>
-              <w:t xml:space="preserve">65.8%</w:t>
+              <w:t xml:space="preserve">76.2%</w:t>
             </w:r>
           </w:p>
         </w:tc>
@@ -23389,7 +23067,7 @@
                 <w:sz w:val="14"/>
                 <w:szCs w:val="14"/>
               </w:rPr>
-              <w:t xml:space="preserve">リッチモンドホテル東京目白</w:t>
+              <w:t xml:space="preserve">コンフォートホテルERA東京東神田</w:t>
             </w:r>
           </w:p>
         </w:tc>
@@ -23423,7 +23101,214 @@
                 <w:sz w:val="14"/>
                 <w:szCs w:val="14"/>
               </w:rPr>
-              <w:t xml:space="preserve">8.72</w:t>
+              <w:t xml:space="preserve">8.90</w:t>
+            </w:r>
+          </w:p>
+        </w:tc>
+        <w:tc>
+          <w:tcPr>
+            <w:tcW w:type="dxa" w:w="1500"/>
+            <w:tcBorders>
+              <w:top w:val="single" w:color="CCCCCC" w:sz="1"/>
+              <w:left w:val="single" w:color="CCCCCC" w:sz="1"/>
+              <w:bottom w:val="single" w:color="CCCCCC" w:sz="1"/>
+              <w:right w:val="single" w:color="CCCCCC" w:sz="1"/>
+            </w:tcBorders>
+            <w:tcMar>
+              <w:top w:type="dxa" w:w="60"/>
+              <w:left w:type="dxa" w:w="80"/>
+              <w:bottom w:type="dxa" w:w="60"/>
+              <w:right w:type="dxa" w:w="80"/>
+            </w:tcMar>
+            <w:vAlign w:val="center"/>
+          </w:tcPr>
+          <w:p>
+            <w:pPr>
+              <w:jc w:val="center"/>
+            </w:pPr>
+            <w:r>
+              <w:rPr>
+                <w:rFonts w:ascii="Arial" w:cs="Arial" w:eastAsia="Arial" w:hAnsi="Arial"/>
+                <w:b w:val="false"/>
+                <w:bCs w:val="false"/>
+                <w:color w:val="333333"/>
+                <w:sz w:val="14"/>
+                <w:szCs w:val="14"/>
+              </w:rPr>
+              <w:t xml:space="preserve">¥4,047,280</w:t>
+            </w:r>
+          </w:p>
+        </w:tc>
+        <w:tc>
+          <w:tcPr>
+            <w:tcW w:type="dxa" w:w="900"/>
+            <w:tcBorders>
+              <w:top w:val="single" w:color="CCCCCC" w:sz="1"/>
+              <w:left w:val="single" w:color="CCCCCC" w:sz="1"/>
+              <w:bottom w:val="single" w:color="CCCCCC" w:sz="1"/>
+              <w:right w:val="single" w:color="CCCCCC" w:sz="1"/>
+            </w:tcBorders>
+            <w:tcMar>
+              <w:top w:type="dxa" w:w="60"/>
+              <w:left w:type="dxa" w:w="80"/>
+              <w:bottom w:type="dxa" w:w="60"/>
+              <w:right w:type="dxa" w:w="80"/>
+            </w:tcMar>
+            <w:vAlign w:val="center"/>
+          </w:tcPr>
+          <w:p>
+            <w:pPr>
+              <w:jc w:val="center"/>
+            </w:pPr>
+            <w:r>
+              <w:rPr>
+                <w:rFonts w:ascii="Arial" w:cs="Arial" w:eastAsia="Arial" w:hAnsi="Arial"/>
+                <w:b w:val="false"/>
+                <w:bCs w:val="false"/>
+                <w:color w:val="333333"/>
+                <w:sz w:val="14"/>
+                <w:szCs w:val="14"/>
+              </w:rPr>
+              <w:t xml:space="preserve">65.8%</w:t>
+            </w:r>
+          </w:p>
+        </w:tc>
+        <w:tc>
+          <w:tcPr>
+            <w:tcW w:type="dxa" w:w="2000"/>
+            <w:tcBorders>
+              <w:top w:val="single" w:color="CCCCCC" w:sz="1"/>
+              <w:left w:val="single" w:color="CCCCCC" w:sz="1"/>
+              <w:bottom w:val="single" w:color="CCCCCC" w:sz="1"/>
+              <w:right w:val="single" w:color="CCCCCC" w:sz="1"/>
+            </w:tcBorders>
+            <w:tcMar>
+              <w:top w:type="dxa" w:w="60"/>
+              <w:left w:type="dxa" w:w="80"/>
+              <w:bottom w:type="dxa" w:w="60"/>
+              <w:right w:type="dxa" w:w="80"/>
+            </w:tcMar>
+            <w:vAlign w:val="center"/>
+          </w:tcPr>
+          <w:p>
+            <w:pPr>
+              <w:jc w:val="center"/>
+            </w:pPr>
+            <w:r>
+              <w:rPr>
+                <w:rFonts w:ascii="Arial" w:cs="Arial" w:eastAsia="Arial" w:hAnsi="Arial"/>
+                <w:b w:val="false"/>
+                <w:bCs w:val="false"/>
+                <w:color w:val="333333"/>
+                <w:sz w:val="14"/>
+                <w:szCs w:val="14"/>
+              </w:rPr>
+              <w:t xml:space="preserve">高品質×低売上</w:t>
+            </w:r>
+          </w:p>
+        </w:tc>
+        <w:tc>
+          <w:tcPr>
+            <w:tcW w:type="dxa" w:w="1000"/>
+            <w:tcBorders>
+              <w:top w:val="single" w:color="CCCCCC" w:sz="1"/>
+              <w:left w:val="single" w:color="CCCCCC" w:sz="1"/>
+              <w:bottom w:val="single" w:color="CCCCCC" w:sz="1"/>
+              <w:right w:val="single" w:color="CCCCCC" w:sz="1"/>
+            </w:tcBorders>
+            <w:shd w:fill="E3F2FD" w:color="E3F2FD" w:val="solid"/>
+            <w:tcMar>
+              <w:top w:type="dxa" w:w="60"/>
+              <w:left w:type="dxa" w:w="80"/>
+              <w:bottom w:type="dxa" w:w="60"/>
+              <w:right w:type="dxa" w:w="80"/>
+            </w:tcMar>
+            <w:vAlign w:val="center"/>
+          </w:tcPr>
+          <w:p>
+            <w:pPr>
+              <w:jc w:val="center"/>
+            </w:pPr>
+            <w:r>
+              <w:rPr>
+                <w:rFonts w:ascii="Arial" w:cs="Arial" w:eastAsia="Arial" w:hAnsi="Arial"/>
+                <w:b/>
+                <w:bCs/>
+                <w:color w:val="1565C0"/>
+                <w:sz w:val="13"/>
+                <w:szCs w:val="13"/>
+              </w:rPr>
+              <w:t xml:space="preserve">🔵 標準</w:t>
+            </w:r>
+          </w:p>
+        </w:tc>
+      </w:tr>
+      <w:tr>
+        <w:tc>
+          <w:tcPr>
+            <w:tcW w:type="dxa" w:w="2800"/>
+            <w:tcBorders>
+              <w:top w:val="single" w:color="CCCCCC" w:sz="1"/>
+              <w:left w:val="single" w:color="CCCCCC" w:sz="1"/>
+              <w:bottom w:val="single" w:color="CCCCCC" w:sz="1"/>
+              <w:right w:val="single" w:color="CCCCCC" w:sz="1"/>
+            </w:tcBorders>
+            <w:tcMar>
+              <w:top w:type="dxa" w:w="60"/>
+              <w:left w:type="dxa" w:w="80"/>
+              <w:bottom w:type="dxa" w:w="60"/>
+              <w:right w:type="dxa" w:w="80"/>
+            </w:tcMar>
+            <w:vAlign w:val="center"/>
+          </w:tcPr>
+          <w:p>
+            <w:pPr>
+              <w:jc w:val="left"/>
+            </w:pPr>
+            <w:r>
+              <w:rPr>
+                <w:rFonts w:ascii="Arial" w:cs="Arial" w:eastAsia="Arial" w:hAnsi="Arial"/>
+                <w:b w:val="false"/>
+                <w:bCs w:val="false"/>
+                <w:color w:val="333333"/>
+                <w:sz w:val="14"/>
+                <w:szCs w:val="14"/>
+              </w:rPr>
+              <w:t xml:space="preserve">リッチモンドホテル東京目白</w:t>
+            </w:r>
+          </w:p>
+        </w:tc>
+        <w:tc>
+          <w:tcPr>
+            <w:tcW w:type="dxa" w:w="900"/>
+            <w:tcBorders>
+              <w:top w:val="single" w:color="CCCCCC" w:sz="1"/>
+              <w:left w:val="single" w:color="CCCCCC" w:sz="1"/>
+              <w:bottom w:val="single" w:color="CCCCCC" w:sz="1"/>
+              <w:right w:val="single" w:color="CCCCCC" w:sz="1"/>
+            </w:tcBorders>
+            <w:tcMar>
+              <w:top w:type="dxa" w:w="60"/>
+              <w:left w:type="dxa" w:w="80"/>
+              <w:bottom w:type="dxa" w:w="60"/>
+              <w:right w:type="dxa" w:w="80"/>
+            </w:tcMar>
+            <w:vAlign w:val="center"/>
+          </w:tcPr>
+          <w:p>
+            <w:pPr>
+              <w:jc w:val="center"/>
+            </w:pPr>
+            <w:r>
+              <w:rPr>
+                <w:rFonts w:ascii="Arial" w:cs="Arial" w:eastAsia="Arial" w:hAnsi="Arial"/>
+                <w:b w:val="false"/>
+                <w:bCs w:val="false"/>
+                <w:color w:val="333333"/>
+                <w:sz w:val="14"/>
+                <w:szCs w:val="14"/>
+              </w:rPr>
+              <w:t xml:space="preserve">8.73</w:t>
             </w:r>
           </w:p>
         </w:tc>

--- a/納品レポート/PRIMECHANGE戦略レポート/PRIMECHANGE_品質売上総合レポート.docx
+++ b/納品レポート/PRIMECHANGE戦略レポート/PRIMECHANGE_品質売上総合レポート.docx
@@ -549,7 +549,7 @@
                 <w:sz w:val="16"/>
                 <w:szCs w:val="16"/>
               </w:rPr>
-              <w:t xml:space="preserve">8.35 / 10.0</w:t>
+              <w:t xml:space="preserve">8.34 / 10.0</w:t>
             </w:r>
           </w:p>
         </w:tc>
@@ -693,7 +693,7 @@
                 <w:sz w:val="16"/>
                 <w:szCs w:val="16"/>
               </w:rPr>
-              <w:t xml:space="preserve">4ホテル</w:t>
+              <w:t xml:space="preserve">6ホテル</w:t>
             </w:r>
           </w:p>
         </w:tc>
@@ -1363,7 +1363,7 @@
                 <w:sz w:val="14"/>
                 <w:szCs w:val="14"/>
               </w:rPr>
-              <w:t xml:space="preserve">9.07</w:t>
+              <w:t xml:space="preserve">9.06</w:t>
             </w:r>
           </w:p>
         </w:tc>
@@ -1398,7 +1398,7 @@
                 <w:sz w:val="14"/>
                 <w:szCs w:val="14"/>
               </w:rPr>
-              <w:t xml:space="preserve">90</w:t>
+              <w:t xml:space="preserve">93</w:t>
             </w:r>
           </w:p>
         </w:tc>
@@ -1715,7 +1715,7 @@
                 <w:sz w:val="14"/>
                 <w:szCs w:val="14"/>
               </w:rPr>
-              <w:t xml:space="preserve">8.41</w:t>
+              <w:t xml:space="preserve">8.40</w:t>
             </w:r>
           </w:p>
         </w:tc>
@@ -1750,7 +1750,7 @@
                 <w:sz w:val="14"/>
                 <w:szCs w:val="14"/>
               </w:rPr>
-              <w:t xml:space="preserve">87</w:t>
+              <w:t xml:space="preserve">92</w:t>
             </w:r>
           </w:p>
         </w:tc>
@@ -2067,7 +2067,7 @@
                 <w:sz w:val="14"/>
                 <w:szCs w:val="14"/>
               </w:rPr>
-              <w:t xml:space="preserve">8.64</w:t>
+              <w:t xml:space="preserve">8.56</w:t>
             </w:r>
           </w:p>
         </w:tc>
@@ -2102,7 +2102,7 @@
                 <w:sz w:val="14"/>
                 <w:szCs w:val="14"/>
               </w:rPr>
-              <w:t xml:space="preserve">136</w:t>
+              <w:t xml:space="preserve">84</w:t>
             </w:r>
           </w:p>
         </w:tc>
@@ -2419,7 +2419,7 @@
                 <w:sz w:val="14"/>
                 <w:szCs w:val="14"/>
               </w:rPr>
-              <w:t xml:space="preserve">7.94</w:t>
+              <w:t xml:space="preserve">7.95</w:t>
             </w:r>
           </w:p>
         </w:tc>
@@ -2454,7 +2454,7 @@
                 <w:sz w:val="14"/>
                 <w:szCs w:val="14"/>
               </w:rPr>
-              <w:t xml:space="preserve">87</w:t>
+              <w:t xml:space="preserve">91</w:t>
             </w:r>
           </w:p>
         </w:tc>
@@ -3123,7 +3123,7 @@
                 <w:sz w:val="14"/>
                 <w:szCs w:val="14"/>
               </w:rPr>
-              <w:t xml:space="preserve">8.31</w:t>
+              <w:t xml:space="preserve">8.25</w:t>
             </w:r>
           </w:p>
         </w:tc>
@@ -3158,7 +3158,7 @@
                 <w:sz w:val="14"/>
                 <w:szCs w:val="14"/>
               </w:rPr>
-              <w:t xml:space="preserve">193</w:t>
+              <w:t xml:space="preserve">197</w:t>
             </w:r>
           </w:p>
         </w:tc>
@@ -3827,7 +3827,7 @@
                 <w:sz w:val="14"/>
                 <w:szCs w:val="14"/>
               </w:rPr>
-              <w:t xml:space="preserve">9.32</w:t>
+              <w:t xml:space="preserve">9.31</w:t>
             </w:r>
           </w:p>
         </w:tc>
@@ -3862,7 +3862,7 @@
                 <w:sz w:val="14"/>
                 <w:szCs w:val="14"/>
               </w:rPr>
-              <w:t xml:space="preserve">84</w:t>
+              <w:t xml:space="preserve">88</w:t>
             </w:r>
           </w:p>
         </w:tc>
@@ -4566,7 +4566,7 @@
                 <w:sz w:val="14"/>
                 <w:szCs w:val="14"/>
               </w:rPr>
-              <w:t xml:space="preserve">75</w:t>
+              <w:t xml:space="preserve">132</w:t>
             </w:r>
           </w:p>
         </w:tc>
@@ -4742,6 +4742,358 @@
                 <w:szCs w:val="14"/>
               </w:rPr>
               <w:t xml:space="preserve">¥1,736</w:t>
+            </w:r>
+          </w:p>
+        </w:tc>
+        <w:tc>
+          <w:tcPr>
+            <w:tcW w:type="dxa" w:w="900"/>
+            <w:tcBorders>
+              <w:top w:val="single" w:color="CCCCCC" w:sz="1"/>
+              <w:left w:val="single" w:color="CCCCCC" w:sz="1"/>
+              <w:bottom w:val="single" w:color="CCCCCC" w:sz="1"/>
+              <w:right w:val="single" w:color="CCCCCC" w:sz="1"/>
+            </w:tcBorders>
+            <w:shd w:fill="FFF3E0" w:color="FFF3E0" w:val="solid"/>
+            <w:tcMar>
+              <w:top w:type="dxa" w:w="60"/>
+              <w:left w:type="dxa" w:w="80"/>
+              <w:bottom w:type="dxa" w:w="60"/>
+              <w:right w:type="dxa" w:w="80"/>
+            </w:tcMar>
+            <w:vAlign w:val="center"/>
+          </w:tcPr>
+          <w:p>
+            <w:pPr>
+              <w:jc w:val="center"/>
+            </w:pPr>
+            <w:r>
+              <w:rPr>
+                <w:rFonts w:ascii="Arial" w:cs="Arial" w:eastAsia="Arial" w:hAnsi="Arial"/>
+                <w:b/>
+                <w:bCs/>
+                <w:color w:val="E65100"/>
+                <w:sz w:val="13"/>
+                <w:szCs w:val="13"/>
+              </w:rPr>
+              <w:t xml:space="preserve">🟠 高</w:t>
+            </w:r>
+          </w:p>
+        </w:tc>
+      </w:tr>
+      <w:tr>
+        <w:tc>
+          <w:tcPr>
+            <w:tcW w:type="dxa" w:w="400"/>
+            <w:tcBorders>
+              <w:top w:val="single" w:color="CCCCCC" w:sz="1"/>
+              <w:left w:val="single" w:color="CCCCCC" w:sz="1"/>
+              <w:bottom w:val="single" w:color="CCCCCC" w:sz="1"/>
+              <w:right w:val="single" w:color="CCCCCC" w:sz="1"/>
+            </w:tcBorders>
+            <w:shd w:fill="FFFFFF" w:color="FFFFFF" w:val="solid"/>
+            <w:tcMar>
+              <w:top w:type="dxa" w:w="60"/>
+              <w:left w:type="dxa" w:w="80"/>
+              <w:bottom w:type="dxa" w:w="60"/>
+              <w:right w:type="dxa" w:w="80"/>
+            </w:tcMar>
+            <w:vAlign w:val="center"/>
+          </w:tcPr>
+          <w:p>
+            <w:pPr>
+              <w:jc w:val="center"/>
+            </w:pPr>
+            <w:r>
+              <w:rPr>
+                <w:rFonts w:ascii="Arial" w:cs="Arial" w:eastAsia="Arial" w:hAnsi="Arial"/>
+                <w:b w:val="false"/>
+                <w:bCs w:val="false"/>
+                <w:color w:val="333333"/>
+                <w:sz w:val="14"/>
+                <w:szCs w:val="14"/>
+              </w:rPr>
+              <w:t xml:space="preserve">11</w:t>
+            </w:r>
+          </w:p>
+        </w:tc>
+        <w:tc>
+          <w:tcPr>
+            <w:tcW w:type="dxa" w:w="2800"/>
+            <w:tcBorders>
+              <w:top w:val="single" w:color="CCCCCC" w:sz="1"/>
+              <w:left w:val="single" w:color="CCCCCC" w:sz="1"/>
+              <w:bottom w:val="single" w:color="CCCCCC" w:sz="1"/>
+              <w:right w:val="single" w:color="CCCCCC" w:sz="1"/>
+            </w:tcBorders>
+            <w:shd w:fill="FFFFFF" w:color="FFFFFF" w:val="solid"/>
+            <w:tcMar>
+              <w:top w:type="dxa" w:w="60"/>
+              <w:left w:type="dxa" w:w="80"/>
+              <w:bottom w:type="dxa" w:w="60"/>
+              <w:right w:type="dxa" w:w="80"/>
+            </w:tcMar>
+            <w:vAlign w:val="center"/>
+          </w:tcPr>
+          <w:p>
+            <w:pPr>
+              <w:jc w:val="left"/>
+            </w:pPr>
+            <w:r>
+              <w:rPr>
+                <w:rFonts w:ascii="Arial" w:cs="Arial" w:eastAsia="Arial" w:hAnsi="Arial"/>
+                <w:b w:val="false"/>
+                <w:bCs w:val="false"/>
+                <w:color w:val="333333"/>
+                <w:sz w:val="13"/>
+                <w:szCs w:val="13"/>
+              </w:rPr>
+              <w:t xml:space="preserve">ホテルケヤキゲート東京府中</w:t>
+            </w:r>
+          </w:p>
+        </w:tc>
+        <w:tc>
+          <w:tcPr>
+            <w:tcW w:type="dxa" w:w="700"/>
+            <w:tcBorders>
+              <w:top w:val="single" w:color="CCCCCC" w:sz="1"/>
+              <w:left w:val="single" w:color="CCCCCC" w:sz="1"/>
+              <w:bottom w:val="single" w:color="CCCCCC" w:sz="1"/>
+              <w:right w:val="single" w:color="CCCCCC" w:sz="1"/>
+            </w:tcBorders>
+            <w:shd w:fill="FFFFFF" w:color="FFFFFF" w:val="solid"/>
+            <w:tcMar>
+              <w:top w:type="dxa" w:w="60"/>
+              <w:left w:type="dxa" w:w="80"/>
+              <w:bottom w:type="dxa" w:w="60"/>
+              <w:right w:type="dxa" w:w="80"/>
+            </w:tcMar>
+            <w:vAlign w:val="center"/>
+          </w:tcPr>
+          <w:p>
+            <w:pPr>
+              <w:jc w:val="center"/>
+            </w:pPr>
+            <w:r>
+              <w:rPr>
+                <w:rFonts w:ascii="Arial" w:cs="Arial" w:eastAsia="Arial" w:hAnsi="Arial"/>
+                <w:b w:val="false"/>
+                <w:bCs w:val="false"/>
+                <w:color w:val="27AE60"/>
+                <w:sz w:val="14"/>
+                <w:szCs w:val="14"/>
+              </w:rPr>
+              <w:t xml:space="preserve">8.97</w:t>
+            </w:r>
+          </w:p>
+        </w:tc>
+        <w:tc>
+          <w:tcPr>
+            <w:tcW w:type="dxa" w:w="700"/>
+            <w:tcBorders>
+              <w:top w:val="single" w:color="CCCCCC" w:sz="1"/>
+              <w:left w:val="single" w:color="CCCCCC" w:sz="1"/>
+              <w:bottom w:val="single" w:color="CCCCCC" w:sz="1"/>
+              <w:right w:val="single" w:color="CCCCCC" w:sz="1"/>
+            </w:tcBorders>
+            <w:shd w:fill="FFFFFF" w:color="FFFFFF" w:val="solid"/>
+            <w:tcMar>
+              <w:top w:type="dxa" w:w="60"/>
+              <w:left w:type="dxa" w:w="80"/>
+              <w:bottom w:type="dxa" w:w="60"/>
+              <w:right w:type="dxa" w:w="80"/>
+            </w:tcMar>
+            <w:vAlign w:val="center"/>
+          </w:tcPr>
+          <w:p>
+            <w:pPr>
+              <w:jc w:val="center"/>
+            </w:pPr>
+            <w:r>
+              <w:rPr>
+                <w:rFonts w:ascii="Arial" w:cs="Arial" w:eastAsia="Arial" w:hAnsi="Arial"/>
+                <w:b w:val="false"/>
+                <w:bCs w:val="false"/>
+                <w:color w:val="333333"/>
+                <w:sz w:val="14"/>
+                <w:szCs w:val="14"/>
+              </w:rPr>
+              <w:t xml:space="preserve">62</w:t>
+            </w:r>
+          </w:p>
+        </w:tc>
+        <w:tc>
+          <w:tcPr>
+            <w:tcW w:type="dxa" w:w="700"/>
+            <w:tcBorders>
+              <w:top w:val="single" w:color="CCCCCC" w:sz="1"/>
+              <w:left w:val="single" w:color="CCCCCC" w:sz="1"/>
+              <w:bottom w:val="single" w:color="CCCCCC" w:sz="1"/>
+              <w:right w:val="single" w:color="CCCCCC" w:sz="1"/>
+            </w:tcBorders>
+            <w:shd w:fill="FFFFFF" w:color="FFFFFF" w:val="solid"/>
+            <w:tcMar>
+              <w:top w:type="dxa" w:w="60"/>
+              <w:left w:type="dxa" w:w="80"/>
+              <w:bottom w:type="dxa" w:w="60"/>
+              <w:right w:type="dxa" w:w="80"/>
+            </w:tcMar>
+            <w:vAlign w:val="center"/>
+          </w:tcPr>
+          <w:p>
+            <w:pPr>
+              <w:jc w:val="center"/>
+            </w:pPr>
+            <w:r>
+              <w:rPr>
+                <w:rFonts w:ascii="Arial" w:cs="Arial" w:eastAsia="Arial" w:hAnsi="Arial"/>
+                <w:b w:val="false"/>
+                <w:bCs w:val="false"/>
+                <w:color w:val="333333"/>
+                <w:sz w:val="14"/>
+                <w:szCs w:val="14"/>
+              </w:rPr>
+              <w:t xml:space="preserve">82.4%</w:t>
+            </w:r>
+          </w:p>
+        </w:tc>
+        <w:tc>
+          <w:tcPr>
+            <w:tcW w:type="dxa" w:w="1300"/>
+            <w:tcBorders>
+              <w:top w:val="single" w:color="CCCCCC" w:sz="1"/>
+              <w:left w:val="single" w:color="CCCCCC" w:sz="1"/>
+              <w:bottom w:val="single" w:color="CCCCCC" w:sz="1"/>
+              <w:right w:val="single" w:color="CCCCCC" w:sz="1"/>
+            </w:tcBorders>
+            <w:shd w:fill="FFFFFF" w:color="FFFFFF" w:val="solid"/>
+            <w:tcMar>
+              <w:top w:type="dxa" w:w="60"/>
+              <w:left w:type="dxa" w:w="80"/>
+              <w:bottom w:type="dxa" w:w="60"/>
+              <w:right w:type="dxa" w:w="80"/>
+            </w:tcMar>
+            <w:vAlign w:val="center"/>
+          </w:tcPr>
+          <w:p>
+            <w:pPr>
+              <w:jc w:val="center"/>
+            </w:pPr>
+            <w:r>
+              <w:rPr>
+                <w:rFonts w:ascii="Arial" w:cs="Arial" w:eastAsia="Arial" w:hAnsi="Arial"/>
+                <w:b w:val="false"/>
+                <w:bCs w:val="false"/>
+                <w:color w:val="333333"/>
+                <w:sz w:val="14"/>
+                <w:szCs w:val="14"/>
+              </w:rPr>
+              <w:t xml:space="preserve">¥4,425,395</w:t>
+            </w:r>
+          </w:p>
+        </w:tc>
+        <w:tc>
+          <w:tcPr>
+            <w:tcW w:type="dxa" w:w="1200"/>
+            <w:tcBorders>
+              <w:top w:val="single" w:color="CCCCCC" w:sz="1"/>
+              <w:left w:val="single" w:color="CCCCCC" w:sz="1"/>
+              <w:bottom w:val="single" w:color="CCCCCC" w:sz="1"/>
+              <w:right w:val="single" w:color="CCCCCC" w:sz="1"/>
+            </w:tcBorders>
+            <w:shd w:fill="FFFFFF" w:color="FFFFFF" w:val="solid"/>
+            <w:tcMar>
+              <w:top w:type="dxa" w:w="60"/>
+              <w:left w:type="dxa" w:w="80"/>
+              <w:bottom w:type="dxa" w:w="60"/>
+              <w:right w:type="dxa" w:w="80"/>
+            </w:tcMar>
+            <w:vAlign w:val="center"/>
+          </w:tcPr>
+          <w:p>
+            <w:pPr>
+              <w:jc w:val="center"/>
+            </w:pPr>
+            <w:r>
+              <w:rPr>
+                <w:rFonts w:ascii="Arial" w:cs="Arial" w:eastAsia="Arial" w:hAnsi="Arial"/>
+                <w:b w:val="false"/>
+                <w:bCs w:val="false"/>
+                <w:color w:val="333333"/>
+                <w:sz w:val="14"/>
+                <w:szCs w:val="14"/>
+              </w:rPr>
+              <w:t xml:space="preserve">¥1,273,752</w:t>
+            </w:r>
+          </w:p>
+        </w:tc>
+        <w:tc>
+          <w:tcPr>
+            <w:tcW w:type="dxa" w:w="700"/>
+            <w:tcBorders>
+              <w:top w:val="single" w:color="CCCCCC" w:sz="1"/>
+              <w:left w:val="single" w:color="CCCCCC" w:sz="1"/>
+              <w:bottom w:val="single" w:color="CCCCCC" w:sz="1"/>
+              <w:right w:val="single" w:color="CCCCCC" w:sz="1"/>
+            </w:tcBorders>
+            <w:shd w:fill="FFFFFF" w:color="FFFFFF" w:val="solid"/>
+            <w:tcMar>
+              <w:top w:type="dxa" w:w="60"/>
+              <w:left w:type="dxa" w:w="80"/>
+              <w:bottom w:type="dxa" w:w="60"/>
+              <w:right w:type="dxa" w:w="80"/>
+            </w:tcMar>
+            <w:vAlign w:val="center"/>
+          </w:tcPr>
+          <w:p>
+            <w:pPr>
+              <w:jc w:val="center"/>
+            </w:pPr>
+            <w:r>
+              <w:rPr>
+                <w:rFonts w:ascii="Arial" w:cs="Arial" w:eastAsia="Arial" w:hAnsi="Arial"/>
+                <w:b w:val="false"/>
+                <w:bCs w:val="false"/>
+                <w:color w:val="333333"/>
+                <w:sz w:val="14"/>
+                <w:szCs w:val="14"/>
+              </w:rPr>
+              <w:t xml:space="preserve">28.8%</w:t>
+            </w:r>
+          </w:p>
+        </w:tc>
+        <w:tc>
+          <w:tcPr>
+            <w:tcW w:type="dxa" w:w="900"/>
+            <w:tcBorders>
+              <w:top w:val="single" w:color="CCCCCC" w:sz="1"/>
+              <w:left w:val="single" w:color="CCCCCC" w:sz="1"/>
+              <w:bottom w:val="single" w:color="CCCCCC" w:sz="1"/>
+              <w:right w:val="single" w:color="CCCCCC" w:sz="1"/>
+            </w:tcBorders>
+            <w:shd w:fill="FFFFFF" w:color="FFFFFF" w:val="solid"/>
+            <w:tcMar>
+              <w:top w:type="dxa" w:w="60"/>
+              <w:left w:type="dxa" w:w="80"/>
+              <w:bottom w:type="dxa" w:w="60"/>
+              <w:right w:type="dxa" w:w="80"/>
+            </w:tcMar>
+            <w:vAlign w:val="center"/>
+          </w:tcPr>
+          <w:p>
+            <w:pPr>
+              <w:jc w:val="center"/>
+            </w:pPr>
+            <w:r>
+              <w:rPr>
+                <w:rFonts w:ascii="Arial" w:cs="Arial" w:eastAsia="Arial" w:hAnsi="Arial"/>
+                <w:b w:val="false"/>
+                <w:bCs w:val="false"/>
+                <w:color w:val="333333"/>
+                <w:sz w:val="14"/>
+                <w:szCs w:val="14"/>
+              </w:rPr>
+              <w:t xml:space="preserve">¥1,230</w:t>
             </w:r>
           </w:p>
         </w:tc>
@@ -4791,7 +5143,7 @@
               <w:bottom w:val="single" w:color="CCCCCC" w:sz="1"/>
               <w:right w:val="single" w:color="CCCCCC" w:sz="1"/>
             </w:tcBorders>
-            <w:shd w:fill="FFFFFF" w:color="FFFFFF" w:val="solid"/>
+            <w:shd w:fill="F5F7FA" w:color="F5F7FA" w:val="solid"/>
             <w:tcMar>
               <w:top w:type="dxa" w:w="60"/>
               <w:left w:type="dxa" w:w="80"/>
@@ -4813,7 +5165,7 @@
                 <w:sz w:val="14"/>
                 <w:szCs w:val="14"/>
               </w:rPr>
-              <w:t xml:space="preserve">11</w:t>
+              <w:t xml:space="preserve">12</w:t>
             </w:r>
           </w:p>
         </w:tc>
@@ -4826,7 +5178,7 @@
               <w:bottom w:val="single" w:color="CCCCCC" w:sz="1"/>
               <w:right w:val="single" w:color="CCCCCC" w:sz="1"/>
             </w:tcBorders>
-            <w:shd w:fill="FFFFFF" w:color="FFFFFF" w:val="solid"/>
+            <w:shd w:fill="F5F7FA" w:color="F5F7FA" w:val="solid"/>
             <w:tcMar>
               <w:top w:type="dxa" w:w="60"/>
               <w:left w:type="dxa" w:w="80"/>
@@ -4848,7 +5200,7 @@
                 <w:sz w:val="13"/>
                 <w:szCs w:val="13"/>
               </w:rPr>
-              <w:t xml:space="preserve">ホテルケヤキゲート東京府中</w:t>
+              <w:t xml:space="preserve">第一イン池袋</w:t>
             </w:r>
           </w:p>
         </w:tc>
@@ -4861,7 +5213,7 @@
               <w:bottom w:val="single" w:color="CCCCCC" w:sz="1"/>
               <w:right w:val="single" w:color="CCCCCC" w:sz="1"/>
             </w:tcBorders>
-            <w:shd w:fill="FFFFFF" w:color="FFFFFF" w:val="solid"/>
+            <w:shd w:fill="F5F7FA" w:color="F5F7FA" w:val="solid"/>
             <w:tcMar>
               <w:top w:type="dxa" w:w="60"/>
               <w:left w:type="dxa" w:w="80"/>
@@ -4883,7 +5235,7 @@
                 <w:sz w:val="14"/>
                 <w:szCs w:val="14"/>
               </w:rPr>
-              <w:t xml:space="preserve">8.98</w:t>
+              <w:t xml:space="preserve">9.40</w:t>
             </w:r>
           </w:p>
         </w:tc>
@@ -4896,7 +5248,7 @@
               <w:bottom w:val="single" w:color="CCCCCC" w:sz="1"/>
               <w:right w:val="single" w:color="CCCCCC" w:sz="1"/>
             </w:tcBorders>
-            <w:shd w:fill="FFFFFF" w:color="FFFFFF" w:val="solid"/>
+            <w:shd w:fill="F5F7FA" w:color="F5F7FA" w:val="solid"/>
             <w:tcMar>
               <w:top w:type="dxa" w:w="60"/>
               <w:left w:type="dxa" w:w="80"/>
@@ -4918,7 +5270,7 @@
                 <w:sz w:val="14"/>
                 <w:szCs w:val="14"/>
               </w:rPr>
-              <w:t xml:space="preserve">61</w:t>
+              <w:t xml:space="preserve">85</w:t>
             </w:r>
           </w:p>
         </w:tc>
@@ -4931,7 +5283,7 @@
               <w:bottom w:val="single" w:color="CCCCCC" w:sz="1"/>
               <w:right w:val="single" w:color="CCCCCC" w:sz="1"/>
             </w:tcBorders>
-            <w:shd w:fill="FFFFFF" w:color="FFFFFF" w:val="solid"/>
+            <w:shd w:fill="F5F7FA" w:color="F5F7FA" w:val="solid"/>
             <w:tcMar>
               <w:top w:type="dxa" w:w="60"/>
               <w:left w:type="dxa" w:w="80"/>
@@ -4953,7 +5305,7 @@
                 <w:sz w:val="14"/>
                 <w:szCs w:val="14"/>
               </w:rPr>
-              <w:t xml:space="preserve">82.4%</w:t>
+              <w:t xml:space="preserve">76.2%</w:t>
             </w:r>
           </w:p>
         </w:tc>
@@ -4966,7 +5318,7 @@
               <w:bottom w:val="single" w:color="CCCCCC" w:sz="1"/>
               <w:right w:val="single" w:color="CCCCCC" w:sz="1"/>
             </w:tcBorders>
-            <w:shd w:fill="FFFFFF" w:color="FFFFFF" w:val="solid"/>
+            <w:shd w:fill="F5F7FA" w:color="F5F7FA" w:val="solid"/>
             <w:tcMar>
               <w:top w:type="dxa" w:w="60"/>
               <w:left w:type="dxa" w:w="80"/>
@@ -4988,7 +5340,7 @@
                 <w:sz w:val="14"/>
                 <w:szCs w:val="14"/>
               </w:rPr>
-              <w:t xml:space="preserve">¥4,425,395</w:t>
+              <w:t xml:space="preserve">¥4,310,610</w:t>
             </w:r>
           </w:p>
         </w:tc>
@@ -5001,7 +5353,7 @@
               <w:bottom w:val="single" w:color="CCCCCC" w:sz="1"/>
               <w:right w:val="single" w:color="CCCCCC" w:sz="1"/>
             </w:tcBorders>
-            <w:shd w:fill="FFFFFF" w:color="FFFFFF" w:val="solid"/>
+            <w:shd w:fill="F5F7FA" w:color="F5F7FA" w:val="solid"/>
             <w:tcMar>
               <w:top w:type="dxa" w:w="60"/>
               <w:left w:type="dxa" w:w="80"/>
@@ -5023,7 +5375,7 @@
                 <w:sz w:val="14"/>
                 <w:szCs w:val="14"/>
               </w:rPr>
-              <w:t xml:space="preserve">¥1,273,752</w:t>
+              <w:t xml:space="preserve">¥1,007,461</w:t>
             </w:r>
           </w:p>
         </w:tc>
@@ -5036,7 +5388,7 @@
               <w:bottom w:val="single" w:color="CCCCCC" w:sz="1"/>
               <w:right w:val="single" w:color="CCCCCC" w:sz="1"/>
             </w:tcBorders>
-            <w:shd w:fill="FFFFFF" w:color="FFFFFF" w:val="solid"/>
+            <w:shd w:fill="F5F7FA" w:color="F5F7FA" w:val="solid"/>
             <w:tcMar>
               <w:top w:type="dxa" w:w="60"/>
               <w:left w:type="dxa" w:w="80"/>
@@ -5058,7 +5410,7 @@
                 <w:sz w:val="14"/>
                 <w:szCs w:val="14"/>
               </w:rPr>
-              <w:t xml:space="preserve">28.8%</w:t>
+              <w:t xml:space="preserve">23.4%</w:t>
             </w:r>
           </w:p>
         </w:tc>
@@ -5071,7 +5423,7 @@
               <w:bottom w:val="single" w:color="CCCCCC" w:sz="1"/>
               <w:right w:val="single" w:color="CCCCCC" w:sz="1"/>
             </w:tcBorders>
-            <w:shd w:fill="FFFFFF" w:color="FFFFFF" w:val="solid"/>
+            <w:shd w:fill="F5F7FA" w:color="F5F7FA" w:val="solid"/>
             <w:tcMar>
               <w:top w:type="dxa" w:w="60"/>
               <w:left w:type="dxa" w:w="80"/>
@@ -5093,7 +5445,7 @@
                 <w:sz w:val="14"/>
                 <w:szCs w:val="14"/>
               </w:rPr>
-              <w:t xml:space="preserve">¥1,230</w:t>
+              <w:t xml:space="preserve">¥1,453</w:t>
             </w:r>
           </w:p>
         </w:tc>
@@ -5143,7 +5495,7 @@
               <w:bottom w:val="single" w:color="CCCCCC" w:sz="1"/>
               <w:right w:val="single" w:color="CCCCCC" w:sz="1"/>
             </w:tcBorders>
-            <w:shd w:fill="F5F7FA" w:color="F5F7FA" w:val="solid"/>
+            <w:shd w:fill="FFFFFF" w:color="FFFFFF" w:val="solid"/>
             <w:tcMar>
               <w:top w:type="dxa" w:w="60"/>
               <w:left w:type="dxa" w:w="80"/>
@@ -5165,7 +5517,7 @@
                 <w:sz w:val="14"/>
                 <w:szCs w:val="14"/>
               </w:rPr>
-              <w:t xml:space="preserve">12</w:t>
+              <w:t xml:space="preserve">13</w:t>
             </w:r>
           </w:p>
         </w:tc>
@@ -5178,7 +5530,7 @@
               <w:bottom w:val="single" w:color="CCCCCC" w:sz="1"/>
               <w:right w:val="single" w:color="CCCCCC" w:sz="1"/>
             </w:tcBorders>
-            <w:shd w:fill="F5F7FA" w:color="F5F7FA" w:val="solid"/>
+            <w:shd w:fill="FFFFFF" w:color="FFFFFF" w:val="solid"/>
             <w:tcMar>
               <w:top w:type="dxa" w:w="60"/>
               <w:left w:type="dxa" w:w="80"/>
@@ -5200,7 +5552,359 @@
                 <w:sz w:val="13"/>
                 <w:szCs w:val="13"/>
               </w:rPr>
-              <w:t xml:space="preserve">第一イン池袋</w:t>
+              <w:t xml:space="preserve">コンフォートホテル横浜関内</w:t>
+            </w:r>
+          </w:p>
+        </w:tc>
+        <w:tc>
+          <w:tcPr>
+            <w:tcW w:type="dxa" w:w="700"/>
+            <w:tcBorders>
+              <w:top w:val="single" w:color="CCCCCC" w:sz="1"/>
+              <w:left w:val="single" w:color="CCCCCC" w:sz="1"/>
+              <w:bottom w:val="single" w:color="CCCCCC" w:sz="1"/>
+              <w:right w:val="single" w:color="CCCCCC" w:sz="1"/>
+            </w:tcBorders>
+            <w:shd w:fill="FFFFFF" w:color="FFFFFF" w:val="solid"/>
+            <w:tcMar>
+              <w:top w:type="dxa" w:w="60"/>
+              <w:left w:type="dxa" w:w="80"/>
+              <w:bottom w:type="dxa" w:w="60"/>
+              <w:right w:type="dxa" w:w="80"/>
+            </w:tcMar>
+            <w:vAlign w:val="center"/>
+          </w:tcPr>
+          <w:p>
+            <w:pPr>
+              <w:jc w:val="center"/>
+            </w:pPr>
+            <w:r>
+              <w:rPr>
+                <w:rFonts w:ascii="Arial" w:cs="Arial" w:eastAsia="Arial" w:hAnsi="Arial"/>
+                <w:b w:val="false"/>
+                <w:bCs w:val="false"/>
+                <w:color w:val="333333"/>
+                <w:sz w:val="14"/>
+                <w:szCs w:val="14"/>
+              </w:rPr>
+              <w:t xml:space="preserve">7.57</w:t>
+            </w:r>
+          </w:p>
+        </w:tc>
+        <w:tc>
+          <w:tcPr>
+            <w:tcW w:type="dxa" w:w="700"/>
+            <w:tcBorders>
+              <w:top w:val="single" w:color="CCCCCC" w:sz="1"/>
+              <w:left w:val="single" w:color="CCCCCC" w:sz="1"/>
+              <w:bottom w:val="single" w:color="CCCCCC" w:sz="1"/>
+              <w:right w:val="single" w:color="CCCCCC" w:sz="1"/>
+            </w:tcBorders>
+            <w:shd w:fill="FFFFFF" w:color="FFFFFF" w:val="solid"/>
+            <w:tcMar>
+              <w:top w:type="dxa" w:w="60"/>
+              <w:left w:type="dxa" w:w="80"/>
+              <w:bottom w:type="dxa" w:w="60"/>
+              <w:right w:type="dxa" w:w="80"/>
+            </w:tcMar>
+            <w:vAlign w:val="center"/>
+          </w:tcPr>
+          <w:p>
+            <w:pPr>
+              <w:jc w:val="center"/>
+            </w:pPr>
+            <w:r>
+              <w:rPr>
+                <w:rFonts w:ascii="Arial" w:cs="Arial" w:eastAsia="Arial" w:hAnsi="Arial"/>
+                <w:b w:val="false"/>
+                <w:bCs w:val="false"/>
+                <w:color w:val="333333"/>
+                <w:sz w:val="14"/>
+                <w:szCs w:val="14"/>
+              </w:rPr>
+              <w:t xml:space="preserve">143</w:t>
+            </w:r>
+          </w:p>
+        </w:tc>
+        <w:tc>
+          <w:tcPr>
+            <w:tcW w:type="dxa" w:w="700"/>
+            <w:tcBorders>
+              <w:top w:val="single" w:color="CCCCCC" w:sz="1"/>
+              <w:left w:val="single" w:color="CCCCCC" w:sz="1"/>
+              <w:bottom w:val="single" w:color="CCCCCC" w:sz="1"/>
+              <w:right w:val="single" w:color="CCCCCC" w:sz="1"/>
+            </w:tcBorders>
+            <w:shd w:fill="FFFFFF" w:color="FFFFFF" w:val="solid"/>
+            <w:tcMar>
+              <w:top w:type="dxa" w:w="60"/>
+              <w:left w:type="dxa" w:w="80"/>
+              <w:bottom w:type="dxa" w:w="60"/>
+              <w:right w:type="dxa" w:w="80"/>
+            </w:tcMar>
+            <w:vAlign w:val="center"/>
+          </w:tcPr>
+          <w:p>
+            <w:pPr>
+              <w:jc w:val="center"/>
+            </w:pPr>
+            <w:r>
+              <w:rPr>
+                <w:rFonts w:ascii="Arial" w:cs="Arial" w:eastAsia="Arial" w:hAnsi="Arial"/>
+                <w:b w:val="false"/>
+                <w:bCs w:val="false"/>
+                <w:color w:val="333333"/>
+                <w:sz w:val="14"/>
+                <w:szCs w:val="14"/>
+              </w:rPr>
+              <w:t xml:space="preserve">55.9%</w:t>
+            </w:r>
+          </w:p>
+        </w:tc>
+        <w:tc>
+          <w:tcPr>
+            <w:tcW w:type="dxa" w:w="1300"/>
+            <w:tcBorders>
+              <w:top w:val="single" w:color="CCCCCC" w:sz="1"/>
+              <w:left w:val="single" w:color="CCCCCC" w:sz="1"/>
+              <w:bottom w:val="single" w:color="CCCCCC" w:sz="1"/>
+              <w:right w:val="single" w:color="CCCCCC" w:sz="1"/>
+            </w:tcBorders>
+            <w:shd w:fill="FFFFFF" w:color="FFFFFF" w:val="solid"/>
+            <w:tcMar>
+              <w:top w:type="dxa" w:w="60"/>
+              <w:left w:type="dxa" w:w="80"/>
+              <w:bottom w:type="dxa" w:w="60"/>
+              <w:right w:type="dxa" w:w="80"/>
+            </w:tcMar>
+            <w:vAlign w:val="center"/>
+          </w:tcPr>
+          <w:p>
+            <w:pPr>
+              <w:jc w:val="center"/>
+            </w:pPr>
+            <w:r>
+              <w:rPr>
+                <w:rFonts w:ascii="Arial" w:cs="Arial" w:eastAsia="Arial" w:hAnsi="Arial"/>
+                <w:b w:val="false"/>
+                <w:bCs w:val="false"/>
+                <w:color w:val="333333"/>
+                <w:sz w:val="14"/>
+                <w:szCs w:val="14"/>
+              </w:rPr>
+              <w:t xml:space="preserve">¥4,051,890</w:t>
+            </w:r>
+          </w:p>
+        </w:tc>
+        <w:tc>
+          <w:tcPr>
+            <w:tcW w:type="dxa" w:w="1200"/>
+            <w:tcBorders>
+              <w:top w:val="single" w:color="CCCCCC" w:sz="1"/>
+              <w:left w:val="single" w:color="CCCCCC" w:sz="1"/>
+              <w:bottom w:val="single" w:color="CCCCCC" w:sz="1"/>
+              <w:right w:val="single" w:color="CCCCCC" w:sz="1"/>
+            </w:tcBorders>
+            <w:shd w:fill="FFFFFF" w:color="FFFFFF" w:val="solid"/>
+            <w:tcMar>
+              <w:top w:type="dxa" w:w="60"/>
+              <w:left w:type="dxa" w:w="80"/>
+              <w:bottom w:type="dxa" w:w="60"/>
+              <w:right w:type="dxa" w:w="80"/>
+            </w:tcMar>
+            <w:vAlign w:val="center"/>
+          </w:tcPr>
+          <w:p>
+            <w:pPr>
+              <w:jc w:val="center"/>
+            </w:pPr>
+            <w:r>
+              <w:rPr>
+                <w:rFonts w:ascii="Arial" w:cs="Arial" w:eastAsia="Arial" w:hAnsi="Arial"/>
+                <w:b w:val="false"/>
+                <w:bCs w:val="false"/>
+                <w:color w:val="333333"/>
+                <w:sz w:val="14"/>
+                <w:szCs w:val="14"/>
+              </w:rPr>
+              <w:t xml:space="preserve">¥1,142,186</w:t>
+            </w:r>
+          </w:p>
+        </w:tc>
+        <w:tc>
+          <w:tcPr>
+            <w:tcW w:type="dxa" w:w="700"/>
+            <w:tcBorders>
+              <w:top w:val="single" w:color="CCCCCC" w:sz="1"/>
+              <w:left w:val="single" w:color="CCCCCC" w:sz="1"/>
+              <w:bottom w:val="single" w:color="CCCCCC" w:sz="1"/>
+              <w:right w:val="single" w:color="CCCCCC" w:sz="1"/>
+            </w:tcBorders>
+            <w:shd w:fill="FFFFFF" w:color="FFFFFF" w:val="solid"/>
+            <w:tcMar>
+              <w:top w:type="dxa" w:w="60"/>
+              <w:left w:type="dxa" w:w="80"/>
+              <w:bottom w:type="dxa" w:w="60"/>
+              <w:right w:type="dxa" w:w="80"/>
+            </w:tcMar>
+            <w:vAlign w:val="center"/>
+          </w:tcPr>
+          <w:p>
+            <w:pPr>
+              <w:jc w:val="center"/>
+            </w:pPr>
+            <w:r>
+              <w:rPr>
+                <w:rFonts w:ascii="Arial" w:cs="Arial" w:eastAsia="Arial" w:hAnsi="Arial"/>
+                <w:b w:val="false"/>
+                <w:bCs w:val="false"/>
+                <w:color w:val="333333"/>
+                <w:sz w:val="14"/>
+                <w:szCs w:val="14"/>
+              </w:rPr>
+              <w:t xml:space="preserve">28.2%</w:t>
+            </w:r>
+          </w:p>
+        </w:tc>
+        <w:tc>
+          <w:tcPr>
+            <w:tcW w:type="dxa" w:w="900"/>
+            <w:tcBorders>
+              <w:top w:val="single" w:color="CCCCCC" w:sz="1"/>
+              <w:left w:val="single" w:color="CCCCCC" w:sz="1"/>
+              <w:bottom w:val="single" w:color="CCCCCC" w:sz="1"/>
+              <w:right w:val="single" w:color="CCCCCC" w:sz="1"/>
+            </w:tcBorders>
+            <w:shd w:fill="FFFFFF" w:color="FFFFFF" w:val="solid"/>
+            <w:tcMar>
+              <w:top w:type="dxa" w:w="60"/>
+              <w:left w:type="dxa" w:w="80"/>
+              <w:bottom w:type="dxa" w:w="60"/>
+              <w:right w:type="dxa" w:w="80"/>
+            </w:tcMar>
+            <w:vAlign w:val="center"/>
+          </w:tcPr>
+          <w:p>
+            <w:pPr>
+              <w:jc w:val="center"/>
+            </w:pPr>
+            <w:r>
+              <w:rPr>
+                <w:rFonts w:ascii="Arial" w:cs="Arial" w:eastAsia="Arial" w:hAnsi="Arial"/>
+                <w:b w:val="false"/>
+                <w:bCs w:val="false"/>
+                <w:color w:val="333333"/>
+                <w:sz w:val="14"/>
+                <w:szCs w:val="14"/>
+              </w:rPr>
+              <w:t xml:space="preserve">¥1,066</w:t>
+            </w:r>
+          </w:p>
+        </w:tc>
+        <w:tc>
+          <w:tcPr>
+            <w:tcW w:type="dxa" w:w="900"/>
+            <w:tcBorders>
+              <w:top w:val="single" w:color="CCCCCC" w:sz="1"/>
+              <w:left w:val="single" w:color="CCCCCC" w:sz="1"/>
+              <w:bottom w:val="single" w:color="CCCCCC" w:sz="1"/>
+              <w:right w:val="single" w:color="CCCCCC" w:sz="1"/>
+            </w:tcBorders>
+            <w:shd w:fill="FFF3E0" w:color="FFF3E0" w:val="solid"/>
+            <w:tcMar>
+              <w:top w:type="dxa" w:w="60"/>
+              <w:left w:type="dxa" w:w="80"/>
+              <w:bottom w:type="dxa" w:w="60"/>
+              <w:right w:type="dxa" w:w="80"/>
+            </w:tcMar>
+            <w:vAlign w:val="center"/>
+          </w:tcPr>
+          <w:p>
+            <w:pPr>
+              <w:jc w:val="center"/>
+            </w:pPr>
+            <w:r>
+              <w:rPr>
+                <w:rFonts w:ascii="Arial" w:cs="Arial" w:eastAsia="Arial" w:hAnsi="Arial"/>
+                <w:b/>
+                <w:bCs/>
+                <w:color w:val="E65100"/>
+                <w:sz w:val="13"/>
+                <w:szCs w:val="13"/>
+              </w:rPr>
+              <w:t xml:space="preserve">🟠 高</w:t>
+            </w:r>
+          </w:p>
+        </w:tc>
+      </w:tr>
+      <w:tr>
+        <w:tc>
+          <w:tcPr>
+            <w:tcW w:type="dxa" w:w="400"/>
+            <w:tcBorders>
+              <w:top w:val="single" w:color="CCCCCC" w:sz="1"/>
+              <w:left w:val="single" w:color="CCCCCC" w:sz="1"/>
+              <w:bottom w:val="single" w:color="CCCCCC" w:sz="1"/>
+              <w:right w:val="single" w:color="CCCCCC" w:sz="1"/>
+            </w:tcBorders>
+            <w:shd w:fill="F5F7FA" w:color="F5F7FA" w:val="solid"/>
+            <w:tcMar>
+              <w:top w:type="dxa" w:w="60"/>
+              <w:left w:type="dxa" w:w="80"/>
+              <w:bottom w:type="dxa" w:w="60"/>
+              <w:right w:type="dxa" w:w="80"/>
+            </w:tcMar>
+            <w:vAlign w:val="center"/>
+          </w:tcPr>
+          <w:p>
+            <w:pPr>
+              <w:jc w:val="center"/>
+            </w:pPr>
+            <w:r>
+              <w:rPr>
+                <w:rFonts w:ascii="Arial" w:cs="Arial" w:eastAsia="Arial" w:hAnsi="Arial"/>
+                <w:b w:val="false"/>
+                <w:bCs w:val="false"/>
+                <w:color w:val="333333"/>
+                <w:sz w:val="14"/>
+                <w:szCs w:val="14"/>
+              </w:rPr>
+              <w:t xml:space="preserve">14</w:t>
+            </w:r>
+          </w:p>
+        </w:tc>
+        <w:tc>
+          <w:tcPr>
+            <w:tcW w:type="dxa" w:w="2800"/>
+            <w:tcBorders>
+              <w:top w:val="single" w:color="CCCCCC" w:sz="1"/>
+              <w:left w:val="single" w:color="CCCCCC" w:sz="1"/>
+              <w:bottom w:val="single" w:color="CCCCCC" w:sz="1"/>
+              <w:right w:val="single" w:color="CCCCCC" w:sz="1"/>
+            </w:tcBorders>
+            <w:shd w:fill="F5F7FA" w:color="F5F7FA" w:val="solid"/>
+            <w:tcMar>
+              <w:top w:type="dxa" w:w="60"/>
+              <w:left w:type="dxa" w:w="80"/>
+              <w:bottom w:type="dxa" w:w="60"/>
+              <w:right w:type="dxa" w:w="80"/>
+            </w:tcMar>
+            <w:vAlign w:val="center"/>
+          </w:tcPr>
+          <w:p>
+            <w:pPr>
+              <w:jc w:val="left"/>
+            </w:pPr>
+            <w:r>
+              <w:rPr>
+                <w:rFonts w:ascii="Arial" w:cs="Arial" w:eastAsia="Arial" w:hAnsi="Arial"/>
+                <w:b w:val="false"/>
+                <w:bCs w:val="false"/>
+                <w:color w:val="333333"/>
+                <w:sz w:val="13"/>
+                <w:szCs w:val="13"/>
+              </w:rPr>
+              <w:t xml:space="preserve">コンフォートホテルERA東京東神田</w:t>
             </w:r>
           </w:p>
         </w:tc>
@@ -5235,7 +5939,7 @@
                 <w:sz w:val="14"/>
                 <w:szCs w:val="14"/>
               </w:rPr>
-              <w:t xml:space="preserve">9.44</w:t>
+              <w:t xml:space="preserve">8.93</w:t>
             </w:r>
           </w:p>
         </w:tc>
@@ -5270,7 +5974,7 @@
                 <w:sz w:val="14"/>
                 <w:szCs w:val="14"/>
               </w:rPr>
-              <w:t xml:space="preserve">84</w:t>
+              <w:t xml:space="preserve">125</w:t>
             </w:r>
           </w:p>
         </w:tc>
@@ -5305,7 +6009,7 @@
                 <w:sz w:val="14"/>
                 <w:szCs w:val="14"/>
               </w:rPr>
-              <w:t xml:space="preserve">76.2%</w:t>
+              <w:t xml:space="preserve">65.8%</w:t>
             </w:r>
           </w:p>
         </w:tc>
@@ -5340,7 +6044,7 @@
                 <w:sz w:val="14"/>
                 <w:szCs w:val="14"/>
               </w:rPr>
-              <w:t xml:space="preserve">¥4,310,610</w:t>
+              <w:t xml:space="preserve">¥4,047,280</w:t>
             </w:r>
           </w:p>
         </w:tc>
@@ -5375,7 +6079,7 @@
                 <w:sz w:val="14"/>
                 <w:szCs w:val="14"/>
               </w:rPr>
-              <w:t xml:space="preserve">¥1,007,461</w:t>
+              <w:t xml:space="preserve">¥1,266,459</w:t>
             </w:r>
           </w:p>
         </w:tc>
@@ -5410,7 +6114,7 @@
                 <w:sz w:val="14"/>
                 <w:szCs w:val="14"/>
               </w:rPr>
-              <w:t xml:space="preserve">23.4%</w:t>
+              <w:t xml:space="preserve">31.3%</w:t>
             </w:r>
           </w:p>
         </w:tc>
@@ -5445,7 +6149,7 @@
                 <w:sz w:val="14"/>
                 <w:szCs w:val="14"/>
               </w:rPr>
-              <w:t xml:space="preserve">¥1,453</w:t>
+              <w:t xml:space="preserve">¥1,168</w:t>
             </w:r>
           </w:p>
         </w:tc>
@@ -5517,7 +6221,7 @@
                 <w:sz w:val="14"/>
                 <w:szCs w:val="14"/>
               </w:rPr>
-              <w:t xml:space="preserve">13</w:t>
+              <w:t xml:space="preserve">15</w:t>
             </w:r>
           </w:p>
         </w:tc>
@@ -5552,7 +6256,7 @@
                 <w:sz w:val="13"/>
                 <w:szCs w:val="13"/>
               </w:rPr>
-              <w:t xml:space="preserve">コンフォートホテル横浜関内</w:t>
+              <w:t xml:space="preserve">コートホテル新横浜</w:t>
             </w:r>
           </w:p>
         </w:tc>
@@ -5583,11 +6287,11 @@
                 <w:rFonts w:ascii="Arial" w:cs="Arial" w:eastAsia="Arial" w:hAnsi="Arial"/>
                 <w:b w:val="false"/>
                 <w:bCs w:val="false"/>
-                <w:color w:val="333333"/>
+                <w:color w:val="E74C3C"/>
                 <w:sz w:val="14"/>
                 <w:szCs w:val="14"/>
               </w:rPr>
-              <w:t xml:space="preserve">7.57</w:t>
+              <w:t xml:space="preserve">7.12</w:t>
             </w:r>
           </w:p>
         </w:tc>
@@ -5622,7 +6326,7 @@
                 <w:sz w:val="14"/>
                 <w:szCs w:val="14"/>
               </w:rPr>
-              <w:t xml:space="preserve">143</w:t>
+              <w:t xml:space="preserve">118</w:t>
             </w:r>
           </w:p>
         </w:tc>
@@ -5657,7 +6361,7 @@
                 <w:sz w:val="14"/>
                 <w:szCs w:val="14"/>
               </w:rPr>
-              <w:t xml:space="preserve">55.9%</w:t>
+              <w:t xml:space="preserve">70.9%</w:t>
             </w:r>
           </w:p>
         </w:tc>
@@ -5692,7 +6396,7 @@
                 <w:sz w:val="14"/>
                 <w:szCs w:val="14"/>
               </w:rPr>
-              <w:t xml:space="preserve">¥4,051,890</w:t>
+              <w:t xml:space="preserve">¥3,705,215</w:t>
             </w:r>
           </w:p>
         </w:tc>
@@ -5727,7 +6431,7 @@
                 <w:sz w:val="14"/>
                 <w:szCs w:val="14"/>
               </w:rPr>
-              <w:t xml:space="preserve">¥1,142,186</w:t>
+              <w:t xml:space="preserve">¥1,020,472</w:t>
             </w:r>
           </w:p>
         </w:tc>
@@ -5762,7 +6466,7 @@
                 <w:sz w:val="14"/>
                 <w:szCs w:val="14"/>
               </w:rPr>
-              <w:t xml:space="preserve">28.2%</w:t>
+              <w:t xml:space="preserve">27.5%</w:t>
             </w:r>
           </w:p>
         </w:tc>
@@ -5797,7 +6501,711 @@
                 <w:sz w:val="14"/>
                 <w:szCs w:val="14"/>
               </w:rPr>
-              <w:t xml:space="preserve">¥1,066</w:t>
+              <w:t xml:space="preserve">¥977</w:t>
+            </w:r>
+          </w:p>
+        </w:tc>
+        <w:tc>
+          <w:tcPr>
+            <w:tcW w:type="dxa" w:w="900"/>
+            <w:tcBorders>
+              <w:top w:val="single" w:color="CCCCCC" w:sz="1"/>
+              <w:left w:val="single" w:color="CCCCCC" w:sz="1"/>
+              <w:bottom w:val="single" w:color="CCCCCC" w:sz="1"/>
+              <w:right w:val="single" w:color="CCCCCC" w:sz="1"/>
+            </w:tcBorders>
+            <w:shd w:fill="FFEBEE" w:color="FFEBEE" w:val="solid"/>
+            <w:tcMar>
+              <w:top w:type="dxa" w:w="60"/>
+              <w:left w:type="dxa" w:w="80"/>
+              <w:bottom w:type="dxa" w:w="60"/>
+              <w:right w:type="dxa" w:w="80"/>
+            </w:tcMar>
+            <w:vAlign w:val="center"/>
+          </w:tcPr>
+          <w:p>
+            <w:pPr>
+              <w:jc w:val="center"/>
+            </w:pPr>
+            <w:r>
+              <w:rPr>
+                <w:rFonts w:ascii="Arial" w:cs="Arial" w:eastAsia="Arial" w:hAnsi="Arial"/>
+                <w:b/>
+                <w:bCs/>
+                <w:color w:val="C62828"/>
+                <w:sz w:val="13"/>
+                <w:szCs w:val="13"/>
+              </w:rPr>
+              <w:t xml:space="preserve">🔴 緊急</w:t>
+            </w:r>
+          </w:p>
+        </w:tc>
+      </w:tr>
+      <w:tr>
+        <w:tc>
+          <w:tcPr>
+            <w:tcW w:type="dxa" w:w="400"/>
+            <w:tcBorders>
+              <w:top w:val="single" w:color="CCCCCC" w:sz="1"/>
+              <w:left w:val="single" w:color="CCCCCC" w:sz="1"/>
+              <w:bottom w:val="single" w:color="CCCCCC" w:sz="1"/>
+              <w:right w:val="single" w:color="CCCCCC" w:sz="1"/>
+            </w:tcBorders>
+            <w:shd w:fill="F5F7FA" w:color="F5F7FA" w:val="solid"/>
+            <w:tcMar>
+              <w:top w:type="dxa" w:w="60"/>
+              <w:left w:type="dxa" w:w="80"/>
+              <w:bottom w:type="dxa" w:w="60"/>
+              <w:right w:type="dxa" w:w="80"/>
+            </w:tcMar>
+            <w:vAlign w:val="center"/>
+          </w:tcPr>
+          <w:p>
+            <w:pPr>
+              <w:jc w:val="center"/>
+            </w:pPr>
+            <w:r>
+              <w:rPr>
+                <w:rFonts w:ascii="Arial" w:cs="Arial" w:eastAsia="Arial" w:hAnsi="Arial"/>
+                <w:b w:val="false"/>
+                <w:bCs w:val="false"/>
+                <w:color w:val="333333"/>
+                <w:sz w:val="14"/>
+                <w:szCs w:val="14"/>
+              </w:rPr>
+              <w:t xml:space="preserve">16</w:t>
+            </w:r>
+          </w:p>
+        </w:tc>
+        <w:tc>
+          <w:tcPr>
+            <w:tcW w:type="dxa" w:w="2800"/>
+            <w:tcBorders>
+              <w:top w:val="single" w:color="CCCCCC" w:sz="1"/>
+              <w:left w:val="single" w:color="CCCCCC" w:sz="1"/>
+              <w:bottom w:val="single" w:color="CCCCCC" w:sz="1"/>
+              <w:right w:val="single" w:color="CCCCCC" w:sz="1"/>
+            </w:tcBorders>
+            <w:shd w:fill="F5F7FA" w:color="F5F7FA" w:val="solid"/>
+            <w:tcMar>
+              <w:top w:type="dxa" w:w="60"/>
+              <w:left w:type="dxa" w:w="80"/>
+              <w:bottom w:type="dxa" w:w="60"/>
+              <w:right w:type="dxa" w:w="80"/>
+            </w:tcMar>
+            <w:vAlign w:val="center"/>
+          </w:tcPr>
+          <w:p>
+            <w:pPr>
+              <w:jc w:val="left"/>
+            </w:pPr>
+            <w:r>
+              <w:rPr>
+                <w:rFonts w:ascii="Arial" w:cs="Arial" w:eastAsia="Arial" w:hAnsi="Arial"/>
+                <w:b w:val="false"/>
+                <w:bCs w:val="false"/>
+                <w:color w:val="333333"/>
+                <w:sz w:val="13"/>
+                <w:szCs w:val="13"/>
+              </w:rPr>
+              <w:t xml:space="preserve">リッチモンドホテル東京目白</w:t>
+            </w:r>
+          </w:p>
+        </w:tc>
+        <w:tc>
+          <w:tcPr>
+            <w:tcW w:type="dxa" w:w="700"/>
+            <w:tcBorders>
+              <w:top w:val="single" w:color="CCCCCC" w:sz="1"/>
+              <w:left w:val="single" w:color="CCCCCC" w:sz="1"/>
+              <w:bottom w:val="single" w:color="CCCCCC" w:sz="1"/>
+              <w:right w:val="single" w:color="CCCCCC" w:sz="1"/>
+            </w:tcBorders>
+            <w:shd w:fill="F5F7FA" w:color="F5F7FA" w:val="solid"/>
+            <w:tcMar>
+              <w:top w:type="dxa" w:w="60"/>
+              <w:left w:type="dxa" w:w="80"/>
+              <w:bottom w:type="dxa" w:w="60"/>
+              <w:right w:type="dxa" w:w="80"/>
+            </w:tcMar>
+            <w:vAlign w:val="center"/>
+          </w:tcPr>
+          <w:p>
+            <w:pPr>
+              <w:jc w:val="center"/>
+            </w:pPr>
+            <w:r>
+              <w:rPr>
+                <w:rFonts w:ascii="Arial" w:cs="Arial" w:eastAsia="Arial" w:hAnsi="Arial"/>
+                <w:b w:val="false"/>
+                <w:bCs w:val="false"/>
+                <w:color w:val="27AE60"/>
+                <w:sz w:val="14"/>
+                <w:szCs w:val="14"/>
+              </w:rPr>
+              <w:t xml:space="preserve">8.60</w:t>
+            </w:r>
+          </w:p>
+        </w:tc>
+        <w:tc>
+          <w:tcPr>
+            <w:tcW w:type="dxa" w:w="700"/>
+            <w:tcBorders>
+              <w:top w:val="single" w:color="CCCCCC" w:sz="1"/>
+              <w:left w:val="single" w:color="CCCCCC" w:sz="1"/>
+              <w:bottom w:val="single" w:color="CCCCCC" w:sz="1"/>
+              <w:right w:val="single" w:color="CCCCCC" w:sz="1"/>
+            </w:tcBorders>
+            <w:shd w:fill="F5F7FA" w:color="F5F7FA" w:val="solid"/>
+            <w:tcMar>
+              <w:top w:type="dxa" w:w="60"/>
+              <w:left w:type="dxa" w:w="80"/>
+              <w:bottom w:type="dxa" w:w="60"/>
+              <w:right w:type="dxa" w:w="80"/>
+            </w:tcMar>
+            <w:vAlign w:val="center"/>
+          </w:tcPr>
+          <w:p>
+            <w:pPr>
+              <w:jc w:val="center"/>
+            </w:pPr>
+            <w:r>
+              <w:rPr>
+                <w:rFonts w:ascii="Arial" w:cs="Arial" w:eastAsia="Arial" w:hAnsi="Arial"/>
+                <w:b w:val="false"/>
+                <w:bCs w:val="false"/>
+                <w:color w:val="333333"/>
+                <w:sz w:val="14"/>
+                <w:szCs w:val="14"/>
+              </w:rPr>
+              <w:t xml:space="preserve">146</w:t>
+            </w:r>
+          </w:p>
+        </w:tc>
+        <w:tc>
+          <w:tcPr>
+            <w:tcW w:type="dxa" w:w="700"/>
+            <w:tcBorders>
+              <w:top w:val="single" w:color="CCCCCC" w:sz="1"/>
+              <w:left w:val="single" w:color="CCCCCC" w:sz="1"/>
+              <w:bottom w:val="single" w:color="CCCCCC" w:sz="1"/>
+              <w:right w:val="single" w:color="CCCCCC" w:sz="1"/>
+            </w:tcBorders>
+            <w:shd w:fill="F5F7FA" w:color="F5F7FA" w:val="solid"/>
+            <w:tcMar>
+              <w:top w:type="dxa" w:w="60"/>
+              <w:left w:type="dxa" w:w="80"/>
+              <w:bottom w:type="dxa" w:w="60"/>
+              <w:right w:type="dxa" w:w="80"/>
+            </w:tcMar>
+            <w:vAlign w:val="center"/>
+          </w:tcPr>
+          <w:p>
+            <w:pPr>
+              <w:jc w:val="center"/>
+            </w:pPr>
+            <w:r>
+              <w:rPr>
+                <w:rFonts w:ascii="Arial" w:cs="Arial" w:eastAsia="Arial" w:hAnsi="Arial"/>
+                <w:b w:val="false"/>
+                <w:bCs w:val="false"/>
+                <w:color w:val="333333"/>
+                <w:sz w:val="14"/>
+                <w:szCs w:val="14"/>
+              </w:rPr>
+              <w:t xml:space="preserve">81.8%</w:t>
+            </w:r>
+          </w:p>
+        </w:tc>
+        <w:tc>
+          <w:tcPr>
+            <w:tcW w:type="dxa" w:w="1300"/>
+            <w:tcBorders>
+              <w:top w:val="single" w:color="CCCCCC" w:sz="1"/>
+              <w:left w:val="single" w:color="CCCCCC" w:sz="1"/>
+              <w:bottom w:val="single" w:color="CCCCCC" w:sz="1"/>
+              <w:right w:val="single" w:color="CCCCCC" w:sz="1"/>
+            </w:tcBorders>
+            <w:shd w:fill="F5F7FA" w:color="F5F7FA" w:val="solid"/>
+            <w:tcMar>
+              <w:top w:type="dxa" w:w="60"/>
+              <w:left w:type="dxa" w:w="80"/>
+              <w:bottom w:type="dxa" w:w="60"/>
+              <w:right w:type="dxa" w:w="80"/>
+            </w:tcMar>
+            <w:vAlign w:val="center"/>
+          </w:tcPr>
+          <w:p>
+            <w:pPr>
+              <w:jc w:val="center"/>
+            </w:pPr>
+            <w:r>
+              <w:rPr>
+                <w:rFonts w:ascii="Arial" w:cs="Arial" w:eastAsia="Arial" w:hAnsi="Arial"/>
+                <w:b w:val="false"/>
+                <w:bCs w:val="false"/>
+                <w:color w:val="333333"/>
+                <w:sz w:val="14"/>
+                <w:szCs w:val="14"/>
+              </w:rPr>
+              <w:t xml:space="preserve">¥3,663,440</w:t>
+            </w:r>
+          </w:p>
+        </w:tc>
+        <w:tc>
+          <w:tcPr>
+            <w:tcW w:type="dxa" w:w="1200"/>
+            <w:tcBorders>
+              <w:top w:val="single" w:color="CCCCCC" w:sz="1"/>
+              <w:left w:val="single" w:color="CCCCCC" w:sz="1"/>
+              <w:bottom w:val="single" w:color="CCCCCC" w:sz="1"/>
+              <w:right w:val="single" w:color="CCCCCC" w:sz="1"/>
+            </w:tcBorders>
+            <w:shd w:fill="F5F7FA" w:color="F5F7FA" w:val="solid"/>
+            <w:tcMar>
+              <w:top w:type="dxa" w:w="60"/>
+              <w:left w:type="dxa" w:w="80"/>
+              <w:bottom w:type="dxa" w:w="60"/>
+              <w:right w:type="dxa" w:w="80"/>
+            </w:tcMar>
+            <w:vAlign w:val="center"/>
+          </w:tcPr>
+          <w:p>
+            <w:pPr>
+              <w:jc w:val="center"/>
+            </w:pPr>
+            <w:r>
+              <w:rPr>
+                <w:rFonts w:ascii="Arial" w:cs="Arial" w:eastAsia="Arial" w:hAnsi="Arial"/>
+                <w:b w:val="false"/>
+                <w:bCs w:val="false"/>
+                <w:color w:val="333333"/>
+                <w:sz w:val="14"/>
+                <w:szCs w:val="14"/>
+              </w:rPr>
+              <w:t xml:space="preserve">¥869,624</w:t>
+            </w:r>
+          </w:p>
+        </w:tc>
+        <w:tc>
+          <w:tcPr>
+            <w:tcW w:type="dxa" w:w="700"/>
+            <w:tcBorders>
+              <w:top w:val="single" w:color="CCCCCC" w:sz="1"/>
+              <w:left w:val="single" w:color="CCCCCC" w:sz="1"/>
+              <w:bottom w:val="single" w:color="CCCCCC" w:sz="1"/>
+              <w:right w:val="single" w:color="CCCCCC" w:sz="1"/>
+            </w:tcBorders>
+            <w:shd w:fill="F5F7FA" w:color="F5F7FA" w:val="solid"/>
+            <w:tcMar>
+              <w:top w:type="dxa" w:w="60"/>
+              <w:left w:type="dxa" w:w="80"/>
+              <w:bottom w:type="dxa" w:w="60"/>
+              <w:right w:type="dxa" w:w="80"/>
+            </w:tcMar>
+            <w:vAlign w:val="center"/>
+          </w:tcPr>
+          <w:p>
+            <w:pPr>
+              <w:jc w:val="center"/>
+            </w:pPr>
+            <w:r>
+              <w:rPr>
+                <w:rFonts w:ascii="Arial" w:cs="Arial" w:eastAsia="Arial" w:hAnsi="Arial"/>
+                <w:b w:val="false"/>
+                <w:bCs w:val="false"/>
+                <w:color w:val="333333"/>
+                <w:sz w:val="14"/>
+                <w:szCs w:val="14"/>
+              </w:rPr>
+              <w:t xml:space="preserve">23.7%</w:t>
+            </w:r>
+          </w:p>
+        </w:tc>
+        <w:tc>
+          <w:tcPr>
+            <w:tcW w:type="dxa" w:w="900"/>
+            <w:tcBorders>
+              <w:top w:val="single" w:color="CCCCCC" w:sz="1"/>
+              <w:left w:val="single" w:color="CCCCCC" w:sz="1"/>
+              <w:bottom w:val="single" w:color="CCCCCC" w:sz="1"/>
+              <w:right w:val="single" w:color="CCCCCC" w:sz="1"/>
+            </w:tcBorders>
+            <w:shd w:fill="F5F7FA" w:color="F5F7FA" w:val="solid"/>
+            <w:tcMar>
+              <w:top w:type="dxa" w:w="60"/>
+              <w:left w:type="dxa" w:w="80"/>
+              <w:bottom w:type="dxa" w:w="60"/>
+              <w:right w:type="dxa" w:w="80"/>
+            </w:tcMar>
+            <w:vAlign w:val="center"/>
+          </w:tcPr>
+          <w:p>
+            <w:pPr>
+              <w:jc w:val="center"/>
+            </w:pPr>
+            <w:r>
+              <w:rPr>
+                <w:rFonts w:ascii="Arial" w:cs="Arial" w:eastAsia="Arial" w:hAnsi="Arial"/>
+                <w:b w:val="false"/>
+                <w:bCs w:val="false"/>
+                <w:color w:val="333333"/>
+                <w:sz w:val="14"/>
+                <w:szCs w:val="14"/>
+              </w:rPr>
+              <w:t xml:space="preserve">¥1,104</w:t>
+            </w:r>
+          </w:p>
+        </w:tc>
+        <w:tc>
+          <w:tcPr>
+            <w:tcW w:type="dxa" w:w="900"/>
+            <w:tcBorders>
+              <w:top w:val="single" w:color="CCCCCC" w:sz="1"/>
+              <w:left w:val="single" w:color="CCCCCC" w:sz="1"/>
+              <w:bottom w:val="single" w:color="CCCCCC" w:sz="1"/>
+              <w:right w:val="single" w:color="CCCCCC" w:sz="1"/>
+            </w:tcBorders>
+            <w:shd w:fill="E3F2FD" w:color="E3F2FD" w:val="solid"/>
+            <w:tcMar>
+              <w:top w:type="dxa" w:w="60"/>
+              <w:left w:type="dxa" w:w="80"/>
+              <w:bottom w:type="dxa" w:w="60"/>
+              <w:right w:type="dxa" w:w="80"/>
+            </w:tcMar>
+            <w:vAlign w:val="center"/>
+          </w:tcPr>
+          <w:p>
+            <w:pPr>
+              <w:jc w:val="center"/>
+            </w:pPr>
+            <w:r>
+              <w:rPr>
+                <w:rFonts w:ascii="Arial" w:cs="Arial" w:eastAsia="Arial" w:hAnsi="Arial"/>
+                <w:b/>
+                <w:bCs/>
+                <w:color w:val="1565C0"/>
+                <w:sz w:val="13"/>
+                <w:szCs w:val="13"/>
+              </w:rPr>
+              <w:t xml:space="preserve">🔵 標準</w:t>
+            </w:r>
+          </w:p>
+        </w:tc>
+      </w:tr>
+      <w:tr>
+        <w:tc>
+          <w:tcPr>
+            <w:tcW w:type="dxa" w:w="400"/>
+            <w:tcBorders>
+              <w:top w:val="single" w:color="CCCCCC" w:sz="1"/>
+              <w:left w:val="single" w:color="CCCCCC" w:sz="1"/>
+              <w:bottom w:val="single" w:color="CCCCCC" w:sz="1"/>
+              <w:right w:val="single" w:color="CCCCCC" w:sz="1"/>
+            </w:tcBorders>
+            <w:shd w:fill="FFFFFF" w:color="FFFFFF" w:val="solid"/>
+            <w:tcMar>
+              <w:top w:type="dxa" w:w="60"/>
+              <w:left w:type="dxa" w:w="80"/>
+              <w:bottom w:type="dxa" w:w="60"/>
+              <w:right w:type="dxa" w:w="80"/>
+            </w:tcMar>
+            <w:vAlign w:val="center"/>
+          </w:tcPr>
+          <w:p>
+            <w:pPr>
+              <w:jc w:val="center"/>
+            </w:pPr>
+            <w:r>
+              <w:rPr>
+                <w:rFonts w:ascii="Arial" w:cs="Arial" w:eastAsia="Arial" w:hAnsi="Arial"/>
+                <w:b w:val="false"/>
+                <w:bCs w:val="false"/>
+                <w:color w:val="333333"/>
+                <w:sz w:val="14"/>
+                <w:szCs w:val="14"/>
+              </w:rPr>
+              <w:t xml:space="preserve">17</w:t>
+            </w:r>
+          </w:p>
+        </w:tc>
+        <w:tc>
+          <w:tcPr>
+            <w:tcW w:type="dxa" w:w="2800"/>
+            <w:tcBorders>
+              <w:top w:val="single" w:color="CCCCCC" w:sz="1"/>
+              <w:left w:val="single" w:color="CCCCCC" w:sz="1"/>
+              <w:bottom w:val="single" w:color="CCCCCC" w:sz="1"/>
+              <w:right w:val="single" w:color="CCCCCC" w:sz="1"/>
+            </w:tcBorders>
+            <w:shd w:fill="FFFFFF" w:color="FFFFFF" w:val="solid"/>
+            <w:tcMar>
+              <w:top w:type="dxa" w:w="60"/>
+              <w:left w:type="dxa" w:w="80"/>
+              <w:bottom w:type="dxa" w:w="60"/>
+              <w:right w:type="dxa" w:w="80"/>
+            </w:tcMar>
+            <w:vAlign w:val="center"/>
+          </w:tcPr>
+          <w:p>
+            <w:pPr>
+              <w:jc w:val="left"/>
+            </w:pPr>
+            <w:r>
+              <w:rPr>
+                <w:rFonts w:ascii="Arial" w:cs="Arial" w:eastAsia="Arial" w:hAnsi="Arial"/>
+                <w:b w:val="false"/>
+                <w:bCs w:val="false"/>
+                <w:color w:val="333333"/>
+                <w:sz w:val="13"/>
+                <w:szCs w:val="13"/>
+              </w:rPr>
+              <w:t xml:space="preserve">コンフォートイン六本木</w:t>
+            </w:r>
+          </w:p>
+        </w:tc>
+        <w:tc>
+          <w:tcPr>
+            <w:tcW w:type="dxa" w:w="700"/>
+            <w:tcBorders>
+              <w:top w:val="single" w:color="CCCCCC" w:sz="1"/>
+              <w:left w:val="single" w:color="CCCCCC" w:sz="1"/>
+              <w:bottom w:val="single" w:color="CCCCCC" w:sz="1"/>
+              <w:right w:val="single" w:color="CCCCCC" w:sz="1"/>
+            </w:tcBorders>
+            <w:shd w:fill="FFFFFF" w:color="FFFFFF" w:val="solid"/>
+            <w:tcMar>
+              <w:top w:type="dxa" w:w="60"/>
+              <w:left w:type="dxa" w:w="80"/>
+              <w:bottom w:type="dxa" w:w="60"/>
+              <w:right w:type="dxa" w:w="80"/>
+            </w:tcMar>
+            <w:vAlign w:val="center"/>
+          </w:tcPr>
+          <w:p>
+            <w:pPr>
+              <w:jc w:val="center"/>
+            </w:pPr>
+            <w:r>
+              <w:rPr>
+                <w:rFonts w:ascii="Arial" w:cs="Arial" w:eastAsia="Arial" w:hAnsi="Arial"/>
+                <w:b w:val="false"/>
+                <w:bCs w:val="false"/>
+                <w:color w:val="333333"/>
+                <w:sz w:val="14"/>
+                <w:szCs w:val="14"/>
+              </w:rPr>
+              <w:t xml:space="preserve">8.26</w:t>
+            </w:r>
+          </w:p>
+        </w:tc>
+        <w:tc>
+          <w:tcPr>
+            <w:tcW w:type="dxa" w:w="700"/>
+            <w:tcBorders>
+              <w:top w:val="single" w:color="CCCCCC" w:sz="1"/>
+              <w:left w:val="single" w:color="CCCCCC" w:sz="1"/>
+              <w:bottom w:val="single" w:color="CCCCCC" w:sz="1"/>
+              <w:right w:val="single" w:color="CCCCCC" w:sz="1"/>
+            </w:tcBorders>
+            <w:shd w:fill="FFFFFF" w:color="FFFFFF" w:val="solid"/>
+            <w:tcMar>
+              <w:top w:type="dxa" w:w="60"/>
+              <w:left w:type="dxa" w:w="80"/>
+              <w:bottom w:type="dxa" w:w="60"/>
+              <w:right w:type="dxa" w:w="80"/>
+            </w:tcMar>
+            <w:vAlign w:val="center"/>
+          </w:tcPr>
+          <w:p>
+            <w:pPr>
+              <w:jc w:val="center"/>
+            </w:pPr>
+            <w:r>
+              <w:rPr>
+                <w:rFonts w:ascii="Arial" w:cs="Arial" w:eastAsia="Arial" w:hAnsi="Arial"/>
+                <w:b w:val="false"/>
+                <w:bCs w:val="false"/>
+                <w:color w:val="333333"/>
+                <w:sz w:val="14"/>
+                <w:szCs w:val="14"/>
+              </w:rPr>
+              <w:t xml:space="preserve">77</w:t>
+            </w:r>
+          </w:p>
+        </w:tc>
+        <w:tc>
+          <w:tcPr>
+            <w:tcW w:type="dxa" w:w="700"/>
+            <w:tcBorders>
+              <w:top w:val="single" w:color="CCCCCC" w:sz="1"/>
+              <w:left w:val="single" w:color="CCCCCC" w:sz="1"/>
+              <w:bottom w:val="single" w:color="CCCCCC" w:sz="1"/>
+              <w:right w:val="single" w:color="CCCCCC" w:sz="1"/>
+            </w:tcBorders>
+            <w:shd w:fill="FFFFFF" w:color="FFFFFF" w:val="solid"/>
+            <w:tcMar>
+              <w:top w:type="dxa" w:w="60"/>
+              <w:left w:type="dxa" w:w="80"/>
+              <w:bottom w:type="dxa" w:w="60"/>
+              <w:right w:type="dxa" w:w="80"/>
+            </w:tcMar>
+            <w:vAlign w:val="center"/>
+          </w:tcPr>
+          <w:p>
+            <w:pPr>
+              <w:jc w:val="center"/>
+            </w:pPr>
+            <w:r>
+              <w:rPr>
+                <w:rFonts w:ascii="Arial" w:cs="Arial" w:eastAsia="Arial" w:hAnsi="Arial"/>
+                <w:b w:val="false"/>
+                <w:bCs w:val="false"/>
+                <w:color w:val="333333"/>
+                <w:sz w:val="14"/>
+                <w:szCs w:val="14"/>
+              </w:rPr>
+              <w:t xml:space="preserve">72.3%</w:t>
+            </w:r>
+          </w:p>
+        </w:tc>
+        <w:tc>
+          <w:tcPr>
+            <w:tcW w:type="dxa" w:w="1300"/>
+            <w:tcBorders>
+              <w:top w:val="single" w:color="CCCCCC" w:sz="1"/>
+              <w:left w:val="single" w:color="CCCCCC" w:sz="1"/>
+              <w:bottom w:val="single" w:color="CCCCCC" w:sz="1"/>
+              <w:right w:val="single" w:color="CCCCCC" w:sz="1"/>
+            </w:tcBorders>
+            <w:shd w:fill="FFFFFF" w:color="FFFFFF" w:val="solid"/>
+            <w:tcMar>
+              <w:top w:type="dxa" w:w="60"/>
+              <w:left w:type="dxa" w:w="80"/>
+              <w:bottom w:type="dxa" w:w="60"/>
+              <w:right w:type="dxa" w:w="80"/>
+            </w:tcMar>
+            <w:vAlign w:val="center"/>
+          </w:tcPr>
+          <w:p>
+            <w:pPr>
+              <w:jc w:val="center"/>
+            </w:pPr>
+            <w:r>
+              <w:rPr>
+                <w:rFonts w:ascii="Arial" w:cs="Arial" w:eastAsia="Arial" w:hAnsi="Arial"/>
+                <w:b w:val="false"/>
+                <w:bCs w:val="false"/>
+                <w:color w:val="333333"/>
+                <w:sz w:val="14"/>
+                <w:szCs w:val="14"/>
+              </w:rPr>
+              <w:t xml:space="preserve">¥2,842,630</w:t>
+            </w:r>
+          </w:p>
+        </w:tc>
+        <w:tc>
+          <w:tcPr>
+            <w:tcW w:type="dxa" w:w="1200"/>
+            <w:tcBorders>
+              <w:top w:val="single" w:color="CCCCCC" w:sz="1"/>
+              <w:left w:val="single" w:color="CCCCCC" w:sz="1"/>
+              <w:bottom w:val="single" w:color="CCCCCC" w:sz="1"/>
+              <w:right w:val="single" w:color="CCCCCC" w:sz="1"/>
+            </w:tcBorders>
+            <w:shd w:fill="FFFFFF" w:color="FFFFFF" w:val="solid"/>
+            <w:tcMar>
+              <w:top w:type="dxa" w:w="60"/>
+              <w:left w:type="dxa" w:w="80"/>
+              <w:bottom w:type="dxa" w:w="60"/>
+              <w:right w:type="dxa" w:w="80"/>
+            </w:tcMar>
+            <w:vAlign w:val="center"/>
+          </w:tcPr>
+          <w:p>
+            <w:pPr>
+              <w:jc w:val="center"/>
+            </w:pPr>
+            <w:r>
+              <w:rPr>
+                <w:rFonts w:ascii="Arial" w:cs="Arial" w:eastAsia="Arial" w:hAnsi="Arial"/>
+                <w:b w:val="false"/>
+                <w:bCs w:val="false"/>
+                <w:color w:val="333333"/>
+                <w:sz w:val="14"/>
+                <w:szCs w:val="14"/>
+              </w:rPr>
+              <w:t xml:space="preserve">¥964,811</w:t>
+            </w:r>
+          </w:p>
+        </w:tc>
+        <w:tc>
+          <w:tcPr>
+            <w:tcW w:type="dxa" w:w="700"/>
+            <w:tcBorders>
+              <w:top w:val="single" w:color="CCCCCC" w:sz="1"/>
+              <w:left w:val="single" w:color="CCCCCC" w:sz="1"/>
+              <w:bottom w:val="single" w:color="CCCCCC" w:sz="1"/>
+              <w:right w:val="single" w:color="CCCCCC" w:sz="1"/>
+            </w:tcBorders>
+            <w:shd w:fill="FFFFFF" w:color="FFFFFF" w:val="solid"/>
+            <w:tcMar>
+              <w:top w:type="dxa" w:w="60"/>
+              <w:left w:type="dxa" w:w="80"/>
+              <w:bottom w:type="dxa" w:w="60"/>
+              <w:right w:type="dxa" w:w="80"/>
+            </w:tcMar>
+            <w:vAlign w:val="center"/>
+          </w:tcPr>
+          <w:p>
+            <w:pPr>
+              <w:jc w:val="center"/>
+            </w:pPr>
+            <w:r>
+              <w:rPr>
+                <w:rFonts w:ascii="Arial" w:cs="Arial" w:eastAsia="Arial" w:hAnsi="Arial"/>
+                <w:b w:val="false"/>
+                <w:bCs w:val="false"/>
+                <w:color w:val="333333"/>
+                <w:sz w:val="14"/>
+                <w:szCs w:val="14"/>
+              </w:rPr>
+              <w:t xml:space="preserve">33.9%</w:t>
+            </w:r>
+          </w:p>
+        </w:tc>
+        <w:tc>
+          <w:tcPr>
+            <w:tcW w:type="dxa" w:w="900"/>
+            <w:tcBorders>
+              <w:top w:val="single" w:color="CCCCCC" w:sz="1"/>
+              <w:left w:val="single" w:color="CCCCCC" w:sz="1"/>
+              <w:bottom w:val="single" w:color="CCCCCC" w:sz="1"/>
+              <w:right w:val="single" w:color="CCCCCC" w:sz="1"/>
+            </w:tcBorders>
+            <w:shd w:fill="FFFFFF" w:color="FFFFFF" w:val="solid"/>
+            <w:tcMar>
+              <w:top w:type="dxa" w:w="60"/>
+              <w:left w:type="dxa" w:w="80"/>
+              <w:bottom w:type="dxa" w:w="60"/>
+              <w:right w:type="dxa" w:w="80"/>
+            </w:tcMar>
+            <w:vAlign w:val="center"/>
+          </w:tcPr>
+          <w:p>
+            <w:pPr>
+              <w:jc w:val="center"/>
+            </w:pPr>
+            <w:r>
+              <w:rPr>
+                <w:rFonts w:ascii="Arial" w:cs="Arial" w:eastAsia="Arial" w:hAnsi="Arial"/>
+                <w:b w:val="false"/>
+                <w:bCs w:val="false"/>
+                <w:color w:val="333333"/>
+                <w:sz w:val="14"/>
+                <w:szCs w:val="14"/>
+              </w:rPr>
+              <w:t xml:space="preserve">¥1,232</w:t>
             </w:r>
           </w:p>
         </w:tc>
@@ -5833,1414 +7241,6 @@
                 <w:szCs w:val="13"/>
               </w:rPr>
               <w:t xml:space="preserve">🟠 高</w:t>
-            </w:r>
-          </w:p>
-        </w:tc>
-      </w:tr>
-      <w:tr>
-        <w:tc>
-          <w:tcPr>
-            <w:tcW w:type="dxa" w:w="400"/>
-            <w:tcBorders>
-              <w:top w:val="single" w:color="CCCCCC" w:sz="1"/>
-              <w:left w:val="single" w:color="CCCCCC" w:sz="1"/>
-              <w:bottom w:val="single" w:color="CCCCCC" w:sz="1"/>
-              <w:right w:val="single" w:color="CCCCCC" w:sz="1"/>
-            </w:tcBorders>
-            <w:shd w:fill="F5F7FA" w:color="F5F7FA" w:val="solid"/>
-            <w:tcMar>
-              <w:top w:type="dxa" w:w="60"/>
-              <w:left w:type="dxa" w:w="80"/>
-              <w:bottom w:type="dxa" w:w="60"/>
-              <w:right w:type="dxa" w:w="80"/>
-            </w:tcMar>
-            <w:vAlign w:val="center"/>
-          </w:tcPr>
-          <w:p>
-            <w:pPr>
-              <w:jc w:val="center"/>
-            </w:pPr>
-            <w:r>
-              <w:rPr>
-                <w:rFonts w:ascii="Arial" w:cs="Arial" w:eastAsia="Arial" w:hAnsi="Arial"/>
-                <w:b w:val="false"/>
-                <w:bCs w:val="false"/>
-                <w:color w:val="333333"/>
-                <w:sz w:val="14"/>
-                <w:szCs w:val="14"/>
-              </w:rPr>
-              <w:t xml:space="preserve">14</w:t>
-            </w:r>
-          </w:p>
-        </w:tc>
-        <w:tc>
-          <w:tcPr>
-            <w:tcW w:type="dxa" w:w="2800"/>
-            <w:tcBorders>
-              <w:top w:val="single" w:color="CCCCCC" w:sz="1"/>
-              <w:left w:val="single" w:color="CCCCCC" w:sz="1"/>
-              <w:bottom w:val="single" w:color="CCCCCC" w:sz="1"/>
-              <w:right w:val="single" w:color="CCCCCC" w:sz="1"/>
-            </w:tcBorders>
-            <w:shd w:fill="F5F7FA" w:color="F5F7FA" w:val="solid"/>
-            <w:tcMar>
-              <w:top w:type="dxa" w:w="60"/>
-              <w:left w:type="dxa" w:w="80"/>
-              <w:bottom w:type="dxa" w:w="60"/>
-              <w:right w:type="dxa" w:w="80"/>
-            </w:tcMar>
-            <w:vAlign w:val="center"/>
-          </w:tcPr>
-          <w:p>
-            <w:pPr>
-              <w:jc w:val="left"/>
-            </w:pPr>
-            <w:r>
-              <w:rPr>
-                <w:rFonts w:ascii="Arial" w:cs="Arial" w:eastAsia="Arial" w:hAnsi="Arial"/>
-                <w:b w:val="false"/>
-                <w:bCs w:val="false"/>
-                <w:color w:val="333333"/>
-                <w:sz w:val="13"/>
-                <w:szCs w:val="13"/>
-              </w:rPr>
-              <w:t xml:space="preserve">コンフォートホテルERA東京東神田</w:t>
-            </w:r>
-          </w:p>
-        </w:tc>
-        <w:tc>
-          <w:tcPr>
-            <w:tcW w:type="dxa" w:w="700"/>
-            <w:tcBorders>
-              <w:top w:val="single" w:color="CCCCCC" w:sz="1"/>
-              <w:left w:val="single" w:color="CCCCCC" w:sz="1"/>
-              <w:bottom w:val="single" w:color="CCCCCC" w:sz="1"/>
-              <w:right w:val="single" w:color="CCCCCC" w:sz="1"/>
-            </w:tcBorders>
-            <w:shd w:fill="F5F7FA" w:color="F5F7FA" w:val="solid"/>
-            <w:tcMar>
-              <w:top w:type="dxa" w:w="60"/>
-              <w:left w:type="dxa" w:w="80"/>
-              <w:bottom w:type="dxa" w:w="60"/>
-              <w:right w:type="dxa" w:w="80"/>
-            </w:tcMar>
-            <w:vAlign w:val="center"/>
-          </w:tcPr>
-          <w:p>
-            <w:pPr>
-              <w:jc w:val="center"/>
-            </w:pPr>
-            <w:r>
-              <w:rPr>
-                <w:rFonts w:ascii="Arial" w:cs="Arial" w:eastAsia="Arial" w:hAnsi="Arial"/>
-                <w:b w:val="false"/>
-                <w:bCs w:val="false"/>
-                <w:color w:val="27AE60"/>
-                <w:sz w:val="14"/>
-                <w:szCs w:val="14"/>
-              </w:rPr>
-              <w:t xml:space="preserve">8.93</w:t>
-            </w:r>
-          </w:p>
-        </w:tc>
-        <w:tc>
-          <w:tcPr>
-            <w:tcW w:type="dxa" w:w="700"/>
-            <w:tcBorders>
-              <w:top w:val="single" w:color="CCCCCC" w:sz="1"/>
-              <w:left w:val="single" w:color="CCCCCC" w:sz="1"/>
-              <w:bottom w:val="single" w:color="CCCCCC" w:sz="1"/>
-              <w:right w:val="single" w:color="CCCCCC" w:sz="1"/>
-            </w:tcBorders>
-            <w:shd w:fill="F5F7FA" w:color="F5F7FA" w:val="solid"/>
-            <w:tcMar>
-              <w:top w:type="dxa" w:w="60"/>
-              <w:left w:type="dxa" w:w="80"/>
-              <w:bottom w:type="dxa" w:w="60"/>
-              <w:right w:type="dxa" w:w="80"/>
-            </w:tcMar>
-            <w:vAlign w:val="center"/>
-          </w:tcPr>
-          <w:p>
-            <w:pPr>
-              <w:jc w:val="center"/>
-            </w:pPr>
-            <w:r>
-              <w:rPr>
-                <w:rFonts w:ascii="Arial" w:cs="Arial" w:eastAsia="Arial" w:hAnsi="Arial"/>
-                <w:b w:val="false"/>
-                <w:bCs w:val="false"/>
-                <w:color w:val="333333"/>
-                <w:sz w:val="14"/>
-                <w:szCs w:val="14"/>
-              </w:rPr>
-              <w:t xml:space="preserve">125</w:t>
-            </w:r>
-          </w:p>
-        </w:tc>
-        <w:tc>
-          <w:tcPr>
-            <w:tcW w:type="dxa" w:w="700"/>
-            <w:tcBorders>
-              <w:top w:val="single" w:color="CCCCCC" w:sz="1"/>
-              <w:left w:val="single" w:color="CCCCCC" w:sz="1"/>
-              <w:bottom w:val="single" w:color="CCCCCC" w:sz="1"/>
-              <w:right w:val="single" w:color="CCCCCC" w:sz="1"/>
-            </w:tcBorders>
-            <w:shd w:fill="F5F7FA" w:color="F5F7FA" w:val="solid"/>
-            <w:tcMar>
-              <w:top w:type="dxa" w:w="60"/>
-              <w:left w:type="dxa" w:w="80"/>
-              <w:bottom w:type="dxa" w:w="60"/>
-              <w:right w:type="dxa" w:w="80"/>
-            </w:tcMar>
-            <w:vAlign w:val="center"/>
-          </w:tcPr>
-          <w:p>
-            <w:pPr>
-              <w:jc w:val="center"/>
-            </w:pPr>
-            <w:r>
-              <w:rPr>
-                <w:rFonts w:ascii="Arial" w:cs="Arial" w:eastAsia="Arial" w:hAnsi="Arial"/>
-                <w:b w:val="false"/>
-                <w:bCs w:val="false"/>
-                <w:color w:val="333333"/>
-                <w:sz w:val="14"/>
-                <w:szCs w:val="14"/>
-              </w:rPr>
-              <w:t xml:space="preserve">65.8%</w:t>
-            </w:r>
-          </w:p>
-        </w:tc>
-        <w:tc>
-          <w:tcPr>
-            <w:tcW w:type="dxa" w:w="1300"/>
-            <w:tcBorders>
-              <w:top w:val="single" w:color="CCCCCC" w:sz="1"/>
-              <w:left w:val="single" w:color="CCCCCC" w:sz="1"/>
-              <w:bottom w:val="single" w:color="CCCCCC" w:sz="1"/>
-              <w:right w:val="single" w:color="CCCCCC" w:sz="1"/>
-            </w:tcBorders>
-            <w:shd w:fill="F5F7FA" w:color="F5F7FA" w:val="solid"/>
-            <w:tcMar>
-              <w:top w:type="dxa" w:w="60"/>
-              <w:left w:type="dxa" w:w="80"/>
-              <w:bottom w:type="dxa" w:w="60"/>
-              <w:right w:type="dxa" w:w="80"/>
-            </w:tcMar>
-            <w:vAlign w:val="center"/>
-          </w:tcPr>
-          <w:p>
-            <w:pPr>
-              <w:jc w:val="center"/>
-            </w:pPr>
-            <w:r>
-              <w:rPr>
-                <w:rFonts w:ascii="Arial" w:cs="Arial" w:eastAsia="Arial" w:hAnsi="Arial"/>
-                <w:b w:val="false"/>
-                <w:bCs w:val="false"/>
-                <w:color w:val="333333"/>
-                <w:sz w:val="14"/>
-                <w:szCs w:val="14"/>
-              </w:rPr>
-              <w:t xml:space="preserve">¥4,047,280</w:t>
-            </w:r>
-          </w:p>
-        </w:tc>
-        <w:tc>
-          <w:tcPr>
-            <w:tcW w:type="dxa" w:w="1200"/>
-            <w:tcBorders>
-              <w:top w:val="single" w:color="CCCCCC" w:sz="1"/>
-              <w:left w:val="single" w:color="CCCCCC" w:sz="1"/>
-              <w:bottom w:val="single" w:color="CCCCCC" w:sz="1"/>
-              <w:right w:val="single" w:color="CCCCCC" w:sz="1"/>
-            </w:tcBorders>
-            <w:shd w:fill="F5F7FA" w:color="F5F7FA" w:val="solid"/>
-            <w:tcMar>
-              <w:top w:type="dxa" w:w="60"/>
-              <w:left w:type="dxa" w:w="80"/>
-              <w:bottom w:type="dxa" w:w="60"/>
-              <w:right w:type="dxa" w:w="80"/>
-            </w:tcMar>
-            <w:vAlign w:val="center"/>
-          </w:tcPr>
-          <w:p>
-            <w:pPr>
-              <w:jc w:val="center"/>
-            </w:pPr>
-            <w:r>
-              <w:rPr>
-                <w:rFonts w:ascii="Arial" w:cs="Arial" w:eastAsia="Arial" w:hAnsi="Arial"/>
-                <w:b w:val="false"/>
-                <w:bCs w:val="false"/>
-                <w:color w:val="333333"/>
-                <w:sz w:val="14"/>
-                <w:szCs w:val="14"/>
-              </w:rPr>
-              <w:t xml:space="preserve">¥1,266,459</w:t>
-            </w:r>
-          </w:p>
-        </w:tc>
-        <w:tc>
-          <w:tcPr>
-            <w:tcW w:type="dxa" w:w="700"/>
-            <w:tcBorders>
-              <w:top w:val="single" w:color="CCCCCC" w:sz="1"/>
-              <w:left w:val="single" w:color="CCCCCC" w:sz="1"/>
-              <w:bottom w:val="single" w:color="CCCCCC" w:sz="1"/>
-              <w:right w:val="single" w:color="CCCCCC" w:sz="1"/>
-            </w:tcBorders>
-            <w:shd w:fill="F5F7FA" w:color="F5F7FA" w:val="solid"/>
-            <w:tcMar>
-              <w:top w:type="dxa" w:w="60"/>
-              <w:left w:type="dxa" w:w="80"/>
-              <w:bottom w:type="dxa" w:w="60"/>
-              <w:right w:type="dxa" w:w="80"/>
-            </w:tcMar>
-            <w:vAlign w:val="center"/>
-          </w:tcPr>
-          <w:p>
-            <w:pPr>
-              <w:jc w:val="center"/>
-            </w:pPr>
-            <w:r>
-              <w:rPr>
-                <w:rFonts w:ascii="Arial" w:cs="Arial" w:eastAsia="Arial" w:hAnsi="Arial"/>
-                <w:b w:val="false"/>
-                <w:bCs w:val="false"/>
-                <w:color w:val="333333"/>
-                <w:sz w:val="14"/>
-                <w:szCs w:val="14"/>
-              </w:rPr>
-              <w:t xml:space="preserve">31.3%</w:t>
-            </w:r>
-          </w:p>
-        </w:tc>
-        <w:tc>
-          <w:tcPr>
-            <w:tcW w:type="dxa" w:w="900"/>
-            <w:tcBorders>
-              <w:top w:val="single" w:color="CCCCCC" w:sz="1"/>
-              <w:left w:val="single" w:color="CCCCCC" w:sz="1"/>
-              <w:bottom w:val="single" w:color="CCCCCC" w:sz="1"/>
-              <w:right w:val="single" w:color="CCCCCC" w:sz="1"/>
-            </w:tcBorders>
-            <w:shd w:fill="F5F7FA" w:color="F5F7FA" w:val="solid"/>
-            <w:tcMar>
-              <w:top w:type="dxa" w:w="60"/>
-              <w:left w:type="dxa" w:w="80"/>
-              <w:bottom w:type="dxa" w:w="60"/>
-              <w:right w:type="dxa" w:w="80"/>
-            </w:tcMar>
-            <w:vAlign w:val="center"/>
-          </w:tcPr>
-          <w:p>
-            <w:pPr>
-              <w:jc w:val="center"/>
-            </w:pPr>
-            <w:r>
-              <w:rPr>
-                <w:rFonts w:ascii="Arial" w:cs="Arial" w:eastAsia="Arial" w:hAnsi="Arial"/>
-                <w:b w:val="false"/>
-                <w:bCs w:val="false"/>
-                <w:color w:val="333333"/>
-                <w:sz w:val="14"/>
-                <w:szCs w:val="14"/>
-              </w:rPr>
-              <w:t xml:space="preserve">¥1,168</w:t>
-            </w:r>
-          </w:p>
-        </w:tc>
-        <w:tc>
-          <w:tcPr>
-            <w:tcW w:type="dxa" w:w="900"/>
-            <w:tcBorders>
-              <w:top w:val="single" w:color="CCCCCC" w:sz="1"/>
-              <w:left w:val="single" w:color="CCCCCC" w:sz="1"/>
-              <w:bottom w:val="single" w:color="CCCCCC" w:sz="1"/>
-              <w:right w:val="single" w:color="CCCCCC" w:sz="1"/>
-            </w:tcBorders>
-            <w:shd w:fill="E3F2FD" w:color="E3F2FD" w:val="solid"/>
-            <w:tcMar>
-              <w:top w:type="dxa" w:w="60"/>
-              <w:left w:type="dxa" w:w="80"/>
-              <w:bottom w:type="dxa" w:w="60"/>
-              <w:right w:type="dxa" w:w="80"/>
-            </w:tcMar>
-            <w:vAlign w:val="center"/>
-          </w:tcPr>
-          <w:p>
-            <w:pPr>
-              <w:jc w:val="center"/>
-            </w:pPr>
-            <w:r>
-              <w:rPr>
-                <w:rFonts w:ascii="Arial" w:cs="Arial" w:eastAsia="Arial" w:hAnsi="Arial"/>
-                <w:b/>
-                <w:bCs/>
-                <w:color w:val="1565C0"/>
-                <w:sz w:val="13"/>
-                <w:szCs w:val="13"/>
-              </w:rPr>
-              <w:t xml:space="preserve">🔵 標準</w:t>
-            </w:r>
-          </w:p>
-        </w:tc>
-      </w:tr>
-      <w:tr>
-        <w:tc>
-          <w:tcPr>
-            <w:tcW w:type="dxa" w:w="400"/>
-            <w:tcBorders>
-              <w:top w:val="single" w:color="CCCCCC" w:sz="1"/>
-              <w:left w:val="single" w:color="CCCCCC" w:sz="1"/>
-              <w:bottom w:val="single" w:color="CCCCCC" w:sz="1"/>
-              <w:right w:val="single" w:color="CCCCCC" w:sz="1"/>
-            </w:tcBorders>
-            <w:shd w:fill="FFFFFF" w:color="FFFFFF" w:val="solid"/>
-            <w:tcMar>
-              <w:top w:type="dxa" w:w="60"/>
-              <w:left w:type="dxa" w:w="80"/>
-              <w:bottom w:type="dxa" w:w="60"/>
-              <w:right w:type="dxa" w:w="80"/>
-            </w:tcMar>
-            <w:vAlign w:val="center"/>
-          </w:tcPr>
-          <w:p>
-            <w:pPr>
-              <w:jc w:val="center"/>
-            </w:pPr>
-            <w:r>
-              <w:rPr>
-                <w:rFonts w:ascii="Arial" w:cs="Arial" w:eastAsia="Arial" w:hAnsi="Arial"/>
-                <w:b w:val="false"/>
-                <w:bCs w:val="false"/>
-                <w:color w:val="333333"/>
-                <w:sz w:val="14"/>
-                <w:szCs w:val="14"/>
-              </w:rPr>
-              <w:t xml:space="preserve">15</w:t>
-            </w:r>
-          </w:p>
-        </w:tc>
-        <w:tc>
-          <w:tcPr>
-            <w:tcW w:type="dxa" w:w="2800"/>
-            <w:tcBorders>
-              <w:top w:val="single" w:color="CCCCCC" w:sz="1"/>
-              <w:left w:val="single" w:color="CCCCCC" w:sz="1"/>
-              <w:bottom w:val="single" w:color="CCCCCC" w:sz="1"/>
-              <w:right w:val="single" w:color="CCCCCC" w:sz="1"/>
-            </w:tcBorders>
-            <w:shd w:fill="FFFFFF" w:color="FFFFFF" w:val="solid"/>
-            <w:tcMar>
-              <w:top w:type="dxa" w:w="60"/>
-              <w:left w:type="dxa" w:w="80"/>
-              <w:bottom w:type="dxa" w:w="60"/>
-              <w:right w:type="dxa" w:w="80"/>
-            </w:tcMar>
-            <w:vAlign w:val="center"/>
-          </w:tcPr>
-          <w:p>
-            <w:pPr>
-              <w:jc w:val="left"/>
-            </w:pPr>
-            <w:r>
-              <w:rPr>
-                <w:rFonts w:ascii="Arial" w:cs="Arial" w:eastAsia="Arial" w:hAnsi="Arial"/>
-                <w:b w:val="false"/>
-                <w:bCs w:val="false"/>
-                <w:color w:val="333333"/>
-                <w:sz w:val="13"/>
-                <w:szCs w:val="13"/>
-              </w:rPr>
-              <w:t xml:space="preserve">コートホテル新横浜</w:t>
-            </w:r>
-          </w:p>
-        </w:tc>
-        <w:tc>
-          <w:tcPr>
-            <w:tcW w:type="dxa" w:w="700"/>
-            <w:tcBorders>
-              <w:top w:val="single" w:color="CCCCCC" w:sz="1"/>
-              <w:left w:val="single" w:color="CCCCCC" w:sz="1"/>
-              <w:bottom w:val="single" w:color="CCCCCC" w:sz="1"/>
-              <w:right w:val="single" w:color="CCCCCC" w:sz="1"/>
-            </w:tcBorders>
-            <w:shd w:fill="FFFFFF" w:color="FFFFFF" w:val="solid"/>
-            <w:tcMar>
-              <w:top w:type="dxa" w:w="60"/>
-              <w:left w:type="dxa" w:w="80"/>
-              <w:bottom w:type="dxa" w:w="60"/>
-              <w:right w:type="dxa" w:w="80"/>
-            </w:tcMar>
-            <w:vAlign w:val="center"/>
-          </w:tcPr>
-          <w:p>
-            <w:pPr>
-              <w:jc w:val="center"/>
-            </w:pPr>
-            <w:r>
-              <w:rPr>
-                <w:rFonts w:ascii="Arial" w:cs="Arial" w:eastAsia="Arial" w:hAnsi="Arial"/>
-                <w:b w:val="false"/>
-                <w:bCs w:val="false"/>
-                <w:color w:val="E74C3C"/>
-                <w:sz w:val="14"/>
-                <w:szCs w:val="14"/>
-              </w:rPr>
-              <w:t xml:space="preserve">7.12</w:t>
-            </w:r>
-          </w:p>
-        </w:tc>
-        <w:tc>
-          <w:tcPr>
-            <w:tcW w:type="dxa" w:w="700"/>
-            <w:tcBorders>
-              <w:top w:val="single" w:color="CCCCCC" w:sz="1"/>
-              <w:left w:val="single" w:color="CCCCCC" w:sz="1"/>
-              <w:bottom w:val="single" w:color="CCCCCC" w:sz="1"/>
-              <w:right w:val="single" w:color="CCCCCC" w:sz="1"/>
-            </w:tcBorders>
-            <w:shd w:fill="FFFFFF" w:color="FFFFFF" w:val="solid"/>
-            <w:tcMar>
-              <w:top w:type="dxa" w:w="60"/>
-              <w:left w:type="dxa" w:w="80"/>
-              <w:bottom w:type="dxa" w:w="60"/>
-              <w:right w:type="dxa" w:w="80"/>
-            </w:tcMar>
-            <w:vAlign w:val="center"/>
-          </w:tcPr>
-          <w:p>
-            <w:pPr>
-              <w:jc w:val="center"/>
-            </w:pPr>
-            <w:r>
-              <w:rPr>
-                <w:rFonts w:ascii="Arial" w:cs="Arial" w:eastAsia="Arial" w:hAnsi="Arial"/>
-                <w:b w:val="false"/>
-                <w:bCs w:val="false"/>
-                <w:color w:val="333333"/>
-                <w:sz w:val="14"/>
-                <w:szCs w:val="14"/>
-              </w:rPr>
-              <w:t xml:space="preserve">118</w:t>
-            </w:r>
-          </w:p>
-        </w:tc>
-        <w:tc>
-          <w:tcPr>
-            <w:tcW w:type="dxa" w:w="700"/>
-            <w:tcBorders>
-              <w:top w:val="single" w:color="CCCCCC" w:sz="1"/>
-              <w:left w:val="single" w:color="CCCCCC" w:sz="1"/>
-              <w:bottom w:val="single" w:color="CCCCCC" w:sz="1"/>
-              <w:right w:val="single" w:color="CCCCCC" w:sz="1"/>
-            </w:tcBorders>
-            <w:shd w:fill="FFFFFF" w:color="FFFFFF" w:val="solid"/>
-            <w:tcMar>
-              <w:top w:type="dxa" w:w="60"/>
-              <w:left w:type="dxa" w:w="80"/>
-              <w:bottom w:type="dxa" w:w="60"/>
-              <w:right w:type="dxa" w:w="80"/>
-            </w:tcMar>
-            <w:vAlign w:val="center"/>
-          </w:tcPr>
-          <w:p>
-            <w:pPr>
-              <w:jc w:val="center"/>
-            </w:pPr>
-            <w:r>
-              <w:rPr>
-                <w:rFonts w:ascii="Arial" w:cs="Arial" w:eastAsia="Arial" w:hAnsi="Arial"/>
-                <w:b w:val="false"/>
-                <w:bCs w:val="false"/>
-                <w:color w:val="333333"/>
-                <w:sz w:val="14"/>
-                <w:szCs w:val="14"/>
-              </w:rPr>
-              <w:t xml:space="preserve">70.9%</w:t>
-            </w:r>
-          </w:p>
-        </w:tc>
-        <w:tc>
-          <w:tcPr>
-            <w:tcW w:type="dxa" w:w="1300"/>
-            <w:tcBorders>
-              <w:top w:val="single" w:color="CCCCCC" w:sz="1"/>
-              <w:left w:val="single" w:color="CCCCCC" w:sz="1"/>
-              <w:bottom w:val="single" w:color="CCCCCC" w:sz="1"/>
-              <w:right w:val="single" w:color="CCCCCC" w:sz="1"/>
-            </w:tcBorders>
-            <w:shd w:fill="FFFFFF" w:color="FFFFFF" w:val="solid"/>
-            <w:tcMar>
-              <w:top w:type="dxa" w:w="60"/>
-              <w:left w:type="dxa" w:w="80"/>
-              <w:bottom w:type="dxa" w:w="60"/>
-              <w:right w:type="dxa" w:w="80"/>
-            </w:tcMar>
-            <w:vAlign w:val="center"/>
-          </w:tcPr>
-          <w:p>
-            <w:pPr>
-              <w:jc w:val="center"/>
-            </w:pPr>
-            <w:r>
-              <w:rPr>
-                <w:rFonts w:ascii="Arial" w:cs="Arial" w:eastAsia="Arial" w:hAnsi="Arial"/>
-                <w:b w:val="false"/>
-                <w:bCs w:val="false"/>
-                <w:color w:val="333333"/>
-                <w:sz w:val="14"/>
-                <w:szCs w:val="14"/>
-              </w:rPr>
-              <w:t xml:space="preserve">¥3,705,215</w:t>
-            </w:r>
-          </w:p>
-        </w:tc>
-        <w:tc>
-          <w:tcPr>
-            <w:tcW w:type="dxa" w:w="1200"/>
-            <w:tcBorders>
-              <w:top w:val="single" w:color="CCCCCC" w:sz="1"/>
-              <w:left w:val="single" w:color="CCCCCC" w:sz="1"/>
-              <w:bottom w:val="single" w:color="CCCCCC" w:sz="1"/>
-              <w:right w:val="single" w:color="CCCCCC" w:sz="1"/>
-            </w:tcBorders>
-            <w:shd w:fill="FFFFFF" w:color="FFFFFF" w:val="solid"/>
-            <w:tcMar>
-              <w:top w:type="dxa" w:w="60"/>
-              <w:left w:type="dxa" w:w="80"/>
-              <w:bottom w:type="dxa" w:w="60"/>
-              <w:right w:type="dxa" w:w="80"/>
-            </w:tcMar>
-            <w:vAlign w:val="center"/>
-          </w:tcPr>
-          <w:p>
-            <w:pPr>
-              <w:jc w:val="center"/>
-            </w:pPr>
-            <w:r>
-              <w:rPr>
-                <w:rFonts w:ascii="Arial" w:cs="Arial" w:eastAsia="Arial" w:hAnsi="Arial"/>
-                <w:b w:val="false"/>
-                <w:bCs w:val="false"/>
-                <w:color w:val="333333"/>
-                <w:sz w:val="14"/>
-                <w:szCs w:val="14"/>
-              </w:rPr>
-              <w:t xml:space="preserve">¥1,020,472</w:t>
-            </w:r>
-          </w:p>
-        </w:tc>
-        <w:tc>
-          <w:tcPr>
-            <w:tcW w:type="dxa" w:w="700"/>
-            <w:tcBorders>
-              <w:top w:val="single" w:color="CCCCCC" w:sz="1"/>
-              <w:left w:val="single" w:color="CCCCCC" w:sz="1"/>
-              <w:bottom w:val="single" w:color="CCCCCC" w:sz="1"/>
-              <w:right w:val="single" w:color="CCCCCC" w:sz="1"/>
-            </w:tcBorders>
-            <w:shd w:fill="FFFFFF" w:color="FFFFFF" w:val="solid"/>
-            <w:tcMar>
-              <w:top w:type="dxa" w:w="60"/>
-              <w:left w:type="dxa" w:w="80"/>
-              <w:bottom w:type="dxa" w:w="60"/>
-              <w:right w:type="dxa" w:w="80"/>
-            </w:tcMar>
-            <w:vAlign w:val="center"/>
-          </w:tcPr>
-          <w:p>
-            <w:pPr>
-              <w:jc w:val="center"/>
-            </w:pPr>
-            <w:r>
-              <w:rPr>
-                <w:rFonts w:ascii="Arial" w:cs="Arial" w:eastAsia="Arial" w:hAnsi="Arial"/>
-                <w:b w:val="false"/>
-                <w:bCs w:val="false"/>
-                <w:color w:val="333333"/>
-                <w:sz w:val="14"/>
-                <w:szCs w:val="14"/>
-              </w:rPr>
-              <w:t xml:space="preserve">27.5%</w:t>
-            </w:r>
-          </w:p>
-        </w:tc>
-        <w:tc>
-          <w:tcPr>
-            <w:tcW w:type="dxa" w:w="900"/>
-            <w:tcBorders>
-              <w:top w:val="single" w:color="CCCCCC" w:sz="1"/>
-              <w:left w:val="single" w:color="CCCCCC" w:sz="1"/>
-              <w:bottom w:val="single" w:color="CCCCCC" w:sz="1"/>
-              <w:right w:val="single" w:color="CCCCCC" w:sz="1"/>
-            </w:tcBorders>
-            <w:shd w:fill="FFFFFF" w:color="FFFFFF" w:val="solid"/>
-            <w:tcMar>
-              <w:top w:type="dxa" w:w="60"/>
-              <w:left w:type="dxa" w:w="80"/>
-              <w:bottom w:type="dxa" w:w="60"/>
-              <w:right w:type="dxa" w:w="80"/>
-            </w:tcMar>
-            <w:vAlign w:val="center"/>
-          </w:tcPr>
-          <w:p>
-            <w:pPr>
-              <w:jc w:val="center"/>
-            </w:pPr>
-            <w:r>
-              <w:rPr>
-                <w:rFonts w:ascii="Arial" w:cs="Arial" w:eastAsia="Arial" w:hAnsi="Arial"/>
-                <w:b w:val="false"/>
-                <w:bCs w:val="false"/>
-                <w:color w:val="333333"/>
-                <w:sz w:val="14"/>
-                <w:szCs w:val="14"/>
-              </w:rPr>
-              <w:t xml:space="preserve">¥977</w:t>
-            </w:r>
-          </w:p>
-        </w:tc>
-        <w:tc>
-          <w:tcPr>
-            <w:tcW w:type="dxa" w:w="900"/>
-            <w:tcBorders>
-              <w:top w:val="single" w:color="CCCCCC" w:sz="1"/>
-              <w:left w:val="single" w:color="CCCCCC" w:sz="1"/>
-              <w:bottom w:val="single" w:color="CCCCCC" w:sz="1"/>
-              <w:right w:val="single" w:color="CCCCCC" w:sz="1"/>
-            </w:tcBorders>
-            <w:shd w:fill="FFEBEE" w:color="FFEBEE" w:val="solid"/>
-            <w:tcMar>
-              <w:top w:type="dxa" w:w="60"/>
-              <w:left w:type="dxa" w:w="80"/>
-              <w:bottom w:type="dxa" w:w="60"/>
-              <w:right w:type="dxa" w:w="80"/>
-            </w:tcMar>
-            <w:vAlign w:val="center"/>
-          </w:tcPr>
-          <w:p>
-            <w:pPr>
-              <w:jc w:val="center"/>
-            </w:pPr>
-            <w:r>
-              <w:rPr>
-                <w:rFonts w:ascii="Arial" w:cs="Arial" w:eastAsia="Arial" w:hAnsi="Arial"/>
-                <w:b/>
-                <w:bCs/>
-                <w:color w:val="C62828"/>
-                <w:sz w:val="13"/>
-                <w:szCs w:val="13"/>
-              </w:rPr>
-              <w:t xml:space="preserve">🔴 緊急</w:t>
-            </w:r>
-          </w:p>
-        </w:tc>
-      </w:tr>
-      <w:tr>
-        <w:tc>
-          <w:tcPr>
-            <w:tcW w:type="dxa" w:w="400"/>
-            <w:tcBorders>
-              <w:top w:val="single" w:color="CCCCCC" w:sz="1"/>
-              <w:left w:val="single" w:color="CCCCCC" w:sz="1"/>
-              <w:bottom w:val="single" w:color="CCCCCC" w:sz="1"/>
-              <w:right w:val="single" w:color="CCCCCC" w:sz="1"/>
-            </w:tcBorders>
-            <w:shd w:fill="F5F7FA" w:color="F5F7FA" w:val="solid"/>
-            <w:tcMar>
-              <w:top w:type="dxa" w:w="60"/>
-              <w:left w:type="dxa" w:w="80"/>
-              <w:bottom w:type="dxa" w:w="60"/>
-              <w:right w:type="dxa" w:w="80"/>
-            </w:tcMar>
-            <w:vAlign w:val="center"/>
-          </w:tcPr>
-          <w:p>
-            <w:pPr>
-              <w:jc w:val="center"/>
-            </w:pPr>
-            <w:r>
-              <w:rPr>
-                <w:rFonts w:ascii="Arial" w:cs="Arial" w:eastAsia="Arial" w:hAnsi="Arial"/>
-                <w:b w:val="false"/>
-                <w:bCs w:val="false"/>
-                <w:color w:val="333333"/>
-                <w:sz w:val="14"/>
-                <w:szCs w:val="14"/>
-              </w:rPr>
-              <w:t xml:space="preserve">16</w:t>
-            </w:r>
-          </w:p>
-        </w:tc>
-        <w:tc>
-          <w:tcPr>
-            <w:tcW w:type="dxa" w:w="2800"/>
-            <w:tcBorders>
-              <w:top w:val="single" w:color="CCCCCC" w:sz="1"/>
-              <w:left w:val="single" w:color="CCCCCC" w:sz="1"/>
-              <w:bottom w:val="single" w:color="CCCCCC" w:sz="1"/>
-              <w:right w:val="single" w:color="CCCCCC" w:sz="1"/>
-            </w:tcBorders>
-            <w:shd w:fill="F5F7FA" w:color="F5F7FA" w:val="solid"/>
-            <w:tcMar>
-              <w:top w:type="dxa" w:w="60"/>
-              <w:left w:type="dxa" w:w="80"/>
-              <w:bottom w:type="dxa" w:w="60"/>
-              <w:right w:type="dxa" w:w="80"/>
-            </w:tcMar>
-            <w:vAlign w:val="center"/>
-          </w:tcPr>
-          <w:p>
-            <w:pPr>
-              <w:jc w:val="left"/>
-            </w:pPr>
-            <w:r>
-              <w:rPr>
-                <w:rFonts w:ascii="Arial" w:cs="Arial" w:eastAsia="Arial" w:hAnsi="Arial"/>
-                <w:b w:val="false"/>
-                <w:bCs w:val="false"/>
-                <w:color w:val="333333"/>
-                <w:sz w:val="13"/>
-                <w:szCs w:val="13"/>
-              </w:rPr>
-              <w:t xml:space="preserve">リッチモンドホテル東京目白</w:t>
-            </w:r>
-          </w:p>
-        </w:tc>
-        <w:tc>
-          <w:tcPr>
-            <w:tcW w:type="dxa" w:w="700"/>
-            <w:tcBorders>
-              <w:top w:val="single" w:color="CCCCCC" w:sz="1"/>
-              <w:left w:val="single" w:color="CCCCCC" w:sz="1"/>
-              <w:bottom w:val="single" w:color="CCCCCC" w:sz="1"/>
-              <w:right w:val="single" w:color="CCCCCC" w:sz="1"/>
-            </w:tcBorders>
-            <w:shd w:fill="F5F7FA" w:color="F5F7FA" w:val="solid"/>
-            <w:tcMar>
-              <w:top w:type="dxa" w:w="60"/>
-              <w:left w:type="dxa" w:w="80"/>
-              <w:bottom w:type="dxa" w:w="60"/>
-              <w:right w:type="dxa" w:w="80"/>
-            </w:tcMar>
-            <w:vAlign w:val="center"/>
-          </w:tcPr>
-          <w:p>
-            <w:pPr>
-              <w:jc w:val="center"/>
-            </w:pPr>
-            <w:r>
-              <w:rPr>
-                <w:rFonts w:ascii="Arial" w:cs="Arial" w:eastAsia="Arial" w:hAnsi="Arial"/>
-                <w:b w:val="false"/>
-                <w:bCs w:val="false"/>
-                <w:color w:val="27AE60"/>
-                <w:sz w:val="14"/>
-                <w:szCs w:val="14"/>
-              </w:rPr>
-              <w:t xml:space="preserve">8.60</w:t>
-            </w:r>
-          </w:p>
-        </w:tc>
-        <w:tc>
-          <w:tcPr>
-            <w:tcW w:type="dxa" w:w="700"/>
-            <w:tcBorders>
-              <w:top w:val="single" w:color="CCCCCC" w:sz="1"/>
-              <w:left w:val="single" w:color="CCCCCC" w:sz="1"/>
-              <w:bottom w:val="single" w:color="CCCCCC" w:sz="1"/>
-              <w:right w:val="single" w:color="CCCCCC" w:sz="1"/>
-            </w:tcBorders>
-            <w:shd w:fill="F5F7FA" w:color="F5F7FA" w:val="solid"/>
-            <w:tcMar>
-              <w:top w:type="dxa" w:w="60"/>
-              <w:left w:type="dxa" w:w="80"/>
-              <w:bottom w:type="dxa" w:w="60"/>
-              <w:right w:type="dxa" w:w="80"/>
-            </w:tcMar>
-            <w:vAlign w:val="center"/>
-          </w:tcPr>
-          <w:p>
-            <w:pPr>
-              <w:jc w:val="center"/>
-            </w:pPr>
-            <w:r>
-              <w:rPr>
-                <w:rFonts w:ascii="Arial" w:cs="Arial" w:eastAsia="Arial" w:hAnsi="Arial"/>
-                <w:b w:val="false"/>
-                <w:bCs w:val="false"/>
-                <w:color w:val="333333"/>
-                <w:sz w:val="14"/>
-                <w:szCs w:val="14"/>
-              </w:rPr>
-              <w:t xml:space="preserve">146</w:t>
-            </w:r>
-          </w:p>
-        </w:tc>
-        <w:tc>
-          <w:tcPr>
-            <w:tcW w:type="dxa" w:w="700"/>
-            <w:tcBorders>
-              <w:top w:val="single" w:color="CCCCCC" w:sz="1"/>
-              <w:left w:val="single" w:color="CCCCCC" w:sz="1"/>
-              <w:bottom w:val="single" w:color="CCCCCC" w:sz="1"/>
-              <w:right w:val="single" w:color="CCCCCC" w:sz="1"/>
-            </w:tcBorders>
-            <w:shd w:fill="F5F7FA" w:color="F5F7FA" w:val="solid"/>
-            <w:tcMar>
-              <w:top w:type="dxa" w:w="60"/>
-              <w:left w:type="dxa" w:w="80"/>
-              <w:bottom w:type="dxa" w:w="60"/>
-              <w:right w:type="dxa" w:w="80"/>
-            </w:tcMar>
-            <w:vAlign w:val="center"/>
-          </w:tcPr>
-          <w:p>
-            <w:pPr>
-              <w:jc w:val="center"/>
-            </w:pPr>
-            <w:r>
-              <w:rPr>
-                <w:rFonts w:ascii="Arial" w:cs="Arial" w:eastAsia="Arial" w:hAnsi="Arial"/>
-                <w:b w:val="false"/>
-                <w:bCs w:val="false"/>
-                <w:color w:val="333333"/>
-                <w:sz w:val="14"/>
-                <w:szCs w:val="14"/>
-              </w:rPr>
-              <w:t xml:space="preserve">81.8%</w:t>
-            </w:r>
-          </w:p>
-        </w:tc>
-        <w:tc>
-          <w:tcPr>
-            <w:tcW w:type="dxa" w:w="1300"/>
-            <w:tcBorders>
-              <w:top w:val="single" w:color="CCCCCC" w:sz="1"/>
-              <w:left w:val="single" w:color="CCCCCC" w:sz="1"/>
-              <w:bottom w:val="single" w:color="CCCCCC" w:sz="1"/>
-              <w:right w:val="single" w:color="CCCCCC" w:sz="1"/>
-            </w:tcBorders>
-            <w:shd w:fill="F5F7FA" w:color="F5F7FA" w:val="solid"/>
-            <w:tcMar>
-              <w:top w:type="dxa" w:w="60"/>
-              <w:left w:type="dxa" w:w="80"/>
-              <w:bottom w:type="dxa" w:w="60"/>
-              <w:right w:type="dxa" w:w="80"/>
-            </w:tcMar>
-            <w:vAlign w:val="center"/>
-          </w:tcPr>
-          <w:p>
-            <w:pPr>
-              <w:jc w:val="center"/>
-            </w:pPr>
-            <w:r>
-              <w:rPr>
-                <w:rFonts w:ascii="Arial" w:cs="Arial" w:eastAsia="Arial" w:hAnsi="Arial"/>
-                <w:b w:val="false"/>
-                <w:bCs w:val="false"/>
-                <w:color w:val="333333"/>
-                <w:sz w:val="14"/>
-                <w:szCs w:val="14"/>
-              </w:rPr>
-              <w:t xml:space="preserve">¥3,663,440</w:t>
-            </w:r>
-          </w:p>
-        </w:tc>
-        <w:tc>
-          <w:tcPr>
-            <w:tcW w:type="dxa" w:w="1200"/>
-            <w:tcBorders>
-              <w:top w:val="single" w:color="CCCCCC" w:sz="1"/>
-              <w:left w:val="single" w:color="CCCCCC" w:sz="1"/>
-              <w:bottom w:val="single" w:color="CCCCCC" w:sz="1"/>
-              <w:right w:val="single" w:color="CCCCCC" w:sz="1"/>
-            </w:tcBorders>
-            <w:shd w:fill="F5F7FA" w:color="F5F7FA" w:val="solid"/>
-            <w:tcMar>
-              <w:top w:type="dxa" w:w="60"/>
-              <w:left w:type="dxa" w:w="80"/>
-              <w:bottom w:type="dxa" w:w="60"/>
-              <w:right w:type="dxa" w:w="80"/>
-            </w:tcMar>
-            <w:vAlign w:val="center"/>
-          </w:tcPr>
-          <w:p>
-            <w:pPr>
-              <w:jc w:val="center"/>
-            </w:pPr>
-            <w:r>
-              <w:rPr>
-                <w:rFonts w:ascii="Arial" w:cs="Arial" w:eastAsia="Arial" w:hAnsi="Arial"/>
-                <w:b w:val="false"/>
-                <w:bCs w:val="false"/>
-                <w:color w:val="333333"/>
-                <w:sz w:val="14"/>
-                <w:szCs w:val="14"/>
-              </w:rPr>
-              <w:t xml:space="preserve">¥869,624</w:t>
-            </w:r>
-          </w:p>
-        </w:tc>
-        <w:tc>
-          <w:tcPr>
-            <w:tcW w:type="dxa" w:w="700"/>
-            <w:tcBorders>
-              <w:top w:val="single" w:color="CCCCCC" w:sz="1"/>
-              <w:left w:val="single" w:color="CCCCCC" w:sz="1"/>
-              <w:bottom w:val="single" w:color="CCCCCC" w:sz="1"/>
-              <w:right w:val="single" w:color="CCCCCC" w:sz="1"/>
-            </w:tcBorders>
-            <w:shd w:fill="F5F7FA" w:color="F5F7FA" w:val="solid"/>
-            <w:tcMar>
-              <w:top w:type="dxa" w:w="60"/>
-              <w:left w:type="dxa" w:w="80"/>
-              <w:bottom w:type="dxa" w:w="60"/>
-              <w:right w:type="dxa" w:w="80"/>
-            </w:tcMar>
-            <w:vAlign w:val="center"/>
-          </w:tcPr>
-          <w:p>
-            <w:pPr>
-              <w:jc w:val="center"/>
-            </w:pPr>
-            <w:r>
-              <w:rPr>
-                <w:rFonts w:ascii="Arial" w:cs="Arial" w:eastAsia="Arial" w:hAnsi="Arial"/>
-                <w:b w:val="false"/>
-                <w:bCs w:val="false"/>
-                <w:color w:val="333333"/>
-                <w:sz w:val="14"/>
-                <w:szCs w:val="14"/>
-              </w:rPr>
-              <w:t xml:space="preserve">23.7%</w:t>
-            </w:r>
-          </w:p>
-        </w:tc>
-        <w:tc>
-          <w:tcPr>
-            <w:tcW w:type="dxa" w:w="900"/>
-            <w:tcBorders>
-              <w:top w:val="single" w:color="CCCCCC" w:sz="1"/>
-              <w:left w:val="single" w:color="CCCCCC" w:sz="1"/>
-              <w:bottom w:val="single" w:color="CCCCCC" w:sz="1"/>
-              <w:right w:val="single" w:color="CCCCCC" w:sz="1"/>
-            </w:tcBorders>
-            <w:shd w:fill="F5F7FA" w:color="F5F7FA" w:val="solid"/>
-            <w:tcMar>
-              <w:top w:type="dxa" w:w="60"/>
-              <w:left w:type="dxa" w:w="80"/>
-              <w:bottom w:type="dxa" w:w="60"/>
-              <w:right w:type="dxa" w:w="80"/>
-            </w:tcMar>
-            <w:vAlign w:val="center"/>
-          </w:tcPr>
-          <w:p>
-            <w:pPr>
-              <w:jc w:val="center"/>
-            </w:pPr>
-            <w:r>
-              <w:rPr>
-                <w:rFonts w:ascii="Arial" w:cs="Arial" w:eastAsia="Arial" w:hAnsi="Arial"/>
-                <w:b w:val="false"/>
-                <w:bCs w:val="false"/>
-                <w:color w:val="333333"/>
-                <w:sz w:val="14"/>
-                <w:szCs w:val="14"/>
-              </w:rPr>
-              <w:t xml:space="preserve">¥1,104</w:t>
-            </w:r>
-          </w:p>
-        </w:tc>
-        <w:tc>
-          <w:tcPr>
-            <w:tcW w:type="dxa" w:w="900"/>
-            <w:tcBorders>
-              <w:top w:val="single" w:color="CCCCCC" w:sz="1"/>
-              <w:left w:val="single" w:color="CCCCCC" w:sz="1"/>
-              <w:bottom w:val="single" w:color="CCCCCC" w:sz="1"/>
-              <w:right w:val="single" w:color="CCCCCC" w:sz="1"/>
-            </w:tcBorders>
-            <w:shd w:fill="E3F2FD" w:color="E3F2FD" w:val="solid"/>
-            <w:tcMar>
-              <w:top w:type="dxa" w:w="60"/>
-              <w:left w:type="dxa" w:w="80"/>
-              <w:bottom w:type="dxa" w:w="60"/>
-              <w:right w:type="dxa" w:w="80"/>
-            </w:tcMar>
-            <w:vAlign w:val="center"/>
-          </w:tcPr>
-          <w:p>
-            <w:pPr>
-              <w:jc w:val="center"/>
-            </w:pPr>
-            <w:r>
-              <w:rPr>
-                <w:rFonts w:ascii="Arial" w:cs="Arial" w:eastAsia="Arial" w:hAnsi="Arial"/>
-                <w:b/>
-                <w:bCs/>
-                <w:color w:val="1565C0"/>
-                <w:sz w:val="13"/>
-                <w:szCs w:val="13"/>
-              </w:rPr>
-              <w:t xml:space="preserve">🔵 標準</w:t>
-            </w:r>
-          </w:p>
-        </w:tc>
-      </w:tr>
-      <w:tr>
-        <w:tc>
-          <w:tcPr>
-            <w:tcW w:type="dxa" w:w="400"/>
-            <w:tcBorders>
-              <w:top w:val="single" w:color="CCCCCC" w:sz="1"/>
-              <w:left w:val="single" w:color="CCCCCC" w:sz="1"/>
-              <w:bottom w:val="single" w:color="CCCCCC" w:sz="1"/>
-              <w:right w:val="single" w:color="CCCCCC" w:sz="1"/>
-            </w:tcBorders>
-            <w:shd w:fill="FFFFFF" w:color="FFFFFF" w:val="solid"/>
-            <w:tcMar>
-              <w:top w:type="dxa" w:w="60"/>
-              <w:left w:type="dxa" w:w="80"/>
-              <w:bottom w:type="dxa" w:w="60"/>
-              <w:right w:type="dxa" w:w="80"/>
-            </w:tcMar>
-            <w:vAlign w:val="center"/>
-          </w:tcPr>
-          <w:p>
-            <w:pPr>
-              <w:jc w:val="center"/>
-            </w:pPr>
-            <w:r>
-              <w:rPr>
-                <w:rFonts w:ascii="Arial" w:cs="Arial" w:eastAsia="Arial" w:hAnsi="Arial"/>
-                <w:b w:val="false"/>
-                <w:bCs w:val="false"/>
-                <w:color w:val="333333"/>
-                <w:sz w:val="14"/>
-                <w:szCs w:val="14"/>
-              </w:rPr>
-              <w:t xml:space="preserve">17</w:t>
-            </w:r>
-          </w:p>
-        </w:tc>
-        <w:tc>
-          <w:tcPr>
-            <w:tcW w:type="dxa" w:w="2800"/>
-            <w:tcBorders>
-              <w:top w:val="single" w:color="CCCCCC" w:sz="1"/>
-              <w:left w:val="single" w:color="CCCCCC" w:sz="1"/>
-              <w:bottom w:val="single" w:color="CCCCCC" w:sz="1"/>
-              <w:right w:val="single" w:color="CCCCCC" w:sz="1"/>
-            </w:tcBorders>
-            <w:shd w:fill="FFFFFF" w:color="FFFFFF" w:val="solid"/>
-            <w:tcMar>
-              <w:top w:type="dxa" w:w="60"/>
-              <w:left w:type="dxa" w:w="80"/>
-              <w:bottom w:type="dxa" w:w="60"/>
-              <w:right w:type="dxa" w:w="80"/>
-            </w:tcMar>
-            <w:vAlign w:val="center"/>
-          </w:tcPr>
-          <w:p>
-            <w:pPr>
-              <w:jc w:val="left"/>
-            </w:pPr>
-            <w:r>
-              <w:rPr>
-                <w:rFonts w:ascii="Arial" w:cs="Arial" w:eastAsia="Arial" w:hAnsi="Arial"/>
-                <w:b w:val="false"/>
-                <w:bCs w:val="false"/>
-                <w:color w:val="333333"/>
-                <w:sz w:val="13"/>
-                <w:szCs w:val="13"/>
-              </w:rPr>
-              <w:t xml:space="preserve">コンフォートイン六本木</w:t>
-            </w:r>
-          </w:p>
-        </w:tc>
-        <w:tc>
-          <w:tcPr>
-            <w:tcW w:type="dxa" w:w="700"/>
-            <w:tcBorders>
-              <w:top w:val="single" w:color="CCCCCC" w:sz="1"/>
-              <w:left w:val="single" w:color="CCCCCC" w:sz="1"/>
-              <w:bottom w:val="single" w:color="CCCCCC" w:sz="1"/>
-              <w:right w:val="single" w:color="CCCCCC" w:sz="1"/>
-            </w:tcBorders>
-            <w:shd w:fill="FFFFFF" w:color="FFFFFF" w:val="solid"/>
-            <w:tcMar>
-              <w:top w:type="dxa" w:w="60"/>
-              <w:left w:type="dxa" w:w="80"/>
-              <w:bottom w:type="dxa" w:w="60"/>
-              <w:right w:type="dxa" w:w="80"/>
-            </w:tcMar>
-            <w:vAlign w:val="center"/>
-          </w:tcPr>
-          <w:p>
-            <w:pPr>
-              <w:jc w:val="center"/>
-            </w:pPr>
-            <w:r>
-              <w:rPr>
-                <w:rFonts w:ascii="Arial" w:cs="Arial" w:eastAsia="Arial" w:hAnsi="Arial"/>
-                <w:b w:val="false"/>
-                <w:bCs w:val="false"/>
-                <w:color w:val="333333"/>
-                <w:sz w:val="14"/>
-                <w:szCs w:val="14"/>
-              </w:rPr>
-              <w:t xml:space="preserve">8.25</w:t>
-            </w:r>
-          </w:p>
-        </w:tc>
-        <w:tc>
-          <w:tcPr>
-            <w:tcW w:type="dxa" w:w="700"/>
-            <w:tcBorders>
-              <w:top w:val="single" w:color="CCCCCC" w:sz="1"/>
-              <w:left w:val="single" w:color="CCCCCC" w:sz="1"/>
-              <w:bottom w:val="single" w:color="CCCCCC" w:sz="1"/>
-              <w:right w:val="single" w:color="CCCCCC" w:sz="1"/>
-            </w:tcBorders>
-            <w:shd w:fill="FFFFFF" w:color="FFFFFF" w:val="solid"/>
-            <w:tcMar>
-              <w:top w:type="dxa" w:w="60"/>
-              <w:left w:type="dxa" w:w="80"/>
-              <w:bottom w:type="dxa" w:w="60"/>
-              <w:right w:type="dxa" w:w="80"/>
-            </w:tcMar>
-            <w:vAlign w:val="center"/>
-          </w:tcPr>
-          <w:p>
-            <w:pPr>
-              <w:jc w:val="center"/>
-            </w:pPr>
-            <w:r>
-              <w:rPr>
-                <w:rFonts w:ascii="Arial" w:cs="Arial" w:eastAsia="Arial" w:hAnsi="Arial"/>
-                <w:b w:val="false"/>
-                <w:bCs w:val="false"/>
-                <w:color w:val="333333"/>
-                <w:sz w:val="14"/>
-                <w:szCs w:val="14"/>
-              </w:rPr>
-              <w:t xml:space="preserve">75</w:t>
-            </w:r>
-          </w:p>
-        </w:tc>
-        <w:tc>
-          <w:tcPr>
-            <w:tcW w:type="dxa" w:w="700"/>
-            <w:tcBorders>
-              <w:top w:val="single" w:color="CCCCCC" w:sz="1"/>
-              <w:left w:val="single" w:color="CCCCCC" w:sz="1"/>
-              <w:bottom w:val="single" w:color="CCCCCC" w:sz="1"/>
-              <w:right w:val="single" w:color="CCCCCC" w:sz="1"/>
-            </w:tcBorders>
-            <w:shd w:fill="FFFFFF" w:color="FFFFFF" w:val="solid"/>
-            <w:tcMar>
-              <w:top w:type="dxa" w:w="60"/>
-              <w:left w:type="dxa" w:w="80"/>
-              <w:bottom w:type="dxa" w:w="60"/>
-              <w:right w:type="dxa" w:w="80"/>
-            </w:tcMar>
-            <w:vAlign w:val="center"/>
-          </w:tcPr>
-          <w:p>
-            <w:pPr>
-              <w:jc w:val="center"/>
-            </w:pPr>
-            <w:r>
-              <w:rPr>
-                <w:rFonts w:ascii="Arial" w:cs="Arial" w:eastAsia="Arial" w:hAnsi="Arial"/>
-                <w:b w:val="false"/>
-                <w:bCs w:val="false"/>
-                <w:color w:val="333333"/>
-                <w:sz w:val="14"/>
-                <w:szCs w:val="14"/>
-              </w:rPr>
-              <w:t xml:space="preserve">72.3%</w:t>
-            </w:r>
-          </w:p>
-        </w:tc>
-        <w:tc>
-          <w:tcPr>
-            <w:tcW w:type="dxa" w:w="1300"/>
-            <w:tcBorders>
-              <w:top w:val="single" w:color="CCCCCC" w:sz="1"/>
-              <w:left w:val="single" w:color="CCCCCC" w:sz="1"/>
-              <w:bottom w:val="single" w:color="CCCCCC" w:sz="1"/>
-              <w:right w:val="single" w:color="CCCCCC" w:sz="1"/>
-            </w:tcBorders>
-            <w:shd w:fill="FFFFFF" w:color="FFFFFF" w:val="solid"/>
-            <w:tcMar>
-              <w:top w:type="dxa" w:w="60"/>
-              <w:left w:type="dxa" w:w="80"/>
-              <w:bottom w:type="dxa" w:w="60"/>
-              <w:right w:type="dxa" w:w="80"/>
-            </w:tcMar>
-            <w:vAlign w:val="center"/>
-          </w:tcPr>
-          <w:p>
-            <w:pPr>
-              <w:jc w:val="center"/>
-            </w:pPr>
-            <w:r>
-              <w:rPr>
-                <w:rFonts w:ascii="Arial" w:cs="Arial" w:eastAsia="Arial" w:hAnsi="Arial"/>
-                <w:b w:val="false"/>
-                <w:bCs w:val="false"/>
-                <w:color w:val="333333"/>
-                <w:sz w:val="14"/>
-                <w:szCs w:val="14"/>
-              </w:rPr>
-              <w:t xml:space="preserve">¥2,842,630</w:t>
-            </w:r>
-          </w:p>
-        </w:tc>
-        <w:tc>
-          <w:tcPr>
-            <w:tcW w:type="dxa" w:w="1200"/>
-            <w:tcBorders>
-              <w:top w:val="single" w:color="CCCCCC" w:sz="1"/>
-              <w:left w:val="single" w:color="CCCCCC" w:sz="1"/>
-              <w:bottom w:val="single" w:color="CCCCCC" w:sz="1"/>
-              <w:right w:val="single" w:color="CCCCCC" w:sz="1"/>
-            </w:tcBorders>
-            <w:shd w:fill="FFFFFF" w:color="FFFFFF" w:val="solid"/>
-            <w:tcMar>
-              <w:top w:type="dxa" w:w="60"/>
-              <w:left w:type="dxa" w:w="80"/>
-              <w:bottom w:type="dxa" w:w="60"/>
-              <w:right w:type="dxa" w:w="80"/>
-            </w:tcMar>
-            <w:vAlign w:val="center"/>
-          </w:tcPr>
-          <w:p>
-            <w:pPr>
-              <w:jc w:val="center"/>
-            </w:pPr>
-            <w:r>
-              <w:rPr>
-                <w:rFonts w:ascii="Arial" w:cs="Arial" w:eastAsia="Arial" w:hAnsi="Arial"/>
-                <w:b w:val="false"/>
-                <w:bCs w:val="false"/>
-                <w:color w:val="333333"/>
-                <w:sz w:val="14"/>
-                <w:szCs w:val="14"/>
-              </w:rPr>
-              <w:t xml:space="preserve">¥964,811</w:t>
-            </w:r>
-          </w:p>
-        </w:tc>
-        <w:tc>
-          <w:tcPr>
-            <w:tcW w:type="dxa" w:w="700"/>
-            <w:tcBorders>
-              <w:top w:val="single" w:color="CCCCCC" w:sz="1"/>
-              <w:left w:val="single" w:color="CCCCCC" w:sz="1"/>
-              <w:bottom w:val="single" w:color="CCCCCC" w:sz="1"/>
-              <w:right w:val="single" w:color="CCCCCC" w:sz="1"/>
-            </w:tcBorders>
-            <w:shd w:fill="FFFFFF" w:color="FFFFFF" w:val="solid"/>
-            <w:tcMar>
-              <w:top w:type="dxa" w:w="60"/>
-              <w:left w:type="dxa" w:w="80"/>
-              <w:bottom w:type="dxa" w:w="60"/>
-              <w:right w:type="dxa" w:w="80"/>
-            </w:tcMar>
-            <w:vAlign w:val="center"/>
-          </w:tcPr>
-          <w:p>
-            <w:pPr>
-              <w:jc w:val="center"/>
-            </w:pPr>
-            <w:r>
-              <w:rPr>
-                <w:rFonts w:ascii="Arial" w:cs="Arial" w:eastAsia="Arial" w:hAnsi="Arial"/>
-                <w:b w:val="false"/>
-                <w:bCs w:val="false"/>
-                <w:color w:val="333333"/>
-                <w:sz w:val="14"/>
-                <w:szCs w:val="14"/>
-              </w:rPr>
-              <w:t xml:space="preserve">33.9%</w:t>
-            </w:r>
-          </w:p>
-        </w:tc>
-        <w:tc>
-          <w:tcPr>
-            <w:tcW w:type="dxa" w:w="900"/>
-            <w:tcBorders>
-              <w:top w:val="single" w:color="CCCCCC" w:sz="1"/>
-              <w:left w:val="single" w:color="CCCCCC" w:sz="1"/>
-              <w:bottom w:val="single" w:color="CCCCCC" w:sz="1"/>
-              <w:right w:val="single" w:color="CCCCCC" w:sz="1"/>
-            </w:tcBorders>
-            <w:shd w:fill="FFFFFF" w:color="FFFFFF" w:val="solid"/>
-            <w:tcMar>
-              <w:top w:type="dxa" w:w="60"/>
-              <w:left w:type="dxa" w:w="80"/>
-              <w:bottom w:type="dxa" w:w="60"/>
-              <w:right w:type="dxa" w:w="80"/>
-            </w:tcMar>
-            <w:vAlign w:val="center"/>
-          </w:tcPr>
-          <w:p>
-            <w:pPr>
-              <w:jc w:val="center"/>
-            </w:pPr>
-            <w:r>
-              <w:rPr>
-                <w:rFonts w:ascii="Arial" w:cs="Arial" w:eastAsia="Arial" w:hAnsi="Arial"/>
-                <w:b w:val="false"/>
-                <w:bCs w:val="false"/>
-                <w:color w:val="333333"/>
-                <w:sz w:val="14"/>
-                <w:szCs w:val="14"/>
-              </w:rPr>
-              <w:t xml:space="preserve">¥1,232</w:t>
-            </w:r>
-          </w:p>
-        </w:tc>
-        <w:tc>
-          <w:tcPr>
-            <w:tcW w:type="dxa" w:w="900"/>
-            <w:tcBorders>
-              <w:top w:val="single" w:color="CCCCCC" w:sz="1"/>
-              <w:left w:val="single" w:color="CCCCCC" w:sz="1"/>
-              <w:bottom w:val="single" w:color="CCCCCC" w:sz="1"/>
-              <w:right w:val="single" w:color="CCCCCC" w:sz="1"/>
-            </w:tcBorders>
-            <w:shd w:fill="E3F2FD" w:color="E3F2FD" w:val="solid"/>
-            <w:tcMar>
-              <w:top w:type="dxa" w:w="60"/>
-              <w:left w:type="dxa" w:w="80"/>
-              <w:bottom w:type="dxa" w:w="60"/>
-              <w:right w:type="dxa" w:w="80"/>
-            </w:tcMar>
-            <w:vAlign w:val="center"/>
-          </w:tcPr>
-          <w:p>
-            <w:pPr>
-              <w:jc w:val="center"/>
-            </w:pPr>
-            <w:r>
-              <w:rPr>
-                <w:rFonts w:ascii="Arial" w:cs="Arial" w:eastAsia="Arial" w:hAnsi="Arial"/>
-                <w:b/>
-                <w:bCs/>
-                <w:color w:val="1565C0"/>
-                <w:sz w:val="13"/>
-                <w:szCs w:val="13"/>
-              </w:rPr>
-              <w:t xml:space="preserve">🔵 標準</w:t>
             </w:r>
           </w:p>
         </w:tc>
@@ -8364,7 +8364,7 @@
                 <w:sz w:val="15"/>
                 <w:szCs w:val="15"/>
               </w:rPr>
-              <w:t xml:space="preserve">9.07</w:t>
+              <w:t xml:space="preserve">9.06</w:t>
             </w:r>
           </w:p>
         </w:tc>
@@ -8537,7 +8537,7 @@
                 <w:sz w:val="15"/>
                 <w:szCs w:val="15"/>
               </w:rPr>
-              <w:t xml:space="preserve">8.41</w:t>
+              <w:t xml:space="preserve">8.40</w:t>
             </w:r>
           </w:p>
         </w:tc>
@@ -8710,7 +8710,7 @@
                 <w:sz w:val="15"/>
                 <w:szCs w:val="15"/>
               </w:rPr>
-              <w:t xml:space="preserve">8.64</w:t>
+              <w:t xml:space="preserve">8.56</w:t>
             </w:r>
           </w:p>
         </w:tc>
@@ -8883,7 +8883,7 @@
                 <w:sz w:val="15"/>
                 <w:szCs w:val="15"/>
               </w:rPr>
-              <w:t xml:space="preserve">8.31</w:t>
+              <w:t xml:space="preserve">8.25</w:t>
             </w:r>
           </w:p>
         </w:tc>
@@ -9229,7 +9229,7 @@
                 <w:sz w:val="15"/>
                 <w:szCs w:val="15"/>
               </w:rPr>
-              <w:t xml:space="preserve">9.32</w:t>
+              <w:t xml:space="preserve">9.31</w:t>
             </w:r>
           </w:p>
         </w:tc>
@@ -9483,7 +9483,7 @@
               <w:bottom w:val="single" w:color="CCCCCC" w:sz="1"/>
               <w:right w:val="single" w:color="CCCCCC" w:sz="1"/>
             </w:tcBorders>
-            <w:shd w:fill="E3F2FD" w:color="E3F2FD" w:val="solid"/>
+            <w:shd w:fill="FFF3E0" w:color="FFF3E0" w:val="solid"/>
             <w:tcMar>
               <w:top w:type="dxa" w:w="60"/>
               <w:left w:type="dxa" w:w="80"/>
@@ -9501,11 +9501,11 @@
                 <w:rFonts w:ascii="Arial" w:cs="Arial" w:eastAsia="Arial" w:hAnsi="Arial"/>
                 <w:b/>
                 <w:bCs/>
-                <w:color w:val="1565C0"/>
+                <w:color w:val="E65100"/>
                 <w:sz w:val="14"/>
                 <w:szCs w:val="14"/>
               </w:rPr>
-              <w:t xml:space="preserve">🔵 標準</w:t>
+              <w:t xml:space="preserve">🟠 高</w:t>
             </w:r>
           </w:p>
         </w:tc>
@@ -9827,7 +9827,7 @@
                 <w:sz w:val="15"/>
                 <w:szCs w:val="15"/>
               </w:rPr>
-              <w:t xml:space="preserve">8.98</w:t>
+              <w:t xml:space="preserve">8.97</w:t>
             </w:r>
           </w:p>
         </w:tc>
@@ -10000,7 +10000,7 @@
                 <w:sz w:val="15"/>
                 <w:szCs w:val="15"/>
               </w:rPr>
-              <w:t xml:space="preserve">9.44</w:t>
+              <w:t xml:space="preserve">9.40</w:t>
             </w:r>
           </w:p>
         </w:tc>
@@ -10519,7 +10519,7 @@
                 <w:sz w:val="15"/>
                 <w:szCs w:val="15"/>
               </w:rPr>
-              <w:t xml:space="preserve">8.25</w:t>
+              <w:t xml:space="preserve">8.26</w:t>
             </w:r>
           </w:p>
         </w:tc>
@@ -10600,7 +10600,7 @@
               <w:bottom w:val="single" w:color="CCCCCC" w:sz="1"/>
               <w:right w:val="single" w:color="CCCCCC" w:sz="1"/>
             </w:tcBorders>
-            <w:shd w:fill="E3F2FD" w:color="E3F2FD" w:val="solid"/>
+            <w:shd w:fill="FFF3E0" w:color="FFF3E0" w:val="solid"/>
             <w:tcMar>
               <w:top w:type="dxa" w:w="60"/>
               <w:left w:type="dxa" w:w="80"/>
@@ -10618,11 +10618,11 @@
                 <w:rFonts w:ascii="Arial" w:cs="Arial" w:eastAsia="Arial" w:hAnsi="Arial"/>
                 <w:b/>
                 <w:bCs/>
-                <w:color w:val="1565C0"/>
+                <w:color w:val="E65100"/>
                 <w:sz w:val="14"/>
                 <w:szCs w:val="14"/>
               </w:rPr>
-              <w:t xml:space="preserve">🔵 標準</w:t>
+              <w:t xml:space="preserve">🟠 高</w:t>
             </w:r>
           </w:p>
         </w:tc>
@@ -11290,7 +11290,7 @@
                 <w:sz w:val="15"/>
                 <w:szCs w:val="15"/>
               </w:rPr>
-              <w:t xml:space="preserve">7.94</w:t>
+              <w:t xml:space="preserve">7.95</w:t>
             </w:r>
           </w:p>
         </w:tc>
@@ -12472,7 +12472,7 @@
           <w:sz w:val="22"/>
           <w:szCs w:val="22"/>
         </w:rPr>
-        <w:t xml:space="preserve">コンフォートホテル博多（月間売上: ¥5,764,630, スコア: 7.94）</w:t>
+        <w:t xml:space="preserve">コンフォートホテル博多（月間売上: ¥5,764,630, スコア: 7.95）</w:t>
       </w:r>
     </w:p>
     <w:p>
@@ -12493,7 +12493,7 @@
           <w:sz w:val="20"/>
           <w:szCs w:val="20"/>
         </w:rPr>
-        <w:t xml:space="preserve">現状: 品質スコア7.94（URGENT判定）、稼働率78.1%</w:t>
+        <w:t xml:space="preserve">現状: 品質スコア7.95（URGENT判定）、稼働率78.1%</w:t>
       </w:r>
     </w:p>
     <w:p>
@@ -12598,7 +12598,7 @@
           <w:sz w:val="20"/>
           <w:szCs w:val="20"/>
         </w:rPr>
-        <w:t xml:space="preserve">成功指標: 1ヶ月後に清掃クレーム率1150%→5%以下</w:t>
+        <w:t xml:space="preserve">成功指標: 1ヶ月後に清掃クレーム率1100%→5%以下</w:t>
       </w:r>
     </w:p>
     <w:p>
@@ -13260,7 +13260,7 @@
                 <w:sz w:val="15"/>
                 <w:szCs w:val="15"/>
               </w:rPr>
-              <w:t xml:space="preserve">7.94</w:t>
+              <w:t xml:space="preserve">7.95</w:t>
             </w:r>
           </w:p>
         </w:tc>
@@ -14056,7 +14056,7 @@
           <w:sz w:val="22"/>
           <w:szCs w:val="22"/>
         </w:rPr>
-        <w:t xml:space="preserve">ハートンホテル東品川（月間売上: ¥11,211,550, スコア: 8.41）</w:t>
+        <w:t xml:space="preserve">ハートンホテル東品川（月間売上: ¥11,211,550, スコア: 8.4）</w:t>
       </w:r>
     </w:p>
     <w:p>
@@ -14113,7 +14113,7 @@
           <w:sz w:val="22"/>
           <w:szCs w:val="22"/>
         </w:rPr>
-        <w:t xml:space="preserve">川崎日航ホテル（月間売上: ¥7,168,120, スコア: 8.64）</w:t>
+        <w:t xml:space="preserve">川崎日航ホテル（月間売上: ¥7,168,120, スコア: 8.56）</w:t>
       </w:r>
     </w:p>
     <w:p>
@@ -14269,6 +14269,105 @@
           <w:sz w:val="22"/>
           <w:szCs w:val="22"/>
         </w:rPr>
+        <w:t xml:space="preserve">ホテルコメント横浜関内（月間売上: ¥4,463,320, スコア: 8.83）</w:t>
+      </w:r>
+    </w:p>
+    <w:p>
+      <w:pPr>
+        <w:pStyle w:val="ListParagraph"/>
+        <w:numPr>
+          <w:ilvl w:val="0"/>
+          <w:numId w:val="1"/>
+        </w:numPr>
+        <w:spacing w:after="40" w:before="40"/>
+      </w:pPr>
+      <w:r>
+        <w:rPr>
+          <w:rFonts w:ascii="Arial" w:cs="Arial" w:eastAsia="Arial" w:hAnsi="Arial"/>
+          <w:b w:val="false"/>
+          <w:bCs w:val="false"/>
+          <w:color w:val="333333"/>
+          <w:sz w:val="20"/>
+          <w:szCs w:val="20"/>
+        </w:rPr>
+        <w:t xml:space="preserve">現状分析: HIGH判定、稼働率79.2%、利益率31.1%</w:t>
+      </w:r>
+    </w:p>
+    <w:p>
+      <w:pPr>
+        <w:pStyle w:val="ListParagraph"/>
+        <w:numPr>
+          <w:ilvl w:val="0"/>
+          <w:numId w:val="1"/>
+        </w:numPr>
+        <w:spacing w:after="40" w:before="40"/>
+      </w:pPr>
+      <w:r>
+        <w:rPr>
+          <w:rFonts w:ascii="Arial" w:cs="Arial" w:eastAsia="Arial" w:hAnsi="Arial"/>
+          <w:b w:val="false"/>
+          <w:bCs w:val="false"/>
+          <w:color w:val="333333"/>
+          <w:sz w:val="20"/>
+          <w:szCs w:val="20"/>
+        </w:rPr>
+        <w:t xml:space="preserve">改善ポイント: レビュー件数95件と多く、高スコア（8.88）だがHIGH判定 → 清掃クレーム対応の強化で9.0超を目指す</w:t>
+      </w:r>
+    </w:p>
+    <w:p>
+      <w:pPr>
+        <w:pStyle w:val="ListParagraph"/>
+        <w:numPr>
+          <w:ilvl w:val="0"/>
+          <w:numId w:val="1"/>
+        </w:numPr>
+        <w:spacing w:after="40" w:before="40"/>
+      </w:pPr>
+      <w:r>
+        <w:rPr>
+          <w:rFonts w:ascii="Arial" w:cs="Arial" w:eastAsia="Arial" w:hAnsi="Arial"/>
+          <w:b w:val="false"/>
+          <w:bCs w:val="false"/>
+          <w:color w:val="333333"/>
+          <w:sz w:val="20"/>
+          <w:szCs w:val="20"/>
+        </w:rPr>
+        <w:t xml:space="preserve">アクション: 清掃チェックリストの徹底、特別清掃の定期実施</w:t>
+      </w:r>
+    </w:p>
+    <w:p>
+      <w:pPr>
+        <w:spacing w:after="80" w:before="80"/>
+        <w:jc w:val="left"/>
+      </w:pPr>
+      <w:r>
+        <w:rPr>
+          <w:rFonts w:ascii="Arial" w:cs="Arial" w:eastAsia="Arial" w:hAnsi="Arial"/>
+          <w:b w:val="false"/>
+          <w:bCs w:val="false"/>
+          <w:i w:val="false"/>
+          <w:iCs w:val="false"/>
+          <w:color w:val="333333"/>
+          <w:sz w:val="20"/>
+          <w:szCs w:val="20"/>
+        </w:rPr>
+        <w:t xml:space="preserve"/>
+      </w:r>
+    </w:p>
+    <w:p>
+      <w:pPr>
+        <w:pStyle w:val="Heading3"/>
+        <w:spacing w:after="120" w:before="200"/>
+      </w:pPr>
+      <w:r>
+        <w:rPr>
+          <w:rFonts w:ascii="Arial" w:cs="Arial" w:eastAsia="Arial" w:hAnsi="Arial"/>
+          <w:b/>
+          <w:bCs/>
+          <w:color w:val="1B3A5C"/>
+          <w:sz w:val="22"/>
+          <w:szCs w:val="22"/>
+        </w:rPr>
         <w:t xml:space="preserve">コンフォートホテル横浜関内（月間売上: ¥4,051,890, スコア: 7.57）</w:t>
       </w:r>
     </w:p>
@@ -14291,6 +14390,105 @@
           <w:szCs w:val="20"/>
         </w:rPr>
         <w:t xml:space="preserve">現状分析: HIGH判定、稼働率55.9%、利益率28.2%</w:t>
+      </w:r>
+    </w:p>
+    <w:p>
+      <w:pPr>
+        <w:spacing w:after="80" w:before="80"/>
+        <w:jc w:val="left"/>
+      </w:pPr>
+      <w:r>
+        <w:rPr>
+          <w:rFonts w:ascii="Arial" w:cs="Arial" w:eastAsia="Arial" w:hAnsi="Arial"/>
+          <w:b w:val="false"/>
+          <w:bCs w:val="false"/>
+          <w:i w:val="false"/>
+          <w:iCs w:val="false"/>
+          <w:color w:val="333333"/>
+          <w:sz w:val="20"/>
+          <w:szCs w:val="20"/>
+        </w:rPr>
+        <w:t xml:space="preserve"/>
+      </w:r>
+    </w:p>
+    <w:p>
+      <w:pPr>
+        <w:pStyle w:val="Heading3"/>
+        <w:spacing w:after="120" w:before="200"/>
+      </w:pPr>
+      <w:r>
+        <w:rPr>
+          <w:rFonts w:ascii="Arial" w:cs="Arial" w:eastAsia="Arial" w:hAnsi="Arial"/>
+          <w:b/>
+          <w:bCs/>
+          <w:color w:val="1B3A5C"/>
+          <w:sz w:val="22"/>
+          <w:szCs w:val="22"/>
+        </w:rPr>
+        <w:t xml:space="preserve">コンフォートイン六本木（月間売上: ¥2,842,630, スコア: 8.26）</w:t>
+      </w:r>
+    </w:p>
+    <w:p>
+      <w:pPr>
+        <w:pStyle w:val="ListParagraph"/>
+        <w:numPr>
+          <w:ilvl w:val="0"/>
+          <w:numId w:val="1"/>
+        </w:numPr>
+        <w:spacing w:after="40" w:before="40"/>
+      </w:pPr>
+      <w:r>
+        <w:rPr>
+          <w:rFonts w:ascii="Arial" w:cs="Arial" w:eastAsia="Arial" w:hAnsi="Arial"/>
+          <w:b w:val="false"/>
+          <w:bCs w:val="false"/>
+          <w:color w:val="333333"/>
+          <w:sz w:val="20"/>
+          <w:szCs w:val="20"/>
+        </w:rPr>
+        <w:t xml:space="preserve">現状分析: HIGH判定、稼働率72.3%、利益率33.9%</w:t>
+      </w:r>
+    </w:p>
+    <w:p>
+      <w:pPr>
+        <w:pStyle w:val="ListParagraph"/>
+        <w:numPr>
+          <w:ilvl w:val="0"/>
+          <w:numId w:val="1"/>
+        </w:numPr>
+        <w:spacing w:after="40" w:before="40"/>
+      </w:pPr>
+      <w:r>
+        <w:rPr>
+          <w:rFonts w:ascii="Arial" w:cs="Arial" w:eastAsia="Arial" w:hAnsi="Arial"/>
+          <w:b w:val="false"/>
+          <w:bCs w:val="false"/>
+          <w:color w:val="333333"/>
+          <w:sz w:val="20"/>
+          <w:szCs w:val="20"/>
+        </w:rPr>
+        <w:t xml:space="preserve">改善ポイント: スコア8.08でHIGH判定 → 清掃品質と設備メンテナンスの改善</w:t>
+      </w:r>
+    </w:p>
+    <w:p>
+      <w:pPr>
+        <w:pStyle w:val="ListParagraph"/>
+        <w:numPr>
+          <w:ilvl w:val="0"/>
+          <w:numId w:val="1"/>
+        </w:numPr>
+        <w:spacing w:after="40" w:before="40"/>
+      </w:pPr>
+      <w:r>
+        <w:rPr>
+          <w:rFonts w:ascii="Arial" w:cs="Arial" w:eastAsia="Arial" w:hAnsi="Arial"/>
+          <w:b w:val="false"/>
+          <w:bCs w:val="false"/>
+          <w:color w:val="333333"/>
+          <w:sz w:val="20"/>
+          <w:szCs w:val="20"/>
+        </w:rPr>
+        <w:t xml:space="preserve">アクション: 水回り設備の重点清掃、リネン品質のアップグレード</w:t>
       </w:r>
     </w:p>
     <w:p>
@@ -14368,7 +14566,7 @@
           <w:sz w:val="20"/>
           <w:szCs w:val="20"/>
         </w:rPr>
-        <w:t xml:space="preserve">コンフォートイン六本木: スコア8.25（品質良好）だが売上¥2,842,630 → OTA掲載最適化、価格戦略の見直し、プロモーション強化</w:t>
+        <w:t xml:space="preserve">コンフォートイン六本木: スコア8.26（品質良好）だが売上¥2,842,630 → OTA掲載最適化、価格戦略の見直し、プロモーション強化</w:t>
       </w:r>
     </w:p>
     <w:p>
@@ -14452,7 +14650,7 @@
           <w:sz w:val="20"/>
           <w:szCs w:val="20"/>
         </w:rPr>
-        <w:t xml:space="preserve">ホテルケヤキゲート東京府中: スコア8.98（品質良好）だが売上¥4,425,395 → OTA掲載最適化、価格戦略の見直し、プロモーション強化</w:t>
+        <w:t xml:space="preserve">ホテルケヤキゲート東京府中: スコア8.97（品質良好）だが売上¥4,425,395 → OTA掲載最適化、価格戦略の見直し、プロモーション強化</w:t>
       </w:r>
     </w:p>
     <w:p>
@@ -14473,7 +14671,7 @@
           <w:sz w:val="20"/>
           <w:szCs w:val="20"/>
         </w:rPr>
-        <w:t xml:space="preserve">第一イン池袋: スコア9.44（品質良好）だが売上¥4,310,610 → OTA掲載最適化、価格戦略の見直し、プロモーション強化</w:t>
+        <w:t xml:space="preserve">第一イン池袋: スコア9.4（品質良好）だが売上¥4,310,610 → OTA掲載最適化、価格戦略の見直し、プロモーション強化</w:t>
       </w:r>
     </w:p>
     <w:p>
@@ -15020,7 +15218,7 @@
                 <w:sz w:val="15"/>
                 <w:szCs w:val="15"/>
               </w:rPr>
-              <w:t xml:space="preserve">7.94 / 10.0</w:t>
+              <w:t xml:space="preserve">7.95 / 10.0</w:t>
             </w:r>
           </w:p>
         </w:tc>
@@ -15158,7 +15356,7 @@
                 <w:sz w:val="15"/>
                 <w:szCs w:val="15"/>
               </w:rPr>
-              <w:t xml:space="preserve">87件</w:t>
+              <w:t xml:space="preserve">91件</w:t>
             </w:r>
           </w:p>
         </w:tc>
@@ -15296,7 +15494,7 @@
                 <w:sz w:val="15"/>
                 <w:szCs w:val="15"/>
               </w:rPr>
-              <w:t xml:space="preserve">1150.0%</w:t>
+              <w:t xml:space="preserve">1100.0%</w:t>
             </w:r>
           </w:p>
         </w:tc>
@@ -18648,7 +18846,7 @@
                 <w:sz w:val="15"/>
                 <w:szCs w:val="15"/>
               </w:rPr>
-              <w:t xml:space="preserve">8.41 / 10.0</w:t>
+              <w:t xml:space="preserve">8.4 / 10.0</w:t>
             </w:r>
           </w:p>
         </w:tc>
@@ -18786,7 +18984,7 @@
                 <w:sz w:val="15"/>
                 <w:szCs w:val="15"/>
               </w:rPr>
-              <w:t xml:space="preserve">87件</w:t>
+              <w:t xml:space="preserve">92件</w:t>
             </w:r>
           </w:p>
         </w:tc>
@@ -18924,7 +19122,7 @@
                 <w:sz w:val="15"/>
                 <w:szCs w:val="15"/>
               </w:rPr>
-              <w:t xml:space="preserve">570.0%</w:t>
+              <w:t xml:space="preserve">650.0%</w:t>
             </w:r>
           </w:p>
         </w:tc>
@@ -19555,7 +19753,7 @@
                 <w:sz w:val="15"/>
                 <w:szCs w:val="15"/>
               </w:rPr>
-              <w:t xml:space="preserve">8.64 / 10.0</w:t>
+              <w:t xml:space="preserve">8.56 / 10.0</w:t>
             </w:r>
           </w:p>
         </w:tc>
@@ -19693,7 +19891,7 @@
                 <w:sz w:val="15"/>
                 <w:szCs w:val="15"/>
               </w:rPr>
-              <w:t xml:space="preserve">136件</w:t>
+              <w:t xml:space="preserve">84件</w:t>
             </w:r>
           </w:p>
         </w:tc>
@@ -19831,7 +20029,7 @@
                 <w:sz w:val="15"/>
                 <w:szCs w:val="15"/>
               </w:rPr>
-              <w:t xml:space="preserve">510.0%</w:t>
+              <w:t xml:space="preserve">600.0%</w:t>
             </w:r>
           </w:p>
         </w:tc>
@@ -21141,6 +21339,913 @@
           <w:sz w:val="26"/>
           <w:szCs w:val="26"/>
         </w:rPr>
+        <w:t xml:space="preserve">ホテルコメント横浜関内</w:t>
+      </w:r>
+    </w:p>
+    <w:tbl>
+      <w:tblPr>
+        <w:tblW w:type="dxa" w:w="10000"/>
+        <w:tblBorders>
+          <w:top w:val="single" w:color="auto" w:sz="4"/>
+          <w:left w:val="single" w:color="auto" w:sz="4"/>
+          <w:bottom w:val="single" w:color="auto" w:sz="4"/>
+          <w:right w:val="single" w:color="auto" w:sz="4"/>
+          <w:insideH w:val="single" w:color="auto" w:sz="4"/>
+          <w:insideV w:val="single" w:color="auto" w:sz="4"/>
+        </w:tblBorders>
+      </w:tblPr>
+      <w:tblGrid>
+        <w:gridCol w:w="100"/>
+        <w:gridCol w:w="100"/>
+        <w:gridCol w:w="100"/>
+        <w:gridCol w:w="100"/>
+      </w:tblGrid>
+      <w:tr>
+        <w:tc>
+          <w:tcPr>
+            <w:tcW w:type="dxa" w:w="2500"/>
+            <w:tcBorders>
+              <w:top w:val="single" w:color="CCCCCC" w:sz="1"/>
+              <w:left w:val="single" w:color="CCCCCC" w:sz="1"/>
+              <w:bottom w:val="single" w:color="CCCCCC" w:sz="1"/>
+              <w:right w:val="single" w:color="CCCCCC" w:sz="1"/>
+            </w:tcBorders>
+            <w:shd w:fill="FFF3E0" w:color="FFF3E0" w:val="solid"/>
+            <w:tcMar>
+              <w:top w:type="dxa" w:w="60"/>
+              <w:left w:type="dxa" w:w="80"/>
+              <w:bottom w:type="dxa" w:w="60"/>
+              <w:right w:type="dxa" w:w="80"/>
+            </w:tcMar>
+            <w:vAlign w:val="center"/>
+          </w:tcPr>
+          <w:p>
+            <w:pPr>
+              <w:jc w:val="left"/>
+            </w:pPr>
+            <w:r>
+              <w:rPr>
+                <w:rFonts w:ascii="Arial" w:cs="Arial" w:eastAsia="Arial" w:hAnsi="Arial"/>
+                <w:b/>
+                <w:bCs/>
+                <w:color w:val="E65100"/>
+                <w:sz w:val="15"/>
+                <w:szCs w:val="15"/>
+              </w:rPr>
+              <w:t xml:space="preserve">指標</w:t>
+            </w:r>
+          </w:p>
+        </w:tc>
+        <w:tc>
+          <w:tcPr>
+            <w:tcW w:type="dxa" w:w="2500"/>
+            <w:tcBorders>
+              <w:top w:val="single" w:color="CCCCCC" w:sz="1"/>
+              <w:left w:val="single" w:color="CCCCCC" w:sz="1"/>
+              <w:bottom w:val="single" w:color="CCCCCC" w:sz="1"/>
+              <w:right w:val="single" w:color="CCCCCC" w:sz="1"/>
+            </w:tcBorders>
+            <w:shd w:fill="FFF3E0" w:color="FFF3E0" w:val="solid"/>
+            <w:tcMar>
+              <w:top w:type="dxa" w:w="60"/>
+              <w:left w:type="dxa" w:w="80"/>
+              <w:bottom w:type="dxa" w:w="60"/>
+              <w:right w:type="dxa" w:w="80"/>
+            </w:tcMar>
+            <w:vAlign w:val="center"/>
+          </w:tcPr>
+          <w:p>
+            <w:pPr>
+              <w:jc w:val="center"/>
+            </w:pPr>
+            <w:r>
+              <w:rPr>
+                <w:rFonts w:ascii="Arial" w:cs="Arial" w:eastAsia="Arial" w:hAnsi="Arial"/>
+                <w:b/>
+                <w:bCs/>
+                <w:color w:val="E65100"/>
+                <w:sz w:val="15"/>
+                <w:szCs w:val="15"/>
+              </w:rPr>
+              <w:t xml:space="preserve">数値</w:t>
+            </w:r>
+          </w:p>
+        </w:tc>
+        <w:tc>
+          <w:tcPr>
+            <w:tcW w:type="dxa" w:w="2500"/>
+            <w:tcBorders>
+              <w:top w:val="single" w:color="CCCCCC" w:sz="1"/>
+              <w:left w:val="single" w:color="CCCCCC" w:sz="1"/>
+              <w:bottom w:val="single" w:color="CCCCCC" w:sz="1"/>
+              <w:right w:val="single" w:color="CCCCCC" w:sz="1"/>
+            </w:tcBorders>
+            <w:shd w:fill="FFF3E0" w:color="FFF3E0" w:val="solid"/>
+            <w:tcMar>
+              <w:top w:type="dxa" w:w="60"/>
+              <w:left w:type="dxa" w:w="80"/>
+              <w:bottom w:type="dxa" w:w="60"/>
+              <w:right w:type="dxa" w:w="80"/>
+            </w:tcMar>
+            <w:vAlign w:val="center"/>
+          </w:tcPr>
+          <w:p>
+            <w:pPr>
+              <w:jc w:val="left"/>
+            </w:pPr>
+            <w:r>
+              <w:rPr>
+                <w:rFonts w:ascii="Arial" w:cs="Arial" w:eastAsia="Arial" w:hAnsi="Arial"/>
+                <w:b/>
+                <w:bCs/>
+                <w:color w:val="E65100"/>
+                <w:sz w:val="15"/>
+                <w:szCs w:val="15"/>
+              </w:rPr>
+              <w:t xml:space="preserve">指標</w:t>
+            </w:r>
+          </w:p>
+        </w:tc>
+        <w:tc>
+          <w:tcPr>
+            <w:tcW w:type="dxa" w:w="2500"/>
+            <w:tcBorders>
+              <w:top w:val="single" w:color="CCCCCC" w:sz="1"/>
+              <w:left w:val="single" w:color="CCCCCC" w:sz="1"/>
+              <w:bottom w:val="single" w:color="CCCCCC" w:sz="1"/>
+              <w:right w:val="single" w:color="CCCCCC" w:sz="1"/>
+            </w:tcBorders>
+            <w:shd w:fill="FFF3E0" w:color="FFF3E0" w:val="solid"/>
+            <w:tcMar>
+              <w:top w:type="dxa" w:w="60"/>
+              <w:left w:type="dxa" w:w="80"/>
+              <w:bottom w:type="dxa" w:w="60"/>
+              <w:right w:type="dxa" w:w="80"/>
+            </w:tcMar>
+            <w:vAlign w:val="center"/>
+          </w:tcPr>
+          <w:p>
+            <w:pPr>
+              <w:jc w:val="center"/>
+            </w:pPr>
+            <w:r>
+              <w:rPr>
+                <w:rFonts w:ascii="Arial" w:cs="Arial" w:eastAsia="Arial" w:hAnsi="Arial"/>
+                <w:b/>
+                <w:bCs/>
+                <w:color w:val="E65100"/>
+                <w:sz w:val="15"/>
+                <w:szCs w:val="15"/>
+              </w:rPr>
+              <w:t xml:space="preserve">数値</w:t>
+            </w:r>
+          </w:p>
+        </w:tc>
+      </w:tr>
+      <w:tr>
+        <w:tc>
+          <w:tcPr>
+            <w:tcW w:type="dxa" w:w="2500"/>
+            <w:tcBorders>
+              <w:top w:val="single" w:color="CCCCCC" w:sz="1"/>
+              <w:left w:val="single" w:color="CCCCCC" w:sz="1"/>
+              <w:bottom w:val="single" w:color="CCCCCC" w:sz="1"/>
+              <w:right w:val="single" w:color="CCCCCC" w:sz="1"/>
+            </w:tcBorders>
+            <w:tcMar>
+              <w:top w:type="dxa" w:w="60"/>
+              <w:left w:type="dxa" w:w="80"/>
+              <w:bottom w:type="dxa" w:w="60"/>
+              <w:right w:type="dxa" w:w="80"/>
+            </w:tcMar>
+            <w:vAlign w:val="center"/>
+          </w:tcPr>
+          <w:p>
+            <w:pPr>
+              <w:jc w:val="left"/>
+            </w:pPr>
+            <w:r>
+              <w:rPr>
+                <w:rFonts w:ascii="Arial" w:cs="Arial" w:eastAsia="Arial" w:hAnsi="Arial"/>
+                <w:b w:val="false"/>
+                <w:bCs w:val="false"/>
+                <w:color w:val="333333"/>
+                <w:sz w:val="15"/>
+                <w:szCs w:val="15"/>
+              </w:rPr>
+              <w:t xml:space="preserve">品質スコア</w:t>
+            </w:r>
+          </w:p>
+        </w:tc>
+        <w:tc>
+          <w:tcPr>
+            <w:tcW w:type="dxa" w:w="2500"/>
+            <w:tcBorders>
+              <w:top w:val="single" w:color="CCCCCC" w:sz="1"/>
+              <w:left w:val="single" w:color="CCCCCC" w:sz="1"/>
+              <w:bottom w:val="single" w:color="CCCCCC" w:sz="1"/>
+              <w:right w:val="single" w:color="CCCCCC" w:sz="1"/>
+            </w:tcBorders>
+            <w:tcMar>
+              <w:top w:type="dxa" w:w="60"/>
+              <w:left w:type="dxa" w:w="80"/>
+              <w:bottom w:type="dxa" w:w="60"/>
+              <w:right w:type="dxa" w:w="80"/>
+            </w:tcMar>
+            <w:vAlign w:val="center"/>
+          </w:tcPr>
+          <w:p>
+            <w:pPr>
+              <w:jc w:val="center"/>
+            </w:pPr>
+            <w:r>
+              <w:rPr>
+                <w:rFonts w:ascii="Arial" w:cs="Arial" w:eastAsia="Arial" w:hAnsi="Arial"/>
+                <w:b/>
+                <w:bCs/>
+                <w:color w:val="333333"/>
+                <w:sz w:val="15"/>
+                <w:szCs w:val="15"/>
+              </w:rPr>
+              <w:t xml:space="preserve">8.83 / 10.0</w:t>
+            </w:r>
+          </w:p>
+        </w:tc>
+        <w:tc>
+          <w:tcPr>
+            <w:tcW w:type="dxa" w:w="2500"/>
+            <w:tcBorders>
+              <w:top w:val="single" w:color="CCCCCC" w:sz="1"/>
+              <w:left w:val="single" w:color="CCCCCC" w:sz="1"/>
+              <w:bottom w:val="single" w:color="CCCCCC" w:sz="1"/>
+              <w:right w:val="single" w:color="CCCCCC" w:sz="1"/>
+            </w:tcBorders>
+            <w:tcMar>
+              <w:top w:type="dxa" w:w="60"/>
+              <w:left w:type="dxa" w:w="80"/>
+              <w:bottom w:type="dxa" w:w="60"/>
+              <w:right w:type="dxa" w:w="80"/>
+            </w:tcMar>
+            <w:vAlign w:val="center"/>
+          </w:tcPr>
+          <w:p>
+            <w:pPr>
+              <w:jc w:val="left"/>
+            </w:pPr>
+            <w:r>
+              <w:rPr>
+                <w:rFonts w:ascii="Arial" w:cs="Arial" w:eastAsia="Arial" w:hAnsi="Arial"/>
+                <w:b w:val="false"/>
+                <w:bCs w:val="false"/>
+                <w:color w:val="333333"/>
+                <w:sz w:val="15"/>
+                <w:szCs w:val="15"/>
+              </w:rPr>
+              <w:t xml:space="preserve">月間売上（2月）</w:t>
+            </w:r>
+          </w:p>
+        </w:tc>
+        <w:tc>
+          <w:tcPr>
+            <w:tcW w:type="dxa" w:w="2500"/>
+            <w:tcBorders>
+              <w:top w:val="single" w:color="CCCCCC" w:sz="1"/>
+              <w:left w:val="single" w:color="CCCCCC" w:sz="1"/>
+              <w:bottom w:val="single" w:color="CCCCCC" w:sz="1"/>
+              <w:right w:val="single" w:color="CCCCCC" w:sz="1"/>
+            </w:tcBorders>
+            <w:tcMar>
+              <w:top w:type="dxa" w:w="60"/>
+              <w:left w:type="dxa" w:w="80"/>
+              <w:bottom w:type="dxa" w:w="60"/>
+              <w:right w:type="dxa" w:w="80"/>
+            </w:tcMar>
+            <w:vAlign w:val="center"/>
+          </w:tcPr>
+          <w:p>
+            <w:pPr>
+              <w:jc w:val="center"/>
+            </w:pPr>
+            <w:r>
+              <w:rPr>
+                <w:rFonts w:ascii="Arial" w:cs="Arial" w:eastAsia="Arial" w:hAnsi="Arial"/>
+                <w:b/>
+                <w:bCs/>
+                <w:color w:val="333333"/>
+                <w:sz w:val="15"/>
+                <w:szCs w:val="15"/>
+              </w:rPr>
+              <w:t xml:space="preserve">¥4,463,320</w:t>
+            </w:r>
+          </w:p>
+        </w:tc>
+      </w:tr>
+      <w:tr>
+        <w:tc>
+          <w:tcPr>
+            <w:tcW w:type="dxa" w:w="2500"/>
+            <w:tcBorders>
+              <w:top w:val="single" w:color="CCCCCC" w:sz="1"/>
+              <w:left w:val="single" w:color="CCCCCC" w:sz="1"/>
+              <w:bottom w:val="single" w:color="CCCCCC" w:sz="1"/>
+              <w:right w:val="single" w:color="CCCCCC" w:sz="1"/>
+            </w:tcBorders>
+            <w:tcMar>
+              <w:top w:type="dxa" w:w="60"/>
+              <w:left w:type="dxa" w:w="80"/>
+              <w:bottom w:type="dxa" w:w="60"/>
+              <w:right w:type="dxa" w:w="80"/>
+            </w:tcMar>
+            <w:vAlign w:val="center"/>
+          </w:tcPr>
+          <w:p>
+            <w:pPr>
+              <w:jc w:val="left"/>
+            </w:pPr>
+            <w:r>
+              <w:rPr>
+                <w:rFonts w:ascii="Arial" w:cs="Arial" w:eastAsia="Arial" w:hAnsi="Arial"/>
+                <w:b w:val="false"/>
+                <w:bCs w:val="false"/>
+                <w:color w:val="333333"/>
+                <w:sz w:val="15"/>
+                <w:szCs w:val="15"/>
+              </w:rPr>
+              <w:t xml:space="preserve">レビュー件数</w:t>
+            </w:r>
+          </w:p>
+        </w:tc>
+        <w:tc>
+          <w:tcPr>
+            <w:tcW w:type="dxa" w:w="2500"/>
+            <w:tcBorders>
+              <w:top w:val="single" w:color="CCCCCC" w:sz="1"/>
+              <w:left w:val="single" w:color="CCCCCC" w:sz="1"/>
+              <w:bottom w:val="single" w:color="CCCCCC" w:sz="1"/>
+              <w:right w:val="single" w:color="CCCCCC" w:sz="1"/>
+            </w:tcBorders>
+            <w:tcMar>
+              <w:top w:type="dxa" w:w="60"/>
+              <w:left w:type="dxa" w:w="80"/>
+              <w:bottom w:type="dxa" w:w="60"/>
+              <w:right w:type="dxa" w:w="80"/>
+            </w:tcMar>
+            <w:vAlign w:val="center"/>
+          </w:tcPr>
+          <w:p>
+            <w:pPr>
+              <w:jc w:val="center"/>
+            </w:pPr>
+            <w:r>
+              <w:rPr>
+                <w:rFonts w:ascii="Arial" w:cs="Arial" w:eastAsia="Arial" w:hAnsi="Arial"/>
+                <w:b w:val="false"/>
+                <w:bCs w:val="false"/>
+                <w:color w:val="333333"/>
+                <w:sz w:val="15"/>
+                <w:szCs w:val="15"/>
+              </w:rPr>
+              <w:t xml:space="preserve">132件</w:t>
+            </w:r>
+          </w:p>
+        </w:tc>
+        <w:tc>
+          <w:tcPr>
+            <w:tcW w:type="dxa" w:w="2500"/>
+            <w:tcBorders>
+              <w:top w:val="single" w:color="CCCCCC" w:sz="1"/>
+              <w:left w:val="single" w:color="CCCCCC" w:sz="1"/>
+              <w:bottom w:val="single" w:color="CCCCCC" w:sz="1"/>
+              <w:right w:val="single" w:color="CCCCCC" w:sz="1"/>
+            </w:tcBorders>
+            <w:tcMar>
+              <w:top w:type="dxa" w:w="60"/>
+              <w:left w:type="dxa" w:w="80"/>
+              <w:bottom w:type="dxa" w:w="60"/>
+              <w:right w:type="dxa" w:w="80"/>
+            </w:tcMar>
+            <w:vAlign w:val="center"/>
+          </w:tcPr>
+          <w:p>
+            <w:pPr>
+              <w:jc w:val="left"/>
+            </w:pPr>
+            <w:r>
+              <w:rPr>
+                <w:rFonts w:ascii="Arial" w:cs="Arial" w:eastAsia="Arial" w:hAnsi="Arial"/>
+                <w:b w:val="false"/>
+                <w:bCs w:val="false"/>
+                <w:color w:val="333333"/>
+                <w:sz w:val="15"/>
+                <w:szCs w:val="15"/>
+              </w:rPr>
+              <w:t xml:space="preserve">純利益</w:t>
+            </w:r>
+          </w:p>
+        </w:tc>
+        <w:tc>
+          <w:tcPr>
+            <w:tcW w:type="dxa" w:w="2500"/>
+            <w:tcBorders>
+              <w:top w:val="single" w:color="CCCCCC" w:sz="1"/>
+              <w:left w:val="single" w:color="CCCCCC" w:sz="1"/>
+              <w:bottom w:val="single" w:color="CCCCCC" w:sz="1"/>
+              <w:right w:val="single" w:color="CCCCCC" w:sz="1"/>
+            </w:tcBorders>
+            <w:tcMar>
+              <w:top w:type="dxa" w:w="60"/>
+              <w:left w:type="dxa" w:w="80"/>
+              <w:bottom w:type="dxa" w:w="60"/>
+              <w:right w:type="dxa" w:w="80"/>
+            </w:tcMar>
+            <w:vAlign w:val="center"/>
+          </w:tcPr>
+          <w:p>
+            <w:pPr>
+              <w:jc w:val="center"/>
+            </w:pPr>
+            <w:r>
+              <w:rPr>
+                <w:rFonts w:ascii="Arial" w:cs="Arial" w:eastAsia="Arial" w:hAnsi="Arial"/>
+                <w:b w:val="false"/>
+                <w:bCs w:val="false"/>
+                <w:color w:val="333333"/>
+                <w:sz w:val="15"/>
+                <w:szCs w:val="15"/>
+              </w:rPr>
+              <w:t xml:space="preserve">¥1,388,308</w:t>
+            </w:r>
+          </w:p>
+        </w:tc>
+      </w:tr>
+      <w:tr>
+        <w:tc>
+          <w:tcPr>
+            <w:tcW w:type="dxa" w:w="2500"/>
+            <w:tcBorders>
+              <w:top w:val="single" w:color="CCCCCC" w:sz="1"/>
+              <w:left w:val="single" w:color="CCCCCC" w:sz="1"/>
+              <w:bottom w:val="single" w:color="CCCCCC" w:sz="1"/>
+              <w:right w:val="single" w:color="CCCCCC" w:sz="1"/>
+            </w:tcBorders>
+            <w:tcMar>
+              <w:top w:type="dxa" w:w="60"/>
+              <w:left w:type="dxa" w:w="80"/>
+              <w:bottom w:type="dxa" w:w="60"/>
+              <w:right w:type="dxa" w:w="80"/>
+            </w:tcMar>
+            <w:vAlign w:val="center"/>
+          </w:tcPr>
+          <w:p>
+            <w:pPr>
+              <w:jc w:val="left"/>
+            </w:pPr>
+            <w:r>
+              <w:rPr>
+                <w:rFonts w:ascii="Arial" w:cs="Arial" w:eastAsia="Arial" w:hAnsi="Arial"/>
+                <w:b w:val="false"/>
+                <w:bCs w:val="false"/>
+                <w:color w:val="333333"/>
+                <w:sz w:val="15"/>
+                <w:szCs w:val="15"/>
+              </w:rPr>
+              <w:t xml:space="preserve">清掃クレーム率</w:t>
+            </w:r>
+          </w:p>
+        </w:tc>
+        <w:tc>
+          <w:tcPr>
+            <w:tcW w:type="dxa" w:w="2500"/>
+            <w:tcBorders>
+              <w:top w:val="single" w:color="CCCCCC" w:sz="1"/>
+              <w:left w:val="single" w:color="CCCCCC" w:sz="1"/>
+              <w:bottom w:val="single" w:color="CCCCCC" w:sz="1"/>
+              <w:right w:val="single" w:color="CCCCCC" w:sz="1"/>
+            </w:tcBorders>
+            <w:tcMar>
+              <w:top w:type="dxa" w:w="60"/>
+              <w:left w:type="dxa" w:w="80"/>
+              <w:bottom w:type="dxa" w:w="60"/>
+              <w:right w:type="dxa" w:w="80"/>
+            </w:tcMar>
+            <w:vAlign w:val="center"/>
+          </w:tcPr>
+          <w:p>
+            <w:pPr>
+              <w:jc w:val="center"/>
+            </w:pPr>
+            <w:r>
+              <w:rPr>
+                <w:rFonts w:ascii="Arial" w:cs="Arial" w:eastAsia="Arial" w:hAnsi="Arial"/>
+                <w:b w:val="false"/>
+                <w:bCs w:val="false"/>
+                <w:color w:val="E74C3C"/>
+                <w:sz w:val="15"/>
+                <w:szCs w:val="15"/>
+              </w:rPr>
+              <w:t xml:space="preserve">530.0%</w:t>
+            </w:r>
+          </w:p>
+        </w:tc>
+        <w:tc>
+          <w:tcPr>
+            <w:tcW w:type="dxa" w:w="2500"/>
+            <w:tcBorders>
+              <w:top w:val="single" w:color="CCCCCC" w:sz="1"/>
+              <w:left w:val="single" w:color="CCCCCC" w:sz="1"/>
+              <w:bottom w:val="single" w:color="CCCCCC" w:sz="1"/>
+              <w:right w:val="single" w:color="CCCCCC" w:sz="1"/>
+            </w:tcBorders>
+            <w:tcMar>
+              <w:top w:type="dxa" w:w="60"/>
+              <w:left w:type="dxa" w:w="80"/>
+              <w:bottom w:type="dxa" w:w="60"/>
+              <w:right w:type="dxa" w:w="80"/>
+            </w:tcMar>
+            <w:vAlign w:val="center"/>
+          </w:tcPr>
+          <w:p>
+            <w:pPr>
+              <w:jc w:val="left"/>
+            </w:pPr>
+            <w:r>
+              <w:rPr>
+                <w:rFonts w:ascii="Arial" w:cs="Arial" w:eastAsia="Arial" w:hAnsi="Arial"/>
+                <w:b w:val="false"/>
+                <w:bCs w:val="false"/>
+                <w:color w:val="333333"/>
+                <w:sz w:val="15"/>
+                <w:szCs w:val="15"/>
+              </w:rPr>
+              <w:t xml:space="preserve">稼働率</w:t>
+            </w:r>
+          </w:p>
+        </w:tc>
+        <w:tc>
+          <w:tcPr>
+            <w:tcW w:type="dxa" w:w="2500"/>
+            <w:tcBorders>
+              <w:top w:val="single" w:color="CCCCCC" w:sz="1"/>
+              <w:left w:val="single" w:color="CCCCCC" w:sz="1"/>
+              <w:bottom w:val="single" w:color="CCCCCC" w:sz="1"/>
+              <w:right w:val="single" w:color="CCCCCC" w:sz="1"/>
+            </w:tcBorders>
+            <w:tcMar>
+              <w:top w:type="dxa" w:w="60"/>
+              <w:left w:type="dxa" w:w="80"/>
+              <w:bottom w:type="dxa" w:w="60"/>
+              <w:right w:type="dxa" w:w="80"/>
+            </w:tcMar>
+            <w:vAlign w:val="center"/>
+          </w:tcPr>
+          <w:p>
+            <w:pPr>
+              <w:jc w:val="center"/>
+            </w:pPr>
+            <w:r>
+              <w:rPr>
+                <w:rFonts w:ascii="Arial" w:cs="Arial" w:eastAsia="Arial" w:hAnsi="Arial"/>
+                <w:b w:val="false"/>
+                <w:bCs w:val="false"/>
+                <w:color w:val="333333"/>
+                <w:sz w:val="15"/>
+                <w:szCs w:val="15"/>
+              </w:rPr>
+              <w:t xml:space="preserve">79.2%</w:t>
+            </w:r>
+          </w:p>
+        </w:tc>
+      </w:tr>
+      <w:tr>
+        <w:tc>
+          <w:tcPr>
+            <w:tcW w:type="dxa" w:w="2500"/>
+            <w:tcBorders>
+              <w:top w:val="single" w:color="CCCCCC" w:sz="1"/>
+              <w:left w:val="single" w:color="CCCCCC" w:sz="1"/>
+              <w:bottom w:val="single" w:color="CCCCCC" w:sz="1"/>
+              <w:right w:val="single" w:color="CCCCCC" w:sz="1"/>
+            </w:tcBorders>
+            <w:tcMar>
+              <w:top w:type="dxa" w:w="60"/>
+              <w:left w:type="dxa" w:w="80"/>
+              <w:bottom w:type="dxa" w:w="60"/>
+              <w:right w:type="dxa" w:w="80"/>
+            </w:tcMar>
+            <w:vAlign w:val="center"/>
+          </w:tcPr>
+          <w:p>
+            <w:pPr>
+              <w:jc w:val="left"/>
+            </w:pPr>
+            <w:r>
+              <w:rPr>
+                <w:rFonts w:ascii="Arial" w:cs="Arial" w:eastAsia="Arial" w:hAnsi="Arial"/>
+                <w:b w:val="false"/>
+                <w:bCs w:val="false"/>
+                <w:color w:val="333333"/>
+                <w:sz w:val="15"/>
+                <w:szCs w:val="15"/>
+              </w:rPr>
+              <w:t xml:space="preserve">優先度</w:t>
+            </w:r>
+          </w:p>
+        </w:tc>
+        <w:tc>
+          <w:tcPr>
+            <w:tcW w:type="dxa" w:w="2500"/>
+            <w:tcBorders>
+              <w:top w:val="single" w:color="CCCCCC" w:sz="1"/>
+              <w:left w:val="single" w:color="CCCCCC" w:sz="1"/>
+              <w:bottom w:val="single" w:color="CCCCCC" w:sz="1"/>
+              <w:right w:val="single" w:color="CCCCCC" w:sz="1"/>
+            </w:tcBorders>
+            <w:shd w:fill="FFF3E0" w:color="FFF3E0" w:val="solid"/>
+            <w:tcMar>
+              <w:top w:type="dxa" w:w="60"/>
+              <w:left w:type="dxa" w:w="80"/>
+              <w:bottom w:type="dxa" w:w="60"/>
+              <w:right w:type="dxa" w:w="80"/>
+            </w:tcMar>
+            <w:vAlign w:val="center"/>
+          </w:tcPr>
+          <w:p>
+            <w:pPr>
+              <w:jc w:val="center"/>
+            </w:pPr>
+            <w:r>
+              <w:rPr>
+                <w:rFonts w:ascii="Arial" w:cs="Arial" w:eastAsia="Arial" w:hAnsi="Arial"/>
+                <w:b/>
+                <w:bCs/>
+                <w:color w:val="E65100"/>
+                <w:sz w:val="15"/>
+                <w:szCs w:val="15"/>
+              </w:rPr>
+              <w:t xml:space="preserve">🟠 高</w:t>
+            </w:r>
+          </w:p>
+        </w:tc>
+        <w:tc>
+          <w:tcPr>
+            <w:tcW w:type="dxa" w:w="2500"/>
+            <w:tcBorders>
+              <w:top w:val="single" w:color="CCCCCC" w:sz="1"/>
+              <w:left w:val="single" w:color="CCCCCC" w:sz="1"/>
+              <w:bottom w:val="single" w:color="CCCCCC" w:sz="1"/>
+              <w:right w:val="single" w:color="CCCCCC" w:sz="1"/>
+            </w:tcBorders>
+            <w:tcMar>
+              <w:top w:type="dxa" w:w="60"/>
+              <w:left w:type="dxa" w:w="80"/>
+              <w:bottom w:type="dxa" w:w="60"/>
+              <w:right w:type="dxa" w:w="80"/>
+            </w:tcMar>
+            <w:vAlign w:val="center"/>
+          </w:tcPr>
+          <w:p>
+            <w:pPr>
+              <w:jc w:val="left"/>
+            </w:pPr>
+            <w:r>
+              <w:rPr>
+                <w:rFonts w:ascii="Arial" w:cs="Arial" w:eastAsia="Arial" w:hAnsi="Arial"/>
+                <w:b w:val="false"/>
+                <w:bCs w:val="false"/>
+                <w:color w:val="333333"/>
+                <w:sz w:val="15"/>
+                <w:szCs w:val="15"/>
+              </w:rPr>
+              <w:t xml:space="preserve">利益率</w:t>
+            </w:r>
+          </w:p>
+        </w:tc>
+        <w:tc>
+          <w:tcPr>
+            <w:tcW w:type="dxa" w:w="2500"/>
+            <w:tcBorders>
+              <w:top w:val="single" w:color="CCCCCC" w:sz="1"/>
+              <w:left w:val="single" w:color="CCCCCC" w:sz="1"/>
+              <w:bottom w:val="single" w:color="CCCCCC" w:sz="1"/>
+              <w:right w:val="single" w:color="CCCCCC" w:sz="1"/>
+            </w:tcBorders>
+            <w:tcMar>
+              <w:top w:type="dxa" w:w="60"/>
+              <w:left w:type="dxa" w:w="80"/>
+              <w:bottom w:type="dxa" w:w="60"/>
+              <w:right w:type="dxa" w:w="80"/>
+            </w:tcMar>
+            <w:vAlign w:val="center"/>
+          </w:tcPr>
+          <w:p>
+            <w:pPr>
+              <w:jc w:val="center"/>
+            </w:pPr>
+            <w:r>
+              <w:rPr>
+                <w:rFonts w:ascii="Arial" w:cs="Arial" w:eastAsia="Arial" w:hAnsi="Arial"/>
+                <w:b w:val="false"/>
+                <w:bCs w:val="false"/>
+                <w:color w:val="333333"/>
+                <w:sz w:val="15"/>
+                <w:szCs w:val="15"/>
+              </w:rPr>
+              <w:t xml:space="preserve">31.1%</w:t>
+            </w:r>
+          </w:p>
+        </w:tc>
+      </w:tr>
+      <w:tr>
+        <w:tc>
+          <w:tcPr>
+            <w:tcW w:type="dxa" w:w="2500"/>
+            <w:tcBorders>
+              <w:top w:val="single" w:color="CCCCCC" w:sz="1"/>
+              <w:left w:val="single" w:color="CCCCCC" w:sz="1"/>
+              <w:bottom w:val="single" w:color="CCCCCC" w:sz="1"/>
+              <w:right w:val="single" w:color="CCCCCC" w:sz="1"/>
+            </w:tcBorders>
+            <w:tcMar>
+              <w:top w:type="dxa" w:w="60"/>
+              <w:left w:type="dxa" w:w="80"/>
+              <w:bottom w:type="dxa" w:w="60"/>
+              <w:right w:type="dxa" w:w="80"/>
+            </w:tcMar>
+            <w:vAlign w:val="center"/>
+          </w:tcPr>
+          <w:p>
+            <w:pPr>
+              <w:jc w:val="left"/>
+            </w:pPr>
+            <w:r>
+              <w:rPr>
+                <w:rFonts w:ascii="Arial" w:cs="Arial" w:eastAsia="Arial" w:hAnsi="Arial"/>
+                <w:b w:val="false"/>
+                <w:bCs w:val="false"/>
+                <w:color w:val="333333"/>
+                <w:sz w:val="15"/>
+                <w:szCs w:val="15"/>
+              </w:rPr>
+              <w:t xml:space="preserve">マトリクス分類</w:t>
+            </w:r>
+          </w:p>
+        </w:tc>
+        <w:tc>
+          <w:tcPr>
+            <w:tcW w:type="dxa" w:w="2500"/>
+            <w:tcBorders>
+              <w:top w:val="single" w:color="CCCCCC" w:sz="1"/>
+              <w:left w:val="single" w:color="CCCCCC" w:sz="1"/>
+              <w:bottom w:val="single" w:color="CCCCCC" w:sz="1"/>
+              <w:right w:val="single" w:color="CCCCCC" w:sz="1"/>
+            </w:tcBorders>
+            <w:tcMar>
+              <w:top w:type="dxa" w:w="60"/>
+              <w:left w:type="dxa" w:w="80"/>
+              <w:bottom w:type="dxa" w:w="60"/>
+              <w:right w:type="dxa" w:w="80"/>
+            </w:tcMar>
+            <w:vAlign w:val="center"/>
+          </w:tcPr>
+          <w:p>
+            <w:pPr>
+              <w:jc w:val="center"/>
+            </w:pPr>
+            <w:r>
+              <w:rPr>
+                <w:rFonts w:ascii="Arial" w:cs="Arial" w:eastAsia="Arial" w:hAnsi="Arial"/>
+                <w:b/>
+                <w:bCs/>
+                <w:color w:val="333333"/>
+                <w:sz w:val="15"/>
+                <w:szCs w:val="15"/>
+              </w:rPr>
+              <w:t xml:space="preserve">高品質×高売上</w:t>
+            </w:r>
+          </w:p>
+        </w:tc>
+        <w:tc>
+          <w:tcPr>
+            <w:tcW w:type="dxa" w:w="2500"/>
+            <w:tcBorders>
+              <w:top w:val="single" w:color="CCCCCC" w:sz="1"/>
+              <w:left w:val="single" w:color="CCCCCC" w:sz="1"/>
+              <w:bottom w:val="single" w:color="CCCCCC" w:sz="1"/>
+              <w:right w:val="single" w:color="CCCCCC" w:sz="1"/>
+            </w:tcBorders>
+            <w:tcMar>
+              <w:top w:type="dxa" w:w="60"/>
+              <w:left w:type="dxa" w:w="80"/>
+              <w:bottom w:type="dxa" w:w="60"/>
+              <w:right w:type="dxa" w:w="80"/>
+            </w:tcMar>
+            <w:vAlign w:val="center"/>
+          </w:tcPr>
+          <w:p>
+            <w:pPr>
+              <w:jc w:val="left"/>
+            </w:pPr>
+            <w:r>
+              <w:rPr>
+                <w:rFonts w:ascii="Arial" w:cs="Arial" w:eastAsia="Arial" w:hAnsi="Arial"/>
+                <w:b w:val="false"/>
+                <w:bCs w:val="false"/>
+                <w:color w:val="333333"/>
+                <w:sz w:val="15"/>
+                <w:szCs w:val="15"/>
+              </w:rPr>
+              <w:t xml:space="preserve">客室数 / スタッフ数</w:t>
+            </w:r>
+          </w:p>
+        </w:tc>
+        <w:tc>
+          <w:tcPr>
+            <w:tcW w:type="dxa" w:w="2500"/>
+            <w:tcBorders>
+              <w:top w:val="single" w:color="CCCCCC" w:sz="1"/>
+              <w:left w:val="single" w:color="CCCCCC" w:sz="1"/>
+              <w:bottom w:val="single" w:color="CCCCCC" w:sz="1"/>
+              <w:right w:val="single" w:color="CCCCCC" w:sz="1"/>
+            </w:tcBorders>
+            <w:tcMar>
+              <w:top w:type="dxa" w:w="60"/>
+              <w:left w:type="dxa" w:w="80"/>
+              <w:bottom w:type="dxa" w:w="60"/>
+              <w:right w:type="dxa" w:w="80"/>
+            </w:tcMar>
+            <w:vAlign w:val="center"/>
+          </w:tcPr>
+          <w:p>
+            <w:pPr>
+              <w:jc w:val="center"/>
+            </w:pPr>
+            <w:r>
+              <w:rPr>
+                <w:rFonts w:ascii="Arial" w:cs="Arial" w:eastAsia="Arial" w:hAnsi="Arial"/>
+                <w:b w:val="false"/>
+                <w:bCs w:val="false"/>
+                <w:color w:val="333333"/>
+                <w:sz w:val="15"/>
+                <w:szCs w:val="15"/>
+              </w:rPr>
+              <w:t xml:space="preserve">116室 / 29名</w:t>
+            </w:r>
+          </w:p>
+        </w:tc>
+      </w:tr>
+    </w:tbl>
+    <w:p>
+      <w:pPr>
+        <w:spacing w:after="80" w:before="80"/>
+        <w:jc w:val="left"/>
+      </w:pPr>
+      <w:r>
+        <w:rPr>
+          <w:rFonts w:ascii="Arial" w:cs="Arial" w:eastAsia="Arial" w:hAnsi="Arial"/>
+          <w:b w:val="false"/>
+          <w:bCs w:val="false"/>
+          <w:i w:val="false"/>
+          <w:iCs w:val="false"/>
+          <w:color w:val="333333"/>
+          <w:sz w:val="20"/>
+          <w:szCs w:val="20"/>
+        </w:rPr>
+        <w:t xml:space="preserve"/>
+      </w:r>
+    </w:p>
+    <w:p>
+      <w:pPr>
+        <w:spacing w:after="80" w:before="80"/>
+        <w:jc w:val="left"/>
+      </w:pPr>
+      <w:r>
+        <w:rPr>
+          <w:rFonts w:ascii="Arial" w:cs="Arial" w:eastAsia="Arial" w:hAnsi="Arial"/>
+          <w:b w:val="false"/>
+          <w:bCs w:val="false"/>
+          <w:i w:val="false"/>
+          <w:iCs w:val="false"/>
+          <w:color w:val="333333"/>
+          <w:sz w:val="20"/>
+          <w:szCs w:val="20"/>
+        </w:rPr>
+        <w:t xml:space="preserve"/>
+      </w:r>
+    </w:p>
+    <w:p>
+      <w:pPr>
+        <w:pStyle w:val="Heading2"/>
+        <w:spacing w:after="160" w:before="280"/>
+      </w:pPr>
+      <w:r>
+        <w:rPr>
+          <w:rFonts w:ascii="Arial" w:cs="Arial" w:eastAsia="Arial" w:hAnsi="Arial"/>
+          <w:b/>
+          <w:bCs/>
+          <w:color w:val="2E75B6"/>
+          <w:sz w:val="26"/>
+          <w:szCs w:val="26"/>
+        </w:rPr>
         <w:t xml:space="preserve">コンフォートホテル横浜関内</w:t>
       </w:r>
     </w:p>
@@ -21991,6 +23096,913 @@
                 <w:szCs w:val="15"/>
               </w:rPr>
               <w:t xml:space="preserve">243室 / 22名</w:t>
+            </w:r>
+          </w:p>
+        </w:tc>
+      </w:tr>
+    </w:tbl>
+    <w:p>
+      <w:pPr>
+        <w:spacing w:after="80" w:before="80"/>
+        <w:jc w:val="left"/>
+      </w:pPr>
+      <w:r>
+        <w:rPr>
+          <w:rFonts w:ascii="Arial" w:cs="Arial" w:eastAsia="Arial" w:hAnsi="Arial"/>
+          <w:b w:val="false"/>
+          <w:bCs w:val="false"/>
+          <w:i w:val="false"/>
+          <w:iCs w:val="false"/>
+          <w:color w:val="333333"/>
+          <w:sz w:val="20"/>
+          <w:szCs w:val="20"/>
+        </w:rPr>
+        <w:t xml:space="preserve"/>
+      </w:r>
+    </w:p>
+    <w:p>
+      <w:pPr>
+        <w:spacing w:after="80" w:before="80"/>
+        <w:jc w:val="left"/>
+      </w:pPr>
+      <w:r>
+        <w:rPr>
+          <w:rFonts w:ascii="Arial" w:cs="Arial" w:eastAsia="Arial" w:hAnsi="Arial"/>
+          <w:b w:val="false"/>
+          <w:bCs w:val="false"/>
+          <w:i w:val="false"/>
+          <w:iCs w:val="false"/>
+          <w:color w:val="333333"/>
+          <w:sz w:val="20"/>
+          <w:szCs w:val="20"/>
+        </w:rPr>
+        <w:t xml:space="preserve"/>
+      </w:r>
+    </w:p>
+    <w:p>
+      <w:pPr>
+        <w:pStyle w:val="Heading2"/>
+        <w:spacing w:after="160" w:before="280"/>
+      </w:pPr>
+      <w:r>
+        <w:rPr>
+          <w:rFonts w:ascii="Arial" w:cs="Arial" w:eastAsia="Arial" w:hAnsi="Arial"/>
+          <w:b/>
+          <w:bCs/>
+          <w:color w:val="2E75B6"/>
+          <w:sz w:val="26"/>
+          <w:szCs w:val="26"/>
+        </w:rPr>
+        <w:t xml:space="preserve">コンフォートイン六本木</w:t>
+      </w:r>
+    </w:p>
+    <w:tbl>
+      <w:tblPr>
+        <w:tblW w:type="dxa" w:w="10000"/>
+        <w:tblBorders>
+          <w:top w:val="single" w:color="auto" w:sz="4"/>
+          <w:left w:val="single" w:color="auto" w:sz="4"/>
+          <w:bottom w:val="single" w:color="auto" w:sz="4"/>
+          <w:right w:val="single" w:color="auto" w:sz="4"/>
+          <w:insideH w:val="single" w:color="auto" w:sz="4"/>
+          <w:insideV w:val="single" w:color="auto" w:sz="4"/>
+        </w:tblBorders>
+      </w:tblPr>
+      <w:tblGrid>
+        <w:gridCol w:w="100"/>
+        <w:gridCol w:w="100"/>
+        <w:gridCol w:w="100"/>
+        <w:gridCol w:w="100"/>
+      </w:tblGrid>
+      <w:tr>
+        <w:tc>
+          <w:tcPr>
+            <w:tcW w:type="dxa" w:w="2500"/>
+            <w:tcBorders>
+              <w:top w:val="single" w:color="CCCCCC" w:sz="1"/>
+              <w:left w:val="single" w:color="CCCCCC" w:sz="1"/>
+              <w:bottom w:val="single" w:color="CCCCCC" w:sz="1"/>
+              <w:right w:val="single" w:color="CCCCCC" w:sz="1"/>
+            </w:tcBorders>
+            <w:shd w:fill="FFF3E0" w:color="FFF3E0" w:val="solid"/>
+            <w:tcMar>
+              <w:top w:type="dxa" w:w="60"/>
+              <w:left w:type="dxa" w:w="80"/>
+              <w:bottom w:type="dxa" w:w="60"/>
+              <w:right w:type="dxa" w:w="80"/>
+            </w:tcMar>
+            <w:vAlign w:val="center"/>
+          </w:tcPr>
+          <w:p>
+            <w:pPr>
+              <w:jc w:val="left"/>
+            </w:pPr>
+            <w:r>
+              <w:rPr>
+                <w:rFonts w:ascii="Arial" w:cs="Arial" w:eastAsia="Arial" w:hAnsi="Arial"/>
+                <w:b/>
+                <w:bCs/>
+                <w:color w:val="E65100"/>
+                <w:sz w:val="15"/>
+                <w:szCs w:val="15"/>
+              </w:rPr>
+              <w:t xml:space="preserve">指標</w:t>
+            </w:r>
+          </w:p>
+        </w:tc>
+        <w:tc>
+          <w:tcPr>
+            <w:tcW w:type="dxa" w:w="2500"/>
+            <w:tcBorders>
+              <w:top w:val="single" w:color="CCCCCC" w:sz="1"/>
+              <w:left w:val="single" w:color="CCCCCC" w:sz="1"/>
+              <w:bottom w:val="single" w:color="CCCCCC" w:sz="1"/>
+              <w:right w:val="single" w:color="CCCCCC" w:sz="1"/>
+            </w:tcBorders>
+            <w:shd w:fill="FFF3E0" w:color="FFF3E0" w:val="solid"/>
+            <w:tcMar>
+              <w:top w:type="dxa" w:w="60"/>
+              <w:left w:type="dxa" w:w="80"/>
+              <w:bottom w:type="dxa" w:w="60"/>
+              <w:right w:type="dxa" w:w="80"/>
+            </w:tcMar>
+            <w:vAlign w:val="center"/>
+          </w:tcPr>
+          <w:p>
+            <w:pPr>
+              <w:jc w:val="center"/>
+            </w:pPr>
+            <w:r>
+              <w:rPr>
+                <w:rFonts w:ascii="Arial" w:cs="Arial" w:eastAsia="Arial" w:hAnsi="Arial"/>
+                <w:b/>
+                <w:bCs/>
+                <w:color w:val="E65100"/>
+                <w:sz w:val="15"/>
+                <w:szCs w:val="15"/>
+              </w:rPr>
+              <w:t xml:space="preserve">数値</w:t>
+            </w:r>
+          </w:p>
+        </w:tc>
+        <w:tc>
+          <w:tcPr>
+            <w:tcW w:type="dxa" w:w="2500"/>
+            <w:tcBorders>
+              <w:top w:val="single" w:color="CCCCCC" w:sz="1"/>
+              <w:left w:val="single" w:color="CCCCCC" w:sz="1"/>
+              <w:bottom w:val="single" w:color="CCCCCC" w:sz="1"/>
+              <w:right w:val="single" w:color="CCCCCC" w:sz="1"/>
+            </w:tcBorders>
+            <w:shd w:fill="FFF3E0" w:color="FFF3E0" w:val="solid"/>
+            <w:tcMar>
+              <w:top w:type="dxa" w:w="60"/>
+              <w:left w:type="dxa" w:w="80"/>
+              <w:bottom w:type="dxa" w:w="60"/>
+              <w:right w:type="dxa" w:w="80"/>
+            </w:tcMar>
+            <w:vAlign w:val="center"/>
+          </w:tcPr>
+          <w:p>
+            <w:pPr>
+              <w:jc w:val="left"/>
+            </w:pPr>
+            <w:r>
+              <w:rPr>
+                <w:rFonts w:ascii="Arial" w:cs="Arial" w:eastAsia="Arial" w:hAnsi="Arial"/>
+                <w:b/>
+                <w:bCs/>
+                <w:color w:val="E65100"/>
+                <w:sz w:val="15"/>
+                <w:szCs w:val="15"/>
+              </w:rPr>
+              <w:t xml:space="preserve">指標</w:t>
+            </w:r>
+          </w:p>
+        </w:tc>
+        <w:tc>
+          <w:tcPr>
+            <w:tcW w:type="dxa" w:w="2500"/>
+            <w:tcBorders>
+              <w:top w:val="single" w:color="CCCCCC" w:sz="1"/>
+              <w:left w:val="single" w:color="CCCCCC" w:sz="1"/>
+              <w:bottom w:val="single" w:color="CCCCCC" w:sz="1"/>
+              <w:right w:val="single" w:color="CCCCCC" w:sz="1"/>
+            </w:tcBorders>
+            <w:shd w:fill="FFF3E0" w:color="FFF3E0" w:val="solid"/>
+            <w:tcMar>
+              <w:top w:type="dxa" w:w="60"/>
+              <w:left w:type="dxa" w:w="80"/>
+              <w:bottom w:type="dxa" w:w="60"/>
+              <w:right w:type="dxa" w:w="80"/>
+            </w:tcMar>
+            <w:vAlign w:val="center"/>
+          </w:tcPr>
+          <w:p>
+            <w:pPr>
+              <w:jc w:val="center"/>
+            </w:pPr>
+            <w:r>
+              <w:rPr>
+                <w:rFonts w:ascii="Arial" w:cs="Arial" w:eastAsia="Arial" w:hAnsi="Arial"/>
+                <w:b/>
+                <w:bCs/>
+                <w:color w:val="E65100"/>
+                <w:sz w:val="15"/>
+                <w:szCs w:val="15"/>
+              </w:rPr>
+              <w:t xml:space="preserve">数値</w:t>
+            </w:r>
+          </w:p>
+        </w:tc>
+      </w:tr>
+      <w:tr>
+        <w:tc>
+          <w:tcPr>
+            <w:tcW w:type="dxa" w:w="2500"/>
+            <w:tcBorders>
+              <w:top w:val="single" w:color="CCCCCC" w:sz="1"/>
+              <w:left w:val="single" w:color="CCCCCC" w:sz="1"/>
+              <w:bottom w:val="single" w:color="CCCCCC" w:sz="1"/>
+              <w:right w:val="single" w:color="CCCCCC" w:sz="1"/>
+            </w:tcBorders>
+            <w:tcMar>
+              <w:top w:type="dxa" w:w="60"/>
+              <w:left w:type="dxa" w:w="80"/>
+              <w:bottom w:type="dxa" w:w="60"/>
+              <w:right w:type="dxa" w:w="80"/>
+            </w:tcMar>
+            <w:vAlign w:val="center"/>
+          </w:tcPr>
+          <w:p>
+            <w:pPr>
+              <w:jc w:val="left"/>
+            </w:pPr>
+            <w:r>
+              <w:rPr>
+                <w:rFonts w:ascii="Arial" w:cs="Arial" w:eastAsia="Arial" w:hAnsi="Arial"/>
+                <w:b w:val="false"/>
+                <w:bCs w:val="false"/>
+                <w:color w:val="333333"/>
+                <w:sz w:val="15"/>
+                <w:szCs w:val="15"/>
+              </w:rPr>
+              <w:t xml:space="preserve">品質スコア</w:t>
+            </w:r>
+          </w:p>
+        </w:tc>
+        <w:tc>
+          <w:tcPr>
+            <w:tcW w:type="dxa" w:w="2500"/>
+            <w:tcBorders>
+              <w:top w:val="single" w:color="CCCCCC" w:sz="1"/>
+              <w:left w:val="single" w:color="CCCCCC" w:sz="1"/>
+              <w:bottom w:val="single" w:color="CCCCCC" w:sz="1"/>
+              <w:right w:val="single" w:color="CCCCCC" w:sz="1"/>
+            </w:tcBorders>
+            <w:tcMar>
+              <w:top w:type="dxa" w:w="60"/>
+              <w:left w:type="dxa" w:w="80"/>
+              <w:bottom w:type="dxa" w:w="60"/>
+              <w:right w:type="dxa" w:w="80"/>
+            </w:tcMar>
+            <w:vAlign w:val="center"/>
+          </w:tcPr>
+          <w:p>
+            <w:pPr>
+              <w:jc w:val="center"/>
+            </w:pPr>
+            <w:r>
+              <w:rPr>
+                <w:rFonts w:ascii="Arial" w:cs="Arial" w:eastAsia="Arial" w:hAnsi="Arial"/>
+                <w:b/>
+                <w:bCs/>
+                <w:color w:val="333333"/>
+                <w:sz w:val="15"/>
+                <w:szCs w:val="15"/>
+              </w:rPr>
+              <w:t xml:space="preserve">8.26 / 10.0</w:t>
+            </w:r>
+          </w:p>
+        </w:tc>
+        <w:tc>
+          <w:tcPr>
+            <w:tcW w:type="dxa" w:w="2500"/>
+            <w:tcBorders>
+              <w:top w:val="single" w:color="CCCCCC" w:sz="1"/>
+              <w:left w:val="single" w:color="CCCCCC" w:sz="1"/>
+              <w:bottom w:val="single" w:color="CCCCCC" w:sz="1"/>
+              <w:right w:val="single" w:color="CCCCCC" w:sz="1"/>
+            </w:tcBorders>
+            <w:tcMar>
+              <w:top w:type="dxa" w:w="60"/>
+              <w:left w:type="dxa" w:w="80"/>
+              <w:bottom w:type="dxa" w:w="60"/>
+              <w:right w:type="dxa" w:w="80"/>
+            </w:tcMar>
+            <w:vAlign w:val="center"/>
+          </w:tcPr>
+          <w:p>
+            <w:pPr>
+              <w:jc w:val="left"/>
+            </w:pPr>
+            <w:r>
+              <w:rPr>
+                <w:rFonts w:ascii="Arial" w:cs="Arial" w:eastAsia="Arial" w:hAnsi="Arial"/>
+                <w:b w:val="false"/>
+                <w:bCs w:val="false"/>
+                <w:color w:val="333333"/>
+                <w:sz w:val="15"/>
+                <w:szCs w:val="15"/>
+              </w:rPr>
+              <w:t xml:space="preserve">月間売上（2月）</w:t>
+            </w:r>
+          </w:p>
+        </w:tc>
+        <w:tc>
+          <w:tcPr>
+            <w:tcW w:type="dxa" w:w="2500"/>
+            <w:tcBorders>
+              <w:top w:val="single" w:color="CCCCCC" w:sz="1"/>
+              <w:left w:val="single" w:color="CCCCCC" w:sz="1"/>
+              <w:bottom w:val="single" w:color="CCCCCC" w:sz="1"/>
+              <w:right w:val="single" w:color="CCCCCC" w:sz="1"/>
+            </w:tcBorders>
+            <w:tcMar>
+              <w:top w:type="dxa" w:w="60"/>
+              <w:left w:type="dxa" w:w="80"/>
+              <w:bottom w:type="dxa" w:w="60"/>
+              <w:right w:type="dxa" w:w="80"/>
+            </w:tcMar>
+            <w:vAlign w:val="center"/>
+          </w:tcPr>
+          <w:p>
+            <w:pPr>
+              <w:jc w:val="center"/>
+            </w:pPr>
+            <w:r>
+              <w:rPr>
+                <w:rFonts w:ascii="Arial" w:cs="Arial" w:eastAsia="Arial" w:hAnsi="Arial"/>
+                <w:b/>
+                <w:bCs/>
+                <w:color w:val="333333"/>
+                <w:sz w:val="15"/>
+                <w:szCs w:val="15"/>
+              </w:rPr>
+              <w:t xml:space="preserve">¥2,842,630</w:t>
+            </w:r>
+          </w:p>
+        </w:tc>
+      </w:tr>
+      <w:tr>
+        <w:tc>
+          <w:tcPr>
+            <w:tcW w:type="dxa" w:w="2500"/>
+            <w:tcBorders>
+              <w:top w:val="single" w:color="CCCCCC" w:sz="1"/>
+              <w:left w:val="single" w:color="CCCCCC" w:sz="1"/>
+              <w:bottom w:val="single" w:color="CCCCCC" w:sz="1"/>
+              <w:right w:val="single" w:color="CCCCCC" w:sz="1"/>
+            </w:tcBorders>
+            <w:tcMar>
+              <w:top w:type="dxa" w:w="60"/>
+              <w:left w:type="dxa" w:w="80"/>
+              <w:bottom w:type="dxa" w:w="60"/>
+              <w:right w:type="dxa" w:w="80"/>
+            </w:tcMar>
+            <w:vAlign w:val="center"/>
+          </w:tcPr>
+          <w:p>
+            <w:pPr>
+              <w:jc w:val="left"/>
+            </w:pPr>
+            <w:r>
+              <w:rPr>
+                <w:rFonts w:ascii="Arial" w:cs="Arial" w:eastAsia="Arial" w:hAnsi="Arial"/>
+                <w:b w:val="false"/>
+                <w:bCs w:val="false"/>
+                <w:color w:val="333333"/>
+                <w:sz w:val="15"/>
+                <w:szCs w:val="15"/>
+              </w:rPr>
+              <w:t xml:space="preserve">レビュー件数</w:t>
+            </w:r>
+          </w:p>
+        </w:tc>
+        <w:tc>
+          <w:tcPr>
+            <w:tcW w:type="dxa" w:w="2500"/>
+            <w:tcBorders>
+              <w:top w:val="single" w:color="CCCCCC" w:sz="1"/>
+              <w:left w:val="single" w:color="CCCCCC" w:sz="1"/>
+              <w:bottom w:val="single" w:color="CCCCCC" w:sz="1"/>
+              <w:right w:val="single" w:color="CCCCCC" w:sz="1"/>
+            </w:tcBorders>
+            <w:tcMar>
+              <w:top w:type="dxa" w:w="60"/>
+              <w:left w:type="dxa" w:w="80"/>
+              <w:bottom w:type="dxa" w:w="60"/>
+              <w:right w:type="dxa" w:w="80"/>
+            </w:tcMar>
+            <w:vAlign w:val="center"/>
+          </w:tcPr>
+          <w:p>
+            <w:pPr>
+              <w:jc w:val="center"/>
+            </w:pPr>
+            <w:r>
+              <w:rPr>
+                <w:rFonts w:ascii="Arial" w:cs="Arial" w:eastAsia="Arial" w:hAnsi="Arial"/>
+                <w:b w:val="false"/>
+                <w:bCs w:val="false"/>
+                <w:color w:val="333333"/>
+                <w:sz w:val="15"/>
+                <w:szCs w:val="15"/>
+              </w:rPr>
+              <w:t xml:space="preserve">77件</w:t>
+            </w:r>
+          </w:p>
+        </w:tc>
+        <w:tc>
+          <w:tcPr>
+            <w:tcW w:type="dxa" w:w="2500"/>
+            <w:tcBorders>
+              <w:top w:val="single" w:color="CCCCCC" w:sz="1"/>
+              <w:left w:val="single" w:color="CCCCCC" w:sz="1"/>
+              <w:bottom w:val="single" w:color="CCCCCC" w:sz="1"/>
+              <w:right w:val="single" w:color="CCCCCC" w:sz="1"/>
+            </w:tcBorders>
+            <w:tcMar>
+              <w:top w:type="dxa" w:w="60"/>
+              <w:left w:type="dxa" w:w="80"/>
+              <w:bottom w:type="dxa" w:w="60"/>
+              <w:right w:type="dxa" w:w="80"/>
+            </w:tcMar>
+            <w:vAlign w:val="center"/>
+          </w:tcPr>
+          <w:p>
+            <w:pPr>
+              <w:jc w:val="left"/>
+            </w:pPr>
+            <w:r>
+              <w:rPr>
+                <w:rFonts w:ascii="Arial" w:cs="Arial" w:eastAsia="Arial" w:hAnsi="Arial"/>
+                <w:b w:val="false"/>
+                <w:bCs w:val="false"/>
+                <w:color w:val="333333"/>
+                <w:sz w:val="15"/>
+                <w:szCs w:val="15"/>
+              </w:rPr>
+              <w:t xml:space="preserve">純利益</w:t>
+            </w:r>
+          </w:p>
+        </w:tc>
+        <w:tc>
+          <w:tcPr>
+            <w:tcW w:type="dxa" w:w="2500"/>
+            <w:tcBorders>
+              <w:top w:val="single" w:color="CCCCCC" w:sz="1"/>
+              <w:left w:val="single" w:color="CCCCCC" w:sz="1"/>
+              <w:bottom w:val="single" w:color="CCCCCC" w:sz="1"/>
+              <w:right w:val="single" w:color="CCCCCC" w:sz="1"/>
+            </w:tcBorders>
+            <w:tcMar>
+              <w:top w:type="dxa" w:w="60"/>
+              <w:left w:type="dxa" w:w="80"/>
+              <w:bottom w:type="dxa" w:w="60"/>
+              <w:right w:type="dxa" w:w="80"/>
+            </w:tcMar>
+            <w:vAlign w:val="center"/>
+          </w:tcPr>
+          <w:p>
+            <w:pPr>
+              <w:jc w:val="center"/>
+            </w:pPr>
+            <w:r>
+              <w:rPr>
+                <w:rFonts w:ascii="Arial" w:cs="Arial" w:eastAsia="Arial" w:hAnsi="Arial"/>
+                <w:b w:val="false"/>
+                <w:bCs w:val="false"/>
+                <w:color w:val="333333"/>
+                <w:sz w:val="15"/>
+                <w:szCs w:val="15"/>
+              </w:rPr>
+              <w:t xml:space="preserve">¥964,811</w:t>
+            </w:r>
+          </w:p>
+        </w:tc>
+      </w:tr>
+      <w:tr>
+        <w:tc>
+          <w:tcPr>
+            <w:tcW w:type="dxa" w:w="2500"/>
+            <w:tcBorders>
+              <w:top w:val="single" w:color="CCCCCC" w:sz="1"/>
+              <w:left w:val="single" w:color="CCCCCC" w:sz="1"/>
+              <w:bottom w:val="single" w:color="CCCCCC" w:sz="1"/>
+              <w:right w:val="single" w:color="CCCCCC" w:sz="1"/>
+            </w:tcBorders>
+            <w:tcMar>
+              <w:top w:type="dxa" w:w="60"/>
+              <w:left w:type="dxa" w:w="80"/>
+              <w:bottom w:type="dxa" w:w="60"/>
+              <w:right w:type="dxa" w:w="80"/>
+            </w:tcMar>
+            <w:vAlign w:val="center"/>
+          </w:tcPr>
+          <w:p>
+            <w:pPr>
+              <w:jc w:val="left"/>
+            </w:pPr>
+            <w:r>
+              <w:rPr>
+                <w:rFonts w:ascii="Arial" w:cs="Arial" w:eastAsia="Arial" w:hAnsi="Arial"/>
+                <w:b w:val="false"/>
+                <w:bCs w:val="false"/>
+                <w:color w:val="333333"/>
+                <w:sz w:val="15"/>
+                <w:szCs w:val="15"/>
+              </w:rPr>
+              <w:t xml:space="preserve">清掃クレーム率</w:t>
+            </w:r>
+          </w:p>
+        </w:tc>
+        <w:tc>
+          <w:tcPr>
+            <w:tcW w:type="dxa" w:w="2500"/>
+            <w:tcBorders>
+              <w:top w:val="single" w:color="CCCCCC" w:sz="1"/>
+              <w:left w:val="single" w:color="CCCCCC" w:sz="1"/>
+              <w:bottom w:val="single" w:color="CCCCCC" w:sz="1"/>
+              <w:right w:val="single" w:color="CCCCCC" w:sz="1"/>
+            </w:tcBorders>
+            <w:tcMar>
+              <w:top w:type="dxa" w:w="60"/>
+              <w:left w:type="dxa" w:w="80"/>
+              <w:bottom w:type="dxa" w:w="60"/>
+              <w:right w:type="dxa" w:w="80"/>
+            </w:tcMar>
+            <w:vAlign w:val="center"/>
+          </w:tcPr>
+          <w:p>
+            <w:pPr>
+              <w:jc w:val="center"/>
+            </w:pPr>
+            <w:r>
+              <w:rPr>
+                <w:rFonts w:ascii="Arial" w:cs="Arial" w:eastAsia="Arial" w:hAnsi="Arial"/>
+                <w:b w:val="false"/>
+                <w:bCs w:val="false"/>
+                <w:color w:val="E74C3C"/>
+                <w:sz w:val="15"/>
+                <w:szCs w:val="15"/>
+              </w:rPr>
+              <w:t xml:space="preserve">520.0%</w:t>
+            </w:r>
+          </w:p>
+        </w:tc>
+        <w:tc>
+          <w:tcPr>
+            <w:tcW w:type="dxa" w:w="2500"/>
+            <w:tcBorders>
+              <w:top w:val="single" w:color="CCCCCC" w:sz="1"/>
+              <w:left w:val="single" w:color="CCCCCC" w:sz="1"/>
+              <w:bottom w:val="single" w:color="CCCCCC" w:sz="1"/>
+              <w:right w:val="single" w:color="CCCCCC" w:sz="1"/>
+            </w:tcBorders>
+            <w:tcMar>
+              <w:top w:type="dxa" w:w="60"/>
+              <w:left w:type="dxa" w:w="80"/>
+              <w:bottom w:type="dxa" w:w="60"/>
+              <w:right w:type="dxa" w:w="80"/>
+            </w:tcMar>
+            <w:vAlign w:val="center"/>
+          </w:tcPr>
+          <w:p>
+            <w:pPr>
+              <w:jc w:val="left"/>
+            </w:pPr>
+            <w:r>
+              <w:rPr>
+                <w:rFonts w:ascii="Arial" w:cs="Arial" w:eastAsia="Arial" w:hAnsi="Arial"/>
+                <w:b w:val="false"/>
+                <w:bCs w:val="false"/>
+                <w:color w:val="333333"/>
+                <w:sz w:val="15"/>
+                <w:szCs w:val="15"/>
+              </w:rPr>
+              <w:t xml:space="preserve">稼働率</w:t>
+            </w:r>
+          </w:p>
+        </w:tc>
+        <w:tc>
+          <w:tcPr>
+            <w:tcW w:type="dxa" w:w="2500"/>
+            <w:tcBorders>
+              <w:top w:val="single" w:color="CCCCCC" w:sz="1"/>
+              <w:left w:val="single" w:color="CCCCCC" w:sz="1"/>
+              <w:bottom w:val="single" w:color="CCCCCC" w:sz="1"/>
+              <w:right w:val="single" w:color="CCCCCC" w:sz="1"/>
+            </w:tcBorders>
+            <w:tcMar>
+              <w:top w:type="dxa" w:w="60"/>
+              <w:left w:type="dxa" w:w="80"/>
+              <w:bottom w:type="dxa" w:w="60"/>
+              <w:right w:type="dxa" w:w="80"/>
+            </w:tcMar>
+            <w:vAlign w:val="center"/>
+          </w:tcPr>
+          <w:p>
+            <w:pPr>
+              <w:jc w:val="center"/>
+            </w:pPr>
+            <w:r>
+              <w:rPr>
+                <w:rFonts w:ascii="Arial" w:cs="Arial" w:eastAsia="Arial" w:hAnsi="Arial"/>
+                <w:b w:val="false"/>
+                <w:bCs w:val="false"/>
+                <w:color w:val="333333"/>
+                <w:sz w:val="15"/>
+                <w:szCs w:val="15"/>
+              </w:rPr>
+              <w:t xml:space="preserve">72.3%</w:t>
+            </w:r>
+          </w:p>
+        </w:tc>
+      </w:tr>
+      <w:tr>
+        <w:tc>
+          <w:tcPr>
+            <w:tcW w:type="dxa" w:w="2500"/>
+            <w:tcBorders>
+              <w:top w:val="single" w:color="CCCCCC" w:sz="1"/>
+              <w:left w:val="single" w:color="CCCCCC" w:sz="1"/>
+              <w:bottom w:val="single" w:color="CCCCCC" w:sz="1"/>
+              <w:right w:val="single" w:color="CCCCCC" w:sz="1"/>
+            </w:tcBorders>
+            <w:tcMar>
+              <w:top w:type="dxa" w:w="60"/>
+              <w:left w:type="dxa" w:w="80"/>
+              <w:bottom w:type="dxa" w:w="60"/>
+              <w:right w:type="dxa" w:w="80"/>
+            </w:tcMar>
+            <w:vAlign w:val="center"/>
+          </w:tcPr>
+          <w:p>
+            <w:pPr>
+              <w:jc w:val="left"/>
+            </w:pPr>
+            <w:r>
+              <w:rPr>
+                <w:rFonts w:ascii="Arial" w:cs="Arial" w:eastAsia="Arial" w:hAnsi="Arial"/>
+                <w:b w:val="false"/>
+                <w:bCs w:val="false"/>
+                <w:color w:val="333333"/>
+                <w:sz w:val="15"/>
+                <w:szCs w:val="15"/>
+              </w:rPr>
+              <w:t xml:space="preserve">優先度</w:t>
+            </w:r>
+          </w:p>
+        </w:tc>
+        <w:tc>
+          <w:tcPr>
+            <w:tcW w:type="dxa" w:w="2500"/>
+            <w:tcBorders>
+              <w:top w:val="single" w:color="CCCCCC" w:sz="1"/>
+              <w:left w:val="single" w:color="CCCCCC" w:sz="1"/>
+              <w:bottom w:val="single" w:color="CCCCCC" w:sz="1"/>
+              <w:right w:val="single" w:color="CCCCCC" w:sz="1"/>
+            </w:tcBorders>
+            <w:shd w:fill="FFF3E0" w:color="FFF3E0" w:val="solid"/>
+            <w:tcMar>
+              <w:top w:type="dxa" w:w="60"/>
+              <w:left w:type="dxa" w:w="80"/>
+              <w:bottom w:type="dxa" w:w="60"/>
+              <w:right w:type="dxa" w:w="80"/>
+            </w:tcMar>
+            <w:vAlign w:val="center"/>
+          </w:tcPr>
+          <w:p>
+            <w:pPr>
+              <w:jc w:val="center"/>
+            </w:pPr>
+            <w:r>
+              <w:rPr>
+                <w:rFonts w:ascii="Arial" w:cs="Arial" w:eastAsia="Arial" w:hAnsi="Arial"/>
+                <w:b/>
+                <w:bCs/>
+                <w:color w:val="E65100"/>
+                <w:sz w:val="15"/>
+                <w:szCs w:val="15"/>
+              </w:rPr>
+              <w:t xml:space="preserve">🟠 高</w:t>
+            </w:r>
+          </w:p>
+        </w:tc>
+        <w:tc>
+          <w:tcPr>
+            <w:tcW w:type="dxa" w:w="2500"/>
+            <w:tcBorders>
+              <w:top w:val="single" w:color="CCCCCC" w:sz="1"/>
+              <w:left w:val="single" w:color="CCCCCC" w:sz="1"/>
+              <w:bottom w:val="single" w:color="CCCCCC" w:sz="1"/>
+              <w:right w:val="single" w:color="CCCCCC" w:sz="1"/>
+            </w:tcBorders>
+            <w:tcMar>
+              <w:top w:type="dxa" w:w="60"/>
+              <w:left w:type="dxa" w:w="80"/>
+              <w:bottom w:type="dxa" w:w="60"/>
+              <w:right w:type="dxa" w:w="80"/>
+            </w:tcMar>
+            <w:vAlign w:val="center"/>
+          </w:tcPr>
+          <w:p>
+            <w:pPr>
+              <w:jc w:val="left"/>
+            </w:pPr>
+            <w:r>
+              <w:rPr>
+                <w:rFonts w:ascii="Arial" w:cs="Arial" w:eastAsia="Arial" w:hAnsi="Arial"/>
+                <w:b w:val="false"/>
+                <w:bCs w:val="false"/>
+                <w:color w:val="333333"/>
+                <w:sz w:val="15"/>
+                <w:szCs w:val="15"/>
+              </w:rPr>
+              <w:t xml:space="preserve">利益率</w:t>
+            </w:r>
+          </w:p>
+        </w:tc>
+        <w:tc>
+          <w:tcPr>
+            <w:tcW w:type="dxa" w:w="2500"/>
+            <w:tcBorders>
+              <w:top w:val="single" w:color="CCCCCC" w:sz="1"/>
+              <w:left w:val="single" w:color="CCCCCC" w:sz="1"/>
+              <w:bottom w:val="single" w:color="CCCCCC" w:sz="1"/>
+              <w:right w:val="single" w:color="CCCCCC" w:sz="1"/>
+            </w:tcBorders>
+            <w:tcMar>
+              <w:top w:type="dxa" w:w="60"/>
+              <w:left w:type="dxa" w:w="80"/>
+              <w:bottom w:type="dxa" w:w="60"/>
+              <w:right w:type="dxa" w:w="80"/>
+            </w:tcMar>
+            <w:vAlign w:val="center"/>
+          </w:tcPr>
+          <w:p>
+            <w:pPr>
+              <w:jc w:val="center"/>
+            </w:pPr>
+            <w:r>
+              <w:rPr>
+                <w:rFonts w:ascii="Arial" w:cs="Arial" w:eastAsia="Arial" w:hAnsi="Arial"/>
+                <w:b w:val="false"/>
+                <w:bCs w:val="false"/>
+                <w:color w:val="333333"/>
+                <w:sz w:val="15"/>
+                <w:szCs w:val="15"/>
+              </w:rPr>
+              <w:t xml:space="preserve">33.9%</w:t>
+            </w:r>
+          </w:p>
+        </w:tc>
+      </w:tr>
+      <w:tr>
+        <w:tc>
+          <w:tcPr>
+            <w:tcW w:type="dxa" w:w="2500"/>
+            <w:tcBorders>
+              <w:top w:val="single" w:color="CCCCCC" w:sz="1"/>
+              <w:left w:val="single" w:color="CCCCCC" w:sz="1"/>
+              <w:bottom w:val="single" w:color="CCCCCC" w:sz="1"/>
+              <w:right w:val="single" w:color="CCCCCC" w:sz="1"/>
+            </w:tcBorders>
+            <w:tcMar>
+              <w:top w:type="dxa" w:w="60"/>
+              <w:left w:type="dxa" w:w="80"/>
+              <w:bottom w:type="dxa" w:w="60"/>
+              <w:right w:type="dxa" w:w="80"/>
+            </w:tcMar>
+            <w:vAlign w:val="center"/>
+          </w:tcPr>
+          <w:p>
+            <w:pPr>
+              <w:jc w:val="left"/>
+            </w:pPr>
+            <w:r>
+              <w:rPr>
+                <w:rFonts w:ascii="Arial" w:cs="Arial" w:eastAsia="Arial" w:hAnsi="Arial"/>
+                <w:b w:val="false"/>
+                <w:bCs w:val="false"/>
+                <w:color w:val="333333"/>
+                <w:sz w:val="15"/>
+                <w:szCs w:val="15"/>
+              </w:rPr>
+              <w:t xml:space="preserve">マトリクス分類</w:t>
+            </w:r>
+          </w:p>
+        </w:tc>
+        <w:tc>
+          <w:tcPr>
+            <w:tcW w:type="dxa" w:w="2500"/>
+            <w:tcBorders>
+              <w:top w:val="single" w:color="CCCCCC" w:sz="1"/>
+              <w:left w:val="single" w:color="CCCCCC" w:sz="1"/>
+              <w:bottom w:val="single" w:color="CCCCCC" w:sz="1"/>
+              <w:right w:val="single" w:color="CCCCCC" w:sz="1"/>
+            </w:tcBorders>
+            <w:tcMar>
+              <w:top w:type="dxa" w:w="60"/>
+              <w:left w:type="dxa" w:w="80"/>
+              <w:bottom w:type="dxa" w:w="60"/>
+              <w:right w:type="dxa" w:w="80"/>
+            </w:tcMar>
+            <w:vAlign w:val="center"/>
+          </w:tcPr>
+          <w:p>
+            <w:pPr>
+              <w:jc w:val="center"/>
+            </w:pPr>
+            <w:r>
+              <w:rPr>
+                <w:rFonts w:ascii="Arial" w:cs="Arial" w:eastAsia="Arial" w:hAnsi="Arial"/>
+                <w:b/>
+                <w:bCs/>
+                <w:color w:val="333333"/>
+                <w:sz w:val="15"/>
+                <w:szCs w:val="15"/>
+              </w:rPr>
+              <w:t xml:space="preserve">高品質×低売上</w:t>
+            </w:r>
+          </w:p>
+        </w:tc>
+        <w:tc>
+          <w:tcPr>
+            <w:tcW w:type="dxa" w:w="2500"/>
+            <w:tcBorders>
+              <w:top w:val="single" w:color="CCCCCC" w:sz="1"/>
+              <w:left w:val="single" w:color="CCCCCC" w:sz="1"/>
+              <w:bottom w:val="single" w:color="CCCCCC" w:sz="1"/>
+              <w:right w:val="single" w:color="CCCCCC" w:sz="1"/>
+            </w:tcBorders>
+            <w:tcMar>
+              <w:top w:type="dxa" w:w="60"/>
+              <w:left w:type="dxa" w:w="80"/>
+              <w:bottom w:type="dxa" w:w="60"/>
+              <w:right w:type="dxa" w:w="80"/>
+            </w:tcMar>
+            <w:vAlign w:val="center"/>
+          </w:tcPr>
+          <w:p>
+            <w:pPr>
+              <w:jc w:val="left"/>
+            </w:pPr>
+            <w:r>
+              <w:rPr>
+                <w:rFonts w:ascii="Arial" w:cs="Arial" w:eastAsia="Arial" w:hAnsi="Arial"/>
+                <w:b w:val="false"/>
+                <w:bCs w:val="false"/>
+                <w:color w:val="333333"/>
+                <w:sz w:val="15"/>
+                <w:szCs w:val="15"/>
+              </w:rPr>
+              <w:t xml:space="preserve">客室数 / スタッフ数</w:t>
+            </w:r>
+          </w:p>
+        </w:tc>
+        <w:tc>
+          <w:tcPr>
+            <w:tcW w:type="dxa" w:w="2500"/>
+            <w:tcBorders>
+              <w:top w:val="single" w:color="CCCCCC" w:sz="1"/>
+              <w:left w:val="single" w:color="CCCCCC" w:sz="1"/>
+              <w:bottom w:val="single" w:color="CCCCCC" w:sz="1"/>
+              <w:right w:val="single" w:color="CCCCCC" w:sz="1"/>
+            </w:tcBorders>
+            <w:tcMar>
+              <w:top w:type="dxa" w:w="60"/>
+              <w:left w:type="dxa" w:w="80"/>
+              <w:bottom w:type="dxa" w:w="60"/>
+              <w:right w:type="dxa" w:w="80"/>
+            </w:tcMar>
+            <w:vAlign w:val="center"/>
+          </w:tcPr>
+          <w:p>
+            <w:pPr>
+              <w:jc w:val="center"/>
+            </w:pPr>
+            <w:r>
+              <w:rPr>
+                <w:rFonts w:ascii="Arial" w:cs="Arial" w:eastAsia="Arial" w:hAnsi="Arial"/>
+                <w:b w:val="false"/>
+                <w:bCs w:val="false"/>
+                <w:color w:val="333333"/>
+                <w:sz w:val="15"/>
+                <w:szCs w:val="15"/>
+              </w:rPr>
+              <w:t xml:space="preserve">114室 / 15名</w:t>
             </w:r>
           </w:p>
         </w:tc>
@@ -22367,7 +24379,7 @@
                 <w:sz w:val="14"/>
                 <w:szCs w:val="14"/>
               </w:rPr>
-              <w:t xml:space="preserve">9.07</w:t>
+              <w:t xml:space="preserve">9.06</w:t>
             </w:r>
           </w:p>
         </w:tc>
@@ -22574,7 +24586,7 @@
                 <w:sz w:val="14"/>
                 <w:szCs w:val="14"/>
               </w:rPr>
-              <w:t xml:space="preserve">8.31</w:t>
+              <w:t xml:space="preserve">8.25</w:t>
             </w:r>
           </w:p>
         </w:tc>
@@ -22781,7 +24793,7 @@
                 <w:sz w:val="14"/>
                 <w:szCs w:val="14"/>
               </w:rPr>
-              <w:t xml:space="preserve">9.32</w:t>
+              <w:t xml:space="preserve">9.31</w:t>
             </w:r>
           </w:p>
         </w:tc>
@@ -22954,7 +24966,7 @@
                 <w:sz w:val="14"/>
                 <w:szCs w:val="14"/>
               </w:rPr>
-              <w:t xml:space="preserve">ホテルコメント横浜関内</w:t>
+              <w:t xml:space="preserve">ホテルケヤキゲート東京府中</w:t>
             </w:r>
           </w:p>
         </w:tc>
@@ -22988,7 +25000,7 @@
                 <w:sz w:val="14"/>
                 <w:szCs w:val="14"/>
               </w:rPr>
-              <w:t xml:space="preserve">8.83</w:t>
+              <w:t xml:space="preserve">8.97</w:t>
             </w:r>
           </w:p>
         </w:tc>
@@ -23022,7 +25034,7 @@
                 <w:sz w:val="14"/>
                 <w:szCs w:val="14"/>
               </w:rPr>
-              <w:t xml:space="preserve">¥4,463,320</w:t>
+              <w:t xml:space="preserve">¥4,425,395</w:t>
             </w:r>
           </w:p>
         </w:tc>
@@ -23056,7 +25068,7 @@
                 <w:sz w:val="14"/>
                 <w:szCs w:val="14"/>
               </w:rPr>
-              <w:t xml:space="preserve">79.2%</w:t>
+              <w:t xml:space="preserve">82.4%</w:t>
             </w:r>
           </w:p>
         </w:tc>
@@ -23090,7 +25102,7 @@
                 <w:sz w:val="14"/>
                 <w:szCs w:val="14"/>
               </w:rPr>
-              <w:t xml:space="preserve">高品質×高売上</w:t>
+              <w:t xml:space="preserve">高品質×低売上</w:t>
             </w:r>
           </w:p>
         </w:tc>
@@ -23161,7 +25173,7 @@
                 <w:sz w:val="14"/>
                 <w:szCs w:val="14"/>
               </w:rPr>
-              <w:t xml:space="preserve">ホテルケヤキゲート東京府中</w:t>
+              <w:t xml:space="preserve">第一イン池袋</w:t>
             </w:r>
           </w:p>
         </w:tc>
@@ -23195,7 +25207,7 @@
                 <w:sz w:val="14"/>
                 <w:szCs w:val="14"/>
               </w:rPr>
-              <w:t xml:space="preserve">8.98</w:t>
+              <w:t xml:space="preserve">9.40</w:t>
             </w:r>
           </w:p>
         </w:tc>
@@ -23229,7 +25241,7 @@
                 <w:sz w:val="14"/>
                 <w:szCs w:val="14"/>
               </w:rPr>
-              <w:t xml:space="preserve">¥4,425,395</w:t>
+              <w:t xml:space="preserve">¥4,310,610</w:t>
             </w:r>
           </w:p>
         </w:tc>
@@ -23263,7 +25275,7 @@
                 <w:sz w:val="14"/>
                 <w:szCs w:val="14"/>
               </w:rPr>
-              <w:t xml:space="preserve">82.4%</w:t>
+              <w:t xml:space="preserve">76.2%</w:t>
             </w:r>
           </w:p>
         </w:tc>
@@ -23368,7 +25380,7 @@
                 <w:sz w:val="14"/>
                 <w:szCs w:val="14"/>
               </w:rPr>
-              <w:t xml:space="preserve">第一イン池袋</w:t>
+              <w:t xml:space="preserve">コンフォートホテルERA東京東神田</w:t>
             </w:r>
           </w:p>
         </w:tc>
@@ -23402,7 +25414,7 @@
                 <w:sz w:val="14"/>
                 <w:szCs w:val="14"/>
               </w:rPr>
-              <w:t xml:space="preserve">9.44</w:t>
+              <w:t xml:space="preserve">8.93</w:t>
             </w:r>
           </w:p>
         </w:tc>
@@ -23436,7 +25448,7 @@
                 <w:sz w:val="14"/>
                 <w:szCs w:val="14"/>
               </w:rPr>
-              <w:t xml:space="preserve">¥4,310,610</w:t>
+              <w:t xml:space="preserve">¥4,047,280</w:t>
             </w:r>
           </w:p>
         </w:tc>
@@ -23470,7 +25482,7 @@
                 <w:sz w:val="14"/>
                 <w:szCs w:val="14"/>
               </w:rPr>
-              <w:t xml:space="preserve">76.2%</w:t>
+              <w:t xml:space="preserve">65.8%</w:t>
             </w:r>
           </w:p>
         </w:tc>
@@ -23575,7 +25587,7 @@
                 <w:sz w:val="14"/>
                 <w:szCs w:val="14"/>
               </w:rPr>
-              <w:t xml:space="preserve">コンフォートホテルERA東京東神田</w:t>
+              <w:t xml:space="preserve">リッチモンドホテル東京目白</w:t>
             </w:r>
           </w:p>
         </w:tc>
@@ -23609,7 +25621,7 @@
                 <w:sz w:val="14"/>
                 <w:szCs w:val="14"/>
               </w:rPr>
-              <w:t xml:space="preserve">8.93</w:t>
+              <w:t xml:space="preserve">8.60</w:t>
             </w:r>
           </w:p>
         </w:tc>
@@ -23643,7 +25655,7 @@
                 <w:sz w:val="14"/>
                 <w:szCs w:val="14"/>
               </w:rPr>
-              <w:t xml:space="preserve">¥4,047,280</w:t>
+              <w:t xml:space="preserve">¥3,663,440</w:t>
             </w:r>
           </w:p>
         </w:tc>
@@ -23677,421 +25689,7 @@
                 <w:sz w:val="14"/>
                 <w:szCs w:val="14"/>
               </w:rPr>
-              <w:t xml:space="preserve">65.8%</w:t>
-            </w:r>
-          </w:p>
-        </w:tc>
-        <w:tc>
-          <w:tcPr>
-            <w:tcW w:type="dxa" w:w="2000"/>
-            <w:tcBorders>
-              <w:top w:val="single" w:color="CCCCCC" w:sz="1"/>
-              <w:left w:val="single" w:color="CCCCCC" w:sz="1"/>
-              <w:bottom w:val="single" w:color="CCCCCC" w:sz="1"/>
-              <w:right w:val="single" w:color="CCCCCC" w:sz="1"/>
-            </w:tcBorders>
-            <w:tcMar>
-              <w:top w:type="dxa" w:w="60"/>
-              <w:left w:type="dxa" w:w="80"/>
-              <w:bottom w:type="dxa" w:w="60"/>
-              <w:right w:type="dxa" w:w="80"/>
-            </w:tcMar>
-            <w:vAlign w:val="center"/>
-          </w:tcPr>
-          <w:p>
-            <w:pPr>
-              <w:jc w:val="center"/>
-            </w:pPr>
-            <w:r>
-              <w:rPr>
-                <w:rFonts w:ascii="Arial" w:cs="Arial" w:eastAsia="Arial" w:hAnsi="Arial"/>
-                <w:b w:val="false"/>
-                <w:bCs w:val="false"/>
-                <w:color w:val="333333"/>
-                <w:sz w:val="14"/>
-                <w:szCs w:val="14"/>
-              </w:rPr>
-              <w:t xml:space="preserve">高品質×低売上</w:t>
-            </w:r>
-          </w:p>
-        </w:tc>
-        <w:tc>
-          <w:tcPr>
-            <w:tcW w:type="dxa" w:w="1000"/>
-            <w:tcBorders>
-              <w:top w:val="single" w:color="CCCCCC" w:sz="1"/>
-              <w:left w:val="single" w:color="CCCCCC" w:sz="1"/>
-              <w:bottom w:val="single" w:color="CCCCCC" w:sz="1"/>
-              <w:right w:val="single" w:color="CCCCCC" w:sz="1"/>
-            </w:tcBorders>
-            <w:shd w:fill="E3F2FD" w:color="E3F2FD" w:val="solid"/>
-            <w:tcMar>
-              <w:top w:type="dxa" w:w="60"/>
-              <w:left w:type="dxa" w:w="80"/>
-              <w:bottom w:type="dxa" w:w="60"/>
-              <w:right w:type="dxa" w:w="80"/>
-            </w:tcMar>
-            <w:vAlign w:val="center"/>
-          </w:tcPr>
-          <w:p>
-            <w:pPr>
-              <w:jc w:val="center"/>
-            </w:pPr>
-            <w:r>
-              <w:rPr>
-                <w:rFonts w:ascii="Arial" w:cs="Arial" w:eastAsia="Arial" w:hAnsi="Arial"/>
-                <w:b/>
-                <w:bCs/>
-                <w:color w:val="1565C0"/>
-                <w:sz w:val="13"/>
-                <w:szCs w:val="13"/>
-              </w:rPr>
-              <w:t xml:space="preserve">🔵 標準</w:t>
-            </w:r>
-          </w:p>
-        </w:tc>
-      </w:tr>
-      <w:tr>
-        <w:tc>
-          <w:tcPr>
-            <w:tcW w:type="dxa" w:w="2800"/>
-            <w:tcBorders>
-              <w:top w:val="single" w:color="CCCCCC" w:sz="1"/>
-              <w:left w:val="single" w:color="CCCCCC" w:sz="1"/>
-              <w:bottom w:val="single" w:color="CCCCCC" w:sz="1"/>
-              <w:right w:val="single" w:color="CCCCCC" w:sz="1"/>
-            </w:tcBorders>
-            <w:tcMar>
-              <w:top w:type="dxa" w:w="60"/>
-              <w:left w:type="dxa" w:w="80"/>
-              <w:bottom w:type="dxa" w:w="60"/>
-              <w:right w:type="dxa" w:w="80"/>
-            </w:tcMar>
-            <w:vAlign w:val="center"/>
-          </w:tcPr>
-          <w:p>
-            <w:pPr>
-              <w:jc w:val="left"/>
-            </w:pPr>
-            <w:r>
-              <w:rPr>
-                <w:rFonts w:ascii="Arial" w:cs="Arial" w:eastAsia="Arial" w:hAnsi="Arial"/>
-                <w:b w:val="false"/>
-                <w:bCs w:val="false"/>
-                <w:color w:val="333333"/>
-                <w:sz w:val="14"/>
-                <w:szCs w:val="14"/>
-              </w:rPr>
-              <w:t xml:space="preserve">リッチモンドホテル東京目白</w:t>
-            </w:r>
-          </w:p>
-        </w:tc>
-        <w:tc>
-          <w:tcPr>
-            <w:tcW w:type="dxa" w:w="900"/>
-            <w:tcBorders>
-              <w:top w:val="single" w:color="CCCCCC" w:sz="1"/>
-              <w:left w:val="single" w:color="CCCCCC" w:sz="1"/>
-              <w:bottom w:val="single" w:color="CCCCCC" w:sz="1"/>
-              <w:right w:val="single" w:color="CCCCCC" w:sz="1"/>
-            </w:tcBorders>
-            <w:tcMar>
-              <w:top w:type="dxa" w:w="60"/>
-              <w:left w:type="dxa" w:w="80"/>
-              <w:bottom w:type="dxa" w:w="60"/>
-              <w:right w:type="dxa" w:w="80"/>
-            </w:tcMar>
-            <w:vAlign w:val="center"/>
-          </w:tcPr>
-          <w:p>
-            <w:pPr>
-              <w:jc w:val="center"/>
-            </w:pPr>
-            <w:r>
-              <w:rPr>
-                <w:rFonts w:ascii="Arial" w:cs="Arial" w:eastAsia="Arial" w:hAnsi="Arial"/>
-                <w:b w:val="false"/>
-                <w:bCs w:val="false"/>
-                <w:color w:val="333333"/>
-                <w:sz w:val="14"/>
-                <w:szCs w:val="14"/>
-              </w:rPr>
-              <w:t xml:space="preserve">8.60</w:t>
-            </w:r>
-          </w:p>
-        </w:tc>
-        <w:tc>
-          <w:tcPr>
-            <w:tcW w:type="dxa" w:w="1500"/>
-            <w:tcBorders>
-              <w:top w:val="single" w:color="CCCCCC" w:sz="1"/>
-              <w:left w:val="single" w:color="CCCCCC" w:sz="1"/>
-              <w:bottom w:val="single" w:color="CCCCCC" w:sz="1"/>
-              <w:right w:val="single" w:color="CCCCCC" w:sz="1"/>
-            </w:tcBorders>
-            <w:tcMar>
-              <w:top w:type="dxa" w:w="60"/>
-              <w:left w:type="dxa" w:w="80"/>
-              <w:bottom w:type="dxa" w:w="60"/>
-              <w:right w:type="dxa" w:w="80"/>
-            </w:tcMar>
-            <w:vAlign w:val="center"/>
-          </w:tcPr>
-          <w:p>
-            <w:pPr>
-              <w:jc w:val="center"/>
-            </w:pPr>
-            <w:r>
-              <w:rPr>
-                <w:rFonts w:ascii="Arial" w:cs="Arial" w:eastAsia="Arial" w:hAnsi="Arial"/>
-                <w:b w:val="false"/>
-                <w:bCs w:val="false"/>
-                <w:color w:val="333333"/>
-                <w:sz w:val="14"/>
-                <w:szCs w:val="14"/>
-              </w:rPr>
-              <w:t xml:space="preserve">¥3,663,440</w:t>
-            </w:r>
-          </w:p>
-        </w:tc>
-        <w:tc>
-          <w:tcPr>
-            <w:tcW w:type="dxa" w:w="900"/>
-            <w:tcBorders>
-              <w:top w:val="single" w:color="CCCCCC" w:sz="1"/>
-              <w:left w:val="single" w:color="CCCCCC" w:sz="1"/>
-              <w:bottom w:val="single" w:color="CCCCCC" w:sz="1"/>
-              <w:right w:val="single" w:color="CCCCCC" w:sz="1"/>
-            </w:tcBorders>
-            <w:tcMar>
-              <w:top w:type="dxa" w:w="60"/>
-              <w:left w:type="dxa" w:w="80"/>
-              <w:bottom w:type="dxa" w:w="60"/>
-              <w:right w:type="dxa" w:w="80"/>
-            </w:tcMar>
-            <w:vAlign w:val="center"/>
-          </w:tcPr>
-          <w:p>
-            <w:pPr>
-              <w:jc w:val="center"/>
-            </w:pPr>
-            <w:r>
-              <w:rPr>
-                <w:rFonts w:ascii="Arial" w:cs="Arial" w:eastAsia="Arial" w:hAnsi="Arial"/>
-                <w:b w:val="false"/>
-                <w:bCs w:val="false"/>
-                <w:color w:val="333333"/>
-                <w:sz w:val="14"/>
-                <w:szCs w:val="14"/>
-              </w:rPr>
               <w:t xml:space="preserve">81.8%</w:t>
-            </w:r>
-          </w:p>
-        </w:tc>
-        <w:tc>
-          <w:tcPr>
-            <w:tcW w:type="dxa" w:w="2000"/>
-            <w:tcBorders>
-              <w:top w:val="single" w:color="CCCCCC" w:sz="1"/>
-              <w:left w:val="single" w:color="CCCCCC" w:sz="1"/>
-              <w:bottom w:val="single" w:color="CCCCCC" w:sz="1"/>
-              <w:right w:val="single" w:color="CCCCCC" w:sz="1"/>
-            </w:tcBorders>
-            <w:tcMar>
-              <w:top w:type="dxa" w:w="60"/>
-              <w:left w:type="dxa" w:w="80"/>
-              <w:bottom w:type="dxa" w:w="60"/>
-              <w:right w:type="dxa" w:w="80"/>
-            </w:tcMar>
-            <w:vAlign w:val="center"/>
-          </w:tcPr>
-          <w:p>
-            <w:pPr>
-              <w:jc w:val="center"/>
-            </w:pPr>
-            <w:r>
-              <w:rPr>
-                <w:rFonts w:ascii="Arial" w:cs="Arial" w:eastAsia="Arial" w:hAnsi="Arial"/>
-                <w:b w:val="false"/>
-                <w:bCs w:val="false"/>
-                <w:color w:val="333333"/>
-                <w:sz w:val="14"/>
-                <w:szCs w:val="14"/>
-              </w:rPr>
-              <w:t xml:space="preserve">高品質×低売上</w:t>
-            </w:r>
-          </w:p>
-        </w:tc>
-        <w:tc>
-          <w:tcPr>
-            <w:tcW w:type="dxa" w:w="1000"/>
-            <w:tcBorders>
-              <w:top w:val="single" w:color="CCCCCC" w:sz="1"/>
-              <w:left w:val="single" w:color="CCCCCC" w:sz="1"/>
-              <w:bottom w:val="single" w:color="CCCCCC" w:sz="1"/>
-              <w:right w:val="single" w:color="CCCCCC" w:sz="1"/>
-            </w:tcBorders>
-            <w:shd w:fill="E3F2FD" w:color="E3F2FD" w:val="solid"/>
-            <w:tcMar>
-              <w:top w:type="dxa" w:w="60"/>
-              <w:left w:type="dxa" w:w="80"/>
-              <w:bottom w:type="dxa" w:w="60"/>
-              <w:right w:type="dxa" w:w="80"/>
-            </w:tcMar>
-            <w:vAlign w:val="center"/>
-          </w:tcPr>
-          <w:p>
-            <w:pPr>
-              <w:jc w:val="center"/>
-            </w:pPr>
-            <w:r>
-              <w:rPr>
-                <w:rFonts w:ascii="Arial" w:cs="Arial" w:eastAsia="Arial" w:hAnsi="Arial"/>
-                <w:b/>
-                <w:bCs/>
-                <w:color w:val="1565C0"/>
-                <w:sz w:val="13"/>
-                <w:szCs w:val="13"/>
-              </w:rPr>
-              <w:t xml:space="preserve">🔵 標準</w:t>
-            </w:r>
-          </w:p>
-        </w:tc>
-      </w:tr>
-      <w:tr>
-        <w:tc>
-          <w:tcPr>
-            <w:tcW w:type="dxa" w:w="2800"/>
-            <w:tcBorders>
-              <w:top w:val="single" w:color="CCCCCC" w:sz="1"/>
-              <w:left w:val="single" w:color="CCCCCC" w:sz="1"/>
-              <w:bottom w:val="single" w:color="CCCCCC" w:sz="1"/>
-              <w:right w:val="single" w:color="CCCCCC" w:sz="1"/>
-            </w:tcBorders>
-            <w:tcMar>
-              <w:top w:type="dxa" w:w="60"/>
-              <w:left w:type="dxa" w:w="80"/>
-              <w:bottom w:type="dxa" w:w="60"/>
-              <w:right w:type="dxa" w:w="80"/>
-            </w:tcMar>
-            <w:vAlign w:val="center"/>
-          </w:tcPr>
-          <w:p>
-            <w:pPr>
-              <w:jc w:val="left"/>
-            </w:pPr>
-            <w:r>
-              <w:rPr>
-                <w:rFonts w:ascii="Arial" w:cs="Arial" w:eastAsia="Arial" w:hAnsi="Arial"/>
-                <w:b w:val="false"/>
-                <w:bCs w:val="false"/>
-                <w:color w:val="333333"/>
-                <w:sz w:val="14"/>
-                <w:szCs w:val="14"/>
-              </w:rPr>
-              <w:t xml:space="preserve">コンフォートイン六本木</w:t>
-            </w:r>
-          </w:p>
-        </w:tc>
-        <w:tc>
-          <w:tcPr>
-            <w:tcW w:type="dxa" w:w="900"/>
-            <w:tcBorders>
-              <w:top w:val="single" w:color="CCCCCC" w:sz="1"/>
-              <w:left w:val="single" w:color="CCCCCC" w:sz="1"/>
-              <w:bottom w:val="single" w:color="CCCCCC" w:sz="1"/>
-              <w:right w:val="single" w:color="CCCCCC" w:sz="1"/>
-            </w:tcBorders>
-            <w:tcMar>
-              <w:top w:type="dxa" w:w="60"/>
-              <w:left w:type="dxa" w:w="80"/>
-              <w:bottom w:type="dxa" w:w="60"/>
-              <w:right w:type="dxa" w:w="80"/>
-            </w:tcMar>
-            <w:vAlign w:val="center"/>
-          </w:tcPr>
-          <w:p>
-            <w:pPr>
-              <w:jc w:val="center"/>
-            </w:pPr>
-            <w:r>
-              <w:rPr>
-                <w:rFonts w:ascii="Arial" w:cs="Arial" w:eastAsia="Arial" w:hAnsi="Arial"/>
-                <w:b w:val="false"/>
-                <w:bCs w:val="false"/>
-                <w:color w:val="333333"/>
-                <w:sz w:val="14"/>
-                <w:szCs w:val="14"/>
-              </w:rPr>
-              <w:t xml:space="preserve">8.25</w:t>
-            </w:r>
-          </w:p>
-        </w:tc>
-        <w:tc>
-          <w:tcPr>
-            <w:tcW w:type="dxa" w:w="1500"/>
-            <w:tcBorders>
-              <w:top w:val="single" w:color="CCCCCC" w:sz="1"/>
-              <w:left w:val="single" w:color="CCCCCC" w:sz="1"/>
-              <w:bottom w:val="single" w:color="CCCCCC" w:sz="1"/>
-              <w:right w:val="single" w:color="CCCCCC" w:sz="1"/>
-            </w:tcBorders>
-            <w:tcMar>
-              <w:top w:type="dxa" w:w="60"/>
-              <w:left w:type="dxa" w:w="80"/>
-              <w:bottom w:type="dxa" w:w="60"/>
-              <w:right w:type="dxa" w:w="80"/>
-            </w:tcMar>
-            <w:vAlign w:val="center"/>
-          </w:tcPr>
-          <w:p>
-            <w:pPr>
-              <w:jc w:val="center"/>
-            </w:pPr>
-            <w:r>
-              <w:rPr>
-                <w:rFonts w:ascii="Arial" w:cs="Arial" w:eastAsia="Arial" w:hAnsi="Arial"/>
-                <w:b w:val="false"/>
-                <w:bCs w:val="false"/>
-                <w:color w:val="333333"/>
-                <w:sz w:val="14"/>
-                <w:szCs w:val="14"/>
-              </w:rPr>
-              <w:t xml:space="preserve">¥2,842,630</w:t>
-            </w:r>
-          </w:p>
-        </w:tc>
-        <w:tc>
-          <w:tcPr>
-            <w:tcW w:type="dxa" w:w="900"/>
-            <w:tcBorders>
-              <w:top w:val="single" w:color="CCCCCC" w:sz="1"/>
-              <w:left w:val="single" w:color="CCCCCC" w:sz="1"/>
-              <w:bottom w:val="single" w:color="CCCCCC" w:sz="1"/>
-              <w:right w:val="single" w:color="CCCCCC" w:sz="1"/>
-            </w:tcBorders>
-            <w:tcMar>
-              <w:top w:type="dxa" w:w="60"/>
-              <w:left w:type="dxa" w:w="80"/>
-              <w:bottom w:type="dxa" w:w="60"/>
-              <w:right w:type="dxa" w:w="80"/>
-            </w:tcMar>
-            <w:vAlign w:val="center"/>
-          </w:tcPr>
-          <w:p>
-            <w:pPr>
-              <w:jc w:val="center"/>
-            </w:pPr>
-            <w:r>
-              <w:rPr>
-                <w:rFonts w:ascii="Arial" w:cs="Arial" w:eastAsia="Arial" w:hAnsi="Arial"/>
-                <w:b w:val="false"/>
-                <w:bCs w:val="false"/>
-                <w:color w:val="333333"/>
-                <w:sz w:val="14"/>
-                <w:szCs w:val="14"/>
-              </w:rPr>
-              <w:t xml:space="preserve">72.3%</w:t>
             </w:r>
           </w:p>
         </w:tc>

--- a/納品レポート/PRIMECHANGE戦略レポート/PRIMECHANGE_品質売上総合レポート.docx
+++ b/納品レポート/PRIMECHANGE戦略レポート/PRIMECHANGE_品質売上総合レポート.docx
@@ -549,7 +549,7 @@
                 <w:sz w:val="16"/>
                 <w:szCs w:val="16"/>
               </w:rPr>
-              <w:t xml:space="preserve">8.34 / 10.0</w:t>
+              <w:t xml:space="preserve">8.33 / 10.0</w:t>
             </w:r>
           </w:p>
         </w:tc>
@@ -1750,7 +1750,7 @@
                 <w:sz w:val="14"/>
                 <w:szCs w:val="14"/>
               </w:rPr>
-              <w:t xml:space="preserve">92</w:t>
+              <w:t xml:space="preserve">100</w:t>
             </w:r>
           </w:p>
         </w:tc>
@@ -5939,7 +5939,7 @@
                 <w:sz w:val="14"/>
                 <w:szCs w:val="14"/>
               </w:rPr>
-              <w:t xml:space="preserve">8.93</w:t>
+              <w:t xml:space="preserve">8.85</w:t>
             </w:r>
           </w:p>
         </w:tc>
@@ -5974,7 +5974,7 @@
                 <w:sz w:val="14"/>
                 <w:szCs w:val="14"/>
               </w:rPr>
-              <w:t xml:space="preserve">125</w:t>
+              <w:t xml:space="preserve">81</w:t>
             </w:r>
           </w:p>
         </w:tc>
@@ -7695,11 +7695,11 @@
                 <w:rFonts w:ascii="Arial" w:cs="Arial" w:eastAsia="Arial" w:hAnsi="Arial"/>
                 <w:b w:val="false"/>
                 <w:bCs w:val="false"/>
-                <w:color w:val="27AE60"/>
+                <w:color w:val="333333"/>
                 <w:sz w:val="14"/>
                 <w:szCs w:val="14"/>
               </w:rPr>
-              <w:t xml:space="preserve">8.66</w:t>
+              <w:t xml:space="preserve">8.46</w:t>
             </w:r>
           </w:p>
         </w:tc>
@@ -7734,7 +7734,7 @@
                 <w:sz w:val="14"/>
                 <w:szCs w:val="14"/>
               </w:rPr>
-              <w:t xml:space="preserve">86</w:t>
+              <w:t xml:space="preserve">141</w:t>
             </w:r>
           </w:p>
         </w:tc>
@@ -10173,7 +10173,7 @@
                 <w:sz w:val="15"/>
                 <w:szCs w:val="15"/>
               </w:rPr>
-              <w:t xml:space="preserve">